--- a/algorithm.docx
+++ b/algorithm.docx
@@ -299,7 +299,7 @@
         <w:rPr>
           <w:lang w:val="en-US"/>
         </w:rPr>
-        <w:t>Brute Force AI:</w:t>
+        <w:t>Encoding – Mã Hóa:</w:t>
       </w:r>
     </w:p>
     <w:p>
@@ -307,7 +307,7 @@
         <w:pStyle w:val="ListParagraph"/>
         <w:numPr>
           <w:ilvl w:val="0"/>
-          <w:numId w:val="5"/>
+          <w:numId w:val="11"/>
         </w:numPr>
         <w:rPr>
           <w:lang w:val="en-US"/>
@@ -317,13 +317,25 @@
         <w:rPr>
           <w:lang w:val="en-US"/>
         </w:rPr>
-        <w:t xml:space="preserve">Ý </w:t>
-      </w:r>
-      <w:r>
-        <w:rPr>
-          <w:lang w:val="en-US"/>
-        </w:rPr>
-        <w:t>Tưởng?</w:t>
+        <w:t xml:space="preserve">Cách </w:t>
+      </w:r>
+      <w:r>
+        <w:rPr>
+          <w:lang w:val="en-US"/>
+        </w:rPr>
+        <w:t xml:space="preserve">Mã Hóa Các Kí Tự Chữ Cái Thành </w:t>
+      </w:r>
+      <w:r>
+        <w:rPr>
+          <w:lang w:val="en-US"/>
+        </w:rPr>
+        <w:t>Vector</w:t>
+      </w:r>
+      <w:r>
+        <w:rPr>
+          <w:lang w:val="en-US"/>
+        </w:rPr>
+        <w:t>?</w:t>
       </w:r>
     </w:p>
     <w:p>
@@ -331,7 +343,7 @@
         <w:pStyle w:val="ListParagraph"/>
         <w:numPr>
           <w:ilvl w:val="0"/>
-          <w:numId w:val="6"/>
+          <w:numId w:val="8"/>
         </w:numPr>
         <w:rPr>
           <w:lang w:val="en-US"/>
@@ -341,25 +353,7 @@
         <w:rPr>
           <w:lang w:val="en-US"/>
         </w:rPr>
-        <w:t xml:space="preserve">Giả sử Input là 1 điểm trong không gian n chiều, và giá trị được gán cho nó là 1 số nào đó, ta có rất nhiều Input như vậy, bài toán đặt ra là nếu ta cho AI 1 Input mới hoàn toàn thì giá trị nó trả về sẽ là bao nhiêu, cách đơn giản nhất để tìm ra là sử dụng phép nội suy, Input mới </w:t>
-      </w:r>
-      <w:r>
-        <w:rPr>
-          <w:lang w:val="en-US"/>
-        </w:rPr>
-        <w:t xml:space="preserve">càng </w:t>
-      </w:r>
-      <w:r>
-        <w:rPr>
-          <w:lang w:val="en-US"/>
-        </w:rPr>
-        <w:t>gần Input đã có nào thì giá trị của nó càng nghiêng về</w:t>
-      </w:r>
-      <w:r>
-        <w:rPr>
-          <w:lang w:val="en-US"/>
-        </w:rPr>
-        <w:t xml:space="preserve"> Input đó</w:t>
+        <w:t>Giả sử có 26 chữ cái, thì mỗi chữ cái tương ứng với 1 One Hot Vector, vâng, đó là Vector mà mọi phần tử đều = 0 ngoại trừ phần tử có vị trí là số thứ tự của chữ cái có giá trị = 1</w:t>
       </w:r>
     </w:p>
     <w:p>
@@ -367,7 +361,7 @@
         <w:pStyle w:val="ListParagraph"/>
         <w:numPr>
           <w:ilvl w:val="0"/>
-          <w:numId w:val="6"/>
+          <w:numId w:val="8"/>
         </w:numPr>
         <w:rPr>
           <w:lang w:val="en-US"/>
@@ -377,87 +371,7 @@
         <w:rPr>
           <w:lang w:val="en-US"/>
         </w:rPr>
-        <w:t>N</w:t>
-      </w:r>
-      <w:r>
-        <w:rPr>
-          <w:lang w:val="en-US"/>
-        </w:rPr>
-        <w:t>hư vậy</w:t>
-      </w:r>
-      <w:r>
-        <w:rPr>
-          <w:lang w:val="en-US"/>
-        </w:rPr>
-        <w:t xml:space="preserve"> nghịch đảo</w:t>
-      </w:r>
-      <w:r>
-        <w:rPr>
-          <w:lang w:val="en-US"/>
-        </w:rPr>
-        <w:t xml:space="preserve"> khoảng cách</w:t>
-      </w:r>
-      <w:r>
-        <w:rPr>
-          <w:lang w:val="en-US"/>
-        </w:rPr>
-        <w:t xml:space="preserve"> mũ k</w:t>
-      </w:r>
-      <w:r>
-        <w:rPr>
-          <w:lang w:val="en-US"/>
-        </w:rPr>
-        <w:t xml:space="preserve"> của Input mới tới tất cả các Input đã có sẽ là</w:t>
-      </w:r>
-      <w:r>
-        <w:rPr>
-          <w:lang w:val="en-US"/>
-        </w:rPr>
-        <w:t xml:space="preserve"> </w:t>
-      </w:r>
-      <w:r>
-        <w:rPr>
-          <w:lang w:val="en-US"/>
-        </w:rPr>
-        <w:t>trọng số</w:t>
-      </w:r>
-      <w:r>
-        <w:rPr>
-          <w:lang w:val="en-US"/>
-        </w:rPr>
-        <w:t xml:space="preserve">, trọng số này được </w:t>
-      </w:r>
-      <w:r>
-        <w:rPr>
-          <w:lang w:val="en-US"/>
-        </w:rPr>
-        <w:t>chuẩn hóa</w:t>
-      </w:r>
-      <w:r>
-        <w:rPr>
-          <w:lang w:val="en-US"/>
-        </w:rPr>
-        <w:t xml:space="preserve"> sao cho tổng của chúng = 1, </w:t>
-      </w:r>
-      <w:r>
-        <w:rPr>
-          <w:lang w:val="en-US"/>
-        </w:rPr>
-        <w:t>k là độ tương phản, càng lớn t</w:t>
-      </w:r>
-      <w:bookmarkStart w:id="0" w:name="_GoBack"/>
-      <w:bookmarkEnd w:id="0"/>
-      <w:r>
-        <w:rPr>
-          <w:lang w:val="en-US"/>
-        </w:rPr>
-        <w:t>hì giá trị trả về càng chính xác</w:t>
-      </w:r>
-      <w:r>
-        <w:rPr>
-          <w:lang w:val="en-US"/>
-        </w:rPr>
-        <w:t>, thông thường đặt = 20</w:t>
+        <w:t>Ví dụ</w:t>
       </w:r>
     </w:p>
     <w:p>
@@ -465,7 +379,7 @@
         <w:pStyle w:val="ListParagraph"/>
         <w:numPr>
           <w:ilvl w:val="0"/>
-          <w:numId w:val="5"/>
+          <w:numId w:val="8"/>
         </w:numPr>
         <w:rPr>
           <w:lang w:val="en-US"/>
@@ -475,25 +389,7 @@
         <w:rPr>
           <w:lang w:val="en-US"/>
         </w:rPr>
-        <w:t>Pseudo Code?</w:t>
-      </w:r>
-    </w:p>
-    <w:p>
-      <w:pPr>
-        <w:pStyle w:val="ListParagraph"/>
-        <w:numPr>
-          <w:ilvl w:val="0"/>
-          <w:numId w:val="6"/>
-        </w:numPr>
-        <w:rPr>
-          <w:lang w:val="en-US"/>
-        </w:rPr>
-      </w:pPr>
-      <w:r>
-        <w:rPr>
-          <w:lang w:val="en-US"/>
-        </w:rPr>
-        <w:t>Đặt độ tương phản</w:t>
+        <w:t>Mã hóa chữ b khi Input chỉ có thể là a, b, c, d, e</w:t>
       </w:r>
     </w:p>
     <w:p>
@@ -507,14 +403,146 @@
         </w:pBdr>
         <w:ind w:left="1080"/>
         <w:rPr>
-          <w:lang w:val="en-US"/>
-        </w:rPr>
-      </w:pPr>
-      <w:r>
-        <w:rPr>
-          <w:lang w:val="en-US"/>
-        </w:rPr>
-        <w:t>k = 20</w:t>
+          <w:rFonts w:ascii="Cambria Math" w:hAnsi="Cambria Math"/>
+          <w:lang w:val="en-US"/>
+          <w:oMath/>
+        </w:rPr>
+      </w:pPr>
+      <m:oMathPara>
+        <m:oMathParaPr>
+          <m:jc m:val="left"/>
+        </m:oMathParaPr>
+        <m:oMath>
+          <m:r>
+            <w:rPr>
+              <w:rFonts w:ascii="Cambria Math" w:hAnsi="Cambria Math"/>
+              <w:lang w:val="en-US"/>
+            </w:rPr>
+            <m:t>'b'=</m:t>
+          </m:r>
+          <m:d>
+            <m:dPr>
+              <m:ctrlPr>
+                <w:rPr>
+                  <w:rFonts w:ascii="Cambria Math" w:hAnsi="Cambria Math"/>
+                  <w:i/>
+                  <w:lang w:val="en-US"/>
+                </w:rPr>
+              </m:ctrlPr>
+            </m:dPr>
+            <m:e>
+              <m:m>
+                <m:mPr>
+                  <m:mcs>
+                    <m:mc>
+                      <m:mcPr>
+                        <m:count m:val="3"/>
+                        <m:mcJc m:val="center"/>
+                      </m:mcPr>
+                    </m:mc>
+                  </m:mcs>
+                  <m:ctrlPr>
+                    <w:rPr>
+                      <w:rFonts w:ascii="Cambria Math" w:hAnsi="Cambria Math"/>
+                      <w:i/>
+                      <w:lang w:val="en-US"/>
+                    </w:rPr>
+                  </m:ctrlPr>
+                </m:mPr>
+                <m:mr>
+                  <m:e>
+                    <m:r>
+                      <w:rPr>
+                        <w:rFonts w:ascii="Cambria Math" w:hAnsi="Cambria Math"/>
+                        <w:lang w:val="en-US"/>
+                      </w:rPr>
+                      <m:t>0</m:t>
+                    </m:r>
+                  </m:e>
+                  <m:e>
+                    <m:r>
+                      <w:rPr>
+                        <w:rFonts w:ascii="Cambria Math" w:hAnsi="Cambria Math"/>
+                        <w:lang w:val="en-US"/>
+                      </w:rPr>
+                      <m:t>1</m:t>
+                    </m:r>
+                  </m:e>
+                  <m:e>
+                    <m:m>
+                      <m:mPr>
+                        <m:mcs>
+                          <m:mc>
+                            <m:mcPr>
+                              <m:count m:val="3"/>
+                              <m:mcJc m:val="center"/>
+                            </m:mcPr>
+                          </m:mc>
+                        </m:mcs>
+                        <m:ctrlPr>
+                          <w:rPr>
+                            <w:rFonts w:ascii="Cambria Math" w:hAnsi="Cambria Math"/>
+                            <w:i/>
+                            <w:lang w:val="en-US"/>
+                          </w:rPr>
+                        </m:ctrlPr>
+                      </m:mPr>
+                      <m:mr>
+                        <m:e>
+                          <m:r>
+                            <w:rPr>
+                              <w:rFonts w:ascii="Cambria Math" w:hAnsi="Cambria Math"/>
+                              <w:lang w:val="en-US"/>
+                            </w:rPr>
+                            <m:t>0</m:t>
+                          </m:r>
+                        </m:e>
+                        <m:e>
+                          <m:r>
+                            <w:rPr>
+                              <w:rFonts w:ascii="Cambria Math" w:hAnsi="Cambria Math"/>
+                              <w:lang w:val="en-US"/>
+                            </w:rPr>
+                            <m:t>0</m:t>
+                          </m:r>
+                        </m:e>
+                        <m:e>
+                          <m:r>
+                            <w:rPr>
+                              <w:rFonts w:ascii="Cambria Math" w:hAnsi="Cambria Math"/>
+                              <w:lang w:val="en-US"/>
+                            </w:rPr>
+                            <m:t>0</m:t>
+                          </m:r>
+                        </m:e>
+                      </m:mr>
+                    </m:m>
+                  </m:e>
+                </m:mr>
+              </m:m>
+            </m:e>
+          </m:d>
+        </m:oMath>
+      </m:oMathPara>
+    </w:p>
+    <w:p>
+      <w:pPr>
+        <w:rPr>
+          <w:lang w:val="en-US"/>
+        </w:rPr>
+      </w:pPr>
+    </w:p>
+    <w:p>
+      <w:pPr>
+        <w:rPr>
+          <w:lang w:val="en-US"/>
+        </w:rPr>
+      </w:pPr>
+      <w:r>
+        <w:rPr>
+          <w:lang w:val="en-US"/>
+        </w:rPr>
+        <w:t>Loss Function – Hàm Thất Thoát:</w:t>
       </w:r>
     </w:p>
     <w:p>
@@ -522,7 +550,7 @@
         <w:pStyle w:val="ListParagraph"/>
         <w:numPr>
           <w:ilvl w:val="0"/>
-          <w:numId w:val="6"/>
+          <w:numId w:val="13"/>
         </w:numPr>
         <w:rPr>
           <w:lang w:val="en-US"/>
@@ -532,7 +560,116 @@
         <w:rPr>
           <w:lang w:val="en-US"/>
         </w:rPr>
-        <w:t>Tính nghịch đảo khoảng cách mũ k</w:t>
+        <w:t>MSE (Mean Squared Error)?</w:t>
+      </w:r>
+    </w:p>
+    <w:p>
+      <w:pPr>
+        <w:pStyle w:val="ListParagraph"/>
+        <w:numPr>
+          <w:ilvl w:val="0"/>
+          <w:numId w:val="8"/>
+        </w:numPr>
+        <w:rPr>
+          <w:lang w:val="en-US"/>
+        </w:rPr>
+      </w:pPr>
+      <w:r>
+        <w:rPr>
+          <w:lang w:val="en-US"/>
+        </w:rPr>
+        <w:t>Có 2 Vector A và B có cùng số phần tử, A là Vector có giá trị đúng, còn B là dự đoán, khi đó lấy B – A, bình phương các phần tử rồi lấy giá trị trung bình là ra MSE</w:t>
+      </w:r>
+    </w:p>
+    <w:p>
+      <w:pPr>
+        <w:pStyle w:val="ListParagraph"/>
+        <w:numPr>
+          <w:ilvl w:val="0"/>
+          <w:numId w:val="13"/>
+        </w:numPr>
+        <w:rPr>
+          <w:lang w:val="en-US"/>
+        </w:rPr>
+      </w:pPr>
+      <w:r>
+        <w:rPr>
+          <w:lang w:val="en-US"/>
+        </w:rPr>
+        <w:t xml:space="preserve">Độ </w:t>
+      </w:r>
+      <w:r>
+        <w:rPr>
+          <w:lang w:val="en-US"/>
+        </w:rPr>
+        <w:t>Ngạc Nhiên (</w:t>
+      </w:r>
+      <w:r>
+        <w:rPr>
+          <w:lang w:val="en-US"/>
+        </w:rPr>
+        <w:t>Surprise</w:t>
+      </w:r>
+      <w:r>
+        <w:rPr>
+          <w:lang w:val="en-US"/>
+        </w:rPr>
+        <w:t>) Là Gì?</w:t>
+      </w:r>
+    </w:p>
+    <w:p>
+      <w:pPr>
+        <w:pStyle w:val="ListParagraph"/>
+        <w:numPr>
+          <w:ilvl w:val="0"/>
+          <w:numId w:val="8"/>
+        </w:numPr>
+        <w:rPr>
+          <w:lang w:val="en-US"/>
+        </w:rPr>
+      </w:pPr>
+      <w:r>
+        <w:rPr>
+          <w:lang w:val="en-US"/>
+        </w:rPr>
+        <w:t>Giả sử tỉ lệ xuất hiện của 1 giá trị rất nhỏ, nhưng thế đéo nào ta lại Sample được giá trị ấy, khi đó ta ngạc nhiên vãi lồn, nên độ ngạc nhiên lớn, nhưng nếu tỉ lệ xuất hiện của giá trị đó rất lớn, thì bạn đéo ngạc nhiên, độ ngạc nhiên nhỏ</w:t>
+      </w:r>
+    </w:p>
+    <w:p>
+      <w:pPr>
+        <w:pStyle w:val="ListParagraph"/>
+        <w:numPr>
+          <w:ilvl w:val="0"/>
+          <w:numId w:val="8"/>
+        </w:numPr>
+        <w:rPr>
+          <w:lang w:val="en-US"/>
+        </w:rPr>
+      </w:pPr>
+      <w:r>
+        <w:rPr>
+          <w:lang w:val="en-US"/>
+        </w:rPr>
+        <w:lastRenderedPageBreak/>
+        <w:t>Như vậy dễ thấy độ ngạc nhiên tỉ lệ nghịch với xác suất, nên ta có công thức tính độ ngạc nhiên khi Sample được giá trị</w:t>
+      </w:r>
+      <w:r>
+        <w:rPr>
+          <w:lang w:val="en-US"/>
+        </w:rPr>
+        <w:t xml:space="preserve"> </w:t>
+      </w:r>
+      <w:r>
+        <w:rPr>
+          <w:lang w:val="en-US"/>
+        </w:rPr>
+        <w:t>x</w:t>
+      </w:r>
+      <w:r>
+        <w:rPr>
+          <w:lang w:val="en-US"/>
+        </w:rPr>
+        <w:t xml:space="preserve"> như sau</w:t>
       </w:r>
     </w:p>
     <w:p>
@@ -546,56 +683,220 @@
         </w:pBdr>
         <w:ind w:left="1080"/>
         <w:rPr>
-          <w:lang w:val="en-US"/>
-        </w:rPr>
-      </w:pPr>
-      <w:r>
-        <w:rPr>
-          <w:lang w:val="en-US"/>
-        </w:rPr>
-        <w:t>d</w:t>
-      </w:r>
-      <w:r>
-        <w:rPr>
-          <w:lang w:val="en-US"/>
-        </w:rPr>
-        <w:t xml:space="preserve"> = 1 / (((x_train -</w:t>
-      </w:r>
-      <w:r>
-        <w:rPr>
-          <w:lang w:val="en-US"/>
-        </w:rPr>
-        <w:t xml:space="preserve"> input</w:t>
-      </w:r>
-      <w:r>
-        <w:rPr>
-          <w:lang w:val="en-US"/>
-        </w:rPr>
-        <w:t xml:space="preserve">) ** 2).sum((1, 2)) + 1e-5) ** </w:t>
-      </w:r>
-      <w:r>
-        <w:rPr>
-          <w:lang w:val="en-US"/>
-        </w:rPr>
-        <w:t>k</w:t>
-      </w:r>
+          <w:rFonts w:ascii="Cambria Math" w:hAnsi="Cambria Math"/>
+          <w:lang w:val="en-US"/>
+          <w:oMath/>
+        </w:rPr>
+      </w:pPr>
+      <m:oMathPara>
+        <m:oMathParaPr>
+          <m:jc m:val="left"/>
+        </m:oMathParaPr>
+        <m:oMath>
+          <m:r>
+            <w:rPr>
+              <w:rFonts w:ascii="Cambria Math" w:hAnsi="Cambria Math"/>
+              <w:lang w:val="en-US"/>
+            </w:rPr>
+            <m:t>surprise=ln</m:t>
+          </m:r>
+          <m:d>
+            <m:dPr>
+              <m:ctrlPr>
+                <w:rPr>
+                  <w:rFonts w:ascii="Cambria Math" w:hAnsi="Cambria Math"/>
+                  <w:i/>
+                  <w:lang w:val="en-US"/>
+                </w:rPr>
+              </m:ctrlPr>
+            </m:dPr>
+            <m:e>
+              <m:f>
+                <m:fPr>
+                  <m:ctrlPr>
+                    <w:rPr>
+                      <w:rFonts w:ascii="Cambria Math" w:hAnsi="Cambria Math"/>
+                      <w:i/>
+                      <w:lang w:val="en-US"/>
+                    </w:rPr>
+                  </m:ctrlPr>
+                </m:fPr>
+                <m:num>
+                  <m:r>
+                    <w:rPr>
+                      <w:rFonts w:ascii="Cambria Math" w:hAnsi="Cambria Math"/>
+                      <w:lang w:val="en-US"/>
+                    </w:rPr>
+                    <m:t>1</m:t>
+                  </m:r>
+                </m:num>
+                <m:den>
+                  <m:r>
+                    <w:rPr>
+                      <w:rFonts w:ascii="Cambria Math" w:hAnsi="Cambria Math"/>
+                      <w:lang w:val="en-US"/>
+                    </w:rPr>
+                    <m:t>P</m:t>
+                  </m:r>
+                  <m:d>
+                    <m:dPr>
+                      <m:ctrlPr>
+                        <w:rPr>
+                          <w:rFonts w:ascii="Cambria Math" w:hAnsi="Cambria Math"/>
+                          <w:i/>
+                          <w:lang w:val="en-US"/>
+                        </w:rPr>
+                      </m:ctrlPr>
+                    </m:dPr>
+                    <m:e>
+                      <m:r>
+                        <w:rPr>
+                          <w:rFonts w:ascii="Cambria Math" w:hAnsi="Cambria Math"/>
+                          <w:lang w:val="en-US"/>
+                        </w:rPr>
+                        <m:t>X=x</m:t>
+                      </m:r>
+                    </m:e>
+                  </m:d>
+                </m:den>
+              </m:f>
+            </m:e>
+          </m:d>
+        </m:oMath>
+      </m:oMathPara>
     </w:p>
     <w:p>
       <w:pPr>
         <w:pStyle w:val="ListParagraph"/>
         <w:numPr>
           <w:ilvl w:val="0"/>
-          <w:numId w:val="6"/>
+          <w:numId w:val="8"/>
         </w:numPr>
         <w:rPr>
-          <w:lang w:val="en-US"/>
-        </w:rPr>
-      </w:pPr>
-      <w:r>
-        <w:rPr>
-          <w:lang w:val="en-US"/>
-        </w:rPr>
-        <w:t>Chuẩn hóa tỉ lệ</w:t>
+          <w:rFonts w:ascii="Cambria Math" w:hAnsi="Cambria Math"/>
+          <w:lang w:val="en-US"/>
+          <w:oMath/>
+        </w:rPr>
+      </w:pPr>
+      <w:r>
+        <w:rPr>
+          <w:lang w:val="en-US"/>
+        </w:rPr>
+        <w:t>Ở đây ta không lấy luôn nghịch đảo của xác suất vì ta cần khi xác suất = 1 thì độ ngạc nhiên phải = 0</w:t>
+      </w:r>
+    </w:p>
+    <w:p>
+      <w:pPr>
+        <w:pStyle w:val="ListParagraph"/>
+        <w:numPr>
+          <w:ilvl w:val="0"/>
+          <w:numId w:val="13"/>
+        </w:numPr>
+        <w:rPr>
+          <w:lang w:val="en-US"/>
+        </w:rPr>
+      </w:pPr>
+      <w:r>
+        <w:rPr>
+          <w:lang w:val="en-US"/>
+        </w:rPr>
+        <w:t xml:space="preserve">Entropy </w:t>
+      </w:r>
+      <w:r>
+        <w:rPr>
+          <w:lang w:val="en-US"/>
+        </w:rPr>
+        <w:t>Là Gì?</w:t>
+      </w:r>
+    </w:p>
+    <w:p>
+      <w:pPr>
+        <w:pStyle w:val="ListParagraph"/>
+        <w:numPr>
+          <w:ilvl w:val="0"/>
+          <w:numId w:val="8"/>
+        </w:numPr>
+        <w:rPr>
+          <w:lang w:val="en-US"/>
+        </w:rPr>
+      </w:pPr>
+      <w:r>
+        <w:rPr>
+          <w:lang w:val="en-US"/>
+        </w:rPr>
+        <w:t>Là kỳ vọng vọng của độ ngạc nhiên khi Sample rất nhiều giá trị</w:t>
+      </w:r>
+    </w:p>
+    <w:p>
+      <w:pPr>
+        <w:pStyle w:val="ListParagraph"/>
+        <w:numPr>
+          <w:ilvl w:val="0"/>
+          <w:numId w:val="8"/>
+        </w:numPr>
+        <w:rPr>
+          <w:lang w:val="en-US"/>
+        </w:rPr>
+      </w:pPr>
+      <w:r>
+        <w:rPr>
+          <w:lang w:val="en-US"/>
+        </w:rPr>
+        <w:t>Entropy nghĩa là độ hỗn loạn, nên nếu phân phối có Variance lớn thì Entropy sẽ lớn, điều này có nghĩa là độ ngạc nhiên trung bình sẽ lớn nhất khi phân phối đều</w:t>
+      </w:r>
+      <w:r>
+        <w:rPr>
+          <w:lang w:val="en-US"/>
+        </w:rPr>
+        <w:t xml:space="preserve"> nhất</w:t>
+      </w:r>
+      <w:r>
+        <w:rPr>
+          <w:lang w:val="en-US"/>
+        </w:rPr>
+        <w:t xml:space="preserve">, điều này đúng, vì thử nghĩ xem, nếu phân phối chỉ dồn vào 1 giá trị, tỉ lệ xuất hiện của nó là 100%, thì khi Sample ta đéo ngạc nhiên </w:t>
+      </w:r>
+      <w:r>
+        <w:rPr>
+          <w:lang w:val="en-US"/>
+        </w:rPr>
+        <w:t xml:space="preserve">chút nào </w:t>
+      </w:r>
+      <w:r>
+        <w:rPr>
+          <w:lang w:val="en-US"/>
+        </w:rPr>
+        <w:t>vì lúc nào cũng ra giá trị đó,</w:t>
+      </w:r>
+      <w:r>
+        <w:rPr>
+          <w:lang w:val="en-US"/>
+        </w:rPr>
+        <w:t xml:space="preserve"> mà độ ngạc nhiên tỉ lệ thuận với Entropy nên Entropy cũng nhỏ</w:t>
+      </w:r>
+    </w:p>
+    <w:p>
+      <w:pPr>
+        <w:pStyle w:val="ListParagraph"/>
+        <w:numPr>
+          <w:ilvl w:val="0"/>
+          <w:numId w:val="8"/>
+        </w:numPr>
+        <w:rPr>
+          <w:lang w:val="en-US"/>
+        </w:rPr>
+      </w:pPr>
+      <w:r>
+        <w:rPr>
+          <w:lang w:val="en-US"/>
+        </w:rPr>
+        <w:t>Dễ dàng tìm ra được công thức Entropy của 1 phân phối</w:t>
+      </w:r>
+      <w:r>
+        <w:rPr>
+          <w:lang w:val="en-US"/>
+        </w:rPr>
+        <w:t xml:space="preserve"> rời rạc</w:t>
       </w:r>
     </w:p>
     <w:p>
@@ -612,49 +913,312 @@
           <w:lang w:val="en-US"/>
         </w:rPr>
       </w:pPr>
-      <w:r>
-        <w:rPr>
-          <w:lang w:val="en-US"/>
-        </w:rPr>
-        <w:t>p</w:t>
-      </w:r>
-      <w:r>
-        <w:rPr>
-          <w:lang w:val="en-US"/>
-        </w:rPr>
-        <w:t xml:space="preserve"> = </w:t>
-      </w:r>
-      <w:r>
-        <w:rPr>
-          <w:lang w:val="en-US"/>
-        </w:rPr>
-        <w:t>d</w:t>
-      </w:r>
-      <w:r>
-        <w:rPr>
-          <w:lang w:val="en-US"/>
-        </w:rPr>
-        <w:t xml:space="preserve"> / </w:t>
-      </w:r>
-      <w:r>
-        <w:rPr>
-          <w:lang w:val="en-US"/>
-        </w:rPr>
-        <w:t>d</w:t>
-      </w:r>
-      <w:r>
-        <w:rPr>
-          <w:lang w:val="en-US"/>
-        </w:rPr>
-        <w:t>.sum()</w:t>
-      </w:r>
+      <m:oMathPara>
+        <m:oMathParaPr>
+          <m:jc m:val="left"/>
+        </m:oMathParaPr>
+        <m:oMath>
+          <m:r>
+            <w:rPr>
+              <w:rFonts w:ascii="Cambria Math" w:hAnsi="Cambria Math"/>
+              <w:lang w:val="en-US"/>
+            </w:rPr>
+            <m:t>H</m:t>
+          </m:r>
+          <m:d>
+            <m:dPr>
+              <m:ctrlPr>
+                <w:rPr>
+                  <w:rFonts w:ascii="Cambria Math" w:hAnsi="Cambria Math"/>
+                  <w:i/>
+                  <w:lang w:val="en-US"/>
+                </w:rPr>
+              </m:ctrlPr>
+            </m:dPr>
+            <m:e>
+              <m:r>
+                <w:rPr>
+                  <w:rFonts w:ascii="Cambria Math" w:hAnsi="Cambria Math"/>
+                  <w:lang w:val="en-US"/>
+                </w:rPr>
+                <m:t>X</m:t>
+              </m:r>
+            </m:e>
+          </m:d>
+          <m:r>
+            <w:rPr>
+              <w:rFonts w:ascii="Cambria Math" w:hAnsi="Cambria Math"/>
+              <w:lang w:val="en-US"/>
+            </w:rPr>
+            <m:t>=E</m:t>
+          </m:r>
+          <m:d>
+            <m:dPr>
+              <m:begChr m:val="["/>
+              <m:endChr m:val="]"/>
+              <m:ctrlPr>
+                <w:rPr>
+                  <w:rFonts w:ascii="Cambria Math" w:hAnsi="Cambria Math"/>
+                  <w:i/>
+                  <w:lang w:val="en-US"/>
+                </w:rPr>
+              </m:ctrlPr>
+            </m:dPr>
+            <m:e>
+              <m:r>
+                <w:rPr>
+                  <w:rFonts w:ascii="Cambria Math" w:hAnsi="Cambria Math"/>
+                  <w:lang w:val="en-US"/>
+                </w:rPr>
+                <m:t>surprise</m:t>
+              </m:r>
+            </m:e>
+          </m:d>
+          <m:r>
+            <w:rPr>
+              <w:rFonts w:ascii="Cambria Math" w:hAnsi="Cambria Math"/>
+              <w:lang w:val="en-US"/>
+            </w:rPr>
+            <m:t>=</m:t>
+          </m:r>
+          <m:nary>
+            <m:naryPr>
+              <m:chr m:val="∑"/>
+              <m:limLoc m:val="undOvr"/>
+              <m:supHide m:val="1"/>
+              <m:ctrlPr>
+                <w:rPr>
+                  <w:rFonts w:ascii="Cambria Math" w:hAnsi="Cambria Math"/>
+                  <w:i/>
+                  <w:lang w:val="en-US"/>
+                </w:rPr>
+              </m:ctrlPr>
+            </m:naryPr>
+            <m:sub>
+              <m:r>
+                <w:rPr>
+                  <w:rFonts w:ascii="Cambria Math" w:hAnsi="Cambria Math"/>
+                  <w:lang w:val="en-US"/>
+                </w:rPr>
+                <m:t>x</m:t>
+              </m:r>
+            </m:sub>
+            <m:sup/>
+            <m:e>
+              <m:r>
+                <w:rPr>
+                  <w:rFonts w:ascii="Cambria Math" w:hAnsi="Cambria Math"/>
+                  <w:lang w:val="en-US"/>
+                </w:rPr>
+                <m:t>ln</m:t>
+              </m:r>
+              <m:d>
+                <m:dPr>
+                  <m:ctrlPr>
+                    <w:rPr>
+                      <w:rFonts w:ascii="Cambria Math" w:hAnsi="Cambria Math"/>
+                      <w:i/>
+                      <w:lang w:val="en-US"/>
+                    </w:rPr>
+                  </m:ctrlPr>
+                </m:dPr>
+                <m:e>
+                  <m:f>
+                    <m:fPr>
+                      <m:ctrlPr>
+                        <w:rPr>
+                          <w:rFonts w:ascii="Cambria Math" w:hAnsi="Cambria Math"/>
+                          <w:i/>
+                          <w:lang w:val="en-US"/>
+                        </w:rPr>
+                      </m:ctrlPr>
+                    </m:fPr>
+                    <m:num>
+                      <m:r>
+                        <w:rPr>
+                          <w:rFonts w:ascii="Cambria Math" w:hAnsi="Cambria Math"/>
+                          <w:lang w:val="en-US"/>
+                        </w:rPr>
+                        <m:t>1</m:t>
+                      </m:r>
+                    </m:num>
+                    <m:den>
+                      <m:r>
+                        <w:rPr>
+                          <w:rFonts w:ascii="Cambria Math" w:hAnsi="Cambria Math"/>
+                          <w:lang w:val="en-US"/>
+                        </w:rPr>
+                        <m:t>P</m:t>
+                      </m:r>
+                      <m:d>
+                        <m:dPr>
+                          <m:ctrlPr>
+                            <w:rPr>
+                              <w:rFonts w:ascii="Cambria Math" w:hAnsi="Cambria Math"/>
+                              <w:i/>
+                              <w:lang w:val="en-US"/>
+                            </w:rPr>
+                          </m:ctrlPr>
+                        </m:dPr>
+                        <m:e>
+                          <m:r>
+                            <w:rPr>
+                              <w:rFonts w:ascii="Cambria Math" w:hAnsi="Cambria Math"/>
+                              <w:lang w:val="en-US"/>
+                            </w:rPr>
+                            <m:t>X=x</m:t>
+                          </m:r>
+                        </m:e>
+                      </m:d>
+                    </m:den>
+                  </m:f>
+                </m:e>
+              </m:d>
+              <m:r>
+                <w:rPr>
+                  <w:rFonts w:ascii="Cambria Math" w:hAnsi="Cambria Math"/>
+                  <w:lang w:val="en-US"/>
+                </w:rPr>
+                <m:t>P</m:t>
+              </m:r>
+              <m:d>
+                <m:dPr>
+                  <m:ctrlPr>
+                    <w:rPr>
+                      <w:rFonts w:ascii="Cambria Math" w:hAnsi="Cambria Math"/>
+                      <w:i/>
+                      <w:lang w:val="en-US"/>
+                    </w:rPr>
+                  </m:ctrlPr>
+                </m:dPr>
+                <m:e>
+                  <m:r>
+                    <w:rPr>
+                      <w:rFonts w:ascii="Cambria Math" w:hAnsi="Cambria Math"/>
+                      <w:lang w:val="en-US"/>
+                    </w:rPr>
+                    <m:t>X=x</m:t>
+                  </m:r>
+                </m:e>
+              </m:d>
+            </m:e>
+          </m:nary>
+          <m:r>
+            <w:rPr>
+              <w:rFonts w:ascii="Cambria Math" w:eastAsiaTheme="minorEastAsia" w:hAnsi="Cambria Math"/>
+              <w:lang w:val="en-US"/>
+            </w:rPr>
+            <m:t>=-</m:t>
+          </m:r>
+          <m:nary>
+            <m:naryPr>
+              <m:chr m:val="∑"/>
+              <m:limLoc m:val="undOvr"/>
+              <m:supHide m:val="1"/>
+              <m:ctrlPr>
+                <w:rPr>
+                  <w:rFonts w:ascii="Cambria Math" w:hAnsi="Cambria Math"/>
+                  <w:i/>
+                  <w:lang w:val="en-US"/>
+                </w:rPr>
+              </m:ctrlPr>
+            </m:naryPr>
+            <m:sub>
+              <m:r>
+                <w:rPr>
+                  <w:rFonts w:ascii="Cambria Math" w:hAnsi="Cambria Math"/>
+                  <w:lang w:val="en-US"/>
+                </w:rPr>
+                <m:t>x</m:t>
+              </m:r>
+            </m:sub>
+            <m:sup/>
+            <m:e>
+              <m:r>
+                <w:rPr>
+                  <w:rFonts w:ascii="Cambria Math" w:hAnsi="Cambria Math"/>
+                  <w:lang w:val="en-US"/>
+                </w:rPr>
+                <m:t>P</m:t>
+              </m:r>
+              <m:d>
+                <m:dPr>
+                  <m:ctrlPr>
+                    <w:rPr>
+                      <w:rFonts w:ascii="Cambria Math" w:hAnsi="Cambria Math"/>
+                      <w:i/>
+                      <w:lang w:val="en-US"/>
+                    </w:rPr>
+                  </m:ctrlPr>
+                </m:dPr>
+                <m:e>
+                  <m:r>
+                    <w:rPr>
+                      <w:rFonts w:ascii="Cambria Math" w:hAnsi="Cambria Math"/>
+                      <w:lang w:val="en-US"/>
+                    </w:rPr>
+                    <m:t>X=x</m:t>
+                  </m:r>
+                </m:e>
+              </m:d>
+              <m:r>
+                <w:rPr>
+                  <w:rFonts w:ascii="Cambria Math" w:hAnsi="Cambria Math"/>
+                  <w:lang w:val="en-US"/>
+                </w:rPr>
+                <m:t>ln</m:t>
+              </m:r>
+              <m:d>
+                <m:dPr>
+                  <m:ctrlPr>
+                    <w:rPr>
+                      <w:rFonts w:ascii="Cambria Math" w:hAnsi="Cambria Math"/>
+                      <w:i/>
+                      <w:lang w:val="en-US"/>
+                    </w:rPr>
+                  </m:ctrlPr>
+                </m:dPr>
+                <m:e>
+                  <m:r>
+                    <w:rPr>
+                      <w:rFonts w:ascii="Cambria Math" w:hAnsi="Cambria Math"/>
+                      <w:lang w:val="en-US"/>
+                    </w:rPr>
+                    <m:t>P</m:t>
+                  </m:r>
+                  <m:d>
+                    <m:dPr>
+                      <m:ctrlPr>
+                        <w:rPr>
+                          <w:rFonts w:ascii="Cambria Math" w:hAnsi="Cambria Math"/>
+                          <w:i/>
+                          <w:lang w:val="en-US"/>
+                        </w:rPr>
+                      </m:ctrlPr>
+                    </m:dPr>
+                    <m:e>
+                      <m:r>
+                        <w:rPr>
+                          <w:rFonts w:ascii="Cambria Math" w:hAnsi="Cambria Math"/>
+                          <w:lang w:val="en-US"/>
+                        </w:rPr>
+                        <m:t>X=x</m:t>
+                      </m:r>
+                    </m:e>
+                  </m:d>
+                </m:e>
+              </m:d>
+            </m:e>
+          </m:nary>
+        </m:oMath>
+      </m:oMathPara>
     </w:p>
     <w:p>
       <w:pPr>
         <w:pStyle w:val="ListParagraph"/>
         <w:numPr>
           <w:ilvl w:val="0"/>
-          <w:numId w:val="6"/>
+          <w:numId w:val="8"/>
         </w:numPr>
         <w:rPr>
           <w:lang w:val="en-US"/>
@@ -664,7 +1228,37 @@
         <w:rPr>
           <w:lang w:val="en-US"/>
         </w:rPr>
-        <w:t>Kết quả</w:t>
+        <w:t>X là biến ngẫu nhiên</w:t>
+      </w:r>
+    </w:p>
+    <w:p>
+      <w:pPr>
+        <w:pStyle w:val="ListParagraph"/>
+        <w:numPr>
+          <w:ilvl w:val="0"/>
+          <w:numId w:val="8"/>
+        </w:numPr>
+        <w:rPr>
+          <w:lang w:val="en-US"/>
+        </w:rPr>
+      </w:pPr>
+      <w:r>
+        <w:rPr>
+          <w:lang w:val="en-US"/>
+        </w:rPr>
+        <w:t xml:space="preserve">Phân phối liên tục không có Entropy vì nếu tính Entropy thì nó là </w:t>
+      </w:r>
+      <w:r>
+        <w:rPr>
+          <w:lang w:val="en-US"/>
+        </w:rPr>
+        <w:sym w:font="Symbol" w:char="F0A5"/>
+      </w:r>
+      <w:r>
+        <w:rPr>
+          <w:lang w:val="en-US"/>
+        </w:rPr>
+        <w:t>, thay vào đó là Entropy vi phân có công thức sau</w:t>
       </w:r>
     </w:p>
     <w:p>
@@ -681,23 +1275,3855 @@
           <w:lang w:val="en-US"/>
         </w:rPr>
       </w:pPr>
-      <w:r>
-        <w:rPr>
-          <w:lang w:val="en-US"/>
-        </w:rPr>
-        <w:t>output = (</w:t>
-      </w:r>
-      <w:r>
-        <w:rPr>
+      <m:oMathPara>
+        <m:oMathParaPr>
+          <m:jc m:val="left"/>
+        </m:oMathParaPr>
+        <m:oMath>
+          <m:r>
+            <w:rPr>
+              <w:rFonts w:ascii="Cambria Math" w:hAnsi="Cambria Math"/>
+              <w:lang w:val="en-US"/>
+            </w:rPr>
+            <m:t>h</m:t>
+          </m:r>
+          <m:d>
+            <m:dPr>
+              <m:ctrlPr>
+                <w:rPr>
+                  <w:rFonts w:ascii="Cambria Math" w:hAnsi="Cambria Math"/>
+                  <w:i/>
+                  <w:lang w:val="en-US"/>
+                </w:rPr>
+              </m:ctrlPr>
+            </m:dPr>
+            <m:e>
+              <m:r>
+                <w:rPr>
+                  <w:rFonts w:ascii="Cambria Math" w:hAnsi="Cambria Math"/>
+                  <w:lang w:val="en-US"/>
+                </w:rPr>
+                <m:t>X</m:t>
+              </m:r>
+            </m:e>
+          </m:d>
+          <m:r>
+            <w:rPr>
+              <w:rFonts w:ascii="Cambria Math" w:hAnsi="Cambria Math"/>
+              <w:lang w:val="en-US"/>
+            </w:rPr>
+            <m:t>=-</m:t>
+          </m:r>
+          <m:nary>
+            <m:naryPr>
+              <m:limLoc m:val="subSup"/>
+              <m:ctrlPr>
+                <w:rPr>
+                  <w:rFonts w:ascii="Cambria Math" w:hAnsi="Cambria Math"/>
+                  <w:i/>
+                  <w:lang w:val="en-US"/>
+                </w:rPr>
+              </m:ctrlPr>
+            </m:naryPr>
+            <m:sub>
+              <m:r>
+                <w:rPr>
+                  <w:rFonts w:ascii="Cambria Math" w:hAnsi="Cambria Math"/>
+                  <w:lang w:val="en-US"/>
+                </w:rPr>
+                <m:t>-∞</m:t>
+              </m:r>
+            </m:sub>
+            <m:sup>
+              <m:r>
+                <w:rPr>
+                  <w:rFonts w:ascii="Cambria Math" w:hAnsi="Cambria Math"/>
+                  <w:lang w:val="en-US"/>
+                </w:rPr>
+                <m:t>∞</m:t>
+              </m:r>
+            </m:sup>
+            <m:e>
+              <m:r>
+                <w:rPr>
+                  <w:rFonts w:ascii="Cambria Math" w:hAnsi="Cambria Math"/>
+                  <w:lang w:val="en-US"/>
+                </w:rPr>
+                <m:t>f</m:t>
+              </m:r>
+              <m:d>
+                <m:dPr>
+                  <m:ctrlPr>
+                    <w:rPr>
+                      <w:rFonts w:ascii="Cambria Math" w:hAnsi="Cambria Math"/>
+                      <w:i/>
+                      <w:lang w:val="en-US"/>
+                    </w:rPr>
+                  </m:ctrlPr>
+                </m:dPr>
+                <m:e>
+                  <m:r>
+                    <w:rPr>
+                      <w:rFonts w:ascii="Cambria Math" w:hAnsi="Cambria Math"/>
+                      <w:lang w:val="en-US"/>
+                    </w:rPr>
+                    <m:t>x</m:t>
+                  </m:r>
+                </m:e>
+              </m:d>
+              <m:r>
+                <w:rPr>
+                  <w:rFonts w:ascii="Cambria Math" w:hAnsi="Cambria Math"/>
+                  <w:lang w:val="en-US"/>
+                </w:rPr>
+                <m:t>ln</m:t>
+              </m:r>
+              <m:d>
+                <m:dPr>
+                  <m:ctrlPr>
+                    <w:rPr>
+                      <w:rFonts w:ascii="Cambria Math" w:hAnsi="Cambria Math"/>
+                      <w:i/>
+                      <w:lang w:val="en-US"/>
+                    </w:rPr>
+                  </m:ctrlPr>
+                </m:dPr>
+                <m:e>
+                  <m:r>
+                    <w:rPr>
+                      <w:rFonts w:ascii="Cambria Math" w:hAnsi="Cambria Math"/>
+                      <w:lang w:val="en-US"/>
+                    </w:rPr>
+                    <m:t>f</m:t>
+                  </m:r>
+                  <m:d>
+                    <m:dPr>
+                      <m:ctrlPr>
+                        <w:rPr>
+                          <w:rFonts w:ascii="Cambria Math" w:hAnsi="Cambria Math"/>
+                          <w:i/>
+                          <w:lang w:val="en-US"/>
+                        </w:rPr>
+                      </m:ctrlPr>
+                    </m:dPr>
+                    <m:e>
+                      <m:r>
+                        <w:rPr>
+                          <w:rFonts w:ascii="Cambria Math" w:hAnsi="Cambria Math"/>
+                          <w:lang w:val="en-US"/>
+                        </w:rPr>
+                        <m:t>x</m:t>
+                      </m:r>
+                    </m:e>
+                  </m:d>
+                </m:e>
+              </m:d>
+            </m:e>
+          </m:nary>
+          <m:r>
+            <w:rPr>
+              <w:rFonts w:ascii="Cambria Math" w:hAnsi="Cambria Math"/>
+              <w:lang w:val="en-US"/>
+            </w:rPr>
+            <m:t xml:space="preserve">dx </m:t>
+          </m:r>
+        </m:oMath>
+      </m:oMathPara>
+    </w:p>
+    <w:p>
+      <w:pPr>
+        <w:pStyle w:val="ListParagraph"/>
+        <w:numPr>
+          <w:ilvl w:val="0"/>
+          <w:numId w:val="8"/>
+        </w:numPr>
+        <w:rPr>
+          <w:lang w:val="en-US"/>
+        </w:rPr>
+      </w:pPr>
+      <w:r>
+        <w:rPr>
+          <w:rFonts w:eastAsiaTheme="minorEastAsia"/>
+          <w:lang w:val="en-US"/>
+        </w:rPr>
+        <w:t>X là biến ngẫu nhiên có PDF là hàm f(x)</w:t>
+      </w:r>
+    </w:p>
+    <w:p>
+      <w:pPr>
+        <w:pStyle w:val="ListParagraph"/>
+        <w:numPr>
+          <w:ilvl w:val="0"/>
+          <w:numId w:val="13"/>
+        </w:numPr>
+        <w:rPr>
+          <w:lang w:val="en-US"/>
+        </w:rPr>
+      </w:pPr>
+      <w:r>
+        <w:rPr>
+          <w:lang w:val="en-US"/>
+        </w:rPr>
+        <w:t>Cross Entropy là gì?</w:t>
+      </w:r>
+    </w:p>
+    <w:p>
+      <w:pPr>
+        <w:pStyle w:val="ListParagraph"/>
+        <w:numPr>
+          <w:ilvl w:val="0"/>
+          <w:numId w:val="8"/>
+        </w:numPr>
+        <w:rPr>
+          <w:lang w:val="en-US"/>
+        </w:rPr>
+      </w:pPr>
+      <w:r>
+        <w:rPr>
+          <w:lang w:val="en-US"/>
+        </w:rPr>
+        <w:t>Gần giống với Entropy nhưng nó liên quan đến 2 phân phối, do đó gọi là Cross</w:t>
+      </w:r>
+    </w:p>
+    <w:p>
+      <w:pPr>
+        <w:pStyle w:val="ListParagraph"/>
+        <w:numPr>
+          <w:ilvl w:val="0"/>
+          <w:numId w:val="8"/>
+        </w:numPr>
+        <w:rPr>
+          <w:lang w:val="en-US"/>
+        </w:rPr>
+      </w:pPr>
+      <w:r>
+        <w:rPr>
+          <w:lang w:val="en-US"/>
+        </w:rPr>
+        <w:t>Công thức Cross Entropy cho 2 phân phối rời rạc</w:t>
+      </w:r>
+    </w:p>
+    <w:p>
+      <w:pPr>
+        <w:pStyle w:val="ListParagraph"/>
+        <w:pBdr>
+          <w:top w:val="single" w:sz="4" w:space="1" w:color="auto"/>
+          <w:left w:val="single" w:sz="4" w:space="4" w:color="auto"/>
+          <w:bottom w:val="single" w:sz="4" w:space="1" w:color="auto"/>
+          <w:right w:val="single" w:sz="4" w:space="4" w:color="auto"/>
+        </w:pBdr>
+        <w:ind w:left="1080"/>
+        <w:rPr>
+          <w:rFonts w:ascii="Cambria Math" w:hAnsi="Cambria Math"/>
+          <w:lang w:val="en-US"/>
+          <w:oMath/>
+        </w:rPr>
+      </w:pPr>
+      <m:oMathPara>
+        <m:oMathParaPr>
+          <m:jc m:val="left"/>
+        </m:oMathParaPr>
+        <m:oMath>
+          <m:r>
+            <w:rPr>
+              <w:rFonts w:ascii="Cambria Math" w:hAnsi="Cambria Math"/>
+              <w:lang w:val="en-US"/>
+            </w:rPr>
+            <m:t>H</m:t>
+          </m:r>
+          <m:d>
+            <m:dPr>
+              <m:ctrlPr>
+                <w:rPr>
+                  <w:rFonts w:ascii="Cambria Math" w:hAnsi="Cambria Math"/>
+                  <w:i/>
+                  <w:lang w:val="en-US"/>
+                </w:rPr>
+              </m:ctrlPr>
+            </m:dPr>
+            <m:e>
+              <m:r>
+                <w:rPr>
+                  <w:rFonts w:ascii="Cambria Math" w:hAnsi="Cambria Math"/>
+                  <w:lang w:val="en-US"/>
+                </w:rPr>
+                <m:t>A,B</m:t>
+              </m:r>
+            </m:e>
+          </m:d>
+          <m:r>
+            <w:rPr>
+              <w:rFonts w:ascii="Cambria Math" w:hAnsi="Cambria Math"/>
+              <w:lang w:val="en-US"/>
+            </w:rPr>
+            <m:t>=</m:t>
+          </m:r>
+          <m:r>
+            <w:rPr>
+              <w:rFonts w:ascii="Cambria Math" w:eastAsiaTheme="minorEastAsia" w:hAnsi="Cambria Math"/>
+              <w:lang w:val="en-US"/>
+            </w:rPr>
+            <m:t>-</m:t>
+          </m:r>
+          <m:nary>
+            <m:naryPr>
+              <m:chr m:val="∑"/>
+              <m:limLoc m:val="undOvr"/>
+              <m:supHide m:val="1"/>
+              <m:ctrlPr>
+                <w:rPr>
+                  <w:rFonts w:ascii="Cambria Math" w:hAnsi="Cambria Math"/>
+                  <w:i/>
+                  <w:lang w:val="en-US"/>
+                </w:rPr>
+              </m:ctrlPr>
+            </m:naryPr>
+            <m:sub>
+              <m:r>
+                <w:rPr>
+                  <w:rFonts w:ascii="Cambria Math" w:hAnsi="Cambria Math"/>
+                  <w:lang w:val="en-US"/>
+                </w:rPr>
+                <m:t>x</m:t>
+              </m:r>
+            </m:sub>
+            <m:sup/>
+            <m:e>
+              <m:r>
+                <w:rPr>
+                  <w:rFonts w:ascii="Cambria Math" w:hAnsi="Cambria Math"/>
+                  <w:lang w:val="en-US"/>
+                </w:rPr>
+                <m:t>P</m:t>
+              </m:r>
+              <m:d>
+                <m:dPr>
+                  <m:ctrlPr>
+                    <w:rPr>
+                      <w:rFonts w:ascii="Cambria Math" w:hAnsi="Cambria Math"/>
+                      <w:i/>
+                      <w:lang w:val="en-US"/>
+                    </w:rPr>
+                  </m:ctrlPr>
+                </m:dPr>
+                <m:e>
+                  <m:r>
+                    <w:rPr>
+                      <w:rFonts w:ascii="Cambria Math" w:hAnsi="Cambria Math"/>
+                      <w:lang w:val="en-US"/>
+                    </w:rPr>
+                    <m:t>A=x</m:t>
+                  </m:r>
+                </m:e>
+              </m:d>
+              <m:r>
+                <w:rPr>
+                  <w:rFonts w:ascii="Cambria Math" w:hAnsi="Cambria Math"/>
+                  <w:lang w:val="en-US"/>
+                </w:rPr>
+                <m:t>ln</m:t>
+              </m:r>
+              <m:d>
+                <m:dPr>
+                  <m:ctrlPr>
+                    <w:rPr>
+                      <w:rFonts w:ascii="Cambria Math" w:hAnsi="Cambria Math"/>
+                      <w:i/>
+                      <w:lang w:val="en-US"/>
+                    </w:rPr>
+                  </m:ctrlPr>
+                </m:dPr>
+                <m:e>
+                  <m:r>
+                    <w:rPr>
+                      <w:rFonts w:ascii="Cambria Math" w:hAnsi="Cambria Math"/>
+                      <w:lang w:val="en-US"/>
+                    </w:rPr>
+                    <m:t>P</m:t>
+                  </m:r>
+                  <m:d>
+                    <m:dPr>
+                      <m:ctrlPr>
+                        <w:rPr>
+                          <w:rFonts w:ascii="Cambria Math" w:hAnsi="Cambria Math"/>
+                          <w:i/>
+                          <w:lang w:val="en-US"/>
+                        </w:rPr>
+                      </m:ctrlPr>
+                    </m:dPr>
+                    <m:e>
+                      <m:r>
+                        <w:rPr>
+                          <w:rFonts w:ascii="Cambria Math" w:hAnsi="Cambria Math"/>
+                          <w:lang w:val="en-US"/>
+                        </w:rPr>
+                        <m:t>B=x</m:t>
+                      </m:r>
+                    </m:e>
+                  </m:d>
+                </m:e>
+              </m:d>
+            </m:e>
+          </m:nary>
+        </m:oMath>
+      </m:oMathPara>
+    </w:p>
+    <w:p>
+      <w:pPr>
+        <w:pStyle w:val="ListParagraph"/>
+        <w:numPr>
+          <w:ilvl w:val="0"/>
+          <w:numId w:val="8"/>
+        </w:numPr>
+        <w:rPr>
+          <w:rFonts w:ascii="Cambria Math" w:hAnsi="Cambria Math"/>
+          <w:lang w:val="en-US"/>
+          <w:oMath/>
+        </w:rPr>
+      </w:pPr>
+      <w:r>
+        <w:rPr>
+          <w:rFonts w:eastAsiaTheme="minorEastAsia"/>
+          <w:lang w:val="en-US"/>
+        </w:rPr>
+        <w:t>A</w:t>
+      </w:r>
+      <w:r>
+        <w:rPr>
+          <w:rFonts w:eastAsiaTheme="minorEastAsia"/>
+          <w:lang w:val="en-US"/>
+        </w:rPr>
+        <w:t xml:space="preserve"> là biến ngẫu nhiên của phân phối gốc</w:t>
+      </w:r>
+    </w:p>
+    <w:p>
+      <w:pPr>
+        <w:pStyle w:val="ListParagraph"/>
+        <w:numPr>
+          <w:ilvl w:val="0"/>
+          <w:numId w:val="8"/>
+        </w:numPr>
+        <w:rPr>
+          <w:rFonts w:ascii="Cambria Math" w:hAnsi="Cambria Math"/>
+          <w:lang w:val="en-US"/>
+          <w:oMath/>
+        </w:rPr>
+      </w:pPr>
+      <w:r>
+        <w:rPr>
+          <w:rFonts w:eastAsiaTheme="minorEastAsia"/>
+          <w:lang w:val="en-US"/>
+        </w:rPr>
+        <w:t>B là biến ngẫu nhiên của phân phối dự đoán</w:t>
+      </w:r>
+    </w:p>
+    <w:p>
+      <w:pPr>
+        <w:pStyle w:val="ListParagraph"/>
+        <w:numPr>
+          <w:ilvl w:val="0"/>
+          <w:numId w:val="8"/>
+        </w:numPr>
+        <w:rPr>
+          <w:rFonts w:ascii="Cambria Math" w:hAnsi="Cambria Math"/>
+          <w:lang w:val="en-US"/>
+          <w:oMath/>
+        </w:rPr>
+      </w:pPr>
+      <w:r>
+        <w:rPr>
+          <w:rFonts w:eastAsiaTheme="minorEastAsia"/>
+          <w:lang w:val="en-US"/>
+        </w:rPr>
+        <w:t>Cũng giống Entropy, Phân phối liên tục không có Cross Entropy, thay vào đó là Cross Entropy vi phân</w:t>
+      </w:r>
+    </w:p>
+    <w:p>
+      <w:pPr>
+        <w:pStyle w:val="ListParagraph"/>
+        <w:pBdr>
+          <w:top w:val="single" w:sz="4" w:space="1" w:color="auto"/>
+          <w:left w:val="single" w:sz="4" w:space="4" w:color="auto"/>
+          <w:bottom w:val="single" w:sz="4" w:space="1" w:color="auto"/>
+          <w:right w:val="single" w:sz="4" w:space="4" w:color="auto"/>
+        </w:pBdr>
+        <w:ind w:left="1080"/>
+        <w:rPr>
+          <w:rFonts w:ascii="Cambria Math" w:hAnsi="Cambria Math"/>
+          <w:lang w:val="en-US"/>
+          <w:oMath/>
+        </w:rPr>
+      </w:pPr>
+      <m:oMathPara>
+        <m:oMathParaPr>
+          <m:jc m:val="left"/>
+        </m:oMathParaPr>
+        <m:oMath>
+          <m:r>
+            <w:rPr>
+              <w:rFonts w:ascii="Cambria Math" w:hAnsi="Cambria Math"/>
+              <w:lang w:val="en-US"/>
+            </w:rPr>
+            <m:t>h</m:t>
+          </m:r>
+          <m:d>
+            <m:dPr>
+              <m:ctrlPr>
+                <w:rPr>
+                  <w:rFonts w:ascii="Cambria Math" w:hAnsi="Cambria Math"/>
+                  <w:i/>
+                  <w:lang w:val="en-US"/>
+                </w:rPr>
+              </m:ctrlPr>
+            </m:dPr>
+            <m:e>
+              <m:r>
+                <w:rPr>
+                  <w:rFonts w:ascii="Cambria Math" w:hAnsi="Cambria Math"/>
+                  <w:lang w:val="en-US"/>
+                </w:rPr>
+                <m:t>A,B</m:t>
+              </m:r>
+            </m:e>
+          </m:d>
+          <m:r>
+            <w:rPr>
+              <w:rFonts w:ascii="Cambria Math" w:hAnsi="Cambria Math"/>
+              <w:lang w:val="en-US"/>
+            </w:rPr>
+            <m:t>=-</m:t>
+          </m:r>
+          <m:nary>
+            <m:naryPr>
+              <m:limLoc m:val="subSup"/>
+              <m:ctrlPr>
+                <w:rPr>
+                  <w:rFonts w:ascii="Cambria Math" w:hAnsi="Cambria Math"/>
+                  <w:i/>
+                  <w:lang w:val="en-US"/>
+                </w:rPr>
+              </m:ctrlPr>
+            </m:naryPr>
+            <m:sub>
+              <m:r>
+                <w:rPr>
+                  <w:rFonts w:ascii="Cambria Math" w:hAnsi="Cambria Math"/>
+                  <w:lang w:val="en-US"/>
+                </w:rPr>
+                <m:t>-∞</m:t>
+              </m:r>
+            </m:sub>
+            <m:sup>
+              <m:r>
+                <w:rPr>
+                  <w:rFonts w:ascii="Cambria Math" w:hAnsi="Cambria Math"/>
+                  <w:lang w:val="en-US"/>
+                </w:rPr>
+                <m:t>∞</m:t>
+              </m:r>
+            </m:sup>
+            <m:e>
+              <m:r>
+                <w:rPr>
+                  <w:rFonts w:ascii="Cambria Math" w:hAnsi="Cambria Math"/>
+                  <w:lang w:val="en-US"/>
+                </w:rPr>
+                <m:t>f</m:t>
+              </m:r>
+              <m:d>
+                <m:dPr>
+                  <m:ctrlPr>
+                    <w:rPr>
+                      <w:rFonts w:ascii="Cambria Math" w:hAnsi="Cambria Math"/>
+                      <w:i/>
+                      <w:lang w:val="en-US"/>
+                    </w:rPr>
+                  </m:ctrlPr>
+                </m:dPr>
+                <m:e>
+                  <m:r>
+                    <w:rPr>
+                      <w:rFonts w:ascii="Cambria Math" w:hAnsi="Cambria Math"/>
+                      <w:lang w:val="en-US"/>
+                    </w:rPr>
+                    <m:t>x</m:t>
+                  </m:r>
+                </m:e>
+              </m:d>
+              <m:r>
+                <w:rPr>
+                  <w:rFonts w:ascii="Cambria Math" w:hAnsi="Cambria Math"/>
+                  <w:lang w:val="en-US"/>
+                </w:rPr>
+                <m:t>ln</m:t>
+              </m:r>
+              <m:d>
+                <m:dPr>
+                  <m:ctrlPr>
+                    <w:rPr>
+                      <w:rFonts w:ascii="Cambria Math" w:hAnsi="Cambria Math"/>
+                      <w:i/>
+                      <w:lang w:val="en-US"/>
+                    </w:rPr>
+                  </m:ctrlPr>
+                </m:dPr>
+                <m:e>
+                  <m:r>
+                    <w:rPr>
+                      <w:rFonts w:ascii="Cambria Math" w:hAnsi="Cambria Math"/>
+                      <w:lang w:val="en-US"/>
+                    </w:rPr>
+                    <m:t>g</m:t>
+                  </m:r>
+                  <m:d>
+                    <m:dPr>
+                      <m:ctrlPr>
+                        <w:rPr>
+                          <w:rFonts w:ascii="Cambria Math" w:hAnsi="Cambria Math"/>
+                          <w:i/>
+                          <w:lang w:val="en-US"/>
+                        </w:rPr>
+                      </m:ctrlPr>
+                    </m:dPr>
+                    <m:e>
+                      <m:r>
+                        <w:rPr>
+                          <w:rFonts w:ascii="Cambria Math" w:hAnsi="Cambria Math"/>
+                          <w:lang w:val="en-US"/>
+                        </w:rPr>
+                        <m:t>x</m:t>
+                      </m:r>
+                    </m:e>
+                  </m:d>
+                </m:e>
+              </m:d>
+            </m:e>
+          </m:nary>
+          <m:r>
+            <w:rPr>
+              <w:rFonts w:ascii="Cambria Math" w:hAnsi="Cambria Math"/>
+              <w:lang w:val="en-US"/>
+            </w:rPr>
+            <m:t>dx</m:t>
+          </m:r>
+        </m:oMath>
+      </m:oMathPara>
+    </w:p>
+    <w:p>
+      <w:pPr>
+        <w:pStyle w:val="ListParagraph"/>
+        <w:numPr>
+          <w:ilvl w:val="0"/>
+          <w:numId w:val="8"/>
+        </w:numPr>
+        <w:rPr>
+          <w:rFonts w:ascii="Cambria Math" w:hAnsi="Cambria Math"/>
+          <w:lang w:val="en-US"/>
+          <w:oMath/>
+        </w:rPr>
+      </w:pPr>
+      <w:r>
+        <w:rPr>
+          <w:rFonts w:eastAsiaTheme="minorEastAsia"/>
+          <w:lang w:val="en-US"/>
+        </w:rPr>
+        <w:t>A là biến ngẫu nhiên của phân phối gốc có PDF là hàm f(x)</w:t>
+      </w:r>
+    </w:p>
+    <w:p>
+      <w:pPr>
+        <w:pStyle w:val="ListParagraph"/>
+        <w:numPr>
+          <w:ilvl w:val="0"/>
+          <w:numId w:val="8"/>
+        </w:numPr>
+        <w:rPr>
+          <w:rFonts w:ascii="Cambria Math" w:hAnsi="Cambria Math"/>
+          <w:lang w:val="en-US"/>
+          <w:oMath/>
+        </w:rPr>
+      </w:pPr>
+      <w:r>
+        <w:rPr>
+          <w:rFonts w:eastAsiaTheme="minorEastAsia"/>
+          <w:lang w:val="en-US"/>
+        </w:rPr>
+        <w:t>B là biến ngẫu nhiên của phân phối dự đoán có PDF là hàm g(x)</w:t>
+      </w:r>
+    </w:p>
+    <w:p>
+      <w:pPr>
+        <w:pStyle w:val="ListParagraph"/>
+        <w:numPr>
+          <w:ilvl w:val="0"/>
+          <w:numId w:val="8"/>
+        </w:numPr>
+        <w:rPr>
+          <w:rFonts w:ascii="Cambria Math" w:hAnsi="Cambria Math"/>
+          <w:lang w:val="en-US"/>
+          <w:oMath/>
+        </w:rPr>
+      </w:pPr>
+      <w:r>
+        <w:rPr>
+          <w:rFonts w:eastAsiaTheme="minorEastAsia"/>
+          <w:lang w:val="en-US"/>
+        </w:rPr>
+        <w:t>Ta có bất phương trình sau</w:t>
+      </w:r>
+    </w:p>
+    <w:p>
+      <w:pPr>
+        <w:pStyle w:val="ListParagraph"/>
+        <w:pBdr>
+          <w:top w:val="single" w:sz="4" w:space="1" w:color="auto"/>
+          <w:left w:val="single" w:sz="4" w:space="4" w:color="auto"/>
+          <w:bottom w:val="single" w:sz="4" w:space="1" w:color="auto"/>
+          <w:right w:val="single" w:sz="4" w:space="4" w:color="auto"/>
+        </w:pBdr>
+        <w:ind w:left="1080"/>
+        <w:rPr>
+          <w:rFonts w:ascii="Cambria Math" w:hAnsi="Cambria Math"/>
+          <w:lang w:val="en-US"/>
+          <w:oMath/>
+        </w:rPr>
+      </w:pPr>
+      <m:oMathPara>
+        <m:oMathParaPr>
+          <m:jc m:val="left"/>
+        </m:oMathParaPr>
+        <m:oMath>
+          <m:r>
+            <w:rPr>
+              <w:rFonts w:ascii="Cambria Math" w:hAnsi="Cambria Math"/>
+              <w:lang w:val="en-US"/>
+            </w:rPr>
+            <m:t>h</m:t>
+          </m:r>
+          <m:d>
+            <m:dPr>
+              <m:ctrlPr>
+                <w:rPr>
+                  <w:rFonts w:ascii="Cambria Math" w:hAnsi="Cambria Math"/>
+                  <w:i/>
+                  <w:lang w:val="en-US"/>
+                </w:rPr>
+              </m:ctrlPr>
+            </m:dPr>
+            <m:e>
+              <m:r>
+                <w:rPr>
+                  <w:rFonts w:ascii="Cambria Math" w:hAnsi="Cambria Math"/>
+                  <w:lang w:val="en-US"/>
+                </w:rPr>
+                <m:t>A,B</m:t>
+              </m:r>
+            </m:e>
+          </m:d>
+          <m:r>
+            <w:rPr>
+              <w:rFonts w:ascii="Cambria Math" w:hAnsi="Cambria Math"/>
+              <w:lang w:val="en-US"/>
+            </w:rPr>
+            <m:t>≥h</m:t>
+          </m:r>
+          <m:d>
+            <m:dPr>
+              <m:ctrlPr>
+                <w:rPr>
+                  <w:rFonts w:ascii="Cambria Math" w:hAnsi="Cambria Math"/>
+                  <w:i/>
+                  <w:lang w:val="en-US"/>
+                </w:rPr>
+              </m:ctrlPr>
+            </m:dPr>
+            <m:e>
+              <m:r>
+                <w:rPr>
+                  <w:rFonts w:ascii="Cambria Math" w:hAnsi="Cambria Math"/>
+                  <w:lang w:val="en-US"/>
+                </w:rPr>
+                <m:t>A</m:t>
+              </m:r>
+            </m:e>
+          </m:d>
+        </m:oMath>
+      </m:oMathPara>
+    </w:p>
+    <w:p>
+      <w:pPr>
+        <w:pStyle w:val="ListParagraph"/>
+        <w:numPr>
+          <w:ilvl w:val="0"/>
+          <w:numId w:val="8"/>
+        </w:numPr>
+        <w:rPr>
+          <w:rFonts w:ascii="Cambria Math" w:hAnsi="Cambria Math"/>
+          <w:lang w:val="en-US"/>
+          <w:oMath/>
+        </w:rPr>
+      </w:pPr>
+      <w:r>
+        <w:rPr>
+          <w:rFonts w:eastAsiaTheme="minorEastAsia"/>
+          <w:lang w:val="en-US"/>
+        </w:rPr>
+        <w:t>Nghĩa là Cross Entropy vi phân không bao giờ nhỏ hơn Entropy vi phân</w:t>
+      </w:r>
+    </w:p>
+    <w:p>
+      <w:pPr>
+        <w:pStyle w:val="ListParagraph"/>
+        <w:numPr>
+          <w:ilvl w:val="0"/>
+          <w:numId w:val="8"/>
+        </w:numPr>
+        <w:rPr>
+          <w:rFonts w:ascii="Cambria Math" w:hAnsi="Cambria Math"/>
+          <w:lang w:val="en-US"/>
+          <w:oMath/>
+        </w:rPr>
+      </w:pPr>
+      <w:r>
+        <w:rPr>
+          <w:rFonts w:eastAsiaTheme="minorEastAsia"/>
+          <w:lang w:val="en-US"/>
+        </w:rPr>
+        <w:t>Chứng minh</w:t>
+      </w:r>
+    </w:p>
+    <w:p>
+      <w:pPr>
+        <w:pStyle w:val="ListParagraph"/>
+        <w:pBdr>
+          <w:top w:val="single" w:sz="4" w:space="1" w:color="auto"/>
+          <w:left w:val="single" w:sz="4" w:space="4" w:color="auto"/>
+          <w:bottom w:val="single" w:sz="4" w:space="1" w:color="auto"/>
+          <w:right w:val="single" w:sz="4" w:space="4" w:color="auto"/>
+        </w:pBdr>
+        <w:ind w:left="1080"/>
+        <w:rPr>
+          <w:rFonts w:ascii="Cambria Math" w:hAnsi="Cambria Math"/>
+          <w:lang w:val="en-US"/>
+          <w:oMath/>
+        </w:rPr>
+      </w:pPr>
+      <m:oMathPara>
+        <m:oMathParaPr>
+          <m:jc m:val="left"/>
+        </m:oMathParaPr>
+        <m:oMath>
+          <m:nary>
+            <m:naryPr>
+              <m:limLoc m:val="subSup"/>
+              <m:ctrlPr>
+                <w:rPr>
+                  <w:rFonts w:ascii="Cambria Math" w:hAnsi="Cambria Math"/>
+                  <w:i/>
+                  <w:lang w:val="en-US"/>
+                </w:rPr>
+              </m:ctrlPr>
+            </m:naryPr>
+            <m:sub>
+              <m:r>
+                <w:rPr>
+                  <w:rFonts w:ascii="Cambria Math" w:hAnsi="Cambria Math"/>
+                  <w:lang w:val="en-US"/>
+                </w:rPr>
+                <m:t>-∞</m:t>
+              </m:r>
+            </m:sub>
+            <m:sup>
+              <m:r>
+                <w:rPr>
+                  <w:rFonts w:ascii="Cambria Math" w:hAnsi="Cambria Math"/>
+                  <w:lang w:val="en-US"/>
+                </w:rPr>
+                <m:t>∞</m:t>
+              </m:r>
+            </m:sup>
+            <m:e>
+              <m:r>
+                <w:rPr>
+                  <w:rFonts w:ascii="Cambria Math" w:hAnsi="Cambria Math"/>
+                  <w:lang w:val="en-US"/>
+                </w:rPr>
+                <m:t>f</m:t>
+              </m:r>
+              <m:d>
+                <m:dPr>
+                  <m:ctrlPr>
+                    <w:rPr>
+                      <w:rFonts w:ascii="Cambria Math" w:hAnsi="Cambria Math"/>
+                      <w:i/>
+                      <w:lang w:val="en-US"/>
+                    </w:rPr>
+                  </m:ctrlPr>
+                </m:dPr>
+                <m:e>
+                  <m:r>
+                    <w:rPr>
+                      <w:rFonts w:ascii="Cambria Math" w:hAnsi="Cambria Math"/>
+                      <w:lang w:val="en-US"/>
+                    </w:rPr>
+                    <m:t>x</m:t>
+                  </m:r>
+                </m:e>
+              </m:d>
+              <m:r>
+                <w:rPr>
+                  <w:rFonts w:ascii="Cambria Math" w:hAnsi="Cambria Math"/>
+                  <w:lang w:val="en-US"/>
+                </w:rPr>
+                <m:t>ln</m:t>
+              </m:r>
+              <m:d>
+                <m:dPr>
+                  <m:ctrlPr>
+                    <w:rPr>
+                      <w:rFonts w:ascii="Cambria Math" w:hAnsi="Cambria Math"/>
+                      <w:i/>
+                      <w:lang w:val="en-US"/>
+                    </w:rPr>
+                  </m:ctrlPr>
+                </m:dPr>
+                <m:e>
+                  <m:f>
+                    <m:fPr>
+                      <m:ctrlPr>
+                        <w:rPr>
+                          <w:rFonts w:ascii="Cambria Math" w:hAnsi="Cambria Math"/>
+                          <w:i/>
+                          <w:lang w:val="en-US"/>
+                        </w:rPr>
+                      </m:ctrlPr>
+                    </m:fPr>
+                    <m:num>
+                      <m:r>
+                        <w:rPr>
+                          <w:rFonts w:ascii="Cambria Math" w:hAnsi="Cambria Math"/>
+                          <w:lang w:val="en-US"/>
+                        </w:rPr>
+                        <m:t>g</m:t>
+                      </m:r>
+                      <m:d>
+                        <m:dPr>
+                          <m:ctrlPr>
+                            <w:rPr>
+                              <w:rFonts w:ascii="Cambria Math" w:hAnsi="Cambria Math"/>
+                              <w:i/>
+                              <w:lang w:val="en-US"/>
+                            </w:rPr>
+                          </m:ctrlPr>
+                        </m:dPr>
+                        <m:e>
+                          <m:r>
+                            <w:rPr>
+                              <w:rFonts w:ascii="Cambria Math" w:hAnsi="Cambria Math"/>
+                              <w:lang w:val="en-US"/>
+                            </w:rPr>
+                            <m:t>x</m:t>
+                          </m:r>
+                        </m:e>
+                      </m:d>
+                    </m:num>
+                    <m:den>
+                      <m:r>
+                        <w:rPr>
+                          <w:rFonts w:ascii="Cambria Math" w:hAnsi="Cambria Math"/>
+                          <w:lang w:val="en-US"/>
+                        </w:rPr>
+                        <m:t>f</m:t>
+                      </m:r>
+                      <m:d>
+                        <m:dPr>
+                          <m:ctrlPr>
+                            <w:rPr>
+                              <w:rFonts w:ascii="Cambria Math" w:hAnsi="Cambria Math"/>
+                              <w:i/>
+                              <w:lang w:val="en-US"/>
+                            </w:rPr>
+                          </m:ctrlPr>
+                        </m:dPr>
+                        <m:e>
+                          <m:r>
+                            <w:rPr>
+                              <w:rFonts w:ascii="Cambria Math" w:hAnsi="Cambria Math"/>
+                              <w:lang w:val="en-US"/>
+                            </w:rPr>
+                            <m:t>x</m:t>
+                          </m:r>
+                        </m:e>
+                      </m:d>
+                    </m:den>
+                  </m:f>
+                </m:e>
+              </m:d>
+            </m:e>
+          </m:nary>
+          <m:r>
+            <w:rPr>
+              <w:rFonts w:ascii="Cambria Math" w:hAnsi="Cambria Math"/>
+              <w:lang w:val="en-US"/>
+            </w:rPr>
+            <m:t>dx≤</m:t>
+          </m:r>
+          <m:nary>
+            <m:naryPr>
+              <m:limLoc m:val="subSup"/>
+              <m:ctrlPr>
+                <w:rPr>
+                  <w:rFonts w:ascii="Cambria Math" w:hAnsi="Cambria Math"/>
+                  <w:i/>
+                  <w:lang w:val="en-US"/>
+                </w:rPr>
+              </m:ctrlPr>
+            </m:naryPr>
+            <m:sub>
+              <m:r>
+                <w:rPr>
+                  <w:rFonts w:ascii="Cambria Math" w:hAnsi="Cambria Math"/>
+                  <w:lang w:val="en-US"/>
+                </w:rPr>
+                <m:t>-∞</m:t>
+              </m:r>
+            </m:sub>
+            <m:sup>
+              <m:r>
+                <w:rPr>
+                  <w:rFonts w:ascii="Cambria Math" w:hAnsi="Cambria Math"/>
+                  <w:lang w:val="en-US"/>
+                </w:rPr>
+                <m:t>∞</m:t>
+              </m:r>
+            </m:sup>
+            <m:e>
+              <m:r>
+                <w:rPr>
+                  <w:rFonts w:ascii="Cambria Math" w:hAnsi="Cambria Math"/>
+                  <w:lang w:val="en-US"/>
+                </w:rPr>
+                <m:t>f</m:t>
+              </m:r>
+              <m:d>
+                <m:dPr>
+                  <m:ctrlPr>
+                    <w:rPr>
+                      <w:rFonts w:ascii="Cambria Math" w:hAnsi="Cambria Math"/>
+                      <w:i/>
+                      <w:lang w:val="en-US"/>
+                    </w:rPr>
+                  </m:ctrlPr>
+                </m:dPr>
+                <m:e>
+                  <m:r>
+                    <w:rPr>
+                      <w:rFonts w:ascii="Cambria Math" w:hAnsi="Cambria Math"/>
+                      <w:lang w:val="en-US"/>
+                    </w:rPr>
+                    <m:t>x</m:t>
+                  </m:r>
+                </m:e>
+              </m:d>
+              <m:d>
+                <m:dPr>
+                  <m:ctrlPr>
+                    <w:rPr>
+                      <w:rFonts w:ascii="Cambria Math" w:hAnsi="Cambria Math"/>
+                      <w:i/>
+                      <w:lang w:val="en-US"/>
+                    </w:rPr>
+                  </m:ctrlPr>
+                </m:dPr>
+                <m:e>
+                  <m:f>
+                    <m:fPr>
+                      <m:ctrlPr>
+                        <w:rPr>
+                          <w:rFonts w:ascii="Cambria Math" w:hAnsi="Cambria Math"/>
+                          <w:i/>
+                          <w:lang w:val="en-US"/>
+                        </w:rPr>
+                      </m:ctrlPr>
+                    </m:fPr>
+                    <m:num>
+                      <m:r>
+                        <w:rPr>
+                          <w:rFonts w:ascii="Cambria Math" w:hAnsi="Cambria Math"/>
+                          <w:lang w:val="en-US"/>
+                        </w:rPr>
+                        <m:t>g</m:t>
+                      </m:r>
+                      <m:d>
+                        <m:dPr>
+                          <m:ctrlPr>
+                            <w:rPr>
+                              <w:rFonts w:ascii="Cambria Math" w:hAnsi="Cambria Math"/>
+                              <w:i/>
+                              <w:lang w:val="en-US"/>
+                            </w:rPr>
+                          </m:ctrlPr>
+                        </m:dPr>
+                        <m:e>
+                          <m:r>
+                            <w:rPr>
+                              <w:rFonts w:ascii="Cambria Math" w:hAnsi="Cambria Math"/>
+                              <w:lang w:val="en-US"/>
+                            </w:rPr>
+                            <m:t>x</m:t>
+                          </m:r>
+                        </m:e>
+                      </m:d>
+                    </m:num>
+                    <m:den>
+                      <m:r>
+                        <w:rPr>
+                          <w:rFonts w:ascii="Cambria Math" w:hAnsi="Cambria Math"/>
+                          <w:lang w:val="en-US"/>
+                        </w:rPr>
+                        <m:t>f</m:t>
+                      </m:r>
+                      <m:d>
+                        <m:dPr>
+                          <m:ctrlPr>
+                            <w:rPr>
+                              <w:rFonts w:ascii="Cambria Math" w:hAnsi="Cambria Math"/>
+                              <w:i/>
+                              <w:lang w:val="en-US"/>
+                            </w:rPr>
+                          </m:ctrlPr>
+                        </m:dPr>
+                        <m:e>
+                          <m:r>
+                            <w:rPr>
+                              <w:rFonts w:ascii="Cambria Math" w:hAnsi="Cambria Math"/>
+                              <w:lang w:val="en-US"/>
+                            </w:rPr>
+                            <m:t>x</m:t>
+                          </m:r>
+                        </m:e>
+                      </m:d>
+                    </m:den>
+                  </m:f>
+                  <m:r>
+                    <w:rPr>
+                      <w:rFonts w:ascii="Cambria Math" w:hAnsi="Cambria Math"/>
+                      <w:lang w:val="en-US"/>
+                    </w:rPr>
+                    <m:t>-1</m:t>
+                  </m:r>
+                </m:e>
+              </m:d>
+            </m:e>
+          </m:nary>
+          <m:r>
+            <w:rPr>
+              <w:rFonts w:ascii="Cambria Math" w:hAnsi="Cambria Math"/>
+              <w:lang w:val="en-US"/>
+            </w:rPr>
+            <m:t>dx=</m:t>
+          </m:r>
+          <m:nary>
+            <m:naryPr>
+              <m:limLoc m:val="subSup"/>
+              <m:ctrlPr>
+                <w:rPr>
+                  <w:rFonts w:ascii="Cambria Math" w:hAnsi="Cambria Math"/>
+                  <w:i/>
+                  <w:lang w:val="en-US"/>
+                </w:rPr>
+              </m:ctrlPr>
+            </m:naryPr>
+            <m:sub>
+              <m:r>
+                <w:rPr>
+                  <w:rFonts w:ascii="Cambria Math" w:hAnsi="Cambria Math"/>
+                  <w:lang w:val="en-US"/>
+                </w:rPr>
+                <m:t>-∞</m:t>
+              </m:r>
+            </m:sub>
+            <m:sup>
+              <m:r>
+                <w:rPr>
+                  <w:rFonts w:ascii="Cambria Math" w:hAnsi="Cambria Math"/>
+                  <w:lang w:val="en-US"/>
+                </w:rPr>
+                <m:t>∞</m:t>
+              </m:r>
+            </m:sup>
+            <m:e>
+              <m:r>
+                <w:rPr>
+                  <w:rFonts w:ascii="Cambria Math" w:hAnsi="Cambria Math"/>
+                  <w:lang w:val="en-US"/>
+                </w:rPr>
+                <m:t>f</m:t>
+              </m:r>
+              <m:d>
+                <m:dPr>
+                  <m:ctrlPr>
+                    <w:rPr>
+                      <w:rFonts w:ascii="Cambria Math" w:hAnsi="Cambria Math"/>
+                      <w:i/>
+                      <w:lang w:val="en-US"/>
+                    </w:rPr>
+                  </m:ctrlPr>
+                </m:dPr>
+                <m:e>
+                  <m:r>
+                    <w:rPr>
+                      <w:rFonts w:ascii="Cambria Math" w:hAnsi="Cambria Math"/>
+                      <w:lang w:val="en-US"/>
+                    </w:rPr>
+                    <m:t>x</m:t>
+                  </m:r>
+                </m:e>
+              </m:d>
+            </m:e>
+          </m:nary>
+          <m:r>
+            <w:rPr>
+              <w:rFonts w:ascii="Cambria Math" w:hAnsi="Cambria Math"/>
+              <w:lang w:val="en-US"/>
+            </w:rPr>
+            <m:t>dx-</m:t>
+          </m:r>
+          <m:nary>
+            <m:naryPr>
+              <m:limLoc m:val="subSup"/>
+              <m:ctrlPr>
+                <w:rPr>
+                  <w:rFonts w:ascii="Cambria Math" w:hAnsi="Cambria Math"/>
+                  <w:i/>
+                  <w:lang w:val="en-US"/>
+                </w:rPr>
+              </m:ctrlPr>
+            </m:naryPr>
+            <m:sub>
+              <m:r>
+                <w:rPr>
+                  <w:rFonts w:ascii="Cambria Math" w:hAnsi="Cambria Math"/>
+                  <w:lang w:val="en-US"/>
+                </w:rPr>
+                <m:t>-∞</m:t>
+              </m:r>
+            </m:sub>
+            <m:sup>
+              <m:r>
+                <w:rPr>
+                  <w:rFonts w:ascii="Cambria Math" w:hAnsi="Cambria Math"/>
+                  <w:lang w:val="en-US"/>
+                </w:rPr>
+                <m:t>∞</m:t>
+              </m:r>
+            </m:sup>
+            <m:e>
+              <m:r>
+                <w:rPr>
+                  <w:rFonts w:ascii="Cambria Math" w:hAnsi="Cambria Math"/>
+                  <w:lang w:val="en-US"/>
+                </w:rPr>
+                <m:t>g</m:t>
+              </m:r>
+              <m:d>
+                <m:dPr>
+                  <m:ctrlPr>
+                    <w:rPr>
+                      <w:rFonts w:ascii="Cambria Math" w:hAnsi="Cambria Math"/>
+                      <w:i/>
+                      <w:lang w:val="en-US"/>
+                    </w:rPr>
+                  </m:ctrlPr>
+                </m:dPr>
+                <m:e>
+                  <m:r>
+                    <w:rPr>
+                      <w:rFonts w:ascii="Cambria Math" w:hAnsi="Cambria Math"/>
+                      <w:lang w:val="en-US"/>
+                    </w:rPr>
+                    <m:t>x</m:t>
+                  </m:r>
+                </m:e>
+              </m:d>
+            </m:e>
+          </m:nary>
+          <m:r>
+            <w:rPr>
+              <w:rFonts w:ascii="Cambria Math" w:hAnsi="Cambria Math"/>
+              <w:lang w:val="en-US"/>
+            </w:rPr>
+            <m:t>dx=</m:t>
+          </m:r>
+        </m:oMath>
+      </m:oMathPara>
+    </w:p>
+    <w:p>
+      <w:pPr>
+        <w:pStyle w:val="ListParagraph"/>
+        <w:pBdr>
+          <w:top w:val="single" w:sz="4" w:space="1" w:color="auto"/>
+          <w:left w:val="single" w:sz="4" w:space="4" w:color="auto"/>
+          <w:bottom w:val="single" w:sz="4" w:space="1" w:color="auto"/>
+          <w:right w:val="single" w:sz="4" w:space="4" w:color="auto"/>
+        </w:pBdr>
+        <w:ind w:left="1080"/>
+        <w:rPr>
+          <w:rFonts w:ascii="Cambria Math" w:hAnsi="Cambria Math"/>
+          <w:lang w:val="en-US"/>
+          <w:oMath/>
+        </w:rPr>
+      </w:pPr>
+      <m:oMathPara>
+        <m:oMathParaPr>
+          <m:jc m:val="left"/>
+        </m:oMathParaPr>
+        <m:oMath>
+          <m:r>
+            <w:rPr>
+              <w:rFonts w:ascii="Cambria Math" w:eastAsiaTheme="minorEastAsia" w:hAnsi="Cambria Math"/>
+              <w:lang w:val="en-US"/>
+            </w:rPr>
+            <m:t>1-1=0⇒</m:t>
+          </m:r>
+          <m:nary>
+            <m:naryPr>
+              <m:limLoc m:val="subSup"/>
+              <m:ctrlPr>
+                <w:rPr>
+                  <w:rFonts w:ascii="Cambria Math" w:hAnsi="Cambria Math"/>
+                  <w:i/>
+                  <w:lang w:val="en-US"/>
+                </w:rPr>
+              </m:ctrlPr>
+            </m:naryPr>
+            <m:sub>
+              <m:r>
+                <w:rPr>
+                  <w:rFonts w:ascii="Cambria Math" w:hAnsi="Cambria Math"/>
+                  <w:lang w:val="en-US"/>
+                </w:rPr>
+                <m:t>-∞</m:t>
+              </m:r>
+            </m:sub>
+            <m:sup>
+              <m:r>
+                <w:rPr>
+                  <w:rFonts w:ascii="Cambria Math" w:hAnsi="Cambria Math"/>
+                  <w:lang w:val="en-US"/>
+                </w:rPr>
+                <m:t>∞</m:t>
+              </m:r>
+            </m:sup>
+            <m:e>
+              <m:r>
+                <w:rPr>
+                  <w:rFonts w:ascii="Cambria Math" w:hAnsi="Cambria Math"/>
+                  <w:lang w:val="en-US"/>
+                </w:rPr>
+                <m:t>f</m:t>
+              </m:r>
+              <m:d>
+                <m:dPr>
+                  <m:ctrlPr>
+                    <w:rPr>
+                      <w:rFonts w:ascii="Cambria Math" w:hAnsi="Cambria Math"/>
+                      <w:i/>
+                      <w:lang w:val="en-US"/>
+                    </w:rPr>
+                  </m:ctrlPr>
+                </m:dPr>
+                <m:e>
+                  <m:r>
+                    <w:rPr>
+                      <w:rFonts w:ascii="Cambria Math" w:hAnsi="Cambria Math"/>
+                      <w:lang w:val="en-US"/>
+                    </w:rPr>
+                    <m:t>x</m:t>
+                  </m:r>
+                </m:e>
+              </m:d>
+              <m:r>
+                <w:rPr>
+                  <w:rFonts w:ascii="Cambria Math" w:hAnsi="Cambria Math"/>
+                  <w:lang w:val="en-US"/>
+                </w:rPr>
+                <m:t>ln</m:t>
+              </m:r>
+              <m:d>
+                <m:dPr>
+                  <m:ctrlPr>
+                    <w:rPr>
+                      <w:rFonts w:ascii="Cambria Math" w:hAnsi="Cambria Math"/>
+                      <w:i/>
+                      <w:lang w:val="en-US"/>
+                    </w:rPr>
+                  </m:ctrlPr>
+                </m:dPr>
+                <m:e>
+                  <m:f>
+                    <m:fPr>
+                      <m:ctrlPr>
+                        <w:rPr>
+                          <w:rFonts w:ascii="Cambria Math" w:hAnsi="Cambria Math"/>
+                          <w:i/>
+                          <w:lang w:val="en-US"/>
+                        </w:rPr>
+                      </m:ctrlPr>
+                    </m:fPr>
+                    <m:num>
+                      <m:r>
+                        <w:rPr>
+                          <w:rFonts w:ascii="Cambria Math" w:hAnsi="Cambria Math"/>
+                          <w:lang w:val="en-US"/>
+                        </w:rPr>
+                        <m:t>g</m:t>
+                      </m:r>
+                      <m:d>
+                        <m:dPr>
+                          <m:ctrlPr>
+                            <w:rPr>
+                              <w:rFonts w:ascii="Cambria Math" w:hAnsi="Cambria Math"/>
+                              <w:i/>
+                              <w:lang w:val="en-US"/>
+                            </w:rPr>
+                          </m:ctrlPr>
+                        </m:dPr>
+                        <m:e>
+                          <m:r>
+                            <w:rPr>
+                              <w:rFonts w:ascii="Cambria Math" w:hAnsi="Cambria Math"/>
+                              <w:lang w:val="en-US"/>
+                            </w:rPr>
+                            <m:t>x</m:t>
+                          </m:r>
+                        </m:e>
+                      </m:d>
+                    </m:num>
+                    <m:den>
+                      <m:r>
+                        <w:rPr>
+                          <w:rFonts w:ascii="Cambria Math" w:hAnsi="Cambria Math"/>
+                          <w:lang w:val="en-US"/>
+                        </w:rPr>
+                        <m:t>f</m:t>
+                      </m:r>
+                      <m:d>
+                        <m:dPr>
+                          <m:ctrlPr>
+                            <w:rPr>
+                              <w:rFonts w:ascii="Cambria Math" w:hAnsi="Cambria Math"/>
+                              <w:i/>
+                              <w:lang w:val="en-US"/>
+                            </w:rPr>
+                          </m:ctrlPr>
+                        </m:dPr>
+                        <m:e>
+                          <m:r>
+                            <w:rPr>
+                              <w:rFonts w:ascii="Cambria Math" w:hAnsi="Cambria Math"/>
+                              <w:lang w:val="en-US"/>
+                            </w:rPr>
+                            <m:t>x</m:t>
+                          </m:r>
+                        </m:e>
+                      </m:d>
+                    </m:den>
+                  </m:f>
+                </m:e>
+              </m:d>
+            </m:e>
+          </m:nary>
+          <m:r>
+            <w:rPr>
+              <w:rFonts w:ascii="Cambria Math" w:hAnsi="Cambria Math"/>
+              <w:lang w:val="en-US"/>
+            </w:rPr>
+            <m:t>dx≤0</m:t>
+          </m:r>
+          <m:r>
+            <w:rPr>
+              <w:rFonts w:ascii="Cambria Math" w:eastAsiaTheme="minorEastAsia" w:hAnsi="Cambria Math"/>
+              <w:lang w:val="en-US"/>
+            </w:rPr>
+            <m:t>⇒</m:t>
+          </m:r>
+        </m:oMath>
+      </m:oMathPara>
+    </w:p>
+    <w:p>
+      <w:pPr>
+        <w:pStyle w:val="ListParagraph"/>
+        <w:pBdr>
+          <w:top w:val="single" w:sz="4" w:space="1" w:color="auto"/>
+          <w:left w:val="single" w:sz="4" w:space="4" w:color="auto"/>
+          <w:bottom w:val="single" w:sz="4" w:space="1" w:color="auto"/>
+          <w:right w:val="single" w:sz="4" w:space="4" w:color="auto"/>
+        </w:pBdr>
+        <w:ind w:left="1080"/>
+        <w:rPr>
+          <w:rFonts w:ascii="Cambria Math" w:hAnsi="Cambria Math"/>
+          <w:lang w:val="en-US"/>
+          <w:oMath/>
+        </w:rPr>
+      </w:pPr>
+      <m:oMathPara>
+        <m:oMathParaPr>
+          <m:jc m:val="left"/>
+        </m:oMathParaPr>
+        <m:oMath>
+          <m:nary>
+            <m:naryPr>
+              <m:limLoc m:val="subSup"/>
+              <m:ctrlPr>
+                <w:rPr>
+                  <w:rFonts w:ascii="Cambria Math" w:hAnsi="Cambria Math"/>
+                  <w:i/>
+                  <w:lang w:val="en-US"/>
+                </w:rPr>
+              </m:ctrlPr>
+            </m:naryPr>
+            <m:sub>
+              <m:r>
+                <w:rPr>
+                  <w:rFonts w:ascii="Cambria Math" w:hAnsi="Cambria Math"/>
+                  <w:lang w:val="en-US"/>
+                </w:rPr>
+                <m:t>-∞</m:t>
+              </m:r>
+            </m:sub>
+            <m:sup>
+              <m:r>
+                <w:rPr>
+                  <w:rFonts w:ascii="Cambria Math" w:hAnsi="Cambria Math"/>
+                  <w:lang w:val="en-US"/>
+                </w:rPr>
+                <m:t>∞</m:t>
+              </m:r>
+            </m:sup>
+            <m:e>
+              <m:r>
+                <w:rPr>
+                  <w:rFonts w:ascii="Cambria Math" w:hAnsi="Cambria Math"/>
+                  <w:lang w:val="en-US"/>
+                </w:rPr>
+                <m:t>f</m:t>
+              </m:r>
+              <m:d>
+                <m:dPr>
+                  <m:ctrlPr>
+                    <w:rPr>
+                      <w:rFonts w:ascii="Cambria Math" w:hAnsi="Cambria Math"/>
+                      <w:i/>
+                      <w:lang w:val="en-US"/>
+                    </w:rPr>
+                  </m:ctrlPr>
+                </m:dPr>
+                <m:e>
+                  <m:r>
+                    <w:rPr>
+                      <w:rFonts w:ascii="Cambria Math" w:hAnsi="Cambria Math"/>
+                      <w:lang w:val="en-US"/>
+                    </w:rPr>
+                    <m:t>x</m:t>
+                  </m:r>
+                </m:e>
+              </m:d>
+              <m:r>
+                <w:rPr>
+                  <w:rFonts w:ascii="Cambria Math" w:hAnsi="Cambria Math"/>
+                  <w:lang w:val="en-US"/>
+                </w:rPr>
+                <m:t>ln</m:t>
+              </m:r>
+              <m:d>
+                <m:dPr>
+                  <m:ctrlPr>
+                    <w:rPr>
+                      <w:rFonts w:ascii="Cambria Math" w:hAnsi="Cambria Math"/>
+                      <w:i/>
+                      <w:lang w:val="en-US"/>
+                    </w:rPr>
+                  </m:ctrlPr>
+                </m:dPr>
+                <m:e>
+                  <m:r>
+                    <w:rPr>
+                      <w:rFonts w:ascii="Cambria Math" w:hAnsi="Cambria Math"/>
+                      <w:lang w:val="en-US"/>
+                    </w:rPr>
+                    <m:t>g</m:t>
+                  </m:r>
+                  <m:d>
+                    <m:dPr>
+                      <m:ctrlPr>
+                        <w:rPr>
+                          <w:rFonts w:ascii="Cambria Math" w:hAnsi="Cambria Math"/>
+                          <w:i/>
+                          <w:lang w:val="en-US"/>
+                        </w:rPr>
+                      </m:ctrlPr>
+                    </m:dPr>
+                    <m:e>
+                      <m:r>
+                        <w:rPr>
+                          <w:rFonts w:ascii="Cambria Math" w:hAnsi="Cambria Math"/>
+                          <w:lang w:val="en-US"/>
+                        </w:rPr>
+                        <m:t>x</m:t>
+                      </m:r>
+                    </m:e>
+                  </m:d>
+                </m:e>
+              </m:d>
+            </m:e>
+          </m:nary>
+          <m:r>
+            <w:rPr>
+              <w:rFonts w:ascii="Cambria Math" w:hAnsi="Cambria Math"/>
+              <w:lang w:val="en-US"/>
+            </w:rPr>
+            <m:t>dx-</m:t>
+          </m:r>
+          <m:nary>
+            <m:naryPr>
+              <m:limLoc m:val="subSup"/>
+              <m:ctrlPr>
+                <w:rPr>
+                  <w:rFonts w:ascii="Cambria Math" w:hAnsi="Cambria Math"/>
+                  <w:i/>
+                  <w:lang w:val="en-US"/>
+                </w:rPr>
+              </m:ctrlPr>
+            </m:naryPr>
+            <m:sub>
+              <m:r>
+                <w:rPr>
+                  <w:rFonts w:ascii="Cambria Math" w:hAnsi="Cambria Math"/>
+                  <w:lang w:val="en-US"/>
+                </w:rPr>
+                <m:t>-∞</m:t>
+              </m:r>
+            </m:sub>
+            <m:sup>
+              <m:r>
+                <w:rPr>
+                  <w:rFonts w:ascii="Cambria Math" w:hAnsi="Cambria Math"/>
+                  <w:lang w:val="en-US"/>
+                </w:rPr>
+                <m:t>∞</m:t>
+              </m:r>
+            </m:sup>
+            <m:e>
+              <m:r>
+                <w:rPr>
+                  <w:rFonts w:ascii="Cambria Math" w:hAnsi="Cambria Math"/>
+                  <w:lang w:val="en-US"/>
+                </w:rPr>
+                <m:t>f</m:t>
+              </m:r>
+              <m:d>
+                <m:dPr>
+                  <m:ctrlPr>
+                    <w:rPr>
+                      <w:rFonts w:ascii="Cambria Math" w:hAnsi="Cambria Math"/>
+                      <w:i/>
+                      <w:lang w:val="en-US"/>
+                    </w:rPr>
+                  </m:ctrlPr>
+                </m:dPr>
+                <m:e>
+                  <m:r>
+                    <w:rPr>
+                      <w:rFonts w:ascii="Cambria Math" w:hAnsi="Cambria Math"/>
+                      <w:lang w:val="en-US"/>
+                    </w:rPr>
+                    <m:t>x</m:t>
+                  </m:r>
+                </m:e>
+              </m:d>
+              <m:r>
+                <w:rPr>
+                  <w:rFonts w:ascii="Cambria Math" w:hAnsi="Cambria Math"/>
+                  <w:lang w:val="en-US"/>
+                </w:rPr>
+                <m:t>ln</m:t>
+              </m:r>
+              <m:d>
+                <m:dPr>
+                  <m:ctrlPr>
+                    <w:rPr>
+                      <w:rFonts w:ascii="Cambria Math" w:hAnsi="Cambria Math"/>
+                      <w:i/>
+                      <w:lang w:val="en-US"/>
+                    </w:rPr>
+                  </m:ctrlPr>
+                </m:dPr>
+                <m:e>
+                  <m:r>
+                    <w:rPr>
+                      <w:rFonts w:ascii="Cambria Math" w:hAnsi="Cambria Math"/>
+                      <w:lang w:val="en-US"/>
+                    </w:rPr>
+                    <m:t>f</m:t>
+                  </m:r>
+                  <m:d>
+                    <m:dPr>
+                      <m:ctrlPr>
+                        <w:rPr>
+                          <w:rFonts w:ascii="Cambria Math" w:hAnsi="Cambria Math"/>
+                          <w:i/>
+                          <w:lang w:val="en-US"/>
+                        </w:rPr>
+                      </m:ctrlPr>
+                    </m:dPr>
+                    <m:e>
+                      <m:r>
+                        <w:rPr>
+                          <w:rFonts w:ascii="Cambria Math" w:hAnsi="Cambria Math"/>
+                          <w:lang w:val="en-US"/>
+                        </w:rPr>
+                        <m:t>x</m:t>
+                      </m:r>
+                    </m:e>
+                  </m:d>
+                </m:e>
+              </m:d>
+            </m:e>
+          </m:nary>
+          <m:r>
+            <w:rPr>
+              <w:rFonts w:ascii="Cambria Math" w:hAnsi="Cambria Math"/>
+              <w:lang w:val="en-US"/>
+            </w:rPr>
+            <m:t>dx≤0⇒</m:t>
+          </m:r>
+        </m:oMath>
+      </m:oMathPara>
+    </w:p>
+    <w:p>
+      <w:pPr>
+        <w:pStyle w:val="ListParagraph"/>
+        <w:pBdr>
+          <w:top w:val="single" w:sz="4" w:space="1" w:color="auto"/>
+          <w:left w:val="single" w:sz="4" w:space="4" w:color="auto"/>
+          <w:bottom w:val="single" w:sz="4" w:space="1" w:color="auto"/>
+          <w:right w:val="single" w:sz="4" w:space="4" w:color="auto"/>
+        </w:pBdr>
+        <w:ind w:left="1080"/>
+        <w:rPr>
+          <w:rFonts w:ascii="Cambria Math" w:hAnsi="Cambria Math"/>
+          <w:lang w:val="en-US"/>
+          <w:oMath/>
+        </w:rPr>
+      </w:pPr>
+      <m:oMathPara>
+        <m:oMathParaPr>
+          <m:jc m:val="left"/>
+        </m:oMathParaPr>
+        <m:oMath>
+          <m:r>
+            <w:rPr>
+              <w:rFonts w:ascii="Cambria Math" w:hAnsi="Cambria Math"/>
+              <w:lang w:val="en-US"/>
+            </w:rPr>
+            <w:lastRenderedPageBreak/>
+            <m:t>-</m:t>
+          </m:r>
+          <m:nary>
+            <m:naryPr>
+              <m:limLoc m:val="subSup"/>
+              <m:ctrlPr>
+                <w:rPr>
+                  <w:rFonts w:ascii="Cambria Math" w:hAnsi="Cambria Math"/>
+                  <w:i/>
+                  <w:lang w:val="en-US"/>
+                </w:rPr>
+              </m:ctrlPr>
+            </m:naryPr>
+            <m:sub>
+              <m:r>
+                <w:rPr>
+                  <w:rFonts w:ascii="Cambria Math" w:hAnsi="Cambria Math"/>
+                  <w:lang w:val="en-US"/>
+                </w:rPr>
+                <m:t>-∞</m:t>
+              </m:r>
+            </m:sub>
+            <m:sup>
+              <m:r>
+                <w:rPr>
+                  <w:rFonts w:ascii="Cambria Math" w:hAnsi="Cambria Math"/>
+                  <w:lang w:val="en-US"/>
+                </w:rPr>
+                <m:t>∞</m:t>
+              </m:r>
+            </m:sup>
+            <m:e>
+              <m:r>
+                <w:rPr>
+                  <w:rFonts w:ascii="Cambria Math" w:hAnsi="Cambria Math"/>
+                  <w:lang w:val="en-US"/>
+                </w:rPr>
+                <m:t>f</m:t>
+              </m:r>
+              <m:d>
+                <m:dPr>
+                  <m:ctrlPr>
+                    <w:rPr>
+                      <w:rFonts w:ascii="Cambria Math" w:hAnsi="Cambria Math"/>
+                      <w:i/>
+                      <w:lang w:val="en-US"/>
+                    </w:rPr>
+                  </m:ctrlPr>
+                </m:dPr>
+                <m:e>
+                  <m:r>
+                    <w:rPr>
+                      <w:rFonts w:ascii="Cambria Math" w:hAnsi="Cambria Math"/>
+                      <w:lang w:val="en-US"/>
+                    </w:rPr>
+                    <m:t>x</m:t>
+                  </m:r>
+                </m:e>
+              </m:d>
+              <m:r>
+                <w:rPr>
+                  <w:rFonts w:ascii="Cambria Math" w:hAnsi="Cambria Math"/>
+                  <w:lang w:val="en-US"/>
+                </w:rPr>
+                <m:t>ln</m:t>
+              </m:r>
+              <m:d>
+                <m:dPr>
+                  <m:ctrlPr>
+                    <w:rPr>
+                      <w:rFonts w:ascii="Cambria Math" w:hAnsi="Cambria Math"/>
+                      <w:i/>
+                      <w:lang w:val="en-US"/>
+                    </w:rPr>
+                  </m:ctrlPr>
+                </m:dPr>
+                <m:e>
+                  <m:r>
+                    <w:rPr>
+                      <w:rFonts w:ascii="Cambria Math" w:hAnsi="Cambria Math"/>
+                      <w:lang w:val="en-US"/>
+                    </w:rPr>
+                    <m:t>g</m:t>
+                  </m:r>
+                  <m:d>
+                    <m:dPr>
+                      <m:ctrlPr>
+                        <w:rPr>
+                          <w:rFonts w:ascii="Cambria Math" w:hAnsi="Cambria Math"/>
+                          <w:i/>
+                          <w:lang w:val="en-US"/>
+                        </w:rPr>
+                      </m:ctrlPr>
+                    </m:dPr>
+                    <m:e>
+                      <m:r>
+                        <w:rPr>
+                          <w:rFonts w:ascii="Cambria Math" w:hAnsi="Cambria Math"/>
+                          <w:lang w:val="en-US"/>
+                        </w:rPr>
+                        <m:t>x</m:t>
+                      </m:r>
+                    </m:e>
+                  </m:d>
+                </m:e>
+              </m:d>
+            </m:e>
+          </m:nary>
+          <m:r>
+            <w:rPr>
+              <w:rFonts w:ascii="Cambria Math" w:hAnsi="Cambria Math"/>
+              <w:lang w:val="en-US"/>
+            </w:rPr>
+            <m:t>dx≥-</m:t>
+          </m:r>
+          <m:nary>
+            <m:naryPr>
+              <m:limLoc m:val="subSup"/>
+              <m:ctrlPr>
+                <w:rPr>
+                  <w:rFonts w:ascii="Cambria Math" w:hAnsi="Cambria Math"/>
+                  <w:i/>
+                  <w:lang w:val="en-US"/>
+                </w:rPr>
+              </m:ctrlPr>
+            </m:naryPr>
+            <m:sub>
+              <m:r>
+                <w:rPr>
+                  <w:rFonts w:ascii="Cambria Math" w:hAnsi="Cambria Math"/>
+                  <w:lang w:val="en-US"/>
+                </w:rPr>
+                <m:t>-∞</m:t>
+              </m:r>
+            </m:sub>
+            <m:sup>
+              <m:r>
+                <w:rPr>
+                  <w:rFonts w:ascii="Cambria Math" w:hAnsi="Cambria Math"/>
+                  <w:lang w:val="en-US"/>
+                </w:rPr>
+                <m:t>∞</m:t>
+              </m:r>
+            </m:sup>
+            <m:e>
+              <m:r>
+                <w:rPr>
+                  <w:rFonts w:ascii="Cambria Math" w:hAnsi="Cambria Math"/>
+                  <w:lang w:val="en-US"/>
+                </w:rPr>
+                <m:t>f</m:t>
+              </m:r>
+              <m:d>
+                <m:dPr>
+                  <m:ctrlPr>
+                    <w:rPr>
+                      <w:rFonts w:ascii="Cambria Math" w:hAnsi="Cambria Math"/>
+                      <w:i/>
+                      <w:lang w:val="en-US"/>
+                    </w:rPr>
+                  </m:ctrlPr>
+                </m:dPr>
+                <m:e>
+                  <m:r>
+                    <w:rPr>
+                      <w:rFonts w:ascii="Cambria Math" w:hAnsi="Cambria Math"/>
+                      <w:lang w:val="en-US"/>
+                    </w:rPr>
+                    <m:t>x</m:t>
+                  </m:r>
+                </m:e>
+              </m:d>
+              <m:r>
+                <w:rPr>
+                  <w:rFonts w:ascii="Cambria Math" w:hAnsi="Cambria Math"/>
+                  <w:lang w:val="en-US"/>
+                </w:rPr>
+                <m:t>ln</m:t>
+              </m:r>
+              <m:d>
+                <m:dPr>
+                  <m:ctrlPr>
+                    <w:rPr>
+                      <w:rFonts w:ascii="Cambria Math" w:hAnsi="Cambria Math"/>
+                      <w:i/>
+                      <w:lang w:val="en-US"/>
+                    </w:rPr>
+                  </m:ctrlPr>
+                </m:dPr>
+                <m:e>
+                  <m:r>
+                    <w:rPr>
+                      <w:rFonts w:ascii="Cambria Math" w:hAnsi="Cambria Math"/>
+                      <w:lang w:val="en-US"/>
+                    </w:rPr>
+                    <m:t>f</m:t>
+                  </m:r>
+                  <m:d>
+                    <m:dPr>
+                      <m:ctrlPr>
+                        <w:rPr>
+                          <w:rFonts w:ascii="Cambria Math" w:hAnsi="Cambria Math"/>
+                          <w:i/>
+                          <w:lang w:val="en-US"/>
+                        </w:rPr>
+                      </m:ctrlPr>
+                    </m:dPr>
+                    <m:e>
+                      <m:r>
+                        <w:rPr>
+                          <w:rFonts w:ascii="Cambria Math" w:hAnsi="Cambria Math"/>
+                          <w:lang w:val="en-US"/>
+                        </w:rPr>
+                        <m:t>x</m:t>
+                      </m:r>
+                    </m:e>
+                  </m:d>
+                </m:e>
+              </m:d>
+            </m:e>
+          </m:nary>
+          <m:r>
+            <w:rPr>
+              <w:rFonts w:ascii="Cambria Math" w:hAnsi="Cambria Math"/>
+              <w:lang w:val="en-US"/>
+            </w:rPr>
+            <m:t>dx⇒h</m:t>
+          </m:r>
+          <m:d>
+            <m:dPr>
+              <m:ctrlPr>
+                <w:rPr>
+                  <w:rFonts w:ascii="Cambria Math" w:hAnsi="Cambria Math"/>
+                  <w:i/>
+                  <w:lang w:val="en-US"/>
+                </w:rPr>
+              </m:ctrlPr>
+            </m:dPr>
+            <m:e>
+              <m:r>
+                <w:rPr>
+                  <w:rFonts w:ascii="Cambria Math" w:hAnsi="Cambria Math"/>
+                  <w:lang w:val="en-US"/>
+                </w:rPr>
+                <m:t>A,B</m:t>
+              </m:r>
+            </m:e>
+          </m:d>
+          <m:r>
+            <w:rPr>
+              <w:rFonts w:ascii="Cambria Math" w:hAnsi="Cambria Math"/>
+              <w:lang w:val="en-US"/>
+            </w:rPr>
+            <m:t>≥h</m:t>
+          </m:r>
+          <m:d>
+            <m:dPr>
+              <m:ctrlPr>
+                <w:rPr>
+                  <w:rFonts w:ascii="Cambria Math" w:hAnsi="Cambria Math"/>
+                  <w:i/>
+                  <w:lang w:val="en-US"/>
+                </w:rPr>
+              </m:ctrlPr>
+            </m:dPr>
+            <m:e>
+              <m:r>
+                <w:rPr>
+                  <w:rFonts w:ascii="Cambria Math" w:hAnsi="Cambria Math"/>
+                  <w:lang w:val="en-US"/>
+                </w:rPr>
+                <m:t>A</m:t>
+              </m:r>
+            </m:e>
+          </m:d>
+        </m:oMath>
+      </m:oMathPara>
+    </w:p>
+    <w:p>
+      <w:pPr>
+        <w:pStyle w:val="ListParagraph"/>
+        <w:numPr>
+          <w:ilvl w:val="0"/>
+          <w:numId w:val="8"/>
+        </w:numPr>
+        <w:rPr>
+          <w:rFonts w:ascii="Cambria Math" w:hAnsi="Cambria Math"/>
+          <w:lang w:val="en-US"/>
+          <w:oMath/>
+        </w:rPr>
+      </w:pPr>
+      <w:r>
+        <w:rPr>
+          <w:rFonts w:eastAsiaTheme="minorEastAsia"/>
+          <w:lang w:val="en-US"/>
+        </w:rPr>
+        <w:t>Tương tự dễ dàng chứng minh được Cross Entropy cũng không bao giờ nhỏ hơn Entropy</w:t>
+      </w:r>
+    </w:p>
+    <w:p>
+      <w:pPr>
+        <w:pStyle w:val="ListParagraph"/>
+        <w:numPr>
+          <w:ilvl w:val="0"/>
+          <w:numId w:val="13"/>
+        </w:numPr>
+        <w:rPr>
+          <w:lang w:val="en-US"/>
+        </w:rPr>
+      </w:pPr>
+      <w:r>
+        <w:rPr>
+          <w:lang w:val="en-US"/>
+        </w:rPr>
+        <w:t xml:space="preserve">Cách </w:t>
+      </w:r>
+      <w:r>
+        <w:rPr>
+          <w:lang w:val="en-US"/>
+        </w:rPr>
+        <w:t xml:space="preserve">Tính Khoảng Cách Hay Sự Khác Biệt Giữa 2 Phân Phối = </w:t>
+      </w:r>
+      <w:r>
+        <w:rPr>
+          <w:lang w:val="en-US"/>
+        </w:rPr>
+        <w:t xml:space="preserve">Phân </w:t>
+      </w:r>
+      <w:r>
+        <w:rPr>
+          <w:lang w:val="en-US"/>
+        </w:rPr>
+        <w:t xml:space="preserve">Kỳ </w:t>
+      </w:r>
+      <w:r>
+        <w:rPr>
+          <w:lang w:val="en-US"/>
+        </w:rPr>
+        <w:t xml:space="preserve">KL </w:t>
+      </w:r>
+      <w:r>
+        <w:rPr>
+          <w:lang w:val="en-US"/>
+        </w:rPr>
+        <w:t>(</w:t>
+      </w:r>
+      <w:r>
+        <w:rPr>
+          <w:lang w:val="en-US"/>
+        </w:rPr>
+        <w:t>Kullback Leibler Divergence</w:t>
+      </w:r>
+      <w:r>
+        <w:rPr>
+          <w:lang w:val="en-US"/>
+        </w:rPr>
+        <w:t>)?</w:t>
+      </w:r>
+    </w:p>
+    <w:p>
+      <w:pPr>
+        <w:pStyle w:val="ListParagraph"/>
+        <w:numPr>
+          <w:ilvl w:val="0"/>
+          <w:numId w:val="8"/>
+        </w:numPr>
+        <w:rPr>
+          <w:lang w:val="en-US"/>
+        </w:rPr>
+      </w:pPr>
+      <w:r>
+        <w:rPr>
+          <w:lang w:val="en-US"/>
+        </w:rPr>
+        <w:t>Bản chất là = Cross Entropy – Entropy, ở đây nói chung cho cả vi phân</w:t>
+      </w:r>
+    </w:p>
+    <w:p>
+      <w:pPr>
+        <w:pStyle w:val="ListParagraph"/>
+        <w:numPr>
+          <w:ilvl w:val="0"/>
+          <w:numId w:val="8"/>
+        </w:numPr>
+        <w:rPr>
+          <w:lang w:val="en-US"/>
+        </w:rPr>
+      </w:pPr>
+      <w:r>
+        <w:rPr>
+          <w:lang w:val="en-US"/>
+        </w:rPr>
+        <w:t>Danh xưng khoảng cách là vì nó không bao giờ nhỏ hơn 0 do Cross Entropy không bao giờ nhỏ hơn Entropy, ngoài ra là vì chỉ khi 2 phân phối = nhau hoàn toàn thì nó mới = 0,</w:t>
+      </w:r>
+      <w:r>
+        <w:rPr>
+          <w:lang w:val="en-US"/>
+        </w:rPr>
+        <w:t xml:space="preserve"> và càng lớn khi 2 phân phối càng khác nhau,</w:t>
+      </w:r>
+      <w:r>
+        <w:rPr>
+          <w:lang w:val="en-US"/>
+        </w:rPr>
+        <w:t xml:space="preserve"> do đó nó không giao hoán cũng là chuyện bình thường, không giao hoán ở đây nghĩa khi thay đổi vai trò của 2 phân phối thì phân kỳ KL sẽ thay đổi</w:t>
+      </w:r>
+    </w:p>
+    <w:p>
+      <w:pPr>
+        <w:pStyle w:val="ListParagraph"/>
+        <w:numPr>
+          <w:ilvl w:val="0"/>
+          <w:numId w:val="8"/>
+        </w:numPr>
+        <w:rPr>
+          <w:lang w:val="en-US"/>
+        </w:rPr>
+      </w:pPr>
+      <w:r>
+        <w:rPr>
+          <w:lang w:val="en-US"/>
+        </w:rPr>
+        <w:t>Bản chất khi bạn cố gắng giảm</w:t>
+      </w:r>
+      <w:r>
+        <w:rPr>
+          <w:lang w:val="en-US"/>
+        </w:rPr>
+        <w:t xml:space="preserve"> giá trị</w:t>
+      </w:r>
+      <w:r>
+        <w:rPr>
+          <w:lang w:val="en-US"/>
+        </w:rPr>
+        <w:t xml:space="preserve"> Cross Entropy</w:t>
+      </w:r>
+      <w:r>
+        <w:rPr>
+          <w:lang w:val="en-US"/>
+        </w:rPr>
+        <w:t xml:space="preserve"> Loss là bạn đang làm giảm phân kỳ KL hay nói cách khác là khoảng cách giữa phân phối đúng và phân phối dự đoán khi sử dụng hàm Softmax của bạn</w:t>
+      </w:r>
+    </w:p>
+    <w:p>
+      <w:pPr>
+        <w:pStyle w:val="ListParagraph"/>
+        <w:numPr>
+          <w:ilvl w:val="0"/>
+          <w:numId w:val="8"/>
+        </w:numPr>
+        <w:rPr>
+          <w:lang w:val="en-US"/>
+        </w:rPr>
+      </w:pPr>
+      <w:r>
+        <w:rPr>
+          <w:lang w:val="en-US"/>
+        </w:rPr>
+        <w:t xml:space="preserve">Khi </w:t>
+      </w:r>
+      <w:r>
+        <w:rPr>
+          <w:lang w:val="en-US"/>
+        </w:rPr>
+        <w:t xml:space="preserve">Train Model để dạng phân loại, thì nên sử dụng Cross Entropy Loss vì nó rất dễ tính, do phân phối đúng hay nhãn là One Hot Vector, nên ta chỉ cần tính </w:t>
+      </w:r>
+    </w:p>
+    <w:p>
+      <w:pPr>
+        <w:pStyle w:val="ListParagraph"/>
+        <w:ind w:left="1080"/>
+        <w:rPr>
+          <w:lang w:val="en-US"/>
+        </w:rPr>
+      </w:pPr>
+      <w:r>
+        <w:rPr>
+          <w:lang w:val="en-US"/>
+        </w:rPr>
+        <w:t>– ln(&lt;Giá Trị Dự Đoán Có Vị Trí = Vị Trí Của 1 Trong One Hot Vector&gt;)</w:t>
+      </w:r>
+    </w:p>
+    <w:p>
+      <w:pPr>
+        <w:pStyle w:val="ListParagraph"/>
+        <w:numPr>
+          <w:ilvl w:val="0"/>
+          <w:numId w:val="13"/>
+        </w:numPr>
+        <w:rPr>
+          <w:lang w:val="en-US"/>
+        </w:rPr>
+      </w:pPr>
+      <w:r>
+        <w:rPr>
+          <w:lang w:val="en-US"/>
+        </w:rPr>
+        <w:t>Tại Sao Lại Sử Dụng Cross Entropy Thay Cho MSE?</w:t>
+      </w:r>
+    </w:p>
+    <w:p>
+      <w:pPr>
+        <w:pStyle w:val="ListParagraph"/>
+        <w:numPr>
+          <w:ilvl w:val="0"/>
+          <w:numId w:val="8"/>
+        </w:numPr>
+        <w:rPr>
+          <w:lang w:val="en-US"/>
+        </w:rPr>
+      </w:pPr>
+      <w:r>
+        <w:rPr>
+          <w:lang w:val="en-US"/>
+        </w:rPr>
+        <w:t xml:space="preserve">Trong trường hợp Train Model dạng phân loại, thì ta thường sử dụng Softmax cho Layer cuối cùng, nên giá trị của dự đoán luôn nằm trong khoảng (0, 1), mà đạo hàm của MSE lại tuyến tính nên Gradient sẽ nhỏ và xêm xêm nhau, trong khi khi sử dụng hàm ln thì, nếu giá trị dự đoán có vị trí của 1 trong One Hot Vector gần 0, nói cách khác là nó dự đoán sai bét, thì đạo hàm của ln tại số gần 0 lại cực lớn,  do đó Gradient sẽ lớn, hợp lý vì nó cần phải sửa sai nhanh </w:t>
+      </w:r>
+    </w:p>
+    <w:p>
+      <w:pPr>
+        <w:pStyle w:val="ListParagraph"/>
+        <w:numPr>
+          <w:ilvl w:val="0"/>
+          <w:numId w:val="13"/>
+        </w:numPr>
+        <w:rPr>
+          <w:lang w:val="en-US"/>
+        </w:rPr>
+      </w:pPr>
+      <w:r>
+        <w:rPr>
+          <w:lang w:val="en-US"/>
+        </w:rPr>
+        <w:t xml:space="preserve">Multi Class </w:t>
+      </w:r>
+      <w:r>
+        <w:rPr>
+          <w:lang w:val="en-US"/>
+        </w:rPr>
+        <w:t xml:space="preserve">Khác Đéo Gì </w:t>
+      </w:r>
+      <w:r>
+        <w:rPr>
+          <w:lang w:val="en-US"/>
+        </w:rPr>
+        <w:t>Multi Label</w:t>
+      </w:r>
+      <w:r>
+        <w:rPr>
+          <w:lang w:val="en-US"/>
+        </w:rPr>
+        <w:t>?</w:t>
+      </w:r>
+    </w:p>
+    <w:p>
+      <w:pPr>
+        <w:pStyle w:val="ListParagraph"/>
+        <w:numPr>
+          <w:ilvl w:val="0"/>
+          <w:numId w:val="8"/>
+        </w:numPr>
+        <w:rPr>
+          <w:lang w:val="en-US"/>
+        </w:rPr>
+      </w:pPr>
+      <w:r>
+        <w:rPr>
+          <w:lang w:val="en-US"/>
+        </w:rPr>
+        <w:t>Phân loại kiểu Multi Class nghĩa là Layer cuối cùng sử dụng hàm Softmax, nhãn là One Hot Vector, sử dụng Cross Entropy Loss, không sử dụng Binary Cross Entropy Loss vì hiệu suất tính toán</w:t>
+      </w:r>
+    </w:p>
+    <w:p>
+      <w:pPr>
+        <w:pStyle w:val="ListParagraph"/>
+        <w:numPr>
+          <w:ilvl w:val="0"/>
+          <w:numId w:val="8"/>
+        </w:numPr>
+        <w:rPr>
+          <w:lang w:val="en-US"/>
+        </w:rPr>
+      </w:pPr>
+      <w:r>
+        <w:rPr>
+          <w:lang w:val="en-US"/>
+        </w:rPr>
+        <w:t>Phân loại kiểu Multi Label nghĩa là Layer cuối cùng sử dụng hàm Sigmoid, nhãn là Binary Vector, có thể có nhiều số 1, sử dụng Binary Cross Entropy Loss</w:t>
+      </w:r>
+    </w:p>
+    <w:p>
+      <w:pPr>
+        <w:pStyle w:val="ListParagraph"/>
+        <w:numPr>
+          <w:ilvl w:val="0"/>
+          <w:numId w:val="13"/>
+        </w:numPr>
+        <w:rPr>
+          <w:lang w:val="en-US"/>
+        </w:rPr>
+      </w:pPr>
+      <w:r>
+        <w:rPr>
+          <w:lang w:val="en-US"/>
+        </w:rPr>
+        <w:t xml:space="preserve">Binary Cross Entropy </w:t>
+      </w:r>
+      <w:r>
+        <w:rPr>
+          <w:lang w:val="en-US"/>
+        </w:rPr>
+        <w:t>Là Cái Lồn Gì?</w:t>
+      </w:r>
+    </w:p>
+    <w:p>
+      <w:pPr>
+        <w:pStyle w:val="ListParagraph"/>
+        <w:numPr>
+          <w:ilvl w:val="0"/>
+          <w:numId w:val="8"/>
+        </w:numPr>
+        <w:rPr>
+          <w:lang w:val="en-US"/>
+        </w:rPr>
+      </w:pPr>
+      <w:r>
+        <w:rPr>
+          <w:lang w:val="en-US"/>
+        </w:rPr>
+        <w:t>Xét trường hợp phân loại</w:t>
+      </w:r>
+      <w:r>
+        <w:rPr>
+          <w:lang w:val="en-US"/>
+        </w:rPr>
+        <w:t xml:space="preserve"> 2 lớp, ví dụ “chó” và “mèo”, như vậy ta chỉ cần 1 Neuron ở Layer cuối cùng, trả về 1 là “chó”, 0 là “mèo”, đ</w:t>
+      </w:r>
+      <w:r>
+        <w:rPr>
+          <w:lang w:val="en-US"/>
+        </w:rPr>
+        <w:t xml:space="preserve">ể ý thấy khi nhãn = 0 thì </w:t>
+      </w:r>
+      <w:r>
+        <w:rPr>
+          <w:lang w:val="en-US"/>
+        </w:rPr>
+        <w:t xml:space="preserve">Cross </w:t>
+      </w:r>
+      <w:r>
+        <w:rPr>
+          <w:lang w:val="en-US"/>
+        </w:rPr>
+        <w:t>Entropy = 0, đéo cần biết là dự đoán</w:t>
+      </w:r>
+      <w:r>
+        <w:rPr>
+          <w:lang w:val="en-US"/>
+        </w:rPr>
+        <w:t xml:space="preserve"> = 1 sai vãi đái, do đó ta sử dụng Binary Cross Entropy có thể tích Loss trong trường hợp nhãn = 0</w:t>
+      </w:r>
+    </w:p>
+    <w:p>
+      <w:pPr>
+        <w:pStyle w:val="ListParagraph"/>
+        <w:pBdr>
+          <w:top w:val="single" w:sz="4" w:space="1" w:color="auto"/>
+          <w:left w:val="single" w:sz="4" w:space="4" w:color="auto"/>
+          <w:bottom w:val="single" w:sz="4" w:space="1" w:color="auto"/>
+          <w:right w:val="single" w:sz="4" w:space="4" w:color="auto"/>
+        </w:pBdr>
+        <w:ind w:left="1080"/>
+        <w:rPr>
+          <w:rFonts w:ascii="Cambria Math" w:hAnsi="Cambria Math"/>
+          <w:lang w:val="en-US"/>
+          <w:oMath/>
+        </w:rPr>
+      </w:pPr>
+      <m:oMathPara>
+        <m:oMathParaPr>
+          <m:jc m:val="left"/>
+        </m:oMathParaPr>
+        <m:oMath>
+          <m:r>
+            <w:rPr>
+              <w:rFonts w:ascii="Cambria Math" w:hAnsi="Cambria Math"/>
+              <w:lang w:val="en-US"/>
+            </w:rPr>
+            <m:t>L</m:t>
+          </m:r>
+          <m:r>
+            <w:rPr>
+              <w:rFonts w:ascii="Cambria Math" w:eastAsiaTheme="minorEastAsia" w:hAnsi="Cambria Math"/>
+              <w:lang w:val="en-US"/>
+            </w:rPr>
+            <m:t>=-</m:t>
+          </m:r>
+          <m:d>
+            <m:dPr>
+              <m:ctrlPr>
+                <w:rPr>
+                  <w:rFonts w:ascii="Cambria Math" w:hAnsi="Cambria Math"/>
+                  <w:i/>
+                  <w:lang w:val="en-US"/>
+                </w:rPr>
+              </m:ctrlPr>
+            </m:dPr>
+            <m:e>
+              <m:sSub>
+                <m:sSubPr>
+                  <m:ctrlPr>
+                    <w:rPr>
+                      <w:rFonts w:ascii="Cambria Math" w:hAnsi="Cambria Math"/>
+                      <w:i/>
+                      <w:lang w:val="en-US"/>
+                    </w:rPr>
+                  </m:ctrlPr>
+                </m:sSubPr>
+                <m:e>
+                  <m:r>
+                    <w:rPr>
+                      <w:rFonts w:ascii="Cambria Math" w:hAnsi="Cambria Math"/>
+                      <w:lang w:val="en-US"/>
+                    </w:rPr>
+                    <m:t>y</m:t>
+                  </m:r>
+                </m:e>
+                <m:sub>
+                  <m:r>
+                    <w:rPr>
+                      <w:rFonts w:ascii="Cambria Math" w:hAnsi="Cambria Math"/>
+                      <w:lang w:val="en-US"/>
+                    </w:rPr>
+                    <m:t>T</m:t>
+                  </m:r>
+                </m:sub>
+              </m:sSub>
+              <m:r>
+                <w:rPr>
+                  <w:rFonts w:ascii="Cambria Math" w:hAnsi="Cambria Math"/>
+                  <w:lang w:val="en-US"/>
+                </w:rPr>
+                <m:t>ln</m:t>
+              </m:r>
+              <m:d>
+                <m:dPr>
+                  <m:ctrlPr>
+                    <w:rPr>
+                      <w:rFonts w:ascii="Cambria Math" w:hAnsi="Cambria Math"/>
+                      <w:i/>
+                      <w:lang w:val="en-US"/>
+                    </w:rPr>
+                  </m:ctrlPr>
+                </m:dPr>
+                <m:e>
+                  <m:sSub>
+                    <m:sSubPr>
+                      <m:ctrlPr>
+                        <w:rPr>
+                          <w:rFonts w:ascii="Cambria Math" w:hAnsi="Cambria Math"/>
+                          <w:i/>
+                          <w:lang w:val="en-US"/>
+                        </w:rPr>
+                      </m:ctrlPr>
+                    </m:sSubPr>
+                    <m:e>
+                      <m:r>
+                        <w:rPr>
+                          <w:rFonts w:ascii="Cambria Math" w:hAnsi="Cambria Math"/>
+                          <w:lang w:val="en-US"/>
+                        </w:rPr>
+                        <m:t>y</m:t>
+                      </m:r>
+                    </m:e>
+                    <m:sub>
+                      <m:r>
+                        <w:rPr>
+                          <w:rFonts w:ascii="Cambria Math" w:hAnsi="Cambria Math"/>
+                          <w:lang w:val="en-US"/>
+                        </w:rPr>
+                        <m:t>P</m:t>
+                      </m:r>
+                    </m:sub>
+                  </m:sSub>
+                </m:e>
+              </m:d>
+              <m:r>
+                <w:rPr>
+                  <w:rFonts w:ascii="Cambria Math" w:hAnsi="Cambria Math"/>
+                  <w:lang w:val="en-US"/>
+                </w:rPr>
+                <m:t>+</m:t>
+              </m:r>
+              <m:d>
+                <m:dPr>
+                  <m:ctrlPr>
+                    <w:rPr>
+                      <w:rFonts w:ascii="Cambria Math" w:hAnsi="Cambria Math"/>
+                      <w:i/>
+                      <w:lang w:val="en-US"/>
+                    </w:rPr>
+                  </m:ctrlPr>
+                </m:dPr>
+                <m:e>
+                  <m:r>
+                    <w:rPr>
+                      <w:rFonts w:ascii="Cambria Math" w:hAnsi="Cambria Math"/>
+                      <w:lang w:val="en-US"/>
+                    </w:rPr>
+                    <m:t>1-</m:t>
+                  </m:r>
+                  <m:sSub>
+                    <m:sSubPr>
+                      <m:ctrlPr>
+                        <w:rPr>
+                          <w:rFonts w:ascii="Cambria Math" w:hAnsi="Cambria Math"/>
+                          <w:i/>
+                          <w:lang w:val="en-US"/>
+                        </w:rPr>
+                      </m:ctrlPr>
+                    </m:sSubPr>
+                    <m:e>
+                      <m:r>
+                        <w:rPr>
+                          <w:rFonts w:ascii="Cambria Math" w:hAnsi="Cambria Math"/>
+                          <w:lang w:val="en-US"/>
+                        </w:rPr>
+                        <m:t>y</m:t>
+                      </m:r>
+                    </m:e>
+                    <m:sub>
+                      <m:r>
+                        <w:rPr>
+                          <w:rFonts w:ascii="Cambria Math" w:hAnsi="Cambria Math"/>
+                          <w:lang w:val="en-US"/>
+                        </w:rPr>
+                        <m:t>T</m:t>
+                      </m:r>
+                    </m:sub>
+                  </m:sSub>
+                </m:e>
+              </m:d>
+              <m:r>
+                <w:rPr>
+                  <w:rFonts w:ascii="Cambria Math" w:hAnsi="Cambria Math"/>
+                  <w:lang w:val="en-US"/>
+                </w:rPr>
+                <m:t>ln</m:t>
+              </m:r>
+              <m:d>
+                <m:dPr>
+                  <m:ctrlPr>
+                    <w:rPr>
+                      <w:rFonts w:ascii="Cambria Math" w:hAnsi="Cambria Math"/>
+                      <w:i/>
+                      <w:lang w:val="en-US"/>
+                    </w:rPr>
+                  </m:ctrlPr>
+                </m:dPr>
+                <m:e>
+                  <m:r>
+                    <w:rPr>
+                      <w:rFonts w:ascii="Cambria Math" w:hAnsi="Cambria Math"/>
+                      <w:lang w:val="en-US"/>
+                    </w:rPr>
+                    <m:t>1-</m:t>
+                  </m:r>
+                  <m:sSub>
+                    <m:sSubPr>
+                      <m:ctrlPr>
+                        <w:rPr>
+                          <w:rFonts w:ascii="Cambria Math" w:hAnsi="Cambria Math"/>
+                          <w:i/>
+                          <w:lang w:val="en-US"/>
+                        </w:rPr>
+                      </m:ctrlPr>
+                    </m:sSubPr>
+                    <m:e>
+                      <m:r>
+                        <w:rPr>
+                          <w:rFonts w:ascii="Cambria Math" w:hAnsi="Cambria Math"/>
+                          <w:lang w:val="en-US"/>
+                        </w:rPr>
+                        <m:t>y</m:t>
+                      </m:r>
+                    </m:e>
+                    <m:sub>
+                      <m:r>
+                        <w:rPr>
+                          <w:rFonts w:ascii="Cambria Math" w:hAnsi="Cambria Math"/>
+                          <w:lang w:val="en-US"/>
+                        </w:rPr>
+                        <m:t>P</m:t>
+                      </m:r>
+                    </m:sub>
+                  </m:sSub>
+                </m:e>
+              </m:d>
+            </m:e>
+          </m:d>
+        </m:oMath>
+      </m:oMathPara>
+    </w:p>
+    <w:p>
+      <w:pPr>
+        <w:pStyle w:val="ListParagraph"/>
+        <w:numPr>
+          <w:ilvl w:val="0"/>
+          <w:numId w:val="8"/>
+        </w:numPr>
+        <w:rPr>
+          <w:rFonts w:ascii="Cambria Math" w:hAnsi="Cambria Math"/>
+          <w:lang w:val="en-US"/>
+          <w:oMath/>
+        </w:rPr>
+      </w:pPr>
+      <w:r>
+        <w:rPr>
+          <w:rFonts w:eastAsiaTheme="minorEastAsia"/>
+          <w:lang w:val="en-US"/>
+        </w:rPr>
+        <w:t>y</w:t>
+      </w:r>
+      <w:r>
+        <w:rPr>
+          <w:rFonts w:eastAsiaTheme="minorEastAsia"/>
+          <w:vertAlign w:val="subscript"/>
+          <w:lang w:val="en-US"/>
+        </w:rPr>
+        <w:t>T</w:t>
+      </w:r>
+      <w:r>
+        <w:rPr>
+          <w:rFonts w:eastAsiaTheme="minorEastAsia"/>
+          <w:lang w:val="en-US"/>
+        </w:rPr>
+        <w:t xml:space="preserve"> là giá trị dự đoán, thuộc (0, 1)</w:t>
+      </w:r>
+      <w:bookmarkStart w:id="0" w:name="_GoBack"/>
+      <w:bookmarkEnd w:id="0"/>
+    </w:p>
+    <w:p>
+      <w:pPr>
+        <w:pStyle w:val="ListParagraph"/>
+        <w:numPr>
+          <w:ilvl w:val="0"/>
+          <w:numId w:val="8"/>
+        </w:numPr>
+        <w:rPr>
+          <w:rFonts w:ascii="Cambria Math" w:hAnsi="Cambria Math"/>
+          <w:lang w:val="en-US"/>
+          <w:oMath/>
+        </w:rPr>
+      </w:pPr>
+      <w:r>
+        <w:rPr>
+          <w:rFonts w:eastAsiaTheme="minorEastAsia"/>
+          <w:lang w:val="en-US"/>
+        </w:rPr>
+        <w:t>y</w:t>
+      </w:r>
+      <w:r>
+        <w:rPr>
+          <w:rFonts w:eastAsiaTheme="minorEastAsia"/>
+          <w:vertAlign w:val="subscript"/>
           <w:lang w:val="en-US"/>
         </w:rPr>
         <w:t>p</w:t>
       </w:r>
       <w:r>
         <w:rPr>
-          <w:lang w:val="en-US"/>
-        </w:rPr>
-        <w:t xml:space="preserve"> * y_train).sum()</w:t>
+          <w:rFonts w:eastAsiaTheme="minorEastAsia"/>
+          <w:lang w:val="en-US"/>
+        </w:rPr>
+        <w:t xml:space="preserve"> là giá trị nhãn, = 0 hoặc 1</w:t>
+      </w:r>
+    </w:p>
+    <w:p>
+      <w:pPr>
+        <w:pStyle w:val="ListParagraph"/>
+        <w:numPr>
+          <w:ilvl w:val="0"/>
+          <w:numId w:val="8"/>
+        </w:numPr>
+        <w:rPr>
+          <w:rFonts w:ascii="Cambria Math" w:hAnsi="Cambria Math"/>
+          <w:lang w:val="en-US"/>
+          <w:oMath/>
+        </w:rPr>
+      </w:pPr>
+      <w:r>
+        <w:rPr>
+          <w:lang w:val="en-US"/>
+        </w:rPr>
+        <w:t>Trường hợp phân loại kiểu Multi Label thì tính Loss của mỗi Neuron trong lớp cuối cùng = Binary Cross Entropy rồi lấy giá trị trung bình</w:t>
+      </w:r>
+      <w:r>
+        <w:rPr>
+          <w:lang w:val="en-US"/>
+        </w:rPr>
+        <w:t>, không được lấy Cross Entropy trong trường hợp này để đề phòng trường hợp đéo có nhãn nào = 1, nghĩa là tổng Cross Entropy = 0, đéo tính được Gradient</w:t>
+      </w:r>
+    </w:p>
+    <w:p>
+      <w:pPr>
+        <w:rPr>
+          <w:lang w:val="en-US"/>
+        </w:rPr>
+      </w:pPr>
+    </w:p>
+    <w:p>
+      <w:pPr>
+        <w:rPr>
+          <w:lang w:val="en-US"/>
+        </w:rPr>
+      </w:pPr>
+      <w:r>
+        <w:rPr>
+          <w:lang w:val="en-US"/>
+        </w:rPr>
+        <w:t>Activation Function – Hàm Kích Hoạt:</w:t>
+      </w:r>
+    </w:p>
+    <w:p>
+      <w:pPr>
+        <w:pStyle w:val="ListParagraph"/>
+        <w:numPr>
+          <w:ilvl w:val="0"/>
+          <w:numId w:val="12"/>
+        </w:numPr>
+        <w:rPr>
+          <w:lang w:val="en-US"/>
+        </w:rPr>
+      </w:pPr>
+      <w:r>
+        <w:rPr>
+          <w:lang w:val="en-US"/>
+        </w:rPr>
+        <w:lastRenderedPageBreak/>
+        <w:t>Hàm ReLU (Rectified Linear Unit)?</w:t>
+      </w:r>
+    </w:p>
+    <w:p>
+      <w:pPr>
+        <w:pStyle w:val="ListParagraph"/>
+        <w:pBdr>
+          <w:top w:val="single" w:sz="4" w:space="1" w:color="auto"/>
+          <w:left w:val="single" w:sz="4" w:space="4" w:color="auto"/>
+          <w:bottom w:val="single" w:sz="4" w:space="1" w:color="auto"/>
+          <w:right w:val="single" w:sz="4" w:space="4" w:color="auto"/>
+        </w:pBdr>
+        <w:ind w:left="1080"/>
+        <w:rPr>
+          <w:rFonts w:ascii="Cambria Math" w:hAnsi="Cambria Math" w:cstheme="minorHAnsi"/>
+          <w:lang w:val="en-US"/>
+          <w:oMath/>
+        </w:rPr>
+      </w:pPr>
+      <m:oMathPara>
+        <m:oMathParaPr>
+          <m:jc m:val="left"/>
+        </m:oMathParaPr>
+        <m:oMath>
+          <m:r>
+            <w:rPr>
+              <w:rFonts w:ascii="Cambria Math" w:hAnsi="Cambria Math" w:cstheme="minorHAnsi"/>
+              <w:lang w:val="en-US"/>
+            </w:rPr>
+            <m:t>f</m:t>
+          </m:r>
+          <m:d>
+            <m:dPr>
+              <m:ctrlPr>
+                <w:rPr>
+                  <w:rFonts w:ascii="Cambria Math" w:hAnsi="Cambria Math" w:cstheme="minorHAnsi"/>
+                  <w:i/>
+                  <w:lang w:val="en-US"/>
+                </w:rPr>
+              </m:ctrlPr>
+            </m:dPr>
+            <m:e>
+              <m:r>
+                <w:rPr>
+                  <w:rFonts w:ascii="Cambria Math" w:hAnsi="Cambria Math" w:cstheme="minorHAnsi"/>
+                  <w:lang w:val="en-US"/>
+                </w:rPr>
+                <m:t>x</m:t>
+              </m:r>
+            </m:e>
+          </m:d>
+          <m:r>
+            <w:rPr>
+              <w:rFonts w:ascii="Cambria Math" w:hAnsi="Cambria Math" w:cstheme="minorHAnsi"/>
+              <w:lang w:val="en-US"/>
+            </w:rPr>
+            <m:t>=</m:t>
+          </m:r>
+          <m:d>
+            <m:dPr>
+              <m:begChr m:val="{"/>
+              <m:endChr m:val=""/>
+              <m:ctrlPr>
+                <w:rPr>
+                  <w:rFonts w:ascii="Cambria Math" w:hAnsi="Cambria Math" w:cstheme="minorHAnsi"/>
+                  <w:i/>
+                  <w:lang w:val="en-US"/>
+                </w:rPr>
+              </m:ctrlPr>
+            </m:dPr>
+            <m:e>
+              <m:m>
+                <m:mPr>
+                  <m:mcs>
+                    <m:mc>
+                      <m:mcPr>
+                        <m:count m:val="1"/>
+                        <m:mcJc m:val="center"/>
+                      </m:mcPr>
+                    </m:mc>
+                  </m:mcs>
+                  <m:ctrlPr>
+                    <w:rPr>
+                      <w:rFonts w:ascii="Cambria Math" w:hAnsi="Cambria Math" w:cstheme="minorHAnsi"/>
+                      <w:i/>
+                      <w:lang w:val="en-US"/>
+                    </w:rPr>
+                  </m:ctrlPr>
+                </m:mPr>
+                <m:mr>
+                  <m:e>
+                    <m:r>
+                      <w:rPr>
+                        <w:rFonts w:ascii="Cambria Math" w:hAnsi="Cambria Math" w:cstheme="minorHAnsi"/>
+                        <w:lang w:val="en-US"/>
+                      </w:rPr>
+                      <m:t>x,x≥0</m:t>
+                    </m:r>
+                  </m:e>
+                </m:mr>
+                <m:mr>
+                  <m:e>
+                    <m:r>
+                      <w:rPr>
+                        <w:rFonts w:ascii="Cambria Math" w:hAnsi="Cambria Math" w:cstheme="minorHAnsi"/>
+                        <w:lang w:val="en-US"/>
+                      </w:rPr>
+                      <m:t>0,x&lt;0</m:t>
+                    </m:r>
+                  </m:e>
+                </m:mr>
+              </m:m>
+            </m:e>
+          </m:d>
+          <m:r>
+            <m:rPr>
+              <m:sty m:val="p"/>
+            </m:rPr>
+            <w:rPr>
+              <w:rFonts w:ascii="Cambria Math" w:hAnsi="Cambria Math" w:cstheme="minorHAnsi"/>
+              <w:lang w:val="en-US"/>
+            </w:rPr>
+            <m:t xml:space="preserve"> </m:t>
+          </m:r>
+        </m:oMath>
+      </m:oMathPara>
+    </w:p>
+    <w:p>
+      <w:pPr>
+        <w:pStyle w:val="ListParagraph"/>
+        <w:numPr>
+          <w:ilvl w:val="0"/>
+          <w:numId w:val="12"/>
+        </w:numPr>
+        <w:rPr>
+          <w:rFonts w:ascii="Cambria Math" w:hAnsi="Cambria Math"/>
+          <w:lang w:val="en-US"/>
+          <w:oMath/>
+        </w:rPr>
+      </w:pPr>
+      <w:r>
+        <w:rPr>
+          <w:rFonts w:eastAsiaTheme="minorEastAsia"/>
+          <w:lang w:val="en-US"/>
+        </w:rPr>
+        <w:t>Hàm Sigmoid?</w:t>
+      </w:r>
+    </w:p>
+    <w:p>
+      <w:pPr>
+        <w:pStyle w:val="ListParagraph"/>
+        <w:numPr>
+          <w:ilvl w:val="0"/>
+          <w:numId w:val="8"/>
+        </w:numPr>
+        <w:rPr>
+          <w:rFonts w:ascii="Cambria Math" w:hAnsi="Cambria Math"/>
+          <w:lang w:val="en-US"/>
+          <w:oMath/>
+        </w:rPr>
+      </w:pPr>
+      <w:r>
+        <w:rPr>
+          <w:rFonts w:eastAsiaTheme="minorEastAsia"/>
+          <w:lang w:val="en-US"/>
+        </w:rPr>
+        <w:t>Có Codomain là (–1, 1)</w:t>
+      </w:r>
+    </w:p>
+    <w:p>
+      <w:pPr>
+        <w:pStyle w:val="ListParagraph"/>
+        <w:pBdr>
+          <w:top w:val="single" w:sz="4" w:space="1" w:color="auto"/>
+          <w:left w:val="single" w:sz="4" w:space="4" w:color="auto"/>
+          <w:bottom w:val="single" w:sz="4" w:space="1" w:color="auto"/>
+          <w:right w:val="single" w:sz="4" w:space="4" w:color="auto"/>
+        </w:pBdr>
+        <w:ind w:left="1080"/>
+        <w:rPr>
+          <w:rFonts w:ascii="Cambria Math" w:hAnsi="Cambria Math"/>
+          <w:lang w:val="en-US"/>
+          <w:oMath/>
+        </w:rPr>
+      </w:pPr>
+      <m:oMathPara>
+        <m:oMathParaPr>
+          <m:jc m:val="left"/>
+        </m:oMathParaPr>
+        <m:oMath>
+          <m:r>
+            <w:rPr>
+              <w:rFonts w:ascii="Cambria Math" w:eastAsiaTheme="minorEastAsia" w:hAnsi="Cambria Math"/>
+              <w:lang w:val="en-US"/>
+            </w:rPr>
+            <m:t>f</m:t>
+          </m:r>
+          <m:d>
+            <m:dPr>
+              <m:ctrlPr>
+                <w:rPr>
+                  <w:rFonts w:ascii="Cambria Math" w:eastAsiaTheme="minorEastAsia" w:hAnsi="Cambria Math"/>
+                  <w:i/>
+                  <w:lang w:val="en-US"/>
+                </w:rPr>
+              </m:ctrlPr>
+            </m:dPr>
+            <m:e>
+              <m:r>
+                <w:rPr>
+                  <w:rFonts w:ascii="Cambria Math" w:eastAsiaTheme="minorEastAsia" w:hAnsi="Cambria Math"/>
+                  <w:lang w:val="en-US"/>
+                </w:rPr>
+                <m:t>x</m:t>
+              </m:r>
+            </m:e>
+          </m:d>
+          <m:r>
+            <w:rPr>
+              <w:rFonts w:ascii="Cambria Math" w:eastAsiaTheme="minorEastAsia" w:hAnsi="Cambria Math"/>
+              <w:lang w:val="en-US"/>
+            </w:rPr>
+            <m:t>=</m:t>
+          </m:r>
+          <m:f>
+            <m:fPr>
+              <m:ctrlPr>
+                <w:rPr>
+                  <w:rFonts w:ascii="Cambria Math" w:eastAsiaTheme="minorEastAsia" w:hAnsi="Cambria Math"/>
+                  <w:i/>
+                  <w:lang w:val="en-US"/>
+                </w:rPr>
+              </m:ctrlPr>
+            </m:fPr>
+            <m:num>
+              <m:r>
+                <w:rPr>
+                  <w:rFonts w:ascii="Cambria Math" w:eastAsiaTheme="minorEastAsia" w:hAnsi="Cambria Math"/>
+                  <w:lang w:val="en-US"/>
+                </w:rPr>
+                <m:t>1</m:t>
+              </m:r>
+            </m:num>
+            <m:den>
+              <m:r>
+                <w:rPr>
+                  <w:rFonts w:ascii="Cambria Math" w:eastAsiaTheme="minorEastAsia" w:hAnsi="Cambria Math"/>
+                  <w:lang w:val="en-US"/>
+                </w:rPr>
+                <m:t>1+</m:t>
+              </m:r>
+              <m:sSup>
+                <m:sSupPr>
+                  <m:ctrlPr>
+                    <w:rPr>
+                      <w:rFonts w:ascii="Cambria Math" w:eastAsiaTheme="minorEastAsia" w:hAnsi="Cambria Math"/>
+                      <w:i/>
+                      <w:lang w:val="en-US"/>
+                    </w:rPr>
+                  </m:ctrlPr>
+                </m:sSupPr>
+                <m:e>
+                  <m:r>
+                    <w:rPr>
+                      <w:rFonts w:ascii="Cambria Math" w:eastAsiaTheme="minorEastAsia" w:hAnsi="Cambria Math"/>
+                      <w:lang w:val="en-US"/>
+                    </w:rPr>
+                    <m:t>e</m:t>
+                  </m:r>
+                </m:e>
+                <m:sup>
+                  <m:r>
+                    <w:rPr>
+                      <w:rFonts w:ascii="Cambria Math" w:eastAsiaTheme="minorEastAsia" w:hAnsi="Cambria Math"/>
+                      <w:lang w:val="en-US"/>
+                    </w:rPr>
+                    <m:t>-x</m:t>
+                  </m:r>
+                </m:sup>
+              </m:sSup>
+            </m:den>
+          </m:f>
+        </m:oMath>
+      </m:oMathPara>
+    </w:p>
+    <w:p>
+      <w:pPr>
+        <w:pStyle w:val="ListParagraph"/>
+        <w:numPr>
+          <w:ilvl w:val="0"/>
+          <w:numId w:val="12"/>
+        </w:numPr>
+        <w:rPr>
+          <w:lang w:val="en-US"/>
+        </w:rPr>
+      </w:pPr>
+      <w:r>
+        <w:rPr>
+          <w:lang w:val="en-US"/>
+        </w:rPr>
+        <w:t>Hàm Softmax?</w:t>
+      </w:r>
+    </w:p>
+    <w:p>
+      <w:pPr>
+        <w:pStyle w:val="ListParagraph"/>
+        <w:numPr>
+          <w:ilvl w:val="0"/>
+          <w:numId w:val="8"/>
+        </w:numPr>
+        <w:rPr>
+          <w:lang w:val="en-US"/>
+        </w:rPr>
+      </w:pPr>
+      <w:r>
+        <w:rPr>
+          <w:lang w:val="en-US"/>
+        </w:rPr>
+        <w:t>Hàm này áp dụng với Vector, e mũ mỗi phần tử của Vector rồi Scale sao cho tổng tất cả phần tử = 1</w:t>
+      </w:r>
+    </w:p>
+    <w:p>
+      <w:pPr>
+        <w:pStyle w:val="ListParagraph"/>
+        <w:numPr>
+          <w:ilvl w:val="0"/>
+          <w:numId w:val="12"/>
+        </w:numPr>
+        <w:rPr>
+          <w:lang w:val="en-US"/>
+        </w:rPr>
+      </w:pPr>
+      <w:r>
+        <w:rPr>
+          <w:lang w:val="en-US"/>
+        </w:rPr>
+        <w:t>Hàm GELU (</w:t>
+      </w:r>
+      <w:r>
+        <w:rPr>
+          <w:lang w:val="en-US"/>
+        </w:rPr>
+        <w:t>Gaussian Error Linear Unit</w:t>
+      </w:r>
+      <w:r>
+        <w:rPr>
+          <w:lang w:val="en-US"/>
+        </w:rPr>
+        <w:t>)?</w:t>
+      </w:r>
+    </w:p>
+    <w:p>
+      <w:pPr>
+        <w:pStyle w:val="ListParagraph"/>
+        <w:numPr>
+          <w:ilvl w:val="0"/>
+          <w:numId w:val="8"/>
+        </w:numPr>
+        <w:rPr>
+          <w:lang w:val="en-US"/>
+        </w:rPr>
+      </w:pPr>
+      <w:r>
+        <w:rPr>
+          <w:lang w:val="en-US"/>
+        </w:rPr>
+        <w:t xml:space="preserve">Hàm này </w:t>
+      </w:r>
+      <w:r>
+        <w:rPr>
+          <w:lang w:val="en-US"/>
+        </w:rPr>
+        <w:t xml:space="preserve"> giống ReLU vãi nhưng </w:t>
+      </w:r>
+      <w:r>
+        <w:rPr>
+          <w:lang w:val="en-US"/>
+        </w:rPr>
+        <w:t>là phiên bản mượ</w:t>
+      </w:r>
+      <w:r>
+        <w:rPr>
+          <w:lang w:val="en-US"/>
+        </w:rPr>
+        <w:t>t trên R</w:t>
+      </w:r>
+    </w:p>
+    <w:p>
+      <w:pPr>
+        <w:pStyle w:val="ListParagraph"/>
+        <w:pBdr>
+          <w:top w:val="single" w:sz="4" w:space="1" w:color="auto"/>
+          <w:left w:val="single" w:sz="4" w:space="4" w:color="auto"/>
+          <w:bottom w:val="single" w:sz="4" w:space="1" w:color="auto"/>
+          <w:right w:val="single" w:sz="4" w:space="4" w:color="auto"/>
+        </w:pBdr>
+        <w:ind w:left="1080"/>
+        <w:rPr>
+          <w:rFonts w:ascii="Cambria Math" w:hAnsi="Cambria Math"/>
+          <w:lang w:val="en-US"/>
+          <w:oMath/>
+        </w:rPr>
+      </w:pPr>
+      <m:oMathPara>
+        <m:oMathParaPr>
+          <m:jc m:val="left"/>
+        </m:oMathParaPr>
+        <m:oMath>
+          <m:r>
+            <w:rPr>
+              <w:rFonts w:ascii="Cambria Math" w:hAnsi="Cambria Math"/>
+              <w:lang w:val="en-US"/>
+            </w:rPr>
+            <m:t>f</m:t>
+          </m:r>
+          <m:d>
+            <m:dPr>
+              <m:ctrlPr>
+                <w:rPr>
+                  <w:rFonts w:ascii="Cambria Math" w:hAnsi="Cambria Math"/>
+                  <w:i/>
+                  <w:lang w:val="en-US"/>
+                </w:rPr>
+              </m:ctrlPr>
+            </m:dPr>
+            <m:e>
+              <m:r>
+                <w:rPr>
+                  <w:rFonts w:ascii="Cambria Math" w:hAnsi="Cambria Math"/>
+                  <w:lang w:val="en-US"/>
+                </w:rPr>
+                <m:t>x</m:t>
+              </m:r>
+            </m:e>
+          </m:d>
+          <m:r>
+            <w:rPr>
+              <w:rFonts w:ascii="Cambria Math" w:hAnsi="Cambria Math"/>
+              <w:lang w:val="en-US"/>
+            </w:rPr>
+            <m:t>=x</m:t>
+          </m:r>
+          <m:r>
+            <m:rPr>
+              <m:sty m:val="p"/>
+            </m:rPr>
+            <w:rPr>
+              <w:rFonts w:ascii="Cambria Math" w:hAnsi="Cambria Math"/>
+              <w:lang w:val="en-US"/>
+            </w:rPr>
+            <m:t>Φ</m:t>
+          </m:r>
+          <m:d>
+            <m:dPr>
+              <m:ctrlPr>
+                <w:rPr>
+                  <w:rFonts w:ascii="Cambria Math" w:hAnsi="Cambria Math"/>
+                  <w:i/>
+                  <w:lang w:val="en-US"/>
+                </w:rPr>
+              </m:ctrlPr>
+            </m:dPr>
+            <m:e>
+              <m:r>
+                <w:rPr>
+                  <w:rFonts w:ascii="Cambria Math" w:hAnsi="Cambria Math"/>
+                  <w:lang w:val="en-US"/>
+                </w:rPr>
+                <m:t>x</m:t>
+              </m:r>
+            </m:e>
+          </m:d>
+        </m:oMath>
+      </m:oMathPara>
+    </w:p>
+    <w:p>
+      <w:pPr>
+        <w:pStyle w:val="ListParagraph"/>
+        <w:numPr>
+          <w:ilvl w:val="0"/>
+          <w:numId w:val="8"/>
+        </w:numPr>
+        <w:rPr>
+          <w:rFonts w:ascii="Cambria Math" w:hAnsi="Cambria Math"/>
+          <w:lang w:val="en-US"/>
+          <w:oMath/>
+        </w:rPr>
+      </w:pPr>
+      <w:r>
+        <w:rPr>
+          <w:rFonts w:eastAsiaTheme="minorEastAsia"/>
+          <w:lang w:val="en-US"/>
+        </w:rPr>
+        <w:sym w:font="Symbol" w:char="F046"/>
+      </w:r>
+      <w:r>
+        <w:rPr>
+          <w:rFonts w:eastAsiaTheme="minorEastAsia"/>
+          <w:lang w:val="en-US"/>
+        </w:rPr>
+        <w:t>(x) là CDF của phân phối chuẩn tắc</w:t>
+      </w:r>
+    </w:p>
+    <w:p>
+      <w:pPr>
+        <w:pStyle w:val="ListParagraph"/>
+        <w:numPr>
+          <w:ilvl w:val="0"/>
+          <w:numId w:val="12"/>
+        </w:numPr>
+        <w:rPr>
+          <w:rFonts w:ascii="Cambria Math" w:hAnsi="Cambria Math"/>
+          <w:lang w:val="en-US"/>
+          <w:oMath/>
+        </w:rPr>
+      </w:pPr>
+      <w:r>
+        <w:rPr>
+          <w:rFonts w:eastAsiaTheme="minorEastAsia"/>
+          <w:lang w:val="en-US"/>
+        </w:rPr>
+        <w:t>Hàm ELU (Exponential Linear Unit)?</w:t>
+      </w:r>
+    </w:p>
+    <w:p>
+      <w:pPr>
+        <w:pStyle w:val="ListParagraph"/>
+        <w:numPr>
+          <w:ilvl w:val="0"/>
+          <w:numId w:val="8"/>
+        </w:numPr>
+        <w:rPr>
+          <w:rFonts w:ascii="Cambria Math" w:hAnsi="Cambria Math"/>
+          <w:lang w:val="en-US"/>
+          <w:oMath/>
+        </w:rPr>
+      </w:pPr>
+      <w:r>
+        <w:rPr>
+          <w:rFonts w:eastAsiaTheme="minorEastAsia"/>
+          <w:lang w:val="en-US"/>
+        </w:rPr>
+        <w:t>Sự kết hợp giữa Sigmoid và ReLU</w:t>
+      </w:r>
+    </w:p>
+    <w:p>
+      <w:pPr>
+        <w:pStyle w:val="ListParagraph"/>
+        <w:numPr>
+          <w:ilvl w:val="0"/>
+          <w:numId w:val="8"/>
+        </w:numPr>
+        <w:rPr>
+          <w:rFonts w:ascii="Cambria Math" w:hAnsi="Cambria Math"/>
+          <w:lang w:val="en-US"/>
+          <w:oMath/>
+        </w:rPr>
+      </w:pPr>
+      <w:r>
+        <w:rPr>
+          <w:rFonts w:eastAsiaTheme="minorEastAsia"/>
+          <w:lang w:val="en-US"/>
+        </w:rPr>
+        <w:t>Có Codomain là (–</w:t>
+      </w:r>
+      <w:r>
+        <w:rPr>
+          <w:rFonts w:eastAsiaTheme="minorEastAsia"/>
+          <w:lang w:val="en-US"/>
+        </w:rPr>
+        <w:sym w:font="Symbol" w:char="F061"/>
+      </w:r>
+      <w:r>
+        <w:rPr>
+          <w:rFonts w:eastAsiaTheme="minorEastAsia"/>
+          <w:lang w:val="en-US"/>
+        </w:rPr>
+        <w:t xml:space="preserve">, </w:t>
+      </w:r>
+      <w:r>
+        <w:rPr>
+          <w:rFonts w:eastAsiaTheme="minorEastAsia"/>
+          <w:lang w:val="en-US"/>
+        </w:rPr>
+        <w:sym w:font="Symbol" w:char="F0A5"/>
+      </w:r>
+      <w:r>
+        <w:rPr>
+          <w:rFonts w:eastAsiaTheme="minorEastAsia"/>
+          <w:lang w:val="en-US"/>
+        </w:rPr>
+        <w:t>)</w:t>
+      </w:r>
+    </w:p>
+    <w:p>
+      <w:pPr>
+        <w:pStyle w:val="ListParagraph"/>
+        <w:pBdr>
+          <w:top w:val="single" w:sz="4" w:space="1" w:color="auto"/>
+          <w:left w:val="single" w:sz="4" w:space="4" w:color="auto"/>
+          <w:bottom w:val="single" w:sz="4" w:space="1" w:color="auto"/>
+          <w:right w:val="single" w:sz="4" w:space="4" w:color="auto"/>
+        </w:pBdr>
+        <w:ind w:left="1080"/>
+        <w:rPr>
+          <w:rFonts w:ascii="Cambria Math" w:hAnsi="Cambria Math"/>
+          <w:lang w:val="en-US"/>
+          <w:oMath/>
+        </w:rPr>
+      </w:pPr>
+      <m:oMathPara>
+        <m:oMathParaPr>
+          <m:jc m:val="left"/>
+        </m:oMathParaPr>
+        <m:oMath>
+          <m:r>
+            <w:rPr>
+              <w:rFonts w:ascii="Cambria Math" w:eastAsiaTheme="minorEastAsia" w:hAnsi="Cambria Math"/>
+              <w:lang w:val="en-US"/>
+            </w:rPr>
+            <m:t>f</m:t>
+          </m:r>
+          <m:d>
+            <m:dPr>
+              <m:ctrlPr>
+                <w:rPr>
+                  <w:rFonts w:ascii="Cambria Math" w:eastAsiaTheme="minorEastAsia" w:hAnsi="Cambria Math"/>
+                  <w:i/>
+                  <w:lang w:val="en-US"/>
+                </w:rPr>
+              </m:ctrlPr>
+            </m:dPr>
+            <m:e>
+              <m:r>
+                <w:rPr>
+                  <w:rFonts w:ascii="Cambria Math" w:eastAsiaTheme="minorEastAsia" w:hAnsi="Cambria Math"/>
+                  <w:lang w:val="en-US"/>
+                </w:rPr>
+                <m:t>x</m:t>
+              </m:r>
+            </m:e>
+          </m:d>
+          <m:r>
+            <w:rPr>
+              <w:rFonts w:ascii="Cambria Math" w:hAnsi="Cambria Math"/>
+              <w:lang w:val="en-US"/>
+            </w:rPr>
+            <m:t>=</m:t>
+          </m:r>
+          <m:d>
+            <m:dPr>
+              <m:begChr m:val="{"/>
+              <m:endChr m:val=""/>
+              <m:ctrlPr>
+                <w:rPr>
+                  <w:rFonts w:ascii="Cambria Math" w:hAnsi="Cambria Math"/>
+                  <w:i/>
+                  <w:lang w:val="en-US"/>
+                </w:rPr>
+              </m:ctrlPr>
+            </m:dPr>
+            <m:e>
+              <m:m>
+                <m:mPr>
+                  <m:mcs>
+                    <m:mc>
+                      <m:mcPr>
+                        <m:count m:val="1"/>
+                        <m:mcJc m:val="center"/>
+                      </m:mcPr>
+                    </m:mc>
+                  </m:mcs>
+                  <m:ctrlPr>
+                    <w:rPr>
+                      <w:rFonts w:ascii="Cambria Math" w:hAnsi="Cambria Math"/>
+                      <w:i/>
+                      <w:lang w:val="en-US"/>
+                    </w:rPr>
+                  </m:ctrlPr>
+                </m:mPr>
+                <m:mr>
+                  <m:e>
+                    <m:r>
+                      <w:rPr>
+                        <w:rFonts w:ascii="Cambria Math" w:hAnsi="Cambria Math"/>
+                        <w:lang w:val="en-US"/>
+                      </w:rPr>
+                      <m:t>x,x≥0</m:t>
+                    </m:r>
+                  </m:e>
+                </m:mr>
+                <m:mr>
+                  <m:e>
+                    <m:r>
+                      <w:rPr>
+                        <w:rFonts w:ascii="Cambria Math" w:hAnsi="Cambria Math"/>
+                        <w:lang w:val="en-US"/>
+                      </w:rPr>
+                      <m:t>α</m:t>
+                    </m:r>
+                    <m:d>
+                      <m:dPr>
+                        <m:ctrlPr>
+                          <w:rPr>
+                            <w:rFonts w:ascii="Cambria Math" w:hAnsi="Cambria Math"/>
+                            <w:i/>
+                            <w:lang w:val="en-US"/>
+                          </w:rPr>
+                        </m:ctrlPr>
+                      </m:dPr>
+                      <m:e>
+                        <m:sSup>
+                          <m:sSupPr>
+                            <m:ctrlPr>
+                              <w:rPr>
+                                <w:rFonts w:ascii="Cambria Math" w:hAnsi="Cambria Math"/>
+                                <w:i/>
+                                <w:lang w:val="en-US"/>
+                              </w:rPr>
+                            </m:ctrlPr>
+                          </m:sSupPr>
+                          <m:e>
+                            <m:r>
+                              <w:rPr>
+                                <w:rFonts w:ascii="Cambria Math" w:hAnsi="Cambria Math"/>
+                                <w:lang w:val="en-US"/>
+                              </w:rPr>
+                              <m:t>e</m:t>
+                            </m:r>
+                          </m:e>
+                          <m:sup>
+                            <m:r>
+                              <w:rPr>
+                                <w:rFonts w:ascii="Cambria Math" w:hAnsi="Cambria Math"/>
+                                <w:lang w:val="en-US"/>
+                              </w:rPr>
+                              <m:t>x</m:t>
+                            </m:r>
+                          </m:sup>
+                        </m:sSup>
+                        <m:r>
+                          <w:rPr>
+                            <w:rFonts w:ascii="Cambria Math" w:hAnsi="Cambria Math"/>
+                            <w:lang w:val="en-US"/>
+                          </w:rPr>
+                          <m:t>-1</m:t>
+                        </m:r>
+                      </m:e>
+                    </m:d>
+                    <m:r>
+                      <w:rPr>
+                        <w:rFonts w:ascii="Cambria Math" w:hAnsi="Cambria Math"/>
+                        <w:lang w:val="en-US"/>
+                      </w:rPr>
+                      <m:t>,x&lt;0</m:t>
+                    </m:r>
+                  </m:e>
+                </m:mr>
+              </m:m>
+            </m:e>
+          </m:d>
+        </m:oMath>
+      </m:oMathPara>
+    </w:p>
+    <w:p>
+      <w:pPr>
+        <w:pStyle w:val="ListParagraph"/>
+        <w:numPr>
+          <w:ilvl w:val="0"/>
+          <w:numId w:val="8"/>
+        </w:numPr>
+        <w:rPr>
+          <w:rFonts w:ascii="Cambria Math" w:hAnsi="Cambria Math"/>
+          <w:lang w:val="en-US"/>
+          <w:oMath/>
+        </w:rPr>
+      </w:pPr>
+      <w:r>
+        <w:rPr>
+          <w:rFonts w:eastAsiaTheme="minorEastAsia"/>
+          <w:lang w:val="en-US"/>
+        </w:rPr>
+        <w:t xml:space="preserve">Nếu </w:t>
+      </w:r>
+      <w:r>
+        <w:rPr>
+          <w:rFonts w:eastAsiaTheme="minorEastAsia"/>
+          <w:lang w:val="en-US"/>
+        </w:rPr>
+        <w:sym w:font="Symbol" w:char="F061"/>
+      </w:r>
+      <w:r>
+        <w:rPr>
+          <w:rFonts w:eastAsiaTheme="minorEastAsia"/>
+          <w:lang w:val="en-US"/>
+        </w:rPr>
+        <w:t xml:space="preserve"> = 1 thì mượt trên R, khác 1 thì gãy khúc tại x = 0</w:t>
+      </w:r>
+    </w:p>
+    <w:p>
+      <w:pPr>
+        <w:pStyle w:val="ListParagraph"/>
+        <w:numPr>
+          <w:ilvl w:val="0"/>
+          <w:numId w:val="12"/>
+        </w:numPr>
+        <w:rPr>
+          <w:rFonts w:ascii="Cambria Math" w:hAnsi="Cambria Math"/>
+          <w:lang w:val="en-US"/>
+          <w:oMath/>
+        </w:rPr>
+      </w:pPr>
+      <w:r>
+        <w:rPr>
+          <w:rFonts w:eastAsiaTheme="minorEastAsia"/>
+          <w:lang w:val="en-US"/>
+        </w:rPr>
+        <w:t>Hàm LReLU (Leaky ReLU)?</w:t>
+      </w:r>
+    </w:p>
+    <w:p>
+      <w:pPr>
+        <w:pStyle w:val="ListParagraph"/>
+        <w:numPr>
+          <w:ilvl w:val="0"/>
+          <w:numId w:val="8"/>
+        </w:numPr>
+        <w:rPr>
+          <w:rFonts w:ascii="Cambria Math" w:hAnsi="Cambria Math"/>
+          <w:lang w:val="en-US"/>
+          <w:oMath/>
+        </w:rPr>
+      </w:pPr>
+      <w:r>
+        <w:rPr>
+          <w:rFonts w:eastAsiaTheme="minorEastAsia"/>
+          <w:lang w:val="en-US"/>
+        </w:rPr>
+        <w:t>Phiên bản nhánh trái có hệ góc &gt; 0 của ReLU</w:t>
+      </w:r>
+    </w:p>
+    <w:p>
+      <w:pPr>
+        <w:pStyle w:val="ListParagraph"/>
+        <w:pBdr>
+          <w:top w:val="single" w:sz="4" w:space="1" w:color="auto"/>
+          <w:left w:val="single" w:sz="4" w:space="4" w:color="auto"/>
+          <w:bottom w:val="single" w:sz="4" w:space="1" w:color="auto"/>
+          <w:right w:val="single" w:sz="4" w:space="4" w:color="auto"/>
+        </w:pBdr>
+        <w:ind w:left="1080"/>
+        <w:rPr>
+          <w:rFonts w:ascii="Cambria Math" w:hAnsi="Cambria Math"/>
+          <w:lang w:val="en-US"/>
+          <w:oMath/>
+        </w:rPr>
+      </w:pPr>
+      <m:oMathPara>
+        <m:oMathParaPr>
+          <m:jc m:val="left"/>
+        </m:oMathParaPr>
+        <m:oMath>
+          <m:r>
+            <w:rPr>
+              <w:rFonts w:ascii="Cambria Math" w:hAnsi="Cambria Math" w:cstheme="minorHAnsi"/>
+              <w:lang w:val="en-US"/>
+            </w:rPr>
+            <m:t>f</m:t>
+          </m:r>
+          <m:d>
+            <m:dPr>
+              <m:ctrlPr>
+                <w:rPr>
+                  <w:rFonts w:ascii="Cambria Math" w:hAnsi="Cambria Math" w:cstheme="minorHAnsi"/>
+                  <w:i/>
+                  <w:lang w:val="en-US"/>
+                </w:rPr>
+              </m:ctrlPr>
+            </m:dPr>
+            <m:e>
+              <m:r>
+                <w:rPr>
+                  <w:rFonts w:ascii="Cambria Math" w:hAnsi="Cambria Math" w:cstheme="minorHAnsi"/>
+                  <w:lang w:val="en-US"/>
+                </w:rPr>
+                <m:t>x</m:t>
+              </m:r>
+            </m:e>
+          </m:d>
+          <m:r>
+            <w:rPr>
+              <w:rFonts w:ascii="Cambria Math" w:hAnsi="Cambria Math" w:cstheme="minorHAnsi"/>
+              <w:lang w:val="en-US"/>
+            </w:rPr>
+            <m:t>=</m:t>
+          </m:r>
+          <m:d>
+            <m:dPr>
+              <m:begChr m:val="{"/>
+              <m:endChr m:val=""/>
+              <m:ctrlPr>
+                <w:rPr>
+                  <w:rFonts w:ascii="Cambria Math" w:hAnsi="Cambria Math" w:cstheme="minorHAnsi"/>
+                  <w:i/>
+                  <w:lang w:val="en-US"/>
+                </w:rPr>
+              </m:ctrlPr>
+            </m:dPr>
+            <m:e>
+              <m:m>
+                <m:mPr>
+                  <m:mcs>
+                    <m:mc>
+                      <m:mcPr>
+                        <m:count m:val="1"/>
+                        <m:mcJc m:val="center"/>
+                      </m:mcPr>
+                    </m:mc>
+                  </m:mcs>
+                  <m:ctrlPr>
+                    <w:rPr>
+                      <w:rFonts w:ascii="Cambria Math" w:hAnsi="Cambria Math" w:cstheme="minorHAnsi"/>
+                      <w:i/>
+                      <w:lang w:val="en-US"/>
+                    </w:rPr>
+                  </m:ctrlPr>
+                </m:mPr>
+                <m:mr>
+                  <m:e>
+                    <m:r>
+                      <w:rPr>
+                        <w:rFonts w:ascii="Cambria Math" w:hAnsi="Cambria Math" w:cstheme="minorHAnsi"/>
+                        <w:lang w:val="en-US"/>
+                      </w:rPr>
+                      <m:t>x,x≥0</m:t>
+                    </m:r>
+                  </m:e>
+                </m:mr>
+                <m:mr>
+                  <m:e>
+                    <m:r>
+                      <w:rPr>
+                        <w:rFonts w:ascii="Cambria Math" w:hAnsi="Cambria Math" w:cstheme="minorHAnsi"/>
+                        <w:lang w:val="en-US"/>
+                      </w:rPr>
+                      <m:t>ax,x&lt;0</m:t>
+                    </m:r>
+                  </m:e>
+                </m:mr>
+              </m:m>
+            </m:e>
+          </m:d>
+        </m:oMath>
+      </m:oMathPara>
+    </w:p>
+    <w:p>
+      <w:pPr>
+        <w:pStyle w:val="ListParagraph"/>
+        <w:numPr>
+          <w:ilvl w:val="0"/>
+          <w:numId w:val="8"/>
+        </w:numPr>
+        <w:rPr>
+          <w:rFonts w:ascii="Cambria Math" w:hAnsi="Cambria Math"/>
+          <w:lang w:val="en-US"/>
+          <w:oMath/>
+        </w:rPr>
+      </w:pPr>
+      <w:r>
+        <w:rPr>
+          <w:rFonts w:eastAsiaTheme="minorEastAsia"/>
+          <w:lang w:val="en-US"/>
+        </w:rPr>
+        <w:t>a là hệ số góc nhánh trái</w:t>
+      </w:r>
+    </w:p>
+    <w:p>
+      <w:pPr>
+        <w:pStyle w:val="ListParagraph"/>
+        <w:numPr>
+          <w:ilvl w:val="0"/>
+          <w:numId w:val="12"/>
+        </w:numPr>
+        <w:rPr>
+          <w:rFonts w:ascii="Cambria Math" w:hAnsi="Cambria Math"/>
+          <w:lang w:val="en-US"/>
+          <w:oMath/>
+        </w:rPr>
+      </w:pPr>
+      <w:r>
+        <w:rPr>
+          <w:rFonts w:eastAsiaTheme="minorEastAsia"/>
+          <w:lang w:val="en-US"/>
+        </w:rPr>
+        <w:t>Hàm RreLU(Randomized Leaky ReLU)?</w:t>
+      </w:r>
+    </w:p>
+    <w:p>
+      <w:pPr>
+        <w:pStyle w:val="ListParagraph"/>
+        <w:numPr>
+          <w:ilvl w:val="0"/>
+          <w:numId w:val="8"/>
+        </w:numPr>
+        <w:rPr>
+          <w:rFonts w:ascii="Cambria Math" w:hAnsi="Cambria Math"/>
+          <w:lang w:val="en-US"/>
+          <w:oMath/>
+        </w:rPr>
+      </w:pPr>
+      <w:r>
+        <w:rPr>
+          <w:rFonts w:eastAsiaTheme="minorEastAsia"/>
+          <w:lang w:val="en-US"/>
+        </w:rPr>
+        <w:t>Là LreLU nhưng trong quá trình Train, a sẽ liên tục biến đổi ngẫu nhiên bằng cách Sample từ 1 phân phối đều liên tục</w:t>
+      </w:r>
+    </w:p>
+    <w:p>
+      <w:pPr>
+        <w:pStyle w:val="ListParagraph"/>
+        <w:numPr>
+          <w:ilvl w:val="0"/>
+          <w:numId w:val="8"/>
+        </w:numPr>
+        <w:rPr>
+          <w:rFonts w:ascii="Cambria Math" w:hAnsi="Cambria Math"/>
+          <w:lang w:val="en-US"/>
+          <w:oMath/>
+        </w:rPr>
+      </w:pPr>
+      <w:r>
+        <w:rPr>
+          <w:rFonts w:eastAsiaTheme="minorEastAsia"/>
+          <w:lang w:val="en-US"/>
+        </w:rPr>
+        <w:t>Khi Test, a sẽ được cố định và = Mean của phân phối đều liên tục</w:t>
+      </w:r>
+    </w:p>
+    <w:p>
+      <w:pPr>
+        <w:rPr>
+          <w:lang w:val="en-US"/>
+        </w:rPr>
+      </w:pPr>
+    </w:p>
+    <w:p>
+      <w:pPr>
+        <w:rPr>
+          <w:lang w:val="en-US"/>
+        </w:rPr>
+      </w:pPr>
+      <w:r>
+        <w:rPr>
+          <w:lang w:val="en-US"/>
+        </w:rPr>
+        <w:t>Brute Force AI:</w:t>
       </w:r>
     </w:p>
     <w:p>
@@ -715,7 +5141,13 @@
         <w:rPr>
           <w:lang w:val="en-US"/>
         </w:rPr>
-        <w:t>Tỉ Lệ Đoán Đúng MNIST?</w:t>
+        <w:t xml:space="preserve">Ý </w:t>
+      </w:r>
+      <w:r>
+        <w:rPr>
+          <w:lang w:val="en-US"/>
+        </w:rPr>
+        <w:t>Tưởng?</w:t>
       </w:r>
     </w:p>
     <w:p>
@@ -733,6 +5165,391 @@
         <w:rPr>
           <w:lang w:val="en-US"/>
         </w:rPr>
+        <w:t xml:space="preserve">Giả sử Input là 1 điểm trong không gian n chiều, và giá trị được gán cho nó là 1 số nào đó, ta có rất nhiều Input như vậy, bài toán đặt ra là nếu ta cho AI 1 Input mới hoàn toàn thì giá trị nó trả về sẽ là bao nhiêu, cách đơn giản nhất để tìm ra là sử dụng phép nội suy, Input mới </w:t>
+      </w:r>
+      <w:r>
+        <w:rPr>
+          <w:lang w:val="en-US"/>
+        </w:rPr>
+        <w:t xml:space="preserve">càng </w:t>
+      </w:r>
+      <w:r>
+        <w:rPr>
+          <w:lang w:val="en-US"/>
+        </w:rPr>
+        <w:t>gần Input đã có nào thì giá trị của nó càng nghiêng về</w:t>
+      </w:r>
+      <w:r>
+        <w:rPr>
+          <w:lang w:val="en-US"/>
+        </w:rPr>
+        <w:t xml:space="preserve"> Input đó</w:t>
+      </w:r>
+    </w:p>
+    <w:p>
+      <w:pPr>
+        <w:pStyle w:val="ListParagraph"/>
+        <w:numPr>
+          <w:ilvl w:val="0"/>
+          <w:numId w:val="6"/>
+        </w:numPr>
+        <w:rPr>
+          <w:lang w:val="en-US"/>
+        </w:rPr>
+      </w:pPr>
+      <w:r>
+        <w:rPr>
+          <w:lang w:val="en-US"/>
+        </w:rPr>
+        <w:t>N</w:t>
+      </w:r>
+      <w:r>
+        <w:rPr>
+          <w:lang w:val="en-US"/>
+        </w:rPr>
+        <w:t>hư vậy</w:t>
+      </w:r>
+      <w:r>
+        <w:rPr>
+          <w:lang w:val="en-US"/>
+        </w:rPr>
+        <w:t xml:space="preserve"> nghịch đảo</w:t>
+      </w:r>
+      <w:r>
+        <w:rPr>
+          <w:lang w:val="en-US"/>
+        </w:rPr>
+        <w:t xml:space="preserve"> khoảng cách</w:t>
+      </w:r>
+      <w:r>
+        <w:rPr>
+          <w:lang w:val="en-US"/>
+        </w:rPr>
+        <w:t xml:space="preserve"> mũ k</w:t>
+      </w:r>
+      <w:r>
+        <w:rPr>
+          <w:lang w:val="en-US"/>
+        </w:rPr>
+        <w:t xml:space="preserve"> của Input mới tới tất cả các Input đã có sẽ là</w:t>
+      </w:r>
+      <w:r>
+        <w:rPr>
+          <w:lang w:val="en-US"/>
+        </w:rPr>
+        <w:t xml:space="preserve"> </w:t>
+      </w:r>
+      <w:r>
+        <w:rPr>
+          <w:lang w:val="en-US"/>
+        </w:rPr>
+        <w:t>trọng số</w:t>
+      </w:r>
+      <w:r>
+        <w:rPr>
+          <w:lang w:val="en-US"/>
+        </w:rPr>
+        <w:t xml:space="preserve">, trọng số này được </w:t>
+      </w:r>
+      <w:r>
+        <w:rPr>
+          <w:lang w:val="en-US"/>
+        </w:rPr>
+        <w:t>chuẩn hóa</w:t>
+      </w:r>
+      <w:r>
+        <w:rPr>
+          <w:lang w:val="en-US"/>
+        </w:rPr>
+        <w:t xml:space="preserve"> sao cho tổng của chúng = 1, </w:t>
+      </w:r>
+      <w:r>
+        <w:rPr>
+          <w:lang w:val="en-US"/>
+        </w:rPr>
+        <w:t>k là độ tương phản, càng lớn thì giá trị trả về càng chính xác</w:t>
+      </w:r>
+      <w:r>
+        <w:rPr>
+          <w:lang w:val="en-US"/>
+        </w:rPr>
+        <w:t>, thông thường đặt = 20</w:t>
+      </w:r>
+    </w:p>
+    <w:p>
+      <w:pPr>
+        <w:pStyle w:val="ListParagraph"/>
+        <w:numPr>
+          <w:ilvl w:val="0"/>
+          <w:numId w:val="5"/>
+        </w:numPr>
+        <w:rPr>
+          <w:lang w:val="en-US"/>
+        </w:rPr>
+      </w:pPr>
+      <w:r>
+        <w:rPr>
+          <w:lang w:val="en-US"/>
+        </w:rPr>
+        <w:t>Pseudo Code?</w:t>
+      </w:r>
+    </w:p>
+    <w:p>
+      <w:pPr>
+        <w:pStyle w:val="ListParagraph"/>
+        <w:numPr>
+          <w:ilvl w:val="0"/>
+          <w:numId w:val="6"/>
+        </w:numPr>
+        <w:rPr>
+          <w:lang w:val="en-US"/>
+        </w:rPr>
+      </w:pPr>
+      <w:r>
+        <w:rPr>
+          <w:lang w:val="en-US"/>
+        </w:rPr>
+        <w:t>Đặt độ tương phản</w:t>
+      </w:r>
+    </w:p>
+    <w:p>
+      <w:pPr>
+        <w:pStyle w:val="ListParagraph"/>
+        <w:pBdr>
+          <w:top w:val="single" w:sz="4" w:space="1" w:color="auto"/>
+          <w:left w:val="single" w:sz="4" w:space="4" w:color="auto"/>
+          <w:bottom w:val="single" w:sz="4" w:space="1" w:color="auto"/>
+          <w:right w:val="single" w:sz="4" w:space="4" w:color="auto"/>
+        </w:pBdr>
+        <w:ind w:left="1080"/>
+        <w:rPr>
+          <w:lang w:val="en-US"/>
+        </w:rPr>
+      </w:pPr>
+      <w:r>
+        <w:rPr>
+          <w:lang w:val="en-US"/>
+        </w:rPr>
+        <w:t>k = 20</w:t>
+      </w:r>
+    </w:p>
+    <w:p>
+      <w:pPr>
+        <w:pStyle w:val="ListParagraph"/>
+        <w:numPr>
+          <w:ilvl w:val="0"/>
+          <w:numId w:val="6"/>
+        </w:numPr>
+        <w:rPr>
+          <w:lang w:val="en-US"/>
+        </w:rPr>
+      </w:pPr>
+      <w:r>
+        <w:rPr>
+          <w:lang w:val="en-US"/>
+        </w:rPr>
+        <w:t>Tính nghịch đảo khoảng cách mũ k</w:t>
+      </w:r>
+    </w:p>
+    <w:p>
+      <w:pPr>
+        <w:pStyle w:val="ListParagraph"/>
+        <w:pBdr>
+          <w:top w:val="single" w:sz="4" w:space="1" w:color="auto"/>
+          <w:left w:val="single" w:sz="4" w:space="4" w:color="auto"/>
+          <w:bottom w:val="single" w:sz="4" w:space="1" w:color="auto"/>
+          <w:right w:val="single" w:sz="4" w:space="4" w:color="auto"/>
+        </w:pBdr>
+        <w:ind w:left="1080"/>
+        <w:rPr>
+          <w:lang w:val="en-US"/>
+        </w:rPr>
+      </w:pPr>
+      <w:r>
+        <w:rPr>
+          <w:lang w:val="en-US"/>
+        </w:rPr>
+        <w:t>d</w:t>
+      </w:r>
+      <w:r>
+        <w:rPr>
+          <w:lang w:val="en-US"/>
+        </w:rPr>
+        <w:t xml:space="preserve"> = 1 / (((x_train -</w:t>
+      </w:r>
+      <w:r>
+        <w:rPr>
+          <w:lang w:val="en-US"/>
+        </w:rPr>
+        <w:t xml:space="preserve"> input</w:t>
+      </w:r>
+      <w:r>
+        <w:rPr>
+          <w:lang w:val="en-US"/>
+        </w:rPr>
+        <w:t xml:space="preserve">) ** 2).sum((1, 2)) + 1e-5) ** </w:t>
+      </w:r>
+      <w:r>
+        <w:rPr>
+          <w:lang w:val="en-US"/>
+        </w:rPr>
+        <w:t>k</w:t>
+      </w:r>
+    </w:p>
+    <w:p>
+      <w:pPr>
+        <w:pStyle w:val="ListParagraph"/>
+        <w:numPr>
+          <w:ilvl w:val="0"/>
+          <w:numId w:val="6"/>
+        </w:numPr>
+        <w:rPr>
+          <w:lang w:val="en-US"/>
+        </w:rPr>
+      </w:pPr>
+      <w:r>
+        <w:rPr>
+          <w:lang w:val="en-US"/>
+        </w:rPr>
+        <w:lastRenderedPageBreak/>
+        <w:t>Chuẩn hóa tỉ lệ</w:t>
+      </w:r>
+    </w:p>
+    <w:p>
+      <w:pPr>
+        <w:pStyle w:val="ListParagraph"/>
+        <w:pBdr>
+          <w:top w:val="single" w:sz="4" w:space="1" w:color="auto"/>
+          <w:left w:val="single" w:sz="4" w:space="4" w:color="auto"/>
+          <w:bottom w:val="single" w:sz="4" w:space="1" w:color="auto"/>
+          <w:right w:val="single" w:sz="4" w:space="4" w:color="auto"/>
+        </w:pBdr>
+        <w:ind w:left="1080"/>
+        <w:rPr>
+          <w:lang w:val="en-US"/>
+        </w:rPr>
+      </w:pPr>
+      <w:r>
+        <w:rPr>
+          <w:lang w:val="en-US"/>
+        </w:rPr>
+        <w:t>p</w:t>
+      </w:r>
+      <w:r>
+        <w:rPr>
+          <w:lang w:val="en-US"/>
+        </w:rPr>
+        <w:t xml:space="preserve"> = </w:t>
+      </w:r>
+      <w:r>
+        <w:rPr>
+          <w:lang w:val="en-US"/>
+        </w:rPr>
+        <w:t>d</w:t>
+      </w:r>
+      <w:r>
+        <w:rPr>
+          <w:lang w:val="en-US"/>
+        </w:rPr>
+        <w:t xml:space="preserve"> / </w:t>
+      </w:r>
+      <w:r>
+        <w:rPr>
+          <w:lang w:val="en-US"/>
+        </w:rPr>
+        <w:t>d</w:t>
+      </w:r>
+      <w:r>
+        <w:rPr>
+          <w:lang w:val="en-US"/>
+        </w:rPr>
+        <w:t>.sum()</w:t>
+      </w:r>
+    </w:p>
+    <w:p>
+      <w:pPr>
+        <w:pStyle w:val="ListParagraph"/>
+        <w:numPr>
+          <w:ilvl w:val="0"/>
+          <w:numId w:val="6"/>
+        </w:numPr>
+        <w:rPr>
+          <w:lang w:val="en-US"/>
+        </w:rPr>
+      </w:pPr>
+      <w:r>
+        <w:rPr>
+          <w:lang w:val="en-US"/>
+        </w:rPr>
+        <w:t>Kết quả</w:t>
+      </w:r>
+    </w:p>
+    <w:p>
+      <w:pPr>
+        <w:pStyle w:val="ListParagraph"/>
+        <w:pBdr>
+          <w:top w:val="single" w:sz="4" w:space="1" w:color="auto"/>
+          <w:left w:val="single" w:sz="4" w:space="4" w:color="auto"/>
+          <w:bottom w:val="single" w:sz="4" w:space="1" w:color="auto"/>
+          <w:right w:val="single" w:sz="4" w:space="4" w:color="auto"/>
+        </w:pBdr>
+        <w:ind w:left="1080"/>
+        <w:rPr>
+          <w:lang w:val="en-US"/>
+        </w:rPr>
+      </w:pPr>
+      <w:r>
+        <w:rPr>
+          <w:lang w:val="en-US"/>
+        </w:rPr>
+        <w:t>output = (</w:t>
+      </w:r>
+      <w:r>
+        <w:rPr>
+          <w:lang w:val="en-US"/>
+        </w:rPr>
+        <w:t>p</w:t>
+      </w:r>
+      <w:r>
+        <w:rPr>
+          <w:lang w:val="en-US"/>
+        </w:rPr>
+        <w:t xml:space="preserve"> * y_train).sum()</w:t>
+      </w:r>
+    </w:p>
+    <w:p>
+      <w:pPr>
+        <w:pStyle w:val="ListParagraph"/>
+        <w:numPr>
+          <w:ilvl w:val="0"/>
+          <w:numId w:val="5"/>
+        </w:numPr>
+        <w:rPr>
+          <w:lang w:val="en-US"/>
+        </w:rPr>
+      </w:pPr>
+      <w:r>
+        <w:rPr>
+          <w:lang w:val="en-US"/>
+        </w:rPr>
+        <w:t>Tỉ Lệ Đoán Đúng MNIST?</w:t>
+      </w:r>
+    </w:p>
+    <w:p>
+      <w:pPr>
+        <w:pStyle w:val="ListParagraph"/>
+        <w:numPr>
+          <w:ilvl w:val="0"/>
+          <w:numId w:val="6"/>
+        </w:numPr>
+        <w:rPr>
+          <w:lang w:val="en-US"/>
+        </w:rPr>
+      </w:pPr>
+      <w:r>
+        <w:rPr>
+          <w:lang w:val="en-US"/>
+        </w:rPr>
         <w:t>96%</w:t>
       </w:r>
     </w:p>
@@ -1119,6 +5936,7 @@
         <w:rPr>
           <w:lang w:val="en-US"/>
         </w:rPr>
+        <w:lastRenderedPageBreak/>
         <w:tab/>
         <w:t>Def:</w:t>
       </w:r>
@@ -1186,7 +6004,6 @@
         <w:rPr>
           <w:lang w:val="en-US"/>
         </w:rPr>
-        <w:lastRenderedPageBreak/>
         <w:tab/>
         <w:t>Def:</w:t>
       </w:r>
@@ -1818,6 +6635,7 @@
         <w:rPr>
           <w:lang w:val="en-US"/>
         </w:rPr>
+        <w:lastRenderedPageBreak/>
         <w:t>Online-Learning: Học ngay khi data mới xuất hiện</w:t>
       </w:r>
     </w:p>
@@ -1871,7 +6689,6 @@
         <w:rPr>
           <w:lang w:val="en-US"/>
         </w:rPr>
-        <w:lastRenderedPageBreak/>
         <w:tab/>
         <w:t>Ex: Tại state s, 100% sang phải</w:t>
       </w:r>
@@ -3361,6 +8178,7 @@
           <w:rFonts w:eastAsiaTheme="minorEastAsia"/>
           <w:lang w:val="en-US"/>
         </w:rPr>
+        <w:lastRenderedPageBreak/>
         <w:tab/>
       </w:r>
       <w:r>
@@ -3422,7 +8240,6 @@
           <w:rFonts w:eastAsiaTheme="minorEastAsia"/>
           <w:lang w:val="en-US"/>
         </w:rPr>
-        <w:lastRenderedPageBreak/>
         <w:tab/>
       </w:r>
       <w:r>
@@ -5821,6 +10638,7 @@
         <w:rPr>
           <w:lang w:val="en-US"/>
         </w:rPr>
+        <w:lastRenderedPageBreak/>
         <w:tab/>
       </w:r>
       <w:r>
@@ -5940,7 +10758,6 @@
         <w:rPr>
           <w:lang w:val="en-US"/>
         </w:rPr>
-        <w:lastRenderedPageBreak/>
         <w:tab/>
         <w:t>Formula: p1*log(p1/q1) + p2*log(p2/q2) + . + pn*log(pn/qn)</w:t>
       </w:r>
@@ -7649,6 +12466,7 @@
         <w:rPr>
           <w:lang w:val="en-US"/>
         </w:rPr>
+        <w:lastRenderedPageBreak/>
         <w:tab/>
       </w:r>
       <w:r>
@@ -7710,7 +12528,6 @@
         <w:rPr>
           <w:lang w:val="en-US"/>
         </w:rPr>
-        <w:lastRenderedPageBreak/>
         <w:tab/>
       </w:r>
       <w:r>
@@ -9641,6 +14458,7 @@
         <w:rPr>
           <w:lang w:val="en-US"/>
         </w:rPr>
+        <w:lastRenderedPageBreak/>
         <w:tab/>
       </w:r>
       <w:r>
@@ -9680,7 +14498,6 @@
         <w:rPr>
           <w:lang w:val="en-US"/>
         </w:rPr>
-        <w:lastRenderedPageBreak/>
         <w:tab/>
         <w:t>Def:</w:t>
       </w:r>
@@ -10488,6 +15305,7 @@
         <w:rPr>
           <w:lang w:val="en-US"/>
         </w:rPr>
+        <w:lastRenderedPageBreak/>
         <w:t>CAP(Credit Assignment Problem): Khó để biết action này có tốt cho final result hay không</w:t>
       </w:r>
     </w:p>
@@ -10514,7 +15332,6 @@
         <w:rPr>
           <w:lang w:val="en-US"/>
         </w:rPr>
-        <w:lastRenderedPageBreak/>
         <w:tab/>
         <w:t xml:space="preserve">Algo: delta(t) = </w:t>
       </w:r>
@@ -11801,6 +16618,7 @@
           <w:rFonts w:eastAsiaTheme="minorEastAsia"/>
           <w:lang w:val="en-US"/>
         </w:rPr>
+        <w:lastRenderedPageBreak/>
         <w:tab/>
       </w:r>
       <w:r>
@@ -11886,7 +16704,6 @@
             <w:rFonts w:ascii="Cambria Math" w:eastAsiaTheme="minorEastAsia" w:hAnsi="Cambria Math"/>
             <w:lang w:val="en-US"/>
           </w:rPr>
-          <w:lastRenderedPageBreak/>
           <m:t>MatA←</m:t>
         </m:r>
         <m:d>
@@ -12909,6 +17726,7 @@
         <w:rPr>
           <w:lang w:val="en-US"/>
         </w:rPr>
+        <w:lastRenderedPageBreak/>
         <w:tab/>
         <w:t xml:space="preserve">Algo: </w:t>
       </w:r>
@@ -13032,7 +17850,6 @@
         <w:rPr>
           <w:lang w:val="en-US"/>
         </w:rPr>
-        <w:lastRenderedPageBreak/>
         <w:tab/>
         <w:t xml:space="preserve">        Init r</w:t>
       </w:r>
@@ -15696,6 +20513,7 @@
           <w:bCs/>
           <w:lang w:val="en"/>
         </w:rPr>
+        <w:lastRenderedPageBreak/>
         <w:tab/>
         <w:t>Def:</w:t>
       </w:r>
@@ -15745,7 +20563,6 @@
           <w:bCs/>
           <w:lang w:val="en"/>
         </w:rPr>
-        <w:lastRenderedPageBreak/>
         <w:tab/>
         <w:t>Formula:</w:t>
       </w:r>
@@ -17397,6 +22214,7 @@
         <w:rPr>
           <w:lang w:val="en-US"/>
         </w:rPr>
+        <w:lastRenderedPageBreak/>
         <w:tab/>
         <w:t xml:space="preserve">         Tăng good action nhưng không &gt; e, giảm bad action nhưng không &gt; e</w:t>
       </w:r>
@@ -17425,8 +22243,594 @@
         <w:rPr>
           <w:lang w:val="en-US"/>
         </w:rPr>
+        <w:t xml:space="preserve">Dijkstra’s Algorithm: Thuật toán tìm đường đi ngắn nhất từ một node đến node bất kì trong </w:t>
+      </w:r>
+    </w:p>
+    <w:p>
+      <w:pPr>
+        <w:ind w:left="720" w:firstLine="720"/>
+        <w:rPr>
+          <w:lang w:val="en-US"/>
+        </w:rPr>
+      </w:pPr>
+      <w:r>
+        <w:rPr>
+          <w:lang w:val="en-US"/>
+        </w:rPr>
+        <w:t xml:space="preserve">          Graph</w:t>
+      </w:r>
+      <w:r>
+        <w:rPr>
+          <w:lang w:val="en-US"/>
+        </w:rPr>
+        <w:t>(tưởng tượng cơn lũ)</w:t>
+      </w:r>
+    </w:p>
+    <w:p>
+      <w:pPr>
+        <w:rPr>
+          <w:lang w:val="en-US"/>
+        </w:rPr>
+      </w:pPr>
+      <w:r>
+        <w:rPr>
+          <w:lang w:val="en-US"/>
+        </w:rPr>
+        <w:tab/>
+        <w:t>Algo: Init node hiện tại</w:t>
+      </w:r>
+      <w:r>
+        <w:rPr>
+          <w:lang w:val="en-US"/>
+        </w:rPr>
+        <w:t>, tạo list unvisited node gồm full node, list visited node empty</w:t>
+      </w:r>
+    </w:p>
+    <w:p>
+      <w:pPr>
+        <w:rPr>
+          <w:lang w:val="en-US"/>
+        </w:rPr>
+      </w:pPr>
+      <w:r>
+        <w:rPr>
+          <w:lang w:val="en-US"/>
+        </w:rPr>
+        <w:tab/>
+        <w:t xml:space="preserve">         Init bảng cột 1 node, cột 2 giá trị ít nhất để đi đến node đó</w:t>
+      </w:r>
+      <w:r>
+        <w:rPr>
+          <w:lang w:val="en-US"/>
+        </w:rPr>
+        <w:t xml:space="preserve"> (inf)</w:t>
+      </w:r>
+      <w:r>
+        <w:rPr>
+          <w:lang w:val="en-US"/>
+        </w:rPr>
+        <w:t>,cột 3 prev_node</w:t>
+      </w:r>
+    </w:p>
+    <w:p>
+      <w:pPr>
+        <w:rPr>
+          <w:lang w:val="en-US"/>
+        </w:rPr>
+      </w:pPr>
+      <w:r>
+        <w:rPr>
+          <w:lang w:val="en-US"/>
+        </w:rPr>
+        <w:tab/>
+        <w:t xml:space="preserve">         </w:t>
+      </w:r>
+      <w:r>
+        <w:rPr>
+          <w:lang w:val="en-US"/>
+        </w:rPr>
+        <w:t>Từ node hiện tại, check full neighbor node nếu nó không nằm trong visited,</w:t>
+      </w:r>
+    </w:p>
+    <w:p>
+      <w:pPr>
+        <w:rPr>
+          <w:lang w:val="en-US"/>
+        </w:rPr>
+      </w:pPr>
+      <w:r>
+        <w:rPr>
+          <w:lang w:val="en-US"/>
+        </w:rPr>
+        <w:tab/>
+        <w:t xml:space="preserve">         Tính giá trị của neighbor node = giá trị node hiện tại + weight neighbor node</w:t>
+      </w:r>
+    </w:p>
+    <w:p>
+      <w:pPr>
+        <w:rPr>
+          <w:lang w:val="en-US"/>
+        </w:rPr>
+      </w:pPr>
+      <w:r>
+        <w:rPr>
+          <w:lang w:val="en-US"/>
+        </w:rPr>
+        <w:tab/>
+        <w:t xml:space="preserve">         Nếu giá trị &lt; giá trị cũ thì update bảng neighbor node, giá trị và prev_node</w:t>
+      </w:r>
+    </w:p>
+    <w:p>
+      <w:pPr>
+        <w:rPr>
+          <w:lang w:val="en-US"/>
+        </w:rPr>
+      </w:pPr>
+      <w:r>
+        <w:rPr>
+          <w:lang w:val="en-US"/>
+        </w:rPr>
+        <w:tab/>
+        <w:t xml:space="preserve">         Delete node hiện tại khỏi unvisited cho vào visited</w:t>
+      </w:r>
+    </w:p>
+    <w:p>
+      <w:pPr>
+        <w:rPr>
+          <w:lang w:val="en-US"/>
+        </w:rPr>
+      </w:pPr>
+      <w:r>
+        <w:rPr>
+          <w:lang w:val="en-US"/>
+        </w:rPr>
+        <w:tab/>
+        <w:t xml:space="preserve">         Node hiện tại = node trong unvisited có giá trị nhỏ nhất</w:t>
+      </w:r>
+    </w:p>
+    <w:p>
+      <w:pPr>
+        <w:rPr>
+          <w:lang w:val="en-US"/>
+        </w:rPr>
+      </w:pPr>
+      <w:r>
+        <w:rPr>
+          <w:lang w:val="en-US"/>
+        </w:rPr>
+        <w:tab/>
+        <w:t xml:space="preserve">         Lặp lại cho đến khi visit all node</w:t>
+      </w:r>
+    </w:p>
+    <w:p>
+      <w:pPr>
+        <w:rPr>
+          <w:lang w:val="en-US"/>
+        </w:rPr>
+      </w:pPr>
+      <w:r>
+        <w:rPr>
+          <w:lang w:val="en-US"/>
+        </w:rPr>
+        <w:tab/>
+        <w:t xml:space="preserve">         Dò path = prev_node</w:t>
+      </w:r>
+    </w:p>
+    <w:p>
+      <w:pPr>
+        <w:rPr>
+          <w:lang w:val="en-US"/>
+        </w:rPr>
+      </w:pPr>
+      <w:r>
+        <w:rPr>
+          <w:lang w:val="en-US"/>
+        </w:rPr>
+        <w:t xml:space="preserve">A* Search Algorithm: Giống Dijkstra’s Algorithm nhưng tìm kiếm kết quả không tối ưu trong </w:t>
+      </w:r>
+    </w:p>
+    <w:p>
+      <w:pPr>
+        <w:ind w:left="2160"/>
+        <w:rPr>
+          <w:lang w:val="en-US"/>
+        </w:rPr>
+      </w:pPr>
+      <w:r>
+        <w:rPr>
+          <w:lang w:val="en-US"/>
+        </w:rPr>
+        <w:t>thời gian ngắn</w:t>
+      </w:r>
+    </w:p>
+    <w:p>
+      <w:pPr>
+        <w:rPr>
+          <w:lang w:val="en-US"/>
+        </w:rPr>
+      </w:pPr>
+      <w:r>
+        <w:rPr>
+          <w:lang w:val="en-US"/>
+        </w:rPr>
+        <w:tab/>
+        <w:t>Algo: Giống Dijkstra, nhưng node hiện tại = node có giá trị value + heuristic nhỏ nhất</w:t>
+      </w:r>
+    </w:p>
+    <w:p>
+      <w:pPr>
+        <w:rPr>
+          <w:lang w:val="en-US"/>
+        </w:rPr>
+      </w:pPr>
+      <w:r>
+        <w:rPr>
+          <w:lang w:val="en-US"/>
+        </w:rPr>
+        <w:tab/>
+        <w:t xml:space="preserve">         Heuristic = khoảng cách của node đến điểm đích (hoặc model khác)</w:t>
+      </w:r>
+    </w:p>
+    <w:p>
+      <w:pPr>
+        <w:rPr>
+          <w:lang w:val="en-US"/>
+        </w:rPr>
+      </w:pPr>
+      <w:r>
+        <w:rPr>
+          <w:lang w:val="en-US"/>
+        </w:rPr>
+        <w:tab/>
+        <w:t xml:space="preserve">         Dừng khi tìm được đích</w:t>
+      </w:r>
+    </w:p>
+    <w:p>
+      <w:pPr>
+        <w:rPr>
+          <w:lang w:val="en-US"/>
+        </w:rPr>
+      </w:pPr>
+      <w:r>
+        <w:rPr>
+          <w:lang w:val="en-US"/>
+        </w:rPr>
+        <w:t>Hemiltonian Cycle: Loop đi qua tất cả vertices của graph một lần duy nhất</w:t>
+      </w:r>
+    </w:p>
+    <w:p>
+      <w:pPr>
+        <w:rPr>
+          <w:lang w:val="en-US"/>
+        </w:rPr>
+      </w:pPr>
+      <w:r>
+        <w:rPr>
+          <w:lang w:val="en-US"/>
+        </w:rPr>
+        <w:t>Prim’s Algorithm: Thuật toán spanning tree với weight nhỏ nhất</w:t>
+      </w:r>
+    </w:p>
+    <w:p>
+      <w:pPr>
+        <w:rPr>
+          <w:lang w:val="en-US"/>
+        </w:rPr>
+      </w:pPr>
+      <w:r>
+        <w:rPr>
+          <w:lang w:val="en-US"/>
+        </w:rPr>
+        <w:t xml:space="preserve">Union-Find: Thuật toán dung hợp 2 graph cho trước 2 element thuộc 2 graph, tìm graph của </w:t>
+      </w:r>
+    </w:p>
+    <w:p>
+      <w:pPr>
+        <w:ind w:firstLine="720"/>
+        <w:rPr>
+          <w:lang w:val="en-US"/>
+        </w:rPr>
+      </w:pPr>
+      <w:r>
+        <w:rPr>
+          <w:lang w:val="en-US"/>
+        </w:rPr>
+        <w:t xml:space="preserve">        Element dựa vào node đại diện</w:t>
+      </w:r>
+    </w:p>
+    <w:p>
+      <w:pPr>
+        <w:rPr>
+          <w:lang w:val="en-US"/>
+        </w:rPr>
+      </w:pPr>
+      <w:r>
+        <w:rPr>
+          <w:lang w:val="en-US"/>
+        </w:rPr>
+        <w:t>Genetic Algorithm: Thuật toán gen di truyền dựa vào chọn lọc tiến hóa</w:t>
+      </w:r>
+    </w:p>
+    <w:p>
+      <w:pPr>
+        <w:rPr>
+          <w:lang w:val="en-US"/>
+        </w:rPr>
+      </w:pPr>
+      <w:r>
+        <w:rPr>
+          <w:lang w:val="en-US"/>
+        </w:rPr>
+        <w:tab/>
+        <w:t>Algo: Init đời đầu population với size = n, tạo hàm fitness đo chất lượng của cá thể</w:t>
+      </w:r>
+    </w:p>
+    <w:p>
+      <w:pPr>
+        <w:rPr>
+          <w:lang w:val="en-US"/>
+        </w:rPr>
+      </w:pPr>
+      <w:r>
+        <w:rPr>
+          <w:lang w:val="en-US"/>
+        </w:rPr>
+        <w:tab/>
+        <w:t xml:space="preserve">         Chọn ra các cá thể với fitness lớn nhất  cho thẳng vào đời sau</w:t>
+      </w:r>
+    </w:p>
+    <w:p>
+      <w:pPr>
+        <w:rPr>
+          <w:lang w:val="en-US"/>
+        </w:rPr>
+      </w:pPr>
+      <w:r>
+        <w:rPr>
+          <w:lang w:val="en-US"/>
+        </w:rPr>
+        <w:tab/>
+        <w:t xml:space="preserve">         Tạo tiếp các cá thể tiếp theo cho đủ bằng cách hoán đổi các đoạn gen của 2 cá </w:t>
+      </w:r>
+    </w:p>
+    <w:p>
+      <w:pPr>
+        <w:ind w:firstLine="720"/>
+        <w:rPr>
+          <w:lang w:val="en-US"/>
+        </w:rPr>
+      </w:pPr>
+      <w:r>
+        <w:rPr>
+          <w:lang w:val="en-US"/>
+        </w:rPr>
+        <w:t xml:space="preserve">         thể bố mẹ tốt bất kì, gây đột biến gen với tần suất thấp</w:t>
+      </w:r>
+    </w:p>
+    <w:p>
+      <w:pPr>
+        <w:ind w:firstLine="720"/>
+        <w:rPr>
+          <w:lang w:val="en-US"/>
+        </w:rPr>
+      </w:pPr>
+      <w:r>
+        <w:rPr>
+          <w:lang w:val="en-US"/>
+        </w:rPr>
+        <w:t xml:space="preserve">         Loop cho đến đời đạt yêu cầu</w:t>
+      </w:r>
+    </w:p>
+    <w:p>
+      <w:pPr>
+        <w:rPr>
+          <w:lang w:val="en-US"/>
+        </w:rPr>
+      </w:pPr>
+      <w:r>
+        <w:rPr>
+          <w:lang w:val="en-US"/>
+        </w:rPr>
         <w:lastRenderedPageBreak/>
-        <w:t xml:space="preserve">Dijkstra’s Algorithm: Thuật toán tìm đường đi ngắn nhất từ một node đến node bất kì trong </w:t>
+        <w:t xml:space="preserve">Steady State Selection: Chọn bố mẹ là con tốt nhất, thay thế </w:t>
+      </w:r>
+      <w:r>
+        <w:rPr>
+          <w:lang w:val="en-US"/>
+        </w:rPr>
+        <w:t xml:space="preserve">vài </w:t>
+      </w:r>
+      <w:r>
+        <w:rPr>
+          <w:lang w:val="en-US"/>
+        </w:rPr>
+        <w:t xml:space="preserve">con yếu bằng con của bố </w:t>
+      </w:r>
+    </w:p>
+    <w:p>
+      <w:pPr>
+        <w:ind w:left="1440" w:firstLine="720"/>
+        <w:rPr>
+          <w:lang w:val="en-US"/>
+        </w:rPr>
+      </w:pPr>
+      <w:r>
+        <w:rPr>
+          <w:lang w:val="en-US"/>
+        </w:rPr>
+        <w:t xml:space="preserve">   </w:t>
+      </w:r>
+      <w:r>
+        <w:rPr>
+          <w:lang w:val="en-US"/>
+        </w:rPr>
+        <w:t>mẹ, phần còn lại giữ nguyên</w:t>
+      </w:r>
+    </w:p>
+    <w:p>
+      <w:pPr>
+        <w:rPr>
+          <w:lang w:val="en-US"/>
+        </w:rPr>
+      </w:pPr>
+      <w:r>
+        <w:rPr>
+          <w:lang w:val="en-US"/>
+        </w:rPr>
+        <w:t>Single Point Crossover: Chọn điểm đánh dấu, tráo gen từ điểm đó cho nhau</w:t>
+      </w:r>
+    </w:p>
+    <w:p>
+      <w:pPr>
+        <w:rPr>
+          <w:lang w:val="en-US"/>
+        </w:rPr>
+      </w:pPr>
+      <w:r>
+        <w:rPr>
+          <w:lang w:val="en-US"/>
+        </w:rPr>
+        <w:t>Ornstein-Uhlenbeck Process: R</w:t>
+      </w:r>
+      <w:r>
+        <w:rPr>
+          <w:lang w:val="en-US"/>
+        </w:rPr>
+        <w:t xml:space="preserve">andom walk process tạo brownian noise tương quan với thời </w:t>
+      </w:r>
+    </w:p>
+    <w:p>
+      <w:pPr>
+        <w:ind w:left="2160" w:firstLine="720"/>
+        <w:rPr>
+          <w:lang w:val="en-US"/>
+        </w:rPr>
+      </w:pPr>
+      <w:r>
+        <w:rPr>
+          <w:lang w:val="en-US"/>
+        </w:rPr>
+        <w:t>g</w:t>
+      </w:r>
+      <w:r>
+        <w:rPr>
+          <w:lang w:val="en-US"/>
+        </w:rPr>
+        <w:t>ian</w:t>
+      </w:r>
+    </w:p>
+    <w:p>
+      <w:pPr>
+        <w:rPr>
+          <w:lang w:val="en-US"/>
+        </w:rPr>
+      </w:pPr>
+      <w:r>
+        <w:rPr>
+          <w:lang w:val="en-US"/>
+        </w:rPr>
+        <w:tab/>
+        <w:t>Formula: x_new = x_old + theta * (mean – x_old) * dt + normal(0, std) * dt ** 0.5</w:t>
+      </w:r>
+    </w:p>
+    <w:p>
+      <w:pPr>
+        <w:rPr>
+          <w:lang w:val="en-US"/>
+        </w:rPr>
+      </w:pPr>
+      <w:r>
+        <w:rPr>
+          <w:lang w:val="en-US"/>
+        </w:rPr>
+        <w:tab/>
+      </w:r>
+      <w:r>
+        <w:rPr>
+          <w:lang w:val="en-US"/>
+        </w:rPr>
+        <w:tab/>
+        <w:t xml:space="preserve">   x_new = x_old</w:t>
+      </w:r>
+    </w:p>
+    <w:p>
+      <w:pPr>
+        <w:rPr>
+          <w:lang w:val="en-US"/>
+        </w:rPr>
+      </w:pPr>
+      <w:r>
+        <w:rPr>
+          <w:lang w:val="en-US"/>
+        </w:rPr>
+        <w:tab/>
+      </w:r>
+      <w:r>
+        <w:rPr>
+          <w:lang w:val="en-US"/>
+        </w:rPr>
+        <w:tab/>
+        <w:t xml:space="preserve">   theta giữ cho x around mean, dt càng nhỏ càng tương đồng x_old</w:t>
+      </w:r>
+    </w:p>
+    <w:p>
+      <w:pPr>
+        <w:rPr>
+          <w:lang w:val="en-US"/>
+        </w:rPr>
+      </w:pPr>
+      <w:r>
+        <w:rPr>
+          <w:lang w:val="en-US"/>
+        </w:rPr>
+        <w:t>Xavier Initialization: Khởi tạo weight sao cho variance = 1, tránh vanishing gradient</w:t>
+      </w:r>
+    </w:p>
+    <w:p>
+      <w:pPr>
+        <w:rPr>
+          <w:lang w:val="en-US"/>
+        </w:rPr>
+      </w:pPr>
+      <w:r>
+        <w:rPr>
+          <w:lang w:val="en-US"/>
+        </w:rPr>
+        <w:tab/>
+        <w:t xml:space="preserve">Algo: Số neuron layer 1 * variance = 1 =&gt; variance của weight = 1/n =&gt; std scale </w:t>
+      </w:r>
+    </w:p>
+    <w:p>
+      <w:pPr>
+        <w:ind w:firstLine="720"/>
+        <w:rPr>
+          <w:lang w:val="en-US"/>
+        </w:rPr>
+      </w:pPr>
+      <w:r>
+        <w:rPr>
+          <w:lang w:val="en-US"/>
+        </w:rPr>
+        <w:t xml:space="preserve">         1/n**0.5</w:t>
+      </w:r>
+    </w:p>
+    <w:p>
+      <w:pPr>
+        <w:rPr>
+          <w:lang w:val="en-US"/>
+        </w:rPr>
+      </w:pPr>
+      <w:r>
+        <w:rPr>
+          <w:lang w:val="en-US"/>
+        </w:rPr>
+        <w:t>Random Walk: Một loạt các hành động ngẫu nhiên</w:t>
+      </w:r>
+      <w:r>
+        <w:rPr>
+          <w:lang w:val="en-US"/>
+        </w:rPr>
+        <w:t xml:space="preserve">, 2d chắc chắn về vị trí xuất phát, 3d </w:t>
       </w:r>
     </w:p>
     <w:p>
@@ -17440,271 +22844,21 @@
         <w:rPr>
           <w:lang w:val="en-US"/>
         </w:rPr>
-        <w:t xml:space="preserve">          Graph</w:t>
-      </w:r>
-      <w:r>
-        <w:rPr>
-          <w:lang w:val="en-US"/>
-        </w:rPr>
-        <w:t>(tưởng tượng cơn lũ)</w:t>
-      </w:r>
-    </w:p>
-    <w:p>
-      <w:pPr>
-        <w:rPr>
-          <w:lang w:val="en-US"/>
-        </w:rPr>
-      </w:pPr>
-      <w:r>
-        <w:rPr>
-          <w:lang w:val="en-US"/>
-        </w:rPr>
-        <w:tab/>
-        <w:t>Algo: Init node hiện tại</w:t>
-      </w:r>
-      <w:r>
-        <w:rPr>
-          <w:lang w:val="en-US"/>
-        </w:rPr>
-        <w:t>, tạo list unvisited node gồm full node, list visited node empty</w:t>
-      </w:r>
-    </w:p>
-    <w:p>
-      <w:pPr>
-        <w:rPr>
-          <w:lang w:val="en-US"/>
-        </w:rPr>
-      </w:pPr>
-      <w:r>
-        <w:rPr>
-          <w:lang w:val="en-US"/>
-        </w:rPr>
-        <w:tab/>
-        <w:t xml:space="preserve">         Init bảng cột 1 node, cột 2 giá trị ít nhất để đi đến node đó</w:t>
-      </w:r>
-      <w:r>
-        <w:rPr>
-          <w:lang w:val="en-US"/>
-        </w:rPr>
-        <w:t xml:space="preserve"> (inf)</w:t>
-      </w:r>
-      <w:r>
-        <w:rPr>
-          <w:lang w:val="en-US"/>
-        </w:rPr>
-        <w:t>,cột 3 prev_node</w:t>
-      </w:r>
-    </w:p>
-    <w:p>
-      <w:pPr>
-        <w:rPr>
-          <w:lang w:val="en-US"/>
-        </w:rPr>
-      </w:pPr>
-      <w:r>
-        <w:rPr>
-          <w:lang w:val="en-US"/>
-        </w:rPr>
-        <w:tab/>
-        <w:t xml:space="preserve">         </w:t>
-      </w:r>
-      <w:r>
-        <w:rPr>
-          <w:lang w:val="en-US"/>
-        </w:rPr>
-        <w:t>Từ node hiện tại, check full neighbor node nếu nó không nằm trong visited,</w:t>
-      </w:r>
-    </w:p>
-    <w:p>
-      <w:pPr>
-        <w:rPr>
-          <w:lang w:val="en-US"/>
-        </w:rPr>
-      </w:pPr>
-      <w:r>
-        <w:rPr>
-          <w:lang w:val="en-US"/>
-        </w:rPr>
-        <w:tab/>
-        <w:t xml:space="preserve">         Tính giá trị của neighbor node = giá trị node hiện tại + weight neighbor node</w:t>
-      </w:r>
-    </w:p>
-    <w:p>
-      <w:pPr>
-        <w:rPr>
-          <w:lang w:val="en-US"/>
-        </w:rPr>
-      </w:pPr>
-      <w:r>
-        <w:rPr>
-          <w:lang w:val="en-US"/>
-        </w:rPr>
-        <w:tab/>
-        <w:t xml:space="preserve">         Nếu giá trị &lt; giá trị cũ thì update bảng neighbor node, giá trị và prev_node</w:t>
-      </w:r>
-    </w:p>
-    <w:p>
-      <w:pPr>
-        <w:rPr>
-          <w:lang w:val="en-US"/>
-        </w:rPr>
-      </w:pPr>
-      <w:r>
-        <w:rPr>
-          <w:lang w:val="en-US"/>
-        </w:rPr>
-        <w:tab/>
-        <w:t xml:space="preserve">         Delete node hiện tại khỏi unvisited cho vào visited</w:t>
-      </w:r>
-    </w:p>
-    <w:p>
-      <w:pPr>
-        <w:rPr>
-          <w:lang w:val="en-US"/>
-        </w:rPr>
-      </w:pPr>
-      <w:r>
-        <w:rPr>
-          <w:lang w:val="en-US"/>
-        </w:rPr>
-        <w:tab/>
-        <w:t xml:space="preserve">         Node hiện tại = node trong unvisited có giá trị nhỏ nhất</w:t>
-      </w:r>
-    </w:p>
-    <w:p>
-      <w:pPr>
-        <w:rPr>
-          <w:lang w:val="en-US"/>
-        </w:rPr>
-      </w:pPr>
-      <w:r>
-        <w:rPr>
-          <w:lang w:val="en-US"/>
-        </w:rPr>
-        <w:tab/>
-        <w:t xml:space="preserve">         Lặp lại cho đến khi visit all node</w:t>
-      </w:r>
-    </w:p>
-    <w:p>
-      <w:pPr>
-        <w:rPr>
-          <w:lang w:val="en-US"/>
-        </w:rPr>
-      </w:pPr>
-      <w:r>
-        <w:rPr>
-          <w:lang w:val="en-US"/>
-        </w:rPr>
-        <w:tab/>
-        <w:t xml:space="preserve">         Dò path = prev_node</w:t>
-      </w:r>
-    </w:p>
-    <w:p>
-      <w:pPr>
-        <w:rPr>
-          <w:lang w:val="en-US"/>
-        </w:rPr>
-      </w:pPr>
-      <w:r>
-        <w:rPr>
-          <w:lang w:val="en-US"/>
-        </w:rPr>
-        <w:t xml:space="preserve">A* Search Algorithm: Giống Dijkstra’s Algorithm nhưng tìm kiếm kết quả không tối ưu trong </w:t>
-      </w:r>
-    </w:p>
-    <w:p>
-      <w:pPr>
-        <w:ind w:left="2160"/>
-        <w:rPr>
-          <w:lang w:val="en-US"/>
-        </w:rPr>
-      </w:pPr>
-      <w:r>
-        <w:rPr>
-          <w:lang w:val="en-US"/>
-        </w:rPr>
-        <w:t>thời gian ngắn</w:t>
-      </w:r>
-    </w:p>
-    <w:p>
-      <w:pPr>
-        <w:rPr>
-          <w:lang w:val="en-US"/>
-        </w:rPr>
-      </w:pPr>
-      <w:r>
-        <w:rPr>
-          <w:lang w:val="en-US"/>
-        </w:rPr>
-        <w:tab/>
-        <w:t>Algo: Giống Dijkstra, nhưng node hiện tại = node có giá trị value + heuristic nhỏ nhất</w:t>
-      </w:r>
-    </w:p>
-    <w:p>
-      <w:pPr>
-        <w:rPr>
-          <w:lang w:val="en-US"/>
-        </w:rPr>
-      </w:pPr>
-      <w:r>
-        <w:rPr>
-          <w:lang w:val="en-US"/>
-        </w:rPr>
-        <w:tab/>
-        <w:t xml:space="preserve">         Heuristic = khoảng cách của node đến điểm đích (hoặc model khác)</w:t>
-      </w:r>
-    </w:p>
-    <w:p>
-      <w:pPr>
-        <w:rPr>
-          <w:lang w:val="en-US"/>
-        </w:rPr>
-      </w:pPr>
-      <w:r>
-        <w:rPr>
-          <w:lang w:val="en-US"/>
-        </w:rPr>
-        <w:tab/>
-        <w:t xml:space="preserve">         Dừng khi tìm được đích</w:t>
-      </w:r>
-    </w:p>
-    <w:p>
-      <w:pPr>
-        <w:rPr>
-          <w:lang w:val="en-US"/>
-        </w:rPr>
-      </w:pPr>
-      <w:r>
-        <w:rPr>
-          <w:lang w:val="en-US"/>
-        </w:rPr>
-        <w:t>Hemiltonian Cycle: Loop đi qua tất cả vertices của graph một lần duy nhất</w:t>
-      </w:r>
-    </w:p>
-    <w:p>
-      <w:pPr>
-        <w:rPr>
-          <w:lang w:val="en-US"/>
-        </w:rPr>
-      </w:pPr>
-      <w:r>
-        <w:rPr>
-          <w:lang w:val="en-US"/>
-        </w:rPr>
-        <w:t>Prim’s Algorithm: Thuật toán spanning tree với weight nhỏ nhất</w:t>
-      </w:r>
-    </w:p>
-    <w:p>
-      <w:pPr>
-        <w:rPr>
-          <w:lang w:val="en-US"/>
-        </w:rPr>
-      </w:pPr>
-      <w:r>
-        <w:rPr>
-          <w:lang w:val="en-US"/>
-        </w:rPr>
-        <w:t xml:space="preserve">Union-Find: Thuật toán dung hợp 2 graph cho trước 2 element thuộc 2 graph, tìm graph của </w:t>
+        <w:t xml:space="preserve"> chưa chắc về vị trí xuất phát</w:t>
+      </w:r>
+    </w:p>
+    <w:p>
+      <w:pPr>
+        <w:rPr>
+          <w:lang w:val="en-US"/>
+        </w:rPr>
+      </w:pPr>
+      <w:r>
+        <w:rPr>
+          <w:lang w:val="en-US"/>
+        </w:rPr>
+        <w:tab/>
+        <w:t xml:space="preserve">Ex: Trên trục số bắt đầu tại 0, 50% sang phải 1 đơn vị, 50% sang trái 1 đơn vị, sau 2 </w:t>
       </w:r>
     </w:p>
     <w:p>
@@ -17718,139 +22872,255 @@
         <w:rPr>
           <w:lang w:val="en-US"/>
         </w:rPr>
-        <w:t xml:space="preserve">        Element dựa vào node đại diện</w:t>
-      </w:r>
-    </w:p>
-    <w:p>
-      <w:pPr>
-        <w:rPr>
-          <w:lang w:val="en-US"/>
-        </w:rPr>
-      </w:pPr>
-      <w:r>
-        <w:rPr>
-          <w:lang w:val="en-US"/>
-        </w:rPr>
-        <w:t>Genetic Algorithm: Thuật toán gen di truyền dựa vào chọn lọc tiến hóa</w:t>
-      </w:r>
-    </w:p>
-    <w:p>
-      <w:pPr>
-        <w:rPr>
-          <w:lang w:val="en-US"/>
-        </w:rPr>
-      </w:pPr>
-      <w:r>
-        <w:rPr>
-          <w:lang w:val="en-US"/>
-        </w:rPr>
-        <w:tab/>
-        <w:t>Algo: Init đời đầu population với size = n, tạo hàm fitness đo chất lượng của cá thể</w:t>
-      </w:r>
-    </w:p>
-    <w:p>
-      <w:pPr>
-        <w:rPr>
-          <w:lang w:val="en-US"/>
-        </w:rPr>
-      </w:pPr>
-      <w:r>
-        <w:rPr>
-          <w:lang w:val="en-US"/>
-        </w:rPr>
-        <w:tab/>
-        <w:t xml:space="preserve">         Chọn ra các cá thể với fitness lớn nhất  cho thẳng vào đời sau</w:t>
-      </w:r>
-    </w:p>
-    <w:p>
-      <w:pPr>
-        <w:rPr>
-          <w:lang w:val="en-US"/>
-        </w:rPr>
-      </w:pPr>
-      <w:r>
-        <w:rPr>
-          <w:lang w:val="en-US"/>
-        </w:rPr>
-        <w:tab/>
-        <w:t xml:space="preserve">         Tạo tiếp các cá thể tiếp theo cho đủ bằng cách hoán đổi các đoạn gen của 2 cá </w:t>
-      </w:r>
-    </w:p>
-    <w:p>
-      <w:pPr>
-        <w:ind w:firstLine="720"/>
-        <w:rPr>
-          <w:lang w:val="en-US"/>
-        </w:rPr>
-      </w:pPr>
-      <w:r>
-        <w:rPr>
-          <w:lang w:val="en-US"/>
-        </w:rPr>
-        <w:t xml:space="preserve">         thể bố mẹ tốt bất kì, gây đột biến gen với tần suất thấp</w:t>
-      </w:r>
-    </w:p>
-    <w:p>
-      <w:pPr>
-        <w:ind w:firstLine="720"/>
-        <w:rPr>
-          <w:lang w:val="en-US"/>
-        </w:rPr>
-      </w:pPr>
-      <w:r>
-        <w:rPr>
-          <w:lang w:val="en-US"/>
-        </w:rPr>
-        <w:t xml:space="preserve">         Loop cho đến đời đạt yêu cầu</w:t>
-      </w:r>
-    </w:p>
-    <w:p>
-      <w:pPr>
-        <w:rPr>
-          <w:lang w:val="en-US"/>
-        </w:rPr>
-      </w:pPr>
-      <w:r>
-        <w:rPr>
-          <w:lang w:val="en-US"/>
-        </w:rPr>
-        <w:t xml:space="preserve">Steady State Selection: Chọn bố mẹ là con tốt nhất, thay thế </w:t>
-      </w:r>
-      <w:r>
-        <w:rPr>
-          <w:lang w:val="en-US"/>
-        </w:rPr>
-        <w:t xml:space="preserve">vài </w:t>
-      </w:r>
-      <w:r>
-        <w:rPr>
-          <w:lang w:val="en-US"/>
-        </w:rPr>
-        <w:t xml:space="preserve">con yếu bằng con của bố </w:t>
-      </w:r>
-    </w:p>
-    <w:p>
-      <w:pPr>
-        <w:ind w:left="1440" w:firstLine="720"/>
-        <w:rPr>
-          <w:lang w:val="en-US"/>
-        </w:rPr>
-      </w:pPr>
-      <w:r>
-        <w:rPr>
-          <w:lang w:val="en-US"/>
-        </w:rPr>
-        <w:t xml:space="preserve">   </w:t>
-      </w:r>
-      <w:r>
-        <w:rPr>
-          <w:lang w:val="en-US"/>
-        </w:rPr>
-        <w:t>mẹ, phần còn lại giữ nguyên</w:t>
-      </w:r>
-    </w:p>
-    <w:p>
-      <w:pPr>
+        <w:t xml:space="preserve">      bước, tỉ lệ về 0 là 50%, sang 2 là 25%, sang -2 là 25%, …</w:t>
+      </w:r>
+    </w:p>
+    <w:p>
+      <w:pPr>
+        <w:rPr>
+          <w:lang w:val="en-US"/>
+        </w:rPr>
+      </w:pPr>
+      <w:r>
+        <w:rPr>
+          <w:lang w:val="en-US"/>
+        </w:rPr>
+        <w:t>Brownian Motion: Chuyển động ngẫu nhiên của bụi trong fluid, là random walk với step nhỏ</w:t>
+      </w:r>
+    </w:p>
+    <w:p>
+      <w:pPr>
+        <w:rPr>
+          <w:lang w:val="en-US"/>
+        </w:rPr>
+      </w:pPr>
+      <w:r>
+        <w:rPr>
+          <w:lang w:val="en-US"/>
+        </w:rPr>
+        <w:t>Fixed Q-Network: Dùng target network trễ để tính giá trị max action</w:t>
+      </w:r>
+    </w:p>
+    <w:p>
+      <w:pPr>
+        <w:rPr>
+          <w:lang w:val="en-US"/>
+        </w:rPr>
+      </w:pPr>
+      <w:r>
+        <w:rPr>
+          <w:lang w:val="en-US"/>
+        </w:rPr>
+        <w:t>Double DQN: Chọn max action = network original, dùng target network tính value</w:t>
+      </w:r>
+    </w:p>
+    <w:p>
+      <w:pPr>
+        <w:rPr>
+          <w:lang w:val="en-US"/>
+        </w:rPr>
+      </w:pPr>
+      <w:r>
+        <w:rPr>
+          <w:lang w:val="en-US"/>
+        </w:rPr>
+        <w:t>Dueling DQN: Tách q value thành state value và advantage, sau combine V + A –</w:t>
+      </w:r>
+      <w:r>
+        <w:rPr>
+          <w:lang w:val="en-US"/>
+        </w:rPr>
+        <w:t xml:space="preserve"> mean A</w:t>
+      </w:r>
+    </w:p>
+    <w:p>
+      <w:pPr>
+        <w:rPr>
+          <w:lang w:val="en-US"/>
+        </w:rPr>
+      </w:pPr>
+      <w:r>
+        <w:rPr>
+          <w:lang w:val="en-US"/>
+        </w:rPr>
+        <w:t>DDPG(Deep Deterministic Policy Gradient): Actor Critic với Continous Action Space</w:t>
+      </w:r>
+      <w:r>
+        <w:rPr>
+          <w:lang w:val="en-US"/>
+        </w:rPr>
+        <w:t xml:space="preserve">, </w:t>
+      </w:r>
+      <w:r>
+        <w:rPr>
+          <w:lang w:val="en-US"/>
+        </w:rPr>
+        <w:t xml:space="preserve">lấy </w:t>
+      </w:r>
+    </w:p>
+    <w:p>
+      <w:pPr>
+        <w:ind w:left="3600" w:firstLine="720"/>
+        <w:rPr>
+          <w:lang w:val="en-US"/>
+        </w:rPr>
+      </w:pPr>
+      <w:r>
+        <w:rPr>
+          <w:lang w:val="en-US"/>
+        </w:rPr>
+        <w:t>gradient của action</w:t>
+      </w:r>
+    </w:p>
+    <w:p>
+      <w:pPr>
+        <w:rPr>
+          <w:lang w:val="en-US"/>
+        </w:rPr>
+      </w:pPr>
+      <w:r>
+        <w:rPr>
+          <w:lang w:val="en-US"/>
+        </w:rPr>
+        <w:tab/>
+        <w:t>Algo:</w:t>
+      </w:r>
+      <w:r>
+        <w:rPr>
+          <w:lang w:val="en-US"/>
+        </w:rPr>
+        <w:t xml:space="preserve"> Cho 2 network, 1 Actor lấy state ra action ví dụ [1.23, 4.5]</w:t>
+      </w:r>
+      <w:r>
+        <w:rPr>
+          <w:lang w:val="en-US"/>
+        </w:rPr>
+        <w:t xml:space="preserve">, action mang giá trị </w:t>
+      </w:r>
+    </w:p>
+    <w:p>
+      <w:pPr>
+        <w:ind w:left="720"/>
+        <w:rPr>
+          <w:lang w:val="en-US"/>
+        </w:rPr>
+      </w:pPr>
+      <w:r>
+        <w:rPr>
+          <w:lang w:val="en-US"/>
+        </w:rPr>
+        <w:t xml:space="preserve">         thực</w:t>
+      </w:r>
+      <w:r>
+        <w:rPr>
+          <w:lang w:val="en-US"/>
+        </w:rPr>
+        <w:t xml:space="preserve">, 1 Critic lấy state ra state value, state value concat với action ouput ra giá </w:t>
+      </w:r>
+    </w:p>
+    <w:p>
+      <w:pPr>
+        <w:ind w:left="720"/>
+        <w:rPr>
+          <w:lang w:val="en-US"/>
+        </w:rPr>
+      </w:pPr>
+      <w:r>
+        <w:rPr>
+          <w:lang w:val="en-US"/>
+        </w:rPr>
+        <w:t xml:space="preserve">         trị của state và action đó</w:t>
+      </w:r>
+    </w:p>
+    <w:p>
+      <w:pPr>
+        <w:ind w:left="720"/>
+        <w:rPr>
+          <w:lang w:val="en-US"/>
+        </w:rPr>
+      </w:pPr>
+      <w:r>
+        <w:rPr>
+          <w:lang w:val="en-US"/>
+        </w:rPr>
+        <w:t xml:space="preserve">         Critic Loss = mse(reward + gamma * (1 - done) * target_net.critic(next state, </w:t>
+      </w:r>
+    </w:p>
+    <w:p>
+      <w:pPr>
+        <w:ind w:left="720"/>
+        <w:rPr>
+          <w:lang w:val="en-US"/>
+        </w:rPr>
+      </w:pPr>
+      <w:r>
+        <w:rPr>
+          <w:lang w:val="en-US"/>
+        </w:rPr>
+        <w:t xml:space="preserve">         target_net.actor(next_state), net.critic(state))</w:t>
+      </w:r>
+    </w:p>
+    <w:p>
+      <w:pPr>
+        <w:ind w:left="720"/>
+        <w:rPr>
+          <w:lang w:val="en-US"/>
+        </w:rPr>
+      </w:pPr>
+      <w:r>
+        <w:rPr>
+          <w:lang w:val="en-US"/>
+        </w:rPr>
+        <w:t xml:space="preserve">         Actor Loss = -model.critic(</w:t>
+      </w:r>
+      <w:r>
+        <w:rPr>
+          <w:lang w:val="en-US"/>
+        </w:rPr>
+        <w:t>state</w:t>
+      </w:r>
+      <w:r>
+        <w:rPr>
+          <w:lang w:val="en-US"/>
+        </w:rPr>
+        <w:t xml:space="preserve">, </w:t>
+      </w:r>
+      <w:r>
+        <w:rPr>
+          <w:lang w:val="en-US"/>
+        </w:rPr>
+        <w:t>model.actor(state)</w:t>
+      </w:r>
+      <w:r>
+        <w:rPr>
+          <w:lang w:val="en-US"/>
+        </w:rPr>
+        <w:t>)</w:t>
+      </w:r>
+      <w:r>
+        <w:rPr>
+          <w:lang w:val="en-US"/>
+        </w:rPr>
+        <w:t xml:space="preserve"> =&gt; maximize giá trị q value</w:t>
+      </w:r>
+    </w:p>
+    <w:p>
+      <w:pPr>
+        <w:ind w:left="720"/>
+        <w:rPr>
+          <w:lang w:val="en-US"/>
+        </w:rPr>
+      </w:pPr>
+      <w:r>
+        <w:rPr>
+          <w:lang w:val="en-US"/>
+        </w:rPr>
+        <w:t xml:space="preserve">Model: Dùng experience replay, mới đầu explore bằng random action từ uniform </w:t>
+      </w:r>
+    </w:p>
+    <w:p>
+      <w:pPr>
+        <w:ind w:left="720" w:firstLine="720"/>
         <w:rPr>
           <w:lang w:val="en-US"/>
         </w:rPr>
@@ -17860,160 +23130,25 @@
           <w:lang w:val="en-US"/>
         </w:rPr>
         <w:lastRenderedPageBreak/>
-        <w:t>Single Point Crossover: Chọn điểm đánh dấu, tráo gen từ điểm đó cho nhau</w:t>
-      </w:r>
-    </w:p>
-    <w:p>
-      <w:pPr>
-        <w:rPr>
-          <w:lang w:val="en-US"/>
-        </w:rPr>
-      </w:pPr>
-      <w:r>
-        <w:rPr>
-          <w:lang w:val="en-US"/>
-        </w:rPr>
-        <w:t>Ornstein-Uhlenbeck Process: R</w:t>
-      </w:r>
-      <w:r>
-        <w:rPr>
-          <w:lang w:val="en-US"/>
-        </w:rPr>
-        <w:t xml:space="preserve">andom walk process tạo brownian noise tương quan với thời </w:t>
-      </w:r>
-    </w:p>
-    <w:p>
-      <w:pPr>
-        <w:ind w:left="2160" w:firstLine="720"/>
-        <w:rPr>
-          <w:lang w:val="en-US"/>
-        </w:rPr>
-      </w:pPr>
-      <w:r>
-        <w:rPr>
-          <w:lang w:val="en-US"/>
-        </w:rPr>
-        <w:t>g</w:t>
-      </w:r>
-      <w:r>
-        <w:rPr>
-          <w:lang w:val="en-US"/>
-        </w:rPr>
-        <w:t>ian</w:t>
-      </w:r>
-    </w:p>
-    <w:p>
-      <w:pPr>
-        <w:rPr>
-          <w:lang w:val="en-US"/>
-        </w:rPr>
-      </w:pPr>
-      <w:r>
-        <w:rPr>
-          <w:lang w:val="en-US"/>
-        </w:rPr>
-        <w:tab/>
-        <w:t>Formula: x_new = x_old + theta * (mean – x_old) * dt + normal(0, std) * dt ** 0.5</w:t>
-      </w:r>
-    </w:p>
-    <w:p>
-      <w:pPr>
-        <w:rPr>
-          <w:lang w:val="en-US"/>
-        </w:rPr>
-      </w:pPr>
-      <w:r>
-        <w:rPr>
-          <w:lang w:val="en-US"/>
-        </w:rPr>
-        <w:tab/>
-      </w:r>
-      <w:r>
-        <w:rPr>
-          <w:lang w:val="en-US"/>
-        </w:rPr>
-        <w:tab/>
-        <w:t xml:space="preserve">   x_new = x_old</w:t>
-      </w:r>
-    </w:p>
-    <w:p>
-      <w:pPr>
-        <w:rPr>
-          <w:lang w:val="en-US"/>
-        </w:rPr>
-      </w:pPr>
-      <w:r>
-        <w:rPr>
-          <w:lang w:val="en-US"/>
-        </w:rPr>
-        <w:tab/>
-      </w:r>
-      <w:r>
-        <w:rPr>
-          <w:lang w:val="en-US"/>
-        </w:rPr>
-        <w:tab/>
-        <w:t xml:space="preserve">   theta giữ cho x around mean, dt càng nhỏ càng tương đồng x_old</w:t>
-      </w:r>
-    </w:p>
-    <w:p>
-      <w:pPr>
-        <w:rPr>
-          <w:lang w:val="en-US"/>
-        </w:rPr>
-      </w:pPr>
-      <w:r>
-        <w:rPr>
-          <w:lang w:val="en-US"/>
-        </w:rPr>
-        <w:t>Xavier Initialization: Khởi tạo weight sao cho variance = 1, tránh vanishing gradient</w:t>
-      </w:r>
-    </w:p>
-    <w:p>
-      <w:pPr>
-        <w:rPr>
-          <w:lang w:val="en-US"/>
-        </w:rPr>
-      </w:pPr>
-      <w:r>
-        <w:rPr>
-          <w:lang w:val="en-US"/>
-        </w:rPr>
-        <w:tab/>
-        <w:t xml:space="preserve">Algo: Số neuron layer 1 * variance = 1 =&gt; variance của weight = 1/n =&gt; std scale </w:t>
-      </w:r>
-    </w:p>
-    <w:p>
-      <w:pPr>
-        <w:ind w:firstLine="720"/>
-        <w:rPr>
-          <w:lang w:val="en-US"/>
-        </w:rPr>
-      </w:pPr>
-      <w:r>
-        <w:rPr>
-          <w:lang w:val="en-US"/>
-        </w:rPr>
-        <w:t xml:space="preserve">         1/n**0.5</w:t>
-      </w:r>
-    </w:p>
-    <w:p>
-      <w:pPr>
-        <w:rPr>
-          <w:lang w:val="en-US"/>
-        </w:rPr>
-      </w:pPr>
-      <w:r>
-        <w:rPr>
-          <w:lang w:val="en-US"/>
-        </w:rPr>
-        <w:t>Random Walk: Một loạt các hành động ngẫu nhiên</w:t>
-      </w:r>
-      <w:r>
-        <w:rPr>
-          <w:lang w:val="en-US"/>
-        </w:rPr>
-        <w:t xml:space="preserve">, 2d chắc chắn về vị trí xuất phát, 3d </w:t>
+        <w:t xml:space="preserve">distribution, sau đó random = </w:t>
+      </w:r>
+      <w:r>
+        <w:rPr>
+          <w:lang w:val="en-US"/>
+        </w:rPr>
+        <w:t>ou_</w:t>
+      </w:r>
+      <w:r>
+        <w:rPr>
+          <w:lang w:val="en-US"/>
+        </w:rPr>
+        <w:t>noise giảm dần,</w:t>
+      </w:r>
+      <w:r>
+        <w:rPr>
+          <w:lang w:val="en-US"/>
+        </w:rPr>
+        <w:t xml:space="preserve"> dùng target network để tính </w:t>
       </w:r>
     </w:p>
     <w:p>
@@ -18027,106 +23162,297 @@
         <w:rPr>
           <w:lang w:val="en-US"/>
         </w:rPr>
-        <w:t xml:space="preserve"> chưa chắc về vị trí xuất phát</w:t>
-      </w:r>
-    </w:p>
-    <w:p>
-      <w:pPr>
-        <w:rPr>
-          <w:lang w:val="en-US"/>
-        </w:rPr>
-      </w:pPr>
-      <w:r>
-        <w:rPr>
-          <w:lang w:val="en-US"/>
-        </w:rPr>
-        <w:tab/>
-        <w:t xml:space="preserve">Ex: Trên trục số bắt đầu tại 0, 50% sang phải 1 đơn vị, 50% sang trái 1 đơn vị, sau 2 </w:t>
-      </w:r>
-    </w:p>
-    <w:p>
-      <w:pPr>
-        <w:ind w:firstLine="720"/>
-        <w:rPr>
-          <w:lang w:val="en-US"/>
-        </w:rPr>
-      </w:pPr>
-      <w:r>
-        <w:rPr>
-          <w:lang w:val="en-US"/>
-        </w:rPr>
-        <w:t xml:space="preserve">      bước, tỉ lệ về 0 là 50%, sang 2 là 25%, sang -2 là 25%, …</w:t>
-      </w:r>
-    </w:p>
-    <w:p>
-      <w:pPr>
-        <w:rPr>
-          <w:lang w:val="en-US"/>
-        </w:rPr>
-      </w:pPr>
-      <w:r>
-        <w:rPr>
-          <w:lang w:val="en-US"/>
-        </w:rPr>
-        <w:t>Brownian Motion: Chuyển động ngẫu nhiên của bụi trong fluid, là random walk với step nhỏ</w:t>
-      </w:r>
-    </w:p>
-    <w:p>
-      <w:pPr>
-        <w:rPr>
-          <w:lang w:val="en-US"/>
-        </w:rPr>
-      </w:pPr>
-      <w:r>
-        <w:rPr>
-          <w:lang w:val="en-US"/>
-        </w:rPr>
-        <w:t>Fixed Q-Network: Dùng target network trễ để tính giá trị max action</w:t>
-      </w:r>
-    </w:p>
-    <w:p>
-      <w:pPr>
-        <w:rPr>
-          <w:lang w:val="en-US"/>
-        </w:rPr>
-      </w:pPr>
-      <w:r>
-        <w:rPr>
-          <w:lang w:val="en-US"/>
-        </w:rPr>
-        <w:t>Double DQN: Chọn max action = network original, dùng target network tính value</w:t>
-      </w:r>
-    </w:p>
-    <w:p>
-      <w:pPr>
-        <w:rPr>
-          <w:lang w:val="en-US"/>
-        </w:rPr>
-      </w:pPr>
-      <w:r>
-        <w:rPr>
-          <w:lang w:val="en-US"/>
-        </w:rPr>
-        <w:t>Dueling DQN: Tách q value thành state value và advantage, sau combine V + A –</w:t>
-      </w:r>
-      <w:r>
-        <w:rPr>
-          <w:lang w:val="en-US"/>
-        </w:rPr>
-        <w:t xml:space="preserve"> mean A</w:t>
-      </w:r>
-    </w:p>
-    <w:p>
-      <w:pPr>
-        <w:rPr>
-          <w:lang w:val="en-US"/>
-        </w:rPr>
-      </w:pPr>
-      <w:r>
-        <w:rPr>
-          <w:lang w:val="en-US"/>
-        </w:rPr>
-        <w:t>DDPG(Deep Deterministic Policy Gradient): Actor Critic với Continous Action Space</w:t>
+        <w:t xml:space="preserve">td error, ban đầu 2 network giống nhau, sau mỗi lần học, update target </w:t>
+      </w:r>
+    </w:p>
+    <w:p>
+      <w:pPr>
+        <w:ind w:left="720" w:firstLine="720"/>
+        <w:rPr>
+          <w:lang w:val="en-US"/>
+        </w:rPr>
+      </w:pPr>
+      <w:r>
+        <w:rPr>
+          <w:lang w:val="en-US"/>
+        </w:rPr>
+        <w:t xml:space="preserve">network bằng original network với một số lượng nhỏ, </w:t>
+      </w:r>
+      <w:r>
+        <w:rPr>
+          <w:lang w:val="en-US"/>
+        </w:rPr>
+        <w:t xml:space="preserve">init weight = 1 / </w:t>
+      </w:r>
+    </w:p>
+    <w:p>
+      <w:pPr>
+        <w:ind w:left="720" w:firstLine="720"/>
+        <w:rPr>
+          <w:lang w:val="en-US"/>
+        </w:rPr>
+      </w:pPr>
+      <w:r>
+        <w:rPr>
+          <w:lang w:val="en-US"/>
+        </w:rPr>
+        <w:t>sqrt(fan_out), = 0.003 cho layer cuối</w:t>
+      </w:r>
+    </w:p>
+    <w:p>
+      <w:pPr>
+        <w:rPr>
+          <w:lang w:val="en-US"/>
+        </w:rPr>
+      </w:pPr>
+      <w:r>
+        <w:rPr>
+          <w:lang w:val="en-US"/>
+        </w:rPr>
+        <w:t>TD3(Twin Delayed DDPG): Tránh overestimate Q value</w:t>
+      </w:r>
+    </w:p>
+    <w:p>
+      <w:pPr>
+        <w:rPr>
+          <w:lang w:val="en-US"/>
+        </w:rPr>
+      </w:pPr>
+      <w:r>
+        <w:rPr>
+          <w:lang w:val="en-US"/>
+        </w:rPr>
+        <w:tab/>
+        <w:t>Algo: Dùng DDPG, nhưng critic sử dụng 2 network train biệt lập</w:t>
+      </w:r>
+    </w:p>
+    <w:p>
+      <w:pPr>
+        <w:rPr>
+          <w:lang w:val="en-US"/>
+        </w:rPr>
+      </w:pPr>
+      <w:r>
+        <w:rPr>
+          <w:lang w:val="en-US"/>
+        </w:rPr>
+        <w:tab/>
+        <w:t xml:space="preserve">         Normal clip noise đơn giá trị được cộng vào target actor để tính loss</w:t>
+      </w:r>
+    </w:p>
+    <w:p>
+      <w:pPr>
+        <w:rPr>
+          <w:lang w:val="en-US"/>
+        </w:rPr>
+      </w:pPr>
+      <w:r>
+        <w:rPr>
+          <w:lang w:val="en-US"/>
+        </w:rPr>
+        <w:tab/>
+        <w:t xml:space="preserve">         Chọn min critic trong 2 network để tính critic loss</w:t>
+      </w:r>
+    </w:p>
+    <w:p>
+      <w:pPr>
+        <w:rPr>
+          <w:lang w:val="en-US"/>
+        </w:rPr>
+      </w:pPr>
+      <w:r>
+        <w:rPr>
+          <w:lang w:val="en-US"/>
+        </w:rPr>
+        <w:tab/>
+        <w:t xml:space="preserve">         Actor loss tính bằng critic 1, sau một vài step mới update actor</w:t>
+      </w:r>
+    </w:p>
+    <w:p>
+      <w:pPr>
+        <w:rPr>
+          <w:lang w:val="en-US"/>
+        </w:rPr>
+      </w:pPr>
+      <w:r>
+        <w:rPr>
+          <w:lang w:val="en-US"/>
+        </w:rPr>
+        <w:t>SAC(Soft Actor Critic): Dùng Stochastic policy, đồng thời maximize entropy =&gt; explore tốt</w:t>
+      </w:r>
+    </w:p>
+    <w:p>
+      <w:pPr>
+        <w:rPr>
+          <w:lang w:val="en-US"/>
+        </w:rPr>
+      </w:pPr>
+      <w:r>
+        <w:rPr>
+          <w:lang w:val="en-US"/>
+        </w:rPr>
+        <w:tab/>
+        <w:t>Algo: Một net actor, output mean và std, action được tính bằng mean và std</w:t>
+      </w:r>
+    </w:p>
+    <w:p>
+      <w:pPr>
+        <w:rPr>
+          <w:lang w:val="en-US"/>
+        </w:rPr>
+      </w:pPr>
+      <w:r>
+        <w:rPr>
+          <w:lang w:val="en-US"/>
+        </w:rPr>
+        <w:tab/>
+        <w:t xml:space="preserve">         Hai net critic double q learning, Một net value giống critic và một target value </w:t>
+      </w:r>
+    </w:p>
+    <w:p>
+      <w:pPr>
+        <w:ind w:left="720"/>
+        <w:rPr>
+          <w:lang w:val="en-US"/>
+        </w:rPr>
+      </w:pPr>
+      <w:r>
+        <w:rPr>
+          <w:lang w:val="en-US"/>
+        </w:rPr>
+        <w:t xml:space="preserve">         update một phần mỗi lần</w:t>
+      </w:r>
+    </w:p>
+    <w:p>
+      <w:pPr>
+        <w:ind w:left="720"/>
+        <w:rPr>
+          <w:lang w:val="en-US"/>
+        </w:rPr>
+      </w:pPr>
+      <w:r>
+        <w:rPr>
+          <w:lang w:val="en-US"/>
+        </w:rPr>
+        <w:t xml:space="preserve">         Khởi đầu random uniform action, tích experience replay</w:t>
+      </w:r>
+    </w:p>
+    <w:p>
+      <w:pPr>
+        <w:ind w:left="720"/>
+        <w:rPr>
+          <w:lang w:val="en-US"/>
+        </w:rPr>
+      </w:pPr>
+      <w:r>
+        <w:rPr>
+          <w:lang w:val="en-US"/>
+        </w:rPr>
+        <w:t xml:space="preserve">         Sau đó sample batch, lấy actions và bonus rewards từ actor</w:t>
+      </w:r>
+    </w:p>
+    <w:p>
+      <w:pPr>
+        <w:ind w:left="720"/>
+        <w:rPr>
+          <w:lang w:val="en-US"/>
+        </w:rPr>
+      </w:pPr>
+      <w:r>
+        <w:rPr>
+          <w:lang w:val="en-US"/>
+        </w:rPr>
+        <w:t xml:space="preserve">         Actions dùng reparameterization trick để có thể backprop</w:t>
+      </w:r>
+    </w:p>
+    <w:p>
+      <w:pPr>
+        <w:ind w:left="720"/>
+        <w:rPr>
+          <w:lang w:val="en-US"/>
+        </w:rPr>
+      </w:pPr>
+      <w:r>
+        <w:rPr>
+          <w:lang w:val="en-US"/>
+        </w:rPr>
+        <w:t xml:space="preserve">         Bonus reward = -log(actions) | entropy + log(1 – tanh actions ** 2 + eps) | </w:t>
+      </w:r>
+    </w:p>
+    <w:p>
+      <w:pPr>
+        <w:ind w:left="720"/>
+        <w:rPr>
+          <w:lang w:val="en-US"/>
+        </w:rPr>
+      </w:pPr>
+      <w:r>
+        <w:rPr>
+          <w:lang w:val="en-US"/>
+        </w:rPr>
+        <w:t xml:space="preserve">         bound actions</w:t>
+      </w:r>
+    </w:p>
+    <w:p>
+      <w:pPr>
+        <w:ind w:left="720"/>
+        <w:rPr>
+          <w:lang w:val="en-US"/>
+        </w:rPr>
+      </w:pPr>
+      <w:r>
+        <w:rPr>
+          <w:lang w:val="en-US"/>
+        </w:rPr>
+        <w:t xml:space="preserve">         Value(s) = Critic(s) + a * bonus reward</w:t>
+      </w:r>
+      <w:r>
+        <w:rPr>
+          <w:lang w:val="en-US"/>
+        </w:rPr>
+        <w:t>, là tổng giá trị state và bonus từ hiện tại</w:t>
+      </w:r>
+    </w:p>
+    <w:p>
+      <w:pPr>
+        <w:ind w:left="720"/>
+        <w:rPr>
+          <w:lang w:val="en-US"/>
+        </w:rPr>
+      </w:pPr>
+      <w:r>
+        <w:rPr>
+          <w:lang w:val="en-US"/>
+        </w:rPr>
+        <w:t xml:space="preserve">         Target value = min(2 critic với state và actors) + a * bonus reward, lấy loss mse</w:t>
+      </w:r>
+    </w:p>
+    <w:p>
+      <w:pPr>
+        <w:ind w:left="720"/>
+        <w:rPr>
+          <w:lang w:val="en-US"/>
+        </w:rPr>
+      </w:pPr>
+      <w:r>
+        <w:rPr>
+          <w:lang w:val="en-US"/>
+        </w:rPr>
+        <w:t xml:space="preserve">         Actor loss = mean -target value</w:t>
+      </w:r>
+    </w:p>
+    <w:p>
+      <w:pPr>
+        <w:ind w:left="720"/>
+        <w:rPr>
+          <w:lang w:val="en-US"/>
+        </w:rPr>
+      </w:pPr>
+      <w:r>
+        <w:rPr>
+          <w:lang w:val="en-US"/>
+        </w:rPr>
+        <w:t xml:space="preserve">         Critic loss = td error reward + gamma * target value net(next state) * (1 - done)</w:t>
       </w:r>
       <w:r>
         <w:rPr>
@@ -18134,52 +23460,6 @@
         </w:rPr>
         <w:t xml:space="preserve">, </w:t>
       </w:r>
-      <w:r>
-        <w:rPr>
-          <w:lang w:val="en-US"/>
-        </w:rPr>
-        <w:t xml:space="preserve">lấy </w:t>
-      </w:r>
-    </w:p>
-    <w:p>
-      <w:pPr>
-        <w:ind w:left="3600" w:firstLine="720"/>
-        <w:rPr>
-          <w:lang w:val="en-US"/>
-        </w:rPr>
-      </w:pPr>
-      <w:r>
-        <w:rPr>
-          <w:lang w:val="en-US"/>
-        </w:rPr>
-        <w:t>gradient của action</w:t>
-      </w:r>
-    </w:p>
-    <w:p>
-      <w:pPr>
-        <w:rPr>
-          <w:lang w:val="en-US"/>
-        </w:rPr>
-      </w:pPr>
-      <w:r>
-        <w:rPr>
-          <w:lang w:val="en-US"/>
-        </w:rPr>
-        <w:tab/>
-        <w:t>Algo:</w:t>
-      </w:r>
-      <w:r>
-        <w:rPr>
-          <w:lang w:val="en-US"/>
-        </w:rPr>
-        <w:t xml:space="preserve"> Cho 2 network, 1 Actor lấy state ra action ví dụ [1.23, 4.5]</w:t>
-      </w:r>
-      <w:r>
-        <w:rPr>
-          <w:lang w:val="en-US"/>
-        </w:rPr>
-        <w:t xml:space="preserve">, action mang giá trị </w:t>
-      </w:r>
     </w:p>
     <w:p>
       <w:pPr>
@@ -18192,13 +23472,7 @@
         <w:rPr>
           <w:lang w:val="en-US"/>
         </w:rPr>
-        <w:t xml:space="preserve">         thực</w:t>
-      </w:r>
-      <w:r>
-        <w:rPr>
-          <w:lang w:val="en-US"/>
-        </w:rPr>
-        <w:t xml:space="preserve">, 1 Critic lấy state ra state value, state value concat với action ouput ra giá </w:t>
+        <w:t xml:space="preserve">         update 2 critic</w:t>
       </w:r>
     </w:p>
     <w:p>
@@ -18212,7 +23486,52 @@
         <w:rPr>
           <w:lang w:val="en-US"/>
         </w:rPr>
-        <w:t xml:space="preserve">         trị của state và action đó</w:t>
+        <w:t xml:space="preserve">         Update target value net</w:t>
+      </w:r>
+      <w:r>
+        <w:rPr>
+          <w:lang w:val="en-US"/>
+        </w:rPr>
+        <w:t xml:space="preserve"> một phần</w:t>
+      </w:r>
+    </w:p>
+    <w:p>
+      <w:pPr>
+        <w:rPr>
+          <w:lang w:val="en-US"/>
+        </w:rPr>
+      </w:pPr>
+      <w:r>
+        <w:rPr>
+          <w:lang w:val="en-US"/>
+        </w:rPr>
+        <w:t>NAF(Normalized Advantage Function):  Dùng quadratic advantage, continuous action space</w:t>
+      </w:r>
+    </w:p>
+    <w:p>
+      <w:pPr>
+        <w:rPr>
+          <w:lang w:val="en-US"/>
+        </w:rPr>
+      </w:pPr>
+      <w:r>
+        <w:rPr>
+          <w:lang w:val="en-US"/>
+        </w:rPr>
+        <w:tab/>
+        <w:t xml:space="preserve">Algo: </w:t>
+      </w:r>
+      <w:r>
+        <w:rPr>
+          <w:lang w:val="en-US"/>
+        </w:rPr>
+        <w:t>Một net mean action, một net std action, một net value</w:t>
+      </w:r>
+      <w:r>
+        <w:rPr>
+          <w:lang w:val="en-US"/>
+        </w:rPr>
+        <w:t>, một target value</w:t>
       </w:r>
     </w:p>
     <w:p>
@@ -18226,7 +23545,7 @@
         <w:rPr>
           <w:lang w:val="en-US"/>
         </w:rPr>
-        <w:t xml:space="preserve">         Critic Loss = mse(reward + gamma * (1 - done) * target_net.critic(next state, </w:t>
+        <w:t xml:space="preserve">         Khởi đầu random uniform action, tích experience replay</w:t>
       </w:r>
     </w:p>
     <w:p>
@@ -18240,7 +23559,13 @@
         <w:rPr>
           <w:lang w:val="en-US"/>
         </w:rPr>
-        <w:t xml:space="preserve">         target_net.actor(next_state), net.critic(state))</w:t>
+        <w:t xml:space="preserve">         Sau đó sample action từ</w:t>
+      </w:r>
+      <w:r>
+        <w:rPr>
+          <w:lang w:val="en-US"/>
+        </w:rPr>
+        <w:t xml:space="preserve"> mean và std (đã exp để positive),</w:t>
       </w:r>
     </w:p>
     <w:p>
@@ -18254,37 +23579,14 @@
         <w:rPr>
           <w:lang w:val="en-US"/>
         </w:rPr>
-        <w:t xml:space="preserve">         Actor Loss = -model.critic(</w:t>
-      </w:r>
-      <w:r>
-        <w:rPr>
-          <w:lang w:val="en-US"/>
-        </w:rPr>
-        <w:t>state</w:t>
-      </w:r>
-      <w:r>
-        <w:rPr>
-          <w:lang w:val="en-US"/>
-        </w:rPr>
-        <w:t xml:space="preserve">, </w:t>
-      </w:r>
-      <w:r>
-        <w:rPr>
-          <w:lang w:val="en-US"/>
-        </w:rPr>
-        <w:t>model.actor(state)</w:t>
-      </w:r>
-      <w:r>
-        <w:rPr>
-          <w:lang w:val="en-US"/>
-        </w:rPr>
-        <w:t>)</w:t>
-      </w:r>
-      <w:r>
-        <w:rPr>
-          <w:lang w:val="en-US"/>
-        </w:rPr>
-        <w:t xml:space="preserve"> =&gt; maximize giá trị q value</w:t>
+        <w:lastRenderedPageBreak/>
+        <w:t xml:space="preserve">         Sample batch</w:t>
+      </w:r>
+      <w:r>
+        <w:rPr>
+          <w:lang w:val="en-US"/>
+        </w:rPr>
+        <w:t xml:space="preserve"> state, action, reward, new_state, done</w:t>
       </w:r>
     </w:p>
     <w:p>
@@ -18298,198 +23600,13 @@
         <w:rPr>
           <w:lang w:val="en-US"/>
         </w:rPr>
-        <w:t xml:space="preserve">Model: Dùng experience replay, mới đầu explore bằng random action từ uniform </w:t>
-      </w:r>
-    </w:p>
-    <w:p>
-      <w:pPr>
-        <w:ind w:left="720" w:firstLine="720"/>
-        <w:rPr>
-          <w:lang w:val="en-US"/>
-        </w:rPr>
-      </w:pPr>
-      <w:r>
-        <w:rPr>
-          <w:lang w:val="en-US"/>
-        </w:rPr>
-        <w:t xml:space="preserve">distribution, sau đó random = </w:t>
-      </w:r>
-      <w:r>
-        <w:rPr>
-          <w:lang w:val="en-US"/>
-        </w:rPr>
-        <w:t>ou_</w:t>
-      </w:r>
-      <w:r>
-        <w:rPr>
-          <w:lang w:val="en-US"/>
-        </w:rPr>
-        <w:t>noise giảm dần,</w:t>
-      </w:r>
-      <w:r>
-        <w:rPr>
-          <w:lang w:val="en-US"/>
-        </w:rPr>
-        <w:t xml:space="preserve"> dùng target network để tính </w:t>
-      </w:r>
-    </w:p>
-    <w:p>
-      <w:pPr>
-        <w:ind w:left="720" w:firstLine="720"/>
-        <w:rPr>
-          <w:lang w:val="en-US"/>
-        </w:rPr>
-      </w:pPr>
-      <w:r>
-        <w:rPr>
-          <w:lang w:val="en-US"/>
-        </w:rPr>
-        <w:t xml:space="preserve">td error, ban đầu 2 network giống nhau, sau mỗi lần học, update target </w:t>
-      </w:r>
-    </w:p>
-    <w:p>
-      <w:pPr>
-        <w:ind w:left="720" w:firstLine="720"/>
-        <w:rPr>
-          <w:lang w:val="en-US"/>
-        </w:rPr>
-      </w:pPr>
-      <w:r>
-        <w:rPr>
-          <w:lang w:val="en-US"/>
-        </w:rPr>
-        <w:lastRenderedPageBreak/>
-        <w:t xml:space="preserve">network bằng original network với một số lượng nhỏ, </w:t>
-      </w:r>
-      <w:r>
-        <w:rPr>
-          <w:lang w:val="en-US"/>
-        </w:rPr>
-        <w:t xml:space="preserve">init weight = 1 / </w:t>
-      </w:r>
-    </w:p>
-    <w:p>
-      <w:pPr>
-        <w:ind w:left="720" w:firstLine="720"/>
-        <w:rPr>
-          <w:lang w:val="en-US"/>
-        </w:rPr>
-      </w:pPr>
-      <w:r>
-        <w:rPr>
-          <w:lang w:val="en-US"/>
-        </w:rPr>
-        <w:t>sqrt(fan_out), = 0.003 cho layer cuối</w:t>
-      </w:r>
-    </w:p>
-    <w:p>
-      <w:pPr>
-        <w:rPr>
-          <w:lang w:val="en-US"/>
-        </w:rPr>
-      </w:pPr>
-      <w:r>
-        <w:rPr>
-          <w:lang w:val="en-US"/>
-        </w:rPr>
-        <w:t>TD3(Twin Delayed DDPG): Tránh overestimate Q value</w:t>
-      </w:r>
-    </w:p>
-    <w:p>
-      <w:pPr>
-        <w:rPr>
-          <w:lang w:val="en-US"/>
-        </w:rPr>
-      </w:pPr>
-      <w:r>
-        <w:rPr>
-          <w:lang w:val="en-US"/>
-        </w:rPr>
-        <w:tab/>
-        <w:t>Algo: Dùng DDPG, nhưng critic sử dụng 2 network train biệt lập</w:t>
-      </w:r>
-    </w:p>
-    <w:p>
-      <w:pPr>
-        <w:rPr>
-          <w:lang w:val="en-US"/>
-        </w:rPr>
-      </w:pPr>
-      <w:r>
-        <w:rPr>
-          <w:lang w:val="en-US"/>
-        </w:rPr>
-        <w:tab/>
-        <w:t xml:space="preserve">         Normal clip noise đơn giá trị được cộng vào target actor để tính loss</w:t>
-      </w:r>
-    </w:p>
-    <w:p>
-      <w:pPr>
-        <w:rPr>
-          <w:lang w:val="en-US"/>
-        </w:rPr>
-      </w:pPr>
-      <w:r>
-        <w:rPr>
-          <w:lang w:val="en-US"/>
-        </w:rPr>
-        <w:tab/>
-        <w:t xml:space="preserve">         Chọn min critic trong 2 network để tính critic loss</w:t>
-      </w:r>
-    </w:p>
-    <w:p>
-      <w:pPr>
-        <w:rPr>
-          <w:lang w:val="en-US"/>
-        </w:rPr>
-      </w:pPr>
-      <w:r>
-        <w:rPr>
-          <w:lang w:val="en-US"/>
-        </w:rPr>
-        <w:tab/>
-        <w:t xml:space="preserve">         Actor loss tính bằng critic 1, sau một vài step mới update actor</w:t>
-      </w:r>
-    </w:p>
-    <w:p>
-      <w:pPr>
-        <w:rPr>
-          <w:lang w:val="en-US"/>
-        </w:rPr>
-      </w:pPr>
-      <w:r>
-        <w:rPr>
-          <w:lang w:val="en-US"/>
-        </w:rPr>
-        <w:t>SAC(Soft Actor Critic): Dùng Stochastic policy, đồng thời maximize entropy =&gt; explore tốt</w:t>
-      </w:r>
-    </w:p>
-    <w:p>
-      <w:pPr>
-        <w:rPr>
-          <w:lang w:val="en-US"/>
-        </w:rPr>
-      </w:pPr>
-      <w:r>
-        <w:rPr>
-          <w:lang w:val="en-US"/>
-        </w:rPr>
-        <w:tab/>
-        <w:t>Algo: Một net actor, output mean và std, action được tính bằng mean và std</w:t>
-      </w:r>
-    </w:p>
-    <w:p>
-      <w:pPr>
-        <w:rPr>
-          <w:lang w:val="en-US"/>
-        </w:rPr>
-      </w:pPr>
-      <w:r>
-        <w:rPr>
-          <w:lang w:val="en-US"/>
-        </w:rPr>
-        <w:tab/>
-        <w:t xml:space="preserve">         Hai net critic double q learning, Một net value giống critic và một target value </w:t>
+        <w:t xml:space="preserve">         Target value = </w:t>
+      </w:r>
+      <w:r>
+        <w:rPr>
+          <w:lang w:val="en-US"/>
+        </w:rPr>
+        <w:t>reward + gamma * (1 - done) * target_value(new_state)</w:t>
       </w:r>
     </w:p>
     <w:p>
@@ -18503,306 +23620,6 @@
         <w:rPr>
           <w:lang w:val="en-US"/>
         </w:rPr>
-        <w:t xml:space="preserve">         update một phần mỗi lần</w:t>
-      </w:r>
-    </w:p>
-    <w:p>
-      <w:pPr>
-        <w:ind w:left="720"/>
-        <w:rPr>
-          <w:lang w:val="en-US"/>
-        </w:rPr>
-      </w:pPr>
-      <w:r>
-        <w:rPr>
-          <w:lang w:val="en-US"/>
-        </w:rPr>
-        <w:t xml:space="preserve">         Khởi đầu random uniform action, tích experience replay</w:t>
-      </w:r>
-    </w:p>
-    <w:p>
-      <w:pPr>
-        <w:ind w:left="720"/>
-        <w:rPr>
-          <w:lang w:val="en-US"/>
-        </w:rPr>
-      </w:pPr>
-      <w:r>
-        <w:rPr>
-          <w:lang w:val="en-US"/>
-        </w:rPr>
-        <w:t xml:space="preserve">         Sau đó sample batch, lấy actions và bonus rewards từ actor</w:t>
-      </w:r>
-    </w:p>
-    <w:p>
-      <w:pPr>
-        <w:ind w:left="720"/>
-        <w:rPr>
-          <w:lang w:val="en-US"/>
-        </w:rPr>
-      </w:pPr>
-      <w:r>
-        <w:rPr>
-          <w:lang w:val="en-US"/>
-        </w:rPr>
-        <w:t xml:space="preserve">         Actions dùng reparameterization trick để có thể backprop</w:t>
-      </w:r>
-    </w:p>
-    <w:p>
-      <w:pPr>
-        <w:ind w:left="720"/>
-        <w:rPr>
-          <w:lang w:val="en-US"/>
-        </w:rPr>
-      </w:pPr>
-      <w:r>
-        <w:rPr>
-          <w:lang w:val="en-US"/>
-        </w:rPr>
-        <w:t xml:space="preserve">         Bonus reward = -log(actions) | entropy + log(1 – tanh actions ** 2 + eps) | </w:t>
-      </w:r>
-    </w:p>
-    <w:p>
-      <w:pPr>
-        <w:ind w:left="720"/>
-        <w:rPr>
-          <w:lang w:val="en-US"/>
-        </w:rPr>
-      </w:pPr>
-      <w:r>
-        <w:rPr>
-          <w:lang w:val="en-US"/>
-        </w:rPr>
-        <w:t xml:space="preserve">         bound actions</w:t>
-      </w:r>
-    </w:p>
-    <w:p>
-      <w:pPr>
-        <w:ind w:left="720"/>
-        <w:rPr>
-          <w:lang w:val="en-US"/>
-        </w:rPr>
-      </w:pPr>
-      <w:r>
-        <w:rPr>
-          <w:lang w:val="en-US"/>
-        </w:rPr>
-        <w:t xml:space="preserve">         Value(s) = Critic(s) + a * bonus reward</w:t>
-      </w:r>
-      <w:r>
-        <w:rPr>
-          <w:lang w:val="en-US"/>
-        </w:rPr>
-        <w:t>, là tổng giá trị state và bonus từ hiện tại</w:t>
-      </w:r>
-    </w:p>
-    <w:p>
-      <w:pPr>
-        <w:ind w:left="720"/>
-        <w:rPr>
-          <w:lang w:val="en-US"/>
-        </w:rPr>
-      </w:pPr>
-      <w:r>
-        <w:rPr>
-          <w:lang w:val="en-US"/>
-        </w:rPr>
-        <w:t xml:space="preserve">         Target value = min(2 critic với state và actors) + a * bonus reward, lấy loss mse</w:t>
-      </w:r>
-    </w:p>
-    <w:p>
-      <w:pPr>
-        <w:ind w:left="720"/>
-        <w:rPr>
-          <w:lang w:val="en-US"/>
-        </w:rPr>
-      </w:pPr>
-      <w:r>
-        <w:rPr>
-          <w:lang w:val="en-US"/>
-        </w:rPr>
-        <w:t xml:space="preserve">         Actor loss = mean -target value</w:t>
-      </w:r>
-    </w:p>
-    <w:p>
-      <w:pPr>
-        <w:ind w:left="720"/>
-        <w:rPr>
-          <w:lang w:val="en-US"/>
-        </w:rPr>
-      </w:pPr>
-      <w:r>
-        <w:rPr>
-          <w:lang w:val="en-US"/>
-        </w:rPr>
-        <w:t xml:space="preserve">         Critic loss = td error reward + gamma * target value net(next state) * (1 - done)</w:t>
-      </w:r>
-      <w:r>
-        <w:rPr>
-          <w:lang w:val="en-US"/>
-        </w:rPr>
-        <w:t xml:space="preserve">, </w:t>
-      </w:r>
-    </w:p>
-    <w:p>
-      <w:pPr>
-        <w:ind w:left="720"/>
-        <w:rPr>
-          <w:lang w:val="en-US"/>
-        </w:rPr>
-      </w:pPr>
-      <w:r>
-        <w:rPr>
-          <w:lang w:val="en-US"/>
-        </w:rPr>
-        <w:t xml:space="preserve">         update 2 critic</w:t>
-      </w:r>
-    </w:p>
-    <w:p>
-      <w:pPr>
-        <w:ind w:left="720"/>
-        <w:rPr>
-          <w:lang w:val="en-US"/>
-        </w:rPr>
-      </w:pPr>
-      <w:r>
-        <w:rPr>
-          <w:lang w:val="en-US"/>
-        </w:rPr>
-        <w:t xml:space="preserve">         Update target value net</w:t>
-      </w:r>
-      <w:r>
-        <w:rPr>
-          <w:lang w:val="en-US"/>
-        </w:rPr>
-        <w:t xml:space="preserve"> một phần</w:t>
-      </w:r>
-    </w:p>
-    <w:p>
-      <w:pPr>
-        <w:rPr>
-          <w:lang w:val="en-US"/>
-        </w:rPr>
-      </w:pPr>
-      <w:r>
-        <w:rPr>
-          <w:lang w:val="en-US"/>
-        </w:rPr>
-        <w:t>NAF(Normalized Advantage Function):  Dùng quadratic advantage, continuous action space</w:t>
-      </w:r>
-    </w:p>
-    <w:p>
-      <w:pPr>
-        <w:rPr>
-          <w:lang w:val="en-US"/>
-        </w:rPr>
-      </w:pPr>
-      <w:r>
-        <w:rPr>
-          <w:lang w:val="en-US"/>
-        </w:rPr>
-        <w:tab/>
-        <w:t xml:space="preserve">Algo: </w:t>
-      </w:r>
-      <w:r>
-        <w:rPr>
-          <w:lang w:val="en-US"/>
-        </w:rPr>
-        <w:t>Một net mean action, một net std action, một net value</w:t>
-      </w:r>
-      <w:r>
-        <w:rPr>
-          <w:lang w:val="en-US"/>
-        </w:rPr>
-        <w:t>, một target value</w:t>
-      </w:r>
-    </w:p>
-    <w:p>
-      <w:pPr>
-        <w:ind w:left="720"/>
-        <w:rPr>
-          <w:lang w:val="en-US"/>
-        </w:rPr>
-      </w:pPr>
-      <w:r>
-        <w:rPr>
-          <w:lang w:val="en-US"/>
-        </w:rPr>
-        <w:t xml:space="preserve">         Khởi đầu random uniform action, tích experience replay</w:t>
-      </w:r>
-    </w:p>
-    <w:p>
-      <w:pPr>
-        <w:ind w:left="720"/>
-        <w:rPr>
-          <w:lang w:val="en-US"/>
-        </w:rPr>
-      </w:pPr>
-      <w:r>
-        <w:rPr>
-          <w:lang w:val="en-US"/>
-        </w:rPr>
-        <w:t xml:space="preserve">         Sau đó sample action từ</w:t>
-      </w:r>
-      <w:r>
-        <w:rPr>
-          <w:lang w:val="en-US"/>
-        </w:rPr>
-        <w:t xml:space="preserve"> mean và std (đã exp để positive),</w:t>
-      </w:r>
-    </w:p>
-    <w:p>
-      <w:pPr>
-        <w:ind w:left="720"/>
-        <w:rPr>
-          <w:lang w:val="en-US"/>
-        </w:rPr>
-      </w:pPr>
-      <w:r>
-        <w:rPr>
-          <w:lang w:val="en-US"/>
-        </w:rPr>
-        <w:t xml:space="preserve">         Sample batch</w:t>
-      </w:r>
-      <w:r>
-        <w:rPr>
-          <w:lang w:val="en-US"/>
-        </w:rPr>
-        <w:t xml:space="preserve"> state, action, reward, new_state, done</w:t>
-      </w:r>
-    </w:p>
-    <w:p>
-      <w:pPr>
-        <w:ind w:left="720"/>
-        <w:rPr>
-          <w:lang w:val="en-US"/>
-        </w:rPr>
-      </w:pPr>
-      <w:r>
-        <w:rPr>
-          <w:lang w:val="en-US"/>
-        </w:rPr>
-        <w:t xml:space="preserve">         Target value = </w:t>
-      </w:r>
-      <w:r>
-        <w:rPr>
-          <w:lang w:val="en-US"/>
-        </w:rPr>
-        <w:t>reward + gamma * (1 - done) * target_value(new_state)</w:t>
-      </w:r>
-    </w:p>
-    <w:p>
-      <w:pPr>
-        <w:ind w:left="720"/>
-        <w:rPr>
-          <w:lang w:val="en-US"/>
-        </w:rPr>
-      </w:pPr>
-      <w:r>
-        <w:rPr>
-          <w:lang w:val="en-US"/>
-        </w:rPr>
-        <w:lastRenderedPageBreak/>
         <w:t xml:space="preserve">         Q_value = value(state) – 0.5 * ((action – mean_action) ** 2) dot std ** -2</w:t>
       </w:r>
     </w:p>
@@ -19850,6 +24667,7 @@
           <w:szCs w:val="24"/>
           <w:lang w:val="en-US"/>
         </w:rPr>
+        <w:lastRenderedPageBreak/>
         <w:t>nhân với Gradient của phần tử đó</w:t>
       </w:r>
     </w:p>
@@ -19890,7 +24708,6 @@
         <w:rPr>
           <w:lang w:val="en-US"/>
         </w:rPr>
-        <w:lastRenderedPageBreak/>
         <w:t>Difference Error + Eps (để tránh Priority = 0)</w:t>
       </w:r>
     </w:p>
@@ -20423,6 +25240,7 @@
         <w:rPr>
           <w:lang w:val="en-US"/>
         </w:rPr>
+        <w:lastRenderedPageBreak/>
         <w:tab/>
       </w:r>
       <w:r>
@@ -20500,7 +25318,6 @@
         <w:rPr>
           <w:lang w:val="en-US"/>
         </w:rPr>
-        <w:lastRenderedPageBreak/>
         <w:t>Transition vào Experience Replay</w:t>
       </w:r>
     </w:p>
@@ -20539,6 +25356,96 @@
 <file path=word/numbering.xml><?xml version="1.0" encoding="utf-8"?>
 <w:numbering xmlns:wpc="http://schemas.microsoft.com/office/word/2010/wordprocessingCanvas" xmlns:mc="http://schemas.openxmlformats.org/markup-compatibility/2006" xmlns:o="urn:schemas-microsoft-com:office:office" xmlns:r="http://schemas.openxmlformats.org/officeDocument/2006/relationships" xmlns:m="http://schemas.openxmlformats.org/officeDocument/2006/math" xmlns:v="urn:schemas-microsoft-com:vml" xmlns:wp14="http://schemas.microsoft.com/office/word/2010/wordprocessingDrawing" xmlns:wp="http://schemas.openxmlformats.org/drawingml/2006/wordprocessingDrawing" xmlns:w10="urn:schemas-microsoft-com:office:word" xmlns:w="http://schemas.openxmlformats.org/wordprocessingml/2006/main" xmlns:w14="http://schemas.microsoft.com/office/word/2010/wordml" xmlns:wpg="http://schemas.microsoft.com/office/word/2010/wordprocessingGroup" xmlns:wpi="http://schemas.microsoft.com/office/word/2010/wordprocessingInk" xmlns:wne="http://schemas.microsoft.com/office/word/2006/wordml" xmlns:wps="http://schemas.microsoft.com/office/word/2010/wordprocessingShape" mc:Ignorable="w14 wp14">
   <w:abstractNum w:abstractNumId="0">
+    <w:nsid w:val="11855EC7"/>
+    <w:multiLevelType w:val="hybridMultilevel"/>
+    <w:tmpl w:val="099ADAF0"/>
+    <w:lvl w:ilvl="0" w:tplc="CC5445F0">
+      <w:start w:val="1"/>
+      <w:numFmt w:val="decimal"/>
+      <w:lvlText w:val="%1."/>
+      <w:lvlJc w:val="left"/>
+      <w:pPr>
+        <w:ind w:left="1080" w:hanging="360"/>
+      </w:pPr>
+      <w:rPr>
+        <w:rFonts w:asciiTheme="minorHAnsi" w:hAnsiTheme="minorHAnsi" w:cstheme="minorHAnsi" w:hint="default"/>
+        <w:i w:val="0"/>
+      </w:rPr>
+    </w:lvl>
+    <w:lvl w:ilvl="1" w:tplc="042A0019" w:tentative="1">
+      <w:start w:val="1"/>
+      <w:numFmt w:val="lowerLetter"/>
+      <w:lvlText w:val="%2."/>
+      <w:lvlJc w:val="left"/>
+      <w:pPr>
+        <w:ind w:left="1800" w:hanging="360"/>
+      </w:pPr>
+    </w:lvl>
+    <w:lvl w:ilvl="2" w:tplc="042A001B" w:tentative="1">
+      <w:start w:val="1"/>
+      <w:numFmt w:val="lowerRoman"/>
+      <w:lvlText w:val="%3."/>
+      <w:lvlJc w:val="right"/>
+      <w:pPr>
+        <w:ind w:left="2520" w:hanging="180"/>
+      </w:pPr>
+    </w:lvl>
+    <w:lvl w:ilvl="3" w:tplc="042A000F" w:tentative="1">
+      <w:start w:val="1"/>
+      <w:numFmt w:val="decimal"/>
+      <w:lvlText w:val="%4."/>
+      <w:lvlJc w:val="left"/>
+      <w:pPr>
+        <w:ind w:left="3240" w:hanging="360"/>
+      </w:pPr>
+    </w:lvl>
+    <w:lvl w:ilvl="4" w:tplc="042A0019" w:tentative="1">
+      <w:start w:val="1"/>
+      <w:numFmt w:val="lowerLetter"/>
+      <w:lvlText w:val="%5."/>
+      <w:lvlJc w:val="left"/>
+      <w:pPr>
+        <w:ind w:left="3960" w:hanging="360"/>
+      </w:pPr>
+    </w:lvl>
+    <w:lvl w:ilvl="5" w:tplc="042A001B" w:tentative="1">
+      <w:start w:val="1"/>
+      <w:numFmt w:val="lowerRoman"/>
+      <w:lvlText w:val="%6."/>
+      <w:lvlJc w:val="right"/>
+      <w:pPr>
+        <w:ind w:left="4680" w:hanging="180"/>
+      </w:pPr>
+    </w:lvl>
+    <w:lvl w:ilvl="6" w:tplc="042A000F" w:tentative="1">
+      <w:start w:val="1"/>
+      <w:numFmt w:val="decimal"/>
+      <w:lvlText w:val="%7."/>
+      <w:lvlJc w:val="left"/>
+      <w:pPr>
+        <w:ind w:left="5400" w:hanging="360"/>
+      </w:pPr>
+    </w:lvl>
+    <w:lvl w:ilvl="7" w:tplc="042A0019" w:tentative="1">
+      <w:start w:val="1"/>
+      <w:numFmt w:val="lowerLetter"/>
+      <w:lvlText w:val="%8."/>
+      <w:lvlJc w:val="left"/>
+      <w:pPr>
+        <w:ind w:left="6120" w:hanging="360"/>
+      </w:pPr>
+    </w:lvl>
+    <w:lvl w:ilvl="8" w:tplc="042A001B" w:tentative="1">
+      <w:start w:val="1"/>
+      <w:numFmt w:val="lowerRoman"/>
+      <w:lvlText w:val="%9."/>
+      <w:lvlJc w:val="right"/>
+      <w:pPr>
+        <w:ind w:left="6840" w:hanging="180"/>
+      </w:pPr>
+    </w:lvl>
+  </w:abstractNum>
+  <w:abstractNum w:abstractNumId="1">
     <w:nsid w:val="1D3A6E3B"/>
     <w:multiLevelType w:val="hybridMultilevel"/>
     <w:tmpl w:val="F08E3748"/>
@@ -20627,7 +25534,7 @@
       </w:pPr>
     </w:lvl>
   </w:abstractNum>
-  <w:abstractNum w:abstractNumId="1">
+  <w:abstractNum w:abstractNumId="2">
     <w:nsid w:val="26467D1A"/>
     <w:multiLevelType w:val="hybridMultilevel"/>
     <w:tmpl w:val="A2E6EC78"/>
@@ -20739,7 +25646,7 @@
       </w:rPr>
     </w:lvl>
   </w:abstractNum>
-  <w:abstractNum w:abstractNumId="2">
+  <w:abstractNum w:abstractNumId="3">
     <w:nsid w:val="34C77095"/>
     <w:multiLevelType w:val="hybridMultilevel"/>
     <w:tmpl w:val="ADCE2B90"/>
@@ -20852,7 +25759,7 @@
       </w:rPr>
     </w:lvl>
   </w:abstractNum>
-  <w:abstractNum w:abstractNumId="3">
+  <w:abstractNum w:abstractNumId="4">
     <w:nsid w:val="393A351C"/>
     <w:multiLevelType w:val="hybridMultilevel"/>
     <w:tmpl w:val="1D080682"/>
@@ -20964,7 +25871,7 @@
       </w:rPr>
     </w:lvl>
   </w:abstractNum>
-  <w:abstractNum w:abstractNumId="4">
+  <w:abstractNum w:abstractNumId="5">
     <w:nsid w:val="46934615"/>
     <w:multiLevelType w:val="hybridMultilevel"/>
     <w:tmpl w:val="3F249182"/>
@@ -21076,7 +25983,7 @@
       </w:rPr>
     </w:lvl>
   </w:abstractNum>
-  <w:abstractNum w:abstractNumId="5">
+  <w:abstractNum w:abstractNumId="6">
     <w:nsid w:val="527C35A0"/>
     <w:multiLevelType w:val="hybridMultilevel"/>
     <w:tmpl w:val="EAEE52C4"/>
@@ -21165,7 +26072,7 @@
       </w:pPr>
     </w:lvl>
   </w:abstractNum>
-  <w:abstractNum w:abstractNumId="6">
+  <w:abstractNum w:abstractNumId="7">
     <w:nsid w:val="53650867"/>
     <w:multiLevelType w:val="hybridMultilevel"/>
     <w:tmpl w:val="312267D0"/>
@@ -21254,11 +26161,11 @@
       </w:pPr>
     </w:lvl>
   </w:abstractNum>
-  <w:abstractNum w:abstractNumId="7">
-    <w:nsid w:val="65C1615C"/>
+  <w:abstractNum w:abstractNumId="8">
+    <w:nsid w:val="5EAF3AFE"/>
     <w:multiLevelType w:val="hybridMultilevel"/>
-    <w:tmpl w:val="9F9CB978"/>
-    <w:lvl w:ilvl="0" w:tplc="C932189C">
+    <w:tmpl w:val="A4303A0C"/>
+    <w:lvl w:ilvl="0" w:tplc="191CBEFE">
       <w:start w:val="1"/>
       <w:numFmt w:val="decimal"/>
       <w:lvlText w:val="%1."/>
@@ -21343,7 +26250,96 @@
       </w:pPr>
     </w:lvl>
   </w:abstractNum>
-  <w:abstractNum w:abstractNumId="8">
+  <w:abstractNum w:abstractNumId="9">
+    <w:nsid w:val="65C1615C"/>
+    <w:multiLevelType w:val="hybridMultilevel"/>
+    <w:tmpl w:val="9F9CB978"/>
+    <w:lvl w:ilvl="0" w:tplc="C932189C">
+      <w:start w:val="1"/>
+      <w:numFmt w:val="decimal"/>
+      <w:lvlText w:val="%1."/>
+      <w:lvlJc w:val="left"/>
+      <w:pPr>
+        <w:ind w:left="1080" w:hanging="360"/>
+      </w:pPr>
+      <w:rPr>
+        <w:rFonts w:hint="default"/>
+      </w:rPr>
+    </w:lvl>
+    <w:lvl w:ilvl="1" w:tplc="042A0019" w:tentative="1">
+      <w:start w:val="1"/>
+      <w:numFmt w:val="lowerLetter"/>
+      <w:lvlText w:val="%2."/>
+      <w:lvlJc w:val="left"/>
+      <w:pPr>
+        <w:ind w:left="1800" w:hanging="360"/>
+      </w:pPr>
+    </w:lvl>
+    <w:lvl w:ilvl="2" w:tplc="042A001B" w:tentative="1">
+      <w:start w:val="1"/>
+      <w:numFmt w:val="lowerRoman"/>
+      <w:lvlText w:val="%3."/>
+      <w:lvlJc w:val="right"/>
+      <w:pPr>
+        <w:ind w:left="2520" w:hanging="180"/>
+      </w:pPr>
+    </w:lvl>
+    <w:lvl w:ilvl="3" w:tplc="042A000F" w:tentative="1">
+      <w:start w:val="1"/>
+      <w:numFmt w:val="decimal"/>
+      <w:lvlText w:val="%4."/>
+      <w:lvlJc w:val="left"/>
+      <w:pPr>
+        <w:ind w:left="3240" w:hanging="360"/>
+      </w:pPr>
+    </w:lvl>
+    <w:lvl w:ilvl="4" w:tplc="042A0019" w:tentative="1">
+      <w:start w:val="1"/>
+      <w:numFmt w:val="lowerLetter"/>
+      <w:lvlText w:val="%5."/>
+      <w:lvlJc w:val="left"/>
+      <w:pPr>
+        <w:ind w:left="3960" w:hanging="360"/>
+      </w:pPr>
+    </w:lvl>
+    <w:lvl w:ilvl="5" w:tplc="042A001B" w:tentative="1">
+      <w:start w:val="1"/>
+      <w:numFmt w:val="lowerRoman"/>
+      <w:lvlText w:val="%6."/>
+      <w:lvlJc w:val="right"/>
+      <w:pPr>
+        <w:ind w:left="4680" w:hanging="180"/>
+      </w:pPr>
+    </w:lvl>
+    <w:lvl w:ilvl="6" w:tplc="042A000F" w:tentative="1">
+      <w:start w:val="1"/>
+      <w:numFmt w:val="decimal"/>
+      <w:lvlText w:val="%7."/>
+      <w:lvlJc w:val="left"/>
+      <w:pPr>
+        <w:ind w:left="5400" w:hanging="360"/>
+      </w:pPr>
+    </w:lvl>
+    <w:lvl w:ilvl="7" w:tplc="042A0019" w:tentative="1">
+      <w:start w:val="1"/>
+      <w:numFmt w:val="lowerLetter"/>
+      <w:lvlText w:val="%8."/>
+      <w:lvlJc w:val="left"/>
+      <w:pPr>
+        <w:ind w:left="6120" w:hanging="360"/>
+      </w:pPr>
+    </w:lvl>
+    <w:lvl w:ilvl="8" w:tplc="042A001B" w:tentative="1">
+      <w:start w:val="1"/>
+      <w:numFmt w:val="lowerRoman"/>
+      <w:lvlText w:val="%9."/>
+      <w:lvlJc w:val="right"/>
+      <w:pPr>
+        <w:ind w:left="6840" w:hanging="180"/>
+      </w:pPr>
+    </w:lvl>
+  </w:abstractNum>
+  <w:abstractNum w:abstractNumId="10">
     <w:nsid w:val="70361C3F"/>
     <w:multiLevelType w:val="hybridMultilevel"/>
     <w:tmpl w:val="1CF40154"/>
@@ -21457,7 +26453,96 @@
       </w:rPr>
     </w:lvl>
   </w:abstractNum>
-  <w:abstractNum w:abstractNumId="9">
+  <w:abstractNum w:abstractNumId="11">
+    <w:nsid w:val="72E05CC5"/>
+    <w:multiLevelType w:val="hybridMultilevel"/>
+    <w:tmpl w:val="7270C802"/>
+    <w:lvl w:ilvl="0" w:tplc="736698B8">
+      <w:start w:val="1"/>
+      <w:numFmt w:val="decimal"/>
+      <w:lvlText w:val="%1."/>
+      <w:lvlJc w:val="left"/>
+      <w:pPr>
+        <w:ind w:left="1080" w:hanging="360"/>
+      </w:pPr>
+      <w:rPr>
+        <w:rFonts w:hint="default"/>
+      </w:rPr>
+    </w:lvl>
+    <w:lvl w:ilvl="1" w:tplc="042A0019" w:tentative="1">
+      <w:start w:val="1"/>
+      <w:numFmt w:val="lowerLetter"/>
+      <w:lvlText w:val="%2."/>
+      <w:lvlJc w:val="left"/>
+      <w:pPr>
+        <w:ind w:left="1800" w:hanging="360"/>
+      </w:pPr>
+    </w:lvl>
+    <w:lvl w:ilvl="2" w:tplc="042A001B" w:tentative="1">
+      <w:start w:val="1"/>
+      <w:numFmt w:val="lowerRoman"/>
+      <w:lvlText w:val="%3."/>
+      <w:lvlJc w:val="right"/>
+      <w:pPr>
+        <w:ind w:left="2520" w:hanging="180"/>
+      </w:pPr>
+    </w:lvl>
+    <w:lvl w:ilvl="3" w:tplc="042A000F" w:tentative="1">
+      <w:start w:val="1"/>
+      <w:numFmt w:val="decimal"/>
+      <w:lvlText w:val="%4."/>
+      <w:lvlJc w:val="left"/>
+      <w:pPr>
+        <w:ind w:left="3240" w:hanging="360"/>
+      </w:pPr>
+    </w:lvl>
+    <w:lvl w:ilvl="4" w:tplc="042A0019" w:tentative="1">
+      <w:start w:val="1"/>
+      <w:numFmt w:val="lowerLetter"/>
+      <w:lvlText w:val="%5."/>
+      <w:lvlJc w:val="left"/>
+      <w:pPr>
+        <w:ind w:left="3960" w:hanging="360"/>
+      </w:pPr>
+    </w:lvl>
+    <w:lvl w:ilvl="5" w:tplc="042A001B" w:tentative="1">
+      <w:start w:val="1"/>
+      <w:numFmt w:val="lowerRoman"/>
+      <w:lvlText w:val="%6."/>
+      <w:lvlJc w:val="right"/>
+      <w:pPr>
+        <w:ind w:left="4680" w:hanging="180"/>
+      </w:pPr>
+    </w:lvl>
+    <w:lvl w:ilvl="6" w:tplc="042A000F" w:tentative="1">
+      <w:start w:val="1"/>
+      <w:numFmt w:val="decimal"/>
+      <w:lvlText w:val="%7."/>
+      <w:lvlJc w:val="left"/>
+      <w:pPr>
+        <w:ind w:left="5400" w:hanging="360"/>
+      </w:pPr>
+    </w:lvl>
+    <w:lvl w:ilvl="7" w:tplc="042A0019" w:tentative="1">
+      <w:start w:val="1"/>
+      <w:numFmt w:val="lowerLetter"/>
+      <w:lvlText w:val="%8."/>
+      <w:lvlJc w:val="left"/>
+      <w:pPr>
+        <w:ind w:left="6120" w:hanging="360"/>
+      </w:pPr>
+    </w:lvl>
+    <w:lvl w:ilvl="8" w:tplc="042A001B" w:tentative="1">
+      <w:start w:val="1"/>
+      <w:numFmt w:val="lowerRoman"/>
+      <w:lvlText w:val="%9."/>
+      <w:lvlJc w:val="right"/>
+      <w:pPr>
+        <w:ind w:left="6840" w:hanging="180"/>
+      </w:pPr>
+    </w:lvl>
+  </w:abstractNum>
+  <w:abstractNum w:abstractNumId="12">
     <w:nsid w:val="7E78030C"/>
     <w:multiLevelType w:val="hybridMultilevel"/>
     <w:tmpl w:val="4BC8D0D6"/>
@@ -21570,34 +26655,43 @@
     </w:lvl>
   </w:abstractNum>
   <w:num w:numId="1">
+    <w:abstractNumId w:val="4"/>
+  </w:num>
+  <w:num w:numId="2">
+    <w:abstractNumId w:val="12"/>
+  </w:num>
+  <w:num w:numId="3">
+    <w:abstractNumId w:val="2"/>
+  </w:num>
+  <w:num w:numId="4">
+    <w:abstractNumId w:val="5"/>
+  </w:num>
+  <w:num w:numId="5">
+    <w:abstractNumId w:val="1"/>
+  </w:num>
+  <w:num w:numId="6">
     <w:abstractNumId w:val="3"/>
   </w:num>
-  <w:num w:numId="2">
+  <w:num w:numId="7">
+    <w:abstractNumId w:val="6"/>
+  </w:num>
+  <w:num w:numId="8">
+    <w:abstractNumId w:val="10"/>
+  </w:num>
+  <w:num w:numId="9">
+    <w:abstractNumId w:val="7"/>
+  </w:num>
+  <w:num w:numId="10">
     <w:abstractNumId w:val="9"/>
   </w:num>
-  <w:num w:numId="3">
-    <w:abstractNumId w:val="1"/>
+  <w:num w:numId="11">
+    <w:abstractNumId w:val="11"/>
   </w:num>
-  <w:num w:numId="4">
-    <w:abstractNumId w:val="4"/>
-  </w:num>
-  <w:num w:numId="5">
+  <w:num w:numId="12">
     <w:abstractNumId w:val="0"/>
   </w:num>
-  <w:num w:numId="6">
-    <w:abstractNumId w:val="2"/>
-  </w:num>
-  <w:num w:numId="7">
-    <w:abstractNumId w:val="5"/>
-  </w:num>
-  <w:num w:numId="8">
+  <w:num w:numId="13">
     <w:abstractNumId w:val="8"/>
-  </w:num>
-  <w:num w:numId="9">
-    <w:abstractNumId w:val="6"/>
-  </w:num>
-  <w:num w:numId="10">
-    <w:abstractNumId w:val="7"/>
   </w:num>
 </w:numbering>
 </file>

--- a/algorithm.docx
+++ b/algorithm.docx
@@ -12,7 +12,25 @@
         <w:rPr>
           <w:lang w:val="en-US"/>
         </w:rPr>
-        <w:t>Lingos – Các Thuật Ngữ:</w:t>
+        <w:t>Process</w:t>
+      </w:r>
+      <w:r>
+        <w:rPr>
+          <w:lang w:val="en-US"/>
+        </w:rPr>
+        <w:t xml:space="preserve"> – C</w:t>
+      </w:r>
+      <w:r>
+        <w:rPr>
+          <w:lang w:val="en-US"/>
+        </w:rPr>
+        <w:t>hu Trình</w:t>
+      </w:r>
+      <w:r>
+        <w:rPr>
+          <w:lang w:val="en-US"/>
+        </w:rPr>
+        <w:t>:</w:t>
       </w:r>
     </w:p>
     <w:p>
@@ -3966,8 +3984,6 @@
         </w:rPr>
         <w:t xml:space="preserve"> là giá trị dự đoán, thuộc (0, 1)</w:t>
       </w:r>
-      <w:bookmarkStart w:id="0" w:name="_GoBack"/>
-      <w:bookmarkEnd w:id="0"/>
     </w:p>
     <w:p>
       <w:pPr>
@@ -5123,7 +5139,7 @@
         <w:rPr>
           <w:lang w:val="en-US"/>
         </w:rPr>
-        <w:t>Brute Force AI:</w:t>
+        <w:t>Optimizer – Tối Ưu Hóa:</w:t>
       </w:r>
     </w:p>
     <w:p>
@@ -5131,7 +5147,7 @@
         <w:pStyle w:val="ListParagraph"/>
         <w:numPr>
           <w:ilvl w:val="0"/>
-          <w:numId w:val="5"/>
+          <w:numId w:val="15"/>
         </w:numPr>
         <w:rPr>
           <w:lang w:val="en-US"/>
@@ -5141,13 +5157,7 @@
         <w:rPr>
           <w:lang w:val="en-US"/>
         </w:rPr>
-        <w:t xml:space="preserve">Ý </w:t>
-      </w:r>
-      <w:r>
-        <w:rPr>
-          <w:lang w:val="en-US"/>
-        </w:rPr>
-        <w:t>Tưởng?</w:t>
+        <w:t>Optimizer Dùng Để Làm Gì?</w:t>
       </w:r>
     </w:p>
     <w:p>
@@ -5155,7 +5165,7 @@
         <w:pStyle w:val="ListParagraph"/>
         <w:numPr>
           <w:ilvl w:val="0"/>
-          <w:numId w:val="6"/>
+          <w:numId w:val="8"/>
         </w:numPr>
         <w:rPr>
           <w:lang w:val="en-US"/>
@@ -5165,25 +5175,7 @@
         <w:rPr>
           <w:lang w:val="en-US"/>
         </w:rPr>
-        <w:t xml:space="preserve">Giả sử Input là 1 điểm trong không gian n chiều, và giá trị được gán cho nó là 1 số nào đó, ta có rất nhiều Input như vậy, bài toán đặt ra là nếu ta cho AI 1 Input mới hoàn toàn thì giá trị nó trả về sẽ là bao nhiêu, cách đơn giản nhất để tìm ra là sử dụng phép nội suy, Input mới </w:t>
-      </w:r>
-      <w:r>
-        <w:rPr>
-          <w:lang w:val="en-US"/>
-        </w:rPr>
-        <w:t xml:space="preserve">càng </w:t>
-      </w:r>
-      <w:r>
-        <w:rPr>
-          <w:lang w:val="en-US"/>
-        </w:rPr>
-        <w:t>gần Input đã có nào thì giá trị của nó càng nghiêng về</w:t>
-      </w:r>
-      <w:r>
-        <w:rPr>
-          <w:lang w:val="en-US"/>
-        </w:rPr>
-        <w:t xml:space="preserve"> Input đó</w:t>
+        <w:t>Giả sự bộ dữ liệu để Train của bạn có hàng triệu phần tử thì bạn không thể nào Feed hết 1 lần vào mạng để Train được, mà phải bóc tách thành các Sample rồi Feed lần lượt vào mạng</w:t>
       </w:r>
     </w:p>
     <w:p>
@@ -5191,7 +5183,7 @@
         <w:pStyle w:val="ListParagraph"/>
         <w:numPr>
           <w:ilvl w:val="0"/>
-          <w:numId w:val="6"/>
+          <w:numId w:val="8"/>
         </w:numPr>
         <w:rPr>
           <w:lang w:val="en-US"/>
@@ -5201,79 +5193,7 @@
         <w:rPr>
           <w:lang w:val="en-US"/>
         </w:rPr>
-        <w:t>N</w:t>
-      </w:r>
-      <w:r>
-        <w:rPr>
-          <w:lang w:val="en-US"/>
-        </w:rPr>
-        <w:t>hư vậy</w:t>
-      </w:r>
-      <w:r>
-        <w:rPr>
-          <w:lang w:val="en-US"/>
-        </w:rPr>
-        <w:t xml:space="preserve"> nghịch đảo</w:t>
-      </w:r>
-      <w:r>
-        <w:rPr>
-          <w:lang w:val="en-US"/>
-        </w:rPr>
-        <w:t xml:space="preserve"> khoảng cách</w:t>
-      </w:r>
-      <w:r>
-        <w:rPr>
-          <w:lang w:val="en-US"/>
-        </w:rPr>
-        <w:t xml:space="preserve"> mũ k</w:t>
-      </w:r>
-      <w:r>
-        <w:rPr>
-          <w:lang w:val="en-US"/>
-        </w:rPr>
-        <w:t xml:space="preserve"> của Input mới tới tất cả các Input đã có sẽ là</w:t>
-      </w:r>
-      <w:r>
-        <w:rPr>
-          <w:lang w:val="en-US"/>
-        </w:rPr>
-        <w:t xml:space="preserve"> </w:t>
-      </w:r>
-      <w:r>
-        <w:rPr>
-          <w:lang w:val="en-US"/>
-        </w:rPr>
-        <w:t>trọng số</w:t>
-      </w:r>
-      <w:r>
-        <w:rPr>
-          <w:lang w:val="en-US"/>
-        </w:rPr>
-        <w:t xml:space="preserve">, trọng số này được </w:t>
-      </w:r>
-      <w:r>
-        <w:rPr>
-          <w:lang w:val="en-US"/>
-        </w:rPr>
-        <w:t>chuẩn hóa</w:t>
-      </w:r>
-      <w:r>
-        <w:rPr>
-          <w:lang w:val="en-US"/>
-        </w:rPr>
-        <w:t xml:space="preserve"> sao cho tổng của chúng = 1, </w:t>
-      </w:r>
-      <w:r>
-        <w:rPr>
-          <w:lang w:val="en-US"/>
-        </w:rPr>
-        <w:t>k là độ tương phản, càng lớn thì giá trị trả về càng chính xác</w:t>
-      </w:r>
-      <w:r>
-        <w:rPr>
-          <w:lang w:val="en-US"/>
-        </w:rPr>
-        <w:t>, thông thường đặt = 20</w:t>
+        <w:t>Optimizer là những thuật toán giúp bạn cải thiện các thông số 1 cách tối ưu nhất khi chỉ được Feed Sample mà không phải Population</w:t>
       </w:r>
     </w:p>
     <w:p>
@@ -5281,7 +5201,7 @@
         <w:pStyle w:val="ListParagraph"/>
         <w:numPr>
           <w:ilvl w:val="0"/>
-          <w:numId w:val="5"/>
+          <w:numId w:val="15"/>
         </w:numPr>
         <w:rPr>
           <w:lang w:val="en-US"/>
@@ -5291,7 +5211,7 @@
         <w:rPr>
           <w:lang w:val="en-US"/>
         </w:rPr>
-        <w:t>Pseudo Code?</w:t>
+        <w:t>Epoch Là Gì?</w:t>
       </w:r>
     </w:p>
     <w:p>
@@ -5299,7 +5219,7 @@
         <w:pStyle w:val="ListParagraph"/>
         <w:numPr>
           <w:ilvl w:val="0"/>
-          <w:numId w:val="6"/>
+          <w:numId w:val="8"/>
         </w:numPr>
         <w:rPr>
           <w:lang w:val="en-US"/>
@@ -5309,7 +5229,434 @@
         <w:rPr>
           <w:lang w:val="en-US"/>
         </w:rPr>
-        <w:t>Đặt độ tương phản</w:t>
+        <w:t>Bạn cứ Feed Sample cho đến khi hết bộ dữ liệu thì gọi là 1 Epoch</w:t>
+      </w:r>
+    </w:p>
+    <w:p>
+      <w:pPr>
+        <w:pStyle w:val="ListParagraph"/>
+        <w:numPr>
+          <w:ilvl w:val="0"/>
+          <w:numId w:val="15"/>
+        </w:numPr>
+        <w:rPr>
+          <w:lang w:val="en-US"/>
+        </w:rPr>
+      </w:pPr>
+      <w:r>
+        <w:rPr>
+          <w:lang w:val="en-US"/>
+        </w:rPr>
+        <w:t>Gradient Descent?</w:t>
+      </w:r>
+    </w:p>
+    <w:p>
+      <w:pPr>
+        <w:pStyle w:val="ListParagraph"/>
+        <w:numPr>
+          <w:ilvl w:val="0"/>
+          <w:numId w:val="8"/>
+        </w:numPr>
+        <w:rPr>
+          <w:lang w:val="en-US"/>
+        </w:rPr>
+      </w:pPr>
+      <w:r>
+        <w:rPr>
+          <w:lang w:val="en-US"/>
+        </w:rPr>
+        <w:t>Là Feed 1 lần cả bộ dữ liệu rồi tính Gradient trung bình, rồi cải thiện thông số, rồi lặp lại</w:t>
+      </w:r>
+    </w:p>
+    <w:p>
+      <w:pPr>
+        <w:pStyle w:val="ListParagraph"/>
+        <w:numPr>
+          <w:ilvl w:val="0"/>
+          <w:numId w:val="8"/>
+        </w:numPr>
+        <w:rPr>
+          <w:lang w:val="en-US"/>
+        </w:rPr>
+      </w:pPr>
+      <w:r>
+        <w:rPr>
+          <w:lang w:val="en-US"/>
+        </w:rPr>
+        <w:t>Mỗi lần Feed là 1 Epoch</w:t>
+      </w:r>
+    </w:p>
+    <w:p>
+      <w:pPr>
+        <w:pStyle w:val="ListParagraph"/>
+        <w:numPr>
+          <w:ilvl w:val="0"/>
+          <w:numId w:val="15"/>
+        </w:numPr>
+        <w:rPr>
+          <w:lang w:val="en-US"/>
+        </w:rPr>
+      </w:pPr>
+      <w:r>
+        <w:rPr>
+          <w:lang w:val="en-US"/>
+        </w:rPr>
+        <w:t>SGD (Stochastic Gradient Descent)?</w:t>
+      </w:r>
+    </w:p>
+    <w:p>
+      <w:pPr>
+        <w:pStyle w:val="ListParagraph"/>
+        <w:numPr>
+          <w:ilvl w:val="0"/>
+          <w:numId w:val="8"/>
+        </w:numPr>
+        <w:rPr>
+          <w:lang w:val="en-US"/>
+        </w:rPr>
+      </w:pPr>
+      <w:r>
+        <w:rPr>
+          <w:lang w:val="en-US"/>
+        </w:rPr>
+        <w:lastRenderedPageBreak/>
+        <w:t>Là bóc tách bộ dữ liệu thành từng Sample rồi Feed, rồi tính Gradient trung bình, rồi cải thiện thông số, rồi lặp lại</w:t>
+      </w:r>
+    </w:p>
+    <w:p>
+      <w:pPr>
+        <w:pStyle w:val="ListParagraph"/>
+        <w:numPr>
+          <w:ilvl w:val="0"/>
+          <w:numId w:val="8"/>
+        </w:numPr>
+        <w:rPr>
+          <w:lang w:val="en-US"/>
+        </w:rPr>
+      </w:pPr>
+      <w:r>
+        <w:rPr>
+          <w:lang w:val="en-US"/>
+        </w:rPr>
+        <w:t>Khoảng mấy lần Feed mới được 1 Epoch</w:t>
+      </w:r>
+    </w:p>
+    <w:p>
+      <w:pPr>
+        <w:pStyle w:val="ListParagraph"/>
+        <w:numPr>
+          <w:ilvl w:val="0"/>
+          <w:numId w:val="8"/>
+        </w:numPr>
+        <w:rPr>
+          <w:lang w:val="en-US"/>
+        </w:rPr>
+      </w:pPr>
+      <w:r>
+        <w:rPr>
+          <w:lang w:val="en-US"/>
+        </w:rPr>
+        <w:t>Giá trị hội tụ của thông số khi sử dụng SGD = khi sử dụng Gradient Descent thuần túy, với cùng số lầ</w:t>
+      </w:r>
+      <w:r>
+        <w:rPr>
+          <w:lang w:val="en-US"/>
+        </w:rPr>
+        <w:t>n Feed</w:t>
+      </w:r>
+      <w:r>
+        <w:rPr>
+          <w:lang w:val="en-US"/>
+        </w:rPr>
+        <w:t xml:space="preserve"> rất lớn</w:t>
+      </w:r>
+    </w:p>
+    <w:p>
+      <w:pPr>
+        <w:pStyle w:val="ListParagraph"/>
+        <w:numPr>
+          <w:ilvl w:val="0"/>
+          <w:numId w:val="8"/>
+        </w:numPr>
+        <w:rPr>
+          <w:lang w:val="en-US"/>
+        </w:rPr>
+      </w:pPr>
+      <w:r>
+        <w:rPr>
+          <w:lang w:val="en-US"/>
+        </w:rPr>
+        <w:t>Nếu Sample có kích thước = 1, gọi là SGD, nếu &gt; 1 thì gọi là Mini Batch SGD</w:t>
+      </w:r>
+    </w:p>
+    <w:p>
+      <w:pPr>
+        <w:pStyle w:val="ListParagraph"/>
+        <w:numPr>
+          <w:ilvl w:val="0"/>
+          <w:numId w:val="15"/>
+        </w:numPr>
+        <w:rPr>
+          <w:lang w:val="en-US"/>
+        </w:rPr>
+      </w:pPr>
+      <w:r>
+        <w:rPr>
+          <w:lang w:val="en-US"/>
+        </w:rPr>
+        <w:t>Chứng Minh SGD Hội Tụ Y Chang Gradient Descent?</w:t>
+      </w:r>
+    </w:p>
+    <w:p>
+      <w:pPr>
+        <w:pStyle w:val="ListParagraph"/>
+        <w:numPr>
+          <w:ilvl w:val="0"/>
+          <w:numId w:val="8"/>
+        </w:numPr>
+        <w:rPr>
+          <w:lang w:val="en-US"/>
+        </w:rPr>
+      </w:pPr>
+      <w:r>
+        <w:rPr>
+          <w:lang w:val="en-US"/>
+        </w:rPr>
+        <w:t xml:space="preserve">Gọi toàn bộ thông số trong mạng là Vector </w:t>
+      </w:r>
+      <w:r>
+        <w:rPr>
+          <w:lang w:val="en-US"/>
+        </w:rPr>
+        <w:sym w:font="Symbol" w:char="F071"/>
+      </w:r>
+    </w:p>
+    <w:p>
+      <w:pPr>
+        <w:pStyle w:val="ListParagraph"/>
+        <w:numPr>
+          <w:ilvl w:val="0"/>
+          <w:numId w:val="8"/>
+        </w:numPr>
+        <w:rPr>
+          <w:lang w:val="en-US"/>
+        </w:rPr>
+      </w:pPr>
+      <w:r>
+        <w:rPr>
+          <w:lang w:val="en-US"/>
+        </w:rPr>
+        <w:t xml:space="preserve">Gọi </w:t>
+      </w:r>
+      <w:r>
+        <w:rPr>
+          <w:lang w:val="en-US"/>
+        </w:rPr>
+        <w:t>mỗi</w:t>
+      </w:r>
+      <w:r>
+        <w:rPr>
+          <w:lang w:val="en-US"/>
+        </w:rPr>
+        <w:t xml:space="preserve"> dữ liệu Train là Vector X</w:t>
+      </w:r>
+      <w:r>
+        <w:rPr>
+          <w:vertAlign w:val="subscript"/>
+          <w:lang w:val="en-US"/>
+        </w:rPr>
+        <w:t>1</w:t>
+      </w:r>
+      <w:r>
+        <w:rPr>
+          <w:lang w:val="en-US"/>
+        </w:rPr>
+        <w:t>,</w:t>
+      </w:r>
+      <w:r>
+        <w:rPr>
+          <w:lang w:val="en-US"/>
+        </w:rPr>
+        <w:t xml:space="preserve"> X</w:t>
+      </w:r>
+      <w:r>
+        <w:rPr>
+          <w:vertAlign w:val="subscript"/>
+          <w:lang w:val="en-US"/>
+        </w:rPr>
+        <w:t>2</w:t>
+      </w:r>
+      <w:r>
+        <w:rPr>
+          <w:lang w:val="en-US"/>
+        </w:rPr>
+        <w:t>, X</w:t>
+      </w:r>
+      <w:r>
+        <w:rPr>
+          <w:vertAlign w:val="subscript"/>
+          <w:lang w:val="en-US"/>
+        </w:rPr>
+        <w:t>3</w:t>
+      </w:r>
+      <w:r>
+        <w:rPr>
+          <w:lang w:val="en-US"/>
+        </w:rPr>
+        <w:t>, …, X</w:t>
+      </w:r>
+      <w:r>
+        <w:rPr>
+          <w:vertAlign w:val="subscript"/>
+          <w:lang w:val="en-US"/>
+        </w:rPr>
+        <w:t>n</w:t>
+      </w:r>
+      <w:r>
+        <w:rPr>
+          <w:lang w:val="en-US"/>
+        </w:rPr>
+        <w:t xml:space="preserve">, </w:t>
+      </w:r>
+      <w:r>
+        <w:rPr>
+          <w:lang w:val="en-US"/>
+        </w:rPr>
+        <w:t xml:space="preserve">bao gồm </w:t>
+      </w:r>
+      <w:r>
+        <w:rPr>
+          <w:lang w:val="en-US"/>
+        </w:rPr>
+        <w:t xml:space="preserve">cả </w:t>
+      </w:r>
+      <w:r>
+        <w:rPr>
+          <w:lang w:val="en-US"/>
+        </w:rPr>
+        <w:t>Input và nhãn</w:t>
+      </w:r>
+      <w:r>
+        <w:rPr>
+          <w:lang w:val="en-US"/>
+        </w:rPr>
+        <w:t>, n là kích thước bộ dữ liệu</w:t>
+      </w:r>
+    </w:p>
+    <w:p>
+      <w:pPr>
+        <w:pStyle w:val="ListParagraph"/>
+        <w:numPr>
+          <w:ilvl w:val="0"/>
+          <w:numId w:val="8"/>
+        </w:numPr>
+        <w:rPr>
+          <w:lang w:val="en-US"/>
+        </w:rPr>
+      </w:pPr>
+      <w:r>
+        <w:rPr>
+          <w:lang w:val="en-US"/>
+        </w:rPr>
+        <w:t>T</w:t>
+      </w:r>
+      <w:r>
+        <w:rPr>
+          <w:lang w:val="en-US"/>
+        </w:rPr>
+        <w:t xml:space="preserve">oàn bộ </w:t>
+      </w:r>
+      <w:r>
+        <w:rPr>
+          <w:lang w:val="en-US"/>
+        </w:rPr>
+        <w:t>bước đi</w:t>
+      </w:r>
+      <w:r>
+        <w:rPr>
+          <w:lang w:val="en-US"/>
+        </w:rPr>
+        <w:t xml:space="preserve"> dùng để cải thiện thông số sau </w:t>
+      </w:r>
+      <w:r>
+        <w:rPr>
+          <w:lang w:val="en-US"/>
+        </w:rPr>
+        <w:t>1 lần Feed</w:t>
+      </w:r>
+      <w:r>
+        <w:rPr>
+          <w:lang w:val="en-US"/>
+        </w:rPr>
+        <w:t xml:space="preserve"> ứng với dữ liệu Train X</w:t>
+      </w:r>
+      <w:r>
+        <w:rPr>
+          <w:vertAlign w:val="subscript"/>
+          <w:lang w:val="en-US"/>
+        </w:rPr>
+        <w:t>i</w:t>
+      </w:r>
+      <w:r>
+        <w:rPr>
+          <w:lang w:val="en-US"/>
+        </w:rPr>
+        <w:t xml:space="preserve"> </w:t>
+      </w:r>
+      <w:r>
+        <w:rPr>
+          <w:lang w:val="en-US"/>
+        </w:rPr>
+        <w:t>là Vector f(</w:t>
+      </w:r>
+      <w:r>
+        <w:rPr>
+          <w:lang w:val="en-US"/>
+        </w:rPr>
+        <w:sym w:font="Symbol" w:char="F071"/>
+      </w:r>
+      <w:r>
+        <w:rPr>
+          <w:lang w:val="en-US"/>
+        </w:rPr>
+        <w:t xml:space="preserve">, </w:t>
+      </w:r>
+      <w:r>
+        <w:rPr>
+          <w:lang w:val="en-US"/>
+        </w:rPr>
+        <w:t>X</w:t>
+      </w:r>
+      <w:r>
+        <w:rPr>
+          <w:vertAlign w:val="subscript"/>
+          <w:lang w:val="en-US"/>
+        </w:rPr>
+        <w:t>i</w:t>
+      </w:r>
+      <w:r>
+        <w:rPr>
+          <w:lang w:val="en-US"/>
+        </w:rPr>
+        <w:t>)</w:t>
+      </w:r>
+    </w:p>
+    <w:p>
+      <w:pPr>
+        <w:pStyle w:val="ListParagraph"/>
+        <w:numPr>
+          <w:ilvl w:val="0"/>
+          <w:numId w:val="8"/>
+        </w:numPr>
+        <w:rPr>
+          <w:lang w:val="en-US"/>
+        </w:rPr>
+      </w:pPr>
+      <w:r>
+        <w:rPr>
+          <w:lang w:val="en-US"/>
+        </w:rPr>
+        <w:t>Khi sử dụng Gradient Descent, ta có</w:t>
       </w:r>
     </w:p>
     <w:p>
@@ -5323,32 +5670,268 @@
         </w:pBdr>
         <w:ind w:left="1080"/>
         <w:rPr>
-          <w:lang w:val="en-US"/>
-        </w:rPr>
-      </w:pPr>
-      <w:r>
-        <w:rPr>
-          <w:lang w:val="en-US"/>
-        </w:rPr>
-        <w:t>k = 20</w:t>
-      </w:r>
+          <w:rFonts w:ascii="Cambria Math" w:hAnsi="Cambria Math"/>
+          <w:lang w:val="en-US"/>
+          <w:oMath/>
+        </w:rPr>
+      </w:pPr>
+      <m:oMathPara>
+        <m:oMathParaPr>
+          <m:jc m:val="left"/>
+        </m:oMathParaPr>
+        <m:oMath>
+          <m:sSub>
+            <m:sSubPr>
+              <m:ctrlPr>
+                <w:rPr>
+                  <w:rFonts w:ascii="Cambria Math" w:hAnsi="Cambria Math"/>
+                  <w:i/>
+                  <w:lang w:val="en-US"/>
+                </w:rPr>
+              </m:ctrlPr>
+            </m:sSubPr>
+            <m:e>
+              <m:r>
+                <w:rPr>
+                  <w:rFonts w:ascii="Cambria Math" w:hAnsi="Cambria Math"/>
+                  <w:lang w:val="en-US"/>
+                </w:rPr>
+                <m:t>θ</m:t>
+              </m:r>
+            </m:e>
+            <m:sub>
+              <m:r>
+                <w:rPr>
+                  <w:rFonts w:ascii="Cambria Math" w:hAnsi="Cambria Math"/>
+                  <w:lang w:val="en-US"/>
+                </w:rPr>
+                <m:t>new</m:t>
+              </m:r>
+            </m:sub>
+          </m:sSub>
+          <m:r>
+            <w:rPr>
+              <w:rFonts w:ascii="Cambria Math" w:hAnsi="Cambria Math"/>
+              <w:lang w:val="en-US"/>
+            </w:rPr>
+            <m:t>=</m:t>
+          </m:r>
+          <m:sSub>
+            <m:sSubPr>
+              <m:ctrlPr>
+                <w:rPr>
+                  <w:rFonts w:ascii="Cambria Math" w:hAnsi="Cambria Math"/>
+                  <w:i/>
+                  <w:lang w:val="en-US"/>
+                </w:rPr>
+              </m:ctrlPr>
+            </m:sSubPr>
+            <m:e>
+              <m:r>
+                <w:rPr>
+                  <w:rFonts w:ascii="Cambria Math" w:hAnsi="Cambria Math"/>
+                  <w:lang w:val="en-US"/>
+                </w:rPr>
+                <m:t>θ</m:t>
+              </m:r>
+            </m:e>
+            <m:sub>
+              <m:r>
+                <w:rPr>
+                  <w:rFonts w:ascii="Cambria Math" w:hAnsi="Cambria Math"/>
+                  <w:lang w:val="en-US"/>
+                </w:rPr>
+                <m:t>old</m:t>
+              </m:r>
+            </m:sub>
+          </m:sSub>
+          <m:r>
+            <w:rPr>
+              <w:rFonts w:ascii="Cambria Math" w:hAnsi="Cambria Math"/>
+              <w:lang w:val="en-US"/>
+            </w:rPr>
+            <m:t>+</m:t>
+          </m:r>
+          <m:f>
+            <m:fPr>
+              <m:ctrlPr>
+                <w:rPr>
+                  <w:rFonts w:ascii="Cambria Math" w:hAnsi="Cambria Math"/>
+                  <w:i/>
+                  <w:lang w:val="en-US"/>
+                </w:rPr>
+              </m:ctrlPr>
+            </m:fPr>
+            <m:num>
+              <m:r>
+                <w:rPr>
+                  <w:rFonts w:ascii="Cambria Math" w:hAnsi="Cambria Math"/>
+                  <w:lang w:val="en-US"/>
+                </w:rPr>
+                <m:t>1</m:t>
+              </m:r>
+            </m:num>
+            <m:den>
+              <m:r>
+                <w:rPr>
+                  <w:rFonts w:ascii="Cambria Math" w:hAnsi="Cambria Math"/>
+                  <w:lang w:val="en-US"/>
+                </w:rPr>
+                <m:t>n</m:t>
+              </m:r>
+            </m:den>
+          </m:f>
+          <m:nary>
+            <m:naryPr>
+              <m:chr m:val="∑"/>
+              <m:limLoc m:val="subSup"/>
+              <m:ctrlPr>
+                <w:rPr>
+                  <w:rFonts w:ascii="Cambria Math" w:hAnsi="Cambria Math"/>
+                  <w:i/>
+                  <w:lang w:val="en-US"/>
+                </w:rPr>
+              </m:ctrlPr>
+            </m:naryPr>
+            <m:sub>
+              <m:r>
+                <w:rPr>
+                  <w:rFonts w:ascii="Cambria Math" w:hAnsi="Cambria Math"/>
+                  <w:lang w:val="en-US"/>
+                </w:rPr>
+                <m:t>i=1</m:t>
+              </m:r>
+            </m:sub>
+            <m:sup>
+              <m:r>
+                <w:rPr>
+                  <w:rFonts w:ascii="Cambria Math" w:hAnsi="Cambria Math"/>
+                  <w:lang w:val="en-US"/>
+                </w:rPr>
+                <m:t>n</m:t>
+              </m:r>
+            </m:sup>
+            <m:e>
+              <m:r>
+                <w:rPr>
+                  <w:rFonts w:ascii="Cambria Math" w:hAnsi="Cambria Math"/>
+                  <w:lang w:val="en-US"/>
+                </w:rPr>
+                <m:t>f</m:t>
+              </m:r>
+              <m:d>
+                <m:dPr>
+                  <m:ctrlPr>
+                    <w:rPr>
+                      <w:rFonts w:ascii="Cambria Math" w:hAnsi="Cambria Math"/>
+                      <w:i/>
+                      <w:lang w:val="en-US"/>
+                    </w:rPr>
+                  </m:ctrlPr>
+                </m:dPr>
+                <m:e>
+                  <m:sSub>
+                    <m:sSubPr>
+                      <m:ctrlPr>
+                        <w:rPr>
+                          <w:rFonts w:ascii="Cambria Math" w:hAnsi="Cambria Math"/>
+                          <w:i/>
+                          <w:lang w:val="en-US"/>
+                        </w:rPr>
+                      </m:ctrlPr>
+                    </m:sSubPr>
+                    <m:e>
+                      <m:r>
+                        <w:rPr>
+                          <w:rFonts w:ascii="Cambria Math" w:hAnsi="Cambria Math"/>
+                          <w:lang w:val="en-US"/>
+                        </w:rPr>
+                        <m:t>θ</m:t>
+                      </m:r>
+                    </m:e>
+                    <m:sub>
+                      <m:r>
+                        <w:rPr>
+                          <w:rFonts w:ascii="Cambria Math" w:hAnsi="Cambria Math"/>
+                          <w:lang w:val="en-US"/>
+                        </w:rPr>
+                        <m:t>old</m:t>
+                      </m:r>
+                    </m:sub>
+                  </m:sSub>
+                  <m:r>
+                    <w:rPr>
+                      <w:rFonts w:ascii="Cambria Math" w:hAnsi="Cambria Math"/>
+                      <w:lang w:val="en-US"/>
+                    </w:rPr>
+                    <m:t>,</m:t>
+                  </m:r>
+                  <m:sSub>
+                    <m:sSubPr>
+                      <m:ctrlPr>
+                        <w:rPr>
+                          <w:rFonts w:ascii="Cambria Math" w:hAnsi="Cambria Math"/>
+                          <w:i/>
+                          <w:lang w:val="en-US"/>
+                        </w:rPr>
+                      </m:ctrlPr>
+                    </m:sSubPr>
+                    <m:e>
+                      <m:r>
+                        <w:rPr>
+                          <w:rFonts w:ascii="Cambria Math" w:hAnsi="Cambria Math"/>
+                          <w:lang w:val="en-US"/>
+                        </w:rPr>
+                        <m:t>X</m:t>
+                      </m:r>
+                    </m:e>
+                    <m:sub>
+                      <m:r>
+                        <w:rPr>
+                          <w:rFonts w:ascii="Cambria Math" w:hAnsi="Cambria Math"/>
+                          <w:lang w:val="en-US"/>
+                        </w:rPr>
+                        <m:t>i</m:t>
+                      </m:r>
+                    </m:sub>
+                  </m:sSub>
+                </m:e>
+              </m:d>
+            </m:e>
+          </m:nary>
+        </m:oMath>
+      </m:oMathPara>
     </w:p>
     <w:p>
       <w:pPr>
         <w:pStyle w:val="ListParagraph"/>
         <w:numPr>
           <w:ilvl w:val="0"/>
-          <w:numId w:val="6"/>
+          <w:numId w:val="8"/>
         </w:numPr>
         <w:rPr>
-          <w:lang w:val="en-US"/>
-        </w:rPr>
-      </w:pPr>
-      <w:r>
-        <w:rPr>
-          <w:lang w:val="en-US"/>
-        </w:rPr>
-        <w:t>Tính nghịch đảo khoảng cách mũ k</w:t>
+          <w:rFonts w:ascii="Cambria Math" w:hAnsi="Cambria Math"/>
+          <w:lang w:val="en-US"/>
+          <w:oMath/>
+        </w:rPr>
+      </w:pPr>
+      <w:r>
+        <w:rPr>
+          <w:lang w:val="en-US"/>
+        </w:rPr>
+        <w:t xml:space="preserve">Giá trị hội tụ của </w:t>
+      </w:r>
+      <w:r>
+        <w:rPr>
+          <w:lang w:val="en-US"/>
+        </w:rPr>
+        <w:sym w:font="Symbol" w:char="F071"/>
+      </w:r>
+      <w:r>
+        <w:rPr>
+          <w:lang w:val="en-US"/>
+        </w:rPr>
+        <w:t xml:space="preserve"> là nghiệm của phương trình</w:t>
       </w:r>
     </w:p>
     <w:p>
@@ -5362,57 +5945,295 @@
         </w:pBdr>
         <w:ind w:left="1080"/>
         <w:rPr>
-          <w:lang w:val="en-US"/>
-        </w:rPr>
-      </w:pPr>
-      <w:r>
-        <w:rPr>
-          <w:lang w:val="en-US"/>
-        </w:rPr>
-        <w:t>d</w:t>
-      </w:r>
-      <w:r>
-        <w:rPr>
-          <w:lang w:val="en-US"/>
-        </w:rPr>
-        <w:t xml:space="preserve"> = 1 / (((x_train -</w:t>
-      </w:r>
-      <w:r>
-        <w:rPr>
-          <w:lang w:val="en-US"/>
-        </w:rPr>
-        <w:t xml:space="preserve"> input</w:t>
-      </w:r>
-      <w:r>
-        <w:rPr>
-          <w:lang w:val="en-US"/>
-        </w:rPr>
-        <w:t xml:space="preserve">) ** 2).sum((1, 2)) + 1e-5) ** </w:t>
-      </w:r>
-      <w:r>
-        <w:rPr>
-          <w:lang w:val="en-US"/>
-        </w:rPr>
-        <w:t>k</w:t>
-      </w:r>
+          <w:rFonts w:ascii="Cambria Math" w:hAnsi="Cambria Math"/>
+          <w:lang w:val="en-US"/>
+          <w:oMath/>
+        </w:rPr>
+      </w:pPr>
+      <m:oMathPara>
+        <m:oMathParaPr>
+          <m:jc m:val="left"/>
+        </m:oMathParaPr>
+        <m:oMath>
+          <m:r>
+            <w:rPr>
+              <w:rFonts w:ascii="Cambria Math" w:hAnsi="Cambria Math"/>
+              <w:lang w:val="en-US"/>
+            </w:rPr>
+            <m:t>θ=θ+</m:t>
+          </m:r>
+          <m:f>
+            <m:fPr>
+              <m:ctrlPr>
+                <w:rPr>
+                  <w:rFonts w:ascii="Cambria Math" w:hAnsi="Cambria Math"/>
+                  <w:i/>
+                  <w:lang w:val="en-US"/>
+                </w:rPr>
+              </m:ctrlPr>
+            </m:fPr>
+            <m:num>
+              <m:r>
+                <w:rPr>
+                  <w:rFonts w:ascii="Cambria Math" w:hAnsi="Cambria Math"/>
+                  <w:lang w:val="en-US"/>
+                </w:rPr>
+                <m:t>1</m:t>
+              </m:r>
+            </m:num>
+            <m:den>
+              <m:r>
+                <w:rPr>
+                  <w:rFonts w:ascii="Cambria Math" w:hAnsi="Cambria Math"/>
+                  <w:lang w:val="en-US"/>
+                </w:rPr>
+                <m:t>n</m:t>
+              </m:r>
+            </m:den>
+          </m:f>
+          <m:nary>
+            <m:naryPr>
+              <m:chr m:val="∑"/>
+              <m:limLoc m:val="subSup"/>
+              <m:ctrlPr>
+                <w:rPr>
+                  <w:rFonts w:ascii="Cambria Math" w:hAnsi="Cambria Math"/>
+                  <w:i/>
+                  <w:lang w:val="en-US"/>
+                </w:rPr>
+              </m:ctrlPr>
+            </m:naryPr>
+            <m:sub>
+              <m:r>
+                <w:rPr>
+                  <w:rFonts w:ascii="Cambria Math" w:hAnsi="Cambria Math"/>
+                  <w:lang w:val="en-US"/>
+                </w:rPr>
+                <m:t>i=1</m:t>
+              </m:r>
+            </m:sub>
+            <m:sup>
+              <m:r>
+                <w:rPr>
+                  <w:rFonts w:ascii="Cambria Math" w:hAnsi="Cambria Math"/>
+                  <w:lang w:val="en-US"/>
+                </w:rPr>
+                <m:t>n</m:t>
+              </m:r>
+            </m:sup>
+            <m:e>
+              <m:r>
+                <w:rPr>
+                  <w:rFonts w:ascii="Cambria Math" w:hAnsi="Cambria Math"/>
+                  <w:lang w:val="en-US"/>
+                </w:rPr>
+                <m:t>f</m:t>
+              </m:r>
+              <m:d>
+                <m:dPr>
+                  <m:ctrlPr>
+                    <w:rPr>
+                      <w:rFonts w:ascii="Cambria Math" w:hAnsi="Cambria Math"/>
+                      <w:i/>
+                      <w:lang w:val="en-US"/>
+                    </w:rPr>
+                  </m:ctrlPr>
+                </m:dPr>
+                <m:e>
+                  <m:r>
+                    <w:rPr>
+                      <w:rFonts w:ascii="Cambria Math" w:hAnsi="Cambria Math"/>
+                      <w:lang w:val="en-US"/>
+                    </w:rPr>
+                    <m:t>θ,</m:t>
+                  </m:r>
+                  <m:sSub>
+                    <m:sSubPr>
+                      <m:ctrlPr>
+                        <w:rPr>
+                          <w:rFonts w:ascii="Cambria Math" w:hAnsi="Cambria Math"/>
+                          <w:i/>
+                          <w:lang w:val="en-US"/>
+                        </w:rPr>
+                      </m:ctrlPr>
+                    </m:sSubPr>
+                    <m:e>
+                      <m:r>
+                        <w:rPr>
+                          <w:rFonts w:ascii="Cambria Math" w:hAnsi="Cambria Math"/>
+                          <w:lang w:val="en-US"/>
+                        </w:rPr>
+                        <m:t>X</m:t>
+                      </m:r>
+                    </m:e>
+                    <m:sub>
+                      <m:r>
+                        <w:rPr>
+                          <w:rFonts w:ascii="Cambria Math" w:hAnsi="Cambria Math"/>
+                          <w:lang w:val="en-US"/>
+                        </w:rPr>
+                        <m:t>i</m:t>
+                      </m:r>
+                    </m:sub>
+                  </m:sSub>
+                </m:e>
+              </m:d>
+            </m:e>
+          </m:nary>
+          <m:r>
+            <w:rPr>
+              <w:rFonts w:ascii="Cambria Math" w:hAnsi="Cambria Math"/>
+              <w:lang w:val="en-US"/>
+            </w:rPr>
+            <m:t>⇒</m:t>
+          </m:r>
+          <m:f>
+            <m:fPr>
+              <m:ctrlPr>
+                <w:rPr>
+                  <w:rFonts w:ascii="Cambria Math" w:hAnsi="Cambria Math"/>
+                  <w:i/>
+                  <w:lang w:val="en-US"/>
+                </w:rPr>
+              </m:ctrlPr>
+            </m:fPr>
+            <m:num>
+              <m:r>
+                <w:rPr>
+                  <w:rFonts w:ascii="Cambria Math" w:hAnsi="Cambria Math"/>
+                  <w:lang w:val="en-US"/>
+                </w:rPr>
+                <m:t>1</m:t>
+              </m:r>
+            </m:num>
+            <m:den>
+              <m:r>
+                <w:rPr>
+                  <w:rFonts w:ascii="Cambria Math" w:hAnsi="Cambria Math"/>
+                  <w:lang w:val="en-US"/>
+                </w:rPr>
+                <m:t>n</m:t>
+              </m:r>
+            </m:den>
+          </m:f>
+          <m:nary>
+            <m:naryPr>
+              <m:chr m:val="∑"/>
+              <m:limLoc m:val="subSup"/>
+              <m:ctrlPr>
+                <w:rPr>
+                  <w:rFonts w:ascii="Cambria Math" w:hAnsi="Cambria Math"/>
+                  <w:i/>
+                  <w:lang w:val="en-US"/>
+                </w:rPr>
+              </m:ctrlPr>
+            </m:naryPr>
+            <m:sub>
+              <m:r>
+                <w:rPr>
+                  <w:rFonts w:ascii="Cambria Math" w:hAnsi="Cambria Math"/>
+                  <w:lang w:val="en-US"/>
+                </w:rPr>
+                <m:t>i=1</m:t>
+              </m:r>
+            </m:sub>
+            <m:sup>
+              <m:r>
+                <w:rPr>
+                  <w:rFonts w:ascii="Cambria Math" w:hAnsi="Cambria Math"/>
+                  <w:lang w:val="en-US"/>
+                </w:rPr>
+                <m:t>n</m:t>
+              </m:r>
+            </m:sup>
+            <m:e>
+              <m:r>
+                <w:rPr>
+                  <w:rFonts w:ascii="Cambria Math" w:hAnsi="Cambria Math"/>
+                  <w:lang w:val="en-US"/>
+                </w:rPr>
+                <m:t>f</m:t>
+              </m:r>
+              <m:d>
+                <m:dPr>
+                  <m:ctrlPr>
+                    <w:rPr>
+                      <w:rFonts w:ascii="Cambria Math" w:hAnsi="Cambria Math"/>
+                      <w:i/>
+                      <w:lang w:val="en-US"/>
+                    </w:rPr>
+                  </m:ctrlPr>
+                </m:dPr>
+                <m:e>
+                  <m:r>
+                    <w:rPr>
+                      <w:rFonts w:ascii="Cambria Math" w:hAnsi="Cambria Math"/>
+                      <w:lang w:val="en-US"/>
+                    </w:rPr>
+                    <m:t>θ,</m:t>
+                  </m:r>
+                  <m:sSub>
+                    <m:sSubPr>
+                      <m:ctrlPr>
+                        <w:rPr>
+                          <w:rFonts w:ascii="Cambria Math" w:hAnsi="Cambria Math"/>
+                          <w:i/>
+                          <w:lang w:val="en-US"/>
+                        </w:rPr>
+                      </m:ctrlPr>
+                    </m:sSubPr>
+                    <m:e>
+                      <m:r>
+                        <w:rPr>
+                          <w:rFonts w:ascii="Cambria Math" w:hAnsi="Cambria Math"/>
+                          <w:lang w:val="en-US"/>
+                        </w:rPr>
+                        <m:t>X</m:t>
+                      </m:r>
+                    </m:e>
+                    <m:sub>
+                      <m:r>
+                        <w:rPr>
+                          <w:rFonts w:ascii="Cambria Math" w:hAnsi="Cambria Math"/>
+                          <w:lang w:val="en-US"/>
+                        </w:rPr>
+                        <m:t>i</m:t>
+                      </m:r>
+                    </m:sub>
+                  </m:sSub>
+                </m:e>
+              </m:d>
+            </m:e>
+          </m:nary>
+          <m:r>
+            <w:rPr>
+              <w:rFonts w:ascii="Cambria Math" w:hAnsi="Cambria Math"/>
+              <w:lang w:val="en-US"/>
+            </w:rPr>
+            <m:t>=0</m:t>
+          </m:r>
+        </m:oMath>
+      </m:oMathPara>
     </w:p>
     <w:p>
       <w:pPr>
         <w:pStyle w:val="ListParagraph"/>
         <w:numPr>
           <w:ilvl w:val="0"/>
-          <w:numId w:val="6"/>
+          <w:numId w:val="8"/>
         </w:numPr>
         <w:rPr>
-          <w:lang w:val="en-US"/>
-        </w:rPr>
-      </w:pPr>
-      <w:r>
-        <w:rPr>
-          <w:lang w:val="en-US"/>
-        </w:rPr>
-        <w:lastRenderedPageBreak/>
-        <w:t>Chuẩn hóa tỉ lệ</w:t>
+          <w:rFonts w:ascii="Cambria Math" w:hAnsi="Cambria Math"/>
+          <w:lang w:val="en-US"/>
+          <w:oMath/>
+        </w:rPr>
+      </w:pPr>
+      <w:r>
+        <w:rPr>
+          <w:rFonts w:eastAsiaTheme="minorEastAsia"/>
+          <w:lang w:val="en-US"/>
+        </w:rPr>
+        <w:t>Khi sử dụng SGD với kích thước Sample là m, ta có</w:t>
       </w:r>
     </w:p>
     <w:p>
@@ -5426,62 +6247,325 @@
         </w:pBdr>
         <w:ind w:left="1080"/>
         <w:rPr>
-          <w:lang w:val="en-US"/>
-        </w:rPr>
-      </w:pPr>
-      <w:r>
-        <w:rPr>
-          <w:lang w:val="en-US"/>
-        </w:rPr>
-        <w:t>p</w:t>
-      </w:r>
-      <w:r>
-        <w:rPr>
-          <w:lang w:val="en-US"/>
-        </w:rPr>
-        <w:t xml:space="preserve"> = </w:t>
-      </w:r>
-      <w:r>
-        <w:rPr>
-          <w:lang w:val="en-US"/>
-        </w:rPr>
-        <w:t>d</w:t>
-      </w:r>
-      <w:r>
-        <w:rPr>
-          <w:lang w:val="en-US"/>
-        </w:rPr>
-        <w:t xml:space="preserve"> / </w:t>
-      </w:r>
-      <w:r>
-        <w:rPr>
-          <w:lang w:val="en-US"/>
-        </w:rPr>
-        <w:t>d</w:t>
-      </w:r>
-      <w:r>
-        <w:rPr>
-          <w:lang w:val="en-US"/>
-        </w:rPr>
-        <w:t>.sum()</w:t>
-      </w:r>
+          <w:rFonts w:ascii="Cambria Math" w:hAnsi="Cambria Math"/>
+          <w:lang w:val="en-US"/>
+          <w:oMath/>
+        </w:rPr>
+      </w:pPr>
+      <m:oMathPara>
+        <m:oMathParaPr>
+          <m:jc m:val="left"/>
+        </m:oMathParaPr>
+        <m:oMath>
+          <m:sSubSup>
+            <m:sSubSupPr>
+              <m:ctrlPr>
+                <w:rPr>
+                  <w:rFonts w:ascii="Cambria Math" w:hAnsi="Cambria Math"/>
+                  <w:i/>
+                  <w:lang w:val="en-US"/>
+                </w:rPr>
+              </m:ctrlPr>
+            </m:sSubSupPr>
+            <m:e>
+              <m:r>
+                <w:rPr>
+                  <w:rFonts w:ascii="Cambria Math" w:hAnsi="Cambria Math"/>
+                  <w:lang w:val="en-US"/>
+                </w:rPr>
+                <m:t>θ</m:t>
+              </m:r>
+            </m:e>
+            <m:sub>
+              <m:r>
+                <w:rPr>
+                  <w:rFonts w:ascii="Cambria Math" w:hAnsi="Cambria Math"/>
+                  <w:lang w:val="en-US"/>
+                </w:rPr>
+                <m:t>new</m:t>
+              </m:r>
+            </m:sub>
+            <m:sup>
+              <m:r>
+                <w:rPr>
+                  <w:rFonts w:ascii="Cambria Math" w:hAnsi="Cambria Math"/>
+                  <w:lang w:val="en-US"/>
+                </w:rPr>
+                <m:t>'</m:t>
+              </m:r>
+            </m:sup>
+          </m:sSubSup>
+          <m:r>
+            <w:rPr>
+              <w:rFonts w:ascii="Cambria Math" w:hAnsi="Cambria Math"/>
+              <w:lang w:val="en-US"/>
+            </w:rPr>
+            <m:t>=</m:t>
+          </m:r>
+          <m:sSubSup>
+            <m:sSubSupPr>
+              <m:ctrlPr>
+                <w:rPr>
+                  <w:rFonts w:ascii="Cambria Math" w:hAnsi="Cambria Math"/>
+                  <w:i/>
+                  <w:lang w:val="en-US"/>
+                </w:rPr>
+              </m:ctrlPr>
+            </m:sSubSupPr>
+            <m:e>
+              <m:r>
+                <w:rPr>
+                  <w:rFonts w:ascii="Cambria Math" w:hAnsi="Cambria Math"/>
+                  <w:lang w:val="en-US"/>
+                </w:rPr>
+                <m:t>θ</m:t>
+              </m:r>
+            </m:e>
+            <m:sub>
+              <m:r>
+                <w:rPr>
+                  <w:rFonts w:ascii="Cambria Math" w:hAnsi="Cambria Math"/>
+                  <w:lang w:val="en-US"/>
+                </w:rPr>
+                <m:t>old</m:t>
+              </m:r>
+            </m:sub>
+            <m:sup>
+              <m:r>
+                <w:rPr>
+                  <w:rFonts w:ascii="Cambria Math" w:hAnsi="Cambria Math"/>
+                  <w:lang w:val="en-US"/>
+                </w:rPr>
+                <m:t>'</m:t>
+              </m:r>
+            </m:sup>
+          </m:sSubSup>
+          <m:r>
+            <w:rPr>
+              <w:rFonts w:ascii="Cambria Math" w:hAnsi="Cambria Math"/>
+              <w:lang w:val="en-US"/>
+            </w:rPr>
+            <m:t>+</m:t>
+          </m:r>
+          <m:f>
+            <m:fPr>
+              <m:ctrlPr>
+                <w:rPr>
+                  <w:rFonts w:ascii="Cambria Math" w:hAnsi="Cambria Math"/>
+                  <w:i/>
+                  <w:lang w:val="en-US"/>
+                </w:rPr>
+              </m:ctrlPr>
+            </m:fPr>
+            <m:num>
+              <m:r>
+                <w:rPr>
+                  <w:rFonts w:ascii="Cambria Math" w:hAnsi="Cambria Math"/>
+                  <w:lang w:val="en-US"/>
+                </w:rPr>
+                <m:t>1</m:t>
+              </m:r>
+            </m:num>
+            <m:den>
+              <m:r>
+                <w:rPr>
+                  <w:rFonts w:ascii="Cambria Math" w:hAnsi="Cambria Math"/>
+                  <w:lang w:val="en-US"/>
+                </w:rPr>
+                <m:t>m</m:t>
+              </m:r>
+            </m:den>
+          </m:f>
+          <m:nary>
+            <m:naryPr>
+              <m:chr m:val="∑"/>
+              <m:limLoc m:val="subSup"/>
+              <m:ctrlPr>
+                <w:rPr>
+                  <w:rFonts w:ascii="Cambria Math" w:hAnsi="Cambria Math"/>
+                  <w:i/>
+                  <w:lang w:val="en-US"/>
+                </w:rPr>
+              </m:ctrlPr>
+            </m:naryPr>
+            <m:sub>
+              <m:r>
+                <w:rPr>
+                  <w:rFonts w:ascii="Cambria Math" w:hAnsi="Cambria Math"/>
+                  <w:lang w:val="en-US"/>
+                </w:rPr>
+                <m:t>i=1</m:t>
+              </m:r>
+            </m:sub>
+            <m:sup>
+              <m:r>
+                <w:rPr>
+                  <w:rFonts w:ascii="Cambria Math" w:hAnsi="Cambria Math"/>
+                  <w:lang w:val="en-US"/>
+                </w:rPr>
+                <m:t>m</m:t>
+              </m:r>
+            </m:sup>
+            <m:e>
+              <m:r>
+                <w:rPr>
+                  <w:rFonts w:ascii="Cambria Math" w:hAnsi="Cambria Math"/>
+                  <w:lang w:val="en-US"/>
+                </w:rPr>
+                <m:t>f</m:t>
+              </m:r>
+              <m:d>
+                <m:dPr>
+                  <m:ctrlPr>
+                    <w:rPr>
+                      <w:rFonts w:ascii="Cambria Math" w:hAnsi="Cambria Math"/>
+                      <w:i/>
+                      <w:lang w:val="en-US"/>
+                    </w:rPr>
+                  </m:ctrlPr>
+                </m:dPr>
+                <m:e>
+                  <m:sSubSup>
+                    <m:sSubSupPr>
+                      <m:ctrlPr>
+                        <w:rPr>
+                          <w:rFonts w:ascii="Cambria Math" w:hAnsi="Cambria Math"/>
+                          <w:i/>
+                          <w:lang w:val="en-US"/>
+                        </w:rPr>
+                      </m:ctrlPr>
+                    </m:sSubSupPr>
+                    <m:e>
+                      <m:r>
+                        <w:rPr>
+                          <w:rFonts w:ascii="Cambria Math" w:hAnsi="Cambria Math"/>
+                          <w:lang w:val="en-US"/>
+                        </w:rPr>
+                        <m:t>θ</m:t>
+                      </m:r>
+                    </m:e>
+                    <m:sub>
+                      <m:r>
+                        <w:rPr>
+                          <w:rFonts w:ascii="Cambria Math" w:hAnsi="Cambria Math"/>
+                          <w:lang w:val="en-US"/>
+                        </w:rPr>
+                        <m:t>old</m:t>
+                      </m:r>
+                    </m:sub>
+                    <m:sup>
+                      <m:r>
+                        <w:rPr>
+                          <w:rFonts w:ascii="Cambria Math" w:hAnsi="Cambria Math"/>
+                          <w:lang w:val="en-US"/>
+                        </w:rPr>
+                        <m:t>'</m:t>
+                      </m:r>
+                    </m:sup>
+                  </m:sSubSup>
+                  <m:r>
+                    <w:rPr>
+                      <w:rFonts w:ascii="Cambria Math" w:hAnsi="Cambria Math"/>
+                      <w:lang w:val="en-US"/>
+                    </w:rPr>
+                    <m:t>,</m:t>
+                  </m:r>
+                  <m:sSub>
+                    <m:sSubPr>
+                      <m:ctrlPr>
+                        <w:rPr>
+                          <w:rFonts w:ascii="Cambria Math" w:hAnsi="Cambria Math"/>
+                          <w:i/>
+                          <w:lang w:val="en-US"/>
+                        </w:rPr>
+                      </m:ctrlPr>
+                    </m:sSubPr>
+                    <m:e>
+                      <m:r>
+                        <w:rPr>
+                          <w:rFonts w:ascii="Cambria Math" w:hAnsi="Cambria Math"/>
+                          <w:lang w:val="en-US"/>
+                        </w:rPr>
+                        <m:t>X</m:t>
+                      </m:r>
+                    </m:e>
+                    <m:sub>
+                      <m:r>
+                        <w:rPr>
+                          <w:rFonts w:ascii="Cambria Math" w:hAnsi="Cambria Math"/>
+                          <w:lang w:val="en-US"/>
+                        </w:rPr>
+                        <m:t>random</m:t>
+                      </m:r>
+                    </m:sub>
+                  </m:sSub>
+                </m:e>
+              </m:d>
+            </m:e>
+          </m:nary>
+        </m:oMath>
+      </m:oMathPara>
     </w:p>
     <w:p>
       <w:pPr>
         <w:pStyle w:val="ListParagraph"/>
         <w:numPr>
           <w:ilvl w:val="0"/>
-          <w:numId w:val="6"/>
+          <w:numId w:val="8"/>
         </w:numPr>
         <w:rPr>
-          <w:lang w:val="en-US"/>
-        </w:rPr>
-      </w:pPr>
-      <w:r>
-        <w:rPr>
-          <w:lang w:val="en-US"/>
-        </w:rPr>
-        <w:t>Kết quả</w:t>
+          <w:rFonts w:ascii="Cambria Math" w:hAnsi="Cambria Math"/>
+          <w:lang w:val="en-US"/>
+          <w:oMath/>
+        </w:rPr>
+      </w:pPr>
+      <w:r>
+        <w:rPr>
+          <w:lang w:val="en-US"/>
+        </w:rPr>
+        <w:t xml:space="preserve">Cho là </w:t>
+      </w:r>
+      <w:r>
+        <w:rPr>
+          <w:lang w:val="en-US"/>
+        </w:rPr>
+        <w:t xml:space="preserve">hội tụ khi </w:t>
+      </w:r>
+      <w:r>
+        <w:rPr>
+          <w:lang w:val="en-US"/>
+        </w:rPr>
+        <w:sym w:font="Symbol" w:char="F071"/>
+      </w:r>
+      <w:r>
+        <w:rPr>
+          <w:lang w:val="en-US"/>
+        </w:rPr>
+        <w:t>’</w:t>
+      </w:r>
+      <w:r>
+        <w:rPr>
+          <w:lang w:val="en-US"/>
+        </w:rPr>
+        <w:t xml:space="preserve"> thay đổi không đáng kể, khi đó, </w:t>
+      </w:r>
+      <w:r>
+        <w:rPr>
+          <w:lang w:val="en-US"/>
+        </w:rPr>
+        <w:sym w:font="Symbol" w:char="F071"/>
+      </w:r>
+      <w:r>
+        <w:rPr>
+          <w:lang w:val="en-US"/>
+        </w:rPr>
+        <w:t>’</w:t>
+      </w:r>
+      <w:r>
+        <w:rPr>
+          <w:lang w:val="en-US"/>
+        </w:rPr>
+        <w:t xml:space="preserve"> là nghiệm của phương trình</w:t>
       </w:r>
     </w:p>
     <w:p>
@@ -5495,26 +6579,3483 @@
         </w:pBdr>
         <w:ind w:left="1080"/>
         <w:rPr>
-          <w:lang w:val="en-US"/>
-        </w:rPr>
-      </w:pPr>
-      <w:r>
-        <w:rPr>
-          <w:lang w:val="en-US"/>
-        </w:rPr>
-        <w:t>output = (</w:t>
-      </w:r>
-      <w:r>
-        <w:rPr>
-          <w:lang w:val="en-US"/>
-        </w:rPr>
-        <w:t>p</w:t>
-      </w:r>
-      <w:r>
-        <w:rPr>
-          <w:lang w:val="en-US"/>
-        </w:rPr>
-        <w:t xml:space="preserve"> * y_train).sum()</w:t>
+          <w:rFonts w:ascii="Cambria Math" w:hAnsi="Cambria Math"/>
+          <w:lang w:val="en-US"/>
+          <w:oMath/>
+        </w:rPr>
+      </w:pPr>
+      <m:oMathPara>
+        <m:oMathParaPr>
+          <m:jc m:val="left"/>
+        </m:oMathParaPr>
+        <m:oMath>
+          <m:r>
+            <w:rPr>
+              <w:rFonts w:ascii="Cambria Math" w:hAnsi="Cambria Math"/>
+              <w:lang w:val="en-US"/>
+            </w:rPr>
+            <m:t>θ'=θ'+E</m:t>
+          </m:r>
+          <m:d>
+            <m:dPr>
+              <m:begChr m:val="["/>
+              <m:endChr m:val="]"/>
+              <m:ctrlPr>
+                <w:rPr>
+                  <w:rFonts w:ascii="Cambria Math" w:hAnsi="Cambria Math"/>
+                  <w:i/>
+                  <w:lang w:val="en-US"/>
+                </w:rPr>
+              </m:ctrlPr>
+            </m:dPr>
+            <m:e>
+              <m:f>
+                <m:fPr>
+                  <m:ctrlPr>
+                    <w:rPr>
+                      <w:rFonts w:ascii="Cambria Math" w:hAnsi="Cambria Math"/>
+                      <w:i/>
+                      <w:lang w:val="en-US"/>
+                    </w:rPr>
+                  </m:ctrlPr>
+                </m:fPr>
+                <m:num>
+                  <m:r>
+                    <w:rPr>
+                      <w:rFonts w:ascii="Cambria Math" w:hAnsi="Cambria Math"/>
+                      <w:lang w:val="en-US"/>
+                    </w:rPr>
+                    <m:t>1</m:t>
+                  </m:r>
+                </m:num>
+                <m:den>
+                  <m:r>
+                    <w:rPr>
+                      <w:rFonts w:ascii="Cambria Math" w:hAnsi="Cambria Math"/>
+                      <w:lang w:val="en-US"/>
+                    </w:rPr>
+                    <m:t>m</m:t>
+                  </m:r>
+                </m:den>
+              </m:f>
+              <m:nary>
+                <m:naryPr>
+                  <m:chr m:val="∑"/>
+                  <m:limLoc m:val="subSup"/>
+                  <m:ctrlPr>
+                    <w:rPr>
+                      <w:rFonts w:ascii="Cambria Math" w:hAnsi="Cambria Math"/>
+                      <w:i/>
+                      <w:lang w:val="en-US"/>
+                    </w:rPr>
+                  </m:ctrlPr>
+                </m:naryPr>
+                <m:sub>
+                  <m:r>
+                    <w:rPr>
+                      <w:rFonts w:ascii="Cambria Math" w:hAnsi="Cambria Math"/>
+                      <w:lang w:val="en-US"/>
+                    </w:rPr>
+                    <m:t>i=1</m:t>
+                  </m:r>
+                </m:sub>
+                <m:sup>
+                  <m:r>
+                    <w:rPr>
+                      <w:rFonts w:ascii="Cambria Math" w:hAnsi="Cambria Math"/>
+                      <w:lang w:val="en-US"/>
+                    </w:rPr>
+                    <m:t>m</m:t>
+                  </m:r>
+                </m:sup>
+                <m:e>
+                  <m:r>
+                    <w:rPr>
+                      <w:rFonts w:ascii="Cambria Math" w:hAnsi="Cambria Math"/>
+                      <w:lang w:val="en-US"/>
+                    </w:rPr>
+                    <m:t>f</m:t>
+                  </m:r>
+                  <m:d>
+                    <m:dPr>
+                      <m:ctrlPr>
+                        <w:rPr>
+                          <w:rFonts w:ascii="Cambria Math" w:hAnsi="Cambria Math"/>
+                          <w:i/>
+                          <w:lang w:val="en-US"/>
+                        </w:rPr>
+                      </m:ctrlPr>
+                    </m:dPr>
+                    <m:e>
+                      <m:r>
+                        <w:rPr>
+                          <w:rFonts w:ascii="Cambria Math" w:hAnsi="Cambria Math"/>
+                          <w:lang w:val="en-US"/>
+                        </w:rPr>
+                        <m:t>θ',</m:t>
+                      </m:r>
+                      <m:sSub>
+                        <m:sSubPr>
+                          <m:ctrlPr>
+                            <w:rPr>
+                              <w:rFonts w:ascii="Cambria Math" w:hAnsi="Cambria Math"/>
+                              <w:i/>
+                              <w:lang w:val="en-US"/>
+                            </w:rPr>
+                          </m:ctrlPr>
+                        </m:sSubPr>
+                        <m:e>
+                          <m:r>
+                            <w:rPr>
+                              <w:rFonts w:ascii="Cambria Math" w:hAnsi="Cambria Math"/>
+                              <w:lang w:val="en-US"/>
+                            </w:rPr>
+                            <m:t>X</m:t>
+                          </m:r>
+                        </m:e>
+                        <m:sub>
+                          <m:r>
+                            <w:rPr>
+                              <w:rFonts w:ascii="Cambria Math" w:hAnsi="Cambria Math"/>
+                              <w:lang w:val="en-US"/>
+                            </w:rPr>
+                            <m:t>random</m:t>
+                          </m:r>
+                        </m:sub>
+                      </m:sSub>
+                    </m:e>
+                  </m:d>
+                </m:e>
+              </m:nary>
+            </m:e>
+          </m:d>
+          <m:r>
+            <w:rPr>
+              <w:rFonts w:ascii="Cambria Math" w:eastAsiaTheme="minorEastAsia" w:hAnsi="Cambria Math"/>
+              <w:lang w:val="en-US"/>
+            </w:rPr>
+            <m:t>⇒</m:t>
+          </m:r>
+          <m:r>
+            <w:rPr>
+              <w:rFonts w:ascii="Cambria Math" w:hAnsi="Cambria Math"/>
+              <w:lang w:val="en-US"/>
+            </w:rPr>
+            <m:t>E</m:t>
+          </m:r>
+          <m:d>
+            <m:dPr>
+              <m:begChr m:val="["/>
+              <m:endChr m:val="]"/>
+              <m:ctrlPr>
+                <w:rPr>
+                  <w:rFonts w:ascii="Cambria Math" w:hAnsi="Cambria Math"/>
+                  <w:i/>
+                  <w:lang w:val="en-US"/>
+                </w:rPr>
+              </m:ctrlPr>
+            </m:dPr>
+            <m:e>
+              <m:f>
+                <m:fPr>
+                  <m:ctrlPr>
+                    <w:rPr>
+                      <w:rFonts w:ascii="Cambria Math" w:hAnsi="Cambria Math"/>
+                      <w:i/>
+                      <w:lang w:val="en-US"/>
+                    </w:rPr>
+                  </m:ctrlPr>
+                </m:fPr>
+                <m:num>
+                  <m:r>
+                    <w:rPr>
+                      <w:rFonts w:ascii="Cambria Math" w:hAnsi="Cambria Math"/>
+                      <w:lang w:val="en-US"/>
+                    </w:rPr>
+                    <m:t>1</m:t>
+                  </m:r>
+                </m:num>
+                <m:den>
+                  <m:r>
+                    <w:rPr>
+                      <w:rFonts w:ascii="Cambria Math" w:hAnsi="Cambria Math"/>
+                      <w:lang w:val="en-US"/>
+                    </w:rPr>
+                    <m:t>m</m:t>
+                  </m:r>
+                </m:den>
+              </m:f>
+              <m:nary>
+                <m:naryPr>
+                  <m:chr m:val="∑"/>
+                  <m:limLoc m:val="subSup"/>
+                  <m:ctrlPr>
+                    <w:rPr>
+                      <w:rFonts w:ascii="Cambria Math" w:hAnsi="Cambria Math"/>
+                      <w:i/>
+                      <w:lang w:val="en-US"/>
+                    </w:rPr>
+                  </m:ctrlPr>
+                </m:naryPr>
+                <m:sub>
+                  <m:r>
+                    <w:rPr>
+                      <w:rFonts w:ascii="Cambria Math" w:hAnsi="Cambria Math"/>
+                      <w:lang w:val="en-US"/>
+                    </w:rPr>
+                    <m:t>i=1</m:t>
+                  </m:r>
+                </m:sub>
+                <m:sup>
+                  <m:r>
+                    <w:rPr>
+                      <w:rFonts w:ascii="Cambria Math" w:hAnsi="Cambria Math"/>
+                      <w:lang w:val="en-US"/>
+                    </w:rPr>
+                    <m:t>m</m:t>
+                  </m:r>
+                </m:sup>
+                <m:e>
+                  <m:r>
+                    <w:rPr>
+                      <w:rFonts w:ascii="Cambria Math" w:hAnsi="Cambria Math"/>
+                      <w:lang w:val="en-US"/>
+                    </w:rPr>
+                    <m:t>f</m:t>
+                  </m:r>
+                  <m:d>
+                    <m:dPr>
+                      <m:ctrlPr>
+                        <w:rPr>
+                          <w:rFonts w:ascii="Cambria Math" w:hAnsi="Cambria Math"/>
+                          <w:i/>
+                          <w:lang w:val="en-US"/>
+                        </w:rPr>
+                      </m:ctrlPr>
+                    </m:dPr>
+                    <m:e>
+                      <m:r>
+                        <w:rPr>
+                          <w:rFonts w:ascii="Cambria Math" w:hAnsi="Cambria Math"/>
+                          <w:lang w:val="en-US"/>
+                        </w:rPr>
+                        <m:t>θ',</m:t>
+                      </m:r>
+                      <m:sSub>
+                        <m:sSubPr>
+                          <m:ctrlPr>
+                            <w:rPr>
+                              <w:rFonts w:ascii="Cambria Math" w:hAnsi="Cambria Math"/>
+                              <w:i/>
+                              <w:lang w:val="en-US"/>
+                            </w:rPr>
+                          </m:ctrlPr>
+                        </m:sSubPr>
+                        <m:e>
+                          <m:r>
+                            <w:rPr>
+                              <w:rFonts w:ascii="Cambria Math" w:hAnsi="Cambria Math"/>
+                              <w:lang w:val="en-US"/>
+                            </w:rPr>
+                            <m:t>X</m:t>
+                          </m:r>
+                        </m:e>
+                        <m:sub>
+                          <m:r>
+                            <w:rPr>
+                              <w:rFonts w:ascii="Cambria Math" w:hAnsi="Cambria Math"/>
+                              <w:lang w:val="en-US"/>
+                            </w:rPr>
+                            <m:t>random</m:t>
+                          </m:r>
+                        </m:sub>
+                      </m:sSub>
+                    </m:e>
+                  </m:d>
+                </m:e>
+              </m:nary>
+            </m:e>
+          </m:d>
+          <m:r>
+            <w:rPr>
+              <w:rFonts w:ascii="Cambria Math" w:hAnsi="Cambria Math"/>
+              <w:lang w:val="en-US"/>
+            </w:rPr>
+            <m:t>=0</m:t>
+          </m:r>
+        </m:oMath>
+      </m:oMathPara>
+    </w:p>
+    <w:p>
+      <w:pPr>
+        <w:pStyle w:val="ListParagraph"/>
+        <w:numPr>
+          <w:ilvl w:val="0"/>
+          <w:numId w:val="8"/>
+        </w:numPr>
+        <w:rPr>
+          <w:rFonts w:ascii="Cambria Math" w:hAnsi="Cambria Math"/>
+          <w:lang w:val="en-US"/>
+          <w:oMath/>
+        </w:rPr>
+      </w:pPr>
+      <w:r>
+        <w:rPr>
+          <w:rFonts w:eastAsiaTheme="minorEastAsia"/>
+          <w:lang w:val="en-US"/>
+        </w:rPr>
+        <w:t>Dễ thấy đây là kỳ vọng của trung bình 1 thuộc tính trong Sample, và ta đã biết, nó chính = giá trị trung bình của thuộc tính đó trên cả</w:t>
+      </w:r>
+      <w:r>
+        <w:rPr>
+          <w:rFonts w:eastAsiaTheme="minorEastAsia"/>
+          <w:lang w:val="en-US"/>
+        </w:rPr>
+        <w:t xml:space="preserve"> Population</w:t>
+      </w:r>
+    </w:p>
+    <w:p>
+      <w:pPr>
+        <w:pStyle w:val="ListParagraph"/>
+        <w:pBdr>
+          <w:top w:val="single" w:sz="4" w:space="1" w:color="auto"/>
+          <w:left w:val="single" w:sz="4" w:space="4" w:color="auto"/>
+          <w:bottom w:val="single" w:sz="4" w:space="1" w:color="auto"/>
+          <w:right w:val="single" w:sz="4" w:space="4" w:color="auto"/>
+        </w:pBdr>
+        <w:ind w:left="1080"/>
+        <w:rPr>
+          <w:rFonts w:ascii="Cambria Math" w:hAnsi="Cambria Math"/>
+          <w:lang w:val="en-US"/>
+          <w:oMath/>
+        </w:rPr>
+      </w:pPr>
+      <m:oMathPara>
+        <m:oMathParaPr>
+          <m:jc m:val="left"/>
+        </m:oMathParaPr>
+        <m:oMath>
+          <m:r>
+            <w:rPr>
+              <w:rFonts w:ascii="Cambria Math" w:hAnsi="Cambria Math"/>
+              <w:lang w:val="en-US"/>
+            </w:rPr>
+            <m:t>E</m:t>
+          </m:r>
+          <m:d>
+            <m:dPr>
+              <m:begChr m:val="["/>
+              <m:endChr m:val="]"/>
+              <m:ctrlPr>
+                <w:rPr>
+                  <w:rFonts w:ascii="Cambria Math" w:hAnsi="Cambria Math"/>
+                  <w:i/>
+                  <w:lang w:val="en-US"/>
+                </w:rPr>
+              </m:ctrlPr>
+            </m:dPr>
+            <m:e>
+              <m:f>
+                <m:fPr>
+                  <m:ctrlPr>
+                    <w:rPr>
+                      <w:rFonts w:ascii="Cambria Math" w:hAnsi="Cambria Math"/>
+                      <w:i/>
+                      <w:lang w:val="en-US"/>
+                    </w:rPr>
+                  </m:ctrlPr>
+                </m:fPr>
+                <m:num>
+                  <m:r>
+                    <w:rPr>
+                      <w:rFonts w:ascii="Cambria Math" w:hAnsi="Cambria Math"/>
+                      <w:lang w:val="en-US"/>
+                    </w:rPr>
+                    <m:t>1</m:t>
+                  </m:r>
+                </m:num>
+                <m:den>
+                  <m:r>
+                    <w:rPr>
+                      <w:rFonts w:ascii="Cambria Math" w:hAnsi="Cambria Math"/>
+                      <w:lang w:val="en-US"/>
+                    </w:rPr>
+                    <m:t>m</m:t>
+                  </m:r>
+                </m:den>
+              </m:f>
+              <m:nary>
+                <m:naryPr>
+                  <m:chr m:val="∑"/>
+                  <m:limLoc m:val="subSup"/>
+                  <m:ctrlPr>
+                    <w:rPr>
+                      <w:rFonts w:ascii="Cambria Math" w:hAnsi="Cambria Math"/>
+                      <w:i/>
+                      <w:lang w:val="en-US"/>
+                    </w:rPr>
+                  </m:ctrlPr>
+                </m:naryPr>
+                <m:sub>
+                  <m:r>
+                    <w:rPr>
+                      <w:rFonts w:ascii="Cambria Math" w:hAnsi="Cambria Math"/>
+                      <w:lang w:val="en-US"/>
+                    </w:rPr>
+                    <m:t>i=1</m:t>
+                  </m:r>
+                </m:sub>
+                <m:sup>
+                  <m:r>
+                    <w:rPr>
+                      <w:rFonts w:ascii="Cambria Math" w:hAnsi="Cambria Math"/>
+                      <w:lang w:val="en-US"/>
+                    </w:rPr>
+                    <m:t>m</m:t>
+                  </m:r>
+                </m:sup>
+                <m:e>
+                  <m:r>
+                    <w:rPr>
+                      <w:rFonts w:ascii="Cambria Math" w:hAnsi="Cambria Math"/>
+                      <w:lang w:val="en-US"/>
+                    </w:rPr>
+                    <m:t>f</m:t>
+                  </m:r>
+                  <m:d>
+                    <m:dPr>
+                      <m:ctrlPr>
+                        <w:rPr>
+                          <w:rFonts w:ascii="Cambria Math" w:hAnsi="Cambria Math"/>
+                          <w:i/>
+                          <w:lang w:val="en-US"/>
+                        </w:rPr>
+                      </m:ctrlPr>
+                    </m:dPr>
+                    <m:e>
+                      <m:r>
+                        <w:rPr>
+                          <w:rFonts w:ascii="Cambria Math" w:hAnsi="Cambria Math"/>
+                          <w:lang w:val="en-US"/>
+                        </w:rPr>
+                        <m:t>θ',</m:t>
+                      </m:r>
+                      <m:sSub>
+                        <m:sSubPr>
+                          <m:ctrlPr>
+                            <w:rPr>
+                              <w:rFonts w:ascii="Cambria Math" w:hAnsi="Cambria Math"/>
+                              <w:i/>
+                              <w:lang w:val="en-US"/>
+                            </w:rPr>
+                          </m:ctrlPr>
+                        </m:sSubPr>
+                        <m:e>
+                          <m:r>
+                            <w:rPr>
+                              <w:rFonts w:ascii="Cambria Math" w:hAnsi="Cambria Math"/>
+                              <w:lang w:val="en-US"/>
+                            </w:rPr>
+                            <m:t>X</m:t>
+                          </m:r>
+                        </m:e>
+                        <m:sub>
+                          <m:r>
+                            <w:rPr>
+                              <w:rFonts w:ascii="Cambria Math" w:hAnsi="Cambria Math"/>
+                              <w:lang w:val="en-US"/>
+                            </w:rPr>
+                            <m:t>random</m:t>
+                          </m:r>
+                        </m:sub>
+                      </m:sSub>
+                    </m:e>
+                  </m:d>
+                </m:e>
+              </m:nary>
+            </m:e>
+          </m:d>
+          <m:r>
+            <w:rPr>
+              <w:rFonts w:ascii="Cambria Math" w:hAnsi="Cambria Math"/>
+              <w:lang w:val="en-US"/>
+            </w:rPr>
+            <m:t>=0⇒</m:t>
+          </m:r>
+          <m:f>
+            <m:fPr>
+              <m:ctrlPr>
+                <w:rPr>
+                  <w:rFonts w:ascii="Cambria Math" w:hAnsi="Cambria Math"/>
+                  <w:i/>
+                  <w:lang w:val="en-US"/>
+                </w:rPr>
+              </m:ctrlPr>
+            </m:fPr>
+            <m:num>
+              <m:r>
+                <w:rPr>
+                  <w:rFonts w:ascii="Cambria Math" w:hAnsi="Cambria Math"/>
+                  <w:lang w:val="en-US"/>
+                </w:rPr>
+                <m:t>1</m:t>
+              </m:r>
+            </m:num>
+            <m:den>
+              <m:r>
+                <w:rPr>
+                  <w:rFonts w:ascii="Cambria Math" w:hAnsi="Cambria Math"/>
+                  <w:lang w:val="en-US"/>
+                </w:rPr>
+                <m:t>n</m:t>
+              </m:r>
+            </m:den>
+          </m:f>
+          <m:nary>
+            <m:naryPr>
+              <m:chr m:val="∑"/>
+              <m:limLoc m:val="subSup"/>
+              <m:ctrlPr>
+                <w:rPr>
+                  <w:rFonts w:ascii="Cambria Math" w:hAnsi="Cambria Math"/>
+                  <w:i/>
+                  <w:lang w:val="en-US"/>
+                </w:rPr>
+              </m:ctrlPr>
+            </m:naryPr>
+            <m:sub>
+              <m:r>
+                <w:rPr>
+                  <w:rFonts w:ascii="Cambria Math" w:hAnsi="Cambria Math"/>
+                  <w:lang w:val="en-US"/>
+                </w:rPr>
+                <m:t>i=1</m:t>
+              </m:r>
+            </m:sub>
+            <m:sup>
+              <m:r>
+                <w:rPr>
+                  <w:rFonts w:ascii="Cambria Math" w:hAnsi="Cambria Math"/>
+                  <w:lang w:val="en-US"/>
+                </w:rPr>
+                <m:t>n</m:t>
+              </m:r>
+            </m:sup>
+            <m:e>
+              <m:r>
+                <w:rPr>
+                  <w:rFonts w:ascii="Cambria Math" w:hAnsi="Cambria Math"/>
+                  <w:lang w:val="en-US"/>
+                </w:rPr>
+                <m:t>f</m:t>
+              </m:r>
+              <m:d>
+                <m:dPr>
+                  <m:ctrlPr>
+                    <w:rPr>
+                      <w:rFonts w:ascii="Cambria Math" w:hAnsi="Cambria Math"/>
+                      <w:i/>
+                      <w:lang w:val="en-US"/>
+                    </w:rPr>
+                  </m:ctrlPr>
+                </m:dPr>
+                <m:e>
+                  <m:r>
+                    <w:rPr>
+                      <w:rFonts w:ascii="Cambria Math" w:hAnsi="Cambria Math"/>
+                      <w:lang w:val="en-US"/>
+                    </w:rPr>
+                    <m:t>θ',</m:t>
+                  </m:r>
+                  <m:sSub>
+                    <m:sSubPr>
+                      <m:ctrlPr>
+                        <w:rPr>
+                          <w:rFonts w:ascii="Cambria Math" w:hAnsi="Cambria Math"/>
+                          <w:i/>
+                          <w:lang w:val="en-US"/>
+                        </w:rPr>
+                      </m:ctrlPr>
+                    </m:sSubPr>
+                    <m:e>
+                      <m:r>
+                        <w:rPr>
+                          <w:rFonts w:ascii="Cambria Math" w:hAnsi="Cambria Math"/>
+                          <w:lang w:val="en-US"/>
+                        </w:rPr>
+                        <m:t>X</m:t>
+                      </m:r>
+                    </m:e>
+                    <m:sub>
+                      <m:r>
+                        <w:rPr>
+                          <w:rFonts w:ascii="Cambria Math" w:hAnsi="Cambria Math"/>
+                          <w:lang w:val="en-US"/>
+                        </w:rPr>
+                        <m:t>i</m:t>
+                      </m:r>
+                    </m:sub>
+                  </m:sSub>
+                </m:e>
+              </m:d>
+            </m:e>
+          </m:nary>
+          <m:r>
+            <w:rPr>
+              <w:rFonts w:ascii="Cambria Math" w:hAnsi="Cambria Math"/>
+              <w:lang w:val="en-US"/>
+            </w:rPr>
+            <m:t>=0=</m:t>
+          </m:r>
+          <m:f>
+            <m:fPr>
+              <m:ctrlPr>
+                <w:rPr>
+                  <w:rFonts w:ascii="Cambria Math" w:hAnsi="Cambria Math"/>
+                  <w:i/>
+                  <w:lang w:val="en-US"/>
+                </w:rPr>
+              </m:ctrlPr>
+            </m:fPr>
+            <m:num>
+              <m:r>
+                <w:rPr>
+                  <w:rFonts w:ascii="Cambria Math" w:hAnsi="Cambria Math"/>
+                  <w:lang w:val="en-US"/>
+                </w:rPr>
+                <m:t>1</m:t>
+              </m:r>
+            </m:num>
+            <m:den>
+              <m:r>
+                <w:rPr>
+                  <w:rFonts w:ascii="Cambria Math" w:hAnsi="Cambria Math"/>
+                  <w:lang w:val="en-US"/>
+                </w:rPr>
+                <m:t>n</m:t>
+              </m:r>
+            </m:den>
+          </m:f>
+          <m:nary>
+            <m:naryPr>
+              <m:chr m:val="∑"/>
+              <m:limLoc m:val="subSup"/>
+              <m:ctrlPr>
+                <w:rPr>
+                  <w:rFonts w:ascii="Cambria Math" w:hAnsi="Cambria Math"/>
+                  <w:i/>
+                  <w:lang w:val="en-US"/>
+                </w:rPr>
+              </m:ctrlPr>
+            </m:naryPr>
+            <m:sub>
+              <m:r>
+                <w:rPr>
+                  <w:rFonts w:ascii="Cambria Math" w:hAnsi="Cambria Math"/>
+                  <w:lang w:val="en-US"/>
+                </w:rPr>
+                <m:t>i=1</m:t>
+              </m:r>
+            </m:sub>
+            <m:sup>
+              <m:r>
+                <w:rPr>
+                  <w:rFonts w:ascii="Cambria Math" w:hAnsi="Cambria Math"/>
+                  <w:lang w:val="en-US"/>
+                </w:rPr>
+                <m:t>n</m:t>
+              </m:r>
+            </m:sup>
+            <m:e>
+              <m:r>
+                <w:rPr>
+                  <w:rFonts w:ascii="Cambria Math" w:hAnsi="Cambria Math"/>
+                  <w:lang w:val="en-US"/>
+                </w:rPr>
+                <m:t>f</m:t>
+              </m:r>
+              <m:d>
+                <m:dPr>
+                  <m:ctrlPr>
+                    <w:rPr>
+                      <w:rFonts w:ascii="Cambria Math" w:hAnsi="Cambria Math"/>
+                      <w:i/>
+                      <w:lang w:val="en-US"/>
+                    </w:rPr>
+                  </m:ctrlPr>
+                </m:dPr>
+                <m:e>
+                  <m:r>
+                    <w:rPr>
+                      <w:rFonts w:ascii="Cambria Math" w:hAnsi="Cambria Math"/>
+                      <w:lang w:val="en-US"/>
+                    </w:rPr>
+                    <m:t>θ,</m:t>
+                  </m:r>
+                  <m:sSub>
+                    <m:sSubPr>
+                      <m:ctrlPr>
+                        <w:rPr>
+                          <w:rFonts w:ascii="Cambria Math" w:hAnsi="Cambria Math"/>
+                          <w:i/>
+                          <w:lang w:val="en-US"/>
+                        </w:rPr>
+                      </m:ctrlPr>
+                    </m:sSubPr>
+                    <m:e>
+                      <m:r>
+                        <w:rPr>
+                          <w:rFonts w:ascii="Cambria Math" w:hAnsi="Cambria Math"/>
+                          <w:lang w:val="en-US"/>
+                        </w:rPr>
+                        <m:t>X</m:t>
+                      </m:r>
+                    </m:e>
+                    <m:sub>
+                      <m:r>
+                        <w:rPr>
+                          <w:rFonts w:ascii="Cambria Math" w:hAnsi="Cambria Math"/>
+                          <w:lang w:val="en-US"/>
+                        </w:rPr>
+                        <m:t>i</m:t>
+                      </m:r>
+                    </m:sub>
+                  </m:sSub>
+                </m:e>
+              </m:d>
+            </m:e>
+          </m:nary>
+          <m:r>
+            <w:rPr>
+              <w:rFonts w:ascii="Cambria Math" w:hAnsi="Cambria Math"/>
+              <w:lang w:val="en-US"/>
+            </w:rPr>
+            <m:t>⇒θ'=θ</m:t>
+          </m:r>
+        </m:oMath>
+      </m:oMathPara>
+    </w:p>
+    <w:p>
+      <w:pPr>
+        <w:pStyle w:val="ListParagraph"/>
+        <w:numPr>
+          <w:ilvl w:val="0"/>
+          <w:numId w:val="8"/>
+        </w:numPr>
+        <w:rPr>
+          <w:rFonts w:ascii="Cambria Math" w:hAnsi="Cambria Math" w:cstheme="minorHAnsi"/>
+          <w:lang w:val="en-US"/>
+          <w:oMath/>
+        </w:rPr>
+      </w:pPr>
+      <w:r>
+        <w:rPr>
+          <w:rFonts w:eastAsiaTheme="minorEastAsia"/>
+          <w:lang w:val="en-US"/>
+        </w:rPr>
+        <w:t>Vậy giá trị hội tụ của SGD y chang Gradient Descent</w:t>
+      </w:r>
+    </w:p>
+    <w:p>
+      <w:pPr>
+        <w:pStyle w:val="ListParagraph"/>
+        <w:numPr>
+          <w:ilvl w:val="0"/>
+          <w:numId w:val="15"/>
+        </w:numPr>
+        <w:rPr>
+          <w:rFonts w:ascii="Cambria Math" w:hAnsi="Cambria Math"/>
+          <w:lang w:val="en-US"/>
+          <w:oMath/>
+        </w:rPr>
+      </w:pPr>
+      <w:r>
+        <w:rPr>
+          <w:rFonts w:eastAsiaTheme="minorEastAsia"/>
+          <w:lang w:val="en-US"/>
+        </w:rPr>
+        <w:t xml:space="preserve">EWMA </w:t>
+      </w:r>
+      <w:r>
+        <w:rPr>
+          <w:rFonts w:eastAsiaTheme="minorEastAsia"/>
+          <w:lang w:val="en-US"/>
+        </w:rPr>
+        <w:t>(</w:t>
+      </w:r>
+      <w:r>
+        <w:rPr>
+          <w:rFonts w:eastAsiaTheme="minorEastAsia"/>
+          <w:lang w:val="en-US"/>
+        </w:rPr>
+        <w:t>Exponentially Weighted Moving Average</w:t>
+      </w:r>
+      <w:r>
+        <w:rPr>
+          <w:rFonts w:eastAsiaTheme="minorEastAsia"/>
+          <w:lang w:val="en-US"/>
+        </w:rPr>
+        <w:t>) Là Gì?</w:t>
+      </w:r>
+    </w:p>
+    <w:p>
+      <w:pPr>
+        <w:pStyle w:val="ListParagraph"/>
+        <w:numPr>
+          <w:ilvl w:val="0"/>
+          <w:numId w:val="8"/>
+        </w:numPr>
+        <w:rPr>
+          <w:rFonts w:ascii="Cambria Math" w:hAnsi="Cambria Math"/>
+          <w:lang w:val="en-US"/>
+          <w:oMath/>
+        </w:rPr>
+      </w:pPr>
+      <w:r>
+        <w:rPr>
+          <w:rFonts w:eastAsiaTheme="minorEastAsia"/>
+          <w:lang w:val="en-US"/>
+        </w:rPr>
+        <w:t xml:space="preserve">Giả sử đồ thị đữ liệu của bạn nó Zic Zac vãi lồn và bạn </w:t>
+      </w:r>
+      <w:r>
+        <w:rPr>
+          <w:rFonts w:eastAsiaTheme="minorEastAsia"/>
+          <w:lang w:val="en-US"/>
+        </w:rPr>
+        <w:t>tạo ra phiên bản mượt của nó</w:t>
+      </w:r>
+      <w:r>
+        <w:rPr>
+          <w:rFonts w:eastAsiaTheme="minorEastAsia"/>
+          <w:lang w:val="en-US"/>
+        </w:rPr>
+        <w:t>, thì sử dụng trọng số để lưu lại một phần giá trị trước, cụ thể như sau</w:t>
+      </w:r>
+    </w:p>
+    <w:p>
+      <w:pPr>
+        <w:pStyle w:val="ListParagraph"/>
+        <w:pBdr>
+          <w:top w:val="single" w:sz="4" w:space="1" w:color="auto"/>
+          <w:left w:val="single" w:sz="4" w:space="4" w:color="auto"/>
+          <w:bottom w:val="single" w:sz="4" w:space="1" w:color="auto"/>
+          <w:right w:val="single" w:sz="4" w:space="4" w:color="auto"/>
+        </w:pBdr>
+        <w:ind w:left="1080"/>
+        <w:rPr>
+          <w:rFonts w:ascii="Cambria Math" w:hAnsi="Cambria Math"/>
+          <w:lang w:val="en-US"/>
+          <w:oMath/>
+        </w:rPr>
+      </w:pPr>
+      <m:oMathPara>
+        <m:oMathParaPr>
+          <m:jc m:val="left"/>
+        </m:oMathParaPr>
+        <m:oMath>
+          <m:sSub>
+            <m:sSubPr>
+              <m:ctrlPr>
+                <w:rPr>
+                  <w:rFonts w:ascii="Cambria Math" w:eastAsiaTheme="minorEastAsia" w:hAnsi="Cambria Math"/>
+                  <w:i/>
+                  <w:lang w:val="en-US"/>
+                </w:rPr>
+              </m:ctrlPr>
+            </m:sSubPr>
+            <m:e>
+              <m:r>
+                <w:rPr>
+                  <w:rFonts w:ascii="Cambria Math" w:eastAsiaTheme="minorEastAsia" w:hAnsi="Cambria Math"/>
+                  <w:lang w:val="en-US"/>
+                </w:rPr>
+                <m:t>ν</m:t>
+              </m:r>
+            </m:e>
+            <m:sub>
+              <m:r>
+                <w:rPr>
+                  <w:rFonts w:ascii="Cambria Math" w:eastAsiaTheme="minorEastAsia" w:hAnsi="Cambria Math"/>
+                  <w:lang w:val="en-US"/>
+                </w:rPr>
+                <m:t>new</m:t>
+              </m:r>
+            </m:sub>
+          </m:sSub>
+          <m:r>
+            <w:rPr>
+              <w:rFonts w:ascii="Cambria Math" w:eastAsiaTheme="minorEastAsia" w:hAnsi="Cambria Math"/>
+              <w:lang w:val="en-US"/>
+            </w:rPr>
+            <m:t>=β</m:t>
+          </m:r>
+          <m:sSub>
+            <m:sSubPr>
+              <m:ctrlPr>
+                <w:rPr>
+                  <w:rFonts w:ascii="Cambria Math" w:eastAsiaTheme="minorEastAsia" w:hAnsi="Cambria Math"/>
+                  <w:i/>
+                  <w:lang w:val="en-US"/>
+                </w:rPr>
+              </m:ctrlPr>
+            </m:sSubPr>
+            <m:e>
+              <m:r>
+                <w:rPr>
+                  <w:rFonts w:ascii="Cambria Math" w:eastAsiaTheme="minorEastAsia" w:hAnsi="Cambria Math"/>
+                  <w:lang w:val="en-US"/>
+                </w:rPr>
+                <m:t>ν</m:t>
+              </m:r>
+            </m:e>
+            <m:sub>
+              <m:r>
+                <w:rPr>
+                  <w:rFonts w:ascii="Cambria Math" w:eastAsiaTheme="minorEastAsia" w:hAnsi="Cambria Math"/>
+                  <w:lang w:val="en-US"/>
+                </w:rPr>
+                <m:t>old</m:t>
+              </m:r>
+            </m:sub>
+          </m:sSub>
+          <m:r>
+            <m:rPr>
+              <m:sty m:val="p"/>
+            </m:rPr>
+            <w:rPr>
+              <w:rFonts w:ascii="Cambria Math" w:hAnsi="Cambria Math"/>
+              <w:lang w:val="en-US"/>
+            </w:rPr>
+            <m:t>+</m:t>
+          </m:r>
+          <m:d>
+            <m:dPr>
+              <m:ctrlPr>
+                <w:rPr>
+                  <w:rFonts w:ascii="Cambria Math" w:eastAsiaTheme="minorEastAsia" w:hAnsi="Cambria Math"/>
+                  <w:i/>
+                  <w:lang w:val="en-US"/>
+                </w:rPr>
+              </m:ctrlPr>
+            </m:dPr>
+            <m:e>
+              <m:r>
+                <w:rPr>
+                  <w:rFonts w:ascii="Cambria Math" w:eastAsiaTheme="minorEastAsia" w:hAnsi="Cambria Math"/>
+                  <w:lang w:val="en-US"/>
+                </w:rPr>
+                <m:t>1-β</m:t>
+              </m:r>
+            </m:e>
+          </m:d>
+          <m:sSub>
+            <m:sSubPr>
+              <m:ctrlPr>
+                <w:rPr>
+                  <w:rFonts w:ascii="Cambria Math" w:eastAsiaTheme="minorEastAsia" w:hAnsi="Cambria Math"/>
+                  <w:i/>
+                  <w:lang w:val="en-US"/>
+                </w:rPr>
+              </m:ctrlPr>
+            </m:sSubPr>
+            <m:e>
+              <m:r>
+                <w:rPr>
+                  <w:rFonts w:ascii="Cambria Math" w:eastAsiaTheme="minorEastAsia" w:hAnsi="Cambria Math"/>
+                  <w:lang w:val="en-US"/>
+                </w:rPr>
+                <m:t>θ</m:t>
+              </m:r>
+            </m:e>
+            <m:sub>
+              <m:r>
+                <w:rPr>
+                  <w:rFonts w:ascii="Cambria Math" w:eastAsiaTheme="minorEastAsia" w:hAnsi="Cambria Math"/>
+                  <w:lang w:val="en-US"/>
+                </w:rPr>
+                <m:t>new</m:t>
+              </m:r>
+            </m:sub>
+          </m:sSub>
+        </m:oMath>
+      </m:oMathPara>
+    </w:p>
+    <w:p>
+      <w:pPr>
+        <w:pStyle w:val="ListParagraph"/>
+        <w:numPr>
+          <w:ilvl w:val="0"/>
+          <w:numId w:val="8"/>
+        </w:numPr>
+        <w:rPr>
+          <w:rFonts w:ascii="Cambria Math" w:hAnsi="Cambria Math"/>
+          <w:lang w:val="en-US"/>
+          <w:oMath/>
+        </w:rPr>
+      </w:pPr>
+      <w:r>
+        <w:rPr>
+          <w:rFonts w:eastAsiaTheme="minorEastAsia"/>
+          <w:lang w:val="en-US"/>
+        </w:rPr>
+        <w:sym w:font="Symbol" w:char="F06E"/>
+      </w:r>
+      <w:r>
+        <w:rPr>
+          <w:rFonts w:eastAsiaTheme="minorEastAsia"/>
+          <w:lang w:val="en-US"/>
+        </w:rPr>
+        <w:t xml:space="preserve"> là EWMA của giá trị </w:t>
+      </w:r>
+      <w:r>
+        <w:rPr>
+          <w:rFonts w:eastAsiaTheme="minorEastAsia"/>
+          <w:lang w:val="en-US"/>
+        </w:rPr>
+        <w:sym w:font="Symbol" w:char="F071"/>
+      </w:r>
+      <w:r>
+        <w:rPr>
+          <w:rFonts w:eastAsiaTheme="minorEastAsia"/>
+          <w:lang w:val="en-US"/>
+        </w:rPr>
+        <w:t>, là phiên bản mượt</w:t>
+      </w:r>
+    </w:p>
+    <w:p>
+      <w:pPr>
+        <w:pStyle w:val="ListParagraph"/>
+        <w:numPr>
+          <w:ilvl w:val="0"/>
+          <w:numId w:val="8"/>
+        </w:numPr>
+        <w:rPr>
+          <w:rFonts w:ascii="Cambria Math" w:hAnsi="Cambria Math"/>
+          <w:lang w:val="en-US"/>
+          <w:oMath/>
+        </w:rPr>
+      </w:pPr>
+      <w:r>
+        <w:rPr>
+          <w:rFonts w:eastAsiaTheme="minorEastAsia"/>
+          <w:lang w:val="en-US"/>
+        </w:rPr>
+        <w:sym w:font="Symbol" w:char="F062"/>
+      </w:r>
+      <w:r>
+        <w:rPr>
+          <w:rFonts w:eastAsiaTheme="minorEastAsia"/>
+          <w:lang w:val="en-US"/>
+        </w:rPr>
+        <w:t xml:space="preserve"> là trọng số, thông thường = 0.95</w:t>
+      </w:r>
+    </w:p>
+    <w:p>
+      <w:pPr>
+        <w:pStyle w:val="ListParagraph"/>
+        <w:numPr>
+          <w:ilvl w:val="0"/>
+          <w:numId w:val="15"/>
+        </w:numPr>
+        <w:rPr>
+          <w:rFonts w:ascii="Cambria Math" w:hAnsi="Cambria Math"/>
+          <w:lang w:val="en-US"/>
+          <w:oMath/>
+        </w:rPr>
+      </w:pPr>
+      <w:r>
+        <w:rPr>
+          <w:rFonts w:eastAsiaTheme="minorEastAsia"/>
+          <w:lang w:val="en-US"/>
+        </w:rPr>
+        <w:t xml:space="preserve">SGD </w:t>
+      </w:r>
+      <w:r>
+        <w:rPr>
+          <w:rFonts w:eastAsiaTheme="minorEastAsia"/>
+          <w:lang w:val="en-US"/>
+        </w:rPr>
+        <w:t xml:space="preserve">Với </w:t>
+      </w:r>
+      <w:r>
+        <w:rPr>
+          <w:rFonts w:eastAsiaTheme="minorEastAsia"/>
+          <w:lang w:val="en-US"/>
+        </w:rPr>
+        <w:t>Momentum</w:t>
+      </w:r>
+      <w:r>
+        <w:rPr>
+          <w:rFonts w:eastAsiaTheme="minorEastAsia"/>
+          <w:lang w:val="en-US"/>
+        </w:rPr>
+        <w:t>?</w:t>
+      </w:r>
+    </w:p>
+    <w:p>
+      <w:pPr>
+        <w:pStyle w:val="ListParagraph"/>
+        <w:numPr>
+          <w:ilvl w:val="0"/>
+          <w:numId w:val="8"/>
+        </w:numPr>
+        <w:rPr>
+          <w:rFonts w:ascii="Cambria Math" w:hAnsi="Cambria Math"/>
+          <w:lang w:val="en-US"/>
+          <w:oMath/>
+        </w:rPr>
+      </w:pPr>
+      <w:r>
+        <w:rPr>
+          <w:rFonts w:eastAsiaTheme="minorEastAsia"/>
+          <w:lang w:val="en-US"/>
+        </w:rPr>
+        <w:t>Dễ thấy do sử dụng Sample nên mỗi bước đi để cải thiện thông số sẽ có kiểu Zic Zac, để làm mượ</w:t>
+      </w:r>
+      <w:r>
+        <w:rPr>
+          <w:rFonts w:eastAsiaTheme="minorEastAsia"/>
+          <w:lang w:val="en-US"/>
+        </w:rPr>
+        <w:t>t nó thì sử dụng EWMA cho Gradient, như vậy hướng đi sẽ không biến đổi đột ngột, do giữ lại 1 phần của hướng đi trước</w:t>
+      </w:r>
+    </w:p>
+    <w:p>
+      <w:pPr>
+        <w:pStyle w:val="ListParagraph"/>
+        <w:numPr>
+          <w:ilvl w:val="0"/>
+          <w:numId w:val="8"/>
+        </w:numPr>
+        <w:rPr>
+          <w:rFonts w:ascii="Cambria Math" w:hAnsi="Cambria Math"/>
+          <w:lang w:val="en-US"/>
+          <w:oMath/>
+        </w:rPr>
+      </w:pPr>
+      <w:r>
+        <w:rPr>
+          <w:rFonts w:eastAsiaTheme="minorEastAsia"/>
+          <w:lang w:val="en-US"/>
+        </w:rPr>
+        <w:t>Hội tụ của SGD với Momentum cũng y chang Gradient Descent, là vì khi sử dụng SGD với Momentum, kích thước Sample là m, ta có</w:t>
+      </w:r>
+    </w:p>
+    <w:p>
+      <w:pPr>
+        <w:pStyle w:val="ListParagraph"/>
+        <w:pBdr>
+          <w:top w:val="single" w:sz="4" w:space="1" w:color="auto"/>
+          <w:left w:val="single" w:sz="4" w:space="4" w:color="auto"/>
+          <w:bottom w:val="single" w:sz="4" w:space="1" w:color="auto"/>
+          <w:right w:val="single" w:sz="4" w:space="4" w:color="auto"/>
+        </w:pBdr>
+        <w:ind w:left="1080"/>
+        <w:rPr>
+          <w:rFonts w:ascii="Cambria Math" w:hAnsi="Cambria Math"/>
+          <w:lang w:val="en-US"/>
+          <w:oMath/>
+        </w:rPr>
+      </w:pPr>
+      <m:oMathPara>
+        <m:oMathParaPr>
+          <m:jc m:val="left"/>
+        </m:oMathParaPr>
+        <m:oMath>
+          <m:sSubSup>
+            <m:sSubSupPr>
+              <m:ctrlPr>
+                <w:rPr>
+                  <w:rFonts w:ascii="Cambria Math" w:hAnsi="Cambria Math"/>
+                  <w:i/>
+                  <w:lang w:val="en-US"/>
+                </w:rPr>
+              </m:ctrlPr>
+            </m:sSubSupPr>
+            <m:e>
+              <m:r>
+                <w:rPr>
+                  <w:rFonts w:ascii="Cambria Math" w:hAnsi="Cambria Math"/>
+                  <w:lang w:val="en-US"/>
+                </w:rPr>
+                <m:t>θ</m:t>
+              </m:r>
+            </m:e>
+            <m:sub>
+              <m:r>
+                <w:rPr>
+                  <w:rFonts w:ascii="Cambria Math" w:hAnsi="Cambria Math"/>
+                  <w:lang w:val="en-US"/>
+                </w:rPr>
+                <m:t>new</m:t>
+              </m:r>
+            </m:sub>
+            <m:sup>
+              <m:r>
+                <w:rPr>
+                  <w:rFonts w:ascii="Cambria Math" w:hAnsi="Cambria Math"/>
+                  <w:lang w:val="en-US"/>
+                </w:rPr>
+                <m:t>'</m:t>
+              </m:r>
+            </m:sup>
+          </m:sSubSup>
+          <m:r>
+            <w:rPr>
+              <w:rFonts w:ascii="Cambria Math" w:hAnsi="Cambria Math"/>
+              <w:lang w:val="en-US"/>
+            </w:rPr>
+            <m:t>=</m:t>
+          </m:r>
+          <m:sSubSup>
+            <m:sSubSupPr>
+              <m:ctrlPr>
+                <w:rPr>
+                  <w:rFonts w:ascii="Cambria Math" w:hAnsi="Cambria Math"/>
+                  <w:i/>
+                  <w:lang w:val="en-US"/>
+                </w:rPr>
+              </m:ctrlPr>
+            </m:sSubSupPr>
+            <m:e>
+              <m:r>
+                <w:rPr>
+                  <w:rFonts w:ascii="Cambria Math" w:hAnsi="Cambria Math"/>
+                  <w:lang w:val="en-US"/>
+                </w:rPr>
+                <m:t>θ</m:t>
+              </m:r>
+            </m:e>
+            <m:sub>
+              <m:r>
+                <w:rPr>
+                  <w:rFonts w:ascii="Cambria Math" w:hAnsi="Cambria Math"/>
+                  <w:lang w:val="en-US"/>
+                </w:rPr>
+                <m:t>old</m:t>
+              </m:r>
+            </m:sub>
+            <m:sup>
+              <m:r>
+                <w:rPr>
+                  <w:rFonts w:ascii="Cambria Math" w:hAnsi="Cambria Math"/>
+                  <w:lang w:val="en-US"/>
+                </w:rPr>
+                <m:t>'</m:t>
+              </m:r>
+            </m:sup>
+          </m:sSubSup>
+          <m:r>
+            <w:rPr>
+              <w:rFonts w:ascii="Cambria Math" w:hAnsi="Cambria Math"/>
+              <w:lang w:val="en-US"/>
+            </w:rPr>
+            <m:t>+</m:t>
+          </m:r>
+          <m:d>
+            <m:dPr>
+              <m:ctrlPr>
+                <w:rPr>
+                  <w:rFonts w:ascii="Cambria Math" w:hAnsi="Cambria Math"/>
+                  <w:i/>
+                  <w:lang w:val="en-US"/>
+                </w:rPr>
+              </m:ctrlPr>
+            </m:dPr>
+            <m:e>
+              <m:r>
+                <w:rPr>
+                  <w:rFonts w:ascii="Cambria Math" w:hAnsi="Cambria Math"/>
+                  <w:lang w:val="en-US"/>
+                </w:rPr>
+                <m:t>1-β</m:t>
+              </m:r>
+            </m:e>
+          </m:d>
+          <m:f>
+            <m:fPr>
+              <m:ctrlPr>
+                <w:rPr>
+                  <w:rFonts w:ascii="Cambria Math" w:hAnsi="Cambria Math"/>
+                  <w:i/>
+                  <w:lang w:val="en-US"/>
+                </w:rPr>
+              </m:ctrlPr>
+            </m:fPr>
+            <m:num>
+              <m:r>
+                <w:rPr>
+                  <w:rFonts w:ascii="Cambria Math" w:hAnsi="Cambria Math"/>
+                  <w:lang w:val="en-US"/>
+                </w:rPr>
+                <m:t>1</m:t>
+              </m:r>
+            </m:num>
+            <m:den>
+              <m:r>
+                <w:rPr>
+                  <w:rFonts w:ascii="Cambria Math" w:hAnsi="Cambria Math"/>
+                  <w:lang w:val="en-US"/>
+                </w:rPr>
+                <m:t>m</m:t>
+              </m:r>
+            </m:den>
+          </m:f>
+          <m:nary>
+            <m:naryPr>
+              <m:chr m:val="∑"/>
+              <m:limLoc m:val="subSup"/>
+              <m:ctrlPr>
+                <w:rPr>
+                  <w:rFonts w:ascii="Cambria Math" w:hAnsi="Cambria Math"/>
+                  <w:i/>
+                  <w:lang w:val="en-US"/>
+                </w:rPr>
+              </m:ctrlPr>
+            </m:naryPr>
+            <m:sub>
+              <m:r>
+                <w:rPr>
+                  <w:rFonts w:ascii="Cambria Math" w:hAnsi="Cambria Math"/>
+                  <w:lang w:val="en-US"/>
+                </w:rPr>
+                <m:t>i=1</m:t>
+              </m:r>
+            </m:sub>
+            <m:sup>
+              <m:r>
+                <w:rPr>
+                  <w:rFonts w:ascii="Cambria Math" w:hAnsi="Cambria Math"/>
+                  <w:lang w:val="en-US"/>
+                </w:rPr>
+                <m:t>m</m:t>
+              </m:r>
+            </m:sup>
+            <m:e>
+              <m:r>
+                <w:rPr>
+                  <w:rFonts w:ascii="Cambria Math" w:hAnsi="Cambria Math"/>
+                  <w:lang w:val="en-US"/>
+                </w:rPr>
+                <m:t>f</m:t>
+              </m:r>
+              <m:d>
+                <m:dPr>
+                  <m:ctrlPr>
+                    <w:rPr>
+                      <w:rFonts w:ascii="Cambria Math" w:hAnsi="Cambria Math"/>
+                      <w:i/>
+                      <w:lang w:val="en-US"/>
+                    </w:rPr>
+                  </m:ctrlPr>
+                </m:dPr>
+                <m:e>
+                  <m:sSubSup>
+                    <m:sSubSupPr>
+                      <m:ctrlPr>
+                        <w:rPr>
+                          <w:rFonts w:ascii="Cambria Math" w:hAnsi="Cambria Math"/>
+                          <w:i/>
+                          <w:lang w:val="en-US"/>
+                        </w:rPr>
+                      </m:ctrlPr>
+                    </m:sSubSupPr>
+                    <m:e>
+                      <m:r>
+                        <w:rPr>
+                          <w:rFonts w:ascii="Cambria Math" w:hAnsi="Cambria Math"/>
+                          <w:lang w:val="en-US"/>
+                        </w:rPr>
+                        <m:t>θ</m:t>
+                      </m:r>
+                    </m:e>
+                    <m:sub>
+                      <m:r>
+                        <w:rPr>
+                          <w:rFonts w:ascii="Cambria Math" w:hAnsi="Cambria Math"/>
+                          <w:lang w:val="en-US"/>
+                        </w:rPr>
+                        <m:t>old</m:t>
+                      </m:r>
+                    </m:sub>
+                    <m:sup>
+                      <m:r>
+                        <w:rPr>
+                          <w:rFonts w:ascii="Cambria Math" w:hAnsi="Cambria Math"/>
+                          <w:lang w:val="en-US"/>
+                        </w:rPr>
+                        <m:t>'</m:t>
+                      </m:r>
+                    </m:sup>
+                  </m:sSubSup>
+                  <m:r>
+                    <w:rPr>
+                      <w:rFonts w:ascii="Cambria Math" w:hAnsi="Cambria Math"/>
+                      <w:lang w:val="en-US"/>
+                    </w:rPr>
+                    <m:t>,</m:t>
+                  </m:r>
+                  <m:sSub>
+                    <m:sSubPr>
+                      <m:ctrlPr>
+                        <w:rPr>
+                          <w:rFonts w:ascii="Cambria Math" w:hAnsi="Cambria Math"/>
+                          <w:i/>
+                          <w:lang w:val="en-US"/>
+                        </w:rPr>
+                      </m:ctrlPr>
+                    </m:sSubPr>
+                    <m:e>
+                      <m:r>
+                        <w:rPr>
+                          <w:rFonts w:ascii="Cambria Math" w:hAnsi="Cambria Math"/>
+                          <w:lang w:val="en-US"/>
+                        </w:rPr>
+                        <m:t>X</m:t>
+                      </m:r>
+                    </m:e>
+                    <m:sub>
+                      <m:r>
+                        <w:rPr>
+                          <w:rFonts w:ascii="Cambria Math" w:hAnsi="Cambria Math"/>
+                          <w:lang w:val="en-US"/>
+                        </w:rPr>
+                        <m:t>random</m:t>
+                      </m:r>
+                    </m:sub>
+                  </m:sSub>
+                </m:e>
+              </m:d>
+            </m:e>
+          </m:nary>
+          <m:r>
+            <m:rPr>
+              <m:sty m:val="p"/>
+            </m:rPr>
+            <w:rPr>
+              <w:rFonts w:ascii="Cambria Math" w:hAnsi="Cambria Math"/>
+              <w:lang w:val="en-US"/>
+            </w:rPr>
+            <m:t>+β</m:t>
+          </m:r>
+          <m:f>
+            <m:fPr>
+              <m:ctrlPr>
+                <w:rPr>
+                  <w:rFonts w:ascii="Cambria Math" w:hAnsi="Cambria Math"/>
+                  <w:i/>
+                  <w:lang w:val="en-US"/>
+                </w:rPr>
+              </m:ctrlPr>
+            </m:fPr>
+            <m:num>
+              <m:r>
+                <w:rPr>
+                  <w:rFonts w:ascii="Cambria Math" w:hAnsi="Cambria Math"/>
+                  <w:lang w:val="en-US"/>
+                </w:rPr>
+                <m:t>1</m:t>
+              </m:r>
+            </m:num>
+            <m:den>
+              <m:r>
+                <w:rPr>
+                  <w:rFonts w:ascii="Cambria Math" w:hAnsi="Cambria Math"/>
+                  <w:lang w:val="en-US"/>
+                </w:rPr>
+                <m:t>m</m:t>
+              </m:r>
+            </m:den>
+          </m:f>
+          <m:nary>
+            <m:naryPr>
+              <m:chr m:val="∑"/>
+              <m:limLoc m:val="subSup"/>
+              <m:ctrlPr>
+                <w:rPr>
+                  <w:rFonts w:ascii="Cambria Math" w:hAnsi="Cambria Math"/>
+                  <w:i/>
+                  <w:lang w:val="en-US"/>
+                </w:rPr>
+              </m:ctrlPr>
+            </m:naryPr>
+            <m:sub>
+              <m:r>
+                <w:rPr>
+                  <w:rFonts w:ascii="Cambria Math" w:hAnsi="Cambria Math"/>
+                  <w:lang w:val="en-US"/>
+                </w:rPr>
+                <m:t>i=1</m:t>
+              </m:r>
+            </m:sub>
+            <m:sup>
+              <m:r>
+                <w:rPr>
+                  <w:rFonts w:ascii="Cambria Math" w:hAnsi="Cambria Math"/>
+                  <w:lang w:val="en-US"/>
+                </w:rPr>
+                <m:t>m</m:t>
+              </m:r>
+            </m:sup>
+            <m:e>
+              <m:r>
+                <w:rPr>
+                  <w:rFonts w:ascii="Cambria Math" w:hAnsi="Cambria Math"/>
+                  <w:lang w:val="en-US"/>
+                </w:rPr>
+                <m:t>f</m:t>
+              </m:r>
+              <m:d>
+                <m:dPr>
+                  <m:ctrlPr>
+                    <w:rPr>
+                      <w:rFonts w:ascii="Cambria Math" w:hAnsi="Cambria Math"/>
+                      <w:i/>
+                      <w:lang w:val="en-US"/>
+                    </w:rPr>
+                  </m:ctrlPr>
+                </m:dPr>
+                <m:e>
+                  <m:sSubSup>
+                    <m:sSubSupPr>
+                      <m:ctrlPr>
+                        <w:rPr>
+                          <w:rFonts w:ascii="Cambria Math" w:hAnsi="Cambria Math"/>
+                          <w:i/>
+                          <w:lang w:val="en-US"/>
+                        </w:rPr>
+                      </m:ctrlPr>
+                    </m:sSubSupPr>
+                    <m:e>
+                      <m:r>
+                        <w:rPr>
+                          <w:rFonts w:ascii="Cambria Math" w:hAnsi="Cambria Math"/>
+                          <w:lang w:val="en-US"/>
+                        </w:rPr>
+                        <m:t>θ</m:t>
+                      </m:r>
+                    </m:e>
+                    <m:sub>
+                      <m:r>
+                        <w:rPr>
+                          <w:rFonts w:ascii="Cambria Math" w:hAnsi="Cambria Math"/>
+                          <w:lang w:val="en-US"/>
+                        </w:rPr>
+                        <m:t>older</m:t>
+                      </m:r>
+                    </m:sub>
+                    <m:sup>
+                      <m:r>
+                        <w:rPr>
+                          <w:rFonts w:ascii="Cambria Math" w:hAnsi="Cambria Math"/>
+                          <w:lang w:val="en-US"/>
+                        </w:rPr>
+                        <m:t>'</m:t>
+                      </m:r>
+                    </m:sup>
+                  </m:sSubSup>
+                  <m:r>
+                    <w:rPr>
+                      <w:rFonts w:ascii="Cambria Math" w:hAnsi="Cambria Math"/>
+                      <w:lang w:val="en-US"/>
+                    </w:rPr>
+                    <m:t>,</m:t>
+                  </m:r>
+                  <m:sSub>
+                    <m:sSubPr>
+                      <m:ctrlPr>
+                        <w:rPr>
+                          <w:rFonts w:ascii="Cambria Math" w:hAnsi="Cambria Math"/>
+                          <w:i/>
+                          <w:lang w:val="en-US"/>
+                        </w:rPr>
+                      </m:ctrlPr>
+                    </m:sSubPr>
+                    <m:e>
+                      <m:r>
+                        <w:rPr>
+                          <w:rFonts w:ascii="Cambria Math" w:hAnsi="Cambria Math"/>
+                          <w:lang w:val="en-US"/>
+                        </w:rPr>
+                        <m:t>X</m:t>
+                      </m:r>
+                    </m:e>
+                    <m:sub>
+                      <m:r>
+                        <w:rPr>
+                          <w:rFonts w:ascii="Cambria Math" w:hAnsi="Cambria Math"/>
+                          <w:lang w:val="en-US"/>
+                        </w:rPr>
+                        <m:t>random</m:t>
+                      </m:r>
+                    </m:sub>
+                  </m:sSub>
+                </m:e>
+              </m:d>
+            </m:e>
+          </m:nary>
+          <m:r>
+            <m:rPr>
+              <m:sty m:val="p"/>
+            </m:rPr>
+            <w:rPr>
+              <w:rFonts w:ascii="Cambria Math" w:hAnsi="Cambria Math"/>
+              <w:lang w:val="en-US"/>
+            </w:rPr>
+            <m:t>=</m:t>
+          </m:r>
+        </m:oMath>
+      </m:oMathPara>
+    </w:p>
+    <w:p>
+      <w:pPr>
+        <w:pStyle w:val="ListParagraph"/>
+        <w:numPr>
+          <w:ilvl w:val="0"/>
+          <w:numId w:val="8"/>
+        </w:numPr>
+        <w:rPr>
+          <w:rFonts w:ascii="Cambria Math" w:hAnsi="Cambria Math"/>
+          <w:lang w:val="en-US"/>
+          <w:oMath/>
+        </w:rPr>
+      </w:pPr>
+      <w:r>
+        <w:rPr>
+          <w:lang w:val="en-US"/>
+        </w:rPr>
+        <w:t xml:space="preserve">Cho là hội tụ khi </w:t>
+      </w:r>
+      <w:r>
+        <w:rPr>
+          <w:lang w:val="en-US"/>
+        </w:rPr>
+        <w:sym w:font="Symbol" w:char="F071"/>
+      </w:r>
+      <w:r>
+        <w:rPr>
+          <w:lang w:val="en-US"/>
+        </w:rPr>
+        <w:t xml:space="preserve">’ thay đổi không đáng kể, khi đó, </w:t>
+      </w:r>
+      <w:r>
+        <w:rPr>
+          <w:lang w:val="en-US"/>
+        </w:rPr>
+        <w:sym w:font="Symbol" w:char="F071"/>
+      </w:r>
+      <w:r>
+        <w:rPr>
+          <w:lang w:val="en-US"/>
+        </w:rPr>
+        <w:t>’ là nghiệm của phương trình</w:t>
+      </w:r>
+    </w:p>
+    <w:p>
+      <w:pPr>
+        <w:pStyle w:val="ListParagraph"/>
+        <w:pBdr>
+          <w:top w:val="single" w:sz="4" w:space="1" w:color="auto"/>
+          <w:left w:val="single" w:sz="4" w:space="4" w:color="auto"/>
+          <w:bottom w:val="single" w:sz="4" w:space="1" w:color="auto"/>
+          <w:right w:val="single" w:sz="4" w:space="4" w:color="auto"/>
+        </w:pBdr>
+        <w:ind w:left="1080"/>
+        <w:rPr>
+          <w:rFonts w:ascii="Cambria Math" w:hAnsi="Cambria Math"/>
+          <w:lang w:val="en-US"/>
+          <w:oMath/>
+        </w:rPr>
+      </w:pPr>
+      <m:oMathPara>
+        <m:oMathParaPr>
+          <m:jc m:val="left"/>
+        </m:oMathParaPr>
+        <m:oMath>
+          <m:r>
+            <w:rPr>
+              <w:rFonts w:ascii="Cambria Math" w:hAnsi="Cambria Math"/>
+              <w:lang w:val="en-US"/>
+            </w:rPr>
+            <m:t>θ'=θ'+E</m:t>
+          </m:r>
+          <m:d>
+            <m:dPr>
+              <m:begChr m:val="["/>
+              <m:endChr m:val="]"/>
+              <m:ctrlPr>
+                <w:rPr>
+                  <w:rFonts w:ascii="Cambria Math" w:hAnsi="Cambria Math"/>
+                  <w:i/>
+                  <w:lang w:val="en-US"/>
+                </w:rPr>
+              </m:ctrlPr>
+            </m:dPr>
+            <m:e>
+              <m:d>
+                <m:dPr>
+                  <m:ctrlPr>
+                    <w:rPr>
+                      <w:rFonts w:ascii="Cambria Math" w:hAnsi="Cambria Math"/>
+                      <w:i/>
+                      <w:lang w:val="en-US"/>
+                    </w:rPr>
+                  </m:ctrlPr>
+                </m:dPr>
+                <m:e>
+                  <m:r>
+                    <w:rPr>
+                      <w:rFonts w:ascii="Cambria Math" w:hAnsi="Cambria Math"/>
+                      <w:lang w:val="en-US"/>
+                    </w:rPr>
+                    <m:t>1-β</m:t>
+                  </m:r>
+                </m:e>
+              </m:d>
+              <m:f>
+                <m:fPr>
+                  <m:ctrlPr>
+                    <w:rPr>
+                      <w:rFonts w:ascii="Cambria Math" w:hAnsi="Cambria Math"/>
+                      <w:i/>
+                      <w:lang w:val="en-US"/>
+                    </w:rPr>
+                  </m:ctrlPr>
+                </m:fPr>
+                <m:num>
+                  <m:r>
+                    <w:rPr>
+                      <w:rFonts w:ascii="Cambria Math" w:hAnsi="Cambria Math"/>
+                      <w:lang w:val="en-US"/>
+                    </w:rPr>
+                    <m:t>1</m:t>
+                  </m:r>
+                </m:num>
+                <m:den>
+                  <m:r>
+                    <w:rPr>
+                      <w:rFonts w:ascii="Cambria Math" w:hAnsi="Cambria Math"/>
+                      <w:lang w:val="en-US"/>
+                    </w:rPr>
+                    <m:t>m</m:t>
+                  </m:r>
+                </m:den>
+              </m:f>
+              <m:nary>
+                <m:naryPr>
+                  <m:chr m:val="∑"/>
+                  <m:limLoc m:val="subSup"/>
+                  <m:ctrlPr>
+                    <w:rPr>
+                      <w:rFonts w:ascii="Cambria Math" w:hAnsi="Cambria Math"/>
+                      <w:i/>
+                      <w:lang w:val="en-US"/>
+                    </w:rPr>
+                  </m:ctrlPr>
+                </m:naryPr>
+                <m:sub>
+                  <m:r>
+                    <w:rPr>
+                      <w:rFonts w:ascii="Cambria Math" w:hAnsi="Cambria Math"/>
+                      <w:lang w:val="en-US"/>
+                    </w:rPr>
+                    <m:t>i=1</m:t>
+                  </m:r>
+                </m:sub>
+                <m:sup>
+                  <m:r>
+                    <w:rPr>
+                      <w:rFonts w:ascii="Cambria Math" w:hAnsi="Cambria Math"/>
+                      <w:lang w:val="en-US"/>
+                    </w:rPr>
+                    <m:t>m</m:t>
+                  </m:r>
+                </m:sup>
+                <m:e>
+                  <m:r>
+                    <w:rPr>
+                      <w:rFonts w:ascii="Cambria Math" w:hAnsi="Cambria Math"/>
+                      <w:lang w:val="en-US"/>
+                    </w:rPr>
+                    <m:t>f</m:t>
+                  </m:r>
+                  <m:d>
+                    <m:dPr>
+                      <m:ctrlPr>
+                        <w:rPr>
+                          <w:rFonts w:ascii="Cambria Math" w:hAnsi="Cambria Math"/>
+                          <w:i/>
+                          <w:lang w:val="en-US"/>
+                        </w:rPr>
+                      </m:ctrlPr>
+                    </m:dPr>
+                    <m:e>
+                      <m:r>
+                        <w:rPr>
+                          <w:rFonts w:ascii="Cambria Math" w:hAnsi="Cambria Math"/>
+                          <w:lang w:val="en-US"/>
+                        </w:rPr>
+                        <m:t>θ',</m:t>
+                      </m:r>
+                      <m:sSub>
+                        <m:sSubPr>
+                          <m:ctrlPr>
+                            <w:rPr>
+                              <w:rFonts w:ascii="Cambria Math" w:hAnsi="Cambria Math"/>
+                              <w:i/>
+                              <w:lang w:val="en-US"/>
+                            </w:rPr>
+                          </m:ctrlPr>
+                        </m:sSubPr>
+                        <m:e>
+                          <m:r>
+                            <w:rPr>
+                              <w:rFonts w:ascii="Cambria Math" w:hAnsi="Cambria Math"/>
+                              <w:lang w:val="en-US"/>
+                            </w:rPr>
+                            <m:t>X</m:t>
+                          </m:r>
+                        </m:e>
+                        <m:sub>
+                          <m:r>
+                            <w:rPr>
+                              <w:rFonts w:ascii="Cambria Math" w:hAnsi="Cambria Math"/>
+                              <w:lang w:val="en-US"/>
+                            </w:rPr>
+                            <m:t>random</m:t>
+                          </m:r>
+                        </m:sub>
+                      </m:sSub>
+                    </m:e>
+                  </m:d>
+                </m:e>
+              </m:nary>
+            </m:e>
+          </m:d>
+          <m:r>
+            <w:rPr>
+              <w:rFonts w:ascii="Cambria Math" w:eastAsiaTheme="minorEastAsia" w:hAnsi="Cambria Math"/>
+              <w:lang w:val="en-US"/>
+            </w:rPr>
+            <m:t>+</m:t>
+          </m:r>
+          <m:r>
+            <w:rPr>
+              <w:rFonts w:ascii="Cambria Math" w:hAnsi="Cambria Math"/>
+              <w:lang w:val="en-US"/>
+            </w:rPr>
+            <m:t>E</m:t>
+          </m:r>
+          <m:d>
+            <m:dPr>
+              <m:begChr m:val="["/>
+              <m:endChr m:val="]"/>
+              <m:ctrlPr>
+                <w:rPr>
+                  <w:rFonts w:ascii="Cambria Math" w:hAnsi="Cambria Math"/>
+                  <w:i/>
+                  <w:lang w:val="en-US"/>
+                </w:rPr>
+              </m:ctrlPr>
+            </m:dPr>
+            <m:e>
+              <m:r>
+                <w:rPr>
+                  <w:rFonts w:ascii="Cambria Math" w:hAnsi="Cambria Math"/>
+                  <w:lang w:val="en-US"/>
+                </w:rPr>
+                <m:t>β</m:t>
+              </m:r>
+              <m:f>
+                <m:fPr>
+                  <m:ctrlPr>
+                    <w:rPr>
+                      <w:rFonts w:ascii="Cambria Math" w:hAnsi="Cambria Math"/>
+                      <w:i/>
+                      <w:lang w:val="en-US"/>
+                    </w:rPr>
+                  </m:ctrlPr>
+                </m:fPr>
+                <m:num>
+                  <m:r>
+                    <w:rPr>
+                      <w:rFonts w:ascii="Cambria Math" w:hAnsi="Cambria Math"/>
+                      <w:lang w:val="en-US"/>
+                    </w:rPr>
+                    <m:t>1</m:t>
+                  </m:r>
+                </m:num>
+                <m:den>
+                  <m:r>
+                    <w:rPr>
+                      <w:rFonts w:ascii="Cambria Math" w:hAnsi="Cambria Math"/>
+                      <w:lang w:val="en-US"/>
+                    </w:rPr>
+                    <m:t>m</m:t>
+                  </m:r>
+                </m:den>
+              </m:f>
+              <m:nary>
+                <m:naryPr>
+                  <m:chr m:val="∑"/>
+                  <m:limLoc m:val="subSup"/>
+                  <m:ctrlPr>
+                    <w:rPr>
+                      <w:rFonts w:ascii="Cambria Math" w:hAnsi="Cambria Math"/>
+                      <w:i/>
+                      <w:lang w:val="en-US"/>
+                    </w:rPr>
+                  </m:ctrlPr>
+                </m:naryPr>
+                <m:sub>
+                  <m:r>
+                    <w:rPr>
+                      <w:rFonts w:ascii="Cambria Math" w:hAnsi="Cambria Math"/>
+                      <w:lang w:val="en-US"/>
+                    </w:rPr>
+                    <m:t>i=1</m:t>
+                  </m:r>
+                </m:sub>
+                <m:sup>
+                  <m:r>
+                    <w:rPr>
+                      <w:rFonts w:ascii="Cambria Math" w:hAnsi="Cambria Math"/>
+                      <w:lang w:val="en-US"/>
+                    </w:rPr>
+                    <m:t>m</m:t>
+                  </m:r>
+                </m:sup>
+                <m:e>
+                  <m:r>
+                    <w:rPr>
+                      <w:rFonts w:ascii="Cambria Math" w:hAnsi="Cambria Math"/>
+                      <w:lang w:val="en-US"/>
+                    </w:rPr>
+                    <m:t>f</m:t>
+                  </m:r>
+                  <m:d>
+                    <m:dPr>
+                      <m:ctrlPr>
+                        <w:rPr>
+                          <w:rFonts w:ascii="Cambria Math" w:hAnsi="Cambria Math"/>
+                          <w:i/>
+                          <w:lang w:val="en-US"/>
+                        </w:rPr>
+                      </m:ctrlPr>
+                    </m:dPr>
+                    <m:e>
+                      <m:r>
+                        <w:rPr>
+                          <w:rFonts w:ascii="Cambria Math" w:hAnsi="Cambria Math"/>
+                          <w:lang w:val="en-US"/>
+                        </w:rPr>
+                        <m:t>θ',</m:t>
+                      </m:r>
+                      <m:sSub>
+                        <m:sSubPr>
+                          <m:ctrlPr>
+                            <w:rPr>
+                              <w:rFonts w:ascii="Cambria Math" w:hAnsi="Cambria Math"/>
+                              <w:i/>
+                              <w:lang w:val="en-US"/>
+                            </w:rPr>
+                          </m:ctrlPr>
+                        </m:sSubPr>
+                        <m:e>
+                          <m:r>
+                            <w:rPr>
+                              <w:rFonts w:ascii="Cambria Math" w:hAnsi="Cambria Math"/>
+                              <w:lang w:val="en-US"/>
+                            </w:rPr>
+                            <m:t>X</m:t>
+                          </m:r>
+                        </m:e>
+                        <m:sub>
+                          <m:r>
+                            <w:rPr>
+                              <w:rFonts w:ascii="Cambria Math" w:hAnsi="Cambria Math"/>
+                              <w:lang w:val="en-US"/>
+                            </w:rPr>
+                            <m:t>random</m:t>
+                          </m:r>
+                        </m:sub>
+                      </m:sSub>
+                    </m:e>
+                  </m:d>
+                </m:e>
+              </m:nary>
+            </m:e>
+          </m:d>
+          <m:r>
+            <m:rPr>
+              <m:sty m:val="p"/>
+            </m:rPr>
+            <w:rPr>
+              <w:rFonts w:ascii="Cambria Math" w:hAnsi="Cambria Math"/>
+              <w:lang w:val="en-US"/>
+            </w:rPr>
+            <m:t>=</m:t>
+          </m:r>
+        </m:oMath>
+      </m:oMathPara>
+    </w:p>
+    <w:p>
+      <w:pPr>
+        <w:pStyle w:val="ListParagraph"/>
+        <w:pBdr>
+          <w:top w:val="single" w:sz="4" w:space="1" w:color="auto"/>
+          <w:left w:val="single" w:sz="4" w:space="4" w:color="auto"/>
+          <w:bottom w:val="single" w:sz="4" w:space="1" w:color="auto"/>
+          <w:right w:val="single" w:sz="4" w:space="4" w:color="auto"/>
+        </w:pBdr>
+        <w:ind w:left="1080"/>
+        <w:rPr>
+          <w:rFonts w:ascii="Cambria Math" w:hAnsi="Cambria Math"/>
+          <w:lang w:val="en-US"/>
+          <w:oMath/>
+        </w:rPr>
+      </w:pPr>
+      <m:oMathPara>
+        <m:oMathParaPr>
+          <m:jc m:val="left"/>
+        </m:oMathParaPr>
+        <m:oMath>
+          <m:r>
+            <w:rPr>
+              <w:rFonts w:ascii="Cambria Math" w:hAnsi="Cambria Math"/>
+              <w:lang w:val="en-US"/>
+            </w:rPr>
+            <w:lastRenderedPageBreak/>
+            <m:t>θ'+E</m:t>
+          </m:r>
+          <m:d>
+            <m:dPr>
+              <m:begChr m:val="["/>
+              <m:endChr m:val="]"/>
+              <m:ctrlPr>
+                <w:rPr>
+                  <w:rFonts w:ascii="Cambria Math" w:hAnsi="Cambria Math"/>
+                  <w:i/>
+                  <w:lang w:val="en-US"/>
+                </w:rPr>
+              </m:ctrlPr>
+            </m:dPr>
+            <m:e>
+              <m:f>
+                <m:fPr>
+                  <m:ctrlPr>
+                    <w:rPr>
+                      <w:rFonts w:ascii="Cambria Math" w:hAnsi="Cambria Math"/>
+                      <w:i/>
+                      <w:lang w:val="en-US"/>
+                    </w:rPr>
+                  </m:ctrlPr>
+                </m:fPr>
+                <m:num>
+                  <m:r>
+                    <w:rPr>
+                      <w:rFonts w:ascii="Cambria Math" w:hAnsi="Cambria Math"/>
+                      <w:lang w:val="en-US"/>
+                    </w:rPr>
+                    <m:t>1</m:t>
+                  </m:r>
+                </m:num>
+                <m:den>
+                  <m:r>
+                    <w:rPr>
+                      <w:rFonts w:ascii="Cambria Math" w:hAnsi="Cambria Math"/>
+                      <w:lang w:val="en-US"/>
+                    </w:rPr>
+                    <m:t>m</m:t>
+                  </m:r>
+                </m:den>
+              </m:f>
+              <m:nary>
+                <m:naryPr>
+                  <m:chr m:val="∑"/>
+                  <m:limLoc m:val="subSup"/>
+                  <m:ctrlPr>
+                    <w:rPr>
+                      <w:rFonts w:ascii="Cambria Math" w:hAnsi="Cambria Math"/>
+                      <w:i/>
+                      <w:lang w:val="en-US"/>
+                    </w:rPr>
+                  </m:ctrlPr>
+                </m:naryPr>
+                <m:sub>
+                  <m:r>
+                    <w:rPr>
+                      <w:rFonts w:ascii="Cambria Math" w:hAnsi="Cambria Math"/>
+                      <w:lang w:val="en-US"/>
+                    </w:rPr>
+                    <m:t>i=1</m:t>
+                  </m:r>
+                </m:sub>
+                <m:sup>
+                  <m:r>
+                    <w:rPr>
+                      <w:rFonts w:ascii="Cambria Math" w:hAnsi="Cambria Math"/>
+                      <w:lang w:val="en-US"/>
+                    </w:rPr>
+                    <m:t>m</m:t>
+                  </m:r>
+                </m:sup>
+                <m:e>
+                  <m:r>
+                    <w:rPr>
+                      <w:rFonts w:ascii="Cambria Math" w:hAnsi="Cambria Math"/>
+                      <w:lang w:val="en-US"/>
+                    </w:rPr>
+                    <m:t>f</m:t>
+                  </m:r>
+                  <m:d>
+                    <m:dPr>
+                      <m:ctrlPr>
+                        <w:rPr>
+                          <w:rFonts w:ascii="Cambria Math" w:hAnsi="Cambria Math"/>
+                          <w:i/>
+                          <w:lang w:val="en-US"/>
+                        </w:rPr>
+                      </m:ctrlPr>
+                    </m:dPr>
+                    <m:e>
+                      <m:r>
+                        <w:rPr>
+                          <w:rFonts w:ascii="Cambria Math" w:hAnsi="Cambria Math"/>
+                          <w:lang w:val="en-US"/>
+                        </w:rPr>
+                        <m:t>θ',</m:t>
+                      </m:r>
+                      <m:sSub>
+                        <m:sSubPr>
+                          <m:ctrlPr>
+                            <w:rPr>
+                              <w:rFonts w:ascii="Cambria Math" w:hAnsi="Cambria Math"/>
+                              <w:i/>
+                              <w:lang w:val="en-US"/>
+                            </w:rPr>
+                          </m:ctrlPr>
+                        </m:sSubPr>
+                        <m:e>
+                          <m:r>
+                            <w:rPr>
+                              <w:rFonts w:ascii="Cambria Math" w:hAnsi="Cambria Math"/>
+                              <w:lang w:val="en-US"/>
+                            </w:rPr>
+                            <m:t>X</m:t>
+                          </m:r>
+                        </m:e>
+                        <m:sub>
+                          <m:r>
+                            <w:rPr>
+                              <w:rFonts w:ascii="Cambria Math" w:hAnsi="Cambria Math"/>
+                              <w:lang w:val="en-US"/>
+                            </w:rPr>
+                            <m:t>random</m:t>
+                          </m:r>
+                        </m:sub>
+                      </m:sSub>
+                    </m:e>
+                  </m:d>
+                </m:e>
+              </m:nary>
+            </m:e>
+          </m:d>
+          <m:r>
+            <w:rPr>
+              <w:rFonts w:ascii="Cambria Math" w:eastAsiaTheme="minorEastAsia" w:hAnsi="Cambria Math"/>
+              <w:lang w:val="en-US"/>
+            </w:rPr>
+            <m:t>⇒</m:t>
+          </m:r>
+          <m:r>
+            <w:rPr>
+              <w:rFonts w:ascii="Cambria Math" w:hAnsi="Cambria Math"/>
+              <w:lang w:val="en-US"/>
+            </w:rPr>
+            <m:t>E</m:t>
+          </m:r>
+          <m:d>
+            <m:dPr>
+              <m:begChr m:val="["/>
+              <m:endChr m:val="]"/>
+              <m:ctrlPr>
+                <w:rPr>
+                  <w:rFonts w:ascii="Cambria Math" w:hAnsi="Cambria Math"/>
+                  <w:i/>
+                  <w:lang w:val="en-US"/>
+                </w:rPr>
+              </m:ctrlPr>
+            </m:dPr>
+            <m:e>
+              <m:f>
+                <m:fPr>
+                  <m:ctrlPr>
+                    <w:rPr>
+                      <w:rFonts w:ascii="Cambria Math" w:hAnsi="Cambria Math"/>
+                      <w:i/>
+                      <w:lang w:val="en-US"/>
+                    </w:rPr>
+                  </m:ctrlPr>
+                </m:fPr>
+                <m:num>
+                  <m:r>
+                    <w:rPr>
+                      <w:rFonts w:ascii="Cambria Math" w:hAnsi="Cambria Math"/>
+                      <w:lang w:val="en-US"/>
+                    </w:rPr>
+                    <m:t>1</m:t>
+                  </m:r>
+                </m:num>
+                <m:den>
+                  <m:r>
+                    <w:rPr>
+                      <w:rFonts w:ascii="Cambria Math" w:hAnsi="Cambria Math"/>
+                      <w:lang w:val="en-US"/>
+                    </w:rPr>
+                    <m:t>m</m:t>
+                  </m:r>
+                </m:den>
+              </m:f>
+              <m:nary>
+                <m:naryPr>
+                  <m:chr m:val="∑"/>
+                  <m:limLoc m:val="subSup"/>
+                  <m:ctrlPr>
+                    <w:rPr>
+                      <w:rFonts w:ascii="Cambria Math" w:hAnsi="Cambria Math"/>
+                      <w:i/>
+                      <w:lang w:val="en-US"/>
+                    </w:rPr>
+                  </m:ctrlPr>
+                </m:naryPr>
+                <m:sub>
+                  <m:r>
+                    <w:rPr>
+                      <w:rFonts w:ascii="Cambria Math" w:hAnsi="Cambria Math"/>
+                      <w:lang w:val="en-US"/>
+                    </w:rPr>
+                    <m:t>i=1</m:t>
+                  </m:r>
+                </m:sub>
+                <m:sup>
+                  <m:r>
+                    <w:rPr>
+                      <w:rFonts w:ascii="Cambria Math" w:hAnsi="Cambria Math"/>
+                      <w:lang w:val="en-US"/>
+                    </w:rPr>
+                    <m:t>m</m:t>
+                  </m:r>
+                </m:sup>
+                <m:e>
+                  <m:r>
+                    <w:rPr>
+                      <w:rFonts w:ascii="Cambria Math" w:hAnsi="Cambria Math"/>
+                      <w:lang w:val="en-US"/>
+                    </w:rPr>
+                    <m:t>f</m:t>
+                  </m:r>
+                  <m:d>
+                    <m:dPr>
+                      <m:ctrlPr>
+                        <w:rPr>
+                          <w:rFonts w:ascii="Cambria Math" w:hAnsi="Cambria Math"/>
+                          <w:i/>
+                          <w:lang w:val="en-US"/>
+                        </w:rPr>
+                      </m:ctrlPr>
+                    </m:dPr>
+                    <m:e>
+                      <m:r>
+                        <w:rPr>
+                          <w:rFonts w:ascii="Cambria Math" w:hAnsi="Cambria Math"/>
+                          <w:lang w:val="en-US"/>
+                        </w:rPr>
+                        <m:t>θ',</m:t>
+                      </m:r>
+                      <m:sSub>
+                        <m:sSubPr>
+                          <m:ctrlPr>
+                            <w:rPr>
+                              <w:rFonts w:ascii="Cambria Math" w:hAnsi="Cambria Math"/>
+                              <w:i/>
+                              <w:lang w:val="en-US"/>
+                            </w:rPr>
+                          </m:ctrlPr>
+                        </m:sSubPr>
+                        <m:e>
+                          <m:r>
+                            <w:rPr>
+                              <w:rFonts w:ascii="Cambria Math" w:hAnsi="Cambria Math"/>
+                              <w:lang w:val="en-US"/>
+                            </w:rPr>
+                            <m:t>X</m:t>
+                          </m:r>
+                        </m:e>
+                        <m:sub>
+                          <m:r>
+                            <w:rPr>
+                              <w:rFonts w:ascii="Cambria Math" w:hAnsi="Cambria Math"/>
+                              <w:lang w:val="en-US"/>
+                            </w:rPr>
+                            <m:t>random</m:t>
+                          </m:r>
+                        </m:sub>
+                      </m:sSub>
+                    </m:e>
+                  </m:d>
+                </m:e>
+              </m:nary>
+            </m:e>
+          </m:d>
+          <m:r>
+            <w:rPr>
+              <w:rFonts w:ascii="Cambria Math" w:hAnsi="Cambria Math"/>
+              <w:lang w:val="en-US"/>
+            </w:rPr>
+            <m:t>=0</m:t>
+          </m:r>
+        </m:oMath>
+      </m:oMathPara>
+    </w:p>
+    <w:p>
+      <w:pPr>
+        <w:pStyle w:val="ListParagraph"/>
+        <w:numPr>
+          <w:ilvl w:val="0"/>
+          <w:numId w:val="8"/>
+        </w:numPr>
+        <w:rPr>
+          <w:rFonts w:ascii="Cambria Math" w:hAnsi="Cambria Math"/>
+          <w:lang w:val="en-US"/>
+          <w:oMath/>
+        </w:rPr>
+      </w:pPr>
+      <w:r>
+        <w:rPr>
+          <w:rFonts w:eastAsiaTheme="minorEastAsia"/>
+          <w:lang w:val="en-US"/>
+        </w:rPr>
+        <w:t>Dễ thấy phương trình này ta đã giải rồi, nghiệm của nó cũng chính là nghiệm của phương trình hội tụ Gradient Descent</w:t>
+      </w:r>
+    </w:p>
+    <w:p>
+      <w:pPr>
+        <w:pStyle w:val="ListParagraph"/>
+        <w:numPr>
+          <w:ilvl w:val="0"/>
+          <w:numId w:val="15"/>
+        </w:numPr>
+        <w:rPr>
+          <w:rFonts w:ascii="Cambria Math" w:hAnsi="Cambria Math"/>
+          <w:lang w:val="en-US"/>
+          <w:oMath/>
+        </w:rPr>
+      </w:pPr>
+      <w:r>
+        <w:rPr>
+          <w:rFonts w:eastAsiaTheme="minorEastAsia"/>
+          <w:lang w:val="en-US"/>
+        </w:rPr>
+        <w:t>Adagrad (Adaptive Gradient Descent)?</w:t>
+      </w:r>
+    </w:p>
+    <w:p>
+      <w:pPr>
+        <w:pStyle w:val="ListParagraph"/>
+        <w:numPr>
+          <w:ilvl w:val="0"/>
+          <w:numId w:val="8"/>
+        </w:numPr>
+        <w:rPr>
+          <w:rFonts w:ascii="Cambria Math" w:hAnsi="Cambria Math"/>
+          <w:lang w:val="en-US"/>
+          <w:oMath/>
+        </w:rPr>
+      </w:pPr>
+      <w:r>
+        <w:rPr>
+          <w:rFonts w:eastAsiaTheme="minorEastAsia"/>
+          <w:lang w:val="en-US"/>
+        </w:rPr>
+        <w:t>Giống y chang Gradient Descent chỉ khác độ dài bước đi</w:t>
+      </w:r>
+    </w:p>
+    <w:p>
+      <w:pPr>
+        <w:pStyle w:val="ListParagraph"/>
+        <w:numPr>
+          <w:ilvl w:val="0"/>
+          <w:numId w:val="8"/>
+        </w:numPr>
+        <w:rPr>
+          <w:rFonts w:ascii="Cambria Math" w:hAnsi="Cambria Math"/>
+          <w:lang w:val="en-US"/>
+          <w:oMath/>
+        </w:rPr>
+      </w:pPr>
+      <w:r>
+        <w:rPr>
+          <w:rFonts w:eastAsiaTheme="minorEastAsia"/>
+          <w:lang w:val="en-US"/>
+        </w:rPr>
+        <w:t>Dễ thấy chiều dài của bước đi ở mọi nơi gần như nhau, điều này không tốt vì có thể bỏ lỡ điểm cực tiểu, do đó, càng bước đi nhiều, càng tiến tới cực tiểu thì ta càng phải giảm chiều dài bước đi lại</w:t>
+      </w:r>
+    </w:p>
+    <w:p>
+      <w:pPr>
+        <w:pStyle w:val="ListParagraph"/>
+        <w:numPr>
+          <w:ilvl w:val="0"/>
+          <w:numId w:val="8"/>
+        </w:numPr>
+        <w:rPr>
+          <w:rFonts w:ascii="Cambria Math" w:hAnsi="Cambria Math"/>
+          <w:lang w:val="en-US"/>
+          <w:oMath/>
+        </w:rPr>
+      </w:pPr>
+      <w:r>
+        <w:rPr>
+          <w:rFonts w:eastAsiaTheme="minorEastAsia"/>
+          <w:lang w:val="en-US"/>
+        </w:rPr>
+        <w:t xml:space="preserve">Gọi tổng bình phương chiều dài các Gradient thuần túy cho tới thời điểm hiện tại là A, ta chia độ dài bước đi cho (A + </w:t>
+      </w:r>
+      <w:r>
+        <w:rPr>
+          <w:rFonts w:eastAsiaTheme="minorEastAsia"/>
+          <w:lang w:val="en-US"/>
+        </w:rPr>
+        <w:sym w:font="Symbol" w:char="F065"/>
+      </w:r>
+      <w:r>
+        <w:rPr>
+          <w:rFonts w:eastAsiaTheme="minorEastAsia"/>
+          <w:lang w:val="en-US"/>
+        </w:rPr>
+        <w:t>)</w:t>
+      </w:r>
+      <w:r>
+        <w:rPr>
+          <w:rFonts w:eastAsiaTheme="minorEastAsia"/>
+          <w:vertAlign w:val="superscript"/>
+          <w:lang w:val="en-US"/>
+        </w:rPr>
+        <w:t>0.5</w:t>
+      </w:r>
+      <w:r>
+        <w:rPr>
+          <w:rFonts w:eastAsiaTheme="minorEastAsia"/>
+          <w:lang w:val="en-US"/>
+        </w:rPr>
+        <w:t xml:space="preserve">, </w:t>
+      </w:r>
+      <w:r>
+        <w:rPr>
+          <w:rFonts w:eastAsiaTheme="minorEastAsia"/>
+          <w:lang w:val="en-US"/>
+        </w:rPr>
+        <w:sym w:font="Symbol" w:char="F065"/>
+      </w:r>
+      <w:r>
+        <w:rPr>
+          <w:rFonts w:eastAsiaTheme="minorEastAsia"/>
+          <w:lang w:val="en-US"/>
+        </w:rPr>
+        <w:t xml:space="preserve"> là 1 số rất nhỏ đảm bao mẫu khác 0</w:t>
+      </w:r>
+    </w:p>
+    <w:p>
+      <w:pPr>
+        <w:pStyle w:val="ListParagraph"/>
+        <w:numPr>
+          <w:ilvl w:val="0"/>
+          <w:numId w:val="8"/>
+        </w:numPr>
+        <w:rPr>
+          <w:rFonts w:ascii="Cambria Math" w:hAnsi="Cambria Math"/>
+          <w:lang w:val="en-US"/>
+          <w:oMath/>
+        </w:rPr>
+      </w:pPr>
+      <w:r>
+        <w:rPr>
+          <w:rFonts w:eastAsiaTheme="minorEastAsia"/>
+          <w:lang w:val="en-US"/>
+        </w:rPr>
+        <w:t>Bất lợi là A càng lớn thì độ dài bước đi càng nhỏ, đến 1 lúc nó nhỏ vãi lồn thì lại hội tụ chậm</w:t>
+      </w:r>
+    </w:p>
+    <w:p>
+      <w:pPr>
+        <w:pStyle w:val="ListParagraph"/>
+        <w:numPr>
+          <w:ilvl w:val="0"/>
+          <w:numId w:val="15"/>
+        </w:numPr>
+        <w:rPr>
+          <w:rFonts w:ascii="Cambria Math" w:hAnsi="Cambria Math"/>
+          <w:lang w:val="en-US"/>
+          <w:oMath/>
+        </w:rPr>
+      </w:pPr>
+      <w:r>
+        <w:rPr>
+          <w:rFonts w:eastAsiaTheme="minorEastAsia"/>
+          <w:lang w:val="en-US"/>
+        </w:rPr>
+        <w:t xml:space="preserve">RMS </w:t>
+      </w:r>
+      <w:r>
+        <w:rPr>
+          <w:rFonts w:eastAsiaTheme="minorEastAsia"/>
+          <w:lang w:val="en-US"/>
+        </w:rPr>
+        <w:t>(</w:t>
+      </w:r>
+      <w:r>
+        <w:rPr>
+          <w:rFonts w:eastAsiaTheme="minorEastAsia"/>
+          <w:lang w:val="en-US"/>
+        </w:rPr>
+        <w:t>Root Mean Square</w:t>
+      </w:r>
+      <w:r>
+        <w:rPr>
+          <w:rFonts w:eastAsiaTheme="minorEastAsia"/>
+          <w:lang w:val="en-US"/>
+        </w:rPr>
+        <w:t>) Là Gì?</w:t>
+      </w:r>
+    </w:p>
+    <w:p>
+      <w:pPr>
+        <w:pStyle w:val="ListParagraph"/>
+        <w:numPr>
+          <w:ilvl w:val="0"/>
+          <w:numId w:val="8"/>
+        </w:numPr>
+        <w:rPr>
+          <w:rFonts w:ascii="Cambria Math" w:hAnsi="Cambria Math"/>
+          <w:lang w:val="en-US"/>
+          <w:oMath/>
+        </w:rPr>
+      </w:pPr>
+      <w:r>
+        <w:rPr>
+          <w:rFonts w:eastAsiaTheme="minorEastAsia"/>
+          <w:lang w:val="en-US"/>
+        </w:rPr>
+        <w:t>Là căn bậc 2 của trung bình tổng bình phương các phần tử trong tập hợp nào đó</w:t>
+      </w:r>
+    </w:p>
+    <w:p>
+      <w:pPr>
+        <w:pStyle w:val="ListParagraph"/>
+        <w:numPr>
+          <w:ilvl w:val="0"/>
+          <w:numId w:val="8"/>
+        </w:numPr>
+        <w:rPr>
+          <w:rFonts w:ascii="Cambria Math" w:hAnsi="Cambria Math"/>
+          <w:lang w:val="en-US"/>
+          <w:oMath/>
+        </w:rPr>
+      </w:pPr>
+      <w:r>
+        <w:rPr>
+          <w:rFonts w:eastAsiaTheme="minorEastAsia"/>
+          <w:lang w:val="en-US"/>
+        </w:rPr>
+        <w:t>Cho tập hợp {x</w:t>
+      </w:r>
+      <w:r>
+        <w:rPr>
+          <w:rFonts w:eastAsiaTheme="minorEastAsia"/>
+          <w:vertAlign w:val="subscript"/>
+          <w:lang w:val="en-US"/>
+        </w:rPr>
+        <w:t>1</w:t>
+      </w:r>
+      <w:r>
+        <w:rPr>
+          <w:rFonts w:eastAsiaTheme="minorEastAsia"/>
+          <w:lang w:val="en-US"/>
+        </w:rPr>
+        <w:t>, x</w:t>
+      </w:r>
+      <w:r>
+        <w:rPr>
+          <w:rFonts w:eastAsiaTheme="minorEastAsia"/>
+          <w:vertAlign w:val="subscript"/>
+          <w:lang w:val="en-US"/>
+        </w:rPr>
+        <w:t>2</w:t>
+      </w:r>
+      <w:r>
+        <w:rPr>
+          <w:rFonts w:eastAsiaTheme="minorEastAsia"/>
+          <w:lang w:val="en-US"/>
+        </w:rPr>
+        <w:t>, x</w:t>
+      </w:r>
+      <w:r>
+        <w:rPr>
+          <w:rFonts w:eastAsiaTheme="minorEastAsia"/>
+          <w:vertAlign w:val="subscript"/>
+          <w:lang w:val="en-US"/>
+        </w:rPr>
+        <w:t>3</w:t>
+      </w:r>
+      <w:r>
+        <w:rPr>
+          <w:rFonts w:eastAsiaTheme="minorEastAsia"/>
+          <w:lang w:val="en-US"/>
+        </w:rPr>
+        <w:t>, …, x</w:t>
+      </w:r>
+      <w:r>
+        <w:rPr>
+          <w:rFonts w:eastAsiaTheme="minorEastAsia"/>
+          <w:vertAlign w:val="subscript"/>
+          <w:lang w:val="en-US"/>
+        </w:rPr>
+        <w:t>n</w:t>
+      </w:r>
+      <w:r>
+        <w:rPr>
+          <w:rFonts w:eastAsiaTheme="minorEastAsia"/>
+          <w:lang w:val="en-US"/>
+        </w:rPr>
+        <w:t>}, n là số phần tử, RMS của tập này là</w:t>
+      </w:r>
+    </w:p>
+    <w:p>
+      <w:pPr>
+        <w:pStyle w:val="ListParagraph"/>
+        <w:pBdr>
+          <w:top w:val="single" w:sz="4" w:space="1" w:color="auto"/>
+          <w:left w:val="single" w:sz="4" w:space="4" w:color="auto"/>
+          <w:bottom w:val="single" w:sz="4" w:space="1" w:color="auto"/>
+          <w:right w:val="single" w:sz="4" w:space="4" w:color="auto"/>
+        </w:pBdr>
+        <w:ind w:left="1080"/>
+        <w:rPr>
+          <w:rFonts w:ascii="Cambria Math" w:hAnsi="Cambria Math"/>
+          <w:lang w:val="en-US"/>
+          <w:oMath/>
+        </w:rPr>
+      </w:pPr>
+      <m:oMathPara>
+        <m:oMathParaPr>
+          <m:jc m:val="left"/>
+        </m:oMathParaPr>
+        <m:oMath>
+          <m:sSub>
+            <m:sSubPr>
+              <m:ctrlPr>
+                <w:rPr>
+                  <w:rFonts w:ascii="Cambria Math" w:eastAsiaTheme="minorEastAsia" w:hAnsi="Cambria Math"/>
+                  <w:i/>
+                  <w:lang w:val="en-US"/>
+                </w:rPr>
+              </m:ctrlPr>
+            </m:sSubPr>
+            <m:e>
+              <m:r>
+                <w:rPr>
+                  <w:rFonts w:ascii="Cambria Math" w:eastAsiaTheme="minorEastAsia" w:hAnsi="Cambria Math"/>
+                  <w:lang w:val="en-US"/>
+                </w:rPr>
+                <m:t>x</m:t>
+              </m:r>
+            </m:e>
+            <m:sub>
+              <m:r>
+                <w:rPr>
+                  <w:rFonts w:ascii="Cambria Math" w:eastAsiaTheme="minorEastAsia" w:hAnsi="Cambria Math"/>
+                  <w:lang w:val="en-US"/>
+                </w:rPr>
+                <m:t>RMS</m:t>
+              </m:r>
+            </m:sub>
+          </m:sSub>
+          <m:r>
+            <w:rPr>
+              <w:rFonts w:ascii="Cambria Math" w:eastAsiaTheme="minorEastAsia" w:hAnsi="Cambria Math"/>
+              <w:lang w:val="en-US"/>
+            </w:rPr>
+            <m:t>=</m:t>
+          </m:r>
+          <m:rad>
+            <m:radPr>
+              <m:degHide m:val="1"/>
+              <m:ctrlPr>
+                <w:rPr>
+                  <w:rFonts w:ascii="Cambria Math" w:eastAsiaTheme="minorEastAsia" w:hAnsi="Cambria Math"/>
+                  <w:i/>
+                  <w:lang w:val="en-US"/>
+                </w:rPr>
+              </m:ctrlPr>
+            </m:radPr>
+            <m:deg/>
+            <m:e>
+              <m:f>
+                <m:fPr>
+                  <m:ctrlPr>
+                    <w:rPr>
+                      <w:rFonts w:ascii="Cambria Math" w:eastAsiaTheme="minorEastAsia" w:hAnsi="Cambria Math"/>
+                      <w:i/>
+                      <w:lang w:val="en-US"/>
+                    </w:rPr>
+                  </m:ctrlPr>
+                </m:fPr>
+                <m:num>
+                  <m:r>
+                    <w:rPr>
+                      <w:rFonts w:ascii="Cambria Math" w:eastAsiaTheme="minorEastAsia" w:hAnsi="Cambria Math"/>
+                      <w:lang w:val="en-US"/>
+                    </w:rPr>
+                    <m:t>1</m:t>
+                  </m:r>
+                </m:num>
+                <m:den>
+                  <m:r>
+                    <w:rPr>
+                      <w:rFonts w:ascii="Cambria Math" w:eastAsiaTheme="minorEastAsia" w:hAnsi="Cambria Math"/>
+                      <w:lang w:val="en-US"/>
+                    </w:rPr>
+                    <m:t>n</m:t>
+                  </m:r>
+                </m:den>
+              </m:f>
+              <m:d>
+                <m:dPr>
+                  <m:ctrlPr>
+                    <w:rPr>
+                      <w:rFonts w:ascii="Cambria Math" w:eastAsiaTheme="minorEastAsia" w:hAnsi="Cambria Math"/>
+                      <w:i/>
+                      <w:lang w:val="en-US"/>
+                    </w:rPr>
+                  </m:ctrlPr>
+                </m:dPr>
+                <m:e>
+                  <m:sSubSup>
+                    <m:sSubSupPr>
+                      <m:ctrlPr>
+                        <w:rPr>
+                          <w:rFonts w:ascii="Cambria Math" w:eastAsiaTheme="minorEastAsia" w:hAnsi="Cambria Math"/>
+                          <w:i/>
+                          <w:lang w:val="en-US"/>
+                        </w:rPr>
+                      </m:ctrlPr>
+                    </m:sSubSupPr>
+                    <m:e>
+                      <m:r>
+                        <w:rPr>
+                          <w:rFonts w:ascii="Cambria Math" w:eastAsiaTheme="minorEastAsia" w:hAnsi="Cambria Math"/>
+                          <w:lang w:val="en-US"/>
+                        </w:rPr>
+                        <m:t>x</m:t>
+                      </m:r>
+                    </m:e>
+                    <m:sub>
+                      <m:r>
+                        <w:rPr>
+                          <w:rFonts w:ascii="Cambria Math" w:eastAsiaTheme="minorEastAsia" w:hAnsi="Cambria Math"/>
+                          <w:lang w:val="en-US"/>
+                        </w:rPr>
+                        <m:t>1</m:t>
+                      </m:r>
+                    </m:sub>
+                    <m:sup>
+                      <m:r>
+                        <w:rPr>
+                          <w:rFonts w:ascii="Cambria Math" w:eastAsiaTheme="minorEastAsia" w:hAnsi="Cambria Math"/>
+                          <w:lang w:val="en-US"/>
+                        </w:rPr>
+                        <m:t>2</m:t>
+                      </m:r>
+                    </m:sup>
+                  </m:sSubSup>
+                  <m:r>
+                    <w:rPr>
+                      <w:rFonts w:ascii="Cambria Math" w:eastAsiaTheme="minorEastAsia" w:hAnsi="Cambria Math"/>
+                      <w:lang w:val="en-US"/>
+                    </w:rPr>
+                    <m:t>+</m:t>
+                  </m:r>
+                  <m:sSubSup>
+                    <m:sSubSupPr>
+                      <m:ctrlPr>
+                        <w:rPr>
+                          <w:rFonts w:ascii="Cambria Math" w:eastAsiaTheme="minorEastAsia" w:hAnsi="Cambria Math"/>
+                          <w:i/>
+                          <w:lang w:val="en-US"/>
+                        </w:rPr>
+                      </m:ctrlPr>
+                    </m:sSubSupPr>
+                    <m:e>
+                      <m:r>
+                        <w:rPr>
+                          <w:rFonts w:ascii="Cambria Math" w:eastAsiaTheme="minorEastAsia" w:hAnsi="Cambria Math"/>
+                          <w:lang w:val="en-US"/>
+                        </w:rPr>
+                        <m:t>x</m:t>
+                      </m:r>
+                    </m:e>
+                    <m:sub>
+                      <m:r>
+                        <w:rPr>
+                          <w:rFonts w:ascii="Cambria Math" w:eastAsiaTheme="minorEastAsia" w:hAnsi="Cambria Math"/>
+                          <w:lang w:val="en-US"/>
+                        </w:rPr>
+                        <m:t>2</m:t>
+                      </m:r>
+                    </m:sub>
+                    <m:sup>
+                      <m:r>
+                        <w:rPr>
+                          <w:rFonts w:ascii="Cambria Math" w:eastAsiaTheme="minorEastAsia" w:hAnsi="Cambria Math"/>
+                          <w:lang w:val="en-US"/>
+                        </w:rPr>
+                        <m:t>2</m:t>
+                      </m:r>
+                    </m:sup>
+                  </m:sSubSup>
+                  <m:r>
+                    <w:rPr>
+                      <w:rFonts w:ascii="Cambria Math" w:eastAsiaTheme="minorEastAsia" w:hAnsi="Cambria Math"/>
+                      <w:lang w:val="en-US"/>
+                    </w:rPr>
+                    <m:t>+</m:t>
+                  </m:r>
+                  <m:sSubSup>
+                    <m:sSubSupPr>
+                      <m:ctrlPr>
+                        <w:rPr>
+                          <w:rFonts w:ascii="Cambria Math" w:eastAsiaTheme="minorEastAsia" w:hAnsi="Cambria Math"/>
+                          <w:i/>
+                          <w:lang w:val="en-US"/>
+                        </w:rPr>
+                      </m:ctrlPr>
+                    </m:sSubSupPr>
+                    <m:e>
+                      <m:r>
+                        <w:rPr>
+                          <w:rFonts w:ascii="Cambria Math" w:eastAsiaTheme="minorEastAsia" w:hAnsi="Cambria Math"/>
+                          <w:lang w:val="en-US"/>
+                        </w:rPr>
+                        <m:t>x</m:t>
+                      </m:r>
+                    </m:e>
+                    <m:sub>
+                      <m:r>
+                        <w:rPr>
+                          <w:rFonts w:ascii="Cambria Math" w:eastAsiaTheme="minorEastAsia" w:hAnsi="Cambria Math"/>
+                          <w:lang w:val="en-US"/>
+                        </w:rPr>
+                        <m:t>3</m:t>
+                      </m:r>
+                    </m:sub>
+                    <m:sup>
+                      <m:r>
+                        <w:rPr>
+                          <w:rFonts w:ascii="Cambria Math" w:eastAsiaTheme="minorEastAsia" w:hAnsi="Cambria Math"/>
+                          <w:lang w:val="en-US"/>
+                        </w:rPr>
+                        <m:t>2</m:t>
+                      </m:r>
+                    </m:sup>
+                  </m:sSubSup>
+                  <m:r>
+                    <w:rPr>
+                      <w:rFonts w:ascii="Cambria Math" w:eastAsiaTheme="minorEastAsia" w:hAnsi="Cambria Math"/>
+                      <w:lang w:val="en-US"/>
+                    </w:rPr>
+                    <m:t>+…+</m:t>
+                  </m:r>
+                  <m:sSubSup>
+                    <m:sSubSupPr>
+                      <m:ctrlPr>
+                        <w:rPr>
+                          <w:rFonts w:ascii="Cambria Math" w:eastAsiaTheme="minorEastAsia" w:hAnsi="Cambria Math"/>
+                          <w:i/>
+                          <w:lang w:val="en-US"/>
+                        </w:rPr>
+                      </m:ctrlPr>
+                    </m:sSubSupPr>
+                    <m:e>
+                      <m:r>
+                        <w:rPr>
+                          <w:rFonts w:ascii="Cambria Math" w:eastAsiaTheme="minorEastAsia" w:hAnsi="Cambria Math"/>
+                          <w:lang w:val="en-US"/>
+                        </w:rPr>
+                        <m:t>x</m:t>
+                      </m:r>
+                    </m:e>
+                    <m:sub>
+                      <m:r>
+                        <w:rPr>
+                          <w:rFonts w:ascii="Cambria Math" w:eastAsiaTheme="minorEastAsia" w:hAnsi="Cambria Math"/>
+                          <w:lang w:val="en-US"/>
+                        </w:rPr>
+                        <m:t>n</m:t>
+                      </m:r>
+                    </m:sub>
+                    <m:sup>
+                      <m:r>
+                        <w:rPr>
+                          <w:rFonts w:ascii="Cambria Math" w:eastAsiaTheme="minorEastAsia" w:hAnsi="Cambria Math"/>
+                          <w:lang w:val="en-US"/>
+                        </w:rPr>
+                        <m:t>2</m:t>
+                      </m:r>
+                    </m:sup>
+                  </m:sSubSup>
+                </m:e>
+              </m:d>
+            </m:e>
+          </m:rad>
+          <m:r>
+            <w:rPr>
+              <w:rFonts w:ascii="Cambria Math" w:eastAsiaTheme="minorEastAsia" w:hAnsi="Cambria Math"/>
+              <w:lang w:val="en-US"/>
+            </w:rPr>
+            <m:t xml:space="preserve"> </m:t>
+          </m:r>
+        </m:oMath>
+      </m:oMathPara>
+    </w:p>
+    <w:p>
+      <w:pPr>
+        <w:pStyle w:val="ListParagraph"/>
+        <w:numPr>
+          <w:ilvl w:val="0"/>
+          <w:numId w:val="15"/>
+        </w:numPr>
+        <w:rPr>
+          <w:rFonts w:ascii="Cambria Math" w:hAnsi="Cambria Math"/>
+          <w:lang w:val="en-US"/>
+          <w:oMath/>
+        </w:rPr>
+      </w:pPr>
+      <w:r>
+        <w:rPr>
+          <w:rFonts w:eastAsiaTheme="minorEastAsia"/>
+          <w:lang w:val="en-US"/>
+        </w:rPr>
+        <w:t>RMSprop (RMS Propagation)?</w:t>
+      </w:r>
+    </w:p>
+    <w:p>
+      <w:pPr>
+        <w:pStyle w:val="ListParagraph"/>
+        <w:numPr>
+          <w:ilvl w:val="0"/>
+          <w:numId w:val="8"/>
+        </w:numPr>
+        <w:rPr>
+          <w:rFonts w:ascii="Cambria Math" w:hAnsi="Cambria Math"/>
+          <w:lang w:val="en-US"/>
+          <w:oMath/>
+        </w:rPr>
+      </w:pPr>
+      <w:r>
+        <w:rPr>
+          <w:rFonts w:eastAsiaTheme="minorEastAsia"/>
+          <w:lang w:val="en-US"/>
+        </w:rPr>
+        <w:t>Giống Adagrad nhưng thay vì tổng bình phương chiều dài các Gradient thuần túy cho tới thời điểm hiện tại ta dùng EWMA của bình phương chiều dài Gradient, điều này ngăn chặn việc chiều dài bước đi bị rút ngắn vãi lồn, mà thay vào đó khi bị rút ngắn đến mức nào đó sẽ được hoãn lại</w:t>
+      </w:r>
+    </w:p>
+    <w:p>
+      <w:pPr>
+        <w:pStyle w:val="ListParagraph"/>
+        <w:numPr>
+          <w:ilvl w:val="0"/>
+          <w:numId w:val="15"/>
+        </w:numPr>
+        <w:rPr>
+          <w:rFonts w:ascii="Cambria Math" w:hAnsi="Cambria Math"/>
+          <w:lang w:val="en-US"/>
+          <w:oMath/>
+        </w:rPr>
+      </w:pPr>
+      <w:r>
+        <w:rPr>
+          <w:rFonts w:eastAsiaTheme="minorEastAsia"/>
+          <w:lang w:val="en-US"/>
+        </w:rPr>
+        <w:t>Adadelta?</w:t>
+      </w:r>
+    </w:p>
+    <w:p>
+      <w:pPr>
+        <w:pStyle w:val="ListParagraph"/>
+        <w:numPr>
+          <w:ilvl w:val="0"/>
+          <w:numId w:val="8"/>
+        </w:numPr>
+        <w:rPr>
+          <w:rFonts w:ascii="Cambria Math" w:hAnsi="Cambria Math"/>
+          <w:lang w:val="en-US"/>
+          <w:oMath/>
+        </w:rPr>
+      </w:pPr>
+      <w:r>
+        <w:rPr>
+          <w:rFonts w:eastAsiaTheme="minorEastAsia"/>
+          <w:lang w:val="en-US"/>
+        </w:rPr>
+        <w:t>Giống y chang RMSprop chỉ khác không cần sử dụng Learning Rate mà thay vào đó là 1 biểu thức giống ở dưới mẫu, đổi EWMA của bình phương chiều dài Gradient thành EWMA của bình phương chênh lệch chiều dài bước đi giữa 2 lần bước liên tiếp</w:t>
+      </w:r>
+    </w:p>
+    <w:p>
+      <w:pPr>
+        <w:pStyle w:val="ListParagraph"/>
+        <w:numPr>
+          <w:ilvl w:val="0"/>
+          <w:numId w:val="8"/>
+        </w:numPr>
+        <w:rPr>
+          <w:rFonts w:ascii="Cambria Math" w:hAnsi="Cambria Math"/>
+          <w:lang w:val="en-US"/>
+          <w:oMath/>
+        </w:rPr>
+      </w:pPr>
+      <w:r>
+        <w:rPr>
+          <w:rFonts w:eastAsiaTheme="minorEastAsia"/>
+          <w:lang w:val="en-US"/>
+        </w:rPr>
+        <w:t xml:space="preserve">Gọi là Delta vì trong công thức có </w:t>
+      </w:r>
+      <w:r>
+        <w:rPr>
+          <w:rFonts w:eastAsiaTheme="minorEastAsia"/>
+          <w:lang w:val="en-US"/>
+        </w:rPr>
+        <w:sym w:font="Symbol" w:char="F044"/>
+      </w:r>
+      <w:r>
+        <w:rPr>
+          <w:rFonts w:eastAsiaTheme="minorEastAsia"/>
+          <w:lang w:val="en-US"/>
+        </w:rPr>
+        <w:t>x là chênh lệch chiều dài bước đi giữa 2 lần bước liên tiếp</w:t>
+      </w:r>
+    </w:p>
+    <w:p>
+      <w:pPr>
+        <w:pStyle w:val="ListParagraph"/>
+        <w:numPr>
+          <w:ilvl w:val="0"/>
+          <w:numId w:val="8"/>
+        </w:numPr>
+        <w:rPr>
+          <w:rFonts w:ascii="Cambria Math" w:hAnsi="Cambria Math"/>
+          <w:lang w:val="en-US"/>
+          <w:oMath/>
+        </w:rPr>
+      </w:pPr>
+      <w:r>
+        <w:rPr>
+          <w:rFonts w:eastAsiaTheme="minorEastAsia"/>
+          <w:lang w:val="en-US"/>
+        </w:rPr>
+        <w:t>Mục đích của việc đổi Learning Rate sang cái này là để thỏa mãn đơn vị của bước đi và tham số phải giống nhau</w:t>
+      </w:r>
+    </w:p>
+    <w:p>
+      <w:pPr>
+        <w:pStyle w:val="ListParagraph"/>
+        <w:numPr>
+          <w:ilvl w:val="0"/>
+          <w:numId w:val="15"/>
+        </w:numPr>
+        <w:rPr>
+          <w:rFonts w:ascii="Cambria Math" w:hAnsi="Cambria Math"/>
+          <w:lang w:val="en-US"/>
+          <w:oMath/>
+        </w:rPr>
+      </w:pPr>
+      <w:r>
+        <w:rPr>
+          <w:rFonts w:eastAsiaTheme="minorEastAsia"/>
+          <w:lang w:val="en-US"/>
+        </w:rPr>
+        <w:t>Adam</w:t>
+      </w:r>
+      <w:r>
+        <w:rPr>
+          <w:rFonts w:eastAsiaTheme="minorEastAsia"/>
+          <w:lang w:val="en-US"/>
+        </w:rPr>
+        <w:t xml:space="preserve"> (Adaptive Moment Estimation)</w:t>
+      </w:r>
+      <w:r>
+        <w:rPr>
+          <w:rFonts w:eastAsiaTheme="minorEastAsia"/>
+          <w:lang w:val="en-US"/>
+        </w:rPr>
+        <w:t>?</w:t>
+      </w:r>
+    </w:p>
+    <w:p>
+      <w:pPr>
+        <w:pStyle w:val="ListParagraph"/>
+        <w:numPr>
+          <w:ilvl w:val="0"/>
+          <w:numId w:val="8"/>
+        </w:numPr>
+        <w:rPr>
+          <w:rFonts w:ascii="Cambria Math" w:hAnsi="Cambria Math"/>
+          <w:lang w:val="en-US"/>
+          <w:oMath/>
+        </w:rPr>
+      </w:pPr>
+      <w:r>
+        <w:rPr>
+          <w:rFonts w:eastAsiaTheme="minorEastAsia"/>
+          <w:lang w:val="en-US"/>
+        </w:rPr>
+        <w:t>Là kết hợp của RMSprop và SGD với Momentum</w:t>
+      </w:r>
+    </w:p>
+    <w:p>
+      <w:pPr>
+        <w:rPr>
+          <w:lang w:val="en-US"/>
+        </w:rPr>
+      </w:pPr>
+    </w:p>
+    <w:p>
+      <w:pPr>
+        <w:rPr>
+          <w:lang w:val="en-US"/>
+        </w:rPr>
+      </w:pPr>
+      <w:r>
+        <w:rPr>
+          <w:lang w:val="en-US"/>
+        </w:rPr>
+        <w:t>Weight Initialization – Khởi Tạo Trọng Số:</w:t>
+      </w:r>
+    </w:p>
+    <w:p>
+      <w:pPr>
+        <w:pStyle w:val="ListParagraph"/>
+        <w:numPr>
+          <w:ilvl w:val="0"/>
+          <w:numId w:val="17"/>
+        </w:numPr>
+        <w:rPr>
+          <w:lang w:val="en-US"/>
+        </w:rPr>
+      </w:pPr>
+      <w:r>
+        <w:rPr>
+          <w:lang w:val="en-US"/>
+        </w:rPr>
+        <w:t xml:space="preserve">Tại </w:t>
+      </w:r>
+      <w:r>
+        <w:rPr>
+          <w:lang w:val="en-US"/>
+        </w:rPr>
+        <w:t xml:space="preserve">Sao Không Khởi Tạo </w:t>
+      </w:r>
+      <w:r>
+        <w:rPr>
+          <w:lang w:val="en-US"/>
+        </w:rPr>
+        <w:t>Weight</w:t>
+      </w:r>
+      <w:r>
+        <w:rPr>
+          <w:lang w:val="en-US"/>
+        </w:rPr>
+        <w:t xml:space="preserve"> </w:t>
+      </w:r>
+      <w:r>
+        <w:rPr>
+          <w:lang w:val="en-US"/>
+        </w:rPr>
+        <w:t>Giống Nhau?</w:t>
+      </w:r>
+    </w:p>
+    <w:p>
+      <w:pPr>
+        <w:pStyle w:val="ListParagraph"/>
+        <w:numPr>
+          <w:ilvl w:val="0"/>
+          <w:numId w:val="8"/>
+        </w:numPr>
+        <w:rPr>
+          <w:lang w:val="en-US"/>
+        </w:rPr>
+      </w:pPr>
+      <w:r>
+        <w:rPr>
+          <w:lang w:val="en-US"/>
+        </w:rPr>
+        <w:t xml:space="preserve">Nếu làm như vậy, thì khi Train, Gradient tại mọi nơi trên cùng 1 Layer sẽ giống nhau, nghĩa là mãi mãi nó sẽ giống nhau, mà ta muốn mỗi Neuron học 1 thứ khác nhau nên phải khởi tạo </w:t>
+      </w:r>
+      <w:r>
+        <w:rPr>
+          <w:lang w:val="en-US"/>
+        </w:rPr>
+        <w:t>Weight</w:t>
+      </w:r>
+      <w:r>
+        <w:rPr>
+          <w:lang w:val="en-US"/>
+        </w:rPr>
+        <w:t xml:space="preserve"> </w:t>
+      </w:r>
+      <w:r>
+        <w:rPr>
+          <w:lang w:val="en-US"/>
+        </w:rPr>
+        <w:t>khác nhau</w:t>
+      </w:r>
+    </w:p>
+    <w:p>
+      <w:pPr>
+        <w:pStyle w:val="ListParagraph"/>
+        <w:numPr>
+          <w:ilvl w:val="0"/>
+          <w:numId w:val="17"/>
+        </w:numPr>
+        <w:rPr>
+          <w:lang w:val="en-US"/>
+        </w:rPr>
+      </w:pPr>
+      <w:r>
+        <w:rPr>
+          <w:lang w:val="en-US"/>
+        </w:rPr>
+        <w:t xml:space="preserve">Mean </w:t>
+      </w:r>
+      <w:r>
+        <w:rPr>
+          <w:lang w:val="en-US"/>
+        </w:rPr>
+        <w:t xml:space="preserve">Và </w:t>
+      </w:r>
+      <w:r>
+        <w:rPr>
+          <w:lang w:val="en-US"/>
+        </w:rPr>
+        <w:t xml:space="preserve">Variance </w:t>
+      </w:r>
+      <w:r>
+        <w:rPr>
+          <w:lang w:val="en-US"/>
+        </w:rPr>
+        <w:t xml:space="preserve">Của </w:t>
+      </w:r>
+      <w:r>
+        <w:rPr>
+          <w:lang w:val="en-US"/>
+        </w:rPr>
+        <w:t xml:space="preserve">Weight </w:t>
+      </w:r>
+      <w:r>
+        <w:rPr>
+          <w:lang w:val="en-US"/>
+        </w:rPr>
+        <w:t>Khi Khởi Tạo?</w:t>
+      </w:r>
+    </w:p>
+    <w:p>
+      <w:pPr>
+        <w:pStyle w:val="ListParagraph"/>
+        <w:numPr>
+          <w:ilvl w:val="0"/>
+          <w:numId w:val="8"/>
+        </w:numPr>
+        <w:rPr>
+          <w:lang w:val="en-US"/>
+        </w:rPr>
+      </w:pPr>
+      <w:r>
+        <w:rPr>
+          <w:lang w:val="en-US"/>
+        </w:rPr>
+        <w:t>Giả sử Weight kết nối giữa Layer 1 và Layer 2, điều ta muốn là giá trị của mỗi Neuron đều có Variance = 1, nếu lớn quá, thì khi chúng ta áp dụng các hàm kích hoạt như Sigmoid, thì Gradient sẽ trở nên rất nhỏ</w:t>
+      </w:r>
+    </w:p>
+    <w:p>
+      <w:pPr>
+        <w:pStyle w:val="ListParagraph"/>
+        <w:numPr>
+          <w:ilvl w:val="0"/>
+          <w:numId w:val="8"/>
+        </w:numPr>
+        <w:rPr>
+          <w:lang w:val="en-US"/>
+        </w:rPr>
+      </w:pPr>
+      <w:r>
+        <w:rPr>
+          <w:lang w:val="en-US"/>
+        </w:rPr>
+        <w:lastRenderedPageBreak/>
+        <w:t>Để làm được điều này, coi mỗi Neuron ở Layer 1 có giá trị = 1, đây là trường hợp xấu nhất, Layer này có m Neuron, nên mỗi Neuron ở Layer 2 sẽ được m Weight gắn vào, như vậy dễ thấy giá trị của Neuron này = tổng m Weight gắn vào nên Variance của nó = 1 = m lần Variance của Weight, nên Variance của Weight phải = 1 / m</w:t>
+      </w:r>
+      <w:bookmarkStart w:id="0" w:name="_GoBack"/>
+      <w:bookmarkEnd w:id="0"/>
+    </w:p>
+    <w:p>
+      <w:pPr>
+        <w:rPr>
+          <w:lang w:val="en-US"/>
+        </w:rPr>
+      </w:pPr>
+    </w:p>
+    <w:p>
+      <w:pPr>
+        <w:rPr>
+          <w:lang w:val="en-US"/>
+        </w:rPr>
+      </w:pPr>
+      <w:r>
+        <w:rPr>
+          <w:lang w:val="en-US"/>
+        </w:rPr>
+        <w:t>AI:</w:t>
+      </w:r>
+    </w:p>
+    <w:p>
+      <w:pPr>
+        <w:pStyle w:val="ListParagraph"/>
+        <w:numPr>
+          <w:ilvl w:val="0"/>
+          <w:numId w:val="16"/>
+        </w:numPr>
+        <w:rPr>
+          <w:lang w:val="en-US"/>
+        </w:rPr>
+      </w:pPr>
+      <w:r>
+        <w:rPr>
+          <w:lang w:val="en-US"/>
+        </w:rPr>
+        <w:t>Các Bước Làm AI?</w:t>
+      </w:r>
+    </w:p>
+    <w:p>
+      <w:pPr>
+        <w:pStyle w:val="ListParagraph"/>
+        <w:numPr>
+          <w:ilvl w:val="0"/>
+          <w:numId w:val="8"/>
+        </w:numPr>
+        <w:rPr>
+          <w:lang w:val="en-US"/>
+        </w:rPr>
+      </w:pPr>
+      <w:r>
+        <w:rPr>
+          <w:lang w:val="en-US"/>
+        </w:rPr>
+        <w:t>Khởi tạo Weight</w:t>
+      </w:r>
+    </w:p>
+    <w:p>
+      <w:pPr>
+        <w:pStyle w:val="ListParagraph"/>
+        <w:numPr>
+          <w:ilvl w:val="0"/>
+          <w:numId w:val="8"/>
+        </w:numPr>
+        <w:rPr>
+          <w:lang w:val="en-US"/>
+        </w:rPr>
+      </w:pPr>
+      <w:r>
+        <w:rPr>
+          <w:lang w:val="en-US"/>
+        </w:rPr>
+        <w:t>Đặt Learning Rate</w:t>
+      </w:r>
+    </w:p>
+    <w:p>
+      <w:pPr>
+        <w:pStyle w:val="ListParagraph"/>
+        <w:numPr>
+          <w:ilvl w:val="0"/>
+          <w:numId w:val="8"/>
+        </w:numPr>
+        <w:rPr>
+          <w:lang w:val="en-US"/>
+        </w:rPr>
+      </w:pPr>
+      <w:r>
+        <w:rPr>
+          <w:lang w:val="en-US"/>
+        </w:rPr>
+        <w:t>Chọn Activation Function</w:t>
+      </w:r>
+    </w:p>
+    <w:p>
+      <w:pPr>
+        <w:pStyle w:val="ListParagraph"/>
+        <w:numPr>
+          <w:ilvl w:val="0"/>
+          <w:numId w:val="8"/>
+        </w:numPr>
+        <w:rPr>
+          <w:lang w:val="en-US"/>
+        </w:rPr>
+      </w:pPr>
+      <w:r>
+        <w:rPr>
+          <w:lang w:val="en-US"/>
+        </w:rPr>
+        <w:t>Chọn Loss Function</w:t>
+      </w:r>
+    </w:p>
+    <w:p>
+      <w:pPr>
+        <w:pStyle w:val="ListParagraph"/>
+        <w:numPr>
+          <w:ilvl w:val="0"/>
+          <w:numId w:val="8"/>
+        </w:numPr>
+        <w:rPr>
+          <w:lang w:val="en-US"/>
+        </w:rPr>
+      </w:pPr>
+      <w:r>
+        <w:rPr>
+          <w:lang w:val="en-US"/>
+        </w:rPr>
+        <w:t>Chọn Optimizer</w:t>
+      </w:r>
+    </w:p>
+    <w:p>
+      <w:pPr>
+        <w:rPr>
+          <w:lang w:val="en-US"/>
+        </w:rPr>
+      </w:pPr>
+    </w:p>
+    <w:p>
+      <w:pPr>
+        <w:rPr>
+          <w:lang w:val="en-US"/>
+        </w:rPr>
+      </w:pPr>
+      <w:r>
+        <w:rPr>
+          <w:lang w:val="en-US"/>
+        </w:rPr>
+        <w:t>Brute Force AI:</w:t>
       </w:r>
     </w:p>
     <w:p>
@@ -5532,7 +10073,13 @@
         <w:rPr>
           <w:lang w:val="en-US"/>
         </w:rPr>
-        <w:t>Tỉ Lệ Đoán Đúng MNIST?</w:t>
+        <w:t xml:space="preserve">Ý </w:t>
+      </w:r>
+      <w:r>
+        <w:rPr>
+          <w:lang w:val="en-US"/>
+        </w:rPr>
+        <w:t>Tưởng?</w:t>
       </w:r>
     </w:p>
     <w:p>
@@ -5550,6 +10097,390 @@
         <w:rPr>
           <w:lang w:val="en-US"/>
         </w:rPr>
+        <w:t xml:space="preserve">Giả sử Input là 1 điểm trong không gian n chiều, và giá trị được gán cho nó là 1 số nào đó, ta có rất nhiều Input như vậy, bài toán đặt ra là nếu ta cho AI 1 Input mới hoàn toàn thì giá trị nó trả về sẽ là bao nhiêu, cách đơn giản nhất để tìm ra là sử dụng phép nội suy, Input mới </w:t>
+      </w:r>
+      <w:r>
+        <w:rPr>
+          <w:lang w:val="en-US"/>
+        </w:rPr>
+        <w:t xml:space="preserve">càng </w:t>
+      </w:r>
+      <w:r>
+        <w:rPr>
+          <w:lang w:val="en-US"/>
+        </w:rPr>
+        <w:t>gần Input đã có nào thì giá trị của nó càng nghiêng về</w:t>
+      </w:r>
+      <w:r>
+        <w:rPr>
+          <w:lang w:val="en-US"/>
+        </w:rPr>
+        <w:t xml:space="preserve"> Input đó</w:t>
+      </w:r>
+    </w:p>
+    <w:p>
+      <w:pPr>
+        <w:pStyle w:val="ListParagraph"/>
+        <w:numPr>
+          <w:ilvl w:val="0"/>
+          <w:numId w:val="6"/>
+        </w:numPr>
+        <w:rPr>
+          <w:lang w:val="en-US"/>
+        </w:rPr>
+      </w:pPr>
+      <w:r>
+        <w:rPr>
+          <w:lang w:val="en-US"/>
+        </w:rPr>
+        <w:t>N</w:t>
+      </w:r>
+      <w:r>
+        <w:rPr>
+          <w:lang w:val="en-US"/>
+        </w:rPr>
+        <w:t>hư vậy</w:t>
+      </w:r>
+      <w:r>
+        <w:rPr>
+          <w:lang w:val="en-US"/>
+        </w:rPr>
+        <w:t xml:space="preserve"> nghịch đảo</w:t>
+      </w:r>
+      <w:r>
+        <w:rPr>
+          <w:lang w:val="en-US"/>
+        </w:rPr>
+        <w:t xml:space="preserve"> khoảng cách</w:t>
+      </w:r>
+      <w:r>
+        <w:rPr>
+          <w:lang w:val="en-US"/>
+        </w:rPr>
+        <w:t xml:space="preserve"> mũ k</w:t>
+      </w:r>
+      <w:r>
+        <w:rPr>
+          <w:lang w:val="en-US"/>
+        </w:rPr>
+        <w:t xml:space="preserve"> của Input mới tới tất cả các Input đã có sẽ là</w:t>
+      </w:r>
+      <w:r>
+        <w:rPr>
+          <w:lang w:val="en-US"/>
+        </w:rPr>
+        <w:t xml:space="preserve"> </w:t>
+      </w:r>
+      <w:r>
+        <w:rPr>
+          <w:lang w:val="en-US"/>
+        </w:rPr>
+        <w:t>trọng số</w:t>
+      </w:r>
+      <w:r>
+        <w:rPr>
+          <w:lang w:val="en-US"/>
+        </w:rPr>
+        <w:t xml:space="preserve">, trọng số này được </w:t>
+      </w:r>
+      <w:r>
+        <w:rPr>
+          <w:lang w:val="en-US"/>
+        </w:rPr>
+        <w:t>chuẩn hóa</w:t>
+      </w:r>
+      <w:r>
+        <w:rPr>
+          <w:lang w:val="en-US"/>
+        </w:rPr>
+        <w:t xml:space="preserve"> sao cho tổng của chúng = 1, </w:t>
+      </w:r>
+      <w:r>
+        <w:rPr>
+          <w:lang w:val="en-US"/>
+        </w:rPr>
+        <w:t>k là độ tương phản, càng lớn thì giá trị trả về càng chính xác</w:t>
+      </w:r>
+      <w:r>
+        <w:rPr>
+          <w:lang w:val="en-US"/>
+        </w:rPr>
+        <w:t>, thông thường đặt = 20</w:t>
+      </w:r>
+    </w:p>
+    <w:p>
+      <w:pPr>
+        <w:pStyle w:val="ListParagraph"/>
+        <w:numPr>
+          <w:ilvl w:val="0"/>
+          <w:numId w:val="5"/>
+        </w:numPr>
+        <w:rPr>
+          <w:lang w:val="en-US"/>
+        </w:rPr>
+      </w:pPr>
+      <w:r>
+        <w:rPr>
+          <w:lang w:val="en-US"/>
+        </w:rPr>
+        <w:t>Pseudo Code?</w:t>
+      </w:r>
+    </w:p>
+    <w:p>
+      <w:pPr>
+        <w:pStyle w:val="ListParagraph"/>
+        <w:numPr>
+          <w:ilvl w:val="0"/>
+          <w:numId w:val="6"/>
+        </w:numPr>
+        <w:rPr>
+          <w:lang w:val="en-US"/>
+        </w:rPr>
+      </w:pPr>
+      <w:r>
+        <w:rPr>
+          <w:lang w:val="en-US"/>
+        </w:rPr>
+        <w:t>Đặt độ tương phản</w:t>
+      </w:r>
+    </w:p>
+    <w:p>
+      <w:pPr>
+        <w:pStyle w:val="ListParagraph"/>
+        <w:pBdr>
+          <w:top w:val="single" w:sz="4" w:space="1" w:color="auto"/>
+          <w:left w:val="single" w:sz="4" w:space="4" w:color="auto"/>
+          <w:bottom w:val="single" w:sz="4" w:space="1" w:color="auto"/>
+          <w:right w:val="single" w:sz="4" w:space="4" w:color="auto"/>
+        </w:pBdr>
+        <w:ind w:left="1080"/>
+        <w:rPr>
+          <w:lang w:val="en-US"/>
+        </w:rPr>
+      </w:pPr>
+      <w:r>
+        <w:rPr>
+          <w:lang w:val="en-US"/>
+        </w:rPr>
+        <w:t>k = 20</w:t>
+      </w:r>
+    </w:p>
+    <w:p>
+      <w:pPr>
+        <w:pStyle w:val="ListParagraph"/>
+        <w:numPr>
+          <w:ilvl w:val="0"/>
+          <w:numId w:val="6"/>
+        </w:numPr>
+        <w:rPr>
+          <w:lang w:val="en-US"/>
+        </w:rPr>
+      </w:pPr>
+      <w:r>
+        <w:rPr>
+          <w:lang w:val="en-US"/>
+        </w:rPr>
+        <w:t>Tính nghịch đảo khoảng cách mũ k</w:t>
+      </w:r>
+    </w:p>
+    <w:p>
+      <w:pPr>
+        <w:pStyle w:val="ListParagraph"/>
+        <w:pBdr>
+          <w:top w:val="single" w:sz="4" w:space="1" w:color="auto"/>
+          <w:left w:val="single" w:sz="4" w:space="4" w:color="auto"/>
+          <w:bottom w:val="single" w:sz="4" w:space="1" w:color="auto"/>
+          <w:right w:val="single" w:sz="4" w:space="4" w:color="auto"/>
+        </w:pBdr>
+        <w:ind w:left="1080"/>
+        <w:rPr>
+          <w:lang w:val="en-US"/>
+        </w:rPr>
+      </w:pPr>
+      <w:r>
+        <w:rPr>
+          <w:lang w:val="en-US"/>
+        </w:rPr>
+        <w:t>d</w:t>
+      </w:r>
+      <w:r>
+        <w:rPr>
+          <w:lang w:val="en-US"/>
+        </w:rPr>
+        <w:t xml:space="preserve"> = 1 / (((x_train -</w:t>
+      </w:r>
+      <w:r>
+        <w:rPr>
+          <w:lang w:val="en-US"/>
+        </w:rPr>
+        <w:t xml:space="preserve"> input</w:t>
+      </w:r>
+      <w:r>
+        <w:rPr>
+          <w:lang w:val="en-US"/>
+        </w:rPr>
+        <w:t xml:space="preserve">) ** 2).sum((1, 2)) + 1e-5) ** </w:t>
+      </w:r>
+      <w:r>
+        <w:rPr>
+          <w:lang w:val="en-US"/>
+        </w:rPr>
+        <w:t>k</w:t>
+      </w:r>
+    </w:p>
+    <w:p>
+      <w:pPr>
+        <w:pStyle w:val="ListParagraph"/>
+        <w:numPr>
+          <w:ilvl w:val="0"/>
+          <w:numId w:val="6"/>
+        </w:numPr>
+        <w:rPr>
+          <w:lang w:val="en-US"/>
+        </w:rPr>
+      </w:pPr>
+      <w:r>
+        <w:rPr>
+          <w:lang w:val="en-US"/>
+        </w:rPr>
+        <w:t>Chuẩn hóa tỉ lệ</w:t>
+      </w:r>
+    </w:p>
+    <w:p>
+      <w:pPr>
+        <w:pStyle w:val="ListParagraph"/>
+        <w:pBdr>
+          <w:top w:val="single" w:sz="4" w:space="1" w:color="auto"/>
+          <w:left w:val="single" w:sz="4" w:space="4" w:color="auto"/>
+          <w:bottom w:val="single" w:sz="4" w:space="1" w:color="auto"/>
+          <w:right w:val="single" w:sz="4" w:space="4" w:color="auto"/>
+        </w:pBdr>
+        <w:ind w:left="1080"/>
+        <w:rPr>
+          <w:lang w:val="en-US"/>
+        </w:rPr>
+      </w:pPr>
+      <w:r>
+        <w:rPr>
+          <w:lang w:val="en-US"/>
+        </w:rPr>
+        <w:t>p</w:t>
+      </w:r>
+      <w:r>
+        <w:rPr>
+          <w:lang w:val="en-US"/>
+        </w:rPr>
+        <w:t xml:space="preserve"> = </w:t>
+      </w:r>
+      <w:r>
+        <w:rPr>
+          <w:lang w:val="en-US"/>
+        </w:rPr>
+        <w:t>d</w:t>
+      </w:r>
+      <w:r>
+        <w:rPr>
+          <w:lang w:val="en-US"/>
+        </w:rPr>
+        <w:t xml:space="preserve"> / </w:t>
+      </w:r>
+      <w:r>
+        <w:rPr>
+          <w:lang w:val="en-US"/>
+        </w:rPr>
+        <w:t>d</w:t>
+      </w:r>
+      <w:r>
+        <w:rPr>
+          <w:lang w:val="en-US"/>
+        </w:rPr>
+        <w:t>.sum()</w:t>
+      </w:r>
+    </w:p>
+    <w:p>
+      <w:pPr>
+        <w:pStyle w:val="ListParagraph"/>
+        <w:numPr>
+          <w:ilvl w:val="0"/>
+          <w:numId w:val="6"/>
+        </w:numPr>
+        <w:rPr>
+          <w:lang w:val="en-US"/>
+        </w:rPr>
+      </w:pPr>
+      <w:r>
+        <w:rPr>
+          <w:lang w:val="en-US"/>
+        </w:rPr>
+        <w:t>Kết quả</w:t>
+      </w:r>
+    </w:p>
+    <w:p>
+      <w:pPr>
+        <w:pStyle w:val="ListParagraph"/>
+        <w:pBdr>
+          <w:top w:val="single" w:sz="4" w:space="1" w:color="auto"/>
+          <w:left w:val="single" w:sz="4" w:space="4" w:color="auto"/>
+          <w:bottom w:val="single" w:sz="4" w:space="1" w:color="auto"/>
+          <w:right w:val="single" w:sz="4" w:space="4" w:color="auto"/>
+        </w:pBdr>
+        <w:ind w:left="1080"/>
+        <w:rPr>
+          <w:lang w:val="en-US"/>
+        </w:rPr>
+      </w:pPr>
+      <w:r>
+        <w:rPr>
+          <w:lang w:val="en-US"/>
+        </w:rPr>
+        <w:t>output = (</w:t>
+      </w:r>
+      <w:r>
+        <w:rPr>
+          <w:lang w:val="en-US"/>
+        </w:rPr>
+        <w:t>p</w:t>
+      </w:r>
+      <w:r>
+        <w:rPr>
+          <w:lang w:val="en-US"/>
+        </w:rPr>
+        <w:t xml:space="preserve"> * y_train).sum()</w:t>
+      </w:r>
+    </w:p>
+    <w:p>
+      <w:pPr>
+        <w:pStyle w:val="ListParagraph"/>
+        <w:numPr>
+          <w:ilvl w:val="0"/>
+          <w:numId w:val="5"/>
+        </w:numPr>
+        <w:rPr>
+          <w:lang w:val="en-US"/>
+        </w:rPr>
+      </w:pPr>
+      <w:r>
+        <w:rPr>
+          <w:lang w:val="en-US"/>
+        </w:rPr>
+        <w:t>Tỉ Lệ Đoán Đúng MNIST?</w:t>
+      </w:r>
+    </w:p>
+    <w:p>
+      <w:pPr>
+        <w:pStyle w:val="ListParagraph"/>
+        <w:numPr>
+          <w:ilvl w:val="0"/>
+          <w:numId w:val="6"/>
+        </w:numPr>
+        <w:rPr>
+          <w:lang w:val="en-US"/>
+        </w:rPr>
+      </w:pPr>
+      <w:r>
+        <w:rPr>
+          <w:lang w:val="en-US"/>
+        </w:rPr>
         <w:t>96%</w:t>
       </w:r>
     </w:p>
@@ -5570,6 +10501,309 @@
         <w:rPr>
           <w:lang w:val="en-US"/>
         </w:rPr>
+        <w:t>RNN – Recurrent Neural Network:</w:t>
+      </w:r>
+    </w:p>
+    <w:p>
+      <w:pPr>
+        <w:pStyle w:val="ListParagraph"/>
+        <w:numPr>
+          <w:ilvl w:val="0"/>
+          <w:numId w:val="14"/>
+        </w:numPr>
+        <w:rPr>
+          <w:lang w:val="en-US"/>
+        </w:rPr>
+      </w:pPr>
+      <w:r>
+        <w:rPr>
+          <w:lang w:val="en-US"/>
+        </w:rPr>
+        <w:t>Ví Dụ Dữ Liệu Train, Vào Và Ra Cơ Bản Nhất Của RNN?</w:t>
+      </w:r>
+    </w:p>
+    <w:p>
+      <w:pPr>
+        <w:pStyle w:val="ListParagraph"/>
+        <w:numPr>
+          <w:ilvl w:val="0"/>
+          <w:numId w:val="6"/>
+        </w:numPr>
+        <w:rPr>
+          <w:lang w:val="en-US"/>
+        </w:rPr>
+      </w:pPr>
+      <w:r>
+        <w:rPr>
+          <w:lang w:val="en-US"/>
+        </w:rPr>
+        <w:t>Dữ liệu Train cơ bản nhất là 1 đoạn văn dài vãi lồn</w:t>
+      </w:r>
+      <w:r>
+        <w:rPr>
+          <w:lang w:val="en-US"/>
+        </w:rPr>
+        <w:t xml:space="preserve">, từ đoạn văn lấy ra toàn bộ các chuỗi kí tự con đều có độ dài = 1 số nào đó làm </w:t>
+      </w:r>
+      <w:r>
+        <w:rPr>
+          <w:lang w:val="en-US"/>
+        </w:rPr>
+        <w:t>Sample</w:t>
+      </w:r>
+      <w:r>
+        <w:rPr>
+          <w:lang w:val="en-US"/>
+        </w:rPr>
+        <w:t xml:space="preserve">, và kí tự tiếp theo trong mỗi chuỗi làm </w:t>
+      </w:r>
+      <w:r>
+        <w:rPr>
+          <w:lang w:val="en-US"/>
+        </w:rPr>
+        <w:t>nhãn</w:t>
+      </w:r>
+    </w:p>
+    <w:p>
+      <w:pPr>
+        <w:pStyle w:val="ListParagraph"/>
+        <w:numPr>
+          <w:ilvl w:val="0"/>
+          <w:numId w:val="6"/>
+        </w:numPr>
+        <w:rPr>
+          <w:lang w:val="en-US"/>
+        </w:rPr>
+      </w:pPr>
+      <w:r>
+        <w:rPr>
+          <w:lang w:val="en-US"/>
+        </w:rPr>
+        <w:lastRenderedPageBreak/>
+        <w:t xml:space="preserve">Ví dụ có đoạn văn “Foo Bar And I Fuck FooBar”, lấy các đoạn có độ dài = </w:t>
+      </w:r>
+      <w:r>
+        <w:rPr>
+          <w:lang w:val="en-US"/>
+        </w:rPr>
+        <w:t>13</w:t>
+      </w:r>
+    </w:p>
+    <w:p>
+      <w:pPr>
+        <w:pStyle w:val="ListParagraph"/>
+        <w:numPr>
+          <w:ilvl w:val="0"/>
+          <w:numId w:val="6"/>
+        </w:numPr>
+        <w:rPr>
+          <w:lang w:val="en-US"/>
+        </w:rPr>
+      </w:pPr>
+      <w:r>
+        <w:rPr>
+          <w:lang w:val="en-US"/>
+        </w:rPr>
+        <w:t>Sample</w:t>
+      </w:r>
+      <w:r>
+        <w:rPr>
+          <w:lang w:val="en-US"/>
+        </w:rPr>
+        <w:t xml:space="preserve"> “Foo Bar And I”, </w:t>
+      </w:r>
+      <w:r>
+        <w:rPr>
+          <w:lang w:val="en-US"/>
+        </w:rPr>
+        <w:t>nhãn</w:t>
+      </w:r>
+      <w:r>
+        <w:rPr>
+          <w:lang w:val="en-US"/>
+        </w:rPr>
+        <w:t xml:space="preserve"> “</w:t>
+      </w:r>
+      <w:r>
+        <w:rPr>
+          <w:lang w:val="en-US"/>
+        </w:rPr>
+        <w:t xml:space="preserve"> </w:t>
+      </w:r>
+      <w:r>
+        <w:rPr>
+          <w:lang w:val="en-US"/>
+        </w:rPr>
+        <w:t>”</w:t>
+      </w:r>
+    </w:p>
+    <w:p>
+      <w:pPr>
+        <w:pStyle w:val="ListParagraph"/>
+        <w:numPr>
+          <w:ilvl w:val="0"/>
+          <w:numId w:val="6"/>
+        </w:numPr>
+        <w:rPr>
+          <w:lang w:val="en-US"/>
+        </w:rPr>
+      </w:pPr>
+      <w:r>
+        <w:rPr>
+          <w:lang w:val="en-US"/>
+        </w:rPr>
+        <w:t>Sample</w:t>
+      </w:r>
+      <w:r>
+        <w:rPr>
+          <w:lang w:val="en-US"/>
+        </w:rPr>
+        <w:t xml:space="preserve"> “</w:t>
+      </w:r>
+      <w:r>
+        <w:rPr>
+          <w:lang w:val="en-US"/>
+        </w:rPr>
+        <w:t xml:space="preserve">oo Bar And I </w:t>
+      </w:r>
+      <w:r>
+        <w:rPr>
+          <w:lang w:val="en-US"/>
+        </w:rPr>
+        <w:t>”, nhãn</w:t>
+      </w:r>
+      <w:r>
+        <w:rPr>
+          <w:lang w:val="en-US"/>
+        </w:rPr>
+        <w:t xml:space="preserve"> “F”</w:t>
+      </w:r>
+    </w:p>
+    <w:p>
+      <w:pPr>
+        <w:pStyle w:val="ListParagraph"/>
+        <w:numPr>
+          <w:ilvl w:val="0"/>
+          <w:numId w:val="6"/>
+        </w:numPr>
+        <w:rPr>
+          <w:lang w:val="en-US"/>
+        </w:rPr>
+      </w:pPr>
+      <w:r>
+        <w:rPr>
+          <w:lang w:val="en-US"/>
+        </w:rPr>
+        <w:t>…</w:t>
+      </w:r>
+    </w:p>
+    <w:p>
+      <w:pPr>
+        <w:pStyle w:val="ListParagraph"/>
+        <w:numPr>
+          <w:ilvl w:val="0"/>
+          <w:numId w:val="6"/>
+        </w:numPr>
+        <w:rPr>
+          <w:lang w:val="en-US"/>
+        </w:rPr>
+      </w:pPr>
+      <w:r>
+        <w:rPr>
+          <w:lang w:val="en-US"/>
+        </w:rPr>
+        <w:t xml:space="preserve">Sample “ I Fuck FooBa”, </w:t>
+      </w:r>
+      <w:r>
+        <w:rPr>
+          <w:lang w:val="en-US"/>
+        </w:rPr>
+        <w:t>nhãn</w:t>
+      </w:r>
+      <w:r>
+        <w:rPr>
+          <w:lang w:val="en-US"/>
+        </w:rPr>
+        <w:t xml:space="preserve"> “r”</w:t>
+      </w:r>
+    </w:p>
+    <w:p>
+      <w:pPr>
+        <w:pStyle w:val="ListParagraph"/>
+        <w:numPr>
+          <w:ilvl w:val="0"/>
+          <w:numId w:val="6"/>
+        </w:numPr>
+        <w:rPr>
+          <w:lang w:val="en-US"/>
+        </w:rPr>
+      </w:pPr>
+      <w:r>
+        <w:rPr>
+          <w:lang w:val="en-US"/>
+        </w:rPr>
+        <w:t xml:space="preserve">Các kí tự sẽ được mã hóa thành One Hot Vector, tương tự </w:t>
+      </w:r>
+      <w:r>
+        <w:rPr>
+          <w:lang w:val="en-US"/>
+        </w:rPr>
+        <w:t>nhãn</w:t>
+      </w:r>
+    </w:p>
+    <w:p>
+      <w:pPr>
+        <w:pStyle w:val="ListParagraph"/>
+        <w:numPr>
+          <w:ilvl w:val="0"/>
+          <w:numId w:val="14"/>
+        </w:numPr>
+        <w:rPr>
+          <w:lang w:val="en-US"/>
+        </w:rPr>
+      </w:pPr>
+      <w:r>
+        <w:rPr>
+          <w:lang w:val="en-US"/>
+        </w:rPr>
+        <w:t>Dữ Liệu Test, Vào Và Ra?</w:t>
+      </w:r>
+    </w:p>
+    <w:p>
+      <w:pPr>
+        <w:pStyle w:val="ListParagraph"/>
+        <w:numPr>
+          <w:ilvl w:val="0"/>
+          <w:numId w:val="6"/>
+        </w:numPr>
+        <w:rPr>
+          <w:lang w:val="en-US"/>
+        </w:rPr>
+      </w:pPr>
+      <w:r>
+        <w:rPr>
+          <w:lang w:val="en-US"/>
+        </w:rPr>
+        <w:t>Chọn 1 Sample bất kì rồi đưa vào RNN, kết quả sẽ là kí tự tiếp theo, sau đó chèn kí tự đó vào cuối Sample và bỏ kí tự đầu của Sample đi, tiếp tục đưa Sample mới vào RNN, kết quả sẽ là kí tự tiếp theo, cứ như vậy cho nó tạo 1 đoạn văn dài vãi đái</w:t>
+      </w:r>
+    </w:p>
+    <w:p>
+      <w:pPr>
+        <w:rPr>
+          <w:lang w:val="en-US"/>
+        </w:rPr>
+      </w:pPr>
+    </w:p>
+    <w:p>
+      <w:pPr>
+        <w:rPr>
+          <w:lang w:val="en-US"/>
+        </w:rPr>
+      </w:pPr>
+      <w:r>
+        <w:rPr>
+          <w:lang w:val="en-US"/>
+        </w:rPr>
         <w:t>Turing Machine:</w:t>
       </w:r>
     </w:p>
@@ -5889,6 +11123,7 @@
         <w:rPr>
           <w:lang w:val="en-US"/>
         </w:rPr>
+        <w:lastRenderedPageBreak/>
         <w:tab/>
         <w:t>Def:</w:t>
       </w:r>
@@ -5936,7 +11171,6 @@
         <w:rPr>
           <w:lang w:val="en-US"/>
         </w:rPr>
-        <w:lastRenderedPageBreak/>
         <w:tab/>
         <w:t>Def:</w:t>
       </w:r>
@@ -6559,6 +11793,7 @@
         <w:rPr>
           <w:lang w:val="en-US"/>
         </w:rPr>
+        <w:lastRenderedPageBreak/>
         <w:t>On-Policy: Hành động</w:t>
       </w:r>
       <w:r>
@@ -6635,7 +11870,6 @@
         <w:rPr>
           <w:lang w:val="en-US"/>
         </w:rPr>
-        <w:lastRenderedPageBreak/>
         <w:t>Online-Learning: Học ngay khi data mới xuất hiện</w:t>
       </w:r>
     </w:p>
@@ -8130,6 +13364,7 @@
           <w:rFonts w:eastAsiaTheme="minorEastAsia"/>
           <w:lang w:val="en-US"/>
         </w:rPr>
+        <w:lastRenderedPageBreak/>
         <w:tab/>
         <w:t xml:space="preserve">Meaning: </w:t>
       </w:r>
@@ -8178,7 +13413,6 @@
           <w:rFonts w:eastAsiaTheme="minorEastAsia"/>
           <w:lang w:val="en-US"/>
         </w:rPr>
-        <w:lastRenderedPageBreak/>
         <w:tab/>
       </w:r>
       <w:r>
@@ -10580,6 +15814,7 @@
         <w:rPr>
           <w:lang w:val="en-US"/>
         </w:rPr>
+        <w:lastRenderedPageBreak/>
         <w:t>Fisher Information:</w:t>
       </w:r>
       <w:r>
@@ -10638,7 +15873,6 @@
         <w:rPr>
           <w:lang w:val="en-US"/>
         </w:rPr>
-        <w:lastRenderedPageBreak/>
         <w:tab/>
       </w:r>
       <w:r>
@@ -12239,6 +17473,7 @@
           <w:rFonts w:eastAsiaTheme="minorEastAsia"/>
           <w:lang w:val="en-US"/>
         </w:rPr>
+        <w:lastRenderedPageBreak/>
         <w:tab/>
       </w:r>
       <w:r>
@@ -12466,7 +17701,6 @@
         <w:rPr>
           <w:lang w:val="en-US"/>
         </w:rPr>
-        <w:lastRenderedPageBreak/>
         <w:tab/>
       </w:r>
       <w:r>
@@ -14405,6 +19639,7 @@
         <w:rPr>
           <w:lang w:val="en-US"/>
         </w:rPr>
+        <w:lastRenderedPageBreak/>
         <w:tab/>
       </w:r>
       <w:r>
@@ -14458,7 +19693,6 @@
         <w:rPr>
           <w:lang w:val="en-US"/>
         </w:rPr>
-        <w:lastRenderedPageBreak/>
         <w:tab/>
       </w:r>
       <w:r>
@@ -15252,6 +20486,7 @@
         <w:rPr>
           <w:lang w:val="en-US"/>
         </w:rPr>
+        <w:lastRenderedPageBreak/>
         <w:t>A3C(</w:t>
       </w:r>
       <w:r>
@@ -15305,7 +20540,6 @@
         <w:rPr>
           <w:lang w:val="en-US"/>
         </w:rPr>
-        <w:lastRenderedPageBreak/>
         <w:t>CAP(Credit Assignment Problem): Khó để biết action này có tốt cho final result hay không</w:t>
       </w:r>
     </w:p>
@@ -16455,6 +21689,7 @@
           <w:rFonts w:eastAsiaTheme="minorEastAsia"/>
           <w:lang w:val="en-US"/>
         </w:rPr>
+        <w:lastRenderedPageBreak/>
         <w:tab/>
       </w:r>
       <w:r>
@@ -16618,7 +21853,6 @@
           <w:rFonts w:eastAsiaTheme="minorEastAsia"/>
           <w:lang w:val="en-US"/>
         </w:rPr>
-        <w:lastRenderedPageBreak/>
         <w:tab/>
       </w:r>
       <w:r>
@@ -17622,6 +22856,7 @@
         <w:rPr>
           <w:lang w:val="en-US"/>
         </w:rPr>
+        <w:lastRenderedPageBreak/>
         <w:tab/>
         <w:t>Formula: x = x – Hessian(c)</w:t>
       </w:r>
@@ -17726,7 +22961,6 @@
         <w:rPr>
           <w:lang w:val="en-US"/>
         </w:rPr>
-        <w:lastRenderedPageBreak/>
         <w:tab/>
         <w:t xml:space="preserve">Algo: </w:t>
       </w:r>
@@ -20416,6 +25650,7 @@
           <w:bCs/>
           <w:lang w:val="en"/>
         </w:rPr>
+        <w:lastRenderedPageBreak/>
         <w:tab/>
         <w:t xml:space="preserve">      x</w:t>
       </w:r>
@@ -20513,7 +25748,6 @@
           <w:bCs/>
           <w:lang w:val="en"/>
         </w:rPr>
-        <w:lastRenderedPageBreak/>
         <w:tab/>
         <w:t>Def:</w:t>
       </w:r>
@@ -22167,6 +27401,7 @@
         <w:rPr>
           <w:lang w:val="en-US"/>
         </w:rPr>
+        <w:lastRenderedPageBreak/>
         <w:t xml:space="preserve">PPO(Proximal Policy Optimization): </w:t>
       </w:r>
       <w:r>
@@ -22214,36 +27449,622 @@
         <w:rPr>
           <w:lang w:val="en-US"/>
         </w:rPr>
+        <w:tab/>
+        <w:t xml:space="preserve">         Tăng good action nhưng không &gt; e, giảm bad action nhưng không &gt; e</w:t>
+      </w:r>
+    </w:p>
+    <w:p>
+      <w:pPr>
+        <w:rPr>
+          <w:lang w:val="en-US"/>
+        </w:rPr>
+      </w:pPr>
+      <w:r>
+        <w:rPr>
+          <w:lang w:val="en-US"/>
+        </w:rPr>
+        <w:tab/>
+        <w:t xml:space="preserve">          Update nhiều lần liên tiếp cho tới khi kl giữa new và old distribution &gt; delta</w:t>
+      </w:r>
+    </w:p>
+    <w:p>
+      <w:pPr>
+        <w:rPr>
+          <w:lang w:val="en-US"/>
+        </w:rPr>
+      </w:pPr>
+      <w:r>
+        <w:rPr>
+          <w:lang w:val="en-US"/>
+        </w:rPr>
+        <w:t xml:space="preserve">Dijkstra’s Algorithm: Thuật toán tìm đường đi ngắn nhất từ một node đến node bất kì trong </w:t>
+      </w:r>
+    </w:p>
+    <w:p>
+      <w:pPr>
+        <w:ind w:left="720" w:firstLine="720"/>
+        <w:rPr>
+          <w:lang w:val="en-US"/>
+        </w:rPr>
+      </w:pPr>
+      <w:r>
+        <w:rPr>
+          <w:lang w:val="en-US"/>
+        </w:rPr>
+        <w:t xml:space="preserve">          Graph</w:t>
+      </w:r>
+      <w:r>
+        <w:rPr>
+          <w:lang w:val="en-US"/>
+        </w:rPr>
+        <w:t>(tưởng tượng cơn lũ)</w:t>
+      </w:r>
+    </w:p>
+    <w:p>
+      <w:pPr>
+        <w:rPr>
+          <w:lang w:val="en-US"/>
+        </w:rPr>
+      </w:pPr>
+      <w:r>
+        <w:rPr>
+          <w:lang w:val="en-US"/>
+        </w:rPr>
+        <w:tab/>
+        <w:t>Algo: Init node hiện tại</w:t>
+      </w:r>
+      <w:r>
+        <w:rPr>
+          <w:lang w:val="en-US"/>
+        </w:rPr>
+        <w:t>, tạo list unvisited node gồm full node, list visited node empty</w:t>
+      </w:r>
+    </w:p>
+    <w:p>
+      <w:pPr>
+        <w:rPr>
+          <w:lang w:val="en-US"/>
+        </w:rPr>
+      </w:pPr>
+      <w:r>
+        <w:rPr>
+          <w:lang w:val="en-US"/>
+        </w:rPr>
+        <w:tab/>
+        <w:t xml:space="preserve">         Init bảng cột 1 node, cột 2 giá trị ít nhất để đi đến node đó</w:t>
+      </w:r>
+      <w:r>
+        <w:rPr>
+          <w:lang w:val="en-US"/>
+        </w:rPr>
+        <w:t xml:space="preserve"> (inf)</w:t>
+      </w:r>
+      <w:r>
+        <w:rPr>
+          <w:lang w:val="en-US"/>
+        </w:rPr>
+        <w:t>,cột 3 prev_node</w:t>
+      </w:r>
+    </w:p>
+    <w:p>
+      <w:pPr>
+        <w:rPr>
+          <w:lang w:val="en-US"/>
+        </w:rPr>
+      </w:pPr>
+      <w:r>
+        <w:rPr>
+          <w:lang w:val="en-US"/>
+        </w:rPr>
+        <w:tab/>
+        <w:t xml:space="preserve">         </w:t>
+      </w:r>
+      <w:r>
+        <w:rPr>
+          <w:lang w:val="en-US"/>
+        </w:rPr>
+        <w:t>Từ node hiện tại, check full neighbor node nếu nó không nằm trong visited,</w:t>
+      </w:r>
+    </w:p>
+    <w:p>
+      <w:pPr>
+        <w:rPr>
+          <w:lang w:val="en-US"/>
+        </w:rPr>
+      </w:pPr>
+      <w:r>
+        <w:rPr>
+          <w:lang w:val="en-US"/>
+        </w:rPr>
+        <w:tab/>
+        <w:t xml:space="preserve">         Tính giá trị của neighbor node = giá trị node hiện tại + weight neighbor node</w:t>
+      </w:r>
+    </w:p>
+    <w:p>
+      <w:pPr>
+        <w:rPr>
+          <w:lang w:val="en-US"/>
+        </w:rPr>
+      </w:pPr>
+      <w:r>
+        <w:rPr>
+          <w:lang w:val="en-US"/>
+        </w:rPr>
+        <w:tab/>
+        <w:t xml:space="preserve">         Nếu giá trị &lt; giá trị cũ thì update bảng neighbor node, giá trị và prev_node</w:t>
+      </w:r>
+    </w:p>
+    <w:p>
+      <w:pPr>
+        <w:rPr>
+          <w:lang w:val="en-US"/>
+        </w:rPr>
+      </w:pPr>
+      <w:r>
+        <w:rPr>
+          <w:lang w:val="en-US"/>
+        </w:rPr>
+        <w:tab/>
+        <w:t xml:space="preserve">         Delete node hiện tại khỏi unvisited cho vào visited</w:t>
+      </w:r>
+    </w:p>
+    <w:p>
+      <w:pPr>
+        <w:rPr>
+          <w:lang w:val="en-US"/>
+        </w:rPr>
+      </w:pPr>
+      <w:r>
+        <w:rPr>
+          <w:lang w:val="en-US"/>
+        </w:rPr>
+        <w:tab/>
+        <w:t xml:space="preserve">         Node hiện tại = node trong unvisited có giá trị nhỏ nhất</w:t>
+      </w:r>
+    </w:p>
+    <w:p>
+      <w:pPr>
+        <w:rPr>
+          <w:lang w:val="en-US"/>
+        </w:rPr>
+      </w:pPr>
+      <w:r>
+        <w:rPr>
+          <w:lang w:val="en-US"/>
+        </w:rPr>
+        <w:tab/>
+        <w:t xml:space="preserve">         Lặp lại cho đến khi visit all node</w:t>
+      </w:r>
+    </w:p>
+    <w:p>
+      <w:pPr>
+        <w:rPr>
+          <w:lang w:val="en-US"/>
+        </w:rPr>
+      </w:pPr>
+      <w:r>
+        <w:rPr>
+          <w:lang w:val="en-US"/>
+        </w:rPr>
+        <w:tab/>
+        <w:t xml:space="preserve">         Dò path = prev_node</w:t>
+      </w:r>
+    </w:p>
+    <w:p>
+      <w:pPr>
+        <w:rPr>
+          <w:lang w:val="en-US"/>
+        </w:rPr>
+      </w:pPr>
+      <w:r>
+        <w:rPr>
+          <w:lang w:val="en-US"/>
+        </w:rPr>
+        <w:t xml:space="preserve">A* Search Algorithm: Giống Dijkstra’s Algorithm nhưng tìm kiếm kết quả không tối ưu trong </w:t>
+      </w:r>
+    </w:p>
+    <w:p>
+      <w:pPr>
+        <w:ind w:left="2160"/>
+        <w:rPr>
+          <w:lang w:val="en-US"/>
+        </w:rPr>
+      </w:pPr>
+      <w:r>
+        <w:rPr>
+          <w:lang w:val="en-US"/>
+        </w:rPr>
+        <w:t>thời gian ngắn</w:t>
+      </w:r>
+    </w:p>
+    <w:p>
+      <w:pPr>
+        <w:rPr>
+          <w:lang w:val="en-US"/>
+        </w:rPr>
+      </w:pPr>
+      <w:r>
+        <w:rPr>
+          <w:lang w:val="en-US"/>
+        </w:rPr>
+        <w:tab/>
+        <w:t>Algo: Giống Dijkstra, nhưng node hiện tại = node có giá trị value + heuristic nhỏ nhất</w:t>
+      </w:r>
+    </w:p>
+    <w:p>
+      <w:pPr>
+        <w:rPr>
+          <w:lang w:val="en-US"/>
+        </w:rPr>
+      </w:pPr>
+      <w:r>
+        <w:rPr>
+          <w:lang w:val="en-US"/>
+        </w:rPr>
+        <w:tab/>
+        <w:t xml:space="preserve">         Heuristic = khoảng cách của node đến điểm đích (hoặc model khác)</w:t>
+      </w:r>
+    </w:p>
+    <w:p>
+      <w:pPr>
+        <w:rPr>
+          <w:lang w:val="en-US"/>
+        </w:rPr>
+      </w:pPr>
+      <w:r>
+        <w:rPr>
+          <w:lang w:val="en-US"/>
+        </w:rPr>
+        <w:tab/>
+        <w:t xml:space="preserve">         Dừng khi tìm được đích</w:t>
+      </w:r>
+    </w:p>
+    <w:p>
+      <w:pPr>
+        <w:rPr>
+          <w:lang w:val="en-US"/>
+        </w:rPr>
+      </w:pPr>
+      <w:r>
+        <w:rPr>
+          <w:lang w:val="en-US"/>
+        </w:rPr>
+        <w:t>Hemiltonian Cycle: Loop đi qua tất cả vertices của graph một lần duy nhất</w:t>
+      </w:r>
+    </w:p>
+    <w:p>
+      <w:pPr>
+        <w:rPr>
+          <w:lang w:val="en-US"/>
+        </w:rPr>
+      </w:pPr>
+      <w:r>
+        <w:rPr>
+          <w:lang w:val="en-US"/>
+        </w:rPr>
+        <w:t>Prim’s Algorithm: Thuật toán spanning tree với weight nhỏ nhất</w:t>
+      </w:r>
+    </w:p>
+    <w:p>
+      <w:pPr>
+        <w:rPr>
+          <w:lang w:val="en-US"/>
+        </w:rPr>
+      </w:pPr>
+      <w:r>
+        <w:rPr>
+          <w:lang w:val="en-US"/>
+        </w:rPr>
+        <w:t xml:space="preserve">Union-Find: Thuật toán dung hợp 2 graph cho trước 2 element thuộc 2 graph, tìm graph của </w:t>
+      </w:r>
+    </w:p>
+    <w:p>
+      <w:pPr>
+        <w:ind w:firstLine="720"/>
+        <w:rPr>
+          <w:lang w:val="en-US"/>
+        </w:rPr>
+      </w:pPr>
+      <w:r>
+        <w:rPr>
+          <w:lang w:val="en-US"/>
+        </w:rPr>
+        <w:t xml:space="preserve">        Element dựa vào node đại diện</w:t>
+      </w:r>
+    </w:p>
+    <w:p>
+      <w:pPr>
+        <w:rPr>
+          <w:lang w:val="en-US"/>
+        </w:rPr>
+      </w:pPr>
+      <w:r>
+        <w:rPr>
+          <w:lang w:val="en-US"/>
+        </w:rPr>
+        <w:t>Genetic Algorithm: Thuật toán gen di truyền dựa vào chọn lọc tiến hóa</w:t>
+      </w:r>
+    </w:p>
+    <w:p>
+      <w:pPr>
+        <w:rPr>
+          <w:lang w:val="en-US"/>
+        </w:rPr>
+      </w:pPr>
+      <w:r>
+        <w:rPr>
+          <w:lang w:val="en-US"/>
+        </w:rPr>
+        <w:tab/>
+        <w:t>Algo: Init đời đầu population với size = n, tạo hàm fitness đo chất lượng của cá thể</w:t>
+      </w:r>
+    </w:p>
+    <w:p>
+      <w:pPr>
+        <w:rPr>
+          <w:lang w:val="en-US"/>
+        </w:rPr>
+      </w:pPr>
+      <w:r>
+        <w:rPr>
+          <w:lang w:val="en-US"/>
+        </w:rPr>
+        <w:tab/>
+        <w:t xml:space="preserve">         Chọn ra các cá thể với fitness lớn nhất  cho thẳng vào đời sau</w:t>
+      </w:r>
+    </w:p>
+    <w:p>
+      <w:pPr>
+        <w:rPr>
+          <w:lang w:val="en-US"/>
+        </w:rPr>
+      </w:pPr>
+      <w:r>
+        <w:rPr>
+          <w:lang w:val="en-US"/>
+        </w:rPr>
         <w:lastRenderedPageBreak/>
         <w:tab/>
-        <w:t xml:space="preserve">         Tăng good action nhưng không &gt; e, giảm bad action nhưng không &gt; e</w:t>
-      </w:r>
-    </w:p>
-    <w:p>
-      <w:pPr>
-        <w:rPr>
-          <w:lang w:val="en-US"/>
-        </w:rPr>
-      </w:pPr>
-      <w:r>
-        <w:rPr>
-          <w:lang w:val="en-US"/>
-        </w:rPr>
-        <w:tab/>
-        <w:t xml:space="preserve">          Update nhiều lần liên tiếp cho tới khi kl giữa new và old distribution &gt; delta</w:t>
-      </w:r>
-    </w:p>
-    <w:p>
-      <w:pPr>
-        <w:rPr>
-          <w:lang w:val="en-US"/>
-        </w:rPr>
-      </w:pPr>
-      <w:r>
-        <w:rPr>
-          <w:lang w:val="en-US"/>
-        </w:rPr>
-        <w:t xml:space="preserve">Dijkstra’s Algorithm: Thuật toán tìm đường đi ngắn nhất từ một node đến node bất kì trong </w:t>
+        <w:t xml:space="preserve">         Tạo tiếp các cá thể tiếp theo cho đủ bằng cách hoán đổi các đoạn gen của 2 cá </w:t>
+      </w:r>
+    </w:p>
+    <w:p>
+      <w:pPr>
+        <w:ind w:firstLine="720"/>
+        <w:rPr>
+          <w:lang w:val="en-US"/>
+        </w:rPr>
+      </w:pPr>
+      <w:r>
+        <w:rPr>
+          <w:lang w:val="en-US"/>
+        </w:rPr>
+        <w:t xml:space="preserve">         thể bố mẹ tốt bất kì, gây đột biến gen với tần suất thấp</w:t>
+      </w:r>
+    </w:p>
+    <w:p>
+      <w:pPr>
+        <w:ind w:firstLine="720"/>
+        <w:rPr>
+          <w:lang w:val="en-US"/>
+        </w:rPr>
+      </w:pPr>
+      <w:r>
+        <w:rPr>
+          <w:lang w:val="en-US"/>
+        </w:rPr>
+        <w:t xml:space="preserve">         Loop cho đến đời đạt yêu cầu</w:t>
+      </w:r>
+    </w:p>
+    <w:p>
+      <w:pPr>
+        <w:rPr>
+          <w:lang w:val="en-US"/>
+        </w:rPr>
+      </w:pPr>
+      <w:r>
+        <w:rPr>
+          <w:lang w:val="en-US"/>
+        </w:rPr>
+        <w:t xml:space="preserve">Steady State Selection: Chọn bố mẹ là con tốt nhất, thay thế </w:t>
+      </w:r>
+      <w:r>
+        <w:rPr>
+          <w:lang w:val="en-US"/>
+        </w:rPr>
+        <w:t xml:space="preserve">vài </w:t>
+      </w:r>
+      <w:r>
+        <w:rPr>
+          <w:lang w:val="en-US"/>
+        </w:rPr>
+        <w:t xml:space="preserve">con yếu bằng con của bố </w:t>
+      </w:r>
+    </w:p>
+    <w:p>
+      <w:pPr>
+        <w:ind w:left="1440" w:firstLine="720"/>
+        <w:rPr>
+          <w:lang w:val="en-US"/>
+        </w:rPr>
+      </w:pPr>
+      <w:r>
+        <w:rPr>
+          <w:lang w:val="en-US"/>
+        </w:rPr>
+        <w:t xml:space="preserve">   </w:t>
+      </w:r>
+      <w:r>
+        <w:rPr>
+          <w:lang w:val="en-US"/>
+        </w:rPr>
+        <w:t>mẹ, phần còn lại giữ nguyên</w:t>
+      </w:r>
+    </w:p>
+    <w:p>
+      <w:pPr>
+        <w:rPr>
+          <w:lang w:val="en-US"/>
+        </w:rPr>
+      </w:pPr>
+      <w:r>
+        <w:rPr>
+          <w:lang w:val="en-US"/>
+        </w:rPr>
+        <w:t>Single Point Crossover: Chọn điểm đánh dấu, tráo gen từ điểm đó cho nhau</w:t>
+      </w:r>
+    </w:p>
+    <w:p>
+      <w:pPr>
+        <w:rPr>
+          <w:lang w:val="en-US"/>
+        </w:rPr>
+      </w:pPr>
+      <w:r>
+        <w:rPr>
+          <w:lang w:val="en-US"/>
+        </w:rPr>
+        <w:t>Ornstein-Uhlenbeck Process: R</w:t>
+      </w:r>
+      <w:r>
+        <w:rPr>
+          <w:lang w:val="en-US"/>
+        </w:rPr>
+        <w:t xml:space="preserve">andom walk process tạo brownian noise tương quan với thời </w:t>
+      </w:r>
+    </w:p>
+    <w:p>
+      <w:pPr>
+        <w:ind w:left="2160" w:firstLine="720"/>
+        <w:rPr>
+          <w:lang w:val="en-US"/>
+        </w:rPr>
+      </w:pPr>
+      <w:r>
+        <w:rPr>
+          <w:lang w:val="en-US"/>
+        </w:rPr>
+        <w:t>g</w:t>
+      </w:r>
+      <w:r>
+        <w:rPr>
+          <w:lang w:val="en-US"/>
+        </w:rPr>
+        <w:t>ian</w:t>
+      </w:r>
+    </w:p>
+    <w:p>
+      <w:pPr>
+        <w:rPr>
+          <w:lang w:val="en-US"/>
+        </w:rPr>
+      </w:pPr>
+      <w:r>
+        <w:rPr>
+          <w:lang w:val="en-US"/>
+        </w:rPr>
+        <w:tab/>
+        <w:t>Formula: x_new = x_old + theta * (mean – x_old) * dt + normal(0, std) * dt ** 0.5</w:t>
+      </w:r>
+    </w:p>
+    <w:p>
+      <w:pPr>
+        <w:rPr>
+          <w:lang w:val="en-US"/>
+        </w:rPr>
+      </w:pPr>
+      <w:r>
+        <w:rPr>
+          <w:lang w:val="en-US"/>
+        </w:rPr>
+        <w:tab/>
+      </w:r>
+      <w:r>
+        <w:rPr>
+          <w:lang w:val="en-US"/>
+        </w:rPr>
+        <w:tab/>
+        <w:t xml:space="preserve">   x_new = x_old</w:t>
+      </w:r>
+    </w:p>
+    <w:p>
+      <w:pPr>
+        <w:rPr>
+          <w:lang w:val="en-US"/>
+        </w:rPr>
+      </w:pPr>
+      <w:r>
+        <w:rPr>
+          <w:lang w:val="en-US"/>
+        </w:rPr>
+        <w:tab/>
+      </w:r>
+      <w:r>
+        <w:rPr>
+          <w:lang w:val="en-US"/>
+        </w:rPr>
+        <w:tab/>
+        <w:t xml:space="preserve">   theta giữ cho x around mean, dt càng nhỏ càng tương đồng x_old</w:t>
+      </w:r>
+    </w:p>
+    <w:p>
+      <w:pPr>
+        <w:rPr>
+          <w:lang w:val="en-US"/>
+        </w:rPr>
+      </w:pPr>
+      <w:r>
+        <w:rPr>
+          <w:lang w:val="en-US"/>
+        </w:rPr>
+        <w:t>Xavier Initialization: Khởi tạo weight sao cho variance = 1, tránh vanishing gradient</w:t>
+      </w:r>
+    </w:p>
+    <w:p>
+      <w:pPr>
+        <w:rPr>
+          <w:lang w:val="en-US"/>
+        </w:rPr>
+      </w:pPr>
+      <w:r>
+        <w:rPr>
+          <w:lang w:val="en-US"/>
+        </w:rPr>
+        <w:tab/>
+        <w:t xml:space="preserve">Algo: Số neuron layer 1 * variance = 1 =&gt; variance của weight = 1/n =&gt; std scale </w:t>
+      </w:r>
+    </w:p>
+    <w:p>
+      <w:pPr>
+        <w:ind w:firstLine="720"/>
+        <w:rPr>
+          <w:lang w:val="en-US"/>
+        </w:rPr>
+      </w:pPr>
+      <w:r>
+        <w:rPr>
+          <w:lang w:val="en-US"/>
+        </w:rPr>
+        <w:t xml:space="preserve">         1/n**0.5</w:t>
+      </w:r>
+    </w:p>
+    <w:p>
+      <w:pPr>
+        <w:rPr>
+          <w:lang w:val="en-US"/>
+        </w:rPr>
+      </w:pPr>
+      <w:r>
+        <w:rPr>
+          <w:lang w:val="en-US"/>
+        </w:rPr>
+        <w:t>Random Walk: Một loạt các hành động ngẫu nhiên</w:t>
+      </w:r>
+      <w:r>
+        <w:rPr>
+          <w:lang w:val="en-US"/>
+        </w:rPr>
+        <w:t xml:space="preserve">, 2d chắc chắn về vị trí xuất phát, 3d </w:t>
       </w:r>
     </w:p>
     <w:p>
@@ -22257,271 +28078,21 @@
         <w:rPr>
           <w:lang w:val="en-US"/>
         </w:rPr>
-        <w:t xml:space="preserve">          Graph</w:t>
-      </w:r>
-      <w:r>
-        <w:rPr>
-          <w:lang w:val="en-US"/>
-        </w:rPr>
-        <w:t>(tưởng tượng cơn lũ)</w:t>
-      </w:r>
-    </w:p>
-    <w:p>
-      <w:pPr>
-        <w:rPr>
-          <w:lang w:val="en-US"/>
-        </w:rPr>
-      </w:pPr>
-      <w:r>
-        <w:rPr>
-          <w:lang w:val="en-US"/>
-        </w:rPr>
-        <w:tab/>
-        <w:t>Algo: Init node hiện tại</w:t>
-      </w:r>
-      <w:r>
-        <w:rPr>
-          <w:lang w:val="en-US"/>
-        </w:rPr>
-        <w:t>, tạo list unvisited node gồm full node, list visited node empty</w:t>
-      </w:r>
-    </w:p>
-    <w:p>
-      <w:pPr>
-        <w:rPr>
-          <w:lang w:val="en-US"/>
-        </w:rPr>
-      </w:pPr>
-      <w:r>
-        <w:rPr>
-          <w:lang w:val="en-US"/>
-        </w:rPr>
-        <w:tab/>
-        <w:t xml:space="preserve">         Init bảng cột 1 node, cột 2 giá trị ít nhất để đi đến node đó</w:t>
-      </w:r>
-      <w:r>
-        <w:rPr>
-          <w:lang w:val="en-US"/>
-        </w:rPr>
-        <w:t xml:space="preserve"> (inf)</w:t>
-      </w:r>
-      <w:r>
-        <w:rPr>
-          <w:lang w:val="en-US"/>
-        </w:rPr>
-        <w:t>,cột 3 prev_node</w:t>
-      </w:r>
-    </w:p>
-    <w:p>
-      <w:pPr>
-        <w:rPr>
-          <w:lang w:val="en-US"/>
-        </w:rPr>
-      </w:pPr>
-      <w:r>
-        <w:rPr>
-          <w:lang w:val="en-US"/>
-        </w:rPr>
-        <w:tab/>
-        <w:t xml:space="preserve">         </w:t>
-      </w:r>
-      <w:r>
-        <w:rPr>
-          <w:lang w:val="en-US"/>
-        </w:rPr>
-        <w:t>Từ node hiện tại, check full neighbor node nếu nó không nằm trong visited,</w:t>
-      </w:r>
-    </w:p>
-    <w:p>
-      <w:pPr>
-        <w:rPr>
-          <w:lang w:val="en-US"/>
-        </w:rPr>
-      </w:pPr>
-      <w:r>
-        <w:rPr>
-          <w:lang w:val="en-US"/>
-        </w:rPr>
-        <w:tab/>
-        <w:t xml:space="preserve">         Tính giá trị của neighbor node = giá trị node hiện tại + weight neighbor node</w:t>
-      </w:r>
-    </w:p>
-    <w:p>
-      <w:pPr>
-        <w:rPr>
-          <w:lang w:val="en-US"/>
-        </w:rPr>
-      </w:pPr>
-      <w:r>
-        <w:rPr>
-          <w:lang w:val="en-US"/>
-        </w:rPr>
-        <w:tab/>
-        <w:t xml:space="preserve">         Nếu giá trị &lt; giá trị cũ thì update bảng neighbor node, giá trị và prev_node</w:t>
-      </w:r>
-    </w:p>
-    <w:p>
-      <w:pPr>
-        <w:rPr>
-          <w:lang w:val="en-US"/>
-        </w:rPr>
-      </w:pPr>
-      <w:r>
-        <w:rPr>
-          <w:lang w:val="en-US"/>
-        </w:rPr>
-        <w:tab/>
-        <w:t xml:space="preserve">         Delete node hiện tại khỏi unvisited cho vào visited</w:t>
-      </w:r>
-    </w:p>
-    <w:p>
-      <w:pPr>
-        <w:rPr>
-          <w:lang w:val="en-US"/>
-        </w:rPr>
-      </w:pPr>
-      <w:r>
-        <w:rPr>
-          <w:lang w:val="en-US"/>
-        </w:rPr>
-        <w:tab/>
-        <w:t xml:space="preserve">         Node hiện tại = node trong unvisited có giá trị nhỏ nhất</w:t>
-      </w:r>
-    </w:p>
-    <w:p>
-      <w:pPr>
-        <w:rPr>
-          <w:lang w:val="en-US"/>
-        </w:rPr>
-      </w:pPr>
-      <w:r>
-        <w:rPr>
-          <w:lang w:val="en-US"/>
-        </w:rPr>
-        <w:tab/>
-        <w:t xml:space="preserve">         Lặp lại cho đến khi visit all node</w:t>
-      </w:r>
-    </w:p>
-    <w:p>
-      <w:pPr>
-        <w:rPr>
-          <w:lang w:val="en-US"/>
-        </w:rPr>
-      </w:pPr>
-      <w:r>
-        <w:rPr>
-          <w:lang w:val="en-US"/>
-        </w:rPr>
-        <w:tab/>
-        <w:t xml:space="preserve">         Dò path = prev_node</w:t>
-      </w:r>
-    </w:p>
-    <w:p>
-      <w:pPr>
-        <w:rPr>
-          <w:lang w:val="en-US"/>
-        </w:rPr>
-      </w:pPr>
-      <w:r>
-        <w:rPr>
-          <w:lang w:val="en-US"/>
-        </w:rPr>
-        <w:t xml:space="preserve">A* Search Algorithm: Giống Dijkstra’s Algorithm nhưng tìm kiếm kết quả không tối ưu trong </w:t>
-      </w:r>
-    </w:p>
-    <w:p>
-      <w:pPr>
-        <w:ind w:left="2160"/>
-        <w:rPr>
-          <w:lang w:val="en-US"/>
-        </w:rPr>
-      </w:pPr>
-      <w:r>
-        <w:rPr>
-          <w:lang w:val="en-US"/>
-        </w:rPr>
-        <w:t>thời gian ngắn</w:t>
-      </w:r>
-    </w:p>
-    <w:p>
-      <w:pPr>
-        <w:rPr>
-          <w:lang w:val="en-US"/>
-        </w:rPr>
-      </w:pPr>
-      <w:r>
-        <w:rPr>
-          <w:lang w:val="en-US"/>
-        </w:rPr>
-        <w:tab/>
-        <w:t>Algo: Giống Dijkstra, nhưng node hiện tại = node có giá trị value + heuristic nhỏ nhất</w:t>
-      </w:r>
-    </w:p>
-    <w:p>
-      <w:pPr>
-        <w:rPr>
-          <w:lang w:val="en-US"/>
-        </w:rPr>
-      </w:pPr>
-      <w:r>
-        <w:rPr>
-          <w:lang w:val="en-US"/>
-        </w:rPr>
-        <w:tab/>
-        <w:t xml:space="preserve">         Heuristic = khoảng cách của node đến điểm đích (hoặc model khác)</w:t>
-      </w:r>
-    </w:p>
-    <w:p>
-      <w:pPr>
-        <w:rPr>
-          <w:lang w:val="en-US"/>
-        </w:rPr>
-      </w:pPr>
-      <w:r>
-        <w:rPr>
-          <w:lang w:val="en-US"/>
-        </w:rPr>
-        <w:tab/>
-        <w:t xml:space="preserve">         Dừng khi tìm được đích</w:t>
-      </w:r>
-    </w:p>
-    <w:p>
-      <w:pPr>
-        <w:rPr>
-          <w:lang w:val="en-US"/>
-        </w:rPr>
-      </w:pPr>
-      <w:r>
-        <w:rPr>
-          <w:lang w:val="en-US"/>
-        </w:rPr>
-        <w:t>Hemiltonian Cycle: Loop đi qua tất cả vertices của graph một lần duy nhất</w:t>
-      </w:r>
-    </w:p>
-    <w:p>
-      <w:pPr>
-        <w:rPr>
-          <w:lang w:val="en-US"/>
-        </w:rPr>
-      </w:pPr>
-      <w:r>
-        <w:rPr>
-          <w:lang w:val="en-US"/>
-        </w:rPr>
-        <w:t>Prim’s Algorithm: Thuật toán spanning tree với weight nhỏ nhất</w:t>
-      </w:r>
-    </w:p>
-    <w:p>
-      <w:pPr>
-        <w:rPr>
-          <w:lang w:val="en-US"/>
-        </w:rPr>
-      </w:pPr>
-      <w:r>
-        <w:rPr>
-          <w:lang w:val="en-US"/>
-        </w:rPr>
-        <w:t xml:space="preserve">Union-Find: Thuật toán dung hợp 2 graph cho trước 2 element thuộc 2 graph, tìm graph của </w:t>
+        <w:t xml:space="preserve"> chưa chắc về vị trí xuất phát</w:t>
+      </w:r>
+    </w:p>
+    <w:p>
+      <w:pPr>
+        <w:rPr>
+          <w:lang w:val="en-US"/>
+        </w:rPr>
+      </w:pPr>
+      <w:r>
+        <w:rPr>
+          <w:lang w:val="en-US"/>
+        </w:rPr>
+        <w:tab/>
+        <w:t xml:space="preserve">Ex: Trên trục số bắt đầu tại 0, 50% sang phải 1 đơn vị, 50% sang trái 1 đơn vị, sau 2 </w:t>
       </w:r>
     </w:p>
     <w:p>
@@ -22535,94 +28106,183 @@
         <w:rPr>
           <w:lang w:val="en-US"/>
         </w:rPr>
-        <w:t xml:space="preserve">        Element dựa vào node đại diện</w:t>
-      </w:r>
-    </w:p>
-    <w:p>
-      <w:pPr>
-        <w:rPr>
-          <w:lang w:val="en-US"/>
-        </w:rPr>
-      </w:pPr>
-      <w:r>
-        <w:rPr>
-          <w:lang w:val="en-US"/>
-        </w:rPr>
-        <w:t>Genetic Algorithm: Thuật toán gen di truyền dựa vào chọn lọc tiến hóa</w:t>
-      </w:r>
-    </w:p>
-    <w:p>
-      <w:pPr>
-        <w:rPr>
-          <w:lang w:val="en-US"/>
-        </w:rPr>
-      </w:pPr>
-      <w:r>
-        <w:rPr>
-          <w:lang w:val="en-US"/>
-        </w:rPr>
-        <w:tab/>
-        <w:t>Algo: Init đời đầu population với size = n, tạo hàm fitness đo chất lượng của cá thể</w:t>
-      </w:r>
-    </w:p>
-    <w:p>
-      <w:pPr>
-        <w:rPr>
-          <w:lang w:val="en-US"/>
-        </w:rPr>
-      </w:pPr>
-      <w:r>
-        <w:rPr>
-          <w:lang w:val="en-US"/>
-        </w:rPr>
-        <w:tab/>
-        <w:t xml:space="preserve">         Chọn ra các cá thể với fitness lớn nhất  cho thẳng vào đời sau</w:t>
-      </w:r>
-    </w:p>
-    <w:p>
-      <w:pPr>
-        <w:rPr>
-          <w:lang w:val="en-US"/>
-        </w:rPr>
-      </w:pPr>
-      <w:r>
-        <w:rPr>
-          <w:lang w:val="en-US"/>
-        </w:rPr>
-        <w:tab/>
-        <w:t xml:space="preserve">         Tạo tiếp các cá thể tiếp theo cho đủ bằng cách hoán đổi các đoạn gen của 2 cá </w:t>
-      </w:r>
-    </w:p>
-    <w:p>
-      <w:pPr>
-        <w:ind w:firstLine="720"/>
-        <w:rPr>
-          <w:lang w:val="en-US"/>
-        </w:rPr>
-      </w:pPr>
-      <w:r>
-        <w:rPr>
-          <w:lang w:val="en-US"/>
-        </w:rPr>
-        <w:t xml:space="preserve">         thể bố mẹ tốt bất kì, gây đột biến gen với tần suất thấp</w:t>
-      </w:r>
-    </w:p>
-    <w:p>
-      <w:pPr>
-        <w:ind w:firstLine="720"/>
-        <w:rPr>
-          <w:lang w:val="en-US"/>
-        </w:rPr>
-      </w:pPr>
-      <w:r>
-        <w:rPr>
-          <w:lang w:val="en-US"/>
-        </w:rPr>
-        <w:t xml:space="preserve">         Loop cho đến đời đạt yêu cầu</w:t>
-      </w:r>
-    </w:p>
-    <w:p>
-      <w:pPr>
+        <w:t xml:space="preserve">      bước, tỉ lệ về 0 là 50%, sang 2 là 25%, sang -2 là 25%, …</w:t>
+      </w:r>
+    </w:p>
+    <w:p>
+      <w:pPr>
+        <w:rPr>
+          <w:lang w:val="en-US"/>
+        </w:rPr>
+      </w:pPr>
+      <w:r>
+        <w:rPr>
+          <w:lang w:val="en-US"/>
+        </w:rPr>
+        <w:t>Brownian Motion: Chuyển động ngẫu nhiên của bụi trong fluid, là random walk với step nhỏ</w:t>
+      </w:r>
+    </w:p>
+    <w:p>
+      <w:pPr>
+        <w:rPr>
+          <w:lang w:val="en-US"/>
+        </w:rPr>
+      </w:pPr>
+      <w:r>
+        <w:rPr>
+          <w:lang w:val="en-US"/>
+        </w:rPr>
+        <w:t>Fixed Q-Network: Dùng target network trễ để tính giá trị max action</w:t>
+      </w:r>
+    </w:p>
+    <w:p>
+      <w:pPr>
+        <w:rPr>
+          <w:lang w:val="en-US"/>
+        </w:rPr>
+      </w:pPr>
+      <w:r>
+        <w:rPr>
+          <w:lang w:val="en-US"/>
+        </w:rPr>
+        <w:t>Double DQN: Chọn max action = network original, dùng target network tính value</w:t>
+      </w:r>
+    </w:p>
+    <w:p>
+      <w:pPr>
+        <w:rPr>
+          <w:lang w:val="en-US"/>
+        </w:rPr>
+      </w:pPr>
+      <w:r>
+        <w:rPr>
+          <w:lang w:val="en-US"/>
+        </w:rPr>
+        <w:t>Dueling DQN: Tách q value thành state value và advantage, sau combine V + A –</w:t>
+      </w:r>
+      <w:r>
+        <w:rPr>
+          <w:lang w:val="en-US"/>
+        </w:rPr>
+        <w:t xml:space="preserve"> mean A</w:t>
+      </w:r>
+    </w:p>
+    <w:p>
+      <w:pPr>
+        <w:rPr>
+          <w:lang w:val="en-US"/>
+        </w:rPr>
+      </w:pPr>
+      <w:r>
+        <w:rPr>
+          <w:lang w:val="en-US"/>
+        </w:rPr>
+        <w:t>DDPG(Deep Deterministic Policy Gradient): Actor Critic với Continous Action Space</w:t>
+      </w:r>
+      <w:r>
+        <w:rPr>
+          <w:lang w:val="en-US"/>
+        </w:rPr>
+        <w:t xml:space="preserve">, </w:t>
+      </w:r>
+      <w:r>
+        <w:rPr>
+          <w:lang w:val="en-US"/>
+        </w:rPr>
+        <w:t xml:space="preserve">lấy </w:t>
+      </w:r>
+    </w:p>
+    <w:p>
+      <w:pPr>
+        <w:ind w:left="3600" w:firstLine="720"/>
+        <w:rPr>
+          <w:lang w:val="en-US"/>
+        </w:rPr>
+      </w:pPr>
+      <w:r>
+        <w:rPr>
+          <w:lang w:val="en-US"/>
+        </w:rPr>
+        <w:t>gradient của action</w:t>
+      </w:r>
+    </w:p>
+    <w:p>
+      <w:pPr>
+        <w:rPr>
+          <w:lang w:val="en-US"/>
+        </w:rPr>
+      </w:pPr>
+      <w:r>
+        <w:rPr>
+          <w:lang w:val="en-US"/>
+        </w:rPr>
+        <w:tab/>
+        <w:t>Algo:</w:t>
+      </w:r>
+      <w:r>
+        <w:rPr>
+          <w:lang w:val="en-US"/>
+        </w:rPr>
+        <w:t xml:space="preserve"> Cho 2 network, 1 Actor lấy state ra action ví dụ [1.23, 4.5]</w:t>
+      </w:r>
+      <w:r>
+        <w:rPr>
+          <w:lang w:val="en-US"/>
+        </w:rPr>
+        <w:t xml:space="preserve">, action mang giá trị </w:t>
+      </w:r>
+    </w:p>
+    <w:p>
+      <w:pPr>
+        <w:ind w:left="720"/>
+        <w:rPr>
+          <w:lang w:val="en-US"/>
+        </w:rPr>
+      </w:pPr>
+      <w:r>
+        <w:rPr>
+          <w:lang w:val="en-US"/>
+        </w:rPr>
+        <w:t xml:space="preserve">         thực</w:t>
+      </w:r>
+      <w:r>
+        <w:rPr>
+          <w:lang w:val="en-US"/>
+        </w:rPr>
+        <w:t xml:space="preserve">, 1 Critic lấy state ra state value, state value concat với action ouput ra giá </w:t>
+      </w:r>
+    </w:p>
+    <w:p>
+      <w:pPr>
+        <w:ind w:left="720"/>
+        <w:rPr>
+          <w:lang w:val="en-US"/>
+        </w:rPr>
+      </w:pPr>
+      <w:r>
+        <w:rPr>
+          <w:lang w:val="en-US"/>
+        </w:rPr>
+        <w:t xml:space="preserve">         trị của state và action đó</w:t>
+      </w:r>
+    </w:p>
+    <w:p>
+      <w:pPr>
+        <w:ind w:left="720"/>
+        <w:rPr>
+          <w:lang w:val="en-US"/>
+        </w:rPr>
+      </w:pPr>
+      <w:r>
+        <w:rPr>
+          <w:lang w:val="en-US"/>
+        </w:rPr>
+        <w:t xml:space="preserve">         Critic Loss = mse(reward + gamma * (1 - done) * target_net.critic(next state, </w:t>
+      </w:r>
+    </w:p>
+    <w:p>
+      <w:pPr>
+        <w:ind w:left="720"/>
         <w:rPr>
           <w:lang w:val="en-US"/>
         </w:rPr>
@@ -22632,205 +28292,65 @@
           <w:lang w:val="en-US"/>
         </w:rPr>
         <w:lastRenderedPageBreak/>
-        <w:t xml:space="preserve">Steady State Selection: Chọn bố mẹ là con tốt nhất, thay thế </w:t>
-      </w:r>
-      <w:r>
-        <w:rPr>
-          <w:lang w:val="en-US"/>
-        </w:rPr>
-        <w:t xml:space="preserve">vài </w:t>
-      </w:r>
-      <w:r>
-        <w:rPr>
-          <w:lang w:val="en-US"/>
-        </w:rPr>
-        <w:t xml:space="preserve">con yếu bằng con của bố </w:t>
-      </w:r>
-    </w:p>
-    <w:p>
-      <w:pPr>
-        <w:ind w:left="1440" w:firstLine="720"/>
-        <w:rPr>
-          <w:lang w:val="en-US"/>
-        </w:rPr>
-      </w:pPr>
-      <w:r>
-        <w:rPr>
-          <w:lang w:val="en-US"/>
-        </w:rPr>
-        <w:t xml:space="preserve">   </w:t>
-      </w:r>
-      <w:r>
-        <w:rPr>
-          <w:lang w:val="en-US"/>
-        </w:rPr>
-        <w:t>mẹ, phần còn lại giữ nguyên</w:t>
-      </w:r>
-    </w:p>
-    <w:p>
-      <w:pPr>
-        <w:rPr>
-          <w:lang w:val="en-US"/>
-        </w:rPr>
-      </w:pPr>
-      <w:r>
-        <w:rPr>
-          <w:lang w:val="en-US"/>
-        </w:rPr>
-        <w:t>Single Point Crossover: Chọn điểm đánh dấu, tráo gen từ điểm đó cho nhau</w:t>
-      </w:r>
-    </w:p>
-    <w:p>
-      <w:pPr>
-        <w:rPr>
-          <w:lang w:val="en-US"/>
-        </w:rPr>
-      </w:pPr>
-      <w:r>
-        <w:rPr>
-          <w:lang w:val="en-US"/>
-        </w:rPr>
-        <w:t>Ornstein-Uhlenbeck Process: R</w:t>
-      </w:r>
-      <w:r>
-        <w:rPr>
-          <w:lang w:val="en-US"/>
-        </w:rPr>
-        <w:t xml:space="preserve">andom walk process tạo brownian noise tương quan với thời </w:t>
-      </w:r>
-    </w:p>
-    <w:p>
-      <w:pPr>
-        <w:ind w:left="2160" w:firstLine="720"/>
-        <w:rPr>
-          <w:lang w:val="en-US"/>
-        </w:rPr>
-      </w:pPr>
-      <w:r>
-        <w:rPr>
-          <w:lang w:val="en-US"/>
-        </w:rPr>
-        <w:t>g</w:t>
-      </w:r>
-      <w:r>
-        <w:rPr>
-          <w:lang w:val="en-US"/>
-        </w:rPr>
-        <w:t>ian</w:t>
-      </w:r>
-    </w:p>
-    <w:p>
-      <w:pPr>
-        <w:rPr>
-          <w:lang w:val="en-US"/>
-        </w:rPr>
-      </w:pPr>
-      <w:r>
-        <w:rPr>
-          <w:lang w:val="en-US"/>
-        </w:rPr>
-        <w:tab/>
-        <w:t>Formula: x_new = x_old + theta * (mean – x_old) * dt + normal(0, std) * dt ** 0.5</w:t>
-      </w:r>
-    </w:p>
-    <w:p>
-      <w:pPr>
-        <w:rPr>
-          <w:lang w:val="en-US"/>
-        </w:rPr>
-      </w:pPr>
-      <w:r>
-        <w:rPr>
-          <w:lang w:val="en-US"/>
-        </w:rPr>
-        <w:tab/>
-      </w:r>
-      <w:r>
-        <w:rPr>
-          <w:lang w:val="en-US"/>
-        </w:rPr>
-        <w:tab/>
-        <w:t xml:space="preserve">   x_new = x_old</w:t>
-      </w:r>
-    </w:p>
-    <w:p>
-      <w:pPr>
-        <w:rPr>
-          <w:lang w:val="en-US"/>
-        </w:rPr>
-      </w:pPr>
-      <w:r>
-        <w:rPr>
-          <w:lang w:val="en-US"/>
-        </w:rPr>
-        <w:tab/>
-      </w:r>
-      <w:r>
-        <w:rPr>
-          <w:lang w:val="en-US"/>
-        </w:rPr>
-        <w:tab/>
-        <w:t xml:space="preserve">   theta giữ cho x around mean, dt càng nhỏ càng tương đồng x_old</w:t>
-      </w:r>
-    </w:p>
-    <w:p>
-      <w:pPr>
-        <w:rPr>
-          <w:lang w:val="en-US"/>
-        </w:rPr>
-      </w:pPr>
-      <w:r>
-        <w:rPr>
-          <w:lang w:val="en-US"/>
-        </w:rPr>
-        <w:t>Xavier Initialization: Khởi tạo weight sao cho variance = 1, tránh vanishing gradient</w:t>
-      </w:r>
-    </w:p>
-    <w:p>
-      <w:pPr>
-        <w:rPr>
-          <w:lang w:val="en-US"/>
-        </w:rPr>
-      </w:pPr>
-      <w:r>
-        <w:rPr>
-          <w:lang w:val="en-US"/>
-        </w:rPr>
-        <w:tab/>
-        <w:t xml:space="preserve">Algo: Số neuron layer 1 * variance = 1 =&gt; variance của weight = 1/n =&gt; std scale </w:t>
-      </w:r>
-    </w:p>
-    <w:p>
-      <w:pPr>
-        <w:ind w:firstLine="720"/>
-        <w:rPr>
-          <w:lang w:val="en-US"/>
-        </w:rPr>
-      </w:pPr>
-      <w:r>
-        <w:rPr>
-          <w:lang w:val="en-US"/>
-        </w:rPr>
-        <w:t xml:space="preserve">         1/n**0.5</w:t>
-      </w:r>
-    </w:p>
-    <w:p>
-      <w:pPr>
-        <w:rPr>
-          <w:lang w:val="en-US"/>
-        </w:rPr>
-      </w:pPr>
-      <w:r>
-        <w:rPr>
-          <w:lang w:val="en-US"/>
-        </w:rPr>
-        <w:t>Random Walk: Một loạt các hành động ngẫu nhiên</w:t>
-      </w:r>
-      <w:r>
-        <w:rPr>
-          <w:lang w:val="en-US"/>
-        </w:rPr>
-        <w:t xml:space="preserve">, 2d chắc chắn về vị trí xuất phát, 3d </w:t>
+        <w:t xml:space="preserve">         target_net.actor(next_state), net.critic(state))</w:t>
+      </w:r>
+    </w:p>
+    <w:p>
+      <w:pPr>
+        <w:ind w:left="720"/>
+        <w:rPr>
+          <w:lang w:val="en-US"/>
+        </w:rPr>
+      </w:pPr>
+      <w:r>
+        <w:rPr>
+          <w:lang w:val="en-US"/>
+        </w:rPr>
+        <w:t xml:space="preserve">         Actor Loss = -model.critic(</w:t>
+      </w:r>
+      <w:r>
+        <w:rPr>
+          <w:lang w:val="en-US"/>
+        </w:rPr>
+        <w:t>state</w:t>
+      </w:r>
+      <w:r>
+        <w:rPr>
+          <w:lang w:val="en-US"/>
+        </w:rPr>
+        <w:t xml:space="preserve">, </w:t>
+      </w:r>
+      <w:r>
+        <w:rPr>
+          <w:lang w:val="en-US"/>
+        </w:rPr>
+        <w:t>model.actor(state)</w:t>
+      </w:r>
+      <w:r>
+        <w:rPr>
+          <w:lang w:val="en-US"/>
+        </w:rPr>
+        <w:t>)</w:t>
+      </w:r>
+      <w:r>
+        <w:rPr>
+          <w:lang w:val="en-US"/>
+        </w:rPr>
+        <w:t xml:space="preserve"> =&gt; maximize giá trị q value</w:t>
+      </w:r>
+    </w:p>
+    <w:p>
+      <w:pPr>
+        <w:ind w:left="720"/>
+        <w:rPr>
+          <w:lang w:val="en-US"/>
+        </w:rPr>
+      </w:pPr>
+      <w:r>
+        <w:rPr>
+          <w:lang w:val="en-US"/>
+        </w:rPr>
+        <w:t xml:space="preserve">Model: Dùng experience replay, mới đầu explore bằng random action từ uniform </w:t>
       </w:r>
     </w:p>
     <w:p>
@@ -22844,106 +28364,329 @@
         <w:rPr>
           <w:lang w:val="en-US"/>
         </w:rPr>
-        <w:t xml:space="preserve"> chưa chắc về vị trí xuất phát</w:t>
-      </w:r>
-    </w:p>
-    <w:p>
-      <w:pPr>
-        <w:rPr>
-          <w:lang w:val="en-US"/>
-        </w:rPr>
-      </w:pPr>
-      <w:r>
-        <w:rPr>
-          <w:lang w:val="en-US"/>
-        </w:rPr>
-        <w:tab/>
-        <w:t xml:space="preserve">Ex: Trên trục số bắt đầu tại 0, 50% sang phải 1 đơn vị, 50% sang trái 1 đơn vị, sau 2 </w:t>
-      </w:r>
-    </w:p>
-    <w:p>
-      <w:pPr>
-        <w:ind w:firstLine="720"/>
-        <w:rPr>
-          <w:lang w:val="en-US"/>
-        </w:rPr>
-      </w:pPr>
-      <w:r>
-        <w:rPr>
-          <w:lang w:val="en-US"/>
-        </w:rPr>
-        <w:t xml:space="preserve">      bước, tỉ lệ về 0 là 50%, sang 2 là 25%, sang -2 là 25%, …</w:t>
-      </w:r>
-    </w:p>
-    <w:p>
-      <w:pPr>
-        <w:rPr>
-          <w:lang w:val="en-US"/>
-        </w:rPr>
-      </w:pPr>
-      <w:r>
-        <w:rPr>
-          <w:lang w:val="en-US"/>
-        </w:rPr>
-        <w:t>Brownian Motion: Chuyển động ngẫu nhiên của bụi trong fluid, là random walk với step nhỏ</w:t>
-      </w:r>
-    </w:p>
-    <w:p>
-      <w:pPr>
-        <w:rPr>
-          <w:lang w:val="en-US"/>
-        </w:rPr>
-      </w:pPr>
-      <w:r>
-        <w:rPr>
-          <w:lang w:val="en-US"/>
-        </w:rPr>
-        <w:t>Fixed Q-Network: Dùng target network trễ để tính giá trị max action</w:t>
-      </w:r>
-    </w:p>
-    <w:p>
-      <w:pPr>
-        <w:rPr>
-          <w:lang w:val="en-US"/>
-        </w:rPr>
-      </w:pPr>
-      <w:r>
-        <w:rPr>
-          <w:lang w:val="en-US"/>
-        </w:rPr>
-        <w:t>Double DQN: Chọn max action = network original, dùng target network tính value</w:t>
-      </w:r>
-    </w:p>
-    <w:p>
-      <w:pPr>
-        <w:rPr>
-          <w:lang w:val="en-US"/>
-        </w:rPr>
-      </w:pPr>
-      <w:r>
-        <w:rPr>
-          <w:lang w:val="en-US"/>
-        </w:rPr>
-        <w:t>Dueling DQN: Tách q value thành state value và advantage, sau combine V + A –</w:t>
-      </w:r>
-      <w:r>
-        <w:rPr>
-          <w:lang w:val="en-US"/>
-        </w:rPr>
-        <w:t xml:space="preserve"> mean A</w:t>
-      </w:r>
-    </w:p>
-    <w:p>
-      <w:pPr>
-        <w:rPr>
-          <w:lang w:val="en-US"/>
-        </w:rPr>
-      </w:pPr>
-      <w:r>
-        <w:rPr>
-          <w:lang w:val="en-US"/>
-        </w:rPr>
-        <w:t>DDPG(Deep Deterministic Policy Gradient): Actor Critic với Continous Action Space</w:t>
+        <w:t xml:space="preserve">distribution, sau đó random = </w:t>
+      </w:r>
+      <w:r>
+        <w:rPr>
+          <w:lang w:val="en-US"/>
+        </w:rPr>
+        <w:t>ou_</w:t>
+      </w:r>
+      <w:r>
+        <w:rPr>
+          <w:lang w:val="en-US"/>
+        </w:rPr>
+        <w:t>noise giảm dần,</w:t>
+      </w:r>
+      <w:r>
+        <w:rPr>
+          <w:lang w:val="en-US"/>
+        </w:rPr>
+        <w:t xml:space="preserve"> dùng target network để tính </w:t>
+      </w:r>
+    </w:p>
+    <w:p>
+      <w:pPr>
+        <w:ind w:left="720" w:firstLine="720"/>
+        <w:rPr>
+          <w:lang w:val="en-US"/>
+        </w:rPr>
+      </w:pPr>
+      <w:r>
+        <w:rPr>
+          <w:lang w:val="en-US"/>
+        </w:rPr>
+        <w:t xml:space="preserve">td error, ban đầu 2 network giống nhau, sau mỗi lần học, update target </w:t>
+      </w:r>
+    </w:p>
+    <w:p>
+      <w:pPr>
+        <w:ind w:left="720" w:firstLine="720"/>
+        <w:rPr>
+          <w:lang w:val="en-US"/>
+        </w:rPr>
+      </w:pPr>
+      <w:r>
+        <w:rPr>
+          <w:lang w:val="en-US"/>
+        </w:rPr>
+        <w:t xml:space="preserve">network bằng original network với một số lượng nhỏ, </w:t>
+      </w:r>
+      <w:r>
+        <w:rPr>
+          <w:lang w:val="en-US"/>
+        </w:rPr>
+        <w:t xml:space="preserve">init weight = 1 / </w:t>
+      </w:r>
+    </w:p>
+    <w:p>
+      <w:pPr>
+        <w:ind w:left="720" w:firstLine="720"/>
+        <w:rPr>
+          <w:lang w:val="en-US"/>
+        </w:rPr>
+      </w:pPr>
+      <w:r>
+        <w:rPr>
+          <w:lang w:val="en-US"/>
+        </w:rPr>
+        <w:t>sqrt(fan_out), = 0.003 cho layer cuối</w:t>
+      </w:r>
+    </w:p>
+    <w:p>
+      <w:pPr>
+        <w:rPr>
+          <w:lang w:val="en-US"/>
+        </w:rPr>
+      </w:pPr>
+      <w:r>
+        <w:rPr>
+          <w:lang w:val="en-US"/>
+        </w:rPr>
+        <w:t>TD3(Twin Delayed DDPG): Tránh overestimate Q value</w:t>
+      </w:r>
+    </w:p>
+    <w:p>
+      <w:pPr>
+        <w:rPr>
+          <w:lang w:val="en-US"/>
+        </w:rPr>
+      </w:pPr>
+      <w:r>
+        <w:rPr>
+          <w:lang w:val="en-US"/>
+        </w:rPr>
+        <w:tab/>
+        <w:t>Algo: Dùng DDPG, nhưng critic sử dụng 2 network train biệt lập</w:t>
+      </w:r>
+    </w:p>
+    <w:p>
+      <w:pPr>
+        <w:rPr>
+          <w:lang w:val="en-US"/>
+        </w:rPr>
+      </w:pPr>
+      <w:r>
+        <w:rPr>
+          <w:lang w:val="en-US"/>
+        </w:rPr>
+        <w:tab/>
+        <w:t xml:space="preserve">         Normal clip noise đơn giá trị được cộng vào target actor để tính loss</w:t>
+      </w:r>
+    </w:p>
+    <w:p>
+      <w:pPr>
+        <w:rPr>
+          <w:lang w:val="en-US"/>
+        </w:rPr>
+      </w:pPr>
+      <w:r>
+        <w:rPr>
+          <w:lang w:val="en-US"/>
+        </w:rPr>
+        <w:tab/>
+        <w:t xml:space="preserve">         Chọn min critic trong 2 network để tính critic loss</w:t>
+      </w:r>
+    </w:p>
+    <w:p>
+      <w:pPr>
+        <w:rPr>
+          <w:lang w:val="en-US"/>
+        </w:rPr>
+      </w:pPr>
+      <w:r>
+        <w:rPr>
+          <w:lang w:val="en-US"/>
+        </w:rPr>
+        <w:tab/>
+        <w:t xml:space="preserve">         Actor loss tính bằng critic 1, sau một vài step mới update actor</w:t>
+      </w:r>
+    </w:p>
+    <w:p>
+      <w:pPr>
+        <w:rPr>
+          <w:lang w:val="en-US"/>
+        </w:rPr>
+      </w:pPr>
+      <w:r>
+        <w:rPr>
+          <w:lang w:val="en-US"/>
+        </w:rPr>
+        <w:t>SAC(Soft Actor Critic): Dùng Stochastic policy, đồng thời maximize entropy =&gt; explore tốt</w:t>
+      </w:r>
+    </w:p>
+    <w:p>
+      <w:pPr>
+        <w:rPr>
+          <w:lang w:val="en-US"/>
+        </w:rPr>
+      </w:pPr>
+      <w:r>
+        <w:rPr>
+          <w:lang w:val="en-US"/>
+        </w:rPr>
+        <w:tab/>
+        <w:t>Algo: Một net actor, output mean và std, action được tính bằng mean và std</w:t>
+      </w:r>
+    </w:p>
+    <w:p>
+      <w:pPr>
+        <w:rPr>
+          <w:lang w:val="en-US"/>
+        </w:rPr>
+      </w:pPr>
+      <w:r>
+        <w:rPr>
+          <w:lang w:val="en-US"/>
+        </w:rPr>
+        <w:tab/>
+        <w:t xml:space="preserve">         Hai net critic double q learning, Một net value giống critic và một target value </w:t>
+      </w:r>
+    </w:p>
+    <w:p>
+      <w:pPr>
+        <w:ind w:left="720"/>
+        <w:rPr>
+          <w:lang w:val="en-US"/>
+        </w:rPr>
+      </w:pPr>
+      <w:r>
+        <w:rPr>
+          <w:lang w:val="en-US"/>
+        </w:rPr>
+        <w:t xml:space="preserve">         update một phần mỗi lần</w:t>
+      </w:r>
+    </w:p>
+    <w:p>
+      <w:pPr>
+        <w:ind w:left="720"/>
+        <w:rPr>
+          <w:lang w:val="en-US"/>
+        </w:rPr>
+      </w:pPr>
+      <w:r>
+        <w:rPr>
+          <w:lang w:val="en-US"/>
+        </w:rPr>
+        <w:t xml:space="preserve">         Khởi đầu random uniform action, tích experience replay</w:t>
+      </w:r>
+    </w:p>
+    <w:p>
+      <w:pPr>
+        <w:ind w:left="720"/>
+        <w:rPr>
+          <w:lang w:val="en-US"/>
+        </w:rPr>
+      </w:pPr>
+      <w:r>
+        <w:rPr>
+          <w:lang w:val="en-US"/>
+        </w:rPr>
+        <w:t xml:space="preserve">         Sau đó sample batch, lấy actions và bonus rewards từ actor</w:t>
+      </w:r>
+    </w:p>
+    <w:p>
+      <w:pPr>
+        <w:ind w:left="720"/>
+        <w:rPr>
+          <w:lang w:val="en-US"/>
+        </w:rPr>
+      </w:pPr>
+      <w:r>
+        <w:rPr>
+          <w:lang w:val="en-US"/>
+        </w:rPr>
+        <w:t xml:space="preserve">         Actions dùng reparameterization trick để có thể backprop</w:t>
+      </w:r>
+    </w:p>
+    <w:p>
+      <w:pPr>
+        <w:ind w:left="720"/>
+        <w:rPr>
+          <w:lang w:val="en-US"/>
+        </w:rPr>
+      </w:pPr>
+      <w:r>
+        <w:rPr>
+          <w:lang w:val="en-US"/>
+        </w:rPr>
+        <w:t xml:space="preserve">         Bonus reward = -log(actions) | entropy + log(1 – tanh actions ** 2 + eps) | </w:t>
+      </w:r>
+    </w:p>
+    <w:p>
+      <w:pPr>
+        <w:ind w:left="720"/>
+        <w:rPr>
+          <w:lang w:val="en-US"/>
+        </w:rPr>
+      </w:pPr>
+      <w:r>
+        <w:rPr>
+          <w:lang w:val="en-US"/>
+        </w:rPr>
+        <w:t xml:space="preserve">         bound actions</w:t>
+      </w:r>
+    </w:p>
+    <w:p>
+      <w:pPr>
+        <w:ind w:left="720"/>
+        <w:rPr>
+          <w:lang w:val="en-US"/>
+        </w:rPr>
+      </w:pPr>
+      <w:r>
+        <w:rPr>
+          <w:lang w:val="en-US"/>
+        </w:rPr>
+        <w:t xml:space="preserve">         Value(s) = Critic(s) + a * bonus reward</w:t>
+      </w:r>
+      <w:r>
+        <w:rPr>
+          <w:lang w:val="en-US"/>
+        </w:rPr>
+        <w:t>, là tổng giá trị state và bonus từ hiện tại</w:t>
+      </w:r>
+    </w:p>
+    <w:p>
+      <w:pPr>
+        <w:ind w:left="720"/>
+        <w:rPr>
+          <w:lang w:val="en-US"/>
+        </w:rPr>
+      </w:pPr>
+      <w:r>
+        <w:rPr>
+          <w:lang w:val="en-US"/>
+        </w:rPr>
+        <w:t xml:space="preserve">         Target value = min(2 critic với state và actors) + a * bonus reward, lấy loss mse</w:t>
+      </w:r>
+    </w:p>
+    <w:p>
+      <w:pPr>
+        <w:ind w:left="720"/>
+        <w:rPr>
+          <w:lang w:val="en-US"/>
+        </w:rPr>
+      </w:pPr>
+      <w:r>
+        <w:rPr>
+          <w:lang w:val="en-US"/>
+        </w:rPr>
+        <w:t xml:space="preserve">         Actor loss = mean -target value</w:t>
+      </w:r>
+    </w:p>
+    <w:p>
+      <w:pPr>
+        <w:ind w:left="720"/>
+        <w:rPr>
+          <w:lang w:val="en-US"/>
+        </w:rPr>
+      </w:pPr>
+      <w:r>
+        <w:rPr>
+          <w:lang w:val="en-US"/>
+        </w:rPr>
+        <w:t xml:space="preserve">         Critic loss = td error reward + gamma * target value net(next state) * (1 - done)</w:t>
       </w:r>
       <w:r>
         <w:rPr>
@@ -22951,52 +28694,6 @@
         </w:rPr>
         <w:t xml:space="preserve">, </w:t>
       </w:r>
-      <w:r>
-        <w:rPr>
-          <w:lang w:val="en-US"/>
-        </w:rPr>
-        <w:t xml:space="preserve">lấy </w:t>
-      </w:r>
-    </w:p>
-    <w:p>
-      <w:pPr>
-        <w:ind w:left="3600" w:firstLine="720"/>
-        <w:rPr>
-          <w:lang w:val="en-US"/>
-        </w:rPr>
-      </w:pPr>
-      <w:r>
-        <w:rPr>
-          <w:lang w:val="en-US"/>
-        </w:rPr>
-        <w:t>gradient của action</w:t>
-      </w:r>
-    </w:p>
-    <w:p>
-      <w:pPr>
-        <w:rPr>
-          <w:lang w:val="en-US"/>
-        </w:rPr>
-      </w:pPr>
-      <w:r>
-        <w:rPr>
-          <w:lang w:val="en-US"/>
-        </w:rPr>
-        <w:tab/>
-        <w:t>Algo:</w:t>
-      </w:r>
-      <w:r>
-        <w:rPr>
-          <w:lang w:val="en-US"/>
-        </w:rPr>
-        <w:t xml:space="preserve"> Cho 2 network, 1 Actor lấy state ra action ví dụ [1.23, 4.5]</w:t>
-      </w:r>
-      <w:r>
-        <w:rPr>
-          <w:lang w:val="en-US"/>
-        </w:rPr>
-        <w:t xml:space="preserve">, action mang giá trị </w:t>
-      </w:r>
     </w:p>
     <w:p>
       <w:pPr>
@@ -23009,13 +28706,7 @@
         <w:rPr>
           <w:lang w:val="en-US"/>
         </w:rPr>
-        <w:t xml:space="preserve">         thực</w:t>
-      </w:r>
-      <w:r>
-        <w:rPr>
-          <w:lang w:val="en-US"/>
-        </w:rPr>
-        <w:t xml:space="preserve">, 1 Critic lấy state ra state value, state value concat với action ouput ra giá </w:t>
+        <w:t xml:space="preserve">         update 2 critic</w:t>
       </w:r>
     </w:p>
     <w:p>
@@ -23029,7 +28720,53 @@
         <w:rPr>
           <w:lang w:val="en-US"/>
         </w:rPr>
-        <w:t xml:space="preserve">         trị của state và action đó</w:t>
+        <w:t xml:space="preserve">         Update target value net</w:t>
+      </w:r>
+      <w:r>
+        <w:rPr>
+          <w:lang w:val="en-US"/>
+        </w:rPr>
+        <w:t xml:space="preserve"> một phần</w:t>
+      </w:r>
+    </w:p>
+    <w:p>
+      <w:pPr>
+        <w:rPr>
+          <w:lang w:val="en-US"/>
+        </w:rPr>
+      </w:pPr>
+      <w:r>
+        <w:rPr>
+          <w:lang w:val="en-US"/>
+        </w:rPr>
+        <w:t>NAF(Normalized Advantage Function):  Dùng quadratic advantage, continuous action space</w:t>
+      </w:r>
+    </w:p>
+    <w:p>
+      <w:pPr>
+        <w:rPr>
+          <w:lang w:val="en-US"/>
+        </w:rPr>
+      </w:pPr>
+      <w:r>
+        <w:rPr>
+          <w:lang w:val="en-US"/>
+        </w:rPr>
+        <w:lastRenderedPageBreak/>
+        <w:tab/>
+        <w:t xml:space="preserve">Algo: </w:t>
+      </w:r>
+      <w:r>
+        <w:rPr>
+          <w:lang w:val="en-US"/>
+        </w:rPr>
+        <w:t>Một net mean action, một net std action, một net value</w:t>
+      </w:r>
+      <w:r>
+        <w:rPr>
+          <w:lang w:val="en-US"/>
+        </w:rPr>
+        <w:t>, một target value</w:t>
       </w:r>
     </w:p>
     <w:p>
@@ -23043,7 +28780,7 @@
         <w:rPr>
           <w:lang w:val="en-US"/>
         </w:rPr>
-        <w:t xml:space="preserve">         Critic Loss = mse(reward + gamma * (1 - done) * target_net.critic(next state, </w:t>
+        <w:t xml:space="preserve">         Khởi đầu random uniform action, tích experience replay</w:t>
       </w:r>
     </w:p>
     <w:p>
@@ -23057,7 +28794,13 @@
         <w:rPr>
           <w:lang w:val="en-US"/>
         </w:rPr>
-        <w:t xml:space="preserve">         target_net.actor(next_state), net.critic(state))</w:t>
+        <w:t xml:space="preserve">         Sau đó sample action từ</w:t>
+      </w:r>
+      <w:r>
+        <w:rPr>
+          <w:lang w:val="en-US"/>
+        </w:rPr>
+        <w:t xml:space="preserve"> mean và std (đã exp để positive),</w:t>
       </w:r>
     </w:p>
     <w:p>
@@ -23071,515 +28814,6 @@
         <w:rPr>
           <w:lang w:val="en-US"/>
         </w:rPr>
-        <w:t xml:space="preserve">         Actor Loss = -model.critic(</w:t>
-      </w:r>
-      <w:r>
-        <w:rPr>
-          <w:lang w:val="en-US"/>
-        </w:rPr>
-        <w:t>state</w:t>
-      </w:r>
-      <w:r>
-        <w:rPr>
-          <w:lang w:val="en-US"/>
-        </w:rPr>
-        <w:t xml:space="preserve">, </w:t>
-      </w:r>
-      <w:r>
-        <w:rPr>
-          <w:lang w:val="en-US"/>
-        </w:rPr>
-        <w:t>model.actor(state)</w:t>
-      </w:r>
-      <w:r>
-        <w:rPr>
-          <w:lang w:val="en-US"/>
-        </w:rPr>
-        <w:t>)</w:t>
-      </w:r>
-      <w:r>
-        <w:rPr>
-          <w:lang w:val="en-US"/>
-        </w:rPr>
-        <w:t xml:space="preserve"> =&gt; maximize giá trị q value</w:t>
-      </w:r>
-    </w:p>
-    <w:p>
-      <w:pPr>
-        <w:ind w:left="720"/>
-        <w:rPr>
-          <w:lang w:val="en-US"/>
-        </w:rPr>
-      </w:pPr>
-      <w:r>
-        <w:rPr>
-          <w:lang w:val="en-US"/>
-        </w:rPr>
-        <w:t xml:space="preserve">Model: Dùng experience replay, mới đầu explore bằng random action từ uniform </w:t>
-      </w:r>
-    </w:p>
-    <w:p>
-      <w:pPr>
-        <w:ind w:left="720" w:firstLine="720"/>
-        <w:rPr>
-          <w:lang w:val="en-US"/>
-        </w:rPr>
-      </w:pPr>
-      <w:r>
-        <w:rPr>
-          <w:lang w:val="en-US"/>
-        </w:rPr>
-        <w:lastRenderedPageBreak/>
-        <w:t xml:space="preserve">distribution, sau đó random = </w:t>
-      </w:r>
-      <w:r>
-        <w:rPr>
-          <w:lang w:val="en-US"/>
-        </w:rPr>
-        <w:t>ou_</w:t>
-      </w:r>
-      <w:r>
-        <w:rPr>
-          <w:lang w:val="en-US"/>
-        </w:rPr>
-        <w:t>noise giảm dần,</w:t>
-      </w:r>
-      <w:r>
-        <w:rPr>
-          <w:lang w:val="en-US"/>
-        </w:rPr>
-        <w:t xml:space="preserve"> dùng target network để tính </w:t>
-      </w:r>
-    </w:p>
-    <w:p>
-      <w:pPr>
-        <w:ind w:left="720" w:firstLine="720"/>
-        <w:rPr>
-          <w:lang w:val="en-US"/>
-        </w:rPr>
-      </w:pPr>
-      <w:r>
-        <w:rPr>
-          <w:lang w:val="en-US"/>
-        </w:rPr>
-        <w:t xml:space="preserve">td error, ban đầu 2 network giống nhau, sau mỗi lần học, update target </w:t>
-      </w:r>
-    </w:p>
-    <w:p>
-      <w:pPr>
-        <w:ind w:left="720" w:firstLine="720"/>
-        <w:rPr>
-          <w:lang w:val="en-US"/>
-        </w:rPr>
-      </w:pPr>
-      <w:r>
-        <w:rPr>
-          <w:lang w:val="en-US"/>
-        </w:rPr>
-        <w:t xml:space="preserve">network bằng original network với một số lượng nhỏ, </w:t>
-      </w:r>
-      <w:r>
-        <w:rPr>
-          <w:lang w:val="en-US"/>
-        </w:rPr>
-        <w:t xml:space="preserve">init weight = 1 / </w:t>
-      </w:r>
-    </w:p>
-    <w:p>
-      <w:pPr>
-        <w:ind w:left="720" w:firstLine="720"/>
-        <w:rPr>
-          <w:lang w:val="en-US"/>
-        </w:rPr>
-      </w:pPr>
-      <w:r>
-        <w:rPr>
-          <w:lang w:val="en-US"/>
-        </w:rPr>
-        <w:t>sqrt(fan_out), = 0.003 cho layer cuối</w:t>
-      </w:r>
-    </w:p>
-    <w:p>
-      <w:pPr>
-        <w:rPr>
-          <w:lang w:val="en-US"/>
-        </w:rPr>
-      </w:pPr>
-      <w:r>
-        <w:rPr>
-          <w:lang w:val="en-US"/>
-        </w:rPr>
-        <w:t>TD3(Twin Delayed DDPG): Tránh overestimate Q value</w:t>
-      </w:r>
-    </w:p>
-    <w:p>
-      <w:pPr>
-        <w:rPr>
-          <w:lang w:val="en-US"/>
-        </w:rPr>
-      </w:pPr>
-      <w:r>
-        <w:rPr>
-          <w:lang w:val="en-US"/>
-        </w:rPr>
-        <w:tab/>
-        <w:t>Algo: Dùng DDPG, nhưng critic sử dụng 2 network train biệt lập</w:t>
-      </w:r>
-    </w:p>
-    <w:p>
-      <w:pPr>
-        <w:rPr>
-          <w:lang w:val="en-US"/>
-        </w:rPr>
-      </w:pPr>
-      <w:r>
-        <w:rPr>
-          <w:lang w:val="en-US"/>
-        </w:rPr>
-        <w:tab/>
-        <w:t xml:space="preserve">         Normal clip noise đơn giá trị được cộng vào target actor để tính loss</w:t>
-      </w:r>
-    </w:p>
-    <w:p>
-      <w:pPr>
-        <w:rPr>
-          <w:lang w:val="en-US"/>
-        </w:rPr>
-      </w:pPr>
-      <w:r>
-        <w:rPr>
-          <w:lang w:val="en-US"/>
-        </w:rPr>
-        <w:tab/>
-        <w:t xml:space="preserve">         Chọn min critic trong 2 network để tính critic loss</w:t>
-      </w:r>
-    </w:p>
-    <w:p>
-      <w:pPr>
-        <w:rPr>
-          <w:lang w:val="en-US"/>
-        </w:rPr>
-      </w:pPr>
-      <w:r>
-        <w:rPr>
-          <w:lang w:val="en-US"/>
-        </w:rPr>
-        <w:tab/>
-        <w:t xml:space="preserve">         Actor loss tính bằng critic 1, sau một vài step mới update actor</w:t>
-      </w:r>
-    </w:p>
-    <w:p>
-      <w:pPr>
-        <w:rPr>
-          <w:lang w:val="en-US"/>
-        </w:rPr>
-      </w:pPr>
-      <w:r>
-        <w:rPr>
-          <w:lang w:val="en-US"/>
-        </w:rPr>
-        <w:t>SAC(Soft Actor Critic): Dùng Stochastic policy, đồng thời maximize entropy =&gt; explore tốt</w:t>
-      </w:r>
-    </w:p>
-    <w:p>
-      <w:pPr>
-        <w:rPr>
-          <w:lang w:val="en-US"/>
-        </w:rPr>
-      </w:pPr>
-      <w:r>
-        <w:rPr>
-          <w:lang w:val="en-US"/>
-        </w:rPr>
-        <w:tab/>
-        <w:t>Algo: Một net actor, output mean và std, action được tính bằng mean và std</w:t>
-      </w:r>
-    </w:p>
-    <w:p>
-      <w:pPr>
-        <w:rPr>
-          <w:lang w:val="en-US"/>
-        </w:rPr>
-      </w:pPr>
-      <w:r>
-        <w:rPr>
-          <w:lang w:val="en-US"/>
-        </w:rPr>
-        <w:tab/>
-        <w:t xml:space="preserve">         Hai net critic double q learning, Một net value giống critic và một target value </w:t>
-      </w:r>
-    </w:p>
-    <w:p>
-      <w:pPr>
-        <w:ind w:left="720"/>
-        <w:rPr>
-          <w:lang w:val="en-US"/>
-        </w:rPr>
-      </w:pPr>
-      <w:r>
-        <w:rPr>
-          <w:lang w:val="en-US"/>
-        </w:rPr>
-        <w:t xml:space="preserve">         update một phần mỗi lần</w:t>
-      </w:r>
-    </w:p>
-    <w:p>
-      <w:pPr>
-        <w:ind w:left="720"/>
-        <w:rPr>
-          <w:lang w:val="en-US"/>
-        </w:rPr>
-      </w:pPr>
-      <w:r>
-        <w:rPr>
-          <w:lang w:val="en-US"/>
-        </w:rPr>
-        <w:t xml:space="preserve">         Khởi đầu random uniform action, tích experience replay</w:t>
-      </w:r>
-    </w:p>
-    <w:p>
-      <w:pPr>
-        <w:ind w:left="720"/>
-        <w:rPr>
-          <w:lang w:val="en-US"/>
-        </w:rPr>
-      </w:pPr>
-      <w:r>
-        <w:rPr>
-          <w:lang w:val="en-US"/>
-        </w:rPr>
-        <w:t xml:space="preserve">         Sau đó sample batch, lấy actions và bonus rewards từ actor</w:t>
-      </w:r>
-    </w:p>
-    <w:p>
-      <w:pPr>
-        <w:ind w:left="720"/>
-        <w:rPr>
-          <w:lang w:val="en-US"/>
-        </w:rPr>
-      </w:pPr>
-      <w:r>
-        <w:rPr>
-          <w:lang w:val="en-US"/>
-        </w:rPr>
-        <w:t xml:space="preserve">         Actions dùng reparameterization trick để có thể backprop</w:t>
-      </w:r>
-    </w:p>
-    <w:p>
-      <w:pPr>
-        <w:ind w:left="720"/>
-        <w:rPr>
-          <w:lang w:val="en-US"/>
-        </w:rPr>
-      </w:pPr>
-      <w:r>
-        <w:rPr>
-          <w:lang w:val="en-US"/>
-        </w:rPr>
-        <w:t xml:space="preserve">         Bonus reward = -log(actions) | entropy + log(1 – tanh actions ** 2 + eps) | </w:t>
-      </w:r>
-    </w:p>
-    <w:p>
-      <w:pPr>
-        <w:ind w:left="720"/>
-        <w:rPr>
-          <w:lang w:val="en-US"/>
-        </w:rPr>
-      </w:pPr>
-      <w:r>
-        <w:rPr>
-          <w:lang w:val="en-US"/>
-        </w:rPr>
-        <w:t xml:space="preserve">         bound actions</w:t>
-      </w:r>
-    </w:p>
-    <w:p>
-      <w:pPr>
-        <w:ind w:left="720"/>
-        <w:rPr>
-          <w:lang w:val="en-US"/>
-        </w:rPr>
-      </w:pPr>
-      <w:r>
-        <w:rPr>
-          <w:lang w:val="en-US"/>
-        </w:rPr>
-        <w:t xml:space="preserve">         Value(s) = Critic(s) + a * bonus reward</w:t>
-      </w:r>
-      <w:r>
-        <w:rPr>
-          <w:lang w:val="en-US"/>
-        </w:rPr>
-        <w:t>, là tổng giá trị state và bonus từ hiện tại</w:t>
-      </w:r>
-    </w:p>
-    <w:p>
-      <w:pPr>
-        <w:ind w:left="720"/>
-        <w:rPr>
-          <w:lang w:val="en-US"/>
-        </w:rPr>
-      </w:pPr>
-      <w:r>
-        <w:rPr>
-          <w:lang w:val="en-US"/>
-        </w:rPr>
-        <w:t xml:space="preserve">         Target value = min(2 critic với state và actors) + a * bonus reward, lấy loss mse</w:t>
-      </w:r>
-    </w:p>
-    <w:p>
-      <w:pPr>
-        <w:ind w:left="720"/>
-        <w:rPr>
-          <w:lang w:val="en-US"/>
-        </w:rPr>
-      </w:pPr>
-      <w:r>
-        <w:rPr>
-          <w:lang w:val="en-US"/>
-        </w:rPr>
-        <w:t xml:space="preserve">         Actor loss = mean -target value</w:t>
-      </w:r>
-    </w:p>
-    <w:p>
-      <w:pPr>
-        <w:ind w:left="720"/>
-        <w:rPr>
-          <w:lang w:val="en-US"/>
-        </w:rPr>
-      </w:pPr>
-      <w:r>
-        <w:rPr>
-          <w:lang w:val="en-US"/>
-        </w:rPr>
-        <w:t xml:space="preserve">         Critic loss = td error reward + gamma * target value net(next state) * (1 - done)</w:t>
-      </w:r>
-      <w:r>
-        <w:rPr>
-          <w:lang w:val="en-US"/>
-        </w:rPr>
-        <w:t xml:space="preserve">, </w:t>
-      </w:r>
-    </w:p>
-    <w:p>
-      <w:pPr>
-        <w:ind w:left="720"/>
-        <w:rPr>
-          <w:lang w:val="en-US"/>
-        </w:rPr>
-      </w:pPr>
-      <w:r>
-        <w:rPr>
-          <w:lang w:val="en-US"/>
-        </w:rPr>
-        <w:t xml:space="preserve">         update 2 critic</w:t>
-      </w:r>
-    </w:p>
-    <w:p>
-      <w:pPr>
-        <w:ind w:left="720"/>
-        <w:rPr>
-          <w:lang w:val="en-US"/>
-        </w:rPr>
-      </w:pPr>
-      <w:r>
-        <w:rPr>
-          <w:lang w:val="en-US"/>
-        </w:rPr>
-        <w:t xml:space="preserve">         Update target value net</w:t>
-      </w:r>
-      <w:r>
-        <w:rPr>
-          <w:lang w:val="en-US"/>
-        </w:rPr>
-        <w:t xml:space="preserve"> một phần</w:t>
-      </w:r>
-    </w:p>
-    <w:p>
-      <w:pPr>
-        <w:rPr>
-          <w:lang w:val="en-US"/>
-        </w:rPr>
-      </w:pPr>
-      <w:r>
-        <w:rPr>
-          <w:lang w:val="en-US"/>
-        </w:rPr>
-        <w:t>NAF(Normalized Advantage Function):  Dùng quadratic advantage, continuous action space</w:t>
-      </w:r>
-    </w:p>
-    <w:p>
-      <w:pPr>
-        <w:rPr>
-          <w:lang w:val="en-US"/>
-        </w:rPr>
-      </w:pPr>
-      <w:r>
-        <w:rPr>
-          <w:lang w:val="en-US"/>
-        </w:rPr>
-        <w:tab/>
-        <w:t xml:space="preserve">Algo: </w:t>
-      </w:r>
-      <w:r>
-        <w:rPr>
-          <w:lang w:val="en-US"/>
-        </w:rPr>
-        <w:t>Một net mean action, một net std action, một net value</w:t>
-      </w:r>
-      <w:r>
-        <w:rPr>
-          <w:lang w:val="en-US"/>
-        </w:rPr>
-        <w:t>, một target value</w:t>
-      </w:r>
-    </w:p>
-    <w:p>
-      <w:pPr>
-        <w:ind w:left="720"/>
-        <w:rPr>
-          <w:lang w:val="en-US"/>
-        </w:rPr>
-      </w:pPr>
-      <w:r>
-        <w:rPr>
-          <w:lang w:val="en-US"/>
-        </w:rPr>
-        <w:t xml:space="preserve">         Khởi đầu random uniform action, tích experience replay</w:t>
-      </w:r>
-    </w:p>
-    <w:p>
-      <w:pPr>
-        <w:ind w:left="720"/>
-        <w:rPr>
-          <w:lang w:val="en-US"/>
-        </w:rPr>
-      </w:pPr>
-      <w:r>
-        <w:rPr>
-          <w:lang w:val="en-US"/>
-        </w:rPr>
-        <w:t xml:space="preserve">         Sau đó sample action từ</w:t>
-      </w:r>
-      <w:r>
-        <w:rPr>
-          <w:lang w:val="en-US"/>
-        </w:rPr>
-        <w:t xml:space="preserve"> mean và std (đã exp để positive),</w:t>
-      </w:r>
-    </w:p>
-    <w:p>
-      <w:pPr>
-        <w:ind w:left="720"/>
-        <w:rPr>
-          <w:lang w:val="en-US"/>
-        </w:rPr>
-      </w:pPr>
-      <w:r>
-        <w:rPr>
-          <w:lang w:val="en-US"/>
-        </w:rPr>
-        <w:lastRenderedPageBreak/>
         <w:t xml:space="preserve">         Sample batch</w:t>
       </w:r>
       <w:r>
@@ -24467,6 +29701,7 @@
           <w:szCs w:val="24"/>
           <w:lang w:val="en-US"/>
         </w:rPr>
+        <w:lastRenderedPageBreak/>
         <w:t>Experience Replay hiện tại)</w:t>
       </w:r>
     </w:p>
@@ -24667,7 +29902,6 @@
           <w:szCs w:val="24"/>
           <w:lang w:val="en-US"/>
         </w:rPr>
-        <w:lastRenderedPageBreak/>
         <w:t>nhân với Gradient của phần tử đó</w:t>
       </w:r>
     </w:p>
@@ -25175,6 +30409,7 @@
         <w:rPr>
           <w:lang w:val="en-US"/>
         </w:rPr>
+        <w:lastRenderedPageBreak/>
         <w:t>State = New State</w:t>
       </w:r>
     </w:p>
@@ -25240,7 +30475,6 @@
         <w:rPr>
           <w:lang w:val="en-US"/>
         </w:rPr>
-        <w:lastRenderedPageBreak/>
         <w:tab/>
       </w:r>
       <w:r>
@@ -25446,10 +30680,99 @@
     </w:lvl>
   </w:abstractNum>
   <w:abstractNum w:abstractNumId="1">
-    <w:nsid w:val="1D3A6E3B"/>
+    <w:nsid w:val="162F3B1E"/>
     <w:multiLevelType w:val="hybridMultilevel"/>
-    <w:tmpl w:val="F08E3748"/>
-    <w:lvl w:ilvl="0" w:tplc="2EF621C6">
+    <w:tmpl w:val="94922E1A"/>
+    <w:lvl w:ilvl="0" w:tplc="2724E07E">
+      <w:start w:val="1"/>
+      <w:numFmt w:val="decimal"/>
+      <w:lvlText w:val="%1."/>
+      <w:lvlJc w:val="left"/>
+      <w:pPr>
+        <w:ind w:left="1080" w:hanging="360"/>
+      </w:pPr>
+      <w:rPr>
+        <w:rFonts w:asciiTheme="minorHAnsi" w:hAnsiTheme="minorHAnsi" w:cstheme="minorHAnsi" w:hint="default"/>
+      </w:rPr>
+    </w:lvl>
+    <w:lvl w:ilvl="1" w:tplc="042A0019" w:tentative="1">
+      <w:start w:val="1"/>
+      <w:numFmt w:val="lowerLetter"/>
+      <w:lvlText w:val="%2."/>
+      <w:lvlJc w:val="left"/>
+      <w:pPr>
+        <w:ind w:left="1800" w:hanging="360"/>
+      </w:pPr>
+    </w:lvl>
+    <w:lvl w:ilvl="2" w:tplc="042A001B" w:tentative="1">
+      <w:start w:val="1"/>
+      <w:numFmt w:val="lowerRoman"/>
+      <w:lvlText w:val="%3."/>
+      <w:lvlJc w:val="right"/>
+      <w:pPr>
+        <w:ind w:left="2520" w:hanging="180"/>
+      </w:pPr>
+    </w:lvl>
+    <w:lvl w:ilvl="3" w:tplc="042A000F" w:tentative="1">
+      <w:start w:val="1"/>
+      <w:numFmt w:val="decimal"/>
+      <w:lvlText w:val="%4."/>
+      <w:lvlJc w:val="left"/>
+      <w:pPr>
+        <w:ind w:left="3240" w:hanging="360"/>
+      </w:pPr>
+    </w:lvl>
+    <w:lvl w:ilvl="4" w:tplc="042A0019" w:tentative="1">
+      <w:start w:val="1"/>
+      <w:numFmt w:val="lowerLetter"/>
+      <w:lvlText w:val="%5."/>
+      <w:lvlJc w:val="left"/>
+      <w:pPr>
+        <w:ind w:left="3960" w:hanging="360"/>
+      </w:pPr>
+    </w:lvl>
+    <w:lvl w:ilvl="5" w:tplc="042A001B" w:tentative="1">
+      <w:start w:val="1"/>
+      <w:numFmt w:val="lowerRoman"/>
+      <w:lvlText w:val="%6."/>
+      <w:lvlJc w:val="right"/>
+      <w:pPr>
+        <w:ind w:left="4680" w:hanging="180"/>
+      </w:pPr>
+    </w:lvl>
+    <w:lvl w:ilvl="6" w:tplc="042A000F" w:tentative="1">
+      <w:start w:val="1"/>
+      <w:numFmt w:val="decimal"/>
+      <w:lvlText w:val="%7."/>
+      <w:lvlJc w:val="left"/>
+      <w:pPr>
+        <w:ind w:left="5400" w:hanging="360"/>
+      </w:pPr>
+    </w:lvl>
+    <w:lvl w:ilvl="7" w:tplc="042A0019" w:tentative="1">
+      <w:start w:val="1"/>
+      <w:numFmt w:val="lowerLetter"/>
+      <w:lvlText w:val="%8."/>
+      <w:lvlJc w:val="left"/>
+      <w:pPr>
+        <w:ind w:left="6120" w:hanging="360"/>
+      </w:pPr>
+    </w:lvl>
+    <w:lvl w:ilvl="8" w:tplc="042A001B" w:tentative="1">
+      <w:start w:val="1"/>
+      <w:numFmt w:val="lowerRoman"/>
+      <w:lvlText w:val="%9."/>
+      <w:lvlJc w:val="right"/>
+      <w:pPr>
+        <w:ind w:left="6840" w:hanging="180"/>
+      </w:pPr>
+    </w:lvl>
+  </w:abstractNum>
+  <w:abstractNum w:abstractNumId="2">
+    <w:nsid w:val="1D267E7C"/>
+    <w:multiLevelType w:val="hybridMultilevel"/>
+    <w:tmpl w:val="C6C27F6C"/>
+    <w:lvl w:ilvl="0" w:tplc="A614FE1A">
       <w:start w:val="1"/>
       <w:numFmt w:val="decimal"/>
       <w:lvlText w:val="%1."/>
@@ -25534,7 +30857,96 @@
       </w:pPr>
     </w:lvl>
   </w:abstractNum>
-  <w:abstractNum w:abstractNumId="2">
+  <w:abstractNum w:abstractNumId="3">
+    <w:nsid w:val="1D3A6E3B"/>
+    <w:multiLevelType w:val="hybridMultilevel"/>
+    <w:tmpl w:val="F08E3748"/>
+    <w:lvl w:ilvl="0" w:tplc="2EF621C6">
+      <w:start w:val="1"/>
+      <w:numFmt w:val="decimal"/>
+      <w:lvlText w:val="%1."/>
+      <w:lvlJc w:val="left"/>
+      <w:pPr>
+        <w:ind w:left="1080" w:hanging="360"/>
+      </w:pPr>
+      <w:rPr>
+        <w:rFonts w:hint="default"/>
+      </w:rPr>
+    </w:lvl>
+    <w:lvl w:ilvl="1" w:tplc="042A0019" w:tentative="1">
+      <w:start w:val="1"/>
+      <w:numFmt w:val="lowerLetter"/>
+      <w:lvlText w:val="%2."/>
+      <w:lvlJc w:val="left"/>
+      <w:pPr>
+        <w:ind w:left="1800" w:hanging="360"/>
+      </w:pPr>
+    </w:lvl>
+    <w:lvl w:ilvl="2" w:tplc="042A001B" w:tentative="1">
+      <w:start w:val="1"/>
+      <w:numFmt w:val="lowerRoman"/>
+      <w:lvlText w:val="%3."/>
+      <w:lvlJc w:val="right"/>
+      <w:pPr>
+        <w:ind w:left="2520" w:hanging="180"/>
+      </w:pPr>
+    </w:lvl>
+    <w:lvl w:ilvl="3" w:tplc="042A000F" w:tentative="1">
+      <w:start w:val="1"/>
+      <w:numFmt w:val="decimal"/>
+      <w:lvlText w:val="%4."/>
+      <w:lvlJc w:val="left"/>
+      <w:pPr>
+        <w:ind w:left="3240" w:hanging="360"/>
+      </w:pPr>
+    </w:lvl>
+    <w:lvl w:ilvl="4" w:tplc="042A0019" w:tentative="1">
+      <w:start w:val="1"/>
+      <w:numFmt w:val="lowerLetter"/>
+      <w:lvlText w:val="%5."/>
+      <w:lvlJc w:val="left"/>
+      <w:pPr>
+        <w:ind w:left="3960" w:hanging="360"/>
+      </w:pPr>
+    </w:lvl>
+    <w:lvl w:ilvl="5" w:tplc="042A001B" w:tentative="1">
+      <w:start w:val="1"/>
+      <w:numFmt w:val="lowerRoman"/>
+      <w:lvlText w:val="%6."/>
+      <w:lvlJc w:val="right"/>
+      <w:pPr>
+        <w:ind w:left="4680" w:hanging="180"/>
+      </w:pPr>
+    </w:lvl>
+    <w:lvl w:ilvl="6" w:tplc="042A000F" w:tentative="1">
+      <w:start w:val="1"/>
+      <w:numFmt w:val="decimal"/>
+      <w:lvlText w:val="%7."/>
+      <w:lvlJc w:val="left"/>
+      <w:pPr>
+        <w:ind w:left="5400" w:hanging="360"/>
+      </w:pPr>
+    </w:lvl>
+    <w:lvl w:ilvl="7" w:tplc="042A0019" w:tentative="1">
+      <w:start w:val="1"/>
+      <w:numFmt w:val="lowerLetter"/>
+      <w:lvlText w:val="%8."/>
+      <w:lvlJc w:val="left"/>
+      <w:pPr>
+        <w:ind w:left="6120" w:hanging="360"/>
+      </w:pPr>
+    </w:lvl>
+    <w:lvl w:ilvl="8" w:tplc="042A001B" w:tentative="1">
+      <w:start w:val="1"/>
+      <w:numFmt w:val="lowerRoman"/>
+      <w:lvlText w:val="%9."/>
+      <w:lvlJc w:val="right"/>
+      <w:pPr>
+        <w:ind w:left="6840" w:hanging="180"/>
+      </w:pPr>
+    </w:lvl>
+  </w:abstractNum>
+  <w:abstractNum w:abstractNumId="4">
     <w:nsid w:val="26467D1A"/>
     <w:multiLevelType w:val="hybridMultilevel"/>
     <w:tmpl w:val="A2E6EC78"/>
@@ -25646,7 +31058,96 @@
       </w:rPr>
     </w:lvl>
   </w:abstractNum>
-  <w:abstractNum w:abstractNumId="3">
+  <w:abstractNum w:abstractNumId="5">
+    <w:nsid w:val="33EA6844"/>
+    <w:multiLevelType w:val="hybridMultilevel"/>
+    <w:tmpl w:val="D33E6924"/>
+    <w:lvl w:ilvl="0" w:tplc="C62AEF74">
+      <w:start w:val="1"/>
+      <w:numFmt w:val="decimal"/>
+      <w:lvlText w:val="%1."/>
+      <w:lvlJc w:val="left"/>
+      <w:pPr>
+        <w:ind w:left="1080" w:hanging="360"/>
+      </w:pPr>
+      <w:rPr>
+        <w:rFonts w:hint="default"/>
+      </w:rPr>
+    </w:lvl>
+    <w:lvl w:ilvl="1" w:tplc="042A0019" w:tentative="1">
+      <w:start w:val="1"/>
+      <w:numFmt w:val="lowerLetter"/>
+      <w:lvlText w:val="%2."/>
+      <w:lvlJc w:val="left"/>
+      <w:pPr>
+        <w:ind w:left="1800" w:hanging="360"/>
+      </w:pPr>
+    </w:lvl>
+    <w:lvl w:ilvl="2" w:tplc="042A001B" w:tentative="1">
+      <w:start w:val="1"/>
+      <w:numFmt w:val="lowerRoman"/>
+      <w:lvlText w:val="%3."/>
+      <w:lvlJc w:val="right"/>
+      <w:pPr>
+        <w:ind w:left="2520" w:hanging="180"/>
+      </w:pPr>
+    </w:lvl>
+    <w:lvl w:ilvl="3" w:tplc="042A000F" w:tentative="1">
+      <w:start w:val="1"/>
+      <w:numFmt w:val="decimal"/>
+      <w:lvlText w:val="%4."/>
+      <w:lvlJc w:val="left"/>
+      <w:pPr>
+        <w:ind w:left="3240" w:hanging="360"/>
+      </w:pPr>
+    </w:lvl>
+    <w:lvl w:ilvl="4" w:tplc="042A0019" w:tentative="1">
+      <w:start w:val="1"/>
+      <w:numFmt w:val="lowerLetter"/>
+      <w:lvlText w:val="%5."/>
+      <w:lvlJc w:val="left"/>
+      <w:pPr>
+        <w:ind w:left="3960" w:hanging="360"/>
+      </w:pPr>
+    </w:lvl>
+    <w:lvl w:ilvl="5" w:tplc="042A001B" w:tentative="1">
+      <w:start w:val="1"/>
+      <w:numFmt w:val="lowerRoman"/>
+      <w:lvlText w:val="%6."/>
+      <w:lvlJc w:val="right"/>
+      <w:pPr>
+        <w:ind w:left="4680" w:hanging="180"/>
+      </w:pPr>
+    </w:lvl>
+    <w:lvl w:ilvl="6" w:tplc="042A000F" w:tentative="1">
+      <w:start w:val="1"/>
+      <w:numFmt w:val="decimal"/>
+      <w:lvlText w:val="%7."/>
+      <w:lvlJc w:val="left"/>
+      <w:pPr>
+        <w:ind w:left="5400" w:hanging="360"/>
+      </w:pPr>
+    </w:lvl>
+    <w:lvl w:ilvl="7" w:tplc="042A0019" w:tentative="1">
+      <w:start w:val="1"/>
+      <w:numFmt w:val="lowerLetter"/>
+      <w:lvlText w:val="%8."/>
+      <w:lvlJc w:val="left"/>
+      <w:pPr>
+        <w:ind w:left="6120" w:hanging="360"/>
+      </w:pPr>
+    </w:lvl>
+    <w:lvl w:ilvl="8" w:tplc="042A001B" w:tentative="1">
+      <w:start w:val="1"/>
+      <w:numFmt w:val="lowerRoman"/>
+      <w:lvlText w:val="%9."/>
+      <w:lvlJc w:val="right"/>
+      <w:pPr>
+        <w:ind w:left="6840" w:hanging="180"/>
+      </w:pPr>
+    </w:lvl>
+  </w:abstractNum>
+  <w:abstractNum w:abstractNumId="6">
     <w:nsid w:val="34C77095"/>
     <w:multiLevelType w:val="hybridMultilevel"/>
     <w:tmpl w:val="ADCE2B90"/>
@@ -25759,7 +31260,7 @@
       </w:rPr>
     </w:lvl>
   </w:abstractNum>
-  <w:abstractNum w:abstractNumId="4">
+  <w:abstractNum w:abstractNumId="7">
     <w:nsid w:val="393A351C"/>
     <w:multiLevelType w:val="hybridMultilevel"/>
     <w:tmpl w:val="1D080682"/>
@@ -25871,7 +31372,7 @@
       </w:rPr>
     </w:lvl>
   </w:abstractNum>
-  <w:abstractNum w:abstractNumId="5">
+  <w:abstractNum w:abstractNumId="8">
     <w:nsid w:val="46934615"/>
     <w:multiLevelType w:val="hybridMultilevel"/>
     <w:tmpl w:val="3F249182"/>
@@ -25983,11 +31484,11 @@
       </w:rPr>
     </w:lvl>
   </w:abstractNum>
-  <w:abstractNum w:abstractNumId="6">
-    <w:nsid w:val="527C35A0"/>
+  <w:abstractNum w:abstractNumId="9">
+    <w:nsid w:val="526B29F8"/>
     <w:multiLevelType w:val="hybridMultilevel"/>
-    <w:tmpl w:val="EAEE52C4"/>
-    <w:lvl w:ilvl="0" w:tplc="FAB24802">
+    <w:tmpl w:val="D26E4FD0"/>
+    <w:lvl w:ilvl="0" w:tplc="034E2BF6">
       <w:start w:val="1"/>
       <w:numFmt w:val="decimal"/>
       <w:lvlText w:val="%1."/>
@@ -26072,11 +31573,11 @@
       </w:pPr>
     </w:lvl>
   </w:abstractNum>
-  <w:abstractNum w:abstractNumId="7">
-    <w:nsid w:val="53650867"/>
+  <w:abstractNum w:abstractNumId="10">
+    <w:nsid w:val="527C35A0"/>
     <w:multiLevelType w:val="hybridMultilevel"/>
-    <w:tmpl w:val="312267D0"/>
-    <w:lvl w:ilvl="0" w:tplc="FE5A8B86">
+    <w:tmpl w:val="EAEE52C4"/>
+    <w:lvl w:ilvl="0" w:tplc="FAB24802">
       <w:start w:val="1"/>
       <w:numFmt w:val="decimal"/>
       <w:lvlText w:val="%1."/>
@@ -26161,11 +31662,11 @@
       </w:pPr>
     </w:lvl>
   </w:abstractNum>
-  <w:abstractNum w:abstractNumId="8">
-    <w:nsid w:val="5EAF3AFE"/>
+  <w:abstractNum w:abstractNumId="11">
+    <w:nsid w:val="53650867"/>
     <w:multiLevelType w:val="hybridMultilevel"/>
-    <w:tmpl w:val="A4303A0C"/>
-    <w:lvl w:ilvl="0" w:tplc="191CBEFE">
+    <w:tmpl w:val="312267D0"/>
+    <w:lvl w:ilvl="0" w:tplc="FE5A8B86">
       <w:start w:val="1"/>
       <w:numFmt w:val="decimal"/>
       <w:lvlText w:val="%1."/>
@@ -26250,11 +31751,11 @@
       </w:pPr>
     </w:lvl>
   </w:abstractNum>
-  <w:abstractNum w:abstractNumId="9">
-    <w:nsid w:val="65C1615C"/>
+  <w:abstractNum w:abstractNumId="12">
+    <w:nsid w:val="5EAF3AFE"/>
     <w:multiLevelType w:val="hybridMultilevel"/>
-    <w:tmpl w:val="9F9CB978"/>
-    <w:lvl w:ilvl="0" w:tplc="C932189C">
+    <w:tmpl w:val="A4303A0C"/>
+    <w:lvl w:ilvl="0" w:tplc="191CBEFE">
       <w:start w:val="1"/>
       <w:numFmt w:val="decimal"/>
       <w:lvlText w:val="%1."/>
@@ -26339,7 +31840,96 @@
       </w:pPr>
     </w:lvl>
   </w:abstractNum>
-  <w:abstractNum w:abstractNumId="10">
+  <w:abstractNum w:abstractNumId="13">
+    <w:nsid w:val="65C1615C"/>
+    <w:multiLevelType w:val="hybridMultilevel"/>
+    <w:tmpl w:val="9F9CB978"/>
+    <w:lvl w:ilvl="0" w:tplc="C932189C">
+      <w:start w:val="1"/>
+      <w:numFmt w:val="decimal"/>
+      <w:lvlText w:val="%1."/>
+      <w:lvlJc w:val="left"/>
+      <w:pPr>
+        <w:ind w:left="1080" w:hanging="360"/>
+      </w:pPr>
+      <w:rPr>
+        <w:rFonts w:hint="default"/>
+      </w:rPr>
+    </w:lvl>
+    <w:lvl w:ilvl="1" w:tplc="042A0019" w:tentative="1">
+      <w:start w:val="1"/>
+      <w:numFmt w:val="lowerLetter"/>
+      <w:lvlText w:val="%2."/>
+      <w:lvlJc w:val="left"/>
+      <w:pPr>
+        <w:ind w:left="1800" w:hanging="360"/>
+      </w:pPr>
+    </w:lvl>
+    <w:lvl w:ilvl="2" w:tplc="042A001B" w:tentative="1">
+      <w:start w:val="1"/>
+      <w:numFmt w:val="lowerRoman"/>
+      <w:lvlText w:val="%3."/>
+      <w:lvlJc w:val="right"/>
+      <w:pPr>
+        <w:ind w:left="2520" w:hanging="180"/>
+      </w:pPr>
+    </w:lvl>
+    <w:lvl w:ilvl="3" w:tplc="042A000F" w:tentative="1">
+      <w:start w:val="1"/>
+      <w:numFmt w:val="decimal"/>
+      <w:lvlText w:val="%4."/>
+      <w:lvlJc w:val="left"/>
+      <w:pPr>
+        <w:ind w:left="3240" w:hanging="360"/>
+      </w:pPr>
+    </w:lvl>
+    <w:lvl w:ilvl="4" w:tplc="042A0019" w:tentative="1">
+      <w:start w:val="1"/>
+      <w:numFmt w:val="lowerLetter"/>
+      <w:lvlText w:val="%5."/>
+      <w:lvlJc w:val="left"/>
+      <w:pPr>
+        <w:ind w:left="3960" w:hanging="360"/>
+      </w:pPr>
+    </w:lvl>
+    <w:lvl w:ilvl="5" w:tplc="042A001B" w:tentative="1">
+      <w:start w:val="1"/>
+      <w:numFmt w:val="lowerRoman"/>
+      <w:lvlText w:val="%6."/>
+      <w:lvlJc w:val="right"/>
+      <w:pPr>
+        <w:ind w:left="4680" w:hanging="180"/>
+      </w:pPr>
+    </w:lvl>
+    <w:lvl w:ilvl="6" w:tplc="042A000F" w:tentative="1">
+      <w:start w:val="1"/>
+      <w:numFmt w:val="decimal"/>
+      <w:lvlText w:val="%7."/>
+      <w:lvlJc w:val="left"/>
+      <w:pPr>
+        <w:ind w:left="5400" w:hanging="360"/>
+      </w:pPr>
+    </w:lvl>
+    <w:lvl w:ilvl="7" w:tplc="042A0019" w:tentative="1">
+      <w:start w:val="1"/>
+      <w:numFmt w:val="lowerLetter"/>
+      <w:lvlText w:val="%8."/>
+      <w:lvlJc w:val="left"/>
+      <w:pPr>
+        <w:ind w:left="6120" w:hanging="360"/>
+      </w:pPr>
+    </w:lvl>
+    <w:lvl w:ilvl="8" w:tplc="042A001B" w:tentative="1">
+      <w:start w:val="1"/>
+      <w:numFmt w:val="lowerRoman"/>
+      <w:lvlText w:val="%9."/>
+      <w:lvlJc w:val="right"/>
+      <w:pPr>
+        <w:ind w:left="6840" w:hanging="180"/>
+      </w:pPr>
+    </w:lvl>
+  </w:abstractNum>
+  <w:abstractNum w:abstractNumId="14">
     <w:nsid w:val="70361C3F"/>
     <w:multiLevelType w:val="hybridMultilevel"/>
     <w:tmpl w:val="1CF40154"/>
@@ -26453,7 +32043,7 @@
       </w:rPr>
     </w:lvl>
   </w:abstractNum>
-  <w:abstractNum w:abstractNumId="11">
+  <w:abstractNum w:abstractNumId="15">
     <w:nsid w:val="72E05CC5"/>
     <w:multiLevelType w:val="hybridMultilevel"/>
     <w:tmpl w:val="7270C802"/>
@@ -26542,7 +32132,7 @@
       </w:pPr>
     </w:lvl>
   </w:abstractNum>
-  <w:abstractNum w:abstractNumId="12">
+  <w:abstractNum w:abstractNumId="16">
     <w:nsid w:val="7E78030C"/>
     <w:multiLevelType w:val="hybridMultilevel"/>
     <w:tmpl w:val="4BC8D0D6"/>
@@ -26655,43 +32245,55 @@
     </w:lvl>
   </w:abstractNum>
   <w:num w:numId="1">
+    <w:abstractNumId w:val="7"/>
+  </w:num>
+  <w:num w:numId="2">
+    <w:abstractNumId w:val="16"/>
+  </w:num>
+  <w:num w:numId="3">
     <w:abstractNumId w:val="4"/>
   </w:num>
-  <w:num w:numId="2">
-    <w:abstractNumId w:val="12"/>
-  </w:num>
-  <w:num w:numId="3">
-    <w:abstractNumId w:val="2"/>
-  </w:num>
   <w:num w:numId="4">
-    <w:abstractNumId w:val="5"/>
+    <w:abstractNumId w:val="8"/>
   </w:num>
   <w:num w:numId="5">
-    <w:abstractNumId w:val="1"/>
+    <w:abstractNumId w:val="3"/>
   </w:num>
   <w:num w:numId="6">
-    <w:abstractNumId w:val="3"/>
+    <w:abstractNumId w:val="6"/>
   </w:num>
   <w:num w:numId="7">
-    <w:abstractNumId w:val="6"/>
+    <w:abstractNumId w:val="10"/>
   </w:num>
   <w:num w:numId="8">
-    <w:abstractNumId w:val="10"/>
+    <w:abstractNumId w:val="14"/>
   </w:num>
   <w:num w:numId="9">
-    <w:abstractNumId w:val="7"/>
+    <w:abstractNumId w:val="11"/>
   </w:num>
   <w:num w:numId="10">
-    <w:abstractNumId w:val="9"/>
+    <w:abstractNumId w:val="13"/>
   </w:num>
   <w:num w:numId="11">
-    <w:abstractNumId w:val="11"/>
+    <w:abstractNumId w:val="15"/>
   </w:num>
   <w:num w:numId="12">
     <w:abstractNumId w:val="0"/>
   </w:num>
   <w:num w:numId="13">
-    <w:abstractNumId w:val="8"/>
+    <w:abstractNumId w:val="12"/>
+  </w:num>
+  <w:num w:numId="14">
+    <w:abstractNumId w:val="2"/>
+  </w:num>
+  <w:num w:numId="15">
+    <w:abstractNumId w:val="1"/>
+  </w:num>
+  <w:num w:numId="16">
+    <w:abstractNumId w:val="9"/>
+  </w:num>
+  <w:num w:numId="17">
+    <w:abstractNumId w:val="5"/>
   </w:num>
 </w:numbering>
 </file>

--- a/algorithm.docx
+++ b/algorithm.docx
@@ -121,6 +121,382 @@
           <w:lang w:val="en-US"/>
         </w:rPr>
         <w:t>Giả sử ta có sẵn các hàm A, B, C, bây giờ ta muốn chúng thực hiện song song, như vậy ta phải gửi song song tín hiệu cho các hàm này, cách gửi như vậy gọi là gọi bất đồng bộ</w:t>
+      </w:r>
+    </w:p>
+    <w:p>
+      <w:pPr>
+        <w:pStyle w:val="ListParagraph"/>
+        <w:numPr>
+          <w:ilvl w:val="0"/>
+          <w:numId w:val="7"/>
+        </w:numPr>
+        <w:rPr>
+          <w:lang w:val="en-US"/>
+        </w:rPr>
+      </w:pPr>
+      <w:r>
+        <w:rPr>
+          <w:lang w:val="en-US"/>
+        </w:rPr>
+        <w:t>Đối Tượng Iterable Là Gì?</w:t>
+      </w:r>
+    </w:p>
+    <w:p>
+      <w:pPr>
+        <w:pStyle w:val="ListParagraph"/>
+        <w:numPr>
+          <w:ilvl w:val="0"/>
+          <w:numId w:val="8"/>
+        </w:numPr>
+        <w:rPr>
+          <w:lang w:val="en-US"/>
+        </w:rPr>
+      </w:pPr>
+      <w:r>
+        <w:rPr>
+          <w:lang w:val="en-US"/>
+        </w:rPr>
+        <w:t>Là các đối tượng ta có thể chạy vòng lặp qua, như List, Tuple, Dictionary, Generator, …</w:t>
+      </w:r>
+    </w:p>
+    <w:p>
+      <w:pPr>
+        <w:rPr>
+          <w:lang w:val="en-US"/>
+        </w:rPr>
+      </w:pPr>
+    </w:p>
+    <w:p>
+      <w:pPr>
+        <w:rPr>
+          <w:lang w:val="en-US"/>
+        </w:rPr>
+      </w:pPr>
+      <w:r>
+        <w:rPr>
+          <w:lang w:val="en-US"/>
+        </w:rPr>
+        <w:t>Naming – Đặt Tên:</w:t>
+      </w:r>
+    </w:p>
+    <w:p>
+      <w:pPr>
+        <w:pStyle w:val="ListParagraph"/>
+        <w:numPr>
+          <w:ilvl w:val="0"/>
+          <w:numId w:val="18"/>
+        </w:numPr>
+        <w:rPr>
+          <w:lang w:val="en-US"/>
+        </w:rPr>
+      </w:pPr>
+      <w:r>
+        <w:rPr>
+          <w:lang w:val="en-US"/>
+        </w:rPr>
+        <w:t>Hằng Số?</w:t>
+      </w:r>
+    </w:p>
+    <w:p>
+      <w:pPr>
+        <w:pStyle w:val="ListParagraph"/>
+        <w:numPr>
+          <w:ilvl w:val="0"/>
+          <w:numId w:val="8"/>
+        </w:numPr>
+        <w:rPr>
+          <w:lang w:val="en-US"/>
+        </w:rPr>
+      </w:pPr>
+      <w:r>
+        <w:rPr>
+          <w:lang w:val="en-US"/>
+        </w:rPr>
+        <w:t>Viết in hoa hết</w:t>
+      </w:r>
+    </w:p>
+    <w:p>
+      <w:pPr>
+        <w:pStyle w:val="ListParagraph"/>
+        <w:numPr>
+          <w:ilvl w:val="0"/>
+          <w:numId w:val="18"/>
+        </w:numPr>
+        <w:rPr>
+          <w:lang w:val="en-US"/>
+        </w:rPr>
+      </w:pPr>
+      <w:r>
+        <w:rPr>
+          <w:lang w:val="en-US"/>
+        </w:rPr>
+        <w:t>Biến</w:t>
+      </w:r>
+      <w:r>
+        <w:rPr>
+          <w:lang w:val="en-US"/>
+        </w:rPr>
+        <w:t xml:space="preserve"> Lâu Dài</w:t>
+      </w:r>
+      <w:r>
+        <w:rPr>
+          <w:lang w:val="en-US"/>
+        </w:rPr>
+        <w:t>, Tham Số</w:t>
+      </w:r>
+      <w:r>
+        <w:rPr>
+          <w:lang w:val="en-US"/>
+        </w:rPr>
+        <w:t>, Thuộc Tính</w:t>
+      </w:r>
+      <w:bookmarkStart w:id="0" w:name="_GoBack"/>
+      <w:bookmarkEnd w:id="0"/>
+      <w:r>
+        <w:rPr>
+          <w:lang w:val="en-US"/>
+        </w:rPr>
+        <w:t>?</w:t>
+      </w:r>
+    </w:p>
+    <w:p>
+      <w:pPr>
+        <w:pStyle w:val="ListParagraph"/>
+        <w:numPr>
+          <w:ilvl w:val="0"/>
+          <w:numId w:val="8"/>
+        </w:numPr>
+        <w:rPr>
+          <w:lang w:val="en-US"/>
+        </w:rPr>
+      </w:pPr>
+      <w:r>
+        <w:rPr>
+          <w:lang w:val="en-US"/>
+        </w:rPr>
+        <w:t>Viết in thường hế</w:t>
+      </w:r>
+      <w:r>
+        <w:rPr>
+          <w:lang w:val="en-US"/>
+        </w:rPr>
+        <w:t>t và rõ nghĩa</w:t>
+      </w:r>
+    </w:p>
+    <w:p>
+      <w:pPr>
+        <w:pStyle w:val="ListParagraph"/>
+        <w:numPr>
+          <w:ilvl w:val="0"/>
+          <w:numId w:val="18"/>
+        </w:numPr>
+        <w:rPr>
+          <w:lang w:val="en-US"/>
+        </w:rPr>
+      </w:pPr>
+      <w:r>
+        <w:rPr>
+          <w:lang w:val="en-US"/>
+        </w:rPr>
+        <w:t>Nhiều Từ?</w:t>
+      </w:r>
+    </w:p>
+    <w:p>
+      <w:pPr>
+        <w:pStyle w:val="ListParagraph"/>
+        <w:numPr>
+          <w:ilvl w:val="0"/>
+          <w:numId w:val="8"/>
+        </w:numPr>
+        <w:rPr>
+          <w:lang w:val="en-US"/>
+        </w:rPr>
+      </w:pPr>
+      <w:r>
+        <w:rPr>
+          <w:lang w:val="en-US"/>
+        </w:rPr>
+        <w:t>Cách nhau = dấu “_”</w:t>
+      </w:r>
+    </w:p>
+    <w:p>
+      <w:pPr>
+        <w:pStyle w:val="ListParagraph"/>
+        <w:numPr>
+          <w:ilvl w:val="0"/>
+          <w:numId w:val="18"/>
+        </w:numPr>
+        <w:rPr>
+          <w:lang w:val="en-US"/>
+        </w:rPr>
+      </w:pPr>
+      <w:r>
+        <w:rPr>
+          <w:lang w:val="en-US"/>
+        </w:rPr>
+        <w:t>Tên Class?</w:t>
+      </w:r>
+    </w:p>
+    <w:p>
+      <w:pPr>
+        <w:pStyle w:val="ListParagraph"/>
+        <w:numPr>
+          <w:ilvl w:val="0"/>
+          <w:numId w:val="8"/>
+        </w:numPr>
+        <w:rPr>
+          <w:lang w:val="en-US"/>
+        </w:rPr>
+      </w:pPr>
+      <w:r>
+        <w:rPr>
+          <w:lang w:val="en-US"/>
+        </w:rPr>
+        <w:t>In hoa chữ cái đầu</w:t>
+      </w:r>
+    </w:p>
+    <w:p>
+      <w:pPr>
+        <w:pStyle w:val="ListParagraph"/>
+        <w:numPr>
+          <w:ilvl w:val="0"/>
+          <w:numId w:val="18"/>
+        </w:numPr>
+        <w:rPr>
+          <w:lang w:val="en-US"/>
+        </w:rPr>
+      </w:pPr>
+      <w:r>
+        <w:rPr>
+          <w:lang w:val="en-US"/>
+        </w:rPr>
+        <w:t>Tên Hàm?</w:t>
+      </w:r>
+    </w:p>
+    <w:p>
+      <w:pPr>
+        <w:pStyle w:val="ListParagraph"/>
+        <w:numPr>
+          <w:ilvl w:val="0"/>
+          <w:numId w:val="8"/>
+        </w:numPr>
+        <w:rPr>
+          <w:lang w:val="en-US"/>
+        </w:rPr>
+      </w:pPr>
+      <w:r>
+        <w:rPr>
+          <w:lang w:val="en-US"/>
+        </w:rPr>
+        <w:t>Viết in thường hết</w:t>
+      </w:r>
+    </w:p>
+    <w:p>
+      <w:pPr>
+        <w:pStyle w:val="ListParagraph"/>
+        <w:numPr>
+          <w:ilvl w:val="0"/>
+          <w:numId w:val="18"/>
+        </w:numPr>
+        <w:rPr>
+          <w:lang w:val="en-US"/>
+        </w:rPr>
+      </w:pPr>
+      <w:r>
+        <w:rPr>
+          <w:lang w:val="en-US"/>
+        </w:rPr>
+        <w:t>Tên Biến Chỉ Dùng Trong 1 Dòng?</w:t>
+      </w:r>
+    </w:p>
+    <w:p>
+      <w:pPr>
+        <w:pStyle w:val="ListParagraph"/>
+        <w:numPr>
+          <w:ilvl w:val="0"/>
+          <w:numId w:val="8"/>
+        </w:numPr>
+        <w:rPr>
+          <w:lang w:val="en-US"/>
+        </w:rPr>
+      </w:pPr>
+      <w:r>
+        <w:rPr>
+          <w:lang w:val="en-US"/>
+        </w:rPr>
+        <w:t>Viết in thường 1 kí tự</w:t>
+      </w:r>
+    </w:p>
+    <w:p>
+      <w:pPr>
+        <w:pStyle w:val="ListParagraph"/>
+        <w:numPr>
+          <w:ilvl w:val="0"/>
+          <w:numId w:val="18"/>
+        </w:numPr>
+        <w:rPr>
+          <w:lang w:val="en-US"/>
+        </w:rPr>
+      </w:pPr>
+      <w:r>
+        <w:rPr>
+          <w:lang w:val="en-US"/>
+        </w:rPr>
+        <w:t>“Chiều Dài Chuỗi”?</w:t>
+      </w:r>
+    </w:p>
+    <w:p>
+      <w:pPr>
+        <w:pStyle w:val="ListParagraph"/>
+        <w:numPr>
+          <w:ilvl w:val="0"/>
+          <w:numId w:val="8"/>
+        </w:numPr>
+        <w:rPr>
+          <w:lang w:val="en-US"/>
+        </w:rPr>
+      </w:pPr>
+      <w:r>
+        <w:rPr>
+          <w:lang w:val="en-US"/>
+        </w:rPr>
+        <w:t>“Length”</w:t>
+      </w:r>
+    </w:p>
+    <w:p>
+      <w:pPr>
+        <w:pStyle w:val="ListParagraph"/>
+        <w:numPr>
+          <w:ilvl w:val="0"/>
+          <w:numId w:val="18"/>
+        </w:numPr>
+        <w:rPr>
+          <w:lang w:val="en-US"/>
+        </w:rPr>
+      </w:pPr>
+      <w:r>
+        <w:rPr>
+          <w:lang w:val="en-US"/>
+        </w:rPr>
+        <w:t>“Số Phần Tử Trong Mảng”?</w:t>
+      </w:r>
+    </w:p>
+    <w:p>
+      <w:pPr>
+        <w:pStyle w:val="ListParagraph"/>
+        <w:numPr>
+          <w:ilvl w:val="0"/>
+          <w:numId w:val="8"/>
+        </w:numPr>
+        <w:rPr>
+          <w:lang w:val="en-US"/>
+        </w:rPr>
+      </w:pPr>
+      <w:r>
+        <w:rPr>
+          <w:lang w:val="en-US"/>
+        </w:rPr>
+        <w:t>“Size”</w:t>
       </w:r>
     </w:p>
     <w:p>
@@ -317,6 +693,7 @@
         <w:rPr>
           <w:lang w:val="en-US"/>
         </w:rPr>
+        <w:lastRenderedPageBreak/>
         <w:t>Encoding – Mã Hóa:</w:t>
       </w:r>
     </w:p>
@@ -668,7 +1045,6 @@
         <w:rPr>
           <w:lang w:val="en-US"/>
         </w:rPr>
-        <w:lastRenderedPageBreak/>
         <w:t>Như vậy dễ thấy độ ngạc nhiên tỉ lệ nghịch với xác suất, nên ta có công thức tính độ ngạc nhiên khi Sample được giá trị</w:t>
       </w:r>
       <w:r>
@@ -1547,6 +1923,7 @@
               <w:rFonts w:ascii="Cambria Math" w:hAnsi="Cambria Math"/>
               <w:lang w:val="en-US"/>
             </w:rPr>
+            <w:lastRenderedPageBreak/>
             <m:t>H</m:t>
           </m:r>
           <m:d>
@@ -3045,7 +3422,6 @@
               <w:rFonts w:ascii="Cambria Math" w:hAnsi="Cambria Math"/>
               <w:lang w:val="en-US"/>
             </w:rPr>
-            <w:lastRenderedPageBreak/>
             <m:t>-</m:t>
           </m:r>
           <m:nary>
@@ -3615,6 +3991,7 @@
         <w:rPr>
           <w:lang w:val="en-US"/>
         </w:rPr>
+        <w:lastRenderedPageBreak/>
         <w:t>Phân loại kiểu Multi Class nghĩa là Layer cuối cùng sử dụng hàm Softmax, nhãn là One Hot Vector, sử dụng Cross Entropy Loss, không sử dụng Binary Cross Entropy Loss vì hiệu suất tính toán</w:t>
       </w:r>
     </w:p>
@@ -4082,7 +4459,6 @@
         <w:rPr>
           <w:lang w:val="en-US"/>
         </w:rPr>
-        <w:lastRenderedPageBreak/>
         <w:t>Hàm ReLU (Rectified Linear Unit)?</w:t>
       </w:r>
     </w:p>
@@ -5098,6 +5474,7 @@
           <w:rFonts w:eastAsiaTheme="minorEastAsia"/>
           <w:lang w:val="en-US"/>
         </w:rPr>
+        <w:lastRenderedPageBreak/>
         <w:t>Là LreLU nhưng trong quá trình Train, a sẽ liên tục biến đổi ngẫu nhiên bằng cách Sample từ 1 phân phối đều liên tục</w:t>
       </w:r>
     </w:p>
@@ -5319,7 +5696,6 @@
         <w:rPr>
           <w:lang w:val="en-US"/>
         </w:rPr>
-        <w:lastRenderedPageBreak/>
         <w:t>Là bóc tách bộ dữ liệu thành từng Sample rồi Feed, rồi tính Gradient trung bình, rồi cải thiện thông số, rồi lặp lại</w:t>
       </w:r>
     </w:p>
@@ -6940,6 +7316,7 @@
               <w:rFonts w:ascii="Cambria Math" w:hAnsi="Cambria Math"/>
               <w:lang w:val="en-US"/>
             </w:rPr>
+            <w:lastRenderedPageBreak/>
             <m:t>E</m:t>
           </m:r>
           <m:d>
@@ -8626,7 +9003,6 @@
               <w:rFonts w:ascii="Cambria Math" w:hAnsi="Cambria Math"/>
               <w:lang w:val="en-US"/>
             </w:rPr>
-            <w:lastRenderedPageBreak/>
             <m:t>θ'+E</m:t>
           </m:r>
           <m:d>
@@ -9610,7 +9986,15 @@
           <w:rFonts w:eastAsiaTheme="minorEastAsia"/>
           <w:lang w:val="en-US"/>
         </w:rPr>
-        <w:t>Giống y chang RMSprop chỉ khác không cần sử dụng Learning Rate mà thay vào đó là 1 biểu thức giống ở dưới mẫu, đổi EWMA của bình phương chiều dài Gradient thành EWMA của bình phương chênh lệch chiều dài bước đi giữa 2 lần bước liên tiếp</w:t>
+        <w:t xml:space="preserve">Giống y chang RMSprop chỉ khác không cần sử dụng Learning Rate mà thay vào đó là 1 biểu thức giống ở dưới mẫu, đổi EWMA của bình phương chiều dài </w:t>
+      </w:r>
+      <w:r>
+        <w:rPr>
+          <w:rFonts w:eastAsiaTheme="minorEastAsia"/>
+          <w:lang w:val="en-US"/>
+        </w:rPr>
+        <w:lastRenderedPageBreak/>
+        <w:t>Gradient thành EWMA của bình phương chênh lệch chiều dài bước đi giữa 2 lần bước liên tiếp</w:t>
       </w:r>
     </w:p>
     <w:p>
@@ -9808,13 +10192,7 @@
         <w:rPr>
           <w:lang w:val="en-US"/>
         </w:rPr>
-        <w:t>Weight</w:t>
-      </w:r>
-      <w:r>
-        <w:rPr>
-          <w:lang w:val="en-US"/>
-        </w:rPr>
-        <w:t xml:space="preserve"> </w:t>
+        <w:t xml:space="preserve">Weight </w:t>
       </w:r>
       <w:r>
         <w:rPr>
@@ -9904,11 +10282,8 @@
         <w:rPr>
           <w:lang w:val="en-US"/>
         </w:rPr>
-        <w:lastRenderedPageBreak/>
         <w:t>Để làm được điều này, coi mỗi Neuron ở Layer 1 có giá trị = 1, đây là trường hợp xấu nhất, Layer này có m Neuron, nên mỗi Neuron ở Layer 2 sẽ được m Weight gắn vào, như vậy dễ thấy giá trị của Neuron này = tổng m Weight gắn vào nên Variance của nó = 1 = m lần Variance của Weight, nên Variance của Weight phải = 1 / m</w:t>
       </w:r>
-      <w:bookmarkStart w:id="0" w:name="_GoBack"/>
-      <w:bookmarkEnd w:id="0"/>
     </w:p>
     <w:p>
       <w:pPr>
@@ -10133,6 +10508,7 @@
         <w:rPr>
           <w:lang w:val="en-US"/>
         </w:rPr>
+        <w:lastRenderedPageBreak/>
         <w:t>N</w:t>
       </w:r>
       <w:r>
@@ -10579,7 +10955,6 @@
         <w:rPr>
           <w:lang w:val="en-US"/>
         </w:rPr>
-        <w:lastRenderedPageBreak/>
         <w:t xml:space="preserve">Ví dụ có đoạn văn “Foo Bar And I Fuck FooBar”, lấy các đoạn có độ dài = </w:t>
       </w:r>
       <w:r>
@@ -10920,6 +11295,7 @@
         <w:rPr>
           <w:lang w:val="en-US"/>
         </w:rPr>
+        <w:lastRenderedPageBreak/>
         <w:t>Có thể thực hiện được mọi thuật toán</w:t>
       </w:r>
     </w:p>
@@ -11123,243 +11499,243 @@
         <w:rPr>
           <w:lang w:val="en-US"/>
         </w:rPr>
+        <w:tab/>
+        <w:t>Def:</w:t>
+      </w:r>
+    </w:p>
+    <w:p>
+      <w:pPr>
+        <w:rPr>
+          <w:lang w:val="en-US"/>
+        </w:rPr>
+      </w:pPr>
+      <w:r>
+        <w:rPr>
+          <w:lang w:val="en-US"/>
+        </w:rPr>
+        <w:tab/>
+      </w:r>
+      <w:r>
+        <w:rPr>
+          <w:lang w:val="en-US"/>
+        </w:rPr>
+        <w:tab/>
+        <w:t>Mã hóa kí tự thành các chuỗi tín hiệu dài ngắn ngắt quãng khác nhau</w:t>
+      </w:r>
+    </w:p>
+    <w:p>
+      <w:pPr>
+        <w:rPr>
+          <w:lang w:val="en-US"/>
+        </w:rPr>
+      </w:pPr>
+      <w:r>
+        <w:rPr>
+          <w:lang w:val="en-US"/>
+        </w:rPr>
+        <w:t>Enigma Machine:</w:t>
+      </w:r>
+    </w:p>
+    <w:p>
+      <w:pPr>
+        <w:rPr>
+          <w:lang w:val="en-US"/>
+        </w:rPr>
+      </w:pPr>
+      <w:r>
+        <w:rPr>
+          <w:lang w:val="en-US"/>
+        </w:rPr>
+        <w:tab/>
+        <w:t>Def:</w:t>
+      </w:r>
+    </w:p>
+    <w:p>
+      <w:pPr>
+        <w:rPr>
+          <w:lang w:val="en-US"/>
+        </w:rPr>
+      </w:pPr>
+      <w:r>
+        <w:rPr>
+          <w:lang w:val="en-US"/>
+        </w:rPr>
+        <w:tab/>
+      </w:r>
+      <w:r>
+        <w:rPr>
+          <w:lang w:val="en-US"/>
+        </w:rPr>
+        <w:tab/>
+        <w:t>Máy mã hóa tin nhắn thành chuỗi văn bản khác</w:t>
+      </w:r>
+    </w:p>
+    <w:p>
+      <w:pPr>
+        <w:rPr>
+          <w:lang w:val="en-US"/>
+        </w:rPr>
+      </w:pPr>
+      <w:r>
+        <w:rPr>
+          <w:lang w:val="en-US"/>
+        </w:rPr>
+        <w:tab/>
+      </w:r>
+      <w:r>
+        <w:rPr>
+          <w:lang w:val="en-US"/>
+        </w:rPr>
+        <w:tab/>
+        <w:t>Kí tự giống nhau có thể cho ra kí tự khác nhau nên cực khó để giải mã</w:t>
+      </w:r>
+    </w:p>
+    <w:p>
+      <w:pPr>
+        <w:rPr>
+          <w:lang w:val="en-US"/>
+        </w:rPr>
+      </w:pPr>
+      <w:r>
+        <w:rPr>
+          <w:lang w:val="en-US"/>
+        </w:rPr>
+        <w:t>Bombe:</w:t>
+      </w:r>
+    </w:p>
+    <w:p>
+      <w:pPr>
+        <w:rPr>
+          <w:lang w:val="en-US"/>
+        </w:rPr>
+      </w:pPr>
+      <w:r>
+        <w:rPr>
+          <w:lang w:val="en-US"/>
+        </w:rPr>
+        <w:tab/>
+        <w:t>Def:</w:t>
+      </w:r>
+    </w:p>
+    <w:p>
+      <w:pPr>
+        <w:rPr>
+          <w:lang w:val="en-US"/>
+        </w:rPr>
+      </w:pPr>
+      <w:r>
+        <w:rPr>
+          <w:lang w:val="en-US"/>
+        </w:rPr>
+        <w:tab/>
+      </w:r>
+      <w:r>
+        <w:rPr>
+          <w:lang w:val="en-US"/>
+        </w:rPr>
+        <w:tab/>
+        <w:t xml:space="preserve">Máy giải mã Enigma bằng Brute Force nhưng tận dụng những yếu tố như </w:t>
+      </w:r>
+    </w:p>
+    <w:p>
+      <w:pPr>
+        <w:ind w:left="720" w:firstLine="720"/>
+        <w:rPr>
+          <w:lang w:val="en-US"/>
+        </w:rPr>
+      </w:pPr>
+      <w:r>
+        <w:rPr>
+          <w:lang w:val="en-US"/>
+        </w:rPr>
+        <w:t>việc một kí tự không thể cho ra chính nó</w:t>
+      </w:r>
+    </w:p>
+    <w:p>
+      <w:pPr>
+        <w:rPr>
+          <w:lang w:val="en-US"/>
+        </w:rPr>
+      </w:pPr>
+      <w:r>
+        <w:rPr>
+          <w:lang w:val="en-US"/>
+        </w:rPr>
+        <w:t>Monte Carlo:</w:t>
+      </w:r>
+    </w:p>
+    <w:p>
+      <w:pPr>
+        <w:rPr>
+          <w:lang w:val="en-US"/>
+        </w:rPr>
+      </w:pPr>
+      <w:r>
+        <w:rPr>
+          <w:lang w:val="en-US"/>
+        </w:rPr>
+        <w:tab/>
+        <w:t>Def:</w:t>
+      </w:r>
+    </w:p>
+    <w:p>
+      <w:pPr>
+        <w:rPr>
+          <w:lang w:val="en-US"/>
+        </w:rPr>
+      </w:pPr>
+      <w:r>
+        <w:rPr>
+          <w:lang w:val="en-US"/>
+        </w:rPr>
+        <w:tab/>
+      </w:r>
+      <w:r>
+        <w:rPr>
+          <w:lang w:val="en-US"/>
+        </w:rPr>
+        <w:tab/>
+        <w:t xml:space="preserve">Cho chạy Simulation Random, khi hết Game thì tổng hợp nước đi rồi </w:t>
+      </w:r>
+    </w:p>
+    <w:p>
+      <w:pPr>
+        <w:ind w:left="720" w:firstLine="720"/>
+        <w:rPr>
+          <w:lang w:val="en-US"/>
+        </w:rPr>
+      </w:pPr>
+      <w:r>
+        <w:rPr>
+          <w:lang w:val="en-US"/>
+        </w:rPr>
+        <w:t>Optimize</w:t>
+      </w:r>
+    </w:p>
+    <w:p>
+      <w:pPr>
+        <w:rPr>
+          <w:lang w:val="en-US"/>
+        </w:rPr>
+      </w:pPr>
+      <w:r>
+        <w:rPr>
+          <w:lang w:val="en-US"/>
+        </w:rPr>
+        <w:t>Partial Observable:</w:t>
+      </w:r>
+    </w:p>
+    <w:p>
+      <w:pPr>
+        <w:rPr>
+          <w:lang w:val="en-US"/>
+        </w:rPr>
+      </w:pPr>
+      <w:r>
+        <w:rPr>
+          <w:lang w:val="en-US"/>
+        </w:rPr>
         <w:lastRenderedPageBreak/>
-        <w:tab/>
-        <w:t>Def:</w:t>
-      </w:r>
-    </w:p>
-    <w:p>
-      <w:pPr>
-        <w:rPr>
-          <w:lang w:val="en-US"/>
-        </w:rPr>
-      </w:pPr>
-      <w:r>
-        <w:rPr>
-          <w:lang w:val="en-US"/>
-        </w:rPr>
-        <w:tab/>
-      </w:r>
-      <w:r>
-        <w:rPr>
-          <w:lang w:val="en-US"/>
-        </w:rPr>
-        <w:tab/>
-        <w:t>Mã hóa kí tự thành các chuỗi tín hiệu dài ngắn ngắt quãng khác nhau</w:t>
-      </w:r>
-    </w:p>
-    <w:p>
-      <w:pPr>
-        <w:rPr>
-          <w:lang w:val="en-US"/>
-        </w:rPr>
-      </w:pPr>
-      <w:r>
-        <w:rPr>
-          <w:lang w:val="en-US"/>
-        </w:rPr>
-        <w:t>Enigma Machine:</w:t>
-      </w:r>
-    </w:p>
-    <w:p>
-      <w:pPr>
-        <w:rPr>
-          <w:lang w:val="en-US"/>
-        </w:rPr>
-      </w:pPr>
-      <w:r>
-        <w:rPr>
-          <w:lang w:val="en-US"/>
-        </w:rPr>
-        <w:tab/>
-        <w:t>Def:</w:t>
-      </w:r>
-    </w:p>
-    <w:p>
-      <w:pPr>
-        <w:rPr>
-          <w:lang w:val="en-US"/>
-        </w:rPr>
-      </w:pPr>
-      <w:r>
-        <w:rPr>
-          <w:lang w:val="en-US"/>
-        </w:rPr>
-        <w:tab/>
-      </w:r>
-      <w:r>
-        <w:rPr>
-          <w:lang w:val="en-US"/>
-        </w:rPr>
-        <w:tab/>
-        <w:t>Máy mã hóa tin nhắn thành chuỗi văn bản khác</w:t>
-      </w:r>
-    </w:p>
-    <w:p>
-      <w:pPr>
-        <w:rPr>
-          <w:lang w:val="en-US"/>
-        </w:rPr>
-      </w:pPr>
-      <w:r>
-        <w:rPr>
-          <w:lang w:val="en-US"/>
-        </w:rPr>
-        <w:tab/>
-      </w:r>
-      <w:r>
-        <w:rPr>
-          <w:lang w:val="en-US"/>
-        </w:rPr>
-        <w:tab/>
-        <w:t>Kí tự giống nhau có thể cho ra kí tự khác nhau nên cực khó để giải mã</w:t>
-      </w:r>
-    </w:p>
-    <w:p>
-      <w:pPr>
-        <w:rPr>
-          <w:lang w:val="en-US"/>
-        </w:rPr>
-      </w:pPr>
-      <w:r>
-        <w:rPr>
-          <w:lang w:val="en-US"/>
-        </w:rPr>
-        <w:t>Bombe:</w:t>
-      </w:r>
-    </w:p>
-    <w:p>
-      <w:pPr>
-        <w:rPr>
-          <w:lang w:val="en-US"/>
-        </w:rPr>
-      </w:pPr>
-      <w:r>
-        <w:rPr>
-          <w:lang w:val="en-US"/>
-        </w:rPr>
-        <w:tab/>
-        <w:t>Def:</w:t>
-      </w:r>
-    </w:p>
-    <w:p>
-      <w:pPr>
-        <w:rPr>
-          <w:lang w:val="en-US"/>
-        </w:rPr>
-      </w:pPr>
-      <w:r>
-        <w:rPr>
-          <w:lang w:val="en-US"/>
-        </w:rPr>
-        <w:tab/>
-      </w:r>
-      <w:r>
-        <w:rPr>
-          <w:lang w:val="en-US"/>
-        </w:rPr>
-        <w:tab/>
-        <w:t xml:space="preserve">Máy giải mã Enigma bằng Brute Force nhưng tận dụng những yếu tố như </w:t>
-      </w:r>
-    </w:p>
-    <w:p>
-      <w:pPr>
-        <w:ind w:left="720" w:firstLine="720"/>
-        <w:rPr>
-          <w:lang w:val="en-US"/>
-        </w:rPr>
-      </w:pPr>
-      <w:r>
-        <w:rPr>
-          <w:lang w:val="en-US"/>
-        </w:rPr>
-        <w:t>việc một kí tự không thể cho ra chính nó</w:t>
-      </w:r>
-    </w:p>
-    <w:p>
-      <w:pPr>
-        <w:rPr>
-          <w:lang w:val="en-US"/>
-        </w:rPr>
-      </w:pPr>
-      <w:r>
-        <w:rPr>
-          <w:lang w:val="en-US"/>
-        </w:rPr>
-        <w:t>Monte Carlo:</w:t>
-      </w:r>
-    </w:p>
-    <w:p>
-      <w:pPr>
-        <w:rPr>
-          <w:lang w:val="en-US"/>
-        </w:rPr>
-      </w:pPr>
-      <w:r>
-        <w:rPr>
-          <w:lang w:val="en-US"/>
-        </w:rPr>
-        <w:tab/>
-        <w:t>Def:</w:t>
-      </w:r>
-    </w:p>
-    <w:p>
-      <w:pPr>
-        <w:rPr>
-          <w:lang w:val="en-US"/>
-        </w:rPr>
-      </w:pPr>
-      <w:r>
-        <w:rPr>
-          <w:lang w:val="en-US"/>
-        </w:rPr>
-        <w:tab/>
-      </w:r>
-      <w:r>
-        <w:rPr>
-          <w:lang w:val="en-US"/>
-        </w:rPr>
-        <w:tab/>
-        <w:t xml:space="preserve">Cho chạy Simulation Random, khi hết Game thì tổng hợp nước đi rồi </w:t>
-      </w:r>
-    </w:p>
-    <w:p>
-      <w:pPr>
-        <w:ind w:left="720" w:firstLine="720"/>
-        <w:rPr>
-          <w:lang w:val="en-US"/>
-        </w:rPr>
-      </w:pPr>
-      <w:r>
-        <w:rPr>
-          <w:lang w:val="en-US"/>
-        </w:rPr>
-        <w:t>Optimize</w:t>
-      </w:r>
-    </w:p>
-    <w:p>
-      <w:pPr>
-        <w:rPr>
-          <w:lang w:val="en-US"/>
-        </w:rPr>
-      </w:pPr>
-      <w:r>
-        <w:rPr>
-          <w:lang w:val="en-US"/>
-        </w:rPr>
-        <w:t>Partial Observable:</w:t>
-      </w:r>
-    </w:p>
-    <w:p>
-      <w:pPr>
-        <w:rPr>
-          <w:lang w:val="en-US"/>
-        </w:rPr>
-      </w:pPr>
-      <w:r>
-        <w:rPr>
-          <w:lang w:val="en-US"/>
-        </w:rPr>
         <w:tab/>
         <w:t>Def:</w:t>
       </w:r>
@@ -11793,7 +12169,6 @@
         <w:rPr>
           <w:lang w:val="en-US"/>
         </w:rPr>
-        <w:lastRenderedPageBreak/>
         <w:t>On-Policy: Hành động</w:t>
       </w:r>
       <w:r>
@@ -12172,6 +12547,7 @@
           <w:rFonts w:eastAsiaTheme="minorEastAsia"/>
           <w:lang w:val="en-US"/>
         </w:rPr>
+        <w:lastRenderedPageBreak/>
         <w:tab/>
       </w:r>
       <w:r>
@@ -13364,7 +13740,6 @@
           <w:rFonts w:eastAsiaTheme="minorEastAsia"/>
           <w:lang w:val="en-US"/>
         </w:rPr>
-        <w:lastRenderedPageBreak/>
         <w:tab/>
         <w:t xml:space="preserve">Meaning: </w:t>
       </w:r>
@@ -14081,6 +14456,7 @@
           <w:rFonts w:eastAsiaTheme="minorEastAsia" w:cstheme="minorHAnsi"/>
           <w:lang w:val="en-US"/>
         </w:rPr>
+        <w:lastRenderedPageBreak/>
         <w:tab/>
       </w:r>
       <w:r>
@@ -15814,382 +16190,382 @@
         <w:rPr>
           <w:lang w:val="en-US"/>
         </w:rPr>
+        <w:t>Fisher Information:</w:t>
+      </w:r>
+      <w:r>
+        <w:rPr>
+          <w:lang w:val="en-US"/>
+        </w:rPr>
+        <w:t xml:space="preserve"> Cho một sample, trả về lượng thông tin mà sample cung cấp về biến ẩn</w:t>
+      </w:r>
+    </w:p>
+    <w:p>
+      <w:pPr>
+        <w:rPr>
+          <w:lang w:val="en-US"/>
+        </w:rPr>
+      </w:pPr>
+      <w:r>
+        <w:rPr>
+          <w:lang w:val="en-US"/>
+        </w:rPr>
+        <w:tab/>
+        <w:t>Formula: I(theta) = Integral(ln(L(theta, x)’theta ** 2 * L(theta, x))</w:t>
+      </w:r>
+    </w:p>
+    <w:p>
+      <w:pPr>
+        <w:rPr>
+          <w:lang w:val="en-US"/>
+        </w:rPr>
+      </w:pPr>
+      <w:r>
+        <w:rPr>
+          <w:lang w:val="en-US"/>
+        </w:rPr>
+        <w:t>KL Divergence</w:t>
+      </w:r>
+      <w:r>
+        <w:rPr>
+          <w:lang w:val="en-US"/>
+        </w:rPr>
+        <w:t xml:space="preserve"> (Kullback-Leibler Divergence): Khoảng cách giữa 2 probability distribution</w:t>
+      </w:r>
+      <w:r>
+        <w:rPr>
+          <w:lang w:val="en-US"/>
+        </w:rPr>
+        <w:t xml:space="preserve">  </w:t>
+      </w:r>
+    </w:p>
+    <w:p>
+      <w:pPr>
+        <w:rPr>
+          <w:lang w:val="en-US"/>
+        </w:rPr>
+      </w:pPr>
+      <w:r>
+        <w:rPr>
+          <w:lang w:val="en-US"/>
+        </w:rPr>
+        <w:tab/>
+      </w:r>
+      <w:r>
+        <w:rPr>
+          <w:lang w:val="en-US"/>
+        </w:rPr>
+        <w:tab/>
+      </w:r>
+      <w:r>
+        <w:rPr>
+          <w:lang w:val="en-US"/>
+        </w:rPr>
+        <w:tab/>
+      </w:r>
+      <w:r>
+        <w:rPr>
+          <w:lang w:val="en-US"/>
+        </w:rPr>
+        <w:tab/>
+      </w:r>
+      <w:r>
+        <w:rPr>
+          <w:lang w:val="en-US"/>
+        </w:rPr>
+        <w:tab/>
+      </w:r>
+      <w:r>
+        <w:rPr>
+          <w:lang w:val="en-US"/>
+        </w:rPr>
+        <w:tab/>
+        <w:t xml:space="preserve">  (không symmetry, D(p, q) &lt;&gt; D(q, p))</w:t>
+      </w:r>
+    </w:p>
+    <w:p>
+      <w:pPr>
+        <w:rPr>
+          <w:lang w:val="en-US"/>
+        </w:rPr>
+      </w:pPr>
+      <w:r>
+        <w:rPr>
+          <w:lang w:val="en-US"/>
+        </w:rPr>
+        <w:tab/>
+        <w:t>Algo: tỉ lệ xuất hiện sequence này củ</w:t>
+      </w:r>
+      <w:r>
+        <w:rPr>
+          <w:lang w:val="en-US"/>
+        </w:rPr>
+        <w:t xml:space="preserve">a p </w:t>
+      </w:r>
+      <w:r>
+        <w:rPr>
+          <w:lang w:val="en-US"/>
+        </w:rPr>
+        <w:t xml:space="preserve">so với </w:t>
+      </w:r>
+      <w:r>
+        <w:rPr>
+          <w:lang w:val="en-US"/>
+        </w:rPr>
+        <w:t>q</w:t>
+      </w:r>
+      <w:r>
+        <w:rPr>
+          <w:lang w:val="en-US"/>
+        </w:rPr>
+        <w:t>, p</w:t>
+      </w:r>
+      <w:r>
+        <w:rPr>
+          <w:lang w:val="en-US"/>
+        </w:rPr>
+        <w:t xml:space="preserve"> </w:t>
+      </w:r>
+      <w:r>
+        <w:rPr>
+          <w:lang w:val="en-US"/>
+        </w:rPr>
+        <w:t xml:space="preserve">(sequence) / </w:t>
+      </w:r>
+      <w:r>
+        <w:rPr>
+          <w:lang w:val="en-US"/>
+        </w:rPr>
+        <w:t>q</w:t>
+      </w:r>
+      <w:r>
+        <w:rPr>
+          <w:lang w:val="en-US"/>
+        </w:rPr>
+        <w:t xml:space="preserve">(sequence), </w:t>
+      </w:r>
+      <w:r>
+        <w:rPr>
+          <w:lang w:val="en-US"/>
+        </w:rPr>
+        <w:tab/>
+      </w:r>
+      <w:r>
+        <w:rPr>
+          <w:lang w:val="en-US"/>
+        </w:rPr>
+        <w:tab/>
+        <w:t>normalize bằng số lần chọn(lấy căn n), lấy log</w:t>
+      </w:r>
+    </w:p>
+    <w:p>
+      <w:pPr>
+        <w:rPr>
+          <w:lang w:val="en-US"/>
+        </w:rPr>
+      </w:pPr>
+      <w:r>
+        <w:rPr>
+          <w:lang w:val="en-US"/>
+        </w:rPr>
+        <w:tab/>
+        <w:t>Formula: p1*log(p1/q1) + p2*log(p2/q2) + . + pn*log(pn/qn)</w:t>
+      </w:r>
+    </w:p>
+    <w:p>
+      <w:pPr>
+        <w:rPr>
+          <w:lang w:val="en-US"/>
+        </w:rPr>
+      </w:pPr>
+      <w:r>
+        <w:rPr>
+          <w:lang w:val="en-US"/>
+        </w:rPr>
+        <w:tab/>
+        <w:t>Ex:</w:t>
+      </w:r>
+    </w:p>
+    <w:p>
+      <w:pPr>
+        <w:rPr>
+          <w:lang w:val="en-US"/>
+        </w:rPr>
+      </w:pPr>
+      <w:r>
+        <w:rPr>
+          <w:lang w:val="en-US"/>
+        </w:rPr>
+        <w:tab/>
+      </w:r>
+      <w:r>
+        <w:rPr>
+          <w:lang w:val="en-US"/>
+        </w:rPr>
+        <w:tab/>
+        <w:t xml:space="preserve">P1: 0.2 </w:t>
+      </w:r>
+      <w:r>
+        <w:rPr>
+          <w:lang w:val="en-US"/>
+        </w:rPr>
+        <w:tab/>
+        <w:t>P2</w:t>
+      </w:r>
+      <w:r>
+        <w:rPr>
+          <w:lang w:val="en-US"/>
+        </w:rPr>
+        <w:t>: 0.8</w:t>
+      </w:r>
+    </w:p>
+    <w:p>
+      <w:pPr>
+        <w:rPr>
+          <w:lang w:val="en-US"/>
+        </w:rPr>
+      </w:pPr>
+      <w:r>
+        <w:rPr>
+          <w:lang w:val="en-US"/>
+        </w:rPr>
+        <w:tab/>
+      </w:r>
+      <w:r>
+        <w:rPr>
+          <w:lang w:val="en-US"/>
+        </w:rPr>
+        <w:tab/>
+        <w:t>Q1: 0.6</w:t>
+      </w:r>
+      <w:r>
+        <w:rPr>
+          <w:lang w:val="en-US"/>
+        </w:rPr>
+        <w:tab/>
+      </w:r>
+      <w:r>
+        <w:rPr>
+          <w:lang w:val="en-US"/>
+        </w:rPr>
+        <w:t>Q2: 0.4</w:t>
+      </w:r>
+    </w:p>
+    <w:p>
+      <w:pPr>
+        <w:rPr>
+          <w:lang w:val="en-US"/>
+        </w:rPr>
+      </w:pPr>
+      <w:r>
+        <w:rPr>
+          <w:lang w:val="en-US"/>
+        </w:rPr>
+        <w:tab/>
+      </w:r>
+      <w:r>
+        <w:rPr>
+          <w:lang w:val="en-US"/>
+        </w:rPr>
+        <w:tab/>
+        <w:t>~ 0.335</w:t>
+      </w:r>
+    </w:p>
+    <w:p>
+      <w:pPr>
+        <w:rPr>
+          <w:lang w:val="en-US"/>
+        </w:rPr>
+      </w:pPr>
+      <w:r>
+        <w:rPr>
+          <w:lang w:val="en-US"/>
+        </w:rPr>
+        <w:t xml:space="preserve">Maximum Entropy: Max </w:t>
+      </w:r>
+      <w:r>
+        <w:rPr>
+          <w:lang w:val="en-US"/>
+        </w:rPr>
+        <w:t>-</w:t>
+      </w:r>
+      <w:r>
+        <w:rPr>
+          <w:lang w:val="en-US"/>
+        </w:rPr>
+        <w:t>log(X)</w:t>
+      </w:r>
+    </w:p>
+    <w:p>
+      <w:pPr>
+        <w:rPr>
+          <w:lang w:val="en-US"/>
+        </w:rPr>
+      </w:pPr>
+      <w:r>
+        <w:rPr>
+          <w:lang w:val="en-US"/>
+        </w:rPr>
+        <w:t>Maximum Likelihood: Tìm distribution (normal, gamma, …) fit với data nhất</w:t>
+      </w:r>
+    </w:p>
+    <w:p>
+      <w:pPr>
+        <w:rPr>
+          <w:lang w:val="en-US"/>
+        </w:rPr>
+      </w:pPr>
+      <w:r>
+        <w:rPr>
+          <w:lang w:val="en-US"/>
+        </w:rPr>
+        <w:t>Max Log Likelihood: Thuật toán tìm mean, std của data:</w:t>
+      </w:r>
+    </w:p>
+    <w:p>
+      <w:pPr>
+        <w:rPr>
+          <w:lang w:val="en-US"/>
+        </w:rPr>
+      </w:pPr>
+      <w:r>
+        <w:rPr>
+          <w:lang w:val="en-US"/>
+        </w:rPr>
+        <w:tab/>
+        <w:t>Algo: L(mean, std | x1-&gt;xn) = L(mean, std | x1) *..* L(mean, std | xn)</w:t>
+      </w:r>
+    </w:p>
+    <w:p>
+      <w:pPr>
+        <w:rPr>
+          <w:lang w:val="en-US"/>
+        </w:rPr>
+      </w:pPr>
+      <w:r>
+        <w:rPr>
+          <w:lang w:val="en-US"/>
+        </w:rPr>
+        <w:tab/>
+        <w:t xml:space="preserve">         Lấy log cho dễ lấy đạ</w:t>
+      </w:r>
+      <w:r>
+        <w:rPr>
+          <w:lang w:val="en-US"/>
+        </w:rPr>
+        <w:t>o hàm(log có peak tương tự)</w:t>
+      </w:r>
+    </w:p>
+    <w:p>
+      <w:pPr>
+        <w:rPr>
+          <w:lang w:val="en-US"/>
+        </w:rPr>
+      </w:pPr>
+      <w:r>
+        <w:rPr>
+          <w:lang w:val="en-US"/>
+        </w:rPr>
         <w:lastRenderedPageBreak/>
-        <w:t>Fisher Information:</w:t>
-      </w:r>
-      <w:r>
-        <w:rPr>
-          <w:lang w:val="en-US"/>
-        </w:rPr>
-        <w:t xml:space="preserve"> Cho một sample, trả về lượng thông tin mà sample cung cấp về biến ẩn</w:t>
-      </w:r>
-    </w:p>
-    <w:p>
-      <w:pPr>
-        <w:rPr>
-          <w:lang w:val="en-US"/>
-        </w:rPr>
-      </w:pPr>
-      <w:r>
-        <w:rPr>
-          <w:lang w:val="en-US"/>
-        </w:rPr>
-        <w:tab/>
-        <w:t>Formula: I(theta) = Integral(ln(L(theta, x)’theta ** 2 * L(theta, x))</w:t>
-      </w:r>
-    </w:p>
-    <w:p>
-      <w:pPr>
-        <w:rPr>
-          <w:lang w:val="en-US"/>
-        </w:rPr>
-      </w:pPr>
-      <w:r>
-        <w:rPr>
-          <w:lang w:val="en-US"/>
-        </w:rPr>
-        <w:t>KL Divergence</w:t>
-      </w:r>
-      <w:r>
-        <w:rPr>
-          <w:lang w:val="en-US"/>
-        </w:rPr>
-        <w:t xml:space="preserve"> (Kullback-Leibler Divergence): Khoảng cách giữa 2 probability distribution</w:t>
-      </w:r>
-      <w:r>
-        <w:rPr>
-          <w:lang w:val="en-US"/>
-        </w:rPr>
-        <w:t xml:space="preserve">  </w:t>
-      </w:r>
-    </w:p>
-    <w:p>
-      <w:pPr>
-        <w:rPr>
-          <w:lang w:val="en-US"/>
-        </w:rPr>
-      </w:pPr>
-      <w:r>
-        <w:rPr>
-          <w:lang w:val="en-US"/>
-        </w:rPr>
-        <w:tab/>
-      </w:r>
-      <w:r>
-        <w:rPr>
-          <w:lang w:val="en-US"/>
-        </w:rPr>
-        <w:tab/>
-      </w:r>
-      <w:r>
-        <w:rPr>
-          <w:lang w:val="en-US"/>
-        </w:rPr>
-        <w:tab/>
-      </w:r>
-      <w:r>
-        <w:rPr>
-          <w:lang w:val="en-US"/>
-        </w:rPr>
-        <w:tab/>
-      </w:r>
-      <w:r>
-        <w:rPr>
-          <w:lang w:val="en-US"/>
-        </w:rPr>
-        <w:tab/>
-      </w:r>
-      <w:r>
-        <w:rPr>
-          <w:lang w:val="en-US"/>
-        </w:rPr>
-        <w:tab/>
-        <w:t xml:space="preserve">  (không symmetry, D(p, q) &lt;&gt; D(q, p))</w:t>
-      </w:r>
-    </w:p>
-    <w:p>
-      <w:pPr>
-        <w:rPr>
-          <w:lang w:val="en-US"/>
-        </w:rPr>
-      </w:pPr>
-      <w:r>
-        <w:rPr>
-          <w:lang w:val="en-US"/>
-        </w:rPr>
-        <w:tab/>
-        <w:t>Algo: tỉ lệ xuất hiện sequence này củ</w:t>
-      </w:r>
-      <w:r>
-        <w:rPr>
-          <w:lang w:val="en-US"/>
-        </w:rPr>
-        <w:t xml:space="preserve">a p </w:t>
-      </w:r>
-      <w:r>
-        <w:rPr>
-          <w:lang w:val="en-US"/>
-        </w:rPr>
-        <w:t xml:space="preserve">so với </w:t>
-      </w:r>
-      <w:r>
-        <w:rPr>
-          <w:lang w:val="en-US"/>
-        </w:rPr>
-        <w:t>q</w:t>
-      </w:r>
-      <w:r>
-        <w:rPr>
-          <w:lang w:val="en-US"/>
-        </w:rPr>
-        <w:t>, p</w:t>
-      </w:r>
-      <w:r>
-        <w:rPr>
-          <w:lang w:val="en-US"/>
-        </w:rPr>
-        <w:t xml:space="preserve"> </w:t>
-      </w:r>
-      <w:r>
-        <w:rPr>
-          <w:lang w:val="en-US"/>
-        </w:rPr>
-        <w:t xml:space="preserve">(sequence) / </w:t>
-      </w:r>
-      <w:r>
-        <w:rPr>
-          <w:lang w:val="en-US"/>
-        </w:rPr>
-        <w:t>q</w:t>
-      </w:r>
-      <w:r>
-        <w:rPr>
-          <w:lang w:val="en-US"/>
-        </w:rPr>
-        <w:t xml:space="preserve">(sequence), </w:t>
-      </w:r>
-      <w:r>
-        <w:rPr>
-          <w:lang w:val="en-US"/>
-        </w:rPr>
-        <w:tab/>
-      </w:r>
-      <w:r>
-        <w:rPr>
-          <w:lang w:val="en-US"/>
-        </w:rPr>
-        <w:tab/>
-        <w:t>normalize bằng số lần chọn(lấy căn n), lấy log</w:t>
-      </w:r>
-    </w:p>
-    <w:p>
-      <w:pPr>
-        <w:rPr>
-          <w:lang w:val="en-US"/>
-        </w:rPr>
-      </w:pPr>
-      <w:r>
-        <w:rPr>
-          <w:lang w:val="en-US"/>
-        </w:rPr>
-        <w:tab/>
-        <w:t>Formula: p1*log(p1/q1) + p2*log(p2/q2) + . + pn*log(pn/qn)</w:t>
-      </w:r>
-    </w:p>
-    <w:p>
-      <w:pPr>
-        <w:rPr>
-          <w:lang w:val="en-US"/>
-        </w:rPr>
-      </w:pPr>
-      <w:r>
-        <w:rPr>
-          <w:lang w:val="en-US"/>
-        </w:rPr>
-        <w:tab/>
-        <w:t>Ex:</w:t>
-      </w:r>
-    </w:p>
-    <w:p>
-      <w:pPr>
-        <w:rPr>
-          <w:lang w:val="en-US"/>
-        </w:rPr>
-      </w:pPr>
-      <w:r>
-        <w:rPr>
-          <w:lang w:val="en-US"/>
-        </w:rPr>
-        <w:tab/>
-      </w:r>
-      <w:r>
-        <w:rPr>
-          <w:lang w:val="en-US"/>
-        </w:rPr>
-        <w:tab/>
-        <w:t xml:space="preserve">P1: 0.2 </w:t>
-      </w:r>
-      <w:r>
-        <w:rPr>
-          <w:lang w:val="en-US"/>
-        </w:rPr>
-        <w:tab/>
-        <w:t>P2</w:t>
-      </w:r>
-      <w:r>
-        <w:rPr>
-          <w:lang w:val="en-US"/>
-        </w:rPr>
-        <w:t>: 0.8</w:t>
-      </w:r>
-    </w:p>
-    <w:p>
-      <w:pPr>
-        <w:rPr>
-          <w:lang w:val="en-US"/>
-        </w:rPr>
-      </w:pPr>
-      <w:r>
-        <w:rPr>
-          <w:lang w:val="en-US"/>
-        </w:rPr>
-        <w:tab/>
-      </w:r>
-      <w:r>
-        <w:rPr>
-          <w:lang w:val="en-US"/>
-        </w:rPr>
-        <w:tab/>
-        <w:t>Q1: 0.6</w:t>
-      </w:r>
-      <w:r>
-        <w:rPr>
-          <w:lang w:val="en-US"/>
-        </w:rPr>
-        <w:tab/>
-      </w:r>
-      <w:r>
-        <w:rPr>
-          <w:lang w:val="en-US"/>
-        </w:rPr>
-        <w:t>Q2: 0.4</w:t>
-      </w:r>
-    </w:p>
-    <w:p>
-      <w:pPr>
-        <w:rPr>
-          <w:lang w:val="en-US"/>
-        </w:rPr>
-      </w:pPr>
-      <w:r>
-        <w:rPr>
-          <w:lang w:val="en-US"/>
-        </w:rPr>
-        <w:tab/>
-      </w:r>
-      <w:r>
-        <w:rPr>
-          <w:lang w:val="en-US"/>
-        </w:rPr>
-        <w:tab/>
-        <w:t>~ 0.335</w:t>
-      </w:r>
-    </w:p>
-    <w:p>
-      <w:pPr>
-        <w:rPr>
-          <w:lang w:val="en-US"/>
-        </w:rPr>
-      </w:pPr>
-      <w:r>
-        <w:rPr>
-          <w:lang w:val="en-US"/>
-        </w:rPr>
-        <w:t xml:space="preserve">Maximum Entropy: Max </w:t>
-      </w:r>
-      <w:r>
-        <w:rPr>
-          <w:lang w:val="en-US"/>
-        </w:rPr>
-        <w:t>-</w:t>
-      </w:r>
-      <w:r>
-        <w:rPr>
-          <w:lang w:val="en-US"/>
-        </w:rPr>
-        <w:t>log(X)</w:t>
-      </w:r>
-    </w:p>
-    <w:p>
-      <w:pPr>
-        <w:rPr>
-          <w:lang w:val="en-US"/>
-        </w:rPr>
-      </w:pPr>
-      <w:r>
-        <w:rPr>
-          <w:lang w:val="en-US"/>
-        </w:rPr>
-        <w:t>Maximum Likelihood: Tìm distribution (normal, gamma, …) fit với data nhất</w:t>
-      </w:r>
-    </w:p>
-    <w:p>
-      <w:pPr>
-        <w:rPr>
-          <w:lang w:val="en-US"/>
-        </w:rPr>
-      </w:pPr>
-      <w:r>
-        <w:rPr>
-          <w:lang w:val="en-US"/>
-        </w:rPr>
-        <w:t>Max Log Likelihood: Thuật toán tìm mean, std của data:</w:t>
-      </w:r>
-    </w:p>
-    <w:p>
-      <w:pPr>
-        <w:rPr>
-          <w:lang w:val="en-US"/>
-        </w:rPr>
-      </w:pPr>
-      <w:r>
-        <w:rPr>
-          <w:lang w:val="en-US"/>
-        </w:rPr>
-        <w:tab/>
-        <w:t>Algo: L(mean, std | x1-&gt;xn) = L(mean, std | x1) *..* L(mean, std | xn)</w:t>
-      </w:r>
-    </w:p>
-    <w:p>
-      <w:pPr>
-        <w:rPr>
-          <w:lang w:val="en-US"/>
-        </w:rPr>
-      </w:pPr>
-      <w:r>
-        <w:rPr>
-          <w:lang w:val="en-US"/>
-        </w:rPr>
-        <w:tab/>
-        <w:t xml:space="preserve">         Lấy log cho dễ lấy đạ</w:t>
-      </w:r>
-      <w:r>
-        <w:rPr>
-          <w:lang w:val="en-US"/>
-        </w:rPr>
-        <w:t>o hàm(log có peak tương tự)</w:t>
-      </w:r>
-    </w:p>
-    <w:p>
-      <w:pPr>
-        <w:rPr>
-          <w:lang w:val="en-US"/>
-        </w:rPr>
-      </w:pPr>
-      <w:r>
-        <w:rPr>
-          <w:lang w:val="en-US"/>
-        </w:rPr>
         <w:tab/>
       </w:r>
       <w:r>
@@ -17473,7 +17849,6 @@
           <w:rFonts w:eastAsiaTheme="minorEastAsia"/>
           <w:lang w:val="en-US"/>
         </w:rPr>
-        <w:lastRenderedPageBreak/>
         <w:tab/>
       </w:r>
       <w:r>
@@ -19025,6 +19400,7 @@
         <w:rPr>
           <w:lang w:val="en-US"/>
         </w:rPr>
+        <w:lastRenderedPageBreak/>
         <w:tab/>
       </w:r>
       <w:r>
@@ -19639,7 +20015,6 @@
         <w:rPr>
           <w:lang w:val="en-US"/>
         </w:rPr>
-        <w:lastRenderedPageBreak/>
         <w:tab/>
       </w:r>
       <w:r>
@@ -20134,6 +20509,7 @@
           <w:rFonts w:eastAsiaTheme="minorEastAsia"/>
           <w:lang w:val="en-US"/>
         </w:rPr>
+        <w:lastRenderedPageBreak/>
         <w:tab/>
       </w:r>
       <w:r>
@@ -20486,273 +20862,273 @@
         <w:rPr>
           <w:lang w:val="en-US"/>
         </w:rPr>
+        <w:t>A3C(</w:t>
+      </w:r>
+      <w:r>
+        <w:rPr>
+          <w:lang w:val="en-US"/>
+        </w:rPr>
+        <w:t>Asynchronous Advantage Actor Critic</w:t>
+      </w:r>
+      <w:r>
+        <w:rPr>
+          <w:lang w:val="en-US"/>
+        </w:rPr>
+        <w:t>): Train nhiều agent một lúc</w:t>
+      </w:r>
+    </w:p>
+    <w:p>
+      <w:pPr>
+        <w:rPr>
+          <w:lang w:val="en-US"/>
+        </w:rPr>
+      </w:pPr>
+      <w:r>
+        <w:rPr>
+          <w:lang w:val="en-US"/>
+        </w:rPr>
+        <w:tab/>
+        <w:t xml:space="preserve">Algo: chạy multi process nhiều agent, update định kì sau vài step, mỗi lần update thì </w:t>
+      </w:r>
+    </w:p>
+    <w:p>
+      <w:pPr>
+        <w:ind w:left="720"/>
+        <w:rPr>
+          <w:lang w:val="en-US"/>
+        </w:rPr>
+      </w:pPr>
+      <w:r>
+        <w:rPr>
+          <w:lang w:val="en-US"/>
+        </w:rPr>
+        <w:t xml:space="preserve">         sau đó cập nhật global model vào local model</w:t>
+      </w:r>
+    </w:p>
+    <w:p>
+      <w:pPr>
+        <w:rPr>
+          <w:lang w:val="en-US"/>
+        </w:rPr>
+      </w:pPr>
+      <w:r>
+        <w:rPr>
+          <w:lang w:val="en-US"/>
+        </w:rPr>
+        <w:t>CAP(Credit Assignment Problem): Khó để biết action này có tốt cho final result hay không</w:t>
+      </w:r>
+    </w:p>
+    <w:p>
+      <w:pPr>
+        <w:rPr>
+          <w:lang w:val="en-US"/>
+        </w:rPr>
+      </w:pPr>
+      <w:r>
+        <w:rPr>
+          <w:lang w:val="en-US"/>
+        </w:rPr>
+        <w:t>GAE(General Advantage Estimator): Thay cummulative rewards bằng advantages</w:t>
+      </w:r>
+    </w:p>
+    <w:p>
+      <w:pPr>
+        <w:rPr>
+          <w:lang w:val="en-US"/>
+        </w:rPr>
+      </w:pPr>
+      <w:r>
+        <w:rPr>
+          <w:lang w:val="en-US"/>
+        </w:rPr>
+        <w:tab/>
+        <w:t xml:space="preserve">Algo: delta(t) = </w:t>
+      </w:r>
+      <w:r>
+        <w:rPr>
+          <w:lang w:val="en-US"/>
+        </w:rPr>
+        <w:t>r(t) + y * V(t + 1) – V(t)</w:t>
+      </w:r>
+    </w:p>
+    <w:p>
+      <w:pPr>
+        <w:ind w:left="720"/>
+        <w:rPr>
+          <w:lang w:val="en-US"/>
+        </w:rPr>
+      </w:pPr>
+      <w:r>
+        <w:rPr>
+          <w:lang w:val="en-US"/>
+        </w:rPr>
+        <w:t xml:space="preserve">         </w:t>
+      </w:r>
+      <w:r>
+        <w:rPr>
+          <w:lang w:val="en-US"/>
+        </w:rPr>
+        <w:t>A(t) = sigma(n = 0 =&gt; k – 1 –</w:t>
+      </w:r>
+      <w:r>
+        <w:rPr>
+          <w:lang w:val="en-US"/>
+        </w:rPr>
+        <w:t xml:space="preserve"> </w:t>
+      </w:r>
+      <w:r>
+        <w:rPr>
+          <w:lang w:val="en-US"/>
+        </w:rPr>
+        <w:t>k steps) delta(t + n) * (</w:t>
+      </w:r>
+      <w:r>
+        <w:rPr>
+          <w:lang w:val="en-US"/>
+        </w:rPr>
+        <w:t xml:space="preserve">y * </w:t>
+      </w:r>
+      <w:r>
+        <w:t>λ</w:t>
+      </w:r>
+      <w:r>
+        <w:rPr>
+          <w:lang w:val="en-US"/>
+        </w:rPr>
+        <w:t>) ** n</w:t>
+      </w:r>
+    </w:p>
+    <w:p>
+      <w:pPr>
+        <w:rPr>
+          <w:lang w:val="en-US"/>
+        </w:rPr>
+      </w:pPr>
+      <w:r>
+        <w:rPr>
+          <w:lang w:val="en-US"/>
+        </w:rPr>
+        <w:t>Bayes’ theorem: Tỉ lệ giả thuyết khi cho trước một điều kiện (liên tưởng diện tích hcn)</w:t>
+      </w:r>
+    </w:p>
+    <w:p>
+      <w:pPr>
+        <w:rPr>
+          <w:lang w:val="en-US"/>
+        </w:rPr>
+      </w:pPr>
+      <w:r>
+        <w:rPr>
+          <w:lang w:val="en-US"/>
+        </w:rPr>
+        <w:tab/>
+        <w:t>Formula: P(H-Hypothesis|E-Event) = P(H)P(E|H)/P(E)</w:t>
+      </w:r>
+    </w:p>
+    <w:p>
+      <w:pPr>
+        <w:ind w:left="720"/>
+        <w:rPr>
+          <w:lang w:val="en-US"/>
+        </w:rPr>
+      </w:pPr>
+      <w:r>
+        <w:rPr>
+          <w:lang w:val="en-US"/>
+        </w:rPr>
+        <w:t xml:space="preserve">Ex: điều kiện E: là người mọt sách, giả thuyết H: là chủ thư viện, </w:t>
+      </w:r>
+    </w:p>
+    <w:p>
+      <w:pPr>
+        <w:ind w:left="720" w:firstLine="300"/>
+        <w:rPr>
+          <w:lang w:val="en-US"/>
+        </w:rPr>
+      </w:pPr>
+      <w:r>
+        <w:rPr>
+          <w:lang w:val="en-US"/>
+        </w:rPr>
+        <w:t>có 40 nông dân với 10% mọt sách, 10 chủ thư viện với 30 % mọt sách</w:t>
+      </w:r>
+    </w:p>
+    <w:p>
+      <w:pPr>
+        <w:ind w:left="720" w:firstLine="300"/>
+        <w:rPr>
+          <w:lang w:val="en-US"/>
+        </w:rPr>
+      </w:pPr>
+      <w:r>
+        <w:rPr>
+          <w:lang w:val="en-US"/>
+        </w:rPr>
+        <w:t xml:space="preserve">P(H) =  20%, P(E|H) = 30%, P(E) = 14% </w:t>
+      </w:r>
+    </w:p>
+    <w:p>
+      <w:pPr>
+        <w:ind w:left="720" w:firstLine="300"/>
+        <w:rPr>
+          <w:lang w:val="en-US"/>
+        </w:rPr>
+      </w:pPr>
+      <w:r>
+        <w:rPr>
+          <w:lang w:val="en-US"/>
+        </w:rPr>
+        <w:t>Tỉ lệ người mọt sách là chủ thư việ</w:t>
+      </w:r>
+      <w:r>
+        <w:rPr>
+          <w:lang w:val="en-US"/>
+        </w:rPr>
+        <w:t>n = 3 / 7 ~ 42%</w:t>
+      </w:r>
+    </w:p>
+    <w:p>
+      <w:pPr>
+        <w:rPr>
+          <w:lang w:val="en-US"/>
+        </w:rPr>
+      </w:pPr>
+      <w:r>
+        <w:rPr>
+          <w:lang w:val="en-US"/>
+        </w:rPr>
+        <w:t>Newton’s Method</w:t>
+      </w:r>
+      <w:r>
+        <w:rPr>
+          <w:lang w:val="en-US"/>
+        </w:rPr>
+        <w:t xml:space="preserve"> – </w:t>
+      </w:r>
+      <w:r>
+        <w:rPr>
+          <w:lang w:val="en-US"/>
+        </w:rPr>
+        <w:t>N</w:t>
+      </w:r>
+      <w:r>
+        <w:rPr>
+          <w:lang w:val="en-US"/>
+        </w:rPr>
+        <w:t>ewton Raphson Method:</w:t>
+      </w:r>
+    </w:p>
+    <w:p>
+      <w:pPr>
+        <w:rPr>
+          <w:lang w:val="en-US"/>
+        </w:rPr>
+      </w:pPr>
+      <w:r>
+        <w:rPr>
+          <w:lang w:val="en-US"/>
+        </w:rPr>
         <w:lastRenderedPageBreak/>
-        <w:t>A3C(</w:t>
-      </w:r>
-      <w:r>
-        <w:rPr>
-          <w:lang w:val="en-US"/>
-        </w:rPr>
-        <w:t>Asynchronous Advantage Actor Critic</w:t>
-      </w:r>
-      <w:r>
-        <w:rPr>
-          <w:lang w:val="en-US"/>
-        </w:rPr>
-        <w:t>): Train nhiều agent một lúc</w:t>
-      </w:r>
-    </w:p>
-    <w:p>
-      <w:pPr>
-        <w:rPr>
-          <w:lang w:val="en-US"/>
-        </w:rPr>
-      </w:pPr>
-      <w:r>
-        <w:rPr>
-          <w:lang w:val="en-US"/>
-        </w:rPr>
-        <w:tab/>
-        <w:t xml:space="preserve">Algo: chạy multi process nhiều agent, update định kì sau vài step, mỗi lần update thì </w:t>
-      </w:r>
-    </w:p>
-    <w:p>
-      <w:pPr>
-        <w:ind w:left="720"/>
-        <w:rPr>
-          <w:lang w:val="en-US"/>
-        </w:rPr>
-      </w:pPr>
-      <w:r>
-        <w:rPr>
-          <w:lang w:val="en-US"/>
-        </w:rPr>
-        <w:t xml:space="preserve">         sau đó cập nhật global model vào local model</w:t>
-      </w:r>
-    </w:p>
-    <w:p>
-      <w:pPr>
-        <w:rPr>
-          <w:lang w:val="en-US"/>
-        </w:rPr>
-      </w:pPr>
-      <w:r>
-        <w:rPr>
-          <w:lang w:val="en-US"/>
-        </w:rPr>
-        <w:t>CAP(Credit Assignment Problem): Khó để biết action này có tốt cho final result hay không</w:t>
-      </w:r>
-    </w:p>
-    <w:p>
-      <w:pPr>
-        <w:rPr>
-          <w:lang w:val="en-US"/>
-        </w:rPr>
-      </w:pPr>
-      <w:r>
-        <w:rPr>
-          <w:lang w:val="en-US"/>
-        </w:rPr>
-        <w:t>GAE(General Advantage Estimator): Thay cummulative rewards bằng advantages</w:t>
-      </w:r>
-    </w:p>
-    <w:p>
-      <w:pPr>
-        <w:rPr>
-          <w:lang w:val="en-US"/>
-        </w:rPr>
-      </w:pPr>
-      <w:r>
-        <w:rPr>
-          <w:lang w:val="en-US"/>
-        </w:rPr>
-        <w:tab/>
-        <w:t xml:space="preserve">Algo: delta(t) = </w:t>
-      </w:r>
-      <w:r>
-        <w:rPr>
-          <w:lang w:val="en-US"/>
-        </w:rPr>
-        <w:t>r(t) + y * V(t + 1) – V(t)</w:t>
-      </w:r>
-    </w:p>
-    <w:p>
-      <w:pPr>
-        <w:ind w:left="720"/>
-        <w:rPr>
-          <w:lang w:val="en-US"/>
-        </w:rPr>
-      </w:pPr>
-      <w:r>
-        <w:rPr>
-          <w:lang w:val="en-US"/>
-        </w:rPr>
-        <w:t xml:space="preserve">         </w:t>
-      </w:r>
-      <w:r>
-        <w:rPr>
-          <w:lang w:val="en-US"/>
-        </w:rPr>
-        <w:t>A(t) = sigma(n = 0 =&gt; k – 1 –</w:t>
-      </w:r>
-      <w:r>
-        <w:rPr>
-          <w:lang w:val="en-US"/>
-        </w:rPr>
-        <w:t xml:space="preserve"> </w:t>
-      </w:r>
-      <w:r>
-        <w:rPr>
-          <w:lang w:val="en-US"/>
-        </w:rPr>
-        <w:t>k steps) delta(t + n) * (</w:t>
-      </w:r>
-      <w:r>
-        <w:rPr>
-          <w:lang w:val="en-US"/>
-        </w:rPr>
-        <w:t xml:space="preserve">y * </w:t>
-      </w:r>
-      <w:r>
-        <w:t>λ</w:t>
-      </w:r>
-      <w:r>
-        <w:rPr>
-          <w:lang w:val="en-US"/>
-        </w:rPr>
-        <w:t>) ** n</w:t>
-      </w:r>
-    </w:p>
-    <w:p>
-      <w:pPr>
-        <w:rPr>
-          <w:lang w:val="en-US"/>
-        </w:rPr>
-      </w:pPr>
-      <w:r>
-        <w:rPr>
-          <w:lang w:val="en-US"/>
-        </w:rPr>
-        <w:t>Bayes’ theorem: Tỉ lệ giả thuyết khi cho trước một điều kiện (liên tưởng diện tích hcn)</w:t>
-      </w:r>
-    </w:p>
-    <w:p>
-      <w:pPr>
-        <w:rPr>
-          <w:lang w:val="en-US"/>
-        </w:rPr>
-      </w:pPr>
-      <w:r>
-        <w:rPr>
-          <w:lang w:val="en-US"/>
-        </w:rPr>
-        <w:tab/>
-        <w:t>Formula: P(H-Hypothesis|E-Event) = P(H)P(E|H)/P(E)</w:t>
-      </w:r>
-    </w:p>
-    <w:p>
-      <w:pPr>
-        <w:ind w:left="720"/>
-        <w:rPr>
-          <w:lang w:val="en-US"/>
-        </w:rPr>
-      </w:pPr>
-      <w:r>
-        <w:rPr>
-          <w:lang w:val="en-US"/>
-        </w:rPr>
-        <w:t xml:space="preserve">Ex: điều kiện E: là người mọt sách, giả thuyết H: là chủ thư viện, </w:t>
-      </w:r>
-    </w:p>
-    <w:p>
-      <w:pPr>
-        <w:ind w:left="720" w:firstLine="300"/>
-        <w:rPr>
-          <w:lang w:val="en-US"/>
-        </w:rPr>
-      </w:pPr>
-      <w:r>
-        <w:rPr>
-          <w:lang w:val="en-US"/>
-        </w:rPr>
-        <w:t>có 40 nông dân với 10% mọt sách, 10 chủ thư viện với 30 % mọt sách</w:t>
-      </w:r>
-    </w:p>
-    <w:p>
-      <w:pPr>
-        <w:ind w:left="720" w:firstLine="300"/>
-        <w:rPr>
-          <w:lang w:val="en-US"/>
-        </w:rPr>
-      </w:pPr>
-      <w:r>
-        <w:rPr>
-          <w:lang w:val="en-US"/>
-        </w:rPr>
-        <w:t xml:space="preserve">P(H) =  20%, P(E|H) = 30%, P(E) = 14% </w:t>
-      </w:r>
-    </w:p>
-    <w:p>
-      <w:pPr>
-        <w:ind w:left="720" w:firstLine="300"/>
-        <w:rPr>
-          <w:lang w:val="en-US"/>
-        </w:rPr>
-      </w:pPr>
-      <w:r>
-        <w:rPr>
-          <w:lang w:val="en-US"/>
-        </w:rPr>
-        <w:t>Tỉ lệ người mọt sách là chủ thư việ</w:t>
-      </w:r>
-      <w:r>
-        <w:rPr>
-          <w:lang w:val="en-US"/>
-        </w:rPr>
-        <w:t>n = 3 / 7 ~ 42%</w:t>
-      </w:r>
-    </w:p>
-    <w:p>
-      <w:pPr>
-        <w:rPr>
-          <w:lang w:val="en-US"/>
-        </w:rPr>
-      </w:pPr>
-      <w:r>
-        <w:rPr>
-          <w:lang w:val="en-US"/>
-        </w:rPr>
-        <w:t>Newton’s Method</w:t>
-      </w:r>
-      <w:r>
-        <w:rPr>
-          <w:lang w:val="en-US"/>
-        </w:rPr>
-        <w:t xml:space="preserve"> – </w:t>
-      </w:r>
-      <w:r>
-        <w:rPr>
-          <w:lang w:val="en-US"/>
-        </w:rPr>
-        <w:t>N</w:t>
-      </w:r>
-      <w:r>
-        <w:rPr>
-          <w:lang w:val="en-US"/>
-        </w:rPr>
-        <w:t>ewton Raphson Method:</w:t>
-      </w:r>
-    </w:p>
-    <w:p>
-      <w:pPr>
-        <w:rPr>
-          <w:lang w:val="en-US"/>
-        </w:rPr>
-      </w:pPr>
-      <w:r>
-        <w:rPr>
-          <w:lang w:val="en-US"/>
-        </w:rPr>
         <w:tab/>
         <w:t>Def:</w:t>
       </w:r>
@@ -21689,7 +22065,6 @@
           <w:rFonts w:eastAsiaTheme="minorEastAsia"/>
           <w:lang w:val="en-US"/>
         </w:rPr>
-        <w:lastRenderedPageBreak/>
         <w:tab/>
       </w:r>
       <w:r>
@@ -22698,6 +23073,7 @@
           <w:rFonts w:eastAsiaTheme="minorEastAsia"/>
           <w:lang w:val="en-US"/>
         </w:rPr>
+        <w:lastRenderedPageBreak/>
         <w:tab/>
       </w:r>
       <w:r>
@@ -22856,1477 +23232,1477 @@
         <w:rPr>
           <w:lang w:val="en-US"/>
         </w:rPr>
+        <w:tab/>
+        <w:t>Formula: x = x – Hessian(c)</w:t>
+      </w:r>
+      <w:r>
+        <w:rPr>
+          <w:vertAlign w:val="superscript"/>
+          <w:lang w:val="en-US"/>
+        </w:rPr>
+        <w:t>-1</w:t>
+      </w:r>
+      <w:r>
+        <w:rPr>
+          <w:lang w:val="en-US"/>
+        </w:rPr>
+        <w:t xml:space="preserve"> @ </w:t>
+      </w:r>
+      <w:r>
+        <w:rPr>
+          <w:rFonts w:ascii="Cambria Math" w:hAnsi="Cambria Math" w:cs="Cambria Math"/>
+          <w:lang w:val="en-US"/>
+        </w:rPr>
+        <w:t>∇</w:t>
+      </w:r>
+      <w:r>
+        <w:rPr>
+          <w:lang w:val="en-US"/>
+        </w:rPr>
+        <w:t>(c)</w:t>
+      </w:r>
+    </w:p>
+    <w:p>
+      <w:pPr>
+        <w:rPr>
+          <w:lang w:val="en-US"/>
+        </w:rPr>
+      </w:pPr>
+      <w:r>
+        <w:rPr>
+          <w:lang w:val="en-US"/>
+        </w:rPr>
+        <w:t xml:space="preserve">Conjugate </w:t>
+      </w:r>
+      <w:r>
+        <w:rPr>
+          <w:rFonts w:ascii="Tahoma" w:hAnsi="Tahoma" w:cs="Tahoma"/>
+          <w:lang w:val="en-US"/>
+        </w:rPr>
+        <w:t>Gradient</w:t>
+      </w:r>
+      <w:r>
+        <w:rPr>
+          <w:lang w:val="en-US"/>
+        </w:rPr>
+        <w:t xml:space="preserve"> Method:</w:t>
+      </w:r>
+      <w:r>
+        <w:rPr>
+          <w:lang w:val="en-US"/>
+        </w:rPr>
+        <w:t xml:space="preserve"> Giải linear system Ax = B iteratively, tránh inverse matrix, tối đa </w:t>
+      </w:r>
+    </w:p>
+    <w:p>
+      <w:pPr>
+        <w:rPr>
+          <w:lang w:val="en-US"/>
+        </w:rPr>
+      </w:pPr>
+      <w:r>
+        <w:rPr>
+          <w:lang w:val="en-US"/>
+        </w:rPr>
+        <w:tab/>
+      </w:r>
+      <w:r>
+        <w:rPr>
+          <w:lang w:val="en-US"/>
+        </w:rPr>
+        <w:tab/>
+      </w:r>
+      <w:r>
+        <w:rPr>
+          <w:lang w:val="en-US"/>
+        </w:rPr>
+        <w:tab/>
+        <w:t xml:space="preserve">           n = len(B) bước để</w:t>
+      </w:r>
+      <w:r>
+        <w:rPr>
+          <w:lang w:val="en-US"/>
+        </w:rPr>
+        <w:t xml:space="preserve"> tìm ra x, A phải là matrix đối xứng</w:t>
+      </w:r>
+    </w:p>
+    <w:p>
+      <w:pPr>
+        <w:rPr>
+          <w:lang w:val="en-US"/>
+        </w:rPr>
+      </w:pPr>
+      <w:r>
+        <w:rPr>
+          <w:lang w:val="en-US"/>
+        </w:rPr>
+        <w:tab/>
+        <w:t xml:space="preserve">Algo: </w:t>
+      </w:r>
+      <w:r>
+        <w:rPr>
+          <w:lang w:val="en-US"/>
+        </w:rPr>
+        <w:t>Hệ tọa độ vớ</w:t>
+      </w:r>
+      <w:r>
+        <w:rPr>
+          <w:lang w:val="en-US"/>
+        </w:rPr>
+        <w:t>i các basis (d0, d1</w:t>
+      </w:r>
+      <w:r>
+        <w:rPr>
+          <w:lang w:val="en-US"/>
+        </w:rPr>
+        <w:t>, … dn</w:t>
+      </w:r>
+      <w:r>
+        <w:rPr>
+          <w:lang w:val="en-US"/>
+        </w:rPr>
+        <w:t>-1</w:t>
+      </w:r>
+      <w:r>
+        <w:rPr>
+          <w:lang w:val="en-US"/>
+        </w:rPr>
+        <w:t>) thỏa mãn Q-Orthogonale – d</w:t>
+      </w:r>
+      <w:r>
+        <w:rPr>
+          <w:vertAlign w:val="superscript"/>
+          <w:lang w:val="en-US"/>
+        </w:rPr>
+        <w:t>T</w:t>
+      </w:r>
+      <w:r>
+        <w:rPr>
+          <w:vertAlign w:val="subscript"/>
+          <w:lang w:val="en-US"/>
+        </w:rPr>
+        <w:t>i</w:t>
+      </w:r>
+      <w:r>
+        <w:rPr>
+          <w:lang w:val="en-US"/>
+        </w:rPr>
+        <w:t>Ad</w:t>
+      </w:r>
+      <w:r>
+        <w:rPr>
+          <w:vertAlign w:val="subscript"/>
+          <w:lang w:val="en-US"/>
+        </w:rPr>
+        <w:t>j</w:t>
+      </w:r>
+      <w:r>
+        <w:rPr>
+          <w:lang w:val="en-US"/>
+        </w:rPr>
+        <w:t xml:space="preserve"> = 0,</w:t>
+      </w:r>
+    </w:p>
+    <w:p>
+      <w:pPr>
+        <w:rPr>
+          <w:lang w:val="en-US"/>
+        </w:rPr>
+      </w:pPr>
+      <w:r>
+        <w:rPr>
+          <w:lang w:val="en-US"/>
+        </w:rPr>
+        <w:tab/>
+        <w:t xml:space="preserve">        </w:t>
+      </w:r>
+      <w:r>
+        <w:rPr>
+          <w:lang w:val="en-US"/>
+        </w:rPr>
+        <w:t>F = 1/2x</w:t>
+      </w:r>
+      <w:r>
+        <w:rPr>
+          <w:vertAlign w:val="superscript"/>
+          <w:lang w:val="en-US"/>
+        </w:rPr>
+        <w:t>T</w:t>
+      </w:r>
+      <w:r>
+        <w:rPr>
+          <w:lang w:val="en-US"/>
+        </w:rPr>
+        <w:t>Ax – B</w:t>
+      </w:r>
+      <w:r>
+        <w:rPr>
+          <w:vertAlign w:val="superscript"/>
+          <w:lang w:val="en-US"/>
+        </w:rPr>
+        <w:t>T</w:t>
+      </w:r>
+      <w:r>
+        <w:rPr>
+          <w:lang w:val="en-US"/>
+        </w:rPr>
+        <w:t>x + C</w:t>
+      </w:r>
+    </w:p>
+    <w:p>
+      <w:pPr>
+        <w:rPr>
+          <w:lang w:val="en-US"/>
+        </w:rPr>
+      </w:pPr>
+      <w:r>
+        <w:rPr>
+          <w:lang w:val="en-US"/>
+        </w:rPr>
+        <w:tab/>
+        <w:t xml:space="preserve">        Init r</w:t>
+      </w:r>
+      <w:r>
+        <w:rPr>
+          <w:vertAlign w:val="subscript"/>
+          <w:lang w:val="en-US"/>
+        </w:rPr>
+        <w:t>0</w:t>
+      </w:r>
+      <w:r>
+        <w:rPr>
+          <w:lang w:val="en-US"/>
+        </w:rPr>
+        <w:t xml:space="preserve"> =</w:t>
+      </w:r>
+      <w:r>
+        <w:rPr>
+          <w:lang w:val="en-US"/>
+        </w:rPr>
+        <w:t xml:space="preserve"> d</w:t>
+      </w:r>
+      <w:r>
+        <w:rPr>
+          <w:vertAlign w:val="subscript"/>
+          <w:lang w:val="en-US"/>
+        </w:rPr>
+        <w:t>0</w:t>
+      </w:r>
+      <w:r>
+        <w:rPr>
+          <w:lang w:val="en-US"/>
+        </w:rPr>
+        <w:t xml:space="preserve"> =</w:t>
+      </w:r>
+      <w:r>
+        <w:rPr>
+          <w:lang w:val="en-US"/>
+        </w:rPr>
+        <w:t xml:space="preserve"> </w:t>
+      </w:r>
+      <w:r>
+        <w:rPr>
+          <w:lang w:val="en-US"/>
+        </w:rPr>
+        <w:t>-</w:t>
+      </w:r>
+      <w:r>
+        <w:rPr>
+          <w:lang w:val="en-US"/>
+        </w:rPr>
+        <w:t>First Gradient Step = B – Ax</w:t>
+      </w:r>
+      <w:r>
+        <w:rPr>
+          <w:vertAlign w:val="subscript"/>
+          <w:lang w:val="en-US"/>
+        </w:rPr>
+        <w:t>0</w:t>
+      </w:r>
+    </w:p>
+    <w:p>
+      <w:pPr>
+        <w:rPr>
+          <w:lang w:val="en-US"/>
+        </w:rPr>
+      </w:pPr>
+      <w:r>
+        <w:rPr>
+          <w:lang w:val="en-US"/>
+        </w:rPr>
+        <w:tab/>
+        <w:t xml:space="preserve">        x</w:t>
+      </w:r>
+      <w:r>
+        <w:rPr>
+          <w:vertAlign w:val="subscript"/>
+          <w:lang w:val="en-US"/>
+        </w:rPr>
+        <w:t>k+1</w:t>
+      </w:r>
+      <w:r>
+        <w:rPr>
+          <w:lang w:val="en-US"/>
+        </w:rPr>
+        <w:t xml:space="preserve"> = x</w:t>
+      </w:r>
+      <w:r>
+        <w:rPr>
+          <w:vertAlign w:val="subscript"/>
+          <w:lang w:val="en-US"/>
+        </w:rPr>
+        <w:t>k</w:t>
+      </w:r>
+      <w:r>
+        <w:rPr>
+          <w:lang w:val="en-US"/>
+        </w:rPr>
+        <w:t xml:space="preserve"> + a</w:t>
+      </w:r>
+      <w:r>
+        <w:rPr>
+          <w:vertAlign w:val="subscript"/>
+          <w:lang w:val="en-US"/>
+        </w:rPr>
+        <w:t>k</w:t>
+      </w:r>
+      <w:r>
+        <w:rPr>
+          <w:lang w:val="en-US"/>
+        </w:rPr>
+        <w:t>d</w:t>
+      </w:r>
+      <w:r>
+        <w:rPr>
+          <w:vertAlign w:val="subscript"/>
+          <w:lang w:val="en-US"/>
+        </w:rPr>
+        <w:t>k</w:t>
+      </w:r>
+      <w:r>
+        <w:rPr>
+          <w:lang w:val="en-US"/>
+        </w:rPr>
+        <w:t>,</w:t>
+      </w:r>
+    </w:p>
+    <w:p>
+      <w:pPr>
+        <w:rPr>
+          <w:lang w:val="en-US"/>
+        </w:rPr>
+      </w:pPr>
+      <w:r>
+        <w:rPr>
+          <w:lang w:val="en-US"/>
+        </w:rPr>
+        <w:tab/>
+        <w:t xml:space="preserve">        F’(x</w:t>
+      </w:r>
+      <w:r>
+        <w:rPr>
+          <w:vertAlign w:val="subscript"/>
+          <w:lang w:val="en-US"/>
+        </w:rPr>
+        <w:t>k+1</w:t>
+      </w:r>
+      <w:r>
+        <w:rPr>
+          <w:lang w:val="en-US"/>
+        </w:rPr>
+        <w:t>) = F’(x</w:t>
+      </w:r>
+      <w:r>
+        <w:rPr>
+          <w:vertAlign w:val="subscript"/>
+          <w:lang w:val="en-US"/>
+        </w:rPr>
+        <w:t>k</w:t>
+      </w:r>
+      <w:r>
+        <w:rPr>
+          <w:lang w:val="en-US"/>
+        </w:rPr>
+        <w:t xml:space="preserve"> + a</w:t>
+      </w:r>
+      <w:r>
+        <w:rPr>
+          <w:vertAlign w:val="subscript"/>
+          <w:lang w:val="en-US"/>
+        </w:rPr>
+        <w:t>k</w:t>
+      </w:r>
+      <w:r>
+        <w:rPr>
+          <w:lang w:val="en-US"/>
+        </w:rPr>
+        <w:t>d</w:t>
+      </w:r>
+      <w:r>
+        <w:rPr>
+          <w:vertAlign w:val="subscript"/>
+          <w:lang w:val="en-US"/>
+        </w:rPr>
+        <w:t>k</w:t>
+      </w:r>
+      <w:r>
+        <w:rPr>
+          <w:lang w:val="en-US"/>
+        </w:rPr>
+        <w:t>) = d</w:t>
+      </w:r>
+      <w:r>
+        <w:rPr>
+          <w:vertAlign w:val="superscript"/>
+          <w:lang w:val="en-US"/>
+        </w:rPr>
+        <w:t>T</w:t>
+      </w:r>
+      <w:r>
+        <w:rPr>
+          <w:vertAlign w:val="subscript"/>
+          <w:lang w:val="en-US"/>
+        </w:rPr>
+        <w:t>k</w:t>
+      </w:r>
+      <w:r>
+        <w:rPr>
+          <w:lang w:val="en-US"/>
+        </w:rPr>
+        <w:t xml:space="preserve"> (A(x</w:t>
+      </w:r>
+      <w:r>
+        <w:rPr>
+          <w:vertAlign w:val="subscript"/>
+          <w:lang w:val="en-US"/>
+        </w:rPr>
+        <w:t>k</w:t>
+      </w:r>
+      <w:r>
+        <w:rPr>
+          <w:lang w:val="en-US"/>
+        </w:rPr>
+        <w:t xml:space="preserve"> + a</w:t>
+      </w:r>
+      <w:r>
+        <w:rPr>
+          <w:vertAlign w:val="subscript"/>
+          <w:lang w:val="en-US"/>
+        </w:rPr>
+        <w:t>k</w:t>
+      </w:r>
+      <w:r>
+        <w:rPr>
+          <w:lang w:val="en-US"/>
+        </w:rPr>
+        <w:t>d</w:t>
+      </w:r>
+      <w:r>
+        <w:rPr>
+          <w:vertAlign w:val="subscript"/>
+          <w:lang w:val="en-US"/>
+        </w:rPr>
+        <w:t>k</w:t>
+      </w:r>
+      <w:r>
+        <w:rPr>
+          <w:lang w:val="en-US"/>
+        </w:rPr>
+        <w:t xml:space="preserve">) – B) = 0 </w:t>
+      </w:r>
+    </w:p>
+    <w:p>
+      <w:pPr>
+        <w:ind w:firstLine="720"/>
+        <w:rPr>
+          <w:lang w:val="en-US"/>
+        </w:rPr>
+      </w:pPr>
+      <w:r>
+        <w:rPr>
+          <w:lang w:val="en-US"/>
+        </w:rPr>
+        <w:t xml:space="preserve">        =&gt; a</w:t>
+      </w:r>
+      <w:r>
+        <w:rPr>
+          <w:vertAlign w:val="subscript"/>
+          <w:lang w:val="en-US"/>
+        </w:rPr>
+        <w:t>k</w:t>
+      </w:r>
+      <w:r>
+        <w:rPr>
+          <w:lang w:val="en-US"/>
+        </w:rPr>
+        <w:t xml:space="preserve"> = d</w:t>
+      </w:r>
+      <w:r>
+        <w:rPr>
+          <w:vertAlign w:val="superscript"/>
+          <w:lang w:val="en-US"/>
+        </w:rPr>
+        <w:t>T</w:t>
+      </w:r>
+      <w:r>
+        <w:rPr>
+          <w:vertAlign w:val="subscript"/>
+          <w:lang w:val="en-US"/>
+        </w:rPr>
+        <w:t>k</w:t>
+      </w:r>
+      <w:r>
+        <w:rPr>
+          <w:lang w:val="en-US"/>
+        </w:rPr>
+        <w:t>(B - Ax</w:t>
+      </w:r>
+      <w:r>
+        <w:rPr>
+          <w:vertAlign w:val="subscript"/>
+          <w:lang w:val="en-US"/>
+        </w:rPr>
+        <w:t>k</w:t>
+      </w:r>
+      <w:r>
+        <w:rPr>
+          <w:lang w:val="en-US"/>
+        </w:rPr>
+        <w:t>) / d</w:t>
+      </w:r>
+      <w:r>
+        <w:rPr>
+          <w:vertAlign w:val="superscript"/>
+          <w:lang w:val="en-US"/>
+        </w:rPr>
+        <w:t>T</w:t>
+      </w:r>
+      <w:r>
+        <w:rPr>
+          <w:vertAlign w:val="subscript"/>
+          <w:lang w:val="en-US"/>
+        </w:rPr>
+        <w:t>k</w:t>
+      </w:r>
+      <w:r>
+        <w:rPr>
+          <w:lang w:val="en-US"/>
+        </w:rPr>
+        <w:t>Ad</w:t>
+      </w:r>
+      <w:r>
+        <w:rPr>
+          <w:vertAlign w:val="subscript"/>
+          <w:lang w:val="en-US"/>
+        </w:rPr>
+        <w:t>k</w:t>
+      </w:r>
+      <w:r>
+        <w:rPr>
+          <w:lang w:val="en-US"/>
+        </w:rPr>
+        <w:t xml:space="preserve"> = d</w:t>
+      </w:r>
+      <w:r>
+        <w:rPr>
+          <w:vertAlign w:val="superscript"/>
+          <w:lang w:val="en-US"/>
+        </w:rPr>
+        <w:t>T</w:t>
+      </w:r>
+      <w:r>
+        <w:rPr>
+          <w:vertAlign w:val="subscript"/>
+          <w:lang w:val="en-US"/>
+        </w:rPr>
+        <w:t>k</w:t>
+      </w:r>
+      <w:r>
+        <w:rPr>
+          <w:lang w:val="en-US"/>
+        </w:rPr>
+        <w:t>r</w:t>
+      </w:r>
+      <w:r>
+        <w:rPr>
+          <w:vertAlign w:val="subscript"/>
+          <w:lang w:val="en-US"/>
+        </w:rPr>
+        <w:t>k</w:t>
+      </w:r>
+      <w:r>
+        <w:rPr>
+          <w:lang w:val="en-US"/>
+        </w:rPr>
+        <w:t xml:space="preserve"> / d</w:t>
+      </w:r>
+      <w:r>
+        <w:rPr>
+          <w:vertAlign w:val="superscript"/>
+          <w:lang w:val="en-US"/>
+        </w:rPr>
+        <w:t>T</w:t>
+      </w:r>
+      <w:r>
+        <w:rPr>
+          <w:vertAlign w:val="subscript"/>
+          <w:lang w:val="en-US"/>
+        </w:rPr>
+        <w:t>k</w:t>
+      </w:r>
+      <w:r>
+        <w:rPr>
+          <w:lang w:val="en-US"/>
+        </w:rPr>
+        <w:t>Ad</w:t>
+      </w:r>
+      <w:r>
+        <w:rPr>
+          <w:vertAlign w:val="subscript"/>
+          <w:lang w:val="en-US"/>
+        </w:rPr>
+        <w:t>k</w:t>
+      </w:r>
+      <w:r>
+        <w:rPr>
+          <w:lang w:val="en-US"/>
+        </w:rPr>
+        <w:t xml:space="preserve"> =&gt; d</w:t>
+      </w:r>
+      <w:r>
+        <w:rPr>
+          <w:vertAlign w:val="superscript"/>
+          <w:lang w:val="en-US"/>
+        </w:rPr>
+        <w:t>T</w:t>
+      </w:r>
+      <w:r>
+        <w:rPr>
+          <w:vertAlign w:val="subscript"/>
+          <w:lang w:val="en-US"/>
+        </w:rPr>
+        <w:t>k</w:t>
+      </w:r>
+      <w:r>
+        <w:rPr>
+          <w:lang w:val="en-US"/>
+        </w:rPr>
+        <w:t>(r</w:t>
+      </w:r>
+      <w:r>
+        <w:rPr>
+          <w:vertAlign w:val="subscript"/>
+          <w:lang w:val="en-US"/>
+        </w:rPr>
+        <w:t>k</w:t>
+      </w:r>
+      <w:r>
+        <w:rPr>
+          <w:lang w:val="en-US"/>
+        </w:rPr>
+        <w:t xml:space="preserve"> - a</w:t>
+      </w:r>
+      <w:r>
+        <w:rPr>
+          <w:vertAlign w:val="subscript"/>
+          <w:lang w:val="en-US"/>
+        </w:rPr>
+        <w:t>k</w:t>
+      </w:r>
+      <w:r>
+        <w:rPr>
+          <w:lang w:val="en-US"/>
+        </w:rPr>
+        <w:t>Ad</w:t>
+      </w:r>
+      <w:r>
+        <w:rPr>
+          <w:vertAlign w:val="subscript"/>
+          <w:lang w:val="en-US"/>
+        </w:rPr>
+        <w:t>k</w:t>
+      </w:r>
+      <w:r>
+        <w:rPr>
+          <w:lang w:val="en-US"/>
+        </w:rPr>
+        <w:t>) = 0 =&gt; d</w:t>
+      </w:r>
+      <w:r>
+        <w:rPr>
+          <w:vertAlign w:val="superscript"/>
+          <w:lang w:val="en-US"/>
+        </w:rPr>
+        <w:t>T</w:t>
+      </w:r>
+      <w:r>
+        <w:rPr>
+          <w:vertAlign w:val="subscript"/>
+          <w:lang w:val="en-US"/>
+        </w:rPr>
+        <w:t>k</w:t>
+      </w:r>
+      <w:r>
+        <w:rPr>
+          <w:lang w:val="en-US"/>
+        </w:rPr>
+        <w:t xml:space="preserve"> </w:t>
+      </w:r>
+      <w:r>
+        <w:rPr>
+          <w:lang w:val="en-US"/>
+        </w:rPr>
+        <w:t>r</w:t>
+      </w:r>
+      <w:r>
+        <w:rPr>
+          <w:vertAlign w:val="subscript"/>
+          <w:lang w:val="en-US"/>
+        </w:rPr>
+        <w:t>k+1</w:t>
+      </w:r>
+      <w:r>
+        <w:rPr>
+          <w:lang w:val="en-US"/>
+        </w:rPr>
+        <w:t xml:space="preserve"> = 0</w:t>
+      </w:r>
+    </w:p>
+    <w:p>
+      <w:pPr>
+        <w:ind w:firstLine="720"/>
+        <w:rPr>
+          <w:lang w:val="en-US"/>
+        </w:rPr>
+      </w:pPr>
+      <w:r>
+        <w:rPr>
+          <w:lang w:val="en-US"/>
+        </w:rPr>
+        <w:t xml:space="preserve">       =&gt; d</w:t>
+      </w:r>
+      <w:r>
+        <w:rPr>
+          <w:vertAlign w:val="superscript"/>
+          <w:lang w:val="en-US"/>
+        </w:rPr>
+        <w:t>T</w:t>
+      </w:r>
+      <w:r>
+        <w:rPr>
+          <w:vertAlign w:val="subscript"/>
+          <w:lang w:val="en-US"/>
+        </w:rPr>
+        <w:t>k</w:t>
+      </w:r>
+      <w:r>
+        <w:rPr>
+          <w:lang w:val="en-US"/>
+        </w:rPr>
+        <w:t>r</w:t>
+      </w:r>
+      <w:r>
+        <w:rPr>
+          <w:vertAlign w:val="subscript"/>
+          <w:lang w:val="en-US"/>
+        </w:rPr>
+        <w:t>k</w:t>
+      </w:r>
+      <w:r>
+        <w:rPr>
+          <w:lang w:val="en-US"/>
+        </w:rPr>
+        <w:t xml:space="preserve"> = (r</w:t>
+      </w:r>
+      <w:r>
+        <w:rPr>
+          <w:vertAlign w:val="subscript"/>
+          <w:lang w:val="en-US"/>
+        </w:rPr>
+        <w:t>k</w:t>
+      </w:r>
+      <w:r>
+        <w:rPr>
+          <w:lang w:val="en-US"/>
+        </w:rPr>
+        <w:t xml:space="preserve"> + b</w:t>
+      </w:r>
+      <w:r>
+        <w:rPr>
+          <w:vertAlign w:val="subscript"/>
+          <w:lang w:val="en-US"/>
+        </w:rPr>
+        <w:t>k-1</w:t>
+      </w:r>
+      <w:r>
+        <w:rPr>
+          <w:lang w:val="en-US"/>
+        </w:rPr>
+        <w:t>d</w:t>
+      </w:r>
+      <w:r>
+        <w:rPr>
+          <w:vertAlign w:val="subscript"/>
+          <w:lang w:val="en-US"/>
+        </w:rPr>
+        <w:t>k-1</w:t>
+      </w:r>
+      <w:r>
+        <w:rPr>
+          <w:lang w:val="en-US"/>
+        </w:rPr>
+        <w:t>)</w:t>
+      </w:r>
+      <w:r>
+        <w:rPr>
+          <w:vertAlign w:val="superscript"/>
+          <w:lang w:val="en-US"/>
+        </w:rPr>
+        <w:t>T</w:t>
+      </w:r>
+      <w:r>
+        <w:rPr>
+          <w:lang w:val="en-US"/>
+        </w:rPr>
+        <w:t>r</w:t>
+      </w:r>
+      <w:r>
+        <w:rPr>
+          <w:vertAlign w:val="subscript"/>
+          <w:lang w:val="en-US"/>
+        </w:rPr>
+        <w:t>k</w:t>
+      </w:r>
+      <w:r>
+        <w:rPr>
+          <w:lang w:val="en-US"/>
+        </w:rPr>
+        <w:t xml:space="preserve"> = r</w:t>
+      </w:r>
+      <w:r>
+        <w:rPr>
+          <w:vertAlign w:val="superscript"/>
+          <w:lang w:val="en-US"/>
+        </w:rPr>
+        <w:t>T</w:t>
+      </w:r>
+      <w:r>
+        <w:rPr>
+          <w:lang w:val="en-US"/>
+        </w:rPr>
+        <w:t>r</w:t>
+      </w:r>
+      <w:r>
+        <w:rPr>
+          <w:vertAlign w:val="subscript"/>
+          <w:lang w:val="en-US"/>
+        </w:rPr>
+        <w:t>k</w:t>
+      </w:r>
+      <w:r>
+        <w:rPr>
+          <w:lang w:val="en-US"/>
+        </w:rPr>
+        <w:t xml:space="preserve"> =&gt; a</w:t>
+      </w:r>
+      <w:r>
+        <w:rPr>
+          <w:vertAlign w:val="subscript"/>
+          <w:lang w:val="en-US"/>
+        </w:rPr>
+        <w:t>k</w:t>
+      </w:r>
+      <w:r>
+        <w:rPr>
+          <w:lang w:val="en-US"/>
+        </w:rPr>
+        <w:t xml:space="preserve"> =</w:t>
+      </w:r>
+      <w:r>
+        <w:rPr>
+          <w:lang w:val="en-US"/>
+        </w:rPr>
+        <w:t xml:space="preserve"> </w:t>
+      </w:r>
+      <w:r>
+        <w:rPr>
+          <w:lang w:val="en-US"/>
+        </w:rPr>
+        <w:t>r</w:t>
+      </w:r>
+      <w:r>
+        <w:rPr>
+          <w:vertAlign w:val="superscript"/>
+          <w:lang w:val="en-US"/>
+        </w:rPr>
+        <w:t>T</w:t>
+      </w:r>
+      <w:r>
+        <w:rPr>
+          <w:vertAlign w:val="subscript"/>
+          <w:lang w:val="en-US"/>
+        </w:rPr>
+        <w:t>k</w:t>
+      </w:r>
+      <w:r>
+        <w:rPr>
+          <w:lang w:val="en-US"/>
+        </w:rPr>
+        <w:t>r</w:t>
+      </w:r>
+      <w:r>
+        <w:rPr>
+          <w:vertAlign w:val="subscript"/>
+          <w:lang w:val="en-US"/>
+        </w:rPr>
+        <w:t>k</w:t>
+      </w:r>
+      <w:r>
+        <w:rPr>
+          <w:lang w:val="en-US"/>
+        </w:rPr>
+        <w:t xml:space="preserve"> / d</w:t>
+      </w:r>
+      <w:r>
+        <w:rPr>
+          <w:vertAlign w:val="superscript"/>
+          <w:lang w:val="en-US"/>
+        </w:rPr>
+        <w:t>T</w:t>
+      </w:r>
+      <w:r>
+        <w:rPr>
+          <w:vertAlign w:val="subscript"/>
+          <w:lang w:val="en-US"/>
+        </w:rPr>
+        <w:t>k</w:t>
+      </w:r>
+      <w:r>
+        <w:rPr>
+          <w:lang w:val="en-US"/>
+        </w:rPr>
+        <w:t>Ad</w:t>
+      </w:r>
+      <w:r>
+        <w:rPr>
+          <w:vertAlign w:val="subscript"/>
+          <w:lang w:val="en-US"/>
+        </w:rPr>
+        <w:t>k</w:t>
+      </w:r>
+      <w:r>
+        <w:rPr>
+          <w:lang w:val="en-US"/>
+        </w:rPr>
+        <w:t xml:space="preserve"> = r</w:t>
+      </w:r>
+      <w:r>
+        <w:rPr>
+          <w:vertAlign w:val="superscript"/>
+          <w:lang w:val="en-US"/>
+        </w:rPr>
+        <w:t>T</w:t>
+      </w:r>
+      <w:r>
+        <w:rPr>
+          <w:vertAlign w:val="subscript"/>
+          <w:lang w:val="en-US"/>
+        </w:rPr>
+        <w:t>k</w:t>
+      </w:r>
+      <w:r>
+        <w:rPr>
+          <w:lang w:val="en-US"/>
+        </w:rPr>
+        <w:t>r</w:t>
+      </w:r>
+      <w:r>
+        <w:rPr>
+          <w:vertAlign w:val="subscript"/>
+          <w:lang w:val="en-US"/>
+        </w:rPr>
+        <w:t>k</w:t>
+      </w:r>
+      <w:r>
+        <w:rPr>
+          <w:lang w:val="en-US"/>
+        </w:rPr>
+        <w:t xml:space="preserve"> / (d</w:t>
+      </w:r>
+      <w:r>
+        <w:rPr>
+          <w:vertAlign w:val="subscript"/>
+          <w:lang w:val="en-US"/>
+        </w:rPr>
+        <w:t>k</w:t>
+      </w:r>
+      <w:r>
+        <w:rPr>
+          <w:lang w:val="en-US"/>
+        </w:rPr>
+        <w:t xml:space="preserve"> - b</w:t>
+      </w:r>
+      <w:r>
+        <w:rPr>
+          <w:vertAlign w:val="subscript"/>
+          <w:lang w:val="en-US"/>
+        </w:rPr>
+        <w:t>k-1</w:t>
+      </w:r>
+      <w:r>
+        <w:rPr>
+          <w:lang w:val="en-US"/>
+        </w:rPr>
+        <w:t>d</w:t>
+      </w:r>
+      <w:r>
+        <w:rPr>
+          <w:vertAlign w:val="subscript"/>
+          <w:lang w:val="en-US"/>
+        </w:rPr>
+        <w:t>k-1</w:t>
+      </w:r>
+      <w:r>
+        <w:rPr>
+          <w:lang w:val="en-US"/>
+        </w:rPr>
+        <w:t>)</w:t>
+      </w:r>
+      <w:r>
+        <w:rPr>
+          <w:vertAlign w:val="superscript"/>
+          <w:lang w:val="en-US"/>
+        </w:rPr>
+        <w:t>T</w:t>
+      </w:r>
+      <w:r>
+        <w:rPr>
+          <w:lang w:val="en-US"/>
+        </w:rPr>
+        <w:t>Ad</w:t>
+      </w:r>
+      <w:r>
+        <w:rPr>
+          <w:vertAlign w:val="subscript"/>
+          <w:lang w:val="en-US"/>
+        </w:rPr>
+        <w:t>k</w:t>
+      </w:r>
+    </w:p>
+    <w:p>
+      <w:pPr>
+        <w:ind w:firstLine="720"/>
+        <w:rPr>
+          <w:lang w:val="en-US"/>
+        </w:rPr>
+      </w:pPr>
+      <w:r>
+        <w:rPr>
+          <w:lang w:val="en-US"/>
+        </w:rPr>
+        <w:t xml:space="preserve">       = r</w:t>
+      </w:r>
+      <w:r>
+        <w:rPr>
+          <w:vertAlign w:val="superscript"/>
+          <w:lang w:val="en-US"/>
+        </w:rPr>
+        <w:t>T</w:t>
+      </w:r>
+      <w:r>
+        <w:rPr>
+          <w:vertAlign w:val="subscript"/>
+          <w:lang w:val="en-US"/>
+        </w:rPr>
+        <w:t>k</w:t>
+      </w:r>
+      <w:r>
+        <w:rPr>
+          <w:lang w:val="en-US"/>
+        </w:rPr>
+        <w:t>r</w:t>
+      </w:r>
+      <w:r>
+        <w:rPr>
+          <w:vertAlign w:val="subscript"/>
+          <w:lang w:val="en-US"/>
+        </w:rPr>
+        <w:t>k</w:t>
+      </w:r>
+      <w:r>
+        <w:rPr>
+          <w:lang w:val="en-US"/>
+        </w:rPr>
+        <w:t xml:space="preserve"> / r</w:t>
+      </w:r>
+      <w:r>
+        <w:rPr>
+          <w:vertAlign w:val="superscript"/>
+          <w:lang w:val="en-US"/>
+        </w:rPr>
+        <w:t>T</w:t>
+      </w:r>
+      <w:r>
+        <w:rPr>
+          <w:vertAlign w:val="subscript"/>
+          <w:lang w:val="en-US"/>
+        </w:rPr>
+        <w:t>k</w:t>
+      </w:r>
+      <w:r>
+        <w:rPr>
+          <w:lang w:val="en-US"/>
+        </w:rPr>
+        <w:t>Ad</w:t>
+      </w:r>
+      <w:r>
+        <w:rPr>
+          <w:vertAlign w:val="subscript"/>
+          <w:lang w:val="en-US"/>
+        </w:rPr>
+        <w:t>k</w:t>
+      </w:r>
+      <w:r>
+        <w:rPr>
+          <w:lang w:val="en-US"/>
+        </w:rPr>
+        <w:t xml:space="preserve"> =&gt; (r</w:t>
+      </w:r>
+      <w:r>
+        <w:rPr>
+          <w:vertAlign w:val="subscript"/>
+          <w:lang w:val="en-US"/>
+        </w:rPr>
+        <w:t>k</w:t>
+      </w:r>
+      <w:r>
+        <w:rPr>
+          <w:lang w:val="en-US"/>
+        </w:rPr>
+        <w:t xml:space="preserve"> - a</w:t>
+      </w:r>
+      <w:r>
+        <w:rPr>
+          <w:vertAlign w:val="subscript"/>
+          <w:lang w:val="en-US"/>
+        </w:rPr>
+        <w:t>k</w:t>
+      </w:r>
+      <w:r>
+        <w:rPr>
+          <w:lang w:val="en-US"/>
+        </w:rPr>
+        <w:t>Ad</w:t>
+      </w:r>
+      <w:r>
+        <w:rPr>
+          <w:vertAlign w:val="subscript"/>
+          <w:lang w:val="en-US"/>
+        </w:rPr>
+        <w:t>k</w:t>
+      </w:r>
+      <w:r>
+        <w:rPr>
+          <w:lang w:val="en-US"/>
+        </w:rPr>
+        <w:t>)</w:t>
+      </w:r>
+      <w:r>
+        <w:rPr>
+          <w:vertAlign w:val="superscript"/>
+          <w:lang w:val="en-US"/>
+        </w:rPr>
+        <w:t>T</w:t>
+      </w:r>
+      <w:r>
+        <w:rPr>
+          <w:lang w:val="en-US"/>
+        </w:rPr>
+        <w:t>r</w:t>
+      </w:r>
+      <w:r>
+        <w:rPr>
+          <w:vertAlign w:val="subscript"/>
+          <w:lang w:val="en-US"/>
+        </w:rPr>
+        <w:t>k</w:t>
+      </w:r>
+      <w:r>
+        <w:rPr>
+          <w:lang w:val="en-US"/>
+        </w:rPr>
+        <w:t xml:space="preserve"> = 0</w:t>
+      </w:r>
+      <w:r>
+        <w:rPr>
+          <w:lang w:val="en-US"/>
+        </w:rPr>
+        <w:t xml:space="preserve"> =&gt; r</w:t>
+      </w:r>
+      <w:r>
+        <w:rPr>
+          <w:vertAlign w:val="subscript"/>
+          <w:lang w:val="en-US"/>
+        </w:rPr>
+        <w:t>k+1</w:t>
+      </w:r>
+      <w:r>
+        <w:rPr>
+          <w:vertAlign w:val="superscript"/>
+          <w:lang w:val="en-US"/>
+        </w:rPr>
+        <w:t>T</w:t>
+      </w:r>
+      <w:r>
+        <w:rPr>
+          <w:lang w:val="en-US"/>
+        </w:rPr>
+        <w:t>r</w:t>
+      </w:r>
+      <w:r>
+        <w:rPr>
+          <w:vertAlign w:val="subscript"/>
+          <w:lang w:val="en-US"/>
+        </w:rPr>
+        <w:t>k</w:t>
+      </w:r>
+      <w:r>
+        <w:rPr>
+          <w:lang w:val="en-US"/>
+        </w:rPr>
+        <w:t xml:space="preserve"> = 0</w:t>
+      </w:r>
+    </w:p>
+    <w:p>
+      <w:pPr>
+        <w:ind w:firstLine="720"/>
+        <w:rPr>
+          <w:vertAlign w:val="subscript"/>
+          <w:lang w:val="en-US"/>
+        </w:rPr>
+      </w:pPr>
+      <w:r>
+        <w:rPr>
+          <w:lang w:val="en-US"/>
+        </w:rPr>
+        <w:t xml:space="preserve">        r</w:t>
+      </w:r>
+      <w:r>
+        <w:rPr>
+          <w:vertAlign w:val="subscript"/>
+          <w:lang w:val="en-US"/>
+        </w:rPr>
+        <w:t>k+1</w:t>
+      </w:r>
+      <w:r>
+        <w:rPr>
+          <w:lang w:val="en-US"/>
+        </w:rPr>
+        <w:t xml:space="preserve"> = B – Ax</w:t>
+      </w:r>
+      <w:r>
+        <w:rPr>
+          <w:vertAlign w:val="subscript"/>
+          <w:lang w:val="en-US"/>
+        </w:rPr>
+        <w:t>k+1</w:t>
+      </w:r>
+      <w:r>
+        <w:rPr>
+          <w:lang w:val="en-US"/>
+        </w:rPr>
+        <w:t xml:space="preserve"> = B – A(x</w:t>
+      </w:r>
+      <w:r>
+        <w:rPr>
+          <w:vertAlign w:val="subscript"/>
+          <w:lang w:val="en-US"/>
+        </w:rPr>
+        <w:t>k</w:t>
+      </w:r>
+      <w:r>
+        <w:rPr>
+          <w:lang w:val="en-US"/>
+        </w:rPr>
+        <w:t xml:space="preserve"> + a</w:t>
+      </w:r>
+      <w:r>
+        <w:rPr>
+          <w:vertAlign w:val="subscript"/>
+          <w:lang w:val="en-US"/>
+        </w:rPr>
+        <w:t>k</w:t>
+      </w:r>
+      <w:r>
+        <w:rPr>
+          <w:lang w:val="en-US"/>
+        </w:rPr>
+        <w:t>d</w:t>
+      </w:r>
+      <w:r>
+        <w:rPr>
+          <w:vertAlign w:val="subscript"/>
+          <w:lang w:val="en-US"/>
+        </w:rPr>
+        <w:t>k</w:t>
+      </w:r>
+      <w:r>
+        <w:rPr>
+          <w:lang w:val="en-US"/>
+        </w:rPr>
+        <w:t>) = (B – Ax</w:t>
+      </w:r>
+      <w:r>
+        <w:rPr>
+          <w:vertAlign w:val="subscript"/>
+          <w:lang w:val="en-US"/>
+        </w:rPr>
+        <w:t>k</w:t>
+      </w:r>
+      <w:r>
+        <w:rPr>
+          <w:lang w:val="en-US"/>
+        </w:rPr>
+        <w:t>) - a</w:t>
+      </w:r>
+      <w:r>
+        <w:rPr>
+          <w:vertAlign w:val="subscript"/>
+          <w:lang w:val="en-US"/>
+        </w:rPr>
+        <w:t>k</w:t>
+      </w:r>
+      <w:r>
+        <w:rPr>
+          <w:lang w:val="en-US"/>
+        </w:rPr>
+        <w:t>Ad</w:t>
+      </w:r>
+      <w:r>
+        <w:rPr>
+          <w:vertAlign w:val="subscript"/>
+          <w:lang w:val="en-US"/>
+        </w:rPr>
+        <w:t>k</w:t>
+      </w:r>
+      <w:r>
+        <w:rPr>
+          <w:lang w:val="en-US"/>
+        </w:rPr>
+        <w:t xml:space="preserve"> = r</w:t>
+      </w:r>
+      <w:r>
+        <w:rPr>
+          <w:vertAlign w:val="subscript"/>
+          <w:lang w:val="en-US"/>
+        </w:rPr>
+        <w:t>k</w:t>
+      </w:r>
+      <w:r>
+        <w:rPr>
+          <w:lang w:val="en-US"/>
+        </w:rPr>
+        <w:t xml:space="preserve"> - a</w:t>
+      </w:r>
+      <w:r>
+        <w:rPr>
+          <w:vertAlign w:val="subscript"/>
+          <w:lang w:val="en-US"/>
+        </w:rPr>
+        <w:t>k</w:t>
+      </w:r>
+      <w:r>
+        <w:rPr>
+          <w:lang w:val="en-US"/>
+        </w:rPr>
+        <w:t>Ad</w:t>
+      </w:r>
+      <w:r>
+        <w:rPr>
+          <w:vertAlign w:val="subscript"/>
+          <w:lang w:val="en-US"/>
+        </w:rPr>
+        <w:t>k</w:t>
+      </w:r>
+    </w:p>
+    <w:p>
+      <w:pPr>
+        <w:ind w:firstLine="720"/>
+        <w:rPr>
+          <w:lang w:val="en-US"/>
+        </w:rPr>
+      </w:pPr>
+      <w:r>
+        <w:rPr>
+          <w:lang w:val="en-US"/>
+        </w:rPr>
+        <w:t xml:space="preserve">        d</w:t>
+      </w:r>
+      <w:r>
+        <w:rPr>
+          <w:vertAlign w:val="subscript"/>
+          <w:lang w:val="en-US"/>
+        </w:rPr>
+        <w:t>k+1</w:t>
+      </w:r>
+      <w:r>
+        <w:rPr>
+          <w:lang w:val="en-US"/>
+        </w:rPr>
+        <w:t xml:space="preserve"> = r</w:t>
+      </w:r>
+      <w:r>
+        <w:rPr>
+          <w:vertAlign w:val="subscript"/>
+          <w:lang w:val="en-US"/>
+        </w:rPr>
+        <w:t>k+1</w:t>
+      </w:r>
+      <w:r>
+        <w:rPr>
+          <w:lang w:val="en-US"/>
+        </w:rPr>
+        <w:t xml:space="preserve"> + </w:t>
+      </w:r>
+      <w:r>
+        <w:rPr>
+          <w:lang w:val="en-US"/>
+        </w:rPr>
+        <w:t>b</w:t>
+      </w:r>
+      <w:r>
+        <w:rPr>
+          <w:vertAlign w:val="subscript"/>
+          <w:lang w:val="en-US"/>
+        </w:rPr>
+        <w:t>k</w:t>
+      </w:r>
+      <w:r>
+        <w:rPr>
+          <w:lang w:val="en-US"/>
+        </w:rPr>
+        <w:t>d</w:t>
+      </w:r>
+      <w:r>
+        <w:rPr>
+          <w:vertAlign w:val="subscript"/>
+          <w:lang w:val="en-US"/>
+        </w:rPr>
+        <w:t>k</w:t>
+      </w:r>
+    </w:p>
+    <w:p>
+      <w:pPr>
+        <w:ind w:firstLine="720"/>
+        <w:rPr>
+          <w:lang w:val="en-US"/>
+        </w:rPr>
+      </w:pPr>
+      <w:r>
+        <w:rPr>
+          <w:lang w:val="en-US"/>
+        </w:rPr>
         <w:lastRenderedPageBreak/>
-        <w:tab/>
-        <w:t>Formula: x = x – Hessian(c)</w:t>
-      </w:r>
-      <w:r>
-        <w:rPr>
-          <w:vertAlign w:val="superscript"/>
-          <w:lang w:val="en-US"/>
-        </w:rPr>
-        <w:t>-1</w:t>
-      </w:r>
-      <w:r>
-        <w:rPr>
-          <w:lang w:val="en-US"/>
-        </w:rPr>
-        <w:t xml:space="preserve"> @ </w:t>
-      </w:r>
-      <w:r>
-        <w:rPr>
-          <w:rFonts w:ascii="Cambria Math" w:hAnsi="Cambria Math" w:cs="Cambria Math"/>
-          <w:lang w:val="en-US"/>
-        </w:rPr>
-        <w:t>∇</w:t>
-      </w:r>
-      <w:r>
-        <w:rPr>
-          <w:lang w:val="en-US"/>
-        </w:rPr>
-        <w:t>(c)</w:t>
-      </w:r>
-    </w:p>
-    <w:p>
-      <w:pPr>
-        <w:rPr>
-          <w:lang w:val="en-US"/>
-        </w:rPr>
-      </w:pPr>
-      <w:r>
-        <w:rPr>
-          <w:lang w:val="en-US"/>
-        </w:rPr>
-        <w:t xml:space="preserve">Conjugate </w:t>
-      </w:r>
-      <w:r>
-        <w:rPr>
-          <w:rFonts w:ascii="Tahoma" w:hAnsi="Tahoma" w:cs="Tahoma"/>
-          <w:lang w:val="en-US"/>
-        </w:rPr>
-        <w:t>Gradient</w:t>
-      </w:r>
-      <w:r>
-        <w:rPr>
-          <w:lang w:val="en-US"/>
-        </w:rPr>
-        <w:t xml:space="preserve"> Method:</w:t>
-      </w:r>
-      <w:r>
-        <w:rPr>
-          <w:lang w:val="en-US"/>
-        </w:rPr>
-        <w:t xml:space="preserve"> Giải linear system Ax = B iteratively, tránh inverse matrix, tối đa </w:t>
-      </w:r>
-    </w:p>
-    <w:p>
-      <w:pPr>
-        <w:rPr>
-          <w:lang w:val="en-US"/>
-        </w:rPr>
-      </w:pPr>
-      <w:r>
-        <w:rPr>
-          <w:lang w:val="en-US"/>
-        </w:rPr>
-        <w:tab/>
-      </w:r>
-      <w:r>
-        <w:rPr>
-          <w:lang w:val="en-US"/>
-        </w:rPr>
-        <w:tab/>
-      </w:r>
-      <w:r>
-        <w:rPr>
-          <w:lang w:val="en-US"/>
-        </w:rPr>
-        <w:tab/>
-        <w:t xml:space="preserve">           n = len(B) bước để</w:t>
-      </w:r>
-      <w:r>
-        <w:rPr>
-          <w:lang w:val="en-US"/>
-        </w:rPr>
-        <w:t xml:space="preserve"> tìm ra x, A phải là matrix đối xứng</w:t>
-      </w:r>
-    </w:p>
-    <w:p>
-      <w:pPr>
-        <w:rPr>
-          <w:lang w:val="en-US"/>
-        </w:rPr>
-      </w:pPr>
-      <w:r>
-        <w:rPr>
-          <w:lang w:val="en-US"/>
-        </w:rPr>
-        <w:tab/>
-        <w:t xml:space="preserve">Algo: </w:t>
-      </w:r>
-      <w:r>
-        <w:rPr>
-          <w:lang w:val="en-US"/>
-        </w:rPr>
-        <w:t>Hệ tọa độ vớ</w:t>
-      </w:r>
-      <w:r>
-        <w:rPr>
-          <w:lang w:val="en-US"/>
-        </w:rPr>
-        <w:t>i các basis (d0, d1</w:t>
-      </w:r>
-      <w:r>
-        <w:rPr>
-          <w:lang w:val="en-US"/>
-        </w:rPr>
-        <w:t>, … dn</w:t>
-      </w:r>
-      <w:r>
-        <w:rPr>
-          <w:lang w:val="en-US"/>
-        </w:rPr>
-        <w:t>-1</w:t>
-      </w:r>
-      <w:r>
-        <w:rPr>
-          <w:lang w:val="en-US"/>
-        </w:rPr>
-        <w:t>) thỏa mãn Q-Orthogonale – d</w:t>
-      </w:r>
-      <w:r>
-        <w:rPr>
-          <w:vertAlign w:val="superscript"/>
-          <w:lang w:val="en-US"/>
-        </w:rPr>
-        <w:t>T</w:t>
-      </w:r>
-      <w:r>
-        <w:rPr>
-          <w:vertAlign w:val="subscript"/>
-          <w:lang w:val="en-US"/>
-        </w:rPr>
-        <w:t>i</w:t>
-      </w:r>
-      <w:r>
-        <w:rPr>
-          <w:lang w:val="en-US"/>
-        </w:rPr>
-        <w:t>Ad</w:t>
-      </w:r>
-      <w:r>
-        <w:rPr>
-          <w:vertAlign w:val="subscript"/>
-          <w:lang w:val="en-US"/>
-        </w:rPr>
-        <w:t>j</w:t>
-      </w:r>
-      <w:r>
-        <w:rPr>
-          <w:lang w:val="en-US"/>
-        </w:rPr>
-        <w:t xml:space="preserve"> = 0,</w:t>
-      </w:r>
-    </w:p>
-    <w:p>
-      <w:pPr>
-        <w:rPr>
-          <w:lang w:val="en-US"/>
-        </w:rPr>
-      </w:pPr>
-      <w:r>
-        <w:rPr>
-          <w:lang w:val="en-US"/>
-        </w:rPr>
-        <w:tab/>
-        <w:t xml:space="preserve">        </w:t>
-      </w:r>
-      <w:r>
-        <w:rPr>
-          <w:lang w:val="en-US"/>
-        </w:rPr>
-        <w:t>F = 1/2x</w:t>
-      </w:r>
-      <w:r>
-        <w:rPr>
-          <w:vertAlign w:val="superscript"/>
-          <w:lang w:val="en-US"/>
-        </w:rPr>
-        <w:t>T</w:t>
-      </w:r>
-      <w:r>
-        <w:rPr>
-          <w:lang w:val="en-US"/>
-        </w:rPr>
-        <w:t>Ax – B</w:t>
-      </w:r>
-      <w:r>
-        <w:rPr>
-          <w:vertAlign w:val="superscript"/>
-          <w:lang w:val="en-US"/>
-        </w:rPr>
-        <w:t>T</w:t>
-      </w:r>
-      <w:r>
-        <w:rPr>
-          <w:lang w:val="en-US"/>
-        </w:rPr>
-        <w:t>x + C</w:t>
-      </w:r>
-    </w:p>
-    <w:p>
-      <w:pPr>
-        <w:rPr>
-          <w:lang w:val="en-US"/>
-        </w:rPr>
-      </w:pPr>
-      <w:r>
-        <w:rPr>
-          <w:lang w:val="en-US"/>
-        </w:rPr>
-        <w:tab/>
-        <w:t xml:space="preserve">        Init r</w:t>
-      </w:r>
-      <w:r>
-        <w:rPr>
-          <w:vertAlign w:val="subscript"/>
-          <w:lang w:val="en-US"/>
-        </w:rPr>
-        <w:t>0</w:t>
-      </w:r>
-      <w:r>
-        <w:rPr>
-          <w:lang w:val="en-US"/>
-        </w:rPr>
-        <w:t xml:space="preserve"> =</w:t>
-      </w:r>
-      <w:r>
-        <w:rPr>
-          <w:lang w:val="en-US"/>
-        </w:rPr>
-        <w:t xml:space="preserve"> d</w:t>
-      </w:r>
-      <w:r>
-        <w:rPr>
-          <w:vertAlign w:val="subscript"/>
-          <w:lang w:val="en-US"/>
-        </w:rPr>
-        <w:t>0</w:t>
-      </w:r>
-      <w:r>
-        <w:rPr>
-          <w:lang w:val="en-US"/>
-        </w:rPr>
-        <w:t xml:space="preserve"> =</w:t>
-      </w:r>
-      <w:r>
-        <w:rPr>
-          <w:lang w:val="en-US"/>
-        </w:rPr>
-        <w:t xml:space="preserve"> </w:t>
-      </w:r>
-      <w:r>
-        <w:rPr>
-          <w:lang w:val="en-US"/>
-        </w:rPr>
-        <w:t>-</w:t>
-      </w:r>
-      <w:r>
-        <w:rPr>
-          <w:lang w:val="en-US"/>
-        </w:rPr>
-        <w:t>First Gradient Step = B – Ax</w:t>
-      </w:r>
-      <w:r>
-        <w:rPr>
-          <w:vertAlign w:val="subscript"/>
-          <w:lang w:val="en-US"/>
-        </w:rPr>
-        <w:t>0</w:t>
-      </w:r>
-    </w:p>
-    <w:p>
-      <w:pPr>
-        <w:rPr>
-          <w:lang w:val="en-US"/>
-        </w:rPr>
-      </w:pPr>
-      <w:r>
-        <w:rPr>
-          <w:lang w:val="en-US"/>
-        </w:rPr>
-        <w:tab/>
-        <w:t xml:space="preserve">        x</w:t>
-      </w:r>
-      <w:r>
-        <w:rPr>
-          <w:vertAlign w:val="subscript"/>
-          <w:lang w:val="en-US"/>
-        </w:rPr>
-        <w:t>k+1</w:t>
-      </w:r>
-      <w:r>
-        <w:rPr>
-          <w:lang w:val="en-US"/>
-        </w:rPr>
-        <w:t xml:space="preserve"> = x</w:t>
-      </w:r>
-      <w:r>
-        <w:rPr>
-          <w:vertAlign w:val="subscript"/>
-          <w:lang w:val="en-US"/>
-        </w:rPr>
-        <w:t>k</w:t>
-      </w:r>
-      <w:r>
-        <w:rPr>
-          <w:lang w:val="en-US"/>
-        </w:rPr>
-        <w:t xml:space="preserve"> + a</w:t>
-      </w:r>
-      <w:r>
-        <w:rPr>
-          <w:vertAlign w:val="subscript"/>
-          <w:lang w:val="en-US"/>
-        </w:rPr>
-        <w:t>k</w:t>
-      </w:r>
-      <w:r>
-        <w:rPr>
-          <w:lang w:val="en-US"/>
-        </w:rPr>
-        <w:t>d</w:t>
-      </w:r>
-      <w:r>
-        <w:rPr>
-          <w:vertAlign w:val="subscript"/>
-          <w:lang w:val="en-US"/>
-        </w:rPr>
-        <w:t>k</w:t>
-      </w:r>
-      <w:r>
-        <w:rPr>
-          <w:lang w:val="en-US"/>
-        </w:rPr>
-        <w:t>,</w:t>
-      </w:r>
-    </w:p>
-    <w:p>
-      <w:pPr>
-        <w:rPr>
-          <w:lang w:val="en-US"/>
-        </w:rPr>
-      </w:pPr>
-      <w:r>
-        <w:rPr>
-          <w:lang w:val="en-US"/>
-        </w:rPr>
-        <w:tab/>
-        <w:t xml:space="preserve">        F’(x</w:t>
-      </w:r>
-      <w:r>
-        <w:rPr>
-          <w:vertAlign w:val="subscript"/>
-          <w:lang w:val="en-US"/>
-        </w:rPr>
-        <w:t>k+1</w:t>
-      </w:r>
-      <w:r>
-        <w:rPr>
-          <w:lang w:val="en-US"/>
-        </w:rPr>
-        <w:t>) = F’(x</w:t>
-      </w:r>
-      <w:r>
-        <w:rPr>
-          <w:vertAlign w:val="subscript"/>
-          <w:lang w:val="en-US"/>
-        </w:rPr>
-        <w:t>k</w:t>
-      </w:r>
-      <w:r>
-        <w:rPr>
-          <w:lang w:val="en-US"/>
-        </w:rPr>
-        <w:t xml:space="preserve"> + a</w:t>
-      </w:r>
-      <w:r>
-        <w:rPr>
-          <w:vertAlign w:val="subscript"/>
-          <w:lang w:val="en-US"/>
-        </w:rPr>
-        <w:t>k</w:t>
-      </w:r>
-      <w:r>
-        <w:rPr>
-          <w:lang w:val="en-US"/>
-        </w:rPr>
-        <w:t>d</w:t>
-      </w:r>
-      <w:r>
-        <w:rPr>
-          <w:vertAlign w:val="subscript"/>
-          <w:lang w:val="en-US"/>
-        </w:rPr>
-        <w:t>k</w:t>
-      </w:r>
-      <w:r>
-        <w:rPr>
-          <w:lang w:val="en-US"/>
-        </w:rPr>
-        <w:t>) = d</w:t>
-      </w:r>
-      <w:r>
-        <w:rPr>
-          <w:vertAlign w:val="superscript"/>
-          <w:lang w:val="en-US"/>
-        </w:rPr>
-        <w:t>T</w:t>
-      </w:r>
-      <w:r>
-        <w:rPr>
-          <w:vertAlign w:val="subscript"/>
-          <w:lang w:val="en-US"/>
-        </w:rPr>
-        <w:t>k</w:t>
-      </w:r>
-      <w:r>
-        <w:rPr>
-          <w:lang w:val="en-US"/>
-        </w:rPr>
-        <w:t xml:space="preserve"> (A(x</w:t>
-      </w:r>
-      <w:r>
-        <w:rPr>
-          <w:vertAlign w:val="subscript"/>
-          <w:lang w:val="en-US"/>
-        </w:rPr>
-        <w:t>k</w:t>
-      </w:r>
-      <w:r>
-        <w:rPr>
-          <w:lang w:val="en-US"/>
-        </w:rPr>
-        <w:t xml:space="preserve"> + a</w:t>
-      </w:r>
-      <w:r>
-        <w:rPr>
-          <w:vertAlign w:val="subscript"/>
-          <w:lang w:val="en-US"/>
-        </w:rPr>
-        <w:t>k</w:t>
-      </w:r>
-      <w:r>
-        <w:rPr>
-          <w:lang w:val="en-US"/>
-        </w:rPr>
-        <w:t>d</w:t>
-      </w:r>
-      <w:r>
-        <w:rPr>
-          <w:vertAlign w:val="subscript"/>
-          <w:lang w:val="en-US"/>
-        </w:rPr>
-        <w:t>k</w:t>
-      </w:r>
-      <w:r>
-        <w:rPr>
-          <w:lang w:val="en-US"/>
-        </w:rPr>
-        <w:t xml:space="preserve">) – B) = 0 </w:t>
-      </w:r>
-    </w:p>
-    <w:p>
-      <w:pPr>
-        <w:ind w:firstLine="720"/>
-        <w:rPr>
-          <w:lang w:val="en-US"/>
-        </w:rPr>
-      </w:pPr>
-      <w:r>
-        <w:rPr>
-          <w:lang w:val="en-US"/>
-        </w:rPr>
-        <w:t xml:space="preserve">        =&gt; a</w:t>
-      </w:r>
-      <w:r>
-        <w:rPr>
-          <w:vertAlign w:val="subscript"/>
-          <w:lang w:val="en-US"/>
-        </w:rPr>
-        <w:t>k</w:t>
-      </w:r>
-      <w:r>
-        <w:rPr>
-          <w:lang w:val="en-US"/>
-        </w:rPr>
-        <w:t xml:space="preserve"> = d</w:t>
-      </w:r>
-      <w:r>
-        <w:rPr>
-          <w:vertAlign w:val="superscript"/>
-          <w:lang w:val="en-US"/>
-        </w:rPr>
-        <w:t>T</w:t>
-      </w:r>
-      <w:r>
-        <w:rPr>
-          <w:vertAlign w:val="subscript"/>
-          <w:lang w:val="en-US"/>
-        </w:rPr>
-        <w:t>k</w:t>
-      </w:r>
-      <w:r>
-        <w:rPr>
-          <w:lang w:val="en-US"/>
-        </w:rPr>
-        <w:t>(B - Ax</w:t>
-      </w:r>
-      <w:r>
-        <w:rPr>
-          <w:vertAlign w:val="subscript"/>
-          <w:lang w:val="en-US"/>
-        </w:rPr>
-        <w:t>k</w:t>
-      </w:r>
-      <w:r>
-        <w:rPr>
-          <w:lang w:val="en-US"/>
-        </w:rPr>
-        <w:t>) / d</w:t>
-      </w:r>
-      <w:r>
-        <w:rPr>
-          <w:vertAlign w:val="superscript"/>
-          <w:lang w:val="en-US"/>
-        </w:rPr>
-        <w:t>T</w:t>
-      </w:r>
-      <w:r>
-        <w:rPr>
-          <w:vertAlign w:val="subscript"/>
-          <w:lang w:val="en-US"/>
-        </w:rPr>
-        <w:t>k</w:t>
-      </w:r>
-      <w:r>
-        <w:rPr>
-          <w:lang w:val="en-US"/>
-        </w:rPr>
-        <w:t>Ad</w:t>
-      </w:r>
-      <w:r>
-        <w:rPr>
-          <w:vertAlign w:val="subscript"/>
-          <w:lang w:val="en-US"/>
-        </w:rPr>
-        <w:t>k</w:t>
-      </w:r>
-      <w:r>
-        <w:rPr>
-          <w:lang w:val="en-US"/>
-        </w:rPr>
-        <w:t xml:space="preserve"> = d</w:t>
-      </w:r>
-      <w:r>
-        <w:rPr>
-          <w:vertAlign w:val="superscript"/>
-          <w:lang w:val="en-US"/>
-        </w:rPr>
-        <w:t>T</w:t>
-      </w:r>
-      <w:r>
-        <w:rPr>
-          <w:vertAlign w:val="subscript"/>
-          <w:lang w:val="en-US"/>
-        </w:rPr>
-        <w:t>k</w:t>
-      </w:r>
-      <w:r>
-        <w:rPr>
-          <w:lang w:val="en-US"/>
-        </w:rPr>
-        <w:t>r</w:t>
-      </w:r>
-      <w:r>
-        <w:rPr>
-          <w:vertAlign w:val="subscript"/>
-          <w:lang w:val="en-US"/>
-        </w:rPr>
-        <w:t>k</w:t>
-      </w:r>
-      <w:r>
-        <w:rPr>
-          <w:lang w:val="en-US"/>
-        </w:rPr>
-        <w:t xml:space="preserve"> / d</w:t>
-      </w:r>
-      <w:r>
-        <w:rPr>
-          <w:vertAlign w:val="superscript"/>
-          <w:lang w:val="en-US"/>
-        </w:rPr>
-        <w:t>T</w:t>
-      </w:r>
-      <w:r>
-        <w:rPr>
-          <w:vertAlign w:val="subscript"/>
-          <w:lang w:val="en-US"/>
-        </w:rPr>
-        <w:t>k</w:t>
-      </w:r>
-      <w:r>
-        <w:rPr>
-          <w:lang w:val="en-US"/>
-        </w:rPr>
-        <w:t>Ad</w:t>
-      </w:r>
-      <w:r>
-        <w:rPr>
-          <w:vertAlign w:val="subscript"/>
-          <w:lang w:val="en-US"/>
-        </w:rPr>
-        <w:t>k</w:t>
-      </w:r>
-      <w:r>
-        <w:rPr>
-          <w:lang w:val="en-US"/>
-        </w:rPr>
-        <w:t xml:space="preserve"> =&gt; d</w:t>
-      </w:r>
-      <w:r>
-        <w:rPr>
-          <w:vertAlign w:val="superscript"/>
-          <w:lang w:val="en-US"/>
-        </w:rPr>
-        <w:t>T</w:t>
-      </w:r>
-      <w:r>
-        <w:rPr>
-          <w:vertAlign w:val="subscript"/>
-          <w:lang w:val="en-US"/>
-        </w:rPr>
-        <w:t>k</w:t>
-      </w:r>
-      <w:r>
-        <w:rPr>
-          <w:lang w:val="en-US"/>
-        </w:rPr>
-        <w:t>(r</w:t>
-      </w:r>
-      <w:r>
-        <w:rPr>
-          <w:vertAlign w:val="subscript"/>
-          <w:lang w:val="en-US"/>
-        </w:rPr>
-        <w:t>k</w:t>
-      </w:r>
-      <w:r>
-        <w:rPr>
-          <w:lang w:val="en-US"/>
-        </w:rPr>
-        <w:t xml:space="preserve"> - a</w:t>
-      </w:r>
-      <w:r>
-        <w:rPr>
-          <w:vertAlign w:val="subscript"/>
-          <w:lang w:val="en-US"/>
-        </w:rPr>
-        <w:t>k</w:t>
-      </w:r>
-      <w:r>
-        <w:rPr>
-          <w:lang w:val="en-US"/>
-        </w:rPr>
-        <w:t>Ad</w:t>
-      </w:r>
-      <w:r>
-        <w:rPr>
-          <w:vertAlign w:val="subscript"/>
-          <w:lang w:val="en-US"/>
-        </w:rPr>
-        <w:t>k</w:t>
-      </w:r>
-      <w:r>
-        <w:rPr>
-          <w:lang w:val="en-US"/>
-        </w:rPr>
-        <w:t>) = 0 =&gt; d</w:t>
-      </w:r>
-      <w:r>
-        <w:rPr>
-          <w:vertAlign w:val="superscript"/>
-          <w:lang w:val="en-US"/>
-        </w:rPr>
-        <w:t>T</w:t>
-      </w:r>
-      <w:r>
-        <w:rPr>
-          <w:vertAlign w:val="subscript"/>
-          <w:lang w:val="en-US"/>
-        </w:rPr>
-        <w:t>k</w:t>
-      </w:r>
-      <w:r>
-        <w:rPr>
-          <w:lang w:val="en-US"/>
-        </w:rPr>
-        <w:t xml:space="preserve"> </w:t>
-      </w:r>
-      <w:r>
-        <w:rPr>
-          <w:lang w:val="en-US"/>
-        </w:rPr>
-        <w:t>r</w:t>
-      </w:r>
-      <w:r>
-        <w:rPr>
-          <w:vertAlign w:val="subscript"/>
-          <w:lang w:val="en-US"/>
-        </w:rPr>
-        <w:t>k+1</w:t>
-      </w:r>
-      <w:r>
-        <w:rPr>
-          <w:lang w:val="en-US"/>
-        </w:rPr>
-        <w:t xml:space="preserve"> = 0</w:t>
-      </w:r>
-    </w:p>
-    <w:p>
-      <w:pPr>
-        <w:ind w:firstLine="720"/>
-        <w:rPr>
-          <w:lang w:val="en-US"/>
-        </w:rPr>
-      </w:pPr>
-      <w:r>
-        <w:rPr>
-          <w:lang w:val="en-US"/>
-        </w:rPr>
-        <w:t xml:space="preserve">       =&gt; d</w:t>
-      </w:r>
-      <w:r>
-        <w:rPr>
-          <w:vertAlign w:val="superscript"/>
-          <w:lang w:val="en-US"/>
-        </w:rPr>
-        <w:t>T</w:t>
-      </w:r>
-      <w:r>
-        <w:rPr>
-          <w:vertAlign w:val="subscript"/>
-          <w:lang w:val="en-US"/>
-        </w:rPr>
-        <w:t>k</w:t>
-      </w:r>
-      <w:r>
-        <w:rPr>
-          <w:lang w:val="en-US"/>
-        </w:rPr>
-        <w:t>r</w:t>
-      </w:r>
-      <w:r>
-        <w:rPr>
-          <w:vertAlign w:val="subscript"/>
-          <w:lang w:val="en-US"/>
-        </w:rPr>
-        <w:t>k</w:t>
-      </w:r>
-      <w:r>
-        <w:rPr>
-          <w:lang w:val="en-US"/>
-        </w:rPr>
-        <w:t xml:space="preserve"> = (r</w:t>
-      </w:r>
-      <w:r>
-        <w:rPr>
-          <w:vertAlign w:val="subscript"/>
-          <w:lang w:val="en-US"/>
-        </w:rPr>
-        <w:t>k</w:t>
-      </w:r>
-      <w:r>
-        <w:rPr>
-          <w:lang w:val="en-US"/>
-        </w:rPr>
-        <w:t xml:space="preserve"> + b</w:t>
-      </w:r>
-      <w:r>
-        <w:rPr>
-          <w:vertAlign w:val="subscript"/>
-          <w:lang w:val="en-US"/>
-        </w:rPr>
-        <w:t>k-1</w:t>
-      </w:r>
-      <w:r>
-        <w:rPr>
-          <w:lang w:val="en-US"/>
-        </w:rPr>
-        <w:t>d</w:t>
-      </w:r>
-      <w:r>
-        <w:rPr>
-          <w:vertAlign w:val="subscript"/>
-          <w:lang w:val="en-US"/>
-        </w:rPr>
-        <w:t>k-1</w:t>
-      </w:r>
-      <w:r>
-        <w:rPr>
-          <w:lang w:val="en-US"/>
-        </w:rPr>
-        <w:t>)</w:t>
-      </w:r>
-      <w:r>
-        <w:rPr>
-          <w:vertAlign w:val="superscript"/>
-          <w:lang w:val="en-US"/>
-        </w:rPr>
-        <w:t>T</w:t>
-      </w:r>
-      <w:r>
-        <w:rPr>
-          <w:lang w:val="en-US"/>
-        </w:rPr>
-        <w:t>r</w:t>
-      </w:r>
-      <w:r>
-        <w:rPr>
-          <w:vertAlign w:val="subscript"/>
-          <w:lang w:val="en-US"/>
-        </w:rPr>
-        <w:t>k</w:t>
-      </w:r>
-      <w:r>
-        <w:rPr>
-          <w:lang w:val="en-US"/>
-        </w:rPr>
-        <w:t xml:space="preserve"> = r</w:t>
-      </w:r>
-      <w:r>
-        <w:rPr>
-          <w:vertAlign w:val="superscript"/>
-          <w:lang w:val="en-US"/>
-        </w:rPr>
-        <w:t>T</w:t>
-      </w:r>
-      <w:r>
-        <w:rPr>
-          <w:lang w:val="en-US"/>
-        </w:rPr>
-        <w:t>r</w:t>
-      </w:r>
-      <w:r>
-        <w:rPr>
-          <w:vertAlign w:val="subscript"/>
-          <w:lang w:val="en-US"/>
-        </w:rPr>
-        <w:t>k</w:t>
-      </w:r>
-      <w:r>
-        <w:rPr>
-          <w:lang w:val="en-US"/>
-        </w:rPr>
-        <w:t xml:space="preserve"> =&gt; a</w:t>
-      </w:r>
-      <w:r>
-        <w:rPr>
-          <w:vertAlign w:val="subscript"/>
-          <w:lang w:val="en-US"/>
-        </w:rPr>
-        <w:t>k</w:t>
-      </w:r>
-      <w:r>
-        <w:rPr>
-          <w:lang w:val="en-US"/>
-        </w:rPr>
-        <w:t xml:space="preserve"> =</w:t>
-      </w:r>
-      <w:r>
-        <w:rPr>
-          <w:lang w:val="en-US"/>
-        </w:rPr>
-        <w:t xml:space="preserve"> </w:t>
-      </w:r>
-      <w:r>
-        <w:rPr>
-          <w:lang w:val="en-US"/>
-        </w:rPr>
-        <w:t>r</w:t>
-      </w:r>
-      <w:r>
-        <w:rPr>
-          <w:vertAlign w:val="superscript"/>
-          <w:lang w:val="en-US"/>
-        </w:rPr>
-        <w:t>T</w:t>
-      </w:r>
-      <w:r>
-        <w:rPr>
-          <w:vertAlign w:val="subscript"/>
-          <w:lang w:val="en-US"/>
-        </w:rPr>
-        <w:t>k</w:t>
-      </w:r>
-      <w:r>
-        <w:rPr>
-          <w:lang w:val="en-US"/>
-        </w:rPr>
-        <w:t>r</w:t>
-      </w:r>
-      <w:r>
-        <w:rPr>
-          <w:vertAlign w:val="subscript"/>
-          <w:lang w:val="en-US"/>
-        </w:rPr>
-        <w:t>k</w:t>
-      </w:r>
-      <w:r>
-        <w:rPr>
-          <w:lang w:val="en-US"/>
-        </w:rPr>
-        <w:t xml:space="preserve"> / d</w:t>
-      </w:r>
-      <w:r>
-        <w:rPr>
-          <w:vertAlign w:val="superscript"/>
-          <w:lang w:val="en-US"/>
-        </w:rPr>
-        <w:t>T</w:t>
-      </w:r>
-      <w:r>
-        <w:rPr>
-          <w:vertAlign w:val="subscript"/>
-          <w:lang w:val="en-US"/>
-        </w:rPr>
-        <w:t>k</w:t>
-      </w:r>
-      <w:r>
-        <w:rPr>
-          <w:lang w:val="en-US"/>
-        </w:rPr>
-        <w:t>Ad</w:t>
-      </w:r>
-      <w:r>
-        <w:rPr>
-          <w:vertAlign w:val="subscript"/>
-          <w:lang w:val="en-US"/>
-        </w:rPr>
-        <w:t>k</w:t>
-      </w:r>
-      <w:r>
-        <w:rPr>
-          <w:lang w:val="en-US"/>
-        </w:rPr>
-        <w:t xml:space="preserve"> = r</w:t>
-      </w:r>
-      <w:r>
-        <w:rPr>
-          <w:vertAlign w:val="superscript"/>
-          <w:lang w:val="en-US"/>
-        </w:rPr>
-        <w:t>T</w:t>
-      </w:r>
-      <w:r>
-        <w:rPr>
-          <w:vertAlign w:val="subscript"/>
-          <w:lang w:val="en-US"/>
-        </w:rPr>
-        <w:t>k</w:t>
-      </w:r>
-      <w:r>
-        <w:rPr>
-          <w:lang w:val="en-US"/>
-        </w:rPr>
-        <w:t>r</w:t>
-      </w:r>
-      <w:r>
-        <w:rPr>
-          <w:vertAlign w:val="subscript"/>
-          <w:lang w:val="en-US"/>
-        </w:rPr>
-        <w:t>k</w:t>
-      </w:r>
-      <w:r>
-        <w:rPr>
-          <w:lang w:val="en-US"/>
-        </w:rPr>
-        <w:t xml:space="preserve"> / (d</w:t>
-      </w:r>
-      <w:r>
-        <w:rPr>
-          <w:vertAlign w:val="subscript"/>
-          <w:lang w:val="en-US"/>
-        </w:rPr>
-        <w:t>k</w:t>
-      </w:r>
-      <w:r>
-        <w:rPr>
-          <w:lang w:val="en-US"/>
-        </w:rPr>
-        <w:t xml:space="preserve"> - b</w:t>
-      </w:r>
-      <w:r>
-        <w:rPr>
-          <w:vertAlign w:val="subscript"/>
-          <w:lang w:val="en-US"/>
-        </w:rPr>
-        <w:t>k-1</w:t>
-      </w:r>
-      <w:r>
-        <w:rPr>
-          <w:lang w:val="en-US"/>
-        </w:rPr>
-        <w:t>d</w:t>
-      </w:r>
-      <w:r>
-        <w:rPr>
-          <w:vertAlign w:val="subscript"/>
-          <w:lang w:val="en-US"/>
-        </w:rPr>
-        <w:t>k-1</w:t>
-      </w:r>
-      <w:r>
-        <w:rPr>
-          <w:lang w:val="en-US"/>
-        </w:rPr>
-        <w:t>)</w:t>
-      </w:r>
-      <w:r>
-        <w:rPr>
-          <w:vertAlign w:val="superscript"/>
-          <w:lang w:val="en-US"/>
-        </w:rPr>
-        <w:t>T</w:t>
-      </w:r>
-      <w:r>
-        <w:rPr>
-          <w:lang w:val="en-US"/>
-        </w:rPr>
-        <w:t>Ad</w:t>
-      </w:r>
-      <w:r>
-        <w:rPr>
-          <w:vertAlign w:val="subscript"/>
-          <w:lang w:val="en-US"/>
-        </w:rPr>
-        <w:t>k</w:t>
-      </w:r>
-    </w:p>
-    <w:p>
-      <w:pPr>
-        <w:ind w:firstLine="720"/>
-        <w:rPr>
-          <w:lang w:val="en-US"/>
-        </w:rPr>
-      </w:pPr>
-      <w:r>
-        <w:rPr>
-          <w:lang w:val="en-US"/>
-        </w:rPr>
-        <w:t xml:space="preserve">       = r</w:t>
-      </w:r>
-      <w:r>
-        <w:rPr>
-          <w:vertAlign w:val="superscript"/>
-          <w:lang w:val="en-US"/>
-        </w:rPr>
-        <w:t>T</w:t>
-      </w:r>
-      <w:r>
-        <w:rPr>
-          <w:vertAlign w:val="subscript"/>
-          <w:lang w:val="en-US"/>
-        </w:rPr>
-        <w:t>k</w:t>
-      </w:r>
-      <w:r>
-        <w:rPr>
-          <w:lang w:val="en-US"/>
-        </w:rPr>
-        <w:t>r</w:t>
-      </w:r>
-      <w:r>
-        <w:rPr>
-          <w:vertAlign w:val="subscript"/>
-          <w:lang w:val="en-US"/>
-        </w:rPr>
-        <w:t>k</w:t>
-      </w:r>
-      <w:r>
-        <w:rPr>
-          <w:lang w:val="en-US"/>
-        </w:rPr>
-        <w:t xml:space="preserve"> / r</w:t>
-      </w:r>
-      <w:r>
-        <w:rPr>
-          <w:vertAlign w:val="superscript"/>
-          <w:lang w:val="en-US"/>
-        </w:rPr>
-        <w:t>T</w:t>
-      </w:r>
-      <w:r>
-        <w:rPr>
-          <w:vertAlign w:val="subscript"/>
-          <w:lang w:val="en-US"/>
-        </w:rPr>
-        <w:t>k</w:t>
-      </w:r>
-      <w:r>
-        <w:rPr>
-          <w:lang w:val="en-US"/>
-        </w:rPr>
-        <w:t>Ad</w:t>
-      </w:r>
-      <w:r>
-        <w:rPr>
-          <w:vertAlign w:val="subscript"/>
-          <w:lang w:val="en-US"/>
-        </w:rPr>
-        <w:t>k</w:t>
-      </w:r>
-      <w:r>
-        <w:rPr>
-          <w:lang w:val="en-US"/>
-        </w:rPr>
-        <w:t xml:space="preserve"> =&gt; (r</w:t>
-      </w:r>
-      <w:r>
-        <w:rPr>
-          <w:vertAlign w:val="subscript"/>
-          <w:lang w:val="en-US"/>
-        </w:rPr>
-        <w:t>k</w:t>
-      </w:r>
-      <w:r>
-        <w:rPr>
-          <w:lang w:val="en-US"/>
-        </w:rPr>
-        <w:t xml:space="preserve"> - a</w:t>
-      </w:r>
-      <w:r>
-        <w:rPr>
-          <w:vertAlign w:val="subscript"/>
-          <w:lang w:val="en-US"/>
-        </w:rPr>
-        <w:t>k</w:t>
-      </w:r>
-      <w:r>
-        <w:rPr>
-          <w:lang w:val="en-US"/>
-        </w:rPr>
-        <w:t>Ad</w:t>
-      </w:r>
-      <w:r>
-        <w:rPr>
-          <w:vertAlign w:val="subscript"/>
-          <w:lang w:val="en-US"/>
-        </w:rPr>
-        <w:t>k</w:t>
-      </w:r>
-      <w:r>
-        <w:rPr>
-          <w:lang w:val="en-US"/>
-        </w:rPr>
-        <w:t>)</w:t>
-      </w:r>
-      <w:r>
-        <w:rPr>
-          <w:vertAlign w:val="superscript"/>
-          <w:lang w:val="en-US"/>
-        </w:rPr>
-        <w:t>T</w:t>
-      </w:r>
-      <w:r>
-        <w:rPr>
-          <w:lang w:val="en-US"/>
-        </w:rPr>
-        <w:t>r</w:t>
-      </w:r>
-      <w:r>
-        <w:rPr>
-          <w:vertAlign w:val="subscript"/>
-          <w:lang w:val="en-US"/>
-        </w:rPr>
-        <w:t>k</w:t>
-      </w:r>
-      <w:r>
-        <w:rPr>
-          <w:lang w:val="en-US"/>
-        </w:rPr>
-        <w:t xml:space="preserve"> = 0</w:t>
-      </w:r>
-      <w:r>
-        <w:rPr>
-          <w:lang w:val="en-US"/>
-        </w:rPr>
-        <w:t xml:space="preserve"> =&gt; r</w:t>
-      </w:r>
-      <w:r>
-        <w:rPr>
-          <w:vertAlign w:val="subscript"/>
-          <w:lang w:val="en-US"/>
-        </w:rPr>
-        <w:t>k+1</w:t>
-      </w:r>
-      <w:r>
-        <w:rPr>
-          <w:vertAlign w:val="superscript"/>
-          <w:lang w:val="en-US"/>
-        </w:rPr>
-        <w:t>T</w:t>
-      </w:r>
-      <w:r>
-        <w:rPr>
-          <w:lang w:val="en-US"/>
-        </w:rPr>
-        <w:t>r</w:t>
-      </w:r>
-      <w:r>
-        <w:rPr>
-          <w:vertAlign w:val="subscript"/>
-          <w:lang w:val="en-US"/>
-        </w:rPr>
-        <w:t>k</w:t>
-      </w:r>
-      <w:r>
-        <w:rPr>
-          <w:lang w:val="en-US"/>
-        </w:rPr>
-        <w:t xml:space="preserve"> = 0</w:t>
-      </w:r>
-    </w:p>
-    <w:p>
-      <w:pPr>
-        <w:ind w:firstLine="720"/>
-        <w:rPr>
-          <w:vertAlign w:val="subscript"/>
-          <w:lang w:val="en-US"/>
-        </w:rPr>
-      </w:pPr>
-      <w:r>
-        <w:rPr>
-          <w:lang w:val="en-US"/>
-        </w:rPr>
-        <w:t xml:space="preserve">        r</w:t>
-      </w:r>
-      <w:r>
-        <w:rPr>
-          <w:vertAlign w:val="subscript"/>
-          <w:lang w:val="en-US"/>
-        </w:rPr>
-        <w:t>k+1</w:t>
-      </w:r>
-      <w:r>
-        <w:rPr>
-          <w:lang w:val="en-US"/>
-        </w:rPr>
-        <w:t xml:space="preserve"> = B – Ax</w:t>
-      </w:r>
-      <w:r>
-        <w:rPr>
-          <w:vertAlign w:val="subscript"/>
-          <w:lang w:val="en-US"/>
-        </w:rPr>
-        <w:t>k+1</w:t>
-      </w:r>
-      <w:r>
-        <w:rPr>
-          <w:lang w:val="en-US"/>
-        </w:rPr>
-        <w:t xml:space="preserve"> = B – A(x</w:t>
-      </w:r>
-      <w:r>
-        <w:rPr>
-          <w:vertAlign w:val="subscript"/>
-          <w:lang w:val="en-US"/>
-        </w:rPr>
-        <w:t>k</w:t>
-      </w:r>
-      <w:r>
-        <w:rPr>
-          <w:lang w:val="en-US"/>
-        </w:rPr>
-        <w:t xml:space="preserve"> + a</w:t>
-      </w:r>
-      <w:r>
-        <w:rPr>
-          <w:vertAlign w:val="subscript"/>
-          <w:lang w:val="en-US"/>
-        </w:rPr>
-        <w:t>k</w:t>
-      </w:r>
-      <w:r>
-        <w:rPr>
-          <w:lang w:val="en-US"/>
-        </w:rPr>
-        <w:t>d</w:t>
-      </w:r>
-      <w:r>
-        <w:rPr>
-          <w:vertAlign w:val="subscript"/>
-          <w:lang w:val="en-US"/>
-        </w:rPr>
-        <w:t>k</w:t>
-      </w:r>
-      <w:r>
-        <w:rPr>
-          <w:lang w:val="en-US"/>
-        </w:rPr>
-        <w:t>) = (B – Ax</w:t>
-      </w:r>
-      <w:r>
-        <w:rPr>
-          <w:vertAlign w:val="subscript"/>
-          <w:lang w:val="en-US"/>
-        </w:rPr>
-        <w:t>k</w:t>
-      </w:r>
-      <w:r>
-        <w:rPr>
-          <w:lang w:val="en-US"/>
-        </w:rPr>
-        <w:t>) - a</w:t>
-      </w:r>
-      <w:r>
-        <w:rPr>
-          <w:vertAlign w:val="subscript"/>
-          <w:lang w:val="en-US"/>
-        </w:rPr>
-        <w:t>k</w:t>
-      </w:r>
-      <w:r>
-        <w:rPr>
-          <w:lang w:val="en-US"/>
-        </w:rPr>
-        <w:t>Ad</w:t>
-      </w:r>
-      <w:r>
-        <w:rPr>
-          <w:vertAlign w:val="subscript"/>
-          <w:lang w:val="en-US"/>
-        </w:rPr>
-        <w:t>k</w:t>
-      </w:r>
-      <w:r>
-        <w:rPr>
-          <w:lang w:val="en-US"/>
-        </w:rPr>
-        <w:t xml:space="preserve"> = r</w:t>
-      </w:r>
-      <w:r>
-        <w:rPr>
-          <w:vertAlign w:val="subscript"/>
-          <w:lang w:val="en-US"/>
-        </w:rPr>
-        <w:t>k</w:t>
-      </w:r>
-      <w:r>
-        <w:rPr>
-          <w:lang w:val="en-US"/>
-        </w:rPr>
-        <w:t xml:space="preserve"> - a</w:t>
-      </w:r>
-      <w:r>
-        <w:rPr>
-          <w:vertAlign w:val="subscript"/>
-          <w:lang w:val="en-US"/>
-        </w:rPr>
-        <w:t>k</w:t>
-      </w:r>
-      <w:r>
-        <w:rPr>
-          <w:lang w:val="en-US"/>
-        </w:rPr>
-        <w:t>Ad</w:t>
-      </w:r>
-      <w:r>
-        <w:rPr>
-          <w:vertAlign w:val="subscript"/>
-          <w:lang w:val="en-US"/>
-        </w:rPr>
-        <w:t>k</w:t>
-      </w:r>
-    </w:p>
-    <w:p>
-      <w:pPr>
-        <w:ind w:firstLine="720"/>
-        <w:rPr>
-          <w:lang w:val="en-US"/>
-        </w:rPr>
-      </w:pPr>
-      <w:r>
-        <w:rPr>
-          <w:lang w:val="en-US"/>
-        </w:rPr>
-        <w:t xml:space="preserve">        d</w:t>
-      </w:r>
-      <w:r>
-        <w:rPr>
-          <w:vertAlign w:val="subscript"/>
-          <w:lang w:val="en-US"/>
-        </w:rPr>
-        <w:t>k+1</w:t>
-      </w:r>
-      <w:r>
-        <w:rPr>
-          <w:lang w:val="en-US"/>
-        </w:rPr>
-        <w:t xml:space="preserve"> = r</w:t>
-      </w:r>
-      <w:r>
-        <w:rPr>
-          <w:vertAlign w:val="subscript"/>
-          <w:lang w:val="en-US"/>
-        </w:rPr>
-        <w:t>k+1</w:t>
-      </w:r>
-      <w:r>
-        <w:rPr>
-          <w:lang w:val="en-US"/>
-        </w:rPr>
-        <w:t xml:space="preserve"> + </w:t>
-      </w:r>
-      <w:r>
-        <w:rPr>
-          <w:lang w:val="en-US"/>
-        </w:rPr>
-        <w:t>b</w:t>
-      </w:r>
-      <w:r>
-        <w:rPr>
-          <w:vertAlign w:val="subscript"/>
-          <w:lang w:val="en-US"/>
-        </w:rPr>
-        <w:t>k</w:t>
-      </w:r>
-      <w:r>
-        <w:rPr>
-          <w:lang w:val="en-US"/>
-        </w:rPr>
-        <w:t>d</w:t>
-      </w:r>
-      <w:r>
-        <w:rPr>
-          <w:vertAlign w:val="subscript"/>
-          <w:lang w:val="en-US"/>
-        </w:rPr>
-        <w:t>k</w:t>
-      </w:r>
-    </w:p>
-    <w:p>
-      <w:pPr>
-        <w:ind w:firstLine="720"/>
-        <w:rPr>
-          <w:lang w:val="en-US"/>
-        </w:rPr>
-      </w:pPr>
-      <w:r>
-        <w:rPr>
-          <w:lang w:val="en-US"/>
-        </w:rPr>
         <w:t xml:space="preserve">        d</w:t>
       </w:r>
       <w:r>
@@ -25650,7 +26026,6 @@
           <w:bCs/>
           <w:lang w:val="en"/>
         </w:rPr>
-        <w:lastRenderedPageBreak/>
         <w:tab/>
         <w:t xml:space="preserve">      x</w:t>
       </w:r>
@@ -27401,83 +27776,670 @@
         <w:rPr>
           <w:lang w:val="en-US"/>
         </w:rPr>
+        <w:t xml:space="preserve">PPO(Proximal Policy Optimization): </w:t>
+      </w:r>
+      <w:r>
+        <w:rPr>
+          <w:lang w:val="en-US"/>
+        </w:rPr>
+        <w:t>Optimize dựa vào giới hạn step</w:t>
+      </w:r>
+    </w:p>
+    <w:p>
+      <w:pPr>
+        <w:rPr>
+          <w:lang w:val="en-US"/>
+        </w:rPr>
+      </w:pPr>
+      <w:r>
+        <w:rPr>
+          <w:lang w:val="en-US"/>
+        </w:rPr>
+        <w:tab/>
+        <w:t>Algo: r = tỉ lệ giữa distribution (grad) / distribution (detach)</w:t>
+      </w:r>
+    </w:p>
+    <w:p>
+      <w:pPr>
+        <w:rPr>
+          <w:lang w:val="en-US"/>
+        </w:rPr>
+      </w:pPr>
+      <w:r>
+        <w:rPr>
+          <w:lang w:val="en-US"/>
+        </w:rPr>
+        <w:tab/>
+        <w:t xml:space="preserve">         Loss = min(r * A, clip (r, 1 – e, 1 + e) * A)</w:t>
+      </w:r>
+    </w:p>
+    <w:p>
+      <w:pPr>
+        <w:rPr>
+          <w:lang w:val="en-US"/>
+        </w:rPr>
+      </w:pPr>
+      <w:r>
+        <w:rPr>
+          <w:lang w:val="en-US"/>
+        </w:rPr>
+        <w:tab/>
+        <w:t xml:space="preserve">         Tăng good action nhưng không &gt; e, giảm bad action nhưng không &gt; e</w:t>
+      </w:r>
+    </w:p>
+    <w:p>
+      <w:pPr>
+        <w:rPr>
+          <w:lang w:val="en-US"/>
+        </w:rPr>
+      </w:pPr>
+      <w:r>
+        <w:rPr>
+          <w:lang w:val="en-US"/>
+        </w:rPr>
+        <w:tab/>
+        <w:t xml:space="preserve">          Update nhiều lần liên tiếp cho tới khi kl giữa new và old distribution &gt; delta</w:t>
+      </w:r>
+    </w:p>
+    <w:p>
+      <w:pPr>
+        <w:rPr>
+          <w:lang w:val="en-US"/>
+        </w:rPr>
+      </w:pPr>
+      <w:r>
+        <w:rPr>
+          <w:lang w:val="en-US"/>
+        </w:rPr>
+        <w:t xml:space="preserve">Dijkstra’s Algorithm: Thuật toán tìm đường đi ngắn nhất từ một node đến node bất kì trong </w:t>
+      </w:r>
+    </w:p>
+    <w:p>
+      <w:pPr>
+        <w:ind w:left="720" w:firstLine="720"/>
+        <w:rPr>
+          <w:lang w:val="en-US"/>
+        </w:rPr>
+      </w:pPr>
+      <w:r>
+        <w:rPr>
+          <w:lang w:val="en-US"/>
+        </w:rPr>
+        <w:t xml:space="preserve">          Graph</w:t>
+      </w:r>
+      <w:r>
+        <w:rPr>
+          <w:lang w:val="en-US"/>
+        </w:rPr>
+        <w:t>(tưởng tượng cơn lũ)</w:t>
+      </w:r>
+    </w:p>
+    <w:p>
+      <w:pPr>
+        <w:rPr>
+          <w:lang w:val="en-US"/>
+        </w:rPr>
+      </w:pPr>
+      <w:r>
+        <w:rPr>
+          <w:lang w:val="en-US"/>
+        </w:rPr>
+        <w:tab/>
+        <w:t>Algo: Init node hiện tại</w:t>
+      </w:r>
+      <w:r>
+        <w:rPr>
+          <w:lang w:val="en-US"/>
+        </w:rPr>
+        <w:t>, tạo list unvisited node gồm full node, list visited node empty</w:t>
+      </w:r>
+    </w:p>
+    <w:p>
+      <w:pPr>
+        <w:rPr>
+          <w:lang w:val="en-US"/>
+        </w:rPr>
+      </w:pPr>
+      <w:r>
+        <w:rPr>
+          <w:lang w:val="en-US"/>
+        </w:rPr>
+        <w:tab/>
+        <w:t xml:space="preserve">         Init bảng cột 1 node, cột 2 giá trị ít nhất để đi đến node đó</w:t>
+      </w:r>
+      <w:r>
+        <w:rPr>
+          <w:lang w:val="en-US"/>
+        </w:rPr>
+        <w:t xml:space="preserve"> (inf)</w:t>
+      </w:r>
+      <w:r>
+        <w:rPr>
+          <w:lang w:val="en-US"/>
+        </w:rPr>
+        <w:t>,cột 3 prev_node</w:t>
+      </w:r>
+    </w:p>
+    <w:p>
+      <w:pPr>
+        <w:rPr>
+          <w:lang w:val="en-US"/>
+        </w:rPr>
+      </w:pPr>
+      <w:r>
+        <w:rPr>
+          <w:lang w:val="en-US"/>
+        </w:rPr>
+        <w:tab/>
+        <w:t xml:space="preserve">         </w:t>
+      </w:r>
+      <w:r>
+        <w:rPr>
+          <w:lang w:val="en-US"/>
+        </w:rPr>
+        <w:t>Từ node hiện tại, check full neighbor node nếu nó không nằm trong visited,</w:t>
+      </w:r>
+    </w:p>
+    <w:p>
+      <w:pPr>
+        <w:rPr>
+          <w:lang w:val="en-US"/>
+        </w:rPr>
+      </w:pPr>
+      <w:r>
+        <w:rPr>
+          <w:lang w:val="en-US"/>
+        </w:rPr>
+        <w:tab/>
+        <w:t xml:space="preserve">         Tính giá trị của neighbor node = giá trị node hiện tại + weight neighbor node</w:t>
+      </w:r>
+    </w:p>
+    <w:p>
+      <w:pPr>
+        <w:rPr>
+          <w:lang w:val="en-US"/>
+        </w:rPr>
+      </w:pPr>
+      <w:r>
+        <w:rPr>
+          <w:lang w:val="en-US"/>
+        </w:rPr>
+        <w:tab/>
+        <w:t xml:space="preserve">         Nếu giá trị &lt; giá trị cũ thì update bảng neighbor node, giá trị và prev_node</w:t>
+      </w:r>
+    </w:p>
+    <w:p>
+      <w:pPr>
+        <w:rPr>
+          <w:lang w:val="en-US"/>
+        </w:rPr>
+      </w:pPr>
+      <w:r>
+        <w:rPr>
+          <w:lang w:val="en-US"/>
+        </w:rPr>
+        <w:tab/>
+        <w:t xml:space="preserve">         Delete node hiện tại khỏi unvisited cho vào visited</w:t>
+      </w:r>
+    </w:p>
+    <w:p>
+      <w:pPr>
+        <w:rPr>
+          <w:lang w:val="en-US"/>
+        </w:rPr>
+      </w:pPr>
+      <w:r>
+        <w:rPr>
+          <w:lang w:val="en-US"/>
+        </w:rPr>
         <w:lastRenderedPageBreak/>
-        <w:t xml:space="preserve">PPO(Proximal Policy Optimization): </w:t>
-      </w:r>
-      <w:r>
-        <w:rPr>
-          <w:lang w:val="en-US"/>
-        </w:rPr>
-        <w:t>Optimize dựa vào giới hạn step</w:t>
-      </w:r>
-    </w:p>
-    <w:p>
-      <w:pPr>
-        <w:rPr>
-          <w:lang w:val="en-US"/>
-        </w:rPr>
-      </w:pPr>
-      <w:r>
-        <w:rPr>
-          <w:lang w:val="en-US"/>
-        </w:rPr>
-        <w:tab/>
-        <w:t>Algo: r = tỉ lệ giữa distribution (grad) / distribution (detach)</w:t>
-      </w:r>
-    </w:p>
-    <w:p>
-      <w:pPr>
-        <w:rPr>
-          <w:lang w:val="en-US"/>
-        </w:rPr>
-      </w:pPr>
-      <w:r>
-        <w:rPr>
-          <w:lang w:val="en-US"/>
-        </w:rPr>
-        <w:tab/>
-        <w:t xml:space="preserve">         Loss = min(r * A, clip (r, 1 – e, 1 + e) * A)</w:t>
-      </w:r>
-    </w:p>
-    <w:p>
-      <w:pPr>
-        <w:rPr>
-          <w:lang w:val="en-US"/>
-        </w:rPr>
-      </w:pPr>
-      <w:r>
-        <w:rPr>
-          <w:lang w:val="en-US"/>
-        </w:rPr>
-        <w:tab/>
-        <w:t xml:space="preserve">         Tăng good action nhưng không &gt; e, giảm bad action nhưng không &gt; e</w:t>
-      </w:r>
-    </w:p>
-    <w:p>
-      <w:pPr>
-        <w:rPr>
-          <w:lang w:val="en-US"/>
-        </w:rPr>
-      </w:pPr>
-      <w:r>
-        <w:rPr>
-          <w:lang w:val="en-US"/>
-        </w:rPr>
-        <w:tab/>
-        <w:t xml:space="preserve">          Update nhiều lần liên tiếp cho tới khi kl giữa new và old distribution &gt; delta</w:t>
-      </w:r>
-    </w:p>
-    <w:p>
-      <w:pPr>
-        <w:rPr>
-          <w:lang w:val="en-US"/>
-        </w:rPr>
-      </w:pPr>
-      <w:r>
-        <w:rPr>
-          <w:lang w:val="en-US"/>
-        </w:rPr>
-        <w:t xml:space="preserve">Dijkstra’s Algorithm: Thuật toán tìm đường đi ngắn nhất từ một node đến node bất kì trong </w:t>
+        <w:tab/>
+        <w:t xml:space="preserve">         Node hiện tại = node trong unvisited có giá trị nhỏ nhất</w:t>
+      </w:r>
+    </w:p>
+    <w:p>
+      <w:pPr>
+        <w:rPr>
+          <w:lang w:val="en-US"/>
+        </w:rPr>
+      </w:pPr>
+      <w:r>
+        <w:rPr>
+          <w:lang w:val="en-US"/>
+        </w:rPr>
+        <w:tab/>
+        <w:t xml:space="preserve">         Lặp lại cho đến khi visit all node</w:t>
+      </w:r>
+    </w:p>
+    <w:p>
+      <w:pPr>
+        <w:rPr>
+          <w:lang w:val="en-US"/>
+        </w:rPr>
+      </w:pPr>
+      <w:r>
+        <w:rPr>
+          <w:lang w:val="en-US"/>
+        </w:rPr>
+        <w:tab/>
+        <w:t xml:space="preserve">         Dò path = prev_node</w:t>
+      </w:r>
+    </w:p>
+    <w:p>
+      <w:pPr>
+        <w:rPr>
+          <w:lang w:val="en-US"/>
+        </w:rPr>
+      </w:pPr>
+      <w:r>
+        <w:rPr>
+          <w:lang w:val="en-US"/>
+        </w:rPr>
+        <w:t xml:space="preserve">A* Search Algorithm: Giống Dijkstra’s Algorithm nhưng tìm kiếm kết quả không tối ưu trong </w:t>
+      </w:r>
+    </w:p>
+    <w:p>
+      <w:pPr>
+        <w:ind w:left="2160"/>
+        <w:rPr>
+          <w:lang w:val="en-US"/>
+        </w:rPr>
+      </w:pPr>
+      <w:r>
+        <w:rPr>
+          <w:lang w:val="en-US"/>
+        </w:rPr>
+        <w:t>thời gian ngắn</w:t>
+      </w:r>
+    </w:p>
+    <w:p>
+      <w:pPr>
+        <w:rPr>
+          <w:lang w:val="en-US"/>
+        </w:rPr>
+      </w:pPr>
+      <w:r>
+        <w:rPr>
+          <w:lang w:val="en-US"/>
+        </w:rPr>
+        <w:tab/>
+        <w:t>Algo: Giống Dijkstra, nhưng node hiện tại = node có giá trị value + heuristic nhỏ nhất</w:t>
+      </w:r>
+    </w:p>
+    <w:p>
+      <w:pPr>
+        <w:rPr>
+          <w:lang w:val="en-US"/>
+        </w:rPr>
+      </w:pPr>
+      <w:r>
+        <w:rPr>
+          <w:lang w:val="en-US"/>
+        </w:rPr>
+        <w:tab/>
+        <w:t xml:space="preserve">         Heuristic = khoảng cách của node đến điểm đích (hoặc model khác)</w:t>
+      </w:r>
+    </w:p>
+    <w:p>
+      <w:pPr>
+        <w:rPr>
+          <w:lang w:val="en-US"/>
+        </w:rPr>
+      </w:pPr>
+      <w:r>
+        <w:rPr>
+          <w:lang w:val="en-US"/>
+        </w:rPr>
+        <w:tab/>
+        <w:t xml:space="preserve">         Dừng khi tìm được đích</w:t>
+      </w:r>
+    </w:p>
+    <w:p>
+      <w:pPr>
+        <w:rPr>
+          <w:lang w:val="en-US"/>
+        </w:rPr>
+      </w:pPr>
+      <w:r>
+        <w:rPr>
+          <w:lang w:val="en-US"/>
+        </w:rPr>
+        <w:t>Hemiltonian Cycle: Loop đi qua tất cả vertices của graph một lần duy nhất</w:t>
+      </w:r>
+    </w:p>
+    <w:p>
+      <w:pPr>
+        <w:rPr>
+          <w:lang w:val="en-US"/>
+        </w:rPr>
+      </w:pPr>
+      <w:r>
+        <w:rPr>
+          <w:lang w:val="en-US"/>
+        </w:rPr>
+        <w:t>Prim’s Algorithm: Thuật toán spanning tree với weight nhỏ nhất</w:t>
+      </w:r>
+    </w:p>
+    <w:p>
+      <w:pPr>
+        <w:rPr>
+          <w:lang w:val="en-US"/>
+        </w:rPr>
+      </w:pPr>
+      <w:r>
+        <w:rPr>
+          <w:lang w:val="en-US"/>
+        </w:rPr>
+        <w:t xml:space="preserve">Union-Find: Thuật toán dung hợp 2 graph cho trước 2 element thuộc 2 graph, tìm graph của </w:t>
+      </w:r>
+    </w:p>
+    <w:p>
+      <w:pPr>
+        <w:ind w:firstLine="720"/>
+        <w:rPr>
+          <w:lang w:val="en-US"/>
+        </w:rPr>
+      </w:pPr>
+      <w:r>
+        <w:rPr>
+          <w:lang w:val="en-US"/>
+        </w:rPr>
+        <w:t xml:space="preserve">        Element dựa vào node đại diện</w:t>
+      </w:r>
+    </w:p>
+    <w:p>
+      <w:pPr>
+        <w:rPr>
+          <w:lang w:val="en-US"/>
+        </w:rPr>
+      </w:pPr>
+      <w:r>
+        <w:rPr>
+          <w:lang w:val="en-US"/>
+        </w:rPr>
+        <w:t>Genetic Algorithm: Thuật toán gen di truyền dựa vào chọn lọc tiến hóa</w:t>
+      </w:r>
+    </w:p>
+    <w:p>
+      <w:pPr>
+        <w:rPr>
+          <w:lang w:val="en-US"/>
+        </w:rPr>
+      </w:pPr>
+      <w:r>
+        <w:rPr>
+          <w:lang w:val="en-US"/>
+        </w:rPr>
+        <w:tab/>
+        <w:t>Algo: Init đời đầu population với size = n, tạo hàm fitness đo chất lượng của cá thể</w:t>
+      </w:r>
+    </w:p>
+    <w:p>
+      <w:pPr>
+        <w:rPr>
+          <w:lang w:val="en-US"/>
+        </w:rPr>
+      </w:pPr>
+      <w:r>
+        <w:rPr>
+          <w:lang w:val="en-US"/>
+        </w:rPr>
+        <w:tab/>
+        <w:t xml:space="preserve">         Chọn ra các cá thể với fitness lớn nhất  cho thẳng vào đời sau</w:t>
+      </w:r>
+    </w:p>
+    <w:p>
+      <w:pPr>
+        <w:rPr>
+          <w:lang w:val="en-US"/>
+        </w:rPr>
+      </w:pPr>
+      <w:r>
+        <w:rPr>
+          <w:lang w:val="en-US"/>
+        </w:rPr>
+        <w:tab/>
+        <w:t xml:space="preserve">         Tạo tiếp các cá thể tiếp theo cho đủ bằng cách hoán đổi các đoạn gen của 2 cá </w:t>
+      </w:r>
+    </w:p>
+    <w:p>
+      <w:pPr>
+        <w:ind w:firstLine="720"/>
+        <w:rPr>
+          <w:lang w:val="en-US"/>
+        </w:rPr>
+      </w:pPr>
+      <w:r>
+        <w:rPr>
+          <w:lang w:val="en-US"/>
+        </w:rPr>
+        <w:t xml:space="preserve">         thể bố mẹ tốt bất kì, gây đột biến gen với tần suất thấp</w:t>
+      </w:r>
+    </w:p>
+    <w:p>
+      <w:pPr>
+        <w:ind w:firstLine="720"/>
+        <w:rPr>
+          <w:lang w:val="en-US"/>
+        </w:rPr>
+      </w:pPr>
+      <w:r>
+        <w:rPr>
+          <w:lang w:val="en-US"/>
+        </w:rPr>
+        <w:t xml:space="preserve">         Loop cho đến đời đạt yêu cầu</w:t>
+      </w:r>
+    </w:p>
+    <w:p>
+      <w:pPr>
+        <w:rPr>
+          <w:lang w:val="en-US"/>
+        </w:rPr>
+      </w:pPr>
+      <w:r>
+        <w:rPr>
+          <w:lang w:val="en-US"/>
+        </w:rPr>
+        <w:t xml:space="preserve">Steady State Selection: Chọn bố mẹ là con tốt nhất, thay thế </w:t>
+      </w:r>
+      <w:r>
+        <w:rPr>
+          <w:lang w:val="en-US"/>
+        </w:rPr>
+        <w:t xml:space="preserve">vài </w:t>
+      </w:r>
+      <w:r>
+        <w:rPr>
+          <w:lang w:val="en-US"/>
+        </w:rPr>
+        <w:t xml:space="preserve">con yếu bằng con của bố </w:t>
+      </w:r>
+    </w:p>
+    <w:p>
+      <w:pPr>
+        <w:ind w:left="1440" w:firstLine="720"/>
+        <w:rPr>
+          <w:lang w:val="en-US"/>
+        </w:rPr>
+      </w:pPr>
+      <w:r>
+        <w:rPr>
+          <w:lang w:val="en-US"/>
+        </w:rPr>
+        <w:t xml:space="preserve">   </w:t>
+      </w:r>
+      <w:r>
+        <w:rPr>
+          <w:lang w:val="en-US"/>
+        </w:rPr>
+        <w:t>mẹ, phần còn lại giữ nguyên</w:t>
+      </w:r>
+    </w:p>
+    <w:p>
+      <w:pPr>
+        <w:rPr>
+          <w:lang w:val="en-US"/>
+        </w:rPr>
+      </w:pPr>
+      <w:r>
+        <w:rPr>
+          <w:lang w:val="en-US"/>
+        </w:rPr>
+        <w:t>Single Point Crossover: Chọn điểm đánh dấu, tráo gen từ điểm đó cho nhau</w:t>
+      </w:r>
+    </w:p>
+    <w:p>
+      <w:pPr>
+        <w:rPr>
+          <w:lang w:val="en-US"/>
+        </w:rPr>
+      </w:pPr>
+      <w:r>
+        <w:rPr>
+          <w:lang w:val="en-US"/>
+        </w:rPr>
+        <w:t>Ornstein-Uhlenbeck Process: R</w:t>
+      </w:r>
+      <w:r>
+        <w:rPr>
+          <w:lang w:val="en-US"/>
+        </w:rPr>
+        <w:t xml:space="preserve">andom walk process tạo brownian noise tương quan với thời </w:t>
+      </w:r>
+    </w:p>
+    <w:p>
+      <w:pPr>
+        <w:ind w:left="2160" w:firstLine="720"/>
+        <w:rPr>
+          <w:lang w:val="en-US"/>
+        </w:rPr>
+      </w:pPr>
+      <w:r>
+        <w:rPr>
+          <w:lang w:val="en-US"/>
+        </w:rPr>
+        <w:t>g</w:t>
+      </w:r>
+      <w:r>
+        <w:rPr>
+          <w:lang w:val="en-US"/>
+        </w:rPr>
+        <w:t>ian</w:t>
+      </w:r>
+    </w:p>
+    <w:p>
+      <w:pPr>
+        <w:rPr>
+          <w:lang w:val="en-US"/>
+        </w:rPr>
+      </w:pPr>
+      <w:r>
+        <w:rPr>
+          <w:lang w:val="en-US"/>
+        </w:rPr>
+        <w:tab/>
+        <w:t>Formula: x_new = x_old + theta * (mean – x_old) * dt + normal(0, std) * dt ** 0.5</w:t>
+      </w:r>
+    </w:p>
+    <w:p>
+      <w:pPr>
+        <w:rPr>
+          <w:lang w:val="en-US"/>
+        </w:rPr>
+      </w:pPr>
+      <w:r>
+        <w:rPr>
+          <w:lang w:val="en-US"/>
+        </w:rPr>
+        <w:tab/>
+      </w:r>
+      <w:r>
+        <w:rPr>
+          <w:lang w:val="en-US"/>
+        </w:rPr>
+        <w:tab/>
+        <w:t xml:space="preserve">   x_new = x_old</w:t>
+      </w:r>
+    </w:p>
+    <w:p>
+      <w:pPr>
+        <w:rPr>
+          <w:lang w:val="en-US"/>
+        </w:rPr>
+      </w:pPr>
+      <w:r>
+        <w:rPr>
+          <w:lang w:val="en-US"/>
+        </w:rPr>
+        <w:tab/>
+      </w:r>
+      <w:r>
+        <w:rPr>
+          <w:lang w:val="en-US"/>
+        </w:rPr>
+        <w:tab/>
+        <w:t xml:space="preserve">   theta giữ cho x around mean, dt càng nhỏ càng tương đồng x_old</w:t>
+      </w:r>
+    </w:p>
+    <w:p>
+      <w:pPr>
+        <w:rPr>
+          <w:lang w:val="en-US"/>
+        </w:rPr>
+      </w:pPr>
+      <w:r>
+        <w:rPr>
+          <w:lang w:val="en-US"/>
+        </w:rPr>
+        <w:t>Xavier Initialization: Khởi tạo weight sao cho variance = 1, tránh vanishing gradient</w:t>
+      </w:r>
+    </w:p>
+    <w:p>
+      <w:pPr>
+        <w:rPr>
+          <w:lang w:val="en-US"/>
+        </w:rPr>
+      </w:pPr>
+      <w:r>
+        <w:rPr>
+          <w:lang w:val="en-US"/>
+        </w:rPr>
+        <w:tab/>
+        <w:t xml:space="preserve">Algo: Số neuron layer 1 * variance = 1 =&gt; variance của weight = 1/n =&gt; std scale </w:t>
+      </w:r>
+    </w:p>
+    <w:p>
+      <w:pPr>
+        <w:ind w:firstLine="720"/>
+        <w:rPr>
+          <w:lang w:val="en-US"/>
+        </w:rPr>
+      </w:pPr>
+      <w:r>
+        <w:rPr>
+          <w:lang w:val="en-US"/>
+        </w:rPr>
+        <w:lastRenderedPageBreak/>
+        <w:t xml:space="preserve">         1/n**0.5</w:t>
+      </w:r>
+    </w:p>
+    <w:p>
+      <w:pPr>
+        <w:rPr>
+          <w:lang w:val="en-US"/>
+        </w:rPr>
+      </w:pPr>
+      <w:r>
+        <w:rPr>
+          <w:lang w:val="en-US"/>
+        </w:rPr>
+        <w:t>Random Walk: Một loạt các hành động ngẫu nhiên</w:t>
+      </w:r>
+      <w:r>
+        <w:rPr>
+          <w:lang w:val="en-US"/>
+        </w:rPr>
+        <w:t xml:space="preserve">, 2d chắc chắn về vị trí xuất phát, 3d </w:t>
       </w:r>
     </w:p>
     <w:p>
@@ -27491,271 +28453,21 @@
         <w:rPr>
           <w:lang w:val="en-US"/>
         </w:rPr>
-        <w:t xml:space="preserve">          Graph</w:t>
-      </w:r>
-      <w:r>
-        <w:rPr>
-          <w:lang w:val="en-US"/>
-        </w:rPr>
-        <w:t>(tưởng tượng cơn lũ)</w:t>
-      </w:r>
-    </w:p>
-    <w:p>
-      <w:pPr>
-        <w:rPr>
-          <w:lang w:val="en-US"/>
-        </w:rPr>
-      </w:pPr>
-      <w:r>
-        <w:rPr>
-          <w:lang w:val="en-US"/>
-        </w:rPr>
-        <w:tab/>
-        <w:t>Algo: Init node hiện tại</w:t>
-      </w:r>
-      <w:r>
-        <w:rPr>
-          <w:lang w:val="en-US"/>
-        </w:rPr>
-        <w:t>, tạo list unvisited node gồm full node, list visited node empty</w:t>
-      </w:r>
-    </w:p>
-    <w:p>
-      <w:pPr>
-        <w:rPr>
-          <w:lang w:val="en-US"/>
-        </w:rPr>
-      </w:pPr>
-      <w:r>
-        <w:rPr>
-          <w:lang w:val="en-US"/>
-        </w:rPr>
-        <w:tab/>
-        <w:t xml:space="preserve">         Init bảng cột 1 node, cột 2 giá trị ít nhất để đi đến node đó</w:t>
-      </w:r>
-      <w:r>
-        <w:rPr>
-          <w:lang w:val="en-US"/>
-        </w:rPr>
-        <w:t xml:space="preserve"> (inf)</w:t>
-      </w:r>
-      <w:r>
-        <w:rPr>
-          <w:lang w:val="en-US"/>
-        </w:rPr>
-        <w:t>,cột 3 prev_node</w:t>
-      </w:r>
-    </w:p>
-    <w:p>
-      <w:pPr>
-        <w:rPr>
-          <w:lang w:val="en-US"/>
-        </w:rPr>
-      </w:pPr>
-      <w:r>
-        <w:rPr>
-          <w:lang w:val="en-US"/>
-        </w:rPr>
-        <w:tab/>
-        <w:t xml:space="preserve">         </w:t>
-      </w:r>
-      <w:r>
-        <w:rPr>
-          <w:lang w:val="en-US"/>
-        </w:rPr>
-        <w:t>Từ node hiện tại, check full neighbor node nếu nó không nằm trong visited,</w:t>
-      </w:r>
-    </w:p>
-    <w:p>
-      <w:pPr>
-        <w:rPr>
-          <w:lang w:val="en-US"/>
-        </w:rPr>
-      </w:pPr>
-      <w:r>
-        <w:rPr>
-          <w:lang w:val="en-US"/>
-        </w:rPr>
-        <w:tab/>
-        <w:t xml:space="preserve">         Tính giá trị của neighbor node = giá trị node hiện tại + weight neighbor node</w:t>
-      </w:r>
-    </w:p>
-    <w:p>
-      <w:pPr>
-        <w:rPr>
-          <w:lang w:val="en-US"/>
-        </w:rPr>
-      </w:pPr>
-      <w:r>
-        <w:rPr>
-          <w:lang w:val="en-US"/>
-        </w:rPr>
-        <w:tab/>
-        <w:t xml:space="preserve">         Nếu giá trị &lt; giá trị cũ thì update bảng neighbor node, giá trị và prev_node</w:t>
-      </w:r>
-    </w:p>
-    <w:p>
-      <w:pPr>
-        <w:rPr>
-          <w:lang w:val="en-US"/>
-        </w:rPr>
-      </w:pPr>
-      <w:r>
-        <w:rPr>
-          <w:lang w:val="en-US"/>
-        </w:rPr>
-        <w:tab/>
-        <w:t xml:space="preserve">         Delete node hiện tại khỏi unvisited cho vào visited</w:t>
-      </w:r>
-    </w:p>
-    <w:p>
-      <w:pPr>
-        <w:rPr>
-          <w:lang w:val="en-US"/>
-        </w:rPr>
-      </w:pPr>
-      <w:r>
-        <w:rPr>
-          <w:lang w:val="en-US"/>
-        </w:rPr>
-        <w:tab/>
-        <w:t xml:space="preserve">         Node hiện tại = node trong unvisited có giá trị nhỏ nhất</w:t>
-      </w:r>
-    </w:p>
-    <w:p>
-      <w:pPr>
-        <w:rPr>
-          <w:lang w:val="en-US"/>
-        </w:rPr>
-      </w:pPr>
-      <w:r>
-        <w:rPr>
-          <w:lang w:val="en-US"/>
-        </w:rPr>
-        <w:tab/>
-        <w:t xml:space="preserve">         Lặp lại cho đến khi visit all node</w:t>
-      </w:r>
-    </w:p>
-    <w:p>
-      <w:pPr>
-        <w:rPr>
-          <w:lang w:val="en-US"/>
-        </w:rPr>
-      </w:pPr>
-      <w:r>
-        <w:rPr>
-          <w:lang w:val="en-US"/>
-        </w:rPr>
-        <w:tab/>
-        <w:t xml:space="preserve">         Dò path = prev_node</w:t>
-      </w:r>
-    </w:p>
-    <w:p>
-      <w:pPr>
-        <w:rPr>
-          <w:lang w:val="en-US"/>
-        </w:rPr>
-      </w:pPr>
-      <w:r>
-        <w:rPr>
-          <w:lang w:val="en-US"/>
-        </w:rPr>
-        <w:t xml:space="preserve">A* Search Algorithm: Giống Dijkstra’s Algorithm nhưng tìm kiếm kết quả không tối ưu trong </w:t>
-      </w:r>
-    </w:p>
-    <w:p>
-      <w:pPr>
-        <w:ind w:left="2160"/>
-        <w:rPr>
-          <w:lang w:val="en-US"/>
-        </w:rPr>
-      </w:pPr>
-      <w:r>
-        <w:rPr>
-          <w:lang w:val="en-US"/>
-        </w:rPr>
-        <w:t>thời gian ngắn</w:t>
-      </w:r>
-    </w:p>
-    <w:p>
-      <w:pPr>
-        <w:rPr>
-          <w:lang w:val="en-US"/>
-        </w:rPr>
-      </w:pPr>
-      <w:r>
-        <w:rPr>
-          <w:lang w:val="en-US"/>
-        </w:rPr>
-        <w:tab/>
-        <w:t>Algo: Giống Dijkstra, nhưng node hiện tại = node có giá trị value + heuristic nhỏ nhất</w:t>
-      </w:r>
-    </w:p>
-    <w:p>
-      <w:pPr>
-        <w:rPr>
-          <w:lang w:val="en-US"/>
-        </w:rPr>
-      </w:pPr>
-      <w:r>
-        <w:rPr>
-          <w:lang w:val="en-US"/>
-        </w:rPr>
-        <w:tab/>
-        <w:t xml:space="preserve">         Heuristic = khoảng cách của node đến điểm đích (hoặc model khác)</w:t>
-      </w:r>
-    </w:p>
-    <w:p>
-      <w:pPr>
-        <w:rPr>
-          <w:lang w:val="en-US"/>
-        </w:rPr>
-      </w:pPr>
-      <w:r>
-        <w:rPr>
-          <w:lang w:val="en-US"/>
-        </w:rPr>
-        <w:tab/>
-        <w:t xml:space="preserve">         Dừng khi tìm được đích</w:t>
-      </w:r>
-    </w:p>
-    <w:p>
-      <w:pPr>
-        <w:rPr>
-          <w:lang w:val="en-US"/>
-        </w:rPr>
-      </w:pPr>
-      <w:r>
-        <w:rPr>
-          <w:lang w:val="en-US"/>
-        </w:rPr>
-        <w:t>Hemiltonian Cycle: Loop đi qua tất cả vertices của graph một lần duy nhất</w:t>
-      </w:r>
-    </w:p>
-    <w:p>
-      <w:pPr>
-        <w:rPr>
-          <w:lang w:val="en-US"/>
-        </w:rPr>
-      </w:pPr>
-      <w:r>
-        <w:rPr>
-          <w:lang w:val="en-US"/>
-        </w:rPr>
-        <w:t>Prim’s Algorithm: Thuật toán spanning tree với weight nhỏ nhất</w:t>
-      </w:r>
-    </w:p>
-    <w:p>
-      <w:pPr>
-        <w:rPr>
-          <w:lang w:val="en-US"/>
-        </w:rPr>
-      </w:pPr>
-      <w:r>
-        <w:rPr>
-          <w:lang w:val="en-US"/>
-        </w:rPr>
-        <w:t xml:space="preserve">Union-Find: Thuật toán dung hợp 2 graph cho trước 2 element thuộc 2 graph, tìm graph của </w:t>
+        <w:t xml:space="preserve"> chưa chắc về vị trí xuất phát</w:t>
+      </w:r>
+    </w:p>
+    <w:p>
+      <w:pPr>
+        <w:rPr>
+          <w:lang w:val="en-US"/>
+        </w:rPr>
+      </w:pPr>
+      <w:r>
+        <w:rPr>
+          <w:lang w:val="en-US"/>
+        </w:rPr>
+        <w:tab/>
+        <w:t xml:space="preserve">Ex: Trên trục số bắt đầu tại 0, 50% sang phải 1 đơn vị, 50% sang trái 1 đơn vị, sau 2 </w:t>
       </w:r>
     </w:p>
     <w:p>
@@ -27769,48 +28481,412 @@
         <w:rPr>
           <w:lang w:val="en-US"/>
         </w:rPr>
-        <w:t xml:space="preserve">        Element dựa vào node đại diện</w:t>
-      </w:r>
-    </w:p>
-    <w:p>
-      <w:pPr>
-        <w:rPr>
-          <w:lang w:val="en-US"/>
-        </w:rPr>
-      </w:pPr>
-      <w:r>
-        <w:rPr>
-          <w:lang w:val="en-US"/>
-        </w:rPr>
-        <w:t>Genetic Algorithm: Thuật toán gen di truyền dựa vào chọn lọc tiến hóa</w:t>
-      </w:r>
-    </w:p>
-    <w:p>
-      <w:pPr>
-        <w:rPr>
-          <w:lang w:val="en-US"/>
-        </w:rPr>
-      </w:pPr>
-      <w:r>
-        <w:rPr>
-          <w:lang w:val="en-US"/>
-        </w:rPr>
-        <w:tab/>
-        <w:t>Algo: Init đời đầu population với size = n, tạo hàm fitness đo chất lượng của cá thể</w:t>
-      </w:r>
-    </w:p>
-    <w:p>
-      <w:pPr>
-        <w:rPr>
-          <w:lang w:val="en-US"/>
-        </w:rPr>
-      </w:pPr>
-      <w:r>
-        <w:rPr>
-          <w:lang w:val="en-US"/>
-        </w:rPr>
-        <w:tab/>
-        <w:t xml:space="preserve">         Chọn ra các cá thể với fitness lớn nhất  cho thẳng vào đời sau</w:t>
+        <w:t xml:space="preserve">      bước, tỉ lệ về 0 là 50%, sang 2 là 25%, sang -2 là 25%, …</w:t>
+      </w:r>
+    </w:p>
+    <w:p>
+      <w:pPr>
+        <w:rPr>
+          <w:lang w:val="en-US"/>
+        </w:rPr>
+      </w:pPr>
+      <w:r>
+        <w:rPr>
+          <w:lang w:val="en-US"/>
+        </w:rPr>
+        <w:t>Brownian Motion: Chuyển động ngẫu nhiên của bụi trong fluid, là random walk với step nhỏ</w:t>
+      </w:r>
+    </w:p>
+    <w:p>
+      <w:pPr>
+        <w:rPr>
+          <w:lang w:val="en-US"/>
+        </w:rPr>
+      </w:pPr>
+      <w:r>
+        <w:rPr>
+          <w:lang w:val="en-US"/>
+        </w:rPr>
+        <w:t>Fixed Q-Network: Dùng target network trễ để tính giá trị max action</w:t>
+      </w:r>
+    </w:p>
+    <w:p>
+      <w:pPr>
+        <w:rPr>
+          <w:lang w:val="en-US"/>
+        </w:rPr>
+      </w:pPr>
+      <w:r>
+        <w:rPr>
+          <w:lang w:val="en-US"/>
+        </w:rPr>
+        <w:t>Double DQN: Chọn max action = network original, dùng target network tính value</w:t>
+      </w:r>
+    </w:p>
+    <w:p>
+      <w:pPr>
+        <w:rPr>
+          <w:lang w:val="en-US"/>
+        </w:rPr>
+      </w:pPr>
+      <w:r>
+        <w:rPr>
+          <w:lang w:val="en-US"/>
+        </w:rPr>
+        <w:t>Dueling DQN: Tách q value thành state value và advantage, sau combine V + A –</w:t>
+      </w:r>
+      <w:r>
+        <w:rPr>
+          <w:lang w:val="en-US"/>
+        </w:rPr>
+        <w:t xml:space="preserve"> mean A</w:t>
+      </w:r>
+    </w:p>
+    <w:p>
+      <w:pPr>
+        <w:rPr>
+          <w:lang w:val="en-US"/>
+        </w:rPr>
+      </w:pPr>
+      <w:r>
+        <w:rPr>
+          <w:lang w:val="en-US"/>
+        </w:rPr>
+        <w:t>DDPG(Deep Deterministic Policy Gradient): Actor Critic với Continous Action Space</w:t>
+      </w:r>
+      <w:r>
+        <w:rPr>
+          <w:lang w:val="en-US"/>
+        </w:rPr>
+        <w:t xml:space="preserve">, </w:t>
+      </w:r>
+      <w:r>
+        <w:rPr>
+          <w:lang w:val="en-US"/>
+        </w:rPr>
+        <w:t xml:space="preserve">lấy </w:t>
+      </w:r>
+    </w:p>
+    <w:p>
+      <w:pPr>
+        <w:ind w:left="3600" w:firstLine="720"/>
+        <w:rPr>
+          <w:lang w:val="en-US"/>
+        </w:rPr>
+      </w:pPr>
+      <w:r>
+        <w:rPr>
+          <w:lang w:val="en-US"/>
+        </w:rPr>
+        <w:t>gradient của action</w:t>
+      </w:r>
+    </w:p>
+    <w:p>
+      <w:pPr>
+        <w:rPr>
+          <w:lang w:val="en-US"/>
+        </w:rPr>
+      </w:pPr>
+      <w:r>
+        <w:rPr>
+          <w:lang w:val="en-US"/>
+        </w:rPr>
+        <w:tab/>
+        <w:t>Algo:</w:t>
+      </w:r>
+      <w:r>
+        <w:rPr>
+          <w:lang w:val="en-US"/>
+        </w:rPr>
+        <w:t xml:space="preserve"> Cho 2 network, 1 Actor lấy state ra action ví dụ [1.23, 4.5]</w:t>
+      </w:r>
+      <w:r>
+        <w:rPr>
+          <w:lang w:val="en-US"/>
+        </w:rPr>
+        <w:t xml:space="preserve">, action mang giá trị </w:t>
+      </w:r>
+    </w:p>
+    <w:p>
+      <w:pPr>
+        <w:ind w:left="720"/>
+        <w:rPr>
+          <w:lang w:val="en-US"/>
+        </w:rPr>
+      </w:pPr>
+      <w:r>
+        <w:rPr>
+          <w:lang w:val="en-US"/>
+        </w:rPr>
+        <w:t xml:space="preserve">         thực</w:t>
+      </w:r>
+      <w:r>
+        <w:rPr>
+          <w:lang w:val="en-US"/>
+        </w:rPr>
+        <w:t xml:space="preserve">, 1 Critic lấy state ra state value, state value concat với action ouput ra giá </w:t>
+      </w:r>
+    </w:p>
+    <w:p>
+      <w:pPr>
+        <w:ind w:left="720"/>
+        <w:rPr>
+          <w:lang w:val="en-US"/>
+        </w:rPr>
+      </w:pPr>
+      <w:r>
+        <w:rPr>
+          <w:lang w:val="en-US"/>
+        </w:rPr>
+        <w:t xml:space="preserve">         trị của state và action đó</w:t>
+      </w:r>
+    </w:p>
+    <w:p>
+      <w:pPr>
+        <w:ind w:left="720"/>
+        <w:rPr>
+          <w:lang w:val="en-US"/>
+        </w:rPr>
+      </w:pPr>
+      <w:r>
+        <w:rPr>
+          <w:lang w:val="en-US"/>
+        </w:rPr>
+        <w:t xml:space="preserve">         Critic Loss = mse(reward + gamma * (1 - done) * target_net.critic(next state, </w:t>
+      </w:r>
+    </w:p>
+    <w:p>
+      <w:pPr>
+        <w:ind w:left="720"/>
+        <w:rPr>
+          <w:lang w:val="en-US"/>
+        </w:rPr>
+      </w:pPr>
+      <w:r>
+        <w:rPr>
+          <w:lang w:val="en-US"/>
+        </w:rPr>
+        <w:t xml:space="preserve">         target_net.actor(next_state), net.critic(state))</w:t>
+      </w:r>
+    </w:p>
+    <w:p>
+      <w:pPr>
+        <w:ind w:left="720"/>
+        <w:rPr>
+          <w:lang w:val="en-US"/>
+        </w:rPr>
+      </w:pPr>
+      <w:r>
+        <w:rPr>
+          <w:lang w:val="en-US"/>
+        </w:rPr>
+        <w:t xml:space="preserve">         Actor Loss = -model.critic(</w:t>
+      </w:r>
+      <w:r>
+        <w:rPr>
+          <w:lang w:val="en-US"/>
+        </w:rPr>
+        <w:t>state</w:t>
+      </w:r>
+      <w:r>
+        <w:rPr>
+          <w:lang w:val="en-US"/>
+        </w:rPr>
+        <w:t xml:space="preserve">, </w:t>
+      </w:r>
+      <w:r>
+        <w:rPr>
+          <w:lang w:val="en-US"/>
+        </w:rPr>
+        <w:t>model.actor(state)</w:t>
+      </w:r>
+      <w:r>
+        <w:rPr>
+          <w:lang w:val="en-US"/>
+        </w:rPr>
+        <w:t>)</w:t>
+      </w:r>
+      <w:r>
+        <w:rPr>
+          <w:lang w:val="en-US"/>
+        </w:rPr>
+        <w:t xml:space="preserve"> =&gt; maximize giá trị q value</w:t>
+      </w:r>
+    </w:p>
+    <w:p>
+      <w:pPr>
+        <w:ind w:left="720"/>
+        <w:rPr>
+          <w:lang w:val="en-US"/>
+        </w:rPr>
+      </w:pPr>
+      <w:r>
+        <w:rPr>
+          <w:lang w:val="en-US"/>
+        </w:rPr>
+        <w:t xml:space="preserve">Model: Dùng experience replay, mới đầu explore bằng random action từ uniform </w:t>
+      </w:r>
+    </w:p>
+    <w:p>
+      <w:pPr>
+        <w:ind w:left="720" w:firstLine="720"/>
+        <w:rPr>
+          <w:lang w:val="en-US"/>
+        </w:rPr>
+      </w:pPr>
+      <w:r>
+        <w:rPr>
+          <w:lang w:val="en-US"/>
+        </w:rPr>
+        <w:t xml:space="preserve">distribution, sau đó random = </w:t>
+      </w:r>
+      <w:r>
+        <w:rPr>
+          <w:lang w:val="en-US"/>
+        </w:rPr>
+        <w:t>ou_</w:t>
+      </w:r>
+      <w:r>
+        <w:rPr>
+          <w:lang w:val="en-US"/>
+        </w:rPr>
+        <w:t>noise giảm dần,</w:t>
+      </w:r>
+      <w:r>
+        <w:rPr>
+          <w:lang w:val="en-US"/>
+        </w:rPr>
+        <w:t xml:space="preserve"> dùng target network để tính </w:t>
+      </w:r>
+    </w:p>
+    <w:p>
+      <w:pPr>
+        <w:ind w:left="720" w:firstLine="720"/>
+        <w:rPr>
+          <w:lang w:val="en-US"/>
+        </w:rPr>
+      </w:pPr>
+      <w:r>
+        <w:rPr>
+          <w:lang w:val="en-US"/>
+        </w:rPr>
+        <w:t xml:space="preserve">td error, ban đầu 2 network giống nhau, sau mỗi lần học, update target </w:t>
+      </w:r>
+    </w:p>
+    <w:p>
+      <w:pPr>
+        <w:ind w:left="720" w:firstLine="720"/>
+        <w:rPr>
+          <w:lang w:val="en-US"/>
+        </w:rPr>
+      </w:pPr>
+      <w:r>
+        <w:rPr>
+          <w:lang w:val="en-US"/>
+        </w:rPr>
+        <w:t xml:space="preserve">network bằng original network với một số lượng nhỏ, </w:t>
+      </w:r>
+      <w:r>
+        <w:rPr>
+          <w:lang w:val="en-US"/>
+        </w:rPr>
+        <w:t xml:space="preserve">init weight = 1 / </w:t>
+      </w:r>
+    </w:p>
+    <w:p>
+      <w:pPr>
+        <w:ind w:left="720" w:firstLine="720"/>
+        <w:rPr>
+          <w:lang w:val="en-US"/>
+        </w:rPr>
+      </w:pPr>
+      <w:r>
+        <w:rPr>
+          <w:lang w:val="en-US"/>
+        </w:rPr>
+        <w:t>sqrt(fan_out), = 0.003 cho layer cuối</w:t>
+      </w:r>
+    </w:p>
+    <w:p>
+      <w:pPr>
+        <w:rPr>
+          <w:lang w:val="en-US"/>
+        </w:rPr>
+      </w:pPr>
+      <w:r>
+        <w:rPr>
+          <w:lang w:val="en-US"/>
+        </w:rPr>
+        <w:t>TD3(Twin Delayed DDPG): Tránh overestimate Q value</w:t>
+      </w:r>
+    </w:p>
+    <w:p>
+      <w:pPr>
+        <w:rPr>
+          <w:lang w:val="en-US"/>
+        </w:rPr>
+      </w:pPr>
+      <w:r>
+        <w:rPr>
+          <w:lang w:val="en-US"/>
+        </w:rPr>
+        <w:tab/>
+        <w:t>Algo: Dùng DDPG, nhưng critic sử dụng 2 network train biệt lập</w:t>
+      </w:r>
+    </w:p>
+    <w:p>
+      <w:pPr>
+        <w:rPr>
+          <w:lang w:val="en-US"/>
+        </w:rPr>
+      </w:pPr>
+      <w:r>
+        <w:rPr>
+          <w:lang w:val="en-US"/>
+        </w:rPr>
+        <w:tab/>
+        <w:t xml:space="preserve">         Normal clip noise đơn giá trị được cộng vào target actor để tính loss</w:t>
+      </w:r>
+    </w:p>
+    <w:p>
+      <w:pPr>
+        <w:rPr>
+          <w:lang w:val="en-US"/>
+        </w:rPr>
+      </w:pPr>
+      <w:r>
+        <w:rPr>
+          <w:lang w:val="en-US"/>
+        </w:rPr>
+        <w:tab/>
+        <w:t xml:space="preserve">         Chọn min critic trong 2 network để tính critic loss</w:t>
+      </w:r>
+    </w:p>
+    <w:p>
+      <w:pPr>
+        <w:rPr>
+          <w:lang w:val="en-US"/>
+        </w:rPr>
+      </w:pPr>
+      <w:r>
+        <w:rPr>
+          <w:lang w:val="en-US"/>
+        </w:rPr>
+        <w:tab/>
+        <w:t xml:space="preserve">         Actor loss tính bằng critic 1, sau một vài step mới update actor</w:t>
+      </w:r>
+    </w:p>
+    <w:p>
+      <w:pPr>
+        <w:rPr>
+          <w:lang w:val="en-US"/>
+        </w:rPr>
+      </w:pPr>
+      <w:r>
+        <w:rPr>
+          <w:lang w:val="en-US"/>
+        </w:rPr>
+        <w:t>SAC(Soft Actor Critic): Dùng Stochastic policy, đồng thời maximize entropy =&gt; explore tốt</w:t>
       </w:r>
     </w:p>
     <w:p>
@@ -27825,246 +28901,409 @@
         </w:rPr>
         <w:lastRenderedPageBreak/>
         <w:tab/>
-        <w:t xml:space="preserve">         Tạo tiếp các cá thể tiếp theo cho đủ bằng cách hoán đổi các đoạn gen của 2 cá </w:t>
-      </w:r>
-    </w:p>
-    <w:p>
-      <w:pPr>
-        <w:ind w:firstLine="720"/>
-        <w:rPr>
-          <w:lang w:val="en-US"/>
-        </w:rPr>
-      </w:pPr>
-      <w:r>
-        <w:rPr>
-          <w:lang w:val="en-US"/>
-        </w:rPr>
-        <w:t xml:space="preserve">         thể bố mẹ tốt bất kì, gây đột biến gen với tần suất thấp</w:t>
-      </w:r>
-    </w:p>
-    <w:p>
-      <w:pPr>
-        <w:ind w:firstLine="720"/>
-        <w:rPr>
-          <w:lang w:val="en-US"/>
-        </w:rPr>
-      </w:pPr>
-      <w:r>
-        <w:rPr>
-          <w:lang w:val="en-US"/>
-        </w:rPr>
-        <w:t xml:space="preserve">         Loop cho đến đời đạt yêu cầu</w:t>
-      </w:r>
-    </w:p>
-    <w:p>
-      <w:pPr>
-        <w:rPr>
-          <w:lang w:val="en-US"/>
-        </w:rPr>
-      </w:pPr>
-      <w:r>
-        <w:rPr>
-          <w:lang w:val="en-US"/>
-        </w:rPr>
-        <w:t xml:space="preserve">Steady State Selection: Chọn bố mẹ là con tốt nhất, thay thế </w:t>
-      </w:r>
-      <w:r>
-        <w:rPr>
-          <w:lang w:val="en-US"/>
-        </w:rPr>
-        <w:t xml:space="preserve">vài </w:t>
-      </w:r>
-      <w:r>
-        <w:rPr>
-          <w:lang w:val="en-US"/>
-        </w:rPr>
-        <w:t xml:space="preserve">con yếu bằng con của bố </w:t>
-      </w:r>
-    </w:p>
-    <w:p>
-      <w:pPr>
-        <w:ind w:left="1440" w:firstLine="720"/>
-        <w:rPr>
-          <w:lang w:val="en-US"/>
-        </w:rPr>
-      </w:pPr>
-      <w:r>
-        <w:rPr>
-          <w:lang w:val="en-US"/>
-        </w:rPr>
-        <w:t xml:space="preserve">   </w:t>
-      </w:r>
-      <w:r>
-        <w:rPr>
-          <w:lang w:val="en-US"/>
-        </w:rPr>
-        <w:t>mẹ, phần còn lại giữ nguyên</w:t>
-      </w:r>
-    </w:p>
-    <w:p>
-      <w:pPr>
-        <w:rPr>
-          <w:lang w:val="en-US"/>
-        </w:rPr>
-      </w:pPr>
-      <w:r>
-        <w:rPr>
-          <w:lang w:val="en-US"/>
-        </w:rPr>
-        <w:t>Single Point Crossover: Chọn điểm đánh dấu, tráo gen từ điểm đó cho nhau</w:t>
-      </w:r>
-    </w:p>
-    <w:p>
-      <w:pPr>
-        <w:rPr>
-          <w:lang w:val="en-US"/>
-        </w:rPr>
-      </w:pPr>
-      <w:r>
-        <w:rPr>
-          <w:lang w:val="en-US"/>
-        </w:rPr>
-        <w:t>Ornstein-Uhlenbeck Process: R</w:t>
-      </w:r>
-      <w:r>
-        <w:rPr>
-          <w:lang w:val="en-US"/>
-        </w:rPr>
-        <w:t xml:space="preserve">andom walk process tạo brownian noise tương quan với thời </w:t>
-      </w:r>
-    </w:p>
-    <w:p>
-      <w:pPr>
-        <w:ind w:left="2160" w:firstLine="720"/>
-        <w:rPr>
-          <w:lang w:val="en-US"/>
-        </w:rPr>
-      </w:pPr>
-      <w:r>
-        <w:rPr>
-          <w:lang w:val="en-US"/>
-        </w:rPr>
-        <w:t>g</w:t>
-      </w:r>
-      <w:r>
-        <w:rPr>
-          <w:lang w:val="en-US"/>
-        </w:rPr>
-        <w:t>ian</w:t>
-      </w:r>
-    </w:p>
-    <w:p>
-      <w:pPr>
-        <w:rPr>
-          <w:lang w:val="en-US"/>
-        </w:rPr>
-      </w:pPr>
-      <w:r>
-        <w:rPr>
-          <w:lang w:val="en-US"/>
-        </w:rPr>
-        <w:tab/>
-        <w:t>Formula: x_new = x_old + theta * (mean – x_old) * dt + normal(0, std) * dt ** 0.5</w:t>
-      </w:r>
-    </w:p>
-    <w:p>
-      <w:pPr>
-        <w:rPr>
-          <w:lang w:val="en-US"/>
-        </w:rPr>
-      </w:pPr>
-      <w:r>
-        <w:rPr>
-          <w:lang w:val="en-US"/>
-        </w:rPr>
-        <w:tab/>
-      </w:r>
-      <w:r>
-        <w:rPr>
-          <w:lang w:val="en-US"/>
-        </w:rPr>
-        <w:tab/>
-        <w:t xml:space="preserve">   x_new = x_old</w:t>
-      </w:r>
-    </w:p>
-    <w:p>
-      <w:pPr>
-        <w:rPr>
-          <w:lang w:val="en-US"/>
-        </w:rPr>
-      </w:pPr>
-      <w:r>
-        <w:rPr>
-          <w:lang w:val="en-US"/>
-        </w:rPr>
-        <w:tab/>
-      </w:r>
-      <w:r>
-        <w:rPr>
-          <w:lang w:val="en-US"/>
-        </w:rPr>
-        <w:tab/>
-        <w:t xml:space="preserve">   theta giữ cho x around mean, dt càng nhỏ càng tương đồng x_old</w:t>
-      </w:r>
-    </w:p>
-    <w:p>
-      <w:pPr>
-        <w:rPr>
-          <w:lang w:val="en-US"/>
-        </w:rPr>
-      </w:pPr>
-      <w:r>
-        <w:rPr>
-          <w:lang w:val="en-US"/>
-        </w:rPr>
-        <w:t>Xavier Initialization: Khởi tạo weight sao cho variance = 1, tránh vanishing gradient</w:t>
-      </w:r>
-    </w:p>
-    <w:p>
-      <w:pPr>
-        <w:rPr>
-          <w:lang w:val="en-US"/>
-        </w:rPr>
-      </w:pPr>
-      <w:r>
-        <w:rPr>
-          <w:lang w:val="en-US"/>
-        </w:rPr>
-        <w:tab/>
-        <w:t xml:space="preserve">Algo: Số neuron layer 1 * variance = 1 =&gt; variance của weight = 1/n =&gt; std scale </w:t>
-      </w:r>
-    </w:p>
-    <w:p>
-      <w:pPr>
-        <w:ind w:firstLine="720"/>
-        <w:rPr>
-          <w:lang w:val="en-US"/>
-        </w:rPr>
-      </w:pPr>
-      <w:r>
-        <w:rPr>
-          <w:lang w:val="en-US"/>
-        </w:rPr>
-        <w:t xml:space="preserve">         1/n**0.5</w:t>
-      </w:r>
-    </w:p>
-    <w:p>
-      <w:pPr>
-        <w:rPr>
-          <w:lang w:val="en-US"/>
-        </w:rPr>
-      </w:pPr>
-      <w:r>
-        <w:rPr>
-          <w:lang w:val="en-US"/>
-        </w:rPr>
-        <w:t>Random Walk: Một loạt các hành động ngẫu nhiên</w:t>
-      </w:r>
-      <w:r>
-        <w:rPr>
-          <w:lang w:val="en-US"/>
-        </w:rPr>
-        <w:t xml:space="preserve">, 2d chắc chắn về vị trí xuất phát, 3d </w:t>
+        <w:t>Algo: Một net actor, output mean và std, action được tính bằng mean và std</w:t>
+      </w:r>
+    </w:p>
+    <w:p>
+      <w:pPr>
+        <w:rPr>
+          <w:lang w:val="en-US"/>
+        </w:rPr>
+      </w:pPr>
+      <w:r>
+        <w:rPr>
+          <w:lang w:val="en-US"/>
+        </w:rPr>
+        <w:tab/>
+        <w:t xml:space="preserve">         Hai net critic double q learning, Một net value giống critic và một target value </w:t>
+      </w:r>
+    </w:p>
+    <w:p>
+      <w:pPr>
+        <w:ind w:left="720"/>
+        <w:rPr>
+          <w:lang w:val="en-US"/>
+        </w:rPr>
+      </w:pPr>
+      <w:r>
+        <w:rPr>
+          <w:lang w:val="en-US"/>
+        </w:rPr>
+        <w:t xml:space="preserve">         update một phần mỗi lần</w:t>
+      </w:r>
+    </w:p>
+    <w:p>
+      <w:pPr>
+        <w:ind w:left="720"/>
+        <w:rPr>
+          <w:lang w:val="en-US"/>
+        </w:rPr>
+      </w:pPr>
+      <w:r>
+        <w:rPr>
+          <w:lang w:val="en-US"/>
+        </w:rPr>
+        <w:t xml:space="preserve">         Khởi đầu random uniform action, tích experience replay</w:t>
+      </w:r>
+    </w:p>
+    <w:p>
+      <w:pPr>
+        <w:ind w:left="720"/>
+        <w:rPr>
+          <w:lang w:val="en-US"/>
+        </w:rPr>
+      </w:pPr>
+      <w:r>
+        <w:rPr>
+          <w:lang w:val="en-US"/>
+        </w:rPr>
+        <w:t xml:space="preserve">         Sau đó sample batch, lấy actions và bonus rewards từ actor</w:t>
+      </w:r>
+    </w:p>
+    <w:p>
+      <w:pPr>
+        <w:ind w:left="720"/>
+        <w:rPr>
+          <w:lang w:val="en-US"/>
+        </w:rPr>
+      </w:pPr>
+      <w:r>
+        <w:rPr>
+          <w:lang w:val="en-US"/>
+        </w:rPr>
+        <w:t xml:space="preserve">         Actions dùng reparameterization trick để có thể backprop</w:t>
+      </w:r>
+    </w:p>
+    <w:p>
+      <w:pPr>
+        <w:ind w:left="720"/>
+        <w:rPr>
+          <w:lang w:val="en-US"/>
+        </w:rPr>
+      </w:pPr>
+      <w:r>
+        <w:rPr>
+          <w:lang w:val="en-US"/>
+        </w:rPr>
+        <w:t xml:space="preserve">         Bonus reward = -log(actions) | entropy + log(1 – tanh actions ** 2 + eps) | </w:t>
+      </w:r>
+    </w:p>
+    <w:p>
+      <w:pPr>
+        <w:ind w:left="720"/>
+        <w:rPr>
+          <w:lang w:val="en-US"/>
+        </w:rPr>
+      </w:pPr>
+      <w:r>
+        <w:rPr>
+          <w:lang w:val="en-US"/>
+        </w:rPr>
+        <w:t xml:space="preserve">         bound actions</w:t>
+      </w:r>
+    </w:p>
+    <w:p>
+      <w:pPr>
+        <w:ind w:left="720"/>
+        <w:rPr>
+          <w:lang w:val="en-US"/>
+        </w:rPr>
+      </w:pPr>
+      <w:r>
+        <w:rPr>
+          <w:lang w:val="en-US"/>
+        </w:rPr>
+        <w:t xml:space="preserve">         Value(s) = Critic(s) + a * bonus reward</w:t>
+      </w:r>
+      <w:r>
+        <w:rPr>
+          <w:lang w:val="en-US"/>
+        </w:rPr>
+        <w:t>, là tổng giá trị state và bonus từ hiện tại</w:t>
+      </w:r>
+    </w:p>
+    <w:p>
+      <w:pPr>
+        <w:ind w:left="720"/>
+        <w:rPr>
+          <w:lang w:val="en-US"/>
+        </w:rPr>
+      </w:pPr>
+      <w:r>
+        <w:rPr>
+          <w:lang w:val="en-US"/>
+        </w:rPr>
+        <w:t xml:space="preserve">         Target value = min(2 critic với state và actors) + a * bonus reward, lấy loss mse</w:t>
+      </w:r>
+    </w:p>
+    <w:p>
+      <w:pPr>
+        <w:ind w:left="720"/>
+        <w:rPr>
+          <w:lang w:val="en-US"/>
+        </w:rPr>
+      </w:pPr>
+      <w:r>
+        <w:rPr>
+          <w:lang w:val="en-US"/>
+        </w:rPr>
+        <w:t xml:space="preserve">         Actor loss = mean -target value</w:t>
+      </w:r>
+    </w:p>
+    <w:p>
+      <w:pPr>
+        <w:ind w:left="720"/>
+        <w:rPr>
+          <w:lang w:val="en-US"/>
+        </w:rPr>
+      </w:pPr>
+      <w:r>
+        <w:rPr>
+          <w:lang w:val="en-US"/>
+        </w:rPr>
+        <w:t xml:space="preserve">         Critic loss = td error reward + gamma * target value net(next state) * (1 - done)</w:t>
+      </w:r>
+      <w:r>
+        <w:rPr>
+          <w:lang w:val="en-US"/>
+        </w:rPr>
+        <w:t xml:space="preserve">, </w:t>
+      </w:r>
+    </w:p>
+    <w:p>
+      <w:pPr>
+        <w:ind w:left="720"/>
+        <w:rPr>
+          <w:lang w:val="en-US"/>
+        </w:rPr>
+      </w:pPr>
+      <w:r>
+        <w:rPr>
+          <w:lang w:val="en-US"/>
+        </w:rPr>
+        <w:t xml:space="preserve">         update 2 critic</w:t>
+      </w:r>
+    </w:p>
+    <w:p>
+      <w:pPr>
+        <w:ind w:left="720"/>
+        <w:rPr>
+          <w:lang w:val="en-US"/>
+        </w:rPr>
+      </w:pPr>
+      <w:r>
+        <w:rPr>
+          <w:lang w:val="en-US"/>
+        </w:rPr>
+        <w:t xml:space="preserve">         Update target value net</w:t>
+      </w:r>
+      <w:r>
+        <w:rPr>
+          <w:lang w:val="en-US"/>
+        </w:rPr>
+        <w:t xml:space="preserve"> một phần</w:t>
+      </w:r>
+    </w:p>
+    <w:p>
+      <w:pPr>
+        <w:rPr>
+          <w:lang w:val="en-US"/>
+        </w:rPr>
+      </w:pPr>
+      <w:r>
+        <w:rPr>
+          <w:lang w:val="en-US"/>
+        </w:rPr>
+        <w:t>NAF(Normalized Advantage Function):  Dùng quadratic advantage, continuous action space</w:t>
+      </w:r>
+    </w:p>
+    <w:p>
+      <w:pPr>
+        <w:rPr>
+          <w:lang w:val="en-US"/>
+        </w:rPr>
+      </w:pPr>
+      <w:r>
+        <w:rPr>
+          <w:lang w:val="en-US"/>
+        </w:rPr>
+        <w:tab/>
+        <w:t xml:space="preserve">Algo: </w:t>
+      </w:r>
+      <w:r>
+        <w:rPr>
+          <w:lang w:val="en-US"/>
+        </w:rPr>
+        <w:t>Một net mean action, một net std action, một net value</w:t>
+      </w:r>
+      <w:r>
+        <w:rPr>
+          <w:lang w:val="en-US"/>
+        </w:rPr>
+        <w:t>, một target value</w:t>
+      </w:r>
+    </w:p>
+    <w:p>
+      <w:pPr>
+        <w:ind w:left="720"/>
+        <w:rPr>
+          <w:lang w:val="en-US"/>
+        </w:rPr>
+      </w:pPr>
+      <w:r>
+        <w:rPr>
+          <w:lang w:val="en-US"/>
+        </w:rPr>
+        <w:t xml:space="preserve">         Khởi đầu random uniform action, tích experience replay</w:t>
+      </w:r>
+    </w:p>
+    <w:p>
+      <w:pPr>
+        <w:ind w:left="720"/>
+        <w:rPr>
+          <w:lang w:val="en-US"/>
+        </w:rPr>
+      </w:pPr>
+      <w:r>
+        <w:rPr>
+          <w:lang w:val="en-US"/>
+        </w:rPr>
+        <w:t xml:space="preserve">         Sau đó sample action từ</w:t>
+      </w:r>
+      <w:r>
+        <w:rPr>
+          <w:lang w:val="en-US"/>
+        </w:rPr>
+        <w:t xml:space="preserve"> mean và std (đã exp để positive),</w:t>
+      </w:r>
+    </w:p>
+    <w:p>
+      <w:pPr>
+        <w:ind w:left="720"/>
+        <w:rPr>
+          <w:lang w:val="en-US"/>
+        </w:rPr>
+      </w:pPr>
+      <w:r>
+        <w:rPr>
+          <w:lang w:val="en-US"/>
+        </w:rPr>
+        <w:t xml:space="preserve">         Sample batch</w:t>
+      </w:r>
+      <w:r>
+        <w:rPr>
+          <w:lang w:val="en-US"/>
+        </w:rPr>
+        <w:t xml:space="preserve"> state, action, reward, new_state, done</w:t>
+      </w:r>
+    </w:p>
+    <w:p>
+      <w:pPr>
+        <w:ind w:left="720"/>
+        <w:rPr>
+          <w:lang w:val="en-US"/>
+        </w:rPr>
+      </w:pPr>
+      <w:r>
+        <w:rPr>
+          <w:lang w:val="en-US"/>
+        </w:rPr>
+        <w:t xml:space="preserve">         Target value = </w:t>
+      </w:r>
+      <w:r>
+        <w:rPr>
+          <w:lang w:val="en-US"/>
+        </w:rPr>
+        <w:t>reward + gamma * (1 - done) * target_value(new_state)</w:t>
+      </w:r>
+    </w:p>
+    <w:p>
+      <w:pPr>
+        <w:ind w:left="720"/>
+        <w:rPr>
+          <w:lang w:val="en-US"/>
+        </w:rPr>
+      </w:pPr>
+      <w:r>
+        <w:rPr>
+          <w:lang w:val="en-US"/>
+        </w:rPr>
+        <w:t xml:space="preserve">         Q_value = value(state) – 0.5 * ((action – mean_action) ** 2) dot std ** -2</w:t>
+      </w:r>
+    </w:p>
+    <w:p>
+      <w:pPr>
+        <w:ind w:left="720"/>
+        <w:rPr>
+          <w:lang w:val="en-US"/>
+        </w:rPr>
+      </w:pPr>
+      <w:r>
+        <w:rPr>
+          <w:lang w:val="en-US"/>
+        </w:rPr>
+        <w:t xml:space="preserve">         Value loss = mse(target_value, q_value)</w:t>
+      </w:r>
+    </w:p>
+    <w:p>
+      <w:pPr>
+        <w:ind w:left="720"/>
+        <w:rPr>
+          <w:lang w:val="en-US"/>
+        </w:rPr>
+      </w:pPr>
+      <w:r>
+        <w:rPr>
+          <w:lang w:val="en-US"/>
+        </w:rPr>
+        <w:t xml:space="preserve">         Update net, target value một phần</w:t>
+      </w:r>
+    </w:p>
+    <w:p>
+      <w:pPr>
+        <w:rPr>
+          <w:lang w:val="en-US"/>
+        </w:rPr>
+      </w:pPr>
+      <w:r>
+        <w:rPr>
+          <w:lang w:val="en-US"/>
+        </w:rPr>
+        <w:t>PER – Prioritized Experience Replay:</w:t>
+      </w:r>
+    </w:p>
+    <w:p>
+      <w:pPr>
+        <w:rPr>
+          <w:lang w:val="en-US"/>
+        </w:rPr>
+      </w:pPr>
+      <w:r>
+        <w:rPr>
+          <w:lang w:val="en-US"/>
+        </w:rPr>
+        <w:tab/>
+        <w:t>Def:</w:t>
+      </w:r>
+    </w:p>
+    <w:p>
+      <w:pPr>
+        <w:rPr>
+          <w:lang w:val="en-US"/>
+        </w:rPr>
+      </w:pPr>
+      <w:r>
+        <w:rPr>
+          <w:lang w:val="en-US"/>
+        </w:rPr>
+        <w:tab/>
+      </w:r>
+      <w:r>
+        <w:rPr>
+          <w:lang w:val="en-US"/>
+        </w:rPr>
+        <w:tab/>
+        <w:t xml:space="preserve">Ưu tiên lựa chọn học những nước đi sai lầm nhất dựa vào Temporal </w:t>
       </w:r>
     </w:p>
     <w:p>
@@ -28078,211 +29317,26 @@
         <w:rPr>
           <w:lang w:val="en-US"/>
         </w:rPr>
-        <w:t xml:space="preserve"> chưa chắc về vị trí xuất phát</w:t>
-      </w:r>
-    </w:p>
-    <w:p>
-      <w:pPr>
-        <w:rPr>
-          <w:lang w:val="en-US"/>
-        </w:rPr>
-      </w:pPr>
-      <w:r>
-        <w:rPr>
-          <w:lang w:val="en-US"/>
-        </w:rPr>
-        <w:tab/>
-        <w:t xml:space="preserve">Ex: Trên trục số bắt đầu tại 0, 50% sang phải 1 đơn vị, 50% sang trái 1 đơn vị, sau 2 </w:t>
-      </w:r>
-    </w:p>
-    <w:p>
-      <w:pPr>
-        <w:ind w:firstLine="720"/>
-        <w:rPr>
-          <w:lang w:val="en-US"/>
-        </w:rPr>
-      </w:pPr>
-      <w:r>
-        <w:rPr>
-          <w:lang w:val="en-US"/>
-        </w:rPr>
-        <w:t xml:space="preserve">      bước, tỉ lệ về 0 là 50%, sang 2 là 25%, sang -2 là 25%, …</w:t>
-      </w:r>
-    </w:p>
-    <w:p>
-      <w:pPr>
-        <w:rPr>
-          <w:lang w:val="en-US"/>
-        </w:rPr>
-      </w:pPr>
-      <w:r>
-        <w:rPr>
-          <w:lang w:val="en-US"/>
-        </w:rPr>
-        <w:t>Brownian Motion: Chuyển động ngẫu nhiên của bụi trong fluid, là random walk với step nhỏ</w:t>
-      </w:r>
-    </w:p>
-    <w:p>
-      <w:pPr>
-        <w:rPr>
-          <w:lang w:val="en-US"/>
-        </w:rPr>
-      </w:pPr>
-      <w:r>
-        <w:rPr>
-          <w:lang w:val="en-US"/>
-        </w:rPr>
-        <w:t>Fixed Q-Network: Dùng target network trễ để tính giá trị max action</w:t>
-      </w:r>
-    </w:p>
-    <w:p>
-      <w:pPr>
-        <w:rPr>
-          <w:lang w:val="en-US"/>
-        </w:rPr>
-      </w:pPr>
-      <w:r>
-        <w:rPr>
-          <w:lang w:val="en-US"/>
-        </w:rPr>
-        <w:t>Double DQN: Chọn max action = network original, dùng target network tính value</w:t>
-      </w:r>
-    </w:p>
-    <w:p>
-      <w:pPr>
-        <w:rPr>
-          <w:lang w:val="en-US"/>
-        </w:rPr>
-      </w:pPr>
-      <w:r>
-        <w:rPr>
-          <w:lang w:val="en-US"/>
-        </w:rPr>
-        <w:t>Dueling DQN: Tách q value thành state value và advantage, sau combine V + A –</w:t>
-      </w:r>
-      <w:r>
-        <w:rPr>
-          <w:lang w:val="en-US"/>
-        </w:rPr>
-        <w:t xml:space="preserve"> mean A</w:t>
-      </w:r>
-    </w:p>
-    <w:p>
-      <w:pPr>
-        <w:rPr>
-          <w:lang w:val="en-US"/>
-        </w:rPr>
-      </w:pPr>
-      <w:r>
-        <w:rPr>
-          <w:lang w:val="en-US"/>
-        </w:rPr>
-        <w:t>DDPG(Deep Deterministic Policy Gradient): Actor Critic với Continous Action Space</w:t>
-      </w:r>
-      <w:r>
-        <w:rPr>
-          <w:lang w:val="en-US"/>
-        </w:rPr>
-        <w:t xml:space="preserve">, </w:t>
-      </w:r>
-      <w:r>
-        <w:rPr>
-          <w:lang w:val="en-US"/>
-        </w:rPr>
-        <w:t xml:space="preserve">lấy </w:t>
-      </w:r>
-    </w:p>
-    <w:p>
-      <w:pPr>
-        <w:ind w:left="3600" w:firstLine="720"/>
-        <w:rPr>
-          <w:lang w:val="en-US"/>
-        </w:rPr>
-      </w:pPr>
-      <w:r>
-        <w:rPr>
-          <w:lang w:val="en-US"/>
-        </w:rPr>
-        <w:t>gradient của action</w:t>
-      </w:r>
-    </w:p>
-    <w:p>
-      <w:pPr>
-        <w:rPr>
-          <w:lang w:val="en-US"/>
-        </w:rPr>
-      </w:pPr>
-      <w:r>
-        <w:rPr>
-          <w:lang w:val="en-US"/>
-        </w:rPr>
-        <w:tab/>
-        <w:t>Algo:</w:t>
-      </w:r>
-      <w:r>
-        <w:rPr>
-          <w:lang w:val="en-US"/>
-        </w:rPr>
-        <w:t xml:space="preserve"> Cho 2 network, 1 Actor lấy state ra action ví dụ [1.23, 4.5]</w:t>
-      </w:r>
-      <w:r>
-        <w:rPr>
-          <w:lang w:val="en-US"/>
-        </w:rPr>
-        <w:t xml:space="preserve">, action mang giá trị </w:t>
-      </w:r>
-    </w:p>
-    <w:p>
-      <w:pPr>
-        <w:ind w:left="720"/>
-        <w:rPr>
-          <w:lang w:val="en-US"/>
-        </w:rPr>
-      </w:pPr>
-      <w:r>
-        <w:rPr>
-          <w:lang w:val="en-US"/>
-        </w:rPr>
-        <w:t xml:space="preserve">         thực</w:t>
-      </w:r>
-      <w:r>
-        <w:rPr>
-          <w:lang w:val="en-US"/>
-        </w:rPr>
-        <w:t xml:space="preserve">, 1 Critic lấy state ra state value, state value concat với action ouput ra giá </w:t>
-      </w:r>
-    </w:p>
-    <w:p>
-      <w:pPr>
-        <w:ind w:left="720"/>
-        <w:rPr>
-          <w:lang w:val="en-US"/>
-        </w:rPr>
-      </w:pPr>
-      <w:r>
-        <w:rPr>
-          <w:lang w:val="en-US"/>
-        </w:rPr>
-        <w:t xml:space="preserve">         trị của state và action đó</w:t>
-      </w:r>
-    </w:p>
-    <w:p>
-      <w:pPr>
-        <w:ind w:left="720"/>
-        <w:rPr>
-          <w:lang w:val="en-US"/>
-        </w:rPr>
-      </w:pPr>
-      <w:r>
-        <w:rPr>
-          <w:lang w:val="en-US"/>
-        </w:rPr>
-        <w:t xml:space="preserve">         Critic Loss = mse(reward + gamma * (1 - done) * target_net.critic(next state, </w:t>
-      </w:r>
-    </w:p>
-    <w:p>
-      <w:pPr>
-        <w:ind w:left="720"/>
+        <w:t>Difference Error</w:t>
+      </w:r>
+    </w:p>
+    <w:p>
+      <w:pPr>
+        <w:ind w:left="720" w:firstLine="720"/>
+        <w:rPr>
+          <w:lang w:val="en-US"/>
+        </w:rPr>
+      </w:pPr>
+      <w:r>
+        <w:rPr>
+          <w:lang w:val="en-US"/>
+        </w:rPr>
+        <w:t xml:space="preserve">Kết hợp với các Off-Policy Algorithm sử dụng Experience Replay như DQN, </w:t>
+      </w:r>
+    </w:p>
+    <w:p>
+      <w:pPr>
+        <w:ind w:left="720" w:firstLine="720"/>
         <w:rPr>
           <w:lang w:val="en-US"/>
         </w:rPr>
@@ -28292,685 +29346,6 @@
           <w:lang w:val="en-US"/>
         </w:rPr>
         <w:lastRenderedPageBreak/>
-        <w:t xml:space="preserve">         target_net.actor(next_state), net.critic(state))</w:t>
-      </w:r>
-    </w:p>
-    <w:p>
-      <w:pPr>
-        <w:ind w:left="720"/>
-        <w:rPr>
-          <w:lang w:val="en-US"/>
-        </w:rPr>
-      </w:pPr>
-      <w:r>
-        <w:rPr>
-          <w:lang w:val="en-US"/>
-        </w:rPr>
-        <w:t xml:space="preserve">         Actor Loss = -model.critic(</w:t>
-      </w:r>
-      <w:r>
-        <w:rPr>
-          <w:lang w:val="en-US"/>
-        </w:rPr>
-        <w:t>state</w:t>
-      </w:r>
-      <w:r>
-        <w:rPr>
-          <w:lang w:val="en-US"/>
-        </w:rPr>
-        <w:t xml:space="preserve">, </w:t>
-      </w:r>
-      <w:r>
-        <w:rPr>
-          <w:lang w:val="en-US"/>
-        </w:rPr>
-        <w:t>model.actor(state)</w:t>
-      </w:r>
-      <w:r>
-        <w:rPr>
-          <w:lang w:val="en-US"/>
-        </w:rPr>
-        <w:t>)</w:t>
-      </w:r>
-      <w:r>
-        <w:rPr>
-          <w:lang w:val="en-US"/>
-        </w:rPr>
-        <w:t xml:space="preserve"> =&gt; maximize giá trị q value</w:t>
-      </w:r>
-    </w:p>
-    <w:p>
-      <w:pPr>
-        <w:ind w:left="720"/>
-        <w:rPr>
-          <w:lang w:val="en-US"/>
-        </w:rPr>
-      </w:pPr>
-      <w:r>
-        <w:rPr>
-          <w:lang w:val="en-US"/>
-        </w:rPr>
-        <w:t xml:space="preserve">Model: Dùng experience replay, mới đầu explore bằng random action từ uniform </w:t>
-      </w:r>
-    </w:p>
-    <w:p>
-      <w:pPr>
-        <w:ind w:left="720" w:firstLine="720"/>
-        <w:rPr>
-          <w:lang w:val="en-US"/>
-        </w:rPr>
-      </w:pPr>
-      <w:r>
-        <w:rPr>
-          <w:lang w:val="en-US"/>
-        </w:rPr>
-        <w:t xml:space="preserve">distribution, sau đó random = </w:t>
-      </w:r>
-      <w:r>
-        <w:rPr>
-          <w:lang w:val="en-US"/>
-        </w:rPr>
-        <w:t>ou_</w:t>
-      </w:r>
-      <w:r>
-        <w:rPr>
-          <w:lang w:val="en-US"/>
-        </w:rPr>
-        <w:t>noise giảm dần,</w:t>
-      </w:r>
-      <w:r>
-        <w:rPr>
-          <w:lang w:val="en-US"/>
-        </w:rPr>
-        <w:t xml:space="preserve"> dùng target network để tính </w:t>
-      </w:r>
-    </w:p>
-    <w:p>
-      <w:pPr>
-        <w:ind w:left="720" w:firstLine="720"/>
-        <w:rPr>
-          <w:lang w:val="en-US"/>
-        </w:rPr>
-      </w:pPr>
-      <w:r>
-        <w:rPr>
-          <w:lang w:val="en-US"/>
-        </w:rPr>
-        <w:t xml:space="preserve">td error, ban đầu 2 network giống nhau, sau mỗi lần học, update target </w:t>
-      </w:r>
-    </w:p>
-    <w:p>
-      <w:pPr>
-        <w:ind w:left="720" w:firstLine="720"/>
-        <w:rPr>
-          <w:lang w:val="en-US"/>
-        </w:rPr>
-      </w:pPr>
-      <w:r>
-        <w:rPr>
-          <w:lang w:val="en-US"/>
-        </w:rPr>
-        <w:t xml:space="preserve">network bằng original network với một số lượng nhỏ, </w:t>
-      </w:r>
-      <w:r>
-        <w:rPr>
-          <w:lang w:val="en-US"/>
-        </w:rPr>
-        <w:t xml:space="preserve">init weight = 1 / </w:t>
-      </w:r>
-    </w:p>
-    <w:p>
-      <w:pPr>
-        <w:ind w:left="720" w:firstLine="720"/>
-        <w:rPr>
-          <w:lang w:val="en-US"/>
-        </w:rPr>
-      </w:pPr>
-      <w:r>
-        <w:rPr>
-          <w:lang w:val="en-US"/>
-        </w:rPr>
-        <w:t>sqrt(fan_out), = 0.003 cho layer cuối</w:t>
-      </w:r>
-    </w:p>
-    <w:p>
-      <w:pPr>
-        <w:rPr>
-          <w:lang w:val="en-US"/>
-        </w:rPr>
-      </w:pPr>
-      <w:r>
-        <w:rPr>
-          <w:lang w:val="en-US"/>
-        </w:rPr>
-        <w:t>TD3(Twin Delayed DDPG): Tránh overestimate Q value</w:t>
-      </w:r>
-    </w:p>
-    <w:p>
-      <w:pPr>
-        <w:rPr>
-          <w:lang w:val="en-US"/>
-        </w:rPr>
-      </w:pPr>
-      <w:r>
-        <w:rPr>
-          <w:lang w:val="en-US"/>
-        </w:rPr>
-        <w:tab/>
-        <w:t>Algo: Dùng DDPG, nhưng critic sử dụng 2 network train biệt lập</w:t>
-      </w:r>
-    </w:p>
-    <w:p>
-      <w:pPr>
-        <w:rPr>
-          <w:lang w:val="en-US"/>
-        </w:rPr>
-      </w:pPr>
-      <w:r>
-        <w:rPr>
-          <w:lang w:val="en-US"/>
-        </w:rPr>
-        <w:tab/>
-        <w:t xml:space="preserve">         Normal clip noise đơn giá trị được cộng vào target actor để tính loss</w:t>
-      </w:r>
-    </w:p>
-    <w:p>
-      <w:pPr>
-        <w:rPr>
-          <w:lang w:val="en-US"/>
-        </w:rPr>
-      </w:pPr>
-      <w:r>
-        <w:rPr>
-          <w:lang w:val="en-US"/>
-        </w:rPr>
-        <w:tab/>
-        <w:t xml:space="preserve">         Chọn min critic trong 2 network để tính critic loss</w:t>
-      </w:r>
-    </w:p>
-    <w:p>
-      <w:pPr>
-        <w:rPr>
-          <w:lang w:val="en-US"/>
-        </w:rPr>
-      </w:pPr>
-      <w:r>
-        <w:rPr>
-          <w:lang w:val="en-US"/>
-        </w:rPr>
-        <w:tab/>
-        <w:t xml:space="preserve">         Actor loss tính bằng critic 1, sau một vài step mới update actor</w:t>
-      </w:r>
-    </w:p>
-    <w:p>
-      <w:pPr>
-        <w:rPr>
-          <w:lang w:val="en-US"/>
-        </w:rPr>
-      </w:pPr>
-      <w:r>
-        <w:rPr>
-          <w:lang w:val="en-US"/>
-        </w:rPr>
-        <w:t>SAC(Soft Actor Critic): Dùng Stochastic policy, đồng thời maximize entropy =&gt; explore tốt</w:t>
-      </w:r>
-    </w:p>
-    <w:p>
-      <w:pPr>
-        <w:rPr>
-          <w:lang w:val="en-US"/>
-        </w:rPr>
-      </w:pPr>
-      <w:r>
-        <w:rPr>
-          <w:lang w:val="en-US"/>
-        </w:rPr>
-        <w:tab/>
-        <w:t>Algo: Một net actor, output mean và std, action được tính bằng mean và std</w:t>
-      </w:r>
-    </w:p>
-    <w:p>
-      <w:pPr>
-        <w:rPr>
-          <w:lang w:val="en-US"/>
-        </w:rPr>
-      </w:pPr>
-      <w:r>
-        <w:rPr>
-          <w:lang w:val="en-US"/>
-        </w:rPr>
-        <w:tab/>
-        <w:t xml:space="preserve">         Hai net critic double q learning, Một net value giống critic và một target value </w:t>
-      </w:r>
-    </w:p>
-    <w:p>
-      <w:pPr>
-        <w:ind w:left="720"/>
-        <w:rPr>
-          <w:lang w:val="en-US"/>
-        </w:rPr>
-      </w:pPr>
-      <w:r>
-        <w:rPr>
-          <w:lang w:val="en-US"/>
-        </w:rPr>
-        <w:t xml:space="preserve">         update một phần mỗi lần</w:t>
-      </w:r>
-    </w:p>
-    <w:p>
-      <w:pPr>
-        <w:ind w:left="720"/>
-        <w:rPr>
-          <w:lang w:val="en-US"/>
-        </w:rPr>
-      </w:pPr>
-      <w:r>
-        <w:rPr>
-          <w:lang w:val="en-US"/>
-        </w:rPr>
-        <w:t xml:space="preserve">         Khởi đầu random uniform action, tích experience replay</w:t>
-      </w:r>
-    </w:p>
-    <w:p>
-      <w:pPr>
-        <w:ind w:left="720"/>
-        <w:rPr>
-          <w:lang w:val="en-US"/>
-        </w:rPr>
-      </w:pPr>
-      <w:r>
-        <w:rPr>
-          <w:lang w:val="en-US"/>
-        </w:rPr>
-        <w:t xml:space="preserve">         Sau đó sample batch, lấy actions và bonus rewards từ actor</w:t>
-      </w:r>
-    </w:p>
-    <w:p>
-      <w:pPr>
-        <w:ind w:left="720"/>
-        <w:rPr>
-          <w:lang w:val="en-US"/>
-        </w:rPr>
-      </w:pPr>
-      <w:r>
-        <w:rPr>
-          <w:lang w:val="en-US"/>
-        </w:rPr>
-        <w:t xml:space="preserve">         Actions dùng reparameterization trick để có thể backprop</w:t>
-      </w:r>
-    </w:p>
-    <w:p>
-      <w:pPr>
-        <w:ind w:left="720"/>
-        <w:rPr>
-          <w:lang w:val="en-US"/>
-        </w:rPr>
-      </w:pPr>
-      <w:r>
-        <w:rPr>
-          <w:lang w:val="en-US"/>
-        </w:rPr>
-        <w:t xml:space="preserve">         Bonus reward = -log(actions) | entropy + log(1 – tanh actions ** 2 + eps) | </w:t>
-      </w:r>
-    </w:p>
-    <w:p>
-      <w:pPr>
-        <w:ind w:left="720"/>
-        <w:rPr>
-          <w:lang w:val="en-US"/>
-        </w:rPr>
-      </w:pPr>
-      <w:r>
-        <w:rPr>
-          <w:lang w:val="en-US"/>
-        </w:rPr>
-        <w:t xml:space="preserve">         bound actions</w:t>
-      </w:r>
-    </w:p>
-    <w:p>
-      <w:pPr>
-        <w:ind w:left="720"/>
-        <w:rPr>
-          <w:lang w:val="en-US"/>
-        </w:rPr>
-      </w:pPr>
-      <w:r>
-        <w:rPr>
-          <w:lang w:val="en-US"/>
-        </w:rPr>
-        <w:t xml:space="preserve">         Value(s) = Critic(s) + a * bonus reward</w:t>
-      </w:r>
-      <w:r>
-        <w:rPr>
-          <w:lang w:val="en-US"/>
-        </w:rPr>
-        <w:t>, là tổng giá trị state và bonus từ hiện tại</w:t>
-      </w:r>
-    </w:p>
-    <w:p>
-      <w:pPr>
-        <w:ind w:left="720"/>
-        <w:rPr>
-          <w:lang w:val="en-US"/>
-        </w:rPr>
-      </w:pPr>
-      <w:r>
-        <w:rPr>
-          <w:lang w:val="en-US"/>
-        </w:rPr>
-        <w:t xml:space="preserve">         Target value = min(2 critic với state và actors) + a * bonus reward, lấy loss mse</w:t>
-      </w:r>
-    </w:p>
-    <w:p>
-      <w:pPr>
-        <w:ind w:left="720"/>
-        <w:rPr>
-          <w:lang w:val="en-US"/>
-        </w:rPr>
-      </w:pPr>
-      <w:r>
-        <w:rPr>
-          <w:lang w:val="en-US"/>
-        </w:rPr>
-        <w:t xml:space="preserve">         Actor loss = mean -target value</w:t>
-      </w:r>
-    </w:p>
-    <w:p>
-      <w:pPr>
-        <w:ind w:left="720"/>
-        <w:rPr>
-          <w:lang w:val="en-US"/>
-        </w:rPr>
-      </w:pPr>
-      <w:r>
-        <w:rPr>
-          <w:lang w:val="en-US"/>
-        </w:rPr>
-        <w:t xml:space="preserve">         Critic loss = td error reward + gamma * target value net(next state) * (1 - done)</w:t>
-      </w:r>
-      <w:r>
-        <w:rPr>
-          <w:lang w:val="en-US"/>
-        </w:rPr>
-        <w:t xml:space="preserve">, </w:t>
-      </w:r>
-    </w:p>
-    <w:p>
-      <w:pPr>
-        <w:ind w:left="720"/>
-        <w:rPr>
-          <w:lang w:val="en-US"/>
-        </w:rPr>
-      </w:pPr>
-      <w:r>
-        <w:rPr>
-          <w:lang w:val="en-US"/>
-        </w:rPr>
-        <w:t xml:space="preserve">         update 2 critic</w:t>
-      </w:r>
-    </w:p>
-    <w:p>
-      <w:pPr>
-        <w:ind w:left="720"/>
-        <w:rPr>
-          <w:lang w:val="en-US"/>
-        </w:rPr>
-      </w:pPr>
-      <w:r>
-        <w:rPr>
-          <w:lang w:val="en-US"/>
-        </w:rPr>
-        <w:t xml:space="preserve">         Update target value net</w:t>
-      </w:r>
-      <w:r>
-        <w:rPr>
-          <w:lang w:val="en-US"/>
-        </w:rPr>
-        <w:t xml:space="preserve"> một phần</w:t>
-      </w:r>
-    </w:p>
-    <w:p>
-      <w:pPr>
-        <w:rPr>
-          <w:lang w:val="en-US"/>
-        </w:rPr>
-      </w:pPr>
-      <w:r>
-        <w:rPr>
-          <w:lang w:val="en-US"/>
-        </w:rPr>
-        <w:t>NAF(Normalized Advantage Function):  Dùng quadratic advantage, continuous action space</w:t>
-      </w:r>
-    </w:p>
-    <w:p>
-      <w:pPr>
-        <w:rPr>
-          <w:lang w:val="en-US"/>
-        </w:rPr>
-      </w:pPr>
-      <w:r>
-        <w:rPr>
-          <w:lang w:val="en-US"/>
-        </w:rPr>
-        <w:lastRenderedPageBreak/>
-        <w:tab/>
-        <w:t xml:space="preserve">Algo: </w:t>
-      </w:r>
-      <w:r>
-        <w:rPr>
-          <w:lang w:val="en-US"/>
-        </w:rPr>
-        <w:t>Một net mean action, một net std action, một net value</w:t>
-      </w:r>
-      <w:r>
-        <w:rPr>
-          <w:lang w:val="en-US"/>
-        </w:rPr>
-        <w:t>, một target value</w:t>
-      </w:r>
-    </w:p>
-    <w:p>
-      <w:pPr>
-        <w:ind w:left="720"/>
-        <w:rPr>
-          <w:lang w:val="en-US"/>
-        </w:rPr>
-      </w:pPr>
-      <w:r>
-        <w:rPr>
-          <w:lang w:val="en-US"/>
-        </w:rPr>
-        <w:t xml:space="preserve">         Khởi đầu random uniform action, tích experience replay</w:t>
-      </w:r>
-    </w:p>
-    <w:p>
-      <w:pPr>
-        <w:ind w:left="720"/>
-        <w:rPr>
-          <w:lang w:val="en-US"/>
-        </w:rPr>
-      </w:pPr>
-      <w:r>
-        <w:rPr>
-          <w:lang w:val="en-US"/>
-        </w:rPr>
-        <w:t xml:space="preserve">         Sau đó sample action từ</w:t>
-      </w:r>
-      <w:r>
-        <w:rPr>
-          <w:lang w:val="en-US"/>
-        </w:rPr>
-        <w:t xml:space="preserve"> mean và std (đã exp để positive),</w:t>
-      </w:r>
-    </w:p>
-    <w:p>
-      <w:pPr>
-        <w:ind w:left="720"/>
-        <w:rPr>
-          <w:lang w:val="en-US"/>
-        </w:rPr>
-      </w:pPr>
-      <w:r>
-        <w:rPr>
-          <w:lang w:val="en-US"/>
-        </w:rPr>
-        <w:t xml:space="preserve">         Sample batch</w:t>
-      </w:r>
-      <w:r>
-        <w:rPr>
-          <w:lang w:val="en-US"/>
-        </w:rPr>
-        <w:t xml:space="preserve"> state, action, reward, new_state, done</w:t>
-      </w:r>
-    </w:p>
-    <w:p>
-      <w:pPr>
-        <w:ind w:left="720"/>
-        <w:rPr>
-          <w:lang w:val="en-US"/>
-        </w:rPr>
-      </w:pPr>
-      <w:r>
-        <w:rPr>
-          <w:lang w:val="en-US"/>
-        </w:rPr>
-        <w:t xml:space="preserve">         Target value = </w:t>
-      </w:r>
-      <w:r>
-        <w:rPr>
-          <w:lang w:val="en-US"/>
-        </w:rPr>
-        <w:t>reward + gamma * (1 - done) * target_value(new_state)</w:t>
-      </w:r>
-    </w:p>
-    <w:p>
-      <w:pPr>
-        <w:ind w:left="720"/>
-        <w:rPr>
-          <w:lang w:val="en-US"/>
-        </w:rPr>
-      </w:pPr>
-      <w:r>
-        <w:rPr>
-          <w:lang w:val="en-US"/>
-        </w:rPr>
-        <w:t xml:space="preserve">         Q_value = value(state) – 0.5 * ((action – mean_action) ** 2) dot std ** -2</w:t>
-      </w:r>
-    </w:p>
-    <w:p>
-      <w:pPr>
-        <w:ind w:left="720"/>
-        <w:rPr>
-          <w:lang w:val="en-US"/>
-        </w:rPr>
-      </w:pPr>
-      <w:r>
-        <w:rPr>
-          <w:lang w:val="en-US"/>
-        </w:rPr>
-        <w:t xml:space="preserve">         Value loss = mse(target_value, q_value)</w:t>
-      </w:r>
-    </w:p>
-    <w:p>
-      <w:pPr>
-        <w:ind w:left="720"/>
-        <w:rPr>
-          <w:lang w:val="en-US"/>
-        </w:rPr>
-      </w:pPr>
-      <w:r>
-        <w:rPr>
-          <w:lang w:val="en-US"/>
-        </w:rPr>
-        <w:t xml:space="preserve">         Update net, target value một phần</w:t>
-      </w:r>
-    </w:p>
-    <w:p>
-      <w:pPr>
-        <w:rPr>
-          <w:lang w:val="en-US"/>
-        </w:rPr>
-      </w:pPr>
-      <w:r>
-        <w:rPr>
-          <w:lang w:val="en-US"/>
-        </w:rPr>
-        <w:t>PER – Prioritized Experience Replay:</w:t>
-      </w:r>
-    </w:p>
-    <w:p>
-      <w:pPr>
-        <w:rPr>
-          <w:lang w:val="en-US"/>
-        </w:rPr>
-      </w:pPr>
-      <w:r>
-        <w:rPr>
-          <w:lang w:val="en-US"/>
-        </w:rPr>
-        <w:tab/>
-        <w:t>Def:</w:t>
-      </w:r>
-    </w:p>
-    <w:p>
-      <w:pPr>
-        <w:rPr>
-          <w:lang w:val="en-US"/>
-        </w:rPr>
-      </w:pPr>
-      <w:r>
-        <w:rPr>
-          <w:lang w:val="en-US"/>
-        </w:rPr>
-        <w:tab/>
-      </w:r>
-      <w:r>
-        <w:rPr>
-          <w:lang w:val="en-US"/>
-        </w:rPr>
-        <w:tab/>
-        <w:t xml:space="preserve">Ưu tiên lựa chọn học những nước đi sai lầm nhất dựa vào Temporal </w:t>
-      </w:r>
-    </w:p>
-    <w:p>
-      <w:pPr>
-        <w:ind w:left="720" w:firstLine="720"/>
-        <w:rPr>
-          <w:lang w:val="en-US"/>
-        </w:rPr>
-      </w:pPr>
-      <w:r>
-        <w:rPr>
-          <w:lang w:val="en-US"/>
-        </w:rPr>
-        <w:t>Difference Error</w:t>
-      </w:r>
-    </w:p>
-    <w:p>
-      <w:pPr>
-        <w:ind w:left="720" w:firstLine="720"/>
-        <w:rPr>
-          <w:lang w:val="en-US"/>
-        </w:rPr>
-      </w:pPr>
-      <w:r>
-        <w:rPr>
-          <w:lang w:val="en-US"/>
-        </w:rPr>
-        <w:t xml:space="preserve">Kết hợp với các Off-Policy Algorithm sử dụng Experience Replay như DQN, </w:t>
-      </w:r>
-    </w:p>
-    <w:p>
-      <w:pPr>
-        <w:ind w:left="720" w:firstLine="720"/>
-        <w:rPr>
-          <w:lang w:val="en-US"/>
-        </w:rPr>
-      </w:pPr>
-      <w:r>
-        <w:rPr>
-          <w:lang w:val="en-US"/>
-        </w:rPr>
         <w:t>DDPG</w:t>
       </w:r>
     </w:p>
@@ -29701,7 +30076,6 @@
           <w:szCs w:val="24"/>
           <w:lang w:val="en-US"/>
         </w:rPr>
-        <w:lastRenderedPageBreak/>
         <w:t>Experience Replay hiện tại)</w:t>
       </w:r>
     </w:p>
@@ -30064,6 +30438,7 @@
         <w:rPr>
           <w:lang w:val="en-US"/>
         </w:rPr>
+        <w:lastRenderedPageBreak/>
         <w:t>Goal là State đó thì chúng ta đã Win</w:t>
       </w:r>
     </w:p>
@@ -30409,7 +30784,6 @@
         <w:rPr>
           <w:lang w:val="en-US"/>
         </w:rPr>
-        <w:lastRenderedPageBreak/>
         <w:t>State = New State</w:t>
       </w:r>
     </w:p>
@@ -30769,10 +31143,10 @@
     </w:lvl>
   </w:abstractNum>
   <w:abstractNum w:abstractNumId="2">
-    <w:nsid w:val="1D267E7C"/>
+    <w:nsid w:val="1C757225"/>
     <w:multiLevelType w:val="hybridMultilevel"/>
-    <w:tmpl w:val="C6C27F6C"/>
-    <w:lvl w:ilvl="0" w:tplc="A614FE1A">
+    <w:tmpl w:val="3154CC5E"/>
+    <w:lvl w:ilvl="0" w:tplc="218C6FC4">
       <w:start w:val="1"/>
       <w:numFmt w:val="decimal"/>
       <w:lvlText w:val="%1."/>
@@ -30858,10 +31232,10 @@
     </w:lvl>
   </w:abstractNum>
   <w:abstractNum w:abstractNumId="3">
-    <w:nsid w:val="1D3A6E3B"/>
+    <w:nsid w:val="1D267E7C"/>
     <w:multiLevelType w:val="hybridMultilevel"/>
-    <w:tmpl w:val="F08E3748"/>
-    <w:lvl w:ilvl="0" w:tplc="2EF621C6">
+    <w:tmpl w:val="C6C27F6C"/>
+    <w:lvl w:ilvl="0" w:tplc="A614FE1A">
       <w:start w:val="1"/>
       <w:numFmt w:val="decimal"/>
       <w:lvlText w:val="%1."/>
@@ -30947,6 +31321,95 @@
     </w:lvl>
   </w:abstractNum>
   <w:abstractNum w:abstractNumId="4">
+    <w:nsid w:val="1D3A6E3B"/>
+    <w:multiLevelType w:val="hybridMultilevel"/>
+    <w:tmpl w:val="F08E3748"/>
+    <w:lvl w:ilvl="0" w:tplc="2EF621C6">
+      <w:start w:val="1"/>
+      <w:numFmt w:val="decimal"/>
+      <w:lvlText w:val="%1."/>
+      <w:lvlJc w:val="left"/>
+      <w:pPr>
+        <w:ind w:left="1080" w:hanging="360"/>
+      </w:pPr>
+      <w:rPr>
+        <w:rFonts w:hint="default"/>
+      </w:rPr>
+    </w:lvl>
+    <w:lvl w:ilvl="1" w:tplc="042A0019" w:tentative="1">
+      <w:start w:val="1"/>
+      <w:numFmt w:val="lowerLetter"/>
+      <w:lvlText w:val="%2."/>
+      <w:lvlJc w:val="left"/>
+      <w:pPr>
+        <w:ind w:left="1800" w:hanging="360"/>
+      </w:pPr>
+    </w:lvl>
+    <w:lvl w:ilvl="2" w:tplc="042A001B" w:tentative="1">
+      <w:start w:val="1"/>
+      <w:numFmt w:val="lowerRoman"/>
+      <w:lvlText w:val="%3."/>
+      <w:lvlJc w:val="right"/>
+      <w:pPr>
+        <w:ind w:left="2520" w:hanging="180"/>
+      </w:pPr>
+    </w:lvl>
+    <w:lvl w:ilvl="3" w:tplc="042A000F" w:tentative="1">
+      <w:start w:val="1"/>
+      <w:numFmt w:val="decimal"/>
+      <w:lvlText w:val="%4."/>
+      <w:lvlJc w:val="left"/>
+      <w:pPr>
+        <w:ind w:left="3240" w:hanging="360"/>
+      </w:pPr>
+    </w:lvl>
+    <w:lvl w:ilvl="4" w:tplc="042A0019" w:tentative="1">
+      <w:start w:val="1"/>
+      <w:numFmt w:val="lowerLetter"/>
+      <w:lvlText w:val="%5."/>
+      <w:lvlJc w:val="left"/>
+      <w:pPr>
+        <w:ind w:left="3960" w:hanging="360"/>
+      </w:pPr>
+    </w:lvl>
+    <w:lvl w:ilvl="5" w:tplc="042A001B" w:tentative="1">
+      <w:start w:val="1"/>
+      <w:numFmt w:val="lowerRoman"/>
+      <w:lvlText w:val="%6."/>
+      <w:lvlJc w:val="right"/>
+      <w:pPr>
+        <w:ind w:left="4680" w:hanging="180"/>
+      </w:pPr>
+    </w:lvl>
+    <w:lvl w:ilvl="6" w:tplc="042A000F" w:tentative="1">
+      <w:start w:val="1"/>
+      <w:numFmt w:val="decimal"/>
+      <w:lvlText w:val="%7."/>
+      <w:lvlJc w:val="left"/>
+      <w:pPr>
+        <w:ind w:left="5400" w:hanging="360"/>
+      </w:pPr>
+    </w:lvl>
+    <w:lvl w:ilvl="7" w:tplc="042A0019" w:tentative="1">
+      <w:start w:val="1"/>
+      <w:numFmt w:val="lowerLetter"/>
+      <w:lvlText w:val="%8."/>
+      <w:lvlJc w:val="left"/>
+      <w:pPr>
+        <w:ind w:left="6120" w:hanging="360"/>
+      </w:pPr>
+    </w:lvl>
+    <w:lvl w:ilvl="8" w:tplc="042A001B" w:tentative="1">
+      <w:start w:val="1"/>
+      <w:numFmt w:val="lowerRoman"/>
+      <w:lvlText w:val="%9."/>
+      <w:lvlJc w:val="right"/>
+      <w:pPr>
+        <w:ind w:left="6840" w:hanging="180"/>
+      </w:pPr>
+    </w:lvl>
+  </w:abstractNum>
+  <w:abstractNum w:abstractNumId="5">
     <w:nsid w:val="26467D1A"/>
     <w:multiLevelType w:val="hybridMultilevel"/>
     <w:tmpl w:val="A2E6EC78"/>
@@ -31058,7 +31521,7 @@
       </w:rPr>
     </w:lvl>
   </w:abstractNum>
-  <w:abstractNum w:abstractNumId="5">
+  <w:abstractNum w:abstractNumId="6">
     <w:nsid w:val="33EA6844"/>
     <w:multiLevelType w:val="hybridMultilevel"/>
     <w:tmpl w:val="D33E6924"/>
@@ -31147,7 +31610,7 @@
       </w:pPr>
     </w:lvl>
   </w:abstractNum>
-  <w:abstractNum w:abstractNumId="6">
+  <w:abstractNum w:abstractNumId="7">
     <w:nsid w:val="34C77095"/>
     <w:multiLevelType w:val="hybridMultilevel"/>
     <w:tmpl w:val="ADCE2B90"/>
@@ -31260,7 +31723,7 @@
       </w:rPr>
     </w:lvl>
   </w:abstractNum>
-  <w:abstractNum w:abstractNumId="7">
+  <w:abstractNum w:abstractNumId="8">
     <w:nsid w:val="393A351C"/>
     <w:multiLevelType w:val="hybridMultilevel"/>
     <w:tmpl w:val="1D080682"/>
@@ -31372,7 +31835,7 @@
       </w:rPr>
     </w:lvl>
   </w:abstractNum>
-  <w:abstractNum w:abstractNumId="8">
+  <w:abstractNum w:abstractNumId="9">
     <w:nsid w:val="46934615"/>
     <w:multiLevelType w:val="hybridMultilevel"/>
     <w:tmpl w:val="3F249182"/>
@@ -31484,7 +31947,7 @@
       </w:rPr>
     </w:lvl>
   </w:abstractNum>
-  <w:abstractNum w:abstractNumId="9">
+  <w:abstractNum w:abstractNumId="10">
     <w:nsid w:val="526B29F8"/>
     <w:multiLevelType w:val="hybridMultilevel"/>
     <w:tmpl w:val="D26E4FD0"/>
@@ -31573,7 +32036,7 @@
       </w:pPr>
     </w:lvl>
   </w:abstractNum>
-  <w:abstractNum w:abstractNumId="10">
+  <w:abstractNum w:abstractNumId="11">
     <w:nsid w:val="527C35A0"/>
     <w:multiLevelType w:val="hybridMultilevel"/>
     <w:tmpl w:val="EAEE52C4"/>
@@ -31662,7 +32125,7 @@
       </w:pPr>
     </w:lvl>
   </w:abstractNum>
-  <w:abstractNum w:abstractNumId="11">
+  <w:abstractNum w:abstractNumId="12">
     <w:nsid w:val="53650867"/>
     <w:multiLevelType w:val="hybridMultilevel"/>
     <w:tmpl w:val="312267D0"/>
@@ -31751,7 +32214,7 @@
       </w:pPr>
     </w:lvl>
   </w:abstractNum>
-  <w:abstractNum w:abstractNumId="12">
+  <w:abstractNum w:abstractNumId="13">
     <w:nsid w:val="5EAF3AFE"/>
     <w:multiLevelType w:val="hybridMultilevel"/>
     <w:tmpl w:val="A4303A0C"/>
@@ -31840,7 +32303,7 @@
       </w:pPr>
     </w:lvl>
   </w:abstractNum>
-  <w:abstractNum w:abstractNumId="13">
+  <w:abstractNum w:abstractNumId="14">
     <w:nsid w:val="65C1615C"/>
     <w:multiLevelType w:val="hybridMultilevel"/>
     <w:tmpl w:val="9F9CB978"/>
@@ -31929,7 +32392,7 @@
       </w:pPr>
     </w:lvl>
   </w:abstractNum>
-  <w:abstractNum w:abstractNumId="14">
+  <w:abstractNum w:abstractNumId="15">
     <w:nsid w:val="70361C3F"/>
     <w:multiLevelType w:val="hybridMultilevel"/>
     <w:tmpl w:val="1CF40154"/>
@@ -32043,7 +32506,7 @@
       </w:rPr>
     </w:lvl>
   </w:abstractNum>
-  <w:abstractNum w:abstractNumId="15">
+  <w:abstractNum w:abstractNumId="16">
     <w:nsid w:val="72E05CC5"/>
     <w:multiLevelType w:val="hybridMultilevel"/>
     <w:tmpl w:val="7270C802"/>
@@ -32132,7 +32595,7 @@
       </w:pPr>
     </w:lvl>
   </w:abstractNum>
-  <w:abstractNum w:abstractNumId="16">
+  <w:abstractNum w:abstractNumId="17">
     <w:nsid w:val="7E78030C"/>
     <w:multiLevelType w:val="hybridMultilevel"/>
     <w:tmpl w:val="4BC8D0D6"/>
@@ -32245,55 +32708,58 @@
     </w:lvl>
   </w:abstractNum>
   <w:num w:numId="1">
+    <w:abstractNumId w:val="8"/>
+  </w:num>
+  <w:num w:numId="2">
+    <w:abstractNumId w:val="17"/>
+  </w:num>
+  <w:num w:numId="3">
+    <w:abstractNumId w:val="5"/>
+  </w:num>
+  <w:num w:numId="4">
+    <w:abstractNumId w:val="9"/>
+  </w:num>
+  <w:num w:numId="5">
+    <w:abstractNumId w:val="4"/>
+  </w:num>
+  <w:num w:numId="6">
     <w:abstractNumId w:val="7"/>
   </w:num>
-  <w:num w:numId="2">
-    <w:abstractNumId w:val="16"/>
-  </w:num>
-  <w:num w:numId="3">
-    <w:abstractNumId w:val="4"/>
-  </w:num>
-  <w:num w:numId="4">
-    <w:abstractNumId w:val="8"/>
-  </w:num>
-  <w:num w:numId="5">
-    <w:abstractNumId w:val="3"/>
-  </w:num>
-  <w:num w:numId="6">
-    <w:abstractNumId w:val="6"/>
-  </w:num>
   <w:num w:numId="7">
-    <w:abstractNumId w:val="10"/>
+    <w:abstractNumId w:val="11"/>
   </w:num>
   <w:num w:numId="8">
+    <w:abstractNumId w:val="15"/>
+  </w:num>
+  <w:num w:numId="9">
+    <w:abstractNumId w:val="12"/>
+  </w:num>
+  <w:num w:numId="10">
     <w:abstractNumId w:val="14"/>
   </w:num>
-  <w:num w:numId="9">
-    <w:abstractNumId w:val="11"/>
-  </w:num>
-  <w:num w:numId="10">
-    <w:abstractNumId w:val="13"/>
-  </w:num>
   <w:num w:numId="11">
-    <w:abstractNumId w:val="15"/>
+    <w:abstractNumId w:val="16"/>
   </w:num>
   <w:num w:numId="12">
     <w:abstractNumId w:val="0"/>
   </w:num>
   <w:num w:numId="13">
-    <w:abstractNumId w:val="12"/>
+    <w:abstractNumId w:val="13"/>
   </w:num>
   <w:num w:numId="14">
-    <w:abstractNumId w:val="2"/>
+    <w:abstractNumId w:val="3"/>
   </w:num>
   <w:num w:numId="15">
     <w:abstractNumId w:val="1"/>
   </w:num>
   <w:num w:numId="16">
-    <w:abstractNumId w:val="9"/>
+    <w:abstractNumId w:val="10"/>
   </w:num>
   <w:num w:numId="17">
-    <w:abstractNumId w:val="5"/>
+    <w:abstractNumId w:val="6"/>
+  </w:num>
+  <w:num w:numId="18">
+    <w:abstractNumId w:val="2"/>
   </w:num>
 </w:numbering>
 </file>

--- a/algorithm.docx
+++ b/algorithm.docx
@@ -250,8 +250,6 @@
         </w:rPr>
         <w:t>, Thuộc Tính</w:t>
       </w:r>
-      <w:bookmarkStart w:id="0" w:name="_GoBack"/>
-      <w:bookmarkEnd w:id="0"/>
       <w:r>
         <w:rPr>
           <w:lang w:val="en-US"/>
@@ -501,6 +499,78 @@
     </w:p>
     <w:p>
       <w:pPr>
+        <w:pStyle w:val="ListParagraph"/>
+        <w:numPr>
+          <w:ilvl w:val="0"/>
+          <w:numId w:val="18"/>
+        </w:numPr>
+        <w:rPr>
+          <w:lang w:val="en-US"/>
+        </w:rPr>
+      </w:pPr>
+      <w:r>
+        <w:rPr>
+          <w:lang w:val="en-US"/>
+        </w:rPr>
+        <w:t>Biến Chỉ Dùng Để Lặp?</w:t>
+      </w:r>
+    </w:p>
+    <w:p>
+      <w:pPr>
+        <w:pStyle w:val="ListParagraph"/>
+        <w:numPr>
+          <w:ilvl w:val="0"/>
+          <w:numId w:val="8"/>
+        </w:numPr>
+        <w:rPr>
+          <w:lang w:val="en-US"/>
+        </w:rPr>
+      </w:pPr>
+      <w:r>
+        <w:rPr>
+          <w:lang w:val="en-US"/>
+        </w:rPr>
+        <w:t>“_”</w:t>
+      </w:r>
+    </w:p>
+    <w:p>
+      <w:pPr>
+        <w:pStyle w:val="ListParagraph"/>
+        <w:numPr>
+          <w:ilvl w:val="0"/>
+          <w:numId w:val="18"/>
+        </w:numPr>
+        <w:rPr>
+          <w:lang w:val="en-US"/>
+        </w:rPr>
+      </w:pPr>
+      <w:r>
+        <w:rPr>
+          <w:lang w:val="en-US"/>
+        </w:rPr>
+        <w:t>Số Thứ Tự?</w:t>
+      </w:r>
+    </w:p>
+    <w:p>
+      <w:pPr>
+        <w:pStyle w:val="ListParagraph"/>
+        <w:numPr>
+          <w:ilvl w:val="0"/>
+          <w:numId w:val="8"/>
+        </w:numPr>
+        <w:rPr>
+          <w:lang w:val="en-US"/>
+        </w:rPr>
+      </w:pPr>
+      <w:r>
+        <w:rPr>
+          <w:lang w:val="en-US"/>
+        </w:rPr>
+        <w:t>“Idx”</w:t>
+      </w:r>
+    </w:p>
+    <w:p>
+      <w:pPr>
         <w:rPr>
           <w:lang w:val="en-US"/>
         </w:rPr>
@@ -606,6 +676,7 @@
         <w:rPr>
           <w:lang w:val="en-US"/>
         </w:rPr>
+        <w:lastRenderedPageBreak/>
         <w:t>Ví dụ</w:t>
       </w:r>
     </w:p>
@@ -693,7 +764,6 @@
         <w:rPr>
           <w:lang w:val="en-US"/>
         </w:rPr>
-        <w:lastRenderedPageBreak/>
         <w:t>Encoding – Mã Hóa:</w:t>
       </w:r>
     </w:p>
@@ -1840,6 +1910,7 @@
           <w:rFonts w:eastAsiaTheme="minorEastAsia"/>
           <w:lang w:val="en-US"/>
         </w:rPr>
+        <w:lastRenderedPageBreak/>
         <w:t>X là biến ngẫu nhiên có PDF là hàm f(x)</w:t>
       </w:r>
     </w:p>
@@ -1923,7 +1994,6 @@
               <w:rFonts w:ascii="Cambria Math" w:hAnsi="Cambria Math"/>
               <w:lang w:val="en-US"/>
             </w:rPr>
-            <w:lastRenderedPageBreak/>
             <m:t>H</m:t>
           </m:r>
           <m:d>
@@ -3937,7 +4007,14 @@
         <w:rPr>
           <w:lang w:val="en-US"/>
         </w:rPr>
-        <w:t xml:space="preserve">Trong trường hợp Train Model dạng phân loại, thì ta thường sử dụng Softmax cho Layer cuối cùng, nên giá trị của dự đoán luôn nằm trong khoảng (0, 1), mà đạo hàm của MSE lại tuyến tính nên Gradient sẽ nhỏ và xêm xêm nhau, trong khi khi sử dụng hàm ln thì, nếu giá trị dự đoán có vị trí của 1 trong One Hot Vector gần 0, nói cách khác là nó dự đoán sai bét, thì đạo hàm của ln tại số gần 0 lại cực lớn,  do đó Gradient sẽ lớn, hợp lý vì nó cần phải sửa sai nhanh </w:t>
+        <w:t xml:space="preserve">Trong trường hợp Train Model dạng phân loại, thì ta thường sử dụng Softmax cho Layer cuối cùng, nên giá trị của dự đoán luôn nằm trong khoảng (0, 1), mà đạo hàm của MSE lại tuyến tính nên Gradient sẽ nhỏ và xêm xêm nhau, trong khi </w:t>
+      </w:r>
+      <w:r>
+        <w:rPr>
+          <w:lang w:val="en-US"/>
+        </w:rPr>
+        <w:lastRenderedPageBreak/>
+        <w:t xml:space="preserve">khi sử dụng hàm ln thì, nếu giá trị dự đoán có vị trí của 1 trong One Hot Vector gần 0, nói cách khác là nó dự đoán sai bét, thì đạo hàm của ln tại số gần 0 lại cực lớn,  do đó Gradient sẽ lớn, hợp lý vì nó cần phải sửa sai nhanh </w:t>
       </w:r>
     </w:p>
     <w:p>
@@ -3991,7 +4068,6 @@
         <w:rPr>
           <w:lang w:val="en-US"/>
         </w:rPr>
-        <w:lastRenderedPageBreak/>
         <w:t>Phân loại kiểu Multi Class nghĩa là Layer cuối cùng sử dụng hàm Softmax, nhãn là One Hot Vector, sử dụng Cross Entropy Loss, không sử dụng Binary Cross Entropy Loss vì hiệu suất tính toán</w:t>
       </w:r>
     </w:p>
@@ -4778,6 +4854,42 @@
           <w:lang w:val="en-US"/>
         </w:rPr>
         <w:t>Hàm này áp dụng với Vector, e mũ mỗi phần tử của Vector rồi Scale sao cho tổng tất cả phần tử = 1</w:t>
+      </w:r>
+    </w:p>
+    <w:p>
+      <w:pPr>
+        <w:pStyle w:val="ListParagraph"/>
+        <w:numPr>
+          <w:ilvl w:val="0"/>
+          <w:numId w:val="12"/>
+        </w:numPr>
+        <w:rPr>
+          <w:lang w:val="en-US"/>
+        </w:rPr>
+      </w:pPr>
+      <w:r>
+        <w:rPr>
+          <w:lang w:val="en-US"/>
+        </w:rPr>
+        <w:t>Hàm Log Softmax?</w:t>
+      </w:r>
+    </w:p>
+    <w:p>
+      <w:pPr>
+        <w:pStyle w:val="ListParagraph"/>
+        <w:numPr>
+          <w:ilvl w:val="0"/>
+          <w:numId w:val="8"/>
+        </w:numPr>
+        <w:rPr>
+          <w:lang w:val="en-US"/>
+        </w:rPr>
+      </w:pPr>
+      <w:r>
+        <w:rPr>
+          <w:lang w:val="en-US"/>
+        </w:rPr>
+        <w:t>Bằng Softmax rồi lấy Logarithm tự nhiên của kết quả nhận được</w:t>
       </w:r>
     </w:p>
     <w:p>
@@ -5276,6 +5388,7 @@
           <w:rFonts w:eastAsiaTheme="minorEastAsia"/>
           <w:lang w:val="en-US"/>
         </w:rPr>
+        <w:lastRenderedPageBreak/>
         <w:t>Hàm LReLU (Leaky ReLU)?</w:t>
       </w:r>
     </w:p>
@@ -5474,7 +5587,6 @@
           <w:rFonts w:eastAsiaTheme="minorEastAsia"/>
           <w:lang w:val="en-US"/>
         </w:rPr>
-        <w:lastRenderedPageBreak/>
         <w:t>Là LreLU nhưng trong quá trình Train, a sẽ liên tục biến đổi ngẫu nhiên bằng cách Sample từ 1 phân phối đều liên tục</w:t>
       </w:r>
     </w:p>
@@ -6899,6 +7011,7 @@
         <w:rPr>
           <w:lang w:val="en-US"/>
         </w:rPr>
+        <w:lastRenderedPageBreak/>
         <w:t xml:space="preserve">Cho là </w:t>
       </w:r>
       <w:r>
@@ -7316,7 +7429,6 @@
               <w:rFonts w:ascii="Cambria Math" w:hAnsi="Cambria Math"/>
               <w:lang w:val="en-US"/>
             </w:rPr>
-            <w:lastRenderedPageBreak/>
             <m:t>E</m:t>
           </m:r>
           <m:d>
@@ -8353,7 +8465,14 @@
                           <w:rFonts w:ascii="Cambria Math" w:hAnsi="Cambria Math"/>
                           <w:lang w:val="en-US"/>
                         </w:rPr>
-                        <m:t>old</m:t>
+                        <m:t>ol</m:t>
+                      </m:r>
+                      <m:r>
+                        <w:rPr>
+                          <w:rFonts w:ascii="Cambria Math" w:hAnsi="Cambria Math"/>
+                          <w:lang w:val="en-US"/>
+                        </w:rPr>
+                        <m:t>d</m:t>
                       </m:r>
                     </m:sub>
                     <m:sup>
@@ -9944,6 +10063,7 @@
           <w:rFonts w:eastAsiaTheme="minorEastAsia"/>
           <w:lang w:val="en-US"/>
         </w:rPr>
+        <w:lastRenderedPageBreak/>
         <w:t>Giống Adagrad nhưng thay vì tổng bình phương chiều dài các Gradient thuần túy cho tới thời điểm hiện tại ta dùng EWMA của bình phương chiều dài Gradient, điều này ngăn chặn việc chiều dài bước đi bị rút ngắn vãi lồn, mà thay vào đó khi bị rút ngắn đến mức nào đó sẽ được hoãn lại</w:t>
       </w:r>
     </w:p>
@@ -9986,15 +10106,7 @@
           <w:rFonts w:eastAsiaTheme="minorEastAsia"/>
           <w:lang w:val="en-US"/>
         </w:rPr>
-        <w:t xml:space="preserve">Giống y chang RMSprop chỉ khác không cần sử dụng Learning Rate mà thay vào đó là 1 biểu thức giống ở dưới mẫu, đổi EWMA của bình phương chiều dài </w:t>
-      </w:r>
-      <w:r>
-        <w:rPr>
-          <w:rFonts w:eastAsiaTheme="minorEastAsia"/>
-          <w:lang w:val="en-US"/>
-        </w:rPr>
-        <w:lastRenderedPageBreak/>
-        <w:t>Gradient thành EWMA của bình phương chênh lệch chiều dài bước đi giữa 2 lần bước liên tiếp</w:t>
+        <w:t>Giống y chang RMSprop chỉ khác không cần sử dụng Learning Rate mà thay vào đó là 1 biểu thức giống ở dưới mẫu, đổi EWMA của bình phương chiều dài Gradient thành EWMA của bình phương chênh lệch chiều dài bước đi giữa 2 lần bước liên tiếp</w:t>
       </w:r>
     </w:p>
     <w:p>
@@ -10472,6 +10584,7 @@
         <w:rPr>
           <w:lang w:val="en-US"/>
         </w:rPr>
+        <w:lastRenderedPageBreak/>
         <w:t xml:space="preserve">Giả sử Input là 1 điểm trong không gian n chiều, và giá trị được gán cho nó là 1 số nào đó, ta có rất nhiều Input như vậy, bài toán đặt ra là nếu ta cho AI 1 Input mới hoàn toàn thì giá trị nó trả về sẽ là bao nhiêu, cách đơn giản nhất để tìm ra là sử dụng phép nội suy, Input mới </w:t>
       </w:r>
       <w:r>
@@ -10508,7 +10621,6 @@
         <w:rPr>
           <w:lang w:val="en-US"/>
         </w:rPr>
-        <w:lastRenderedPageBreak/>
         <w:t>N</w:t>
       </w:r>
       <w:r>
@@ -10877,6 +10989,136 @@
         <w:rPr>
           <w:lang w:val="en-US"/>
         </w:rPr>
+        <w:t>MLP – Multi Layer Perceptron:</w:t>
+      </w:r>
+    </w:p>
+    <w:p>
+      <w:pPr>
+        <w:pStyle w:val="ListParagraph"/>
+        <w:numPr>
+          <w:ilvl w:val="0"/>
+          <w:numId w:val="19"/>
+        </w:numPr>
+        <w:rPr>
+          <w:lang w:val="en-US"/>
+        </w:rPr>
+      </w:pPr>
+      <w:r>
+        <w:rPr>
+          <w:lang w:val="en-US"/>
+        </w:rPr>
+        <w:t>Cấu Trúc?</w:t>
+      </w:r>
+    </w:p>
+    <w:p>
+      <w:pPr>
+        <w:pStyle w:val="ListParagraph"/>
+        <w:numPr>
+          <w:ilvl w:val="0"/>
+          <w:numId w:val="6"/>
+        </w:numPr>
+        <w:rPr>
+          <w:lang w:val="en-US"/>
+        </w:rPr>
+      </w:pPr>
+      <w:r>
+        <w:rPr>
+          <w:lang w:val="en-US"/>
+        </w:rPr>
+        <w:t>1 Input Layer, 1 Output Layer và ít nhất 1 Hidden Layer</w:t>
+      </w:r>
+    </w:p>
+    <w:p>
+      <w:pPr>
+        <w:pStyle w:val="ListParagraph"/>
+        <w:numPr>
+          <w:ilvl w:val="0"/>
+          <w:numId w:val="6"/>
+        </w:numPr>
+        <w:rPr>
+          <w:lang w:val="en-US"/>
+        </w:rPr>
+      </w:pPr>
+      <w:r>
+        <w:rPr>
+          <w:lang w:val="en-US"/>
+        </w:rPr>
+        <w:t>Feed Forward, truyền từ Input thẳng tới Output</w:t>
+      </w:r>
+    </w:p>
+    <w:p>
+      <w:pPr>
+        <w:rPr>
+          <w:lang w:val="en-US"/>
+        </w:rPr>
+      </w:pPr>
+    </w:p>
+    <w:p>
+      <w:pPr>
+        <w:rPr>
+          <w:lang w:val="en-US"/>
+        </w:rPr>
+      </w:pPr>
+      <w:r>
+        <w:rPr>
+          <w:lang w:val="en-US"/>
+        </w:rPr>
+        <w:t>CNN – Convolutional Neural Network:</w:t>
+      </w:r>
+    </w:p>
+    <w:p>
+      <w:pPr>
+        <w:pStyle w:val="ListParagraph"/>
+        <w:numPr>
+          <w:ilvl w:val="0"/>
+          <w:numId w:val="20"/>
+        </w:numPr>
+        <w:rPr>
+          <w:lang w:val="en-US"/>
+        </w:rPr>
+      </w:pPr>
+      <w:r>
+        <w:rPr>
+          <w:lang w:val="en-US"/>
+        </w:rPr>
+        <w:t>Không Gian Ẩn (Latent Space)?</w:t>
+      </w:r>
+    </w:p>
+    <w:p>
+      <w:pPr>
+        <w:pStyle w:val="ListParagraph"/>
+        <w:numPr>
+          <w:ilvl w:val="0"/>
+          <w:numId w:val="6"/>
+        </w:numPr>
+        <w:rPr>
+          <w:lang w:val="en-US"/>
+        </w:rPr>
+      </w:pPr>
+      <w:r>
+        <w:rPr>
+          <w:lang w:val="en-US"/>
+        </w:rPr>
+        <w:t>Giả sử bạn có tấm ảnh con chó với hàng triệu Pixel, nói cách khác, tấm ảnh này nằm trong 1 chiều không gian có hàng triệu chiều, dễ thấy 1 lượng lớn Pixel như vậy không thể Feed trực tiếp vào 1 MLP, thay vào đó, ta sẽ xử lí để giảm số chiều của nó lại, khi đó tấm ảnh mới nằm trong không gian gọi là không gian ẩn, là không gian ít chiều nhưng chứa đủ thông tin</w:t>
+      </w:r>
+    </w:p>
+    <w:p>
+      <w:pPr>
+        <w:rPr>
+          <w:lang w:val="en-US"/>
+        </w:rPr>
+      </w:pPr>
+    </w:p>
+    <w:p>
+      <w:pPr>
+        <w:rPr>
+          <w:lang w:val="en-US"/>
+        </w:rPr>
+      </w:pPr>
+      <w:r>
+        <w:rPr>
+          <w:lang w:val="en-US"/>
+        </w:rPr>
         <w:t>RNN – Recurrent Neural Network:</w:t>
       </w:r>
     </w:p>
@@ -10895,7 +11137,13 @@
         <w:rPr>
           <w:lang w:val="en-US"/>
         </w:rPr>
-        <w:t>Ví Dụ Dữ Liệu Train, Vào Và Ra Cơ Bản Nhất Của RNN?</w:t>
+        <w:t xml:space="preserve">Ý </w:t>
+      </w:r>
+      <w:r>
+        <w:rPr>
+          <w:lang w:val="en-US"/>
+        </w:rPr>
+        <w:t>Tưởng?</w:t>
       </w:r>
     </w:p>
     <w:p>
@@ -10913,31 +11161,7 @@
         <w:rPr>
           <w:lang w:val="en-US"/>
         </w:rPr>
-        <w:t>Dữ liệu Train cơ bản nhất là 1 đoạn văn dài vãi lồn</w:t>
-      </w:r>
-      <w:r>
-        <w:rPr>
-          <w:lang w:val="en-US"/>
-        </w:rPr>
-        <w:t xml:space="preserve">, từ đoạn văn lấy ra toàn bộ các chuỗi kí tự con đều có độ dài = 1 số nào đó làm </w:t>
-      </w:r>
-      <w:r>
-        <w:rPr>
-          <w:lang w:val="en-US"/>
-        </w:rPr>
-        <w:t>Sample</w:t>
-      </w:r>
-      <w:r>
-        <w:rPr>
-          <w:lang w:val="en-US"/>
-        </w:rPr>
-        <w:t xml:space="preserve">, và kí tự tiếp theo trong mỗi chuỗi làm </w:t>
-      </w:r>
-      <w:r>
-        <w:rPr>
-          <w:lang w:val="en-US"/>
-        </w:rPr>
-        <w:t>nhãn</w:t>
+        <w:t>Lớp Hidden Feed vào chính nó</w:t>
       </w:r>
     </w:p>
     <w:p>
@@ -10955,13 +11179,25 @@
         <w:rPr>
           <w:lang w:val="en-US"/>
         </w:rPr>
-        <w:t xml:space="preserve">Ví dụ có đoạn văn “Foo Bar And I Fuck FooBar”, lấy các đoạn có độ dài = </w:t>
-      </w:r>
-      <w:r>
-        <w:rPr>
-          <w:lang w:val="en-US"/>
-        </w:rPr>
-        <w:t>13</w:t>
+        <w:t>Dùng cho dữ liệu Sequence</w:t>
+      </w:r>
+    </w:p>
+    <w:p>
+      <w:pPr>
+        <w:pStyle w:val="ListParagraph"/>
+        <w:numPr>
+          <w:ilvl w:val="0"/>
+          <w:numId w:val="14"/>
+        </w:numPr>
+        <w:rPr>
+          <w:lang w:val="en-US"/>
+        </w:rPr>
+      </w:pPr>
+      <w:r>
+        <w:rPr>
+          <w:lang w:val="en-US"/>
+        </w:rPr>
+        <w:t>Sơ Đồ?</w:t>
       </w:r>
     </w:p>
     <w:p>
@@ -10977,39 +11213,51 @@
       </w:pPr>
       <w:r>
         <w:rPr>
-          <w:lang w:val="en-US"/>
-        </w:rPr>
-        <w:t>Sample</w:t>
-      </w:r>
-      <w:r>
-        <w:rPr>
-          <w:lang w:val="en-US"/>
-        </w:rPr>
-        <w:t xml:space="preserve"> “Foo Bar And I”, </w:t>
-      </w:r>
-      <w:r>
-        <w:rPr>
-          <w:lang w:val="en-US"/>
-        </w:rPr>
-        <w:t>nhãn</w:t>
-      </w:r>
-      <w:r>
-        <w:rPr>
-          <w:lang w:val="en-US"/>
-        </w:rPr>
-        <w:t xml:space="preserve"> “</w:t>
-      </w:r>
-      <w:r>
-        <w:rPr>
-          <w:lang w:val="en-US"/>
-        </w:rPr>
-        <w:t xml:space="preserve"> </w:t>
-      </w:r>
-      <w:r>
-        <w:rPr>
-          <w:lang w:val="en-US"/>
-        </w:rPr>
-        <w:t>”</w:t>
+          <w:noProof/>
+          <w:lang w:eastAsia="vi-VN"/>
+        </w:rPr>
+        <w:lastRenderedPageBreak/>
+        <w:drawing>
+          <wp:inline distT="0" distB="0" distL="0" distR="0">
+            <wp:extent cx="4787528" cy="3830128"/>
+            <wp:effectExtent l="0" t="0" r="0" b="0"/>
+            <wp:docPr id="2" name="Picture 2"/>
+            <wp:cNvGraphicFramePr>
+              <a:graphicFrameLocks xmlns:a="http://schemas.openxmlformats.org/drawingml/2006/main" noChangeAspect="1"/>
+            </wp:cNvGraphicFramePr>
+            <a:graphic xmlns:a="http://schemas.openxmlformats.org/drawingml/2006/main">
+              <a:graphicData uri="http://schemas.openxmlformats.org/drawingml/2006/picture">
+                <pic:pic xmlns:pic="http://schemas.openxmlformats.org/drawingml/2006/picture">
+                  <pic:nvPicPr>
+                    <pic:cNvPr id="0" name="Untitled-1.jpg"/>
+                    <pic:cNvPicPr/>
+                  </pic:nvPicPr>
+                  <pic:blipFill>
+                    <a:blip r:embed="rId6">
+                      <a:extLst>
+                        <a:ext uri="{28A0092B-C50C-407E-A947-70E740481C1C}">
+                          <a14:useLocalDpi xmlns:a14="http://schemas.microsoft.com/office/drawing/2010/main" val="0"/>
+                        </a:ext>
+                      </a:extLst>
+                    </a:blip>
+                    <a:stretch>
+                      <a:fillRect/>
+                    </a:stretch>
+                  </pic:blipFill>
+                  <pic:spPr>
+                    <a:xfrm>
+                      <a:off x="0" y="0"/>
+                      <a:ext cx="4792449" cy="3834065"/>
+                    </a:xfrm>
+                    <a:prstGeom prst="rect">
+                      <a:avLst/>
+                    </a:prstGeom>
+                  </pic:spPr>
+                </pic:pic>
+              </a:graphicData>
+            </a:graphic>
+          </wp:inline>
+        </w:drawing>
       </w:r>
     </w:p>
     <w:p>
@@ -11027,31 +11275,7 @@
         <w:rPr>
           <w:lang w:val="en-US"/>
         </w:rPr>
-        <w:t>Sample</w:t>
-      </w:r>
-      <w:r>
-        <w:rPr>
-          <w:lang w:val="en-US"/>
-        </w:rPr>
-        <w:t xml:space="preserve"> “</w:t>
-      </w:r>
-      <w:r>
-        <w:rPr>
-          <w:lang w:val="en-US"/>
-        </w:rPr>
-        <w:t xml:space="preserve">oo Bar And I </w:t>
-      </w:r>
-      <w:r>
-        <w:rPr>
-          <w:lang w:val="en-US"/>
-        </w:rPr>
-        <w:t>”, nhãn</w:t>
-      </w:r>
-      <w:r>
-        <w:rPr>
-          <w:lang w:val="en-US"/>
-        </w:rPr>
-        <w:t xml:space="preserve"> “F”</w:t>
+        <w:t>t là thứ tự Feed</w:t>
       </w:r>
     </w:p>
     <w:p>
@@ -11069,7 +11293,7 @@
         <w:rPr>
           <w:lang w:val="en-US"/>
         </w:rPr>
-        <w:t>…</w:t>
+        <w:t>Hidden dùng hàm kích hoạt Tanh</w:t>
       </w:r>
     </w:p>
     <w:p>
@@ -11087,19 +11311,7 @@
         <w:rPr>
           <w:lang w:val="en-US"/>
         </w:rPr>
-        <w:t xml:space="preserve">Sample “ I Fuck FooBa”, </w:t>
-      </w:r>
-      <w:r>
-        <w:rPr>
-          <w:lang w:val="en-US"/>
-        </w:rPr>
-        <w:t>nhãn</w:t>
-      </w:r>
-      <w:r>
-        <w:rPr>
-          <w:lang w:val="en-US"/>
-        </w:rPr>
-        <w:t xml:space="preserve"> “r”</w:t>
+        <w:t>Output dùng hàm kích hoạt Softmax</w:t>
       </w:r>
     </w:p>
     <w:p>
@@ -11117,31 +11329,7 @@
         <w:rPr>
           <w:lang w:val="en-US"/>
         </w:rPr>
-        <w:t xml:space="preserve">Các kí tự sẽ được mã hóa thành One Hot Vector, tương tự </w:t>
-      </w:r>
-      <w:r>
-        <w:rPr>
-          <w:lang w:val="en-US"/>
-        </w:rPr>
-        <w:t>nhãn</w:t>
-      </w:r>
-    </w:p>
-    <w:p>
-      <w:pPr>
-        <w:pStyle w:val="ListParagraph"/>
-        <w:numPr>
-          <w:ilvl w:val="0"/>
-          <w:numId w:val="14"/>
-        </w:numPr>
-        <w:rPr>
-          <w:lang w:val="en-US"/>
-        </w:rPr>
-      </w:pPr>
-      <w:r>
-        <w:rPr>
-          <w:lang w:val="en-US"/>
-        </w:rPr>
-        <w:t>Dữ Liệu Test, Vào Và Ra?</w:t>
+        <w:t>Hàm Loss là Cross Entropy</w:t>
       </w:r>
     </w:p>
     <w:p>
@@ -11159,7 +11347,7321 @@
         <w:rPr>
           <w:lang w:val="en-US"/>
         </w:rPr>
-        <w:t>Chọn 1 Sample bất kì rồi đưa vào RNN, kết quả sẽ là kí tự tiếp theo, sau đó chèn kí tự đó vào cuối Sample và bỏ kí tự đầu của Sample đi, tiếp tục đưa Sample mới vào RNN, kết quả sẽ là kí tự tiếp theo, cứ như vậy cho nó tạo 1 đoạn văn dài vãi đái</w:t>
+        <w:t>Optimizer là Adam</w:t>
+      </w:r>
+    </w:p>
+    <w:p>
+      <w:pPr>
+        <w:pStyle w:val="ListParagraph"/>
+        <w:numPr>
+          <w:ilvl w:val="0"/>
+          <w:numId w:val="6"/>
+        </w:numPr>
+        <w:rPr>
+          <w:lang w:val="en-US"/>
+        </w:rPr>
+      </w:pPr>
+      <w:r>
+        <w:rPr>
+          <w:lang w:val="en-US"/>
+        </w:rPr>
+        <w:t>Mục tiêu là dự đoán từ tiếp theo của “Tôi Là Iron”, đó là “Man”</w:t>
+      </w:r>
+    </w:p>
+    <w:p>
+      <w:pPr>
+        <w:rPr>
+          <w:lang w:val="en-US"/>
+        </w:rPr>
+      </w:pPr>
+    </w:p>
+    <w:p>
+      <w:pPr>
+        <w:rPr>
+          <w:lang w:val="en-US"/>
+        </w:rPr>
+      </w:pPr>
+      <w:r>
+        <w:rPr>
+          <w:lang w:val="en-US"/>
+        </w:rPr>
+        <w:t>Neural ODE – Neural Differential Equation:</w:t>
+      </w:r>
+    </w:p>
+    <w:p>
+      <w:pPr>
+        <w:pStyle w:val="ListParagraph"/>
+        <w:numPr>
+          <w:ilvl w:val="0"/>
+          <w:numId w:val="21"/>
+        </w:numPr>
+        <w:rPr>
+          <w:lang w:val="en-US"/>
+        </w:rPr>
+      </w:pPr>
+      <w:r>
+        <w:rPr>
+          <w:lang w:val="en-US"/>
+        </w:rPr>
+        <w:t xml:space="preserve">Ý </w:t>
+      </w:r>
+      <w:r>
+        <w:rPr>
+          <w:lang w:val="en-US"/>
+        </w:rPr>
+        <w:t>Tưởng?</w:t>
+      </w:r>
+      <w:bookmarkStart w:id="0" w:name="_GoBack"/>
+      <w:bookmarkEnd w:id="0"/>
+    </w:p>
+    <w:p>
+      <w:pPr>
+        <w:pStyle w:val="ListParagraph"/>
+        <w:numPr>
+          <w:ilvl w:val="0"/>
+          <w:numId w:val="6"/>
+        </w:numPr>
+        <w:rPr>
+          <w:lang w:val="en-US"/>
+        </w:rPr>
+      </w:pPr>
+      <w:r>
+        <w:rPr>
+          <w:lang w:val="en-US"/>
+        </w:rPr>
+        <w:t xml:space="preserve">Giả sử bạn có 1 MLP, trong có có 1 dãy các Layer </w:t>
+      </w:r>
+      <w:r>
+        <w:rPr>
+          <w:lang w:val="en-US"/>
+        </w:rPr>
+        <w:t xml:space="preserve">ở giữa </w:t>
+      </w:r>
+      <w:r>
+        <w:rPr>
+          <w:lang w:val="en-US"/>
+        </w:rPr>
+        <w:t>với cùng số</w:t>
+      </w:r>
+      <w:r>
+        <w:rPr>
+          <w:lang w:val="en-US"/>
+        </w:rPr>
+        <w:t xml:space="preserve"> Neuron</w:t>
+      </w:r>
+      <w:r>
+        <w:rPr>
+          <w:lang w:val="en-US"/>
+        </w:rPr>
+        <w:t>, hay nói cách khác cùng số chiều</w:t>
+      </w:r>
+      <w:r>
+        <w:rPr>
+          <w:lang w:val="en-US"/>
+        </w:rPr>
+        <w:t xml:space="preserve"> là D</w:t>
+      </w:r>
+      <w:r>
+        <w:rPr>
+          <w:lang w:val="en-US"/>
+        </w:rPr>
+        <w:t>, trong dãy này, gọi</w:t>
+      </w:r>
+      <w:r>
+        <w:rPr>
+          <w:lang w:val="en-US"/>
+        </w:rPr>
+        <w:t xml:space="preserve"> trạng thái của</w:t>
+      </w:r>
+      <w:r>
+        <w:rPr>
+          <w:lang w:val="en-US"/>
+        </w:rPr>
+        <w:t xml:space="preserve"> Layer đầu tiên là </w:t>
+      </w:r>
+      <w:r>
+        <w:rPr>
+          <w:lang w:val="en-US"/>
+        </w:rPr>
+        <w:t>S</w:t>
+      </w:r>
+      <w:r>
+        <w:rPr>
+          <w:vertAlign w:val="subscript"/>
+          <w:lang w:val="en-US"/>
+        </w:rPr>
+        <w:t>0</w:t>
+      </w:r>
+      <w:r>
+        <w:rPr>
+          <w:lang w:val="en-US"/>
+        </w:rPr>
+        <w:t xml:space="preserve">, cuối cùng là </w:t>
+      </w:r>
+      <w:r>
+        <w:rPr>
+          <w:lang w:val="en-US"/>
+        </w:rPr>
+        <w:t>S</w:t>
+      </w:r>
+      <w:r>
+        <w:rPr>
+          <w:vertAlign w:val="subscript"/>
+          <w:lang w:val="en-US"/>
+        </w:rPr>
+        <w:t>N</w:t>
+      </w:r>
+      <w:r>
+        <w:rPr>
+          <w:lang w:val="en-US"/>
+        </w:rPr>
+        <w:t>,</w:t>
+      </w:r>
+      <w:r>
+        <w:rPr>
+          <w:lang w:val="en-US"/>
+        </w:rPr>
+        <w:t xml:space="preserve"> lưu ý S là Vector dọc,</w:t>
+      </w:r>
+      <w:r>
+        <w:rPr>
+          <w:lang w:val="en-US"/>
+        </w:rPr>
+        <w:t xml:space="preserve"> thì thay vì phải tạo ra hàng tá Layer giữa </w:t>
+      </w:r>
+      <w:r>
+        <w:rPr>
+          <w:lang w:val="en-US"/>
+        </w:rPr>
+        <w:t>S</w:t>
+      </w:r>
+      <w:r>
+        <w:rPr>
+          <w:vertAlign w:val="subscript"/>
+          <w:lang w:val="en-US"/>
+        </w:rPr>
+        <w:t>0</w:t>
+      </w:r>
+      <w:r>
+        <w:rPr>
+          <w:lang w:val="en-US"/>
+        </w:rPr>
+        <w:t xml:space="preserve"> và </w:t>
+      </w:r>
+      <w:r>
+        <w:rPr>
+          <w:lang w:val="en-US"/>
+        </w:rPr>
+        <w:t>S</w:t>
+      </w:r>
+      <w:r>
+        <w:rPr>
+          <w:vertAlign w:val="subscript"/>
+          <w:lang w:val="en-US"/>
+        </w:rPr>
+        <w:t>N</w:t>
+      </w:r>
+      <w:r>
+        <w:rPr>
+          <w:lang w:val="en-US"/>
+        </w:rPr>
+        <w:t xml:space="preserve">, thì ta thay tất cả = 1 phương trình vi phân duy nhất, phương trình này nhận </w:t>
+      </w:r>
+      <w:r>
+        <w:rPr>
+          <w:lang w:val="en-US"/>
+        </w:rPr>
+        <w:t>S</w:t>
+      </w:r>
+      <w:r>
+        <w:rPr>
+          <w:vertAlign w:val="subscript"/>
+          <w:lang w:val="en-US"/>
+        </w:rPr>
+        <w:t>0</w:t>
+      </w:r>
+      <w:r>
+        <w:rPr>
+          <w:lang w:val="en-US"/>
+        </w:rPr>
+        <w:t xml:space="preserve"> làm giá trị xuất phát</w:t>
+      </w:r>
+      <w:r>
+        <w:rPr>
+          <w:lang w:val="en-US"/>
+        </w:rPr>
+        <w:t xml:space="preserve"> tại thời điểm t</w:t>
+      </w:r>
+      <w:r>
+        <w:rPr>
+          <w:vertAlign w:val="subscript"/>
+          <w:lang w:val="en-US"/>
+        </w:rPr>
+        <w:t>0</w:t>
+      </w:r>
+      <w:r>
+        <w:rPr>
+          <w:lang w:val="en-US"/>
+        </w:rPr>
+        <w:t>, có tác dụ</w:t>
+      </w:r>
+      <w:r>
+        <w:rPr>
+          <w:lang w:val="en-US"/>
+        </w:rPr>
+        <w:t>ng đi từ S</w:t>
+      </w:r>
+      <w:r>
+        <w:rPr>
+          <w:vertAlign w:val="subscript"/>
+          <w:lang w:val="en-US"/>
+        </w:rPr>
+        <w:t>0</w:t>
+      </w:r>
+      <w:r>
+        <w:rPr>
+          <w:lang w:val="en-US"/>
+        </w:rPr>
+        <w:t xml:space="preserve"> đến S</w:t>
+      </w:r>
+      <w:r>
+        <w:rPr>
+          <w:vertAlign w:val="subscript"/>
+          <w:lang w:val="en-US"/>
+        </w:rPr>
+        <w:t>N</w:t>
+      </w:r>
+      <w:r>
+        <w:rPr>
+          <w:lang w:val="en-US"/>
+        </w:rPr>
+        <w:t xml:space="preserve"> tại thời điểm t</w:t>
+      </w:r>
+      <w:r>
+        <w:rPr>
+          <w:vertAlign w:val="subscript"/>
+          <w:lang w:val="en-US"/>
+        </w:rPr>
+        <w:t>N</w:t>
+      </w:r>
+    </w:p>
+    <w:p>
+      <w:pPr>
+        <w:pStyle w:val="ListParagraph"/>
+        <w:numPr>
+          <w:ilvl w:val="0"/>
+          <w:numId w:val="6"/>
+        </w:numPr>
+        <w:rPr>
+          <w:lang w:val="en-US"/>
+        </w:rPr>
+      </w:pPr>
+      <w:r>
+        <w:rPr>
+          <w:lang w:val="en-US"/>
+        </w:rPr>
+        <w:t>Đây là phương trình vi phân bậc 1, có dạng</w:t>
+      </w:r>
+    </w:p>
+    <w:p>
+      <w:pPr>
+        <w:pStyle w:val="ListParagraph"/>
+        <w:pBdr>
+          <w:top w:val="single" w:sz="4" w:space="1" w:color="auto"/>
+          <w:left w:val="single" w:sz="4" w:space="4" w:color="auto"/>
+          <w:bottom w:val="single" w:sz="4" w:space="1" w:color="auto"/>
+          <w:right w:val="single" w:sz="4" w:space="4" w:color="auto"/>
+        </w:pBdr>
+        <w:ind w:left="1080"/>
+        <w:rPr>
+          <w:rFonts w:ascii="Cambria Math" w:hAnsi="Cambria Math"/>
+          <w:lang w:val="en-US"/>
+          <w:oMath/>
+        </w:rPr>
+      </w:pPr>
+      <m:oMathPara>
+        <m:oMathParaPr>
+          <m:jc m:val="left"/>
+        </m:oMathParaPr>
+        <m:oMath>
+          <m:f>
+            <m:fPr>
+              <m:ctrlPr>
+                <w:rPr>
+                  <w:rFonts w:ascii="Cambria Math" w:hAnsi="Cambria Math"/>
+                  <w:i/>
+                  <w:lang w:val="en-US"/>
+                </w:rPr>
+              </m:ctrlPr>
+            </m:fPr>
+            <m:num>
+              <m:r>
+                <w:rPr>
+                  <w:rFonts w:ascii="Cambria Math" w:hAnsi="Cambria Math"/>
+                  <w:lang w:val="en-US"/>
+                </w:rPr>
+                <m:t>dS</m:t>
+              </m:r>
+            </m:num>
+            <m:den>
+              <m:r>
+                <w:rPr>
+                  <w:rFonts w:ascii="Cambria Math" w:hAnsi="Cambria Math"/>
+                  <w:lang w:val="en-US"/>
+                </w:rPr>
+                <m:t>dt</m:t>
+              </m:r>
+            </m:den>
+          </m:f>
+          <m:r>
+            <w:rPr>
+              <w:rFonts w:ascii="Cambria Math" w:hAnsi="Cambria Math"/>
+              <w:lang w:val="en-US"/>
+            </w:rPr>
+            <m:t>=f</m:t>
+          </m:r>
+          <m:d>
+            <m:dPr>
+              <m:ctrlPr>
+                <w:rPr>
+                  <w:rFonts w:ascii="Cambria Math" w:hAnsi="Cambria Math"/>
+                  <w:i/>
+                  <w:lang w:val="en-US"/>
+                </w:rPr>
+              </m:ctrlPr>
+            </m:dPr>
+            <m:e>
+              <m:r>
+                <w:rPr>
+                  <w:rFonts w:ascii="Cambria Math" w:hAnsi="Cambria Math"/>
+                  <w:lang w:val="en-US"/>
+                </w:rPr>
+                <m:t>S,θ,t</m:t>
+              </m:r>
+            </m:e>
+          </m:d>
+        </m:oMath>
+      </m:oMathPara>
+    </w:p>
+    <w:p>
+      <w:pPr>
+        <w:pStyle w:val="ListParagraph"/>
+        <w:numPr>
+          <w:ilvl w:val="0"/>
+          <w:numId w:val="6"/>
+        </w:numPr>
+        <w:rPr>
+          <w:rFonts w:ascii="Cambria Math" w:hAnsi="Cambria Math"/>
+          <w:lang w:val="en-US"/>
+          <w:oMath/>
+        </w:rPr>
+      </w:pPr>
+      <w:r>
+        <w:rPr>
+          <w:lang w:val="en-US"/>
+        </w:rPr>
+        <w:t xml:space="preserve">Hàm f là 1 MLP khác có Input Layer với số chiểu D + 1, D chiều đầu tiên là dùng cho S, trạng thái hiện tại, chiều cuối cùng dành cho t, thời gian hiện tại, còn </w:t>
+      </w:r>
+      <w:r>
+        <w:rPr>
+          <w:lang w:val="en-US"/>
+        </w:rPr>
+        <w:sym w:font="Symbol" w:char="F071"/>
+      </w:r>
+      <w:r>
+        <w:rPr>
+          <w:lang w:val="en-US"/>
+        </w:rPr>
+        <w:t xml:space="preserve"> là tham số của MLP như Weight, Bias</w:t>
+      </w:r>
+      <w:r>
+        <w:rPr>
+          <w:lang w:val="en-US"/>
+        </w:rPr>
+        <w:t>, Output Layer thì có số chiều là D, là tốc độ thay đổi của S hiện tại</w:t>
+      </w:r>
+    </w:p>
+    <w:p>
+      <w:pPr>
+        <w:pStyle w:val="ListParagraph"/>
+        <w:numPr>
+          <w:ilvl w:val="0"/>
+          <w:numId w:val="6"/>
+        </w:numPr>
+        <w:rPr>
+          <w:rFonts w:ascii="Cambria Math" w:hAnsi="Cambria Math"/>
+          <w:lang w:val="en-US"/>
+          <w:oMath/>
+        </w:rPr>
+      </w:pPr>
+      <w:r>
+        <w:rPr>
+          <w:lang w:val="en-US"/>
+        </w:rPr>
+        <w:t>Sử dụng MLP để cập nhật giá trị của S theo thời gian bằng phương pháp Euler</w:t>
+      </w:r>
+      <w:r>
+        <w:rPr>
+          <w:lang w:val="en-US"/>
+        </w:rPr>
+        <w:t xml:space="preserve"> với chênh lệch thời gian giữa mỗi bước đi là h có giá trị nhỏ</w:t>
+      </w:r>
+      <w:r>
+        <w:rPr>
+          <w:lang w:val="en-US"/>
+        </w:rPr>
+        <w:t>, sau khi đạt đượ</w:t>
+      </w:r>
+      <w:r>
+        <w:rPr>
+          <w:lang w:val="en-US"/>
+        </w:rPr>
+        <w:t>c trạng thái S</w:t>
+      </w:r>
+      <w:r>
+        <w:rPr>
+          <w:vertAlign w:val="subscript"/>
+          <w:lang w:val="en-US"/>
+        </w:rPr>
+        <w:t>N</w:t>
+      </w:r>
+      <w:r>
+        <w:rPr>
+          <w:lang w:val="en-US"/>
+        </w:rPr>
+        <w:t xml:space="preserve"> thì Feed nó vào phần mạng tiếp theo</w:t>
+      </w:r>
+      <w:r>
+        <w:rPr>
+          <w:lang w:val="en-US"/>
+        </w:rPr>
+        <w:t xml:space="preserve">, tính Loss rồi lan truyền </w:t>
+      </w:r>
+      <w:r>
+        <w:rPr>
+          <w:lang w:val="en-US"/>
+        </w:rPr>
+        <w:lastRenderedPageBreak/>
+        <w:t xml:space="preserve">ngược, </w:t>
+      </w:r>
+      <w:r>
+        <w:rPr>
+          <w:lang w:val="en-US"/>
+        </w:rPr>
+        <w:t xml:space="preserve">khi này ta chỉ thu </w:t>
+      </w:r>
+      <w:r>
+        <w:rPr>
+          <w:lang w:val="en-US"/>
+        </w:rPr>
+        <w:t xml:space="preserve">được Gradient của </w:t>
+      </w:r>
+      <w:r>
+        <w:rPr>
+          <w:lang w:val="en-US"/>
+        </w:rPr>
+        <w:sym w:font="Symbol" w:char="F071"/>
+      </w:r>
+      <w:r>
+        <w:rPr>
+          <w:lang w:val="en-US"/>
+        </w:rPr>
+        <w:t xml:space="preserve"> và tham số trong các phần mạng khác, do đó t</w:t>
+      </w:r>
+      <w:r>
+        <w:rPr>
+          <w:vertAlign w:val="subscript"/>
+          <w:lang w:val="en-US"/>
+        </w:rPr>
+        <w:t>0</w:t>
+      </w:r>
+      <w:r>
+        <w:rPr>
+          <w:lang w:val="en-US"/>
+        </w:rPr>
+        <w:t xml:space="preserve"> và t</w:t>
+      </w:r>
+      <w:r>
+        <w:rPr>
+          <w:vertAlign w:val="subscript"/>
+          <w:lang w:val="en-US"/>
+        </w:rPr>
+        <w:t>N</w:t>
+      </w:r>
+      <w:r>
+        <w:rPr>
+          <w:lang w:val="en-US"/>
+        </w:rPr>
+        <w:t xml:space="preserve"> sẽ cố định và do con người đặt</w:t>
+      </w:r>
+    </w:p>
+    <w:p>
+      <w:pPr>
+        <w:pStyle w:val="ListParagraph"/>
+        <w:numPr>
+          <w:ilvl w:val="0"/>
+          <w:numId w:val="6"/>
+        </w:numPr>
+        <w:rPr>
+          <w:rFonts w:ascii="Cambria Math" w:hAnsi="Cambria Math" w:cstheme="minorHAnsi"/>
+          <w:lang w:val="en-US"/>
+          <w:oMath/>
+        </w:rPr>
+      </w:pPr>
+      <w:r>
+        <w:rPr>
+          <w:lang w:val="en-US"/>
+        </w:rPr>
+        <w:t>Giả sử ta muốn cho AI học luôn t</w:t>
+      </w:r>
+      <w:r>
+        <w:rPr>
+          <w:vertAlign w:val="subscript"/>
+          <w:lang w:val="en-US"/>
+        </w:rPr>
+        <w:t>0</w:t>
+      </w:r>
+      <w:r>
+        <w:rPr>
+          <w:lang w:val="en-US"/>
+        </w:rPr>
+        <w:t xml:space="preserve"> và t</w:t>
+      </w:r>
+      <w:r>
+        <w:rPr>
+          <w:vertAlign w:val="subscript"/>
+          <w:lang w:val="en-US"/>
+        </w:rPr>
+        <w:t>N</w:t>
+      </w:r>
+      <w:r>
+        <w:rPr>
+          <w:lang w:val="en-US"/>
+        </w:rPr>
+        <w:t>, đồng thời khắc phục tình trạng quá tải bộ nhớ khi số lượng bước đi quá lớn, thì sử dụ</w:t>
+      </w:r>
+      <w:r>
+        <w:rPr>
+          <w:lang w:val="en-US"/>
+        </w:rPr>
+        <w:t>ng phương pháp Adjoint</w:t>
+      </w:r>
+      <w:r>
+        <w:rPr>
+          <w:lang w:val="en-US"/>
+        </w:rPr>
+        <w:t>, ta có</w:t>
+      </w:r>
+    </w:p>
+    <w:p>
+      <w:pPr>
+        <w:pStyle w:val="ListParagraph"/>
+        <w:pBdr>
+          <w:top w:val="single" w:sz="4" w:space="1" w:color="auto"/>
+          <w:left w:val="single" w:sz="4" w:space="4" w:color="auto"/>
+          <w:bottom w:val="single" w:sz="4" w:space="1" w:color="auto"/>
+          <w:right w:val="single" w:sz="4" w:space="4" w:color="auto"/>
+        </w:pBdr>
+        <w:ind w:left="1080"/>
+        <w:rPr>
+          <w:rFonts w:ascii="Cambria Math" w:hAnsi="Cambria Math"/>
+          <w:lang w:val="en-US"/>
+          <w:oMath/>
+        </w:rPr>
+      </w:pPr>
+      <m:oMathPara>
+        <m:oMathParaPr>
+          <m:jc m:val="left"/>
+        </m:oMathParaPr>
+        <m:oMath>
+          <m:r>
+            <w:rPr>
+              <w:rFonts w:ascii="Cambria Math" w:eastAsiaTheme="minorEastAsia" w:hAnsi="Cambria Math"/>
+              <w:lang w:val="en-US"/>
+            </w:rPr>
+            <m:t>a=</m:t>
+          </m:r>
+          <m:f>
+            <m:fPr>
+              <m:ctrlPr>
+                <w:rPr>
+                  <w:rFonts w:ascii="Cambria Math" w:eastAsiaTheme="minorEastAsia" w:hAnsi="Cambria Math"/>
+                  <w:i/>
+                  <w:lang w:val="en-US"/>
+                </w:rPr>
+              </m:ctrlPr>
+            </m:fPr>
+            <m:num>
+              <m:r>
+                <w:rPr>
+                  <w:rFonts w:ascii="Cambria Math" w:eastAsiaTheme="minorEastAsia" w:hAnsi="Cambria Math"/>
+                  <w:lang w:val="en-US"/>
+                </w:rPr>
+                <m:t>∂L</m:t>
+              </m:r>
+            </m:num>
+            <m:den>
+              <m:r>
+                <w:rPr>
+                  <w:rFonts w:ascii="Cambria Math" w:eastAsiaTheme="minorEastAsia" w:hAnsi="Cambria Math"/>
+                  <w:lang w:val="en-US"/>
+                </w:rPr>
+                <m:t>∂S</m:t>
+              </m:r>
+            </m:den>
+          </m:f>
+        </m:oMath>
+      </m:oMathPara>
+    </w:p>
+    <w:p>
+      <w:pPr>
+        <w:pStyle w:val="ListParagraph"/>
+        <w:numPr>
+          <w:ilvl w:val="0"/>
+          <w:numId w:val="6"/>
+        </w:numPr>
+        <w:rPr>
+          <w:rFonts w:ascii="Cambria Math" w:hAnsi="Cambria Math"/>
+          <w:lang w:val="en-US"/>
+          <w:oMath/>
+        </w:rPr>
+      </w:pPr>
+      <w:r>
+        <w:rPr>
+          <w:lang w:val="en-US"/>
+        </w:rPr>
+        <w:t>L là giá trị Loss</w:t>
+      </w:r>
+    </w:p>
+    <w:p>
+      <w:pPr>
+        <w:pStyle w:val="ListParagraph"/>
+        <w:numPr>
+          <w:ilvl w:val="0"/>
+          <w:numId w:val="6"/>
+        </w:numPr>
+        <w:rPr>
+          <w:rFonts w:ascii="Cambria Math" w:hAnsi="Cambria Math"/>
+          <w:lang w:val="en-US"/>
+          <w:oMath/>
+        </w:rPr>
+      </w:pPr>
+      <w:r>
+        <w:rPr>
+          <w:lang w:val="en-US"/>
+        </w:rPr>
+        <w:t>a là Vector</w:t>
+      </w:r>
+      <w:r>
+        <w:rPr>
+          <w:lang w:val="en-US"/>
+        </w:rPr>
+        <w:t xml:space="preserve"> ngang</w:t>
+      </w:r>
+      <w:r>
+        <w:rPr>
+          <w:lang w:val="en-US"/>
+        </w:rPr>
+        <w:t xml:space="preserve"> D chiều, gọ</w:t>
+      </w:r>
+      <w:r>
+        <w:rPr>
+          <w:lang w:val="en-US"/>
+        </w:rPr>
+        <w:t>i là Adjoint</w:t>
+      </w:r>
+    </w:p>
+    <w:p>
+      <w:pPr>
+        <w:pStyle w:val="ListParagraph"/>
+        <w:numPr>
+          <w:ilvl w:val="0"/>
+          <w:numId w:val="6"/>
+        </w:numPr>
+        <w:rPr>
+          <w:rFonts w:ascii="Cambria Math" w:hAnsi="Cambria Math"/>
+          <w:lang w:val="en-US"/>
+          <w:oMath/>
+        </w:rPr>
+      </w:pPr>
+      <w:r>
+        <w:rPr>
+          <w:rFonts w:eastAsiaTheme="minorEastAsia"/>
+          <w:lang w:val="en-US"/>
+        </w:rPr>
+        <w:t>Đầu tiên tính</w:t>
+      </w:r>
+    </w:p>
+    <w:p>
+      <w:pPr>
+        <w:pStyle w:val="ListParagraph"/>
+        <w:pBdr>
+          <w:top w:val="single" w:sz="4" w:space="1" w:color="auto"/>
+          <w:left w:val="single" w:sz="4" w:space="4" w:color="auto"/>
+          <w:bottom w:val="single" w:sz="4" w:space="1" w:color="auto"/>
+          <w:right w:val="single" w:sz="4" w:space="4" w:color="auto"/>
+        </w:pBdr>
+        <w:ind w:left="1080"/>
+        <w:rPr>
+          <w:rFonts w:ascii="Cambria Math" w:hAnsi="Cambria Math"/>
+          <w:lang w:val="en-US"/>
+          <w:oMath/>
+        </w:rPr>
+      </w:pPr>
+      <m:oMathPara>
+        <m:oMathParaPr>
+          <m:jc m:val="left"/>
+        </m:oMathParaPr>
+        <m:oMath>
+          <m:sSub>
+            <m:sSubPr>
+              <m:ctrlPr>
+                <w:rPr>
+                  <w:rFonts w:ascii="Cambria Math" w:eastAsiaTheme="minorEastAsia" w:hAnsi="Cambria Math"/>
+                  <w:i/>
+                  <w:lang w:val="en-US"/>
+                </w:rPr>
+              </m:ctrlPr>
+            </m:sSubPr>
+            <m:e>
+              <m:r>
+                <w:rPr>
+                  <w:rFonts w:ascii="Cambria Math" w:eastAsiaTheme="minorEastAsia" w:hAnsi="Cambria Math"/>
+                  <w:lang w:val="en-US"/>
+                </w:rPr>
+                <m:t>a</m:t>
+              </m:r>
+            </m:e>
+            <m:sub>
+              <m:r>
+                <w:rPr>
+                  <w:rFonts w:ascii="Cambria Math" w:eastAsiaTheme="minorEastAsia" w:hAnsi="Cambria Math"/>
+                  <w:lang w:val="en-US"/>
+                </w:rPr>
+                <m:t>N</m:t>
+              </m:r>
+            </m:sub>
+          </m:sSub>
+          <m:r>
+            <w:rPr>
+              <w:rFonts w:ascii="Cambria Math" w:eastAsiaTheme="minorEastAsia" w:hAnsi="Cambria Math"/>
+              <w:lang w:val="en-US"/>
+            </w:rPr>
+            <m:t>=</m:t>
+          </m:r>
+          <m:f>
+            <m:fPr>
+              <m:ctrlPr>
+                <w:rPr>
+                  <w:rFonts w:ascii="Cambria Math" w:eastAsiaTheme="minorEastAsia" w:hAnsi="Cambria Math"/>
+                  <w:i/>
+                  <w:lang w:val="en-US"/>
+                </w:rPr>
+              </m:ctrlPr>
+            </m:fPr>
+            <m:num>
+              <m:r>
+                <w:rPr>
+                  <w:rFonts w:ascii="Cambria Math" w:eastAsiaTheme="minorEastAsia" w:hAnsi="Cambria Math"/>
+                  <w:lang w:val="en-US"/>
+                </w:rPr>
+                <m:t>∂L</m:t>
+              </m:r>
+            </m:num>
+            <m:den>
+              <m:r>
+                <w:rPr>
+                  <w:rFonts w:ascii="Cambria Math" w:eastAsiaTheme="minorEastAsia" w:hAnsi="Cambria Math"/>
+                  <w:lang w:val="en-US"/>
+                </w:rPr>
+                <m:t>∂</m:t>
+              </m:r>
+              <m:sSub>
+                <m:sSubPr>
+                  <m:ctrlPr>
+                    <w:rPr>
+                      <w:rFonts w:ascii="Cambria Math" w:eastAsiaTheme="minorEastAsia" w:hAnsi="Cambria Math"/>
+                      <w:i/>
+                      <w:lang w:val="en-US"/>
+                    </w:rPr>
+                  </m:ctrlPr>
+                </m:sSubPr>
+                <m:e>
+                  <m:r>
+                    <w:rPr>
+                      <w:rFonts w:ascii="Cambria Math" w:eastAsiaTheme="minorEastAsia" w:hAnsi="Cambria Math"/>
+                      <w:lang w:val="en-US"/>
+                    </w:rPr>
+                    <m:t>S</m:t>
+                  </m:r>
+                </m:e>
+                <m:sub>
+                  <m:r>
+                    <w:rPr>
+                      <w:rFonts w:ascii="Cambria Math" w:eastAsiaTheme="minorEastAsia" w:hAnsi="Cambria Math"/>
+                      <w:lang w:val="en-US"/>
+                    </w:rPr>
+                    <m:t>N</m:t>
+                  </m:r>
+                </m:sub>
+              </m:sSub>
+            </m:den>
+          </m:f>
+        </m:oMath>
+      </m:oMathPara>
+    </w:p>
+    <w:p>
+      <w:pPr>
+        <w:pStyle w:val="ListParagraph"/>
+        <w:numPr>
+          <w:ilvl w:val="0"/>
+          <w:numId w:val="6"/>
+        </w:numPr>
+        <w:rPr>
+          <w:rFonts w:ascii="Cambria Math" w:hAnsi="Cambria Math"/>
+          <w:lang w:val="en-US"/>
+          <w:oMath/>
+        </w:rPr>
+      </w:pPr>
+      <w:r>
+        <w:rPr>
+          <w:rFonts w:eastAsiaTheme="minorEastAsia"/>
+          <w:lang w:val="en-US"/>
+        </w:rPr>
+        <w:t>Tiếp theo, ta có phương trình vi phân bậc 1</w:t>
+      </w:r>
+    </w:p>
+    <w:p>
+      <w:pPr>
+        <w:pStyle w:val="ListParagraph"/>
+        <w:pBdr>
+          <w:top w:val="single" w:sz="4" w:space="1" w:color="auto"/>
+          <w:left w:val="single" w:sz="4" w:space="4" w:color="auto"/>
+          <w:bottom w:val="single" w:sz="4" w:space="1" w:color="auto"/>
+          <w:right w:val="single" w:sz="4" w:space="4" w:color="auto"/>
+        </w:pBdr>
+        <w:ind w:left="1080"/>
+        <w:rPr>
+          <w:rFonts w:ascii="Cambria Math" w:hAnsi="Cambria Math"/>
+          <w:lang w:val="en-US"/>
+          <w:oMath/>
+        </w:rPr>
+      </w:pPr>
+      <m:oMathPara>
+        <m:oMathParaPr>
+          <m:jc m:val="left"/>
+        </m:oMathParaPr>
+        <m:oMath>
+          <m:f>
+            <m:fPr>
+              <m:ctrlPr>
+                <w:rPr>
+                  <w:rFonts w:ascii="Cambria Math" w:eastAsiaTheme="minorEastAsia" w:hAnsi="Cambria Math"/>
+                  <w:i/>
+                  <w:lang w:val="en-US"/>
+                </w:rPr>
+              </m:ctrlPr>
+            </m:fPr>
+            <m:num>
+              <m:r>
+                <w:rPr>
+                  <w:rFonts w:ascii="Cambria Math" w:eastAsiaTheme="minorEastAsia" w:hAnsi="Cambria Math"/>
+                  <w:lang w:val="en-US"/>
+                </w:rPr>
+                <m:t>da</m:t>
+              </m:r>
+            </m:num>
+            <m:den>
+              <m:r>
+                <w:rPr>
+                  <w:rFonts w:ascii="Cambria Math" w:eastAsiaTheme="minorEastAsia" w:hAnsi="Cambria Math"/>
+                  <w:lang w:val="en-US"/>
+                </w:rPr>
+                <m:t>dt</m:t>
+              </m:r>
+            </m:den>
+          </m:f>
+          <m:r>
+            <m:rPr>
+              <m:sty m:val="p"/>
+            </m:rPr>
+            <w:rPr>
+              <w:rFonts w:ascii="Cambria Math" w:hAnsi="Cambria Math"/>
+              <w:lang w:val="en-US"/>
+            </w:rPr>
+            <m:t>=-a</m:t>
+          </m:r>
+          <m:f>
+            <m:fPr>
+              <m:ctrlPr>
+                <w:rPr>
+                  <w:rFonts w:ascii="Cambria Math" w:hAnsi="Cambria Math"/>
+                  <w:lang w:val="en-US"/>
+                </w:rPr>
+              </m:ctrlPr>
+            </m:fPr>
+            <m:num>
+              <m:r>
+                <w:rPr>
+                  <w:rFonts w:ascii="Cambria Math" w:eastAsiaTheme="minorEastAsia" w:hAnsi="Cambria Math"/>
+                  <w:lang w:val="en-US"/>
+                </w:rPr>
+                <m:t>∂</m:t>
+              </m:r>
+              <m:r>
+                <w:rPr>
+                  <w:rFonts w:ascii="Cambria Math" w:hAnsi="Cambria Math"/>
+                  <w:lang w:val="en-US"/>
+                </w:rPr>
+                <m:t>f</m:t>
+              </m:r>
+              <m:d>
+                <m:dPr>
+                  <m:ctrlPr>
+                    <w:rPr>
+                      <w:rFonts w:ascii="Cambria Math" w:hAnsi="Cambria Math"/>
+                      <w:i/>
+                      <w:lang w:val="en-US"/>
+                    </w:rPr>
+                  </m:ctrlPr>
+                </m:dPr>
+                <m:e>
+                  <m:r>
+                    <w:rPr>
+                      <w:rFonts w:ascii="Cambria Math" w:hAnsi="Cambria Math"/>
+                      <w:lang w:val="en-US"/>
+                    </w:rPr>
+                    <m:t>S,θ,t</m:t>
+                  </m:r>
+                </m:e>
+              </m:d>
+            </m:num>
+            <m:den>
+              <m:r>
+                <w:rPr>
+                  <w:rFonts w:ascii="Cambria Math" w:eastAsiaTheme="minorEastAsia" w:hAnsi="Cambria Math"/>
+                  <w:lang w:val="en-US"/>
+                </w:rPr>
+                <m:t>∂S</m:t>
+              </m:r>
+            </m:den>
+          </m:f>
+        </m:oMath>
+      </m:oMathPara>
+    </w:p>
+    <w:p>
+      <w:pPr>
+        <w:pStyle w:val="ListParagraph"/>
+        <w:numPr>
+          <w:ilvl w:val="0"/>
+          <w:numId w:val="6"/>
+        </w:numPr>
+        <w:rPr>
+          <w:lang w:val="en-US"/>
+        </w:rPr>
+      </w:pPr>
+      <w:r>
+        <w:rPr>
+          <w:lang w:val="en-US"/>
+        </w:rPr>
+        <w:t xml:space="preserve">Dựa vào phương trình này </w:t>
+      </w:r>
+      <w:r>
+        <w:rPr>
+          <w:lang w:val="en-US"/>
+        </w:rPr>
+        <w:t>với trạng thái xuất phát là a</w:t>
+      </w:r>
+      <w:r>
+        <w:rPr>
+          <w:vertAlign w:val="subscript"/>
+          <w:lang w:val="en-US"/>
+        </w:rPr>
+        <w:t>N</w:t>
+      </w:r>
+      <w:r>
+        <w:rPr>
+          <w:lang w:val="en-US"/>
+        </w:rPr>
+        <w:t xml:space="preserve"> </w:t>
+      </w:r>
+      <w:r>
+        <w:rPr>
+          <w:lang w:val="en-US"/>
+        </w:rPr>
+        <w:t>để tính a</w:t>
+      </w:r>
+      <w:r>
+        <w:rPr>
+          <w:vertAlign w:val="subscript"/>
+          <w:lang w:val="en-US"/>
+        </w:rPr>
+        <w:t>0</w:t>
+      </w:r>
+      <w:r>
+        <w:rPr>
+          <w:lang w:val="en-US"/>
+        </w:rPr>
+        <w:t>, sau khi tính được a</w:t>
+      </w:r>
+      <w:r>
+        <w:rPr>
+          <w:vertAlign w:val="subscript"/>
+          <w:lang w:val="en-US"/>
+        </w:rPr>
+        <w:t>0</w:t>
+      </w:r>
+      <w:r>
+        <w:rPr>
+          <w:lang w:val="en-US"/>
+        </w:rPr>
+        <w:t xml:space="preserve"> là Gradient của S</w:t>
+      </w:r>
+      <w:r>
+        <w:rPr>
+          <w:vertAlign w:val="subscript"/>
+          <w:lang w:val="en-US"/>
+        </w:rPr>
+        <w:t>0</w:t>
+      </w:r>
+      <w:r>
+        <w:rPr>
+          <w:lang w:val="en-US"/>
+        </w:rPr>
+        <w:t xml:space="preserve"> thì dùng nó để tiếp tục lan truyền ngược về phần mạng phía sau, cách tính a</w:t>
+      </w:r>
+      <w:r>
+        <w:rPr>
+          <w:vertAlign w:val="subscript"/>
+          <w:lang w:val="en-US"/>
+        </w:rPr>
+        <w:t>0</w:t>
+      </w:r>
+      <w:r>
+        <w:rPr>
+          <w:lang w:val="en-US"/>
+        </w:rPr>
+        <w:t xml:space="preserve"> là thay S hiện tại, t hiện tại, a hiện tại vào phương trình vi phân, dùng đạo hàm tính được để cập nhật giá trị của a, giá trị này là giá trị trước a hiện tại 1 khoảng thời gian h, cứ như vậy cho đến thời điểm t</w:t>
+      </w:r>
+      <w:r>
+        <w:rPr>
+          <w:vertAlign w:val="subscript"/>
+          <w:lang w:val="en-US"/>
+        </w:rPr>
+        <w:t>0</w:t>
+      </w:r>
+      <w:r>
+        <w:rPr>
+          <w:lang w:val="en-US"/>
+        </w:rPr>
+        <w:t xml:space="preserve"> là sẽ ra a</w:t>
+      </w:r>
+      <w:r>
+        <w:rPr>
+          <w:vertAlign w:val="subscript"/>
+          <w:lang w:val="en-US"/>
+        </w:rPr>
+        <w:t>0</w:t>
+      </w:r>
+    </w:p>
+    <w:p>
+      <w:pPr>
+        <w:pStyle w:val="ListParagraph"/>
+        <w:numPr>
+          <w:ilvl w:val="0"/>
+          <w:numId w:val="6"/>
+        </w:numPr>
+        <w:rPr>
+          <w:lang w:val="en-US"/>
+        </w:rPr>
+      </w:pPr>
+      <w:r>
+        <w:rPr>
+          <w:lang w:val="en-US"/>
+        </w:rPr>
+        <w:t>Chứng minh phương trình vi phân trên, ta có</w:t>
+      </w:r>
+    </w:p>
+    <w:p>
+      <w:pPr>
+        <w:pStyle w:val="ListParagraph"/>
+        <w:pBdr>
+          <w:top w:val="single" w:sz="4" w:space="1" w:color="auto"/>
+          <w:left w:val="single" w:sz="4" w:space="4" w:color="auto"/>
+          <w:bottom w:val="single" w:sz="4" w:space="1" w:color="auto"/>
+          <w:right w:val="single" w:sz="4" w:space="4" w:color="auto"/>
+        </w:pBdr>
+        <w:ind w:left="1080"/>
+        <w:rPr>
+          <w:lang w:val="en-US"/>
+        </w:rPr>
+      </w:pPr>
+      <m:oMathPara>
+        <m:oMathParaPr>
+          <m:jc m:val="left"/>
+        </m:oMathParaPr>
+        <m:oMath>
+          <m:sSub>
+            <m:sSubPr>
+              <m:ctrlPr>
+                <w:rPr>
+                  <w:rFonts w:ascii="Cambria Math" w:eastAsiaTheme="minorEastAsia" w:hAnsi="Cambria Math"/>
+                  <w:i/>
+                  <w:lang w:val="en-US"/>
+                </w:rPr>
+              </m:ctrlPr>
+            </m:sSubPr>
+            <m:e>
+              <m:r>
+                <w:rPr>
+                  <w:rFonts w:ascii="Cambria Math" w:eastAsiaTheme="minorEastAsia" w:hAnsi="Cambria Math"/>
+                  <w:lang w:val="en-US"/>
+                </w:rPr>
+                <m:t>a</m:t>
+              </m:r>
+            </m:e>
+            <m:sub>
+              <m:r>
+                <w:rPr>
+                  <w:rFonts w:ascii="Cambria Math" w:eastAsiaTheme="minorEastAsia" w:hAnsi="Cambria Math"/>
+                  <w:lang w:val="en-US"/>
+                </w:rPr>
+                <m:t>t</m:t>
+              </m:r>
+            </m:sub>
+          </m:sSub>
+          <m:r>
+            <w:rPr>
+              <w:rFonts w:ascii="Cambria Math" w:eastAsiaTheme="minorEastAsia" w:hAnsi="Cambria Math"/>
+              <w:lang w:val="en-US"/>
+            </w:rPr>
+            <m:t>=</m:t>
+          </m:r>
+          <m:f>
+            <m:fPr>
+              <m:ctrlPr>
+                <w:rPr>
+                  <w:rFonts w:ascii="Cambria Math" w:eastAsiaTheme="minorEastAsia" w:hAnsi="Cambria Math"/>
+                  <w:i/>
+                  <w:lang w:val="en-US"/>
+                </w:rPr>
+              </m:ctrlPr>
+            </m:fPr>
+            <m:num>
+              <m:r>
+                <w:rPr>
+                  <w:rFonts w:ascii="Cambria Math" w:eastAsiaTheme="minorEastAsia" w:hAnsi="Cambria Math"/>
+                  <w:lang w:val="en-US"/>
+                </w:rPr>
+                <m:t>∂L</m:t>
+              </m:r>
+            </m:num>
+            <m:den>
+              <m:r>
+                <w:rPr>
+                  <w:rFonts w:ascii="Cambria Math" w:eastAsiaTheme="minorEastAsia" w:hAnsi="Cambria Math"/>
+                  <w:lang w:val="en-US"/>
+                </w:rPr>
+                <m:t>∂</m:t>
+              </m:r>
+              <m:sSub>
+                <m:sSubPr>
+                  <m:ctrlPr>
+                    <w:rPr>
+                      <w:rFonts w:ascii="Cambria Math" w:eastAsiaTheme="minorEastAsia" w:hAnsi="Cambria Math"/>
+                      <w:i/>
+                      <w:lang w:val="en-US"/>
+                    </w:rPr>
+                  </m:ctrlPr>
+                </m:sSubPr>
+                <m:e>
+                  <m:r>
+                    <w:rPr>
+                      <w:rFonts w:ascii="Cambria Math" w:eastAsiaTheme="minorEastAsia" w:hAnsi="Cambria Math"/>
+                      <w:lang w:val="en-US"/>
+                    </w:rPr>
+                    <m:t>S</m:t>
+                  </m:r>
+                </m:e>
+                <m:sub>
+                  <m:r>
+                    <w:rPr>
+                      <w:rFonts w:ascii="Cambria Math" w:eastAsiaTheme="minorEastAsia" w:hAnsi="Cambria Math"/>
+                      <w:lang w:val="en-US"/>
+                    </w:rPr>
+                    <m:t>t</m:t>
+                  </m:r>
+                </m:sub>
+              </m:sSub>
+            </m:den>
+          </m:f>
+          <m:r>
+            <w:rPr>
+              <w:rFonts w:ascii="Cambria Math" w:eastAsiaTheme="minorEastAsia" w:hAnsi="Cambria Math"/>
+              <w:lang w:val="en-US"/>
+            </w:rPr>
+            <m:t>=</m:t>
+          </m:r>
+          <m:f>
+            <m:fPr>
+              <m:ctrlPr>
+                <w:rPr>
+                  <w:rFonts w:ascii="Cambria Math" w:eastAsiaTheme="minorEastAsia" w:hAnsi="Cambria Math"/>
+                  <w:i/>
+                  <w:lang w:val="en-US"/>
+                </w:rPr>
+              </m:ctrlPr>
+            </m:fPr>
+            <m:num>
+              <m:r>
+                <w:rPr>
+                  <w:rFonts w:ascii="Cambria Math" w:eastAsiaTheme="minorEastAsia" w:hAnsi="Cambria Math"/>
+                  <w:lang w:val="en-US"/>
+                </w:rPr>
+                <m:t>∂L</m:t>
+              </m:r>
+            </m:num>
+            <m:den>
+              <m:r>
+                <w:rPr>
+                  <w:rFonts w:ascii="Cambria Math" w:eastAsiaTheme="minorEastAsia" w:hAnsi="Cambria Math"/>
+                  <w:lang w:val="en-US"/>
+                </w:rPr>
+                <m:t>∂</m:t>
+              </m:r>
+              <m:sSub>
+                <m:sSubPr>
+                  <m:ctrlPr>
+                    <w:rPr>
+                      <w:rFonts w:ascii="Cambria Math" w:eastAsiaTheme="minorEastAsia" w:hAnsi="Cambria Math"/>
+                      <w:i/>
+                      <w:lang w:val="en-US"/>
+                    </w:rPr>
+                  </m:ctrlPr>
+                </m:sSubPr>
+                <m:e>
+                  <m:r>
+                    <w:rPr>
+                      <w:rFonts w:ascii="Cambria Math" w:eastAsiaTheme="minorEastAsia" w:hAnsi="Cambria Math"/>
+                      <w:lang w:val="en-US"/>
+                    </w:rPr>
+                    <m:t>S</m:t>
+                  </m:r>
+                </m:e>
+                <m:sub>
+                  <m:r>
+                    <w:rPr>
+                      <w:rFonts w:ascii="Cambria Math" w:eastAsiaTheme="minorEastAsia" w:hAnsi="Cambria Math"/>
+                      <w:lang w:val="en-US"/>
+                    </w:rPr>
+                    <m:t>t + ε</m:t>
+                  </m:r>
+                </m:sub>
+              </m:sSub>
+            </m:den>
+          </m:f>
+          <m:f>
+            <m:fPr>
+              <m:ctrlPr>
+                <w:rPr>
+                  <w:rFonts w:ascii="Cambria Math" w:eastAsiaTheme="minorEastAsia" w:hAnsi="Cambria Math"/>
+                  <w:i/>
+                  <w:lang w:val="en-US"/>
+                </w:rPr>
+              </m:ctrlPr>
+            </m:fPr>
+            <m:num>
+              <m:r>
+                <w:rPr>
+                  <w:rFonts w:ascii="Cambria Math" w:eastAsiaTheme="minorEastAsia" w:hAnsi="Cambria Math"/>
+                  <w:lang w:val="en-US"/>
+                </w:rPr>
+                <m:t>∂</m:t>
+              </m:r>
+              <m:sSub>
+                <m:sSubPr>
+                  <m:ctrlPr>
+                    <w:rPr>
+                      <w:rFonts w:ascii="Cambria Math" w:eastAsiaTheme="minorEastAsia" w:hAnsi="Cambria Math"/>
+                      <w:i/>
+                      <w:lang w:val="en-US"/>
+                    </w:rPr>
+                  </m:ctrlPr>
+                </m:sSubPr>
+                <m:e>
+                  <m:r>
+                    <w:rPr>
+                      <w:rFonts w:ascii="Cambria Math" w:eastAsiaTheme="minorEastAsia" w:hAnsi="Cambria Math"/>
+                      <w:lang w:val="en-US"/>
+                    </w:rPr>
+                    <m:t>S</m:t>
+                  </m:r>
+                </m:e>
+                <m:sub>
+                  <m:r>
+                    <w:rPr>
+                      <w:rFonts w:ascii="Cambria Math" w:eastAsiaTheme="minorEastAsia" w:hAnsi="Cambria Math"/>
+                      <w:lang w:val="en-US"/>
+                    </w:rPr>
+                    <m:t>t + ε</m:t>
+                  </m:r>
+                </m:sub>
+              </m:sSub>
+            </m:num>
+            <m:den>
+              <m:r>
+                <w:rPr>
+                  <w:rFonts w:ascii="Cambria Math" w:eastAsiaTheme="minorEastAsia" w:hAnsi="Cambria Math"/>
+                  <w:lang w:val="en-US"/>
+                </w:rPr>
+                <m:t>∂</m:t>
+              </m:r>
+              <m:sSub>
+                <m:sSubPr>
+                  <m:ctrlPr>
+                    <w:rPr>
+                      <w:rFonts w:ascii="Cambria Math" w:eastAsiaTheme="minorEastAsia" w:hAnsi="Cambria Math"/>
+                      <w:i/>
+                      <w:lang w:val="en-US"/>
+                    </w:rPr>
+                  </m:ctrlPr>
+                </m:sSubPr>
+                <m:e>
+                  <m:r>
+                    <w:rPr>
+                      <w:rFonts w:ascii="Cambria Math" w:eastAsiaTheme="minorEastAsia" w:hAnsi="Cambria Math"/>
+                      <w:lang w:val="en-US"/>
+                    </w:rPr>
+                    <m:t>S</m:t>
+                  </m:r>
+                </m:e>
+                <m:sub>
+                  <m:r>
+                    <w:rPr>
+                      <w:rFonts w:ascii="Cambria Math" w:eastAsiaTheme="minorEastAsia" w:hAnsi="Cambria Math"/>
+                      <w:lang w:val="en-US"/>
+                    </w:rPr>
+                    <m:t>t</m:t>
+                  </m:r>
+                </m:sub>
+              </m:sSub>
+            </m:den>
+          </m:f>
+          <m:r>
+            <w:rPr>
+              <w:rFonts w:ascii="Cambria Math" w:eastAsiaTheme="minorEastAsia" w:hAnsi="Cambria Math"/>
+              <w:lang w:val="en-US"/>
+            </w:rPr>
+            <m:t>=</m:t>
+          </m:r>
+          <m:sSub>
+            <m:sSubPr>
+              <m:ctrlPr>
+                <w:rPr>
+                  <w:rFonts w:ascii="Cambria Math" w:eastAsiaTheme="minorEastAsia" w:hAnsi="Cambria Math"/>
+                  <w:i/>
+                  <w:lang w:val="en-US"/>
+                </w:rPr>
+              </m:ctrlPr>
+            </m:sSubPr>
+            <m:e>
+              <m:r>
+                <w:rPr>
+                  <w:rFonts w:ascii="Cambria Math" w:eastAsiaTheme="minorEastAsia" w:hAnsi="Cambria Math"/>
+                  <w:lang w:val="en-US"/>
+                </w:rPr>
+                <m:t>a</m:t>
+              </m:r>
+            </m:e>
+            <m:sub>
+              <m:r>
+                <w:rPr>
+                  <w:rFonts w:ascii="Cambria Math" w:eastAsiaTheme="minorEastAsia" w:hAnsi="Cambria Math"/>
+                  <w:lang w:val="en-US"/>
+                </w:rPr>
+                <m:t>t + ε</m:t>
+              </m:r>
+            </m:sub>
+          </m:sSub>
+          <m:f>
+            <m:fPr>
+              <m:ctrlPr>
+                <w:rPr>
+                  <w:rFonts w:ascii="Cambria Math" w:eastAsiaTheme="minorEastAsia" w:hAnsi="Cambria Math"/>
+                  <w:i/>
+                  <w:lang w:val="en-US"/>
+                </w:rPr>
+              </m:ctrlPr>
+            </m:fPr>
+            <m:num>
+              <m:r>
+                <w:rPr>
+                  <w:rFonts w:ascii="Cambria Math" w:eastAsiaTheme="minorEastAsia" w:hAnsi="Cambria Math"/>
+                  <w:lang w:val="en-US"/>
+                </w:rPr>
+                <m:t>∂</m:t>
+              </m:r>
+              <m:sSub>
+                <m:sSubPr>
+                  <m:ctrlPr>
+                    <w:rPr>
+                      <w:rFonts w:ascii="Cambria Math" w:eastAsiaTheme="minorEastAsia" w:hAnsi="Cambria Math"/>
+                      <w:i/>
+                      <w:lang w:val="en-US"/>
+                    </w:rPr>
+                  </m:ctrlPr>
+                </m:sSubPr>
+                <m:e>
+                  <m:r>
+                    <w:rPr>
+                      <w:rFonts w:ascii="Cambria Math" w:eastAsiaTheme="minorEastAsia" w:hAnsi="Cambria Math"/>
+                      <w:lang w:val="en-US"/>
+                    </w:rPr>
+                    <m:t>S</m:t>
+                  </m:r>
+                </m:e>
+                <m:sub>
+                  <m:r>
+                    <w:rPr>
+                      <w:rFonts w:ascii="Cambria Math" w:eastAsiaTheme="minorEastAsia" w:hAnsi="Cambria Math"/>
+                      <w:lang w:val="en-US"/>
+                    </w:rPr>
+                    <m:t>t + ε</m:t>
+                  </m:r>
+                </m:sub>
+              </m:sSub>
+            </m:num>
+            <m:den>
+              <m:r>
+                <w:rPr>
+                  <w:rFonts w:ascii="Cambria Math" w:eastAsiaTheme="minorEastAsia" w:hAnsi="Cambria Math"/>
+                  <w:lang w:val="en-US"/>
+                </w:rPr>
+                <m:t>∂</m:t>
+              </m:r>
+              <m:sSub>
+                <m:sSubPr>
+                  <m:ctrlPr>
+                    <w:rPr>
+                      <w:rFonts w:ascii="Cambria Math" w:eastAsiaTheme="minorEastAsia" w:hAnsi="Cambria Math"/>
+                      <w:i/>
+                      <w:lang w:val="en-US"/>
+                    </w:rPr>
+                  </m:ctrlPr>
+                </m:sSubPr>
+                <m:e>
+                  <m:r>
+                    <w:rPr>
+                      <w:rFonts w:ascii="Cambria Math" w:eastAsiaTheme="minorEastAsia" w:hAnsi="Cambria Math"/>
+                      <w:lang w:val="en-US"/>
+                    </w:rPr>
+                    <m:t>S</m:t>
+                  </m:r>
+                </m:e>
+                <m:sub>
+                  <m:r>
+                    <w:rPr>
+                      <w:rFonts w:ascii="Cambria Math" w:eastAsiaTheme="minorEastAsia" w:hAnsi="Cambria Math"/>
+                      <w:lang w:val="en-US"/>
+                    </w:rPr>
+                    <m:t>t</m:t>
+                  </m:r>
+                </m:sub>
+              </m:sSub>
+            </m:den>
+          </m:f>
+        </m:oMath>
+      </m:oMathPara>
+    </w:p>
+    <w:p>
+      <w:pPr>
+        <w:pStyle w:val="ListParagraph"/>
+        <w:pBdr>
+          <w:top w:val="single" w:sz="4" w:space="1" w:color="auto"/>
+          <w:left w:val="single" w:sz="4" w:space="4" w:color="auto"/>
+          <w:bottom w:val="single" w:sz="4" w:space="1" w:color="auto"/>
+          <w:right w:val="single" w:sz="4" w:space="4" w:color="auto"/>
+        </w:pBdr>
+        <w:ind w:left="1080"/>
+        <w:rPr>
+          <w:lang w:val="en-US"/>
+        </w:rPr>
+      </w:pPr>
+      <m:oMathPara>
+        <m:oMathParaPr>
+          <m:jc m:val="left"/>
+        </m:oMathParaPr>
+        <m:oMath>
+          <m:f>
+            <m:fPr>
+              <m:ctrlPr>
+                <w:rPr>
+                  <w:rFonts w:ascii="Cambria Math" w:eastAsiaTheme="minorEastAsia" w:hAnsi="Cambria Math"/>
+                  <w:i/>
+                  <w:lang w:val="en-US"/>
+                </w:rPr>
+              </m:ctrlPr>
+            </m:fPr>
+            <m:num>
+              <m:r>
+                <w:rPr>
+                  <w:rFonts w:ascii="Cambria Math" w:eastAsiaTheme="minorEastAsia" w:hAnsi="Cambria Math"/>
+                  <w:lang w:val="en-US"/>
+                </w:rPr>
+                <m:t>d</m:t>
+              </m:r>
+              <m:sSub>
+                <m:sSubPr>
+                  <m:ctrlPr>
+                    <w:rPr>
+                      <w:rFonts w:ascii="Cambria Math" w:eastAsiaTheme="minorEastAsia" w:hAnsi="Cambria Math"/>
+                      <w:i/>
+                      <w:lang w:val="en-US"/>
+                    </w:rPr>
+                  </m:ctrlPr>
+                </m:sSubPr>
+                <m:e>
+                  <m:r>
+                    <w:rPr>
+                      <w:rFonts w:ascii="Cambria Math" w:eastAsiaTheme="minorEastAsia" w:hAnsi="Cambria Math"/>
+                      <w:lang w:val="en-US"/>
+                    </w:rPr>
+                    <m:t>a</m:t>
+                  </m:r>
+                </m:e>
+                <m:sub>
+                  <m:r>
+                    <w:rPr>
+                      <w:rFonts w:ascii="Cambria Math" w:eastAsiaTheme="minorEastAsia" w:hAnsi="Cambria Math"/>
+                      <w:lang w:val="en-US"/>
+                    </w:rPr>
+                    <m:t>t</m:t>
+                  </m:r>
+                </m:sub>
+              </m:sSub>
+            </m:num>
+            <m:den>
+              <m:r>
+                <w:rPr>
+                  <w:rFonts w:ascii="Cambria Math" w:eastAsiaTheme="minorEastAsia" w:hAnsi="Cambria Math"/>
+                  <w:lang w:val="en-US"/>
+                </w:rPr>
+                <m:t>dt</m:t>
+              </m:r>
+            </m:den>
+          </m:f>
+          <m:r>
+            <w:rPr>
+              <w:rFonts w:ascii="Cambria Math" w:eastAsiaTheme="minorEastAsia" w:hAnsi="Cambria Math"/>
+              <w:lang w:val="en-US"/>
+            </w:rPr>
+            <m:t>=</m:t>
+          </m:r>
+          <m:func>
+            <m:funcPr>
+              <m:ctrlPr>
+                <w:rPr>
+                  <w:rFonts w:ascii="Cambria Math" w:eastAsiaTheme="minorEastAsia" w:hAnsi="Cambria Math"/>
+                  <w:i/>
+                  <w:lang w:val="en-US"/>
+                </w:rPr>
+              </m:ctrlPr>
+            </m:funcPr>
+            <m:fName>
+              <m:limLow>
+                <m:limLowPr>
+                  <m:ctrlPr>
+                    <w:rPr>
+                      <w:rFonts w:ascii="Cambria Math" w:eastAsiaTheme="minorEastAsia" w:hAnsi="Cambria Math"/>
+                      <w:i/>
+                      <w:lang w:val="en-US"/>
+                    </w:rPr>
+                  </m:ctrlPr>
+                </m:limLowPr>
+                <m:e>
+                  <m:r>
+                    <m:rPr>
+                      <m:sty m:val="p"/>
+                    </m:rPr>
+                    <w:rPr>
+                      <w:rFonts w:ascii="Cambria Math" w:hAnsi="Cambria Math"/>
+                      <w:lang w:val="en-US"/>
+                    </w:rPr>
+                    <m:t>lim</m:t>
+                  </m:r>
+                </m:e>
+                <m:lim>
+                  <m:r>
+                    <w:rPr>
+                      <w:rFonts w:ascii="Cambria Math" w:eastAsiaTheme="minorEastAsia" w:hAnsi="Cambria Math"/>
+                      <w:lang w:val="en-US"/>
+                    </w:rPr>
+                    <m:t>ε →</m:t>
+                  </m:r>
+                  <m:sSup>
+                    <m:sSupPr>
+                      <m:ctrlPr>
+                        <w:rPr>
+                          <w:rFonts w:ascii="Cambria Math" w:eastAsiaTheme="minorEastAsia" w:hAnsi="Cambria Math"/>
+                          <w:i/>
+                          <w:lang w:val="en-US"/>
+                        </w:rPr>
+                      </m:ctrlPr>
+                    </m:sSupPr>
+                    <m:e>
+                      <m:r>
+                        <w:rPr>
+                          <w:rFonts w:ascii="Cambria Math" w:eastAsiaTheme="minorEastAsia" w:hAnsi="Cambria Math"/>
+                          <w:lang w:val="en-US"/>
+                        </w:rPr>
+                        <m:t xml:space="preserve"> 0</m:t>
+                      </m:r>
+                    </m:e>
+                    <m:sup>
+                      <m:r>
+                        <w:rPr>
+                          <w:rFonts w:ascii="Cambria Math" w:eastAsiaTheme="minorEastAsia" w:hAnsi="Cambria Math"/>
+                          <w:lang w:val="en-US"/>
+                        </w:rPr>
+                        <m:t>+</m:t>
+                      </m:r>
+                    </m:sup>
+                  </m:sSup>
+                </m:lim>
+              </m:limLow>
+            </m:fName>
+            <m:e>
+              <m:f>
+                <m:fPr>
+                  <m:ctrlPr>
+                    <w:rPr>
+                      <w:rFonts w:ascii="Cambria Math" w:eastAsiaTheme="minorEastAsia" w:hAnsi="Cambria Math"/>
+                      <w:i/>
+                      <w:lang w:val="en-US"/>
+                    </w:rPr>
+                  </m:ctrlPr>
+                </m:fPr>
+                <m:num>
+                  <m:sSub>
+                    <m:sSubPr>
+                      <m:ctrlPr>
+                        <w:rPr>
+                          <w:rFonts w:ascii="Cambria Math" w:eastAsiaTheme="minorEastAsia" w:hAnsi="Cambria Math"/>
+                          <w:i/>
+                          <w:lang w:val="en-US"/>
+                        </w:rPr>
+                      </m:ctrlPr>
+                    </m:sSubPr>
+                    <m:e>
+                      <m:r>
+                        <w:rPr>
+                          <w:rFonts w:ascii="Cambria Math" w:eastAsiaTheme="minorEastAsia" w:hAnsi="Cambria Math"/>
+                          <w:lang w:val="en-US"/>
+                        </w:rPr>
+                        <m:t>a</m:t>
+                      </m:r>
+                    </m:e>
+                    <m:sub>
+                      <m:r>
+                        <w:rPr>
+                          <w:rFonts w:ascii="Cambria Math" w:eastAsiaTheme="minorEastAsia" w:hAnsi="Cambria Math"/>
+                          <w:lang w:val="en-US"/>
+                        </w:rPr>
+                        <m:t>t + ε</m:t>
+                      </m:r>
+                    </m:sub>
+                  </m:sSub>
+                  <m:r>
+                    <w:rPr>
+                      <w:rFonts w:ascii="Cambria Math" w:eastAsiaTheme="minorEastAsia" w:hAnsi="Cambria Math"/>
+                      <w:lang w:val="en-US"/>
+                    </w:rPr>
+                    <m:t>-</m:t>
+                  </m:r>
+                  <m:sSub>
+                    <m:sSubPr>
+                      <m:ctrlPr>
+                        <w:rPr>
+                          <w:rFonts w:ascii="Cambria Math" w:eastAsiaTheme="minorEastAsia" w:hAnsi="Cambria Math"/>
+                          <w:i/>
+                          <w:lang w:val="en-US"/>
+                        </w:rPr>
+                      </m:ctrlPr>
+                    </m:sSubPr>
+                    <m:e>
+                      <m:r>
+                        <w:rPr>
+                          <w:rFonts w:ascii="Cambria Math" w:eastAsiaTheme="minorEastAsia" w:hAnsi="Cambria Math"/>
+                          <w:lang w:val="en-US"/>
+                        </w:rPr>
+                        <m:t>a</m:t>
+                      </m:r>
+                    </m:e>
+                    <m:sub>
+                      <m:r>
+                        <w:rPr>
+                          <w:rFonts w:ascii="Cambria Math" w:eastAsiaTheme="minorEastAsia" w:hAnsi="Cambria Math"/>
+                          <w:lang w:val="en-US"/>
+                        </w:rPr>
+                        <m:t>t</m:t>
+                      </m:r>
+                    </m:sub>
+                  </m:sSub>
+                </m:num>
+                <m:den>
+                  <m:r>
+                    <w:rPr>
+                      <w:rFonts w:ascii="Cambria Math" w:eastAsiaTheme="minorEastAsia" w:hAnsi="Cambria Math"/>
+                      <w:lang w:val="en-US"/>
+                    </w:rPr>
+                    <m:t>ε</m:t>
+                  </m:r>
+                </m:den>
+              </m:f>
+            </m:e>
+          </m:func>
+          <m:r>
+            <w:rPr>
+              <w:rFonts w:ascii="Cambria Math" w:eastAsiaTheme="minorEastAsia" w:hAnsi="Cambria Math"/>
+              <w:lang w:val="en-US"/>
+            </w:rPr>
+            <m:t>=</m:t>
+          </m:r>
+          <m:func>
+            <m:funcPr>
+              <m:ctrlPr>
+                <w:rPr>
+                  <w:rFonts w:ascii="Cambria Math" w:eastAsiaTheme="minorEastAsia" w:hAnsi="Cambria Math"/>
+                  <w:i/>
+                  <w:lang w:val="en-US"/>
+                </w:rPr>
+              </m:ctrlPr>
+            </m:funcPr>
+            <m:fName>
+              <m:limLow>
+                <m:limLowPr>
+                  <m:ctrlPr>
+                    <w:rPr>
+                      <w:rFonts w:ascii="Cambria Math" w:eastAsiaTheme="minorEastAsia" w:hAnsi="Cambria Math"/>
+                      <w:i/>
+                      <w:lang w:val="en-US"/>
+                    </w:rPr>
+                  </m:ctrlPr>
+                </m:limLowPr>
+                <m:e>
+                  <m:r>
+                    <m:rPr>
+                      <m:sty m:val="p"/>
+                    </m:rPr>
+                    <w:rPr>
+                      <w:rFonts w:ascii="Cambria Math" w:hAnsi="Cambria Math"/>
+                      <w:lang w:val="en-US"/>
+                    </w:rPr>
+                    <m:t>lim</m:t>
+                  </m:r>
+                </m:e>
+                <m:lim>
+                  <m:r>
+                    <w:rPr>
+                      <w:rFonts w:ascii="Cambria Math" w:eastAsiaTheme="minorEastAsia" w:hAnsi="Cambria Math"/>
+                      <w:lang w:val="en-US"/>
+                    </w:rPr>
+                    <m:t xml:space="preserve">ε → </m:t>
+                  </m:r>
+                  <m:sSup>
+                    <m:sSupPr>
+                      <m:ctrlPr>
+                        <w:rPr>
+                          <w:rFonts w:ascii="Cambria Math" w:eastAsiaTheme="minorEastAsia" w:hAnsi="Cambria Math"/>
+                          <w:i/>
+                          <w:lang w:val="en-US"/>
+                        </w:rPr>
+                      </m:ctrlPr>
+                    </m:sSupPr>
+                    <m:e>
+                      <m:r>
+                        <w:rPr>
+                          <w:rFonts w:ascii="Cambria Math" w:eastAsiaTheme="minorEastAsia" w:hAnsi="Cambria Math"/>
+                          <w:lang w:val="en-US"/>
+                        </w:rPr>
+                        <m:t>0</m:t>
+                      </m:r>
+                    </m:e>
+                    <m:sup>
+                      <m:r>
+                        <w:rPr>
+                          <w:rFonts w:ascii="Cambria Math" w:eastAsiaTheme="minorEastAsia" w:hAnsi="Cambria Math"/>
+                          <w:lang w:val="en-US"/>
+                        </w:rPr>
+                        <m:t>+</m:t>
+                      </m:r>
+                    </m:sup>
+                  </m:sSup>
+                </m:lim>
+              </m:limLow>
+            </m:fName>
+            <m:e>
+              <m:f>
+                <m:fPr>
+                  <m:ctrlPr>
+                    <w:rPr>
+                      <w:rFonts w:ascii="Cambria Math" w:eastAsiaTheme="minorEastAsia" w:hAnsi="Cambria Math"/>
+                      <w:i/>
+                      <w:lang w:val="en-US"/>
+                    </w:rPr>
+                  </m:ctrlPr>
+                </m:fPr>
+                <m:num>
+                  <m:sSub>
+                    <m:sSubPr>
+                      <m:ctrlPr>
+                        <w:rPr>
+                          <w:rFonts w:ascii="Cambria Math" w:eastAsiaTheme="minorEastAsia" w:hAnsi="Cambria Math"/>
+                          <w:i/>
+                          <w:lang w:val="en-US"/>
+                        </w:rPr>
+                      </m:ctrlPr>
+                    </m:sSubPr>
+                    <m:e>
+                      <m:r>
+                        <w:rPr>
+                          <w:rFonts w:ascii="Cambria Math" w:eastAsiaTheme="minorEastAsia" w:hAnsi="Cambria Math"/>
+                          <w:lang w:val="en-US"/>
+                        </w:rPr>
+                        <m:t>a</m:t>
+                      </m:r>
+                    </m:e>
+                    <m:sub>
+                      <m:r>
+                        <w:rPr>
+                          <w:rFonts w:ascii="Cambria Math" w:eastAsiaTheme="minorEastAsia" w:hAnsi="Cambria Math"/>
+                          <w:lang w:val="en-US"/>
+                        </w:rPr>
+                        <m:t>t + ε</m:t>
+                      </m:r>
+                    </m:sub>
+                  </m:sSub>
+                  <m:r>
+                    <w:rPr>
+                      <w:rFonts w:ascii="Cambria Math" w:eastAsiaTheme="minorEastAsia" w:hAnsi="Cambria Math"/>
+                      <w:lang w:val="en-US"/>
+                    </w:rPr>
+                    <m:t>-</m:t>
+                  </m:r>
+                  <m:sSub>
+                    <m:sSubPr>
+                      <m:ctrlPr>
+                        <w:rPr>
+                          <w:rFonts w:ascii="Cambria Math" w:eastAsiaTheme="minorEastAsia" w:hAnsi="Cambria Math"/>
+                          <w:i/>
+                          <w:lang w:val="en-US"/>
+                        </w:rPr>
+                      </m:ctrlPr>
+                    </m:sSubPr>
+                    <m:e>
+                      <m:r>
+                        <w:rPr>
+                          <w:rFonts w:ascii="Cambria Math" w:eastAsiaTheme="minorEastAsia" w:hAnsi="Cambria Math"/>
+                          <w:lang w:val="en-US"/>
+                        </w:rPr>
+                        <m:t>a</m:t>
+                      </m:r>
+                    </m:e>
+                    <m:sub>
+                      <m:r>
+                        <w:rPr>
+                          <w:rFonts w:ascii="Cambria Math" w:eastAsiaTheme="minorEastAsia" w:hAnsi="Cambria Math"/>
+                          <w:lang w:val="en-US"/>
+                        </w:rPr>
+                        <m:t>t + ε</m:t>
+                      </m:r>
+                    </m:sub>
+                  </m:sSub>
+                  <m:f>
+                    <m:fPr>
+                      <m:ctrlPr>
+                        <w:rPr>
+                          <w:rFonts w:ascii="Cambria Math" w:eastAsiaTheme="minorEastAsia" w:hAnsi="Cambria Math"/>
+                          <w:i/>
+                          <w:lang w:val="en-US"/>
+                        </w:rPr>
+                      </m:ctrlPr>
+                    </m:fPr>
+                    <m:num>
+                      <m:r>
+                        <w:rPr>
+                          <w:rFonts w:ascii="Cambria Math" w:eastAsiaTheme="minorEastAsia" w:hAnsi="Cambria Math"/>
+                          <w:lang w:val="en-US"/>
+                        </w:rPr>
+                        <m:t>∂</m:t>
+                      </m:r>
+                      <m:sSub>
+                        <m:sSubPr>
+                          <m:ctrlPr>
+                            <w:rPr>
+                              <w:rFonts w:ascii="Cambria Math" w:eastAsiaTheme="minorEastAsia" w:hAnsi="Cambria Math"/>
+                              <w:i/>
+                              <w:lang w:val="en-US"/>
+                            </w:rPr>
+                          </m:ctrlPr>
+                        </m:sSubPr>
+                        <m:e>
+                          <m:r>
+                            <w:rPr>
+                              <w:rFonts w:ascii="Cambria Math" w:eastAsiaTheme="minorEastAsia" w:hAnsi="Cambria Math"/>
+                              <w:lang w:val="en-US"/>
+                            </w:rPr>
+                            <m:t>S</m:t>
+                          </m:r>
+                        </m:e>
+                        <m:sub>
+                          <m:r>
+                            <w:rPr>
+                              <w:rFonts w:ascii="Cambria Math" w:eastAsiaTheme="minorEastAsia" w:hAnsi="Cambria Math"/>
+                              <w:lang w:val="en-US"/>
+                            </w:rPr>
+                            <m:t>t + ε</m:t>
+                          </m:r>
+                        </m:sub>
+                      </m:sSub>
+                    </m:num>
+                    <m:den>
+                      <m:r>
+                        <w:rPr>
+                          <w:rFonts w:ascii="Cambria Math" w:eastAsiaTheme="minorEastAsia" w:hAnsi="Cambria Math"/>
+                          <w:lang w:val="en-US"/>
+                        </w:rPr>
+                        <m:t>∂</m:t>
+                      </m:r>
+                      <m:sSub>
+                        <m:sSubPr>
+                          <m:ctrlPr>
+                            <w:rPr>
+                              <w:rFonts w:ascii="Cambria Math" w:eastAsiaTheme="minorEastAsia" w:hAnsi="Cambria Math"/>
+                              <w:i/>
+                              <w:lang w:val="en-US"/>
+                            </w:rPr>
+                          </m:ctrlPr>
+                        </m:sSubPr>
+                        <m:e>
+                          <m:r>
+                            <w:rPr>
+                              <w:rFonts w:ascii="Cambria Math" w:eastAsiaTheme="minorEastAsia" w:hAnsi="Cambria Math"/>
+                              <w:lang w:val="en-US"/>
+                            </w:rPr>
+                            <m:t>S</m:t>
+                          </m:r>
+                        </m:e>
+                        <m:sub>
+                          <m:r>
+                            <w:rPr>
+                              <w:rFonts w:ascii="Cambria Math" w:eastAsiaTheme="minorEastAsia" w:hAnsi="Cambria Math"/>
+                              <w:lang w:val="en-US"/>
+                            </w:rPr>
+                            <m:t>t</m:t>
+                          </m:r>
+                        </m:sub>
+                      </m:sSub>
+                    </m:den>
+                  </m:f>
+                </m:num>
+                <m:den>
+                  <m:r>
+                    <w:rPr>
+                      <w:rFonts w:ascii="Cambria Math" w:eastAsiaTheme="minorEastAsia" w:hAnsi="Cambria Math"/>
+                      <w:lang w:val="en-US"/>
+                    </w:rPr>
+                    <m:t>ε</m:t>
+                  </m:r>
+                </m:den>
+              </m:f>
+            </m:e>
+          </m:func>
+        </m:oMath>
+      </m:oMathPara>
+    </w:p>
+    <w:p>
+      <w:pPr>
+        <w:pStyle w:val="ListParagraph"/>
+        <w:numPr>
+          <w:ilvl w:val="0"/>
+          <w:numId w:val="6"/>
+        </w:numPr>
+        <w:rPr>
+          <w:lang w:val="en-US"/>
+        </w:rPr>
+      </w:pPr>
+      <w:r>
+        <w:rPr>
+          <w:rFonts w:eastAsiaTheme="minorEastAsia"/>
+          <w:lang w:val="en-US"/>
+        </w:rPr>
+        <w:t>Biểu diễn S</w:t>
+      </w:r>
+      <w:r>
+        <w:rPr>
+          <w:rFonts w:eastAsiaTheme="minorEastAsia"/>
+          <w:vertAlign w:val="subscript"/>
+          <w:lang w:val="en-US"/>
+        </w:rPr>
+        <w:t xml:space="preserve">t + </w:t>
+      </w:r>
+      <w:r>
+        <w:rPr>
+          <w:rFonts w:eastAsiaTheme="minorEastAsia"/>
+          <w:vertAlign w:val="subscript"/>
+          <w:lang w:val="en-US"/>
+        </w:rPr>
+        <w:sym w:font="Symbol" w:char="F065"/>
+      </w:r>
+      <w:r>
+        <w:rPr>
+          <w:rFonts w:eastAsiaTheme="minorEastAsia"/>
+          <w:lang w:val="en-US"/>
+        </w:rPr>
+        <w:t xml:space="preserve"> = chuỗi Taylor với 2 số hạng, hay ước lệ tuyến tính</w:t>
+      </w:r>
+    </w:p>
+    <w:p>
+      <w:pPr>
+        <w:pStyle w:val="ListParagraph"/>
+        <w:pBdr>
+          <w:top w:val="single" w:sz="4" w:space="1" w:color="auto"/>
+          <w:left w:val="single" w:sz="4" w:space="4" w:color="auto"/>
+          <w:bottom w:val="single" w:sz="4" w:space="1" w:color="auto"/>
+          <w:right w:val="single" w:sz="4" w:space="4" w:color="auto"/>
+        </w:pBdr>
+        <w:ind w:left="1080"/>
+        <w:rPr>
+          <w:rFonts w:eastAsiaTheme="minorEastAsia"/>
+          <w:lang w:val="en-US"/>
+        </w:rPr>
+      </w:pPr>
+      <m:oMathPara>
+        <m:oMathParaPr>
+          <m:jc m:val="left"/>
+        </m:oMathParaPr>
+        <m:oMath>
+          <m:func>
+            <m:funcPr>
+              <m:ctrlPr>
+                <w:rPr>
+                  <w:rFonts w:ascii="Cambria Math" w:eastAsiaTheme="minorEastAsia" w:hAnsi="Cambria Math"/>
+                  <w:i/>
+                  <w:lang w:val="en-US"/>
+                </w:rPr>
+              </m:ctrlPr>
+            </m:funcPr>
+            <m:fName>
+              <m:limLow>
+                <m:limLowPr>
+                  <m:ctrlPr>
+                    <w:rPr>
+                      <w:rFonts w:ascii="Cambria Math" w:eastAsiaTheme="minorEastAsia" w:hAnsi="Cambria Math"/>
+                      <w:i/>
+                      <w:lang w:val="en-US"/>
+                    </w:rPr>
+                  </m:ctrlPr>
+                </m:limLowPr>
+                <m:e>
+                  <m:r>
+                    <m:rPr>
+                      <m:sty m:val="p"/>
+                    </m:rPr>
+                    <w:rPr>
+                      <w:rFonts w:ascii="Cambria Math" w:hAnsi="Cambria Math"/>
+                      <w:lang w:val="en-US"/>
+                    </w:rPr>
+                    <m:t>lim</m:t>
+                  </m:r>
+                </m:e>
+                <m:lim>
+                  <m:r>
+                    <w:rPr>
+                      <w:rFonts w:ascii="Cambria Math" w:eastAsiaTheme="minorEastAsia" w:hAnsi="Cambria Math"/>
+                      <w:lang w:val="en-US"/>
+                    </w:rPr>
+                    <m:t xml:space="preserve">ε → </m:t>
+                  </m:r>
+                  <m:sSup>
+                    <m:sSupPr>
+                      <m:ctrlPr>
+                        <w:rPr>
+                          <w:rFonts w:ascii="Cambria Math" w:eastAsiaTheme="minorEastAsia" w:hAnsi="Cambria Math"/>
+                          <w:i/>
+                          <w:lang w:val="en-US"/>
+                        </w:rPr>
+                      </m:ctrlPr>
+                    </m:sSupPr>
+                    <m:e>
+                      <m:r>
+                        <w:rPr>
+                          <w:rFonts w:ascii="Cambria Math" w:eastAsiaTheme="minorEastAsia" w:hAnsi="Cambria Math"/>
+                          <w:lang w:val="en-US"/>
+                        </w:rPr>
+                        <m:t>0</m:t>
+                      </m:r>
+                    </m:e>
+                    <m:sup>
+                      <m:r>
+                        <w:rPr>
+                          <w:rFonts w:ascii="Cambria Math" w:eastAsiaTheme="minorEastAsia" w:hAnsi="Cambria Math"/>
+                          <w:lang w:val="en-US"/>
+                        </w:rPr>
+                        <m:t>+</m:t>
+                      </m:r>
+                    </m:sup>
+                  </m:sSup>
+                </m:lim>
+              </m:limLow>
+            </m:fName>
+            <m:e>
+              <m:f>
+                <m:fPr>
+                  <m:ctrlPr>
+                    <w:rPr>
+                      <w:rFonts w:ascii="Cambria Math" w:eastAsiaTheme="minorEastAsia" w:hAnsi="Cambria Math"/>
+                      <w:i/>
+                      <w:lang w:val="en-US"/>
+                    </w:rPr>
+                  </m:ctrlPr>
+                </m:fPr>
+                <m:num>
+                  <m:sSub>
+                    <m:sSubPr>
+                      <m:ctrlPr>
+                        <w:rPr>
+                          <w:rFonts w:ascii="Cambria Math" w:eastAsiaTheme="minorEastAsia" w:hAnsi="Cambria Math"/>
+                          <w:i/>
+                          <w:lang w:val="en-US"/>
+                        </w:rPr>
+                      </m:ctrlPr>
+                    </m:sSubPr>
+                    <m:e>
+                      <m:r>
+                        <w:rPr>
+                          <w:rFonts w:ascii="Cambria Math" w:eastAsiaTheme="minorEastAsia" w:hAnsi="Cambria Math"/>
+                          <w:lang w:val="en-US"/>
+                        </w:rPr>
+                        <m:t>a</m:t>
+                      </m:r>
+                    </m:e>
+                    <m:sub>
+                      <m:r>
+                        <w:rPr>
+                          <w:rFonts w:ascii="Cambria Math" w:eastAsiaTheme="minorEastAsia" w:hAnsi="Cambria Math"/>
+                          <w:lang w:val="en-US"/>
+                        </w:rPr>
+                        <m:t>t + ε</m:t>
+                      </m:r>
+                    </m:sub>
+                  </m:sSub>
+                  <m:r>
+                    <w:rPr>
+                      <w:rFonts w:ascii="Cambria Math" w:eastAsiaTheme="minorEastAsia" w:hAnsi="Cambria Math"/>
+                      <w:lang w:val="en-US"/>
+                    </w:rPr>
+                    <m:t>-</m:t>
+                  </m:r>
+                  <m:sSub>
+                    <m:sSubPr>
+                      <m:ctrlPr>
+                        <w:rPr>
+                          <w:rFonts w:ascii="Cambria Math" w:eastAsiaTheme="minorEastAsia" w:hAnsi="Cambria Math"/>
+                          <w:i/>
+                          <w:lang w:val="en-US"/>
+                        </w:rPr>
+                      </m:ctrlPr>
+                    </m:sSubPr>
+                    <m:e>
+                      <m:r>
+                        <w:rPr>
+                          <w:rFonts w:ascii="Cambria Math" w:eastAsiaTheme="minorEastAsia" w:hAnsi="Cambria Math"/>
+                          <w:lang w:val="en-US"/>
+                        </w:rPr>
+                        <m:t>a</m:t>
+                      </m:r>
+                    </m:e>
+                    <m:sub>
+                      <m:r>
+                        <w:rPr>
+                          <w:rFonts w:ascii="Cambria Math" w:eastAsiaTheme="minorEastAsia" w:hAnsi="Cambria Math"/>
+                          <w:lang w:val="en-US"/>
+                        </w:rPr>
+                        <m:t>t + ε</m:t>
+                      </m:r>
+                    </m:sub>
+                  </m:sSub>
+                  <m:f>
+                    <m:fPr>
+                      <m:ctrlPr>
+                        <w:rPr>
+                          <w:rFonts w:ascii="Cambria Math" w:eastAsiaTheme="minorEastAsia" w:hAnsi="Cambria Math"/>
+                          <w:i/>
+                          <w:lang w:val="en-US"/>
+                        </w:rPr>
+                      </m:ctrlPr>
+                    </m:fPr>
+                    <m:num>
+                      <m:r>
+                        <w:rPr>
+                          <w:rFonts w:ascii="Cambria Math" w:eastAsiaTheme="minorEastAsia" w:hAnsi="Cambria Math"/>
+                          <w:lang w:val="en-US"/>
+                        </w:rPr>
+                        <m:t>∂</m:t>
+                      </m:r>
+                      <m:sSub>
+                        <m:sSubPr>
+                          <m:ctrlPr>
+                            <w:rPr>
+                              <w:rFonts w:ascii="Cambria Math" w:eastAsiaTheme="minorEastAsia" w:hAnsi="Cambria Math"/>
+                              <w:i/>
+                              <w:lang w:val="en-US"/>
+                            </w:rPr>
+                          </m:ctrlPr>
+                        </m:sSubPr>
+                        <m:e>
+                          <m:r>
+                            <w:rPr>
+                              <w:rFonts w:ascii="Cambria Math" w:eastAsiaTheme="minorEastAsia" w:hAnsi="Cambria Math"/>
+                              <w:lang w:val="en-US"/>
+                            </w:rPr>
+                            <m:t>S</m:t>
+                          </m:r>
+                        </m:e>
+                        <m:sub>
+                          <m:r>
+                            <w:rPr>
+                              <w:rFonts w:ascii="Cambria Math" w:eastAsiaTheme="minorEastAsia" w:hAnsi="Cambria Math"/>
+                              <w:lang w:val="en-US"/>
+                            </w:rPr>
+                            <m:t>t + ε</m:t>
+                          </m:r>
+                        </m:sub>
+                      </m:sSub>
+                    </m:num>
+                    <m:den>
+                      <m:r>
+                        <w:rPr>
+                          <w:rFonts w:ascii="Cambria Math" w:eastAsiaTheme="minorEastAsia" w:hAnsi="Cambria Math"/>
+                          <w:lang w:val="en-US"/>
+                        </w:rPr>
+                        <m:t>∂</m:t>
+                      </m:r>
+                      <m:sSub>
+                        <m:sSubPr>
+                          <m:ctrlPr>
+                            <w:rPr>
+                              <w:rFonts w:ascii="Cambria Math" w:eastAsiaTheme="minorEastAsia" w:hAnsi="Cambria Math"/>
+                              <w:i/>
+                              <w:lang w:val="en-US"/>
+                            </w:rPr>
+                          </m:ctrlPr>
+                        </m:sSubPr>
+                        <m:e>
+                          <m:r>
+                            <w:rPr>
+                              <w:rFonts w:ascii="Cambria Math" w:eastAsiaTheme="minorEastAsia" w:hAnsi="Cambria Math"/>
+                              <w:lang w:val="en-US"/>
+                            </w:rPr>
+                            <m:t>S</m:t>
+                          </m:r>
+                        </m:e>
+                        <m:sub>
+                          <m:r>
+                            <w:rPr>
+                              <w:rFonts w:ascii="Cambria Math" w:eastAsiaTheme="minorEastAsia" w:hAnsi="Cambria Math"/>
+                              <w:lang w:val="en-US"/>
+                            </w:rPr>
+                            <m:t>t</m:t>
+                          </m:r>
+                        </m:sub>
+                      </m:sSub>
+                    </m:den>
+                  </m:f>
+                </m:num>
+                <m:den>
+                  <m:r>
+                    <w:rPr>
+                      <w:rFonts w:ascii="Cambria Math" w:eastAsiaTheme="minorEastAsia" w:hAnsi="Cambria Math"/>
+                      <w:lang w:val="en-US"/>
+                    </w:rPr>
+                    <m:t>ε</m:t>
+                  </m:r>
+                </m:den>
+              </m:f>
+            </m:e>
+          </m:func>
+          <m:r>
+            <w:rPr>
+              <w:rFonts w:ascii="Cambria Math" w:eastAsiaTheme="minorEastAsia" w:hAnsi="Cambria Math"/>
+              <w:lang w:val="en-US"/>
+            </w:rPr>
+            <m:t>≈</m:t>
+          </m:r>
+          <m:func>
+            <m:funcPr>
+              <m:ctrlPr>
+                <w:rPr>
+                  <w:rFonts w:ascii="Cambria Math" w:eastAsiaTheme="minorEastAsia" w:hAnsi="Cambria Math"/>
+                  <w:i/>
+                  <w:lang w:val="en-US"/>
+                </w:rPr>
+              </m:ctrlPr>
+            </m:funcPr>
+            <m:fName>
+              <m:limLow>
+                <m:limLowPr>
+                  <m:ctrlPr>
+                    <w:rPr>
+                      <w:rFonts w:ascii="Cambria Math" w:eastAsiaTheme="minorEastAsia" w:hAnsi="Cambria Math"/>
+                      <w:i/>
+                      <w:lang w:val="en-US"/>
+                    </w:rPr>
+                  </m:ctrlPr>
+                </m:limLowPr>
+                <m:e>
+                  <m:r>
+                    <m:rPr>
+                      <m:sty m:val="p"/>
+                    </m:rPr>
+                    <w:rPr>
+                      <w:rFonts w:ascii="Cambria Math" w:hAnsi="Cambria Math"/>
+                      <w:lang w:val="en-US"/>
+                    </w:rPr>
+                    <m:t>lim</m:t>
+                  </m:r>
+                </m:e>
+                <m:lim>
+                  <m:r>
+                    <w:rPr>
+                      <w:rFonts w:ascii="Cambria Math" w:eastAsiaTheme="minorEastAsia" w:hAnsi="Cambria Math"/>
+                      <w:lang w:val="en-US"/>
+                    </w:rPr>
+                    <m:t xml:space="preserve">ε → </m:t>
+                  </m:r>
+                  <m:sSup>
+                    <m:sSupPr>
+                      <m:ctrlPr>
+                        <w:rPr>
+                          <w:rFonts w:ascii="Cambria Math" w:eastAsiaTheme="minorEastAsia" w:hAnsi="Cambria Math"/>
+                          <w:i/>
+                          <w:lang w:val="en-US"/>
+                        </w:rPr>
+                      </m:ctrlPr>
+                    </m:sSupPr>
+                    <m:e>
+                      <m:r>
+                        <w:rPr>
+                          <w:rFonts w:ascii="Cambria Math" w:eastAsiaTheme="minorEastAsia" w:hAnsi="Cambria Math"/>
+                          <w:lang w:val="en-US"/>
+                        </w:rPr>
+                        <m:t>0</m:t>
+                      </m:r>
+                    </m:e>
+                    <m:sup>
+                      <m:r>
+                        <w:rPr>
+                          <w:rFonts w:ascii="Cambria Math" w:eastAsiaTheme="minorEastAsia" w:hAnsi="Cambria Math"/>
+                          <w:lang w:val="en-US"/>
+                        </w:rPr>
+                        <m:t>+</m:t>
+                      </m:r>
+                    </m:sup>
+                  </m:sSup>
+                </m:lim>
+              </m:limLow>
+            </m:fName>
+            <m:e>
+              <m:f>
+                <m:fPr>
+                  <m:ctrlPr>
+                    <w:rPr>
+                      <w:rFonts w:ascii="Cambria Math" w:eastAsiaTheme="minorEastAsia" w:hAnsi="Cambria Math"/>
+                      <w:i/>
+                      <w:lang w:val="en-US"/>
+                    </w:rPr>
+                  </m:ctrlPr>
+                </m:fPr>
+                <m:num>
+                  <m:sSub>
+                    <m:sSubPr>
+                      <m:ctrlPr>
+                        <w:rPr>
+                          <w:rFonts w:ascii="Cambria Math" w:eastAsiaTheme="minorEastAsia" w:hAnsi="Cambria Math"/>
+                          <w:i/>
+                          <w:lang w:val="en-US"/>
+                        </w:rPr>
+                      </m:ctrlPr>
+                    </m:sSubPr>
+                    <m:e>
+                      <m:r>
+                        <w:rPr>
+                          <w:rFonts w:ascii="Cambria Math" w:eastAsiaTheme="minorEastAsia" w:hAnsi="Cambria Math"/>
+                          <w:lang w:val="en-US"/>
+                        </w:rPr>
+                        <m:t>a</m:t>
+                      </m:r>
+                    </m:e>
+                    <m:sub>
+                      <m:r>
+                        <w:rPr>
+                          <w:rFonts w:ascii="Cambria Math" w:eastAsiaTheme="minorEastAsia" w:hAnsi="Cambria Math"/>
+                          <w:lang w:val="en-US"/>
+                        </w:rPr>
+                        <m:t>t + ε</m:t>
+                      </m:r>
+                    </m:sub>
+                  </m:sSub>
+                  <m:r>
+                    <w:rPr>
+                      <w:rFonts w:ascii="Cambria Math" w:eastAsiaTheme="minorEastAsia" w:hAnsi="Cambria Math"/>
+                      <w:lang w:val="en-US"/>
+                    </w:rPr>
+                    <m:t>-</m:t>
+                  </m:r>
+                  <m:sSub>
+                    <m:sSubPr>
+                      <m:ctrlPr>
+                        <w:rPr>
+                          <w:rFonts w:ascii="Cambria Math" w:eastAsiaTheme="minorEastAsia" w:hAnsi="Cambria Math"/>
+                          <w:i/>
+                          <w:lang w:val="en-US"/>
+                        </w:rPr>
+                      </m:ctrlPr>
+                    </m:sSubPr>
+                    <m:e>
+                      <m:r>
+                        <w:rPr>
+                          <w:rFonts w:ascii="Cambria Math" w:eastAsiaTheme="minorEastAsia" w:hAnsi="Cambria Math"/>
+                          <w:lang w:val="en-US"/>
+                        </w:rPr>
+                        <m:t>a</m:t>
+                      </m:r>
+                    </m:e>
+                    <m:sub>
+                      <m:r>
+                        <w:rPr>
+                          <w:rFonts w:ascii="Cambria Math" w:eastAsiaTheme="minorEastAsia" w:hAnsi="Cambria Math"/>
+                          <w:lang w:val="en-US"/>
+                        </w:rPr>
+                        <m:t>t + ε</m:t>
+                      </m:r>
+                    </m:sub>
+                  </m:sSub>
+                  <m:f>
+                    <m:fPr>
+                      <m:ctrlPr>
+                        <w:rPr>
+                          <w:rFonts w:ascii="Cambria Math" w:eastAsiaTheme="minorEastAsia" w:hAnsi="Cambria Math"/>
+                          <w:i/>
+                          <w:lang w:val="en-US"/>
+                        </w:rPr>
+                      </m:ctrlPr>
+                    </m:fPr>
+                    <m:num>
+                      <m:r>
+                        <w:rPr>
+                          <w:rFonts w:ascii="Cambria Math" w:eastAsiaTheme="minorEastAsia" w:hAnsi="Cambria Math"/>
+                          <w:lang w:val="en-US"/>
+                        </w:rPr>
+                        <m:t>∂</m:t>
+                      </m:r>
+                      <m:d>
+                        <m:dPr>
+                          <m:ctrlPr>
+                            <w:rPr>
+                              <w:rFonts w:ascii="Cambria Math" w:eastAsiaTheme="minorEastAsia" w:hAnsi="Cambria Math"/>
+                              <w:i/>
+                              <w:lang w:val="en-US"/>
+                            </w:rPr>
+                          </m:ctrlPr>
+                        </m:dPr>
+                        <m:e>
+                          <m:sSub>
+                            <m:sSubPr>
+                              <m:ctrlPr>
+                                <w:rPr>
+                                  <w:rFonts w:ascii="Cambria Math" w:eastAsiaTheme="minorEastAsia" w:hAnsi="Cambria Math"/>
+                                  <w:i/>
+                                  <w:lang w:val="en-US"/>
+                                </w:rPr>
+                              </m:ctrlPr>
+                            </m:sSubPr>
+                            <m:e>
+                              <m:r>
+                                <w:rPr>
+                                  <w:rFonts w:ascii="Cambria Math" w:eastAsiaTheme="minorEastAsia" w:hAnsi="Cambria Math"/>
+                                  <w:lang w:val="en-US"/>
+                                </w:rPr>
+                                <m:t>S</m:t>
+                              </m:r>
+                            </m:e>
+                            <m:sub>
+                              <m:r>
+                                <w:rPr>
+                                  <w:rFonts w:ascii="Cambria Math" w:eastAsiaTheme="minorEastAsia" w:hAnsi="Cambria Math"/>
+                                  <w:lang w:val="en-US"/>
+                                </w:rPr>
+                                <m:t>t</m:t>
+                              </m:r>
+                            </m:sub>
+                          </m:sSub>
+                          <m:r>
+                            <w:rPr>
+                              <w:rFonts w:ascii="Cambria Math" w:eastAsiaTheme="minorEastAsia" w:hAnsi="Cambria Math"/>
+                              <w:lang w:val="en-US"/>
+                            </w:rPr>
+                            <m:t>+ε</m:t>
+                          </m:r>
+                          <m:r>
+                            <w:rPr>
+                              <w:rFonts w:ascii="Cambria Math" w:hAnsi="Cambria Math"/>
+                              <w:lang w:val="en-US"/>
+                            </w:rPr>
+                            <m:t>f</m:t>
+                          </m:r>
+                          <m:d>
+                            <m:dPr>
+                              <m:ctrlPr>
+                                <w:rPr>
+                                  <w:rFonts w:ascii="Cambria Math" w:hAnsi="Cambria Math"/>
+                                  <w:i/>
+                                  <w:lang w:val="en-US"/>
+                                </w:rPr>
+                              </m:ctrlPr>
+                            </m:dPr>
+                            <m:e>
+                              <m:r>
+                                <w:rPr>
+                                  <w:rFonts w:ascii="Cambria Math" w:hAnsi="Cambria Math"/>
+                                  <w:lang w:val="en-US"/>
+                                </w:rPr>
+                                <m:t>S,θ,t</m:t>
+                              </m:r>
+                            </m:e>
+                          </m:d>
+                        </m:e>
+                      </m:d>
+                    </m:num>
+                    <m:den>
+                      <m:r>
+                        <w:rPr>
+                          <w:rFonts w:ascii="Cambria Math" w:eastAsiaTheme="minorEastAsia" w:hAnsi="Cambria Math"/>
+                          <w:lang w:val="en-US"/>
+                        </w:rPr>
+                        <m:t>∂</m:t>
+                      </m:r>
+                      <m:sSub>
+                        <m:sSubPr>
+                          <m:ctrlPr>
+                            <w:rPr>
+                              <w:rFonts w:ascii="Cambria Math" w:eastAsiaTheme="minorEastAsia" w:hAnsi="Cambria Math"/>
+                              <w:i/>
+                              <w:lang w:val="en-US"/>
+                            </w:rPr>
+                          </m:ctrlPr>
+                        </m:sSubPr>
+                        <m:e>
+                          <m:r>
+                            <w:rPr>
+                              <w:rFonts w:ascii="Cambria Math" w:eastAsiaTheme="minorEastAsia" w:hAnsi="Cambria Math"/>
+                              <w:lang w:val="en-US"/>
+                            </w:rPr>
+                            <m:t>S</m:t>
+                          </m:r>
+                        </m:e>
+                        <m:sub>
+                          <m:r>
+                            <w:rPr>
+                              <w:rFonts w:ascii="Cambria Math" w:eastAsiaTheme="minorEastAsia" w:hAnsi="Cambria Math"/>
+                              <w:lang w:val="en-US"/>
+                            </w:rPr>
+                            <m:t>t</m:t>
+                          </m:r>
+                        </m:sub>
+                      </m:sSub>
+                    </m:den>
+                  </m:f>
+                </m:num>
+                <m:den>
+                  <m:r>
+                    <w:rPr>
+                      <w:rFonts w:ascii="Cambria Math" w:eastAsiaTheme="minorEastAsia" w:hAnsi="Cambria Math"/>
+                      <w:lang w:val="en-US"/>
+                    </w:rPr>
+                    <m:t>ε</m:t>
+                  </m:r>
+                </m:den>
+              </m:f>
+            </m:e>
+          </m:func>
+          <m:r>
+            <w:rPr>
+              <w:rFonts w:ascii="Cambria Math" w:eastAsiaTheme="minorEastAsia" w:hAnsi="Cambria Math"/>
+              <w:lang w:val="en-US"/>
+            </w:rPr>
+            <m:t>=</m:t>
+          </m:r>
+        </m:oMath>
+      </m:oMathPara>
+    </w:p>
+    <w:p>
+      <w:pPr>
+        <w:pStyle w:val="ListParagraph"/>
+        <w:pBdr>
+          <w:top w:val="single" w:sz="4" w:space="1" w:color="auto"/>
+          <w:left w:val="single" w:sz="4" w:space="4" w:color="auto"/>
+          <w:bottom w:val="single" w:sz="4" w:space="1" w:color="auto"/>
+          <w:right w:val="single" w:sz="4" w:space="4" w:color="auto"/>
+        </w:pBdr>
+        <w:ind w:left="1080"/>
+        <w:rPr>
+          <w:lang w:val="en-US"/>
+        </w:rPr>
+      </w:pPr>
+      <m:oMathPara>
+        <m:oMathParaPr>
+          <m:jc m:val="left"/>
+        </m:oMathParaPr>
+        <m:oMath>
+          <m:func>
+            <m:funcPr>
+              <m:ctrlPr>
+                <w:rPr>
+                  <w:rFonts w:ascii="Cambria Math" w:eastAsiaTheme="minorEastAsia" w:hAnsi="Cambria Math"/>
+                  <w:i/>
+                  <w:lang w:val="en-US"/>
+                </w:rPr>
+              </m:ctrlPr>
+            </m:funcPr>
+            <m:fName>
+              <m:limLow>
+                <m:limLowPr>
+                  <m:ctrlPr>
+                    <w:rPr>
+                      <w:rFonts w:ascii="Cambria Math" w:eastAsiaTheme="minorEastAsia" w:hAnsi="Cambria Math"/>
+                      <w:i/>
+                      <w:lang w:val="en-US"/>
+                    </w:rPr>
+                  </m:ctrlPr>
+                </m:limLowPr>
+                <m:e>
+                  <m:r>
+                    <m:rPr>
+                      <m:sty m:val="p"/>
+                    </m:rPr>
+                    <w:rPr>
+                      <w:rFonts w:ascii="Cambria Math" w:hAnsi="Cambria Math"/>
+                      <w:lang w:val="en-US"/>
+                    </w:rPr>
+                    <m:t>lim</m:t>
+                  </m:r>
+                </m:e>
+                <m:lim>
+                  <m:r>
+                    <w:rPr>
+                      <w:rFonts w:ascii="Cambria Math" w:eastAsiaTheme="minorEastAsia" w:hAnsi="Cambria Math"/>
+                      <w:lang w:val="en-US"/>
+                    </w:rPr>
+                    <m:t xml:space="preserve">ε → </m:t>
+                  </m:r>
+                  <m:sSup>
+                    <m:sSupPr>
+                      <m:ctrlPr>
+                        <w:rPr>
+                          <w:rFonts w:ascii="Cambria Math" w:eastAsiaTheme="minorEastAsia" w:hAnsi="Cambria Math"/>
+                          <w:i/>
+                          <w:lang w:val="en-US"/>
+                        </w:rPr>
+                      </m:ctrlPr>
+                    </m:sSupPr>
+                    <m:e>
+                      <m:r>
+                        <w:rPr>
+                          <w:rFonts w:ascii="Cambria Math" w:eastAsiaTheme="minorEastAsia" w:hAnsi="Cambria Math"/>
+                          <w:lang w:val="en-US"/>
+                        </w:rPr>
+                        <m:t>0</m:t>
+                      </m:r>
+                    </m:e>
+                    <m:sup>
+                      <m:r>
+                        <w:rPr>
+                          <w:rFonts w:ascii="Cambria Math" w:eastAsiaTheme="minorEastAsia" w:hAnsi="Cambria Math"/>
+                          <w:lang w:val="en-US"/>
+                        </w:rPr>
+                        <m:t>+</m:t>
+                      </m:r>
+                    </m:sup>
+                  </m:sSup>
+                </m:lim>
+              </m:limLow>
+            </m:fName>
+            <m:e>
+              <m:f>
+                <m:fPr>
+                  <m:ctrlPr>
+                    <w:rPr>
+                      <w:rFonts w:ascii="Cambria Math" w:eastAsiaTheme="minorEastAsia" w:hAnsi="Cambria Math"/>
+                      <w:i/>
+                      <w:lang w:val="en-US"/>
+                    </w:rPr>
+                  </m:ctrlPr>
+                </m:fPr>
+                <m:num>
+                  <m:sSub>
+                    <m:sSubPr>
+                      <m:ctrlPr>
+                        <w:rPr>
+                          <w:rFonts w:ascii="Cambria Math" w:eastAsiaTheme="minorEastAsia" w:hAnsi="Cambria Math"/>
+                          <w:i/>
+                          <w:lang w:val="en-US"/>
+                        </w:rPr>
+                      </m:ctrlPr>
+                    </m:sSubPr>
+                    <m:e>
+                      <m:r>
+                        <w:rPr>
+                          <w:rFonts w:ascii="Cambria Math" w:eastAsiaTheme="minorEastAsia" w:hAnsi="Cambria Math"/>
+                          <w:lang w:val="en-US"/>
+                        </w:rPr>
+                        <m:t>a</m:t>
+                      </m:r>
+                    </m:e>
+                    <m:sub>
+                      <m:r>
+                        <w:rPr>
+                          <w:rFonts w:ascii="Cambria Math" w:eastAsiaTheme="minorEastAsia" w:hAnsi="Cambria Math"/>
+                          <w:lang w:val="en-US"/>
+                        </w:rPr>
+                        <m:t>t + ε</m:t>
+                      </m:r>
+                    </m:sub>
+                  </m:sSub>
+                  <m:r>
+                    <w:rPr>
+                      <w:rFonts w:ascii="Cambria Math" w:eastAsiaTheme="minorEastAsia" w:hAnsi="Cambria Math"/>
+                      <w:lang w:val="en-US"/>
+                    </w:rPr>
+                    <m:t>-</m:t>
+                  </m:r>
+                  <m:sSub>
+                    <m:sSubPr>
+                      <m:ctrlPr>
+                        <w:rPr>
+                          <w:rFonts w:ascii="Cambria Math" w:eastAsiaTheme="minorEastAsia" w:hAnsi="Cambria Math"/>
+                          <w:i/>
+                          <w:lang w:val="en-US"/>
+                        </w:rPr>
+                      </m:ctrlPr>
+                    </m:sSubPr>
+                    <m:e>
+                      <m:r>
+                        <w:rPr>
+                          <w:rFonts w:ascii="Cambria Math" w:eastAsiaTheme="minorEastAsia" w:hAnsi="Cambria Math"/>
+                          <w:lang w:val="en-US"/>
+                        </w:rPr>
+                        <m:t>a</m:t>
+                      </m:r>
+                    </m:e>
+                    <m:sub>
+                      <m:r>
+                        <w:rPr>
+                          <w:rFonts w:ascii="Cambria Math" w:eastAsiaTheme="minorEastAsia" w:hAnsi="Cambria Math"/>
+                          <w:lang w:val="en-US"/>
+                        </w:rPr>
+                        <m:t>t + ε</m:t>
+                      </m:r>
+                    </m:sub>
+                  </m:sSub>
+                  <m:d>
+                    <m:dPr>
+                      <m:ctrlPr>
+                        <w:rPr>
+                          <w:rFonts w:ascii="Cambria Math" w:eastAsiaTheme="minorEastAsia" w:hAnsi="Cambria Math"/>
+                          <w:i/>
+                          <w:lang w:val="en-US"/>
+                        </w:rPr>
+                      </m:ctrlPr>
+                    </m:dPr>
+                    <m:e>
+                      <m:r>
+                        <w:rPr>
+                          <w:rFonts w:ascii="Cambria Math" w:eastAsiaTheme="minorEastAsia" w:hAnsi="Cambria Math"/>
+                          <w:lang w:val="en-US"/>
+                        </w:rPr>
+                        <m:t>I+ε</m:t>
+                      </m:r>
+                      <m:f>
+                        <m:fPr>
+                          <m:ctrlPr>
+                            <w:rPr>
+                              <w:rFonts w:ascii="Cambria Math" w:eastAsiaTheme="minorEastAsia" w:hAnsi="Cambria Math"/>
+                              <w:i/>
+                              <w:lang w:val="en-US"/>
+                            </w:rPr>
+                          </m:ctrlPr>
+                        </m:fPr>
+                        <m:num>
+                          <m:r>
+                            <w:rPr>
+                              <w:rFonts w:ascii="Cambria Math" w:eastAsiaTheme="minorEastAsia" w:hAnsi="Cambria Math"/>
+                              <w:lang w:val="en-US"/>
+                            </w:rPr>
+                            <m:t>∂</m:t>
+                          </m:r>
+                          <m:r>
+                            <w:rPr>
+                              <w:rFonts w:ascii="Cambria Math" w:hAnsi="Cambria Math"/>
+                              <w:lang w:val="en-US"/>
+                            </w:rPr>
+                            <m:t>f</m:t>
+                          </m:r>
+                          <m:d>
+                            <m:dPr>
+                              <m:ctrlPr>
+                                <w:rPr>
+                                  <w:rFonts w:ascii="Cambria Math" w:hAnsi="Cambria Math"/>
+                                  <w:i/>
+                                  <w:lang w:val="en-US"/>
+                                </w:rPr>
+                              </m:ctrlPr>
+                            </m:dPr>
+                            <m:e>
+                              <m:r>
+                                <w:rPr>
+                                  <w:rFonts w:ascii="Cambria Math" w:hAnsi="Cambria Math"/>
+                                  <w:lang w:val="en-US"/>
+                                </w:rPr>
+                                <m:t>S,θ,t</m:t>
+                              </m:r>
+                            </m:e>
+                          </m:d>
+                        </m:num>
+                        <m:den>
+                          <m:r>
+                            <w:rPr>
+                              <w:rFonts w:ascii="Cambria Math" w:eastAsiaTheme="minorEastAsia" w:hAnsi="Cambria Math"/>
+                              <w:lang w:val="en-US"/>
+                            </w:rPr>
+                            <m:t>∂</m:t>
+                          </m:r>
+                          <m:sSub>
+                            <m:sSubPr>
+                              <m:ctrlPr>
+                                <w:rPr>
+                                  <w:rFonts w:ascii="Cambria Math" w:eastAsiaTheme="minorEastAsia" w:hAnsi="Cambria Math"/>
+                                  <w:i/>
+                                  <w:lang w:val="en-US"/>
+                                </w:rPr>
+                              </m:ctrlPr>
+                            </m:sSubPr>
+                            <m:e>
+                              <m:r>
+                                <w:rPr>
+                                  <w:rFonts w:ascii="Cambria Math" w:eastAsiaTheme="minorEastAsia" w:hAnsi="Cambria Math"/>
+                                  <w:lang w:val="en-US"/>
+                                </w:rPr>
+                                <m:t>S</m:t>
+                              </m:r>
+                            </m:e>
+                            <m:sub>
+                              <m:r>
+                                <w:rPr>
+                                  <w:rFonts w:ascii="Cambria Math" w:eastAsiaTheme="minorEastAsia" w:hAnsi="Cambria Math"/>
+                                  <w:lang w:val="en-US"/>
+                                </w:rPr>
+                                <m:t>t</m:t>
+                              </m:r>
+                            </m:sub>
+                          </m:sSub>
+                        </m:den>
+                      </m:f>
+                    </m:e>
+                  </m:d>
+                </m:num>
+                <m:den>
+                  <m:r>
+                    <w:rPr>
+                      <w:rFonts w:ascii="Cambria Math" w:eastAsiaTheme="minorEastAsia" w:hAnsi="Cambria Math"/>
+                      <w:lang w:val="en-US"/>
+                    </w:rPr>
+                    <m:t>ε</m:t>
+                  </m:r>
+                </m:den>
+              </m:f>
+            </m:e>
+          </m:func>
+          <m:r>
+            <w:rPr>
+              <w:rFonts w:ascii="Cambria Math" w:eastAsiaTheme="minorEastAsia" w:hAnsi="Cambria Math"/>
+              <w:lang w:val="en-US"/>
+            </w:rPr>
+            <m:t>=</m:t>
+          </m:r>
+          <m:func>
+            <m:funcPr>
+              <m:ctrlPr>
+                <w:rPr>
+                  <w:rFonts w:ascii="Cambria Math" w:eastAsiaTheme="minorEastAsia" w:hAnsi="Cambria Math"/>
+                  <w:i/>
+                  <w:lang w:val="en-US"/>
+                </w:rPr>
+              </m:ctrlPr>
+            </m:funcPr>
+            <m:fName>
+              <m:limLow>
+                <m:limLowPr>
+                  <m:ctrlPr>
+                    <w:rPr>
+                      <w:rFonts w:ascii="Cambria Math" w:eastAsiaTheme="minorEastAsia" w:hAnsi="Cambria Math"/>
+                      <w:i/>
+                      <w:lang w:val="en-US"/>
+                    </w:rPr>
+                  </m:ctrlPr>
+                </m:limLowPr>
+                <m:e>
+                  <m:r>
+                    <m:rPr>
+                      <m:sty m:val="p"/>
+                    </m:rPr>
+                    <w:rPr>
+                      <w:rFonts w:ascii="Cambria Math" w:hAnsi="Cambria Math"/>
+                      <w:lang w:val="en-US"/>
+                    </w:rPr>
+                    <m:t>lim</m:t>
+                  </m:r>
+                </m:e>
+                <m:lim>
+                  <m:r>
+                    <w:rPr>
+                      <w:rFonts w:ascii="Cambria Math" w:eastAsiaTheme="minorEastAsia" w:hAnsi="Cambria Math"/>
+                      <w:lang w:val="en-US"/>
+                    </w:rPr>
+                    <m:t xml:space="preserve">ε → </m:t>
+                  </m:r>
+                  <m:sSup>
+                    <m:sSupPr>
+                      <m:ctrlPr>
+                        <w:rPr>
+                          <w:rFonts w:ascii="Cambria Math" w:eastAsiaTheme="minorEastAsia" w:hAnsi="Cambria Math"/>
+                          <w:i/>
+                          <w:lang w:val="en-US"/>
+                        </w:rPr>
+                      </m:ctrlPr>
+                    </m:sSupPr>
+                    <m:e>
+                      <m:r>
+                        <w:rPr>
+                          <w:rFonts w:ascii="Cambria Math" w:eastAsiaTheme="minorEastAsia" w:hAnsi="Cambria Math"/>
+                          <w:lang w:val="en-US"/>
+                        </w:rPr>
+                        <m:t>0</m:t>
+                      </m:r>
+                    </m:e>
+                    <m:sup>
+                      <m:r>
+                        <w:rPr>
+                          <w:rFonts w:ascii="Cambria Math" w:eastAsiaTheme="minorEastAsia" w:hAnsi="Cambria Math"/>
+                          <w:lang w:val="en-US"/>
+                        </w:rPr>
+                        <m:t>+</m:t>
+                      </m:r>
+                    </m:sup>
+                  </m:sSup>
+                </m:lim>
+              </m:limLow>
+            </m:fName>
+            <m:e>
+              <m:r>
+                <w:rPr>
+                  <w:rFonts w:ascii="Cambria Math" w:eastAsiaTheme="minorEastAsia" w:hAnsi="Cambria Math"/>
+                  <w:lang w:val="en-US"/>
+                </w:rPr>
+                <m:t>-</m:t>
+              </m:r>
+              <m:sSub>
+                <m:sSubPr>
+                  <m:ctrlPr>
+                    <w:rPr>
+                      <w:rFonts w:ascii="Cambria Math" w:eastAsiaTheme="minorEastAsia" w:hAnsi="Cambria Math"/>
+                      <w:i/>
+                      <w:lang w:val="en-US"/>
+                    </w:rPr>
+                  </m:ctrlPr>
+                </m:sSubPr>
+                <m:e>
+                  <m:r>
+                    <w:rPr>
+                      <w:rFonts w:ascii="Cambria Math" w:eastAsiaTheme="minorEastAsia" w:hAnsi="Cambria Math"/>
+                      <w:lang w:val="en-US"/>
+                    </w:rPr>
+                    <m:t>a</m:t>
+                  </m:r>
+                </m:e>
+                <m:sub>
+                  <m:r>
+                    <w:rPr>
+                      <w:rFonts w:ascii="Cambria Math" w:eastAsiaTheme="minorEastAsia" w:hAnsi="Cambria Math"/>
+                      <w:lang w:val="en-US"/>
+                    </w:rPr>
+                    <m:t>t + ε</m:t>
+                  </m:r>
+                </m:sub>
+              </m:sSub>
+              <m:f>
+                <m:fPr>
+                  <m:ctrlPr>
+                    <w:rPr>
+                      <w:rFonts w:ascii="Cambria Math" w:eastAsiaTheme="minorEastAsia" w:hAnsi="Cambria Math"/>
+                      <w:i/>
+                      <w:lang w:val="en-US"/>
+                    </w:rPr>
+                  </m:ctrlPr>
+                </m:fPr>
+                <m:num>
+                  <m:r>
+                    <w:rPr>
+                      <w:rFonts w:ascii="Cambria Math" w:eastAsiaTheme="minorEastAsia" w:hAnsi="Cambria Math"/>
+                      <w:lang w:val="en-US"/>
+                    </w:rPr>
+                    <m:t>∂</m:t>
+                  </m:r>
+                  <m:r>
+                    <w:rPr>
+                      <w:rFonts w:ascii="Cambria Math" w:hAnsi="Cambria Math"/>
+                      <w:lang w:val="en-US"/>
+                    </w:rPr>
+                    <m:t>f</m:t>
+                  </m:r>
+                  <m:d>
+                    <m:dPr>
+                      <m:ctrlPr>
+                        <w:rPr>
+                          <w:rFonts w:ascii="Cambria Math" w:hAnsi="Cambria Math"/>
+                          <w:i/>
+                          <w:lang w:val="en-US"/>
+                        </w:rPr>
+                      </m:ctrlPr>
+                    </m:dPr>
+                    <m:e>
+                      <m:r>
+                        <w:rPr>
+                          <w:rFonts w:ascii="Cambria Math" w:hAnsi="Cambria Math"/>
+                          <w:lang w:val="en-US"/>
+                        </w:rPr>
+                        <m:t>S,θ,t</m:t>
+                      </m:r>
+                    </m:e>
+                  </m:d>
+                </m:num>
+                <m:den>
+                  <m:r>
+                    <w:rPr>
+                      <w:rFonts w:ascii="Cambria Math" w:eastAsiaTheme="minorEastAsia" w:hAnsi="Cambria Math"/>
+                      <w:lang w:val="en-US"/>
+                    </w:rPr>
+                    <m:t>∂</m:t>
+                  </m:r>
+                  <m:sSub>
+                    <m:sSubPr>
+                      <m:ctrlPr>
+                        <w:rPr>
+                          <w:rFonts w:ascii="Cambria Math" w:eastAsiaTheme="minorEastAsia" w:hAnsi="Cambria Math"/>
+                          <w:i/>
+                          <w:lang w:val="en-US"/>
+                        </w:rPr>
+                      </m:ctrlPr>
+                    </m:sSubPr>
+                    <m:e>
+                      <m:r>
+                        <w:rPr>
+                          <w:rFonts w:ascii="Cambria Math" w:eastAsiaTheme="minorEastAsia" w:hAnsi="Cambria Math"/>
+                          <w:lang w:val="en-US"/>
+                        </w:rPr>
+                        <m:t>S</m:t>
+                      </m:r>
+                    </m:e>
+                    <m:sub>
+                      <m:r>
+                        <w:rPr>
+                          <w:rFonts w:ascii="Cambria Math" w:eastAsiaTheme="minorEastAsia" w:hAnsi="Cambria Math"/>
+                          <w:lang w:val="en-US"/>
+                        </w:rPr>
+                        <m:t>t</m:t>
+                      </m:r>
+                    </m:sub>
+                  </m:sSub>
+                </m:den>
+              </m:f>
+            </m:e>
+          </m:func>
+          <m:r>
+            <w:rPr>
+              <w:rFonts w:ascii="Cambria Math" w:eastAsiaTheme="minorEastAsia" w:hAnsi="Cambria Math"/>
+              <w:lang w:val="en-US"/>
+            </w:rPr>
+            <m:t>=-</m:t>
+          </m:r>
+          <m:sSub>
+            <m:sSubPr>
+              <m:ctrlPr>
+                <w:rPr>
+                  <w:rFonts w:ascii="Cambria Math" w:eastAsiaTheme="minorEastAsia" w:hAnsi="Cambria Math"/>
+                  <w:i/>
+                  <w:lang w:val="en-US"/>
+                </w:rPr>
+              </m:ctrlPr>
+            </m:sSubPr>
+            <m:e>
+              <m:r>
+                <w:rPr>
+                  <w:rFonts w:ascii="Cambria Math" w:eastAsiaTheme="minorEastAsia" w:hAnsi="Cambria Math"/>
+                  <w:lang w:val="en-US"/>
+                </w:rPr>
+                <m:t>a</m:t>
+              </m:r>
+            </m:e>
+            <m:sub>
+              <m:r>
+                <w:rPr>
+                  <w:rFonts w:ascii="Cambria Math" w:eastAsiaTheme="minorEastAsia" w:hAnsi="Cambria Math"/>
+                  <w:lang w:val="en-US"/>
+                </w:rPr>
+                <m:t>t</m:t>
+              </m:r>
+            </m:sub>
+          </m:sSub>
+          <m:f>
+            <m:fPr>
+              <m:ctrlPr>
+                <w:rPr>
+                  <w:rFonts w:ascii="Cambria Math" w:eastAsiaTheme="minorEastAsia" w:hAnsi="Cambria Math"/>
+                  <w:i/>
+                  <w:lang w:val="en-US"/>
+                </w:rPr>
+              </m:ctrlPr>
+            </m:fPr>
+            <m:num>
+              <m:r>
+                <w:rPr>
+                  <w:rFonts w:ascii="Cambria Math" w:eastAsiaTheme="minorEastAsia" w:hAnsi="Cambria Math"/>
+                  <w:lang w:val="en-US"/>
+                </w:rPr>
+                <m:t>∂</m:t>
+              </m:r>
+              <m:r>
+                <w:rPr>
+                  <w:rFonts w:ascii="Cambria Math" w:hAnsi="Cambria Math"/>
+                  <w:lang w:val="en-US"/>
+                </w:rPr>
+                <m:t>f</m:t>
+              </m:r>
+              <m:d>
+                <m:dPr>
+                  <m:ctrlPr>
+                    <w:rPr>
+                      <w:rFonts w:ascii="Cambria Math" w:hAnsi="Cambria Math"/>
+                      <w:i/>
+                      <w:lang w:val="en-US"/>
+                    </w:rPr>
+                  </m:ctrlPr>
+                </m:dPr>
+                <m:e>
+                  <m:r>
+                    <w:rPr>
+                      <w:rFonts w:ascii="Cambria Math" w:hAnsi="Cambria Math"/>
+                      <w:lang w:val="en-US"/>
+                    </w:rPr>
+                    <m:t>S,θ,t</m:t>
+                  </m:r>
+                </m:e>
+              </m:d>
+            </m:num>
+            <m:den>
+              <m:r>
+                <w:rPr>
+                  <w:rFonts w:ascii="Cambria Math" w:eastAsiaTheme="minorEastAsia" w:hAnsi="Cambria Math"/>
+                  <w:lang w:val="en-US"/>
+                </w:rPr>
+                <m:t>∂</m:t>
+              </m:r>
+              <m:sSub>
+                <m:sSubPr>
+                  <m:ctrlPr>
+                    <w:rPr>
+                      <w:rFonts w:ascii="Cambria Math" w:eastAsiaTheme="minorEastAsia" w:hAnsi="Cambria Math"/>
+                      <w:i/>
+                      <w:lang w:val="en-US"/>
+                    </w:rPr>
+                  </m:ctrlPr>
+                </m:sSubPr>
+                <m:e>
+                  <m:r>
+                    <w:rPr>
+                      <w:rFonts w:ascii="Cambria Math" w:eastAsiaTheme="minorEastAsia" w:hAnsi="Cambria Math"/>
+                      <w:lang w:val="en-US"/>
+                    </w:rPr>
+                    <m:t>S</m:t>
+                  </m:r>
+                </m:e>
+                <m:sub>
+                  <m:r>
+                    <w:rPr>
+                      <w:rFonts w:ascii="Cambria Math" w:eastAsiaTheme="minorEastAsia" w:hAnsi="Cambria Math"/>
+                      <w:lang w:val="en-US"/>
+                    </w:rPr>
+                    <m:t>t</m:t>
+                  </m:r>
+                </m:sub>
+              </m:sSub>
+            </m:den>
+          </m:f>
+        </m:oMath>
+      </m:oMathPara>
+    </w:p>
+    <w:p>
+      <w:pPr>
+        <w:pStyle w:val="ListParagraph"/>
+        <w:numPr>
+          <w:ilvl w:val="0"/>
+          <w:numId w:val="6"/>
+        </w:numPr>
+        <w:rPr>
+          <w:lang w:val="en-US"/>
+        </w:rPr>
+      </w:pPr>
+      <w:r>
+        <w:rPr>
+          <w:rFonts w:eastAsiaTheme="minorEastAsia"/>
+          <w:lang w:val="en-US"/>
+        </w:rPr>
+        <w:t>I là ma trận Identity</w:t>
+      </w:r>
+    </w:p>
+    <w:p>
+      <w:pPr>
+        <w:pStyle w:val="ListParagraph"/>
+        <w:numPr>
+          <w:ilvl w:val="0"/>
+          <w:numId w:val="6"/>
+        </w:numPr>
+        <w:rPr>
+          <w:lang w:val="en-US"/>
+        </w:rPr>
+      </w:pPr>
+      <w:r>
+        <w:rPr>
+          <w:lang w:val="en-US"/>
+        </w:rPr>
+        <w:t xml:space="preserve">Bây giờ tính Gradient của </w:t>
+      </w:r>
+      <w:r>
+        <w:rPr>
+          <w:lang w:val="en-US"/>
+        </w:rPr>
+        <w:sym w:font="Symbol" w:char="F071"/>
+      </w:r>
+      <w:r>
+        <w:rPr>
+          <w:lang w:val="en-US"/>
+        </w:rPr>
+        <w:t xml:space="preserve">, </w:t>
+      </w:r>
+      <w:r>
+        <w:rPr>
+          <w:lang w:val="en-US"/>
+        </w:rPr>
+        <w:t>ta có</w:t>
+      </w:r>
+    </w:p>
+    <w:p>
+      <w:pPr>
+        <w:pStyle w:val="ListParagraph"/>
+        <w:pBdr>
+          <w:top w:val="single" w:sz="4" w:space="1" w:color="auto"/>
+          <w:left w:val="single" w:sz="4" w:space="4" w:color="auto"/>
+          <w:bottom w:val="single" w:sz="4" w:space="1" w:color="auto"/>
+          <w:right w:val="single" w:sz="4" w:space="4" w:color="auto"/>
+        </w:pBdr>
+        <w:ind w:left="1080"/>
+        <w:rPr>
+          <w:rFonts w:ascii="Cambria Math" w:hAnsi="Cambria Math"/>
+          <w:lang w:val="en-US"/>
+          <w:oMath/>
+        </w:rPr>
+      </w:pPr>
+      <m:oMathPara>
+        <m:oMathParaPr>
+          <m:jc m:val="left"/>
+        </m:oMathParaPr>
+        <m:oMath>
+          <m:f>
+            <m:fPr>
+              <m:ctrlPr>
+                <w:rPr>
+                  <w:rFonts w:ascii="Cambria Math" w:eastAsiaTheme="minorEastAsia" w:hAnsi="Cambria Math"/>
+                  <w:i/>
+                  <w:lang w:val="en-US"/>
+                </w:rPr>
+              </m:ctrlPr>
+            </m:fPr>
+            <m:num>
+              <m:r>
+                <w:rPr>
+                  <w:rFonts w:ascii="Cambria Math" w:eastAsiaTheme="minorEastAsia" w:hAnsi="Cambria Math"/>
+                  <w:lang w:val="en-US"/>
+                </w:rPr>
+                <m:t>∂L</m:t>
+              </m:r>
+            </m:num>
+            <m:den>
+              <m:r>
+                <w:rPr>
+                  <w:rFonts w:ascii="Cambria Math" w:eastAsiaTheme="minorEastAsia" w:hAnsi="Cambria Math"/>
+                  <w:lang w:val="en-US"/>
+                </w:rPr>
+                <m:t>∂θ</m:t>
+              </m:r>
+            </m:den>
+          </m:f>
+          <m:r>
+            <m:rPr>
+              <m:sty m:val="p"/>
+            </m:rPr>
+            <w:rPr>
+              <w:rFonts w:ascii="Cambria Math" w:hAnsi="Cambria Math"/>
+              <w:lang w:val="en-US"/>
+            </w:rPr>
+            <m:t>=</m:t>
+          </m:r>
+          <m:f>
+            <m:fPr>
+              <m:ctrlPr>
+                <w:rPr>
+                  <w:rFonts w:ascii="Cambria Math" w:eastAsiaTheme="minorEastAsia" w:hAnsi="Cambria Math"/>
+                  <w:i/>
+                  <w:lang w:val="en-US"/>
+                </w:rPr>
+              </m:ctrlPr>
+            </m:fPr>
+            <m:num>
+              <m:r>
+                <w:rPr>
+                  <w:rFonts w:ascii="Cambria Math" w:eastAsiaTheme="minorEastAsia" w:hAnsi="Cambria Math"/>
+                  <w:lang w:val="en-US"/>
+                </w:rPr>
+                <m:t>∂L</m:t>
+              </m:r>
+            </m:num>
+            <m:den>
+              <m:r>
+                <w:rPr>
+                  <w:rFonts w:ascii="Cambria Math" w:eastAsiaTheme="minorEastAsia" w:hAnsi="Cambria Math"/>
+                  <w:lang w:val="en-US"/>
+                </w:rPr>
+                <m:t>∂</m:t>
+              </m:r>
+              <m:sSub>
+                <m:sSubPr>
+                  <m:ctrlPr>
+                    <w:rPr>
+                      <w:rFonts w:ascii="Cambria Math" w:eastAsiaTheme="minorEastAsia" w:hAnsi="Cambria Math"/>
+                      <w:i/>
+                      <w:lang w:val="en-US"/>
+                    </w:rPr>
+                  </m:ctrlPr>
+                </m:sSubPr>
+                <m:e>
+                  <m:r>
+                    <w:rPr>
+                      <w:rFonts w:ascii="Cambria Math" w:eastAsiaTheme="minorEastAsia" w:hAnsi="Cambria Math"/>
+                      <w:lang w:val="en-US"/>
+                    </w:rPr>
+                    <m:t>S</m:t>
+                  </m:r>
+                </m:e>
+                <m:sub>
+                  <m:r>
+                    <w:rPr>
+                      <w:rFonts w:ascii="Cambria Math" w:eastAsiaTheme="minorEastAsia" w:hAnsi="Cambria Math"/>
+                      <w:lang w:val="en-US"/>
+                    </w:rPr>
+                    <m:t>N</m:t>
+                  </m:r>
+                </m:sub>
+              </m:sSub>
+            </m:den>
+          </m:f>
+          <m:f>
+            <m:fPr>
+              <m:ctrlPr>
+                <w:rPr>
+                  <w:rFonts w:ascii="Cambria Math" w:eastAsiaTheme="minorEastAsia" w:hAnsi="Cambria Math"/>
+                  <w:i/>
+                  <w:lang w:val="en-US"/>
+                </w:rPr>
+              </m:ctrlPr>
+            </m:fPr>
+            <m:num>
+              <m:r>
+                <w:rPr>
+                  <w:rFonts w:ascii="Cambria Math" w:eastAsiaTheme="minorEastAsia" w:hAnsi="Cambria Math"/>
+                  <w:lang w:val="en-US"/>
+                </w:rPr>
+                <m:t>∂</m:t>
+              </m:r>
+              <m:sSub>
+                <m:sSubPr>
+                  <m:ctrlPr>
+                    <w:rPr>
+                      <w:rFonts w:ascii="Cambria Math" w:eastAsiaTheme="minorEastAsia" w:hAnsi="Cambria Math"/>
+                      <w:i/>
+                      <w:lang w:val="en-US"/>
+                    </w:rPr>
+                  </m:ctrlPr>
+                </m:sSubPr>
+                <m:e>
+                  <m:r>
+                    <w:rPr>
+                      <w:rFonts w:ascii="Cambria Math" w:eastAsiaTheme="minorEastAsia" w:hAnsi="Cambria Math"/>
+                      <w:lang w:val="en-US"/>
+                    </w:rPr>
+                    <m:t>S</m:t>
+                  </m:r>
+                </m:e>
+                <m:sub>
+                  <m:r>
+                    <w:rPr>
+                      <w:rFonts w:ascii="Cambria Math" w:eastAsiaTheme="minorEastAsia" w:hAnsi="Cambria Math"/>
+                      <w:lang w:val="en-US"/>
+                    </w:rPr>
+                    <m:t>N</m:t>
+                  </m:r>
+                </m:sub>
+              </m:sSub>
+            </m:num>
+            <m:den>
+              <m:r>
+                <w:rPr>
+                  <w:rFonts w:ascii="Cambria Math" w:eastAsiaTheme="minorEastAsia" w:hAnsi="Cambria Math"/>
+                  <w:lang w:val="en-US"/>
+                </w:rPr>
+                <m:t>∂θ</m:t>
+              </m:r>
+            </m:den>
+          </m:f>
+          <m:r>
+            <m:rPr>
+              <m:sty m:val="p"/>
+            </m:rPr>
+            <w:rPr>
+              <w:rFonts w:ascii="Cambria Math" w:hAnsi="Cambria Math"/>
+              <w:lang w:val="en-US"/>
+            </w:rPr>
+            <m:t>+</m:t>
+          </m:r>
+          <m:f>
+            <m:fPr>
+              <m:ctrlPr>
+                <w:rPr>
+                  <w:rFonts w:ascii="Cambria Math" w:eastAsiaTheme="minorEastAsia" w:hAnsi="Cambria Math"/>
+                  <w:i/>
+                  <w:lang w:val="en-US"/>
+                </w:rPr>
+              </m:ctrlPr>
+            </m:fPr>
+            <m:num>
+              <m:r>
+                <w:rPr>
+                  <w:rFonts w:ascii="Cambria Math" w:eastAsiaTheme="minorEastAsia" w:hAnsi="Cambria Math"/>
+                  <w:lang w:val="en-US"/>
+                </w:rPr>
+                <m:t>∂L</m:t>
+              </m:r>
+            </m:num>
+            <m:den>
+              <m:r>
+                <w:rPr>
+                  <w:rFonts w:ascii="Cambria Math" w:eastAsiaTheme="minorEastAsia" w:hAnsi="Cambria Math"/>
+                  <w:lang w:val="en-US"/>
+                </w:rPr>
+                <m:t>∂</m:t>
+              </m:r>
+              <m:sSub>
+                <m:sSubPr>
+                  <m:ctrlPr>
+                    <w:rPr>
+                      <w:rFonts w:ascii="Cambria Math" w:eastAsiaTheme="minorEastAsia" w:hAnsi="Cambria Math"/>
+                      <w:i/>
+                      <w:lang w:val="en-US"/>
+                    </w:rPr>
+                  </m:ctrlPr>
+                </m:sSubPr>
+                <m:e>
+                  <m:r>
+                    <w:rPr>
+                      <w:rFonts w:ascii="Cambria Math" w:eastAsiaTheme="minorEastAsia" w:hAnsi="Cambria Math"/>
+                      <w:lang w:val="en-US"/>
+                    </w:rPr>
+                    <m:t>S</m:t>
+                  </m:r>
+                </m:e>
+                <m:sub>
+                  <m:r>
+                    <w:rPr>
+                      <w:rFonts w:ascii="Cambria Math" w:eastAsiaTheme="minorEastAsia" w:hAnsi="Cambria Math"/>
+                      <w:lang w:val="en-US"/>
+                    </w:rPr>
+                    <m:t>N - ε</m:t>
+                  </m:r>
+                </m:sub>
+              </m:sSub>
+            </m:den>
+          </m:f>
+          <m:f>
+            <m:fPr>
+              <m:ctrlPr>
+                <w:rPr>
+                  <w:rFonts w:ascii="Cambria Math" w:eastAsiaTheme="minorEastAsia" w:hAnsi="Cambria Math"/>
+                  <w:i/>
+                  <w:lang w:val="en-US"/>
+                </w:rPr>
+              </m:ctrlPr>
+            </m:fPr>
+            <m:num>
+              <m:r>
+                <w:rPr>
+                  <w:rFonts w:ascii="Cambria Math" w:eastAsiaTheme="minorEastAsia" w:hAnsi="Cambria Math"/>
+                  <w:lang w:val="en-US"/>
+                </w:rPr>
+                <m:t>∂</m:t>
+              </m:r>
+              <m:sSub>
+                <m:sSubPr>
+                  <m:ctrlPr>
+                    <w:rPr>
+                      <w:rFonts w:ascii="Cambria Math" w:eastAsiaTheme="minorEastAsia" w:hAnsi="Cambria Math"/>
+                      <w:i/>
+                      <w:lang w:val="en-US"/>
+                    </w:rPr>
+                  </m:ctrlPr>
+                </m:sSubPr>
+                <m:e>
+                  <m:r>
+                    <w:rPr>
+                      <w:rFonts w:ascii="Cambria Math" w:eastAsiaTheme="minorEastAsia" w:hAnsi="Cambria Math"/>
+                      <w:lang w:val="en-US"/>
+                    </w:rPr>
+                    <m:t>S</m:t>
+                  </m:r>
+                </m:e>
+                <m:sub>
+                  <m:r>
+                    <w:rPr>
+                      <w:rFonts w:ascii="Cambria Math" w:eastAsiaTheme="minorEastAsia" w:hAnsi="Cambria Math"/>
+                      <w:lang w:val="en-US"/>
+                    </w:rPr>
+                    <m:t>N - ε</m:t>
+                  </m:r>
+                </m:sub>
+              </m:sSub>
+            </m:num>
+            <m:den>
+              <m:r>
+                <w:rPr>
+                  <w:rFonts w:ascii="Cambria Math" w:eastAsiaTheme="minorEastAsia" w:hAnsi="Cambria Math"/>
+                  <w:lang w:val="en-US"/>
+                </w:rPr>
+                <m:t>∂θ</m:t>
+              </m:r>
+            </m:den>
+          </m:f>
+          <m:r>
+            <m:rPr>
+              <m:sty m:val="p"/>
+            </m:rPr>
+            <w:rPr>
+              <w:rFonts w:ascii="Cambria Math" w:hAnsi="Cambria Math"/>
+              <w:lang w:val="en-US"/>
+            </w:rPr>
+            <m:t>+</m:t>
+          </m:r>
+          <m:f>
+            <m:fPr>
+              <m:ctrlPr>
+                <w:rPr>
+                  <w:rFonts w:ascii="Cambria Math" w:eastAsiaTheme="minorEastAsia" w:hAnsi="Cambria Math"/>
+                  <w:i/>
+                  <w:lang w:val="en-US"/>
+                </w:rPr>
+              </m:ctrlPr>
+            </m:fPr>
+            <m:num>
+              <m:r>
+                <w:rPr>
+                  <w:rFonts w:ascii="Cambria Math" w:eastAsiaTheme="minorEastAsia" w:hAnsi="Cambria Math"/>
+                  <w:lang w:val="en-US"/>
+                </w:rPr>
+                <m:t>∂L</m:t>
+              </m:r>
+            </m:num>
+            <m:den>
+              <m:r>
+                <w:rPr>
+                  <w:rFonts w:ascii="Cambria Math" w:eastAsiaTheme="minorEastAsia" w:hAnsi="Cambria Math"/>
+                  <w:lang w:val="en-US"/>
+                </w:rPr>
+                <m:t>∂</m:t>
+              </m:r>
+              <m:sSub>
+                <m:sSubPr>
+                  <m:ctrlPr>
+                    <w:rPr>
+                      <w:rFonts w:ascii="Cambria Math" w:eastAsiaTheme="minorEastAsia" w:hAnsi="Cambria Math"/>
+                      <w:i/>
+                      <w:lang w:val="en-US"/>
+                    </w:rPr>
+                  </m:ctrlPr>
+                </m:sSubPr>
+                <m:e>
+                  <m:r>
+                    <w:rPr>
+                      <w:rFonts w:ascii="Cambria Math" w:eastAsiaTheme="minorEastAsia" w:hAnsi="Cambria Math"/>
+                      <w:lang w:val="en-US"/>
+                    </w:rPr>
+                    <m:t>S</m:t>
+                  </m:r>
+                </m:e>
+                <m:sub>
+                  <m:r>
+                    <w:rPr>
+                      <w:rFonts w:ascii="Cambria Math" w:eastAsiaTheme="minorEastAsia" w:hAnsi="Cambria Math"/>
+                      <w:lang w:val="en-US"/>
+                    </w:rPr>
+                    <m:t>N - 2ε</m:t>
+                  </m:r>
+                </m:sub>
+              </m:sSub>
+            </m:den>
+          </m:f>
+          <m:f>
+            <m:fPr>
+              <m:ctrlPr>
+                <w:rPr>
+                  <w:rFonts w:ascii="Cambria Math" w:eastAsiaTheme="minorEastAsia" w:hAnsi="Cambria Math"/>
+                  <w:i/>
+                  <w:lang w:val="en-US"/>
+                </w:rPr>
+              </m:ctrlPr>
+            </m:fPr>
+            <m:num>
+              <m:r>
+                <w:rPr>
+                  <w:rFonts w:ascii="Cambria Math" w:eastAsiaTheme="minorEastAsia" w:hAnsi="Cambria Math"/>
+                  <w:lang w:val="en-US"/>
+                </w:rPr>
+                <m:t>∂</m:t>
+              </m:r>
+              <m:sSub>
+                <m:sSubPr>
+                  <m:ctrlPr>
+                    <w:rPr>
+                      <w:rFonts w:ascii="Cambria Math" w:eastAsiaTheme="minorEastAsia" w:hAnsi="Cambria Math"/>
+                      <w:i/>
+                      <w:lang w:val="en-US"/>
+                    </w:rPr>
+                  </m:ctrlPr>
+                </m:sSubPr>
+                <m:e>
+                  <m:r>
+                    <w:rPr>
+                      <w:rFonts w:ascii="Cambria Math" w:eastAsiaTheme="minorEastAsia" w:hAnsi="Cambria Math"/>
+                      <w:lang w:val="en-US"/>
+                    </w:rPr>
+                    <m:t>S</m:t>
+                  </m:r>
+                </m:e>
+                <m:sub>
+                  <m:r>
+                    <w:rPr>
+                      <w:rFonts w:ascii="Cambria Math" w:eastAsiaTheme="minorEastAsia" w:hAnsi="Cambria Math"/>
+                      <w:lang w:val="en-US"/>
+                    </w:rPr>
+                    <m:t>N - 2ε</m:t>
+                  </m:r>
+                </m:sub>
+              </m:sSub>
+            </m:num>
+            <m:den>
+              <m:r>
+                <w:rPr>
+                  <w:rFonts w:ascii="Cambria Math" w:eastAsiaTheme="minorEastAsia" w:hAnsi="Cambria Math"/>
+                  <w:lang w:val="en-US"/>
+                </w:rPr>
+                <m:t>∂θ</m:t>
+              </m:r>
+            </m:den>
+          </m:f>
+          <m:r>
+            <m:rPr>
+              <m:sty m:val="p"/>
+            </m:rPr>
+            <w:rPr>
+              <w:rFonts w:ascii="Cambria Math" w:hAnsi="Cambria Math"/>
+              <w:lang w:val="en-US"/>
+            </w:rPr>
+            <m:t>+…+</m:t>
+          </m:r>
+          <m:f>
+            <m:fPr>
+              <m:ctrlPr>
+                <w:rPr>
+                  <w:rFonts w:ascii="Cambria Math" w:eastAsiaTheme="minorEastAsia" w:hAnsi="Cambria Math"/>
+                  <w:i/>
+                  <w:lang w:val="en-US"/>
+                </w:rPr>
+              </m:ctrlPr>
+            </m:fPr>
+            <m:num>
+              <m:r>
+                <w:rPr>
+                  <w:rFonts w:ascii="Cambria Math" w:eastAsiaTheme="minorEastAsia" w:hAnsi="Cambria Math"/>
+                  <w:lang w:val="en-US"/>
+                </w:rPr>
+                <m:t>∂L</m:t>
+              </m:r>
+            </m:num>
+            <m:den>
+              <m:r>
+                <w:rPr>
+                  <w:rFonts w:ascii="Cambria Math" w:eastAsiaTheme="minorEastAsia" w:hAnsi="Cambria Math"/>
+                  <w:lang w:val="en-US"/>
+                </w:rPr>
+                <m:t>∂</m:t>
+              </m:r>
+              <m:sSub>
+                <m:sSubPr>
+                  <m:ctrlPr>
+                    <w:rPr>
+                      <w:rFonts w:ascii="Cambria Math" w:eastAsiaTheme="minorEastAsia" w:hAnsi="Cambria Math"/>
+                      <w:i/>
+                      <w:lang w:val="en-US"/>
+                    </w:rPr>
+                  </m:ctrlPr>
+                </m:sSubPr>
+                <m:e>
+                  <m:r>
+                    <w:rPr>
+                      <w:rFonts w:ascii="Cambria Math" w:eastAsiaTheme="minorEastAsia" w:hAnsi="Cambria Math"/>
+                      <w:lang w:val="en-US"/>
+                    </w:rPr>
+                    <m:t>S</m:t>
+                  </m:r>
+                </m:e>
+                <m:sub>
+                  <m:r>
+                    <w:rPr>
+                      <w:rFonts w:ascii="Cambria Math" w:eastAsiaTheme="minorEastAsia" w:hAnsi="Cambria Math"/>
+                      <w:lang w:val="en-US"/>
+                    </w:rPr>
+                    <m:t>ε</m:t>
+                  </m:r>
+                </m:sub>
+              </m:sSub>
+            </m:den>
+          </m:f>
+          <m:f>
+            <m:fPr>
+              <m:ctrlPr>
+                <w:rPr>
+                  <w:rFonts w:ascii="Cambria Math" w:eastAsiaTheme="minorEastAsia" w:hAnsi="Cambria Math"/>
+                  <w:i/>
+                  <w:lang w:val="en-US"/>
+                </w:rPr>
+              </m:ctrlPr>
+            </m:fPr>
+            <m:num>
+              <m:r>
+                <w:rPr>
+                  <w:rFonts w:ascii="Cambria Math" w:eastAsiaTheme="minorEastAsia" w:hAnsi="Cambria Math"/>
+                  <w:lang w:val="en-US"/>
+                </w:rPr>
+                <m:t>∂</m:t>
+              </m:r>
+              <m:sSub>
+                <m:sSubPr>
+                  <m:ctrlPr>
+                    <w:rPr>
+                      <w:rFonts w:ascii="Cambria Math" w:eastAsiaTheme="minorEastAsia" w:hAnsi="Cambria Math"/>
+                      <w:i/>
+                      <w:lang w:val="en-US"/>
+                    </w:rPr>
+                  </m:ctrlPr>
+                </m:sSubPr>
+                <m:e>
+                  <m:r>
+                    <w:rPr>
+                      <w:rFonts w:ascii="Cambria Math" w:eastAsiaTheme="minorEastAsia" w:hAnsi="Cambria Math"/>
+                      <w:lang w:val="en-US"/>
+                    </w:rPr>
+                    <m:t>S</m:t>
+                  </m:r>
+                </m:e>
+                <m:sub>
+                  <m:r>
+                    <w:rPr>
+                      <w:rFonts w:ascii="Cambria Math" w:eastAsiaTheme="minorEastAsia" w:hAnsi="Cambria Math"/>
+                      <w:lang w:val="en-US"/>
+                    </w:rPr>
+                    <m:t>ε</m:t>
+                  </m:r>
+                </m:sub>
+              </m:sSub>
+            </m:num>
+            <m:den>
+              <m:r>
+                <w:rPr>
+                  <w:rFonts w:ascii="Cambria Math" w:eastAsiaTheme="minorEastAsia" w:hAnsi="Cambria Math"/>
+                  <w:lang w:val="en-US"/>
+                </w:rPr>
+                <m:t>∂θ</m:t>
+              </m:r>
+            </m:den>
+          </m:f>
+          <m:r>
+            <m:rPr>
+              <m:sty m:val="p"/>
+            </m:rPr>
+            <w:rPr>
+              <w:rFonts w:ascii="Cambria Math" w:hAnsi="Cambria Math"/>
+              <w:lang w:val="en-US"/>
+            </w:rPr>
+            <m:t>=</m:t>
+          </m:r>
+        </m:oMath>
+      </m:oMathPara>
+    </w:p>
+    <w:p>
+      <w:pPr>
+        <w:pStyle w:val="ListParagraph"/>
+        <w:pBdr>
+          <w:top w:val="single" w:sz="4" w:space="1" w:color="auto"/>
+          <w:left w:val="single" w:sz="4" w:space="4" w:color="auto"/>
+          <w:bottom w:val="single" w:sz="4" w:space="1" w:color="auto"/>
+          <w:right w:val="single" w:sz="4" w:space="4" w:color="auto"/>
+        </w:pBdr>
+        <w:ind w:left="1080"/>
+        <w:rPr>
+          <w:rFonts w:eastAsiaTheme="minorEastAsia"/>
+          <w:lang w:val="en-US"/>
+        </w:rPr>
+      </w:pPr>
+      <m:oMathPara>
+        <m:oMathParaPr>
+          <m:jc m:val="left"/>
+        </m:oMathParaPr>
+        <m:oMath>
+          <m:sSub>
+            <m:sSubPr>
+              <m:ctrlPr>
+                <w:rPr>
+                  <w:rFonts w:ascii="Cambria Math" w:hAnsi="Cambria Math"/>
+                  <w:lang w:val="en-US"/>
+                </w:rPr>
+              </m:ctrlPr>
+            </m:sSubPr>
+            <m:e>
+              <m:r>
+                <m:rPr>
+                  <m:sty m:val="p"/>
+                </m:rPr>
+                <w:rPr>
+                  <w:rFonts w:ascii="Cambria Math" w:hAnsi="Cambria Math"/>
+                  <w:lang w:val="en-US"/>
+                </w:rPr>
+                <m:t>a</m:t>
+              </m:r>
+            </m:e>
+            <m:sub>
+              <m:r>
+                <w:rPr>
+                  <w:rFonts w:ascii="Cambria Math" w:hAnsi="Cambria Math"/>
+                  <w:lang w:val="en-US"/>
+                </w:rPr>
+                <m:t>N</m:t>
+              </m:r>
+            </m:sub>
+          </m:sSub>
+          <m:f>
+            <m:fPr>
+              <m:ctrlPr>
+                <w:rPr>
+                  <w:rFonts w:ascii="Cambria Math" w:eastAsiaTheme="minorEastAsia" w:hAnsi="Cambria Math"/>
+                  <w:i/>
+                  <w:lang w:val="en-US"/>
+                </w:rPr>
+              </m:ctrlPr>
+            </m:fPr>
+            <m:num>
+              <m:r>
+                <w:rPr>
+                  <w:rFonts w:ascii="Cambria Math" w:eastAsiaTheme="minorEastAsia" w:hAnsi="Cambria Math"/>
+                  <w:lang w:val="en-US"/>
+                </w:rPr>
+                <m:t>∂</m:t>
+              </m:r>
+              <m:sSub>
+                <m:sSubPr>
+                  <m:ctrlPr>
+                    <w:rPr>
+                      <w:rFonts w:ascii="Cambria Math" w:eastAsiaTheme="minorEastAsia" w:hAnsi="Cambria Math"/>
+                      <w:i/>
+                      <w:lang w:val="en-US"/>
+                    </w:rPr>
+                  </m:ctrlPr>
+                </m:sSubPr>
+                <m:e>
+                  <m:r>
+                    <w:rPr>
+                      <w:rFonts w:ascii="Cambria Math" w:eastAsiaTheme="minorEastAsia" w:hAnsi="Cambria Math"/>
+                      <w:lang w:val="en-US"/>
+                    </w:rPr>
+                    <m:t>S</m:t>
+                  </m:r>
+                </m:e>
+                <m:sub>
+                  <m:r>
+                    <w:rPr>
+                      <w:rFonts w:ascii="Cambria Math" w:eastAsiaTheme="minorEastAsia" w:hAnsi="Cambria Math"/>
+                      <w:lang w:val="en-US"/>
+                    </w:rPr>
+                    <m:t>N</m:t>
+                  </m:r>
+                </m:sub>
+              </m:sSub>
+            </m:num>
+            <m:den>
+              <m:r>
+                <w:rPr>
+                  <w:rFonts w:ascii="Cambria Math" w:eastAsiaTheme="minorEastAsia" w:hAnsi="Cambria Math"/>
+                  <w:lang w:val="en-US"/>
+                </w:rPr>
+                <m:t>∂θ</m:t>
+              </m:r>
+            </m:den>
+          </m:f>
+          <m:r>
+            <m:rPr>
+              <m:sty m:val="p"/>
+            </m:rPr>
+            <w:rPr>
+              <w:rFonts w:ascii="Cambria Math" w:hAnsi="Cambria Math"/>
+              <w:lang w:val="en-US"/>
+            </w:rPr>
+            <m:t>+</m:t>
+          </m:r>
+          <m:sSub>
+            <m:sSubPr>
+              <m:ctrlPr>
+                <w:rPr>
+                  <w:rFonts w:ascii="Cambria Math" w:hAnsi="Cambria Math"/>
+                  <w:lang w:val="en-US"/>
+                </w:rPr>
+              </m:ctrlPr>
+            </m:sSubPr>
+            <m:e>
+              <m:r>
+                <m:rPr>
+                  <m:sty m:val="p"/>
+                </m:rPr>
+                <w:rPr>
+                  <w:rFonts w:ascii="Cambria Math" w:hAnsi="Cambria Math"/>
+                  <w:lang w:val="en-US"/>
+                </w:rPr>
+                <m:t>a</m:t>
+              </m:r>
+            </m:e>
+            <m:sub>
+              <m:r>
+                <w:rPr>
+                  <w:rFonts w:ascii="Cambria Math" w:eastAsiaTheme="minorEastAsia" w:hAnsi="Cambria Math"/>
+                  <w:lang w:val="en-US"/>
+                </w:rPr>
+                <m:t>N - ε</m:t>
+              </m:r>
+            </m:sub>
+          </m:sSub>
+          <m:f>
+            <m:fPr>
+              <m:ctrlPr>
+                <w:rPr>
+                  <w:rFonts w:ascii="Cambria Math" w:eastAsiaTheme="minorEastAsia" w:hAnsi="Cambria Math"/>
+                  <w:i/>
+                  <w:lang w:val="en-US"/>
+                </w:rPr>
+              </m:ctrlPr>
+            </m:fPr>
+            <m:num>
+              <m:r>
+                <w:rPr>
+                  <w:rFonts w:ascii="Cambria Math" w:eastAsiaTheme="minorEastAsia" w:hAnsi="Cambria Math"/>
+                  <w:lang w:val="en-US"/>
+                </w:rPr>
+                <m:t>∂</m:t>
+              </m:r>
+              <m:sSub>
+                <m:sSubPr>
+                  <m:ctrlPr>
+                    <w:rPr>
+                      <w:rFonts w:ascii="Cambria Math" w:eastAsiaTheme="minorEastAsia" w:hAnsi="Cambria Math"/>
+                      <w:i/>
+                      <w:lang w:val="en-US"/>
+                    </w:rPr>
+                  </m:ctrlPr>
+                </m:sSubPr>
+                <m:e>
+                  <m:r>
+                    <w:rPr>
+                      <w:rFonts w:ascii="Cambria Math" w:eastAsiaTheme="minorEastAsia" w:hAnsi="Cambria Math"/>
+                      <w:lang w:val="en-US"/>
+                    </w:rPr>
+                    <m:t>S</m:t>
+                  </m:r>
+                </m:e>
+                <m:sub>
+                  <m:r>
+                    <w:rPr>
+                      <w:rFonts w:ascii="Cambria Math" w:eastAsiaTheme="minorEastAsia" w:hAnsi="Cambria Math"/>
+                      <w:lang w:val="en-US"/>
+                    </w:rPr>
+                    <m:t>N - ε</m:t>
+                  </m:r>
+                </m:sub>
+              </m:sSub>
+            </m:num>
+            <m:den>
+              <m:r>
+                <w:rPr>
+                  <w:rFonts w:ascii="Cambria Math" w:eastAsiaTheme="minorEastAsia" w:hAnsi="Cambria Math"/>
+                  <w:lang w:val="en-US"/>
+                </w:rPr>
+                <m:t>∂θ</m:t>
+              </m:r>
+            </m:den>
+          </m:f>
+          <m:r>
+            <m:rPr>
+              <m:sty m:val="p"/>
+            </m:rPr>
+            <w:rPr>
+              <w:rFonts w:ascii="Cambria Math" w:hAnsi="Cambria Math"/>
+              <w:lang w:val="en-US"/>
+            </w:rPr>
+            <m:t>+…+</m:t>
+          </m:r>
+          <m:sSub>
+            <m:sSubPr>
+              <m:ctrlPr>
+                <w:rPr>
+                  <w:rFonts w:ascii="Cambria Math" w:hAnsi="Cambria Math"/>
+                  <w:lang w:val="en-US"/>
+                </w:rPr>
+              </m:ctrlPr>
+            </m:sSubPr>
+            <m:e>
+              <m:r>
+                <m:rPr>
+                  <m:sty m:val="p"/>
+                </m:rPr>
+                <w:rPr>
+                  <w:rFonts w:ascii="Cambria Math" w:hAnsi="Cambria Math"/>
+                  <w:lang w:val="en-US"/>
+                </w:rPr>
+                <m:t>a</m:t>
+              </m:r>
+            </m:e>
+            <m:sub>
+              <m:r>
+                <w:rPr>
+                  <w:rFonts w:ascii="Cambria Math" w:eastAsiaTheme="minorEastAsia" w:hAnsi="Cambria Math"/>
+                  <w:lang w:val="en-US"/>
+                </w:rPr>
+                <m:t>ε</m:t>
+              </m:r>
+            </m:sub>
+          </m:sSub>
+          <m:f>
+            <m:fPr>
+              <m:ctrlPr>
+                <w:rPr>
+                  <w:rFonts w:ascii="Cambria Math" w:eastAsiaTheme="minorEastAsia" w:hAnsi="Cambria Math"/>
+                  <w:i/>
+                  <w:lang w:val="en-US"/>
+                </w:rPr>
+              </m:ctrlPr>
+            </m:fPr>
+            <m:num>
+              <m:r>
+                <w:rPr>
+                  <w:rFonts w:ascii="Cambria Math" w:eastAsiaTheme="minorEastAsia" w:hAnsi="Cambria Math"/>
+                  <w:lang w:val="en-US"/>
+                </w:rPr>
+                <m:t>∂</m:t>
+              </m:r>
+              <m:sSub>
+                <m:sSubPr>
+                  <m:ctrlPr>
+                    <w:rPr>
+                      <w:rFonts w:ascii="Cambria Math" w:eastAsiaTheme="minorEastAsia" w:hAnsi="Cambria Math"/>
+                      <w:i/>
+                      <w:lang w:val="en-US"/>
+                    </w:rPr>
+                  </m:ctrlPr>
+                </m:sSubPr>
+                <m:e>
+                  <m:r>
+                    <w:rPr>
+                      <w:rFonts w:ascii="Cambria Math" w:eastAsiaTheme="minorEastAsia" w:hAnsi="Cambria Math"/>
+                      <w:lang w:val="en-US"/>
+                    </w:rPr>
+                    <m:t>S</m:t>
+                  </m:r>
+                </m:e>
+                <m:sub>
+                  <m:r>
+                    <w:rPr>
+                      <w:rFonts w:ascii="Cambria Math" w:eastAsiaTheme="minorEastAsia" w:hAnsi="Cambria Math"/>
+                      <w:lang w:val="en-US"/>
+                    </w:rPr>
+                    <m:t>ε</m:t>
+                  </m:r>
+                </m:sub>
+              </m:sSub>
+            </m:num>
+            <m:den>
+              <m:r>
+                <w:rPr>
+                  <w:rFonts w:ascii="Cambria Math" w:eastAsiaTheme="minorEastAsia" w:hAnsi="Cambria Math"/>
+                  <w:lang w:val="en-US"/>
+                </w:rPr>
+                <m:t>∂θ</m:t>
+              </m:r>
+            </m:den>
+          </m:f>
+          <m:r>
+            <m:rPr>
+              <m:sty m:val="p"/>
+            </m:rPr>
+            <w:rPr>
+              <w:rFonts w:ascii="Cambria Math" w:hAnsi="Cambria Math"/>
+              <w:lang w:val="en-US"/>
+            </w:rPr>
+            <m:t>=</m:t>
+          </m:r>
+          <m:nary>
+            <m:naryPr>
+              <m:limLoc m:val="subSup"/>
+              <m:ctrlPr>
+                <w:rPr>
+                  <w:rFonts w:ascii="Cambria Math" w:hAnsi="Cambria Math"/>
+                  <w:lang w:val="en-US"/>
+                </w:rPr>
+              </m:ctrlPr>
+            </m:naryPr>
+            <m:sub>
+              <m:sSub>
+                <m:sSubPr>
+                  <m:ctrlPr>
+                    <w:rPr>
+                      <w:rFonts w:ascii="Cambria Math" w:hAnsi="Cambria Math"/>
+                      <w:i/>
+                      <w:lang w:val="en-US"/>
+                    </w:rPr>
+                  </m:ctrlPr>
+                </m:sSubPr>
+                <m:e>
+                  <m:r>
+                    <w:rPr>
+                      <w:rFonts w:ascii="Cambria Math" w:hAnsi="Cambria Math"/>
+                      <w:lang w:val="en-US"/>
+                    </w:rPr>
+                    <m:t>t</m:t>
+                  </m:r>
+                </m:e>
+                <m:sub>
+                  <m:r>
+                    <w:rPr>
+                      <w:rFonts w:ascii="Cambria Math" w:hAnsi="Cambria Math"/>
+                      <w:lang w:val="en-US"/>
+                    </w:rPr>
+                    <m:t>0</m:t>
+                  </m:r>
+                </m:sub>
+              </m:sSub>
+            </m:sub>
+            <m:sup>
+              <m:sSub>
+                <m:sSubPr>
+                  <m:ctrlPr>
+                    <w:rPr>
+                      <w:rFonts w:ascii="Cambria Math" w:hAnsi="Cambria Math"/>
+                      <w:i/>
+                      <w:lang w:val="en-US"/>
+                    </w:rPr>
+                  </m:ctrlPr>
+                </m:sSubPr>
+                <m:e>
+                  <m:r>
+                    <w:rPr>
+                      <w:rFonts w:ascii="Cambria Math" w:hAnsi="Cambria Math"/>
+                      <w:lang w:val="en-US"/>
+                    </w:rPr>
+                    <m:t>t</m:t>
+                  </m:r>
+                </m:e>
+                <m:sub>
+                  <m:r>
+                    <w:rPr>
+                      <w:rFonts w:ascii="Cambria Math" w:hAnsi="Cambria Math"/>
+                      <w:lang w:val="en-US"/>
+                    </w:rPr>
+                    <m:t>N</m:t>
+                  </m:r>
+                </m:sub>
+              </m:sSub>
+            </m:sup>
+            <m:e>
+              <m:r>
+                <w:rPr>
+                  <w:rFonts w:ascii="Cambria Math" w:hAnsi="Cambria Math"/>
+                  <w:lang w:val="en-US"/>
+                </w:rPr>
+                <m:t>a</m:t>
+              </m:r>
+              <m:f>
+                <m:fPr>
+                  <m:ctrlPr>
+                    <w:rPr>
+                      <w:rFonts w:ascii="Cambria Math" w:eastAsiaTheme="minorEastAsia" w:hAnsi="Cambria Math"/>
+                      <w:i/>
+                      <w:lang w:val="en-US"/>
+                    </w:rPr>
+                  </m:ctrlPr>
+                </m:fPr>
+                <m:num>
+                  <m:r>
+                    <w:rPr>
+                      <w:rFonts w:ascii="Cambria Math" w:eastAsiaTheme="minorEastAsia" w:hAnsi="Cambria Math"/>
+                      <w:lang w:val="en-US"/>
+                    </w:rPr>
+                    <m:t>∂S</m:t>
+                  </m:r>
+                </m:num>
+                <m:den>
+                  <m:r>
+                    <w:rPr>
+                      <w:rFonts w:ascii="Cambria Math" w:eastAsiaTheme="minorEastAsia" w:hAnsi="Cambria Math"/>
+                      <w:lang w:val="en-US"/>
+                    </w:rPr>
+                    <m:t>∂θ</m:t>
+                  </m:r>
+                </m:den>
+              </m:f>
+            </m:e>
+          </m:nary>
+          <m:r>
+            <m:rPr>
+              <m:sty m:val="p"/>
+            </m:rPr>
+            <w:rPr>
+              <w:rFonts w:ascii="Cambria Math" w:hAnsi="Cambria Math"/>
+              <w:lang w:val="en-US"/>
+            </w:rPr>
+            <m:t>=</m:t>
+          </m:r>
+          <m:nary>
+            <m:naryPr>
+              <m:limLoc m:val="subSup"/>
+              <m:ctrlPr>
+                <w:rPr>
+                  <w:rFonts w:ascii="Cambria Math" w:hAnsi="Cambria Math"/>
+                  <w:lang w:val="en-US"/>
+                </w:rPr>
+              </m:ctrlPr>
+            </m:naryPr>
+            <m:sub>
+              <m:sSub>
+                <m:sSubPr>
+                  <m:ctrlPr>
+                    <w:rPr>
+                      <w:rFonts w:ascii="Cambria Math" w:hAnsi="Cambria Math"/>
+                      <w:i/>
+                      <w:lang w:val="en-US"/>
+                    </w:rPr>
+                  </m:ctrlPr>
+                </m:sSubPr>
+                <m:e>
+                  <m:r>
+                    <w:rPr>
+                      <w:rFonts w:ascii="Cambria Math" w:hAnsi="Cambria Math"/>
+                      <w:lang w:val="en-US"/>
+                    </w:rPr>
+                    <m:t>t</m:t>
+                  </m:r>
+                </m:e>
+                <m:sub>
+                  <m:r>
+                    <w:rPr>
+                      <w:rFonts w:ascii="Cambria Math" w:hAnsi="Cambria Math"/>
+                      <w:lang w:val="en-US"/>
+                    </w:rPr>
+                    <m:t>0</m:t>
+                  </m:r>
+                </m:sub>
+              </m:sSub>
+            </m:sub>
+            <m:sup>
+              <m:sSub>
+                <m:sSubPr>
+                  <m:ctrlPr>
+                    <w:rPr>
+                      <w:rFonts w:ascii="Cambria Math" w:hAnsi="Cambria Math"/>
+                      <w:i/>
+                      <w:lang w:val="en-US"/>
+                    </w:rPr>
+                  </m:ctrlPr>
+                </m:sSubPr>
+                <m:e>
+                  <m:r>
+                    <w:rPr>
+                      <w:rFonts w:ascii="Cambria Math" w:hAnsi="Cambria Math"/>
+                      <w:lang w:val="en-US"/>
+                    </w:rPr>
+                    <m:t>t</m:t>
+                  </m:r>
+                </m:e>
+                <m:sub>
+                  <m:r>
+                    <w:rPr>
+                      <w:rFonts w:ascii="Cambria Math" w:hAnsi="Cambria Math"/>
+                      <w:lang w:val="en-US"/>
+                    </w:rPr>
+                    <m:t>N</m:t>
+                  </m:r>
+                </m:sub>
+              </m:sSub>
+            </m:sup>
+            <m:e>
+              <m:r>
+                <w:rPr>
+                  <w:rFonts w:ascii="Cambria Math" w:hAnsi="Cambria Math"/>
+                  <w:lang w:val="en-US"/>
+                </w:rPr>
+                <m:t>a</m:t>
+              </m:r>
+              <m:f>
+                <m:fPr>
+                  <m:ctrlPr>
+                    <w:rPr>
+                      <w:rFonts w:ascii="Cambria Math" w:eastAsiaTheme="minorEastAsia" w:hAnsi="Cambria Math"/>
+                      <w:i/>
+                      <w:lang w:val="en-US"/>
+                    </w:rPr>
+                  </m:ctrlPr>
+                </m:fPr>
+                <m:num>
+                  <m:r>
+                    <w:rPr>
+                      <w:rFonts w:ascii="Cambria Math" w:hAnsi="Cambria Math"/>
+                      <w:lang w:val="en-US"/>
+                    </w:rPr>
+                    <m:t>f</m:t>
+                  </m:r>
+                  <m:d>
+                    <m:dPr>
+                      <m:ctrlPr>
+                        <w:rPr>
+                          <w:rFonts w:ascii="Cambria Math" w:hAnsi="Cambria Math"/>
+                          <w:i/>
+                          <w:lang w:val="en-US"/>
+                        </w:rPr>
+                      </m:ctrlPr>
+                    </m:dPr>
+                    <m:e>
+                      <m:r>
+                        <w:rPr>
+                          <w:rFonts w:ascii="Cambria Math" w:hAnsi="Cambria Math"/>
+                          <w:lang w:val="en-US"/>
+                        </w:rPr>
+                        <m:t>S,θ,t</m:t>
+                      </m:r>
+                    </m:e>
+                  </m:d>
+                </m:num>
+                <m:den>
+                  <m:r>
+                    <w:rPr>
+                      <w:rFonts w:ascii="Cambria Math" w:eastAsiaTheme="minorEastAsia" w:hAnsi="Cambria Math"/>
+                      <w:lang w:val="en-US"/>
+                    </w:rPr>
+                    <m:t>∂θ</m:t>
+                  </m:r>
+                </m:den>
+              </m:f>
+              <m:r>
+                <w:rPr>
+                  <w:rFonts w:ascii="Cambria Math" w:eastAsiaTheme="minorEastAsia" w:hAnsi="Cambria Math"/>
+                  <w:lang w:val="en-US"/>
+                </w:rPr>
+                <m:t>dt</m:t>
+              </m:r>
+            </m:e>
+          </m:nary>
+          <m:r>
+            <w:rPr>
+              <w:rFonts w:ascii="Cambria Math" w:hAnsi="Cambria Math"/>
+              <w:lang w:val="en-US"/>
+            </w:rPr>
+            <m:t>=</m:t>
+          </m:r>
+        </m:oMath>
+      </m:oMathPara>
+    </w:p>
+    <w:p>
+      <w:pPr>
+        <w:pStyle w:val="ListParagraph"/>
+        <w:pBdr>
+          <w:top w:val="single" w:sz="4" w:space="1" w:color="auto"/>
+          <w:left w:val="single" w:sz="4" w:space="4" w:color="auto"/>
+          <w:bottom w:val="single" w:sz="4" w:space="1" w:color="auto"/>
+          <w:right w:val="single" w:sz="4" w:space="4" w:color="auto"/>
+        </w:pBdr>
+        <w:ind w:left="1080"/>
+        <w:rPr>
+          <w:rFonts w:ascii="Cambria Math" w:hAnsi="Cambria Math"/>
+          <w:lang w:val="en-US"/>
+          <w:oMath/>
+        </w:rPr>
+      </w:pPr>
+      <m:oMathPara>
+        <m:oMathParaPr>
+          <m:jc m:val="left"/>
+        </m:oMathParaPr>
+        <m:oMath>
+          <m:r>
+            <w:rPr>
+              <w:rFonts w:ascii="Cambria Math" w:eastAsiaTheme="minorEastAsia" w:hAnsi="Cambria Math"/>
+              <w:lang w:val="en-US"/>
+            </w:rPr>
+            <m:t>-</m:t>
+          </m:r>
+          <m:nary>
+            <m:naryPr>
+              <m:limLoc m:val="subSup"/>
+              <m:ctrlPr>
+                <w:rPr>
+                  <w:rFonts w:ascii="Cambria Math" w:hAnsi="Cambria Math"/>
+                  <w:lang w:val="en-US"/>
+                </w:rPr>
+              </m:ctrlPr>
+            </m:naryPr>
+            <m:sub>
+              <m:sSub>
+                <m:sSubPr>
+                  <m:ctrlPr>
+                    <w:rPr>
+                      <w:rFonts w:ascii="Cambria Math" w:hAnsi="Cambria Math"/>
+                      <w:i/>
+                      <w:lang w:val="en-US"/>
+                    </w:rPr>
+                  </m:ctrlPr>
+                </m:sSubPr>
+                <m:e>
+                  <m:r>
+                    <w:rPr>
+                      <w:rFonts w:ascii="Cambria Math" w:hAnsi="Cambria Math"/>
+                      <w:lang w:val="en-US"/>
+                    </w:rPr>
+                    <m:t>t</m:t>
+                  </m:r>
+                </m:e>
+                <m:sub>
+                  <m:r>
+                    <w:rPr>
+                      <w:rFonts w:ascii="Cambria Math" w:hAnsi="Cambria Math"/>
+                      <w:lang w:val="en-US"/>
+                    </w:rPr>
+                    <m:t>N</m:t>
+                  </m:r>
+                </m:sub>
+              </m:sSub>
+            </m:sub>
+            <m:sup>
+              <m:sSub>
+                <m:sSubPr>
+                  <m:ctrlPr>
+                    <w:rPr>
+                      <w:rFonts w:ascii="Cambria Math" w:hAnsi="Cambria Math"/>
+                      <w:i/>
+                      <w:lang w:val="en-US"/>
+                    </w:rPr>
+                  </m:ctrlPr>
+                </m:sSubPr>
+                <m:e>
+                  <m:r>
+                    <w:rPr>
+                      <w:rFonts w:ascii="Cambria Math" w:hAnsi="Cambria Math"/>
+                      <w:lang w:val="en-US"/>
+                    </w:rPr>
+                    <m:t>t</m:t>
+                  </m:r>
+                </m:e>
+                <m:sub>
+                  <m:r>
+                    <w:rPr>
+                      <w:rFonts w:ascii="Cambria Math" w:hAnsi="Cambria Math"/>
+                      <w:lang w:val="en-US"/>
+                    </w:rPr>
+                    <m:t>0</m:t>
+                  </m:r>
+                </m:sub>
+              </m:sSub>
+            </m:sup>
+            <m:e>
+              <m:r>
+                <w:rPr>
+                  <w:rFonts w:ascii="Cambria Math" w:hAnsi="Cambria Math"/>
+                  <w:lang w:val="en-US"/>
+                </w:rPr>
+                <m:t>a</m:t>
+              </m:r>
+              <m:f>
+                <m:fPr>
+                  <m:ctrlPr>
+                    <w:rPr>
+                      <w:rFonts w:ascii="Cambria Math" w:eastAsiaTheme="minorEastAsia" w:hAnsi="Cambria Math"/>
+                      <w:i/>
+                      <w:lang w:val="en-US"/>
+                    </w:rPr>
+                  </m:ctrlPr>
+                </m:fPr>
+                <m:num>
+                  <m:r>
+                    <w:rPr>
+                      <w:rFonts w:ascii="Cambria Math" w:hAnsi="Cambria Math"/>
+                      <w:lang w:val="en-US"/>
+                    </w:rPr>
+                    <m:t>f</m:t>
+                  </m:r>
+                  <m:d>
+                    <m:dPr>
+                      <m:ctrlPr>
+                        <w:rPr>
+                          <w:rFonts w:ascii="Cambria Math" w:hAnsi="Cambria Math"/>
+                          <w:i/>
+                          <w:lang w:val="en-US"/>
+                        </w:rPr>
+                      </m:ctrlPr>
+                    </m:dPr>
+                    <m:e>
+                      <m:r>
+                        <w:rPr>
+                          <w:rFonts w:ascii="Cambria Math" w:hAnsi="Cambria Math"/>
+                          <w:lang w:val="en-US"/>
+                        </w:rPr>
+                        <m:t>S,θ,t</m:t>
+                      </m:r>
+                    </m:e>
+                  </m:d>
+                </m:num>
+                <m:den>
+                  <m:r>
+                    <w:rPr>
+                      <w:rFonts w:ascii="Cambria Math" w:eastAsiaTheme="minorEastAsia" w:hAnsi="Cambria Math"/>
+                      <w:lang w:val="en-US"/>
+                    </w:rPr>
+                    <m:t>∂θ</m:t>
+                  </m:r>
+                </m:den>
+              </m:f>
+              <m:r>
+                <w:rPr>
+                  <w:rFonts w:ascii="Cambria Math" w:eastAsiaTheme="minorEastAsia" w:hAnsi="Cambria Math"/>
+                  <w:lang w:val="en-US"/>
+                </w:rPr>
+                <m:t>dt</m:t>
+              </m:r>
+            </m:e>
+          </m:nary>
+        </m:oMath>
+      </m:oMathPara>
+    </w:p>
+    <w:p>
+      <w:pPr>
+        <w:pStyle w:val="ListParagraph"/>
+        <w:numPr>
+          <w:ilvl w:val="0"/>
+          <w:numId w:val="6"/>
+        </w:numPr>
+        <w:rPr>
+          <w:rFonts w:ascii="Cambria Math" w:hAnsi="Cambria Math"/>
+          <w:lang w:val="en-US"/>
+          <w:oMath/>
+        </w:rPr>
+      </w:pPr>
+      <w:r>
+        <w:rPr>
+          <w:rFonts w:eastAsiaTheme="minorEastAsia"/>
+          <w:lang w:val="en-US"/>
+        </w:rPr>
+        <w:t xml:space="preserve">Từ công thức trên, dễ thấy ta có thể dùng phương pháp Euler để tìm Gradient của </w:t>
+      </w:r>
+      <w:r>
+        <w:rPr>
+          <w:rFonts w:eastAsiaTheme="minorEastAsia"/>
+          <w:lang w:val="en-US"/>
+        </w:rPr>
+        <w:sym w:font="Symbol" w:char="F071"/>
+      </w:r>
+      <w:r>
+        <w:rPr>
+          <w:rFonts w:eastAsiaTheme="minorEastAsia"/>
+          <w:lang w:val="en-US"/>
+        </w:rPr>
+        <w:t>, với trạng thái xuất phát là 0, ta có thể làm điều này cùng lúc với việc tính Adjoint của S hiện tại luôn</w:t>
+      </w:r>
+    </w:p>
+    <w:p>
+      <w:pPr>
+        <w:pStyle w:val="ListParagraph"/>
+        <w:numPr>
+          <w:ilvl w:val="0"/>
+          <w:numId w:val="6"/>
+        </w:numPr>
+        <w:rPr>
+          <w:rFonts w:ascii="Cambria Math" w:hAnsi="Cambria Math"/>
+          <w:lang w:val="en-US"/>
+          <w:oMath/>
+        </w:rPr>
+      </w:pPr>
+      <w:r>
+        <w:rPr>
+          <w:rFonts w:eastAsiaTheme="minorEastAsia"/>
+          <w:lang w:val="en-US"/>
+        </w:rPr>
+        <w:t>Cuối cùng là Gradient của t</w:t>
+      </w:r>
+      <w:r>
+        <w:rPr>
+          <w:rFonts w:eastAsiaTheme="minorEastAsia"/>
+          <w:vertAlign w:val="subscript"/>
+          <w:lang w:val="en-US"/>
+        </w:rPr>
+        <w:t>N</w:t>
+      </w:r>
+      <w:r>
+        <w:rPr>
+          <w:rFonts w:eastAsiaTheme="minorEastAsia"/>
+          <w:lang w:val="en-US"/>
+        </w:rPr>
+        <w:t xml:space="preserve"> và t</w:t>
+      </w:r>
+      <w:r>
+        <w:rPr>
+          <w:rFonts w:eastAsiaTheme="minorEastAsia"/>
+          <w:vertAlign w:val="subscript"/>
+          <w:lang w:val="en-US"/>
+        </w:rPr>
+        <w:t>0</w:t>
+      </w:r>
+      <w:r>
+        <w:rPr>
+          <w:rFonts w:eastAsiaTheme="minorEastAsia"/>
+          <w:lang w:val="en-US"/>
+        </w:rPr>
+        <w:t>, ta có</w:t>
+      </w:r>
+    </w:p>
+    <w:p>
+      <w:pPr>
+        <w:pStyle w:val="ListParagraph"/>
+        <w:pBdr>
+          <w:top w:val="single" w:sz="4" w:space="1" w:color="auto"/>
+          <w:left w:val="single" w:sz="4" w:space="4" w:color="auto"/>
+          <w:bottom w:val="single" w:sz="4" w:space="1" w:color="auto"/>
+          <w:right w:val="single" w:sz="4" w:space="4" w:color="auto"/>
+        </w:pBdr>
+        <w:ind w:left="1080"/>
+        <w:rPr>
+          <w:rFonts w:ascii="Cambria Math" w:hAnsi="Cambria Math"/>
+          <w:lang w:val="en-US"/>
+          <w:oMath/>
+        </w:rPr>
+      </w:pPr>
+      <m:oMathPara>
+        <m:oMathParaPr>
+          <m:jc m:val="left"/>
+        </m:oMathParaPr>
+        <m:oMath>
+          <m:f>
+            <m:fPr>
+              <m:ctrlPr>
+                <w:rPr>
+                  <w:rFonts w:ascii="Cambria Math" w:eastAsiaTheme="minorEastAsia" w:hAnsi="Cambria Math"/>
+                  <w:i/>
+                  <w:lang w:val="en-US"/>
+                </w:rPr>
+              </m:ctrlPr>
+            </m:fPr>
+            <m:num>
+              <m:r>
+                <w:rPr>
+                  <w:rFonts w:ascii="Cambria Math" w:eastAsiaTheme="minorEastAsia" w:hAnsi="Cambria Math"/>
+                  <w:lang w:val="en-US"/>
+                </w:rPr>
+                <m:t>∂</m:t>
+              </m:r>
+              <m:r>
+                <w:rPr>
+                  <w:rFonts w:ascii="Cambria Math" w:eastAsiaTheme="minorEastAsia" w:hAnsi="Cambria Math"/>
+                  <w:lang w:val="en-US"/>
+                </w:rPr>
+                <m:t>L</m:t>
+              </m:r>
+            </m:num>
+            <m:den>
+              <m:r>
+                <w:rPr>
+                  <w:rFonts w:ascii="Cambria Math" w:eastAsiaTheme="minorEastAsia" w:hAnsi="Cambria Math"/>
+                  <w:lang w:val="en-US"/>
+                </w:rPr>
+                <m:t>∂</m:t>
+              </m:r>
+              <m:sSub>
+                <m:sSubPr>
+                  <m:ctrlPr>
+                    <w:rPr>
+                      <w:rFonts w:ascii="Cambria Math" w:eastAsiaTheme="minorEastAsia" w:hAnsi="Cambria Math"/>
+                      <w:i/>
+                      <w:lang w:val="en-US"/>
+                    </w:rPr>
+                  </m:ctrlPr>
+                </m:sSubPr>
+                <m:e>
+                  <m:r>
+                    <w:rPr>
+                      <w:rFonts w:ascii="Cambria Math" w:eastAsiaTheme="minorEastAsia" w:hAnsi="Cambria Math"/>
+                      <w:lang w:val="en-US"/>
+                    </w:rPr>
+                    <m:t>t</m:t>
+                  </m:r>
+                </m:e>
+                <m:sub>
+                  <m:r>
+                    <w:rPr>
+                      <w:rFonts w:ascii="Cambria Math" w:eastAsiaTheme="minorEastAsia" w:hAnsi="Cambria Math"/>
+                      <w:lang w:val="en-US"/>
+                    </w:rPr>
+                    <m:t>N</m:t>
+                  </m:r>
+                </m:sub>
+              </m:sSub>
+            </m:den>
+          </m:f>
+          <m:r>
+            <m:rPr>
+              <m:sty m:val="p"/>
+            </m:rPr>
+            <w:rPr>
+              <w:rFonts w:ascii="Cambria Math" w:hAnsi="Cambria Math"/>
+              <w:lang w:val="en-US"/>
+            </w:rPr>
+            <m:t>=</m:t>
+          </m:r>
+          <m:f>
+            <m:fPr>
+              <m:ctrlPr>
+                <w:rPr>
+                  <w:rFonts w:ascii="Cambria Math" w:hAnsi="Cambria Math"/>
+                  <w:lang w:val="en-US"/>
+                </w:rPr>
+              </m:ctrlPr>
+            </m:fPr>
+            <m:num>
+              <m:r>
+                <w:rPr>
+                  <w:rFonts w:ascii="Cambria Math" w:eastAsiaTheme="minorEastAsia" w:hAnsi="Cambria Math"/>
+                  <w:lang w:val="en-US"/>
+                </w:rPr>
+                <m:t>∂</m:t>
+              </m:r>
+              <m:r>
+                <w:rPr>
+                  <w:rFonts w:ascii="Cambria Math" w:eastAsiaTheme="minorEastAsia" w:hAnsi="Cambria Math"/>
+                  <w:lang w:val="en-US"/>
+                </w:rPr>
+                <m:t>L</m:t>
+              </m:r>
+            </m:num>
+            <m:den>
+              <m:r>
+                <w:rPr>
+                  <w:rFonts w:ascii="Cambria Math" w:eastAsiaTheme="minorEastAsia" w:hAnsi="Cambria Math"/>
+                  <w:lang w:val="en-US"/>
+                </w:rPr>
+                <m:t>∂</m:t>
+              </m:r>
+              <m:sSub>
+                <m:sSubPr>
+                  <m:ctrlPr>
+                    <w:rPr>
+                      <w:rFonts w:ascii="Cambria Math" w:eastAsiaTheme="minorEastAsia" w:hAnsi="Cambria Math"/>
+                      <w:i/>
+                      <w:lang w:val="en-US"/>
+                    </w:rPr>
+                  </m:ctrlPr>
+                </m:sSubPr>
+                <m:e>
+                  <m:r>
+                    <w:rPr>
+                      <w:rFonts w:ascii="Cambria Math" w:eastAsiaTheme="minorEastAsia" w:hAnsi="Cambria Math"/>
+                      <w:lang w:val="en-US"/>
+                    </w:rPr>
+                    <m:t>S</m:t>
+                  </m:r>
+                </m:e>
+                <m:sub>
+                  <m:r>
+                    <w:rPr>
+                      <w:rFonts w:ascii="Cambria Math" w:eastAsiaTheme="minorEastAsia" w:hAnsi="Cambria Math"/>
+                      <w:lang w:val="en-US"/>
+                    </w:rPr>
+                    <m:t>N</m:t>
+                  </m:r>
+                </m:sub>
+              </m:sSub>
+            </m:den>
+          </m:f>
+          <m:f>
+            <m:fPr>
+              <m:ctrlPr>
+                <w:rPr>
+                  <w:rFonts w:ascii="Cambria Math" w:hAnsi="Cambria Math"/>
+                  <w:lang w:val="en-US"/>
+                </w:rPr>
+              </m:ctrlPr>
+            </m:fPr>
+            <m:num>
+              <m:r>
+                <w:rPr>
+                  <w:rFonts w:ascii="Cambria Math" w:eastAsiaTheme="minorEastAsia" w:hAnsi="Cambria Math"/>
+                  <w:lang w:val="en-US"/>
+                </w:rPr>
+                <m:t>∂</m:t>
+              </m:r>
+              <m:sSub>
+                <m:sSubPr>
+                  <m:ctrlPr>
+                    <w:rPr>
+                      <w:rFonts w:ascii="Cambria Math" w:eastAsiaTheme="minorEastAsia" w:hAnsi="Cambria Math"/>
+                      <w:i/>
+                      <w:lang w:val="en-US"/>
+                    </w:rPr>
+                  </m:ctrlPr>
+                </m:sSubPr>
+                <m:e>
+                  <m:r>
+                    <w:rPr>
+                      <w:rFonts w:ascii="Cambria Math" w:eastAsiaTheme="minorEastAsia" w:hAnsi="Cambria Math"/>
+                      <w:lang w:val="en-US"/>
+                    </w:rPr>
+                    <m:t>S</m:t>
+                  </m:r>
+                </m:e>
+                <m:sub>
+                  <m:r>
+                    <w:rPr>
+                      <w:rFonts w:ascii="Cambria Math" w:eastAsiaTheme="minorEastAsia" w:hAnsi="Cambria Math"/>
+                      <w:lang w:val="en-US"/>
+                    </w:rPr>
+                    <m:t>N</m:t>
+                  </m:r>
+                </m:sub>
+              </m:sSub>
+            </m:num>
+            <m:den>
+              <m:r>
+                <w:rPr>
+                  <w:rFonts w:ascii="Cambria Math" w:eastAsiaTheme="minorEastAsia" w:hAnsi="Cambria Math"/>
+                  <w:lang w:val="en-US"/>
+                </w:rPr>
+                <m:t>∂</m:t>
+              </m:r>
+              <m:sSub>
+                <m:sSubPr>
+                  <m:ctrlPr>
+                    <w:rPr>
+                      <w:rFonts w:ascii="Cambria Math" w:eastAsiaTheme="minorEastAsia" w:hAnsi="Cambria Math"/>
+                      <w:i/>
+                      <w:lang w:val="en-US"/>
+                    </w:rPr>
+                  </m:ctrlPr>
+                </m:sSubPr>
+                <m:e>
+                  <m:r>
+                    <w:rPr>
+                      <w:rFonts w:ascii="Cambria Math" w:eastAsiaTheme="minorEastAsia" w:hAnsi="Cambria Math"/>
+                      <w:lang w:val="en-US"/>
+                    </w:rPr>
+                    <m:t>t</m:t>
+                  </m:r>
+                </m:e>
+                <m:sub>
+                  <m:r>
+                    <w:rPr>
+                      <w:rFonts w:ascii="Cambria Math" w:eastAsiaTheme="minorEastAsia" w:hAnsi="Cambria Math"/>
+                      <w:lang w:val="en-US"/>
+                    </w:rPr>
+                    <m:t>N</m:t>
+                  </m:r>
+                </m:sub>
+              </m:sSub>
+            </m:den>
+          </m:f>
+          <m:r>
+            <m:rPr>
+              <m:sty m:val="p"/>
+            </m:rPr>
+            <w:rPr>
+              <w:rFonts w:ascii="Cambria Math" w:hAnsi="Cambria Math"/>
+              <w:lang w:val="en-US"/>
+            </w:rPr>
+            <m:t>=</m:t>
+          </m:r>
+          <m:f>
+            <m:fPr>
+              <m:ctrlPr>
+                <w:rPr>
+                  <w:rFonts w:ascii="Cambria Math" w:hAnsi="Cambria Math"/>
+                  <w:lang w:val="en-US"/>
+                </w:rPr>
+              </m:ctrlPr>
+            </m:fPr>
+            <m:num>
+              <m:r>
+                <w:rPr>
+                  <w:rFonts w:ascii="Cambria Math" w:eastAsiaTheme="minorEastAsia" w:hAnsi="Cambria Math"/>
+                  <w:lang w:val="en-US"/>
+                </w:rPr>
+                <m:t>∂L</m:t>
+              </m:r>
+            </m:num>
+            <m:den>
+              <m:r>
+                <w:rPr>
+                  <w:rFonts w:ascii="Cambria Math" w:eastAsiaTheme="minorEastAsia" w:hAnsi="Cambria Math"/>
+                  <w:lang w:val="en-US"/>
+                </w:rPr>
+                <m:t>∂</m:t>
+              </m:r>
+              <m:sSub>
+                <m:sSubPr>
+                  <m:ctrlPr>
+                    <w:rPr>
+                      <w:rFonts w:ascii="Cambria Math" w:eastAsiaTheme="minorEastAsia" w:hAnsi="Cambria Math"/>
+                      <w:i/>
+                      <w:lang w:val="en-US"/>
+                    </w:rPr>
+                  </m:ctrlPr>
+                </m:sSubPr>
+                <m:e>
+                  <m:r>
+                    <w:rPr>
+                      <w:rFonts w:ascii="Cambria Math" w:eastAsiaTheme="minorEastAsia" w:hAnsi="Cambria Math"/>
+                      <w:lang w:val="en-US"/>
+                    </w:rPr>
+                    <m:t>S</m:t>
+                  </m:r>
+                </m:e>
+                <m:sub>
+                  <m:r>
+                    <w:rPr>
+                      <w:rFonts w:ascii="Cambria Math" w:eastAsiaTheme="minorEastAsia" w:hAnsi="Cambria Math"/>
+                      <w:lang w:val="en-US"/>
+                    </w:rPr>
+                    <m:t>N</m:t>
+                  </m:r>
+                </m:sub>
+              </m:sSub>
+            </m:den>
+          </m:f>
+          <m:f>
+            <m:fPr>
+              <m:ctrlPr>
+                <w:rPr>
+                  <w:rFonts w:ascii="Cambria Math" w:hAnsi="Cambria Math"/>
+                  <w:lang w:val="en-US"/>
+                </w:rPr>
+              </m:ctrlPr>
+            </m:fPr>
+            <m:num>
+              <m:r>
+                <w:rPr>
+                  <w:rFonts w:ascii="Cambria Math" w:eastAsiaTheme="minorEastAsia" w:hAnsi="Cambria Math"/>
+                  <w:lang w:val="en-US"/>
+                </w:rPr>
+                <m:t>∂</m:t>
+              </m:r>
+              <m:sSub>
+                <m:sSubPr>
+                  <m:ctrlPr>
+                    <w:rPr>
+                      <w:rFonts w:ascii="Cambria Math" w:eastAsiaTheme="minorEastAsia" w:hAnsi="Cambria Math"/>
+                      <w:i/>
+                      <w:lang w:val="en-US"/>
+                    </w:rPr>
+                  </m:ctrlPr>
+                </m:sSubPr>
+                <m:e>
+                  <m:r>
+                    <w:rPr>
+                      <w:rFonts w:ascii="Cambria Math" w:eastAsiaTheme="minorEastAsia" w:hAnsi="Cambria Math"/>
+                      <w:lang w:val="en-US"/>
+                    </w:rPr>
+                    <m:t>S</m:t>
+                  </m:r>
+                </m:e>
+                <m:sub>
+                  <m:r>
+                    <w:rPr>
+                      <w:rFonts w:ascii="Cambria Math" w:eastAsiaTheme="minorEastAsia" w:hAnsi="Cambria Math"/>
+                      <w:lang w:val="en-US"/>
+                    </w:rPr>
+                    <m:t>N</m:t>
+                  </m:r>
+                </m:sub>
+              </m:sSub>
+            </m:num>
+            <m:den>
+              <m:r>
+                <w:rPr>
+                  <w:rFonts w:ascii="Cambria Math" w:eastAsiaTheme="minorEastAsia" w:hAnsi="Cambria Math"/>
+                  <w:lang w:val="en-US"/>
+                </w:rPr>
+                <m:t>∂</m:t>
+              </m:r>
+              <m:r>
+                <w:rPr>
+                  <w:rFonts w:ascii="Cambria Math" w:eastAsiaTheme="minorEastAsia" w:hAnsi="Cambria Math"/>
+                  <w:lang w:val="en-US"/>
+                </w:rPr>
+                <m:t>t</m:t>
+              </m:r>
+            </m:den>
+          </m:f>
+          <m:r>
+            <m:rPr>
+              <m:sty m:val="p"/>
+            </m:rPr>
+            <w:rPr>
+              <w:rFonts w:ascii="Cambria Math" w:hAnsi="Cambria Math"/>
+              <w:lang w:val="en-US"/>
+            </w:rPr>
+            <m:t>=</m:t>
+          </m:r>
+          <m:sSub>
+            <m:sSubPr>
+              <m:ctrlPr>
+                <w:rPr>
+                  <w:rFonts w:ascii="Cambria Math" w:hAnsi="Cambria Math"/>
+                  <w:lang w:val="en-US"/>
+                </w:rPr>
+              </m:ctrlPr>
+            </m:sSubPr>
+            <m:e>
+              <m:r>
+                <m:rPr>
+                  <m:sty m:val="p"/>
+                </m:rPr>
+                <w:rPr>
+                  <w:rFonts w:ascii="Cambria Math" w:hAnsi="Cambria Math"/>
+                  <w:lang w:val="en-US"/>
+                </w:rPr>
+                <m:t>a</m:t>
+              </m:r>
+            </m:e>
+            <m:sub>
+              <m:r>
+                <w:rPr>
+                  <w:rFonts w:ascii="Cambria Math" w:hAnsi="Cambria Math"/>
+                  <w:lang w:val="en-US"/>
+                </w:rPr>
+                <m:t>N</m:t>
+              </m:r>
+            </m:sub>
+          </m:sSub>
+          <m:r>
+            <w:rPr>
+              <w:rFonts w:ascii="Cambria Math" w:hAnsi="Cambria Math"/>
+              <w:lang w:val="en-US"/>
+            </w:rPr>
+            <m:t>f</m:t>
+          </m:r>
+          <m:d>
+            <m:dPr>
+              <m:ctrlPr>
+                <w:rPr>
+                  <w:rFonts w:ascii="Cambria Math" w:hAnsi="Cambria Math"/>
+                  <w:i/>
+                  <w:lang w:val="en-US"/>
+                </w:rPr>
+              </m:ctrlPr>
+            </m:dPr>
+            <m:e>
+              <m:sSub>
+                <m:sSubPr>
+                  <m:ctrlPr>
+                    <w:rPr>
+                      <w:rFonts w:ascii="Cambria Math" w:hAnsi="Cambria Math"/>
+                      <w:i/>
+                      <w:lang w:val="en-US"/>
+                    </w:rPr>
+                  </m:ctrlPr>
+                </m:sSubPr>
+                <m:e>
+                  <m:r>
+                    <w:rPr>
+                      <w:rFonts w:ascii="Cambria Math" w:hAnsi="Cambria Math"/>
+                      <w:lang w:val="en-US"/>
+                    </w:rPr>
+                    <m:t>S</m:t>
+                  </m:r>
+                </m:e>
+                <m:sub>
+                  <m:r>
+                    <w:rPr>
+                      <w:rFonts w:ascii="Cambria Math" w:hAnsi="Cambria Math"/>
+                      <w:lang w:val="en-US"/>
+                    </w:rPr>
+                    <m:t>N</m:t>
+                  </m:r>
+                </m:sub>
+              </m:sSub>
+              <m:r>
+                <w:rPr>
+                  <w:rFonts w:ascii="Cambria Math" w:hAnsi="Cambria Math"/>
+                  <w:lang w:val="en-US"/>
+                </w:rPr>
+                <m:t>,θ,</m:t>
+              </m:r>
+              <m:sSub>
+                <m:sSubPr>
+                  <m:ctrlPr>
+                    <w:rPr>
+                      <w:rFonts w:ascii="Cambria Math" w:eastAsiaTheme="minorEastAsia" w:hAnsi="Cambria Math"/>
+                      <w:i/>
+                      <w:lang w:val="en-US"/>
+                    </w:rPr>
+                  </m:ctrlPr>
+                </m:sSubPr>
+                <m:e>
+                  <m:r>
+                    <w:rPr>
+                      <w:rFonts w:ascii="Cambria Math" w:eastAsiaTheme="minorEastAsia" w:hAnsi="Cambria Math"/>
+                      <w:lang w:val="en-US"/>
+                    </w:rPr>
+                    <m:t>t</m:t>
+                  </m:r>
+                </m:e>
+                <m:sub>
+                  <m:r>
+                    <w:rPr>
+                      <w:rFonts w:ascii="Cambria Math" w:eastAsiaTheme="minorEastAsia" w:hAnsi="Cambria Math"/>
+                      <w:lang w:val="en-US"/>
+                    </w:rPr>
+                    <m:t>N</m:t>
+                  </m:r>
+                </m:sub>
+              </m:sSub>
+            </m:e>
+          </m:d>
+        </m:oMath>
+      </m:oMathPara>
+    </w:p>
+    <w:p>
+      <w:pPr>
+        <w:pStyle w:val="ListParagraph"/>
+        <w:pBdr>
+          <w:top w:val="single" w:sz="4" w:space="1" w:color="auto"/>
+          <w:left w:val="single" w:sz="4" w:space="4" w:color="auto"/>
+          <w:bottom w:val="single" w:sz="4" w:space="1" w:color="auto"/>
+          <w:right w:val="single" w:sz="4" w:space="4" w:color="auto"/>
+        </w:pBdr>
+        <w:ind w:left="1080"/>
+        <w:rPr>
+          <w:rFonts w:ascii="Cambria Math" w:hAnsi="Cambria Math"/>
+          <w:lang w:val="en-US"/>
+          <w:oMath/>
+        </w:rPr>
+      </w:pPr>
+      <m:oMathPara>
+        <m:oMathParaPr>
+          <m:jc m:val="left"/>
+        </m:oMathParaPr>
+        <m:oMath>
+          <m:f>
+            <m:fPr>
+              <m:ctrlPr>
+                <w:rPr>
+                  <w:rFonts w:ascii="Cambria Math" w:eastAsiaTheme="minorEastAsia" w:hAnsi="Cambria Math"/>
+                  <w:i/>
+                  <w:lang w:val="en-US"/>
+                </w:rPr>
+              </m:ctrlPr>
+            </m:fPr>
+            <m:num>
+              <m:r>
+                <w:rPr>
+                  <w:rFonts w:ascii="Cambria Math" w:eastAsiaTheme="minorEastAsia" w:hAnsi="Cambria Math"/>
+                  <w:lang w:val="en-US"/>
+                </w:rPr>
+                <m:t>∂</m:t>
+              </m:r>
+              <m:r>
+                <w:rPr>
+                  <w:rFonts w:ascii="Cambria Math" w:eastAsiaTheme="minorEastAsia" w:hAnsi="Cambria Math"/>
+                  <w:lang w:val="en-US"/>
+                </w:rPr>
+                <m:t>L</m:t>
+              </m:r>
+            </m:num>
+            <m:den>
+              <m:r>
+                <w:rPr>
+                  <w:rFonts w:ascii="Cambria Math" w:eastAsiaTheme="minorEastAsia" w:hAnsi="Cambria Math"/>
+                  <w:lang w:val="en-US"/>
+                </w:rPr>
+                <m:t>∂</m:t>
+              </m:r>
+              <m:sSub>
+                <m:sSubPr>
+                  <m:ctrlPr>
+                    <w:rPr>
+                      <w:rFonts w:ascii="Cambria Math" w:eastAsiaTheme="minorEastAsia" w:hAnsi="Cambria Math"/>
+                      <w:i/>
+                      <w:lang w:val="en-US"/>
+                    </w:rPr>
+                  </m:ctrlPr>
+                </m:sSubPr>
+                <m:e>
+                  <m:r>
+                    <w:rPr>
+                      <w:rFonts w:ascii="Cambria Math" w:eastAsiaTheme="minorEastAsia" w:hAnsi="Cambria Math"/>
+                      <w:lang w:val="en-US"/>
+                    </w:rPr>
+                    <m:t>t</m:t>
+                  </m:r>
+                </m:e>
+                <m:sub>
+                  <m:r>
+                    <w:rPr>
+                      <w:rFonts w:ascii="Cambria Math" w:eastAsiaTheme="minorEastAsia" w:hAnsi="Cambria Math"/>
+                      <w:lang w:val="en-US"/>
+                    </w:rPr>
+                    <m:t>0</m:t>
+                  </m:r>
+                </m:sub>
+              </m:sSub>
+            </m:den>
+          </m:f>
+          <m:r>
+            <m:rPr>
+              <m:sty m:val="p"/>
+            </m:rPr>
+            <w:rPr>
+              <w:rFonts w:ascii="Cambria Math" w:hAnsi="Cambria Math"/>
+              <w:lang w:val="en-US"/>
+            </w:rPr>
+            <m:t>=</m:t>
+          </m:r>
+          <m:f>
+            <m:fPr>
+              <m:ctrlPr>
+                <w:rPr>
+                  <w:rFonts w:ascii="Cambria Math" w:eastAsiaTheme="minorEastAsia" w:hAnsi="Cambria Math"/>
+                  <w:i/>
+                  <w:lang w:val="en-US"/>
+                </w:rPr>
+              </m:ctrlPr>
+            </m:fPr>
+            <m:num>
+              <m:r>
+                <w:rPr>
+                  <w:rFonts w:ascii="Cambria Math" w:eastAsiaTheme="minorEastAsia" w:hAnsi="Cambria Math"/>
+                  <w:lang w:val="en-US"/>
+                </w:rPr>
+                <m:t>∂L</m:t>
+              </m:r>
+            </m:num>
+            <m:den>
+              <m:r>
+                <w:rPr>
+                  <w:rFonts w:ascii="Cambria Math" w:eastAsiaTheme="minorEastAsia" w:hAnsi="Cambria Math"/>
+                  <w:lang w:val="en-US"/>
+                </w:rPr>
+                <m:t>∂</m:t>
+              </m:r>
+              <m:sSub>
+                <m:sSubPr>
+                  <m:ctrlPr>
+                    <w:rPr>
+                      <w:rFonts w:ascii="Cambria Math" w:eastAsiaTheme="minorEastAsia" w:hAnsi="Cambria Math"/>
+                      <w:i/>
+                      <w:lang w:val="en-US"/>
+                    </w:rPr>
+                  </m:ctrlPr>
+                </m:sSubPr>
+                <m:e>
+                  <m:r>
+                    <w:rPr>
+                      <w:rFonts w:ascii="Cambria Math" w:eastAsiaTheme="minorEastAsia" w:hAnsi="Cambria Math"/>
+                      <w:lang w:val="en-US"/>
+                    </w:rPr>
+                    <m:t>S</m:t>
+                  </m:r>
+                </m:e>
+                <m:sub>
+                  <m:r>
+                    <w:rPr>
+                      <w:rFonts w:ascii="Cambria Math" w:eastAsiaTheme="minorEastAsia" w:hAnsi="Cambria Math"/>
+                      <w:lang w:val="en-US"/>
+                    </w:rPr>
+                    <m:t>N</m:t>
+                  </m:r>
+                </m:sub>
+              </m:sSub>
+            </m:den>
+          </m:f>
+          <m:f>
+            <m:fPr>
+              <m:ctrlPr>
+                <w:rPr>
+                  <w:rFonts w:ascii="Cambria Math" w:eastAsiaTheme="minorEastAsia" w:hAnsi="Cambria Math"/>
+                  <w:i/>
+                  <w:lang w:val="en-US"/>
+                </w:rPr>
+              </m:ctrlPr>
+            </m:fPr>
+            <m:num>
+              <m:r>
+                <w:rPr>
+                  <w:rFonts w:ascii="Cambria Math" w:eastAsiaTheme="minorEastAsia" w:hAnsi="Cambria Math"/>
+                  <w:lang w:val="en-US"/>
+                </w:rPr>
+                <m:t>∂</m:t>
+              </m:r>
+              <m:sSub>
+                <m:sSubPr>
+                  <m:ctrlPr>
+                    <w:rPr>
+                      <w:rFonts w:ascii="Cambria Math" w:eastAsiaTheme="minorEastAsia" w:hAnsi="Cambria Math"/>
+                      <w:i/>
+                      <w:lang w:val="en-US"/>
+                    </w:rPr>
+                  </m:ctrlPr>
+                </m:sSubPr>
+                <m:e>
+                  <m:r>
+                    <w:rPr>
+                      <w:rFonts w:ascii="Cambria Math" w:eastAsiaTheme="minorEastAsia" w:hAnsi="Cambria Math"/>
+                      <w:lang w:val="en-US"/>
+                    </w:rPr>
+                    <m:t>S</m:t>
+                  </m:r>
+                </m:e>
+                <m:sub>
+                  <m:r>
+                    <w:rPr>
+                      <w:rFonts w:ascii="Cambria Math" w:eastAsiaTheme="minorEastAsia" w:hAnsi="Cambria Math"/>
+                      <w:lang w:val="en-US"/>
+                    </w:rPr>
+                    <m:t>N</m:t>
+                  </m:r>
+                </m:sub>
+              </m:sSub>
+            </m:num>
+            <m:den>
+              <m:r>
+                <w:rPr>
+                  <w:rFonts w:ascii="Cambria Math" w:eastAsiaTheme="minorEastAsia" w:hAnsi="Cambria Math"/>
+                  <w:lang w:val="en-US"/>
+                </w:rPr>
+                <m:t>∂</m:t>
+              </m:r>
+              <m:sSub>
+                <m:sSubPr>
+                  <m:ctrlPr>
+                    <w:rPr>
+                      <w:rFonts w:ascii="Cambria Math" w:eastAsiaTheme="minorEastAsia" w:hAnsi="Cambria Math"/>
+                      <w:i/>
+                      <w:lang w:val="en-US"/>
+                    </w:rPr>
+                  </m:ctrlPr>
+                </m:sSubPr>
+                <m:e>
+                  <m:r>
+                    <w:rPr>
+                      <w:rFonts w:ascii="Cambria Math" w:eastAsiaTheme="minorEastAsia" w:hAnsi="Cambria Math"/>
+                      <w:lang w:val="en-US"/>
+                    </w:rPr>
+                    <m:t>t</m:t>
+                  </m:r>
+                </m:e>
+                <m:sub>
+                  <m:r>
+                    <w:rPr>
+                      <w:rFonts w:ascii="Cambria Math" w:eastAsiaTheme="minorEastAsia" w:hAnsi="Cambria Math"/>
+                      <w:lang w:val="en-US"/>
+                    </w:rPr>
+                    <m:t>0</m:t>
+                  </m:r>
+                </m:sub>
+              </m:sSub>
+            </m:den>
+          </m:f>
+          <m:r>
+            <m:rPr>
+              <m:sty m:val="p"/>
+            </m:rPr>
+            <w:rPr>
+              <w:rFonts w:ascii="Cambria Math" w:hAnsi="Cambria Math"/>
+              <w:lang w:val="en-US"/>
+            </w:rPr>
+            <m:t>+</m:t>
+          </m:r>
+          <m:f>
+            <m:fPr>
+              <m:ctrlPr>
+                <w:rPr>
+                  <w:rFonts w:ascii="Cambria Math" w:eastAsiaTheme="minorEastAsia" w:hAnsi="Cambria Math"/>
+                  <w:i/>
+                  <w:lang w:val="en-US"/>
+                </w:rPr>
+              </m:ctrlPr>
+            </m:fPr>
+            <m:num>
+              <m:r>
+                <w:rPr>
+                  <w:rFonts w:ascii="Cambria Math" w:eastAsiaTheme="minorEastAsia" w:hAnsi="Cambria Math"/>
+                  <w:lang w:val="en-US"/>
+                </w:rPr>
+                <m:t>∂L</m:t>
+              </m:r>
+            </m:num>
+            <m:den>
+              <m:r>
+                <w:rPr>
+                  <w:rFonts w:ascii="Cambria Math" w:eastAsiaTheme="minorEastAsia" w:hAnsi="Cambria Math"/>
+                  <w:lang w:val="en-US"/>
+                </w:rPr>
+                <m:t>∂</m:t>
+              </m:r>
+              <m:sSub>
+                <m:sSubPr>
+                  <m:ctrlPr>
+                    <w:rPr>
+                      <w:rFonts w:ascii="Cambria Math" w:eastAsiaTheme="minorEastAsia" w:hAnsi="Cambria Math"/>
+                      <w:i/>
+                      <w:lang w:val="en-US"/>
+                    </w:rPr>
+                  </m:ctrlPr>
+                </m:sSubPr>
+                <m:e>
+                  <m:r>
+                    <w:rPr>
+                      <w:rFonts w:ascii="Cambria Math" w:eastAsiaTheme="minorEastAsia" w:hAnsi="Cambria Math"/>
+                      <w:lang w:val="en-US"/>
+                    </w:rPr>
+                    <m:t>S</m:t>
+                  </m:r>
+                </m:e>
+                <m:sub>
+                  <m:r>
+                    <w:rPr>
+                      <w:rFonts w:ascii="Cambria Math" w:eastAsiaTheme="minorEastAsia" w:hAnsi="Cambria Math"/>
+                      <w:lang w:val="en-US"/>
+                    </w:rPr>
+                    <m:t>N - ε</m:t>
+                  </m:r>
+                </m:sub>
+              </m:sSub>
+            </m:den>
+          </m:f>
+          <m:f>
+            <m:fPr>
+              <m:ctrlPr>
+                <w:rPr>
+                  <w:rFonts w:ascii="Cambria Math" w:eastAsiaTheme="minorEastAsia" w:hAnsi="Cambria Math"/>
+                  <w:i/>
+                  <w:lang w:val="en-US"/>
+                </w:rPr>
+              </m:ctrlPr>
+            </m:fPr>
+            <m:num>
+              <m:r>
+                <w:rPr>
+                  <w:rFonts w:ascii="Cambria Math" w:eastAsiaTheme="minorEastAsia" w:hAnsi="Cambria Math"/>
+                  <w:lang w:val="en-US"/>
+                </w:rPr>
+                <m:t>∂</m:t>
+              </m:r>
+              <m:sSub>
+                <m:sSubPr>
+                  <m:ctrlPr>
+                    <w:rPr>
+                      <w:rFonts w:ascii="Cambria Math" w:eastAsiaTheme="minorEastAsia" w:hAnsi="Cambria Math"/>
+                      <w:i/>
+                      <w:lang w:val="en-US"/>
+                    </w:rPr>
+                  </m:ctrlPr>
+                </m:sSubPr>
+                <m:e>
+                  <m:r>
+                    <w:rPr>
+                      <w:rFonts w:ascii="Cambria Math" w:eastAsiaTheme="minorEastAsia" w:hAnsi="Cambria Math"/>
+                      <w:lang w:val="en-US"/>
+                    </w:rPr>
+                    <m:t>S</m:t>
+                  </m:r>
+                </m:e>
+                <m:sub>
+                  <m:r>
+                    <w:rPr>
+                      <w:rFonts w:ascii="Cambria Math" w:eastAsiaTheme="minorEastAsia" w:hAnsi="Cambria Math"/>
+                      <w:lang w:val="en-US"/>
+                    </w:rPr>
+                    <m:t>N - ε</m:t>
+                  </m:r>
+                </m:sub>
+              </m:sSub>
+            </m:num>
+            <m:den>
+              <m:r>
+                <w:rPr>
+                  <w:rFonts w:ascii="Cambria Math" w:eastAsiaTheme="minorEastAsia" w:hAnsi="Cambria Math"/>
+                  <w:lang w:val="en-US"/>
+                </w:rPr>
+                <m:t>∂</m:t>
+              </m:r>
+              <m:sSub>
+                <m:sSubPr>
+                  <m:ctrlPr>
+                    <w:rPr>
+                      <w:rFonts w:ascii="Cambria Math" w:eastAsiaTheme="minorEastAsia" w:hAnsi="Cambria Math"/>
+                      <w:i/>
+                      <w:lang w:val="en-US"/>
+                    </w:rPr>
+                  </m:ctrlPr>
+                </m:sSubPr>
+                <m:e>
+                  <m:r>
+                    <w:rPr>
+                      <w:rFonts w:ascii="Cambria Math" w:eastAsiaTheme="minorEastAsia" w:hAnsi="Cambria Math"/>
+                      <w:lang w:val="en-US"/>
+                    </w:rPr>
+                    <m:t>t</m:t>
+                  </m:r>
+                </m:e>
+                <m:sub>
+                  <m:r>
+                    <w:rPr>
+                      <w:rFonts w:ascii="Cambria Math" w:eastAsiaTheme="minorEastAsia" w:hAnsi="Cambria Math"/>
+                      <w:lang w:val="en-US"/>
+                    </w:rPr>
+                    <m:t>0</m:t>
+                  </m:r>
+                </m:sub>
+              </m:sSub>
+            </m:den>
+          </m:f>
+          <m:r>
+            <m:rPr>
+              <m:sty m:val="p"/>
+            </m:rPr>
+            <w:rPr>
+              <w:rFonts w:ascii="Cambria Math" w:hAnsi="Cambria Math"/>
+              <w:lang w:val="en-US"/>
+            </w:rPr>
+            <m:t>+</m:t>
+          </m:r>
+          <m:f>
+            <m:fPr>
+              <m:ctrlPr>
+                <w:rPr>
+                  <w:rFonts w:ascii="Cambria Math" w:eastAsiaTheme="minorEastAsia" w:hAnsi="Cambria Math"/>
+                  <w:i/>
+                  <w:lang w:val="en-US"/>
+                </w:rPr>
+              </m:ctrlPr>
+            </m:fPr>
+            <m:num>
+              <m:r>
+                <w:rPr>
+                  <w:rFonts w:ascii="Cambria Math" w:eastAsiaTheme="minorEastAsia" w:hAnsi="Cambria Math"/>
+                  <w:lang w:val="en-US"/>
+                </w:rPr>
+                <m:t>∂L</m:t>
+              </m:r>
+            </m:num>
+            <m:den>
+              <m:r>
+                <w:rPr>
+                  <w:rFonts w:ascii="Cambria Math" w:eastAsiaTheme="minorEastAsia" w:hAnsi="Cambria Math"/>
+                  <w:lang w:val="en-US"/>
+                </w:rPr>
+                <m:t>∂</m:t>
+              </m:r>
+              <m:sSub>
+                <m:sSubPr>
+                  <m:ctrlPr>
+                    <w:rPr>
+                      <w:rFonts w:ascii="Cambria Math" w:eastAsiaTheme="minorEastAsia" w:hAnsi="Cambria Math"/>
+                      <w:i/>
+                      <w:lang w:val="en-US"/>
+                    </w:rPr>
+                  </m:ctrlPr>
+                </m:sSubPr>
+                <m:e>
+                  <m:r>
+                    <w:rPr>
+                      <w:rFonts w:ascii="Cambria Math" w:eastAsiaTheme="minorEastAsia" w:hAnsi="Cambria Math"/>
+                      <w:lang w:val="en-US"/>
+                    </w:rPr>
+                    <m:t>S</m:t>
+                  </m:r>
+                </m:e>
+                <m:sub>
+                  <m:r>
+                    <w:rPr>
+                      <w:rFonts w:ascii="Cambria Math" w:eastAsiaTheme="minorEastAsia" w:hAnsi="Cambria Math"/>
+                      <w:lang w:val="en-US"/>
+                    </w:rPr>
+                    <m:t>N - 2ε</m:t>
+                  </m:r>
+                </m:sub>
+              </m:sSub>
+            </m:den>
+          </m:f>
+          <m:f>
+            <m:fPr>
+              <m:ctrlPr>
+                <w:rPr>
+                  <w:rFonts w:ascii="Cambria Math" w:eastAsiaTheme="minorEastAsia" w:hAnsi="Cambria Math"/>
+                  <w:i/>
+                  <w:lang w:val="en-US"/>
+                </w:rPr>
+              </m:ctrlPr>
+            </m:fPr>
+            <m:num>
+              <m:r>
+                <w:rPr>
+                  <w:rFonts w:ascii="Cambria Math" w:eastAsiaTheme="minorEastAsia" w:hAnsi="Cambria Math"/>
+                  <w:lang w:val="en-US"/>
+                </w:rPr>
+                <m:t>∂</m:t>
+              </m:r>
+              <m:sSub>
+                <m:sSubPr>
+                  <m:ctrlPr>
+                    <w:rPr>
+                      <w:rFonts w:ascii="Cambria Math" w:eastAsiaTheme="minorEastAsia" w:hAnsi="Cambria Math"/>
+                      <w:i/>
+                      <w:lang w:val="en-US"/>
+                    </w:rPr>
+                  </m:ctrlPr>
+                </m:sSubPr>
+                <m:e>
+                  <m:r>
+                    <w:rPr>
+                      <w:rFonts w:ascii="Cambria Math" w:eastAsiaTheme="minorEastAsia" w:hAnsi="Cambria Math"/>
+                      <w:lang w:val="en-US"/>
+                    </w:rPr>
+                    <m:t>S</m:t>
+                  </m:r>
+                </m:e>
+                <m:sub>
+                  <m:r>
+                    <w:rPr>
+                      <w:rFonts w:ascii="Cambria Math" w:eastAsiaTheme="minorEastAsia" w:hAnsi="Cambria Math"/>
+                      <w:lang w:val="en-US"/>
+                    </w:rPr>
+                    <m:t>N - 2ε</m:t>
+                  </m:r>
+                </m:sub>
+              </m:sSub>
+            </m:num>
+            <m:den>
+              <m:r>
+                <w:rPr>
+                  <w:rFonts w:ascii="Cambria Math" w:eastAsiaTheme="minorEastAsia" w:hAnsi="Cambria Math"/>
+                  <w:lang w:val="en-US"/>
+                </w:rPr>
+                <m:t>∂</m:t>
+              </m:r>
+              <m:sSub>
+                <m:sSubPr>
+                  <m:ctrlPr>
+                    <w:rPr>
+                      <w:rFonts w:ascii="Cambria Math" w:eastAsiaTheme="minorEastAsia" w:hAnsi="Cambria Math"/>
+                      <w:i/>
+                      <w:lang w:val="en-US"/>
+                    </w:rPr>
+                  </m:ctrlPr>
+                </m:sSubPr>
+                <m:e>
+                  <m:r>
+                    <w:rPr>
+                      <w:rFonts w:ascii="Cambria Math" w:eastAsiaTheme="minorEastAsia" w:hAnsi="Cambria Math"/>
+                      <w:lang w:val="en-US"/>
+                    </w:rPr>
+                    <m:t>t</m:t>
+                  </m:r>
+                </m:e>
+                <m:sub>
+                  <m:r>
+                    <w:rPr>
+                      <w:rFonts w:ascii="Cambria Math" w:eastAsiaTheme="minorEastAsia" w:hAnsi="Cambria Math"/>
+                      <w:lang w:val="en-US"/>
+                    </w:rPr>
+                    <m:t>0</m:t>
+                  </m:r>
+                </m:sub>
+              </m:sSub>
+            </m:den>
+          </m:f>
+          <m:r>
+            <m:rPr>
+              <m:sty m:val="p"/>
+            </m:rPr>
+            <w:rPr>
+              <w:rFonts w:ascii="Cambria Math" w:hAnsi="Cambria Math"/>
+              <w:lang w:val="en-US"/>
+            </w:rPr>
+            <m:t>+…+</m:t>
+          </m:r>
+          <m:f>
+            <m:fPr>
+              <m:ctrlPr>
+                <w:rPr>
+                  <w:rFonts w:ascii="Cambria Math" w:eastAsiaTheme="minorEastAsia" w:hAnsi="Cambria Math"/>
+                  <w:i/>
+                  <w:lang w:val="en-US"/>
+                </w:rPr>
+              </m:ctrlPr>
+            </m:fPr>
+            <m:num>
+              <m:r>
+                <w:rPr>
+                  <w:rFonts w:ascii="Cambria Math" w:eastAsiaTheme="minorEastAsia" w:hAnsi="Cambria Math"/>
+                  <w:lang w:val="en-US"/>
+                </w:rPr>
+                <m:t>∂L</m:t>
+              </m:r>
+            </m:num>
+            <m:den>
+              <m:r>
+                <w:rPr>
+                  <w:rFonts w:ascii="Cambria Math" w:eastAsiaTheme="minorEastAsia" w:hAnsi="Cambria Math"/>
+                  <w:lang w:val="en-US"/>
+                </w:rPr>
+                <m:t>∂</m:t>
+              </m:r>
+              <m:sSub>
+                <m:sSubPr>
+                  <m:ctrlPr>
+                    <w:rPr>
+                      <w:rFonts w:ascii="Cambria Math" w:eastAsiaTheme="minorEastAsia" w:hAnsi="Cambria Math"/>
+                      <w:i/>
+                      <w:lang w:val="en-US"/>
+                    </w:rPr>
+                  </m:ctrlPr>
+                </m:sSubPr>
+                <m:e>
+                  <m:r>
+                    <w:rPr>
+                      <w:rFonts w:ascii="Cambria Math" w:eastAsiaTheme="minorEastAsia" w:hAnsi="Cambria Math"/>
+                      <w:lang w:val="en-US"/>
+                    </w:rPr>
+                    <m:t>S</m:t>
+                  </m:r>
+                </m:e>
+                <m:sub>
+                  <m:r>
+                    <w:rPr>
+                      <w:rFonts w:ascii="Cambria Math" w:eastAsiaTheme="minorEastAsia" w:hAnsi="Cambria Math"/>
+                      <w:lang w:val="en-US"/>
+                    </w:rPr>
+                    <m:t>ε</m:t>
+                  </m:r>
+                </m:sub>
+              </m:sSub>
+            </m:den>
+          </m:f>
+          <m:f>
+            <m:fPr>
+              <m:ctrlPr>
+                <w:rPr>
+                  <w:rFonts w:ascii="Cambria Math" w:eastAsiaTheme="minorEastAsia" w:hAnsi="Cambria Math"/>
+                  <w:i/>
+                  <w:lang w:val="en-US"/>
+                </w:rPr>
+              </m:ctrlPr>
+            </m:fPr>
+            <m:num>
+              <m:r>
+                <w:rPr>
+                  <w:rFonts w:ascii="Cambria Math" w:eastAsiaTheme="minorEastAsia" w:hAnsi="Cambria Math"/>
+                  <w:lang w:val="en-US"/>
+                </w:rPr>
+                <m:t>∂</m:t>
+              </m:r>
+              <m:sSub>
+                <m:sSubPr>
+                  <m:ctrlPr>
+                    <w:rPr>
+                      <w:rFonts w:ascii="Cambria Math" w:eastAsiaTheme="minorEastAsia" w:hAnsi="Cambria Math"/>
+                      <w:i/>
+                      <w:lang w:val="en-US"/>
+                    </w:rPr>
+                  </m:ctrlPr>
+                </m:sSubPr>
+                <m:e>
+                  <m:r>
+                    <w:rPr>
+                      <w:rFonts w:ascii="Cambria Math" w:eastAsiaTheme="minorEastAsia" w:hAnsi="Cambria Math"/>
+                      <w:lang w:val="en-US"/>
+                    </w:rPr>
+                    <m:t>S</m:t>
+                  </m:r>
+                </m:e>
+                <m:sub>
+                  <m:r>
+                    <w:rPr>
+                      <w:rFonts w:ascii="Cambria Math" w:eastAsiaTheme="minorEastAsia" w:hAnsi="Cambria Math"/>
+                      <w:lang w:val="en-US"/>
+                    </w:rPr>
+                    <m:t>ε</m:t>
+                  </m:r>
+                </m:sub>
+              </m:sSub>
+            </m:num>
+            <m:den>
+              <m:r>
+                <w:rPr>
+                  <w:rFonts w:ascii="Cambria Math" w:eastAsiaTheme="minorEastAsia" w:hAnsi="Cambria Math"/>
+                  <w:lang w:val="en-US"/>
+                </w:rPr>
+                <m:t>∂</m:t>
+              </m:r>
+              <m:sSub>
+                <m:sSubPr>
+                  <m:ctrlPr>
+                    <w:rPr>
+                      <w:rFonts w:ascii="Cambria Math" w:eastAsiaTheme="minorEastAsia" w:hAnsi="Cambria Math"/>
+                      <w:i/>
+                      <w:lang w:val="en-US"/>
+                    </w:rPr>
+                  </m:ctrlPr>
+                </m:sSubPr>
+                <m:e>
+                  <m:r>
+                    <w:rPr>
+                      <w:rFonts w:ascii="Cambria Math" w:eastAsiaTheme="minorEastAsia" w:hAnsi="Cambria Math"/>
+                      <w:lang w:val="en-US"/>
+                    </w:rPr>
+                    <m:t>t</m:t>
+                  </m:r>
+                </m:e>
+                <m:sub>
+                  <m:r>
+                    <w:rPr>
+                      <w:rFonts w:ascii="Cambria Math" w:eastAsiaTheme="minorEastAsia" w:hAnsi="Cambria Math"/>
+                      <w:lang w:val="en-US"/>
+                    </w:rPr>
+                    <m:t>0</m:t>
+                  </m:r>
+                </m:sub>
+              </m:sSub>
+            </m:den>
+          </m:f>
+          <m:r>
+            <m:rPr>
+              <m:sty m:val="p"/>
+            </m:rPr>
+            <w:rPr>
+              <w:rFonts w:ascii="Cambria Math" w:hAnsi="Cambria Math"/>
+              <w:lang w:val="en-US"/>
+            </w:rPr>
+            <m:t>=</m:t>
+          </m:r>
+        </m:oMath>
+      </m:oMathPara>
+    </w:p>
+    <w:p>
+      <w:pPr>
+        <w:pStyle w:val="ListParagraph"/>
+        <w:pBdr>
+          <w:top w:val="single" w:sz="4" w:space="1" w:color="auto"/>
+          <w:left w:val="single" w:sz="4" w:space="4" w:color="auto"/>
+          <w:bottom w:val="single" w:sz="4" w:space="1" w:color="auto"/>
+          <w:right w:val="single" w:sz="4" w:space="4" w:color="auto"/>
+        </w:pBdr>
+        <w:ind w:left="1080"/>
+        <w:rPr>
+          <w:rFonts w:ascii="Cambria Math" w:hAnsi="Cambria Math"/>
+          <w:lang w:val="en-US"/>
+          <w:oMath/>
+        </w:rPr>
+      </w:pPr>
+      <m:oMathPara>
+        <m:oMathParaPr>
+          <m:jc m:val="left"/>
+        </m:oMathParaPr>
+        <m:oMath>
+          <m:sSub>
+            <m:sSubPr>
+              <m:ctrlPr>
+                <w:rPr>
+                  <w:rFonts w:ascii="Cambria Math" w:hAnsi="Cambria Math"/>
+                  <w:lang w:val="en-US"/>
+                </w:rPr>
+              </m:ctrlPr>
+            </m:sSubPr>
+            <m:e>
+              <m:r>
+                <m:rPr>
+                  <m:sty m:val="p"/>
+                </m:rPr>
+                <w:rPr>
+                  <w:rFonts w:ascii="Cambria Math" w:hAnsi="Cambria Math"/>
+                  <w:lang w:val="en-US"/>
+                </w:rPr>
+                <m:t>a</m:t>
+              </m:r>
+            </m:e>
+            <m:sub>
+              <m:r>
+                <w:rPr>
+                  <w:rFonts w:ascii="Cambria Math" w:hAnsi="Cambria Math"/>
+                  <w:lang w:val="en-US"/>
+                </w:rPr>
+                <m:t>N</m:t>
+              </m:r>
+            </m:sub>
+          </m:sSub>
+          <m:f>
+            <m:fPr>
+              <m:ctrlPr>
+                <w:rPr>
+                  <w:rFonts w:ascii="Cambria Math" w:eastAsiaTheme="minorEastAsia" w:hAnsi="Cambria Math"/>
+                  <w:i/>
+                  <w:lang w:val="en-US"/>
+                </w:rPr>
+              </m:ctrlPr>
+            </m:fPr>
+            <m:num>
+              <m:r>
+                <w:rPr>
+                  <w:rFonts w:ascii="Cambria Math" w:eastAsiaTheme="minorEastAsia" w:hAnsi="Cambria Math"/>
+                  <w:lang w:val="en-US"/>
+                </w:rPr>
+                <m:t>∂</m:t>
+              </m:r>
+              <m:sSub>
+                <m:sSubPr>
+                  <m:ctrlPr>
+                    <w:rPr>
+                      <w:rFonts w:ascii="Cambria Math" w:eastAsiaTheme="minorEastAsia" w:hAnsi="Cambria Math"/>
+                      <w:i/>
+                      <w:lang w:val="en-US"/>
+                    </w:rPr>
+                  </m:ctrlPr>
+                </m:sSubPr>
+                <m:e>
+                  <m:r>
+                    <w:rPr>
+                      <w:rFonts w:ascii="Cambria Math" w:eastAsiaTheme="minorEastAsia" w:hAnsi="Cambria Math"/>
+                      <w:lang w:val="en-US"/>
+                    </w:rPr>
+                    <m:t>S</m:t>
+                  </m:r>
+                </m:e>
+                <m:sub>
+                  <m:r>
+                    <w:rPr>
+                      <w:rFonts w:ascii="Cambria Math" w:eastAsiaTheme="minorEastAsia" w:hAnsi="Cambria Math"/>
+                      <w:lang w:val="en-US"/>
+                    </w:rPr>
+                    <m:t>N</m:t>
+                  </m:r>
+                </m:sub>
+              </m:sSub>
+            </m:num>
+            <m:den>
+              <m:r>
+                <w:rPr>
+                  <w:rFonts w:ascii="Cambria Math" w:eastAsiaTheme="minorEastAsia" w:hAnsi="Cambria Math"/>
+                  <w:lang w:val="en-US"/>
+                </w:rPr>
+                <m:t>∂</m:t>
+              </m:r>
+              <m:r>
+                <w:rPr>
+                  <w:rFonts w:ascii="Cambria Math" w:eastAsiaTheme="minorEastAsia" w:hAnsi="Cambria Math"/>
+                  <w:lang w:val="en-US"/>
+                </w:rPr>
+                <m:t>t</m:t>
+              </m:r>
+            </m:den>
+          </m:f>
+          <m:r>
+            <m:rPr>
+              <m:sty m:val="p"/>
+            </m:rPr>
+            <w:rPr>
+              <w:rFonts w:ascii="Cambria Math" w:hAnsi="Cambria Math"/>
+              <w:lang w:val="en-US"/>
+            </w:rPr>
+            <m:t>+</m:t>
+          </m:r>
+          <m:sSub>
+            <m:sSubPr>
+              <m:ctrlPr>
+                <w:rPr>
+                  <w:rFonts w:ascii="Cambria Math" w:hAnsi="Cambria Math"/>
+                  <w:lang w:val="en-US"/>
+                </w:rPr>
+              </m:ctrlPr>
+            </m:sSubPr>
+            <m:e>
+              <m:r>
+                <m:rPr>
+                  <m:sty m:val="p"/>
+                </m:rPr>
+                <w:rPr>
+                  <w:rFonts w:ascii="Cambria Math" w:hAnsi="Cambria Math"/>
+                  <w:lang w:val="en-US"/>
+                </w:rPr>
+                <m:t>a</m:t>
+              </m:r>
+            </m:e>
+            <m:sub>
+              <m:r>
+                <w:rPr>
+                  <w:rFonts w:ascii="Cambria Math" w:eastAsiaTheme="minorEastAsia" w:hAnsi="Cambria Math"/>
+                  <w:lang w:val="en-US"/>
+                </w:rPr>
+                <m:t>N - ε</m:t>
+              </m:r>
+            </m:sub>
+          </m:sSub>
+          <m:f>
+            <m:fPr>
+              <m:ctrlPr>
+                <w:rPr>
+                  <w:rFonts w:ascii="Cambria Math" w:eastAsiaTheme="minorEastAsia" w:hAnsi="Cambria Math"/>
+                  <w:i/>
+                  <w:lang w:val="en-US"/>
+                </w:rPr>
+              </m:ctrlPr>
+            </m:fPr>
+            <m:num>
+              <m:r>
+                <w:rPr>
+                  <w:rFonts w:ascii="Cambria Math" w:eastAsiaTheme="minorEastAsia" w:hAnsi="Cambria Math"/>
+                  <w:lang w:val="en-US"/>
+                </w:rPr>
+                <m:t>∂</m:t>
+              </m:r>
+              <m:sSub>
+                <m:sSubPr>
+                  <m:ctrlPr>
+                    <w:rPr>
+                      <w:rFonts w:ascii="Cambria Math" w:eastAsiaTheme="minorEastAsia" w:hAnsi="Cambria Math"/>
+                      <w:i/>
+                      <w:lang w:val="en-US"/>
+                    </w:rPr>
+                  </m:ctrlPr>
+                </m:sSubPr>
+                <m:e>
+                  <m:r>
+                    <w:rPr>
+                      <w:rFonts w:ascii="Cambria Math" w:eastAsiaTheme="minorEastAsia" w:hAnsi="Cambria Math"/>
+                      <w:lang w:val="en-US"/>
+                    </w:rPr>
+                    <m:t>S</m:t>
+                  </m:r>
+                </m:e>
+                <m:sub>
+                  <m:r>
+                    <w:rPr>
+                      <w:rFonts w:ascii="Cambria Math" w:eastAsiaTheme="minorEastAsia" w:hAnsi="Cambria Math"/>
+                      <w:lang w:val="en-US"/>
+                    </w:rPr>
+                    <m:t>N - ε</m:t>
+                  </m:r>
+                </m:sub>
+              </m:sSub>
+            </m:num>
+            <m:den>
+              <m:r>
+                <w:rPr>
+                  <w:rFonts w:ascii="Cambria Math" w:eastAsiaTheme="minorEastAsia" w:hAnsi="Cambria Math"/>
+                  <w:lang w:val="en-US"/>
+                </w:rPr>
+                <m:t>∂</m:t>
+              </m:r>
+              <m:r>
+                <w:rPr>
+                  <w:rFonts w:ascii="Cambria Math" w:eastAsiaTheme="minorEastAsia" w:hAnsi="Cambria Math"/>
+                  <w:lang w:val="en-US"/>
+                </w:rPr>
+                <m:t>t</m:t>
+              </m:r>
+            </m:den>
+          </m:f>
+          <m:r>
+            <m:rPr>
+              <m:sty m:val="p"/>
+            </m:rPr>
+            <w:rPr>
+              <w:rFonts w:ascii="Cambria Math" w:hAnsi="Cambria Math"/>
+              <w:lang w:val="en-US"/>
+            </w:rPr>
+            <m:t>+…+</m:t>
+          </m:r>
+          <m:sSub>
+            <m:sSubPr>
+              <m:ctrlPr>
+                <w:rPr>
+                  <w:rFonts w:ascii="Cambria Math" w:hAnsi="Cambria Math"/>
+                  <w:lang w:val="en-US"/>
+                </w:rPr>
+              </m:ctrlPr>
+            </m:sSubPr>
+            <m:e>
+              <m:r>
+                <m:rPr>
+                  <m:sty m:val="p"/>
+                </m:rPr>
+                <w:rPr>
+                  <w:rFonts w:ascii="Cambria Math" w:hAnsi="Cambria Math"/>
+                  <w:lang w:val="en-US"/>
+                </w:rPr>
+                <m:t>a</m:t>
+              </m:r>
+            </m:e>
+            <m:sub>
+              <m:r>
+                <w:rPr>
+                  <w:rFonts w:ascii="Cambria Math" w:eastAsiaTheme="minorEastAsia" w:hAnsi="Cambria Math"/>
+                  <w:lang w:val="en-US"/>
+                </w:rPr>
+                <m:t>ε</m:t>
+              </m:r>
+            </m:sub>
+          </m:sSub>
+          <m:f>
+            <m:fPr>
+              <m:ctrlPr>
+                <w:rPr>
+                  <w:rFonts w:ascii="Cambria Math" w:eastAsiaTheme="minorEastAsia" w:hAnsi="Cambria Math"/>
+                  <w:i/>
+                  <w:lang w:val="en-US"/>
+                </w:rPr>
+              </m:ctrlPr>
+            </m:fPr>
+            <m:num>
+              <m:r>
+                <w:rPr>
+                  <w:rFonts w:ascii="Cambria Math" w:eastAsiaTheme="minorEastAsia" w:hAnsi="Cambria Math"/>
+                  <w:lang w:val="en-US"/>
+                </w:rPr>
+                <m:t>∂</m:t>
+              </m:r>
+              <m:sSub>
+                <m:sSubPr>
+                  <m:ctrlPr>
+                    <w:rPr>
+                      <w:rFonts w:ascii="Cambria Math" w:eastAsiaTheme="minorEastAsia" w:hAnsi="Cambria Math"/>
+                      <w:i/>
+                      <w:lang w:val="en-US"/>
+                    </w:rPr>
+                  </m:ctrlPr>
+                </m:sSubPr>
+                <m:e>
+                  <m:r>
+                    <w:rPr>
+                      <w:rFonts w:ascii="Cambria Math" w:eastAsiaTheme="minorEastAsia" w:hAnsi="Cambria Math"/>
+                      <w:lang w:val="en-US"/>
+                    </w:rPr>
+                    <m:t>S</m:t>
+                  </m:r>
+                </m:e>
+                <m:sub>
+                  <m:r>
+                    <w:rPr>
+                      <w:rFonts w:ascii="Cambria Math" w:eastAsiaTheme="minorEastAsia" w:hAnsi="Cambria Math"/>
+                      <w:lang w:val="en-US"/>
+                    </w:rPr>
+                    <m:t>ε</m:t>
+                  </m:r>
+                </m:sub>
+              </m:sSub>
+            </m:num>
+            <m:den>
+              <m:r>
+                <w:rPr>
+                  <w:rFonts w:ascii="Cambria Math" w:eastAsiaTheme="minorEastAsia" w:hAnsi="Cambria Math"/>
+                  <w:lang w:val="en-US"/>
+                </w:rPr>
+                <m:t>∂</m:t>
+              </m:r>
+              <m:r>
+                <w:rPr>
+                  <w:rFonts w:ascii="Cambria Math" w:eastAsiaTheme="minorEastAsia" w:hAnsi="Cambria Math"/>
+                  <w:lang w:val="en-US"/>
+                </w:rPr>
+                <m:t>t</m:t>
+              </m:r>
+            </m:den>
+          </m:f>
+          <m:r>
+            <m:rPr>
+              <m:sty m:val="p"/>
+            </m:rPr>
+            <w:rPr>
+              <w:rFonts w:ascii="Cambria Math" w:hAnsi="Cambria Math"/>
+              <w:lang w:val="en-US"/>
+            </w:rPr>
+            <m:t>=</m:t>
+          </m:r>
+          <m:sSub>
+            <m:sSubPr>
+              <m:ctrlPr>
+                <w:rPr>
+                  <w:rFonts w:ascii="Cambria Math" w:hAnsi="Cambria Math"/>
+                  <w:lang w:val="en-US"/>
+                </w:rPr>
+              </m:ctrlPr>
+            </m:sSubPr>
+            <m:e>
+              <m:r>
+                <m:rPr>
+                  <m:sty m:val="p"/>
+                </m:rPr>
+                <w:rPr>
+                  <w:rFonts w:ascii="Cambria Math" w:hAnsi="Cambria Math"/>
+                  <w:lang w:val="en-US"/>
+                </w:rPr>
+                <m:t>a</m:t>
+              </m:r>
+            </m:e>
+            <m:sub>
+              <m:r>
+                <w:rPr>
+                  <w:rFonts w:ascii="Cambria Math" w:hAnsi="Cambria Math"/>
+                  <w:lang w:val="en-US"/>
+                </w:rPr>
+                <m:t>N</m:t>
+              </m:r>
+            </m:sub>
+          </m:sSub>
+          <m:r>
+            <w:rPr>
+              <w:rFonts w:ascii="Cambria Math" w:hAnsi="Cambria Math"/>
+              <w:lang w:val="en-US"/>
+            </w:rPr>
+            <m:t>f</m:t>
+          </m:r>
+          <m:d>
+            <m:dPr>
+              <m:ctrlPr>
+                <w:rPr>
+                  <w:rFonts w:ascii="Cambria Math" w:hAnsi="Cambria Math"/>
+                  <w:i/>
+                  <w:lang w:val="en-US"/>
+                </w:rPr>
+              </m:ctrlPr>
+            </m:dPr>
+            <m:e>
+              <m:sSub>
+                <m:sSubPr>
+                  <m:ctrlPr>
+                    <w:rPr>
+                      <w:rFonts w:ascii="Cambria Math" w:hAnsi="Cambria Math"/>
+                      <w:i/>
+                      <w:lang w:val="en-US"/>
+                    </w:rPr>
+                  </m:ctrlPr>
+                </m:sSubPr>
+                <m:e>
+                  <m:r>
+                    <w:rPr>
+                      <w:rFonts w:ascii="Cambria Math" w:hAnsi="Cambria Math"/>
+                      <w:lang w:val="en-US"/>
+                    </w:rPr>
+                    <m:t>S</m:t>
+                  </m:r>
+                </m:e>
+                <m:sub>
+                  <m:r>
+                    <w:rPr>
+                      <w:rFonts w:ascii="Cambria Math" w:hAnsi="Cambria Math"/>
+                      <w:lang w:val="en-US"/>
+                    </w:rPr>
+                    <m:t>N</m:t>
+                  </m:r>
+                </m:sub>
+              </m:sSub>
+              <m:r>
+                <w:rPr>
+                  <w:rFonts w:ascii="Cambria Math" w:hAnsi="Cambria Math"/>
+                  <w:lang w:val="en-US"/>
+                </w:rPr>
+                <m:t>,θ,</m:t>
+              </m:r>
+              <m:sSub>
+                <m:sSubPr>
+                  <m:ctrlPr>
+                    <w:rPr>
+                      <w:rFonts w:ascii="Cambria Math" w:eastAsiaTheme="minorEastAsia" w:hAnsi="Cambria Math"/>
+                      <w:i/>
+                      <w:lang w:val="en-US"/>
+                    </w:rPr>
+                  </m:ctrlPr>
+                </m:sSubPr>
+                <m:e>
+                  <m:r>
+                    <w:rPr>
+                      <w:rFonts w:ascii="Cambria Math" w:eastAsiaTheme="minorEastAsia" w:hAnsi="Cambria Math"/>
+                      <w:lang w:val="en-US"/>
+                    </w:rPr>
+                    <m:t>t</m:t>
+                  </m:r>
+                </m:e>
+                <m:sub>
+                  <m:r>
+                    <w:rPr>
+                      <w:rFonts w:ascii="Cambria Math" w:eastAsiaTheme="minorEastAsia" w:hAnsi="Cambria Math"/>
+                      <w:lang w:val="en-US"/>
+                    </w:rPr>
+                    <m:t>N</m:t>
+                  </m:r>
+                </m:sub>
+              </m:sSub>
+            </m:e>
+          </m:d>
+          <m:r>
+            <w:rPr>
+              <w:rFonts w:ascii="Cambria Math" w:hAnsi="Cambria Math"/>
+              <w:lang w:val="en-US"/>
+            </w:rPr>
+            <m:t>+</m:t>
+          </m:r>
+          <m:nary>
+            <m:naryPr>
+              <m:limLoc m:val="subSup"/>
+              <m:ctrlPr>
+                <w:rPr>
+                  <w:rFonts w:ascii="Cambria Math" w:hAnsi="Cambria Math"/>
+                  <w:lang w:val="en-US"/>
+                </w:rPr>
+              </m:ctrlPr>
+            </m:naryPr>
+            <m:sub>
+              <m:sSub>
+                <m:sSubPr>
+                  <m:ctrlPr>
+                    <w:rPr>
+                      <w:rFonts w:ascii="Cambria Math" w:hAnsi="Cambria Math"/>
+                      <w:i/>
+                      <w:lang w:val="en-US"/>
+                    </w:rPr>
+                  </m:ctrlPr>
+                </m:sSubPr>
+                <m:e>
+                  <m:r>
+                    <w:rPr>
+                      <w:rFonts w:ascii="Cambria Math" w:hAnsi="Cambria Math"/>
+                      <w:lang w:val="en-US"/>
+                    </w:rPr>
+                    <m:t>t</m:t>
+                  </m:r>
+                </m:e>
+                <m:sub>
+                  <m:r>
+                    <w:rPr>
+                      <w:rFonts w:ascii="Cambria Math" w:hAnsi="Cambria Math"/>
+                      <w:lang w:val="en-US"/>
+                    </w:rPr>
+                    <m:t>0</m:t>
+                  </m:r>
+                </m:sub>
+              </m:sSub>
+            </m:sub>
+            <m:sup>
+              <m:sSub>
+                <m:sSubPr>
+                  <m:ctrlPr>
+                    <w:rPr>
+                      <w:rFonts w:ascii="Cambria Math" w:hAnsi="Cambria Math"/>
+                      <w:i/>
+                      <w:lang w:val="en-US"/>
+                    </w:rPr>
+                  </m:ctrlPr>
+                </m:sSubPr>
+                <m:e>
+                  <m:r>
+                    <w:rPr>
+                      <w:rFonts w:ascii="Cambria Math" w:hAnsi="Cambria Math"/>
+                      <w:lang w:val="en-US"/>
+                    </w:rPr>
+                    <m:t>t</m:t>
+                  </m:r>
+                </m:e>
+                <m:sub>
+                  <m:r>
+                    <w:rPr>
+                      <w:rFonts w:ascii="Cambria Math" w:hAnsi="Cambria Math"/>
+                      <w:lang w:val="en-US"/>
+                    </w:rPr>
+                    <m:t>N</m:t>
+                  </m:r>
+                </m:sub>
+              </m:sSub>
+            </m:sup>
+            <m:e>
+              <m:r>
+                <w:rPr>
+                  <w:rFonts w:ascii="Cambria Math" w:hAnsi="Cambria Math"/>
+                  <w:lang w:val="en-US"/>
+                </w:rPr>
+                <m:t>a</m:t>
+              </m:r>
+              <m:f>
+                <m:fPr>
+                  <m:ctrlPr>
+                    <w:rPr>
+                      <w:rFonts w:ascii="Cambria Math" w:eastAsiaTheme="minorEastAsia" w:hAnsi="Cambria Math"/>
+                      <w:i/>
+                      <w:lang w:val="en-US"/>
+                    </w:rPr>
+                  </m:ctrlPr>
+                </m:fPr>
+                <m:num>
+                  <m:r>
+                    <w:rPr>
+                      <w:rFonts w:ascii="Cambria Math" w:eastAsiaTheme="minorEastAsia" w:hAnsi="Cambria Math"/>
+                      <w:lang w:val="en-US"/>
+                    </w:rPr>
+                    <m:t>∂S</m:t>
+                  </m:r>
+                </m:num>
+                <m:den>
+                  <m:r>
+                    <w:rPr>
+                      <w:rFonts w:ascii="Cambria Math" w:eastAsiaTheme="minorEastAsia" w:hAnsi="Cambria Math"/>
+                      <w:lang w:val="en-US"/>
+                    </w:rPr>
+                    <m:t>∂</m:t>
+                  </m:r>
+                  <m:r>
+                    <w:rPr>
+                      <w:rFonts w:ascii="Cambria Math" w:eastAsiaTheme="minorEastAsia" w:hAnsi="Cambria Math"/>
+                      <w:lang w:val="en-US"/>
+                    </w:rPr>
+                    <m:t>t</m:t>
+                  </m:r>
+                </m:den>
+              </m:f>
+            </m:e>
+          </m:nary>
+          <m:r>
+            <m:rPr>
+              <m:sty m:val="p"/>
+            </m:rPr>
+            <w:rPr>
+              <w:rFonts w:ascii="Cambria Math" w:hAnsi="Cambria Math"/>
+              <w:lang w:val="en-US"/>
+            </w:rPr>
+            <m:t>=</m:t>
+          </m:r>
+        </m:oMath>
+      </m:oMathPara>
+    </w:p>
+    <w:p>
+      <w:pPr>
+        <w:pStyle w:val="ListParagraph"/>
+        <w:pBdr>
+          <w:top w:val="single" w:sz="4" w:space="1" w:color="auto"/>
+          <w:left w:val="single" w:sz="4" w:space="4" w:color="auto"/>
+          <w:bottom w:val="single" w:sz="4" w:space="1" w:color="auto"/>
+          <w:right w:val="single" w:sz="4" w:space="4" w:color="auto"/>
+        </w:pBdr>
+        <w:ind w:left="1080"/>
+        <w:rPr>
+          <w:rFonts w:ascii="Cambria Math" w:hAnsi="Cambria Math"/>
+          <w:lang w:val="en-US"/>
+          <w:oMath/>
+        </w:rPr>
+      </w:pPr>
+      <m:oMathPara>
+        <m:oMathParaPr>
+          <m:jc m:val="left"/>
+        </m:oMathParaPr>
+        <m:oMath>
+          <m:sSub>
+            <m:sSubPr>
+              <m:ctrlPr>
+                <w:rPr>
+                  <w:rFonts w:ascii="Cambria Math" w:hAnsi="Cambria Math"/>
+                  <w:lang w:val="en-US"/>
+                </w:rPr>
+              </m:ctrlPr>
+            </m:sSubPr>
+            <m:e>
+              <m:r>
+                <m:rPr>
+                  <m:sty m:val="p"/>
+                </m:rPr>
+                <w:rPr>
+                  <w:rFonts w:ascii="Cambria Math" w:hAnsi="Cambria Math"/>
+                  <w:lang w:val="en-US"/>
+                </w:rPr>
+                <m:t>a</m:t>
+              </m:r>
+            </m:e>
+            <m:sub>
+              <m:r>
+                <w:rPr>
+                  <w:rFonts w:ascii="Cambria Math" w:hAnsi="Cambria Math"/>
+                  <w:lang w:val="en-US"/>
+                </w:rPr>
+                <m:t>N</m:t>
+              </m:r>
+            </m:sub>
+          </m:sSub>
+          <m:r>
+            <w:rPr>
+              <w:rFonts w:ascii="Cambria Math" w:hAnsi="Cambria Math"/>
+              <w:lang w:val="en-US"/>
+            </w:rPr>
+            <m:t>f</m:t>
+          </m:r>
+          <m:d>
+            <m:dPr>
+              <m:ctrlPr>
+                <w:rPr>
+                  <w:rFonts w:ascii="Cambria Math" w:hAnsi="Cambria Math"/>
+                  <w:i/>
+                  <w:lang w:val="en-US"/>
+                </w:rPr>
+              </m:ctrlPr>
+            </m:dPr>
+            <m:e>
+              <m:sSub>
+                <m:sSubPr>
+                  <m:ctrlPr>
+                    <w:rPr>
+                      <w:rFonts w:ascii="Cambria Math" w:hAnsi="Cambria Math"/>
+                      <w:i/>
+                      <w:lang w:val="en-US"/>
+                    </w:rPr>
+                  </m:ctrlPr>
+                </m:sSubPr>
+                <m:e>
+                  <m:r>
+                    <w:rPr>
+                      <w:rFonts w:ascii="Cambria Math" w:hAnsi="Cambria Math"/>
+                      <w:lang w:val="en-US"/>
+                    </w:rPr>
+                    <m:t>S</m:t>
+                  </m:r>
+                </m:e>
+                <m:sub>
+                  <m:r>
+                    <w:rPr>
+                      <w:rFonts w:ascii="Cambria Math" w:hAnsi="Cambria Math"/>
+                      <w:lang w:val="en-US"/>
+                    </w:rPr>
+                    <m:t>N</m:t>
+                  </m:r>
+                </m:sub>
+              </m:sSub>
+              <m:r>
+                <w:rPr>
+                  <w:rFonts w:ascii="Cambria Math" w:hAnsi="Cambria Math"/>
+                  <w:lang w:val="en-US"/>
+                </w:rPr>
+                <m:t>,θ,</m:t>
+              </m:r>
+              <m:sSub>
+                <m:sSubPr>
+                  <m:ctrlPr>
+                    <w:rPr>
+                      <w:rFonts w:ascii="Cambria Math" w:eastAsiaTheme="minorEastAsia" w:hAnsi="Cambria Math"/>
+                      <w:i/>
+                      <w:lang w:val="en-US"/>
+                    </w:rPr>
+                  </m:ctrlPr>
+                </m:sSubPr>
+                <m:e>
+                  <m:r>
+                    <w:rPr>
+                      <w:rFonts w:ascii="Cambria Math" w:eastAsiaTheme="minorEastAsia" w:hAnsi="Cambria Math"/>
+                      <w:lang w:val="en-US"/>
+                    </w:rPr>
+                    <m:t>t</m:t>
+                  </m:r>
+                </m:e>
+                <m:sub>
+                  <m:r>
+                    <w:rPr>
+                      <w:rFonts w:ascii="Cambria Math" w:eastAsiaTheme="minorEastAsia" w:hAnsi="Cambria Math"/>
+                      <w:lang w:val="en-US"/>
+                    </w:rPr>
+                    <m:t>N</m:t>
+                  </m:r>
+                </m:sub>
+              </m:sSub>
+            </m:e>
+          </m:d>
+          <m:r>
+            <w:rPr>
+              <w:rFonts w:ascii="Cambria Math" w:hAnsi="Cambria Math"/>
+              <w:lang w:val="en-US"/>
+            </w:rPr>
+            <m:t>-</m:t>
+          </m:r>
+          <m:nary>
+            <m:naryPr>
+              <m:limLoc m:val="subSup"/>
+              <m:ctrlPr>
+                <w:rPr>
+                  <w:rFonts w:ascii="Cambria Math" w:hAnsi="Cambria Math"/>
+                  <w:lang w:val="en-US"/>
+                </w:rPr>
+              </m:ctrlPr>
+            </m:naryPr>
+            <m:sub>
+              <m:sSub>
+                <m:sSubPr>
+                  <m:ctrlPr>
+                    <w:rPr>
+                      <w:rFonts w:ascii="Cambria Math" w:hAnsi="Cambria Math"/>
+                      <w:i/>
+                      <w:lang w:val="en-US"/>
+                    </w:rPr>
+                  </m:ctrlPr>
+                </m:sSubPr>
+                <m:e>
+                  <m:r>
+                    <w:rPr>
+                      <w:rFonts w:ascii="Cambria Math" w:hAnsi="Cambria Math"/>
+                      <w:lang w:val="en-US"/>
+                    </w:rPr>
+                    <m:t>t</m:t>
+                  </m:r>
+                </m:e>
+                <m:sub>
+                  <m:r>
+                    <w:rPr>
+                      <w:rFonts w:ascii="Cambria Math" w:hAnsi="Cambria Math"/>
+                      <w:lang w:val="en-US"/>
+                    </w:rPr>
+                    <m:t>N</m:t>
+                  </m:r>
+                </m:sub>
+              </m:sSub>
+            </m:sub>
+            <m:sup>
+              <m:sSub>
+                <m:sSubPr>
+                  <m:ctrlPr>
+                    <w:rPr>
+                      <w:rFonts w:ascii="Cambria Math" w:hAnsi="Cambria Math"/>
+                      <w:i/>
+                      <w:lang w:val="en-US"/>
+                    </w:rPr>
+                  </m:ctrlPr>
+                </m:sSubPr>
+                <m:e>
+                  <m:r>
+                    <w:rPr>
+                      <w:rFonts w:ascii="Cambria Math" w:hAnsi="Cambria Math"/>
+                      <w:lang w:val="en-US"/>
+                    </w:rPr>
+                    <m:t>t</m:t>
+                  </m:r>
+                </m:e>
+                <m:sub>
+                  <m:r>
+                    <w:rPr>
+                      <w:rFonts w:ascii="Cambria Math" w:hAnsi="Cambria Math"/>
+                      <w:lang w:val="en-US"/>
+                    </w:rPr>
+                    <m:t>0</m:t>
+                  </m:r>
+                </m:sub>
+              </m:sSub>
+            </m:sup>
+            <m:e>
+              <m:r>
+                <w:rPr>
+                  <w:rFonts w:ascii="Cambria Math" w:hAnsi="Cambria Math"/>
+                  <w:lang w:val="en-US"/>
+                </w:rPr>
+                <m:t>a</m:t>
+              </m:r>
+              <m:f>
+                <m:fPr>
+                  <m:ctrlPr>
+                    <w:rPr>
+                      <w:rFonts w:ascii="Cambria Math" w:eastAsiaTheme="minorEastAsia" w:hAnsi="Cambria Math"/>
+                      <w:i/>
+                      <w:lang w:val="en-US"/>
+                    </w:rPr>
+                  </m:ctrlPr>
+                </m:fPr>
+                <m:num>
+                  <m:r>
+                    <w:rPr>
+                      <w:rFonts w:ascii="Cambria Math" w:hAnsi="Cambria Math"/>
+                      <w:lang w:val="en-US"/>
+                    </w:rPr>
+                    <m:t>f</m:t>
+                  </m:r>
+                  <m:d>
+                    <m:dPr>
+                      <m:ctrlPr>
+                        <w:rPr>
+                          <w:rFonts w:ascii="Cambria Math" w:hAnsi="Cambria Math"/>
+                          <w:i/>
+                          <w:lang w:val="en-US"/>
+                        </w:rPr>
+                      </m:ctrlPr>
+                    </m:dPr>
+                    <m:e>
+                      <m:r>
+                        <w:rPr>
+                          <w:rFonts w:ascii="Cambria Math" w:hAnsi="Cambria Math"/>
+                          <w:lang w:val="en-US"/>
+                        </w:rPr>
+                        <m:t>S,θ,t</m:t>
+                      </m:r>
+                    </m:e>
+                  </m:d>
+                </m:num>
+                <m:den>
+                  <m:r>
+                    <w:rPr>
+                      <w:rFonts w:ascii="Cambria Math" w:eastAsiaTheme="minorEastAsia" w:hAnsi="Cambria Math"/>
+                      <w:lang w:val="en-US"/>
+                    </w:rPr>
+                    <m:t>∂t</m:t>
+                  </m:r>
+                </m:den>
+              </m:f>
+              <m:r>
+                <w:rPr>
+                  <w:rFonts w:ascii="Cambria Math" w:eastAsiaTheme="minorEastAsia" w:hAnsi="Cambria Math"/>
+                  <w:lang w:val="en-US"/>
+                </w:rPr>
+                <m:t>dt</m:t>
+              </m:r>
+            </m:e>
+          </m:nary>
+        </m:oMath>
+      </m:oMathPara>
+    </w:p>
+    <w:p>
+      <w:pPr>
+        <w:pStyle w:val="ListParagraph"/>
+        <w:numPr>
+          <w:ilvl w:val="0"/>
+          <w:numId w:val="6"/>
+        </w:numPr>
+        <w:rPr>
+          <w:rFonts w:ascii="Cambria Math" w:hAnsi="Cambria Math"/>
+          <w:lang w:val="en-US"/>
+          <w:oMath/>
+        </w:rPr>
+      </w:pPr>
+      <w:r>
+        <w:rPr>
+          <w:rFonts w:eastAsiaTheme="minorEastAsia"/>
+          <w:lang w:val="en-US"/>
+        </w:rPr>
+        <w:t xml:space="preserve">Tính Gradient tương tự như </w:t>
+      </w:r>
+      <w:r>
+        <w:rPr>
+          <w:rFonts w:eastAsiaTheme="minorEastAsia"/>
+          <w:lang w:val="en-US"/>
+        </w:rPr>
+        <w:sym w:font="Symbol" w:char="F071"/>
+      </w:r>
+    </w:p>
+    <w:p>
+      <w:pPr>
+        <w:rPr>
+          <w:lang w:val="en-US"/>
+        </w:rPr>
+      </w:pPr>
+    </w:p>
+    <w:p>
+      <w:pPr>
+        <w:rPr>
+          <w:lang w:val="en-US"/>
+        </w:rPr>
+      </w:pPr>
+      <w:r>
+        <w:rPr>
+          <w:lang w:val="en-US"/>
+        </w:rPr>
+        <w:t>Neuron ODE – Neuron Differential Equation:</w:t>
+      </w:r>
+    </w:p>
+    <w:p>
+      <w:pPr>
+        <w:pStyle w:val="ListParagraph"/>
+        <w:numPr>
+          <w:ilvl w:val="0"/>
+          <w:numId w:val="22"/>
+        </w:numPr>
+        <w:rPr>
+          <w:lang w:val="en-US"/>
+        </w:rPr>
+      </w:pPr>
+      <w:r>
+        <w:rPr>
+          <w:lang w:val="en-US"/>
+        </w:rPr>
+        <w:t xml:space="preserve">Ý </w:t>
+      </w:r>
+      <w:r>
+        <w:rPr>
+          <w:lang w:val="en-US"/>
+        </w:rPr>
+        <w:t>Tưởng?</w:t>
+      </w:r>
+    </w:p>
+    <w:p>
+      <w:pPr>
+        <w:pStyle w:val="ListParagraph"/>
+        <w:numPr>
+          <w:ilvl w:val="0"/>
+          <w:numId w:val="6"/>
+        </w:numPr>
+        <w:rPr>
+          <w:lang w:val="en-US"/>
+        </w:rPr>
+      </w:pPr>
+      <w:r>
+        <w:rPr>
+          <w:lang w:val="en-US"/>
+        </w:rPr>
+        <w:t>Xét 1 MLP có cấ</w:t>
+      </w:r>
+      <w:r>
+        <w:rPr>
+          <w:lang w:val="en-US"/>
+        </w:rPr>
+        <w:t>u trúc như sau</w:t>
+      </w:r>
+    </w:p>
+    <w:p>
+      <w:pPr>
+        <w:pStyle w:val="ListParagraph"/>
+        <w:numPr>
+          <w:ilvl w:val="0"/>
+          <w:numId w:val="6"/>
+        </w:numPr>
+        <w:rPr>
+          <w:lang w:val="en-US"/>
+        </w:rPr>
+      </w:pPr>
+      <w:r>
+        <w:rPr>
+          <w:noProof/>
+          <w:lang w:eastAsia="vi-VN"/>
+        </w:rPr>
+        <w:drawing>
+          <wp:inline distT="0" distB="0" distL="0" distR="0">
+            <wp:extent cx="3558299" cy="2846717"/>
+            <wp:effectExtent l="0" t="0" r="4445" b="0"/>
+            <wp:docPr id="3" name="Picture 3"/>
+            <wp:cNvGraphicFramePr>
+              <a:graphicFrameLocks xmlns:a="http://schemas.openxmlformats.org/drawingml/2006/main" noChangeAspect="1"/>
+            </wp:cNvGraphicFramePr>
+            <a:graphic xmlns:a="http://schemas.openxmlformats.org/drawingml/2006/main">
+              <a:graphicData uri="http://schemas.openxmlformats.org/drawingml/2006/picture">
+                <pic:pic xmlns:pic="http://schemas.openxmlformats.org/drawingml/2006/picture">
+                  <pic:nvPicPr>
+                    <pic:cNvPr id="0" name="Untitl.jpg"/>
+                    <pic:cNvPicPr/>
+                  </pic:nvPicPr>
+                  <pic:blipFill>
+                    <a:blip r:embed="rId7">
+                      <a:extLst>
+                        <a:ext uri="{28A0092B-C50C-407E-A947-70E740481C1C}">
+                          <a14:useLocalDpi xmlns:a14="http://schemas.microsoft.com/office/drawing/2010/main" val="0"/>
+                        </a:ext>
+                      </a:extLst>
+                    </a:blip>
+                    <a:stretch>
+                      <a:fillRect/>
+                    </a:stretch>
+                  </pic:blipFill>
+                  <pic:spPr>
+                    <a:xfrm>
+                      <a:off x="0" y="0"/>
+                      <a:ext cx="3567216" cy="2853851"/>
+                    </a:xfrm>
+                    <a:prstGeom prst="rect">
+                      <a:avLst/>
+                    </a:prstGeom>
+                  </pic:spPr>
+                </pic:pic>
+              </a:graphicData>
+            </a:graphic>
+          </wp:inline>
+        </w:drawing>
+      </w:r>
+    </w:p>
+    <w:p>
+      <w:pPr>
+        <w:pStyle w:val="ListParagraph"/>
+        <w:numPr>
+          <w:ilvl w:val="0"/>
+          <w:numId w:val="6"/>
+        </w:numPr>
+        <w:rPr>
+          <w:lang w:val="en-US"/>
+        </w:rPr>
+      </w:pPr>
+      <w:r>
+        <w:rPr>
+          <w:lang w:val="en-US"/>
+        </w:rPr>
+        <w:t>Dễ thấy MLP này là tổng của 2 MLP sau</w:t>
+      </w:r>
+    </w:p>
+    <w:p>
+      <w:pPr>
+        <w:pStyle w:val="ListParagraph"/>
+        <w:numPr>
+          <w:ilvl w:val="0"/>
+          <w:numId w:val="6"/>
+        </w:numPr>
+        <w:rPr>
+          <w:lang w:val="en-US"/>
+        </w:rPr>
+      </w:pPr>
+      <w:r>
+        <w:rPr>
+          <w:noProof/>
+          <w:lang w:eastAsia="vi-VN"/>
+        </w:rPr>
+        <w:lastRenderedPageBreak/>
+        <w:drawing>
+          <wp:inline distT="0" distB="0" distL="0" distR="0">
+            <wp:extent cx="3644559" cy="2915728"/>
+            <wp:effectExtent l="0" t="0" r="0" b="0"/>
+            <wp:docPr id="4" name="Picture 4"/>
+            <wp:cNvGraphicFramePr>
+              <a:graphicFrameLocks xmlns:a="http://schemas.openxmlformats.org/drawingml/2006/main" noChangeAspect="1"/>
+            </wp:cNvGraphicFramePr>
+            <a:graphic xmlns:a="http://schemas.openxmlformats.org/drawingml/2006/main">
+              <a:graphicData uri="http://schemas.openxmlformats.org/drawingml/2006/picture">
+                <pic:pic xmlns:pic="http://schemas.openxmlformats.org/drawingml/2006/picture">
+                  <pic:nvPicPr>
+                    <pic:cNvPr id="0" name="Untistled-1.jpg"/>
+                    <pic:cNvPicPr/>
+                  </pic:nvPicPr>
+                  <pic:blipFill>
+                    <a:blip r:embed="rId8">
+                      <a:extLst>
+                        <a:ext uri="{28A0092B-C50C-407E-A947-70E740481C1C}">
+                          <a14:useLocalDpi xmlns:a14="http://schemas.microsoft.com/office/drawing/2010/main" val="0"/>
+                        </a:ext>
+                      </a:extLst>
+                    </a:blip>
+                    <a:stretch>
+                      <a:fillRect/>
+                    </a:stretch>
+                  </pic:blipFill>
+                  <pic:spPr>
+                    <a:xfrm>
+                      <a:off x="0" y="0"/>
+                      <a:ext cx="3648305" cy="2918725"/>
+                    </a:xfrm>
+                    <a:prstGeom prst="rect">
+                      <a:avLst/>
+                    </a:prstGeom>
+                  </pic:spPr>
+                </pic:pic>
+              </a:graphicData>
+            </a:graphic>
+          </wp:inline>
+        </w:drawing>
+      </w:r>
+    </w:p>
+    <w:p>
+      <w:pPr>
+        <w:pStyle w:val="ListParagraph"/>
+        <w:numPr>
+          <w:ilvl w:val="0"/>
+          <w:numId w:val="6"/>
+        </w:numPr>
+        <w:rPr>
+          <w:lang w:val="en-US"/>
+        </w:rPr>
+      </w:pPr>
+      <w:r>
+        <w:rPr>
+          <w:noProof/>
+          <w:lang w:eastAsia="vi-VN"/>
+        </w:rPr>
+        <w:drawing>
+          <wp:inline distT="0" distB="0" distL="0" distR="0">
+            <wp:extent cx="3761117" cy="3008976"/>
+            <wp:effectExtent l="0" t="0" r="0" b="1270"/>
+            <wp:docPr id="5" name="Picture 5"/>
+            <wp:cNvGraphicFramePr>
+              <a:graphicFrameLocks xmlns:a="http://schemas.openxmlformats.org/drawingml/2006/main" noChangeAspect="1"/>
+            </wp:cNvGraphicFramePr>
+            <a:graphic xmlns:a="http://schemas.openxmlformats.org/drawingml/2006/main">
+              <a:graphicData uri="http://schemas.openxmlformats.org/drawingml/2006/picture">
+                <pic:pic xmlns:pic="http://schemas.openxmlformats.org/drawingml/2006/picture">
+                  <pic:nvPicPr>
+                    <pic:cNvPr id="0" name="Untittled-1.jpg"/>
+                    <pic:cNvPicPr/>
+                  </pic:nvPicPr>
+                  <pic:blipFill>
+                    <a:blip r:embed="rId9">
+                      <a:extLst>
+                        <a:ext uri="{28A0092B-C50C-407E-A947-70E740481C1C}">
+                          <a14:useLocalDpi xmlns:a14="http://schemas.microsoft.com/office/drawing/2010/main" val="0"/>
+                        </a:ext>
+                      </a:extLst>
+                    </a:blip>
+                    <a:stretch>
+                      <a:fillRect/>
+                    </a:stretch>
+                  </pic:blipFill>
+                  <pic:spPr>
+                    <a:xfrm>
+                      <a:off x="0" y="0"/>
+                      <a:ext cx="3768910" cy="3015211"/>
+                    </a:xfrm>
+                    <a:prstGeom prst="rect">
+                      <a:avLst/>
+                    </a:prstGeom>
+                  </pic:spPr>
+                </pic:pic>
+              </a:graphicData>
+            </a:graphic>
+          </wp:inline>
+        </w:drawing>
+      </w:r>
+    </w:p>
+    <w:p>
+      <w:pPr>
+        <w:pStyle w:val="ListParagraph"/>
+        <w:numPr>
+          <w:ilvl w:val="0"/>
+          <w:numId w:val="6"/>
+        </w:numPr>
+        <w:rPr>
+          <w:lang w:val="en-US"/>
+        </w:rPr>
+      </w:pPr>
+      <w:r>
+        <w:rPr>
+          <w:lang w:val="en-US"/>
+        </w:rPr>
+        <w:t>Để ý thấy 2 MLP này có cấu trúc y chang nhau, chỉ khác mỗi Weight và Bias, so với MLP ban đầu thì 2 MLP này có Hidden Layer với số Neuron giảm gấp đôi, như vậy thay vì sử dụng MLP ban đầu sao ta không sử dụng MLP có cấu trúc như này</w:t>
+      </w:r>
+    </w:p>
+    <w:p>
+      <w:pPr>
+        <w:pStyle w:val="ListParagraph"/>
+        <w:numPr>
+          <w:ilvl w:val="0"/>
+          <w:numId w:val="6"/>
+        </w:numPr>
+        <w:rPr>
+          <w:lang w:val="en-US"/>
+        </w:rPr>
+      </w:pPr>
+      <w:r>
+        <w:rPr>
+          <w:lang w:val="en-US"/>
+        </w:rPr>
+        <w:t xml:space="preserve">Ở ví dụ trên, ý tưởng là ta sẽ sử dụng MLP với số Neuron các Layer là (3, 2, 2) nhưng vẫn có độ chính xác của MLP với số Neuron các Layer là (3, 4, 2), bằng cách gán 2 giá trị cho mỗi Weight và Bias, gọi là </w:t>
+      </w:r>
+      <w:r>
+        <w:rPr>
+          <w:lang w:val="en-US"/>
+        </w:rPr>
+        <w:sym w:font="Symbol" w:char="F071"/>
+      </w:r>
+      <w:r>
+        <w:rPr>
+          <w:vertAlign w:val="subscript"/>
+          <w:lang w:val="en-US"/>
+        </w:rPr>
+        <w:t>1</w:t>
+      </w:r>
+      <w:r>
+        <w:rPr>
+          <w:lang w:val="en-US"/>
+        </w:rPr>
+        <w:t xml:space="preserve"> và </w:t>
+      </w:r>
+      <w:r>
+        <w:rPr>
+          <w:lang w:val="en-US"/>
+        </w:rPr>
+        <w:sym w:font="Symbol" w:char="F071"/>
+      </w:r>
+      <w:r>
+        <w:rPr>
+          <w:vertAlign w:val="subscript"/>
+          <w:lang w:val="en-US"/>
+        </w:rPr>
+        <w:t>2</w:t>
+      </w:r>
+      <w:r>
+        <w:rPr>
+          <w:lang w:val="en-US"/>
+        </w:rPr>
+        <w:t xml:space="preserve">, giả sử Input là X, ta sẽ Feed X lần đầu tiên với </w:t>
+      </w:r>
+      <w:r>
+        <w:rPr>
+          <w:lang w:val="en-US"/>
+        </w:rPr>
+        <w:sym w:font="Symbol" w:char="F071"/>
+      </w:r>
+      <w:r>
+        <w:rPr>
+          <w:vertAlign w:val="subscript"/>
+          <w:lang w:val="en-US"/>
+        </w:rPr>
+        <w:t>1</w:t>
+      </w:r>
+      <w:r>
+        <w:rPr>
+          <w:lang w:val="en-US"/>
+        </w:rPr>
+        <w:t>, tính Output, gọi là A, sau đó Feed X</w:t>
+      </w:r>
+      <w:r>
+        <w:rPr>
+          <w:lang w:val="en-US"/>
+        </w:rPr>
+        <w:t xml:space="preserve"> lại</w:t>
+      </w:r>
+      <w:r>
+        <w:rPr>
+          <w:lang w:val="en-US"/>
+        </w:rPr>
+        <w:t xml:space="preserve"> lần thứ 2 với </w:t>
+      </w:r>
+      <w:r>
+        <w:rPr>
+          <w:lang w:val="en-US"/>
+        </w:rPr>
+        <w:sym w:font="Symbol" w:char="F071"/>
+      </w:r>
+      <w:r>
+        <w:rPr>
+          <w:vertAlign w:val="subscript"/>
+          <w:lang w:val="en-US"/>
+        </w:rPr>
+        <w:t>2</w:t>
+      </w:r>
+      <w:r>
+        <w:rPr>
+          <w:lang w:val="en-US"/>
+        </w:rPr>
+        <w:t xml:space="preserve">, tính Output rồi lấy Output này cộng dồn vào A, </w:t>
+      </w:r>
+      <w:r>
+        <w:rPr>
+          <w:lang w:val="en-US"/>
+        </w:rPr>
+        <w:t>sau đó mới cộng thêm Bias cho A ra kết quả</w:t>
+      </w:r>
+    </w:p>
+    <w:p>
+      <w:pPr>
+        <w:pStyle w:val="ListParagraph"/>
+        <w:numPr>
+          <w:ilvl w:val="0"/>
+          <w:numId w:val="6"/>
+        </w:numPr>
+        <w:rPr>
+          <w:lang w:val="en-US"/>
+        </w:rPr>
+      </w:pPr>
+      <w:r>
+        <w:rPr>
+          <w:lang w:val="en-US"/>
+        </w:rPr>
+        <w:t>Với ý tưởng trên, ta có thể sử dụng MLP với số Neuron các Layer là (3, 2, 2) nhưng có độ chính xác của cả MLP với số Neuron các Layer là (3, 200, 2), chỉ bằng cách gán 100 giá trị cho mỗi Weight và Bias, rồi Feed Input 100 lần, rồi cộng dồn kết quả</w:t>
+      </w:r>
+    </w:p>
+    <w:p>
+      <w:pPr>
+        <w:pStyle w:val="ListParagraph"/>
+        <w:numPr>
+          <w:ilvl w:val="0"/>
+          <w:numId w:val="6"/>
+        </w:numPr>
+        <w:rPr>
+          <w:lang w:val="en-US"/>
+        </w:rPr>
+      </w:pPr>
+      <w:r>
+        <w:rPr>
+          <w:lang w:val="en-US"/>
+        </w:rPr>
+        <w:lastRenderedPageBreak/>
+        <w:t>Để ý thấy, thay vì chúng ta gán 100 giá trị rời rạc thì sao không gán 100 giá trị liên tục, sao cho chúng thỏa mãn 1 phương trình vi phân nào đó, khi đó có phải chúng ta không cần tới 100 giá trị riêng biệt nữa không, bằng cách này, chỉ với vài chục tham số, ta có thể có độ chính xác = hàng chục nghìn tham số</w:t>
+      </w:r>
+    </w:p>
+    <w:p>
+      <w:pPr>
+        <w:pStyle w:val="ListParagraph"/>
+        <w:numPr>
+          <w:ilvl w:val="0"/>
+          <w:numId w:val="6"/>
+        </w:numPr>
+        <w:rPr>
+          <w:lang w:val="en-US"/>
+        </w:rPr>
+      </w:pPr>
+      <w:r>
+        <w:rPr>
+          <w:lang w:val="en-US"/>
+        </w:rPr>
+        <w:t>Bất lợi của phương pháp này là ta phải Feed Input rất nhiều lần, nên có ảnh hưởng đến thời gian Train và Test</w:t>
       </w:r>
     </w:p>
     <w:p>
@@ -11295,7 +18797,6 @@
         <w:rPr>
           <w:lang w:val="en-US"/>
         </w:rPr>
-        <w:lastRenderedPageBreak/>
         <w:t>Có thể thực hiện được mọi thuật toán</w:t>
       </w:r>
     </w:p>
@@ -11546,6 +19047,7 @@
         <w:rPr>
           <w:lang w:val="en-US"/>
         </w:rPr>
+        <w:lastRenderedPageBreak/>
         <w:tab/>
         <w:t>Def:</w:t>
       </w:r>
@@ -11735,7 +19237,6 @@
         <w:rPr>
           <w:lang w:val="en-US"/>
         </w:rPr>
-        <w:lastRenderedPageBreak/>
         <w:tab/>
         <w:t>Def:</w:t>
       </w:r>
@@ -12245,6 +19746,7 @@
         <w:rPr>
           <w:lang w:val="en-US"/>
         </w:rPr>
+        <w:lastRenderedPageBreak/>
         <w:t>Online-Learning: Học ngay khi data mới xuất hiện</w:t>
       </w:r>
     </w:p>
@@ -12547,7 +20049,6 @@
           <w:rFonts w:eastAsiaTheme="minorEastAsia"/>
           <w:lang w:val="en-US"/>
         </w:rPr>
-        <w:lastRenderedPageBreak/>
         <w:tab/>
       </w:r>
       <w:r>
@@ -13788,6 +21289,7 @@
           <w:rFonts w:eastAsiaTheme="minorEastAsia"/>
           <w:lang w:val="en-US"/>
         </w:rPr>
+        <w:lastRenderedPageBreak/>
         <w:tab/>
       </w:r>
       <w:r>
@@ -14456,7 +21958,6 @@
           <w:rFonts w:eastAsiaTheme="minorEastAsia" w:cstheme="minorHAnsi"/>
           <w:lang w:val="en-US"/>
         </w:rPr>
-        <w:lastRenderedPageBreak/>
         <w:tab/>
       </w:r>
       <w:r>
@@ -16248,6 +23749,7 @@
         <w:rPr>
           <w:lang w:val="en-US"/>
         </w:rPr>
+        <w:lastRenderedPageBreak/>
         <w:tab/>
       </w:r>
       <w:r>
@@ -16565,7 +24067,6 @@
         <w:rPr>
           <w:lang w:val="en-US"/>
         </w:rPr>
-        <w:lastRenderedPageBreak/>
         <w:tab/>
       </w:r>
       <w:r>
@@ -18076,6 +25577,7 @@
         <w:rPr>
           <w:lang w:val="en-US"/>
         </w:rPr>
+        <w:lastRenderedPageBreak/>
         <w:tab/>
       </w:r>
       <w:r>
@@ -19400,7 +26902,6 @@
         <w:rPr>
           <w:lang w:val="en-US"/>
         </w:rPr>
-        <w:lastRenderedPageBreak/>
         <w:tab/>
       </w:r>
       <w:r>
@@ -20068,6 +27569,7 @@
         <w:rPr>
           <w:lang w:val="en-US"/>
         </w:rPr>
+        <w:lastRenderedPageBreak/>
         <w:tab/>
       </w:r>
       <w:r>
@@ -20509,7 +28011,6 @@
           <w:rFonts w:eastAsiaTheme="minorEastAsia"/>
           <w:lang w:val="en-US"/>
         </w:rPr>
-        <w:lastRenderedPageBreak/>
         <w:tab/>
       </w:r>
       <w:r>
@@ -20915,6 +28416,7 @@
         <w:rPr>
           <w:lang w:val="en-US"/>
         </w:rPr>
+        <w:lastRenderedPageBreak/>
         <w:t>CAP(Credit Assignment Problem): Khó để biết action này có tốt cho final result hay không</w:t>
       </w:r>
     </w:p>
@@ -21128,7 +28630,6 @@
         <w:rPr>
           <w:lang w:val="en-US"/>
         </w:rPr>
-        <w:lastRenderedPageBreak/>
         <w:tab/>
         <w:t>Def:</w:t>
       </w:r>
@@ -22228,6 +29729,7 @@
           <w:rFonts w:eastAsiaTheme="minorEastAsia"/>
           <w:lang w:val="en-US"/>
         </w:rPr>
+        <w:lastRenderedPageBreak/>
         <w:tab/>
       </w:r>
       <w:r>
@@ -23073,7 +30575,6 @@
           <w:rFonts w:eastAsiaTheme="minorEastAsia"/>
           <w:lang w:val="en-US"/>
         </w:rPr>
-        <w:lastRenderedPageBreak/>
         <w:tab/>
       </w:r>
       <w:r>
@@ -23105,7 +30606,7 @@
                     <pic:cNvPicPr/>
                   </pic:nvPicPr>
                   <pic:blipFill>
-                    <a:blip r:embed="rId6">
+                    <a:blip r:embed="rId10">
                       <a:extLst>
                         <a:ext uri="{28A0092B-C50C-407E-A947-70E740481C1C}">
                           <a14:useLocalDpi xmlns:a14="http://schemas.microsoft.com/office/drawing/2010/main" val="0"/>
@@ -23336,6 +30837,7 @@
         <w:rPr>
           <w:lang w:val="en-US"/>
         </w:rPr>
+        <w:lastRenderedPageBreak/>
         <w:tab/>
         <w:t xml:space="preserve">Algo: </w:t>
       </w:r>
@@ -24702,7 +32204,6 @@
         <w:rPr>
           <w:lang w:val="en-US"/>
         </w:rPr>
-        <w:lastRenderedPageBreak/>
         <w:t xml:space="preserve">        d</w:t>
       </w:r>
       <w:r>
@@ -26123,6 +33624,7 @@
           <w:bCs/>
           <w:lang w:val="en"/>
         </w:rPr>
+        <w:lastRenderedPageBreak/>
         <w:tab/>
         <w:t>Def:</w:t>
       </w:r>
@@ -27823,6 +35325,7 @@
         <w:rPr>
           <w:lang w:val="en-US"/>
         </w:rPr>
+        <w:lastRenderedPageBreak/>
         <w:tab/>
         <w:t xml:space="preserve">         Tăng good action nhưng không &gt; e, giảm bad action nhưng không &gt; e</w:t>
       </w:r>
@@ -27992,7 +35495,6 @@
         <w:rPr>
           <w:lang w:val="en-US"/>
         </w:rPr>
-        <w:lastRenderedPageBreak/>
         <w:tab/>
         <w:t xml:space="preserve">         Node hiện tại = node trong unvisited có giá trị nhỏ nhất</w:t>
       </w:r>
@@ -28240,6 +35742,7 @@
         <w:rPr>
           <w:lang w:val="en-US"/>
         </w:rPr>
+        <w:lastRenderedPageBreak/>
         <w:t xml:space="preserve">Steady State Selection: Chọn bố mẹ là con tốt nhất, thay thế </w:t>
       </w:r>
       <w:r>
@@ -28419,7 +35922,6 @@
         <w:rPr>
           <w:lang w:val="en-US"/>
         </w:rPr>
-        <w:lastRenderedPageBreak/>
         <w:t xml:space="preserve">         1/n**0.5</w:t>
       </w:r>
     </w:p>
@@ -28738,6 +36240,7 @@
         <w:rPr>
           <w:lang w:val="en-US"/>
         </w:rPr>
+        <w:lastRenderedPageBreak/>
         <w:t xml:space="preserve">distribution, sau đó random = </w:t>
       </w:r>
       <w:r>
@@ -28899,7 +36402,6 @@
         <w:rPr>
           <w:lang w:val="en-US"/>
         </w:rPr>
-        <w:lastRenderedPageBreak/>
         <w:tab/>
         <w:t>Algo: Một net actor, output mean và std, action được tính bằng mean và std</w:t>
       </w:r>
@@ -29188,6 +36690,7 @@
         <w:rPr>
           <w:lang w:val="en-US"/>
         </w:rPr>
+        <w:lastRenderedPageBreak/>
         <w:t xml:space="preserve">         Sample batch</w:t>
       </w:r>
       <w:r>
@@ -29345,7 +36848,6 @@
         <w:rPr>
           <w:lang w:val="en-US"/>
         </w:rPr>
-        <w:lastRenderedPageBreak/>
         <w:t>DDPG</w:t>
       </w:r>
     </w:p>
@@ -30276,6 +37778,7 @@
           <w:szCs w:val="24"/>
           <w:lang w:val="en-US"/>
         </w:rPr>
+        <w:lastRenderedPageBreak/>
         <w:t>nhân với Gradient của phần tử đó</w:t>
       </w:r>
     </w:p>
@@ -30438,7 +37941,6 @@
         <w:rPr>
           <w:lang w:val="en-US"/>
         </w:rPr>
-        <w:lastRenderedPageBreak/>
         <w:t>Goal là State đó thì chúng ta đã Win</w:t>
       </w:r>
     </w:p>
@@ -30849,6 +38351,7 @@
         <w:rPr>
           <w:lang w:val="en-US"/>
         </w:rPr>
+        <w:lastRenderedPageBreak/>
         <w:tab/>
       </w:r>
       <w:r>
@@ -30964,6 +38467,95 @@
 <file path=word/numbering.xml><?xml version="1.0" encoding="utf-8"?>
 <w:numbering xmlns:wpc="http://schemas.microsoft.com/office/word/2010/wordprocessingCanvas" xmlns:mc="http://schemas.openxmlformats.org/markup-compatibility/2006" xmlns:o="urn:schemas-microsoft-com:office:office" xmlns:r="http://schemas.openxmlformats.org/officeDocument/2006/relationships" xmlns:m="http://schemas.openxmlformats.org/officeDocument/2006/math" xmlns:v="urn:schemas-microsoft-com:vml" xmlns:wp14="http://schemas.microsoft.com/office/word/2010/wordprocessingDrawing" xmlns:wp="http://schemas.openxmlformats.org/drawingml/2006/wordprocessingDrawing" xmlns:w10="urn:schemas-microsoft-com:office:word" xmlns:w="http://schemas.openxmlformats.org/wordprocessingml/2006/main" xmlns:w14="http://schemas.microsoft.com/office/word/2010/wordml" xmlns:wpg="http://schemas.microsoft.com/office/word/2010/wordprocessingGroup" xmlns:wpi="http://schemas.microsoft.com/office/word/2010/wordprocessingInk" xmlns:wne="http://schemas.microsoft.com/office/word/2006/wordml" xmlns:wps="http://schemas.microsoft.com/office/word/2010/wordprocessingShape" mc:Ignorable="w14 wp14">
   <w:abstractNum w:abstractNumId="0">
+    <w:nsid w:val="0FE4638B"/>
+    <w:multiLevelType w:val="hybridMultilevel"/>
+    <w:tmpl w:val="23A49D88"/>
+    <w:lvl w:ilvl="0" w:tplc="8C18FFFC">
+      <w:start w:val="1"/>
+      <w:numFmt w:val="decimal"/>
+      <w:lvlText w:val="%1."/>
+      <w:lvlJc w:val="left"/>
+      <w:pPr>
+        <w:ind w:left="1080" w:hanging="360"/>
+      </w:pPr>
+      <w:rPr>
+        <w:rFonts w:hint="default"/>
+      </w:rPr>
+    </w:lvl>
+    <w:lvl w:ilvl="1" w:tplc="042A0019" w:tentative="1">
+      <w:start w:val="1"/>
+      <w:numFmt w:val="lowerLetter"/>
+      <w:lvlText w:val="%2."/>
+      <w:lvlJc w:val="left"/>
+      <w:pPr>
+        <w:ind w:left="1800" w:hanging="360"/>
+      </w:pPr>
+    </w:lvl>
+    <w:lvl w:ilvl="2" w:tplc="042A001B" w:tentative="1">
+      <w:start w:val="1"/>
+      <w:numFmt w:val="lowerRoman"/>
+      <w:lvlText w:val="%3."/>
+      <w:lvlJc w:val="right"/>
+      <w:pPr>
+        <w:ind w:left="2520" w:hanging="180"/>
+      </w:pPr>
+    </w:lvl>
+    <w:lvl w:ilvl="3" w:tplc="042A000F" w:tentative="1">
+      <w:start w:val="1"/>
+      <w:numFmt w:val="decimal"/>
+      <w:lvlText w:val="%4."/>
+      <w:lvlJc w:val="left"/>
+      <w:pPr>
+        <w:ind w:left="3240" w:hanging="360"/>
+      </w:pPr>
+    </w:lvl>
+    <w:lvl w:ilvl="4" w:tplc="042A0019" w:tentative="1">
+      <w:start w:val="1"/>
+      <w:numFmt w:val="lowerLetter"/>
+      <w:lvlText w:val="%5."/>
+      <w:lvlJc w:val="left"/>
+      <w:pPr>
+        <w:ind w:left="3960" w:hanging="360"/>
+      </w:pPr>
+    </w:lvl>
+    <w:lvl w:ilvl="5" w:tplc="042A001B" w:tentative="1">
+      <w:start w:val="1"/>
+      <w:numFmt w:val="lowerRoman"/>
+      <w:lvlText w:val="%6."/>
+      <w:lvlJc w:val="right"/>
+      <w:pPr>
+        <w:ind w:left="4680" w:hanging="180"/>
+      </w:pPr>
+    </w:lvl>
+    <w:lvl w:ilvl="6" w:tplc="042A000F" w:tentative="1">
+      <w:start w:val="1"/>
+      <w:numFmt w:val="decimal"/>
+      <w:lvlText w:val="%7."/>
+      <w:lvlJc w:val="left"/>
+      <w:pPr>
+        <w:ind w:left="5400" w:hanging="360"/>
+      </w:pPr>
+    </w:lvl>
+    <w:lvl w:ilvl="7" w:tplc="042A0019" w:tentative="1">
+      <w:start w:val="1"/>
+      <w:numFmt w:val="lowerLetter"/>
+      <w:lvlText w:val="%8."/>
+      <w:lvlJc w:val="left"/>
+      <w:pPr>
+        <w:ind w:left="6120" w:hanging="360"/>
+      </w:pPr>
+    </w:lvl>
+    <w:lvl w:ilvl="8" w:tplc="042A001B" w:tentative="1">
+      <w:start w:val="1"/>
+      <w:numFmt w:val="lowerRoman"/>
+      <w:lvlText w:val="%9."/>
+      <w:lvlJc w:val="right"/>
+      <w:pPr>
+        <w:ind w:left="6840" w:hanging="180"/>
+      </w:pPr>
+    </w:lvl>
+  </w:abstractNum>
+  <w:abstractNum w:abstractNumId="1">
     <w:nsid w:val="11855EC7"/>
     <w:multiLevelType w:val="hybridMultilevel"/>
     <w:tmpl w:val="099ADAF0"/>
@@ -31053,7 +38645,7 @@
       </w:pPr>
     </w:lvl>
   </w:abstractNum>
-  <w:abstractNum w:abstractNumId="1">
+  <w:abstractNum w:abstractNumId="2">
     <w:nsid w:val="162F3B1E"/>
     <w:multiLevelType w:val="hybridMultilevel"/>
     <w:tmpl w:val="94922E1A"/>
@@ -31142,7 +38734,7 @@
       </w:pPr>
     </w:lvl>
   </w:abstractNum>
-  <w:abstractNum w:abstractNumId="2">
+  <w:abstractNum w:abstractNumId="3">
     <w:nsid w:val="1C757225"/>
     <w:multiLevelType w:val="hybridMultilevel"/>
     <w:tmpl w:val="3154CC5E"/>
@@ -31231,7 +38823,97 @@
       </w:pPr>
     </w:lvl>
   </w:abstractNum>
-  <w:abstractNum w:abstractNumId="3">
+  <w:abstractNum w:abstractNumId="4">
+    <w:nsid w:val="1C7A1F0D"/>
+    <w:multiLevelType w:val="hybridMultilevel"/>
+    <w:tmpl w:val="5BB22C24"/>
+    <w:lvl w:ilvl="0" w:tplc="AEEE5534">
+      <w:start w:val="1"/>
+      <w:numFmt w:val="decimal"/>
+      <w:lvlText w:val="%1."/>
+      <w:lvlJc w:val="left"/>
+      <w:pPr>
+        <w:ind w:left="1080" w:hanging="360"/>
+      </w:pPr>
+      <w:rPr>
+        <w:rFonts w:asciiTheme="minorHAnsi" w:hAnsiTheme="minorHAnsi" w:cstheme="minorHAnsi" w:hint="default"/>
+        <w:i w:val="0"/>
+      </w:rPr>
+    </w:lvl>
+    <w:lvl w:ilvl="1" w:tplc="042A0019" w:tentative="1">
+      <w:start w:val="1"/>
+      <w:numFmt w:val="lowerLetter"/>
+      <w:lvlText w:val="%2."/>
+      <w:lvlJc w:val="left"/>
+      <w:pPr>
+        <w:ind w:left="1800" w:hanging="360"/>
+      </w:pPr>
+    </w:lvl>
+    <w:lvl w:ilvl="2" w:tplc="042A001B" w:tentative="1">
+      <w:start w:val="1"/>
+      <w:numFmt w:val="lowerRoman"/>
+      <w:lvlText w:val="%3."/>
+      <w:lvlJc w:val="right"/>
+      <w:pPr>
+        <w:ind w:left="2520" w:hanging="180"/>
+      </w:pPr>
+    </w:lvl>
+    <w:lvl w:ilvl="3" w:tplc="042A000F" w:tentative="1">
+      <w:start w:val="1"/>
+      <w:numFmt w:val="decimal"/>
+      <w:lvlText w:val="%4."/>
+      <w:lvlJc w:val="left"/>
+      <w:pPr>
+        <w:ind w:left="3240" w:hanging="360"/>
+      </w:pPr>
+    </w:lvl>
+    <w:lvl w:ilvl="4" w:tplc="042A0019" w:tentative="1">
+      <w:start w:val="1"/>
+      <w:numFmt w:val="lowerLetter"/>
+      <w:lvlText w:val="%5."/>
+      <w:lvlJc w:val="left"/>
+      <w:pPr>
+        <w:ind w:left="3960" w:hanging="360"/>
+      </w:pPr>
+    </w:lvl>
+    <w:lvl w:ilvl="5" w:tplc="042A001B" w:tentative="1">
+      <w:start w:val="1"/>
+      <w:numFmt w:val="lowerRoman"/>
+      <w:lvlText w:val="%6."/>
+      <w:lvlJc w:val="right"/>
+      <w:pPr>
+        <w:ind w:left="4680" w:hanging="180"/>
+      </w:pPr>
+    </w:lvl>
+    <w:lvl w:ilvl="6" w:tplc="042A000F" w:tentative="1">
+      <w:start w:val="1"/>
+      <w:numFmt w:val="decimal"/>
+      <w:lvlText w:val="%7."/>
+      <w:lvlJc w:val="left"/>
+      <w:pPr>
+        <w:ind w:left="5400" w:hanging="360"/>
+      </w:pPr>
+    </w:lvl>
+    <w:lvl w:ilvl="7" w:tplc="042A0019" w:tentative="1">
+      <w:start w:val="1"/>
+      <w:numFmt w:val="lowerLetter"/>
+      <w:lvlText w:val="%8."/>
+      <w:lvlJc w:val="left"/>
+      <w:pPr>
+        <w:ind w:left="6120" w:hanging="360"/>
+      </w:pPr>
+    </w:lvl>
+    <w:lvl w:ilvl="8" w:tplc="042A001B" w:tentative="1">
+      <w:start w:val="1"/>
+      <w:numFmt w:val="lowerRoman"/>
+      <w:lvlText w:val="%9."/>
+      <w:lvlJc w:val="right"/>
+      <w:pPr>
+        <w:ind w:left="6840" w:hanging="180"/>
+      </w:pPr>
+    </w:lvl>
+  </w:abstractNum>
+  <w:abstractNum w:abstractNumId="5">
     <w:nsid w:val="1D267E7C"/>
     <w:multiLevelType w:val="hybridMultilevel"/>
     <w:tmpl w:val="C6C27F6C"/>
@@ -31320,7 +39002,7 @@
       </w:pPr>
     </w:lvl>
   </w:abstractNum>
-  <w:abstractNum w:abstractNumId="4">
+  <w:abstractNum w:abstractNumId="6">
     <w:nsid w:val="1D3A6E3B"/>
     <w:multiLevelType w:val="hybridMultilevel"/>
     <w:tmpl w:val="F08E3748"/>
@@ -31409,7 +39091,96 @@
       </w:pPr>
     </w:lvl>
   </w:abstractNum>
-  <w:abstractNum w:abstractNumId="5">
+  <w:abstractNum w:abstractNumId="7">
+    <w:nsid w:val="1DB430BC"/>
+    <w:multiLevelType w:val="hybridMultilevel"/>
+    <w:tmpl w:val="0EECC80C"/>
+    <w:lvl w:ilvl="0" w:tplc="281AC9D8">
+      <w:start w:val="1"/>
+      <w:numFmt w:val="decimal"/>
+      <w:lvlText w:val="%1."/>
+      <w:lvlJc w:val="left"/>
+      <w:pPr>
+        <w:ind w:left="1080" w:hanging="360"/>
+      </w:pPr>
+      <w:rPr>
+        <w:rFonts w:hint="default"/>
+      </w:rPr>
+    </w:lvl>
+    <w:lvl w:ilvl="1" w:tplc="042A0019" w:tentative="1">
+      <w:start w:val="1"/>
+      <w:numFmt w:val="lowerLetter"/>
+      <w:lvlText w:val="%2."/>
+      <w:lvlJc w:val="left"/>
+      <w:pPr>
+        <w:ind w:left="1800" w:hanging="360"/>
+      </w:pPr>
+    </w:lvl>
+    <w:lvl w:ilvl="2" w:tplc="042A001B" w:tentative="1">
+      <w:start w:val="1"/>
+      <w:numFmt w:val="lowerRoman"/>
+      <w:lvlText w:val="%3."/>
+      <w:lvlJc w:val="right"/>
+      <w:pPr>
+        <w:ind w:left="2520" w:hanging="180"/>
+      </w:pPr>
+    </w:lvl>
+    <w:lvl w:ilvl="3" w:tplc="042A000F" w:tentative="1">
+      <w:start w:val="1"/>
+      <w:numFmt w:val="decimal"/>
+      <w:lvlText w:val="%4."/>
+      <w:lvlJc w:val="left"/>
+      <w:pPr>
+        <w:ind w:left="3240" w:hanging="360"/>
+      </w:pPr>
+    </w:lvl>
+    <w:lvl w:ilvl="4" w:tplc="042A0019" w:tentative="1">
+      <w:start w:val="1"/>
+      <w:numFmt w:val="lowerLetter"/>
+      <w:lvlText w:val="%5."/>
+      <w:lvlJc w:val="left"/>
+      <w:pPr>
+        <w:ind w:left="3960" w:hanging="360"/>
+      </w:pPr>
+    </w:lvl>
+    <w:lvl w:ilvl="5" w:tplc="042A001B" w:tentative="1">
+      <w:start w:val="1"/>
+      <w:numFmt w:val="lowerRoman"/>
+      <w:lvlText w:val="%6."/>
+      <w:lvlJc w:val="right"/>
+      <w:pPr>
+        <w:ind w:left="4680" w:hanging="180"/>
+      </w:pPr>
+    </w:lvl>
+    <w:lvl w:ilvl="6" w:tplc="042A000F" w:tentative="1">
+      <w:start w:val="1"/>
+      <w:numFmt w:val="decimal"/>
+      <w:lvlText w:val="%7."/>
+      <w:lvlJc w:val="left"/>
+      <w:pPr>
+        <w:ind w:left="5400" w:hanging="360"/>
+      </w:pPr>
+    </w:lvl>
+    <w:lvl w:ilvl="7" w:tplc="042A0019" w:tentative="1">
+      <w:start w:val="1"/>
+      <w:numFmt w:val="lowerLetter"/>
+      <w:lvlText w:val="%8."/>
+      <w:lvlJc w:val="left"/>
+      <w:pPr>
+        <w:ind w:left="6120" w:hanging="360"/>
+      </w:pPr>
+    </w:lvl>
+    <w:lvl w:ilvl="8" w:tplc="042A001B" w:tentative="1">
+      <w:start w:val="1"/>
+      <w:numFmt w:val="lowerRoman"/>
+      <w:lvlText w:val="%9."/>
+      <w:lvlJc w:val="right"/>
+      <w:pPr>
+        <w:ind w:left="6840" w:hanging="180"/>
+      </w:pPr>
+    </w:lvl>
+  </w:abstractNum>
+  <w:abstractNum w:abstractNumId="8">
     <w:nsid w:val="26467D1A"/>
     <w:multiLevelType w:val="hybridMultilevel"/>
     <w:tmpl w:val="A2E6EC78"/>
@@ -31521,7 +39292,7 @@
       </w:rPr>
     </w:lvl>
   </w:abstractNum>
-  <w:abstractNum w:abstractNumId="6">
+  <w:abstractNum w:abstractNumId="9">
     <w:nsid w:val="33EA6844"/>
     <w:multiLevelType w:val="hybridMultilevel"/>
     <w:tmpl w:val="D33E6924"/>
@@ -31610,7 +39381,7 @@
       </w:pPr>
     </w:lvl>
   </w:abstractNum>
-  <w:abstractNum w:abstractNumId="7">
+  <w:abstractNum w:abstractNumId="10">
     <w:nsid w:val="34C77095"/>
     <w:multiLevelType w:val="hybridMultilevel"/>
     <w:tmpl w:val="ADCE2B90"/>
@@ -31723,7 +39494,7 @@
       </w:rPr>
     </w:lvl>
   </w:abstractNum>
-  <w:abstractNum w:abstractNumId="8">
+  <w:abstractNum w:abstractNumId="11">
     <w:nsid w:val="393A351C"/>
     <w:multiLevelType w:val="hybridMultilevel"/>
     <w:tmpl w:val="1D080682"/>
@@ -31835,7 +39606,7 @@
       </w:rPr>
     </w:lvl>
   </w:abstractNum>
-  <w:abstractNum w:abstractNumId="9">
+  <w:abstractNum w:abstractNumId="12">
     <w:nsid w:val="46934615"/>
     <w:multiLevelType w:val="hybridMultilevel"/>
     <w:tmpl w:val="3F249182"/>
@@ -31947,7 +39718,7 @@
       </w:rPr>
     </w:lvl>
   </w:abstractNum>
-  <w:abstractNum w:abstractNumId="10">
+  <w:abstractNum w:abstractNumId="13">
     <w:nsid w:val="526B29F8"/>
     <w:multiLevelType w:val="hybridMultilevel"/>
     <w:tmpl w:val="D26E4FD0"/>
@@ -32036,7 +39807,7 @@
       </w:pPr>
     </w:lvl>
   </w:abstractNum>
-  <w:abstractNum w:abstractNumId="11">
+  <w:abstractNum w:abstractNumId="14">
     <w:nsid w:val="527C35A0"/>
     <w:multiLevelType w:val="hybridMultilevel"/>
     <w:tmpl w:val="EAEE52C4"/>
@@ -32125,7 +39896,7 @@
       </w:pPr>
     </w:lvl>
   </w:abstractNum>
-  <w:abstractNum w:abstractNumId="12">
+  <w:abstractNum w:abstractNumId="15">
     <w:nsid w:val="53650867"/>
     <w:multiLevelType w:val="hybridMultilevel"/>
     <w:tmpl w:val="312267D0"/>
@@ -32214,7 +39985,7 @@
       </w:pPr>
     </w:lvl>
   </w:abstractNum>
-  <w:abstractNum w:abstractNumId="13">
+  <w:abstractNum w:abstractNumId="16">
     <w:nsid w:val="5EAF3AFE"/>
     <w:multiLevelType w:val="hybridMultilevel"/>
     <w:tmpl w:val="A4303A0C"/>
@@ -32303,7 +40074,7 @@
       </w:pPr>
     </w:lvl>
   </w:abstractNum>
-  <w:abstractNum w:abstractNumId="14">
+  <w:abstractNum w:abstractNumId="17">
     <w:nsid w:val="65C1615C"/>
     <w:multiLevelType w:val="hybridMultilevel"/>
     <w:tmpl w:val="9F9CB978"/>
@@ -32392,7 +40163,7 @@
       </w:pPr>
     </w:lvl>
   </w:abstractNum>
-  <w:abstractNum w:abstractNumId="15">
+  <w:abstractNum w:abstractNumId="18">
     <w:nsid w:val="70361C3F"/>
     <w:multiLevelType w:val="hybridMultilevel"/>
     <w:tmpl w:val="1CF40154"/>
@@ -32506,7 +40277,7 @@
       </w:rPr>
     </w:lvl>
   </w:abstractNum>
-  <w:abstractNum w:abstractNumId="16">
+  <w:abstractNum w:abstractNumId="19">
     <w:nsid w:val="72E05CC5"/>
     <w:multiLevelType w:val="hybridMultilevel"/>
     <w:tmpl w:val="7270C802"/>
@@ -32595,7 +40366,96 @@
       </w:pPr>
     </w:lvl>
   </w:abstractNum>
-  <w:abstractNum w:abstractNumId="17">
+  <w:abstractNum w:abstractNumId="20">
+    <w:nsid w:val="7B3442C9"/>
+    <w:multiLevelType w:val="hybridMultilevel"/>
+    <w:tmpl w:val="F4F29318"/>
+    <w:lvl w:ilvl="0" w:tplc="003AF05E">
+      <w:start w:val="1"/>
+      <w:numFmt w:val="decimal"/>
+      <w:lvlText w:val="%1."/>
+      <w:lvlJc w:val="left"/>
+      <w:pPr>
+        <w:ind w:left="1080" w:hanging="360"/>
+      </w:pPr>
+      <w:rPr>
+        <w:rFonts w:hint="default"/>
+      </w:rPr>
+    </w:lvl>
+    <w:lvl w:ilvl="1" w:tplc="042A0019" w:tentative="1">
+      <w:start w:val="1"/>
+      <w:numFmt w:val="lowerLetter"/>
+      <w:lvlText w:val="%2."/>
+      <w:lvlJc w:val="left"/>
+      <w:pPr>
+        <w:ind w:left="1800" w:hanging="360"/>
+      </w:pPr>
+    </w:lvl>
+    <w:lvl w:ilvl="2" w:tplc="042A001B" w:tentative="1">
+      <w:start w:val="1"/>
+      <w:numFmt w:val="lowerRoman"/>
+      <w:lvlText w:val="%3."/>
+      <w:lvlJc w:val="right"/>
+      <w:pPr>
+        <w:ind w:left="2520" w:hanging="180"/>
+      </w:pPr>
+    </w:lvl>
+    <w:lvl w:ilvl="3" w:tplc="042A000F" w:tentative="1">
+      <w:start w:val="1"/>
+      <w:numFmt w:val="decimal"/>
+      <w:lvlText w:val="%4."/>
+      <w:lvlJc w:val="left"/>
+      <w:pPr>
+        <w:ind w:left="3240" w:hanging="360"/>
+      </w:pPr>
+    </w:lvl>
+    <w:lvl w:ilvl="4" w:tplc="042A0019" w:tentative="1">
+      <w:start w:val="1"/>
+      <w:numFmt w:val="lowerLetter"/>
+      <w:lvlText w:val="%5."/>
+      <w:lvlJc w:val="left"/>
+      <w:pPr>
+        <w:ind w:left="3960" w:hanging="360"/>
+      </w:pPr>
+    </w:lvl>
+    <w:lvl w:ilvl="5" w:tplc="042A001B" w:tentative="1">
+      <w:start w:val="1"/>
+      <w:numFmt w:val="lowerRoman"/>
+      <w:lvlText w:val="%6."/>
+      <w:lvlJc w:val="right"/>
+      <w:pPr>
+        <w:ind w:left="4680" w:hanging="180"/>
+      </w:pPr>
+    </w:lvl>
+    <w:lvl w:ilvl="6" w:tplc="042A000F" w:tentative="1">
+      <w:start w:val="1"/>
+      <w:numFmt w:val="decimal"/>
+      <w:lvlText w:val="%7."/>
+      <w:lvlJc w:val="left"/>
+      <w:pPr>
+        <w:ind w:left="5400" w:hanging="360"/>
+      </w:pPr>
+    </w:lvl>
+    <w:lvl w:ilvl="7" w:tplc="042A0019" w:tentative="1">
+      <w:start w:val="1"/>
+      <w:numFmt w:val="lowerLetter"/>
+      <w:lvlText w:val="%8."/>
+      <w:lvlJc w:val="left"/>
+      <w:pPr>
+        <w:ind w:left="6120" w:hanging="360"/>
+      </w:pPr>
+    </w:lvl>
+    <w:lvl w:ilvl="8" w:tplc="042A001B" w:tentative="1">
+      <w:start w:val="1"/>
+      <w:numFmt w:val="lowerRoman"/>
+      <w:lvlText w:val="%9."/>
+      <w:lvlJc w:val="right"/>
+      <w:pPr>
+        <w:ind w:left="6840" w:hanging="180"/>
+      </w:pPr>
+    </w:lvl>
+  </w:abstractNum>
+  <w:abstractNum w:abstractNumId="21">
     <w:nsid w:val="7E78030C"/>
     <w:multiLevelType w:val="hybridMultilevel"/>
     <w:tmpl w:val="4BC8D0D6"/>
@@ -32708,58 +40568,70 @@
     </w:lvl>
   </w:abstractNum>
   <w:num w:numId="1">
+    <w:abstractNumId w:val="11"/>
+  </w:num>
+  <w:num w:numId="2">
+    <w:abstractNumId w:val="21"/>
+  </w:num>
+  <w:num w:numId="3">
     <w:abstractNumId w:val="8"/>
   </w:num>
-  <w:num w:numId="2">
+  <w:num w:numId="4">
+    <w:abstractNumId w:val="12"/>
+  </w:num>
+  <w:num w:numId="5">
+    <w:abstractNumId w:val="6"/>
+  </w:num>
+  <w:num w:numId="6">
+    <w:abstractNumId w:val="10"/>
+  </w:num>
+  <w:num w:numId="7">
+    <w:abstractNumId w:val="14"/>
+  </w:num>
+  <w:num w:numId="8">
+    <w:abstractNumId w:val="18"/>
+  </w:num>
+  <w:num w:numId="9">
+    <w:abstractNumId w:val="15"/>
+  </w:num>
+  <w:num w:numId="10">
     <w:abstractNumId w:val="17"/>
   </w:num>
-  <w:num w:numId="3">
+  <w:num w:numId="11">
+    <w:abstractNumId w:val="19"/>
+  </w:num>
+  <w:num w:numId="12">
+    <w:abstractNumId w:val="1"/>
+  </w:num>
+  <w:num w:numId="13">
+    <w:abstractNumId w:val="16"/>
+  </w:num>
+  <w:num w:numId="14">
     <w:abstractNumId w:val="5"/>
   </w:num>
-  <w:num w:numId="4">
+  <w:num w:numId="15">
+    <w:abstractNumId w:val="2"/>
+  </w:num>
+  <w:num w:numId="16">
+    <w:abstractNumId w:val="13"/>
+  </w:num>
+  <w:num w:numId="17">
     <w:abstractNumId w:val="9"/>
   </w:num>
-  <w:num w:numId="5">
+  <w:num w:numId="18">
+    <w:abstractNumId w:val="3"/>
+  </w:num>
+  <w:num w:numId="19">
+    <w:abstractNumId w:val="20"/>
+  </w:num>
+  <w:num w:numId="20">
+    <w:abstractNumId w:val="0"/>
+  </w:num>
+  <w:num w:numId="21">
     <w:abstractNumId w:val="4"/>
   </w:num>
-  <w:num w:numId="6">
+  <w:num w:numId="22">
     <w:abstractNumId w:val="7"/>
-  </w:num>
-  <w:num w:numId="7">
-    <w:abstractNumId w:val="11"/>
-  </w:num>
-  <w:num w:numId="8">
-    <w:abstractNumId w:val="15"/>
-  </w:num>
-  <w:num w:numId="9">
-    <w:abstractNumId w:val="12"/>
-  </w:num>
-  <w:num w:numId="10">
-    <w:abstractNumId w:val="14"/>
-  </w:num>
-  <w:num w:numId="11">
-    <w:abstractNumId w:val="16"/>
-  </w:num>
-  <w:num w:numId="12">
-    <w:abstractNumId w:val="0"/>
-  </w:num>
-  <w:num w:numId="13">
-    <w:abstractNumId w:val="13"/>
-  </w:num>
-  <w:num w:numId="14">
-    <w:abstractNumId w:val="3"/>
-  </w:num>
-  <w:num w:numId="15">
-    <w:abstractNumId w:val="1"/>
-  </w:num>
-  <w:num w:numId="16">
-    <w:abstractNumId w:val="10"/>
-  </w:num>
-  <w:num w:numId="17">
-    <w:abstractNumId w:val="6"/>
-  </w:num>
-  <w:num w:numId="18">
-    <w:abstractNumId w:val="2"/>
   </w:num>
 </w:numbering>
 </file>

--- a/algorithm.docx
+++ b/algorithm.docx
@@ -8465,14 +8465,7 @@
                           <w:rFonts w:ascii="Cambria Math" w:hAnsi="Cambria Math"/>
                           <w:lang w:val="en-US"/>
                         </w:rPr>
-                        <m:t>ol</m:t>
-                      </m:r>
-                      <m:r>
-                        <w:rPr>
-                          <w:rFonts w:ascii="Cambria Math" w:hAnsi="Cambria Math"/>
-                          <w:lang w:val="en-US"/>
-                        </w:rPr>
-                        <m:t>d</m:t>
+                        <m:t>old</m:t>
                       </m:r>
                     </m:sub>
                     <m:sup>
@@ -11295,6 +11288,12 @@
         </w:rPr>
         <w:t>Hidden dùng hàm kích hoạt Tanh</w:t>
       </w:r>
+      <w:r>
+        <w:rPr>
+          <w:lang w:val="en-US"/>
+        </w:rPr>
+        <w:t>, bởi vì Weight và Bias bị nhân lại quá nhiều lần nên có thể khiến cho kết quả trở nên cực lớn, dùng hàm Tanh để giới hạn giữa 0 và 1</w:t>
+      </w:r>
     </w:p>
     <w:p>
       <w:pPr>
@@ -11313,6 +11312,8 @@
         </w:rPr>
         <w:t>Output dùng hàm kích hoạt Softmax</w:t>
       </w:r>
+      <w:bookmarkStart w:id="0" w:name="_GoBack"/>
+      <w:bookmarkEnd w:id="0"/>
     </w:p>
     <w:p>
       <w:pPr>
@@ -11411,8 +11412,6 @@
         </w:rPr>
         <w:t>Tưởng?</w:t>
       </w:r>
-      <w:bookmarkStart w:id="0" w:name="_GoBack"/>
-      <w:bookmarkEnd w:id="0"/>
     </w:p>
     <w:p>
       <w:pPr>
@@ -11798,6 +11797,7 @@
         <w:rPr>
           <w:lang w:val="en-US"/>
         </w:rPr>
+        <w:lastRenderedPageBreak/>
         <w:t>Sử dụng MLP để cập nhật giá trị của S theo thời gian bằng phương pháp Euler</w:t>
       </w:r>
       <w:r>
@@ -11835,14 +11835,7 @@
         <w:rPr>
           <w:lang w:val="en-US"/>
         </w:rPr>
-        <w:t xml:space="preserve">, tính Loss rồi lan truyền </w:t>
-      </w:r>
-      <w:r>
-        <w:rPr>
-          <w:lang w:val="en-US"/>
-        </w:rPr>
-        <w:lastRenderedPageBreak/>
-        <w:t xml:space="preserve">ngược, </w:t>
+        <w:t xml:space="preserve">, tính Loss rồi lan truyền ngược, </w:t>
       </w:r>
       <w:r>
         <w:rPr>
@@ -16051,6 +16044,7 @@
           <w:rFonts w:eastAsiaTheme="minorEastAsia"/>
           <w:lang w:val="en-US"/>
         </w:rPr>
+        <w:lastRenderedPageBreak/>
         <w:t>Cuối cùng là Gradient của t</w:t>
       </w:r>
       <w:r>
@@ -16121,14 +16115,7 @@
                   <w:rFonts w:ascii="Cambria Math" w:eastAsiaTheme="minorEastAsia" w:hAnsi="Cambria Math"/>
                   <w:lang w:val="en-US"/>
                 </w:rPr>
-                <m:t>∂</m:t>
-              </m:r>
-              <m:r>
-                <w:rPr>
-                  <w:rFonts w:ascii="Cambria Math" w:eastAsiaTheme="minorEastAsia" w:hAnsi="Cambria Math"/>
-                  <w:lang w:val="en-US"/>
-                </w:rPr>
-                <m:t>L</m:t>
+                <m:t>∂L</m:t>
               </m:r>
             </m:num>
             <m:den>
@@ -16195,14 +16182,7 @@
                   <w:rFonts w:ascii="Cambria Math" w:eastAsiaTheme="minorEastAsia" w:hAnsi="Cambria Math"/>
                   <w:lang w:val="en-US"/>
                 </w:rPr>
-                <m:t>∂</m:t>
-              </m:r>
-              <m:r>
-                <w:rPr>
-                  <w:rFonts w:ascii="Cambria Math" w:eastAsiaTheme="minorEastAsia" w:hAnsi="Cambria Math"/>
-                  <w:lang w:val="en-US"/>
-                </w:rPr>
-                <m:t>L</m:t>
+                <m:t>∂L</m:t>
               </m:r>
             </m:num>
             <m:den>
@@ -16450,14 +16430,7 @@
                   <w:rFonts w:ascii="Cambria Math" w:eastAsiaTheme="minorEastAsia" w:hAnsi="Cambria Math"/>
                   <w:lang w:val="en-US"/>
                 </w:rPr>
-                <m:t>∂</m:t>
-              </m:r>
-              <m:r>
-                <w:rPr>
-                  <w:rFonts w:ascii="Cambria Math" w:eastAsiaTheme="minorEastAsia" w:hAnsi="Cambria Math"/>
-                  <w:lang w:val="en-US"/>
-                </w:rPr>
-                <m:t>t</m:t>
+                <m:t>∂t</m:t>
               </m:r>
             </m:den>
           </m:f>
@@ -16627,14 +16600,7 @@
                   <w:rFonts w:ascii="Cambria Math" w:eastAsiaTheme="minorEastAsia" w:hAnsi="Cambria Math"/>
                   <w:lang w:val="en-US"/>
                 </w:rPr>
-                <m:t>∂</m:t>
-              </m:r>
-              <m:r>
-                <w:rPr>
-                  <w:rFonts w:ascii="Cambria Math" w:eastAsiaTheme="minorEastAsia" w:hAnsi="Cambria Math"/>
-                  <w:lang w:val="en-US"/>
-                </w:rPr>
-                <m:t>L</m:t>
+                <m:t>∂L</m:t>
               </m:r>
             </m:num>
             <m:den>
@@ -17415,14 +17381,7 @@
                   <w:rFonts w:ascii="Cambria Math" w:eastAsiaTheme="minorEastAsia" w:hAnsi="Cambria Math"/>
                   <w:lang w:val="en-US"/>
                 </w:rPr>
-                <m:t>∂</m:t>
-              </m:r>
-              <m:r>
-                <w:rPr>
-                  <w:rFonts w:ascii="Cambria Math" w:eastAsiaTheme="minorEastAsia" w:hAnsi="Cambria Math"/>
-                  <w:lang w:val="en-US"/>
-                </w:rPr>
-                <m:t>t</m:t>
+                <m:t>∂t</m:t>
               </m:r>
             </m:den>
           </m:f>
@@ -17521,14 +17480,7 @@
                   <w:rFonts w:ascii="Cambria Math" w:eastAsiaTheme="minorEastAsia" w:hAnsi="Cambria Math"/>
                   <w:lang w:val="en-US"/>
                 </w:rPr>
-                <m:t>∂</m:t>
-              </m:r>
-              <m:r>
-                <w:rPr>
-                  <w:rFonts w:ascii="Cambria Math" w:eastAsiaTheme="minorEastAsia" w:hAnsi="Cambria Math"/>
-                  <w:lang w:val="en-US"/>
-                </w:rPr>
-                <m:t>t</m:t>
+                <m:t>∂t</m:t>
               </m:r>
             </m:den>
           </m:f>
@@ -17627,14 +17579,7 @@
                   <w:rFonts w:ascii="Cambria Math" w:eastAsiaTheme="minorEastAsia" w:hAnsi="Cambria Math"/>
                   <w:lang w:val="en-US"/>
                 </w:rPr>
-                <m:t>∂</m:t>
-              </m:r>
-              <m:r>
-                <w:rPr>
-                  <w:rFonts w:ascii="Cambria Math" w:eastAsiaTheme="minorEastAsia" w:hAnsi="Cambria Math"/>
-                  <w:lang w:val="en-US"/>
-                </w:rPr>
-                <m:t>t</m:t>
+                <m:t>∂t</m:t>
               </m:r>
             </m:den>
           </m:f>
@@ -17876,14 +17821,7 @@
                       <w:rFonts w:ascii="Cambria Math" w:eastAsiaTheme="minorEastAsia" w:hAnsi="Cambria Math"/>
                       <w:lang w:val="en-US"/>
                     </w:rPr>
-                    <m:t>∂</m:t>
-                  </m:r>
-                  <m:r>
-                    <w:rPr>
-                      <w:rFonts w:ascii="Cambria Math" w:eastAsiaTheme="minorEastAsia" w:hAnsi="Cambria Math"/>
-                      <w:lang w:val="en-US"/>
-                    </w:rPr>
-                    <m:t>t</m:t>
+                    <m:t>∂t</m:t>
                   </m:r>
                 </m:den>
               </m:f>

--- a/algorithm.docx
+++ b/algorithm.docx
@@ -11101,18 +11101,20 @@
           <w:lang w:val="en-US"/>
         </w:rPr>
       </w:pPr>
-    </w:p>
-    <w:p>
-      <w:pPr>
-        <w:rPr>
-          <w:lang w:val="en-US"/>
-        </w:rPr>
-      </w:pPr>
-      <w:r>
-        <w:rPr>
-          <w:lang w:val="en-US"/>
-        </w:rPr>
-        <w:t>RNN – Recurrent Neural Network:</w:t>
+      <w:bookmarkStart w:id="0" w:name="_GoBack"/>
+      <w:bookmarkEnd w:id="0"/>
+    </w:p>
+    <w:p>
+      <w:pPr>
+        <w:rPr>
+          <w:lang w:val="en-US"/>
+        </w:rPr>
+      </w:pPr>
+      <w:r>
+        <w:rPr>
+          <w:lang w:val="en-US"/>
+        </w:rPr>
+        <w:t>Neural ODE – Neural Differential Equation:</w:t>
       </w:r>
     </w:p>
     <w:p>
@@ -11120,7 +11122,7 @@
         <w:pStyle w:val="ListParagraph"/>
         <w:numPr>
           <w:ilvl w:val="0"/>
-          <w:numId w:val="14"/>
+          <w:numId w:val="21"/>
         </w:numPr>
         <w:rPr>
           <w:lang w:val="en-US"/>
@@ -11154,7 +11156,220 @@
         <w:rPr>
           <w:lang w:val="en-US"/>
         </w:rPr>
-        <w:t>Lớp Hidden Feed vào chính nó</w:t>
+        <w:t xml:space="preserve">Giả sử bạn có 1 MLP, trong có có 1 dãy các Layer </w:t>
+      </w:r>
+      <w:r>
+        <w:rPr>
+          <w:lang w:val="en-US"/>
+        </w:rPr>
+        <w:t xml:space="preserve">ở giữa </w:t>
+      </w:r>
+      <w:r>
+        <w:rPr>
+          <w:lang w:val="en-US"/>
+        </w:rPr>
+        <w:t>với cùng số</w:t>
+      </w:r>
+      <w:r>
+        <w:rPr>
+          <w:lang w:val="en-US"/>
+        </w:rPr>
+        <w:t xml:space="preserve"> Neuron</w:t>
+      </w:r>
+      <w:r>
+        <w:rPr>
+          <w:lang w:val="en-US"/>
+        </w:rPr>
+        <w:t>, hay nói cách khác cùng số chiều</w:t>
+      </w:r>
+      <w:r>
+        <w:rPr>
+          <w:lang w:val="en-US"/>
+        </w:rPr>
+        <w:t xml:space="preserve"> là D</w:t>
+      </w:r>
+      <w:r>
+        <w:rPr>
+          <w:lang w:val="en-US"/>
+        </w:rPr>
+        <w:t>, trong dãy này, gọi</w:t>
+      </w:r>
+      <w:r>
+        <w:rPr>
+          <w:lang w:val="en-US"/>
+        </w:rPr>
+        <w:t xml:space="preserve"> trạng thái của</w:t>
+      </w:r>
+      <w:r>
+        <w:rPr>
+          <w:lang w:val="en-US"/>
+        </w:rPr>
+        <w:t xml:space="preserve"> Layer đầu tiên là </w:t>
+      </w:r>
+      <w:r>
+        <w:rPr>
+          <w:lang w:val="en-US"/>
+        </w:rPr>
+        <w:t>S</w:t>
+      </w:r>
+      <w:r>
+        <w:rPr>
+          <w:vertAlign w:val="subscript"/>
+          <w:lang w:val="en-US"/>
+        </w:rPr>
+        <w:t>0</w:t>
+      </w:r>
+      <w:r>
+        <w:rPr>
+          <w:lang w:val="en-US"/>
+        </w:rPr>
+        <w:t xml:space="preserve">, cuối cùng là </w:t>
+      </w:r>
+      <w:r>
+        <w:rPr>
+          <w:lang w:val="en-US"/>
+        </w:rPr>
+        <w:t>S</w:t>
+      </w:r>
+      <w:r>
+        <w:rPr>
+          <w:vertAlign w:val="subscript"/>
+          <w:lang w:val="en-US"/>
+        </w:rPr>
+        <w:t>N</w:t>
+      </w:r>
+      <w:r>
+        <w:rPr>
+          <w:lang w:val="en-US"/>
+        </w:rPr>
+        <w:t>,</w:t>
+      </w:r>
+      <w:r>
+        <w:rPr>
+          <w:lang w:val="en-US"/>
+        </w:rPr>
+        <w:t xml:space="preserve"> lưu ý S là Vector dọc,</w:t>
+      </w:r>
+      <w:r>
+        <w:rPr>
+          <w:lang w:val="en-US"/>
+        </w:rPr>
+        <w:t xml:space="preserve"> thì thay vì phải tạo ra hàng tá Layer giữa </w:t>
+      </w:r>
+      <w:r>
+        <w:rPr>
+          <w:lang w:val="en-US"/>
+        </w:rPr>
+        <w:t>S</w:t>
+      </w:r>
+      <w:r>
+        <w:rPr>
+          <w:vertAlign w:val="subscript"/>
+          <w:lang w:val="en-US"/>
+        </w:rPr>
+        <w:t>0</w:t>
+      </w:r>
+      <w:r>
+        <w:rPr>
+          <w:lang w:val="en-US"/>
+        </w:rPr>
+        <w:t xml:space="preserve"> và </w:t>
+      </w:r>
+      <w:r>
+        <w:rPr>
+          <w:lang w:val="en-US"/>
+        </w:rPr>
+        <w:t>S</w:t>
+      </w:r>
+      <w:r>
+        <w:rPr>
+          <w:vertAlign w:val="subscript"/>
+          <w:lang w:val="en-US"/>
+        </w:rPr>
+        <w:t>N</w:t>
+      </w:r>
+      <w:r>
+        <w:rPr>
+          <w:lang w:val="en-US"/>
+        </w:rPr>
+        <w:t xml:space="preserve">, thì ta thay tất cả = 1 phương trình vi phân duy nhất, phương trình này nhận </w:t>
+      </w:r>
+      <w:r>
+        <w:rPr>
+          <w:lang w:val="en-US"/>
+        </w:rPr>
+        <w:t>S</w:t>
+      </w:r>
+      <w:r>
+        <w:rPr>
+          <w:vertAlign w:val="subscript"/>
+          <w:lang w:val="en-US"/>
+        </w:rPr>
+        <w:t>0</w:t>
+      </w:r>
+      <w:r>
+        <w:rPr>
+          <w:lang w:val="en-US"/>
+        </w:rPr>
+        <w:t xml:space="preserve"> làm giá trị xuất phát</w:t>
+      </w:r>
+      <w:r>
+        <w:rPr>
+          <w:lang w:val="en-US"/>
+        </w:rPr>
+        <w:t xml:space="preserve"> tại thời điểm t</w:t>
+      </w:r>
+      <w:r>
+        <w:rPr>
+          <w:vertAlign w:val="subscript"/>
+          <w:lang w:val="en-US"/>
+        </w:rPr>
+        <w:t>0</w:t>
+      </w:r>
+      <w:r>
+        <w:rPr>
+          <w:lang w:val="en-US"/>
+        </w:rPr>
+        <w:t>, có tác dụ</w:t>
+      </w:r>
+      <w:r>
+        <w:rPr>
+          <w:lang w:val="en-US"/>
+        </w:rPr>
+        <w:t>ng đi từ S</w:t>
+      </w:r>
+      <w:r>
+        <w:rPr>
+          <w:vertAlign w:val="subscript"/>
+          <w:lang w:val="en-US"/>
+        </w:rPr>
+        <w:t>0</w:t>
+      </w:r>
+      <w:r>
+        <w:rPr>
+          <w:lang w:val="en-US"/>
+        </w:rPr>
+        <w:t xml:space="preserve"> đến S</w:t>
+      </w:r>
+      <w:r>
+        <w:rPr>
+          <w:vertAlign w:val="subscript"/>
+          <w:lang w:val="en-US"/>
+        </w:rPr>
+        <w:t>N</w:t>
+      </w:r>
+      <w:r>
+        <w:rPr>
+          <w:lang w:val="en-US"/>
+        </w:rPr>
+        <w:t xml:space="preserve"> tại thời điểm t</w:t>
+      </w:r>
+      <w:r>
+        <w:rPr>
+          <w:vertAlign w:val="subscript"/>
+          <w:lang w:val="en-US"/>
+        </w:rPr>
+        <w:t>N</w:t>
       </w:r>
     </w:p>
     <w:p>
@@ -11172,493 +11387,7 @@
         <w:rPr>
           <w:lang w:val="en-US"/>
         </w:rPr>
-        <w:t>Dùng cho dữ liệu Sequence</w:t>
-      </w:r>
-    </w:p>
-    <w:p>
-      <w:pPr>
-        <w:pStyle w:val="ListParagraph"/>
-        <w:numPr>
-          <w:ilvl w:val="0"/>
-          <w:numId w:val="14"/>
-        </w:numPr>
-        <w:rPr>
-          <w:lang w:val="en-US"/>
-        </w:rPr>
-      </w:pPr>
-      <w:r>
-        <w:rPr>
-          <w:lang w:val="en-US"/>
-        </w:rPr>
-        <w:t>Sơ Đồ?</w:t>
-      </w:r>
-    </w:p>
-    <w:p>
-      <w:pPr>
-        <w:pStyle w:val="ListParagraph"/>
-        <w:numPr>
-          <w:ilvl w:val="0"/>
-          <w:numId w:val="6"/>
-        </w:numPr>
-        <w:rPr>
-          <w:lang w:val="en-US"/>
-        </w:rPr>
-      </w:pPr>
-      <w:r>
-        <w:rPr>
-          <w:noProof/>
-          <w:lang w:eastAsia="vi-VN"/>
-        </w:rPr>
         <w:lastRenderedPageBreak/>
-        <w:drawing>
-          <wp:inline distT="0" distB="0" distL="0" distR="0">
-            <wp:extent cx="4787528" cy="3830128"/>
-            <wp:effectExtent l="0" t="0" r="0" b="0"/>
-            <wp:docPr id="2" name="Picture 2"/>
-            <wp:cNvGraphicFramePr>
-              <a:graphicFrameLocks xmlns:a="http://schemas.openxmlformats.org/drawingml/2006/main" noChangeAspect="1"/>
-            </wp:cNvGraphicFramePr>
-            <a:graphic xmlns:a="http://schemas.openxmlformats.org/drawingml/2006/main">
-              <a:graphicData uri="http://schemas.openxmlformats.org/drawingml/2006/picture">
-                <pic:pic xmlns:pic="http://schemas.openxmlformats.org/drawingml/2006/picture">
-                  <pic:nvPicPr>
-                    <pic:cNvPr id="0" name="Untitled-1.jpg"/>
-                    <pic:cNvPicPr/>
-                  </pic:nvPicPr>
-                  <pic:blipFill>
-                    <a:blip r:embed="rId6">
-                      <a:extLst>
-                        <a:ext uri="{28A0092B-C50C-407E-A947-70E740481C1C}">
-                          <a14:useLocalDpi xmlns:a14="http://schemas.microsoft.com/office/drawing/2010/main" val="0"/>
-                        </a:ext>
-                      </a:extLst>
-                    </a:blip>
-                    <a:stretch>
-                      <a:fillRect/>
-                    </a:stretch>
-                  </pic:blipFill>
-                  <pic:spPr>
-                    <a:xfrm>
-                      <a:off x="0" y="0"/>
-                      <a:ext cx="4792449" cy="3834065"/>
-                    </a:xfrm>
-                    <a:prstGeom prst="rect">
-                      <a:avLst/>
-                    </a:prstGeom>
-                  </pic:spPr>
-                </pic:pic>
-              </a:graphicData>
-            </a:graphic>
-          </wp:inline>
-        </w:drawing>
-      </w:r>
-    </w:p>
-    <w:p>
-      <w:pPr>
-        <w:pStyle w:val="ListParagraph"/>
-        <w:numPr>
-          <w:ilvl w:val="0"/>
-          <w:numId w:val="6"/>
-        </w:numPr>
-        <w:rPr>
-          <w:lang w:val="en-US"/>
-        </w:rPr>
-      </w:pPr>
-      <w:r>
-        <w:rPr>
-          <w:lang w:val="en-US"/>
-        </w:rPr>
-        <w:t>t là thứ tự Feed</w:t>
-      </w:r>
-    </w:p>
-    <w:p>
-      <w:pPr>
-        <w:pStyle w:val="ListParagraph"/>
-        <w:numPr>
-          <w:ilvl w:val="0"/>
-          <w:numId w:val="6"/>
-        </w:numPr>
-        <w:rPr>
-          <w:lang w:val="en-US"/>
-        </w:rPr>
-      </w:pPr>
-      <w:r>
-        <w:rPr>
-          <w:lang w:val="en-US"/>
-        </w:rPr>
-        <w:t>Hidden dùng hàm kích hoạt Tanh</w:t>
-      </w:r>
-      <w:r>
-        <w:rPr>
-          <w:lang w:val="en-US"/>
-        </w:rPr>
-        <w:t>, bởi vì Weight và Bias bị nhân lại quá nhiều lần nên có thể khiến cho kết quả trở nên cực lớn, dùng hàm Tanh để giới hạn giữa 0 và 1</w:t>
-      </w:r>
-    </w:p>
-    <w:p>
-      <w:pPr>
-        <w:pStyle w:val="ListParagraph"/>
-        <w:numPr>
-          <w:ilvl w:val="0"/>
-          <w:numId w:val="6"/>
-        </w:numPr>
-        <w:rPr>
-          <w:lang w:val="en-US"/>
-        </w:rPr>
-      </w:pPr>
-      <w:r>
-        <w:rPr>
-          <w:lang w:val="en-US"/>
-        </w:rPr>
-        <w:t>Output dùng hàm kích hoạt Softmax</w:t>
-      </w:r>
-      <w:bookmarkStart w:id="0" w:name="_GoBack"/>
-      <w:bookmarkEnd w:id="0"/>
-    </w:p>
-    <w:p>
-      <w:pPr>
-        <w:pStyle w:val="ListParagraph"/>
-        <w:numPr>
-          <w:ilvl w:val="0"/>
-          <w:numId w:val="6"/>
-        </w:numPr>
-        <w:rPr>
-          <w:lang w:val="en-US"/>
-        </w:rPr>
-      </w:pPr>
-      <w:r>
-        <w:rPr>
-          <w:lang w:val="en-US"/>
-        </w:rPr>
-        <w:t>Hàm Loss là Cross Entropy</w:t>
-      </w:r>
-    </w:p>
-    <w:p>
-      <w:pPr>
-        <w:pStyle w:val="ListParagraph"/>
-        <w:numPr>
-          <w:ilvl w:val="0"/>
-          <w:numId w:val="6"/>
-        </w:numPr>
-        <w:rPr>
-          <w:lang w:val="en-US"/>
-        </w:rPr>
-      </w:pPr>
-      <w:r>
-        <w:rPr>
-          <w:lang w:val="en-US"/>
-        </w:rPr>
-        <w:t>Optimizer là Adam</w:t>
-      </w:r>
-    </w:p>
-    <w:p>
-      <w:pPr>
-        <w:pStyle w:val="ListParagraph"/>
-        <w:numPr>
-          <w:ilvl w:val="0"/>
-          <w:numId w:val="6"/>
-        </w:numPr>
-        <w:rPr>
-          <w:lang w:val="en-US"/>
-        </w:rPr>
-      </w:pPr>
-      <w:r>
-        <w:rPr>
-          <w:lang w:val="en-US"/>
-        </w:rPr>
-        <w:t>Mục tiêu là dự đoán từ tiếp theo của “Tôi Là Iron”, đó là “Man”</w:t>
-      </w:r>
-    </w:p>
-    <w:p>
-      <w:pPr>
-        <w:rPr>
-          <w:lang w:val="en-US"/>
-        </w:rPr>
-      </w:pPr>
-    </w:p>
-    <w:p>
-      <w:pPr>
-        <w:rPr>
-          <w:lang w:val="en-US"/>
-        </w:rPr>
-      </w:pPr>
-      <w:r>
-        <w:rPr>
-          <w:lang w:val="en-US"/>
-        </w:rPr>
-        <w:t>Neural ODE – Neural Differential Equation:</w:t>
-      </w:r>
-    </w:p>
-    <w:p>
-      <w:pPr>
-        <w:pStyle w:val="ListParagraph"/>
-        <w:numPr>
-          <w:ilvl w:val="0"/>
-          <w:numId w:val="21"/>
-        </w:numPr>
-        <w:rPr>
-          <w:lang w:val="en-US"/>
-        </w:rPr>
-      </w:pPr>
-      <w:r>
-        <w:rPr>
-          <w:lang w:val="en-US"/>
-        </w:rPr>
-        <w:t xml:space="preserve">Ý </w:t>
-      </w:r>
-      <w:r>
-        <w:rPr>
-          <w:lang w:val="en-US"/>
-        </w:rPr>
-        <w:t>Tưởng?</w:t>
-      </w:r>
-    </w:p>
-    <w:p>
-      <w:pPr>
-        <w:pStyle w:val="ListParagraph"/>
-        <w:numPr>
-          <w:ilvl w:val="0"/>
-          <w:numId w:val="6"/>
-        </w:numPr>
-        <w:rPr>
-          <w:lang w:val="en-US"/>
-        </w:rPr>
-      </w:pPr>
-      <w:r>
-        <w:rPr>
-          <w:lang w:val="en-US"/>
-        </w:rPr>
-        <w:t xml:space="preserve">Giả sử bạn có 1 MLP, trong có có 1 dãy các Layer </w:t>
-      </w:r>
-      <w:r>
-        <w:rPr>
-          <w:lang w:val="en-US"/>
-        </w:rPr>
-        <w:t xml:space="preserve">ở giữa </w:t>
-      </w:r>
-      <w:r>
-        <w:rPr>
-          <w:lang w:val="en-US"/>
-        </w:rPr>
-        <w:t>với cùng số</w:t>
-      </w:r>
-      <w:r>
-        <w:rPr>
-          <w:lang w:val="en-US"/>
-        </w:rPr>
-        <w:t xml:space="preserve"> Neuron</w:t>
-      </w:r>
-      <w:r>
-        <w:rPr>
-          <w:lang w:val="en-US"/>
-        </w:rPr>
-        <w:t>, hay nói cách khác cùng số chiều</w:t>
-      </w:r>
-      <w:r>
-        <w:rPr>
-          <w:lang w:val="en-US"/>
-        </w:rPr>
-        <w:t xml:space="preserve"> là D</w:t>
-      </w:r>
-      <w:r>
-        <w:rPr>
-          <w:lang w:val="en-US"/>
-        </w:rPr>
-        <w:t>, trong dãy này, gọi</w:t>
-      </w:r>
-      <w:r>
-        <w:rPr>
-          <w:lang w:val="en-US"/>
-        </w:rPr>
-        <w:t xml:space="preserve"> trạng thái của</w:t>
-      </w:r>
-      <w:r>
-        <w:rPr>
-          <w:lang w:val="en-US"/>
-        </w:rPr>
-        <w:t xml:space="preserve"> Layer đầu tiên là </w:t>
-      </w:r>
-      <w:r>
-        <w:rPr>
-          <w:lang w:val="en-US"/>
-        </w:rPr>
-        <w:t>S</w:t>
-      </w:r>
-      <w:r>
-        <w:rPr>
-          <w:vertAlign w:val="subscript"/>
-          <w:lang w:val="en-US"/>
-        </w:rPr>
-        <w:t>0</w:t>
-      </w:r>
-      <w:r>
-        <w:rPr>
-          <w:lang w:val="en-US"/>
-        </w:rPr>
-        <w:t xml:space="preserve">, cuối cùng là </w:t>
-      </w:r>
-      <w:r>
-        <w:rPr>
-          <w:lang w:val="en-US"/>
-        </w:rPr>
-        <w:t>S</w:t>
-      </w:r>
-      <w:r>
-        <w:rPr>
-          <w:vertAlign w:val="subscript"/>
-          <w:lang w:val="en-US"/>
-        </w:rPr>
-        <w:t>N</w:t>
-      </w:r>
-      <w:r>
-        <w:rPr>
-          <w:lang w:val="en-US"/>
-        </w:rPr>
-        <w:t>,</w:t>
-      </w:r>
-      <w:r>
-        <w:rPr>
-          <w:lang w:val="en-US"/>
-        </w:rPr>
-        <w:t xml:space="preserve"> lưu ý S là Vector dọc,</w:t>
-      </w:r>
-      <w:r>
-        <w:rPr>
-          <w:lang w:val="en-US"/>
-        </w:rPr>
-        <w:t xml:space="preserve"> thì thay vì phải tạo ra hàng tá Layer giữa </w:t>
-      </w:r>
-      <w:r>
-        <w:rPr>
-          <w:lang w:val="en-US"/>
-        </w:rPr>
-        <w:t>S</w:t>
-      </w:r>
-      <w:r>
-        <w:rPr>
-          <w:vertAlign w:val="subscript"/>
-          <w:lang w:val="en-US"/>
-        </w:rPr>
-        <w:t>0</w:t>
-      </w:r>
-      <w:r>
-        <w:rPr>
-          <w:lang w:val="en-US"/>
-        </w:rPr>
-        <w:t xml:space="preserve"> và </w:t>
-      </w:r>
-      <w:r>
-        <w:rPr>
-          <w:lang w:val="en-US"/>
-        </w:rPr>
-        <w:t>S</w:t>
-      </w:r>
-      <w:r>
-        <w:rPr>
-          <w:vertAlign w:val="subscript"/>
-          <w:lang w:val="en-US"/>
-        </w:rPr>
-        <w:t>N</w:t>
-      </w:r>
-      <w:r>
-        <w:rPr>
-          <w:lang w:val="en-US"/>
-        </w:rPr>
-        <w:t xml:space="preserve">, thì ta thay tất cả = 1 phương trình vi phân duy nhất, phương trình này nhận </w:t>
-      </w:r>
-      <w:r>
-        <w:rPr>
-          <w:lang w:val="en-US"/>
-        </w:rPr>
-        <w:t>S</w:t>
-      </w:r>
-      <w:r>
-        <w:rPr>
-          <w:vertAlign w:val="subscript"/>
-          <w:lang w:val="en-US"/>
-        </w:rPr>
-        <w:t>0</w:t>
-      </w:r>
-      <w:r>
-        <w:rPr>
-          <w:lang w:val="en-US"/>
-        </w:rPr>
-        <w:t xml:space="preserve"> làm giá trị xuất phát</w:t>
-      </w:r>
-      <w:r>
-        <w:rPr>
-          <w:lang w:val="en-US"/>
-        </w:rPr>
-        <w:t xml:space="preserve"> tại thời điểm t</w:t>
-      </w:r>
-      <w:r>
-        <w:rPr>
-          <w:vertAlign w:val="subscript"/>
-          <w:lang w:val="en-US"/>
-        </w:rPr>
-        <w:t>0</w:t>
-      </w:r>
-      <w:r>
-        <w:rPr>
-          <w:lang w:val="en-US"/>
-        </w:rPr>
-        <w:t>, có tác dụ</w:t>
-      </w:r>
-      <w:r>
-        <w:rPr>
-          <w:lang w:val="en-US"/>
-        </w:rPr>
-        <w:t>ng đi từ S</w:t>
-      </w:r>
-      <w:r>
-        <w:rPr>
-          <w:vertAlign w:val="subscript"/>
-          <w:lang w:val="en-US"/>
-        </w:rPr>
-        <w:t>0</w:t>
-      </w:r>
-      <w:r>
-        <w:rPr>
-          <w:lang w:val="en-US"/>
-        </w:rPr>
-        <w:t xml:space="preserve"> đến S</w:t>
-      </w:r>
-      <w:r>
-        <w:rPr>
-          <w:vertAlign w:val="subscript"/>
-          <w:lang w:val="en-US"/>
-        </w:rPr>
-        <w:t>N</w:t>
-      </w:r>
-      <w:r>
-        <w:rPr>
-          <w:lang w:val="en-US"/>
-        </w:rPr>
-        <w:t xml:space="preserve"> tại thời điểm t</w:t>
-      </w:r>
-      <w:r>
-        <w:rPr>
-          <w:vertAlign w:val="subscript"/>
-          <w:lang w:val="en-US"/>
-        </w:rPr>
-        <w:t>N</w:t>
-      </w:r>
-    </w:p>
-    <w:p>
-      <w:pPr>
-        <w:pStyle w:val="ListParagraph"/>
-        <w:numPr>
-          <w:ilvl w:val="0"/>
-          <w:numId w:val="6"/>
-        </w:numPr>
-        <w:rPr>
-          <w:lang w:val="en-US"/>
-        </w:rPr>
-      </w:pPr>
-      <w:r>
-        <w:rPr>
-          <w:lang w:val="en-US"/>
-        </w:rPr>
         <w:t>Đây là phương trình vi phân bậc 1, có dạng</w:t>
       </w:r>
     </w:p>
@@ -11797,7 +11526,6 @@
         <w:rPr>
           <w:lang w:val="en-US"/>
         </w:rPr>
-        <w:lastRenderedPageBreak/>
         <w:t>Sử dụng MLP để cập nhật giá trị của S theo thời gian bằng phương pháp Euler</w:t>
       </w:r>
       <w:r>
@@ -15219,7 +14947,14 @@
                   <w:rFonts w:ascii="Cambria Math" w:eastAsiaTheme="minorEastAsia" w:hAnsi="Cambria Math"/>
                   <w:lang w:val="en-US"/>
                 </w:rPr>
-                <m:t>∂θ</m:t>
+                <m:t>∂</m:t>
+              </m:r>
+              <m:r>
+                <w:rPr>
+                  <w:rFonts w:ascii="Cambria Math" w:eastAsiaTheme="minorEastAsia" w:hAnsi="Cambria Math"/>
+                  <w:lang w:val="en-US"/>
+                </w:rPr>
+                <m:t>θ</m:t>
               </m:r>
             </m:den>
           </m:f>
@@ -16044,7 +15779,6 @@
           <w:rFonts w:eastAsiaTheme="minorEastAsia"/>
           <w:lang w:val="en-US"/>
         </w:rPr>
-        <w:lastRenderedPageBreak/>
         <w:t>Cuối cùng là Gradient của t</w:t>
       </w:r>
       <w:r>
@@ -18253,7 +17987,7 @@
                     <pic:cNvPicPr/>
                   </pic:nvPicPr>
                   <pic:blipFill>
-                    <a:blip r:embed="rId7">
+                    <a:blip r:embed="rId6">
                       <a:extLst>
                         <a:ext uri="{28A0092B-C50C-407E-A947-70E740481C1C}">
                           <a14:useLocalDpi xmlns:a14="http://schemas.microsoft.com/office/drawing/2010/main" val="0"/>
@@ -18331,7 +18065,7 @@
                     <pic:cNvPicPr/>
                   </pic:nvPicPr>
                   <pic:blipFill>
-                    <a:blip r:embed="rId8">
+                    <a:blip r:embed="rId7">
                       <a:extLst>
                         <a:ext uri="{28A0092B-C50C-407E-A947-70E740481C1C}">
                           <a14:useLocalDpi xmlns:a14="http://schemas.microsoft.com/office/drawing/2010/main" val="0"/>
@@ -18390,7 +18124,7 @@
                     <pic:cNvPicPr/>
                   </pic:nvPicPr>
                   <pic:blipFill>
-                    <a:blip r:embed="rId9">
+                    <a:blip r:embed="rId8">
                       <a:extLst>
                         <a:ext uri="{28A0092B-C50C-407E-A947-70E740481C1C}">
                           <a14:useLocalDpi xmlns:a14="http://schemas.microsoft.com/office/drawing/2010/main" val="0"/>
@@ -30544,7 +30278,7 @@
                     <pic:cNvPicPr/>
                   </pic:nvPicPr>
                   <pic:blipFill>
-                    <a:blip r:embed="rId10">
+                    <a:blip r:embed="rId9">
                       <a:extLst>
                         <a:ext uri="{28A0092B-C50C-407E-A947-70E740481C1C}">
                           <a14:useLocalDpi xmlns:a14="http://schemas.microsoft.com/office/drawing/2010/main" val="0"/>

--- a/algorithm.docx
+++ b/algorithm.docx
@@ -8137,7 +8137,16 @@
           <w:rFonts w:eastAsiaTheme="minorEastAsia"/>
           <w:lang w:val="en-US"/>
         </w:rPr>
-        <w:t xml:space="preserve"> là trọng số, thông thường = 0.95</w:t>
+        <w:t xml:space="preserve"> là trọng số</w:t>
+      </w:r>
+      <w:bookmarkStart w:id="0" w:name="_GoBack"/>
+      <w:bookmarkEnd w:id="0"/>
+      <w:r>
+        <w:rPr>
+          <w:rFonts w:eastAsiaTheme="minorEastAsia"/>
+          <w:lang w:val="en-US"/>
+        </w:rPr>
+        <w:t>, thông thường = 0.95</w:t>
       </w:r>
     </w:p>
     <w:p>
@@ -11101,8 +11110,6 @@
           <w:lang w:val="en-US"/>
         </w:rPr>
       </w:pPr>
-      <w:bookmarkStart w:id="0" w:name="_GoBack"/>
-      <w:bookmarkEnd w:id="0"/>
     </w:p>
     <w:p>
       <w:pPr>

--- a/algorithm.docx
+++ b/algorithm.docx
@@ -8139,8 +8139,6 @@
         </w:rPr>
         <w:t xml:space="preserve"> là trọng số</w:t>
       </w:r>
-      <w:bookmarkStart w:id="0" w:name="_GoBack"/>
-      <w:bookmarkEnd w:id="0"/>
       <w:r>
         <w:rPr>
           <w:rFonts w:eastAsiaTheme="minorEastAsia"/>
@@ -8474,7 +8472,14 @@
                           <w:rFonts w:ascii="Cambria Math" w:hAnsi="Cambria Math"/>
                           <w:lang w:val="en-US"/>
                         </w:rPr>
-                        <m:t>old</m:t>
+                        <m:t>ol</m:t>
+                      </m:r>
+                      <m:r>
+                        <w:rPr>
+                          <w:rFonts w:ascii="Cambria Math" w:hAnsi="Cambria Math"/>
+                          <w:lang w:val="en-US"/>
+                        </w:rPr>
+                        <m:t>d</m:t>
                       </m:r>
                     </m:sub>
                     <m:sup>
@@ -14954,14 +14959,7 @@
                   <w:rFonts w:ascii="Cambria Math" w:eastAsiaTheme="minorEastAsia" w:hAnsi="Cambria Math"/>
                   <w:lang w:val="en-US"/>
                 </w:rPr>
-                <m:t>∂</m:t>
-              </m:r>
-              <m:r>
-                <w:rPr>
-                  <w:rFonts w:ascii="Cambria Math" w:eastAsiaTheme="minorEastAsia" w:hAnsi="Cambria Math"/>
-                  <w:lang w:val="en-US"/>
-                </w:rPr>
-                <m:t>θ</m:t>
+                <m:t>∂θ</m:t>
               </m:r>
             </m:den>
           </m:f>
@@ -18360,6 +18358,2823 @@
         <w:rPr>
           <w:lang w:val="en-US"/>
         </w:rPr>
+        <w:t>Positional Encoding – Mã Hóa Vị Trí:</w:t>
+      </w:r>
+    </w:p>
+    <w:p>
+      <w:pPr>
+        <w:pStyle w:val="ListParagraph"/>
+        <w:numPr>
+          <w:ilvl w:val="0"/>
+          <w:numId w:val="23"/>
+        </w:numPr>
+        <w:rPr>
+          <w:lang w:val="en-US"/>
+        </w:rPr>
+      </w:pPr>
+      <w:r>
+        <w:rPr>
+          <w:lang w:val="en-US"/>
+        </w:rPr>
+        <w:t xml:space="preserve">Cách </w:t>
+      </w:r>
+      <w:r>
+        <w:rPr>
+          <w:lang w:val="en-US"/>
+        </w:rPr>
+        <w:t>Mã Hóa?</w:t>
+      </w:r>
+    </w:p>
+    <w:p>
+      <w:pPr>
+        <w:pStyle w:val="ListParagraph"/>
+        <w:numPr>
+          <w:ilvl w:val="0"/>
+          <w:numId w:val="6"/>
+        </w:numPr>
+        <w:rPr>
+          <w:lang w:val="en-US"/>
+        </w:rPr>
+      </w:pPr>
+      <w:r>
+        <w:rPr>
+          <w:lang w:val="en-US"/>
+        </w:rPr>
+        <w:t>Giả sử từ</w:t>
+      </w:r>
+      <w:r>
+        <w:rPr>
+          <w:lang w:val="en-US"/>
+        </w:rPr>
+        <w:t xml:space="preserve"> “foo” </w:t>
+      </w:r>
+      <w:r>
+        <w:rPr>
+          <w:lang w:val="en-US"/>
+        </w:rPr>
+        <w:t>trong câu được biểu diễn = 1 Vector A có n chiều, tuy nhiên Vector này chưa có thông tin về vị trí của “foo”, do đó ta cần + A với 1 Vector khác mang thông tin vị trí của “foo”, gọi là B, cũng có n chiều</w:t>
+      </w:r>
+    </w:p>
+    <w:p>
+      <w:pPr>
+        <w:pStyle w:val="ListParagraph"/>
+        <w:numPr>
+          <w:ilvl w:val="0"/>
+          <w:numId w:val="6"/>
+        </w:numPr>
+        <w:rPr>
+          <w:lang w:val="en-US"/>
+        </w:rPr>
+      </w:pPr>
+      <w:r>
+        <w:rPr>
+          <w:lang w:val="en-US"/>
+        </w:rPr>
+        <w:t>Tưởng tượng bạn có 1 cái đồng hồ kim, dễ thấy trong vòng 12 giờ, không có 2 thời điểm nào đồng hồ có trạng thái giống nhau</w:t>
+      </w:r>
+    </w:p>
+    <w:p>
+      <w:pPr>
+        <w:pStyle w:val="ListParagraph"/>
+        <w:numPr>
+          <w:ilvl w:val="0"/>
+          <w:numId w:val="6"/>
+        </w:numPr>
+        <w:rPr>
+          <w:lang w:val="en-US"/>
+        </w:rPr>
+      </w:pPr>
+      <w:r>
+        <w:rPr>
+          <w:lang w:val="en-US"/>
+        </w:rPr>
+        <w:t>Ta có thể sử dụng vị trí của kim đồng hồ để mã hóa vị trí của mỗi từ trong câu mà không sợ bị lặp lại, chỉ cần chu kì đủ lớn</w:t>
+      </w:r>
+    </w:p>
+    <w:p>
+      <w:pPr>
+        <w:pStyle w:val="ListParagraph"/>
+        <w:numPr>
+          <w:ilvl w:val="0"/>
+          <w:numId w:val="6"/>
+        </w:numPr>
+        <w:rPr>
+          <w:lang w:val="en-US"/>
+        </w:rPr>
+      </w:pPr>
+      <w:r>
+        <w:rPr>
+          <w:lang w:val="en-US"/>
+        </w:rPr>
+        <w:t>Như vậy, giả sử chiếc đồng hồ mã hóa có n / 2 kim, kim thứ k chậm hơn kim thứ k – 1 khoảng m lần, trạng thái ban đầu là tất cả các kim trùng nhau và chĩa lên trên, hướng quay cùng chiều kim đồng hồ bình thường, để mô tả vị trí kim, ta sẽ dùng hoành độ và tung độ của nó, lưu ý độ dài tất cả các kim = 1,</w:t>
+      </w:r>
+      <w:r>
+        <w:rPr>
+          <w:lang w:val="en-US"/>
+        </w:rPr>
+        <w:t xml:space="preserve"> và thay vì là hàm theo thời gian, vị trí kim sẽ là hàm theo vị trí của từ,</w:t>
+      </w:r>
+      <w:r>
+        <w:rPr>
+          <w:lang w:val="en-US"/>
+        </w:rPr>
+        <w:t xml:space="preserve"> khi đó B sẽ có dạng như sau</w:t>
+      </w:r>
+    </w:p>
+    <w:p>
+      <w:pPr>
+        <w:pStyle w:val="ListParagraph"/>
+        <w:pBdr>
+          <w:top w:val="single" w:sz="4" w:space="1" w:color="auto"/>
+          <w:left w:val="single" w:sz="4" w:space="4" w:color="auto"/>
+          <w:bottom w:val="single" w:sz="4" w:space="1" w:color="auto"/>
+          <w:right w:val="single" w:sz="4" w:space="4" w:color="auto"/>
+        </w:pBdr>
+        <w:ind w:left="1080"/>
+        <w:rPr>
+          <w:rFonts w:ascii="Cambria Math" w:hAnsi="Cambria Math"/>
+          <w:lang w:val="en-US"/>
+          <w:oMath/>
+        </w:rPr>
+      </w:pPr>
+      <m:oMathPara>
+        <m:oMathParaPr>
+          <m:jc m:val="left"/>
+        </m:oMathParaPr>
+        <m:oMath>
+          <m:r>
+            <w:rPr>
+              <w:rFonts w:ascii="Cambria Math" w:hAnsi="Cambria Math"/>
+              <w:lang w:val="en-US"/>
+            </w:rPr>
+            <m:t>B=</m:t>
+          </m:r>
+          <m:d>
+            <m:dPr>
+              <m:ctrlPr>
+                <w:rPr>
+                  <w:rFonts w:ascii="Cambria Math" w:eastAsiaTheme="minorEastAsia" w:hAnsi="Cambria Math"/>
+                  <w:i/>
+                  <w:lang w:val="en-US"/>
+                </w:rPr>
+              </m:ctrlPr>
+            </m:dPr>
+            <m:e>
+              <m:m>
+                <m:mPr>
+                  <m:mcs>
+                    <m:mc>
+                      <m:mcPr>
+                        <m:count m:val="3"/>
+                        <m:mcJc m:val="center"/>
+                      </m:mcPr>
+                    </m:mc>
+                  </m:mcs>
+                  <m:ctrlPr>
+                    <w:rPr>
+                      <w:rFonts w:ascii="Cambria Math" w:eastAsiaTheme="minorEastAsia" w:hAnsi="Cambria Math"/>
+                      <w:i/>
+                      <w:lang w:val="en-US"/>
+                    </w:rPr>
+                  </m:ctrlPr>
+                </m:mPr>
+                <m:mr>
+                  <m:e>
+                    <m:sSub>
+                      <m:sSubPr>
+                        <m:ctrlPr>
+                          <w:rPr>
+                            <w:rFonts w:ascii="Cambria Math" w:eastAsiaTheme="minorEastAsia" w:hAnsi="Cambria Math"/>
+                            <w:i/>
+                            <w:lang w:val="en-US"/>
+                          </w:rPr>
+                        </m:ctrlPr>
+                      </m:sSubPr>
+                      <m:e>
+                        <m:r>
+                          <w:rPr>
+                            <w:rFonts w:ascii="Cambria Math" w:eastAsiaTheme="minorEastAsia" w:hAnsi="Cambria Math"/>
+                            <w:lang w:val="en-US"/>
+                          </w:rPr>
+                          <m:t>x</m:t>
+                        </m:r>
+                      </m:e>
+                      <m:sub>
+                        <m:r>
+                          <w:rPr>
+                            <w:rFonts w:ascii="Cambria Math" w:eastAsiaTheme="minorEastAsia" w:hAnsi="Cambria Math"/>
+                            <w:lang w:val="en-US"/>
+                          </w:rPr>
+                          <m:t>0</m:t>
+                        </m:r>
+                      </m:sub>
+                    </m:sSub>
+                    <m:d>
+                      <m:dPr>
+                        <m:ctrlPr>
+                          <w:rPr>
+                            <w:rFonts w:ascii="Cambria Math" w:eastAsiaTheme="minorEastAsia" w:hAnsi="Cambria Math"/>
+                            <w:i/>
+                            <w:lang w:val="en-US"/>
+                          </w:rPr>
+                        </m:ctrlPr>
+                      </m:dPr>
+                      <m:e>
+                        <m:r>
+                          <w:rPr>
+                            <w:rFonts w:ascii="Cambria Math" w:eastAsiaTheme="minorEastAsia" w:hAnsi="Cambria Math"/>
+                            <w:lang w:val="en-US"/>
+                          </w:rPr>
+                          <m:t>p</m:t>
+                        </m:r>
+                      </m:e>
+                    </m:d>
+                  </m:e>
+                  <m:e>
+                    <m:sSub>
+                      <m:sSubPr>
+                        <m:ctrlPr>
+                          <w:rPr>
+                            <w:rFonts w:ascii="Cambria Math" w:eastAsiaTheme="minorEastAsia" w:hAnsi="Cambria Math"/>
+                            <w:i/>
+                            <w:lang w:val="en-US"/>
+                          </w:rPr>
+                        </m:ctrlPr>
+                      </m:sSubPr>
+                      <m:e>
+                        <m:r>
+                          <w:rPr>
+                            <w:rFonts w:ascii="Cambria Math" w:eastAsiaTheme="minorEastAsia" w:hAnsi="Cambria Math"/>
+                            <w:lang w:val="en-US"/>
+                          </w:rPr>
+                          <m:t>y</m:t>
+                        </m:r>
+                      </m:e>
+                      <m:sub>
+                        <m:r>
+                          <w:rPr>
+                            <w:rFonts w:ascii="Cambria Math" w:eastAsiaTheme="minorEastAsia" w:hAnsi="Cambria Math"/>
+                            <w:lang w:val="en-US"/>
+                          </w:rPr>
+                          <m:t>0</m:t>
+                        </m:r>
+                      </m:sub>
+                    </m:sSub>
+                    <m:d>
+                      <m:dPr>
+                        <m:ctrlPr>
+                          <w:rPr>
+                            <w:rFonts w:ascii="Cambria Math" w:eastAsiaTheme="minorEastAsia" w:hAnsi="Cambria Math"/>
+                            <w:i/>
+                            <w:lang w:val="en-US"/>
+                          </w:rPr>
+                        </m:ctrlPr>
+                      </m:dPr>
+                      <m:e>
+                        <m:r>
+                          <w:rPr>
+                            <w:rFonts w:ascii="Cambria Math" w:eastAsiaTheme="minorEastAsia" w:hAnsi="Cambria Math"/>
+                            <w:lang w:val="en-US"/>
+                          </w:rPr>
+                          <m:t>p</m:t>
+                        </m:r>
+                      </m:e>
+                    </m:d>
+                  </m:e>
+                  <m:e>
+                    <m:m>
+                      <m:mPr>
+                        <m:mcs>
+                          <m:mc>
+                            <m:mcPr>
+                              <m:count m:val="3"/>
+                              <m:mcJc m:val="center"/>
+                            </m:mcPr>
+                          </m:mc>
+                        </m:mcs>
+                        <m:ctrlPr>
+                          <w:rPr>
+                            <w:rFonts w:ascii="Cambria Math" w:eastAsiaTheme="minorEastAsia" w:hAnsi="Cambria Math"/>
+                            <w:i/>
+                            <w:lang w:val="en-US"/>
+                          </w:rPr>
+                        </m:ctrlPr>
+                      </m:mPr>
+                      <m:mr>
+                        <m:e>
+                          <m:sSub>
+                            <m:sSubPr>
+                              <m:ctrlPr>
+                                <w:rPr>
+                                  <w:rFonts w:ascii="Cambria Math" w:eastAsiaTheme="minorEastAsia" w:hAnsi="Cambria Math"/>
+                                  <w:i/>
+                                  <w:lang w:val="en-US"/>
+                                </w:rPr>
+                              </m:ctrlPr>
+                            </m:sSubPr>
+                            <m:e>
+                              <m:r>
+                                <w:rPr>
+                                  <w:rFonts w:ascii="Cambria Math" w:eastAsiaTheme="minorEastAsia" w:hAnsi="Cambria Math"/>
+                                  <w:lang w:val="en-US"/>
+                                </w:rPr>
+                                <m:t>x</m:t>
+                              </m:r>
+                            </m:e>
+                            <m:sub>
+                              <m:r>
+                                <w:rPr>
+                                  <w:rFonts w:ascii="Cambria Math" w:eastAsiaTheme="minorEastAsia" w:hAnsi="Cambria Math"/>
+                                  <w:lang w:val="en-US"/>
+                                </w:rPr>
+                                <m:t>1</m:t>
+                              </m:r>
+                            </m:sub>
+                          </m:sSub>
+                          <m:d>
+                            <m:dPr>
+                              <m:ctrlPr>
+                                <w:rPr>
+                                  <w:rFonts w:ascii="Cambria Math" w:eastAsiaTheme="minorEastAsia" w:hAnsi="Cambria Math"/>
+                                  <w:i/>
+                                  <w:lang w:val="en-US"/>
+                                </w:rPr>
+                              </m:ctrlPr>
+                            </m:dPr>
+                            <m:e>
+                              <m:r>
+                                <w:rPr>
+                                  <w:rFonts w:ascii="Cambria Math" w:eastAsiaTheme="minorEastAsia" w:hAnsi="Cambria Math"/>
+                                  <w:lang w:val="en-US"/>
+                                </w:rPr>
+                                <m:t>p</m:t>
+                              </m:r>
+                            </m:e>
+                          </m:d>
+                        </m:e>
+                        <m:e>
+                          <m:sSub>
+                            <m:sSubPr>
+                              <m:ctrlPr>
+                                <w:rPr>
+                                  <w:rFonts w:ascii="Cambria Math" w:eastAsiaTheme="minorEastAsia" w:hAnsi="Cambria Math"/>
+                                  <w:i/>
+                                  <w:lang w:val="en-US"/>
+                                </w:rPr>
+                              </m:ctrlPr>
+                            </m:sSubPr>
+                            <m:e>
+                              <m:r>
+                                <w:rPr>
+                                  <w:rFonts w:ascii="Cambria Math" w:eastAsiaTheme="minorEastAsia" w:hAnsi="Cambria Math"/>
+                                  <w:lang w:val="en-US"/>
+                                </w:rPr>
+                                <m:t>y</m:t>
+                              </m:r>
+                            </m:e>
+                            <m:sub>
+                              <m:r>
+                                <w:rPr>
+                                  <w:rFonts w:ascii="Cambria Math" w:eastAsiaTheme="minorEastAsia" w:hAnsi="Cambria Math"/>
+                                  <w:lang w:val="en-US"/>
+                                </w:rPr>
+                                <m:t>1</m:t>
+                              </m:r>
+                            </m:sub>
+                          </m:sSub>
+                          <m:d>
+                            <m:dPr>
+                              <m:ctrlPr>
+                                <w:rPr>
+                                  <w:rFonts w:ascii="Cambria Math" w:eastAsiaTheme="minorEastAsia" w:hAnsi="Cambria Math"/>
+                                  <w:i/>
+                                  <w:lang w:val="en-US"/>
+                                </w:rPr>
+                              </m:ctrlPr>
+                            </m:dPr>
+                            <m:e>
+                              <m:r>
+                                <w:rPr>
+                                  <w:rFonts w:ascii="Cambria Math" w:eastAsiaTheme="minorEastAsia" w:hAnsi="Cambria Math"/>
+                                  <w:lang w:val="en-US"/>
+                                </w:rPr>
+                                <m:t>p</m:t>
+                              </m:r>
+                            </m:e>
+                          </m:d>
+                        </m:e>
+                        <m:e>
+                          <m:m>
+                            <m:mPr>
+                              <m:mcs>
+                                <m:mc>
+                                  <m:mcPr>
+                                    <m:count m:val="3"/>
+                                    <m:mcJc m:val="center"/>
+                                  </m:mcPr>
+                                </m:mc>
+                              </m:mcs>
+                              <m:ctrlPr>
+                                <w:rPr>
+                                  <w:rFonts w:ascii="Cambria Math" w:eastAsiaTheme="minorEastAsia" w:hAnsi="Cambria Math"/>
+                                  <w:i/>
+                                  <w:lang w:val="en-US"/>
+                                </w:rPr>
+                              </m:ctrlPr>
+                            </m:mPr>
+                            <m:mr>
+                              <m:e>
+                                <m:sSub>
+                                  <m:sSubPr>
+                                    <m:ctrlPr>
+                                      <w:rPr>
+                                        <w:rFonts w:ascii="Cambria Math" w:eastAsiaTheme="minorEastAsia" w:hAnsi="Cambria Math"/>
+                                        <w:i/>
+                                        <w:lang w:val="en-US"/>
+                                      </w:rPr>
+                                    </m:ctrlPr>
+                                  </m:sSubPr>
+                                  <m:e>
+                                    <m:r>
+                                      <w:rPr>
+                                        <w:rFonts w:ascii="Cambria Math" w:eastAsiaTheme="minorEastAsia" w:hAnsi="Cambria Math"/>
+                                        <w:lang w:val="en-US"/>
+                                      </w:rPr>
+                                      <m:t>x</m:t>
+                                    </m:r>
+                                  </m:e>
+                                  <m:sub>
+                                    <m:r>
+                                      <w:rPr>
+                                        <w:rFonts w:ascii="Cambria Math" w:eastAsiaTheme="minorEastAsia" w:hAnsi="Cambria Math"/>
+                                        <w:lang w:val="en-US"/>
+                                      </w:rPr>
+                                      <m:t>2</m:t>
+                                    </m:r>
+                                  </m:sub>
+                                </m:sSub>
+                                <m:d>
+                                  <m:dPr>
+                                    <m:ctrlPr>
+                                      <w:rPr>
+                                        <w:rFonts w:ascii="Cambria Math" w:eastAsiaTheme="minorEastAsia" w:hAnsi="Cambria Math"/>
+                                        <w:i/>
+                                        <w:lang w:val="en-US"/>
+                                      </w:rPr>
+                                    </m:ctrlPr>
+                                  </m:dPr>
+                                  <m:e>
+                                    <m:r>
+                                      <w:rPr>
+                                        <w:rFonts w:ascii="Cambria Math" w:eastAsiaTheme="minorEastAsia" w:hAnsi="Cambria Math"/>
+                                        <w:lang w:val="en-US"/>
+                                      </w:rPr>
+                                      <m:t>p</m:t>
+                                    </m:r>
+                                  </m:e>
+                                </m:d>
+                              </m:e>
+                              <m:e>
+                                <m:sSub>
+                                  <m:sSubPr>
+                                    <m:ctrlPr>
+                                      <w:rPr>
+                                        <w:rFonts w:ascii="Cambria Math" w:eastAsiaTheme="minorEastAsia" w:hAnsi="Cambria Math"/>
+                                        <w:i/>
+                                        <w:lang w:val="en-US"/>
+                                      </w:rPr>
+                                    </m:ctrlPr>
+                                  </m:sSubPr>
+                                  <m:e>
+                                    <m:r>
+                                      <w:rPr>
+                                        <w:rFonts w:ascii="Cambria Math" w:eastAsiaTheme="minorEastAsia" w:hAnsi="Cambria Math"/>
+                                        <w:lang w:val="en-US"/>
+                                      </w:rPr>
+                                      <m:t>y</m:t>
+                                    </m:r>
+                                  </m:e>
+                                  <m:sub>
+                                    <m:r>
+                                      <w:rPr>
+                                        <w:rFonts w:ascii="Cambria Math" w:eastAsiaTheme="minorEastAsia" w:hAnsi="Cambria Math"/>
+                                        <w:lang w:val="en-US"/>
+                                      </w:rPr>
+                                      <m:t>2</m:t>
+                                    </m:r>
+                                  </m:sub>
+                                </m:sSub>
+                                <m:d>
+                                  <m:dPr>
+                                    <m:ctrlPr>
+                                      <w:rPr>
+                                        <w:rFonts w:ascii="Cambria Math" w:eastAsiaTheme="minorEastAsia" w:hAnsi="Cambria Math"/>
+                                        <w:i/>
+                                        <w:lang w:val="en-US"/>
+                                      </w:rPr>
+                                    </m:ctrlPr>
+                                  </m:dPr>
+                                  <m:e>
+                                    <m:r>
+                                      <w:rPr>
+                                        <w:rFonts w:ascii="Cambria Math" w:eastAsiaTheme="minorEastAsia" w:hAnsi="Cambria Math"/>
+                                        <w:lang w:val="en-US"/>
+                                      </w:rPr>
+                                      <m:t>p</m:t>
+                                    </m:r>
+                                  </m:e>
+                                </m:d>
+                              </m:e>
+                              <m:e>
+                                <m:r>
+                                  <w:rPr>
+                                    <w:rFonts w:ascii="Cambria Math" w:eastAsiaTheme="minorEastAsia" w:hAnsi="Cambria Math"/>
+                                    <w:lang w:val="en-US"/>
+                                  </w:rPr>
+                                  <m:t>…</m:t>
+                                </m:r>
+                              </m:e>
+                            </m:mr>
+                          </m:m>
+                        </m:e>
+                      </m:mr>
+                    </m:m>
+                  </m:e>
+                </m:mr>
+              </m:m>
+            </m:e>
+          </m:d>
+        </m:oMath>
+      </m:oMathPara>
+    </w:p>
+    <w:p>
+      <w:pPr>
+        <w:pStyle w:val="ListParagraph"/>
+        <w:numPr>
+          <w:ilvl w:val="0"/>
+          <w:numId w:val="6"/>
+        </w:numPr>
+        <w:rPr>
+          <w:rFonts w:ascii="Cambria Math" w:hAnsi="Cambria Math"/>
+          <w:lang w:val="en-US"/>
+          <w:oMath/>
+        </w:rPr>
+      </w:pPr>
+      <w:r>
+        <w:rPr>
+          <w:rFonts w:eastAsiaTheme="minorEastAsia"/>
+          <w:lang w:val="en-US"/>
+        </w:rPr>
+        <w:t>p là vị trí của “foo” trong câu, có giá trị là 0, 1, 2, …</w:t>
+      </w:r>
+    </w:p>
+    <w:p>
+      <w:pPr>
+        <w:pStyle w:val="ListParagraph"/>
+        <w:numPr>
+          <w:ilvl w:val="0"/>
+          <w:numId w:val="6"/>
+        </w:numPr>
+        <w:rPr>
+          <w:rFonts w:ascii="Cambria Math" w:hAnsi="Cambria Math"/>
+          <w:lang w:val="en-US"/>
+          <w:oMath/>
+        </w:rPr>
+      </w:pPr>
+      <w:r>
+        <w:rPr>
+          <w:lang w:val="en-US"/>
+        </w:rPr>
+        <w:t>x</w:t>
+      </w:r>
+      <w:r>
+        <w:rPr>
+          <w:vertAlign w:val="subscript"/>
+          <w:lang w:val="en-US"/>
+        </w:rPr>
+        <w:t>n</w:t>
+      </w:r>
+      <w:r>
+        <w:rPr>
+          <w:lang w:val="en-US"/>
+        </w:rPr>
+        <w:t>, y</w:t>
+      </w:r>
+      <w:r>
+        <w:rPr>
+          <w:vertAlign w:val="subscript"/>
+          <w:lang w:val="en-US"/>
+        </w:rPr>
+        <w:t>n</w:t>
+      </w:r>
+      <w:r>
+        <w:rPr>
+          <w:lang w:val="en-US"/>
+        </w:rPr>
+        <w:t xml:space="preserve"> lần lượt là hàm trả về giá trị hoành độ và tung độ của kim thứ n tại thời điểm p</w:t>
+      </w:r>
+    </w:p>
+    <w:p>
+      <w:pPr>
+        <w:pStyle w:val="ListParagraph"/>
+        <w:numPr>
+          <w:ilvl w:val="0"/>
+          <w:numId w:val="6"/>
+        </w:numPr>
+        <w:rPr>
+          <w:rFonts w:ascii="Cambria Math" w:hAnsi="Cambria Math"/>
+          <w:lang w:val="en-US"/>
+          <w:oMath/>
+        </w:rPr>
+      </w:pPr>
+      <w:r>
+        <w:rPr>
+          <w:lang w:val="en-US"/>
+        </w:rPr>
+        <w:t>Dễ thấy,</w:t>
+      </w:r>
+      <w:r>
+        <w:rPr>
+          <w:lang w:val="en-US"/>
+        </w:rPr>
+        <w:t xml:space="preserve"> từ tất cả các điều kiện trên,</w:t>
+      </w:r>
+      <w:r>
+        <w:rPr>
+          <w:lang w:val="en-US"/>
+        </w:rPr>
+        <w:t xml:space="preserve"> x</w:t>
+      </w:r>
+      <w:r>
+        <w:rPr>
+          <w:lang w:val="en-US"/>
+        </w:rPr>
+        <w:t xml:space="preserve"> và y chỉ có thể</w:t>
+      </w:r>
+      <w:r>
+        <w:rPr>
+          <w:lang w:val="en-US"/>
+        </w:rPr>
+        <w:t xml:space="preserve"> là hàm </w:t>
+      </w:r>
+      <w:r>
+        <w:rPr>
+          <w:lang w:val="en-US"/>
+        </w:rPr>
+        <w:t xml:space="preserve">Sin và </w:t>
+      </w:r>
+      <w:r>
+        <w:rPr>
+          <w:lang w:val="en-US"/>
+        </w:rPr>
+        <w:t>Cos</w:t>
+      </w:r>
+      <w:r>
+        <w:rPr>
+          <w:lang w:val="en-US"/>
+        </w:rPr>
+        <w:t>, coi</w:t>
+      </w:r>
+      <w:r>
+        <w:rPr>
+          <w:lang w:val="en-US"/>
+        </w:rPr>
+        <w:t xml:space="preserve"> chu kì của kim thứ 0 là 2</w:t>
+      </w:r>
+      <w:r>
+        <w:rPr>
+          <w:lang w:val="en-US"/>
+        </w:rPr>
+        <w:sym w:font="Symbol" w:char="F070"/>
+      </w:r>
+      <w:r>
+        <w:rPr>
+          <w:lang w:val="en-US"/>
+        </w:rPr>
+        <w:t>, ta có</w:t>
+      </w:r>
+    </w:p>
+    <w:p>
+      <w:pPr>
+        <w:pStyle w:val="ListParagraph"/>
+        <w:pBdr>
+          <w:top w:val="single" w:sz="4" w:space="1" w:color="auto"/>
+          <w:left w:val="single" w:sz="4" w:space="4" w:color="auto"/>
+          <w:bottom w:val="single" w:sz="4" w:space="1" w:color="auto"/>
+          <w:right w:val="single" w:sz="4" w:space="4" w:color="auto"/>
+        </w:pBdr>
+        <w:ind w:left="1080"/>
+        <w:rPr>
+          <w:rFonts w:ascii="Cambria Math" w:hAnsi="Cambria Math"/>
+          <w:lang w:val="en-US"/>
+          <w:oMath/>
+        </w:rPr>
+      </w:pPr>
+      <m:oMathPara>
+        <m:oMathParaPr>
+          <m:jc m:val="left"/>
+        </m:oMathParaPr>
+        <m:oMath>
+          <m:r>
+            <w:rPr>
+              <w:rFonts w:ascii="Cambria Math" w:hAnsi="Cambria Math"/>
+              <w:lang w:val="en-US"/>
+            </w:rPr>
+            <m:t>B=</m:t>
+          </m:r>
+          <m:d>
+            <m:dPr>
+              <m:ctrlPr>
+                <w:rPr>
+                  <w:rFonts w:ascii="Cambria Math" w:eastAsiaTheme="minorEastAsia" w:hAnsi="Cambria Math"/>
+                  <w:i/>
+                  <w:lang w:val="en-US"/>
+                </w:rPr>
+              </m:ctrlPr>
+            </m:dPr>
+            <m:e>
+              <m:m>
+                <m:mPr>
+                  <m:mcs>
+                    <m:mc>
+                      <m:mcPr>
+                        <m:count m:val="3"/>
+                        <m:mcJc m:val="center"/>
+                      </m:mcPr>
+                    </m:mc>
+                  </m:mcs>
+                  <m:ctrlPr>
+                    <w:rPr>
+                      <w:rFonts w:ascii="Cambria Math" w:eastAsiaTheme="minorEastAsia" w:hAnsi="Cambria Math"/>
+                      <w:i/>
+                      <w:lang w:val="en-US"/>
+                    </w:rPr>
+                  </m:ctrlPr>
+                </m:mPr>
+                <m:mr>
+                  <m:e>
+                    <m:r>
+                      <w:rPr>
+                        <w:rFonts w:ascii="Cambria Math" w:eastAsiaTheme="minorEastAsia" w:hAnsi="Cambria Math"/>
+                        <w:lang w:val="en-US"/>
+                      </w:rPr>
+                      <m:t>sin</m:t>
+                    </m:r>
+                    <m:d>
+                      <m:dPr>
+                        <m:ctrlPr>
+                          <w:rPr>
+                            <w:rFonts w:ascii="Cambria Math" w:eastAsiaTheme="minorEastAsia" w:hAnsi="Cambria Math"/>
+                            <w:i/>
+                            <w:lang w:val="en-US"/>
+                          </w:rPr>
+                        </m:ctrlPr>
+                      </m:dPr>
+                      <m:e>
+                        <m:r>
+                          <w:rPr>
+                            <w:rFonts w:ascii="Cambria Math" w:eastAsiaTheme="minorEastAsia" w:hAnsi="Cambria Math"/>
+                            <w:lang w:val="en-US"/>
+                          </w:rPr>
+                          <m:t>p</m:t>
+                        </m:r>
+                      </m:e>
+                    </m:d>
+                  </m:e>
+                  <m:e>
+                    <m:r>
+                      <w:rPr>
+                        <w:rFonts w:ascii="Cambria Math" w:eastAsiaTheme="minorEastAsia" w:hAnsi="Cambria Math"/>
+                        <w:lang w:val="en-US"/>
+                      </w:rPr>
+                      <m:t>cos</m:t>
+                    </m:r>
+                    <m:d>
+                      <m:dPr>
+                        <m:ctrlPr>
+                          <w:rPr>
+                            <w:rFonts w:ascii="Cambria Math" w:eastAsiaTheme="minorEastAsia" w:hAnsi="Cambria Math"/>
+                            <w:i/>
+                            <w:lang w:val="en-US"/>
+                          </w:rPr>
+                        </m:ctrlPr>
+                      </m:dPr>
+                      <m:e>
+                        <m:r>
+                          <w:rPr>
+                            <w:rFonts w:ascii="Cambria Math" w:eastAsiaTheme="minorEastAsia" w:hAnsi="Cambria Math"/>
+                            <w:lang w:val="en-US"/>
+                          </w:rPr>
+                          <m:t>p</m:t>
+                        </m:r>
+                      </m:e>
+                    </m:d>
+                  </m:e>
+                  <m:e>
+                    <m:m>
+                      <m:mPr>
+                        <m:mcs>
+                          <m:mc>
+                            <m:mcPr>
+                              <m:count m:val="3"/>
+                              <m:mcJc m:val="center"/>
+                            </m:mcPr>
+                          </m:mc>
+                        </m:mcs>
+                        <m:ctrlPr>
+                          <w:rPr>
+                            <w:rFonts w:ascii="Cambria Math" w:eastAsiaTheme="minorEastAsia" w:hAnsi="Cambria Math"/>
+                            <w:i/>
+                            <w:lang w:val="en-US"/>
+                          </w:rPr>
+                        </m:ctrlPr>
+                      </m:mPr>
+                      <m:mr>
+                        <m:e>
+                          <m:r>
+                            <w:rPr>
+                              <w:rFonts w:ascii="Cambria Math" w:eastAsiaTheme="minorEastAsia" w:hAnsi="Cambria Math"/>
+                              <w:lang w:val="en-US"/>
+                            </w:rPr>
+                            <m:t>sin</m:t>
+                          </m:r>
+                          <m:d>
+                            <m:dPr>
+                              <m:ctrlPr>
+                                <w:rPr>
+                                  <w:rFonts w:ascii="Cambria Math" w:eastAsiaTheme="minorEastAsia" w:hAnsi="Cambria Math"/>
+                                  <w:i/>
+                                  <w:lang w:val="en-US"/>
+                                </w:rPr>
+                              </m:ctrlPr>
+                            </m:dPr>
+                            <m:e>
+                              <m:f>
+                                <m:fPr>
+                                  <m:ctrlPr>
+                                    <w:rPr>
+                                      <w:rFonts w:ascii="Cambria Math" w:eastAsiaTheme="minorEastAsia" w:hAnsi="Cambria Math"/>
+                                      <w:i/>
+                                      <w:lang w:val="en-US"/>
+                                    </w:rPr>
+                                  </m:ctrlPr>
+                                </m:fPr>
+                                <m:num>
+                                  <m:r>
+                                    <w:rPr>
+                                      <w:rFonts w:ascii="Cambria Math" w:eastAsiaTheme="minorEastAsia" w:hAnsi="Cambria Math"/>
+                                      <w:lang w:val="en-US"/>
+                                    </w:rPr>
+                                    <m:t>1</m:t>
+                                  </m:r>
+                                </m:num>
+                                <m:den>
+                                  <m:r>
+                                    <w:rPr>
+                                      <w:rFonts w:ascii="Cambria Math" w:eastAsiaTheme="minorEastAsia" w:hAnsi="Cambria Math"/>
+                                      <w:lang w:val="en-US"/>
+                                    </w:rPr>
+                                    <m:t>m</m:t>
+                                  </m:r>
+                                </m:den>
+                              </m:f>
+                              <m:r>
+                                <w:rPr>
+                                  <w:rFonts w:ascii="Cambria Math" w:eastAsiaTheme="minorEastAsia" w:hAnsi="Cambria Math"/>
+                                  <w:lang w:val="en-US"/>
+                                </w:rPr>
+                                <m:t>p</m:t>
+                              </m:r>
+                            </m:e>
+                          </m:d>
+                        </m:e>
+                        <m:e>
+                          <m:r>
+                            <w:rPr>
+                              <w:rFonts w:ascii="Cambria Math" w:eastAsiaTheme="minorEastAsia" w:hAnsi="Cambria Math"/>
+                              <w:lang w:val="en-US"/>
+                            </w:rPr>
+                            <m:t>cos</m:t>
+                          </m:r>
+                          <m:d>
+                            <m:dPr>
+                              <m:ctrlPr>
+                                <w:rPr>
+                                  <w:rFonts w:ascii="Cambria Math" w:eastAsiaTheme="minorEastAsia" w:hAnsi="Cambria Math"/>
+                                  <w:i/>
+                                  <w:lang w:val="en-US"/>
+                                </w:rPr>
+                              </m:ctrlPr>
+                            </m:dPr>
+                            <m:e>
+                              <m:f>
+                                <m:fPr>
+                                  <m:ctrlPr>
+                                    <w:rPr>
+                                      <w:rFonts w:ascii="Cambria Math" w:eastAsiaTheme="minorEastAsia" w:hAnsi="Cambria Math"/>
+                                      <w:i/>
+                                      <w:lang w:val="en-US"/>
+                                    </w:rPr>
+                                  </m:ctrlPr>
+                                </m:fPr>
+                                <m:num>
+                                  <m:r>
+                                    <w:rPr>
+                                      <w:rFonts w:ascii="Cambria Math" w:eastAsiaTheme="minorEastAsia" w:hAnsi="Cambria Math"/>
+                                      <w:lang w:val="en-US"/>
+                                    </w:rPr>
+                                    <m:t>1</m:t>
+                                  </m:r>
+                                </m:num>
+                                <m:den>
+                                  <m:r>
+                                    <w:rPr>
+                                      <w:rFonts w:ascii="Cambria Math" w:eastAsiaTheme="minorEastAsia" w:hAnsi="Cambria Math"/>
+                                      <w:lang w:val="en-US"/>
+                                    </w:rPr>
+                                    <m:t>m</m:t>
+                                  </m:r>
+                                </m:den>
+                              </m:f>
+                              <m:r>
+                                <w:rPr>
+                                  <w:rFonts w:ascii="Cambria Math" w:eastAsiaTheme="minorEastAsia" w:hAnsi="Cambria Math"/>
+                                  <w:lang w:val="en-US"/>
+                                </w:rPr>
+                                <m:t>p</m:t>
+                              </m:r>
+                            </m:e>
+                          </m:d>
+                        </m:e>
+                        <m:e>
+                          <m:m>
+                            <m:mPr>
+                              <m:mcs>
+                                <m:mc>
+                                  <m:mcPr>
+                                    <m:count m:val="3"/>
+                                    <m:mcJc m:val="center"/>
+                                  </m:mcPr>
+                                </m:mc>
+                              </m:mcs>
+                              <m:ctrlPr>
+                                <w:rPr>
+                                  <w:rFonts w:ascii="Cambria Math" w:eastAsiaTheme="minorEastAsia" w:hAnsi="Cambria Math"/>
+                                  <w:i/>
+                                  <w:lang w:val="en-US"/>
+                                </w:rPr>
+                              </m:ctrlPr>
+                            </m:mPr>
+                            <m:mr>
+                              <m:e>
+                                <m:r>
+                                  <w:rPr>
+                                    <w:rFonts w:ascii="Cambria Math" w:eastAsiaTheme="minorEastAsia" w:hAnsi="Cambria Math"/>
+                                    <w:lang w:val="en-US"/>
+                                  </w:rPr>
+                                  <m:t>sin</m:t>
+                                </m:r>
+                                <m:d>
+                                  <m:dPr>
+                                    <m:ctrlPr>
+                                      <w:rPr>
+                                        <w:rFonts w:ascii="Cambria Math" w:eastAsiaTheme="minorEastAsia" w:hAnsi="Cambria Math"/>
+                                        <w:i/>
+                                        <w:lang w:val="en-US"/>
+                                      </w:rPr>
+                                    </m:ctrlPr>
+                                  </m:dPr>
+                                  <m:e>
+                                    <m:f>
+                                      <m:fPr>
+                                        <m:ctrlPr>
+                                          <w:rPr>
+                                            <w:rFonts w:ascii="Cambria Math" w:eastAsiaTheme="minorEastAsia" w:hAnsi="Cambria Math"/>
+                                            <w:i/>
+                                            <w:lang w:val="en-US"/>
+                                          </w:rPr>
+                                        </m:ctrlPr>
+                                      </m:fPr>
+                                      <m:num>
+                                        <m:r>
+                                          <w:rPr>
+                                            <w:rFonts w:ascii="Cambria Math" w:eastAsiaTheme="minorEastAsia" w:hAnsi="Cambria Math"/>
+                                            <w:lang w:val="en-US"/>
+                                          </w:rPr>
+                                          <m:t>1</m:t>
+                                        </m:r>
+                                      </m:num>
+                                      <m:den>
+                                        <m:sSup>
+                                          <m:sSupPr>
+                                            <m:ctrlPr>
+                                              <w:rPr>
+                                                <w:rFonts w:ascii="Cambria Math" w:eastAsiaTheme="minorEastAsia" w:hAnsi="Cambria Math"/>
+                                                <w:i/>
+                                                <w:lang w:val="en-US"/>
+                                              </w:rPr>
+                                            </m:ctrlPr>
+                                          </m:sSupPr>
+                                          <m:e>
+                                            <m:r>
+                                              <w:rPr>
+                                                <w:rFonts w:ascii="Cambria Math" w:eastAsiaTheme="minorEastAsia" w:hAnsi="Cambria Math"/>
+                                                <w:lang w:val="en-US"/>
+                                              </w:rPr>
+                                              <m:t>m</m:t>
+                                            </m:r>
+                                          </m:e>
+                                          <m:sup>
+                                            <m:r>
+                                              <w:rPr>
+                                                <w:rFonts w:ascii="Cambria Math" w:eastAsiaTheme="minorEastAsia" w:hAnsi="Cambria Math"/>
+                                                <w:lang w:val="en-US"/>
+                                              </w:rPr>
+                                              <m:t>2</m:t>
+                                            </m:r>
+                                          </m:sup>
+                                        </m:sSup>
+                                      </m:den>
+                                    </m:f>
+                                    <m:r>
+                                      <w:rPr>
+                                        <w:rFonts w:ascii="Cambria Math" w:eastAsiaTheme="minorEastAsia" w:hAnsi="Cambria Math"/>
+                                        <w:lang w:val="en-US"/>
+                                      </w:rPr>
+                                      <m:t>p</m:t>
+                                    </m:r>
+                                  </m:e>
+                                </m:d>
+                              </m:e>
+                              <m:e>
+                                <m:r>
+                                  <w:rPr>
+                                    <w:rFonts w:ascii="Cambria Math" w:eastAsiaTheme="minorEastAsia" w:hAnsi="Cambria Math"/>
+                                    <w:lang w:val="en-US"/>
+                                  </w:rPr>
+                                  <m:t>cos</m:t>
+                                </m:r>
+                                <m:d>
+                                  <m:dPr>
+                                    <m:ctrlPr>
+                                      <w:rPr>
+                                        <w:rFonts w:ascii="Cambria Math" w:eastAsiaTheme="minorEastAsia" w:hAnsi="Cambria Math"/>
+                                        <w:i/>
+                                        <w:lang w:val="en-US"/>
+                                      </w:rPr>
+                                    </m:ctrlPr>
+                                  </m:dPr>
+                                  <m:e>
+                                    <m:f>
+                                      <m:fPr>
+                                        <m:ctrlPr>
+                                          <w:rPr>
+                                            <w:rFonts w:ascii="Cambria Math" w:eastAsiaTheme="minorEastAsia" w:hAnsi="Cambria Math"/>
+                                            <w:i/>
+                                            <w:lang w:val="en-US"/>
+                                          </w:rPr>
+                                        </m:ctrlPr>
+                                      </m:fPr>
+                                      <m:num>
+                                        <m:r>
+                                          <w:rPr>
+                                            <w:rFonts w:ascii="Cambria Math" w:eastAsiaTheme="minorEastAsia" w:hAnsi="Cambria Math"/>
+                                            <w:lang w:val="en-US"/>
+                                          </w:rPr>
+                                          <m:t>1</m:t>
+                                        </m:r>
+                                      </m:num>
+                                      <m:den>
+                                        <m:sSup>
+                                          <m:sSupPr>
+                                            <m:ctrlPr>
+                                              <w:rPr>
+                                                <w:rFonts w:ascii="Cambria Math" w:eastAsiaTheme="minorEastAsia" w:hAnsi="Cambria Math"/>
+                                                <w:i/>
+                                                <w:lang w:val="en-US"/>
+                                              </w:rPr>
+                                            </m:ctrlPr>
+                                          </m:sSupPr>
+                                          <m:e>
+                                            <m:r>
+                                              <w:rPr>
+                                                <w:rFonts w:ascii="Cambria Math" w:eastAsiaTheme="minorEastAsia" w:hAnsi="Cambria Math"/>
+                                                <w:lang w:val="en-US"/>
+                                              </w:rPr>
+                                              <m:t>m</m:t>
+                                            </m:r>
+                                          </m:e>
+                                          <m:sup>
+                                            <m:r>
+                                              <w:rPr>
+                                                <w:rFonts w:ascii="Cambria Math" w:eastAsiaTheme="minorEastAsia" w:hAnsi="Cambria Math"/>
+                                                <w:lang w:val="en-US"/>
+                                              </w:rPr>
+                                              <m:t>2</m:t>
+                                            </m:r>
+                                          </m:sup>
+                                        </m:sSup>
+                                      </m:den>
+                                    </m:f>
+                                    <m:r>
+                                      <w:rPr>
+                                        <w:rFonts w:ascii="Cambria Math" w:eastAsiaTheme="minorEastAsia" w:hAnsi="Cambria Math"/>
+                                        <w:lang w:val="en-US"/>
+                                      </w:rPr>
+                                      <m:t>p</m:t>
+                                    </m:r>
+                                  </m:e>
+                                </m:d>
+                              </m:e>
+                              <m:e>
+                                <m:r>
+                                  <w:rPr>
+                                    <w:rFonts w:ascii="Cambria Math" w:eastAsiaTheme="minorEastAsia" w:hAnsi="Cambria Math"/>
+                                    <w:lang w:val="en-US"/>
+                                  </w:rPr>
+                                  <m:t>…</m:t>
+                                </m:r>
+                              </m:e>
+                            </m:mr>
+                          </m:m>
+                        </m:e>
+                      </m:mr>
+                    </m:m>
+                  </m:e>
+                </m:mr>
+              </m:m>
+            </m:e>
+          </m:d>
+        </m:oMath>
+      </m:oMathPara>
+    </w:p>
+    <w:p>
+      <w:pPr>
+        <w:pStyle w:val="ListParagraph"/>
+        <w:numPr>
+          <w:ilvl w:val="0"/>
+          <w:numId w:val="6"/>
+        </w:numPr>
+        <w:rPr>
+          <w:rFonts w:ascii="Cambria Math" w:hAnsi="Cambria Math"/>
+          <w:lang w:val="en-US"/>
+          <w:oMath/>
+        </w:rPr>
+      </w:pPr>
+      <w:r>
+        <w:rPr>
+          <w:rFonts w:eastAsiaTheme="minorEastAsia"/>
+          <w:lang w:val="en-US"/>
+        </w:rPr>
+        <w:t>Với</w:t>
+      </w:r>
+    </w:p>
+    <w:p>
+      <w:pPr>
+        <w:pStyle w:val="ListParagraph"/>
+        <w:pBdr>
+          <w:top w:val="single" w:sz="4" w:space="1" w:color="auto"/>
+          <w:left w:val="single" w:sz="4" w:space="4" w:color="auto"/>
+          <w:bottom w:val="single" w:sz="4" w:space="1" w:color="auto"/>
+          <w:right w:val="single" w:sz="4" w:space="4" w:color="auto"/>
+        </w:pBdr>
+        <w:ind w:left="1080"/>
+        <w:rPr>
+          <w:rFonts w:ascii="Cambria Math" w:hAnsi="Cambria Math"/>
+          <w:lang w:val="en-US"/>
+          <w:oMath/>
+        </w:rPr>
+      </w:pPr>
+      <m:oMathPara>
+        <m:oMathParaPr>
+          <m:jc m:val="left"/>
+        </m:oMathParaPr>
+        <m:oMath>
+          <m:r>
+            <w:rPr>
+              <w:rFonts w:ascii="Cambria Math" w:eastAsiaTheme="minorEastAsia" w:hAnsi="Cambria Math"/>
+              <w:lang w:val="en-US"/>
+            </w:rPr>
+            <m:t>m</m:t>
+          </m:r>
+          <m:r>
+            <w:rPr>
+              <w:rFonts w:ascii="Cambria Math" w:eastAsiaTheme="minorEastAsia" w:hAnsi="Cambria Math"/>
+              <w:lang w:val="en-US"/>
+            </w:rPr>
+            <m:t>=</m:t>
+          </m:r>
+          <m:sSup>
+            <m:sSupPr>
+              <m:ctrlPr>
+                <w:rPr>
+                  <w:rFonts w:ascii="Cambria Math" w:eastAsiaTheme="minorEastAsia" w:hAnsi="Cambria Math"/>
+                  <w:i/>
+                  <w:lang w:val="en-US"/>
+                </w:rPr>
+              </m:ctrlPr>
+            </m:sSupPr>
+            <m:e>
+              <m:r>
+                <w:rPr>
+                  <w:rFonts w:ascii="Cambria Math" w:eastAsiaTheme="minorEastAsia" w:hAnsi="Cambria Math"/>
+                  <w:lang w:val="en-US"/>
+                </w:rPr>
+                <m:t>10000</m:t>
+              </m:r>
+            </m:e>
+            <m:sup>
+              <m:f>
+                <m:fPr>
+                  <m:ctrlPr>
+                    <w:rPr>
+                      <w:rFonts w:ascii="Cambria Math" w:eastAsiaTheme="minorEastAsia" w:hAnsi="Cambria Math"/>
+                      <w:i/>
+                      <w:lang w:val="en-US"/>
+                    </w:rPr>
+                  </m:ctrlPr>
+                </m:fPr>
+                <m:num>
+                  <m:r>
+                    <w:rPr>
+                      <w:rFonts w:ascii="Cambria Math" w:eastAsiaTheme="minorEastAsia" w:hAnsi="Cambria Math"/>
+                      <w:lang w:val="en-US"/>
+                    </w:rPr>
+                    <m:t>2</m:t>
+                  </m:r>
+                </m:num>
+                <m:den>
+                  <m:r>
+                    <w:rPr>
+                      <w:rFonts w:ascii="Cambria Math" w:eastAsiaTheme="minorEastAsia" w:hAnsi="Cambria Math"/>
+                      <w:lang w:val="en-US"/>
+                    </w:rPr>
+                    <m:t>n</m:t>
+                  </m:r>
+                </m:den>
+              </m:f>
+            </m:sup>
+          </m:sSup>
+        </m:oMath>
+      </m:oMathPara>
+    </w:p>
+    <w:p>
+      <w:pPr>
+        <w:pStyle w:val="ListParagraph"/>
+        <w:numPr>
+          <w:ilvl w:val="0"/>
+          <w:numId w:val="6"/>
+        </w:numPr>
+        <w:rPr>
+          <w:rFonts w:ascii="Cambria Math" w:hAnsi="Cambria Math" w:cstheme="minorHAnsi"/>
+          <w:lang w:val="en-US"/>
+          <w:oMath/>
+        </w:rPr>
+      </w:pPr>
+      <w:r>
+        <w:rPr>
+          <w:rFonts w:eastAsiaTheme="minorEastAsia"/>
+          <w:lang w:val="en-US"/>
+        </w:rPr>
+        <w:t xml:space="preserve">Dễ thấy, đi từ phần tử đầu đến cuối của B, chu kì tăng theo cấp số nhân, từ </w:t>
+      </w:r>
+      <w:r>
+        <w:rPr>
+          <w:lang w:val="en-US"/>
+        </w:rPr>
+        <w:t>2</w:t>
+      </w:r>
+      <w:r>
+        <w:rPr>
+          <w:lang w:val="en-US"/>
+        </w:rPr>
+        <w:sym w:font="Symbol" w:char="F070"/>
+      </w:r>
+      <w:r>
+        <w:rPr>
+          <w:lang w:val="en-US"/>
+        </w:rPr>
+        <w:t xml:space="preserve"> đến 20000</w:t>
+      </w:r>
+      <w:r>
+        <w:rPr>
+          <w:lang w:val="en-US"/>
+        </w:rPr>
+        <w:sym w:font="Symbol" w:char="F070"/>
+      </w:r>
+    </w:p>
+    <w:p>
+      <w:pPr>
+        <w:pStyle w:val="ListParagraph"/>
+        <w:numPr>
+          <w:ilvl w:val="0"/>
+          <w:numId w:val="23"/>
+        </w:numPr>
+        <w:rPr>
+          <w:rFonts w:ascii="Cambria Math" w:hAnsi="Cambria Math"/>
+          <w:lang w:val="en-US"/>
+          <w:oMath/>
+        </w:rPr>
+      </w:pPr>
+      <w:r>
+        <w:rPr>
+          <w:rFonts w:eastAsiaTheme="minorEastAsia"/>
+          <w:lang w:val="en-US"/>
+        </w:rPr>
+        <w:t xml:space="preserve">Lợi </w:t>
+      </w:r>
+      <w:r>
+        <w:rPr>
+          <w:rFonts w:eastAsiaTheme="minorEastAsia"/>
+          <w:lang w:val="en-US"/>
+        </w:rPr>
+        <w:t xml:space="preserve">Ích Khi Sử Dụng Hàm </w:t>
+      </w:r>
+      <w:r>
+        <w:rPr>
+          <w:rFonts w:eastAsiaTheme="minorEastAsia"/>
+          <w:lang w:val="en-US"/>
+        </w:rPr>
+        <w:t xml:space="preserve">Sin </w:t>
+      </w:r>
+      <w:r>
+        <w:rPr>
+          <w:rFonts w:eastAsiaTheme="minorEastAsia"/>
+          <w:lang w:val="en-US"/>
+        </w:rPr>
+        <w:t xml:space="preserve">Và </w:t>
+      </w:r>
+      <w:r>
+        <w:rPr>
+          <w:rFonts w:eastAsiaTheme="minorEastAsia"/>
+          <w:lang w:val="en-US"/>
+        </w:rPr>
+        <w:t xml:space="preserve">Cos </w:t>
+      </w:r>
+      <w:r>
+        <w:rPr>
+          <w:rFonts w:eastAsiaTheme="minorEastAsia"/>
+          <w:lang w:val="en-US"/>
+        </w:rPr>
+        <w:t>Khi Mã Hóa?</w:t>
+      </w:r>
+    </w:p>
+    <w:p>
+      <w:pPr>
+        <w:pStyle w:val="ListParagraph"/>
+        <w:numPr>
+          <w:ilvl w:val="0"/>
+          <w:numId w:val="6"/>
+        </w:numPr>
+        <w:rPr>
+          <w:rFonts w:ascii="Cambria Math" w:hAnsi="Cambria Math"/>
+          <w:lang w:val="en-US"/>
+          <w:oMath/>
+        </w:rPr>
+      </w:pPr>
+      <w:r>
+        <w:rPr>
+          <w:rFonts w:eastAsiaTheme="minorEastAsia"/>
+          <w:lang w:val="en-US"/>
+        </w:rPr>
+        <w:t>Giả sử</w:t>
+      </w:r>
+      <w:r>
+        <w:rPr>
+          <w:rFonts w:eastAsiaTheme="minorEastAsia"/>
+          <w:lang w:val="en-US"/>
+        </w:rPr>
+        <w:t xml:space="preserve"> B</w:t>
+      </w:r>
+      <w:r>
+        <w:rPr>
+          <w:rFonts w:eastAsiaTheme="minorEastAsia"/>
+          <w:vertAlign w:val="subscript"/>
+          <w:lang w:val="en-US"/>
+        </w:rPr>
+        <w:t>1</w:t>
+      </w:r>
+      <w:r>
+        <w:rPr>
+          <w:rFonts w:eastAsiaTheme="minorEastAsia"/>
+          <w:lang w:val="en-US"/>
+        </w:rPr>
+        <w:t xml:space="preserve"> </w:t>
+      </w:r>
+      <w:r>
+        <w:rPr>
+          <w:rFonts w:eastAsiaTheme="minorEastAsia"/>
+          <w:lang w:val="en-US"/>
+        </w:rPr>
+        <w:t>và B</w:t>
+      </w:r>
+      <w:r>
+        <w:rPr>
+          <w:rFonts w:eastAsiaTheme="minorEastAsia"/>
+          <w:vertAlign w:val="subscript"/>
+          <w:lang w:val="en-US"/>
+        </w:rPr>
+        <w:t>2</w:t>
+      </w:r>
+      <w:r>
+        <w:rPr>
+          <w:rFonts w:eastAsiaTheme="minorEastAsia"/>
+          <w:lang w:val="en-US"/>
+        </w:rPr>
+        <w:t xml:space="preserve"> lần lượt là Vector mã hóa vị trí của 2 từ “foo” và “bar” trong câu, giả sử foo ở vị trí thứ p và “bar” ở vị trí thứ p + t</w:t>
+      </w:r>
+    </w:p>
+    <w:p>
+      <w:pPr>
+        <w:pStyle w:val="ListParagraph"/>
+        <w:numPr>
+          <w:ilvl w:val="0"/>
+          <w:numId w:val="6"/>
+        </w:numPr>
+        <w:rPr>
+          <w:rFonts w:ascii="Cambria Math" w:hAnsi="Cambria Math"/>
+          <w:lang w:val="en-US"/>
+          <w:oMath/>
+        </w:rPr>
+      </w:pPr>
+      <w:r>
+        <w:rPr>
+          <w:rFonts w:eastAsiaTheme="minorEastAsia"/>
+          <w:lang w:val="en-US"/>
+        </w:rPr>
+        <w:t xml:space="preserve">Dễ thấy dù p có giá trị gì đi chăng nữa thì khoảng cách giữa </w:t>
+      </w:r>
+      <w:r>
+        <w:rPr>
+          <w:rFonts w:eastAsiaTheme="minorEastAsia"/>
+          <w:lang w:val="en-US"/>
+        </w:rPr>
+        <w:t>B</w:t>
+      </w:r>
+      <w:r>
+        <w:rPr>
+          <w:rFonts w:eastAsiaTheme="minorEastAsia"/>
+          <w:vertAlign w:val="subscript"/>
+          <w:lang w:val="en-US"/>
+        </w:rPr>
+        <w:t>1</w:t>
+      </w:r>
+      <w:r>
+        <w:rPr>
+          <w:rFonts w:eastAsiaTheme="minorEastAsia"/>
+          <w:lang w:val="en-US"/>
+        </w:rPr>
+        <w:t xml:space="preserve"> và </w:t>
+      </w:r>
+      <w:r>
+        <w:rPr>
+          <w:rFonts w:eastAsiaTheme="minorEastAsia"/>
+          <w:lang w:val="en-US"/>
+        </w:rPr>
+        <w:t>B</w:t>
+      </w:r>
+      <w:r>
+        <w:rPr>
+          <w:rFonts w:eastAsiaTheme="minorEastAsia"/>
+          <w:vertAlign w:val="subscript"/>
+          <w:lang w:val="en-US"/>
+        </w:rPr>
+        <w:t>2</w:t>
+      </w:r>
+      <w:r>
+        <w:rPr>
+          <w:rFonts w:eastAsiaTheme="minorEastAsia"/>
+          <w:lang w:val="en-US"/>
+        </w:rPr>
+        <w:t xml:space="preserve"> luôn không đổi, như vậy ta vô tình mã hóa được vị trí tương đối của 2 từ mà chẳng cần làm gì</w:t>
+      </w:r>
+    </w:p>
+    <w:p>
+      <w:pPr>
+        <w:pStyle w:val="ListParagraph"/>
+        <w:numPr>
+          <w:ilvl w:val="0"/>
+          <w:numId w:val="6"/>
+        </w:numPr>
+        <w:rPr>
+          <w:rFonts w:ascii="Cambria Math" w:hAnsi="Cambria Math"/>
+          <w:lang w:val="en-US"/>
+          <w:oMath/>
+        </w:rPr>
+      </w:pPr>
+      <w:r>
+        <w:rPr>
+          <w:rFonts w:eastAsiaTheme="minorEastAsia"/>
+          <w:lang w:val="en-US"/>
+        </w:rPr>
+        <w:t>Ví dụ</w:t>
+      </w:r>
+    </w:p>
+    <w:p>
+      <w:pPr>
+        <w:pStyle w:val="ListParagraph"/>
+        <w:numPr>
+          <w:ilvl w:val="0"/>
+          <w:numId w:val="6"/>
+        </w:numPr>
+        <w:rPr>
+          <w:rFonts w:ascii="Cambria Math" w:hAnsi="Cambria Math"/>
+          <w:lang w:val="en-US"/>
+          <w:oMath/>
+        </w:rPr>
+      </w:pPr>
+      <w:r>
+        <w:rPr>
+          <w:rFonts w:eastAsiaTheme="minorEastAsia"/>
+          <w:lang w:val="en-US"/>
+        </w:rPr>
+        <w:t>Khoảng cách của từ thứ 1 đến từ thứ 5 = khoảng cách của từ thứ 10 đến từ thứ 14</w:t>
+      </w:r>
+    </w:p>
+    <w:p>
+      <w:pPr>
+        <w:pStyle w:val="ListParagraph"/>
+        <w:numPr>
+          <w:ilvl w:val="0"/>
+          <w:numId w:val="6"/>
+        </w:numPr>
+        <w:rPr>
+          <w:rFonts w:ascii="Cambria Math" w:hAnsi="Cambria Math"/>
+          <w:lang w:val="en-US"/>
+          <w:oMath/>
+        </w:rPr>
+      </w:pPr>
+      <w:r>
+        <w:rPr>
+          <w:rFonts w:eastAsiaTheme="minorEastAsia"/>
+          <w:lang w:val="en-US"/>
+        </w:rPr>
+        <w:t>Chứng minh</w:t>
+      </w:r>
+    </w:p>
+    <w:p>
+      <w:pPr>
+        <w:pStyle w:val="ListParagraph"/>
+        <w:numPr>
+          <w:ilvl w:val="0"/>
+          <w:numId w:val="6"/>
+        </w:numPr>
+        <w:rPr>
+          <w:rFonts w:ascii="Cambria Math" w:hAnsi="Cambria Math"/>
+          <w:lang w:val="en-US"/>
+          <w:oMath/>
+        </w:rPr>
+      </w:pPr>
+      <w:r>
+        <w:rPr>
+          <w:rFonts w:eastAsiaTheme="minorEastAsia"/>
+          <w:lang w:val="en-US"/>
+        </w:rPr>
+        <w:lastRenderedPageBreak/>
+        <w:t>Ta có</w:t>
+      </w:r>
+    </w:p>
+    <w:p>
+      <w:pPr>
+        <w:pStyle w:val="ListParagraph"/>
+        <w:pBdr>
+          <w:top w:val="single" w:sz="4" w:space="1" w:color="auto"/>
+          <w:left w:val="single" w:sz="4" w:space="4" w:color="auto"/>
+          <w:bottom w:val="single" w:sz="4" w:space="1" w:color="auto"/>
+          <w:right w:val="single" w:sz="4" w:space="4" w:color="auto"/>
+        </w:pBdr>
+        <w:ind w:left="1080"/>
+        <w:rPr>
+          <w:rFonts w:eastAsiaTheme="minorEastAsia"/>
+          <w:lang w:val="en-US"/>
+        </w:rPr>
+      </w:pPr>
+      <m:oMathPara>
+        <m:oMathParaPr>
+          <m:jc m:val="left"/>
+        </m:oMathParaPr>
+        <m:oMath>
+          <m:d>
+            <m:dPr>
+              <m:begChr m:val="|"/>
+              <m:endChr m:val="|"/>
+              <m:ctrlPr>
+                <w:rPr>
+                  <w:rFonts w:ascii="Cambria Math" w:eastAsiaTheme="minorEastAsia" w:hAnsi="Cambria Math"/>
+                  <w:i/>
+                  <w:lang w:val="en-US"/>
+                </w:rPr>
+              </m:ctrlPr>
+            </m:dPr>
+            <m:e>
+              <m:sSub>
+                <m:sSubPr>
+                  <m:ctrlPr>
+                    <w:rPr>
+                      <w:rFonts w:ascii="Cambria Math" w:eastAsiaTheme="minorEastAsia" w:hAnsi="Cambria Math"/>
+                      <w:i/>
+                      <w:lang w:val="en-US"/>
+                    </w:rPr>
+                  </m:ctrlPr>
+                </m:sSubPr>
+                <m:e>
+                  <m:r>
+                    <w:rPr>
+                      <w:rFonts w:ascii="Cambria Math" w:eastAsiaTheme="minorEastAsia" w:hAnsi="Cambria Math"/>
+                      <w:lang w:val="en-US"/>
+                    </w:rPr>
+                    <m:t>B</m:t>
+                  </m:r>
+                </m:e>
+                <m:sub>
+                  <m:r>
+                    <w:rPr>
+                      <w:rFonts w:ascii="Cambria Math" w:eastAsiaTheme="minorEastAsia" w:hAnsi="Cambria Math"/>
+                      <w:lang w:val="en-US"/>
+                    </w:rPr>
+                    <m:t>2</m:t>
+                  </m:r>
+                </m:sub>
+              </m:sSub>
+              <m:r>
+                <w:rPr>
+                  <w:rFonts w:ascii="Cambria Math" w:eastAsiaTheme="minorEastAsia" w:hAnsi="Cambria Math"/>
+                  <w:lang w:val="en-US"/>
+                </w:rPr>
+                <m:t>-</m:t>
+              </m:r>
+              <m:sSub>
+                <m:sSubPr>
+                  <m:ctrlPr>
+                    <w:rPr>
+                      <w:rFonts w:ascii="Cambria Math" w:eastAsiaTheme="minorEastAsia" w:hAnsi="Cambria Math"/>
+                      <w:i/>
+                      <w:lang w:val="en-US"/>
+                    </w:rPr>
+                  </m:ctrlPr>
+                </m:sSubPr>
+                <m:e>
+                  <m:r>
+                    <w:rPr>
+                      <w:rFonts w:ascii="Cambria Math" w:eastAsiaTheme="minorEastAsia" w:hAnsi="Cambria Math"/>
+                      <w:lang w:val="en-US"/>
+                    </w:rPr>
+                    <m:t>B</m:t>
+                  </m:r>
+                </m:e>
+                <m:sub>
+                  <m:r>
+                    <w:rPr>
+                      <w:rFonts w:ascii="Cambria Math" w:eastAsiaTheme="minorEastAsia" w:hAnsi="Cambria Math"/>
+                      <w:lang w:val="en-US"/>
+                    </w:rPr>
+                    <m:t>1</m:t>
+                  </m:r>
+                </m:sub>
+              </m:sSub>
+            </m:e>
+          </m:d>
+          <m:r>
+            <w:rPr>
+              <w:rFonts w:ascii="Cambria Math" w:hAnsi="Cambria Math"/>
+              <w:lang w:val="en-US"/>
+            </w:rPr>
+            <m:t>=</m:t>
+          </m:r>
+          <m:d>
+            <m:dPr>
+              <m:begChr m:val="|"/>
+              <m:endChr m:val="|"/>
+              <m:ctrlPr>
+                <w:rPr>
+                  <w:rFonts w:ascii="Cambria Math" w:hAnsi="Cambria Math"/>
+                  <w:i/>
+                  <w:lang w:val="en-US"/>
+                </w:rPr>
+              </m:ctrlPr>
+            </m:dPr>
+            <m:e>
+              <m:d>
+                <m:dPr>
+                  <m:ctrlPr>
+                    <w:rPr>
+                      <w:rFonts w:ascii="Cambria Math" w:hAnsi="Cambria Math"/>
+                      <w:i/>
+                      <w:lang w:val="en-US"/>
+                    </w:rPr>
+                  </m:ctrlPr>
+                </m:dPr>
+                <m:e>
+                  <m:m>
+                    <m:mPr>
+                      <m:mcs>
+                        <m:mc>
+                          <m:mcPr>
+                            <m:count m:val="3"/>
+                            <m:mcJc m:val="center"/>
+                          </m:mcPr>
+                        </m:mc>
+                      </m:mcs>
+                      <m:ctrlPr>
+                        <w:rPr>
+                          <w:rFonts w:ascii="Cambria Math" w:hAnsi="Cambria Math"/>
+                          <w:i/>
+                          <w:lang w:val="en-US"/>
+                        </w:rPr>
+                      </m:ctrlPr>
+                    </m:mPr>
+                    <m:mr>
+                      <m:e>
+                        <m:r>
+                          <w:rPr>
+                            <w:rFonts w:ascii="Cambria Math" w:hAnsi="Cambria Math"/>
+                            <w:lang w:val="en-US"/>
+                          </w:rPr>
+                          <m:t>sin</m:t>
+                        </m:r>
+                        <m:d>
+                          <m:dPr>
+                            <m:ctrlPr>
+                              <w:rPr>
+                                <w:rFonts w:ascii="Cambria Math" w:hAnsi="Cambria Math"/>
+                                <w:i/>
+                                <w:lang w:val="en-US"/>
+                              </w:rPr>
+                            </m:ctrlPr>
+                          </m:dPr>
+                          <m:e>
+                            <m:r>
+                              <w:rPr>
+                                <w:rFonts w:ascii="Cambria Math" w:hAnsi="Cambria Math"/>
+                                <w:lang w:val="en-US"/>
+                              </w:rPr>
+                              <m:t>p+t</m:t>
+                            </m:r>
+                          </m:e>
+                        </m:d>
+                        <m:r>
+                          <w:rPr>
+                            <w:rFonts w:ascii="Cambria Math" w:hAnsi="Cambria Math"/>
+                            <w:lang w:val="en-US"/>
+                          </w:rPr>
+                          <m:t>-sin</m:t>
+                        </m:r>
+                        <m:d>
+                          <m:dPr>
+                            <m:ctrlPr>
+                              <w:rPr>
+                                <w:rFonts w:ascii="Cambria Math" w:hAnsi="Cambria Math"/>
+                                <w:i/>
+                                <w:lang w:val="en-US"/>
+                              </w:rPr>
+                            </m:ctrlPr>
+                          </m:dPr>
+                          <m:e>
+                            <m:r>
+                              <w:rPr>
+                                <w:rFonts w:ascii="Cambria Math" w:hAnsi="Cambria Math"/>
+                                <w:lang w:val="en-US"/>
+                              </w:rPr>
+                              <m:t>p</m:t>
+                            </m:r>
+                          </m:e>
+                        </m:d>
+                      </m:e>
+                      <m:e>
+                        <m:r>
+                          <w:rPr>
+                            <w:rFonts w:ascii="Cambria Math" w:hAnsi="Cambria Math"/>
+                            <w:lang w:val="en-US"/>
+                          </w:rPr>
+                          <m:t>cos</m:t>
+                        </m:r>
+                        <m:d>
+                          <m:dPr>
+                            <m:ctrlPr>
+                              <w:rPr>
+                                <w:rFonts w:ascii="Cambria Math" w:hAnsi="Cambria Math"/>
+                                <w:i/>
+                                <w:lang w:val="en-US"/>
+                              </w:rPr>
+                            </m:ctrlPr>
+                          </m:dPr>
+                          <m:e>
+                            <m:r>
+                              <w:rPr>
+                                <w:rFonts w:ascii="Cambria Math" w:hAnsi="Cambria Math"/>
+                                <w:lang w:val="en-US"/>
+                              </w:rPr>
+                              <m:t>p+t</m:t>
+                            </m:r>
+                          </m:e>
+                        </m:d>
+                        <m:r>
+                          <w:rPr>
+                            <w:rFonts w:ascii="Cambria Math" w:hAnsi="Cambria Math"/>
+                            <w:lang w:val="en-US"/>
+                          </w:rPr>
+                          <m:t>-</m:t>
+                        </m:r>
+                        <m:r>
+                          <w:rPr>
+                            <w:rFonts w:ascii="Cambria Math" w:hAnsi="Cambria Math"/>
+                            <w:lang w:val="en-US"/>
+                          </w:rPr>
+                          <m:t>cos</m:t>
+                        </m:r>
+                        <m:d>
+                          <m:dPr>
+                            <m:ctrlPr>
+                              <w:rPr>
+                                <w:rFonts w:ascii="Cambria Math" w:hAnsi="Cambria Math"/>
+                                <w:i/>
+                                <w:lang w:val="en-US"/>
+                              </w:rPr>
+                            </m:ctrlPr>
+                          </m:dPr>
+                          <m:e>
+                            <m:r>
+                              <w:rPr>
+                                <w:rFonts w:ascii="Cambria Math" w:hAnsi="Cambria Math"/>
+                                <w:lang w:val="en-US"/>
+                              </w:rPr>
+                              <m:t>p</m:t>
+                            </m:r>
+                          </m:e>
+                        </m:d>
+                      </m:e>
+                      <m:e>
+                        <m:r>
+                          <w:rPr>
+                            <w:rFonts w:ascii="Cambria Math" w:hAnsi="Cambria Math"/>
+                            <w:lang w:val="en-US"/>
+                          </w:rPr>
+                          <m:t>…</m:t>
+                        </m:r>
+                      </m:e>
+                    </m:mr>
+                  </m:m>
+                </m:e>
+              </m:d>
+            </m:e>
+          </m:d>
+          <m:r>
+            <w:rPr>
+              <w:rFonts w:ascii="Cambria Math" w:eastAsiaTheme="minorEastAsia" w:hAnsi="Cambria Math"/>
+              <w:lang w:val="en-US"/>
+            </w:rPr>
+            <m:t>=</m:t>
+          </m:r>
+        </m:oMath>
+      </m:oMathPara>
+    </w:p>
+    <w:p>
+      <w:pPr>
+        <w:pStyle w:val="ListParagraph"/>
+        <w:pBdr>
+          <w:top w:val="single" w:sz="4" w:space="1" w:color="auto"/>
+          <w:left w:val="single" w:sz="4" w:space="4" w:color="auto"/>
+          <w:bottom w:val="single" w:sz="4" w:space="1" w:color="auto"/>
+          <w:right w:val="single" w:sz="4" w:space="4" w:color="auto"/>
+        </w:pBdr>
+        <w:ind w:left="1080"/>
+        <w:rPr>
+          <w:rFonts w:eastAsiaTheme="minorEastAsia"/>
+          <w:lang w:val="en-US"/>
+        </w:rPr>
+      </w:pPr>
+      <m:oMathPara>
+        <m:oMathParaPr>
+          <m:jc m:val="left"/>
+        </m:oMathParaPr>
+        <m:oMath>
+          <m:rad>
+            <m:radPr>
+              <m:degHide m:val="1"/>
+              <m:ctrlPr>
+                <w:rPr>
+                  <w:rFonts w:ascii="Cambria Math" w:eastAsiaTheme="minorEastAsia" w:hAnsi="Cambria Math"/>
+                  <w:i/>
+                  <w:lang w:val="en-US"/>
+                </w:rPr>
+              </m:ctrlPr>
+            </m:radPr>
+            <m:deg/>
+            <m:e>
+              <m:sSup>
+                <m:sSupPr>
+                  <m:ctrlPr>
+                    <w:rPr>
+                      <w:rFonts w:ascii="Cambria Math" w:eastAsiaTheme="minorEastAsia" w:hAnsi="Cambria Math"/>
+                      <w:i/>
+                      <w:lang w:val="en-US"/>
+                    </w:rPr>
+                  </m:ctrlPr>
+                </m:sSupPr>
+                <m:e>
+                  <m:d>
+                    <m:dPr>
+                      <m:begChr m:val="|"/>
+                      <m:endChr m:val="|"/>
+                      <m:ctrlPr>
+                        <w:rPr>
+                          <w:rFonts w:ascii="Cambria Math" w:eastAsiaTheme="minorEastAsia" w:hAnsi="Cambria Math"/>
+                          <w:i/>
+                          <w:lang w:val="en-US"/>
+                        </w:rPr>
+                      </m:ctrlPr>
+                    </m:dPr>
+                    <m:e>
+                      <m:d>
+                        <m:dPr>
+                          <m:ctrlPr>
+                            <w:rPr>
+                              <w:rFonts w:ascii="Cambria Math" w:eastAsiaTheme="minorEastAsia" w:hAnsi="Cambria Math"/>
+                              <w:i/>
+                              <w:lang w:val="en-US"/>
+                            </w:rPr>
+                          </m:ctrlPr>
+                        </m:dPr>
+                        <m:e>
+                          <m:m>
+                            <m:mPr>
+                              <m:mcs>
+                                <m:mc>
+                                  <m:mcPr>
+                                    <m:count m:val="2"/>
+                                    <m:mcJc m:val="center"/>
+                                  </m:mcPr>
+                                </m:mc>
+                              </m:mcs>
+                              <m:ctrlPr>
+                                <w:rPr>
+                                  <w:rFonts w:ascii="Cambria Math" w:eastAsiaTheme="minorEastAsia" w:hAnsi="Cambria Math"/>
+                                  <w:i/>
+                                  <w:lang w:val="en-US"/>
+                                </w:rPr>
+                              </m:ctrlPr>
+                            </m:mPr>
+                            <m:mr>
+                              <m:e>
+                                <m:r>
+                                  <w:rPr>
+                                    <w:rFonts w:ascii="Cambria Math" w:hAnsi="Cambria Math"/>
+                                    <w:lang w:val="en-US"/>
+                                  </w:rPr>
+                                  <m:t>sin</m:t>
+                                </m:r>
+                                <m:d>
+                                  <m:dPr>
+                                    <m:ctrlPr>
+                                      <w:rPr>
+                                        <w:rFonts w:ascii="Cambria Math" w:hAnsi="Cambria Math"/>
+                                        <w:i/>
+                                        <w:lang w:val="en-US"/>
+                                      </w:rPr>
+                                    </m:ctrlPr>
+                                  </m:dPr>
+                                  <m:e>
+                                    <m:r>
+                                      <w:rPr>
+                                        <w:rFonts w:ascii="Cambria Math" w:hAnsi="Cambria Math"/>
+                                        <w:lang w:val="en-US"/>
+                                      </w:rPr>
+                                      <m:t>p+t</m:t>
+                                    </m:r>
+                                  </m:e>
+                                </m:d>
+                                <m:r>
+                                  <w:rPr>
+                                    <w:rFonts w:ascii="Cambria Math" w:hAnsi="Cambria Math"/>
+                                    <w:lang w:val="en-US"/>
+                                  </w:rPr>
+                                  <m:t>-sin</m:t>
+                                </m:r>
+                                <m:d>
+                                  <m:dPr>
+                                    <m:ctrlPr>
+                                      <w:rPr>
+                                        <w:rFonts w:ascii="Cambria Math" w:hAnsi="Cambria Math"/>
+                                        <w:i/>
+                                        <w:lang w:val="en-US"/>
+                                      </w:rPr>
+                                    </m:ctrlPr>
+                                  </m:dPr>
+                                  <m:e>
+                                    <m:r>
+                                      <w:rPr>
+                                        <w:rFonts w:ascii="Cambria Math" w:hAnsi="Cambria Math"/>
+                                        <w:lang w:val="en-US"/>
+                                      </w:rPr>
+                                      <m:t>p</m:t>
+                                    </m:r>
+                                  </m:e>
+                                </m:d>
+                              </m:e>
+                              <m:e>
+                                <m:r>
+                                  <w:rPr>
+                                    <w:rFonts w:ascii="Cambria Math" w:hAnsi="Cambria Math"/>
+                                    <w:lang w:val="en-US"/>
+                                  </w:rPr>
+                                  <m:t>cos</m:t>
+                                </m:r>
+                                <m:d>
+                                  <m:dPr>
+                                    <m:ctrlPr>
+                                      <w:rPr>
+                                        <w:rFonts w:ascii="Cambria Math" w:hAnsi="Cambria Math"/>
+                                        <w:i/>
+                                        <w:lang w:val="en-US"/>
+                                      </w:rPr>
+                                    </m:ctrlPr>
+                                  </m:dPr>
+                                  <m:e>
+                                    <m:r>
+                                      <w:rPr>
+                                        <w:rFonts w:ascii="Cambria Math" w:hAnsi="Cambria Math"/>
+                                        <w:lang w:val="en-US"/>
+                                      </w:rPr>
+                                      <m:t>p+t</m:t>
+                                    </m:r>
+                                  </m:e>
+                                </m:d>
+                                <m:r>
+                                  <w:rPr>
+                                    <w:rFonts w:ascii="Cambria Math" w:hAnsi="Cambria Math"/>
+                                    <w:lang w:val="en-US"/>
+                                  </w:rPr>
+                                  <m:t>-cos</m:t>
+                                </m:r>
+                                <m:d>
+                                  <m:dPr>
+                                    <m:ctrlPr>
+                                      <w:rPr>
+                                        <w:rFonts w:ascii="Cambria Math" w:hAnsi="Cambria Math"/>
+                                        <w:i/>
+                                        <w:lang w:val="en-US"/>
+                                      </w:rPr>
+                                    </m:ctrlPr>
+                                  </m:dPr>
+                                  <m:e>
+                                    <m:r>
+                                      <w:rPr>
+                                        <w:rFonts w:ascii="Cambria Math" w:hAnsi="Cambria Math"/>
+                                        <w:lang w:val="en-US"/>
+                                      </w:rPr>
+                                      <m:t>p</m:t>
+                                    </m:r>
+                                  </m:e>
+                                </m:d>
+                              </m:e>
+                            </m:mr>
+                          </m:m>
+                        </m:e>
+                      </m:d>
+                    </m:e>
+                  </m:d>
+                </m:e>
+                <m:sup>
+                  <m:r>
+                    <w:rPr>
+                      <w:rFonts w:ascii="Cambria Math" w:eastAsiaTheme="minorEastAsia" w:hAnsi="Cambria Math"/>
+                      <w:lang w:val="en-US"/>
+                    </w:rPr>
+                    <m:t>2</m:t>
+                  </m:r>
+                </m:sup>
+              </m:sSup>
+              <m:r>
+                <w:rPr>
+                  <w:rFonts w:ascii="Cambria Math" w:eastAsiaTheme="minorEastAsia" w:hAnsi="Cambria Math"/>
+                  <w:lang w:val="en-US"/>
+                </w:rPr>
+                <m:t>+…</m:t>
+              </m:r>
+            </m:e>
+          </m:rad>
+          <m:r>
+            <w:rPr>
+              <w:rFonts w:ascii="Cambria Math" w:eastAsiaTheme="minorEastAsia" w:hAnsi="Cambria Math"/>
+              <w:lang w:val="en-US"/>
+            </w:rPr>
+            <m:t>=</m:t>
+          </m:r>
+        </m:oMath>
+      </m:oMathPara>
+    </w:p>
+    <w:p>
+      <w:pPr>
+        <w:pStyle w:val="ListParagraph"/>
+        <w:pBdr>
+          <w:top w:val="single" w:sz="4" w:space="1" w:color="auto"/>
+          <w:left w:val="single" w:sz="4" w:space="4" w:color="auto"/>
+          <w:bottom w:val="single" w:sz="4" w:space="1" w:color="auto"/>
+          <w:right w:val="single" w:sz="4" w:space="4" w:color="auto"/>
+        </w:pBdr>
+        <w:ind w:left="1080"/>
+        <w:rPr>
+          <w:rFonts w:eastAsiaTheme="minorEastAsia"/>
+          <w:lang w:val="en-US"/>
+        </w:rPr>
+      </w:pPr>
+      <m:oMathPara>
+        <m:oMathParaPr>
+          <m:jc m:val="left"/>
+        </m:oMathParaPr>
+        <m:oMath>
+          <m:rad>
+            <m:radPr>
+              <m:degHide m:val="1"/>
+              <m:ctrlPr>
+                <w:rPr>
+                  <w:rFonts w:ascii="Cambria Math" w:eastAsiaTheme="minorEastAsia" w:hAnsi="Cambria Math"/>
+                  <w:i/>
+                  <w:lang w:val="en-US"/>
+                </w:rPr>
+              </m:ctrlPr>
+            </m:radPr>
+            <m:deg/>
+            <m:e>
+              <m:sSup>
+                <m:sSupPr>
+                  <m:ctrlPr>
+                    <w:rPr>
+                      <w:rFonts w:ascii="Cambria Math" w:eastAsiaTheme="minorEastAsia" w:hAnsi="Cambria Math"/>
+                      <w:i/>
+                      <w:lang w:val="en-US"/>
+                    </w:rPr>
+                  </m:ctrlPr>
+                </m:sSupPr>
+                <m:e>
+                  <m:d>
+                    <m:dPr>
+                      <m:begChr m:val="|"/>
+                      <m:endChr m:val="|"/>
+                      <m:ctrlPr>
+                        <w:rPr>
+                          <w:rFonts w:ascii="Cambria Math" w:eastAsiaTheme="minorEastAsia" w:hAnsi="Cambria Math"/>
+                          <w:i/>
+                          <w:lang w:val="en-US"/>
+                        </w:rPr>
+                      </m:ctrlPr>
+                    </m:dPr>
+                    <m:e>
+                      <m:d>
+                        <m:dPr>
+                          <m:ctrlPr>
+                            <w:rPr>
+                              <w:rFonts w:ascii="Cambria Math" w:eastAsiaTheme="minorEastAsia" w:hAnsi="Cambria Math"/>
+                              <w:i/>
+                              <w:lang w:val="en-US"/>
+                            </w:rPr>
+                          </m:ctrlPr>
+                        </m:dPr>
+                        <m:e>
+                          <m:m>
+                            <m:mPr>
+                              <m:mcs>
+                                <m:mc>
+                                  <m:mcPr>
+                                    <m:count m:val="1"/>
+                                    <m:mcJc m:val="center"/>
+                                  </m:mcPr>
+                                </m:mc>
+                              </m:mcs>
+                              <m:ctrlPr>
+                                <w:rPr>
+                                  <w:rFonts w:ascii="Cambria Math" w:eastAsiaTheme="minorEastAsia" w:hAnsi="Cambria Math"/>
+                                  <w:i/>
+                                  <w:lang w:val="en-US"/>
+                                </w:rPr>
+                              </m:ctrlPr>
+                            </m:mPr>
+                            <m:mr>
+                              <m:e>
+                                <m:r>
+                                  <w:rPr>
+                                    <w:rFonts w:ascii="Cambria Math" w:hAnsi="Cambria Math"/>
+                                    <w:lang w:val="en-US"/>
+                                  </w:rPr>
+                                  <m:t>sin</m:t>
+                                </m:r>
+                                <m:d>
+                                  <m:dPr>
+                                    <m:ctrlPr>
+                                      <w:rPr>
+                                        <w:rFonts w:ascii="Cambria Math" w:hAnsi="Cambria Math"/>
+                                        <w:i/>
+                                        <w:lang w:val="en-US"/>
+                                      </w:rPr>
+                                    </m:ctrlPr>
+                                  </m:dPr>
+                                  <m:e>
+                                    <m:r>
+                                      <w:rPr>
+                                        <w:rFonts w:ascii="Cambria Math" w:hAnsi="Cambria Math"/>
+                                        <w:lang w:val="en-US"/>
+                                      </w:rPr>
+                                      <m:t>p+t</m:t>
+                                    </m:r>
+                                  </m:e>
+                                </m:d>
+                              </m:e>
+                            </m:mr>
+                            <m:mr>
+                              <m:e>
+                                <m:r>
+                                  <w:rPr>
+                                    <w:rFonts w:ascii="Cambria Math" w:hAnsi="Cambria Math"/>
+                                    <w:lang w:val="en-US"/>
+                                  </w:rPr>
+                                  <m:t>cos</m:t>
+                                </m:r>
+                                <m:d>
+                                  <m:dPr>
+                                    <m:ctrlPr>
+                                      <w:rPr>
+                                        <w:rFonts w:ascii="Cambria Math" w:hAnsi="Cambria Math"/>
+                                        <w:i/>
+                                        <w:lang w:val="en-US"/>
+                                      </w:rPr>
+                                    </m:ctrlPr>
+                                  </m:dPr>
+                                  <m:e>
+                                    <m:r>
+                                      <w:rPr>
+                                        <w:rFonts w:ascii="Cambria Math" w:hAnsi="Cambria Math"/>
+                                        <w:lang w:val="en-US"/>
+                                      </w:rPr>
+                                      <m:t>p+t</m:t>
+                                    </m:r>
+                                  </m:e>
+                                </m:d>
+                              </m:e>
+                            </m:mr>
+                          </m:m>
+                        </m:e>
+                      </m:d>
+                      <m:r>
+                        <w:rPr>
+                          <w:rFonts w:ascii="Cambria Math" w:eastAsiaTheme="minorEastAsia" w:hAnsi="Cambria Math"/>
+                          <w:lang w:val="en-US"/>
+                        </w:rPr>
+                        <m:t>-</m:t>
+                      </m:r>
+                      <m:d>
+                        <m:dPr>
+                          <m:ctrlPr>
+                            <w:rPr>
+                              <w:rFonts w:ascii="Cambria Math" w:eastAsiaTheme="minorEastAsia" w:hAnsi="Cambria Math"/>
+                              <w:i/>
+                              <w:lang w:val="en-US"/>
+                            </w:rPr>
+                          </m:ctrlPr>
+                        </m:dPr>
+                        <m:e>
+                          <m:m>
+                            <m:mPr>
+                              <m:mcs>
+                                <m:mc>
+                                  <m:mcPr>
+                                    <m:count m:val="1"/>
+                                    <m:mcJc m:val="center"/>
+                                  </m:mcPr>
+                                </m:mc>
+                              </m:mcs>
+                              <m:ctrlPr>
+                                <w:rPr>
+                                  <w:rFonts w:ascii="Cambria Math" w:eastAsiaTheme="minorEastAsia" w:hAnsi="Cambria Math"/>
+                                  <w:i/>
+                                  <w:lang w:val="en-US"/>
+                                </w:rPr>
+                              </m:ctrlPr>
+                            </m:mPr>
+                            <m:mr>
+                              <m:e>
+                                <m:r>
+                                  <w:rPr>
+                                    <w:rFonts w:ascii="Cambria Math" w:hAnsi="Cambria Math"/>
+                                    <w:lang w:val="en-US"/>
+                                  </w:rPr>
+                                  <m:t>sin</m:t>
+                                </m:r>
+                                <m:d>
+                                  <m:dPr>
+                                    <m:ctrlPr>
+                                      <w:rPr>
+                                        <w:rFonts w:ascii="Cambria Math" w:hAnsi="Cambria Math"/>
+                                        <w:i/>
+                                        <w:lang w:val="en-US"/>
+                                      </w:rPr>
+                                    </m:ctrlPr>
+                                  </m:dPr>
+                                  <m:e>
+                                    <m:r>
+                                      <w:rPr>
+                                        <w:rFonts w:ascii="Cambria Math" w:hAnsi="Cambria Math"/>
+                                        <w:lang w:val="en-US"/>
+                                      </w:rPr>
+                                      <m:t>p</m:t>
+                                    </m:r>
+                                  </m:e>
+                                </m:d>
+                              </m:e>
+                            </m:mr>
+                            <m:mr>
+                              <m:e>
+                                <m:r>
+                                  <w:rPr>
+                                    <w:rFonts w:ascii="Cambria Math" w:hAnsi="Cambria Math"/>
+                                    <w:lang w:val="en-US"/>
+                                  </w:rPr>
+                                  <m:t>cos</m:t>
+                                </m:r>
+                                <m:d>
+                                  <m:dPr>
+                                    <m:ctrlPr>
+                                      <w:rPr>
+                                        <w:rFonts w:ascii="Cambria Math" w:hAnsi="Cambria Math"/>
+                                        <w:i/>
+                                        <w:lang w:val="en-US"/>
+                                      </w:rPr>
+                                    </m:ctrlPr>
+                                  </m:dPr>
+                                  <m:e>
+                                    <m:r>
+                                      <w:rPr>
+                                        <w:rFonts w:ascii="Cambria Math" w:hAnsi="Cambria Math"/>
+                                        <w:lang w:val="en-US"/>
+                                      </w:rPr>
+                                      <m:t>p</m:t>
+                                    </m:r>
+                                  </m:e>
+                                </m:d>
+                              </m:e>
+                            </m:mr>
+                          </m:m>
+                        </m:e>
+                      </m:d>
+                    </m:e>
+                  </m:d>
+                </m:e>
+                <m:sup>
+                  <m:r>
+                    <w:rPr>
+                      <w:rFonts w:ascii="Cambria Math" w:eastAsiaTheme="minorEastAsia" w:hAnsi="Cambria Math"/>
+                      <w:lang w:val="en-US"/>
+                    </w:rPr>
+                    <m:t>2</m:t>
+                  </m:r>
+                </m:sup>
+              </m:sSup>
+              <m:r>
+                <w:rPr>
+                  <w:rFonts w:ascii="Cambria Math" w:eastAsiaTheme="minorEastAsia" w:hAnsi="Cambria Math"/>
+                  <w:lang w:val="en-US"/>
+                </w:rPr>
+                <m:t>+…</m:t>
+              </m:r>
+            </m:e>
+          </m:rad>
+          <m:r>
+            <w:rPr>
+              <w:rFonts w:ascii="Cambria Math" w:eastAsiaTheme="minorEastAsia" w:hAnsi="Cambria Math"/>
+              <w:lang w:val="en-US"/>
+            </w:rPr>
+            <m:t>=</m:t>
+          </m:r>
+          <m:rad>
+            <m:radPr>
+              <m:degHide m:val="1"/>
+              <m:ctrlPr>
+                <w:rPr>
+                  <w:rFonts w:ascii="Cambria Math" w:eastAsiaTheme="minorEastAsia" w:hAnsi="Cambria Math"/>
+                  <w:i/>
+                  <w:lang w:val="en-US"/>
+                </w:rPr>
+              </m:ctrlPr>
+            </m:radPr>
+            <m:deg/>
+            <m:e>
+              <m:sSup>
+                <m:sSupPr>
+                  <m:ctrlPr>
+                    <w:rPr>
+                      <w:rFonts w:ascii="Cambria Math" w:eastAsiaTheme="minorEastAsia" w:hAnsi="Cambria Math"/>
+                      <w:i/>
+                      <w:lang w:val="en-US"/>
+                    </w:rPr>
+                  </m:ctrlPr>
+                </m:sSupPr>
+                <m:e>
+                  <m:d>
+                    <m:dPr>
+                      <m:begChr m:val="|"/>
+                      <m:endChr m:val="|"/>
+                      <m:ctrlPr>
+                        <w:rPr>
+                          <w:rFonts w:ascii="Cambria Math" w:eastAsiaTheme="minorEastAsia" w:hAnsi="Cambria Math"/>
+                          <w:i/>
+                          <w:lang w:val="en-US"/>
+                        </w:rPr>
+                      </m:ctrlPr>
+                    </m:dPr>
+                    <m:e>
+                      <m:sSub>
+                        <m:sSubPr>
+                          <m:ctrlPr>
+                            <w:rPr>
+                              <w:rFonts w:ascii="Cambria Math" w:eastAsiaTheme="minorEastAsia" w:hAnsi="Cambria Math"/>
+                              <w:i/>
+                              <w:lang w:val="en-US"/>
+                            </w:rPr>
+                          </m:ctrlPr>
+                        </m:sSubPr>
+                        <m:e>
+                          <m:r>
+                            <w:rPr>
+                              <w:rFonts w:ascii="Cambria Math" w:eastAsiaTheme="minorEastAsia" w:hAnsi="Cambria Math"/>
+                              <w:lang w:val="en-US"/>
+                            </w:rPr>
+                            <m:t>A</m:t>
+                          </m:r>
+                        </m:e>
+                        <m:sub>
+                          <m:r>
+                            <w:rPr>
+                              <w:rFonts w:ascii="Cambria Math" w:eastAsiaTheme="minorEastAsia" w:hAnsi="Cambria Math"/>
+                              <w:lang w:val="en-US"/>
+                            </w:rPr>
+                            <m:t>2</m:t>
+                          </m:r>
+                        </m:sub>
+                      </m:sSub>
+                      <m:r>
+                        <w:rPr>
+                          <w:rFonts w:ascii="Cambria Math" w:eastAsiaTheme="minorEastAsia" w:hAnsi="Cambria Math"/>
+                          <w:lang w:val="en-US"/>
+                        </w:rPr>
+                        <m:t>-</m:t>
+                      </m:r>
+                      <m:sSub>
+                        <m:sSubPr>
+                          <m:ctrlPr>
+                            <w:rPr>
+                              <w:rFonts w:ascii="Cambria Math" w:eastAsiaTheme="minorEastAsia" w:hAnsi="Cambria Math"/>
+                              <w:i/>
+                              <w:lang w:val="en-US"/>
+                            </w:rPr>
+                          </m:ctrlPr>
+                        </m:sSubPr>
+                        <m:e>
+                          <m:r>
+                            <w:rPr>
+                              <w:rFonts w:ascii="Cambria Math" w:eastAsiaTheme="minorEastAsia" w:hAnsi="Cambria Math"/>
+                              <w:lang w:val="en-US"/>
+                            </w:rPr>
+                            <m:t>A</m:t>
+                          </m:r>
+                        </m:e>
+                        <m:sub>
+                          <m:r>
+                            <w:rPr>
+                              <w:rFonts w:ascii="Cambria Math" w:eastAsiaTheme="minorEastAsia" w:hAnsi="Cambria Math"/>
+                              <w:lang w:val="en-US"/>
+                            </w:rPr>
+                            <m:t>1</m:t>
+                          </m:r>
+                        </m:sub>
+                      </m:sSub>
+                    </m:e>
+                  </m:d>
+                </m:e>
+                <m:sup>
+                  <m:r>
+                    <w:rPr>
+                      <w:rFonts w:ascii="Cambria Math" w:eastAsiaTheme="minorEastAsia" w:hAnsi="Cambria Math"/>
+                      <w:lang w:val="en-US"/>
+                    </w:rPr>
+                    <m:t>2</m:t>
+                  </m:r>
+                </m:sup>
+              </m:sSup>
+              <m:r>
+                <w:rPr>
+                  <w:rFonts w:ascii="Cambria Math" w:eastAsiaTheme="minorEastAsia" w:hAnsi="Cambria Math"/>
+                  <w:lang w:val="en-US"/>
+                </w:rPr>
+                <m:t>+…</m:t>
+              </m:r>
+            </m:e>
+          </m:rad>
+        </m:oMath>
+      </m:oMathPara>
+    </w:p>
+    <w:p>
+      <w:pPr>
+        <w:pStyle w:val="ListParagraph"/>
+        <w:numPr>
+          <w:ilvl w:val="0"/>
+          <w:numId w:val="6"/>
+        </w:numPr>
+        <w:rPr>
+          <w:rFonts w:eastAsiaTheme="minorEastAsia"/>
+          <w:lang w:val="en-US"/>
+        </w:rPr>
+      </w:pPr>
+      <w:r>
+        <w:rPr>
+          <w:lang w:val="en-US"/>
+        </w:rPr>
+        <w:t>Dễ thấ</w:t>
+      </w:r>
+      <w:r>
+        <w:rPr>
+          <w:lang w:val="en-US"/>
+        </w:rPr>
+        <w:t>y khoảng cách giữ</w:t>
+      </w:r>
+      <w:r>
+        <w:rPr>
+          <w:lang w:val="en-US"/>
+        </w:rPr>
+        <w:t>a A</w:t>
+      </w:r>
+      <w:r>
+        <w:rPr>
+          <w:vertAlign w:val="subscript"/>
+          <w:lang w:val="en-US"/>
+        </w:rPr>
+        <w:t>2</w:t>
+      </w:r>
+      <w:r>
+        <w:rPr>
+          <w:lang w:val="en-US"/>
+        </w:rPr>
+        <w:t xml:space="preserve"> và A</w:t>
+      </w:r>
+      <w:r>
+        <w:rPr>
+          <w:vertAlign w:val="subscript"/>
+          <w:lang w:val="en-US"/>
+        </w:rPr>
+        <w:t>1</w:t>
+      </w:r>
+      <w:r>
+        <w:rPr>
+          <w:lang w:val="en-US"/>
+        </w:rPr>
+        <w:t xml:space="preserve"> không phụ thuộc vào p mà chỉ phụ thuộc vào t, vì bản chất</w:t>
+      </w:r>
+      <w:r>
+        <w:rPr>
+          <w:lang w:val="en-US"/>
+        </w:rPr>
+        <w:t xml:space="preserve"> quay</w:t>
+      </w:r>
+      <w:r>
+        <w:rPr>
+          <w:lang w:val="en-US"/>
+        </w:rPr>
+        <w:t xml:space="preserve"> </w:t>
+      </w:r>
+      <w:r>
+        <w:rPr>
+          <w:lang w:val="en-US"/>
+        </w:rPr>
+        <w:t>A</w:t>
+      </w:r>
+      <w:r>
+        <w:rPr>
+          <w:vertAlign w:val="subscript"/>
+          <w:lang w:val="en-US"/>
+        </w:rPr>
+        <w:t>1</w:t>
+      </w:r>
+      <w:r>
+        <w:rPr>
+          <w:lang w:val="en-US"/>
+        </w:rPr>
+        <w:t xml:space="preserve"> t Radian ngược chiều kim đồng hồ là được </w:t>
+      </w:r>
+      <w:r>
+        <w:rPr>
+          <w:lang w:val="en-US"/>
+        </w:rPr>
+        <w:t>A</w:t>
+      </w:r>
+      <w:r>
+        <w:rPr>
+          <w:vertAlign w:val="subscript"/>
+          <w:lang w:val="en-US"/>
+        </w:rPr>
+        <w:t>2</w:t>
+      </w:r>
+      <w:r>
+        <w:rPr>
+          <w:lang w:val="en-US"/>
+        </w:rPr>
+        <w:t xml:space="preserve">, do đó khoảng cách giữa </w:t>
+      </w:r>
+      <w:r>
+        <w:rPr>
+          <w:lang w:val="en-US"/>
+        </w:rPr>
+        <w:t>A</w:t>
+      </w:r>
+      <w:r>
+        <w:rPr>
+          <w:vertAlign w:val="subscript"/>
+          <w:lang w:val="en-US"/>
+        </w:rPr>
+        <w:t>2</w:t>
+      </w:r>
+      <w:r>
+        <w:rPr>
+          <w:lang w:val="en-US"/>
+        </w:rPr>
+        <w:t xml:space="preserve"> và </w:t>
+      </w:r>
+      <w:r>
+        <w:rPr>
+          <w:lang w:val="en-US"/>
+        </w:rPr>
+        <w:t>A</w:t>
+      </w:r>
+      <w:r>
+        <w:rPr>
+          <w:vertAlign w:val="subscript"/>
+          <w:lang w:val="en-US"/>
+        </w:rPr>
+        <w:t>1</w:t>
+      </w:r>
+      <w:r>
+        <w:rPr>
+          <w:lang w:val="en-US"/>
+        </w:rPr>
+        <w:t xml:space="preserve"> chính = độ dài đáy của tam giác cân có cạnh bên = 1 và góc ở đỉnh = t Radian</w:t>
+      </w:r>
+    </w:p>
+    <w:p>
+      <w:pPr>
+        <w:pStyle w:val="ListParagraph"/>
+        <w:numPr>
+          <w:ilvl w:val="0"/>
+          <w:numId w:val="6"/>
+        </w:numPr>
+        <w:rPr>
+          <w:rFonts w:eastAsiaTheme="minorEastAsia"/>
+          <w:lang w:val="en-US"/>
+        </w:rPr>
+      </w:pPr>
+      <w:r>
+        <w:rPr>
+          <w:lang w:val="en-US"/>
+        </w:rPr>
+        <w:t>Như vậy, dễ thấy khoảng cách giữ</w:t>
+      </w:r>
+      <w:r>
+        <w:rPr>
+          <w:lang w:val="en-US"/>
+        </w:rPr>
+        <w:t>a B</w:t>
+      </w:r>
+      <w:r>
+        <w:rPr>
+          <w:vertAlign w:val="subscript"/>
+          <w:lang w:val="en-US"/>
+        </w:rPr>
+        <w:t>2</w:t>
+      </w:r>
+      <w:r>
+        <w:rPr>
+          <w:lang w:val="en-US"/>
+        </w:rPr>
+        <w:t xml:space="preserve"> và B</w:t>
+      </w:r>
+      <w:r>
+        <w:rPr>
+          <w:vertAlign w:val="subscript"/>
+          <w:lang w:val="en-US"/>
+        </w:rPr>
+        <w:t>1</w:t>
+      </w:r>
+      <w:r>
+        <w:rPr>
+          <w:lang w:val="en-US"/>
+        </w:rPr>
+        <w:t xml:space="preserve"> không phụ thuộc p</w:t>
+      </w:r>
+    </w:p>
+    <w:p>
+      <w:pPr>
+        <w:pStyle w:val="ListParagraph"/>
+        <w:numPr>
+          <w:ilvl w:val="0"/>
+          <w:numId w:val="6"/>
+        </w:numPr>
+        <w:rPr>
+          <w:rFonts w:eastAsiaTheme="minorEastAsia"/>
+          <w:lang w:val="en-US"/>
+        </w:rPr>
+      </w:pPr>
+      <w:r>
+        <w:rPr>
+          <w:lang w:val="en-US"/>
+        </w:rPr>
+        <w:t xml:space="preserve">Đồng thời, người ta cũng thấy rằng khoảng cách giữa </w:t>
+      </w:r>
+      <w:r>
+        <w:rPr>
+          <w:lang w:val="en-US"/>
+        </w:rPr>
+        <w:t>B</w:t>
+      </w:r>
+      <w:r>
+        <w:rPr>
+          <w:vertAlign w:val="subscript"/>
+          <w:lang w:val="en-US"/>
+        </w:rPr>
+        <w:t>2</w:t>
+      </w:r>
+      <w:r>
+        <w:rPr>
+          <w:lang w:val="en-US"/>
+        </w:rPr>
+        <w:t xml:space="preserve"> và </w:t>
+      </w:r>
+      <w:r>
+        <w:rPr>
+          <w:lang w:val="en-US"/>
+        </w:rPr>
+        <w:t>B</w:t>
+      </w:r>
+      <w:r>
+        <w:rPr>
+          <w:vertAlign w:val="subscript"/>
+          <w:lang w:val="en-US"/>
+        </w:rPr>
+        <w:t>1</w:t>
+      </w:r>
+      <w:r>
+        <w:rPr>
+          <w:lang w:val="en-US"/>
+        </w:rPr>
+        <w:t xml:space="preserve"> càng lớn nế</w:t>
+      </w:r>
+      <w:r>
+        <w:rPr>
+          <w:lang w:val="en-US"/>
+        </w:rPr>
+        <w:t>u vị trí của</w:t>
+      </w:r>
+      <w:r>
+        <w:rPr>
+          <w:lang w:val="en-US"/>
+        </w:rPr>
+        <w:t xml:space="preserve"> “foo” và “bar”</w:t>
+      </w:r>
+      <w:r>
+        <w:rPr>
+          <w:lang w:val="en-US"/>
+        </w:rPr>
+        <w:t xml:space="preserve"> càng xa nha</w:t>
+      </w:r>
+      <w:bookmarkStart w:id="0" w:name="_GoBack"/>
+      <w:bookmarkEnd w:id="0"/>
+      <w:r>
+        <w:rPr>
+          <w:lang w:val="en-US"/>
+        </w:rPr>
+        <w:t>u</w:t>
+      </w:r>
+      <w:r>
+        <w:rPr>
+          <w:lang w:val="en-US"/>
+        </w:rPr>
+        <w:t>, hợp lí</w:t>
+      </w:r>
+    </w:p>
+    <w:p>
+      <w:pPr>
+        <w:rPr>
+          <w:rFonts w:ascii="Cambria Math" w:hAnsi="Cambria Math"/>
+          <w:lang w:val="en-US"/>
+          <w:oMath/>
+        </w:rPr>
+      </w:pPr>
+    </w:p>
+    <w:p>
+      <w:pPr>
+        <w:rPr>
+          <w:lang w:val="en-US"/>
+        </w:rPr>
+      </w:pPr>
+      <w:r>
+        <w:rPr>
+          <w:lang w:val="en-US"/>
+        </w:rPr>
         <w:t>Turing Machine:</w:t>
       </w:r>
     </w:p>
@@ -18666,6 +21481,7 @@
         <w:rPr>
           <w:lang w:val="en-US"/>
         </w:rPr>
+        <w:lastRenderedPageBreak/>
         <w:t>Morse Code:</w:t>
       </w:r>
     </w:p>
@@ -18726,7 +21542,6 @@
         <w:rPr>
           <w:lang w:val="en-US"/>
         </w:rPr>
-        <w:lastRenderedPageBreak/>
         <w:tab/>
         <w:t>Def:</w:t>
       </w:r>
@@ -19336,6 +22151,7 @@
         <w:rPr>
           <w:lang w:val="en-US"/>
         </w:rPr>
+        <w:lastRenderedPageBreak/>
         <w:t>(Sample hành động từ Experience Replay trong quá khứ)</w:t>
       </w:r>
     </w:p>
@@ -19425,7 +22241,6 @@
         <w:rPr>
           <w:lang w:val="en-US"/>
         </w:rPr>
-        <w:lastRenderedPageBreak/>
         <w:t>Online-Learning: Học ngay khi data mới xuất hiện</w:t>
       </w:r>
     </w:p>
@@ -20701,6 +23516,7 @@
         <w:rPr>
           <w:lang w:val="en-US"/>
         </w:rPr>
+        <w:lastRenderedPageBreak/>
         <w:tab/>
       </w:r>
       <w:r>
@@ -20968,7 +23784,6 @@
           <w:rFonts w:eastAsiaTheme="minorEastAsia"/>
           <w:lang w:val="en-US"/>
         </w:rPr>
-        <w:lastRenderedPageBreak/>
         <w:tab/>
       </w:r>
       <w:r>
@@ -23350,6 +26165,7 @@
         <w:rPr>
           <w:lang w:val="en-US"/>
         </w:rPr>
+        <w:lastRenderedPageBreak/>
         <w:tab/>
         <w:t xml:space="preserve">Formula: </w:t>
       </w:r>
@@ -23428,7 +26244,6 @@
         <w:rPr>
           <w:lang w:val="en-US"/>
         </w:rPr>
-        <w:lastRenderedPageBreak/>
         <w:tab/>
       </w:r>
       <w:r>
@@ -23992,6 +26807,7 @@
         <w:rPr>
           <w:lang w:val="en-US"/>
         </w:rPr>
+        <w:lastRenderedPageBreak/>
         <w:tab/>
       </w:r>
       <w:r>
@@ -25256,7 +28072,6 @@
         <w:rPr>
           <w:lang w:val="en-US"/>
         </w:rPr>
-        <w:lastRenderedPageBreak/>
         <w:tab/>
       </w:r>
       <w:r>
@@ -27148,6 +29963,7 @@
         <w:rPr>
           <w:lang w:val="en-US"/>
         </w:rPr>
+        <w:lastRenderedPageBreak/>
         <w:tab/>
       </w:r>
       <w:r>
@@ -27248,7 +30064,6 @@
         <w:rPr>
           <w:lang w:val="en-US"/>
         </w:rPr>
-        <w:lastRenderedPageBreak/>
         <w:tab/>
       </w:r>
       <w:r>
@@ -28000,6 +30815,7 @@
         <w:rPr>
           <w:lang w:val="en-US"/>
         </w:rPr>
+        <w:lastRenderedPageBreak/>
         <w:tab/>
         <w:t xml:space="preserve">         actor_loss = -log(actor_old_state[action]) * td_error</w:t>
       </w:r>
@@ -28095,7 +30911,6 @@
         <w:rPr>
           <w:lang w:val="en-US"/>
         </w:rPr>
-        <w:lastRenderedPageBreak/>
         <w:t>CAP(Credit Assignment Problem): Khó để biết action này có tốt cho final result hay không</w:t>
       </w:r>
     </w:p>
@@ -29126,6 +31941,7 @@
           <w:rFonts w:eastAsiaTheme="minorEastAsia"/>
           <w:lang w:val="en-US"/>
         </w:rPr>
+        <w:lastRenderedPageBreak/>
         <w:tab/>
         <w:t>Casio:</w:t>
       </w:r>
@@ -29408,7 +32224,6 @@
           <w:rFonts w:eastAsiaTheme="minorEastAsia"/>
           <w:lang w:val="en-US"/>
         </w:rPr>
-        <w:lastRenderedPageBreak/>
         <w:tab/>
       </w:r>
       <w:r>
@@ -30322,6 +33137,7 @@
         <w:rPr>
           <w:lang w:val="en-US"/>
         </w:rPr>
+        <w:lastRenderedPageBreak/>
         <w:tab/>
         <w:t>Cũ:</w:t>
       </w:r>
@@ -30516,7 +33332,6 @@
         <w:rPr>
           <w:lang w:val="en-US"/>
         </w:rPr>
-        <w:lastRenderedPageBreak/>
         <w:tab/>
         <w:t xml:space="preserve">Algo: </w:t>
       </w:r>
@@ -33038,6 +35853,7 @@
           <w:bCs/>
           <w:lang w:val="en"/>
         </w:rPr>
+        <w:lastRenderedPageBreak/>
         <w:t>Ex: Tìm max f(x) = x</w:t>
       </w:r>
       <w:r>
@@ -33303,7 +36119,6 @@
           <w:bCs/>
           <w:lang w:val="en"/>
         </w:rPr>
-        <w:lastRenderedPageBreak/>
         <w:tab/>
         <w:t>Def:</w:t>
       </w:r>
@@ -34841,6 +37656,7 @@
           <w:bCs/>
           <w:lang w:val="en"/>
         </w:rPr>
+        <w:lastRenderedPageBreak/>
         <w:t xml:space="preserve">          Dùng linear search để kiểm tra lần nữa, giảm dần step cho đế</w:t>
       </w:r>
       <w:r>
@@ -35004,7 +37820,6 @@
         <w:rPr>
           <w:lang w:val="en-US"/>
         </w:rPr>
-        <w:lastRenderedPageBreak/>
         <w:tab/>
         <w:t xml:space="preserve">         Tăng good action nhưng không &gt; e, giảm bad action nhưng không &gt; e</w:t>
       </w:r>
@@ -35338,6 +38153,7 @@
         <w:rPr>
           <w:lang w:val="en-US"/>
         </w:rPr>
+        <w:lastRenderedPageBreak/>
         <w:t>Genetic Algorithm: Thuật toán gen di truyền dựa vào chọn lọc tiến hóa</w:t>
       </w:r>
     </w:p>
@@ -35421,7 +38237,6 @@
         <w:rPr>
           <w:lang w:val="en-US"/>
         </w:rPr>
-        <w:lastRenderedPageBreak/>
         <w:t xml:space="preserve">Steady State Selection: Chọn bố mẹ là con tốt nhất, thay thế </w:t>
       </w:r>
       <w:r>
@@ -35799,6 +38614,7 @@
         <w:rPr>
           <w:lang w:val="en-US"/>
         </w:rPr>
+        <w:lastRenderedPageBreak/>
         <w:t xml:space="preserve">         thực</w:t>
       </w:r>
       <w:r>
@@ -35919,7 +38735,6 @@
         <w:rPr>
           <w:lang w:val="en-US"/>
         </w:rPr>
-        <w:lastRenderedPageBreak/>
         <w:t xml:space="preserve">distribution, sau đó random = </w:t>
       </w:r>
       <w:r>
@@ -36262,6 +39077,7 @@
         <w:rPr>
           <w:lang w:val="en-US"/>
         </w:rPr>
+        <w:lastRenderedPageBreak/>
         <w:t xml:space="preserve">         update 2 critic</w:t>
       </w:r>
     </w:p>
@@ -36369,7 +39185,6 @@
         <w:rPr>
           <w:lang w:val="en-US"/>
         </w:rPr>
-        <w:lastRenderedPageBreak/>
         <w:t xml:space="preserve">         Sample batch</w:t>
       </w:r>
       <w:r>
@@ -36825,6 +39640,7 @@
         <w:rPr>
           <w:lang w:val="en-US"/>
         </w:rPr>
+        <w:lastRenderedPageBreak/>
         <w:t xml:space="preserve">phần tử </w:t>
       </w:r>
       <m:oMath>
@@ -37457,7 +40273,6 @@
           <w:szCs w:val="24"/>
           <w:lang w:val="en-US"/>
         </w:rPr>
-        <w:lastRenderedPageBreak/>
         <w:t>nhân với Gradient của phần tử đó</w:t>
       </w:r>
     </w:p>
@@ -37923,6 +40738,7 @@
         <w:rPr>
           <w:lang w:val="en-US"/>
         </w:rPr>
+        <w:lastRenderedPageBreak/>
         <w:t>Experience Replay</w:t>
       </w:r>
     </w:p>
@@ -38030,7 +40846,6 @@
         <w:rPr>
           <w:lang w:val="en-US"/>
         </w:rPr>
-        <w:lastRenderedPageBreak/>
         <w:tab/>
       </w:r>
       <w:r>
@@ -39665,6 +42480,96 @@
     </w:lvl>
   </w:abstractNum>
   <w:abstractNum w:abstractNumId="16">
+    <w:nsid w:val="5CFE4F0E"/>
+    <w:multiLevelType w:val="hybridMultilevel"/>
+    <w:tmpl w:val="4B161642"/>
+    <w:lvl w:ilvl="0" w:tplc="6690306E">
+      <w:start w:val="1"/>
+      <w:numFmt w:val="decimal"/>
+      <w:lvlText w:val="%1."/>
+      <w:lvlJc w:val="left"/>
+      <w:pPr>
+        <w:ind w:left="1080" w:hanging="360"/>
+      </w:pPr>
+      <w:rPr>
+        <w:rFonts w:asciiTheme="minorHAnsi" w:hAnsiTheme="minorHAnsi" w:cstheme="minorHAnsi" w:hint="default"/>
+        <w:i w:val="0"/>
+      </w:rPr>
+    </w:lvl>
+    <w:lvl w:ilvl="1" w:tplc="042A0019" w:tentative="1">
+      <w:start w:val="1"/>
+      <w:numFmt w:val="lowerLetter"/>
+      <w:lvlText w:val="%2."/>
+      <w:lvlJc w:val="left"/>
+      <w:pPr>
+        <w:ind w:left="1800" w:hanging="360"/>
+      </w:pPr>
+    </w:lvl>
+    <w:lvl w:ilvl="2" w:tplc="042A001B" w:tentative="1">
+      <w:start w:val="1"/>
+      <w:numFmt w:val="lowerRoman"/>
+      <w:lvlText w:val="%3."/>
+      <w:lvlJc w:val="right"/>
+      <w:pPr>
+        <w:ind w:left="2520" w:hanging="180"/>
+      </w:pPr>
+    </w:lvl>
+    <w:lvl w:ilvl="3" w:tplc="042A000F" w:tentative="1">
+      <w:start w:val="1"/>
+      <w:numFmt w:val="decimal"/>
+      <w:lvlText w:val="%4."/>
+      <w:lvlJc w:val="left"/>
+      <w:pPr>
+        <w:ind w:left="3240" w:hanging="360"/>
+      </w:pPr>
+    </w:lvl>
+    <w:lvl w:ilvl="4" w:tplc="042A0019" w:tentative="1">
+      <w:start w:val="1"/>
+      <w:numFmt w:val="lowerLetter"/>
+      <w:lvlText w:val="%5."/>
+      <w:lvlJc w:val="left"/>
+      <w:pPr>
+        <w:ind w:left="3960" w:hanging="360"/>
+      </w:pPr>
+    </w:lvl>
+    <w:lvl w:ilvl="5" w:tplc="042A001B" w:tentative="1">
+      <w:start w:val="1"/>
+      <w:numFmt w:val="lowerRoman"/>
+      <w:lvlText w:val="%6."/>
+      <w:lvlJc w:val="right"/>
+      <w:pPr>
+        <w:ind w:left="4680" w:hanging="180"/>
+      </w:pPr>
+    </w:lvl>
+    <w:lvl w:ilvl="6" w:tplc="042A000F" w:tentative="1">
+      <w:start w:val="1"/>
+      <w:numFmt w:val="decimal"/>
+      <w:lvlText w:val="%7."/>
+      <w:lvlJc w:val="left"/>
+      <w:pPr>
+        <w:ind w:left="5400" w:hanging="360"/>
+      </w:pPr>
+    </w:lvl>
+    <w:lvl w:ilvl="7" w:tplc="042A0019" w:tentative="1">
+      <w:start w:val="1"/>
+      <w:numFmt w:val="lowerLetter"/>
+      <w:lvlText w:val="%8."/>
+      <w:lvlJc w:val="left"/>
+      <w:pPr>
+        <w:ind w:left="6120" w:hanging="360"/>
+      </w:pPr>
+    </w:lvl>
+    <w:lvl w:ilvl="8" w:tplc="042A001B" w:tentative="1">
+      <w:start w:val="1"/>
+      <w:numFmt w:val="lowerRoman"/>
+      <w:lvlText w:val="%9."/>
+      <w:lvlJc w:val="right"/>
+      <w:pPr>
+        <w:ind w:left="6840" w:hanging="180"/>
+      </w:pPr>
+    </w:lvl>
+  </w:abstractNum>
+  <w:abstractNum w:abstractNumId="17">
     <w:nsid w:val="5EAF3AFE"/>
     <w:multiLevelType w:val="hybridMultilevel"/>
     <w:tmpl w:val="A4303A0C"/>
@@ -39753,7 +42658,7 @@
       </w:pPr>
     </w:lvl>
   </w:abstractNum>
-  <w:abstractNum w:abstractNumId="17">
+  <w:abstractNum w:abstractNumId="18">
     <w:nsid w:val="65C1615C"/>
     <w:multiLevelType w:val="hybridMultilevel"/>
     <w:tmpl w:val="9F9CB978"/>
@@ -39842,7 +42747,7 @@
       </w:pPr>
     </w:lvl>
   </w:abstractNum>
-  <w:abstractNum w:abstractNumId="18">
+  <w:abstractNum w:abstractNumId="19">
     <w:nsid w:val="70361C3F"/>
     <w:multiLevelType w:val="hybridMultilevel"/>
     <w:tmpl w:val="1CF40154"/>
@@ -39956,7 +42861,7 @@
       </w:rPr>
     </w:lvl>
   </w:abstractNum>
-  <w:abstractNum w:abstractNumId="19">
+  <w:abstractNum w:abstractNumId="20">
     <w:nsid w:val="72E05CC5"/>
     <w:multiLevelType w:val="hybridMultilevel"/>
     <w:tmpl w:val="7270C802"/>
@@ -40045,7 +42950,7 @@
       </w:pPr>
     </w:lvl>
   </w:abstractNum>
-  <w:abstractNum w:abstractNumId="20">
+  <w:abstractNum w:abstractNumId="21">
     <w:nsid w:val="7B3442C9"/>
     <w:multiLevelType w:val="hybridMultilevel"/>
     <w:tmpl w:val="F4F29318"/>
@@ -40134,7 +43039,7 @@
       </w:pPr>
     </w:lvl>
   </w:abstractNum>
-  <w:abstractNum w:abstractNumId="21">
+  <w:abstractNum w:abstractNumId="22">
     <w:nsid w:val="7E78030C"/>
     <w:multiLevelType w:val="hybridMultilevel"/>
     <w:tmpl w:val="4BC8D0D6"/>
@@ -40250,7 +43155,7 @@
     <w:abstractNumId w:val="11"/>
   </w:num>
   <w:num w:numId="2">
-    <w:abstractNumId w:val="21"/>
+    <w:abstractNumId w:val="22"/>
   </w:num>
   <w:num w:numId="3">
     <w:abstractNumId w:val="8"/>
@@ -40268,22 +43173,22 @@
     <w:abstractNumId w:val="14"/>
   </w:num>
   <w:num w:numId="8">
-    <w:abstractNumId w:val="18"/>
+    <w:abstractNumId w:val="19"/>
   </w:num>
   <w:num w:numId="9">
     <w:abstractNumId w:val="15"/>
   </w:num>
   <w:num w:numId="10">
-    <w:abstractNumId w:val="17"/>
+    <w:abstractNumId w:val="18"/>
   </w:num>
   <w:num w:numId="11">
-    <w:abstractNumId w:val="19"/>
+    <w:abstractNumId w:val="20"/>
   </w:num>
   <w:num w:numId="12">
     <w:abstractNumId w:val="1"/>
   </w:num>
   <w:num w:numId="13">
-    <w:abstractNumId w:val="16"/>
+    <w:abstractNumId w:val="17"/>
   </w:num>
   <w:num w:numId="14">
     <w:abstractNumId w:val="5"/>
@@ -40301,7 +43206,7 @@
     <w:abstractNumId w:val="3"/>
   </w:num>
   <w:num w:numId="19">
-    <w:abstractNumId w:val="20"/>
+    <w:abstractNumId w:val="21"/>
   </w:num>
   <w:num w:numId="20">
     <w:abstractNumId w:val="0"/>
@@ -40311,6 +43216,9 @@
   </w:num>
   <w:num w:numId="22">
     <w:abstractNumId w:val="7"/>
+  </w:num>
+  <w:num w:numId="23">
+    <w:abstractNumId w:val="16"/>
   </w:num>
 </w:numbering>
 </file>

--- a/algorithm.docx
+++ b/algorithm.docx
@@ -352,6 +352,14 @@
         </w:rPr>
         <w:t>In hoa chữ cái đầu</w:t>
       </w:r>
+      <w:r>
+        <w:rPr>
+          <w:lang w:val="en-US"/>
+        </w:rPr>
+        <w:t xml:space="preserve"> mỗi từ</w:t>
+      </w:r>
+      <w:bookmarkStart w:id="0" w:name="_GoBack"/>
+      <w:bookmarkEnd w:id="0"/>
     </w:p>
     <w:p>
       <w:pPr>
@@ -8472,14 +8480,7 @@
                           <w:rFonts w:ascii="Cambria Math" w:hAnsi="Cambria Math"/>
                           <w:lang w:val="en-US"/>
                         </w:rPr>
-                        <m:t>ol</m:t>
-                      </m:r>
-                      <m:r>
-                        <w:rPr>
-                          <w:rFonts w:ascii="Cambria Math" w:hAnsi="Cambria Math"/>
-                          <w:lang w:val="en-US"/>
-                        </w:rPr>
-                        <m:t>d</m:t>
+                        <m:t>old</m:t>
                       </m:r>
                     </m:sub>
                     <m:sup>
@@ -14959,7 +14960,14 @@
                   <w:rFonts w:ascii="Cambria Math" w:eastAsiaTheme="minorEastAsia" w:hAnsi="Cambria Math"/>
                   <w:lang w:val="en-US"/>
                 </w:rPr>
-                <m:t>∂θ</m:t>
+                <m:t>∂</m:t>
+              </m:r>
+              <m:r>
+                <w:rPr>
+                  <w:rFonts w:ascii="Cambria Math" w:eastAsiaTheme="minorEastAsia" w:hAnsi="Cambria Math"/>
+                  <w:lang w:val="en-US"/>
+                </w:rPr>
+                <m:t>θ</m:t>
               </m:r>
             </m:den>
           </m:f>
@@ -19555,14 +19563,7 @@
               <w:rFonts w:ascii="Cambria Math" w:eastAsiaTheme="minorEastAsia" w:hAnsi="Cambria Math"/>
               <w:lang w:val="en-US"/>
             </w:rPr>
-            <m:t>m</m:t>
-          </m:r>
-          <m:r>
-            <w:rPr>
-              <w:rFonts w:ascii="Cambria Math" w:eastAsiaTheme="minorEastAsia" w:hAnsi="Cambria Math"/>
-              <w:lang w:val="en-US"/>
-            </w:rPr>
-            <m:t>=</m:t>
+            <m:t>m=</m:t>
           </m:r>
           <m:sSup>
             <m:sSupPr>
@@ -20173,14 +20174,7 @@
                             <w:rFonts w:ascii="Cambria Math" w:hAnsi="Cambria Math"/>
                             <w:lang w:val="en-US"/>
                           </w:rPr>
-                          <m:t>-</m:t>
-                        </m:r>
-                        <m:r>
-                          <w:rPr>
-                            <w:rFonts w:ascii="Cambria Math" w:hAnsi="Cambria Math"/>
-                            <w:lang w:val="en-US"/>
-                          </w:rPr>
-                          <m:t>cos</m:t>
+                          <m:t>-cos</m:t>
                         </m:r>
                         <m:d>
                           <m:dPr>
@@ -21139,15 +21133,7 @@
         <w:rPr>
           <w:lang w:val="en-US"/>
         </w:rPr>
-        <w:t xml:space="preserve"> càng xa nha</w:t>
-      </w:r>
-      <w:bookmarkStart w:id="0" w:name="_GoBack"/>
-      <w:bookmarkEnd w:id="0"/>
-      <w:r>
-        <w:rPr>
-          <w:lang w:val="en-US"/>
-        </w:rPr>
-        <w:t>u</w:t>
+        <w:t xml:space="preserve"> càng xa nhau</w:t>
       </w:r>
       <w:r>
         <w:rPr>

--- a/algorithm.docx
+++ b/algorithm.docx
@@ -358,8 +358,6 @@
         </w:rPr>
         <w:t xml:space="preserve"> mỗi từ</w:t>
       </w:r>
-      <w:bookmarkStart w:id="0" w:name="_GoBack"/>
-      <w:bookmarkEnd w:id="0"/>
     </w:p>
     <w:p>
       <w:pPr>
@@ -11127,6 +11125,83 @@
         <w:rPr>
           <w:lang w:val="en-US"/>
         </w:rPr>
+        <w:t>UNET:</w:t>
+      </w:r>
+    </w:p>
+    <w:p>
+      <w:pPr>
+        <w:pStyle w:val="ListParagraph"/>
+        <w:numPr>
+          <w:ilvl w:val="0"/>
+          <w:numId w:val="24"/>
+        </w:numPr>
+        <w:rPr>
+          <w:lang w:val="en-US"/>
+        </w:rPr>
+      </w:pPr>
+      <w:r>
+        <w:rPr>
+          <w:lang w:val="en-US"/>
+        </w:rPr>
+        <w:t>Ý Tưởng?</w:t>
+      </w:r>
+    </w:p>
+    <w:p>
+      <w:pPr>
+        <w:pStyle w:val="ListParagraph"/>
+        <w:numPr>
+          <w:ilvl w:val="0"/>
+          <w:numId w:val="6"/>
+        </w:numPr>
+        <w:rPr>
+          <w:lang w:val="en-US"/>
+        </w:rPr>
+      </w:pPr>
+      <w:r>
+        <w:rPr>
+          <w:lang w:val="en-US"/>
+        </w:rPr>
+        <w:t>Là 1 mạng chỉ toàn lớp Convolution, ban đầu cho ảnh xuống Latent Space = Convolution, sau đó lại đưa lên lại kích thước ban đầu = Transpose Convolution, lúc đưa lên thì nối thêm thông tin lúc đưa xuống</w:t>
+      </w:r>
+    </w:p>
+    <w:p>
+      <w:pPr>
+        <w:pStyle w:val="ListParagraph"/>
+        <w:numPr>
+          <w:ilvl w:val="0"/>
+          <w:numId w:val="6"/>
+        </w:numPr>
+        <w:rPr>
+          <w:lang w:val="en-US"/>
+        </w:rPr>
+      </w:pPr>
+      <w:r>
+        <w:rPr>
+          <w:lang w:val="en-US"/>
+        </w:rPr>
+        <w:t>Phù hợp cho Image Segmentation</w:t>
+      </w:r>
+      <w:bookmarkStart w:id="0" w:name="_GoBack"/>
+      <w:bookmarkEnd w:id="0"/>
+    </w:p>
+    <w:p>
+      <w:pPr>
+        <w:rPr>
+          <w:lang w:val="en-US"/>
+        </w:rPr>
+      </w:pPr>
+    </w:p>
+    <w:p>
+      <w:pPr>
+        <w:rPr>
+          <w:lang w:val="en-US"/>
+        </w:rPr>
+      </w:pPr>
+      <w:r>
+        <w:rPr>
+          <w:lang w:val="en-US"/>
+        </w:rPr>
+        <w:lastRenderedPageBreak/>
         <w:t>Neural ODE – Neural Differential Equation:</w:t>
       </w:r>
     </w:p>
@@ -11400,7 +11475,6 @@
         <w:rPr>
           <w:lang w:val="en-US"/>
         </w:rPr>
-        <w:lastRenderedPageBreak/>
         <w:t>Đây là phương trình vi phân bậc 1, có dạng</w:t>
       </w:r>
     </w:p>
@@ -17984,6 +18058,7 @@
           <w:noProof/>
           <w:lang w:eastAsia="vi-VN"/>
         </w:rPr>
+        <w:lastRenderedPageBreak/>
         <w:drawing>
           <wp:inline distT="0" distB="0" distL="0" distR="0">
             <wp:extent cx="3558299" cy="2846717"/>
@@ -18061,7 +18136,6 @@
           <w:noProof/>
           <w:lang w:eastAsia="vi-VN"/>
         </w:rPr>
-        <w:lastRenderedPageBreak/>
         <w:drawing>
           <wp:inline distT="0" distB="0" distL="0" distR="0">
             <wp:extent cx="3644559" cy="2915728"/>
@@ -18121,6 +18195,7 @@
           <w:noProof/>
           <w:lang w:eastAsia="vi-VN"/>
         </w:rPr>
+        <w:lastRenderedPageBreak/>
         <w:drawing>
           <wp:inline distT="0" distB="0" distL="0" distR="0">
             <wp:extent cx="3761117" cy="3008976"/>
@@ -18327,7 +18402,6 @@
         <w:rPr>
           <w:lang w:val="en-US"/>
         </w:rPr>
-        <w:lastRenderedPageBreak/>
         <w:t>Để ý thấy, thay vì chúng ta gán 100 giá trị rời rạc thì sao không gán 100 giá trị liên tục, sao cho chúng thỏa mãn 1 phương trình vi phân nào đó, khi đó có phải chúng ta không cần tới 100 giá trị riêng biệt nữa không, bằng cách này, chỉ với vài chục tham số, ta có thể có độ chính xác = hàng chục nghìn tham số</w:t>
       </w:r>
     </w:p>
@@ -18456,6 +18530,7 @@
         <w:rPr>
           <w:lang w:val="en-US"/>
         </w:rPr>
+        <w:lastRenderedPageBreak/>
         <w:t>Ta có thể sử dụng vị trí của kim đồng hồ để mã hóa vị trí của mỗi từ trong câu mà không sợ bị lặp lại, chỉ cần chu kì đủ lớn</w:t>
       </w:r>
     </w:p>
@@ -19931,7 +20006,6 @@
           <w:rFonts w:eastAsiaTheme="minorEastAsia"/>
           <w:lang w:val="en-US"/>
         </w:rPr>
-        <w:lastRenderedPageBreak/>
         <w:t>Ta có</w:t>
       </w:r>
     </w:p>
@@ -21174,6 +21248,7 @@
         <w:rPr>
           <w:lang w:val="en-US"/>
         </w:rPr>
+        <w:lastRenderedPageBreak/>
         <w:tab/>
         <w:t>Def:</w:t>
       </w:r>
@@ -21467,7 +21542,6 @@
         <w:rPr>
           <w:lang w:val="en-US"/>
         </w:rPr>
-        <w:lastRenderedPageBreak/>
         <w:t>Morse Code:</w:t>
       </w:r>
     </w:p>
@@ -21630,6 +21704,7 @@
         <w:rPr>
           <w:lang w:val="en-US"/>
         </w:rPr>
+        <w:lastRenderedPageBreak/>
         <w:t>việc một kí tự không thể cho ra chính nó</w:t>
       </w:r>
     </w:p>
@@ -22137,7 +22212,6 @@
         <w:rPr>
           <w:lang w:val="en-US"/>
         </w:rPr>
-        <w:lastRenderedPageBreak/>
         <w:t>(Sample hành động từ Experience Replay trong quá khứ)</w:t>
       </w:r>
     </w:p>
@@ -22307,6 +22381,7 @@
         <w:rPr>
           <w:lang w:val="en-US"/>
         </w:rPr>
+        <w:lastRenderedPageBreak/>
         <w:tab/>
         <w:t>Def:</w:t>
       </w:r>
@@ -23502,7 +23577,6 @@
         <w:rPr>
           <w:lang w:val="en-US"/>
         </w:rPr>
-        <w:lastRenderedPageBreak/>
         <w:tab/>
       </w:r>
       <w:r>
@@ -23976,6 +24050,7 @@
           <w:rFonts w:eastAsiaTheme="minorEastAsia"/>
           <w:lang w:val="en-US"/>
         </w:rPr>
+        <w:lastRenderedPageBreak/>
         <w:tab/>
         <w:t>Formula:</w:t>
       </w:r>
@@ -26151,266 +26226,266 @@
         <w:rPr>
           <w:lang w:val="en-US"/>
         </w:rPr>
+        <w:tab/>
+        <w:t xml:space="preserve">Formula: </w:t>
+      </w:r>
+      <w:r>
+        <w:rPr>
+          <w:lang w:val="en-US"/>
+        </w:rPr>
+        <w:t>E(X) = Integral(xL(X = x)dx)</w:t>
+      </w:r>
+    </w:p>
+    <w:p>
+      <w:pPr>
+        <w:rPr>
+          <w:lang w:val="en-US"/>
+        </w:rPr>
+      </w:pPr>
+      <w:r>
+        <w:rPr>
+          <w:lang w:val="en-US"/>
+        </w:rPr>
+        <w:t>Fisher Information:</w:t>
+      </w:r>
+      <w:r>
+        <w:rPr>
+          <w:lang w:val="en-US"/>
+        </w:rPr>
+        <w:t xml:space="preserve"> Cho một sample, trả về lượng thông tin mà sample cung cấp về biến ẩn</w:t>
+      </w:r>
+    </w:p>
+    <w:p>
+      <w:pPr>
+        <w:rPr>
+          <w:lang w:val="en-US"/>
+        </w:rPr>
+      </w:pPr>
+      <w:r>
+        <w:rPr>
+          <w:lang w:val="en-US"/>
+        </w:rPr>
+        <w:tab/>
+        <w:t>Formula: I(theta) = Integral(ln(L(theta, x)’theta ** 2 * L(theta, x))</w:t>
+      </w:r>
+    </w:p>
+    <w:p>
+      <w:pPr>
+        <w:rPr>
+          <w:lang w:val="en-US"/>
+        </w:rPr>
+      </w:pPr>
+      <w:r>
+        <w:rPr>
+          <w:lang w:val="en-US"/>
+        </w:rPr>
+        <w:t>KL Divergence</w:t>
+      </w:r>
+      <w:r>
+        <w:rPr>
+          <w:lang w:val="en-US"/>
+        </w:rPr>
+        <w:t xml:space="preserve"> (Kullback-Leibler Divergence): Khoảng cách giữa 2 probability distribution</w:t>
+      </w:r>
+      <w:r>
+        <w:rPr>
+          <w:lang w:val="en-US"/>
+        </w:rPr>
+        <w:t xml:space="preserve">  </w:t>
+      </w:r>
+    </w:p>
+    <w:p>
+      <w:pPr>
+        <w:rPr>
+          <w:lang w:val="en-US"/>
+        </w:rPr>
+      </w:pPr>
+      <w:r>
+        <w:rPr>
+          <w:lang w:val="en-US"/>
+        </w:rPr>
+        <w:tab/>
+      </w:r>
+      <w:r>
+        <w:rPr>
+          <w:lang w:val="en-US"/>
+        </w:rPr>
+        <w:tab/>
+      </w:r>
+      <w:r>
+        <w:rPr>
+          <w:lang w:val="en-US"/>
+        </w:rPr>
+        <w:tab/>
+      </w:r>
+      <w:r>
+        <w:rPr>
+          <w:lang w:val="en-US"/>
+        </w:rPr>
+        <w:tab/>
+      </w:r>
+      <w:r>
+        <w:rPr>
+          <w:lang w:val="en-US"/>
+        </w:rPr>
+        <w:tab/>
+      </w:r>
+      <w:r>
+        <w:rPr>
+          <w:lang w:val="en-US"/>
+        </w:rPr>
+        <w:tab/>
+        <w:t xml:space="preserve">  (không symmetry, D(p, q) &lt;&gt; D(q, p))</w:t>
+      </w:r>
+    </w:p>
+    <w:p>
+      <w:pPr>
+        <w:rPr>
+          <w:lang w:val="en-US"/>
+        </w:rPr>
+      </w:pPr>
+      <w:r>
+        <w:rPr>
+          <w:lang w:val="en-US"/>
+        </w:rPr>
+        <w:tab/>
+        <w:t>Algo: tỉ lệ xuất hiện sequence này củ</w:t>
+      </w:r>
+      <w:r>
+        <w:rPr>
+          <w:lang w:val="en-US"/>
+        </w:rPr>
+        <w:t xml:space="preserve">a p </w:t>
+      </w:r>
+      <w:r>
+        <w:rPr>
+          <w:lang w:val="en-US"/>
+        </w:rPr>
+        <w:t xml:space="preserve">so với </w:t>
+      </w:r>
+      <w:r>
+        <w:rPr>
+          <w:lang w:val="en-US"/>
+        </w:rPr>
+        <w:t>q</w:t>
+      </w:r>
+      <w:r>
+        <w:rPr>
+          <w:lang w:val="en-US"/>
+        </w:rPr>
+        <w:t>, p</w:t>
+      </w:r>
+      <w:r>
+        <w:rPr>
+          <w:lang w:val="en-US"/>
+        </w:rPr>
+        <w:t xml:space="preserve"> </w:t>
+      </w:r>
+      <w:r>
+        <w:rPr>
+          <w:lang w:val="en-US"/>
+        </w:rPr>
+        <w:t xml:space="preserve">(sequence) / </w:t>
+      </w:r>
+      <w:r>
+        <w:rPr>
+          <w:lang w:val="en-US"/>
+        </w:rPr>
+        <w:t>q</w:t>
+      </w:r>
+      <w:r>
+        <w:rPr>
+          <w:lang w:val="en-US"/>
+        </w:rPr>
+        <w:t xml:space="preserve">(sequence), </w:t>
+      </w:r>
+      <w:r>
+        <w:rPr>
+          <w:lang w:val="en-US"/>
+        </w:rPr>
+        <w:tab/>
+      </w:r>
+      <w:r>
+        <w:rPr>
+          <w:lang w:val="en-US"/>
+        </w:rPr>
+        <w:tab/>
+        <w:t>normalize bằng số lần chọn(lấy căn n), lấy log</w:t>
+      </w:r>
+    </w:p>
+    <w:p>
+      <w:pPr>
+        <w:rPr>
+          <w:lang w:val="en-US"/>
+        </w:rPr>
+      </w:pPr>
+      <w:r>
+        <w:rPr>
+          <w:lang w:val="en-US"/>
+        </w:rPr>
+        <w:tab/>
+        <w:t>Formula: p1*log(p1/q1) + p2*log(p2/q2) + . + pn*log(pn/qn)</w:t>
+      </w:r>
+    </w:p>
+    <w:p>
+      <w:pPr>
+        <w:rPr>
+          <w:lang w:val="en-US"/>
+        </w:rPr>
+      </w:pPr>
+      <w:r>
+        <w:rPr>
+          <w:lang w:val="en-US"/>
+        </w:rPr>
+        <w:tab/>
+        <w:t>Ex:</w:t>
+      </w:r>
+    </w:p>
+    <w:p>
+      <w:pPr>
+        <w:rPr>
+          <w:lang w:val="en-US"/>
+        </w:rPr>
+      </w:pPr>
+      <w:r>
+        <w:rPr>
+          <w:lang w:val="en-US"/>
+        </w:rPr>
+        <w:tab/>
+      </w:r>
+      <w:r>
+        <w:rPr>
+          <w:lang w:val="en-US"/>
+        </w:rPr>
+        <w:tab/>
+        <w:t xml:space="preserve">P1: 0.2 </w:t>
+      </w:r>
+      <w:r>
+        <w:rPr>
+          <w:lang w:val="en-US"/>
+        </w:rPr>
+        <w:tab/>
+        <w:t>P2</w:t>
+      </w:r>
+      <w:r>
+        <w:rPr>
+          <w:lang w:val="en-US"/>
+        </w:rPr>
+        <w:t>: 0.8</w:t>
+      </w:r>
+    </w:p>
+    <w:p>
+      <w:pPr>
+        <w:rPr>
+          <w:lang w:val="en-US"/>
+        </w:rPr>
+      </w:pPr>
+      <w:r>
+        <w:rPr>
+          <w:lang w:val="en-US"/>
+        </w:rPr>
         <w:lastRenderedPageBreak/>
         <w:tab/>
-        <w:t xml:space="preserve">Formula: </w:t>
-      </w:r>
-      <w:r>
-        <w:rPr>
-          <w:lang w:val="en-US"/>
-        </w:rPr>
-        <w:t>E(X) = Integral(xL(X = x)dx)</w:t>
-      </w:r>
-    </w:p>
-    <w:p>
-      <w:pPr>
-        <w:rPr>
-          <w:lang w:val="en-US"/>
-        </w:rPr>
-      </w:pPr>
-      <w:r>
-        <w:rPr>
-          <w:lang w:val="en-US"/>
-        </w:rPr>
-        <w:t>Fisher Information:</w:t>
-      </w:r>
-      <w:r>
-        <w:rPr>
-          <w:lang w:val="en-US"/>
-        </w:rPr>
-        <w:t xml:space="preserve"> Cho một sample, trả về lượng thông tin mà sample cung cấp về biến ẩn</w:t>
-      </w:r>
-    </w:p>
-    <w:p>
-      <w:pPr>
-        <w:rPr>
-          <w:lang w:val="en-US"/>
-        </w:rPr>
-      </w:pPr>
-      <w:r>
-        <w:rPr>
-          <w:lang w:val="en-US"/>
-        </w:rPr>
-        <w:tab/>
-        <w:t>Formula: I(theta) = Integral(ln(L(theta, x)’theta ** 2 * L(theta, x))</w:t>
-      </w:r>
-    </w:p>
-    <w:p>
-      <w:pPr>
-        <w:rPr>
-          <w:lang w:val="en-US"/>
-        </w:rPr>
-      </w:pPr>
-      <w:r>
-        <w:rPr>
-          <w:lang w:val="en-US"/>
-        </w:rPr>
-        <w:t>KL Divergence</w:t>
-      </w:r>
-      <w:r>
-        <w:rPr>
-          <w:lang w:val="en-US"/>
-        </w:rPr>
-        <w:t xml:space="preserve"> (Kullback-Leibler Divergence): Khoảng cách giữa 2 probability distribution</w:t>
-      </w:r>
-      <w:r>
-        <w:rPr>
-          <w:lang w:val="en-US"/>
-        </w:rPr>
-        <w:t xml:space="preserve">  </w:t>
-      </w:r>
-    </w:p>
-    <w:p>
-      <w:pPr>
-        <w:rPr>
-          <w:lang w:val="en-US"/>
-        </w:rPr>
-      </w:pPr>
-      <w:r>
-        <w:rPr>
-          <w:lang w:val="en-US"/>
-        </w:rPr>
-        <w:tab/>
-      </w:r>
-      <w:r>
-        <w:rPr>
-          <w:lang w:val="en-US"/>
-        </w:rPr>
-        <w:tab/>
-      </w:r>
-      <w:r>
-        <w:rPr>
-          <w:lang w:val="en-US"/>
-        </w:rPr>
-        <w:tab/>
-      </w:r>
-      <w:r>
-        <w:rPr>
-          <w:lang w:val="en-US"/>
-        </w:rPr>
-        <w:tab/>
-      </w:r>
-      <w:r>
-        <w:rPr>
-          <w:lang w:val="en-US"/>
-        </w:rPr>
-        <w:tab/>
-      </w:r>
-      <w:r>
-        <w:rPr>
-          <w:lang w:val="en-US"/>
-        </w:rPr>
-        <w:tab/>
-        <w:t xml:space="preserve">  (không symmetry, D(p, q) &lt;&gt; D(q, p))</w:t>
-      </w:r>
-    </w:p>
-    <w:p>
-      <w:pPr>
-        <w:rPr>
-          <w:lang w:val="en-US"/>
-        </w:rPr>
-      </w:pPr>
-      <w:r>
-        <w:rPr>
-          <w:lang w:val="en-US"/>
-        </w:rPr>
-        <w:tab/>
-        <w:t>Algo: tỉ lệ xuất hiện sequence này củ</w:t>
-      </w:r>
-      <w:r>
-        <w:rPr>
-          <w:lang w:val="en-US"/>
-        </w:rPr>
-        <w:t xml:space="preserve">a p </w:t>
-      </w:r>
-      <w:r>
-        <w:rPr>
-          <w:lang w:val="en-US"/>
-        </w:rPr>
-        <w:t xml:space="preserve">so với </w:t>
-      </w:r>
-      <w:r>
-        <w:rPr>
-          <w:lang w:val="en-US"/>
-        </w:rPr>
-        <w:t>q</w:t>
-      </w:r>
-      <w:r>
-        <w:rPr>
-          <w:lang w:val="en-US"/>
-        </w:rPr>
-        <w:t>, p</w:t>
-      </w:r>
-      <w:r>
-        <w:rPr>
-          <w:lang w:val="en-US"/>
-        </w:rPr>
-        <w:t xml:space="preserve"> </w:t>
-      </w:r>
-      <w:r>
-        <w:rPr>
-          <w:lang w:val="en-US"/>
-        </w:rPr>
-        <w:t xml:space="preserve">(sequence) / </w:t>
-      </w:r>
-      <w:r>
-        <w:rPr>
-          <w:lang w:val="en-US"/>
-        </w:rPr>
-        <w:t>q</w:t>
-      </w:r>
-      <w:r>
-        <w:rPr>
-          <w:lang w:val="en-US"/>
-        </w:rPr>
-        <w:t xml:space="preserve">(sequence), </w:t>
-      </w:r>
-      <w:r>
-        <w:rPr>
-          <w:lang w:val="en-US"/>
-        </w:rPr>
-        <w:tab/>
-      </w:r>
-      <w:r>
-        <w:rPr>
-          <w:lang w:val="en-US"/>
-        </w:rPr>
-        <w:tab/>
-        <w:t>normalize bằng số lần chọn(lấy căn n), lấy log</w:t>
-      </w:r>
-    </w:p>
-    <w:p>
-      <w:pPr>
-        <w:rPr>
-          <w:lang w:val="en-US"/>
-        </w:rPr>
-      </w:pPr>
-      <w:r>
-        <w:rPr>
-          <w:lang w:val="en-US"/>
-        </w:rPr>
-        <w:tab/>
-        <w:t>Formula: p1*log(p1/q1) + p2*log(p2/q2) + . + pn*log(pn/qn)</w:t>
-      </w:r>
-    </w:p>
-    <w:p>
-      <w:pPr>
-        <w:rPr>
-          <w:lang w:val="en-US"/>
-        </w:rPr>
-      </w:pPr>
-      <w:r>
-        <w:rPr>
-          <w:lang w:val="en-US"/>
-        </w:rPr>
-        <w:tab/>
-        <w:t>Ex:</w:t>
-      </w:r>
-    </w:p>
-    <w:p>
-      <w:pPr>
-        <w:rPr>
-          <w:lang w:val="en-US"/>
-        </w:rPr>
-      </w:pPr>
-      <w:r>
-        <w:rPr>
-          <w:lang w:val="en-US"/>
-        </w:rPr>
-        <w:tab/>
-      </w:r>
-      <w:r>
-        <w:rPr>
-          <w:lang w:val="en-US"/>
-        </w:rPr>
-        <w:tab/>
-        <w:t xml:space="preserve">P1: 0.2 </w:t>
-      </w:r>
-      <w:r>
-        <w:rPr>
-          <w:lang w:val="en-US"/>
-        </w:rPr>
-        <w:tab/>
-        <w:t>P2</w:t>
-      </w:r>
-      <w:r>
-        <w:rPr>
-          <w:lang w:val="en-US"/>
-        </w:rPr>
-        <w:t>: 0.8</w:t>
-      </w:r>
-    </w:p>
-    <w:p>
-      <w:pPr>
-        <w:rPr>
-          <w:lang w:val="en-US"/>
-        </w:rPr>
-      </w:pPr>
-      <w:r>
-        <w:rPr>
-          <w:lang w:val="en-US"/>
-        </w:rPr>
-        <w:tab/>
       </w:r>
       <w:r>
         <w:rPr>
@@ -26793,7 +26868,6 @@
         <w:rPr>
           <w:lang w:val="en-US"/>
         </w:rPr>
-        <w:lastRenderedPageBreak/>
         <w:tab/>
       </w:r>
       <w:r>
@@ -29167,6 +29241,7 @@
         <w:rPr>
           <w:lang w:val="en-US"/>
         </w:rPr>
+        <w:lastRenderedPageBreak/>
         <w:tab/>
         <w:t>Def:</w:t>
       </w:r>
@@ -29949,7 +30024,6 @@
         <w:rPr>
           <w:lang w:val="en-US"/>
         </w:rPr>
-        <w:lastRenderedPageBreak/>
         <w:tab/>
       </w:r>
       <w:r>
@@ -30143,6 +30217,7 @@
         <w:rPr>
           <w:lang w:val="en-US"/>
         </w:rPr>
+        <w:lastRenderedPageBreak/>
         <w:tab/>
         <w:t>Ex:</w:t>
       </w:r>
@@ -30801,7 +30876,6 @@
         <w:rPr>
           <w:lang w:val="en-US"/>
         </w:rPr>
-        <w:lastRenderedPageBreak/>
         <w:tab/>
         <w:t xml:space="preserve">         actor_loss = -log(actor_old_state[action]) * td_error</w:t>
       </w:r>
@@ -31003,6 +31077,7 @@
         <w:rPr>
           <w:lang w:val="en-US"/>
         </w:rPr>
+        <w:lastRenderedPageBreak/>
         <w:tab/>
         <w:t>Formula: P(H-Hypothesis|E-Event) = P(H)P(E|H)/P(E)</w:t>
       </w:r>
@@ -31927,7 +32002,6 @@
           <w:rFonts w:eastAsiaTheme="minorEastAsia"/>
           <w:lang w:val="en-US"/>
         </w:rPr>
-        <w:lastRenderedPageBreak/>
         <w:tab/>
         <w:t>Casio:</w:t>
       </w:r>
@@ -32759,6 +32833,7 @@
             <w:rFonts w:ascii="Cambria Math" w:eastAsiaTheme="minorEastAsia" w:hAnsi="Cambria Math"/>
             <w:lang w:val="en-US"/>
           </w:rPr>
+          <w:lastRenderedPageBreak/>
           <m:t>MatC←</m:t>
         </m:r>
         <m:d>
@@ -33123,7 +33198,6 @@
         <w:rPr>
           <w:lang w:val="en-US"/>
         </w:rPr>
-        <w:lastRenderedPageBreak/>
         <w:tab/>
         <w:t>Cũ:</w:t>
       </w:r>
@@ -33961,6 +34035,7 @@
         <w:rPr>
           <w:lang w:val="en-US"/>
         </w:rPr>
+        <w:lastRenderedPageBreak/>
         <w:t xml:space="preserve">       =&gt; d</w:t>
       </w:r>
       <w:r>
@@ -35839,7 +35914,6 @@
           <w:bCs/>
           <w:lang w:val="en"/>
         </w:rPr>
-        <w:lastRenderedPageBreak/>
         <w:t>Ex: Tìm max f(x) = x</w:t>
       </w:r>
       <w:r>
@@ -36534,6 +36608,7 @@
           <w:bCs/>
           <w:lang w:val="en"/>
         </w:rPr>
+        <w:lastRenderedPageBreak/>
         <w:t>Value từ đồng xu 20% ngửa, 80% sấp, ngửa +1, sấp -1</w:t>
       </w:r>
     </w:p>
@@ -37642,7 +37717,6 @@
           <w:bCs/>
           <w:lang w:val="en"/>
         </w:rPr>
-        <w:lastRenderedPageBreak/>
         <w:t xml:space="preserve">          Dùng linear search để kiểm tra lần nữa, giảm dần step cho đế</w:t>
       </w:r>
       <w:r>
@@ -37913,6 +37987,7 @@
         <w:rPr>
           <w:lang w:val="en-US"/>
         </w:rPr>
+        <w:lastRenderedPageBreak/>
         <w:tab/>
         <w:t xml:space="preserve">         </w:t>
       </w:r>
@@ -38139,7 +38214,6 @@
         <w:rPr>
           <w:lang w:val="en-US"/>
         </w:rPr>
-        <w:lastRenderedPageBreak/>
         <w:t>Genetic Algorithm: Thuật toán gen di truyền dựa vào chọn lọc tiến hóa</w:t>
       </w:r>
     </w:p>
@@ -38334,6 +38408,7 @@
         <w:rPr>
           <w:lang w:val="en-US"/>
         </w:rPr>
+        <w:lastRenderedPageBreak/>
         <w:tab/>
       </w:r>
       <w:r>
@@ -38600,7 +38675,6 @@
         <w:rPr>
           <w:lang w:val="en-US"/>
         </w:rPr>
-        <w:lastRenderedPageBreak/>
         <w:t xml:space="preserve">         thực</w:t>
       </w:r>
       <w:r>
@@ -38827,6 +38901,7 @@
         <w:rPr>
           <w:lang w:val="en-US"/>
         </w:rPr>
+        <w:lastRenderedPageBreak/>
         <w:tab/>
         <w:t xml:space="preserve">         Normal clip noise đơn giá trị được cộng vào target actor để tính loss</w:t>
       </w:r>
@@ -39063,7 +39138,6 @@
         <w:rPr>
           <w:lang w:val="en-US"/>
         </w:rPr>
-        <w:lastRenderedPageBreak/>
         <w:t xml:space="preserve">         update 2 critic</w:t>
       </w:r>
     </w:p>
@@ -39265,6 +39339,7 @@
         <w:rPr>
           <w:lang w:val="en-US"/>
         </w:rPr>
+        <w:lastRenderedPageBreak/>
         <w:tab/>
         <w:t>Def:</w:t>
       </w:r>
@@ -39626,7 +39701,6 @@
         <w:rPr>
           <w:lang w:val="en-US"/>
         </w:rPr>
-        <w:lastRenderedPageBreak/>
         <w:t xml:space="preserve">phần tử </w:t>
       </w:r>
       <m:oMath>
@@ -40364,6 +40438,7 @@
         <w:rPr>
           <w:lang w:val="en-US"/>
         </w:rPr>
+        <w:lastRenderedPageBreak/>
         <w:tab/>
         <w:t xml:space="preserve">Def: </w:t>
       </w:r>
@@ -40724,7 +40799,6 @@
         <w:rPr>
           <w:lang w:val="en-US"/>
         </w:rPr>
-        <w:lastRenderedPageBreak/>
         <w:t>Experience Replay</w:t>
       </w:r>
     </w:p>
@@ -42199,10 +42273,10 @@
     </w:lvl>
   </w:abstractNum>
   <w:abstractNum w:abstractNumId="13">
-    <w:nsid w:val="526B29F8"/>
+    <w:nsid w:val="48B167BD"/>
     <w:multiLevelType w:val="hybridMultilevel"/>
-    <w:tmpl w:val="D26E4FD0"/>
-    <w:lvl w:ilvl="0" w:tplc="034E2BF6">
+    <w:tmpl w:val="516E4FBE"/>
+    <w:lvl w:ilvl="0" w:tplc="94DE9262">
       <w:start w:val="1"/>
       <w:numFmt w:val="decimal"/>
       <w:lvlText w:val="%1."/>
@@ -42288,10 +42362,10 @@
     </w:lvl>
   </w:abstractNum>
   <w:abstractNum w:abstractNumId="14">
-    <w:nsid w:val="527C35A0"/>
+    <w:nsid w:val="526B29F8"/>
     <w:multiLevelType w:val="hybridMultilevel"/>
-    <w:tmpl w:val="EAEE52C4"/>
-    <w:lvl w:ilvl="0" w:tplc="FAB24802">
+    <w:tmpl w:val="D26E4FD0"/>
+    <w:lvl w:ilvl="0" w:tplc="034E2BF6">
       <w:start w:val="1"/>
       <w:numFmt w:val="decimal"/>
       <w:lvlText w:val="%1."/>
@@ -42377,10 +42451,10 @@
     </w:lvl>
   </w:abstractNum>
   <w:abstractNum w:abstractNumId="15">
-    <w:nsid w:val="53650867"/>
+    <w:nsid w:val="527C35A0"/>
     <w:multiLevelType w:val="hybridMultilevel"/>
-    <w:tmpl w:val="312267D0"/>
-    <w:lvl w:ilvl="0" w:tplc="FE5A8B86">
+    <w:tmpl w:val="EAEE52C4"/>
+    <w:lvl w:ilvl="0" w:tplc="FAB24802">
       <w:start w:val="1"/>
       <w:numFmt w:val="decimal"/>
       <w:lvlText w:val="%1."/>
@@ -42466,6 +42540,95 @@
     </w:lvl>
   </w:abstractNum>
   <w:abstractNum w:abstractNumId="16">
+    <w:nsid w:val="53650867"/>
+    <w:multiLevelType w:val="hybridMultilevel"/>
+    <w:tmpl w:val="312267D0"/>
+    <w:lvl w:ilvl="0" w:tplc="FE5A8B86">
+      <w:start w:val="1"/>
+      <w:numFmt w:val="decimal"/>
+      <w:lvlText w:val="%1."/>
+      <w:lvlJc w:val="left"/>
+      <w:pPr>
+        <w:ind w:left="1080" w:hanging="360"/>
+      </w:pPr>
+      <w:rPr>
+        <w:rFonts w:hint="default"/>
+      </w:rPr>
+    </w:lvl>
+    <w:lvl w:ilvl="1" w:tplc="042A0019" w:tentative="1">
+      <w:start w:val="1"/>
+      <w:numFmt w:val="lowerLetter"/>
+      <w:lvlText w:val="%2."/>
+      <w:lvlJc w:val="left"/>
+      <w:pPr>
+        <w:ind w:left="1800" w:hanging="360"/>
+      </w:pPr>
+    </w:lvl>
+    <w:lvl w:ilvl="2" w:tplc="042A001B" w:tentative="1">
+      <w:start w:val="1"/>
+      <w:numFmt w:val="lowerRoman"/>
+      <w:lvlText w:val="%3."/>
+      <w:lvlJc w:val="right"/>
+      <w:pPr>
+        <w:ind w:left="2520" w:hanging="180"/>
+      </w:pPr>
+    </w:lvl>
+    <w:lvl w:ilvl="3" w:tplc="042A000F" w:tentative="1">
+      <w:start w:val="1"/>
+      <w:numFmt w:val="decimal"/>
+      <w:lvlText w:val="%4."/>
+      <w:lvlJc w:val="left"/>
+      <w:pPr>
+        <w:ind w:left="3240" w:hanging="360"/>
+      </w:pPr>
+    </w:lvl>
+    <w:lvl w:ilvl="4" w:tplc="042A0019" w:tentative="1">
+      <w:start w:val="1"/>
+      <w:numFmt w:val="lowerLetter"/>
+      <w:lvlText w:val="%5."/>
+      <w:lvlJc w:val="left"/>
+      <w:pPr>
+        <w:ind w:left="3960" w:hanging="360"/>
+      </w:pPr>
+    </w:lvl>
+    <w:lvl w:ilvl="5" w:tplc="042A001B" w:tentative="1">
+      <w:start w:val="1"/>
+      <w:numFmt w:val="lowerRoman"/>
+      <w:lvlText w:val="%6."/>
+      <w:lvlJc w:val="right"/>
+      <w:pPr>
+        <w:ind w:left="4680" w:hanging="180"/>
+      </w:pPr>
+    </w:lvl>
+    <w:lvl w:ilvl="6" w:tplc="042A000F" w:tentative="1">
+      <w:start w:val="1"/>
+      <w:numFmt w:val="decimal"/>
+      <w:lvlText w:val="%7."/>
+      <w:lvlJc w:val="left"/>
+      <w:pPr>
+        <w:ind w:left="5400" w:hanging="360"/>
+      </w:pPr>
+    </w:lvl>
+    <w:lvl w:ilvl="7" w:tplc="042A0019" w:tentative="1">
+      <w:start w:val="1"/>
+      <w:numFmt w:val="lowerLetter"/>
+      <w:lvlText w:val="%8."/>
+      <w:lvlJc w:val="left"/>
+      <w:pPr>
+        <w:ind w:left="6120" w:hanging="360"/>
+      </w:pPr>
+    </w:lvl>
+    <w:lvl w:ilvl="8" w:tplc="042A001B" w:tentative="1">
+      <w:start w:val="1"/>
+      <w:numFmt w:val="lowerRoman"/>
+      <w:lvlText w:val="%9."/>
+      <w:lvlJc w:val="right"/>
+      <w:pPr>
+        <w:ind w:left="6840" w:hanging="180"/>
+      </w:pPr>
+    </w:lvl>
+  </w:abstractNum>
+  <w:abstractNum w:abstractNumId="17">
     <w:nsid w:val="5CFE4F0E"/>
     <w:multiLevelType w:val="hybridMultilevel"/>
     <w:tmpl w:val="4B161642"/>
@@ -42555,7 +42718,7 @@
       </w:pPr>
     </w:lvl>
   </w:abstractNum>
-  <w:abstractNum w:abstractNumId="17">
+  <w:abstractNum w:abstractNumId="18">
     <w:nsid w:val="5EAF3AFE"/>
     <w:multiLevelType w:val="hybridMultilevel"/>
     <w:tmpl w:val="A4303A0C"/>
@@ -42644,7 +42807,7 @@
       </w:pPr>
     </w:lvl>
   </w:abstractNum>
-  <w:abstractNum w:abstractNumId="18">
+  <w:abstractNum w:abstractNumId="19">
     <w:nsid w:val="65C1615C"/>
     <w:multiLevelType w:val="hybridMultilevel"/>
     <w:tmpl w:val="9F9CB978"/>
@@ -42733,7 +42896,7 @@
       </w:pPr>
     </w:lvl>
   </w:abstractNum>
-  <w:abstractNum w:abstractNumId="19">
+  <w:abstractNum w:abstractNumId="20">
     <w:nsid w:val="70361C3F"/>
     <w:multiLevelType w:val="hybridMultilevel"/>
     <w:tmpl w:val="1CF40154"/>
@@ -42847,7 +43010,7 @@
       </w:rPr>
     </w:lvl>
   </w:abstractNum>
-  <w:abstractNum w:abstractNumId="20">
+  <w:abstractNum w:abstractNumId="21">
     <w:nsid w:val="72E05CC5"/>
     <w:multiLevelType w:val="hybridMultilevel"/>
     <w:tmpl w:val="7270C802"/>
@@ -42936,7 +43099,7 @@
       </w:pPr>
     </w:lvl>
   </w:abstractNum>
-  <w:abstractNum w:abstractNumId="21">
+  <w:abstractNum w:abstractNumId="22">
     <w:nsid w:val="7B3442C9"/>
     <w:multiLevelType w:val="hybridMultilevel"/>
     <w:tmpl w:val="F4F29318"/>
@@ -43025,7 +43188,7 @@
       </w:pPr>
     </w:lvl>
   </w:abstractNum>
-  <w:abstractNum w:abstractNumId="22">
+  <w:abstractNum w:abstractNumId="23">
     <w:nsid w:val="7E78030C"/>
     <w:multiLevelType w:val="hybridMultilevel"/>
     <w:tmpl w:val="4BC8D0D6"/>
@@ -43141,7 +43304,7 @@
     <w:abstractNumId w:val="11"/>
   </w:num>
   <w:num w:numId="2">
-    <w:abstractNumId w:val="22"/>
+    <w:abstractNumId w:val="23"/>
   </w:num>
   <w:num w:numId="3">
     <w:abstractNumId w:val="8"/>
@@ -43156,25 +43319,25 @@
     <w:abstractNumId w:val="10"/>
   </w:num>
   <w:num w:numId="7">
-    <w:abstractNumId w:val="14"/>
+    <w:abstractNumId w:val="15"/>
   </w:num>
   <w:num w:numId="8">
+    <w:abstractNumId w:val="20"/>
+  </w:num>
+  <w:num w:numId="9">
+    <w:abstractNumId w:val="16"/>
+  </w:num>
+  <w:num w:numId="10">
     <w:abstractNumId w:val="19"/>
   </w:num>
-  <w:num w:numId="9">
-    <w:abstractNumId w:val="15"/>
-  </w:num>
-  <w:num w:numId="10">
-    <w:abstractNumId w:val="18"/>
-  </w:num>
   <w:num w:numId="11">
-    <w:abstractNumId w:val="20"/>
+    <w:abstractNumId w:val="21"/>
   </w:num>
   <w:num w:numId="12">
     <w:abstractNumId w:val="1"/>
   </w:num>
   <w:num w:numId="13">
-    <w:abstractNumId w:val="17"/>
+    <w:abstractNumId w:val="18"/>
   </w:num>
   <w:num w:numId="14">
     <w:abstractNumId w:val="5"/>
@@ -43183,7 +43346,7 @@
     <w:abstractNumId w:val="2"/>
   </w:num>
   <w:num w:numId="16">
-    <w:abstractNumId w:val="13"/>
+    <w:abstractNumId w:val="14"/>
   </w:num>
   <w:num w:numId="17">
     <w:abstractNumId w:val="9"/>
@@ -43192,7 +43355,7 @@
     <w:abstractNumId w:val="3"/>
   </w:num>
   <w:num w:numId="19">
-    <w:abstractNumId w:val="21"/>
+    <w:abstractNumId w:val="22"/>
   </w:num>
   <w:num w:numId="20">
     <w:abstractNumId w:val="0"/>
@@ -43204,7 +43367,10 @@
     <w:abstractNumId w:val="7"/>
   </w:num>
   <w:num w:numId="23">
-    <w:abstractNumId w:val="16"/>
+    <w:abstractNumId w:val="17"/>
+  </w:num>
+  <w:num w:numId="24">
+    <w:abstractNumId w:val="13"/>
   </w:num>
 </w:numbering>
 </file>

--- a/algorithm.docx
+++ b/algorithm.docx
@@ -11181,8 +11181,6 @@
         </w:rPr>
         <w:t>Phù hợp cho Image Segmentation</w:t>
       </w:r>
-      <w:bookmarkStart w:id="0" w:name="_GoBack"/>
-      <w:bookmarkEnd w:id="0"/>
     </w:p>
     <w:p>
       <w:pPr>
@@ -15034,14 +15032,7 @@
                   <w:rFonts w:ascii="Cambria Math" w:eastAsiaTheme="minorEastAsia" w:hAnsi="Cambria Math"/>
                   <w:lang w:val="en-US"/>
                 </w:rPr>
-                <m:t>∂</m:t>
-              </m:r>
-              <m:r>
-                <w:rPr>
-                  <w:rFonts w:ascii="Cambria Math" w:eastAsiaTheme="minorEastAsia" w:hAnsi="Cambria Math"/>
-                  <w:lang w:val="en-US"/>
-                </w:rPr>
-                <m:t>θ</m:t>
+                <m:t>∂θ</m:t>
               </m:r>
             </m:den>
           </m:f>
@@ -17954,16 +17945,15 @@
           <w:numId w:val="6"/>
         </w:numPr>
         <w:rPr>
-          <w:rFonts w:ascii="Cambria Math" w:hAnsi="Cambria Math"/>
-          <w:lang w:val="en-US"/>
-          <w:oMath/>
-        </w:rPr>
-      </w:pPr>
-      <w:r>
-        <w:rPr>
           <w:rFonts w:eastAsiaTheme="minorEastAsia"/>
           <w:lang w:val="en-US"/>
         </w:rPr>
+      </w:pPr>
+      <w:r>
+        <w:rPr>
+          <w:rFonts w:eastAsiaTheme="minorEastAsia"/>
+          <w:lang w:val="en-US"/>
+        </w:rPr>
         <w:t xml:space="preserve">Tính Gradient tương tự như </w:t>
       </w:r>
       <w:r>
@@ -17977,21 +17967,22 @@
     <w:p>
       <w:pPr>
         <w:rPr>
-          <w:lang w:val="en-US"/>
-        </w:rPr>
-      </w:pPr>
-    </w:p>
-    <w:p>
-      <w:pPr>
-        <w:rPr>
-          <w:lang w:val="en-US"/>
-        </w:rPr>
-      </w:pPr>
-      <w:r>
-        <w:rPr>
-          <w:lang w:val="en-US"/>
-        </w:rPr>
-        <w:t>Neuron ODE – Neuron Differential Equation:</w:t>
+          <w:rFonts w:eastAsiaTheme="minorEastAsia"/>
+          <w:lang w:val="en-US"/>
+        </w:rPr>
+      </w:pPr>
+    </w:p>
+    <w:p>
+      <w:pPr>
+        <w:rPr>
+          <w:lang w:val="en-US"/>
+        </w:rPr>
+      </w:pPr>
+      <w:r>
+        <w:rPr>
+          <w:lang w:val="en-US"/>
+        </w:rPr>
+        <w:t>Positional Encoding – Mã Hóa Vị Trí:</w:t>
       </w:r>
     </w:p>
     <w:p>
@@ -17999,7 +17990,7 @@
         <w:pStyle w:val="ListParagraph"/>
         <w:numPr>
           <w:ilvl w:val="0"/>
-          <w:numId w:val="22"/>
+          <w:numId w:val="23"/>
         </w:numPr>
         <w:rPr>
           <w:lang w:val="en-US"/>
@@ -18009,13 +18000,13 @@
         <w:rPr>
           <w:lang w:val="en-US"/>
         </w:rPr>
-        <w:t xml:space="preserve">Ý </w:t>
-      </w:r>
-      <w:r>
-        <w:rPr>
-          <w:lang w:val="en-US"/>
-        </w:rPr>
-        <w:t>Tưởng?</w:t>
+        <w:t xml:space="preserve">Cách </w:t>
+      </w:r>
+      <w:r>
+        <w:rPr>
+          <w:lang w:val="en-US"/>
+        </w:rPr>
+        <w:t>Mã Hóa?</w:t>
       </w:r>
     </w:p>
     <w:p>
@@ -18033,13 +18024,19 @@
         <w:rPr>
           <w:lang w:val="en-US"/>
         </w:rPr>
-        <w:t>Xét 1 MLP có cấ</w:t>
-      </w:r>
-      <w:r>
-        <w:rPr>
-          <w:lang w:val="en-US"/>
-        </w:rPr>
-        <w:t>u trúc như sau</w:t>
+        <w:t>Giả sử từ</w:t>
+      </w:r>
+      <w:r>
+        <w:rPr>
+          <w:lang w:val="en-US"/>
+        </w:rPr>
+        <w:t xml:space="preserve"> “foo” </w:t>
+      </w:r>
+      <w:r>
+        <w:rPr>
+          <w:lang w:val="en-US"/>
+        </w:rPr>
+        <w:t>trong câu được biểu diễn = 1 Vector A có n chiều, tuy nhiên Vector này chưa có thông tin về vị trí của “foo”, do đó ta cần + A với 1 Vector khác mang thông tin vị trí của “foo”, gọi là B, cũng có n chiều</w:t>
       </w:r>
     </w:p>
     <w:p>
@@ -18055,51 +18052,9 @@
       </w:pPr>
       <w:r>
         <w:rPr>
-          <w:noProof/>
-          <w:lang w:eastAsia="vi-VN"/>
-        </w:rPr>
-        <w:lastRenderedPageBreak/>
-        <w:drawing>
-          <wp:inline distT="0" distB="0" distL="0" distR="0">
-            <wp:extent cx="3558299" cy="2846717"/>
-            <wp:effectExtent l="0" t="0" r="4445" b="0"/>
-            <wp:docPr id="3" name="Picture 3"/>
-            <wp:cNvGraphicFramePr>
-              <a:graphicFrameLocks xmlns:a="http://schemas.openxmlformats.org/drawingml/2006/main" noChangeAspect="1"/>
-            </wp:cNvGraphicFramePr>
-            <a:graphic xmlns:a="http://schemas.openxmlformats.org/drawingml/2006/main">
-              <a:graphicData uri="http://schemas.openxmlformats.org/drawingml/2006/picture">
-                <pic:pic xmlns:pic="http://schemas.openxmlformats.org/drawingml/2006/picture">
-                  <pic:nvPicPr>
-                    <pic:cNvPr id="0" name="Untitl.jpg"/>
-                    <pic:cNvPicPr/>
-                  </pic:nvPicPr>
-                  <pic:blipFill>
-                    <a:blip r:embed="rId6">
-                      <a:extLst>
-                        <a:ext uri="{28A0092B-C50C-407E-A947-70E740481C1C}">
-                          <a14:useLocalDpi xmlns:a14="http://schemas.microsoft.com/office/drawing/2010/main" val="0"/>
-                        </a:ext>
-                      </a:extLst>
-                    </a:blip>
-                    <a:stretch>
-                      <a:fillRect/>
-                    </a:stretch>
-                  </pic:blipFill>
-                  <pic:spPr>
-                    <a:xfrm>
-                      <a:off x="0" y="0"/>
-                      <a:ext cx="3567216" cy="2853851"/>
-                    </a:xfrm>
-                    <a:prstGeom prst="rect">
-                      <a:avLst/>
-                    </a:prstGeom>
-                  </pic:spPr>
-                </pic:pic>
-              </a:graphicData>
-            </a:graphic>
-          </wp:inline>
-        </w:drawing>
+          <w:lang w:val="en-US"/>
+        </w:rPr>
+        <w:t>Tưởng tượng bạn có 1 cái đồng hồ kim, dễ thấy trong vòng 12 giờ, không có 2 thời điểm nào đồng hồ có trạng thái giống nhau</w:t>
       </w:r>
     </w:p>
     <w:p>
@@ -18117,420 +18072,6 @@
         <w:rPr>
           <w:lang w:val="en-US"/>
         </w:rPr>
-        <w:t>Dễ thấy MLP này là tổng của 2 MLP sau</w:t>
-      </w:r>
-    </w:p>
-    <w:p>
-      <w:pPr>
-        <w:pStyle w:val="ListParagraph"/>
-        <w:numPr>
-          <w:ilvl w:val="0"/>
-          <w:numId w:val="6"/>
-        </w:numPr>
-        <w:rPr>
-          <w:lang w:val="en-US"/>
-        </w:rPr>
-      </w:pPr>
-      <w:r>
-        <w:rPr>
-          <w:noProof/>
-          <w:lang w:eastAsia="vi-VN"/>
-        </w:rPr>
-        <w:drawing>
-          <wp:inline distT="0" distB="0" distL="0" distR="0">
-            <wp:extent cx="3644559" cy="2915728"/>
-            <wp:effectExtent l="0" t="0" r="0" b="0"/>
-            <wp:docPr id="4" name="Picture 4"/>
-            <wp:cNvGraphicFramePr>
-              <a:graphicFrameLocks xmlns:a="http://schemas.openxmlformats.org/drawingml/2006/main" noChangeAspect="1"/>
-            </wp:cNvGraphicFramePr>
-            <a:graphic xmlns:a="http://schemas.openxmlformats.org/drawingml/2006/main">
-              <a:graphicData uri="http://schemas.openxmlformats.org/drawingml/2006/picture">
-                <pic:pic xmlns:pic="http://schemas.openxmlformats.org/drawingml/2006/picture">
-                  <pic:nvPicPr>
-                    <pic:cNvPr id="0" name="Untistled-1.jpg"/>
-                    <pic:cNvPicPr/>
-                  </pic:nvPicPr>
-                  <pic:blipFill>
-                    <a:blip r:embed="rId7">
-                      <a:extLst>
-                        <a:ext uri="{28A0092B-C50C-407E-A947-70E740481C1C}">
-                          <a14:useLocalDpi xmlns:a14="http://schemas.microsoft.com/office/drawing/2010/main" val="0"/>
-                        </a:ext>
-                      </a:extLst>
-                    </a:blip>
-                    <a:stretch>
-                      <a:fillRect/>
-                    </a:stretch>
-                  </pic:blipFill>
-                  <pic:spPr>
-                    <a:xfrm>
-                      <a:off x="0" y="0"/>
-                      <a:ext cx="3648305" cy="2918725"/>
-                    </a:xfrm>
-                    <a:prstGeom prst="rect">
-                      <a:avLst/>
-                    </a:prstGeom>
-                  </pic:spPr>
-                </pic:pic>
-              </a:graphicData>
-            </a:graphic>
-          </wp:inline>
-        </w:drawing>
-      </w:r>
-    </w:p>
-    <w:p>
-      <w:pPr>
-        <w:pStyle w:val="ListParagraph"/>
-        <w:numPr>
-          <w:ilvl w:val="0"/>
-          <w:numId w:val="6"/>
-        </w:numPr>
-        <w:rPr>
-          <w:lang w:val="en-US"/>
-        </w:rPr>
-      </w:pPr>
-      <w:r>
-        <w:rPr>
-          <w:noProof/>
-          <w:lang w:eastAsia="vi-VN"/>
-        </w:rPr>
-        <w:lastRenderedPageBreak/>
-        <w:drawing>
-          <wp:inline distT="0" distB="0" distL="0" distR="0">
-            <wp:extent cx="3761117" cy="3008976"/>
-            <wp:effectExtent l="0" t="0" r="0" b="1270"/>
-            <wp:docPr id="5" name="Picture 5"/>
-            <wp:cNvGraphicFramePr>
-              <a:graphicFrameLocks xmlns:a="http://schemas.openxmlformats.org/drawingml/2006/main" noChangeAspect="1"/>
-            </wp:cNvGraphicFramePr>
-            <a:graphic xmlns:a="http://schemas.openxmlformats.org/drawingml/2006/main">
-              <a:graphicData uri="http://schemas.openxmlformats.org/drawingml/2006/picture">
-                <pic:pic xmlns:pic="http://schemas.openxmlformats.org/drawingml/2006/picture">
-                  <pic:nvPicPr>
-                    <pic:cNvPr id="0" name="Untittled-1.jpg"/>
-                    <pic:cNvPicPr/>
-                  </pic:nvPicPr>
-                  <pic:blipFill>
-                    <a:blip r:embed="rId8">
-                      <a:extLst>
-                        <a:ext uri="{28A0092B-C50C-407E-A947-70E740481C1C}">
-                          <a14:useLocalDpi xmlns:a14="http://schemas.microsoft.com/office/drawing/2010/main" val="0"/>
-                        </a:ext>
-                      </a:extLst>
-                    </a:blip>
-                    <a:stretch>
-                      <a:fillRect/>
-                    </a:stretch>
-                  </pic:blipFill>
-                  <pic:spPr>
-                    <a:xfrm>
-                      <a:off x="0" y="0"/>
-                      <a:ext cx="3768910" cy="3015211"/>
-                    </a:xfrm>
-                    <a:prstGeom prst="rect">
-                      <a:avLst/>
-                    </a:prstGeom>
-                  </pic:spPr>
-                </pic:pic>
-              </a:graphicData>
-            </a:graphic>
-          </wp:inline>
-        </w:drawing>
-      </w:r>
-    </w:p>
-    <w:p>
-      <w:pPr>
-        <w:pStyle w:val="ListParagraph"/>
-        <w:numPr>
-          <w:ilvl w:val="0"/>
-          <w:numId w:val="6"/>
-        </w:numPr>
-        <w:rPr>
-          <w:lang w:val="en-US"/>
-        </w:rPr>
-      </w:pPr>
-      <w:r>
-        <w:rPr>
-          <w:lang w:val="en-US"/>
-        </w:rPr>
-        <w:t>Để ý thấy 2 MLP này có cấu trúc y chang nhau, chỉ khác mỗi Weight và Bias, so với MLP ban đầu thì 2 MLP này có Hidden Layer với số Neuron giảm gấp đôi, như vậy thay vì sử dụng MLP ban đầu sao ta không sử dụng MLP có cấu trúc như này</w:t>
-      </w:r>
-    </w:p>
-    <w:p>
-      <w:pPr>
-        <w:pStyle w:val="ListParagraph"/>
-        <w:numPr>
-          <w:ilvl w:val="0"/>
-          <w:numId w:val="6"/>
-        </w:numPr>
-        <w:rPr>
-          <w:lang w:val="en-US"/>
-        </w:rPr>
-      </w:pPr>
-      <w:r>
-        <w:rPr>
-          <w:lang w:val="en-US"/>
-        </w:rPr>
-        <w:t xml:space="preserve">Ở ví dụ trên, ý tưởng là ta sẽ sử dụng MLP với số Neuron các Layer là (3, 2, 2) nhưng vẫn có độ chính xác của MLP với số Neuron các Layer là (3, 4, 2), bằng cách gán 2 giá trị cho mỗi Weight và Bias, gọi là </w:t>
-      </w:r>
-      <w:r>
-        <w:rPr>
-          <w:lang w:val="en-US"/>
-        </w:rPr>
-        <w:sym w:font="Symbol" w:char="F071"/>
-      </w:r>
-      <w:r>
-        <w:rPr>
-          <w:vertAlign w:val="subscript"/>
-          <w:lang w:val="en-US"/>
-        </w:rPr>
-        <w:t>1</w:t>
-      </w:r>
-      <w:r>
-        <w:rPr>
-          <w:lang w:val="en-US"/>
-        </w:rPr>
-        <w:t xml:space="preserve"> và </w:t>
-      </w:r>
-      <w:r>
-        <w:rPr>
-          <w:lang w:val="en-US"/>
-        </w:rPr>
-        <w:sym w:font="Symbol" w:char="F071"/>
-      </w:r>
-      <w:r>
-        <w:rPr>
-          <w:vertAlign w:val="subscript"/>
-          <w:lang w:val="en-US"/>
-        </w:rPr>
-        <w:t>2</w:t>
-      </w:r>
-      <w:r>
-        <w:rPr>
-          <w:lang w:val="en-US"/>
-        </w:rPr>
-        <w:t xml:space="preserve">, giả sử Input là X, ta sẽ Feed X lần đầu tiên với </w:t>
-      </w:r>
-      <w:r>
-        <w:rPr>
-          <w:lang w:val="en-US"/>
-        </w:rPr>
-        <w:sym w:font="Symbol" w:char="F071"/>
-      </w:r>
-      <w:r>
-        <w:rPr>
-          <w:vertAlign w:val="subscript"/>
-          <w:lang w:val="en-US"/>
-        </w:rPr>
-        <w:t>1</w:t>
-      </w:r>
-      <w:r>
-        <w:rPr>
-          <w:lang w:val="en-US"/>
-        </w:rPr>
-        <w:t>, tính Output, gọi là A, sau đó Feed X</w:t>
-      </w:r>
-      <w:r>
-        <w:rPr>
-          <w:lang w:val="en-US"/>
-        </w:rPr>
-        <w:t xml:space="preserve"> lại</w:t>
-      </w:r>
-      <w:r>
-        <w:rPr>
-          <w:lang w:val="en-US"/>
-        </w:rPr>
-        <w:t xml:space="preserve"> lần thứ 2 với </w:t>
-      </w:r>
-      <w:r>
-        <w:rPr>
-          <w:lang w:val="en-US"/>
-        </w:rPr>
-        <w:sym w:font="Symbol" w:char="F071"/>
-      </w:r>
-      <w:r>
-        <w:rPr>
-          <w:vertAlign w:val="subscript"/>
-          <w:lang w:val="en-US"/>
-        </w:rPr>
-        <w:t>2</w:t>
-      </w:r>
-      <w:r>
-        <w:rPr>
-          <w:lang w:val="en-US"/>
-        </w:rPr>
-        <w:t xml:space="preserve">, tính Output rồi lấy Output này cộng dồn vào A, </w:t>
-      </w:r>
-      <w:r>
-        <w:rPr>
-          <w:lang w:val="en-US"/>
-        </w:rPr>
-        <w:t>sau đó mới cộng thêm Bias cho A ra kết quả</w:t>
-      </w:r>
-    </w:p>
-    <w:p>
-      <w:pPr>
-        <w:pStyle w:val="ListParagraph"/>
-        <w:numPr>
-          <w:ilvl w:val="0"/>
-          <w:numId w:val="6"/>
-        </w:numPr>
-        <w:rPr>
-          <w:lang w:val="en-US"/>
-        </w:rPr>
-      </w:pPr>
-      <w:r>
-        <w:rPr>
-          <w:lang w:val="en-US"/>
-        </w:rPr>
-        <w:t>Với ý tưởng trên, ta có thể sử dụng MLP với số Neuron các Layer là (3, 2, 2) nhưng có độ chính xác của cả MLP với số Neuron các Layer là (3, 200, 2), chỉ bằng cách gán 100 giá trị cho mỗi Weight và Bias, rồi Feed Input 100 lần, rồi cộng dồn kết quả</w:t>
-      </w:r>
-    </w:p>
-    <w:p>
-      <w:pPr>
-        <w:pStyle w:val="ListParagraph"/>
-        <w:numPr>
-          <w:ilvl w:val="0"/>
-          <w:numId w:val="6"/>
-        </w:numPr>
-        <w:rPr>
-          <w:lang w:val="en-US"/>
-        </w:rPr>
-      </w:pPr>
-      <w:r>
-        <w:rPr>
-          <w:lang w:val="en-US"/>
-        </w:rPr>
-        <w:t>Để ý thấy, thay vì chúng ta gán 100 giá trị rời rạc thì sao không gán 100 giá trị liên tục, sao cho chúng thỏa mãn 1 phương trình vi phân nào đó, khi đó có phải chúng ta không cần tới 100 giá trị riêng biệt nữa không, bằng cách này, chỉ với vài chục tham số, ta có thể có độ chính xác = hàng chục nghìn tham số</w:t>
-      </w:r>
-    </w:p>
-    <w:p>
-      <w:pPr>
-        <w:pStyle w:val="ListParagraph"/>
-        <w:numPr>
-          <w:ilvl w:val="0"/>
-          <w:numId w:val="6"/>
-        </w:numPr>
-        <w:rPr>
-          <w:lang w:val="en-US"/>
-        </w:rPr>
-      </w:pPr>
-      <w:r>
-        <w:rPr>
-          <w:lang w:val="en-US"/>
-        </w:rPr>
-        <w:t>Bất lợi của phương pháp này là ta phải Feed Input rất nhiều lần, nên có ảnh hưởng đến thời gian Train và Test</w:t>
-      </w:r>
-    </w:p>
-    <w:p>
-      <w:pPr>
-        <w:rPr>
-          <w:lang w:val="en-US"/>
-        </w:rPr>
-      </w:pPr>
-    </w:p>
-    <w:p>
-      <w:pPr>
-        <w:rPr>
-          <w:lang w:val="en-US"/>
-        </w:rPr>
-      </w:pPr>
-      <w:r>
-        <w:rPr>
-          <w:lang w:val="en-US"/>
-        </w:rPr>
-        <w:t>Positional Encoding – Mã Hóa Vị Trí:</w:t>
-      </w:r>
-    </w:p>
-    <w:p>
-      <w:pPr>
-        <w:pStyle w:val="ListParagraph"/>
-        <w:numPr>
-          <w:ilvl w:val="0"/>
-          <w:numId w:val="23"/>
-        </w:numPr>
-        <w:rPr>
-          <w:lang w:val="en-US"/>
-        </w:rPr>
-      </w:pPr>
-      <w:r>
-        <w:rPr>
-          <w:lang w:val="en-US"/>
-        </w:rPr>
-        <w:t xml:space="preserve">Cách </w:t>
-      </w:r>
-      <w:r>
-        <w:rPr>
-          <w:lang w:val="en-US"/>
-        </w:rPr>
-        <w:t>Mã Hóa?</w:t>
-      </w:r>
-    </w:p>
-    <w:p>
-      <w:pPr>
-        <w:pStyle w:val="ListParagraph"/>
-        <w:numPr>
-          <w:ilvl w:val="0"/>
-          <w:numId w:val="6"/>
-        </w:numPr>
-        <w:rPr>
-          <w:lang w:val="en-US"/>
-        </w:rPr>
-      </w:pPr>
-      <w:r>
-        <w:rPr>
-          <w:lang w:val="en-US"/>
-        </w:rPr>
-        <w:t>Giả sử từ</w:t>
-      </w:r>
-      <w:r>
-        <w:rPr>
-          <w:lang w:val="en-US"/>
-        </w:rPr>
-        <w:t xml:space="preserve"> “foo” </w:t>
-      </w:r>
-      <w:r>
-        <w:rPr>
-          <w:lang w:val="en-US"/>
-        </w:rPr>
-        <w:t>trong câu được biểu diễn = 1 Vector A có n chiều, tuy nhiên Vector này chưa có thông tin về vị trí của “foo”, do đó ta cần + A với 1 Vector khác mang thông tin vị trí của “foo”, gọi là B, cũng có n chiều</w:t>
-      </w:r>
-    </w:p>
-    <w:p>
-      <w:pPr>
-        <w:pStyle w:val="ListParagraph"/>
-        <w:numPr>
-          <w:ilvl w:val="0"/>
-          <w:numId w:val="6"/>
-        </w:numPr>
-        <w:rPr>
-          <w:lang w:val="en-US"/>
-        </w:rPr>
-      </w:pPr>
-      <w:r>
-        <w:rPr>
-          <w:lang w:val="en-US"/>
-        </w:rPr>
-        <w:t>Tưởng tượng bạn có 1 cái đồng hồ kim, dễ thấy trong vòng 12 giờ, không có 2 thời điểm nào đồng hồ có trạng thái giống nhau</w:t>
-      </w:r>
-    </w:p>
-    <w:p>
-      <w:pPr>
-        <w:pStyle w:val="ListParagraph"/>
-        <w:numPr>
-          <w:ilvl w:val="0"/>
-          <w:numId w:val="6"/>
-        </w:numPr>
-        <w:rPr>
-          <w:lang w:val="en-US"/>
-        </w:rPr>
-      </w:pPr>
-      <w:r>
-        <w:rPr>
-          <w:lang w:val="en-US"/>
-        </w:rPr>
-        <w:lastRenderedPageBreak/>
         <w:t>Ta có thể sử dụng vị trí của kim đồng hồ để mã hóa vị trí của mỗi từ trong câu mà không sợ bị lặp lại, chỉ cần chu kì đủ lớn</w:t>
       </w:r>
     </w:p>
@@ -19008,6 +18549,7 @@
           <w:rFonts w:eastAsiaTheme="minorEastAsia"/>
           <w:lang w:val="en-US"/>
         </w:rPr>
+        <w:lastRenderedPageBreak/>
         <w:t>p là vị trí của “foo” trong câu, có giá trị là 0, 1, 2, …</w:t>
       </w:r>
     </w:p>
@@ -21219,6 +20761,831 @@
     <w:p>
       <w:pPr>
         <w:rPr>
+          <w:rFonts w:eastAsiaTheme="minorEastAsia"/>
+          <w:lang w:val="en-US"/>
+        </w:rPr>
+      </w:pPr>
+    </w:p>
+    <w:p>
+      <w:pPr>
+        <w:rPr>
+          <w:rFonts w:eastAsiaTheme="minorEastAsia"/>
+          <w:lang w:val="en-US"/>
+        </w:rPr>
+      </w:pPr>
+      <w:r>
+        <w:rPr>
+          <w:rFonts w:eastAsiaTheme="minorEastAsia"/>
+          <w:lang w:val="en-US"/>
+        </w:rPr>
+        <w:t>Search Tree – Cây Tìm Kiếm:</w:t>
+      </w:r>
+    </w:p>
+    <w:p>
+      <w:pPr>
+        <w:pStyle w:val="ListParagraph"/>
+        <w:numPr>
+          <w:ilvl w:val="0"/>
+          <w:numId w:val="25"/>
+        </w:numPr>
+        <w:rPr>
+          <w:rFonts w:eastAsiaTheme="minorEastAsia"/>
+          <w:lang w:val="en-US"/>
+        </w:rPr>
+      </w:pPr>
+      <w:r>
+        <w:rPr>
+          <w:rFonts w:eastAsiaTheme="minorEastAsia"/>
+          <w:lang w:val="en-US"/>
+        </w:rPr>
+        <w:t>BST (Binary Search Tree, Cây Tìm Kiếm Nhị Phân)?</w:t>
+      </w:r>
+    </w:p>
+    <w:p>
+      <w:pPr>
+        <w:pStyle w:val="ListParagraph"/>
+        <w:numPr>
+          <w:ilvl w:val="0"/>
+          <w:numId w:val="6"/>
+        </w:numPr>
+        <w:rPr>
+          <w:rFonts w:eastAsiaTheme="minorEastAsia"/>
+          <w:lang w:val="en-US"/>
+        </w:rPr>
+      </w:pPr>
+      <w:r>
+        <w:rPr>
+          <w:rFonts w:eastAsiaTheme="minorEastAsia"/>
+          <w:lang w:val="en-US"/>
+        </w:rPr>
+        <w:t>Node con bên trái &lt; Node cha &lt; Node con bên phải</w:t>
+      </w:r>
+    </w:p>
+    <w:p>
+      <w:pPr>
+        <w:pStyle w:val="ListParagraph"/>
+        <w:numPr>
+          <w:ilvl w:val="0"/>
+          <w:numId w:val="6"/>
+        </w:numPr>
+        <w:rPr>
+          <w:rFonts w:eastAsiaTheme="minorEastAsia"/>
+          <w:lang w:val="en-US"/>
+        </w:rPr>
+      </w:pPr>
+      <w:r>
+        <w:rPr>
+          <w:rFonts w:eastAsiaTheme="minorEastAsia"/>
+          <w:lang w:val="en-US"/>
+        </w:rPr>
+        <w:t>Ví dụ</w:t>
+      </w:r>
+    </w:p>
+    <w:p>
+      <w:pPr>
+        <w:pStyle w:val="ListParagraph"/>
+        <w:ind w:left="1080"/>
+        <w:rPr>
+          <w:rFonts w:eastAsiaTheme="minorEastAsia"/>
+          <w:lang w:val="en-US"/>
+        </w:rPr>
+      </w:pPr>
+      <w:r>
+        <w:rPr>
+          <w:rFonts w:eastAsiaTheme="minorEastAsia"/>
+          <w:noProof/>
+          <w:lang w:eastAsia="vi-VN"/>
+        </w:rPr>
+        <w:lastRenderedPageBreak/>
+        <w:drawing>
+          <wp:inline distT="0" distB="0" distL="0" distR="0">
+            <wp:extent cx="3021002" cy="2517613"/>
+            <wp:effectExtent l="0" t="0" r="8255" b="0"/>
+            <wp:docPr id="2" name="Picture 2"/>
+            <wp:cNvGraphicFramePr>
+              <a:graphicFrameLocks xmlns:a="http://schemas.openxmlformats.org/drawingml/2006/main" noChangeAspect="1"/>
+            </wp:cNvGraphicFramePr>
+            <a:graphic xmlns:a="http://schemas.openxmlformats.org/drawingml/2006/main">
+              <a:graphicData uri="http://schemas.openxmlformats.org/drawingml/2006/picture">
+                <pic:pic xmlns:pic="http://schemas.openxmlformats.org/drawingml/2006/picture">
+                  <pic:nvPicPr>
+                    <pic:cNvPr id="0" name="Untitled-2.jpg"/>
+                    <pic:cNvPicPr/>
+                  </pic:nvPicPr>
+                  <pic:blipFill>
+                    <a:blip r:embed="rId6">
+                      <a:extLst>
+                        <a:ext uri="{28A0092B-C50C-407E-A947-70E740481C1C}">
+                          <a14:useLocalDpi xmlns:a14="http://schemas.microsoft.com/office/drawing/2010/main" val="0"/>
+                        </a:ext>
+                      </a:extLst>
+                    </a:blip>
+                    <a:stretch>
+                      <a:fillRect/>
+                    </a:stretch>
+                  </pic:blipFill>
+                  <pic:spPr>
+                    <a:xfrm>
+                      <a:off x="0" y="0"/>
+                      <a:ext cx="3024841" cy="2520813"/>
+                    </a:xfrm>
+                    <a:prstGeom prst="rect">
+                      <a:avLst/>
+                    </a:prstGeom>
+                  </pic:spPr>
+                </pic:pic>
+              </a:graphicData>
+            </a:graphic>
+          </wp:inline>
+        </w:drawing>
+      </w:r>
+    </w:p>
+    <w:p>
+      <w:pPr>
+        <w:pStyle w:val="ListParagraph"/>
+        <w:numPr>
+          <w:ilvl w:val="0"/>
+          <w:numId w:val="6"/>
+        </w:numPr>
+        <w:rPr>
+          <w:rFonts w:eastAsiaTheme="minorEastAsia"/>
+          <w:lang w:val="en-US"/>
+        </w:rPr>
+      </w:pPr>
+      <w:r>
+        <w:rPr>
+          <w:rFonts w:eastAsiaTheme="minorEastAsia"/>
+          <w:lang w:val="en-US"/>
+        </w:rPr>
+        <w:t>Thời gian tìm kiếm trường hợp ngon nhất là O(log(N)), nghĩa là đây là AVL Tree, còn tồi tệ nhất là O(N)</w:t>
+      </w:r>
+    </w:p>
+    <w:p>
+      <w:pPr>
+        <w:pStyle w:val="ListParagraph"/>
+        <w:numPr>
+          <w:ilvl w:val="0"/>
+          <w:numId w:val="25"/>
+        </w:numPr>
+        <w:rPr>
+          <w:rFonts w:eastAsiaTheme="minorEastAsia"/>
+          <w:lang w:val="en-US"/>
+        </w:rPr>
+      </w:pPr>
+      <w:r>
+        <w:rPr>
+          <w:rFonts w:eastAsiaTheme="minorEastAsia"/>
+          <w:lang w:val="en-US"/>
+        </w:rPr>
+        <w:t>AVL Tree(Cây Tìm Kiếm Nhị Phân Tự Cân Bằng)?</w:t>
+      </w:r>
+    </w:p>
+    <w:p>
+      <w:pPr>
+        <w:pStyle w:val="ListParagraph"/>
+        <w:numPr>
+          <w:ilvl w:val="0"/>
+          <w:numId w:val="6"/>
+        </w:numPr>
+        <w:rPr>
+          <w:rFonts w:eastAsiaTheme="minorEastAsia"/>
+          <w:lang w:val="en-US"/>
+        </w:rPr>
+      </w:pPr>
+      <w:r>
+        <w:rPr>
+          <w:rFonts w:eastAsiaTheme="minorEastAsia"/>
+          <w:lang w:val="en-US"/>
+        </w:rPr>
+        <w:t>Là 1 dạng củ</w:t>
+      </w:r>
+      <w:r>
+        <w:rPr>
+          <w:rFonts w:eastAsiaTheme="minorEastAsia"/>
+          <w:lang w:val="en-US"/>
+        </w:rPr>
+        <w:t>a BST, chiều cao của nhánh bên trái và chiều cao của nhánh bên phải của 1 Node chênh lệch không quá 1</w:t>
+      </w:r>
+    </w:p>
+    <w:p>
+      <w:pPr>
+        <w:pStyle w:val="ListParagraph"/>
+        <w:numPr>
+          <w:ilvl w:val="0"/>
+          <w:numId w:val="6"/>
+        </w:numPr>
+        <w:rPr>
+          <w:rFonts w:eastAsiaTheme="minorEastAsia"/>
+          <w:lang w:val="en-US"/>
+        </w:rPr>
+      </w:pPr>
+      <w:r>
+        <w:rPr>
+          <w:rFonts w:eastAsiaTheme="minorEastAsia"/>
+          <w:lang w:val="en-US"/>
+        </w:rPr>
+        <w:t>Ví dụ</w:t>
+      </w:r>
+    </w:p>
+    <w:p>
+      <w:pPr>
+        <w:pStyle w:val="ListParagraph"/>
+        <w:numPr>
+          <w:ilvl w:val="0"/>
+          <w:numId w:val="6"/>
+        </w:numPr>
+        <w:rPr>
+          <w:rFonts w:eastAsiaTheme="minorEastAsia"/>
+          <w:lang w:val="en-US"/>
+        </w:rPr>
+      </w:pPr>
+      <w:r>
+        <w:rPr>
+          <w:rFonts w:eastAsiaTheme="minorEastAsia"/>
+          <w:lang w:val="en-US"/>
+        </w:rPr>
+        <w:t>Đây không phải là AVL Tree</w:t>
+      </w:r>
+    </w:p>
+    <w:p>
+      <w:pPr>
+        <w:pStyle w:val="ListParagraph"/>
+        <w:ind w:left="1080"/>
+        <w:rPr>
+          <w:rFonts w:eastAsiaTheme="minorEastAsia"/>
+          <w:lang w:val="en-US"/>
+        </w:rPr>
+      </w:pPr>
+      <w:r>
+        <w:rPr>
+          <w:rFonts w:eastAsiaTheme="minorEastAsia"/>
+          <w:noProof/>
+          <w:lang w:eastAsia="vi-VN"/>
+        </w:rPr>
+        <w:drawing>
+          <wp:inline distT="0" distB="0" distL="0" distR="0" wp14:anchorId="12FEBA11" wp14:editId="5134CD9B">
+            <wp:extent cx="3021002" cy="2517613"/>
+            <wp:effectExtent l="0" t="0" r="8255" b="0"/>
+            <wp:docPr id="6" name="Picture 6"/>
+            <wp:cNvGraphicFramePr>
+              <a:graphicFrameLocks xmlns:a="http://schemas.openxmlformats.org/drawingml/2006/main" noChangeAspect="1"/>
+            </wp:cNvGraphicFramePr>
+            <a:graphic xmlns:a="http://schemas.openxmlformats.org/drawingml/2006/main">
+              <a:graphicData uri="http://schemas.openxmlformats.org/drawingml/2006/picture">
+                <pic:pic xmlns:pic="http://schemas.openxmlformats.org/drawingml/2006/picture">
+                  <pic:nvPicPr>
+                    <pic:cNvPr id="0" name="Untitled-2.jpg"/>
+                    <pic:cNvPicPr/>
+                  </pic:nvPicPr>
+                  <pic:blipFill>
+                    <a:blip r:embed="rId6">
+                      <a:extLst>
+                        <a:ext uri="{28A0092B-C50C-407E-A947-70E740481C1C}">
+                          <a14:useLocalDpi xmlns:a14="http://schemas.microsoft.com/office/drawing/2010/main" val="0"/>
+                        </a:ext>
+                      </a:extLst>
+                    </a:blip>
+                    <a:stretch>
+                      <a:fillRect/>
+                    </a:stretch>
+                  </pic:blipFill>
+                  <pic:spPr>
+                    <a:xfrm>
+                      <a:off x="0" y="0"/>
+                      <a:ext cx="3024841" cy="2520813"/>
+                    </a:xfrm>
+                    <a:prstGeom prst="rect">
+                      <a:avLst/>
+                    </a:prstGeom>
+                  </pic:spPr>
+                </pic:pic>
+              </a:graphicData>
+            </a:graphic>
+          </wp:inline>
+        </w:drawing>
+      </w:r>
+    </w:p>
+    <w:p>
+      <w:pPr>
+        <w:pStyle w:val="ListParagraph"/>
+        <w:numPr>
+          <w:ilvl w:val="0"/>
+          <w:numId w:val="6"/>
+        </w:numPr>
+        <w:rPr>
+          <w:rFonts w:eastAsiaTheme="minorEastAsia"/>
+          <w:lang w:val="en-US"/>
+        </w:rPr>
+      </w:pPr>
+      <w:r>
+        <w:rPr>
+          <w:rFonts w:eastAsiaTheme="minorEastAsia"/>
+          <w:lang w:val="en-US"/>
+        </w:rPr>
+        <w:t>Dễ thấy nhánh bên trái của Node 15 cao hơn nhánh bên phải 2 Node</w:t>
+      </w:r>
+    </w:p>
+    <w:p>
+      <w:pPr>
+        <w:pStyle w:val="ListParagraph"/>
+        <w:numPr>
+          <w:ilvl w:val="0"/>
+          <w:numId w:val="6"/>
+        </w:numPr>
+        <w:rPr>
+          <w:rFonts w:eastAsiaTheme="minorEastAsia"/>
+          <w:lang w:val="en-US"/>
+        </w:rPr>
+      </w:pPr>
+      <w:r>
+        <w:rPr>
+          <w:rFonts w:eastAsiaTheme="minorEastAsia"/>
+          <w:lang w:val="en-US"/>
+        </w:rPr>
+        <w:t>Thời gian tìm kiếm của AVL Tree luôn là O(log(N)), kể cả trường hợp tồi tệ nhất</w:t>
+      </w:r>
+    </w:p>
+    <w:p>
+      <w:pPr>
+        <w:pStyle w:val="ListParagraph"/>
+        <w:numPr>
+          <w:ilvl w:val="0"/>
+          <w:numId w:val="25"/>
+        </w:numPr>
+        <w:rPr>
+          <w:rFonts w:eastAsiaTheme="minorEastAsia"/>
+          <w:lang w:val="en-US"/>
+        </w:rPr>
+      </w:pPr>
+      <w:r>
+        <w:rPr>
+          <w:rFonts w:eastAsiaTheme="minorEastAsia"/>
+          <w:lang w:val="en-US"/>
+        </w:rPr>
+        <w:t>Quay 1 BST?</w:t>
+      </w:r>
+    </w:p>
+    <w:p>
+      <w:pPr>
+        <w:pStyle w:val="ListParagraph"/>
+        <w:ind w:left="1080"/>
+        <w:rPr>
+          <w:rFonts w:eastAsiaTheme="minorEastAsia"/>
+          <w:lang w:val="en-US"/>
+        </w:rPr>
+      </w:pPr>
+      <w:r>
+        <w:rPr>
+          <w:rFonts w:eastAsiaTheme="minorEastAsia"/>
+          <w:noProof/>
+          <w:lang w:eastAsia="vi-VN"/>
+        </w:rPr>
+        <w:lastRenderedPageBreak/>
+        <w:drawing>
+          <wp:inline distT="0" distB="0" distL="0" distR="0" wp14:anchorId="4C4A5DF0" wp14:editId="5C02ABB5">
+            <wp:extent cx="3510951" cy="2925922"/>
+            <wp:effectExtent l="0" t="0" r="0" b="8255"/>
+            <wp:docPr id="3" name="Picture 3"/>
+            <wp:cNvGraphicFramePr>
+              <a:graphicFrameLocks xmlns:a="http://schemas.openxmlformats.org/drawingml/2006/main" noChangeAspect="1"/>
+            </wp:cNvGraphicFramePr>
+            <a:graphic xmlns:a="http://schemas.openxmlformats.org/drawingml/2006/main">
+              <a:graphicData uri="http://schemas.openxmlformats.org/drawingml/2006/picture">
+                <pic:pic xmlns:pic="http://schemas.openxmlformats.org/drawingml/2006/picture">
+                  <pic:nvPicPr>
+                    <pic:cNvPr id="0" name="Untitled-1.jpg"/>
+                    <pic:cNvPicPr/>
+                  </pic:nvPicPr>
+                  <pic:blipFill>
+                    <a:blip r:embed="rId7">
+                      <a:extLst>
+                        <a:ext uri="{28A0092B-C50C-407E-A947-70E740481C1C}">
+                          <a14:useLocalDpi xmlns:a14="http://schemas.microsoft.com/office/drawing/2010/main" val="0"/>
+                        </a:ext>
+                      </a:extLst>
+                    </a:blip>
+                    <a:stretch>
+                      <a:fillRect/>
+                    </a:stretch>
+                  </pic:blipFill>
+                  <pic:spPr>
+                    <a:xfrm>
+                      <a:off x="0" y="0"/>
+                      <a:ext cx="3515413" cy="2929640"/>
+                    </a:xfrm>
+                    <a:prstGeom prst="rect">
+                      <a:avLst/>
+                    </a:prstGeom>
+                  </pic:spPr>
+                </pic:pic>
+              </a:graphicData>
+            </a:graphic>
+          </wp:inline>
+        </w:drawing>
+      </w:r>
+    </w:p>
+    <w:p>
+      <w:pPr>
+        <w:pStyle w:val="ListParagraph"/>
+        <w:numPr>
+          <w:ilvl w:val="0"/>
+          <w:numId w:val="6"/>
+        </w:numPr>
+        <w:rPr>
+          <w:rFonts w:eastAsiaTheme="minorEastAsia"/>
+          <w:lang w:val="en-US"/>
+        </w:rPr>
+      </w:pPr>
+      <w:r>
+        <w:rPr>
+          <w:rFonts w:eastAsiaTheme="minorEastAsia"/>
+          <w:lang w:val="en-US"/>
+        </w:rPr>
+        <w:t>X, Y, Z là những BST con bất kì</w:t>
+      </w:r>
+      <w:r>
+        <w:rPr>
+          <w:rFonts w:eastAsiaTheme="minorEastAsia"/>
+          <w:lang w:val="en-US"/>
+        </w:rPr>
+        <w:t>, có thể là Null</w:t>
+      </w:r>
+    </w:p>
+    <w:p>
+      <w:pPr>
+        <w:pStyle w:val="ListParagraph"/>
+        <w:numPr>
+          <w:ilvl w:val="0"/>
+          <w:numId w:val="6"/>
+        </w:numPr>
+        <w:rPr>
+          <w:rFonts w:eastAsiaTheme="minorEastAsia"/>
+          <w:lang w:val="en-US"/>
+        </w:rPr>
+      </w:pPr>
+      <w:r>
+        <w:rPr>
+          <w:rFonts w:eastAsiaTheme="minorEastAsia"/>
+          <w:lang w:val="en-US"/>
+        </w:rPr>
+        <w:t>Dễ thấy khi quay 1 BST, ta vẫn thu được 1 BST</w:t>
+      </w:r>
+    </w:p>
+    <w:p>
+      <w:pPr>
+        <w:pStyle w:val="ListParagraph"/>
+        <w:numPr>
+          <w:ilvl w:val="0"/>
+          <w:numId w:val="6"/>
+        </w:numPr>
+        <w:rPr>
+          <w:rFonts w:eastAsiaTheme="minorEastAsia"/>
+          <w:lang w:val="en-US"/>
+        </w:rPr>
+      </w:pPr>
+      <w:r>
+        <w:rPr>
+          <w:rFonts w:eastAsiaTheme="minorEastAsia"/>
+          <w:lang w:val="en-US"/>
+        </w:rPr>
+        <w:t>Để ý thấy giống như ta đang trượt X, 1, 2, Z</w:t>
+      </w:r>
+    </w:p>
+    <w:p>
+      <w:pPr>
+        <w:pStyle w:val="ListParagraph"/>
+        <w:numPr>
+          <w:ilvl w:val="0"/>
+          <w:numId w:val="6"/>
+        </w:numPr>
+        <w:rPr>
+          <w:rFonts w:eastAsiaTheme="minorEastAsia"/>
+          <w:lang w:val="en-US"/>
+        </w:rPr>
+      </w:pPr>
+      <w:r>
+        <w:rPr>
+          <w:rFonts w:eastAsiaTheme="minorEastAsia"/>
+          <w:lang w:val="en-US"/>
+        </w:rPr>
+        <w:t xml:space="preserve">Dễ thấy </w:t>
+      </w:r>
+      <w:r>
+        <w:rPr>
+          <w:rFonts w:eastAsiaTheme="minorEastAsia"/>
+          <w:lang w:val="en-US"/>
+        </w:rPr>
+        <w:t>Mọi BST</w:t>
+      </w:r>
+      <w:r>
+        <w:rPr>
+          <w:rFonts w:eastAsiaTheme="minorEastAsia"/>
+          <w:lang w:val="en-US"/>
+        </w:rPr>
+        <w:t xml:space="preserve"> có từ 2 </w:t>
+      </w:r>
+      <w:r>
+        <w:rPr>
+          <w:rFonts w:eastAsiaTheme="minorEastAsia"/>
+          <w:lang w:val="en-US"/>
+        </w:rPr>
+        <w:t>Node</w:t>
+      </w:r>
+      <w:r>
+        <w:rPr>
+          <w:rFonts w:eastAsiaTheme="minorEastAsia"/>
+          <w:lang w:val="en-US"/>
+        </w:rPr>
+        <w:t xml:space="preserve"> trở lên</w:t>
+      </w:r>
+      <w:r>
+        <w:rPr>
+          <w:rFonts w:eastAsiaTheme="minorEastAsia"/>
+          <w:lang w:val="en-US"/>
+        </w:rPr>
+        <w:t xml:space="preserve"> đều có thể quy về</w:t>
+      </w:r>
+      <w:r>
+        <w:rPr>
+          <w:rFonts w:eastAsiaTheme="minorEastAsia"/>
+          <w:lang w:val="en-US"/>
+        </w:rPr>
+        <w:t xml:space="preserve"> 1 trong</w:t>
+      </w:r>
+      <w:r>
+        <w:rPr>
+          <w:rFonts w:eastAsiaTheme="minorEastAsia"/>
+          <w:lang w:val="en-US"/>
+        </w:rPr>
+        <w:t xml:space="preserve"> 2 dạng này</w:t>
+      </w:r>
+      <w:r>
+        <w:rPr>
+          <w:rFonts w:eastAsiaTheme="minorEastAsia"/>
+          <w:lang w:val="en-US"/>
+        </w:rPr>
+        <w:t xml:space="preserve"> hoặc cả 2</w:t>
+      </w:r>
+    </w:p>
+    <w:p>
+      <w:pPr>
+        <w:pStyle w:val="ListParagraph"/>
+        <w:numPr>
+          <w:ilvl w:val="0"/>
+          <w:numId w:val="25"/>
+        </w:numPr>
+        <w:rPr>
+          <w:rFonts w:eastAsiaTheme="minorEastAsia"/>
+          <w:lang w:val="en-US"/>
+        </w:rPr>
+      </w:pPr>
+      <w:r>
+        <w:rPr>
+          <w:rFonts w:eastAsiaTheme="minorEastAsia"/>
+          <w:lang w:val="en-US"/>
+        </w:rPr>
+        <w:t xml:space="preserve">Cách </w:t>
+      </w:r>
+      <w:r>
+        <w:rPr>
+          <w:rFonts w:eastAsiaTheme="minorEastAsia"/>
+          <w:lang w:val="en-US"/>
+        </w:rPr>
+        <w:t xml:space="preserve">Chèn </w:t>
+      </w:r>
+      <w:r>
+        <w:rPr>
+          <w:rFonts w:eastAsiaTheme="minorEastAsia"/>
+          <w:lang w:val="en-US"/>
+        </w:rPr>
+        <w:t xml:space="preserve">Node </w:t>
+      </w:r>
+      <w:r>
+        <w:rPr>
+          <w:rFonts w:eastAsiaTheme="minorEastAsia"/>
+          <w:lang w:val="en-US"/>
+        </w:rPr>
+        <w:t xml:space="preserve">Vào </w:t>
+      </w:r>
+      <w:r>
+        <w:rPr>
+          <w:rFonts w:eastAsiaTheme="minorEastAsia"/>
+          <w:lang w:val="en-US"/>
+        </w:rPr>
+        <w:t>AVL Tree</w:t>
+      </w:r>
+      <w:r>
+        <w:rPr>
+          <w:rFonts w:eastAsiaTheme="minorEastAsia"/>
+          <w:lang w:val="en-US"/>
+        </w:rPr>
+        <w:t>?</w:t>
+      </w:r>
+    </w:p>
+    <w:p>
+      <w:pPr>
+        <w:pStyle w:val="ListParagraph"/>
+        <w:numPr>
+          <w:ilvl w:val="0"/>
+          <w:numId w:val="6"/>
+        </w:numPr>
+        <w:rPr>
+          <w:rFonts w:eastAsiaTheme="minorEastAsia"/>
+          <w:lang w:val="en-US"/>
+        </w:rPr>
+      </w:pPr>
+      <w:r>
+        <w:rPr>
+          <w:rFonts w:eastAsiaTheme="minorEastAsia"/>
+          <w:lang w:val="en-US"/>
+        </w:rPr>
+        <w:t>Giả xử ta muốn chèn Node O vào AVL Tree, thì cứ chèn như với BST, sau đó từ O, lan truyền ngược cho đến khi gặp được Node đầu tiên không cân bằng</w:t>
+      </w:r>
+      <w:r>
+        <w:rPr>
+          <w:rFonts w:eastAsiaTheme="minorEastAsia"/>
+          <w:lang w:val="en-US"/>
+        </w:rPr>
+        <w:t xml:space="preserve">, </w:t>
+      </w:r>
+      <w:r>
+        <w:rPr>
+          <w:rFonts w:eastAsiaTheme="minorEastAsia"/>
+          <w:lang w:val="en-US"/>
+        </w:rPr>
+        <w:t>nhánh ứng với Node này sẽ luôn có dạng</w:t>
+      </w:r>
+      <w:bookmarkStart w:id="0" w:name="_GoBack"/>
+      <w:bookmarkEnd w:id="0"/>
+    </w:p>
+    <w:p>
+      <w:pPr>
+        <w:pStyle w:val="ListParagraph"/>
+        <w:ind w:left="1080"/>
+        <w:rPr>
+          <w:rFonts w:eastAsiaTheme="minorEastAsia"/>
+          <w:lang w:val="en-US"/>
+        </w:rPr>
+      </w:pPr>
+      <w:r>
+        <w:rPr>
+          <w:rFonts w:eastAsiaTheme="minorEastAsia"/>
+          <w:noProof/>
+          <w:lang w:eastAsia="vi-VN"/>
+        </w:rPr>
+        <w:drawing>
+          <wp:inline distT="0" distB="0" distL="0" distR="0" wp14:anchorId="6057E156" wp14:editId="266C86E5">
+            <wp:extent cx="2825889" cy="2355012"/>
+            <wp:effectExtent l="0" t="0" r="0" b="7620"/>
+            <wp:docPr id="7" name="Picture 7"/>
+            <wp:cNvGraphicFramePr>
+              <a:graphicFrameLocks xmlns:a="http://schemas.openxmlformats.org/drawingml/2006/main" noChangeAspect="1"/>
+            </wp:cNvGraphicFramePr>
+            <a:graphic xmlns:a="http://schemas.openxmlformats.org/drawingml/2006/main">
+              <a:graphicData uri="http://schemas.openxmlformats.org/drawingml/2006/picture">
+                <pic:pic xmlns:pic="http://schemas.openxmlformats.org/drawingml/2006/picture">
+                  <pic:nvPicPr>
+                    <pic:cNvPr id="0" name="Untitlsfed-1.jpg"/>
+                    <pic:cNvPicPr/>
+                  </pic:nvPicPr>
+                  <pic:blipFill>
+                    <a:blip r:embed="rId8">
+                      <a:extLst>
+                        <a:ext uri="{28A0092B-C50C-407E-A947-70E740481C1C}">
+                          <a14:useLocalDpi xmlns:a14="http://schemas.microsoft.com/office/drawing/2010/main" val="0"/>
+                        </a:ext>
+                      </a:extLst>
+                    </a:blip>
+                    <a:stretch>
+                      <a:fillRect/>
+                    </a:stretch>
+                  </pic:blipFill>
+                  <pic:spPr>
+                    <a:xfrm>
+                      <a:off x="0" y="0"/>
+                      <a:ext cx="2829480" cy="2358005"/>
+                    </a:xfrm>
+                    <a:prstGeom prst="rect">
+                      <a:avLst/>
+                    </a:prstGeom>
+                  </pic:spPr>
+                </pic:pic>
+              </a:graphicData>
+            </a:graphic>
+          </wp:inline>
+        </w:drawing>
+      </w:r>
+    </w:p>
+    <w:p>
+      <w:pPr>
+        <w:pStyle w:val="ListParagraph"/>
+        <w:numPr>
+          <w:ilvl w:val="0"/>
+          <w:numId w:val="6"/>
+        </w:numPr>
+        <w:rPr>
+          <w:rFonts w:eastAsiaTheme="minorEastAsia"/>
+          <w:lang w:val="en-US"/>
+        </w:rPr>
+      </w:pPr>
+      <w:r>
+        <w:rPr>
+          <w:rFonts w:eastAsiaTheme="minorEastAsia"/>
+          <w:lang w:val="en-US"/>
+        </w:rPr>
+        <w:t>X, Y, Z là các nhánh con có chiều cao chắc chắn luôn = nhau</w:t>
+      </w:r>
+      <w:r>
+        <w:rPr>
+          <w:rFonts w:eastAsiaTheme="minorEastAsia"/>
+          <w:lang w:val="en-US"/>
+        </w:rPr>
+        <w:t>, có thể = Null</w:t>
+      </w:r>
+    </w:p>
+    <w:p>
+      <w:pPr>
+        <w:pStyle w:val="ListParagraph"/>
+        <w:numPr>
+          <w:ilvl w:val="0"/>
+          <w:numId w:val="6"/>
+        </w:numPr>
+        <w:rPr>
+          <w:rFonts w:eastAsiaTheme="minorEastAsia"/>
+          <w:lang w:val="en-US"/>
+        </w:rPr>
+      </w:pPr>
+      <w:r>
+        <w:rPr>
+          <w:rFonts w:eastAsiaTheme="minorEastAsia"/>
+          <w:lang w:val="en-US"/>
+        </w:rPr>
+        <w:t>Trường hợp 1, O gắn với X, ta chỉ cần quay phải với gốc quay là 2</w:t>
+      </w:r>
+    </w:p>
+    <w:p>
+      <w:pPr>
+        <w:pStyle w:val="ListParagraph"/>
+        <w:numPr>
+          <w:ilvl w:val="0"/>
+          <w:numId w:val="6"/>
+        </w:numPr>
+        <w:rPr>
+          <w:rFonts w:eastAsiaTheme="minorEastAsia"/>
+          <w:lang w:val="en-US"/>
+        </w:rPr>
+      </w:pPr>
+      <w:r>
+        <w:rPr>
+          <w:rFonts w:eastAsiaTheme="minorEastAsia"/>
+          <w:lang w:val="en-US"/>
+        </w:rPr>
+        <w:t>Trường hợp 2, O gắn với Y, ta chỉ cần quay trái với gốc quay là 1 rồi quay phải với gốc quay là 2</w:t>
+      </w:r>
+    </w:p>
+    <w:p>
+      <w:pPr>
+        <w:pStyle w:val="ListParagraph"/>
+        <w:numPr>
+          <w:ilvl w:val="0"/>
+          <w:numId w:val="6"/>
+        </w:numPr>
+        <w:rPr>
+          <w:rFonts w:eastAsiaTheme="minorEastAsia"/>
+          <w:lang w:val="en-US"/>
+        </w:rPr>
+      </w:pPr>
+      <w:r>
+        <w:rPr>
+          <w:rFonts w:eastAsiaTheme="minorEastAsia"/>
+          <w:lang w:val="en-US"/>
+        </w:rPr>
+        <w:t>Trường hợp 3, O gắn với Z, trường hợp này chính là 2 trường hợp kia nhưng ở bên phải</w:t>
+      </w:r>
+    </w:p>
+    <w:p>
+      <w:pPr>
+        <w:pStyle w:val="ListParagraph"/>
+        <w:numPr>
+          <w:ilvl w:val="0"/>
+          <w:numId w:val="6"/>
+        </w:numPr>
+        <w:rPr>
+          <w:rFonts w:eastAsiaTheme="minorEastAsia"/>
+          <w:lang w:val="en-US"/>
+        </w:rPr>
+      </w:pPr>
+      <w:r>
+        <w:rPr>
+          <w:rFonts w:eastAsiaTheme="minorEastAsia"/>
+          <w:lang w:val="en-US"/>
+        </w:rPr>
+        <w:t>Sau khi quay, toàn bộ nhánh trên sẽ cân bằng cũng như toàn bộ AVL Tree</w:t>
+      </w:r>
+    </w:p>
+    <w:p>
+      <w:pPr>
+        <w:rPr>
           <w:rFonts w:ascii="Cambria Math" w:hAnsi="Cambria Math"/>
           <w:lang w:val="en-US"/>
           <w:oMath/>
@@ -21235,7 +21602,442 @@
         <w:rPr>
           <w:lang w:val="en-US"/>
         </w:rPr>
+        <w:lastRenderedPageBreak/>
         <w:t>Turing Machine:</w:t>
+      </w:r>
+    </w:p>
+    <w:p>
+      <w:pPr>
+        <w:rPr>
+          <w:lang w:val="en-US"/>
+        </w:rPr>
+      </w:pPr>
+      <w:r>
+        <w:rPr>
+          <w:lang w:val="en-US"/>
+        </w:rPr>
+        <w:tab/>
+        <w:t>Def:</w:t>
+      </w:r>
+    </w:p>
+    <w:p>
+      <w:pPr>
+        <w:rPr>
+          <w:lang w:val="en-US"/>
+        </w:rPr>
+      </w:pPr>
+      <w:r>
+        <w:rPr>
+          <w:lang w:val="en-US"/>
+        </w:rPr>
+        <w:tab/>
+      </w:r>
+      <w:r>
+        <w:rPr>
+          <w:lang w:val="en-US"/>
+        </w:rPr>
+        <w:tab/>
+        <w:t>Máy tính thay cho công việc lặp đi lặp lại dựa theo một hướng dẫn nào đó</w:t>
+      </w:r>
+    </w:p>
+    <w:p>
+      <w:pPr>
+        <w:rPr>
+          <w:lang w:val="en-US"/>
+        </w:rPr>
+      </w:pPr>
+      <w:r>
+        <w:rPr>
+          <w:lang w:val="en-US"/>
+        </w:rPr>
+        <w:tab/>
+      </w:r>
+      <w:r>
+        <w:rPr>
+          <w:lang w:val="en-US"/>
+        </w:rPr>
+        <w:tab/>
+        <w:t>Input là một chuỗi nhị phân, có một con mắt đang ở vị trí khởi đầu</w:t>
+      </w:r>
+    </w:p>
+    <w:p>
+      <w:pPr>
+        <w:rPr>
+          <w:lang w:val="en-US"/>
+        </w:rPr>
+      </w:pPr>
+      <w:r>
+        <w:rPr>
+          <w:lang w:val="en-US"/>
+        </w:rPr>
+        <w:tab/>
+      </w:r>
+      <w:r>
+        <w:rPr>
+          <w:lang w:val="en-US"/>
+        </w:rPr>
+        <w:tab/>
+        <w:t xml:space="preserve">Con mắt sẽ dựa vào State hiện tại và số nhìn thấy là 0 hay 1 để xóa, sửa, </w:t>
+      </w:r>
+    </w:p>
+    <w:p>
+      <w:pPr>
+        <w:ind w:left="720" w:firstLine="720"/>
+        <w:rPr>
+          <w:lang w:val="en-US"/>
+        </w:rPr>
+      </w:pPr>
+      <w:r>
+        <w:rPr>
+          <w:lang w:val="en-US"/>
+        </w:rPr>
+        <w:t>thêm 0 hoặc 1 rồi di chuyển đến vị trí nhất định và chuyển sang State mới</w:t>
+      </w:r>
+    </w:p>
+    <w:p>
+      <w:pPr>
+        <w:ind w:left="720" w:firstLine="720"/>
+        <w:rPr>
+          <w:lang w:val="en-US"/>
+        </w:rPr>
+      </w:pPr>
+      <w:r>
+        <w:rPr>
+          <w:lang w:val="en-US"/>
+        </w:rPr>
+        <w:t>Khi tiến tới State nào đó sẽ dừng lại và xuất Output</w:t>
+      </w:r>
+    </w:p>
+    <w:p>
+      <w:pPr>
+        <w:ind w:left="720" w:firstLine="720"/>
+        <w:rPr>
+          <w:lang w:val="en-US"/>
+        </w:rPr>
+      </w:pPr>
+      <w:r>
+        <w:rPr>
+          <w:lang w:val="en-US"/>
+        </w:rPr>
+        <w:t>Có thể thực hiện được mọi thuật toán</w:t>
+      </w:r>
+    </w:p>
+    <w:p>
+      <w:pPr>
+        <w:rPr>
+          <w:lang w:val="en-US"/>
+        </w:rPr>
+      </w:pPr>
+      <w:r>
+        <w:rPr>
+          <w:lang w:val="en-US"/>
+        </w:rPr>
+        <w:t>Halting Problem:</w:t>
+      </w:r>
+    </w:p>
+    <w:p>
+      <w:pPr>
+        <w:rPr>
+          <w:lang w:val="en-US"/>
+        </w:rPr>
+      </w:pPr>
+      <w:r>
+        <w:rPr>
+          <w:lang w:val="en-US"/>
+        </w:rPr>
+        <w:tab/>
+        <w:t>Def:</w:t>
+      </w:r>
+    </w:p>
+    <w:p>
+      <w:pPr>
+        <w:rPr>
+          <w:lang w:val="en-US"/>
+        </w:rPr>
+      </w:pPr>
+      <w:r>
+        <w:rPr>
+          <w:lang w:val="en-US"/>
+        </w:rPr>
+        <w:tab/>
+      </w:r>
+      <w:r>
+        <w:rPr>
+          <w:lang w:val="en-US"/>
+        </w:rPr>
+        <w:tab/>
+        <w:t xml:space="preserve">Không có máy tính nào có thể kiểm tra một chương trình sẽ dừng lại hay </w:t>
+      </w:r>
+    </w:p>
+    <w:p>
+      <w:pPr>
+        <w:ind w:left="720" w:firstLine="720"/>
+        <w:rPr>
+          <w:lang w:val="en-US"/>
+        </w:rPr>
+      </w:pPr>
+      <w:r>
+        <w:rPr>
+          <w:lang w:val="en-US"/>
+        </w:rPr>
+        <w:t>chạy mãi mãi</w:t>
+      </w:r>
+    </w:p>
+    <w:p>
+      <w:pPr>
+        <w:rPr>
+          <w:lang w:val="en-US"/>
+        </w:rPr>
+      </w:pPr>
+      <w:r>
+        <w:rPr>
+          <w:lang w:val="en-US"/>
+        </w:rPr>
+        <w:tab/>
+        <w:t>Proof:</w:t>
+      </w:r>
+    </w:p>
+    <w:p>
+      <w:pPr>
+        <w:rPr>
+          <w:lang w:val="en-US"/>
+        </w:rPr>
+      </w:pPr>
+      <w:r>
+        <w:rPr>
+          <w:lang w:val="en-US"/>
+        </w:rPr>
+        <w:tab/>
+      </w:r>
+      <w:r>
+        <w:rPr>
+          <w:lang w:val="en-US"/>
+        </w:rPr>
+        <w:tab/>
+        <w:t>Giả sử tồn tạ</w:t>
+      </w:r>
+      <w:r>
+        <w:rPr>
+          <w:lang w:val="en-US"/>
+        </w:rPr>
+        <w:t xml:space="preserve">i máy 1 có thể cho biết một chương trình sẽ dừng lại hay chạy </w:t>
+      </w:r>
+    </w:p>
+    <w:p>
+      <w:pPr>
+        <w:ind w:left="720" w:firstLine="720"/>
+        <w:rPr>
+          <w:lang w:val="en-US"/>
+        </w:rPr>
+      </w:pPr>
+      <w:r>
+        <w:rPr>
+          <w:lang w:val="en-US"/>
+        </w:rPr>
+        <w:t>mãi mãi</w:t>
+      </w:r>
+    </w:p>
+    <w:p>
+      <w:pPr>
+        <w:ind w:left="720" w:firstLine="720"/>
+        <w:rPr>
+          <w:lang w:val="en-US"/>
+        </w:rPr>
+      </w:pPr>
+      <w:r>
+        <w:rPr>
+          <w:lang w:val="en-US"/>
+        </w:rPr>
+        <w:t>Gọi máy 2 cho kết quả ngược lại máy 1</w:t>
+      </w:r>
+    </w:p>
+    <w:p>
+      <w:pPr>
+        <w:rPr>
+          <w:lang w:val="en-US"/>
+        </w:rPr>
+      </w:pPr>
+      <w:r>
+        <w:rPr>
+          <w:lang w:val="en-US"/>
+        </w:rPr>
+        <w:tab/>
+      </w:r>
+      <w:r>
+        <w:rPr>
+          <w:lang w:val="en-US"/>
+        </w:rPr>
+        <w:tab/>
+        <w:t xml:space="preserve">Giả sử máy 1 cho rằng chương trình sẽ dừng lại, thì máy 2 sẽ chạy liên tục, </w:t>
+      </w:r>
+    </w:p>
+    <w:p>
+      <w:pPr>
+        <w:ind w:left="720" w:firstLine="720"/>
+        <w:rPr>
+          <w:lang w:val="en-US"/>
+        </w:rPr>
+      </w:pPr>
+      <w:r>
+        <w:rPr>
+          <w:lang w:val="en-US"/>
+        </w:rPr>
+        <w:t xml:space="preserve">lấy máy 2 làm Input cho máy 1, máy 1 sẽ chạy liên tục, nên máy 2 dừng lại, </w:t>
+      </w:r>
+    </w:p>
+    <w:p>
+      <w:pPr>
+        <w:ind w:left="720" w:firstLine="720"/>
+        <w:rPr>
+          <w:lang w:val="en-US"/>
+        </w:rPr>
+      </w:pPr>
+      <w:r>
+        <w:rPr>
+          <w:lang w:val="en-US"/>
+        </w:rPr>
+        <w:t>mẫu thuẫn</w:t>
+      </w:r>
+    </w:p>
+    <w:p>
+      <w:pPr>
+        <w:rPr>
+          <w:lang w:val="en-US"/>
+        </w:rPr>
+      </w:pPr>
+      <w:r>
+        <w:rPr>
+          <w:lang w:val="en-US"/>
+        </w:rPr>
+        <w:t>Morse Code:</w:t>
+      </w:r>
+    </w:p>
+    <w:p>
+      <w:pPr>
+        <w:rPr>
+          <w:lang w:val="en-US"/>
+        </w:rPr>
+      </w:pPr>
+      <w:r>
+        <w:rPr>
+          <w:lang w:val="en-US"/>
+        </w:rPr>
+        <w:tab/>
+        <w:t>Def:</w:t>
+      </w:r>
+    </w:p>
+    <w:p>
+      <w:pPr>
+        <w:rPr>
+          <w:lang w:val="en-US"/>
+        </w:rPr>
+      </w:pPr>
+      <w:r>
+        <w:rPr>
+          <w:lang w:val="en-US"/>
+        </w:rPr>
+        <w:tab/>
+      </w:r>
+      <w:r>
+        <w:rPr>
+          <w:lang w:val="en-US"/>
+        </w:rPr>
+        <w:tab/>
+        <w:t>Mã hóa kí tự thành các chuỗi tín hiệu dài ngắn ngắt quãng khác nhau</w:t>
+      </w:r>
+    </w:p>
+    <w:p>
+      <w:pPr>
+        <w:rPr>
+          <w:lang w:val="en-US"/>
+        </w:rPr>
+      </w:pPr>
+      <w:r>
+        <w:rPr>
+          <w:lang w:val="en-US"/>
+        </w:rPr>
+        <w:t>Enigma Machine:</w:t>
+      </w:r>
+    </w:p>
+    <w:p>
+      <w:pPr>
+        <w:rPr>
+          <w:lang w:val="en-US"/>
+        </w:rPr>
+      </w:pPr>
+      <w:r>
+        <w:rPr>
+          <w:lang w:val="en-US"/>
+        </w:rPr>
+        <w:tab/>
+        <w:t>Def:</w:t>
+      </w:r>
+    </w:p>
+    <w:p>
+      <w:pPr>
+        <w:rPr>
+          <w:lang w:val="en-US"/>
+        </w:rPr>
+      </w:pPr>
+      <w:r>
+        <w:rPr>
+          <w:lang w:val="en-US"/>
+        </w:rPr>
+        <w:tab/>
+      </w:r>
+      <w:r>
+        <w:rPr>
+          <w:lang w:val="en-US"/>
+        </w:rPr>
+        <w:tab/>
+        <w:t>Máy mã hóa tin nhắn thành chuỗi văn bản khác</w:t>
+      </w:r>
+    </w:p>
+    <w:p>
+      <w:pPr>
+        <w:rPr>
+          <w:lang w:val="en-US"/>
+        </w:rPr>
+      </w:pPr>
+      <w:r>
+        <w:rPr>
+          <w:lang w:val="en-US"/>
+        </w:rPr>
+        <w:tab/>
+      </w:r>
+      <w:r>
+        <w:rPr>
+          <w:lang w:val="en-US"/>
+        </w:rPr>
+        <w:tab/>
+        <w:t>Kí tự giống nhau có thể cho ra kí tự khác nhau nên cực khó để giải mã</w:t>
+      </w:r>
+    </w:p>
+    <w:p>
+      <w:pPr>
+        <w:rPr>
+          <w:lang w:val="en-US"/>
+        </w:rPr>
+      </w:pPr>
+      <w:r>
+        <w:rPr>
+          <w:lang w:val="en-US"/>
+        </w:rPr>
+        <w:t>Bombe:</w:t>
+      </w:r>
+    </w:p>
+    <w:p>
+      <w:pPr>
+        <w:rPr>
+          <w:lang w:val="en-US"/>
+        </w:rPr>
+      </w:pPr>
+      <w:r>
+        <w:rPr>
+          <w:lang w:val="en-US"/>
+        </w:rPr>
+        <w:tab/>
+        <w:t>Def:</w:t>
       </w:r>
     </w:p>
     <w:p>
@@ -21250,440 +22052,6 @@
         </w:rPr>
         <w:lastRenderedPageBreak/>
         <w:tab/>
-        <w:t>Def:</w:t>
-      </w:r>
-    </w:p>
-    <w:p>
-      <w:pPr>
-        <w:rPr>
-          <w:lang w:val="en-US"/>
-        </w:rPr>
-      </w:pPr>
-      <w:r>
-        <w:rPr>
-          <w:lang w:val="en-US"/>
-        </w:rPr>
-        <w:tab/>
-      </w:r>
-      <w:r>
-        <w:rPr>
-          <w:lang w:val="en-US"/>
-        </w:rPr>
-        <w:tab/>
-        <w:t>Máy tính thay cho công việc lặp đi lặp lại dựa theo một hướng dẫn nào đó</w:t>
-      </w:r>
-    </w:p>
-    <w:p>
-      <w:pPr>
-        <w:rPr>
-          <w:lang w:val="en-US"/>
-        </w:rPr>
-      </w:pPr>
-      <w:r>
-        <w:rPr>
-          <w:lang w:val="en-US"/>
-        </w:rPr>
-        <w:tab/>
-      </w:r>
-      <w:r>
-        <w:rPr>
-          <w:lang w:val="en-US"/>
-        </w:rPr>
-        <w:tab/>
-        <w:t>Input là một chuỗi nhị phân, có một con mắt đang ở vị trí khởi đầu</w:t>
-      </w:r>
-    </w:p>
-    <w:p>
-      <w:pPr>
-        <w:rPr>
-          <w:lang w:val="en-US"/>
-        </w:rPr>
-      </w:pPr>
-      <w:r>
-        <w:rPr>
-          <w:lang w:val="en-US"/>
-        </w:rPr>
-        <w:tab/>
-      </w:r>
-      <w:r>
-        <w:rPr>
-          <w:lang w:val="en-US"/>
-        </w:rPr>
-        <w:tab/>
-        <w:t xml:space="preserve">Con mắt sẽ dựa vào State hiện tại và số nhìn thấy là 0 hay 1 để xóa, sửa, </w:t>
-      </w:r>
-    </w:p>
-    <w:p>
-      <w:pPr>
-        <w:ind w:left="720" w:firstLine="720"/>
-        <w:rPr>
-          <w:lang w:val="en-US"/>
-        </w:rPr>
-      </w:pPr>
-      <w:r>
-        <w:rPr>
-          <w:lang w:val="en-US"/>
-        </w:rPr>
-        <w:t>thêm 0 hoặc 1 rồi di chuyển đến vị trí nhất định và chuyển sang State mới</w:t>
-      </w:r>
-    </w:p>
-    <w:p>
-      <w:pPr>
-        <w:ind w:left="720" w:firstLine="720"/>
-        <w:rPr>
-          <w:lang w:val="en-US"/>
-        </w:rPr>
-      </w:pPr>
-      <w:r>
-        <w:rPr>
-          <w:lang w:val="en-US"/>
-        </w:rPr>
-        <w:t>Khi tiến tới State nào đó sẽ dừng lại và xuất Output</w:t>
-      </w:r>
-    </w:p>
-    <w:p>
-      <w:pPr>
-        <w:ind w:left="720" w:firstLine="720"/>
-        <w:rPr>
-          <w:lang w:val="en-US"/>
-        </w:rPr>
-      </w:pPr>
-      <w:r>
-        <w:rPr>
-          <w:lang w:val="en-US"/>
-        </w:rPr>
-        <w:t>Có thể thực hiện được mọi thuật toán</w:t>
-      </w:r>
-    </w:p>
-    <w:p>
-      <w:pPr>
-        <w:rPr>
-          <w:lang w:val="en-US"/>
-        </w:rPr>
-      </w:pPr>
-      <w:r>
-        <w:rPr>
-          <w:lang w:val="en-US"/>
-        </w:rPr>
-        <w:t>Halting Problem:</w:t>
-      </w:r>
-    </w:p>
-    <w:p>
-      <w:pPr>
-        <w:rPr>
-          <w:lang w:val="en-US"/>
-        </w:rPr>
-      </w:pPr>
-      <w:r>
-        <w:rPr>
-          <w:lang w:val="en-US"/>
-        </w:rPr>
-        <w:tab/>
-        <w:t>Def:</w:t>
-      </w:r>
-    </w:p>
-    <w:p>
-      <w:pPr>
-        <w:rPr>
-          <w:lang w:val="en-US"/>
-        </w:rPr>
-      </w:pPr>
-      <w:r>
-        <w:rPr>
-          <w:lang w:val="en-US"/>
-        </w:rPr>
-        <w:tab/>
-      </w:r>
-      <w:r>
-        <w:rPr>
-          <w:lang w:val="en-US"/>
-        </w:rPr>
-        <w:tab/>
-        <w:t xml:space="preserve">Không có máy tính nào có thể kiểm tra một chương trình sẽ dừng lại hay </w:t>
-      </w:r>
-    </w:p>
-    <w:p>
-      <w:pPr>
-        <w:ind w:left="720" w:firstLine="720"/>
-        <w:rPr>
-          <w:lang w:val="en-US"/>
-        </w:rPr>
-      </w:pPr>
-      <w:r>
-        <w:rPr>
-          <w:lang w:val="en-US"/>
-        </w:rPr>
-        <w:t>chạy mãi mãi</w:t>
-      </w:r>
-    </w:p>
-    <w:p>
-      <w:pPr>
-        <w:rPr>
-          <w:lang w:val="en-US"/>
-        </w:rPr>
-      </w:pPr>
-      <w:r>
-        <w:rPr>
-          <w:lang w:val="en-US"/>
-        </w:rPr>
-        <w:tab/>
-        <w:t>Proof:</w:t>
-      </w:r>
-    </w:p>
-    <w:p>
-      <w:pPr>
-        <w:rPr>
-          <w:lang w:val="en-US"/>
-        </w:rPr>
-      </w:pPr>
-      <w:r>
-        <w:rPr>
-          <w:lang w:val="en-US"/>
-        </w:rPr>
-        <w:tab/>
-      </w:r>
-      <w:r>
-        <w:rPr>
-          <w:lang w:val="en-US"/>
-        </w:rPr>
-        <w:tab/>
-        <w:t>Giả sử tồn tạ</w:t>
-      </w:r>
-      <w:r>
-        <w:rPr>
-          <w:lang w:val="en-US"/>
-        </w:rPr>
-        <w:t xml:space="preserve">i máy 1 có thể cho biết một chương trình sẽ dừng lại hay chạy </w:t>
-      </w:r>
-    </w:p>
-    <w:p>
-      <w:pPr>
-        <w:ind w:left="720" w:firstLine="720"/>
-        <w:rPr>
-          <w:lang w:val="en-US"/>
-        </w:rPr>
-      </w:pPr>
-      <w:r>
-        <w:rPr>
-          <w:lang w:val="en-US"/>
-        </w:rPr>
-        <w:t>mãi mãi</w:t>
-      </w:r>
-    </w:p>
-    <w:p>
-      <w:pPr>
-        <w:ind w:left="720" w:firstLine="720"/>
-        <w:rPr>
-          <w:lang w:val="en-US"/>
-        </w:rPr>
-      </w:pPr>
-      <w:r>
-        <w:rPr>
-          <w:lang w:val="en-US"/>
-        </w:rPr>
-        <w:t>Gọi máy 2 cho kết quả ngược lại máy 1</w:t>
-      </w:r>
-    </w:p>
-    <w:p>
-      <w:pPr>
-        <w:rPr>
-          <w:lang w:val="en-US"/>
-        </w:rPr>
-      </w:pPr>
-      <w:r>
-        <w:rPr>
-          <w:lang w:val="en-US"/>
-        </w:rPr>
-        <w:tab/>
-      </w:r>
-      <w:r>
-        <w:rPr>
-          <w:lang w:val="en-US"/>
-        </w:rPr>
-        <w:tab/>
-        <w:t xml:space="preserve">Giả sử máy 1 cho rằng chương trình sẽ dừng lại, thì máy 2 sẽ chạy liên tục, </w:t>
-      </w:r>
-    </w:p>
-    <w:p>
-      <w:pPr>
-        <w:ind w:left="720" w:firstLine="720"/>
-        <w:rPr>
-          <w:lang w:val="en-US"/>
-        </w:rPr>
-      </w:pPr>
-      <w:r>
-        <w:rPr>
-          <w:lang w:val="en-US"/>
-        </w:rPr>
-        <w:t xml:space="preserve">lấy máy 2 làm Input cho máy 1, máy 1 sẽ chạy liên tục, nên máy 2 dừng lại, </w:t>
-      </w:r>
-    </w:p>
-    <w:p>
-      <w:pPr>
-        <w:ind w:left="720" w:firstLine="720"/>
-        <w:rPr>
-          <w:lang w:val="en-US"/>
-        </w:rPr>
-      </w:pPr>
-      <w:r>
-        <w:rPr>
-          <w:lang w:val="en-US"/>
-        </w:rPr>
-        <w:t>mẫu thuẫn</w:t>
-      </w:r>
-    </w:p>
-    <w:p>
-      <w:pPr>
-        <w:rPr>
-          <w:lang w:val="en-US"/>
-        </w:rPr>
-      </w:pPr>
-      <w:r>
-        <w:rPr>
-          <w:lang w:val="en-US"/>
-        </w:rPr>
-        <w:t>Morse Code:</w:t>
-      </w:r>
-    </w:p>
-    <w:p>
-      <w:pPr>
-        <w:rPr>
-          <w:lang w:val="en-US"/>
-        </w:rPr>
-      </w:pPr>
-      <w:r>
-        <w:rPr>
-          <w:lang w:val="en-US"/>
-        </w:rPr>
-        <w:tab/>
-        <w:t>Def:</w:t>
-      </w:r>
-    </w:p>
-    <w:p>
-      <w:pPr>
-        <w:rPr>
-          <w:lang w:val="en-US"/>
-        </w:rPr>
-      </w:pPr>
-      <w:r>
-        <w:rPr>
-          <w:lang w:val="en-US"/>
-        </w:rPr>
-        <w:tab/>
-      </w:r>
-      <w:r>
-        <w:rPr>
-          <w:lang w:val="en-US"/>
-        </w:rPr>
-        <w:tab/>
-        <w:t>Mã hóa kí tự thành các chuỗi tín hiệu dài ngắn ngắt quãng khác nhau</w:t>
-      </w:r>
-    </w:p>
-    <w:p>
-      <w:pPr>
-        <w:rPr>
-          <w:lang w:val="en-US"/>
-        </w:rPr>
-      </w:pPr>
-      <w:r>
-        <w:rPr>
-          <w:lang w:val="en-US"/>
-        </w:rPr>
-        <w:t>Enigma Machine:</w:t>
-      </w:r>
-    </w:p>
-    <w:p>
-      <w:pPr>
-        <w:rPr>
-          <w:lang w:val="en-US"/>
-        </w:rPr>
-      </w:pPr>
-      <w:r>
-        <w:rPr>
-          <w:lang w:val="en-US"/>
-        </w:rPr>
-        <w:tab/>
-        <w:t>Def:</w:t>
-      </w:r>
-    </w:p>
-    <w:p>
-      <w:pPr>
-        <w:rPr>
-          <w:lang w:val="en-US"/>
-        </w:rPr>
-      </w:pPr>
-      <w:r>
-        <w:rPr>
-          <w:lang w:val="en-US"/>
-        </w:rPr>
-        <w:tab/>
-      </w:r>
-      <w:r>
-        <w:rPr>
-          <w:lang w:val="en-US"/>
-        </w:rPr>
-        <w:tab/>
-        <w:t>Máy mã hóa tin nhắn thành chuỗi văn bản khác</w:t>
-      </w:r>
-    </w:p>
-    <w:p>
-      <w:pPr>
-        <w:rPr>
-          <w:lang w:val="en-US"/>
-        </w:rPr>
-      </w:pPr>
-      <w:r>
-        <w:rPr>
-          <w:lang w:val="en-US"/>
-        </w:rPr>
-        <w:tab/>
-      </w:r>
-      <w:r>
-        <w:rPr>
-          <w:lang w:val="en-US"/>
-        </w:rPr>
-        <w:tab/>
-        <w:t>Kí tự giống nhau có thể cho ra kí tự khác nhau nên cực khó để giải mã</w:t>
-      </w:r>
-    </w:p>
-    <w:p>
-      <w:pPr>
-        <w:rPr>
-          <w:lang w:val="en-US"/>
-        </w:rPr>
-      </w:pPr>
-      <w:r>
-        <w:rPr>
-          <w:lang w:val="en-US"/>
-        </w:rPr>
-        <w:t>Bombe:</w:t>
-      </w:r>
-    </w:p>
-    <w:p>
-      <w:pPr>
-        <w:rPr>
-          <w:lang w:val="en-US"/>
-        </w:rPr>
-      </w:pPr>
-      <w:r>
-        <w:rPr>
-          <w:lang w:val="en-US"/>
-        </w:rPr>
-        <w:tab/>
-        <w:t>Def:</w:t>
-      </w:r>
-    </w:p>
-    <w:p>
-      <w:pPr>
-        <w:rPr>
-          <w:lang w:val="en-US"/>
-        </w:rPr>
-      </w:pPr>
-      <w:r>
-        <w:rPr>
-          <w:lang w:val="en-US"/>
-        </w:rPr>
-        <w:tab/>
       </w:r>
       <w:r>
         <w:rPr>
@@ -21704,7 +22072,6 @@
         <w:rPr>
           <w:lang w:val="en-US"/>
         </w:rPr>
-        <w:lastRenderedPageBreak/>
         <w:t>việc một kí tự không thể cho ra chính nó</w:t>
       </w:r>
     </w:p>
@@ -22368,6 +22735,7 @@
         <w:rPr>
           <w:lang w:val="en-US"/>
         </w:rPr>
+        <w:lastRenderedPageBreak/>
         <w:t>Policy Based:</w:t>
       </w:r>
     </w:p>
@@ -22381,7 +22749,6 @@
         <w:rPr>
           <w:lang w:val="en-US"/>
         </w:rPr>
-        <w:lastRenderedPageBreak/>
         <w:tab/>
         <w:t>Def:</w:t>
       </w:r>
@@ -24035,6 +24402,7 @@
           <w:rFonts w:eastAsiaTheme="minorEastAsia"/>
           <w:lang w:val="en-US"/>
         </w:rPr>
+        <w:lastRenderedPageBreak/>
         <w:t>Multivariate Normal Distribution: Normal Distribution đa biến</w:t>
       </w:r>
     </w:p>
@@ -24050,7 +24418,6 @@
           <w:rFonts w:eastAsiaTheme="minorEastAsia"/>
           <w:lang w:val="en-US"/>
         </w:rPr>
-        <w:lastRenderedPageBreak/>
         <w:tab/>
         <w:t>Formula:</w:t>
       </w:r>
@@ -26451,6 +26818,7 @@
         <w:rPr>
           <w:lang w:val="en-US"/>
         </w:rPr>
+        <w:lastRenderedPageBreak/>
         <w:tab/>
       </w:r>
       <w:r>
@@ -26484,7 +26852,6 @@
         <w:rPr>
           <w:lang w:val="en-US"/>
         </w:rPr>
-        <w:lastRenderedPageBreak/>
         <w:tab/>
       </w:r>
       <w:r>
@@ -29228,6 +29595,7 @@
         <w:rPr>
           <w:lang w:val="en-US"/>
         </w:rPr>
+        <w:lastRenderedPageBreak/>
         <w:t>Stationary Distribution:</w:t>
       </w:r>
     </w:p>
@@ -29241,7 +29609,6 @@
         <w:rPr>
           <w:lang w:val="en-US"/>
         </w:rPr>
-        <w:lastRenderedPageBreak/>
         <w:tab/>
         <w:t>Def:</w:t>
       </w:r>
@@ -30198,6 +30565,7 @@
         <w:rPr>
           <w:lang w:val="en-US"/>
         </w:rPr>
+        <w:lastRenderedPageBreak/>
         <w:t>nhưng không biết Sample</w:t>
       </w:r>
       <w:r>
@@ -30217,7 +30585,6 @@
         <w:rPr>
           <w:lang w:val="en-US"/>
         </w:rPr>
-        <w:lastRenderedPageBreak/>
         <w:tab/>
         <w:t>Ex:</w:t>
       </w:r>
@@ -31064,6 +31431,7 @@
         <w:rPr>
           <w:lang w:val="en-US"/>
         </w:rPr>
+        <w:lastRenderedPageBreak/>
         <w:t>Bayes’ theorem: Tỉ lệ giả thuyết khi cho trước một điều kiện (liên tưởng diện tích hcn)</w:t>
       </w:r>
     </w:p>
@@ -31077,7 +31445,6 @@
         <w:rPr>
           <w:lang w:val="en-US"/>
         </w:rPr>
-        <w:lastRenderedPageBreak/>
         <w:tab/>
         <w:t>Formula: P(H-Hypothesis|E-Event) = P(H)P(E|H)/P(E)</w:t>
       </w:r>
@@ -32450,6 +32817,7 @@
             <w:rFonts w:ascii="Cambria Math" w:eastAsiaTheme="minorEastAsia" w:hAnsi="Cambria Math"/>
             <w:lang w:val="en-US"/>
           </w:rPr>
+          <w:lastRenderedPageBreak/>
           <m:t>MatB←</m:t>
         </m:r>
         <m:d>
@@ -32833,7 +33201,6 @@
             <w:rFonts w:ascii="Cambria Math" w:eastAsiaTheme="minorEastAsia" w:hAnsi="Cambria Math"/>
             <w:lang w:val="en-US"/>
           </w:rPr>
-          <w:lastRenderedPageBreak/>
           <m:t>MatC←</m:t>
         </m:r>
         <m:d>
@@ -33586,6 +33953,7 @@
         <w:rPr>
           <w:lang w:val="en-US"/>
         </w:rPr>
+        <w:lastRenderedPageBreak/>
         <w:tab/>
         <w:t xml:space="preserve">        x</w:t>
       </w:r>
@@ -34035,7 +34403,6 @@
         <w:rPr>
           <w:lang w:val="en-US"/>
         </w:rPr>
-        <w:lastRenderedPageBreak/>
         <w:t xml:space="preserve">       =&gt; d</w:t>
       </w:r>
       <w:r>
@@ -36248,6 +36615,7 @@
           <w:bCs/>
           <w:lang w:val="en"/>
         </w:rPr>
+        <w:lastRenderedPageBreak/>
         <w:tab/>
       </w:r>
       <w:r>
@@ -36608,7 +36976,6 @@
           <w:bCs/>
           <w:lang w:val="en"/>
         </w:rPr>
-        <w:lastRenderedPageBreak/>
         <w:t>Value từ đồng xu 20% ngửa, 80% sấp, ngửa +1, sấp -1</w:t>
       </w:r>
     </w:p>
@@ -37922,6 +38289,7 @@
         <w:rPr>
           <w:lang w:val="en-US"/>
         </w:rPr>
+        <w:lastRenderedPageBreak/>
         <w:t xml:space="preserve">          Graph</w:t>
       </w:r>
       <w:r>
@@ -37987,7 +38355,6 @@
         <w:rPr>
           <w:lang w:val="en-US"/>
         </w:rPr>
-        <w:lastRenderedPageBreak/>
         <w:tab/>
         <w:t xml:space="preserve">         </w:t>
       </w:r>
@@ -38355,6 +38722,7 @@
         <w:rPr>
           <w:lang w:val="en-US"/>
         </w:rPr>
+        <w:lastRenderedPageBreak/>
         <w:t>Ornstein-Uhlenbeck Process: R</w:t>
       </w:r>
       <w:r>
@@ -38408,7 +38776,6 @@
         <w:rPr>
           <w:lang w:val="en-US"/>
         </w:rPr>
-        <w:lastRenderedPageBreak/>
         <w:tab/>
       </w:r>
       <w:r>
@@ -38861,6 +39228,7 @@
         <w:rPr>
           <w:lang w:val="en-US"/>
         </w:rPr>
+        <w:lastRenderedPageBreak/>
         <w:t>sqrt(fan_out), = 0.003 cho layer cuối</w:t>
       </w:r>
     </w:p>
@@ -38901,7 +39269,6 @@
         <w:rPr>
           <w:lang w:val="en-US"/>
         </w:rPr>
-        <w:lastRenderedPageBreak/>
         <w:tab/>
         <w:t xml:space="preserve">         Normal clip noise đơn giá trị được cộng vào target actor để tính loss</w:t>
       </w:r>
@@ -39299,6 +39666,7 @@
         <w:rPr>
           <w:lang w:val="en-US"/>
         </w:rPr>
+        <w:lastRenderedPageBreak/>
         <w:t xml:space="preserve">         Value loss = mse(target_value, q_value)</w:t>
       </w:r>
     </w:p>
@@ -39339,7 +39707,6 @@
         <w:rPr>
           <w:lang w:val="en-US"/>
         </w:rPr>
-        <w:lastRenderedPageBreak/>
         <w:tab/>
         <w:t>Def:</w:t>
       </w:r>
@@ -40387,6 +40754,7 @@
         <w:rPr>
           <w:lang w:val="en-US"/>
         </w:rPr>
+        <w:lastRenderedPageBreak/>
         <w:t>State = New State</w:t>
       </w:r>
     </w:p>
@@ -40438,7 +40806,6 @@
         <w:rPr>
           <w:lang w:val="en-US"/>
         </w:rPr>
-        <w:lastRenderedPageBreak/>
         <w:tab/>
         <w:t xml:space="preserve">Def: </w:t>
       </w:r>
@@ -40997,6 +41364,7 @@
         <w:rPr>
           <w:lang w:val="en-US"/>
         </w:rPr>
+        <w:lastRenderedPageBreak/>
         <w:t>Sample Batch từ Experience Replay rồi học</w:t>
       </w:r>
     </w:p>
@@ -42629,6 +42997,95 @@
     </w:lvl>
   </w:abstractNum>
   <w:abstractNum w:abstractNumId="17">
+    <w:nsid w:val="5A844503"/>
+    <w:multiLevelType w:val="hybridMultilevel"/>
+    <w:tmpl w:val="848C76C6"/>
+    <w:lvl w:ilvl="0" w:tplc="EBD6FDB4">
+      <w:start w:val="1"/>
+      <w:numFmt w:val="decimal"/>
+      <w:lvlText w:val="%1."/>
+      <w:lvlJc w:val="left"/>
+      <w:pPr>
+        <w:ind w:left="1080" w:hanging="360"/>
+      </w:pPr>
+      <w:rPr>
+        <w:rFonts w:hint="default"/>
+      </w:rPr>
+    </w:lvl>
+    <w:lvl w:ilvl="1" w:tplc="042A0019" w:tentative="1">
+      <w:start w:val="1"/>
+      <w:numFmt w:val="lowerLetter"/>
+      <w:lvlText w:val="%2."/>
+      <w:lvlJc w:val="left"/>
+      <w:pPr>
+        <w:ind w:left="1800" w:hanging="360"/>
+      </w:pPr>
+    </w:lvl>
+    <w:lvl w:ilvl="2" w:tplc="042A001B" w:tentative="1">
+      <w:start w:val="1"/>
+      <w:numFmt w:val="lowerRoman"/>
+      <w:lvlText w:val="%3."/>
+      <w:lvlJc w:val="right"/>
+      <w:pPr>
+        <w:ind w:left="2520" w:hanging="180"/>
+      </w:pPr>
+    </w:lvl>
+    <w:lvl w:ilvl="3" w:tplc="042A000F" w:tentative="1">
+      <w:start w:val="1"/>
+      <w:numFmt w:val="decimal"/>
+      <w:lvlText w:val="%4."/>
+      <w:lvlJc w:val="left"/>
+      <w:pPr>
+        <w:ind w:left="3240" w:hanging="360"/>
+      </w:pPr>
+    </w:lvl>
+    <w:lvl w:ilvl="4" w:tplc="042A0019" w:tentative="1">
+      <w:start w:val="1"/>
+      <w:numFmt w:val="lowerLetter"/>
+      <w:lvlText w:val="%5."/>
+      <w:lvlJc w:val="left"/>
+      <w:pPr>
+        <w:ind w:left="3960" w:hanging="360"/>
+      </w:pPr>
+    </w:lvl>
+    <w:lvl w:ilvl="5" w:tplc="042A001B" w:tentative="1">
+      <w:start w:val="1"/>
+      <w:numFmt w:val="lowerRoman"/>
+      <w:lvlText w:val="%6."/>
+      <w:lvlJc w:val="right"/>
+      <w:pPr>
+        <w:ind w:left="4680" w:hanging="180"/>
+      </w:pPr>
+    </w:lvl>
+    <w:lvl w:ilvl="6" w:tplc="042A000F" w:tentative="1">
+      <w:start w:val="1"/>
+      <w:numFmt w:val="decimal"/>
+      <w:lvlText w:val="%7."/>
+      <w:lvlJc w:val="left"/>
+      <w:pPr>
+        <w:ind w:left="5400" w:hanging="360"/>
+      </w:pPr>
+    </w:lvl>
+    <w:lvl w:ilvl="7" w:tplc="042A0019" w:tentative="1">
+      <w:start w:val="1"/>
+      <w:numFmt w:val="lowerLetter"/>
+      <w:lvlText w:val="%8."/>
+      <w:lvlJc w:val="left"/>
+      <w:pPr>
+        <w:ind w:left="6120" w:hanging="360"/>
+      </w:pPr>
+    </w:lvl>
+    <w:lvl w:ilvl="8" w:tplc="042A001B" w:tentative="1">
+      <w:start w:val="1"/>
+      <w:numFmt w:val="lowerRoman"/>
+      <w:lvlText w:val="%9."/>
+      <w:lvlJc w:val="right"/>
+      <w:pPr>
+        <w:ind w:left="6840" w:hanging="180"/>
+      </w:pPr>
+    </w:lvl>
+  </w:abstractNum>
+  <w:abstractNum w:abstractNumId="18">
     <w:nsid w:val="5CFE4F0E"/>
     <w:multiLevelType w:val="hybridMultilevel"/>
     <w:tmpl w:val="4B161642"/>
@@ -42718,7 +43175,7 @@
       </w:pPr>
     </w:lvl>
   </w:abstractNum>
-  <w:abstractNum w:abstractNumId="18">
+  <w:abstractNum w:abstractNumId="19">
     <w:nsid w:val="5EAF3AFE"/>
     <w:multiLevelType w:val="hybridMultilevel"/>
     <w:tmpl w:val="A4303A0C"/>
@@ -42807,7 +43264,7 @@
       </w:pPr>
     </w:lvl>
   </w:abstractNum>
-  <w:abstractNum w:abstractNumId="19">
+  <w:abstractNum w:abstractNumId="20">
     <w:nsid w:val="65C1615C"/>
     <w:multiLevelType w:val="hybridMultilevel"/>
     <w:tmpl w:val="9F9CB978"/>
@@ -42896,7 +43353,7 @@
       </w:pPr>
     </w:lvl>
   </w:abstractNum>
-  <w:abstractNum w:abstractNumId="20">
+  <w:abstractNum w:abstractNumId="21">
     <w:nsid w:val="70361C3F"/>
     <w:multiLevelType w:val="hybridMultilevel"/>
     <w:tmpl w:val="1CF40154"/>
@@ -43010,7 +43467,7 @@
       </w:rPr>
     </w:lvl>
   </w:abstractNum>
-  <w:abstractNum w:abstractNumId="21">
+  <w:abstractNum w:abstractNumId="22">
     <w:nsid w:val="72E05CC5"/>
     <w:multiLevelType w:val="hybridMultilevel"/>
     <w:tmpl w:val="7270C802"/>
@@ -43099,7 +43556,7 @@
       </w:pPr>
     </w:lvl>
   </w:abstractNum>
-  <w:abstractNum w:abstractNumId="22">
+  <w:abstractNum w:abstractNumId="23">
     <w:nsid w:val="7B3442C9"/>
     <w:multiLevelType w:val="hybridMultilevel"/>
     <w:tmpl w:val="F4F29318"/>
@@ -43188,7 +43645,7 @@
       </w:pPr>
     </w:lvl>
   </w:abstractNum>
-  <w:abstractNum w:abstractNumId="23">
+  <w:abstractNum w:abstractNumId="24">
     <w:nsid w:val="7E78030C"/>
     <w:multiLevelType w:val="hybridMultilevel"/>
     <w:tmpl w:val="4BC8D0D6"/>
@@ -43304,7 +43761,7 @@
     <w:abstractNumId w:val="11"/>
   </w:num>
   <w:num w:numId="2">
-    <w:abstractNumId w:val="23"/>
+    <w:abstractNumId w:val="24"/>
   </w:num>
   <w:num w:numId="3">
     <w:abstractNumId w:val="8"/>
@@ -43322,22 +43779,22 @@
     <w:abstractNumId w:val="15"/>
   </w:num>
   <w:num w:numId="8">
-    <w:abstractNumId w:val="20"/>
+    <w:abstractNumId w:val="21"/>
   </w:num>
   <w:num w:numId="9">
     <w:abstractNumId w:val="16"/>
   </w:num>
   <w:num w:numId="10">
-    <w:abstractNumId w:val="19"/>
+    <w:abstractNumId w:val="20"/>
   </w:num>
   <w:num w:numId="11">
-    <w:abstractNumId w:val="21"/>
+    <w:abstractNumId w:val="22"/>
   </w:num>
   <w:num w:numId="12">
     <w:abstractNumId w:val="1"/>
   </w:num>
   <w:num w:numId="13">
-    <w:abstractNumId w:val="18"/>
+    <w:abstractNumId w:val="19"/>
   </w:num>
   <w:num w:numId="14">
     <w:abstractNumId w:val="5"/>
@@ -43355,7 +43812,7 @@
     <w:abstractNumId w:val="3"/>
   </w:num>
   <w:num w:numId="19">
-    <w:abstractNumId w:val="22"/>
+    <w:abstractNumId w:val="23"/>
   </w:num>
   <w:num w:numId="20">
     <w:abstractNumId w:val="0"/>
@@ -43367,10 +43824,13 @@
     <w:abstractNumId w:val="7"/>
   </w:num>
   <w:num w:numId="23">
-    <w:abstractNumId w:val="17"/>
+    <w:abstractNumId w:val="18"/>
   </w:num>
   <w:num w:numId="24">
     <w:abstractNumId w:val="13"/>
+  </w:num>
+  <w:num w:numId="25">
+    <w:abstractNumId w:val="17"/>
   </w:num>
 </w:numbering>
 </file>

--- a/algorithm.docx
+++ b/algorithm.docx
@@ -21415,8 +21415,6 @@
         </w:rPr>
         <w:t>nhánh ứng với Node này sẽ luôn có dạng</w:t>
       </w:r>
-      <w:bookmarkStart w:id="0" w:name="_GoBack"/>
-      <w:bookmarkEnd w:id="0"/>
     </w:p>
     <w:p>
       <w:pPr>
@@ -21585,24 +21583,106 @@
     </w:p>
     <w:p>
       <w:pPr>
+        <w:pStyle w:val="ListParagraph"/>
+        <w:numPr>
+          <w:ilvl w:val="0"/>
+          <w:numId w:val="6"/>
+        </w:numPr>
+        <w:rPr>
+          <w:rFonts w:eastAsiaTheme="minorEastAsia"/>
+          <w:lang w:val="en-US"/>
+        </w:rPr>
+      </w:pPr>
+      <w:r>
+        <w:rPr>
+          <w:rFonts w:eastAsiaTheme="minorEastAsia"/>
+          <w:lang w:val="en-US"/>
+        </w:rPr>
+        <w:t>Lưu ý ta chỉ làm toàn bộ điều trên đúng 1 lần, xong rồi thì không lan truyền ngược nữa</w:t>
+      </w:r>
+    </w:p>
+    <w:p>
+      <w:pPr>
+        <w:pStyle w:val="ListParagraph"/>
+        <w:numPr>
+          <w:ilvl w:val="0"/>
+          <w:numId w:val="25"/>
+        </w:numPr>
+        <w:rPr>
+          <w:rFonts w:eastAsiaTheme="minorEastAsia"/>
+          <w:lang w:val="en-US"/>
+        </w:rPr>
+      </w:pPr>
+      <w:r>
+        <w:rPr>
+          <w:rFonts w:eastAsiaTheme="minorEastAsia"/>
+          <w:lang w:val="en-US"/>
+        </w:rPr>
+        <w:t>Cách Xóa 1 Node Trong AVL Tree?</w:t>
+      </w:r>
+    </w:p>
+    <w:p>
+      <w:pPr>
+        <w:pStyle w:val="ListParagraph"/>
+        <w:numPr>
+          <w:ilvl w:val="0"/>
+          <w:numId w:val="6"/>
+        </w:numPr>
+        <w:rPr>
+          <w:rFonts w:eastAsiaTheme="minorEastAsia"/>
+          <w:lang w:val="en-US"/>
+        </w:rPr>
+      </w:pPr>
+      <w:r>
+        <w:rPr>
+          <w:rFonts w:eastAsiaTheme="minorEastAsia"/>
+          <w:lang w:val="en-US"/>
+        </w:rPr>
+        <w:lastRenderedPageBreak/>
+        <w:t>Ban đầu, xóa như khi xóa với BST, nghĩa là sẽ thế Node bị xóa = Node nhỏ nhất lớn hơn nó, nếu không có thì Node lớn nhất nhỏ hơn nó, gọi Node này là W</w:t>
+      </w:r>
+    </w:p>
+    <w:p>
+      <w:pPr>
+        <w:pStyle w:val="ListParagraph"/>
+        <w:numPr>
+          <w:ilvl w:val="0"/>
+          <w:numId w:val="6"/>
+        </w:numPr>
+        <w:rPr>
+          <w:rFonts w:eastAsiaTheme="minorEastAsia"/>
+          <w:lang w:val="en-US"/>
+        </w:rPr>
+      </w:pPr>
+      <w:r>
+        <w:rPr>
+          <w:rFonts w:eastAsiaTheme="minorEastAsia"/>
+          <w:lang w:val="en-US"/>
+        </w:rPr>
+        <w:t>Sau đó, từ Node cha của W lan truyền ngược, và quá trình cân bằng AVL Tree đéo khác gì như khi chèn Node</w:t>
+      </w:r>
+    </w:p>
+    <w:p>
+      <w:pPr>
         <w:rPr>
           <w:rFonts w:ascii="Cambria Math" w:hAnsi="Cambria Math"/>
           <w:lang w:val="en-US"/>
           <w:oMath/>
         </w:rPr>
       </w:pPr>
-    </w:p>
-    <w:p>
-      <w:pPr>
-        <w:rPr>
-          <w:lang w:val="en-US"/>
-        </w:rPr>
-      </w:pPr>
-      <w:r>
-        <w:rPr>
-          <w:lang w:val="en-US"/>
-        </w:rPr>
-        <w:lastRenderedPageBreak/>
+      <w:bookmarkStart w:id="0" w:name="_GoBack"/>
+      <w:bookmarkEnd w:id="0"/>
+    </w:p>
+    <w:p>
+      <w:pPr>
+        <w:rPr>
+          <w:lang w:val="en-US"/>
+        </w:rPr>
+      </w:pPr>
+      <w:r>
+        <w:rPr>
+          <w:lang w:val="en-US"/>
+        </w:rPr>
         <w:t>Turing Machine:</w:t>
       </w:r>
     </w:p>
@@ -22003,6 +22083,7 @@
         <w:rPr>
           <w:lang w:val="en-US"/>
         </w:rPr>
+        <w:lastRenderedPageBreak/>
         <w:tab/>
       </w:r>
       <w:r>
@@ -22050,7 +22131,6 @@
         <w:rPr>
           <w:lang w:val="en-US"/>
         </w:rPr>
-        <w:lastRenderedPageBreak/>
         <w:tab/>
       </w:r>
       <w:r>
@@ -22287,7 +22367,14 @@
                 <w:rFonts w:ascii="Cambria Math" w:hAnsi="Cambria Math"/>
                 <w:lang w:val="en-US"/>
               </w:rPr>
-              <m:t>log</m:t>
+              <m:t>lo</m:t>
+            </m:r>
+            <m:r>
+              <w:rPr>
+                <w:rFonts w:ascii="Cambria Math" w:hAnsi="Cambria Math"/>
+                <w:lang w:val="en-US"/>
+              </w:rPr>
+              <m:t>g</m:t>
             </m:r>
             <m:sSub>
               <m:sSubPr>
@@ -22694,6 +22781,7 @@
         <w:rPr>
           <w:lang w:val="en-US"/>
         </w:rPr>
+        <w:lastRenderedPageBreak/>
         <w:tab/>
         <w:t>Ex: Tại state s, 30% sang phải, 70% sang trái</w:t>
       </w:r>
@@ -22735,7 +22823,6 @@
         <w:rPr>
           <w:lang w:val="en-US"/>
         </w:rPr>
-        <w:lastRenderedPageBreak/>
         <w:t>Policy Based:</w:t>
       </w:r>
     </w:p>
@@ -24256,6 +24343,7 @@
           <w:rFonts w:eastAsiaTheme="minorEastAsia"/>
           <w:lang w:val="en-US"/>
         </w:rPr>
+        <w:lastRenderedPageBreak/>
         <w:tab/>
         <w:t>Form:</w:t>
       </w:r>
@@ -24402,7 +24490,6 @@
           <w:rFonts w:eastAsiaTheme="minorEastAsia"/>
           <w:lang w:val="en-US"/>
         </w:rPr>
-        <w:lastRenderedPageBreak/>
         <w:t>Multivariate Normal Distribution: Normal Distribution đa biến</w:t>
       </w:r>
     </w:p>
@@ -26715,6 +26802,7 @@
         <w:rPr>
           <w:lang w:val="en-US"/>
         </w:rPr>
+        <w:lastRenderedPageBreak/>
         <w:tab/>
         <w:t>Algo: tỉ lệ xuất hiện sequence này củ</w:t>
       </w:r>
@@ -26818,7 +26906,6 @@
         <w:rPr>
           <w:lang w:val="en-US"/>
         </w:rPr>
-        <w:lastRenderedPageBreak/>
         <w:tab/>
       </w:r>
       <w:r>
@@ -28545,6 +28632,7 @@
         <w:rPr>
           <w:lang w:val="en-US"/>
         </w:rPr>
+        <w:lastRenderedPageBreak/>
         <w:tab/>
         <w:t>Formula:</w:t>
       </w:r>
@@ -29595,7 +29683,6 @@
         <w:rPr>
           <w:lang w:val="en-US"/>
         </w:rPr>
-        <w:lastRenderedPageBreak/>
         <w:t>Stationary Distribution:</w:t>
       </w:r>
     </w:p>
@@ -30517,6 +30604,7 @@
         <w:rPr>
           <w:lang w:val="en-US"/>
         </w:rPr>
+        <w:lastRenderedPageBreak/>
         <w:t>Hidden Markov Model:</w:t>
       </w:r>
     </w:p>
@@ -30565,7 +30653,6 @@
         <w:rPr>
           <w:lang w:val="en-US"/>
         </w:rPr>
-        <w:lastRenderedPageBreak/>
         <w:t>nhưng không biết Sample</w:t>
       </w:r>
       <w:r>
@@ -31351,6 +31438,7 @@
         <w:rPr>
           <w:lang w:val="en-US"/>
         </w:rPr>
+        <w:lastRenderedPageBreak/>
         <w:t>GAE(General Advantage Estimator): Thay cummulative rewards bằng advantages</w:t>
       </w:r>
     </w:p>
@@ -31431,7 +31519,6 @@
         <w:rPr>
           <w:lang w:val="en-US"/>
         </w:rPr>
-        <w:lastRenderedPageBreak/>
         <w:t>Bayes’ theorem: Tỉ lệ giả thuyết khi cho trước một điều kiện (liên tưởng diện tích hcn)</w:t>
       </w:r>
     </w:p>
@@ -32711,6 +32798,7 @@
           <w:rFonts w:eastAsiaTheme="minorEastAsia"/>
           <w:lang w:val="en-US"/>
         </w:rPr>
+        <w:lastRenderedPageBreak/>
         <w:tab/>
       </w:r>
       <w:r>
@@ -32817,7 +32905,6 @@
             <w:rFonts w:ascii="Cambria Math" w:eastAsiaTheme="minorEastAsia" w:hAnsi="Cambria Math"/>
             <w:lang w:val="en-US"/>
           </w:rPr>
-          <w:lastRenderedPageBreak/>
           <m:t>MatB←</m:t>
         </m:r>
         <m:d>
@@ -33836,6 +33923,7 @@
         <w:rPr>
           <w:lang w:val="en-US"/>
         </w:rPr>
+        <w:lastRenderedPageBreak/>
         <w:tab/>
         <w:t xml:space="preserve">        </w:t>
       </w:r>
@@ -33953,7 +34041,6 @@
         <w:rPr>
           <w:lang w:val="en-US"/>
         </w:rPr>
-        <w:lastRenderedPageBreak/>
         <w:tab/>
         <w:t xml:space="preserve">        x</w:t>
       </w:r>
@@ -36566,6 +36653,7 @@
           <w:bCs/>
           <w:lang w:val="en"/>
         </w:rPr>
+        <w:lastRenderedPageBreak/>
         <w:tab/>
       </w:r>
       <w:r>
@@ -36615,7 +36703,6 @@
           <w:bCs/>
           <w:lang w:val="en"/>
         </w:rPr>
-        <w:lastRenderedPageBreak/>
         <w:tab/>
       </w:r>
       <w:r>
@@ -38261,6 +38348,7 @@
         <w:rPr>
           <w:lang w:val="en-US"/>
         </w:rPr>
+        <w:lastRenderedPageBreak/>
         <w:tab/>
         <w:t xml:space="preserve">          Update nhiều lần liên tiếp cho tới khi kl giữa new và old distribution &gt; delta</w:t>
       </w:r>
@@ -38289,7 +38377,6 @@
         <w:rPr>
           <w:lang w:val="en-US"/>
         </w:rPr>
-        <w:lastRenderedPageBreak/>
         <w:t xml:space="preserve">          Graph</w:t>
       </w:r>
       <w:r>
@@ -38690,6 +38777,7 @@
         <w:rPr>
           <w:lang w:val="en-US"/>
         </w:rPr>
+        <w:lastRenderedPageBreak/>
         <w:t xml:space="preserve">   </w:t>
       </w:r>
       <w:r>
@@ -38722,7 +38810,6 @@
         <w:rPr>
           <w:lang w:val="en-US"/>
         </w:rPr>
-        <w:lastRenderedPageBreak/>
         <w:t>Ornstein-Uhlenbeck Process: R</w:t>
       </w:r>
       <w:r>
@@ -39194,6 +39281,7 @@
         <w:rPr>
           <w:lang w:val="en-US"/>
         </w:rPr>
+        <w:lastRenderedPageBreak/>
         <w:t xml:space="preserve">td error, ban đầu 2 network giống nhau, sau mỗi lần học, update target </w:t>
       </w:r>
     </w:p>
@@ -39228,7 +39316,6 @@
         <w:rPr>
           <w:lang w:val="en-US"/>
         </w:rPr>
-        <w:lastRenderedPageBreak/>
         <w:t>sqrt(fan_out), = 0.003 cho layer cuối</w:t>
       </w:r>
     </w:p>
@@ -39632,6 +39719,7 @@
         <w:rPr>
           <w:lang w:val="en-US"/>
         </w:rPr>
+        <w:lastRenderedPageBreak/>
         <w:t xml:space="preserve">         Target value = </w:t>
       </w:r>
       <w:r>
@@ -39666,7 +39754,6 @@
         <w:rPr>
           <w:lang w:val="en-US"/>
         </w:rPr>
-        <w:lastRenderedPageBreak/>
         <w:t xml:space="preserve">         Value loss = mse(target_value, q_value)</w:t>
       </w:r>
     </w:p>
@@ -40714,6 +40801,7 @@
         <w:rPr>
           <w:lang w:val="en-US"/>
         </w:rPr>
+        <w:lastRenderedPageBreak/>
         <w:t xml:space="preserve">Update Priorities </w:t>
       </w:r>
       <w:r>
@@ -40754,7 +40842,6 @@
         <w:rPr>
           <w:lang w:val="en-US"/>
         </w:rPr>
-        <w:lastRenderedPageBreak/>
         <w:t>State = New State</w:t>
       </w:r>
     </w:p>
@@ -41317,6 +41404,7 @@
         <w:rPr>
           <w:lang w:val="en-US"/>
         </w:rPr>
+        <w:lastRenderedPageBreak/>
         <w:tab/>
       </w:r>
       <w:r>
@@ -41364,7 +41452,6 @@
         <w:rPr>
           <w:lang w:val="en-US"/>
         </w:rPr>
-        <w:lastRenderedPageBreak/>
         <w:t>Sample Batch từ Experience Replay rồi học</w:t>
       </w:r>
     </w:p>

--- a/algorithm.docx
+++ b/algorithm.docx
@@ -20778,7 +20778,14 @@
           <w:rFonts w:eastAsiaTheme="minorEastAsia"/>
           <w:lang w:val="en-US"/>
         </w:rPr>
-        <w:t>Search Tree – Cây Tìm Kiếm:</w:t>
+        <w:t>Data Structure – Cấu Trúc Dữ Liệu</w:t>
+      </w:r>
+      <w:r>
+        <w:rPr>
+          <w:rFonts w:eastAsiaTheme="minorEastAsia"/>
+          <w:lang w:val="en-US"/>
+        </w:rPr>
+        <w:t>:</w:t>
       </w:r>
     </w:p>
     <w:p>
@@ -21664,10 +21671,2365 @@
     </w:p>
     <w:p>
       <w:pPr>
-        <w:rPr>
-          <w:rFonts w:ascii="Cambria Math" w:hAnsi="Cambria Math"/>
-          <w:lang w:val="en-US"/>
-          <w:oMath/>
+        <w:pStyle w:val="ListParagraph"/>
+        <w:numPr>
+          <w:ilvl w:val="0"/>
+          <w:numId w:val="25"/>
+        </w:numPr>
+        <w:rPr>
+          <w:rFonts w:eastAsiaTheme="minorEastAsia"/>
+          <w:lang w:val="en-US"/>
+        </w:rPr>
+      </w:pPr>
+      <w:r>
+        <w:rPr>
+          <w:rFonts w:eastAsiaTheme="minorEastAsia"/>
+          <w:lang w:val="en-US"/>
+        </w:rPr>
+        <w:t>Hash Table (Bảng Băm)?</w:t>
+      </w:r>
+    </w:p>
+    <w:p>
+      <w:pPr>
+        <w:pStyle w:val="ListParagraph"/>
+        <w:numPr>
+          <w:ilvl w:val="0"/>
+          <w:numId w:val="6"/>
+        </w:numPr>
+        <w:rPr>
+          <w:rFonts w:eastAsiaTheme="minorEastAsia"/>
+          <w:lang w:val="en-US"/>
+        </w:rPr>
+      </w:pPr>
+      <w:r>
+        <w:rPr>
+          <w:rFonts w:eastAsiaTheme="minorEastAsia"/>
+          <w:lang w:val="en-US"/>
+        </w:rPr>
+        <w:t>Dùng để ánh xạ Key với Value</w:t>
+      </w:r>
+    </w:p>
+    <w:p>
+      <w:pPr>
+        <w:pStyle w:val="ListParagraph"/>
+        <w:numPr>
+          <w:ilvl w:val="0"/>
+          <w:numId w:val="6"/>
+        </w:numPr>
+        <w:rPr>
+          <w:rFonts w:eastAsiaTheme="minorEastAsia"/>
+          <w:lang w:val="en-US"/>
+        </w:rPr>
+      </w:pPr>
+      <w:r>
+        <w:rPr>
+          <w:rFonts w:eastAsiaTheme="minorEastAsia"/>
+          <w:lang w:val="en-US"/>
+        </w:rPr>
+        <w:t>Ví dụ</w:t>
+      </w:r>
+    </w:p>
+    <w:p>
+      <w:pPr>
+        <w:pStyle w:val="ListParagraph"/>
+        <w:numPr>
+          <w:ilvl w:val="0"/>
+          <w:numId w:val="6"/>
+        </w:numPr>
+        <w:rPr>
+          <w:rFonts w:eastAsiaTheme="minorEastAsia"/>
+          <w:lang w:val="en-US"/>
+        </w:rPr>
+      </w:pPr>
+      <w:r>
+        <w:rPr>
+          <w:rFonts w:eastAsiaTheme="minorEastAsia"/>
+          <w:lang w:val="en-US"/>
+        </w:rPr>
+        <w:t>Ánh xạ tên của 1 người với tuổi của người đó</w:t>
+      </w:r>
+    </w:p>
+    <w:p>
+      <w:pPr>
+        <w:pStyle w:val="ListParagraph"/>
+        <w:numPr>
+          <w:ilvl w:val="0"/>
+          <w:numId w:val="6"/>
+        </w:numPr>
+        <w:rPr>
+          <w:rFonts w:eastAsiaTheme="minorEastAsia"/>
+          <w:lang w:val="en-US"/>
+        </w:rPr>
+      </w:pPr>
+      <w:r>
+        <w:rPr>
+          <w:rFonts w:eastAsiaTheme="minorEastAsia"/>
+          <w:lang w:val="en-US"/>
+        </w:rPr>
+        <w:t>Đầu tiên, tạo ra 1 Hash Table A với kích thước cố định N rồi đánh Index từng ô, đồng thời tạo ra 1 mảng B có kích thước tương tự, mỗi phần tử trong B sẽ là 1 Linked List</w:t>
+      </w:r>
+    </w:p>
+    <w:p>
+      <w:pPr>
+        <w:pStyle w:val="ListParagraph"/>
+        <w:numPr>
+          <w:ilvl w:val="0"/>
+          <w:numId w:val="6"/>
+        </w:numPr>
+        <w:rPr>
+          <w:rFonts w:eastAsiaTheme="minorEastAsia"/>
+          <w:lang w:val="en-US"/>
+        </w:rPr>
+      </w:pPr>
+      <w:r>
+        <w:rPr>
+          <w:rFonts w:eastAsiaTheme="minorEastAsia"/>
+          <w:lang w:val="en-US"/>
+        </w:rPr>
+        <w:t>Tiếp theo, khi chèn thêm 1 cặp Key Value thì dùng 1 hàm Hash để ánh xạ Key tới 1 Index trong A, Linked List tương ứng trong B</w:t>
+      </w:r>
+      <w:r>
+        <w:rPr>
+          <w:rFonts w:eastAsiaTheme="minorEastAsia"/>
+          <w:lang w:val="en-US"/>
+        </w:rPr>
+        <w:t xml:space="preserve"> với cùng Index</w:t>
+      </w:r>
+      <w:r>
+        <w:rPr>
+          <w:rFonts w:eastAsiaTheme="minorEastAsia"/>
+          <w:lang w:val="en-US"/>
+        </w:rPr>
+        <w:t xml:space="preserve"> sẽ chèn thêm Value của Key này vào</w:t>
+      </w:r>
+      <w:r>
+        <w:rPr>
+          <w:rFonts w:eastAsiaTheme="minorEastAsia"/>
+          <w:lang w:val="en-US"/>
+        </w:rPr>
+        <w:t>, đồng thời cả Key nữa</w:t>
+      </w:r>
+    </w:p>
+    <w:p>
+      <w:pPr>
+        <w:pStyle w:val="ListParagraph"/>
+        <w:numPr>
+          <w:ilvl w:val="0"/>
+          <w:numId w:val="6"/>
+        </w:numPr>
+        <w:rPr>
+          <w:rFonts w:eastAsiaTheme="minorEastAsia"/>
+          <w:lang w:val="en-US"/>
+        </w:rPr>
+      </w:pPr>
+      <w:r>
+        <w:rPr>
+          <w:rFonts w:eastAsiaTheme="minorEastAsia"/>
+          <w:lang w:val="en-US"/>
+        </w:rPr>
+        <w:t>Mỗi khi mà ta muốn biết Value của Key K, thì chỉ cần cho Key K vào hàm Hash, được Index, truy cập Linked List có Index này trong B, rồi dò Value nào có Key trùng với K</w:t>
+      </w:r>
+    </w:p>
+    <w:p>
+      <w:pPr>
+        <w:pStyle w:val="ListParagraph"/>
+        <w:numPr>
+          <w:ilvl w:val="0"/>
+          <w:numId w:val="25"/>
+        </w:numPr>
+        <w:rPr>
+          <w:rFonts w:eastAsiaTheme="minorEastAsia"/>
+          <w:lang w:val="en-US"/>
+        </w:rPr>
+      </w:pPr>
+      <w:r>
+        <w:rPr>
+          <w:rFonts w:eastAsiaTheme="minorEastAsia"/>
+          <w:lang w:val="en-US"/>
+        </w:rPr>
+        <w:t>Heap?</w:t>
+      </w:r>
+    </w:p>
+    <w:p>
+      <w:pPr>
+        <w:pStyle w:val="ListParagraph"/>
+        <w:numPr>
+          <w:ilvl w:val="0"/>
+          <w:numId w:val="6"/>
+        </w:numPr>
+        <w:rPr>
+          <w:rFonts w:eastAsiaTheme="minorEastAsia"/>
+          <w:lang w:val="en-US"/>
+        </w:rPr>
+      </w:pPr>
+      <w:r>
+        <w:rPr>
+          <w:rFonts w:eastAsiaTheme="minorEastAsia"/>
+          <w:lang w:val="en-US"/>
+        </w:rPr>
+        <w:t>Là Binary Tree cân bằng hoàn hảo, nghĩa là hàng nào cũng Full Node, trừ hàng cuối các Node được Fill từ trái sang phải</w:t>
+      </w:r>
+    </w:p>
+    <w:p>
+      <w:pPr>
+        <w:pStyle w:val="ListParagraph"/>
+        <w:numPr>
+          <w:ilvl w:val="0"/>
+          <w:numId w:val="6"/>
+        </w:numPr>
+        <w:rPr>
+          <w:rFonts w:eastAsiaTheme="minorEastAsia"/>
+          <w:lang w:val="en-US"/>
+        </w:rPr>
+      </w:pPr>
+      <w:r>
+        <w:rPr>
+          <w:rFonts w:eastAsiaTheme="minorEastAsia"/>
+          <w:lang w:val="en-US"/>
+        </w:rPr>
+        <w:t>Các Node được sắp xếp theo 1 thứ tự nhất định, hoặc Node cha &gt; Node con, gọi là Max Heap, hoặc Node cha &lt; Node con, gọi là Min Heap</w:t>
+      </w:r>
+    </w:p>
+    <w:p>
+      <w:pPr>
+        <w:pStyle w:val="ListParagraph"/>
+        <w:numPr>
+          <w:ilvl w:val="0"/>
+          <w:numId w:val="25"/>
+        </w:numPr>
+        <w:rPr>
+          <w:rFonts w:eastAsiaTheme="minorEastAsia"/>
+          <w:lang w:val="en-US"/>
+        </w:rPr>
+      </w:pPr>
+      <w:r>
+        <w:rPr>
+          <w:rFonts w:eastAsiaTheme="minorEastAsia"/>
+          <w:lang w:val="en-US"/>
+        </w:rPr>
+        <w:t>Graph?</w:t>
+      </w:r>
+    </w:p>
+    <w:p>
+      <w:pPr>
+        <w:pStyle w:val="ListParagraph"/>
+        <w:numPr>
+          <w:ilvl w:val="0"/>
+          <w:numId w:val="6"/>
+        </w:numPr>
+        <w:rPr>
+          <w:rFonts w:eastAsiaTheme="minorEastAsia"/>
+          <w:lang w:val="en-US"/>
+        </w:rPr>
+      </w:pPr>
+      <w:r>
+        <w:rPr>
+          <w:rFonts w:eastAsiaTheme="minorEastAsia"/>
+          <w:lang w:val="en-US"/>
+        </w:rPr>
+        <w:t>Bao gồm các đỉnh và cạ</w:t>
+      </w:r>
+      <w:r>
+        <w:rPr>
+          <w:rFonts w:eastAsiaTheme="minorEastAsia"/>
+          <w:lang w:val="en-US"/>
+        </w:rPr>
+        <w:t>nh, từ 1 đỉnh bất kì, ta đều có thể di chuyển đến 1 đỉnh bất kì khác thông qua cạnh</w:t>
+      </w:r>
+    </w:p>
+    <w:p>
+      <w:pPr>
+        <w:rPr>
+          <w:rFonts w:eastAsiaTheme="minorEastAsia"/>
+          <w:lang w:val="en-US"/>
+        </w:rPr>
+      </w:pPr>
+    </w:p>
+    <w:p>
+      <w:pPr>
+        <w:rPr>
+          <w:rFonts w:eastAsiaTheme="minorEastAsia"/>
+          <w:lang w:val="en-US"/>
+        </w:rPr>
+      </w:pPr>
+      <w:r>
+        <w:rPr>
+          <w:rFonts w:eastAsiaTheme="minorEastAsia"/>
+          <w:lang w:val="en-US"/>
+        </w:rPr>
+        <w:t>Sorting – Sắp Xếp:</w:t>
+      </w:r>
+    </w:p>
+    <w:p>
+      <w:pPr>
+        <w:pStyle w:val="ListParagraph"/>
+        <w:numPr>
+          <w:ilvl w:val="0"/>
+          <w:numId w:val="26"/>
+        </w:numPr>
+        <w:rPr>
+          <w:rFonts w:eastAsiaTheme="minorEastAsia"/>
+          <w:lang w:val="en-US"/>
+        </w:rPr>
+      </w:pPr>
+      <w:r>
+        <w:rPr>
+          <w:rFonts w:eastAsiaTheme="minorEastAsia"/>
+          <w:lang w:val="en-US"/>
+        </w:rPr>
+        <w:t>Bubble Sort (Sắp Xếp Nổi Bọt)?</w:t>
+      </w:r>
+    </w:p>
+    <w:p>
+      <w:pPr>
+        <w:pStyle w:val="ListParagraph"/>
+        <w:numPr>
+          <w:ilvl w:val="0"/>
+          <w:numId w:val="6"/>
+        </w:numPr>
+        <w:rPr>
+          <w:rFonts w:eastAsiaTheme="minorEastAsia"/>
+          <w:lang w:val="en-US"/>
+        </w:rPr>
+      </w:pPr>
+      <w:r>
+        <w:rPr>
+          <w:rFonts w:eastAsiaTheme="minorEastAsia"/>
+          <w:lang w:val="en-US"/>
+        </w:rPr>
+        <w:t>Là kiểu sắp xếp mà mỗi lần lặ</w:t>
+      </w:r>
+      <w:r>
+        <w:rPr>
+          <w:rFonts w:eastAsiaTheme="minorEastAsia"/>
+          <w:lang w:val="en-US"/>
+        </w:rPr>
+        <w:t>p</w:t>
+      </w:r>
+      <w:r>
+        <w:rPr>
+          <w:rFonts w:eastAsiaTheme="minorEastAsia"/>
+          <w:lang w:val="en-US"/>
+        </w:rPr>
+        <w:t xml:space="preserve"> giá trị lớn nhấ</w:t>
+      </w:r>
+      <w:r>
+        <w:rPr>
+          <w:rFonts w:eastAsiaTheme="minorEastAsia"/>
+          <w:lang w:val="en-US"/>
+        </w:rPr>
+        <w:t>t</w:t>
+      </w:r>
+      <w:r>
+        <w:rPr>
+          <w:rFonts w:eastAsiaTheme="minorEastAsia"/>
+          <w:lang w:val="en-US"/>
+        </w:rPr>
+        <w:t xml:space="preserve"> sẽ được đẩy xuống cuối, gọi là nổi bọt</w:t>
+      </w:r>
+    </w:p>
+    <w:p>
+      <w:pPr>
+        <w:pStyle w:val="ListParagraph"/>
+        <w:numPr>
+          <w:ilvl w:val="0"/>
+          <w:numId w:val="6"/>
+        </w:numPr>
+        <w:rPr>
+          <w:rFonts w:eastAsiaTheme="minorEastAsia"/>
+          <w:lang w:val="en-US"/>
+        </w:rPr>
+      </w:pPr>
+      <w:r>
+        <w:rPr>
+          <w:rFonts w:eastAsiaTheme="minorEastAsia"/>
+          <w:lang w:val="en-US"/>
+        </w:rPr>
+        <w:t>Bước 1, chạy từ đầu đến cuối, 2 phần tử kề nhau không đúng thứ tự thì hoán vị</w:t>
+      </w:r>
+    </w:p>
+    <w:p>
+      <w:pPr>
+        <w:pStyle w:val="ListParagraph"/>
+        <w:numPr>
+          <w:ilvl w:val="0"/>
+          <w:numId w:val="6"/>
+        </w:numPr>
+        <w:rPr>
+          <w:rFonts w:eastAsiaTheme="minorEastAsia"/>
+          <w:lang w:val="en-US"/>
+        </w:rPr>
+      </w:pPr>
+      <w:r>
+        <w:rPr>
+          <w:rFonts w:eastAsiaTheme="minorEastAsia"/>
+          <w:lang w:val="en-US"/>
+        </w:rPr>
+        <w:t>Bước 2, chạy từ đầu đến kế cuối, 2 phần tử kề nhau không đúng thứ tự thì hoán vị</w:t>
+      </w:r>
+    </w:p>
+    <w:p>
+      <w:pPr>
+        <w:pStyle w:val="ListParagraph"/>
+        <w:numPr>
+          <w:ilvl w:val="0"/>
+          <w:numId w:val="6"/>
+        </w:numPr>
+        <w:rPr>
+          <w:rFonts w:eastAsiaTheme="minorEastAsia"/>
+          <w:lang w:val="en-US"/>
+        </w:rPr>
+      </w:pPr>
+      <w:r>
+        <w:rPr>
+          <w:rFonts w:eastAsiaTheme="minorEastAsia"/>
+          <w:lang w:val="en-US"/>
+        </w:rPr>
+        <w:t>Bước 3, …</w:t>
+      </w:r>
+    </w:p>
+    <w:p>
+      <w:pPr>
+        <w:pStyle w:val="ListParagraph"/>
+        <w:numPr>
+          <w:ilvl w:val="0"/>
+          <w:numId w:val="6"/>
+        </w:numPr>
+        <w:rPr>
+          <w:rFonts w:eastAsiaTheme="minorEastAsia"/>
+          <w:lang w:val="en-US"/>
+        </w:rPr>
+      </w:pPr>
+      <w:r>
+        <w:rPr>
+          <w:rFonts w:eastAsiaTheme="minorEastAsia"/>
+          <w:lang w:val="en-US"/>
+        </w:rPr>
+        <w:t>Lặp đi lặp lại cho đến khi điểm xuất phát và dừng lại trùng nhau</w:t>
+      </w:r>
+    </w:p>
+    <w:p>
+      <w:pPr>
+        <w:pStyle w:val="ListParagraph"/>
+        <w:numPr>
+          <w:ilvl w:val="0"/>
+          <w:numId w:val="6"/>
+        </w:numPr>
+        <w:rPr>
+          <w:rFonts w:eastAsiaTheme="minorEastAsia"/>
+          <w:lang w:val="en-US"/>
+        </w:rPr>
+      </w:pPr>
+      <w:r>
+        <w:rPr>
+          <w:rFonts w:eastAsiaTheme="minorEastAsia"/>
+          <w:lang w:val="en-US"/>
+        </w:rPr>
+        <w:t>Ví dụ</w:t>
+      </w:r>
+    </w:p>
+    <w:tbl>
+      <w:tblPr>
+        <w:tblStyle w:val="TableGrid"/>
+        <w:tblW w:w="0" w:type="auto"/>
+        <w:tblInd w:w="1080" w:type="dxa"/>
+        <w:tblLook w:val="04A0" w:firstRow="1" w:lastRow="0" w:firstColumn="1" w:lastColumn="0" w:noHBand="0" w:noVBand="1"/>
+      </w:tblPr>
+      <w:tblGrid>
+        <w:gridCol w:w="4097"/>
+        <w:gridCol w:w="4065"/>
+      </w:tblGrid>
+      <w:tr>
+        <w:tc>
+          <w:tcPr>
+            <w:tcW w:w="4621" w:type="dxa"/>
+          </w:tcPr>
+          <w:p>
+            <w:pPr>
+              <w:pStyle w:val="ListParagraph"/>
+              <w:ind w:left="0"/>
+              <w:jc w:val="center"/>
+              <w:rPr>
+                <w:rFonts w:eastAsiaTheme="minorEastAsia"/>
+                <w:lang w:val="en-US"/>
+              </w:rPr>
+            </w:pPr>
+            <w:r>
+              <w:rPr>
+                <w:rFonts w:eastAsiaTheme="minorEastAsia"/>
+                <w:lang w:val="en-US"/>
+              </w:rPr>
+              <w:t>Lần hoán vị</w:t>
+            </w:r>
+          </w:p>
+        </w:tc>
+        <w:tc>
+          <w:tcPr>
+            <w:tcW w:w="4621" w:type="dxa"/>
+          </w:tcPr>
+          <w:p>
+            <w:pPr>
+              <w:pStyle w:val="ListParagraph"/>
+              <w:ind w:left="0"/>
+              <w:jc w:val="center"/>
+              <w:rPr>
+                <w:rFonts w:eastAsiaTheme="minorEastAsia"/>
+                <w:lang w:val="en-US"/>
+              </w:rPr>
+            </w:pPr>
+          </w:p>
+        </w:tc>
+      </w:tr>
+      <w:tr>
+        <w:tc>
+          <w:tcPr>
+            <w:tcW w:w="4621" w:type="dxa"/>
+          </w:tcPr>
+          <w:p>
+            <w:pPr>
+              <w:pStyle w:val="ListParagraph"/>
+              <w:ind w:left="0"/>
+              <w:jc w:val="center"/>
+              <w:rPr>
+                <w:rFonts w:eastAsiaTheme="minorEastAsia"/>
+                <w:lang w:val="en-US"/>
+              </w:rPr>
+            </w:pPr>
+            <w:r>
+              <w:rPr>
+                <w:rFonts w:eastAsiaTheme="minorEastAsia"/>
+                <w:lang w:val="en-US"/>
+              </w:rPr>
+              <w:t>1</w:t>
+            </w:r>
+          </w:p>
+        </w:tc>
+        <w:tc>
+          <w:tcPr>
+            <w:tcW w:w="4621" w:type="dxa"/>
+          </w:tcPr>
+          <w:p>
+            <w:pPr>
+              <w:pStyle w:val="ListParagraph"/>
+              <w:ind w:left="0"/>
+              <w:jc w:val="center"/>
+              <w:rPr>
+                <w:rFonts w:eastAsiaTheme="minorEastAsia"/>
+                <w:lang w:val="en-US"/>
+              </w:rPr>
+            </w:pPr>
+            <w:r>
+              <w:rPr>
+                <w:rFonts w:eastAsiaTheme="minorEastAsia"/>
+                <w:lang w:val="en-US"/>
+              </w:rPr>
+              <w:t>[9, 7, 8, 4]</w:t>
+            </w:r>
+          </w:p>
+        </w:tc>
+      </w:tr>
+      <w:tr>
+        <w:tc>
+          <w:tcPr>
+            <w:tcW w:w="4621" w:type="dxa"/>
+          </w:tcPr>
+          <w:p>
+            <w:pPr>
+              <w:pStyle w:val="ListParagraph"/>
+              <w:ind w:left="0"/>
+              <w:jc w:val="center"/>
+              <w:rPr>
+                <w:rFonts w:eastAsiaTheme="minorEastAsia"/>
+                <w:lang w:val="en-US"/>
+              </w:rPr>
+            </w:pPr>
+            <w:r>
+              <w:rPr>
+                <w:rFonts w:eastAsiaTheme="minorEastAsia"/>
+                <w:lang w:val="en-US"/>
+              </w:rPr>
+              <w:t>2</w:t>
+            </w:r>
+          </w:p>
+        </w:tc>
+        <w:tc>
+          <w:tcPr>
+            <w:tcW w:w="4621" w:type="dxa"/>
+          </w:tcPr>
+          <w:p>
+            <w:pPr>
+              <w:pStyle w:val="ListParagraph"/>
+              <w:ind w:left="0"/>
+              <w:jc w:val="center"/>
+              <w:rPr>
+                <w:rFonts w:eastAsiaTheme="minorEastAsia"/>
+                <w:lang w:val="en-US"/>
+              </w:rPr>
+            </w:pPr>
+            <w:r>
+              <w:rPr>
+                <w:rFonts w:eastAsiaTheme="minorEastAsia"/>
+                <w:lang w:val="en-US"/>
+              </w:rPr>
+              <w:t>[7, 9, 8, 4]</w:t>
+            </w:r>
+          </w:p>
+        </w:tc>
+      </w:tr>
+      <w:tr>
+        <w:tc>
+          <w:tcPr>
+            <w:tcW w:w="4621" w:type="dxa"/>
+          </w:tcPr>
+          <w:p>
+            <w:pPr>
+              <w:pStyle w:val="ListParagraph"/>
+              <w:ind w:left="0"/>
+              <w:jc w:val="center"/>
+              <w:rPr>
+                <w:rFonts w:eastAsiaTheme="minorEastAsia"/>
+                <w:lang w:val="en-US"/>
+              </w:rPr>
+            </w:pPr>
+            <w:r>
+              <w:rPr>
+                <w:rFonts w:eastAsiaTheme="minorEastAsia"/>
+                <w:lang w:val="en-US"/>
+              </w:rPr>
+              <w:t>3</w:t>
+            </w:r>
+          </w:p>
+        </w:tc>
+        <w:tc>
+          <w:tcPr>
+            <w:tcW w:w="4621" w:type="dxa"/>
+          </w:tcPr>
+          <w:p>
+            <w:pPr>
+              <w:pStyle w:val="ListParagraph"/>
+              <w:ind w:left="0"/>
+              <w:jc w:val="center"/>
+              <w:rPr>
+                <w:rFonts w:eastAsiaTheme="minorEastAsia"/>
+                <w:lang w:val="en-US"/>
+              </w:rPr>
+            </w:pPr>
+            <w:r>
+              <w:rPr>
+                <w:rFonts w:eastAsiaTheme="minorEastAsia"/>
+                <w:lang w:val="en-US"/>
+              </w:rPr>
+              <w:t>[7, 8, 9, 4]</w:t>
+            </w:r>
+          </w:p>
+        </w:tc>
+      </w:tr>
+      <w:tr>
+        <w:tc>
+          <w:tcPr>
+            <w:tcW w:w="4621" w:type="dxa"/>
+          </w:tcPr>
+          <w:p>
+            <w:pPr>
+              <w:pStyle w:val="ListParagraph"/>
+              <w:ind w:left="0"/>
+              <w:jc w:val="center"/>
+              <w:rPr>
+                <w:rFonts w:eastAsiaTheme="minorEastAsia"/>
+                <w:lang w:val="en-US"/>
+              </w:rPr>
+            </w:pPr>
+            <w:r>
+              <w:rPr>
+                <w:rFonts w:eastAsiaTheme="minorEastAsia"/>
+                <w:lang w:val="en-US"/>
+              </w:rPr>
+              <w:t>4</w:t>
+            </w:r>
+          </w:p>
+        </w:tc>
+        <w:tc>
+          <w:tcPr>
+            <w:tcW w:w="4621" w:type="dxa"/>
+          </w:tcPr>
+          <w:p>
+            <w:pPr>
+              <w:pStyle w:val="ListParagraph"/>
+              <w:ind w:left="0"/>
+              <w:jc w:val="center"/>
+              <w:rPr>
+                <w:rFonts w:eastAsiaTheme="minorEastAsia"/>
+                <w:lang w:val="en-US"/>
+              </w:rPr>
+            </w:pPr>
+            <w:r>
+              <w:rPr>
+                <w:rFonts w:eastAsiaTheme="minorEastAsia"/>
+                <w:lang w:val="en-US"/>
+              </w:rPr>
+              <w:t>[7, 8, 4, 9]</w:t>
+            </w:r>
+          </w:p>
+        </w:tc>
+      </w:tr>
+      <w:tr>
+        <w:tc>
+          <w:tcPr>
+            <w:tcW w:w="4621" w:type="dxa"/>
+          </w:tcPr>
+          <w:p>
+            <w:pPr>
+              <w:pStyle w:val="ListParagraph"/>
+              <w:ind w:left="0"/>
+              <w:jc w:val="center"/>
+              <w:rPr>
+                <w:rFonts w:eastAsiaTheme="minorEastAsia"/>
+                <w:lang w:val="en-US"/>
+              </w:rPr>
+            </w:pPr>
+            <w:r>
+              <w:rPr>
+                <w:rFonts w:eastAsiaTheme="minorEastAsia"/>
+                <w:lang w:val="en-US"/>
+              </w:rPr>
+              <w:t>5</w:t>
+            </w:r>
+          </w:p>
+        </w:tc>
+        <w:tc>
+          <w:tcPr>
+            <w:tcW w:w="4621" w:type="dxa"/>
+          </w:tcPr>
+          <w:p>
+            <w:pPr>
+              <w:pStyle w:val="ListParagraph"/>
+              <w:ind w:left="0"/>
+              <w:jc w:val="center"/>
+              <w:rPr>
+                <w:rFonts w:eastAsiaTheme="minorEastAsia"/>
+                <w:lang w:val="en-US"/>
+              </w:rPr>
+            </w:pPr>
+            <w:r>
+              <w:rPr>
+                <w:rFonts w:eastAsiaTheme="minorEastAsia"/>
+                <w:lang w:val="en-US"/>
+              </w:rPr>
+              <w:t>[7, 8, 4, 9]</w:t>
+            </w:r>
+          </w:p>
+        </w:tc>
+      </w:tr>
+      <w:tr>
+        <w:tc>
+          <w:tcPr>
+            <w:tcW w:w="4621" w:type="dxa"/>
+          </w:tcPr>
+          <w:p>
+            <w:pPr>
+              <w:pStyle w:val="ListParagraph"/>
+              <w:ind w:left="0"/>
+              <w:jc w:val="center"/>
+              <w:rPr>
+                <w:rFonts w:eastAsiaTheme="minorEastAsia"/>
+                <w:lang w:val="en-US"/>
+              </w:rPr>
+            </w:pPr>
+            <w:r>
+              <w:rPr>
+                <w:rFonts w:eastAsiaTheme="minorEastAsia"/>
+                <w:lang w:val="en-US"/>
+              </w:rPr>
+              <w:t>6</w:t>
+            </w:r>
+          </w:p>
+        </w:tc>
+        <w:tc>
+          <w:tcPr>
+            <w:tcW w:w="4621" w:type="dxa"/>
+          </w:tcPr>
+          <w:p>
+            <w:pPr>
+              <w:pStyle w:val="ListParagraph"/>
+              <w:ind w:left="0"/>
+              <w:jc w:val="center"/>
+              <w:rPr>
+                <w:rFonts w:eastAsiaTheme="minorEastAsia"/>
+                <w:lang w:val="en-US"/>
+              </w:rPr>
+            </w:pPr>
+            <w:r>
+              <w:rPr>
+                <w:rFonts w:eastAsiaTheme="minorEastAsia"/>
+                <w:lang w:val="en-US"/>
+              </w:rPr>
+              <w:t>[7, 4, 8, 9]</w:t>
+            </w:r>
+          </w:p>
+        </w:tc>
+      </w:tr>
+      <w:tr>
+        <w:tc>
+          <w:tcPr>
+            <w:tcW w:w="4621" w:type="dxa"/>
+          </w:tcPr>
+          <w:p>
+            <w:pPr>
+              <w:pStyle w:val="ListParagraph"/>
+              <w:ind w:left="0"/>
+              <w:jc w:val="center"/>
+              <w:rPr>
+                <w:rFonts w:eastAsiaTheme="minorEastAsia"/>
+                <w:lang w:val="en-US"/>
+              </w:rPr>
+            </w:pPr>
+            <w:r>
+              <w:rPr>
+                <w:rFonts w:eastAsiaTheme="minorEastAsia"/>
+                <w:lang w:val="en-US"/>
+              </w:rPr>
+              <w:t>7</w:t>
+            </w:r>
+          </w:p>
+        </w:tc>
+        <w:tc>
+          <w:tcPr>
+            <w:tcW w:w="4621" w:type="dxa"/>
+          </w:tcPr>
+          <w:p>
+            <w:pPr>
+              <w:pStyle w:val="ListParagraph"/>
+              <w:ind w:left="0"/>
+              <w:jc w:val="center"/>
+              <w:rPr>
+                <w:rFonts w:eastAsiaTheme="minorEastAsia"/>
+                <w:lang w:val="en-US"/>
+              </w:rPr>
+            </w:pPr>
+            <w:r>
+              <w:rPr>
+                <w:rFonts w:eastAsiaTheme="minorEastAsia"/>
+                <w:lang w:val="en-US"/>
+              </w:rPr>
+              <w:t>[4, 7, 8, 9]</w:t>
+            </w:r>
+          </w:p>
+        </w:tc>
+      </w:tr>
+    </w:tbl>
+    <w:p>
+      <w:pPr>
+        <w:pStyle w:val="ListParagraph"/>
+        <w:numPr>
+          <w:ilvl w:val="0"/>
+          <w:numId w:val="26"/>
+        </w:numPr>
+        <w:rPr>
+          <w:rFonts w:eastAsiaTheme="minorEastAsia"/>
+          <w:lang w:val="en-US"/>
+        </w:rPr>
+      </w:pPr>
+      <w:r>
+        <w:rPr>
+          <w:rFonts w:eastAsiaTheme="minorEastAsia"/>
+          <w:lang w:val="en-US"/>
+        </w:rPr>
+        <w:t>Insertion Sort (Sắp Xếp Chèn)?</w:t>
+      </w:r>
+    </w:p>
+    <w:p>
+      <w:pPr>
+        <w:pStyle w:val="ListParagraph"/>
+        <w:numPr>
+          <w:ilvl w:val="0"/>
+          <w:numId w:val="6"/>
+        </w:numPr>
+        <w:rPr>
+          <w:rFonts w:eastAsiaTheme="minorEastAsia"/>
+          <w:lang w:val="en-US"/>
+        </w:rPr>
+      </w:pPr>
+      <w:r>
+        <w:rPr>
+          <w:rFonts w:eastAsiaTheme="minorEastAsia"/>
+          <w:lang w:val="en-US"/>
+        </w:rPr>
+        <w:t>Là kiểu sắp xếp mà ta chèn phần tử tiếp theo vào dãy đã sắp xếp đằng trước</w:t>
+      </w:r>
+    </w:p>
+    <w:p>
+      <w:pPr>
+        <w:pStyle w:val="ListParagraph"/>
+        <w:numPr>
+          <w:ilvl w:val="0"/>
+          <w:numId w:val="6"/>
+        </w:numPr>
+        <w:rPr>
+          <w:rFonts w:eastAsiaTheme="minorEastAsia"/>
+          <w:lang w:val="en-US"/>
+        </w:rPr>
+      </w:pPr>
+      <w:r>
+        <w:rPr>
+          <w:rFonts w:eastAsiaTheme="minorEastAsia"/>
+          <w:lang w:val="en-US"/>
+        </w:rPr>
+        <w:lastRenderedPageBreak/>
+        <w:t>Bước 1, hoán vị phần tử thứ 2 với thứ nhất nếu không đúng thứ tự</w:t>
+      </w:r>
+    </w:p>
+    <w:p>
+      <w:pPr>
+        <w:pStyle w:val="ListParagraph"/>
+        <w:numPr>
+          <w:ilvl w:val="0"/>
+          <w:numId w:val="6"/>
+        </w:numPr>
+        <w:rPr>
+          <w:rFonts w:eastAsiaTheme="minorEastAsia"/>
+          <w:lang w:val="en-US"/>
+        </w:rPr>
+      </w:pPr>
+      <w:r>
+        <w:rPr>
+          <w:rFonts w:eastAsiaTheme="minorEastAsia"/>
+          <w:lang w:val="en-US"/>
+        </w:rPr>
+        <w:t>Bước 2, cầm phần tử thứ 3 ra, chèn vào 2 phần tử đằng trước theo đúng thứ tự</w:t>
+      </w:r>
+    </w:p>
+    <w:p>
+      <w:pPr>
+        <w:pStyle w:val="ListParagraph"/>
+        <w:numPr>
+          <w:ilvl w:val="0"/>
+          <w:numId w:val="6"/>
+        </w:numPr>
+        <w:rPr>
+          <w:rFonts w:eastAsiaTheme="minorEastAsia"/>
+          <w:lang w:val="en-US"/>
+        </w:rPr>
+      </w:pPr>
+      <w:r>
+        <w:rPr>
+          <w:rFonts w:eastAsiaTheme="minorEastAsia"/>
+          <w:lang w:val="en-US"/>
+        </w:rPr>
+        <w:t>Bước 3, cầm phần tử thứ 4 ra, chèn vào 3 phần tử đằng trước theo đúng thứ tự</w:t>
+      </w:r>
+    </w:p>
+    <w:p>
+      <w:pPr>
+        <w:pStyle w:val="ListParagraph"/>
+        <w:numPr>
+          <w:ilvl w:val="0"/>
+          <w:numId w:val="6"/>
+        </w:numPr>
+        <w:rPr>
+          <w:rFonts w:eastAsiaTheme="minorEastAsia"/>
+          <w:lang w:val="en-US"/>
+        </w:rPr>
+      </w:pPr>
+      <w:r>
+        <w:rPr>
+          <w:rFonts w:eastAsiaTheme="minorEastAsia"/>
+          <w:lang w:val="en-US"/>
+        </w:rPr>
+        <w:t>Bước 4, …</w:t>
+      </w:r>
+    </w:p>
+    <w:p>
+      <w:pPr>
+        <w:pStyle w:val="ListParagraph"/>
+        <w:numPr>
+          <w:ilvl w:val="0"/>
+          <w:numId w:val="6"/>
+        </w:numPr>
+        <w:rPr>
+          <w:rFonts w:eastAsiaTheme="minorEastAsia"/>
+          <w:lang w:val="en-US"/>
+        </w:rPr>
+      </w:pPr>
+      <w:r>
+        <w:rPr>
+          <w:rFonts w:eastAsiaTheme="minorEastAsia"/>
+          <w:lang w:val="en-US"/>
+        </w:rPr>
+        <w:t>Lặp đi lặp lại cho đến khi chèn phần tử cuối cùng</w:t>
+      </w:r>
+    </w:p>
+    <w:p>
+      <w:pPr>
+        <w:pStyle w:val="ListParagraph"/>
+        <w:numPr>
+          <w:ilvl w:val="0"/>
+          <w:numId w:val="6"/>
+        </w:numPr>
+        <w:rPr>
+          <w:rFonts w:eastAsiaTheme="minorEastAsia"/>
+          <w:lang w:val="en-US"/>
+        </w:rPr>
+      </w:pPr>
+      <w:r>
+        <w:rPr>
+          <w:rFonts w:eastAsiaTheme="minorEastAsia"/>
+          <w:lang w:val="en-US"/>
+        </w:rPr>
+        <w:t>Ví dụ</w:t>
+      </w:r>
+    </w:p>
+    <w:tbl>
+      <w:tblPr>
+        <w:tblStyle w:val="TableGrid"/>
+        <w:tblW w:w="0" w:type="auto"/>
+        <w:tblInd w:w="1080" w:type="dxa"/>
+        <w:tblLook w:val="04A0" w:firstRow="1" w:lastRow="0" w:firstColumn="1" w:lastColumn="0" w:noHBand="0" w:noVBand="1"/>
+      </w:tblPr>
+      <w:tblGrid>
+        <w:gridCol w:w="4097"/>
+        <w:gridCol w:w="4065"/>
+      </w:tblGrid>
+      <w:tr>
+        <w:tc>
+          <w:tcPr>
+            <w:tcW w:w="4097" w:type="dxa"/>
+          </w:tcPr>
+          <w:p>
+            <w:pPr>
+              <w:pStyle w:val="ListParagraph"/>
+              <w:ind w:left="0"/>
+              <w:jc w:val="center"/>
+              <w:rPr>
+                <w:rFonts w:eastAsiaTheme="minorEastAsia"/>
+                <w:lang w:val="en-US"/>
+              </w:rPr>
+            </w:pPr>
+            <w:r>
+              <w:rPr>
+                <w:rFonts w:eastAsiaTheme="minorEastAsia"/>
+                <w:lang w:val="en-US"/>
+              </w:rPr>
+              <w:t>Lần chèn</w:t>
+            </w:r>
+          </w:p>
+        </w:tc>
+        <w:tc>
+          <w:tcPr>
+            <w:tcW w:w="4065" w:type="dxa"/>
+          </w:tcPr>
+          <w:p>
+            <w:pPr>
+              <w:pStyle w:val="ListParagraph"/>
+              <w:ind w:left="0"/>
+              <w:jc w:val="center"/>
+              <w:rPr>
+                <w:rFonts w:eastAsiaTheme="minorEastAsia"/>
+                <w:lang w:val="en-US"/>
+              </w:rPr>
+            </w:pPr>
+          </w:p>
+        </w:tc>
+      </w:tr>
+      <w:tr>
+        <w:tc>
+          <w:tcPr>
+            <w:tcW w:w="4097" w:type="dxa"/>
+          </w:tcPr>
+          <w:p>
+            <w:pPr>
+              <w:pStyle w:val="ListParagraph"/>
+              <w:ind w:left="0"/>
+              <w:jc w:val="center"/>
+              <w:rPr>
+                <w:rFonts w:eastAsiaTheme="minorEastAsia"/>
+                <w:lang w:val="en-US"/>
+              </w:rPr>
+            </w:pPr>
+            <w:r>
+              <w:rPr>
+                <w:rFonts w:eastAsiaTheme="minorEastAsia"/>
+                <w:lang w:val="en-US"/>
+              </w:rPr>
+              <w:t>1</w:t>
+            </w:r>
+          </w:p>
+        </w:tc>
+        <w:tc>
+          <w:tcPr>
+            <w:tcW w:w="4065" w:type="dxa"/>
+          </w:tcPr>
+          <w:p>
+            <w:pPr>
+              <w:pStyle w:val="ListParagraph"/>
+              <w:ind w:left="0"/>
+              <w:jc w:val="center"/>
+              <w:rPr>
+                <w:rFonts w:eastAsiaTheme="minorEastAsia"/>
+                <w:lang w:val="en-US"/>
+              </w:rPr>
+            </w:pPr>
+            <w:r>
+              <w:rPr>
+                <w:rFonts w:eastAsiaTheme="minorEastAsia"/>
+                <w:lang w:val="en-US"/>
+              </w:rPr>
+              <w:t>[9, 7, 8, 4]</w:t>
+            </w:r>
+          </w:p>
+        </w:tc>
+      </w:tr>
+      <w:tr>
+        <w:tc>
+          <w:tcPr>
+            <w:tcW w:w="4097" w:type="dxa"/>
+          </w:tcPr>
+          <w:p>
+            <w:pPr>
+              <w:pStyle w:val="ListParagraph"/>
+              <w:ind w:left="0"/>
+              <w:jc w:val="center"/>
+              <w:rPr>
+                <w:rFonts w:eastAsiaTheme="minorEastAsia"/>
+                <w:lang w:val="en-US"/>
+              </w:rPr>
+            </w:pPr>
+            <w:r>
+              <w:rPr>
+                <w:rFonts w:eastAsiaTheme="minorEastAsia"/>
+                <w:lang w:val="en-US"/>
+              </w:rPr>
+              <w:t>2</w:t>
+            </w:r>
+          </w:p>
+        </w:tc>
+        <w:tc>
+          <w:tcPr>
+            <w:tcW w:w="4065" w:type="dxa"/>
+          </w:tcPr>
+          <w:p>
+            <w:pPr>
+              <w:pStyle w:val="ListParagraph"/>
+              <w:ind w:left="0"/>
+              <w:jc w:val="center"/>
+              <w:rPr>
+                <w:rFonts w:eastAsiaTheme="minorEastAsia"/>
+                <w:lang w:val="en-US"/>
+              </w:rPr>
+            </w:pPr>
+            <w:r>
+              <w:rPr>
+                <w:rFonts w:eastAsiaTheme="minorEastAsia"/>
+                <w:lang w:val="en-US"/>
+              </w:rPr>
+              <w:t>[7, 9, 8, 4]</w:t>
+            </w:r>
+          </w:p>
+        </w:tc>
+      </w:tr>
+      <w:tr>
+        <w:tc>
+          <w:tcPr>
+            <w:tcW w:w="4097" w:type="dxa"/>
+          </w:tcPr>
+          <w:p>
+            <w:pPr>
+              <w:pStyle w:val="ListParagraph"/>
+              <w:ind w:left="0"/>
+              <w:jc w:val="center"/>
+              <w:rPr>
+                <w:rFonts w:eastAsiaTheme="minorEastAsia"/>
+                <w:lang w:val="en-US"/>
+              </w:rPr>
+            </w:pPr>
+            <w:r>
+              <w:rPr>
+                <w:rFonts w:eastAsiaTheme="minorEastAsia"/>
+                <w:lang w:val="en-US"/>
+              </w:rPr>
+              <w:t>3</w:t>
+            </w:r>
+          </w:p>
+        </w:tc>
+        <w:tc>
+          <w:tcPr>
+            <w:tcW w:w="4065" w:type="dxa"/>
+          </w:tcPr>
+          <w:p>
+            <w:pPr>
+              <w:pStyle w:val="ListParagraph"/>
+              <w:ind w:left="0"/>
+              <w:jc w:val="center"/>
+              <w:rPr>
+                <w:rFonts w:eastAsiaTheme="minorEastAsia"/>
+                <w:lang w:val="en-US"/>
+              </w:rPr>
+            </w:pPr>
+            <w:r>
+              <w:rPr>
+                <w:rFonts w:eastAsiaTheme="minorEastAsia"/>
+                <w:lang w:val="en-US"/>
+              </w:rPr>
+              <w:t>[7, 8, 9, 4]</w:t>
+            </w:r>
+          </w:p>
+        </w:tc>
+      </w:tr>
+      <w:tr>
+        <w:tc>
+          <w:tcPr>
+            <w:tcW w:w="4097" w:type="dxa"/>
+          </w:tcPr>
+          <w:p>
+            <w:pPr>
+              <w:pStyle w:val="ListParagraph"/>
+              <w:ind w:left="0"/>
+              <w:jc w:val="center"/>
+              <w:rPr>
+                <w:rFonts w:eastAsiaTheme="minorEastAsia"/>
+                <w:lang w:val="en-US"/>
+              </w:rPr>
+            </w:pPr>
+            <w:r>
+              <w:rPr>
+                <w:rFonts w:eastAsiaTheme="minorEastAsia"/>
+                <w:lang w:val="en-US"/>
+              </w:rPr>
+              <w:t>4</w:t>
+            </w:r>
+          </w:p>
+        </w:tc>
+        <w:tc>
+          <w:tcPr>
+            <w:tcW w:w="4065" w:type="dxa"/>
+          </w:tcPr>
+          <w:p>
+            <w:pPr>
+              <w:pStyle w:val="ListParagraph"/>
+              <w:ind w:left="0"/>
+              <w:jc w:val="center"/>
+              <w:rPr>
+                <w:rFonts w:eastAsiaTheme="minorEastAsia"/>
+                <w:lang w:val="en-US"/>
+              </w:rPr>
+            </w:pPr>
+            <w:r>
+              <w:rPr>
+                <w:rFonts w:eastAsiaTheme="minorEastAsia"/>
+                <w:lang w:val="en-US"/>
+              </w:rPr>
+              <w:t>[4, 7, 8, 9]</w:t>
+            </w:r>
+          </w:p>
+        </w:tc>
+      </w:tr>
+    </w:tbl>
+    <w:p>
+      <w:pPr>
+        <w:pStyle w:val="ListParagraph"/>
+        <w:numPr>
+          <w:ilvl w:val="0"/>
+          <w:numId w:val="26"/>
+        </w:numPr>
+        <w:rPr>
+          <w:rFonts w:eastAsiaTheme="minorEastAsia"/>
+          <w:lang w:val="en-US"/>
+        </w:rPr>
+      </w:pPr>
+      <w:r>
+        <w:rPr>
+          <w:rFonts w:eastAsiaTheme="minorEastAsia"/>
+          <w:lang w:val="en-US"/>
+        </w:rPr>
+        <w:t>Selection Sort (Sắp Xếp Lựa Chọn)?</w:t>
+      </w:r>
+    </w:p>
+    <w:p>
+      <w:pPr>
+        <w:pStyle w:val="ListParagraph"/>
+        <w:numPr>
+          <w:ilvl w:val="0"/>
+          <w:numId w:val="6"/>
+        </w:numPr>
+        <w:rPr>
+          <w:rFonts w:eastAsiaTheme="minorEastAsia"/>
+          <w:lang w:val="en-US"/>
+        </w:rPr>
+      </w:pPr>
+      <w:r>
+        <w:rPr>
+          <w:rFonts w:eastAsiaTheme="minorEastAsia"/>
+          <w:lang w:val="en-US"/>
+        </w:rPr>
+        <w:t>Là kiểu sắp xếp mà mỗi lần lặp, ta tìm Min của dãy còn lại rồi hoán vị nó với phần tử đầu tiên</w:t>
+      </w:r>
+    </w:p>
+    <w:p>
+      <w:pPr>
+        <w:pStyle w:val="ListParagraph"/>
+        <w:numPr>
+          <w:ilvl w:val="0"/>
+          <w:numId w:val="6"/>
+        </w:numPr>
+        <w:rPr>
+          <w:rFonts w:eastAsiaTheme="minorEastAsia"/>
+          <w:lang w:val="en-US"/>
+        </w:rPr>
+      </w:pPr>
+      <w:r>
+        <w:rPr>
+          <w:rFonts w:eastAsiaTheme="minorEastAsia"/>
+          <w:lang w:val="en-US"/>
+        </w:rPr>
+        <w:t>Bước 1, tìm Min của toàn mảng, hoán vị nó với phần tử đầu tiên</w:t>
+      </w:r>
+    </w:p>
+    <w:p>
+      <w:pPr>
+        <w:pStyle w:val="ListParagraph"/>
+        <w:numPr>
+          <w:ilvl w:val="0"/>
+          <w:numId w:val="6"/>
+        </w:numPr>
+        <w:rPr>
+          <w:rFonts w:eastAsiaTheme="minorEastAsia"/>
+          <w:lang w:val="en-US"/>
+        </w:rPr>
+      </w:pPr>
+      <w:r>
+        <w:rPr>
+          <w:rFonts w:eastAsiaTheme="minorEastAsia"/>
+          <w:lang w:val="en-US"/>
+        </w:rPr>
+        <w:t>Bước 2, tìm Min từ phần tử thứ 2 đến hết, hoán vị nó với phần tử thứ 2</w:t>
+      </w:r>
+    </w:p>
+    <w:p>
+      <w:pPr>
+        <w:pStyle w:val="ListParagraph"/>
+        <w:numPr>
+          <w:ilvl w:val="0"/>
+          <w:numId w:val="6"/>
+        </w:numPr>
+        <w:rPr>
+          <w:rFonts w:eastAsiaTheme="minorEastAsia"/>
+          <w:lang w:val="en-US"/>
+        </w:rPr>
+      </w:pPr>
+      <w:r>
+        <w:rPr>
+          <w:rFonts w:eastAsiaTheme="minorEastAsia"/>
+          <w:lang w:val="en-US"/>
+        </w:rPr>
+        <w:t>Bước 3, tìm Min từ phần tử thứ 3 đến hết, hoán vị nó với phần tử thứ 3</w:t>
+      </w:r>
+    </w:p>
+    <w:p>
+      <w:pPr>
+        <w:pStyle w:val="ListParagraph"/>
+        <w:numPr>
+          <w:ilvl w:val="0"/>
+          <w:numId w:val="6"/>
+        </w:numPr>
+        <w:rPr>
+          <w:rFonts w:eastAsiaTheme="minorEastAsia"/>
+          <w:lang w:val="en-US"/>
+        </w:rPr>
+      </w:pPr>
+      <w:r>
+        <w:rPr>
+          <w:rFonts w:eastAsiaTheme="minorEastAsia"/>
+          <w:lang w:val="en-US"/>
+        </w:rPr>
+        <w:t>Bước 4, …</w:t>
+      </w:r>
+    </w:p>
+    <w:p>
+      <w:pPr>
+        <w:pStyle w:val="ListParagraph"/>
+        <w:numPr>
+          <w:ilvl w:val="0"/>
+          <w:numId w:val="6"/>
+        </w:numPr>
+        <w:rPr>
+          <w:rFonts w:eastAsiaTheme="minorEastAsia"/>
+          <w:lang w:val="en-US"/>
+        </w:rPr>
+      </w:pPr>
+      <w:r>
+        <w:rPr>
+          <w:rFonts w:eastAsiaTheme="minorEastAsia"/>
+          <w:lang w:val="en-US"/>
+        </w:rPr>
+        <w:t>Lặp đi lặp lại cho đến khi chạm đến cuối mảng</w:t>
+      </w:r>
+    </w:p>
+    <w:p>
+      <w:pPr>
+        <w:pStyle w:val="ListParagraph"/>
+        <w:numPr>
+          <w:ilvl w:val="0"/>
+          <w:numId w:val="6"/>
+        </w:numPr>
+        <w:rPr>
+          <w:rFonts w:eastAsiaTheme="minorEastAsia"/>
+          <w:lang w:val="en-US"/>
+        </w:rPr>
+      </w:pPr>
+      <w:r>
+        <w:rPr>
+          <w:rFonts w:eastAsiaTheme="minorEastAsia"/>
+          <w:lang w:val="en-US"/>
+        </w:rPr>
+        <w:t>Ví dụ</w:t>
+      </w:r>
+    </w:p>
+    <w:tbl>
+      <w:tblPr>
+        <w:tblStyle w:val="TableGrid"/>
+        <w:tblW w:w="0" w:type="auto"/>
+        <w:tblInd w:w="1080" w:type="dxa"/>
+        <w:tblLook w:val="04A0" w:firstRow="1" w:lastRow="0" w:firstColumn="1" w:lastColumn="0" w:noHBand="0" w:noVBand="1"/>
+      </w:tblPr>
+      <w:tblGrid>
+        <w:gridCol w:w="4097"/>
+        <w:gridCol w:w="4065"/>
+      </w:tblGrid>
+      <w:tr>
+        <w:tc>
+          <w:tcPr>
+            <w:tcW w:w="4097" w:type="dxa"/>
+          </w:tcPr>
+          <w:p>
+            <w:pPr>
+              <w:pStyle w:val="ListParagraph"/>
+              <w:ind w:left="0"/>
+              <w:jc w:val="center"/>
+              <w:rPr>
+                <w:rFonts w:eastAsiaTheme="minorEastAsia"/>
+                <w:lang w:val="en-US"/>
+              </w:rPr>
+            </w:pPr>
+            <w:r>
+              <w:rPr>
+                <w:rFonts w:eastAsiaTheme="minorEastAsia"/>
+                <w:lang w:val="en-US"/>
+              </w:rPr>
+              <w:t xml:space="preserve">Lần </w:t>
+            </w:r>
+            <w:r>
+              <w:rPr>
+                <w:rFonts w:eastAsiaTheme="minorEastAsia"/>
+                <w:lang w:val="en-US"/>
+              </w:rPr>
+              <w:t>hoán vị</w:t>
+            </w:r>
+          </w:p>
+        </w:tc>
+        <w:tc>
+          <w:tcPr>
+            <w:tcW w:w="4065" w:type="dxa"/>
+          </w:tcPr>
+          <w:p>
+            <w:pPr>
+              <w:pStyle w:val="ListParagraph"/>
+              <w:ind w:left="0"/>
+              <w:jc w:val="center"/>
+              <w:rPr>
+                <w:rFonts w:eastAsiaTheme="minorEastAsia"/>
+                <w:lang w:val="en-US"/>
+              </w:rPr>
+            </w:pPr>
+          </w:p>
+        </w:tc>
+      </w:tr>
+      <w:tr>
+        <w:tc>
+          <w:tcPr>
+            <w:tcW w:w="4097" w:type="dxa"/>
+          </w:tcPr>
+          <w:p>
+            <w:pPr>
+              <w:pStyle w:val="ListParagraph"/>
+              <w:ind w:left="0"/>
+              <w:jc w:val="center"/>
+              <w:rPr>
+                <w:rFonts w:eastAsiaTheme="minorEastAsia"/>
+                <w:lang w:val="en-US"/>
+              </w:rPr>
+            </w:pPr>
+            <w:r>
+              <w:rPr>
+                <w:rFonts w:eastAsiaTheme="minorEastAsia"/>
+                <w:lang w:val="en-US"/>
+              </w:rPr>
+              <w:t>1</w:t>
+            </w:r>
+          </w:p>
+        </w:tc>
+        <w:tc>
+          <w:tcPr>
+            <w:tcW w:w="4065" w:type="dxa"/>
+          </w:tcPr>
+          <w:p>
+            <w:pPr>
+              <w:pStyle w:val="ListParagraph"/>
+              <w:ind w:left="0"/>
+              <w:jc w:val="center"/>
+              <w:rPr>
+                <w:rFonts w:eastAsiaTheme="minorEastAsia"/>
+                <w:lang w:val="en-US"/>
+              </w:rPr>
+            </w:pPr>
+            <w:r>
+              <w:rPr>
+                <w:rFonts w:eastAsiaTheme="minorEastAsia"/>
+                <w:lang w:val="en-US"/>
+              </w:rPr>
+              <w:t>[9, 8, 7</w:t>
+            </w:r>
+            <w:r>
+              <w:rPr>
+                <w:rFonts w:eastAsiaTheme="minorEastAsia"/>
+                <w:lang w:val="en-US"/>
+              </w:rPr>
+              <w:t>, 4]</w:t>
+            </w:r>
+          </w:p>
+        </w:tc>
+      </w:tr>
+      <w:tr>
+        <w:tc>
+          <w:tcPr>
+            <w:tcW w:w="4097" w:type="dxa"/>
+          </w:tcPr>
+          <w:p>
+            <w:pPr>
+              <w:pStyle w:val="ListParagraph"/>
+              <w:ind w:left="0"/>
+              <w:jc w:val="center"/>
+              <w:rPr>
+                <w:rFonts w:eastAsiaTheme="minorEastAsia"/>
+                <w:lang w:val="en-US"/>
+              </w:rPr>
+            </w:pPr>
+            <w:r>
+              <w:rPr>
+                <w:rFonts w:eastAsiaTheme="minorEastAsia"/>
+                <w:lang w:val="en-US"/>
+              </w:rPr>
+              <w:t>2</w:t>
+            </w:r>
+          </w:p>
+        </w:tc>
+        <w:tc>
+          <w:tcPr>
+            <w:tcW w:w="4065" w:type="dxa"/>
+          </w:tcPr>
+          <w:p>
+            <w:pPr>
+              <w:pStyle w:val="ListParagraph"/>
+              <w:ind w:left="0"/>
+              <w:jc w:val="center"/>
+              <w:rPr>
+                <w:rFonts w:eastAsiaTheme="minorEastAsia"/>
+                <w:lang w:val="en-US"/>
+              </w:rPr>
+            </w:pPr>
+            <w:r>
+              <w:rPr>
+                <w:rFonts w:eastAsiaTheme="minorEastAsia"/>
+                <w:lang w:val="en-US"/>
+              </w:rPr>
+              <w:t>[4, 8, 7, 9</w:t>
+            </w:r>
+            <w:r>
+              <w:rPr>
+                <w:rFonts w:eastAsiaTheme="minorEastAsia"/>
+                <w:lang w:val="en-US"/>
+              </w:rPr>
+              <w:t>]</w:t>
+            </w:r>
+          </w:p>
+        </w:tc>
+      </w:tr>
+      <w:tr>
+        <w:tc>
+          <w:tcPr>
+            <w:tcW w:w="4097" w:type="dxa"/>
+          </w:tcPr>
+          <w:p>
+            <w:pPr>
+              <w:pStyle w:val="ListParagraph"/>
+              <w:ind w:left="0"/>
+              <w:jc w:val="center"/>
+              <w:rPr>
+                <w:rFonts w:eastAsiaTheme="minorEastAsia"/>
+                <w:lang w:val="en-US"/>
+              </w:rPr>
+            </w:pPr>
+            <w:r>
+              <w:rPr>
+                <w:rFonts w:eastAsiaTheme="minorEastAsia"/>
+                <w:lang w:val="en-US"/>
+              </w:rPr>
+              <w:t>3</w:t>
+            </w:r>
+          </w:p>
+        </w:tc>
+        <w:tc>
+          <w:tcPr>
+            <w:tcW w:w="4065" w:type="dxa"/>
+          </w:tcPr>
+          <w:p>
+            <w:pPr>
+              <w:pStyle w:val="ListParagraph"/>
+              <w:ind w:left="0"/>
+              <w:jc w:val="center"/>
+              <w:rPr>
+                <w:rFonts w:eastAsiaTheme="minorEastAsia"/>
+                <w:lang w:val="en-US"/>
+              </w:rPr>
+            </w:pPr>
+            <w:r>
+              <w:rPr>
+                <w:rFonts w:eastAsiaTheme="minorEastAsia"/>
+                <w:lang w:val="en-US"/>
+              </w:rPr>
+              <w:t>[</w:t>
+            </w:r>
+            <w:r>
+              <w:rPr>
+                <w:rFonts w:eastAsiaTheme="minorEastAsia"/>
+                <w:lang w:val="en-US"/>
+              </w:rPr>
+              <w:t xml:space="preserve">4, </w:t>
+            </w:r>
+            <w:r>
+              <w:rPr>
+                <w:rFonts w:eastAsiaTheme="minorEastAsia"/>
+                <w:lang w:val="en-US"/>
+              </w:rPr>
+              <w:t>7</w:t>
+            </w:r>
+            <w:r>
+              <w:rPr>
+                <w:rFonts w:eastAsiaTheme="minorEastAsia"/>
+                <w:lang w:val="en-US"/>
+              </w:rPr>
+              <w:t xml:space="preserve">, </w:t>
+            </w:r>
+            <w:r>
+              <w:rPr>
+                <w:rFonts w:eastAsiaTheme="minorEastAsia"/>
+                <w:lang w:val="en-US"/>
+              </w:rPr>
+              <w:t>8</w:t>
+            </w:r>
+            <w:r>
+              <w:rPr>
+                <w:rFonts w:eastAsiaTheme="minorEastAsia"/>
+                <w:lang w:val="en-US"/>
+              </w:rPr>
+              <w:t>, 9]</w:t>
+            </w:r>
+          </w:p>
+        </w:tc>
+      </w:tr>
+      <w:tr>
+        <w:tc>
+          <w:tcPr>
+            <w:tcW w:w="4097" w:type="dxa"/>
+          </w:tcPr>
+          <w:p>
+            <w:pPr>
+              <w:pStyle w:val="ListParagraph"/>
+              <w:ind w:left="0"/>
+              <w:jc w:val="center"/>
+              <w:rPr>
+                <w:rFonts w:eastAsiaTheme="minorEastAsia"/>
+                <w:lang w:val="en-US"/>
+              </w:rPr>
+            </w:pPr>
+            <w:r>
+              <w:rPr>
+                <w:rFonts w:eastAsiaTheme="minorEastAsia"/>
+                <w:lang w:val="en-US"/>
+              </w:rPr>
+              <w:t>4</w:t>
+            </w:r>
+          </w:p>
+        </w:tc>
+        <w:tc>
+          <w:tcPr>
+            <w:tcW w:w="4065" w:type="dxa"/>
+          </w:tcPr>
+          <w:p>
+            <w:pPr>
+              <w:pStyle w:val="ListParagraph"/>
+              <w:ind w:left="0"/>
+              <w:jc w:val="center"/>
+              <w:rPr>
+                <w:rFonts w:eastAsiaTheme="minorEastAsia"/>
+                <w:lang w:val="en-US"/>
+              </w:rPr>
+            </w:pPr>
+            <w:r>
+              <w:rPr>
+                <w:rFonts w:eastAsiaTheme="minorEastAsia"/>
+                <w:lang w:val="en-US"/>
+              </w:rPr>
+              <w:t>[4, 7, 8, 9]</w:t>
+            </w:r>
+          </w:p>
+        </w:tc>
+      </w:tr>
+    </w:tbl>
+    <w:p>
+      <w:pPr>
+        <w:pStyle w:val="ListParagraph"/>
+        <w:numPr>
+          <w:ilvl w:val="0"/>
+          <w:numId w:val="26"/>
+        </w:numPr>
+        <w:rPr>
+          <w:rFonts w:eastAsiaTheme="minorEastAsia"/>
+          <w:lang w:val="en-US"/>
+        </w:rPr>
+      </w:pPr>
+      <w:r>
+        <w:rPr>
+          <w:rFonts w:eastAsiaTheme="minorEastAsia"/>
+          <w:lang w:val="en-US"/>
+        </w:rPr>
+        <w:t>Merge Sort (Sắp Xếp Trộn)?</w:t>
+      </w:r>
+    </w:p>
+    <w:p>
+      <w:pPr>
+        <w:pStyle w:val="ListParagraph"/>
+        <w:numPr>
+          <w:ilvl w:val="0"/>
+          <w:numId w:val="6"/>
+        </w:numPr>
+        <w:rPr>
+          <w:rFonts w:eastAsiaTheme="minorEastAsia"/>
+          <w:lang w:val="en-US"/>
+        </w:rPr>
+      </w:pPr>
+      <w:r>
+        <w:rPr>
+          <w:rFonts w:eastAsiaTheme="minorEastAsia"/>
+          <w:lang w:val="en-US"/>
+        </w:rPr>
+        <w:t>Là kiểu sắp xếp chia để trị</w:t>
+      </w:r>
+    </w:p>
+    <w:p>
+      <w:pPr>
+        <w:pStyle w:val="ListParagraph"/>
+        <w:numPr>
+          <w:ilvl w:val="0"/>
+          <w:numId w:val="6"/>
+        </w:numPr>
+        <w:rPr>
+          <w:rFonts w:eastAsiaTheme="minorEastAsia"/>
+          <w:lang w:val="en-US"/>
+        </w:rPr>
+      </w:pPr>
+      <w:r>
+        <w:rPr>
+          <w:rFonts w:eastAsiaTheme="minorEastAsia"/>
+          <w:lang w:val="en-US"/>
+        </w:rPr>
+        <w:t xml:space="preserve">Bước 1, cứ 2 phần tử một </w:t>
+      </w:r>
+      <w:r>
+        <w:rPr>
+          <w:rFonts w:eastAsiaTheme="minorEastAsia"/>
+          <w:lang w:val="en-US"/>
+        </w:rPr>
+        <w:t>sắp xếp lại cho đúng thứ tự</w:t>
+      </w:r>
+    </w:p>
+    <w:p>
+      <w:pPr>
+        <w:pStyle w:val="ListParagraph"/>
+        <w:numPr>
+          <w:ilvl w:val="0"/>
+          <w:numId w:val="6"/>
+        </w:numPr>
+        <w:rPr>
+          <w:rFonts w:eastAsiaTheme="minorEastAsia"/>
+          <w:lang w:val="en-US"/>
+        </w:rPr>
+      </w:pPr>
+      <w:r>
+        <w:rPr>
+          <w:rFonts w:eastAsiaTheme="minorEastAsia"/>
+          <w:lang w:val="en-US"/>
+        </w:rPr>
+        <w:t>Bước 2, cứ 4 phần tử một sắp xếp lại cho đúng thứ tự</w:t>
+      </w:r>
+    </w:p>
+    <w:p>
+      <w:pPr>
+        <w:pStyle w:val="ListParagraph"/>
+        <w:numPr>
+          <w:ilvl w:val="0"/>
+          <w:numId w:val="6"/>
+        </w:numPr>
+        <w:rPr>
+          <w:rFonts w:eastAsiaTheme="minorEastAsia"/>
+          <w:lang w:val="en-US"/>
+        </w:rPr>
+      </w:pPr>
+      <w:r>
+        <w:rPr>
+          <w:rFonts w:eastAsiaTheme="minorEastAsia"/>
+          <w:lang w:val="en-US"/>
+        </w:rPr>
+        <w:t>Bước 3, cứ 8 phần tử một sắp xếp lại cho đúng thứ tự</w:t>
+      </w:r>
+    </w:p>
+    <w:p>
+      <w:pPr>
+        <w:pStyle w:val="ListParagraph"/>
+        <w:numPr>
+          <w:ilvl w:val="0"/>
+          <w:numId w:val="6"/>
+        </w:numPr>
+        <w:rPr>
+          <w:rFonts w:eastAsiaTheme="minorEastAsia"/>
+          <w:lang w:val="en-US"/>
+        </w:rPr>
+      </w:pPr>
+      <w:r>
+        <w:rPr>
+          <w:rFonts w:eastAsiaTheme="minorEastAsia"/>
+          <w:lang w:val="en-US"/>
+        </w:rPr>
+        <w:t>Bước 4, …</w:t>
+      </w:r>
+    </w:p>
+    <w:p>
+      <w:pPr>
+        <w:pStyle w:val="ListParagraph"/>
+        <w:numPr>
+          <w:ilvl w:val="0"/>
+          <w:numId w:val="6"/>
+        </w:numPr>
+        <w:rPr>
+          <w:rFonts w:eastAsiaTheme="minorEastAsia"/>
+          <w:lang w:val="en-US"/>
+        </w:rPr>
+      </w:pPr>
+      <w:r>
+        <w:rPr>
+          <w:rFonts w:eastAsiaTheme="minorEastAsia"/>
+          <w:lang w:val="en-US"/>
+        </w:rPr>
+        <w:t>Lặp đi lặp lại cho đến khi vượt quá kích thước mảng</w:t>
+      </w:r>
+    </w:p>
+    <w:p>
+      <w:pPr>
+        <w:pStyle w:val="ListParagraph"/>
+        <w:numPr>
+          <w:ilvl w:val="0"/>
+          <w:numId w:val="6"/>
+        </w:numPr>
+        <w:rPr>
+          <w:rFonts w:eastAsiaTheme="minorEastAsia"/>
+          <w:lang w:val="en-US"/>
+        </w:rPr>
+      </w:pPr>
+      <w:r>
+        <w:rPr>
+          <w:rFonts w:eastAsiaTheme="minorEastAsia"/>
+          <w:lang w:val="en-US"/>
+        </w:rPr>
+        <w:t xml:space="preserve">Việc sắp xếp lại cho đúng thứ tự diễn ra khá đơn giản, xét trường hợp </w:t>
+      </w:r>
+      <w:r>
+        <w:rPr>
+          <w:rFonts w:eastAsiaTheme="minorEastAsia"/>
+          <w:lang w:val="en-US"/>
+        </w:rPr>
+        <w:t>8 phần tử một sắp xếp lại cho đúng thứ tự</w:t>
+      </w:r>
+      <w:r>
+        <w:rPr>
+          <w:rFonts w:eastAsiaTheme="minorEastAsia"/>
+          <w:lang w:val="en-US"/>
+        </w:rPr>
+        <w:t>, thì ta đang nói đến 2 mảng liên tục có 4 phần tử, 2 mảng này đã được sắp xếp theo đúng thứ tự trước đó, ví dụ 2 mảng đó là</w:t>
+      </w:r>
+    </w:p>
+    <w:tbl>
+      <w:tblPr>
+        <w:tblStyle w:val="TableGrid"/>
+        <w:tblW w:w="0" w:type="auto"/>
+        <w:tblInd w:w="1080" w:type="dxa"/>
+        <w:tblLook w:val="04A0" w:firstRow="1" w:lastRow="0" w:firstColumn="1" w:lastColumn="0" w:noHBand="0" w:noVBand="1"/>
+      </w:tblPr>
+      <w:tblGrid>
+        <w:gridCol w:w="4081"/>
+        <w:gridCol w:w="4081"/>
+      </w:tblGrid>
+      <w:tr>
+        <w:tc>
+          <w:tcPr>
+            <w:tcW w:w="4621" w:type="dxa"/>
+          </w:tcPr>
+          <w:p>
+            <w:pPr>
+              <w:pStyle w:val="ListParagraph"/>
+              <w:ind w:left="0"/>
+              <w:jc w:val="center"/>
+              <w:rPr>
+                <w:rFonts w:eastAsiaTheme="minorEastAsia"/>
+                <w:lang w:val="en-US"/>
+              </w:rPr>
+            </w:pPr>
+            <w:r>
+              <w:rPr>
+                <w:rFonts w:eastAsiaTheme="minorEastAsia"/>
+                <w:lang w:val="en-US"/>
+              </w:rPr>
+              <w:t>[4, 8, 9, 15]</w:t>
+            </w:r>
+          </w:p>
+        </w:tc>
+        <w:tc>
+          <w:tcPr>
+            <w:tcW w:w="4621" w:type="dxa"/>
+          </w:tcPr>
+          <w:p>
+            <w:pPr>
+              <w:pStyle w:val="ListParagraph"/>
+              <w:ind w:left="0"/>
+              <w:jc w:val="center"/>
+              <w:rPr>
+                <w:rFonts w:eastAsiaTheme="minorEastAsia"/>
+                <w:lang w:val="en-US"/>
+              </w:rPr>
+            </w:pPr>
+            <w:r>
+              <w:rPr>
+                <w:rFonts w:eastAsiaTheme="minorEastAsia"/>
+                <w:lang w:val="en-US"/>
+              </w:rPr>
+              <w:t>[1, 2, 3</w:t>
+            </w:r>
+            <w:r>
+              <w:rPr>
+                <w:rFonts w:eastAsiaTheme="minorEastAsia"/>
+                <w:lang w:val="en-US"/>
+              </w:rPr>
+              <w:t>, 20]</w:t>
+            </w:r>
+          </w:p>
+        </w:tc>
+      </w:tr>
+    </w:tbl>
+    <w:p>
+      <w:pPr>
+        <w:pStyle w:val="ListParagraph"/>
+        <w:numPr>
+          <w:ilvl w:val="0"/>
+          <w:numId w:val="6"/>
+        </w:numPr>
+        <w:rPr>
+          <w:rFonts w:eastAsiaTheme="minorEastAsia"/>
+          <w:lang w:val="en-US"/>
+        </w:rPr>
+      </w:pPr>
+      <w:r>
+        <w:rPr>
+          <w:rFonts w:eastAsiaTheme="minorEastAsia"/>
+          <w:lang w:val="en-US"/>
+        </w:rPr>
+        <w:t>Đầ</w:t>
+      </w:r>
+      <w:r>
+        <w:rPr>
+          <w:rFonts w:eastAsiaTheme="minorEastAsia"/>
+          <w:lang w:val="en-US"/>
+        </w:rPr>
+        <w:t>u tiên, so sánh 4 với 1, thấy 1 bé hơn, chọn 1 rồi liên tục chọn 2, 3, cho đến khi gặp 1 phần tử &gt; 8, ta đổi bên, chọn liên tục 8, 9, 15, cho đến khi hết mảng hoặc gặp phần tử &gt; 20, tiếp tục đổi bên, chọn 20</w:t>
+      </w:r>
+    </w:p>
+    <w:p>
+      <w:pPr>
+        <w:pStyle w:val="ListParagraph"/>
+        <w:numPr>
+          <w:ilvl w:val="0"/>
+          <w:numId w:val="6"/>
+        </w:numPr>
+        <w:rPr>
+          <w:rFonts w:eastAsiaTheme="minorEastAsia"/>
+          <w:lang w:val="en-US"/>
+        </w:rPr>
+      </w:pPr>
+      <w:r>
+        <w:rPr>
+          <w:rFonts w:eastAsiaTheme="minorEastAsia"/>
+          <w:lang w:val="en-US"/>
+        </w:rPr>
+        <w:t>Ví dụ Full Merge Sort</w:t>
+      </w:r>
+    </w:p>
+    <w:tbl>
+      <w:tblPr>
+        <w:tblStyle w:val="TableGrid"/>
+        <w:tblW w:w="0" w:type="auto"/>
+        <w:tblInd w:w="1080" w:type="dxa"/>
+        <w:tblLook w:val="04A0" w:firstRow="1" w:lastRow="0" w:firstColumn="1" w:lastColumn="0" w:noHBand="0" w:noVBand="1"/>
+      </w:tblPr>
+      <w:tblGrid>
+        <w:gridCol w:w="4097"/>
+        <w:gridCol w:w="4065"/>
+      </w:tblGrid>
+      <w:tr>
+        <w:tc>
+          <w:tcPr>
+            <w:tcW w:w="4097" w:type="dxa"/>
+          </w:tcPr>
+          <w:p>
+            <w:pPr>
+              <w:pStyle w:val="ListParagraph"/>
+              <w:ind w:left="0"/>
+              <w:jc w:val="center"/>
+              <w:rPr>
+                <w:rFonts w:eastAsiaTheme="minorEastAsia"/>
+                <w:lang w:val="en-US"/>
+              </w:rPr>
+            </w:pPr>
+            <w:r>
+              <w:rPr>
+                <w:rFonts w:eastAsiaTheme="minorEastAsia"/>
+                <w:lang w:val="en-US"/>
+              </w:rPr>
+              <w:t xml:space="preserve">Lần </w:t>
+            </w:r>
+            <w:r>
+              <w:rPr>
+                <w:rFonts w:eastAsiaTheme="minorEastAsia"/>
+                <w:lang w:val="en-US"/>
+              </w:rPr>
+              <w:t>sắp xếp</w:t>
+            </w:r>
+          </w:p>
+        </w:tc>
+        <w:tc>
+          <w:tcPr>
+            <w:tcW w:w="4065" w:type="dxa"/>
+          </w:tcPr>
+          <w:p>
+            <w:pPr>
+              <w:pStyle w:val="ListParagraph"/>
+              <w:ind w:left="0"/>
+              <w:jc w:val="center"/>
+              <w:rPr>
+                <w:rFonts w:eastAsiaTheme="minorEastAsia"/>
+                <w:lang w:val="en-US"/>
+              </w:rPr>
+            </w:pPr>
+          </w:p>
+        </w:tc>
+      </w:tr>
+      <w:tr>
+        <w:tc>
+          <w:tcPr>
+            <w:tcW w:w="4097" w:type="dxa"/>
+          </w:tcPr>
+          <w:p>
+            <w:pPr>
+              <w:pStyle w:val="ListParagraph"/>
+              <w:ind w:left="0"/>
+              <w:jc w:val="center"/>
+              <w:rPr>
+                <w:rFonts w:eastAsiaTheme="minorEastAsia"/>
+                <w:lang w:val="en-US"/>
+              </w:rPr>
+            </w:pPr>
+            <w:r>
+              <w:rPr>
+                <w:rFonts w:eastAsiaTheme="minorEastAsia"/>
+                <w:lang w:val="en-US"/>
+              </w:rPr>
+              <w:t>1</w:t>
+            </w:r>
+          </w:p>
+        </w:tc>
+        <w:tc>
+          <w:tcPr>
+            <w:tcW w:w="4065" w:type="dxa"/>
+          </w:tcPr>
+          <w:p>
+            <w:pPr>
+              <w:pStyle w:val="ListParagraph"/>
+              <w:ind w:left="0"/>
+              <w:jc w:val="center"/>
+              <w:rPr>
+                <w:rFonts w:eastAsiaTheme="minorEastAsia"/>
+                <w:lang w:val="en-US"/>
+              </w:rPr>
+            </w:pPr>
+            <w:r>
+              <w:rPr>
+                <w:rFonts w:eastAsiaTheme="minorEastAsia"/>
+                <w:lang w:val="en-US"/>
+              </w:rPr>
+              <w:t>[9, 8, 7, 4</w:t>
+            </w:r>
+            <w:r>
+              <w:rPr>
+                <w:rFonts w:eastAsiaTheme="minorEastAsia"/>
+                <w:lang w:val="en-US"/>
+              </w:rPr>
+              <w:t>, 1, 5, 15, 10</w:t>
+            </w:r>
+            <w:r>
+              <w:rPr>
+                <w:rFonts w:eastAsiaTheme="minorEastAsia"/>
+                <w:lang w:val="en-US"/>
+              </w:rPr>
+              <w:t>]</w:t>
+            </w:r>
+          </w:p>
+        </w:tc>
+      </w:tr>
+      <w:tr>
+        <w:tc>
+          <w:tcPr>
+            <w:tcW w:w="4097" w:type="dxa"/>
+          </w:tcPr>
+          <w:p>
+            <w:pPr>
+              <w:pStyle w:val="ListParagraph"/>
+              <w:ind w:left="0"/>
+              <w:jc w:val="center"/>
+              <w:rPr>
+                <w:rFonts w:eastAsiaTheme="minorEastAsia"/>
+                <w:lang w:val="en-US"/>
+              </w:rPr>
+            </w:pPr>
+            <w:r>
+              <w:rPr>
+                <w:rFonts w:eastAsiaTheme="minorEastAsia"/>
+                <w:lang w:val="en-US"/>
+              </w:rPr>
+              <w:t>2</w:t>
+            </w:r>
+          </w:p>
+        </w:tc>
+        <w:tc>
+          <w:tcPr>
+            <w:tcW w:w="4065" w:type="dxa"/>
+          </w:tcPr>
+          <w:p>
+            <w:pPr>
+              <w:pStyle w:val="ListParagraph"/>
+              <w:ind w:left="0"/>
+              <w:jc w:val="center"/>
+              <w:rPr>
+                <w:rFonts w:eastAsiaTheme="minorEastAsia"/>
+                <w:lang w:val="en-US"/>
+              </w:rPr>
+            </w:pPr>
+            <w:r>
+              <w:rPr>
+                <w:rFonts w:eastAsiaTheme="minorEastAsia"/>
+                <w:lang w:val="en-US"/>
+              </w:rPr>
+              <w:t>[8, 9, 4, 7, 1, 5, 10, 15</w:t>
+            </w:r>
+            <w:r>
+              <w:rPr>
+                <w:rFonts w:eastAsiaTheme="minorEastAsia"/>
+                <w:lang w:val="en-US"/>
+              </w:rPr>
+              <w:t>]</w:t>
+            </w:r>
+          </w:p>
+        </w:tc>
+      </w:tr>
+      <w:tr>
+        <w:tc>
+          <w:tcPr>
+            <w:tcW w:w="4097" w:type="dxa"/>
+          </w:tcPr>
+          <w:p>
+            <w:pPr>
+              <w:pStyle w:val="ListParagraph"/>
+              <w:ind w:left="0"/>
+              <w:jc w:val="center"/>
+              <w:rPr>
+                <w:rFonts w:eastAsiaTheme="minorEastAsia"/>
+                <w:lang w:val="en-US"/>
+              </w:rPr>
+            </w:pPr>
+            <w:r>
+              <w:rPr>
+                <w:rFonts w:eastAsiaTheme="minorEastAsia"/>
+                <w:lang w:val="en-US"/>
+              </w:rPr>
+              <w:t>3</w:t>
+            </w:r>
+          </w:p>
+        </w:tc>
+        <w:tc>
+          <w:tcPr>
+            <w:tcW w:w="4065" w:type="dxa"/>
+          </w:tcPr>
+          <w:p>
+            <w:pPr>
+              <w:pStyle w:val="ListParagraph"/>
+              <w:ind w:left="0"/>
+              <w:jc w:val="center"/>
+              <w:rPr>
+                <w:rFonts w:eastAsiaTheme="minorEastAsia"/>
+                <w:lang w:val="en-US"/>
+              </w:rPr>
+            </w:pPr>
+            <w:r>
+              <w:rPr>
+                <w:rFonts w:eastAsiaTheme="minorEastAsia"/>
+                <w:lang w:val="en-US"/>
+              </w:rPr>
+              <w:t>[</w:t>
+            </w:r>
+            <w:r>
+              <w:rPr>
+                <w:rFonts w:eastAsiaTheme="minorEastAsia"/>
+                <w:lang w:val="en-US"/>
+              </w:rPr>
+              <w:t>4, 7, 8, 9</w:t>
+            </w:r>
+            <w:r>
+              <w:rPr>
+                <w:rFonts w:eastAsiaTheme="minorEastAsia"/>
+                <w:lang w:val="en-US"/>
+              </w:rPr>
+              <w:t>, 1, 5, 10, 15]</w:t>
+            </w:r>
+          </w:p>
+        </w:tc>
+      </w:tr>
+      <w:tr>
+        <w:tc>
+          <w:tcPr>
+            <w:tcW w:w="4097" w:type="dxa"/>
+          </w:tcPr>
+          <w:p>
+            <w:pPr>
+              <w:pStyle w:val="ListParagraph"/>
+              <w:ind w:left="0"/>
+              <w:jc w:val="center"/>
+              <w:rPr>
+                <w:rFonts w:eastAsiaTheme="minorEastAsia"/>
+                <w:lang w:val="en-US"/>
+              </w:rPr>
+            </w:pPr>
+            <w:r>
+              <w:rPr>
+                <w:rFonts w:eastAsiaTheme="minorEastAsia"/>
+                <w:lang w:val="en-US"/>
+              </w:rPr>
+              <w:t>4</w:t>
+            </w:r>
+          </w:p>
+        </w:tc>
+        <w:tc>
+          <w:tcPr>
+            <w:tcW w:w="4065" w:type="dxa"/>
+          </w:tcPr>
+          <w:p>
+            <w:pPr>
+              <w:pStyle w:val="ListParagraph"/>
+              <w:ind w:left="0"/>
+              <w:jc w:val="center"/>
+              <w:rPr>
+                <w:rFonts w:eastAsiaTheme="minorEastAsia"/>
+                <w:lang w:val="en-US"/>
+              </w:rPr>
+            </w:pPr>
+            <w:r>
+              <w:rPr>
+                <w:rFonts w:eastAsiaTheme="minorEastAsia"/>
+                <w:lang w:val="en-US"/>
+              </w:rPr>
+              <w:t>[</w:t>
+            </w:r>
+            <w:r>
+              <w:rPr>
+                <w:rFonts w:eastAsiaTheme="minorEastAsia"/>
+                <w:lang w:val="en-US"/>
+              </w:rPr>
+              <w:t>1, 4, 5, 7, 8, 9, 10, 15</w:t>
+            </w:r>
+            <w:r>
+              <w:rPr>
+                <w:rFonts w:eastAsiaTheme="minorEastAsia"/>
+                <w:lang w:val="en-US"/>
+              </w:rPr>
+              <w:t>]</w:t>
+            </w:r>
+          </w:p>
+        </w:tc>
+      </w:tr>
+    </w:tbl>
+    <w:p>
+      <w:pPr>
+        <w:pStyle w:val="ListParagraph"/>
+        <w:numPr>
+          <w:ilvl w:val="0"/>
+          <w:numId w:val="6"/>
+        </w:numPr>
+        <w:rPr>
+          <w:rFonts w:eastAsiaTheme="minorEastAsia"/>
+          <w:lang w:val="en-US"/>
+        </w:rPr>
+      </w:pPr>
+      <w:r>
+        <w:rPr>
+          <w:rFonts w:eastAsiaTheme="minorEastAsia"/>
+          <w:lang w:val="en-US"/>
+        </w:rPr>
+        <w:t>Dễ thấy Merge Sort có thời gian thực thi là O(nlog(n))</w:t>
+      </w:r>
+    </w:p>
+    <w:p>
+      <w:pPr>
+        <w:pStyle w:val="ListParagraph"/>
+        <w:numPr>
+          <w:ilvl w:val="0"/>
+          <w:numId w:val="26"/>
+        </w:numPr>
+        <w:rPr>
+          <w:rFonts w:eastAsiaTheme="minorEastAsia"/>
+          <w:lang w:val="en-US"/>
+        </w:rPr>
+      </w:pPr>
+      <w:r>
+        <w:rPr>
+          <w:rFonts w:eastAsiaTheme="minorEastAsia"/>
+          <w:lang w:val="en-US"/>
+        </w:rPr>
+        <w:t>Quick Sort (Sắp Xếp Nhanh)?</w:t>
+      </w:r>
+    </w:p>
+    <w:p>
+      <w:pPr>
+        <w:pStyle w:val="ListParagraph"/>
+        <w:numPr>
+          <w:ilvl w:val="0"/>
+          <w:numId w:val="6"/>
+        </w:numPr>
+        <w:rPr>
+          <w:rFonts w:eastAsiaTheme="minorEastAsia"/>
+          <w:lang w:val="en-US"/>
         </w:rPr>
       </w:pPr>
       <w:bookmarkStart w:id="0" w:name="_GoBack"/>
@@ -21676,6 +24038,15 @@
     <w:p>
       <w:pPr>
         <w:rPr>
+          <w:rFonts w:ascii="Cambria Math" w:hAnsi="Cambria Math"/>
+          <w:lang w:val="en-US"/>
+          <w:oMath/>
+        </w:rPr>
+      </w:pPr>
+    </w:p>
+    <w:p>
+      <w:pPr>
+        <w:rPr>
           <w:lang w:val="en-US"/>
         </w:rPr>
       </w:pPr>
@@ -22083,7 +24454,6 @@
         <w:rPr>
           <w:lang w:val="en-US"/>
         </w:rPr>
-        <w:lastRenderedPageBreak/>
         <w:tab/>
       </w:r>
       <w:r>
@@ -22117,6 +24487,7 @@
         <w:rPr>
           <w:lang w:val="en-US"/>
         </w:rPr>
+        <w:lastRenderedPageBreak/>
         <w:tab/>
         <w:t>Def:</w:t>
       </w:r>
@@ -22367,14 +24738,7 @@
                 <w:rFonts w:ascii="Cambria Math" w:hAnsi="Cambria Math"/>
                 <w:lang w:val="en-US"/>
               </w:rPr>
-              <m:t>lo</m:t>
-            </m:r>
-            <m:r>
-              <w:rPr>
-                <w:rFonts w:ascii="Cambria Math" w:hAnsi="Cambria Math"/>
-                <w:lang w:val="en-US"/>
-              </w:rPr>
-              <m:t>g</m:t>
+              <m:t>log</m:t>
             </m:r>
             <m:sSub>
               <m:sSubPr>
@@ -22781,7 +25145,6 @@
         <w:rPr>
           <w:lang w:val="en-US"/>
         </w:rPr>
-        <w:lastRenderedPageBreak/>
         <w:tab/>
         <w:t>Ex: Tại state s, 30% sang phải, 70% sang trái</w:t>
       </w:r>
@@ -22809,6 +25172,7 @@
         <w:rPr>
           <w:lang w:val="en-US"/>
         </w:rPr>
+        <w:lastRenderedPageBreak/>
         <w:tab/>
         <w:t>Ex: Tại state s, 100% sang phải</w:t>
       </w:r>
@@ -24343,7 +26707,6 @@
           <w:rFonts w:eastAsiaTheme="minorEastAsia"/>
           <w:lang w:val="en-US"/>
         </w:rPr>
-        <w:lastRenderedPageBreak/>
         <w:tab/>
         <w:t>Form:</w:t>
       </w:r>
@@ -24360,6 +26723,7 @@
           <w:rFonts w:eastAsiaTheme="minorEastAsia"/>
           <w:lang w:val="en-US"/>
         </w:rPr>
+        <w:lastRenderedPageBreak/>
         <w:tab/>
       </w:r>
       <w:r>
@@ -26802,7 +29166,6 @@
         <w:rPr>
           <w:lang w:val="en-US"/>
         </w:rPr>
-        <w:lastRenderedPageBreak/>
         <w:tab/>
         <w:t>Algo: tỉ lệ xuất hiện sequence này củ</w:t>
       </w:r>
@@ -26878,6 +29241,7 @@
         <w:rPr>
           <w:lang w:val="en-US"/>
         </w:rPr>
+        <w:lastRenderedPageBreak/>
         <w:tab/>
         <w:t>Formula: p1*log(p1/q1) + p2*log(p2/q2) + . + pn*log(pn/qn)</w:t>
       </w:r>
@@ -28632,7 +30996,6 @@
         <w:rPr>
           <w:lang w:val="en-US"/>
         </w:rPr>
-        <w:lastRenderedPageBreak/>
         <w:tab/>
         <w:t>Formula:</w:t>
       </w:r>
@@ -28648,6 +31011,7 @@
         <w:rPr>
           <w:lang w:val="en-US"/>
         </w:rPr>
+        <w:lastRenderedPageBreak/>
         <w:tab/>
       </w:r>
       <w:r>
@@ -30604,20 +32968,20 @@
         <w:rPr>
           <w:lang w:val="en-US"/>
         </w:rPr>
+        <w:t>Hidden Markov Model:</w:t>
+      </w:r>
+    </w:p>
+    <w:p>
+      <w:pPr>
+        <w:rPr>
+          <w:lang w:val="en-US"/>
+        </w:rPr>
+      </w:pPr>
+      <w:r>
+        <w:rPr>
+          <w:lang w:val="en-US"/>
+        </w:rPr>
         <w:lastRenderedPageBreak/>
-        <w:t>Hidden Markov Model:</w:t>
-      </w:r>
-    </w:p>
-    <w:p>
-      <w:pPr>
-        <w:rPr>
-          <w:lang w:val="en-US"/>
-        </w:rPr>
-      </w:pPr>
-      <w:r>
-        <w:rPr>
-          <w:lang w:val="en-US"/>
-        </w:rPr>
         <w:tab/>
         <w:t>Def:</w:t>
       </w:r>
@@ -31438,20 +33802,20 @@
         <w:rPr>
           <w:lang w:val="en-US"/>
         </w:rPr>
+        <w:t>GAE(General Advantage Estimator): Thay cummulative rewards bằng advantages</w:t>
+      </w:r>
+    </w:p>
+    <w:p>
+      <w:pPr>
+        <w:rPr>
+          <w:lang w:val="en-US"/>
+        </w:rPr>
+      </w:pPr>
+      <w:r>
+        <w:rPr>
+          <w:lang w:val="en-US"/>
+        </w:rPr>
         <w:lastRenderedPageBreak/>
-        <w:t>GAE(General Advantage Estimator): Thay cummulative rewards bằng advantages</w:t>
-      </w:r>
-    </w:p>
-    <w:p>
-      <w:pPr>
-        <w:rPr>
-          <w:lang w:val="en-US"/>
-        </w:rPr>
-      </w:pPr>
-      <w:r>
-        <w:rPr>
-          <w:lang w:val="en-US"/>
-        </w:rPr>
         <w:tab/>
         <w:t xml:space="preserve">Algo: delta(t) = </w:t>
       </w:r>
@@ -32798,7 +35162,6 @@
           <w:rFonts w:eastAsiaTheme="minorEastAsia"/>
           <w:lang w:val="en-US"/>
         </w:rPr>
-        <w:lastRenderedPageBreak/>
         <w:tab/>
       </w:r>
       <w:r>
@@ -32824,6 +35187,7 @@
             <w:rFonts w:ascii="Cambria Math" w:eastAsiaTheme="minorEastAsia" w:hAnsi="Cambria Math"/>
             <w:lang w:val="en-US"/>
           </w:rPr>
+          <w:lastRenderedPageBreak/>
           <m:t>MatA←</m:t>
         </m:r>
         <m:d>
@@ -33923,7 +36287,6 @@
         <w:rPr>
           <w:lang w:val="en-US"/>
         </w:rPr>
-        <w:lastRenderedPageBreak/>
         <w:tab/>
         <w:t xml:space="preserve">        </w:t>
       </w:r>
@@ -33970,6 +36333,7 @@
         <w:rPr>
           <w:lang w:val="en-US"/>
         </w:rPr>
+        <w:lastRenderedPageBreak/>
         <w:tab/>
         <w:t xml:space="preserve">        Init r</w:t>
       </w:r>
@@ -36653,7 +39017,6 @@
           <w:bCs/>
           <w:lang w:val="en"/>
         </w:rPr>
-        <w:lastRenderedPageBreak/>
         <w:tab/>
       </w:r>
       <w:r>
@@ -36683,6 +39046,7 @@
           <w:bCs/>
           <w:lang w:val="en"/>
         </w:rPr>
+        <w:lastRenderedPageBreak/>
         <w:tab/>
         <w:t>Formula:</w:t>
       </w:r>
@@ -38348,7 +40712,6 @@
         <w:rPr>
           <w:lang w:val="en-US"/>
         </w:rPr>
-        <w:lastRenderedPageBreak/>
         <w:tab/>
         <w:t xml:space="preserve">          Update nhiều lần liên tiếp cho tới khi kl giữa new và old distribution &gt; delta</w:t>
       </w:r>
@@ -38363,6 +40726,7 @@
         <w:rPr>
           <w:lang w:val="en-US"/>
         </w:rPr>
+        <w:lastRenderedPageBreak/>
         <w:t xml:space="preserve">Dijkstra’s Algorithm: Thuật toán tìm đường đi ngắn nhất từ một node đến node bất kì trong </w:t>
       </w:r>
     </w:p>
@@ -38777,26 +41141,26 @@
         <w:rPr>
           <w:lang w:val="en-US"/>
         </w:rPr>
+        <w:t xml:space="preserve">   </w:t>
+      </w:r>
+      <w:r>
+        <w:rPr>
+          <w:lang w:val="en-US"/>
+        </w:rPr>
+        <w:t>mẹ, phần còn lại giữ nguyên</w:t>
+      </w:r>
+    </w:p>
+    <w:p>
+      <w:pPr>
+        <w:rPr>
+          <w:lang w:val="en-US"/>
+        </w:rPr>
+      </w:pPr>
+      <w:r>
+        <w:rPr>
+          <w:lang w:val="en-US"/>
+        </w:rPr>
         <w:lastRenderedPageBreak/>
-        <w:t xml:space="preserve">   </w:t>
-      </w:r>
-      <w:r>
-        <w:rPr>
-          <w:lang w:val="en-US"/>
-        </w:rPr>
-        <w:t>mẹ, phần còn lại giữ nguyên</w:t>
-      </w:r>
-    </w:p>
-    <w:p>
-      <w:pPr>
-        <w:rPr>
-          <w:lang w:val="en-US"/>
-        </w:rPr>
-      </w:pPr>
-      <w:r>
-        <w:rPr>
-          <w:lang w:val="en-US"/>
-        </w:rPr>
         <w:t>Single Point Crossover: Chọn điểm đánh dấu, tráo gen từ điểm đó cho nhau</w:t>
       </w:r>
     </w:p>
@@ -39281,21 +41645,21 @@
         <w:rPr>
           <w:lang w:val="en-US"/>
         </w:rPr>
+        <w:t xml:space="preserve">td error, ban đầu 2 network giống nhau, sau mỗi lần học, update target </w:t>
+      </w:r>
+    </w:p>
+    <w:p>
+      <w:pPr>
+        <w:ind w:left="720" w:firstLine="720"/>
+        <w:rPr>
+          <w:lang w:val="en-US"/>
+        </w:rPr>
+      </w:pPr>
+      <w:r>
+        <w:rPr>
+          <w:lang w:val="en-US"/>
+        </w:rPr>
         <w:lastRenderedPageBreak/>
-        <w:t xml:space="preserve">td error, ban đầu 2 network giống nhau, sau mỗi lần học, update target </w:t>
-      </w:r>
-    </w:p>
-    <w:p>
-      <w:pPr>
-        <w:ind w:left="720" w:firstLine="720"/>
-        <w:rPr>
-          <w:lang w:val="en-US"/>
-        </w:rPr>
-      </w:pPr>
-      <w:r>
-        <w:rPr>
-          <w:lang w:val="en-US"/>
-        </w:rPr>
         <w:t xml:space="preserve">network bằng original network với một số lượng nhỏ, </w:t>
       </w:r>
       <w:r>
@@ -39719,27 +42083,27 @@
         <w:rPr>
           <w:lang w:val="en-US"/>
         </w:rPr>
+        <w:t xml:space="preserve">         Target value = </w:t>
+      </w:r>
+      <w:r>
+        <w:rPr>
+          <w:lang w:val="en-US"/>
+        </w:rPr>
+        <w:t>reward + gamma * (1 - done) * target_value(new_state)</w:t>
+      </w:r>
+    </w:p>
+    <w:p>
+      <w:pPr>
+        <w:ind w:left="720"/>
+        <w:rPr>
+          <w:lang w:val="en-US"/>
+        </w:rPr>
+      </w:pPr>
+      <w:r>
+        <w:rPr>
+          <w:lang w:val="en-US"/>
+        </w:rPr>
         <w:lastRenderedPageBreak/>
-        <w:t xml:space="preserve">         Target value = </w:t>
-      </w:r>
-      <w:r>
-        <w:rPr>
-          <w:lang w:val="en-US"/>
-        </w:rPr>
-        <w:t>reward + gamma * (1 - done) * target_value(new_state)</w:t>
-      </w:r>
-    </w:p>
-    <w:p>
-      <w:pPr>
-        <w:ind w:left="720"/>
-        <w:rPr>
-          <w:lang w:val="en-US"/>
-        </w:rPr>
-      </w:pPr>
-      <w:r>
-        <w:rPr>
-          <w:lang w:val="en-US"/>
-        </w:rPr>
         <w:t xml:space="preserve">         Q_value = value(state) – 0.5 * ((action – mean_action) ** 2) dot std ** -2</w:t>
       </w:r>
     </w:p>
@@ -40801,33 +43165,33 @@
         <w:rPr>
           <w:lang w:val="en-US"/>
         </w:rPr>
+        <w:t xml:space="preserve">Update Priorities </w:t>
+      </w:r>
+      <w:r>
+        <w:rPr>
+          <w:lang w:val="en-US"/>
+        </w:rPr>
+        <w:t>ứng với</w:t>
+      </w:r>
+      <w:r>
+        <w:rPr>
+          <w:lang w:val="en-US"/>
+        </w:rPr>
+        <w:t xml:space="preserve"> Sample với Absolute Temporal </w:t>
+      </w:r>
+    </w:p>
+    <w:p>
+      <w:pPr>
+        <w:ind w:left="2160" w:firstLine="720"/>
+        <w:rPr>
+          <w:lang w:val="en-US"/>
+        </w:rPr>
+      </w:pPr>
+      <w:r>
+        <w:rPr>
+          <w:lang w:val="en-US"/>
+        </w:rPr>
         <w:lastRenderedPageBreak/>
-        <w:t xml:space="preserve">Update Priorities </w:t>
-      </w:r>
-      <w:r>
-        <w:rPr>
-          <w:lang w:val="en-US"/>
-        </w:rPr>
-        <w:t>ứng với</w:t>
-      </w:r>
-      <w:r>
-        <w:rPr>
-          <w:lang w:val="en-US"/>
-        </w:rPr>
-        <w:t xml:space="preserve"> Sample với Absolute Temporal </w:t>
-      </w:r>
-    </w:p>
-    <w:p>
-      <w:pPr>
-        <w:ind w:left="2160" w:firstLine="720"/>
-        <w:rPr>
-          <w:lang w:val="en-US"/>
-        </w:rPr>
-      </w:pPr>
-      <w:r>
-        <w:rPr>
-          <w:lang w:val="en-US"/>
-        </w:rPr>
         <w:t>Difference Error + Eps (để tránh Priority = 0)</w:t>
       </w:r>
     </w:p>
@@ -41404,7 +43768,6 @@
         <w:rPr>
           <w:lang w:val="en-US"/>
         </w:rPr>
-        <w:lastRenderedPageBreak/>
         <w:tab/>
       </w:r>
       <w:r>
@@ -41438,6 +43801,7 @@
         <w:rPr>
           <w:lang w:val="en-US"/>
         </w:rPr>
+        <w:lastRenderedPageBreak/>
         <w:t>Transition vào Experience Replay</w:t>
       </w:r>
     </w:p>
@@ -41655,6 +44019,95 @@
     </w:lvl>
   </w:abstractNum>
   <w:abstractNum w:abstractNumId="2">
+    <w:nsid w:val="130847D4"/>
+    <w:multiLevelType w:val="hybridMultilevel"/>
+    <w:tmpl w:val="CC9AE5C4"/>
+    <w:lvl w:ilvl="0" w:tplc="2A881E88">
+      <w:start w:val="1"/>
+      <w:numFmt w:val="decimal"/>
+      <w:lvlText w:val="%1."/>
+      <w:lvlJc w:val="left"/>
+      <w:pPr>
+        <w:ind w:left="1080" w:hanging="360"/>
+      </w:pPr>
+      <w:rPr>
+        <w:rFonts w:hint="default"/>
+      </w:rPr>
+    </w:lvl>
+    <w:lvl w:ilvl="1" w:tplc="042A0019" w:tentative="1">
+      <w:start w:val="1"/>
+      <w:numFmt w:val="lowerLetter"/>
+      <w:lvlText w:val="%2."/>
+      <w:lvlJc w:val="left"/>
+      <w:pPr>
+        <w:ind w:left="1800" w:hanging="360"/>
+      </w:pPr>
+    </w:lvl>
+    <w:lvl w:ilvl="2" w:tplc="042A001B" w:tentative="1">
+      <w:start w:val="1"/>
+      <w:numFmt w:val="lowerRoman"/>
+      <w:lvlText w:val="%3."/>
+      <w:lvlJc w:val="right"/>
+      <w:pPr>
+        <w:ind w:left="2520" w:hanging="180"/>
+      </w:pPr>
+    </w:lvl>
+    <w:lvl w:ilvl="3" w:tplc="042A000F" w:tentative="1">
+      <w:start w:val="1"/>
+      <w:numFmt w:val="decimal"/>
+      <w:lvlText w:val="%4."/>
+      <w:lvlJc w:val="left"/>
+      <w:pPr>
+        <w:ind w:left="3240" w:hanging="360"/>
+      </w:pPr>
+    </w:lvl>
+    <w:lvl w:ilvl="4" w:tplc="042A0019" w:tentative="1">
+      <w:start w:val="1"/>
+      <w:numFmt w:val="lowerLetter"/>
+      <w:lvlText w:val="%5."/>
+      <w:lvlJc w:val="left"/>
+      <w:pPr>
+        <w:ind w:left="3960" w:hanging="360"/>
+      </w:pPr>
+    </w:lvl>
+    <w:lvl w:ilvl="5" w:tplc="042A001B" w:tentative="1">
+      <w:start w:val="1"/>
+      <w:numFmt w:val="lowerRoman"/>
+      <w:lvlText w:val="%6."/>
+      <w:lvlJc w:val="right"/>
+      <w:pPr>
+        <w:ind w:left="4680" w:hanging="180"/>
+      </w:pPr>
+    </w:lvl>
+    <w:lvl w:ilvl="6" w:tplc="042A000F" w:tentative="1">
+      <w:start w:val="1"/>
+      <w:numFmt w:val="decimal"/>
+      <w:lvlText w:val="%7."/>
+      <w:lvlJc w:val="left"/>
+      <w:pPr>
+        <w:ind w:left="5400" w:hanging="360"/>
+      </w:pPr>
+    </w:lvl>
+    <w:lvl w:ilvl="7" w:tplc="042A0019" w:tentative="1">
+      <w:start w:val="1"/>
+      <w:numFmt w:val="lowerLetter"/>
+      <w:lvlText w:val="%8."/>
+      <w:lvlJc w:val="left"/>
+      <w:pPr>
+        <w:ind w:left="6120" w:hanging="360"/>
+      </w:pPr>
+    </w:lvl>
+    <w:lvl w:ilvl="8" w:tplc="042A001B" w:tentative="1">
+      <w:start w:val="1"/>
+      <w:numFmt w:val="lowerRoman"/>
+      <w:lvlText w:val="%9."/>
+      <w:lvlJc w:val="right"/>
+      <w:pPr>
+        <w:ind w:left="6840" w:hanging="180"/>
+      </w:pPr>
+    </w:lvl>
+  </w:abstractNum>
+  <w:abstractNum w:abstractNumId="3">
     <w:nsid w:val="162F3B1E"/>
     <w:multiLevelType w:val="hybridMultilevel"/>
     <w:tmpl w:val="94922E1A"/>
@@ -41743,7 +44196,7 @@
       </w:pPr>
     </w:lvl>
   </w:abstractNum>
-  <w:abstractNum w:abstractNumId="3">
+  <w:abstractNum w:abstractNumId="4">
     <w:nsid w:val="1C757225"/>
     <w:multiLevelType w:val="hybridMultilevel"/>
     <w:tmpl w:val="3154CC5E"/>
@@ -41832,7 +44285,7 @@
       </w:pPr>
     </w:lvl>
   </w:abstractNum>
-  <w:abstractNum w:abstractNumId="4">
+  <w:abstractNum w:abstractNumId="5">
     <w:nsid w:val="1C7A1F0D"/>
     <w:multiLevelType w:val="hybridMultilevel"/>
     <w:tmpl w:val="5BB22C24"/>
@@ -41922,7 +44375,7 @@
       </w:pPr>
     </w:lvl>
   </w:abstractNum>
-  <w:abstractNum w:abstractNumId="5">
+  <w:abstractNum w:abstractNumId="6">
     <w:nsid w:val="1D267E7C"/>
     <w:multiLevelType w:val="hybridMultilevel"/>
     <w:tmpl w:val="C6C27F6C"/>
@@ -42011,7 +44464,7 @@
       </w:pPr>
     </w:lvl>
   </w:abstractNum>
-  <w:abstractNum w:abstractNumId="6">
+  <w:abstractNum w:abstractNumId="7">
     <w:nsid w:val="1D3A6E3B"/>
     <w:multiLevelType w:val="hybridMultilevel"/>
     <w:tmpl w:val="F08E3748"/>
@@ -42100,7 +44553,7 @@
       </w:pPr>
     </w:lvl>
   </w:abstractNum>
-  <w:abstractNum w:abstractNumId="7">
+  <w:abstractNum w:abstractNumId="8">
     <w:nsid w:val="1DB430BC"/>
     <w:multiLevelType w:val="hybridMultilevel"/>
     <w:tmpl w:val="0EECC80C"/>
@@ -42189,7 +44642,7 @@
       </w:pPr>
     </w:lvl>
   </w:abstractNum>
-  <w:abstractNum w:abstractNumId="8">
+  <w:abstractNum w:abstractNumId="9">
     <w:nsid w:val="26467D1A"/>
     <w:multiLevelType w:val="hybridMultilevel"/>
     <w:tmpl w:val="A2E6EC78"/>
@@ -42301,7 +44754,7 @@
       </w:rPr>
     </w:lvl>
   </w:abstractNum>
-  <w:abstractNum w:abstractNumId="9">
+  <w:abstractNum w:abstractNumId="10">
     <w:nsid w:val="33EA6844"/>
     <w:multiLevelType w:val="hybridMultilevel"/>
     <w:tmpl w:val="D33E6924"/>
@@ -42390,7 +44843,7 @@
       </w:pPr>
     </w:lvl>
   </w:abstractNum>
-  <w:abstractNum w:abstractNumId="10">
+  <w:abstractNum w:abstractNumId="11">
     <w:nsid w:val="34C77095"/>
     <w:multiLevelType w:val="hybridMultilevel"/>
     <w:tmpl w:val="ADCE2B90"/>
@@ -42503,7 +44956,7 @@
       </w:rPr>
     </w:lvl>
   </w:abstractNum>
-  <w:abstractNum w:abstractNumId="11">
+  <w:abstractNum w:abstractNumId="12">
     <w:nsid w:val="393A351C"/>
     <w:multiLevelType w:val="hybridMultilevel"/>
     <w:tmpl w:val="1D080682"/>
@@ -42615,7 +45068,7 @@
       </w:rPr>
     </w:lvl>
   </w:abstractNum>
-  <w:abstractNum w:abstractNumId="12">
+  <w:abstractNum w:abstractNumId="13">
     <w:nsid w:val="46934615"/>
     <w:multiLevelType w:val="hybridMultilevel"/>
     <w:tmpl w:val="3F249182"/>
@@ -42727,7 +45180,7 @@
       </w:rPr>
     </w:lvl>
   </w:abstractNum>
-  <w:abstractNum w:abstractNumId="13">
+  <w:abstractNum w:abstractNumId="14">
     <w:nsid w:val="48B167BD"/>
     <w:multiLevelType w:val="hybridMultilevel"/>
     <w:tmpl w:val="516E4FBE"/>
@@ -42816,7 +45269,7 @@
       </w:pPr>
     </w:lvl>
   </w:abstractNum>
-  <w:abstractNum w:abstractNumId="14">
+  <w:abstractNum w:abstractNumId="15">
     <w:nsid w:val="526B29F8"/>
     <w:multiLevelType w:val="hybridMultilevel"/>
     <w:tmpl w:val="D26E4FD0"/>
@@ -42905,7 +45358,7 @@
       </w:pPr>
     </w:lvl>
   </w:abstractNum>
-  <w:abstractNum w:abstractNumId="15">
+  <w:abstractNum w:abstractNumId="16">
     <w:nsid w:val="527C35A0"/>
     <w:multiLevelType w:val="hybridMultilevel"/>
     <w:tmpl w:val="EAEE52C4"/>
@@ -42994,7 +45447,7 @@
       </w:pPr>
     </w:lvl>
   </w:abstractNum>
-  <w:abstractNum w:abstractNumId="16">
+  <w:abstractNum w:abstractNumId="17">
     <w:nsid w:val="53650867"/>
     <w:multiLevelType w:val="hybridMultilevel"/>
     <w:tmpl w:val="312267D0"/>
@@ -43083,7 +45536,7 @@
       </w:pPr>
     </w:lvl>
   </w:abstractNum>
-  <w:abstractNum w:abstractNumId="17">
+  <w:abstractNum w:abstractNumId="18">
     <w:nsid w:val="5A844503"/>
     <w:multiLevelType w:val="hybridMultilevel"/>
     <w:tmpl w:val="848C76C6"/>
@@ -43172,7 +45625,7 @@
       </w:pPr>
     </w:lvl>
   </w:abstractNum>
-  <w:abstractNum w:abstractNumId="18">
+  <w:abstractNum w:abstractNumId="19">
     <w:nsid w:val="5CFE4F0E"/>
     <w:multiLevelType w:val="hybridMultilevel"/>
     <w:tmpl w:val="4B161642"/>
@@ -43262,7 +45715,7 @@
       </w:pPr>
     </w:lvl>
   </w:abstractNum>
-  <w:abstractNum w:abstractNumId="19">
+  <w:abstractNum w:abstractNumId="20">
     <w:nsid w:val="5EAF3AFE"/>
     <w:multiLevelType w:val="hybridMultilevel"/>
     <w:tmpl w:val="A4303A0C"/>
@@ -43351,7 +45804,7 @@
       </w:pPr>
     </w:lvl>
   </w:abstractNum>
-  <w:abstractNum w:abstractNumId="20">
+  <w:abstractNum w:abstractNumId="21">
     <w:nsid w:val="65C1615C"/>
     <w:multiLevelType w:val="hybridMultilevel"/>
     <w:tmpl w:val="9F9CB978"/>
@@ -43440,7 +45893,7 @@
       </w:pPr>
     </w:lvl>
   </w:abstractNum>
-  <w:abstractNum w:abstractNumId="21">
+  <w:abstractNum w:abstractNumId="22">
     <w:nsid w:val="70361C3F"/>
     <w:multiLevelType w:val="hybridMultilevel"/>
     <w:tmpl w:val="1CF40154"/>
@@ -43554,7 +46007,7 @@
       </w:rPr>
     </w:lvl>
   </w:abstractNum>
-  <w:abstractNum w:abstractNumId="22">
+  <w:abstractNum w:abstractNumId="23">
     <w:nsid w:val="72E05CC5"/>
     <w:multiLevelType w:val="hybridMultilevel"/>
     <w:tmpl w:val="7270C802"/>
@@ -43643,7 +46096,7 @@
       </w:pPr>
     </w:lvl>
   </w:abstractNum>
-  <w:abstractNum w:abstractNumId="23">
+  <w:abstractNum w:abstractNumId="24">
     <w:nsid w:val="7B3442C9"/>
     <w:multiLevelType w:val="hybridMultilevel"/>
     <w:tmpl w:val="F4F29318"/>
@@ -43732,7 +46185,7 @@
       </w:pPr>
     </w:lvl>
   </w:abstractNum>
-  <w:abstractNum w:abstractNumId="24">
+  <w:abstractNum w:abstractNumId="25">
     <w:nsid w:val="7E78030C"/>
     <w:multiLevelType w:val="hybridMultilevel"/>
     <w:tmpl w:val="4BC8D0D6"/>
@@ -43845,79 +46298,82 @@
     </w:lvl>
   </w:abstractNum>
   <w:num w:numId="1">
+    <w:abstractNumId w:val="12"/>
+  </w:num>
+  <w:num w:numId="2">
+    <w:abstractNumId w:val="25"/>
+  </w:num>
+  <w:num w:numId="3">
+    <w:abstractNumId w:val="9"/>
+  </w:num>
+  <w:num w:numId="4">
+    <w:abstractNumId w:val="13"/>
+  </w:num>
+  <w:num w:numId="5">
+    <w:abstractNumId w:val="7"/>
+  </w:num>
+  <w:num w:numId="6">
     <w:abstractNumId w:val="11"/>
   </w:num>
-  <w:num w:numId="2">
-    <w:abstractNumId w:val="24"/>
-  </w:num>
-  <w:num w:numId="3">
-    <w:abstractNumId w:val="8"/>
-  </w:num>
-  <w:num w:numId="4">
-    <w:abstractNumId w:val="12"/>
-  </w:num>
-  <w:num w:numId="5">
-    <w:abstractNumId w:val="6"/>
-  </w:num>
-  <w:num w:numId="6">
-    <w:abstractNumId w:val="10"/>
-  </w:num>
   <w:num w:numId="7">
-    <w:abstractNumId w:val="15"/>
+    <w:abstractNumId w:val="16"/>
   </w:num>
   <w:num w:numId="8">
+    <w:abstractNumId w:val="22"/>
+  </w:num>
+  <w:num w:numId="9">
+    <w:abstractNumId w:val="17"/>
+  </w:num>
+  <w:num w:numId="10">
     <w:abstractNumId w:val="21"/>
   </w:num>
-  <w:num w:numId="9">
-    <w:abstractNumId w:val="16"/>
-  </w:num>
-  <w:num w:numId="10">
-    <w:abstractNumId w:val="20"/>
-  </w:num>
   <w:num w:numId="11">
-    <w:abstractNumId w:val="22"/>
+    <w:abstractNumId w:val="23"/>
   </w:num>
   <w:num w:numId="12">
     <w:abstractNumId w:val="1"/>
   </w:num>
   <w:num w:numId="13">
-    <w:abstractNumId w:val="19"/>
+    <w:abstractNumId w:val="20"/>
   </w:num>
   <w:num w:numId="14">
-    <w:abstractNumId w:val="5"/>
+    <w:abstractNumId w:val="6"/>
   </w:num>
   <w:num w:numId="15">
-    <w:abstractNumId w:val="2"/>
+    <w:abstractNumId w:val="3"/>
   </w:num>
   <w:num w:numId="16">
-    <w:abstractNumId w:val="14"/>
+    <w:abstractNumId w:val="15"/>
   </w:num>
   <w:num w:numId="17">
-    <w:abstractNumId w:val="9"/>
+    <w:abstractNumId w:val="10"/>
   </w:num>
   <w:num w:numId="18">
-    <w:abstractNumId w:val="3"/>
+    <w:abstractNumId w:val="4"/>
   </w:num>
   <w:num w:numId="19">
-    <w:abstractNumId w:val="23"/>
+    <w:abstractNumId w:val="24"/>
   </w:num>
   <w:num w:numId="20">
     <w:abstractNumId w:val="0"/>
   </w:num>
   <w:num w:numId="21">
-    <w:abstractNumId w:val="4"/>
+    <w:abstractNumId w:val="5"/>
   </w:num>
   <w:num w:numId="22">
-    <w:abstractNumId w:val="7"/>
+    <w:abstractNumId w:val="8"/>
   </w:num>
   <w:num w:numId="23">
+    <w:abstractNumId w:val="19"/>
+  </w:num>
+  <w:num w:numId="24">
+    <w:abstractNumId w:val="14"/>
+  </w:num>
+  <w:num w:numId="25">
     <w:abstractNumId w:val="18"/>
   </w:num>
-  <w:num w:numId="24">
-    <w:abstractNumId w:val="13"/>
-  </w:num>
-  <w:num w:numId="25">
-    <w:abstractNumId w:val="17"/>
+  <w:num w:numId="26">
+    <w:abstractNumId w:val="2"/>
   </w:num>
 </w:numbering>
 </file>
@@ -44165,6 +46621,32 @@
       <w:szCs w:val="16"/>
     </w:rPr>
   </w:style>
+  <w:style w:type="table" w:styleId="TableGrid">
+    <w:name w:val="Table Grid"/>
+    <w:basedOn w:val="TableNormal"/>
+    <w:uiPriority w:val="59"/>
+    <w:rsid w:val="000B149B"/>
+    <w:pPr>
+      <w:spacing w:after="0" w:line="240" w:lineRule="auto"/>
+    </w:pPr>
+    <w:tblPr>
+      <w:tblInd w:w="0" w:type="dxa"/>
+      <w:tblBorders>
+        <w:top w:val="single" w:sz="4" w:space="0" w:color="auto"/>
+        <w:left w:val="single" w:sz="4" w:space="0" w:color="auto"/>
+        <w:bottom w:val="single" w:sz="4" w:space="0" w:color="auto"/>
+        <w:right w:val="single" w:sz="4" w:space="0" w:color="auto"/>
+        <w:insideH w:val="single" w:sz="4" w:space="0" w:color="auto"/>
+        <w:insideV w:val="single" w:sz="4" w:space="0" w:color="auto"/>
+      </w:tblBorders>
+      <w:tblCellMar>
+        <w:top w:w="0" w:type="dxa"/>
+        <w:left w:w="108" w:type="dxa"/>
+        <w:bottom w:w="0" w:type="dxa"/>
+        <w:right w:w="108" w:type="dxa"/>
+      </w:tblCellMar>
+    </w:tblPr>
+  </w:style>
 </w:styles>
 </file>
 
@@ -44410,6 +46892,32 @@
       <w:sz w:val="16"/>
       <w:szCs w:val="16"/>
     </w:rPr>
+  </w:style>
+  <w:style w:type="table" w:styleId="TableGrid">
+    <w:name w:val="Table Grid"/>
+    <w:basedOn w:val="TableNormal"/>
+    <w:uiPriority w:val="59"/>
+    <w:rsid w:val="000B149B"/>
+    <w:pPr>
+      <w:spacing w:after="0" w:line="240" w:lineRule="auto"/>
+    </w:pPr>
+    <w:tblPr>
+      <w:tblInd w:w="0" w:type="dxa"/>
+      <w:tblBorders>
+        <w:top w:val="single" w:sz="4" w:space="0" w:color="auto"/>
+        <w:left w:val="single" w:sz="4" w:space="0" w:color="auto"/>
+        <w:bottom w:val="single" w:sz="4" w:space="0" w:color="auto"/>
+        <w:right w:val="single" w:sz="4" w:space="0" w:color="auto"/>
+        <w:insideH w:val="single" w:sz="4" w:space="0" w:color="auto"/>
+        <w:insideV w:val="single" w:sz="4" w:space="0" w:color="auto"/>
+      </w:tblBorders>
+      <w:tblCellMar>
+        <w:top w:w="0" w:type="dxa"/>
+        <w:left w:w="108" w:type="dxa"/>
+        <w:bottom w:w="0" w:type="dxa"/>
+        <w:right w:w="108" w:type="dxa"/>
+      </w:tblCellMar>
+    </w:tblPr>
   </w:style>
 </w:styles>
 </file>

--- a/algorithm.docx
+++ b/algorithm.docx
@@ -23114,14 +23114,7 @@
                 <w:rFonts w:eastAsiaTheme="minorEastAsia"/>
                 <w:lang w:val="en-US"/>
               </w:rPr>
-              <w:t xml:space="preserve">Lần </w:t>
-            </w:r>
-            <w:r>
-              <w:rPr>
-                <w:rFonts w:eastAsiaTheme="minorEastAsia"/>
-                <w:lang w:val="en-US"/>
-              </w:rPr>
-              <w:t>hoán vị</w:t>
+              <w:t>Lần hoán vị</w:t>
             </w:r>
           </w:p>
         </w:tc>
@@ -23185,14 +23178,7 @@
                 <w:rFonts w:eastAsiaTheme="minorEastAsia"/>
                 <w:lang w:val="en-US"/>
               </w:rPr>
-              <w:t>[9, 8, 7</w:t>
-            </w:r>
-            <w:r>
-              <w:rPr>
-                <w:rFonts w:eastAsiaTheme="minorEastAsia"/>
-                <w:lang w:val="en-US"/>
-              </w:rPr>
-              <w:t>, 4]</w:t>
+              <w:t>[9, 8, 7, 4]</w:t>
             </w:r>
           </w:p>
         </w:tc>
@@ -23240,14 +23226,7 @@
                 <w:rFonts w:eastAsiaTheme="minorEastAsia"/>
                 <w:lang w:val="en-US"/>
               </w:rPr>
-              <w:t>[4, 8, 7, 9</w:t>
-            </w:r>
-            <w:r>
-              <w:rPr>
-                <w:rFonts w:eastAsiaTheme="minorEastAsia"/>
-                <w:lang w:val="en-US"/>
-              </w:rPr>
-              <w:t>]</w:t>
+              <w:t>[4, 8, 7, 9]</w:t>
             </w:r>
           </w:p>
         </w:tc>
@@ -23295,42 +23274,7 @@
                 <w:rFonts w:eastAsiaTheme="minorEastAsia"/>
                 <w:lang w:val="en-US"/>
               </w:rPr>
-              <w:t>[</w:t>
-            </w:r>
-            <w:r>
-              <w:rPr>
-                <w:rFonts w:eastAsiaTheme="minorEastAsia"/>
-                <w:lang w:val="en-US"/>
-              </w:rPr>
-              <w:t xml:space="preserve">4, </w:t>
-            </w:r>
-            <w:r>
-              <w:rPr>
-                <w:rFonts w:eastAsiaTheme="minorEastAsia"/>
-                <w:lang w:val="en-US"/>
-              </w:rPr>
-              <w:t>7</w:t>
-            </w:r>
-            <w:r>
-              <w:rPr>
-                <w:rFonts w:eastAsiaTheme="minorEastAsia"/>
-                <w:lang w:val="en-US"/>
-              </w:rPr>
-              <w:t xml:space="preserve">, </w:t>
-            </w:r>
-            <w:r>
-              <w:rPr>
-                <w:rFonts w:eastAsiaTheme="minorEastAsia"/>
-                <w:lang w:val="en-US"/>
-              </w:rPr>
-              <w:t>8</w:t>
-            </w:r>
-            <w:r>
-              <w:rPr>
-                <w:rFonts w:eastAsiaTheme="minorEastAsia"/>
-                <w:lang w:val="en-US"/>
-              </w:rPr>
-              <w:t>, 9]</w:t>
+              <w:t>[4, 7, 8, 9]</w:t>
             </w:r>
           </w:p>
         </w:tc>
@@ -23441,14 +23385,7 @@
           <w:rFonts w:eastAsiaTheme="minorEastAsia"/>
           <w:lang w:val="en-US"/>
         </w:rPr>
-        <w:t xml:space="preserve">Bước 1, cứ 2 phần tử một </w:t>
-      </w:r>
-      <w:r>
-        <w:rPr>
-          <w:rFonts w:eastAsiaTheme="minorEastAsia"/>
-          <w:lang w:val="en-US"/>
-        </w:rPr>
-        <w:t>sắp xếp lại cho đúng thứ tự</w:t>
+        <w:t>Bước 1, cứ 2 phần tử một sắp xếp lại cho đúng thứ tự</w:t>
       </w:r>
     </w:p>
     <w:p>
@@ -23548,21 +23485,7 @@
           <w:rFonts w:eastAsiaTheme="minorEastAsia"/>
           <w:lang w:val="en-US"/>
         </w:rPr>
-        <w:t xml:space="preserve">Việc sắp xếp lại cho đúng thứ tự diễn ra khá đơn giản, xét trường hợp </w:t>
-      </w:r>
-      <w:r>
-        <w:rPr>
-          <w:rFonts w:eastAsiaTheme="minorEastAsia"/>
-          <w:lang w:val="en-US"/>
-        </w:rPr>
-        <w:t>8 phần tử một sắp xếp lại cho đúng thứ tự</w:t>
-      </w:r>
-      <w:r>
-        <w:rPr>
-          <w:rFonts w:eastAsiaTheme="minorEastAsia"/>
-          <w:lang w:val="en-US"/>
-        </w:rPr>
-        <w:t>, thì ta đang nói đến 2 mảng liên tục có 4 phần tử, 2 mảng này đã được sắp xếp theo đúng thứ tự trước đó, ví dụ 2 mảng đó là</w:t>
+        <w:t>Việc sắp xếp lại cho đúng thứ tự diễn ra khá đơn giản, xét trường hợp 8 phần tử một sắp xếp lại cho đúng thứ tự, thì ta đang nói đến 2 mảng liên tục có 4 phần tử, 2 mảng này đã được sắp xếp theo đúng thứ tự trước đó, ví dụ 2 mảng đó là</w:t>
       </w:r>
     </w:p>
     <w:tbl>
@@ -23710,14 +23633,7 @@
                 <w:rFonts w:eastAsiaTheme="minorEastAsia"/>
                 <w:lang w:val="en-US"/>
               </w:rPr>
-              <w:t xml:space="preserve">Lần </w:t>
-            </w:r>
-            <w:r>
-              <w:rPr>
-                <w:rFonts w:eastAsiaTheme="minorEastAsia"/>
-                <w:lang w:val="en-US"/>
-              </w:rPr>
-              <w:t>sắp xếp</w:t>
+              <w:t>Lần sắp xếp</w:t>
             </w:r>
           </w:p>
         </w:tc>
@@ -23781,21 +23697,7 @@
                 <w:rFonts w:eastAsiaTheme="minorEastAsia"/>
                 <w:lang w:val="en-US"/>
               </w:rPr>
-              <w:t>[9, 8, 7, 4</w:t>
-            </w:r>
-            <w:r>
-              <w:rPr>
-                <w:rFonts w:eastAsiaTheme="minorEastAsia"/>
-                <w:lang w:val="en-US"/>
-              </w:rPr>
-              <w:t>, 1, 5, 15, 10</w:t>
-            </w:r>
-            <w:r>
-              <w:rPr>
-                <w:rFonts w:eastAsiaTheme="minorEastAsia"/>
-                <w:lang w:val="en-US"/>
-              </w:rPr>
-              <w:t>]</w:t>
+              <w:t>[9, 8, 7, 4, 1, 5, 15, 10]</w:t>
             </w:r>
           </w:p>
         </w:tc>
@@ -23843,14 +23745,7 @@
                 <w:rFonts w:eastAsiaTheme="minorEastAsia"/>
                 <w:lang w:val="en-US"/>
               </w:rPr>
-              <w:t>[8, 9, 4, 7, 1, 5, 10, 15</w:t>
-            </w:r>
-            <w:r>
-              <w:rPr>
-                <w:rFonts w:eastAsiaTheme="minorEastAsia"/>
-                <w:lang w:val="en-US"/>
-              </w:rPr>
-              <w:t>]</w:t>
+              <w:t>[8, 9, 4, 7, 1, 5, 10, 15]</w:t>
             </w:r>
           </w:p>
         </w:tc>
@@ -23898,21 +23793,7 @@
                 <w:rFonts w:eastAsiaTheme="minorEastAsia"/>
                 <w:lang w:val="en-US"/>
               </w:rPr>
-              <w:t>[</w:t>
-            </w:r>
-            <w:r>
-              <w:rPr>
-                <w:rFonts w:eastAsiaTheme="minorEastAsia"/>
-                <w:lang w:val="en-US"/>
-              </w:rPr>
-              <w:t>4, 7, 8, 9</w:t>
-            </w:r>
-            <w:r>
-              <w:rPr>
-                <w:rFonts w:eastAsiaTheme="minorEastAsia"/>
-                <w:lang w:val="en-US"/>
-              </w:rPr>
-              <w:t>, 1, 5, 10, 15]</w:t>
+              <w:t>[4, 7, 8, 9, 1, 5, 10, 15]</w:t>
             </w:r>
           </w:p>
         </w:tc>
@@ -23960,14 +23841,438 @@
                 <w:rFonts w:eastAsiaTheme="minorEastAsia"/>
                 <w:lang w:val="en-US"/>
               </w:rPr>
-              <w:t>[</w:t>
+              <w:t>[1, 4, 5, 7, 8, 9, 10, 15]</w:t>
+            </w:r>
+          </w:p>
+        </w:tc>
+      </w:tr>
+    </w:tbl>
+    <w:p>
+      <w:pPr>
+        <w:pStyle w:val="ListParagraph"/>
+        <w:numPr>
+          <w:ilvl w:val="0"/>
+          <w:numId w:val="6"/>
+        </w:numPr>
+        <w:rPr>
+          <w:rFonts w:eastAsiaTheme="minorEastAsia"/>
+          <w:lang w:val="en-US"/>
+        </w:rPr>
+      </w:pPr>
+      <w:r>
+        <w:rPr>
+          <w:rFonts w:eastAsiaTheme="minorEastAsia"/>
+          <w:lang w:val="en-US"/>
+        </w:rPr>
+        <w:t>Dễ thấy Merge Sort có thời gian thực thi là O(nlog(n))</w:t>
+      </w:r>
+    </w:p>
+    <w:p>
+      <w:pPr>
+        <w:pStyle w:val="ListParagraph"/>
+        <w:numPr>
+          <w:ilvl w:val="0"/>
+          <w:numId w:val="26"/>
+        </w:numPr>
+        <w:rPr>
+          <w:rFonts w:eastAsiaTheme="minorEastAsia"/>
+          <w:lang w:val="en-US"/>
+        </w:rPr>
+      </w:pPr>
+      <w:r>
+        <w:rPr>
+          <w:rFonts w:eastAsiaTheme="minorEastAsia"/>
+          <w:lang w:val="en-US"/>
+        </w:rPr>
+        <w:t>Quick Sort (Sắp Xếp Nhanh)?</w:t>
+      </w:r>
+    </w:p>
+    <w:p>
+      <w:pPr>
+        <w:pStyle w:val="ListParagraph"/>
+        <w:numPr>
+          <w:ilvl w:val="0"/>
+          <w:numId w:val="6"/>
+        </w:numPr>
+        <w:rPr>
+          <w:rFonts w:eastAsiaTheme="minorEastAsia"/>
+          <w:lang w:val="en-US"/>
+        </w:rPr>
+      </w:pPr>
+      <w:r>
+        <w:rPr>
+          <w:rFonts w:eastAsiaTheme="minorEastAsia"/>
+          <w:lang w:val="en-US"/>
+        </w:rPr>
+        <w:t>Cũng là kiểu sắp xếp chia để trị, nhưng dùng trụ cột</w:t>
+      </w:r>
+    </w:p>
+    <w:p>
+      <w:pPr>
+        <w:pStyle w:val="ListParagraph"/>
+        <w:numPr>
+          <w:ilvl w:val="0"/>
+          <w:numId w:val="6"/>
+        </w:numPr>
+        <w:rPr>
+          <w:rFonts w:eastAsiaTheme="minorEastAsia"/>
+          <w:lang w:val="en-US"/>
+        </w:rPr>
+      </w:pPr>
+      <w:r>
+        <w:rPr>
+          <w:rFonts w:eastAsiaTheme="minorEastAsia"/>
+          <w:lang w:val="en-US"/>
+        </w:rPr>
+        <w:lastRenderedPageBreak/>
+        <w:t>Bước 1, chọn trụ cột là 1 phần tử tùy ý có thể là phần tử chính giữa, cuối, đầu hay cái đéo gì cũng được</w:t>
+      </w:r>
+    </w:p>
+    <w:p>
+      <w:pPr>
+        <w:pStyle w:val="ListParagraph"/>
+        <w:numPr>
+          <w:ilvl w:val="0"/>
+          <w:numId w:val="6"/>
+        </w:numPr>
+        <w:rPr>
+          <w:rFonts w:eastAsiaTheme="minorEastAsia"/>
+          <w:lang w:val="en-US"/>
+        </w:rPr>
+      </w:pPr>
+      <w:r>
+        <w:rPr>
+          <w:rFonts w:eastAsiaTheme="minorEastAsia"/>
+          <w:lang w:val="en-US"/>
+        </w:rPr>
+        <w:t xml:space="preserve">Bước 2, hoán vị trụ cột với </w:t>
+      </w:r>
+      <w:r>
+        <w:rPr>
+          <w:rFonts w:eastAsiaTheme="minorEastAsia"/>
+          <w:lang w:val="en-US"/>
+        </w:rPr>
+        <w:t>phần tử cuối cùng</w:t>
+      </w:r>
+      <w:r>
+        <w:rPr>
+          <w:rFonts w:eastAsiaTheme="minorEastAsia"/>
+          <w:lang w:val="en-US"/>
+        </w:rPr>
+        <w:t>, xét dãy con từ phần tử đầu tiên đến kế cuối, đặt 1 con trỏ bên trái, dò từ bên trái sang cho đến khi gặp phần tử &gt; trụ cột, đặt 1 con trỏ bên phải, dò từ bên phải sang cho đến khi gặp phần tử &lt; trụ cột, hoán vị 2 phần tử này, rồi tiếp tục dò tiếp cho đến khi con trỏ bên trái đứng bên phải con trỏ bên phải thì dừng, rồi hoán vị con trỏ bên trái với trụ cột, khi này dễ thấy bên phải trụ cột toàn là phần tử lớn hơn nó, còn bên trái toàn phần tử nhỏ hơn nó, nói cách khác, trụ cột đã ở đúng vị trí, nghĩa là đây cũng là vị trí cuối cùng của nó</w:t>
+      </w:r>
+    </w:p>
+    <w:p>
+      <w:pPr>
+        <w:pStyle w:val="ListParagraph"/>
+        <w:numPr>
+          <w:ilvl w:val="0"/>
+          <w:numId w:val="6"/>
+        </w:numPr>
+        <w:rPr>
+          <w:rFonts w:eastAsiaTheme="minorEastAsia"/>
+          <w:lang w:val="en-US"/>
+        </w:rPr>
+      </w:pPr>
+      <w:r>
+        <w:rPr>
+          <w:rFonts w:eastAsiaTheme="minorEastAsia"/>
+          <w:lang w:val="en-US"/>
+        </w:rPr>
+        <w:t>Bước 3, tiếp tục làm như vậy với phần mảng bên phải của trụ cột và phần mảng bên trái của trụ cột 1 cách đệ quy cho đến khi không thể chia mảng được nữa</w:t>
+      </w:r>
+    </w:p>
+    <w:p>
+      <w:pPr>
+        <w:pStyle w:val="ListParagraph"/>
+        <w:numPr>
+          <w:ilvl w:val="0"/>
+          <w:numId w:val="6"/>
+        </w:numPr>
+        <w:rPr>
+          <w:rFonts w:eastAsiaTheme="minorEastAsia"/>
+          <w:lang w:val="en-US"/>
+        </w:rPr>
+      </w:pPr>
+      <w:r>
+        <w:rPr>
+          <w:rFonts w:eastAsiaTheme="minorEastAsia"/>
+          <w:lang w:val="en-US"/>
+        </w:rPr>
+        <w:t>Ví dụ, ta sẽ mặc định chọn phần tử đầu tiên làm trụ cột</w:t>
+      </w:r>
+    </w:p>
+    <w:tbl>
+      <w:tblPr>
+        <w:tblStyle w:val="TableGrid"/>
+        <w:tblW w:w="0" w:type="auto"/>
+        <w:tblInd w:w="1080" w:type="dxa"/>
+        <w:tblLook w:val="04A0" w:firstRow="1" w:lastRow="0" w:firstColumn="1" w:lastColumn="0" w:noHBand="0" w:noVBand="1"/>
+      </w:tblPr>
+      <w:tblGrid>
+        <w:gridCol w:w="4089"/>
+        <w:gridCol w:w="4073"/>
+      </w:tblGrid>
+      <w:tr>
+        <w:tc>
+          <w:tcPr>
+            <w:tcW w:w="4089" w:type="dxa"/>
+            <w:vAlign w:val="center"/>
+          </w:tcPr>
+          <w:p>
+            <w:pPr>
+              <w:pStyle w:val="ListParagraph"/>
+              <w:ind w:left="0"/>
+              <w:jc w:val="center"/>
+              <w:rPr>
+                <w:rFonts w:eastAsiaTheme="minorEastAsia"/>
+                <w:lang w:val="en-US"/>
+              </w:rPr>
+            </w:pPr>
+            <w:r>
+              <w:rPr>
+                <w:rFonts w:eastAsiaTheme="minorEastAsia"/>
+                <w:lang w:val="en-US"/>
+              </w:rPr>
+              <w:t>Lần hoán vị</w:t>
+            </w:r>
+          </w:p>
+        </w:tc>
+        <w:tc>
+          <w:tcPr>
+            <w:tcW w:w="4073" w:type="dxa"/>
+            <w:vAlign w:val="center"/>
+          </w:tcPr>
+          <w:p>
+            <w:pPr>
+              <w:pStyle w:val="ListParagraph"/>
+              <w:ind w:left="0"/>
+              <w:jc w:val="center"/>
+              <w:rPr>
+                <w:rFonts w:eastAsiaTheme="minorEastAsia"/>
+                <w:lang w:val="en-US"/>
+              </w:rPr>
+            </w:pPr>
+          </w:p>
+        </w:tc>
+      </w:tr>
+      <w:tr>
+        <w:tc>
+          <w:tcPr>
+            <w:tcW w:w="4089" w:type="dxa"/>
+            <w:vAlign w:val="center"/>
+          </w:tcPr>
+          <w:p>
+            <w:pPr>
+              <w:pStyle w:val="ListParagraph"/>
+              <w:ind w:left="0"/>
+              <w:jc w:val="center"/>
+              <w:rPr>
+                <w:rFonts w:eastAsiaTheme="minorEastAsia"/>
+                <w:lang w:val="en-US"/>
+              </w:rPr>
+            </w:pPr>
+            <w:r>
+              <w:rPr>
+                <w:rFonts w:eastAsiaTheme="minorEastAsia"/>
+                <w:lang w:val="en-US"/>
+              </w:rPr>
+              <w:t>1</w:t>
+            </w:r>
+          </w:p>
+        </w:tc>
+        <w:tc>
+          <w:tcPr>
+            <w:tcW w:w="4073" w:type="dxa"/>
+            <w:vAlign w:val="center"/>
+          </w:tcPr>
+          <w:p>
+            <w:pPr>
+              <w:pStyle w:val="ListParagraph"/>
+              <w:ind w:left="0"/>
+              <w:jc w:val="center"/>
+              <w:rPr>
+                <w:rFonts w:eastAsiaTheme="minorEastAsia"/>
+                <w:lang w:val="en-US"/>
+              </w:rPr>
+            </w:pPr>
+            <w:r>
+              <w:rPr>
+                <w:rFonts w:eastAsiaTheme="minorEastAsia"/>
+                <w:lang w:val="en-US"/>
+              </w:rPr>
+              <w:t>[9, 8, 7, 4, 1, 5, 15, 10]</w:t>
+            </w:r>
+          </w:p>
+        </w:tc>
+      </w:tr>
+      <w:tr>
+        <w:tc>
+          <w:tcPr>
+            <w:tcW w:w="4089" w:type="dxa"/>
+            <w:vAlign w:val="center"/>
+          </w:tcPr>
+          <w:p>
+            <w:pPr>
+              <w:pStyle w:val="ListParagraph"/>
+              <w:ind w:left="0"/>
+              <w:jc w:val="center"/>
+              <w:rPr>
+                <w:rFonts w:eastAsiaTheme="minorEastAsia"/>
+                <w:lang w:val="en-US"/>
+              </w:rPr>
+            </w:pPr>
+            <w:r>
+              <w:rPr>
+                <w:rFonts w:eastAsiaTheme="minorEastAsia"/>
+                <w:lang w:val="en-US"/>
+              </w:rPr>
+              <w:t>2</w:t>
+            </w:r>
+          </w:p>
+        </w:tc>
+        <w:tc>
+          <w:tcPr>
+            <w:tcW w:w="4073" w:type="dxa"/>
+            <w:vAlign w:val="center"/>
+          </w:tcPr>
+          <w:p>
+            <w:pPr>
+              <w:pStyle w:val="ListParagraph"/>
+              <w:ind w:left="0"/>
+              <w:jc w:val="center"/>
+              <w:rPr>
+                <w:rFonts w:eastAsiaTheme="minorEastAsia"/>
+                <w:lang w:val="en-US"/>
+              </w:rPr>
+            </w:pPr>
+            <w:r>
+              <w:rPr>
+                <w:rFonts w:eastAsiaTheme="minorEastAsia"/>
+                <w:lang w:val="en-US"/>
+              </w:rPr>
+              <w:t>[10, 8, 7, 4, 1, 5, 15, 9]</w:t>
+            </w:r>
+          </w:p>
+        </w:tc>
+      </w:tr>
+      <w:tr>
+        <w:tc>
+          <w:tcPr>
+            <w:tcW w:w="4089" w:type="dxa"/>
+            <w:vAlign w:val="center"/>
+          </w:tcPr>
+          <w:p>
+            <w:pPr>
+              <w:pStyle w:val="ListParagraph"/>
+              <w:ind w:left="0"/>
+              <w:jc w:val="center"/>
+              <w:rPr>
+                <w:rFonts w:eastAsiaTheme="minorEastAsia"/>
+                <w:lang w:val="en-US"/>
+              </w:rPr>
+            </w:pPr>
+            <w:r>
+              <w:rPr>
+                <w:rFonts w:eastAsiaTheme="minorEastAsia"/>
+                <w:lang w:val="en-US"/>
+              </w:rPr>
+              <w:t>3</w:t>
+            </w:r>
+          </w:p>
+        </w:tc>
+        <w:tc>
+          <w:tcPr>
+            <w:tcW w:w="4073" w:type="dxa"/>
+            <w:vAlign w:val="center"/>
+          </w:tcPr>
+          <w:p>
+            <w:pPr>
+              <w:pStyle w:val="ListParagraph"/>
+              <w:ind w:left="0"/>
+              <w:jc w:val="center"/>
+              <w:rPr>
+                <w:rFonts w:eastAsiaTheme="minorEastAsia"/>
+                <w:lang w:val="en-US"/>
+              </w:rPr>
+            </w:pPr>
+            <w:r>
+              <w:rPr>
+                <w:rFonts w:eastAsiaTheme="minorEastAsia"/>
+                <w:lang w:val="en-US"/>
+              </w:rPr>
+              <w:t>[5, 8, 7, 4, 1, 10, 15, 9]</w:t>
+            </w:r>
+          </w:p>
+        </w:tc>
+      </w:tr>
+      <w:tr>
+        <w:tc>
+          <w:tcPr>
+            <w:tcW w:w="4089" w:type="dxa"/>
+            <w:vAlign w:val="center"/>
+          </w:tcPr>
+          <w:p>
+            <w:pPr>
+              <w:pStyle w:val="ListParagraph"/>
+              <w:ind w:left="0"/>
+              <w:jc w:val="center"/>
+              <w:rPr>
+                <w:rFonts w:eastAsiaTheme="minorEastAsia"/>
+                <w:lang w:val="en-US"/>
+              </w:rPr>
+            </w:pPr>
+            <w:r>
+              <w:rPr>
+                <w:rFonts w:eastAsiaTheme="minorEastAsia"/>
+                <w:lang w:val="en-US"/>
+              </w:rPr>
+              <w:t>4</w:t>
+            </w:r>
+          </w:p>
+        </w:tc>
+        <w:tc>
+          <w:tcPr>
+            <w:tcW w:w="4073" w:type="dxa"/>
+            <w:vAlign w:val="center"/>
+          </w:tcPr>
+          <w:p>
+            <w:pPr>
+              <w:pStyle w:val="ListParagraph"/>
+              <w:ind w:left="0"/>
+              <w:jc w:val="center"/>
+              <w:rPr>
+                <w:rFonts w:eastAsiaTheme="minorEastAsia"/>
+                <w:lang w:val="en-US"/>
+              </w:rPr>
+            </w:pPr>
+            <w:r>
+              <w:rPr>
+                <w:rFonts w:eastAsiaTheme="minorEastAsia"/>
+                <w:lang w:val="en-US"/>
+              </w:rPr>
+              <w:t xml:space="preserve">[5, 8, 7, 4, 1, </w:t>
             </w:r>
             <w:r>
               <w:rPr>
                 <w:rFonts w:eastAsiaTheme="minorEastAsia"/>
                 <w:lang w:val="en-US"/>
               </w:rPr>
-              <w:t>1, 4, 5, 7, 8, 9, 10, 15</w:t>
+              <w:t>9</w:t>
+            </w:r>
+            <w:r>
+              <w:rPr>
+                <w:rFonts w:eastAsiaTheme="minorEastAsia"/>
+                <w:lang w:val="en-US"/>
+              </w:rPr>
+              <w:t xml:space="preserve">, 15, </w:t>
+            </w:r>
+            <w:r>
+              <w:rPr>
+                <w:rFonts w:eastAsiaTheme="minorEastAsia"/>
+                <w:lang w:val="en-US"/>
+              </w:rPr>
+              <w:t>10</w:t>
             </w:r>
             <w:r>
               <w:rPr>
@@ -23979,6 +24284,268 @@
           </w:p>
         </w:tc>
       </w:tr>
+      <w:tr>
+        <w:tc>
+          <w:tcPr>
+            <w:tcW w:w="4089" w:type="dxa"/>
+            <w:vAlign w:val="center"/>
+          </w:tcPr>
+          <w:p>
+            <w:pPr>
+              <w:pStyle w:val="ListParagraph"/>
+              <w:ind w:left="0"/>
+              <w:jc w:val="center"/>
+              <w:rPr>
+                <w:rFonts w:eastAsiaTheme="minorEastAsia"/>
+                <w:lang w:val="en-US"/>
+              </w:rPr>
+            </w:pPr>
+            <w:r>
+              <w:rPr>
+                <w:rFonts w:eastAsiaTheme="minorEastAsia"/>
+                <w:lang w:val="en-US"/>
+              </w:rPr>
+              <w:t>5</w:t>
+            </w:r>
+          </w:p>
+        </w:tc>
+        <w:tc>
+          <w:tcPr>
+            <w:tcW w:w="4073" w:type="dxa"/>
+            <w:vAlign w:val="center"/>
+          </w:tcPr>
+          <w:p>
+            <w:pPr>
+              <w:pStyle w:val="ListParagraph"/>
+              <w:ind w:left="0"/>
+              <w:jc w:val="center"/>
+              <w:rPr>
+                <w:rFonts w:eastAsiaTheme="minorEastAsia"/>
+                <w:lang w:val="en-US"/>
+              </w:rPr>
+            </w:pPr>
+            <w:r>
+              <w:rPr>
+                <w:rFonts w:eastAsiaTheme="minorEastAsia"/>
+                <w:lang w:val="en-US"/>
+              </w:rPr>
+              <w:t>[</w:t>
+            </w:r>
+            <w:r>
+              <w:rPr>
+                <w:rFonts w:eastAsiaTheme="minorEastAsia"/>
+                <w:lang w:val="en-US"/>
+              </w:rPr>
+              <w:t>1</w:t>
+            </w:r>
+            <w:r>
+              <w:rPr>
+                <w:rFonts w:eastAsiaTheme="minorEastAsia"/>
+                <w:lang w:val="en-US"/>
+              </w:rPr>
+              <w:t xml:space="preserve">, 8, 7, 4, </w:t>
+            </w:r>
+            <w:r>
+              <w:rPr>
+                <w:rFonts w:eastAsiaTheme="minorEastAsia"/>
+                <w:lang w:val="en-US"/>
+              </w:rPr>
+              <w:t>5</w:t>
+            </w:r>
+            <w:r>
+              <w:rPr>
+                <w:rFonts w:eastAsiaTheme="minorEastAsia"/>
+                <w:lang w:val="en-US"/>
+              </w:rPr>
+              <w:t>, 9</w:t>
+            </w:r>
+            <w:r>
+              <w:rPr>
+                <w:rFonts w:eastAsiaTheme="minorEastAsia"/>
+                <w:lang w:val="en-US"/>
+              </w:rPr>
+              <w:t>, 10</w:t>
+            </w:r>
+            <w:r>
+              <w:rPr>
+                <w:rFonts w:eastAsiaTheme="minorEastAsia"/>
+                <w:lang w:val="en-US"/>
+              </w:rPr>
+              <w:t xml:space="preserve">, </w:t>
+            </w:r>
+            <w:r>
+              <w:rPr>
+                <w:rFonts w:eastAsiaTheme="minorEastAsia"/>
+                <w:lang w:val="en-US"/>
+              </w:rPr>
+              <w:t>15</w:t>
+            </w:r>
+            <w:r>
+              <w:rPr>
+                <w:rFonts w:eastAsiaTheme="minorEastAsia"/>
+                <w:lang w:val="en-US"/>
+              </w:rPr>
+              <w:t>]</w:t>
+            </w:r>
+          </w:p>
+        </w:tc>
+      </w:tr>
+      <w:tr>
+        <w:tc>
+          <w:tcPr>
+            <w:tcW w:w="4089" w:type="dxa"/>
+            <w:vAlign w:val="center"/>
+          </w:tcPr>
+          <w:p>
+            <w:pPr>
+              <w:pStyle w:val="ListParagraph"/>
+              <w:ind w:left="0"/>
+              <w:jc w:val="center"/>
+              <w:rPr>
+                <w:rFonts w:eastAsiaTheme="minorEastAsia"/>
+                <w:lang w:val="en-US"/>
+              </w:rPr>
+            </w:pPr>
+            <w:r>
+              <w:rPr>
+                <w:rFonts w:eastAsiaTheme="minorEastAsia"/>
+                <w:lang w:val="en-US"/>
+              </w:rPr>
+              <w:t>6</w:t>
+            </w:r>
+          </w:p>
+        </w:tc>
+        <w:tc>
+          <w:tcPr>
+            <w:tcW w:w="4073" w:type="dxa"/>
+            <w:vAlign w:val="center"/>
+          </w:tcPr>
+          <w:p>
+            <w:pPr>
+              <w:pStyle w:val="ListParagraph"/>
+              <w:ind w:left="0"/>
+              <w:jc w:val="center"/>
+              <w:rPr>
+                <w:rFonts w:eastAsiaTheme="minorEastAsia"/>
+                <w:lang w:val="en-US"/>
+              </w:rPr>
+            </w:pPr>
+            <w:r>
+              <w:rPr>
+                <w:rFonts w:eastAsiaTheme="minorEastAsia"/>
+                <w:lang w:val="en-US"/>
+              </w:rPr>
+              <w:t>[1</w:t>
+            </w:r>
+            <w:r>
+              <w:rPr>
+                <w:rFonts w:eastAsiaTheme="minorEastAsia"/>
+                <w:lang w:val="en-US"/>
+              </w:rPr>
+              <w:t>, 4, 5, 8</w:t>
+            </w:r>
+            <w:r>
+              <w:rPr>
+                <w:rFonts w:eastAsiaTheme="minorEastAsia"/>
+                <w:lang w:val="en-US"/>
+              </w:rPr>
+              <w:t xml:space="preserve">, </w:t>
+            </w:r>
+            <w:r>
+              <w:rPr>
+                <w:rFonts w:eastAsiaTheme="minorEastAsia"/>
+                <w:lang w:val="en-US"/>
+              </w:rPr>
+              <w:t>7</w:t>
+            </w:r>
+            <w:r>
+              <w:rPr>
+                <w:rFonts w:eastAsiaTheme="minorEastAsia"/>
+                <w:lang w:val="en-US"/>
+              </w:rPr>
+              <w:t>, 9, 10, 15]</w:t>
+            </w:r>
+          </w:p>
+        </w:tc>
+      </w:tr>
+      <w:tr>
+        <w:tc>
+          <w:tcPr>
+            <w:tcW w:w="4089" w:type="dxa"/>
+            <w:vAlign w:val="center"/>
+          </w:tcPr>
+          <w:p>
+            <w:pPr>
+              <w:pStyle w:val="ListParagraph"/>
+              <w:ind w:left="0"/>
+              <w:jc w:val="center"/>
+              <w:rPr>
+                <w:rFonts w:eastAsiaTheme="minorEastAsia"/>
+                <w:lang w:val="en-US"/>
+              </w:rPr>
+            </w:pPr>
+            <w:r>
+              <w:rPr>
+                <w:rFonts w:eastAsiaTheme="minorEastAsia"/>
+                <w:lang w:val="en-US"/>
+              </w:rPr>
+              <w:t>7</w:t>
+            </w:r>
+          </w:p>
+        </w:tc>
+        <w:tc>
+          <w:tcPr>
+            <w:tcW w:w="4073" w:type="dxa"/>
+            <w:vAlign w:val="center"/>
+          </w:tcPr>
+          <w:p>
+            <w:pPr>
+              <w:pStyle w:val="ListParagraph"/>
+              <w:ind w:left="0"/>
+              <w:jc w:val="center"/>
+              <w:rPr>
+                <w:rFonts w:eastAsiaTheme="minorEastAsia"/>
+                <w:lang w:val="en-US"/>
+              </w:rPr>
+            </w:pPr>
+            <w:r>
+              <w:rPr>
+                <w:rFonts w:eastAsiaTheme="minorEastAsia"/>
+                <w:lang w:val="en-US"/>
+              </w:rPr>
+              <w:t xml:space="preserve">[1, 4, 5, </w:t>
+            </w:r>
+            <w:r>
+              <w:rPr>
+                <w:rFonts w:eastAsiaTheme="minorEastAsia"/>
+                <w:lang w:val="en-US"/>
+              </w:rPr>
+              <w:t>7</w:t>
+            </w:r>
+            <w:r>
+              <w:rPr>
+                <w:rFonts w:eastAsiaTheme="minorEastAsia"/>
+                <w:lang w:val="en-US"/>
+              </w:rPr>
+              <w:t xml:space="preserve">, </w:t>
+            </w:r>
+            <w:r>
+              <w:rPr>
+                <w:rFonts w:eastAsiaTheme="minorEastAsia"/>
+                <w:lang w:val="en-US"/>
+              </w:rPr>
+              <w:t>8</w:t>
+            </w:r>
+            <w:r>
+              <w:rPr>
+                <w:rFonts w:eastAsiaTheme="minorEastAsia"/>
+                <w:lang w:val="en-US"/>
+              </w:rPr>
+              <w:t>, 9, 10, 15]</w:t>
+            </w:r>
+          </w:p>
+        </w:tc>
+      </w:tr>
     </w:tbl>
     <w:p>
       <w:pPr>
@@ -23997,7 +24564,22 @@
           <w:rFonts w:eastAsiaTheme="minorEastAsia"/>
           <w:lang w:val="en-US"/>
         </w:rPr>
-        <w:t>Dễ thấy Merge Sort có thời gian thực thi là O(nlog(n))</w:t>
+        <w:t>Dễ thấy trong trường hợp ngon nhất, thì Quick Sort na ná Merge Sort, do đó thời gian thực thi là O(nlog(n)), nhưng trong trường hợp tồi tệ nhất, bạn chọn trụ cột thế đéo nào đó mà khi quét 2 con trỏ, đéo có hoán vị nào xảy ra, dẫn đến trụ cột vẫn ở cuối, dễ thấy trong trường hợp này thời gian thực thi là O(n</w:t>
+      </w:r>
+      <w:r>
+        <w:rPr>
+          <w:rFonts w:eastAsiaTheme="minorEastAsia"/>
+          <w:vertAlign w:val="superscript"/>
+          <w:lang w:val="en-US"/>
+        </w:rPr>
+        <w:t>2</w:t>
+      </w:r>
+      <w:r>
+        <w:rPr>
+          <w:rFonts w:eastAsiaTheme="minorEastAsia"/>
+          <w:lang w:val="en-US"/>
+        </w:rPr>
+        <w:t>)</w:t>
       </w:r>
     </w:p>
     <w:p>
@@ -24017,7 +24599,7 @@
           <w:rFonts w:eastAsiaTheme="minorEastAsia"/>
           <w:lang w:val="en-US"/>
         </w:rPr>
-        <w:t>Quick Sort (Sắp Xếp Nhanh)?</w:t>
+        <w:t>Radix Sort (Sắp Xếp Theo Cơ Số)?</w:t>
       </w:r>
     </w:p>
     <w:p>
@@ -24032,34 +24614,708 @@
           <w:lang w:val="en-US"/>
         </w:rPr>
       </w:pPr>
+      <w:r>
+        <w:rPr>
+          <w:rFonts w:eastAsiaTheme="minorEastAsia"/>
+          <w:lang w:val="en-US"/>
+        </w:rPr>
+        <w:t>Là kiểu sắp xếp theo hàng đơn vị, rồi hằng chục, hàng trăm, …</w:t>
+      </w:r>
+    </w:p>
+    <w:p>
+      <w:pPr>
+        <w:pStyle w:val="ListParagraph"/>
+        <w:numPr>
+          <w:ilvl w:val="0"/>
+          <w:numId w:val="6"/>
+        </w:numPr>
+        <w:rPr>
+          <w:rFonts w:eastAsiaTheme="minorEastAsia"/>
+          <w:lang w:val="en-US"/>
+        </w:rPr>
+      </w:pPr>
+      <w:r>
+        <w:rPr>
+          <w:rFonts w:eastAsiaTheme="minorEastAsia"/>
+          <w:lang w:val="en-US"/>
+        </w:rPr>
+        <w:t>Bước 1, chỉ quan tâm chữ số hàng đơn vị của các phần tử và sắp xếp theo chúng, sắp xếp = cách tạo ra 10 hộp có nhãn 0, 1, 2, …, 9, rồi đặt các phần tử vào hộp tương ứng với chữ số hàng đơn vị của nó</w:t>
+      </w:r>
+    </w:p>
+    <w:p>
+      <w:pPr>
+        <w:pStyle w:val="ListParagraph"/>
+        <w:numPr>
+          <w:ilvl w:val="0"/>
+          <w:numId w:val="6"/>
+        </w:numPr>
+        <w:rPr>
+          <w:rFonts w:eastAsiaTheme="minorEastAsia"/>
+          <w:lang w:val="en-US"/>
+        </w:rPr>
+      </w:pPr>
+      <w:r>
+        <w:rPr>
+          <w:rFonts w:eastAsiaTheme="minorEastAsia"/>
+          <w:lang w:val="en-US"/>
+        </w:rPr>
+        <w:t>Bước 2, nối 10 hộp lại, được mảng mới, tiếp tục lặp lại bước 1 nhưng với chữ số hàng chục</w:t>
+      </w:r>
+    </w:p>
+    <w:p>
+      <w:pPr>
+        <w:pStyle w:val="ListParagraph"/>
+        <w:numPr>
+          <w:ilvl w:val="0"/>
+          <w:numId w:val="6"/>
+        </w:numPr>
+        <w:rPr>
+          <w:rFonts w:eastAsiaTheme="minorEastAsia"/>
+          <w:lang w:val="en-US"/>
+        </w:rPr>
+      </w:pPr>
+      <w:r>
+        <w:rPr>
+          <w:rFonts w:eastAsiaTheme="minorEastAsia"/>
+          <w:lang w:val="en-US"/>
+        </w:rPr>
+        <w:t>Bước 3, như bước 2, nhưng với chữ số hàng trăm</w:t>
+      </w:r>
+    </w:p>
+    <w:p>
+      <w:pPr>
+        <w:pStyle w:val="ListParagraph"/>
+        <w:numPr>
+          <w:ilvl w:val="0"/>
+          <w:numId w:val="6"/>
+        </w:numPr>
+        <w:rPr>
+          <w:rFonts w:eastAsiaTheme="minorEastAsia"/>
+          <w:lang w:val="en-US"/>
+        </w:rPr>
+      </w:pPr>
+      <w:r>
+        <w:rPr>
+          <w:rFonts w:eastAsiaTheme="minorEastAsia"/>
+          <w:lang w:val="en-US"/>
+        </w:rPr>
+        <w:t>Bước 4, …</w:t>
+      </w:r>
+    </w:p>
+    <w:p>
+      <w:pPr>
+        <w:pStyle w:val="ListParagraph"/>
+        <w:numPr>
+          <w:ilvl w:val="0"/>
+          <w:numId w:val="6"/>
+        </w:numPr>
+        <w:rPr>
+          <w:rFonts w:eastAsiaTheme="minorEastAsia"/>
+          <w:lang w:val="en-US"/>
+        </w:rPr>
+      </w:pPr>
+      <w:r>
+        <w:rPr>
+          <w:rFonts w:eastAsiaTheme="minorEastAsia"/>
+          <w:lang w:val="en-US"/>
+        </w:rPr>
+        <w:t>Lặp đi lặp lại cho đến khi không còn chữ số</w:t>
+      </w:r>
+    </w:p>
+    <w:p>
+      <w:pPr>
+        <w:pStyle w:val="ListParagraph"/>
+        <w:numPr>
+          <w:ilvl w:val="0"/>
+          <w:numId w:val="6"/>
+        </w:numPr>
+        <w:rPr>
+          <w:rFonts w:eastAsiaTheme="minorEastAsia"/>
+          <w:lang w:val="en-US"/>
+        </w:rPr>
+      </w:pPr>
+      <w:r>
+        <w:rPr>
+          <w:rFonts w:eastAsiaTheme="minorEastAsia"/>
+          <w:lang w:val="en-US"/>
+        </w:rPr>
+        <w:t>Ví dụ</w:t>
+      </w:r>
+    </w:p>
+    <w:tbl>
+      <w:tblPr>
+        <w:tblStyle w:val="TableGrid"/>
+        <w:tblW w:w="0" w:type="auto"/>
+        <w:tblInd w:w="1080" w:type="dxa"/>
+        <w:tblLook w:val="04A0" w:firstRow="1" w:lastRow="0" w:firstColumn="1" w:lastColumn="0" w:noHBand="0" w:noVBand="1"/>
+      </w:tblPr>
+      <w:tblGrid>
+        <w:gridCol w:w="4089"/>
+        <w:gridCol w:w="4073"/>
+      </w:tblGrid>
+      <w:tr>
+        <w:tc>
+          <w:tcPr>
+            <w:tcW w:w="4089" w:type="dxa"/>
+            <w:vAlign w:val="center"/>
+          </w:tcPr>
+          <w:p>
+            <w:pPr>
+              <w:pStyle w:val="ListParagraph"/>
+              <w:ind w:left="0"/>
+              <w:jc w:val="center"/>
+              <w:rPr>
+                <w:rFonts w:eastAsiaTheme="minorEastAsia"/>
+                <w:lang w:val="en-US"/>
+              </w:rPr>
+            </w:pPr>
+            <w:r>
+              <w:rPr>
+                <w:rFonts w:eastAsiaTheme="minorEastAsia"/>
+                <w:lang w:val="en-US"/>
+              </w:rPr>
+              <w:t>Sắp xếp theo</w:t>
+            </w:r>
+          </w:p>
+        </w:tc>
+        <w:tc>
+          <w:tcPr>
+            <w:tcW w:w="4073" w:type="dxa"/>
+            <w:vAlign w:val="center"/>
+          </w:tcPr>
+          <w:p>
+            <w:pPr>
+              <w:pStyle w:val="ListParagraph"/>
+              <w:ind w:left="0"/>
+              <w:jc w:val="center"/>
+              <w:rPr>
+                <w:rFonts w:eastAsiaTheme="minorEastAsia"/>
+                <w:lang w:val="en-US"/>
+              </w:rPr>
+            </w:pPr>
+          </w:p>
+        </w:tc>
+      </w:tr>
+      <w:tr>
+        <w:tc>
+          <w:tcPr>
+            <w:tcW w:w="4089" w:type="dxa"/>
+            <w:vAlign w:val="center"/>
+          </w:tcPr>
+          <w:p>
+            <w:pPr>
+              <w:pStyle w:val="ListParagraph"/>
+              <w:ind w:left="0"/>
+              <w:jc w:val="center"/>
+              <w:rPr>
+                <w:rFonts w:eastAsiaTheme="minorEastAsia"/>
+                <w:lang w:val="en-US"/>
+              </w:rPr>
+            </w:pPr>
+            <w:r>
+              <w:rPr>
+                <w:rFonts w:eastAsiaTheme="minorEastAsia"/>
+                <w:lang w:val="en-US"/>
+              </w:rPr>
+              <w:t>Chưa sắp xếp</w:t>
+            </w:r>
+          </w:p>
+        </w:tc>
+        <w:tc>
+          <w:tcPr>
+            <w:tcW w:w="4073" w:type="dxa"/>
+            <w:vAlign w:val="center"/>
+          </w:tcPr>
+          <w:p>
+            <w:pPr>
+              <w:pStyle w:val="ListParagraph"/>
+              <w:ind w:left="0"/>
+              <w:jc w:val="center"/>
+              <w:rPr>
+                <w:rFonts w:eastAsiaTheme="minorEastAsia"/>
+                <w:lang w:val="en-US"/>
+              </w:rPr>
+            </w:pPr>
+            <w:r>
+              <w:rPr>
+                <w:rFonts w:eastAsiaTheme="minorEastAsia"/>
+                <w:lang w:val="en-US"/>
+              </w:rPr>
+              <w:t>[</w:t>
+            </w:r>
+            <w:r>
+              <w:rPr>
+                <w:rFonts w:eastAsiaTheme="minorEastAsia"/>
+                <w:lang w:val="en-US"/>
+              </w:rPr>
+              <w:t>89</w:t>
+            </w:r>
+            <w:r>
+              <w:rPr>
+                <w:rFonts w:eastAsiaTheme="minorEastAsia"/>
+                <w:lang w:val="en-US"/>
+              </w:rPr>
+              <w:t xml:space="preserve">9, </w:t>
+            </w:r>
+            <w:r>
+              <w:rPr>
+                <w:rFonts w:eastAsiaTheme="minorEastAsia"/>
+                <w:lang w:val="en-US"/>
+              </w:rPr>
+              <w:t>1</w:t>
+            </w:r>
+            <w:r>
+              <w:rPr>
+                <w:rFonts w:eastAsiaTheme="minorEastAsia"/>
+                <w:lang w:val="en-US"/>
+              </w:rPr>
+              <w:t xml:space="preserve">8, </w:t>
+            </w:r>
+            <w:r>
+              <w:rPr>
+                <w:rFonts w:eastAsiaTheme="minorEastAsia"/>
+                <w:lang w:val="en-US"/>
+              </w:rPr>
+              <w:t>2</w:t>
+            </w:r>
+            <w:r>
+              <w:rPr>
+                <w:rFonts w:eastAsiaTheme="minorEastAsia"/>
+                <w:lang w:val="en-US"/>
+              </w:rPr>
+              <w:t>7, 4</w:t>
+            </w:r>
+            <w:r>
+              <w:rPr>
+                <w:rFonts w:eastAsiaTheme="minorEastAsia"/>
+                <w:lang w:val="en-US"/>
+              </w:rPr>
+              <w:t>2</w:t>
+            </w:r>
+            <w:r>
+              <w:rPr>
+                <w:rFonts w:eastAsiaTheme="minorEastAsia"/>
+                <w:lang w:val="en-US"/>
+              </w:rPr>
+              <w:t xml:space="preserve">, 1, </w:t>
+            </w:r>
+            <w:r>
+              <w:rPr>
+                <w:rFonts w:eastAsiaTheme="minorEastAsia"/>
+                <w:lang w:val="en-US"/>
+              </w:rPr>
+              <w:t>93</w:t>
+            </w:r>
+            <w:r>
+              <w:rPr>
+                <w:rFonts w:eastAsiaTheme="minorEastAsia"/>
+                <w:lang w:val="en-US"/>
+              </w:rPr>
+              <w:t>, 1</w:t>
+            </w:r>
+            <w:r>
+              <w:rPr>
+                <w:rFonts w:eastAsiaTheme="minorEastAsia"/>
+                <w:lang w:val="en-US"/>
+              </w:rPr>
+              <w:t>4</w:t>
+            </w:r>
+            <w:r>
+              <w:rPr>
+                <w:rFonts w:eastAsiaTheme="minorEastAsia"/>
+                <w:lang w:val="en-US"/>
+              </w:rPr>
+              <w:t>5, 1</w:t>
+            </w:r>
+            <w:r>
+              <w:rPr>
+                <w:rFonts w:eastAsiaTheme="minorEastAsia"/>
+                <w:lang w:val="en-US"/>
+              </w:rPr>
+              <w:t>0</w:t>
+            </w:r>
+            <w:r>
+              <w:rPr>
+                <w:rFonts w:eastAsiaTheme="minorEastAsia"/>
+                <w:lang w:val="en-US"/>
+              </w:rPr>
+              <w:t>0]</w:t>
+            </w:r>
+          </w:p>
+        </w:tc>
+      </w:tr>
+      <w:tr>
+        <w:tc>
+          <w:tcPr>
+            <w:tcW w:w="4089" w:type="dxa"/>
+            <w:vAlign w:val="center"/>
+          </w:tcPr>
+          <w:p>
+            <w:pPr>
+              <w:pStyle w:val="ListParagraph"/>
+              <w:ind w:left="0"/>
+              <w:jc w:val="center"/>
+              <w:rPr>
+                <w:rFonts w:eastAsiaTheme="minorEastAsia"/>
+                <w:lang w:val="en-US"/>
+              </w:rPr>
+            </w:pPr>
+            <w:r>
+              <w:rPr>
+                <w:rFonts w:eastAsiaTheme="minorEastAsia"/>
+                <w:lang w:val="en-US"/>
+              </w:rPr>
+              <w:t>Hàng đơn vị</w:t>
+            </w:r>
+          </w:p>
+        </w:tc>
+        <w:tc>
+          <w:tcPr>
+            <w:tcW w:w="4073" w:type="dxa"/>
+            <w:vAlign w:val="center"/>
+          </w:tcPr>
+          <w:p>
+            <w:pPr>
+              <w:pStyle w:val="ListParagraph"/>
+              <w:ind w:left="0"/>
+              <w:jc w:val="center"/>
+              <w:rPr>
+                <w:rFonts w:eastAsiaTheme="minorEastAsia"/>
+                <w:lang w:val="en-US"/>
+              </w:rPr>
+            </w:pPr>
+            <w:r>
+              <w:rPr>
+                <w:rFonts w:eastAsiaTheme="minorEastAsia"/>
+                <w:lang w:val="en-US"/>
+              </w:rPr>
+              <w:t>[</w:t>
+            </w:r>
+            <w:r>
+              <w:rPr>
+                <w:rFonts w:eastAsiaTheme="minorEastAsia"/>
+                <w:lang w:val="en-US"/>
+              </w:rPr>
+              <w:t>100</w:t>
+            </w:r>
+            <w:r>
+              <w:rPr>
+                <w:rFonts w:eastAsiaTheme="minorEastAsia"/>
+                <w:lang w:val="en-US"/>
+              </w:rPr>
+              <w:t xml:space="preserve">, 1, </w:t>
+            </w:r>
+            <w:r>
+              <w:rPr>
+                <w:rFonts w:eastAsiaTheme="minorEastAsia"/>
+                <w:lang w:val="en-US"/>
+              </w:rPr>
+              <w:t>42, 93, 145</w:t>
+            </w:r>
+            <w:r>
+              <w:rPr>
+                <w:rFonts w:eastAsiaTheme="minorEastAsia"/>
+                <w:lang w:val="en-US"/>
+              </w:rPr>
+              <w:t xml:space="preserve">, </w:t>
+            </w:r>
+            <w:r>
+              <w:rPr>
+                <w:rFonts w:eastAsiaTheme="minorEastAsia"/>
+                <w:lang w:val="en-US"/>
+              </w:rPr>
+              <w:t>27, 18, 899</w:t>
+            </w:r>
+            <w:r>
+              <w:rPr>
+                <w:rFonts w:eastAsiaTheme="minorEastAsia"/>
+                <w:lang w:val="en-US"/>
+              </w:rPr>
+              <w:t>]</w:t>
+            </w:r>
+          </w:p>
+        </w:tc>
+      </w:tr>
+      <w:tr>
+        <w:tc>
+          <w:tcPr>
+            <w:tcW w:w="4089" w:type="dxa"/>
+            <w:vAlign w:val="center"/>
+          </w:tcPr>
+          <w:p>
+            <w:pPr>
+              <w:pStyle w:val="ListParagraph"/>
+              <w:ind w:left="0"/>
+              <w:jc w:val="center"/>
+              <w:rPr>
+                <w:rFonts w:eastAsiaTheme="minorEastAsia"/>
+                <w:lang w:val="en-US"/>
+              </w:rPr>
+            </w:pPr>
+            <w:r>
+              <w:rPr>
+                <w:rFonts w:eastAsiaTheme="minorEastAsia"/>
+                <w:lang w:val="en-US"/>
+              </w:rPr>
+              <w:t>Hàng chục</w:t>
+            </w:r>
+          </w:p>
+        </w:tc>
+        <w:tc>
+          <w:tcPr>
+            <w:tcW w:w="4073" w:type="dxa"/>
+            <w:vAlign w:val="center"/>
+          </w:tcPr>
+          <w:p>
+            <w:pPr>
+              <w:pStyle w:val="ListParagraph"/>
+              <w:ind w:left="0"/>
+              <w:jc w:val="center"/>
+              <w:rPr>
+                <w:rFonts w:eastAsiaTheme="minorEastAsia"/>
+                <w:lang w:val="en-US"/>
+              </w:rPr>
+            </w:pPr>
+            <w:r>
+              <w:rPr>
+                <w:rFonts w:eastAsiaTheme="minorEastAsia"/>
+                <w:lang w:val="en-US"/>
+              </w:rPr>
+              <w:t>[100, 1,</w:t>
+            </w:r>
+            <w:r>
+              <w:rPr>
+                <w:rFonts w:eastAsiaTheme="minorEastAsia"/>
+                <w:lang w:val="en-US"/>
+              </w:rPr>
+              <w:t xml:space="preserve"> 18, </w:t>
+            </w:r>
+            <w:r>
+              <w:rPr>
+                <w:rFonts w:eastAsiaTheme="minorEastAsia"/>
+                <w:lang w:val="en-US"/>
+              </w:rPr>
+              <w:t>27</w:t>
+            </w:r>
+            <w:r>
+              <w:rPr>
+                <w:rFonts w:eastAsiaTheme="minorEastAsia"/>
+                <w:lang w:val="en-US"/>
+              </w:rPr>
+              <w:t>,</w:t>
+            </w:r>
+            <w:r>
+              <w:rPr>
+                <w:rFonts w:eastAsiaTheme="minorEastAsia"/>
+                <w:lang w:val="en-US"/>
+              </w:rPr>
+              <w:t xml:space="preserve"> 42</w:t>
+            </w:r>
+            <w:r>
+              <w:rPr>
+                <w:rFonts w:eastAsiaTheme="minorEastAsia"/>
+                <w:lang w:val="en-US"/>
+              </w:rPr>
+              <w:t>, 145, 93</w:t>
+            </w:r>
+            <w:r>
+              <w:rPr>
+                <w:rFonts w:eastAsiaTheme="minorEastAsia"/>
+                <w:lang w:val="en-US"/>
+              </w:rPr>
+              <w:t>, 899]</w:t>
+            </w:r>
+          </w:p>
+        </w:tc>
+      </w:tr>
+      <w:tr>
+        <w:tc>
+          <w:tcPr>
+            <w:tcW w:w="4089" w:type="dxa"/>
+            <w:vAlign w:val="center"/>
+          </w:tcPr>
+          <w:p>
+            <w:pPr>
+              <w:pStyle w:val="ListParagraph"/>
+              <w:ind w:left="0"/>
+              <w:jc w:val="center"/>
+              <w:rPr>
+                <w:rFonts w:eastAsiaTheme="minorEastAsia"/>
+                <w:lang w:val="en-US"/>
+              </w:rPr>
+            </w:pPr>
+            <w:r>
+              <w:rPr>
+                <w:rFonts w:eastAsiaTheme="minorEastAsia"/>
+                <w:lang w:val="en-US"/>
+              </w:rPr>
+              <w:t>Hàng trăm</w:t>
+            </w:r>
+          </w:p>
+        </w:tc>
+        <w:tc>
+          <w:tcPr>
+            <w:tcW w:w="4073" w:type="dxa"/>
+            <w:vAlign w:val="center"/>
+          </w:tcPr>
+          <w:p>
+            <w:pPr>
+              <w:pStyle w:val="ListParagraph"/>
+              <w:ind w:left="0"/>
+              <w:jc w:val="center"/>
+              <w:rPr>
+                <w:rFonts w:eastAsiaTheme="minorEastAsia"/>
+                <w:lang w:val="en-US"/>
+              </w:rPr>
+            </w:pPr>
+            <w:r>
+              <w:rPr>
+                <w:rFonts w:eastAsiaTheme="minorEastAsia"/>
+                <w:lang w:val="en-US"/>
+              </w:rPr>
+              <w:t>[1, 18, 27, 42,</w:t>
+            </w:r>
+            <w:r>
+              <w:rPr>
+                <w:rFonts w:eastAsiaTheme="minorEastAsia"/>
+                <w:lang w:val="en-US"/>
+              </w:rPr>
+              <w:t xml:space="preserve"> </w:t>
+            </w:r>
+            <w:r>
+              <w:rPr>
+                <w:rFonts w:eastAsiaTheme="minorEastAsia"/>
+                <w:lang w:val="en-US"/>
+              </w:rPr>
+              <w:t>93</w:t>
+            </w:r>
+            <w:r>
+              <w:rPr>
+                <w:rFonts w:eastAsiaTheme="minorEastAsia"/>
+                <w:lang w:val="en-US"/>
+              </w:rPr>
+              <w:t xml:space="preserve">, </w:t>
+            </w:r>
+            <w:r>
+              <w:rPr>
+                <w:rFonts w:eastAsiaTheme="minorEastAsia"/>
+                <w:lang w:val="en-US"/>
+              </w:rPr>
+              <w:t>100</w:t>
+            </w:r>
+            <w:r>
+              <w:rPr>
+                <w:rFonts w:eastAsiaTheme="minorEastAsia"/>
+                <w:lang w:val="en-US"/>
+              </w:rPr>
+              <w:t>,</w:t>
+            </w:r>
+            <w:r>
+              <w:rPr>
+                <w:rFonts w:eastAsiaTheme="minorEastAsia"/>
+                <w:lang w:val="en-US"/>
+              </w:rPr>
+              <w:t xml:space="preserve"> 145, 899]</w:t>
+            </w:r>
+          </w:p>
+        </w:tc>
+      </w:tr>
+    </w:tbl>
+    <w:p>
+      <w:pPr>
+        <w:pStyle w:val="ListParagraph"/>
+        <w:numPr>
+          <w:ilvl w:val="0"/>
+          <w:numId w:val="6"/>
+        </w:numPr>
+        <w:rPr>
+          <w:rFonts w:eastAsiaTheme="minorEastAsia"/>
+          <w:lang w:val="en-US"/>
+        </w:rPr>
+      </w:pPr>
+      <w:r>
+        <w:rPr>
+          <w:rFonts w:eastAsiaTheme="minorEastAsia"/>
+          <w:lang w:val="en-US"/>
+        </w:rPr>
+        <w:t xml:space="preserve">Dễ thấy Radix Sort có thời gian thực thi là O(d(n + b)) với d là số </w:t>
+      </w:r>
+      <w:r>
+        <w:rPr>
+          <w:rFonts w:eastAsiaTheme="minorEastAsia"/>
+          <w:lang w:val="en-US"/>
+        </w:rPr>
+        <w:t>chữ số thập phân, ví dụ đến hàng trăm thì d = 3, n là kích thước mảng, b là số hộp, ở đây là 10, do ta tính cả thời gian tạo hộp</w:t>
+      </w:r>
+    </w:p>
+    <w:p>
+      <w:pPr>
+        <w:pStyle w:val="ListParagraph"/>
+        <w:numPr>
+          <w:ilvl w:val="0"/>
+          <w:numId w:val="26"/>
+        </w:numPr>
+        <w:rPr>
+          <w:rFonts w:eastAsiaTheme="minorEastAsia"/>
+          <w:lang w:val="en-US"/>
+        </w:rPr>
+      </w:pPr>
+      <w:r>
+        <w:rPr>
+          <w:rFonts w:eastAsiaTheme="minorEastAsia"/>
+          <w:lang w:val="en-US"/>
+        </w:rPr>
+        <w:t>Bogo Sort?</w:t>
+      </w:r>
+    </w:p>
+    <w:p>
+      <w:pPr>
+        <w:pStyle w:val="ListParagraph"/>
+        <w:numPr>
+          <w:ilvl w:val="0"/>
+          <w:numId w:val="6"/>
+        </w:numPr>
+        <w:rPr>
+          <w:rFonts w:eastAsiaTheme="minorEastAsia"/>
+          <w:lang w:val="en-US"/>
+        </w:rPr>
+      </w:pPr>
+      <w:r>
+        <w:rPr>
+          <w:rFonts w:eastAsiaTheme="minorEastAsia"/>
+          <w:lang w:val="en-US"/>
+        </w:rPr>
+        <w:t>Joke, sắp xếp ngẫu nhiên mảng liên tục cho đến khi nó sắp xếp đúng</w:t>
+      </w:r>
+    </w:p>
+    <w:p>
+      <w:pPr>
+        <w:rPr>
+          <w:rFonts w:ascii="Cambria Math" w:hAnsi="Cambria Math"/>
+          <w:lang w:val="en-US"/>
+          <w:oMath/>
+        </w:rPr>
+      </w:pPr>
+    </w:p>
+    <w:p>
+      <w:pPr>
+        <w:rPr>
+          <w:lang w:val="en-US"/>
+        </w:rPr>
+      </w:pPr>
+      <w:r>
+        <w:rPr>
+          <w:lang w:val="en-US"/>
+        </w:rPr>
+        <w:lastRenderedPageBreak/>
+        <w:t>Turing Machine:</w:t>
+      </w:r>
       <w:bookmarkStart w:id="0" w:name="_GoBack"/>
       <w:bookmarkEnd w:id="0"/>
     </w:p>
     <w:p>
       <w:pPr>
         <w:rPr>
-          <w:rFonts w:ascii="Cambria Math" w:hAnsi="Cambria Math"/>
-          <w:lang w:val="en-US"/>
-          <w:oMath/>
-        </w:rPr>
-      </w:pPr>
-    </w:p>
-    <w:p>
-      <w:pPr>
-        <w:rPr>
-          <w:lang w:val="en-US"/>
-        </w:rPr>
-      </w:pPr>
-      <w:r>
-        <w:rPr>
-          <w:lang w:val="en-US"/>
-        </w:rPr>
-        <w:t>Turing Machine:</w:t>
-      </w:r>
-    </w:p>
-    <w:p>
-      <w:pPr>
-        <w:rPr>
           <w:lang w:val="en-US"/>
         </w:rPr>
       </w:pPr>
@@ -24487,7 +25743,6 @@
         <w:rPr>
           <w:lang w:val="en-US"/>
         </w:rPr>
-        <w:lastRenderedPageBreak/>
         <w:tab/>
         <w:t>Def:</w:t>
       </w:r>
@@ -24502,6 +25757,7 @@
         <w:rPr>
           <w:lang w:val="en-US"/>
         </w:rPr>
+        <w:lastRenderedPageBreak/>
         <w:tab/>
       </w:r>
       <w:r>
@@ -25172,7 +26428,6 @@
         <w:rPr>
           <w:lang w:val="en-US"/>
         </w:rPr>
-        <w:lastRenderedPageBreak/>
         <w:tab/>
         <w:t>Ex: Tại state s, 100% sang phải</w:t>
       </w:r>
@@ -25187,6 +26442,7 @@
         <w:rPr>
           <w:lang w:val="en-US"/>
         </w:rPr>
+        <w:lastRenderedPageBreak/>
         <w:t>Policy Based:</w:t>
       </w:r>
     </w:p>
@@ -26723,7 +27979,6 @@
           <w:rFonts w:eastAsiaTheme="minorEastAsia"/>
           <w:lang w:val="en-US"/>
         </w:rPr>
-        <w:lastRenderedPageBreak/>
         <w:tab/>
       </w:r>
       <w:r>
@@ -26854,6 +28109,7 @@
           <w:rFonts w:eastAsiaTheme="minorEastAsia"/>
           <w:lang w:val="en-US"/>
         </w:rPr>
+        <w:lastRenderedPageBreak/>
         <w:t>Multivariate Normal Distribution: Normal Distribution đa biến</w:t>
       </w:r>
     </w:p>
@@ -29241,7 +30497,6 @@
         <w:rPr>
           <w:lang w:val="en-US"/>
         </w:rPr>
-        <w:lastRenderedPageBreak/>
         <w:tab/>
         <w:t>Formula: p1*log(p1/q1) + p2*log(p2/q2) + . + pn*log(pn/qn)</w:t>
       </w:r>
@@ -29270,6 +30525,7 @@
         <w:rPr>
           <w:lang w:val="en-US"/>
         </w:rPr>
+        <w:lastRenderedPageBreak/>
         <w:tab/>
       </w:r>
       <w:r>
@@ -31011,7 +32267,6 @@
         <w:rPr>
           <w:lang w:val="en-US"/>
         </w:rPr>
-        <w:lastRenderedPageBreak/>
         <w:tab/>
       </w:r>
       <w:r>
@@ -32047,6 +33302,7 @@
         <w:rPr>
           <w:lang w:val="en-US"/>
         </w:rPr>
+        <w:lastRenderedPageBreak/>
         <w:t>Stationary Distribution:</w:t>
       </w:r>
     </w:p>
@@ -32981,7 +34237,6 @@
         <w:rPr>
           <w:lang w:val="en-US"/>
         </w:rPr>
-        <w:lastRenderedPageBreak/>
         <w:tab/>
         <w:t>Def:</w:t>
       </w:r>
@@ -33017,6 +34272,7 @@
         <w:rPr>
           <w:lang w:val="en-US"/>
         </w:rPr>
+        <w:lastRenderedPageBreak/>
         <w:t>nhưng không biết Sample</w:t>
       </w:r>
       <w:r>
@@ -33815,7 +35071,6 @@
         <w:rPr>
           <w:lang w:val="en-US"/>
         </w:rPr>
-        <w:lastRenderedPageBreak/>
         <w:tab/>
         <w:t xml:space="preserve">Algo: delta(t) = </w:t>
       </w:r>
@@ -33883,6 +35138,7 @@
         <w:rPr>
           <w:lang w:val="en-US"/>
         </w:rPr>
+        <w:lastRenderedPageBreak/>
         <w:t>Bayes’ theorem: Tỉ lệ giả thuyết khi cho trước một điều kiện (liên tưởng diện tích hcn)</w:t>
       </w:r>
     </w:p>
@@ -35187,7 +36443,6 @@
             <w:rFonts w:ascii="Cambria Math" w:eastAsiaTheme="minorEastAsia" w:hAnsi="Cambria Math"/>
             <w:lang w:val="en-US"/>
           </w:rPr>
-          <w:lastRenderedPageBreak/>
           <m:t>MatA←</m:t>
         </m:r>
         <m:d>
@@ -35269,6 +36524,7 @@
             <w:rFonts w:ascii="Cambria Math" w:eastAsiaTheme="minorEastAsia" w:hAnsi="Cambria Math"/>
             <w:lang w:val="en-US"/>
           </w:rPr>
+          <w:lastRenderedPageBreak/>
           <m:t>MatB←</m:t>
         </m:r>
         <m:d>
@@ -36333,7 +37589,6 @@
         <w:rPr>
           <w:lang w:val="en-US"/>
         </w:rPr>
-        <w:lastRenderedPageBreak/>
         <w:tab/>
         <w:t xml:space="preserve">        Init r</w:t>
       </w:r>
@@ -36405,6 +37660,7 @@
         <w:rPr>
           <w:lang w:val="en-US"/>
         </w:rPr>
+        <w:lastRenderedPageBreak/>
         <w:tab/>
         <w:t xml:space="preserve">        x</w:t>
       </w:r>
@@ -39046,7 +40302,6 @@
           <w:bCs/>
           <w:lang w:val="en"/>
         </w:rPr>
-        <w:lastRenderedPageBreak/>
         <w:tab/>
         <w:t>Formula:</w:t>
       </w:r>
@@ -39067,6 +40322,7 @@
           <w:bCs/>
           <w:lang w:val="en"/>
         </w:rPr>
+        <w:lastRenderedPageBreak/>
         <w:tab/>
       </w:r>
       <w:r>
@@ -40726,21 +41982,21 @@
         <w:rPr>
           <w:lang w:val="en-US"/>
         </w:rPr>
+        <w:t xml:space="preserve">Dijkstra’s Algorithm: Thuật toán tìm đường đi ngắn nhất từ một node đến node bất kì trong </w:t>
+      </w:r>
+    </w:p>
+    <w:p>
+      <w:pPr>
+        <w:ind w:left="720" w:firstLine="720"/>
+        <w:rPr>
+          <w:lang w:val="en-US"/>
+        </w:rPr>
+      </w:pPr>
+      <w:r>
+        <w:rPr>
+          <w:lang w:val="en-US"/>
+        </w:rPr>
         <w:lastRenderedPageBreak/>
-        <w:t xml:space="preserve">Dijkstra’s Algorithm: Thuật toán tìm đường đi ngắn nhất từ một node đến node bất kì trong </w:t>
-      </w:r>
-    </w:p>
-    <w:p>
-      <w:pPr>
-        <w:ind w:left="720" w:firstLine="720"/>
-        <w:rPr>
-          <w:lang w:val="en-US"/>
-        </w:rPr>
-      </w:pPr>
-      <w:r>
-        <w:rPr>
-          <w:lang w:val="en-US"/>
-        </w:rPr>
         <w:t xml:space="preserve">          Graph</w:t>
       </w:r>
       <w:r>
@@ -41160,20 +42416,20 @@
         <w:rPr>
           <w:lang w:val="en-US"/>
         </w:rPr>
+        <w:t>Single Point Crossover: Chọn điểm đánh dấu, tráo gen từ điểm đó cho nhau</w:t>
+      </w:r>
+    </w:p>
+    <w:p>
+      <w:pPr>
+        <w:rPr>
+          <w:lang w:val="en-US"/>
+        </w:rPr>
+      </w:pPr>
+      <w:r>
+        <w:rPr>
+          <w:lang w:val="en-US"/>
+        </w:rPr>
         <w:lastRenderedPageBreak/>
-        <w:t>Single Point Crossover: Chọn điểm đánh dấu, tráo gen từ điểm đó cho nhau</w:t>
-      </w:r>
-    </w:p>
-    <w:p>
-      <w:pPr>
-        <w:rPr>
-          <w:lang w:val="en-US"/>
-        </w:rPr>
-      </w:pPr>
-      <w:r>
-        <w:rPr>
-          <w:lang w:val="en-US"/>
-        </w:rPr>
         <w:t>Ornstein-Uhlenbeck Process: R</w:t>
       </w:r>
       <w:r>
@@ -41659,27 +42915,27 @@
         <w:rPr>
           <w:lang w:val="en-US"/>
         </w:rPr>
+        <w:t xml:space="preserve">network bằng original network với một số lượng nhỏ, </w:t>
+      </w:r>
+      <w:r>
+        <w:rPr>
+          <w:lang w:val="en-US"/>
+        </w:rPr>
+        <w:t xml:space="preserve">init weight = 1 / </w:t>
+      </w:r>
+    </w:p>
+    <w:p>
+      <w:pPr>
+        <w:ind w:left="720" w:firstLine="720"/>
+        <w:rPr>
+          <w:lang w:val="en-US"/>
+        </w:rPr>
+      </w:pPr>
+      <w:r>
+        <w:rPr>
+          <w:lang w:val="en-US"/>
+        </w:rPr>
         <w:lastRenderedPageBreak/>
-        <w:t xml:space="preserve">network bằng original network với một số lượng nhỏ, </w:t>
-      </w:r>
-      <w:r>
-        <w:rPr>
-          <w:lang w:val="en-US"/>
-        </w:rPr>
-        <w:t xml:space="preserve">init weight = 1 / </w:t>
-      </w:r>
-    </w:p>
-    <w:p>
-      <w:pPr>
-        <w:ind w:left="720" w:firstLine="720"/>
-        <w:rPr>
-          <w:lang w:val="en-US"/>
-        </w:rPr>
-      </w:pPr>
-      <w:r>
-        <w:rPr>
-          <w:lang w:val="en-US"/>
-        </w:rPr>
         <w:t>sqrt(fan_out), = 0.003 cho layer cuối</w:t>
       </w:r>
     </w:p>
@@ -42103,21 +43359,21 @@
         <w:rPr>
           <w:lang w:val="en-US"/>
         </w:rPr>
+        <w:t xml:space="preserve">         Q_value = value(state) – 0.5 * ((action – mean_action) ** 2) dot std ** -2</w:t>
+      </w:r>
+    </w:p>
+    <w:p>
+      <w:pPr>
+        <w:ind w:left="720"/>
+        <w:rPr>
+          <w:lang w:val="en-US"/>
+        </w:rPr>
+      </w:pPr>
+      <w:r>
+        <w:rPr>
+          <w:lang w:val="en-US"/>
+        </w:rPr>
         <w:lastRenderedPageBreak/>
-        <w:t xml:space="preserve">         Q_value = value(state) – 0.5 * ((action – mean_action) ** 2) dot std ** -2</w:t>
-      </w:r>
-    </w:p>
-    <w:p>
-      <w:pPr>
-        <w:ind w:left="720"/>
-        <w:rPr>
-          <w:lang w:val="en-US"/>
-        </w:rPr>
-      </w:pPr>
-      <w:r>
-        <w:rPr>
-          <w:lang w:val="en-US"/>
-        </w:rPr>
         <w:t xml:space="preserve">         Value loss = mse(target_value, q_value)</w:t>
       </w:r>
     </w:p>
@@ -43191,21 +44447,21 @@
         <w:rPr>
           <w:lang w:val="en-US"/>
         </w:rPr>
+        <w:t>Difference Error + Eps (để tránh Priority = 0)</w:t>
+      </w:r>
+    </w:p>
+    <w:p>
+      <w:pPr>
+        <w:ind w:left="2160" w:firstLine="720"/>
+        <w:rPr>
+          <w:lang w:val="en-US"/>
+        </w:rPr>
+      </w:pPr>
+      <w:r>
+        <w:rPr>
+          <w:lang w:val="en-US"/>
+        </w:rPr>
         <w:lastRenderedPageBreak/>
-        <w:t>Difference Error + Eps (để tránh Priority = 0)</w:t>
-      </w:r>
-    </w:p>
-    <w:p>
-      <w:pPr>
-        <w:ind w:left="2160" w:firstLine="720"/>
-        <w:rPr>
-          <w:lang w:val="en-US"/>
-        </w:rPr>
-      </w:pPr>
-      <w:r>
-        <w:rPr>
-          <w:lang w:val="en-US"/>
-        </w:rPr>
         <w:t>State = New State</w:t>
       </w:r>
     </w:p>
@@ -43801,21 +45057,21 @@
         <w:rPr>
           <w:lang w:val="en-US"/>
         </w:rPr>
+        <w:t>Transition vào Experience Replay</w:t>
+      </w:r>
+    </w:p>
+    <w:p>
+      <w:pPr>
+        <w:ind w:left="2160" w:firstLine="720"/>
+        <w:rPr>
+          <w:lang w:val="en-US"/>
+        </w:rPr>
+      </w:pPr>
+      <w:r>
+        <w:rPr>
+          <w:lang w:val="en-US"/>
+        </w:rPr>
         <w:lastRenderedPageBreak/>
-        <w:t>Transition vào Experience Replay</w:t>
-      </w:r>
-    </w:p>
-    <w:p>
-      <w:pPr>
-        <w:ind w:left="2160" w:firstLine="720"/>
-        <w:rPr>
-          <w:lang w:val="en-US"/>
-        </w:rPr>
-      </w:pPr>
-      <w:r>
-        <w:rPr>
-          <w:lang w:val="en-US"/>
-        </w:rPr>
         <w:t>Sample Batch từ Experience Replay rồi học</w:t>
       </w:r>
     </w:p>

--- a/algorithm.docx
+++ b/algorithm.docx
@@ -21907,7 +21907,42 @@
           <w:rFonts w:eastAsiaTheme="minorEastAsia"/>
           <w:lang w:val="en-US"/>
         </w:rPr>
-        <w:t>Graph?</w:t>
+        <w:t xml:space="preserve">Cách </w:t>
+      </w:r>
+      <w:r>
+        <w:rPr>
+          <w:rFonts w:eastAsiaTheme="minorEastAsia"/>
+          <w:lang w:val="en-US"/>
+        </w:rPr>
+        <w:t xml:space="preserve">Chèn </w:t>
+      </w:r>
+      <w:r>
+        <w:rPr>
+          <w:rFonts w:eastAsiaTheme="minorEastAsia"/>
+          <w:lang w:val="en-US"/>
+        </w:rPr>
+        <w:t xml:space="preserve">Node </w:t>
+      </w:r>
+      <w:r>
+        <w:rPr>
+          <w:rFonts w:eastAsiaTheme="minorEastAsia"/>
+          <w:lang w:val="en-US"/>
+        </w:rPr>
+        <w:t xml:space="preserve">Vào </w:t>
+      </w:r>
+      <w:r>
+        <w:rPr>
+          <w:rFonts w:eastAsiaTheme="minorEastAsia"/>
+          <w:lang w:val="en-US"/>
+        </w:rPr>
+        <w:t>Heap</w:t>
+      </w:r>
+      <w:r>
+        <w:rPr>
+          <w:rFonts w:eastAsiaTheme="minorEastAsia"/>
+          <w:lang w:val="en-US"/>
+        </w:rPr>
+        <w:t>?</w:t>
       </w:r>
     </w:p>
     <w:p>
@@ -21927,6 +21962,175 @@
           <w:rFonts w:eastAsiaTheme="minorEastAsia"/>
           <w:lang w:val="en-US"/>
         </w:rPr>
+        <w:t>Ở đây ta xét Max Heap, Min Heap làm tương tự</w:t>
+      </w:r>
+    </w:p>
+    <w:p>
+      <w:pPr>
+        <w:pStyle w:val="ListParagraph"/>
+        <w:numPr>
+          <w:ilvl w:val="0"/>
+          <w:numId w:val="6"/>
+        </w:numPr>
+        <w:rPr>
+          <w:rFonts w:eastAsiaTheme="minorEastAsia"/>
+          <w:lang w:val="en-US"/>
+        </w:rPr>
+      </w:pPr>
+      <w:r>
+        <w:rPr>
+          <w:rFonts w:eastAsiaTheme="minorEastAsia"/>
+          <w:lang w:val="en-US"/>
+        </w:rPr>
+        <w:t>Ban đầu, chèn Node như chèn vào Binary Tree hoàn chỉnh, sau đó, so sánh Node được chèn với Node cha của nó, xem thằng nào lớn hơn, nếu Node được chèn lớn hơn, thì hoán vị nó với Node cha, tiếp tục làm như vậy cho tới khi Node được chèn trở thành gốc hoặc Node cha &gt; Node được chèn</w:t>
+      </w:r>
+    </w:p>
+    <w:p>
+      <w:pPr>
+        <w:pStyle w:val="ListParagraph"/>
+        <w:numPr>
+          <w:ilvl w:val="0"/>
+          <w:numId w:val="25"/>
+        </w:numPr>
+        <w:rPr>
+          <w:rFonts w:eastAsiaTheme="minorEastAsia"/>
+          <w:lang w:val="en-US"/>
+        </w:rPr>
+      </w:pPr>
+      <w:r>
+        <w:rPr>
+          <w:rFonts w:eastAsiaTheme="minorEastAsia"/>
+          <w:lang w:val="en-US"/>
+        </w:rPr>
+        <w:t>Cách Xóa Node Khỏi Heap?</w:t>
+      </w:r>
+    </w:p>
+    <w:p>
+      <w:pPr>
+        <w:pStyle w:val="ListParagraph"/>
+        <w:numPr>
+          <w:ilvl w:val="0"/>
+          <w:numId w:val="6"/>
+        </w:numPr>
+        <w:rPr>
+          <w:rFonts w:eastAsiaTheme="minorEastAsia"/>
+          <w:lang w:val="en-US"/>
+        </w:rPr>
+      </w:pPr>
+      <w:r>
+        <w:rPr>
+          <w:rFonts w:eastAsiaTheme="minorEastAsia"/>
+          <w:lang w:val="en-US"/>
+        </w:rPr>
+        <w:t>Bạn chỉ được phép xóa Node gốc</w:t>
+      </w:r>
+    </w:p>
+    <w:p>
+      <w:pPr>
+        <w:pStyle w:val="ListParagraph"/>
+        <w:numPr>
+          <w:ilvl w:val="0"/>
+          <w:numId w:val="6"/>
+        </w:numPr>
+        <w:rPr>
+          <w:rFonts w:eastAsiaTheme="minorEastAsia"/>
+          <w:lang w:val="en-US"/>
+        </w:rPr>
+      </w:pPr>
+      <w:r>
+        <w:rPr>
+          <w:rFonts w:eastAsiaTheme="minorEastAsia"/>
+          <w:lang w:val="en-US"/>
+        </w:rPr>
+        <w:t>Ban đầu, xóa Node gốc ra khỏi Heap, rồi đưa Leaf Node cuối cùng</w:t>
+      </w:r>
+      <w:r>
+        <w:rPr>
+          <w:rFonts w:eastAsiaTheme="minorEastAsia"/>
+          <w:lang w:val="en-US"/>
+        </w:rPr>
+        <w:t xml:space="preserve"> là A</w:t>
+      </w:r>
+      <w:r>
+        <w:rPr>
+          <w:rFonts w:eastAsiaTheme="minorEastAsia"/>
+          <w:lang w:val="en-US"/>
+        </w:rPr>
+        <w:t xml:space="preserve"> lên gốc, sau đó so sánh 2 Node con </w:t>
+      </w:r>
+      <w:r>
+        <w:rPr>
+          <w:rFonts w:eastAsiaTheme="minorEastAsia"/>
+          <w:lang w:val="en-US"/>
+        </w:rPr>
+        <w:t>A</w:t>
+      </w:r>
+      <w:r>
+        <w:rPr>
+          <w:rFonts w:eastAsiaTheme="minorEastAsia"/>
+          <w:lang w:val="en-US"/>
+        </w:rPr>
+        <w:t>, cái nào lớn hơn thì</w:t>
+      </w:r>
+      <w:r>
+        <w:rPr>
+          <w:rFonts w:eastAsiaTheme="minorEastAsia"/>
+          <w:lang w:val="en-US"/>
+        </w:rPr>
+        <w:t xml:space="preserve"> cho so sánh với A, nếu nó &gt; A thì hoán vị nó với A, tiếp tục</w:t>
+      </w:r>
+      <w:r>
+        <w:rPr>
+          <w:rFonts w:eastAsiaTheme="minorEastAsia"/>
+          <w:lang w:val="en-US"/>
+        </w:rPr>
+        <w:t xml:space="preserve"> làm như vậy cho tới khi </w:t>
+      </w:r>
+      <w:r>
+        <w:rPr>
+          <w:rFonts w:eastAsiaTheme="minorEastAsia"/>
+          <w:lang w:val="en-US"/>
+        </w:rPr>
+        <w:t>A trở lại thành Leaf Node hoặc A &gt; 2 Node con</w:t>
+      </w:r>
+    </w:p>
+    <w:p>
+      <w:pPr>
+        <w:pStyle w:val="ListParagraph"/>
+        <w:numPr>
+          <w:ilvl w:val="0"/>
+          <w:numId w:val="25"/>
+        </w:numPr>
+        <w:rPr>
+          <w:rFonts w:eastAsiaTheme="minorEastAsia"/>
+          <w:lang w:val="en-US"/>
+        </w:rPr>
+      </w:pPr>
+      <w:r>
+        <w:rPr>
+          <w:rFonts w:eastAsiaTheme="minorEastAsia"/>
+          <w:lang w:val="en-US"/>
+        </w:rPr>
+        <w:t>Graph?</w:t>
+      </w:r>
+    </w:p>
+    <w:p>
+      <w:pPr>
+        <w:pStyle w:val="ListParagraph"/>
+        <w:numPr>
+          <w:ilvl w:val="0"/>
+          <w:numId w:val="6"/>
+        </w:numPr>
+        <w:rPr>
+          <w:rFonts w:eastAsiaTheme="minorEastAsia"/>
+          <w:lang w:val="en-US"/>
+        </w:rPr>
+      </w:pPr>
+      <w:r>
+        <w:rPr>
+          <w:rFonts w:eastAsiaTheme="minorEastAsia"/>
+          <w:lang w:val="en-US"/>
+        </w:rPr>
         <w:t>Bao gồm các đỉnh và cạ</w:t>
       </w:r>
       <w:r>
@@ -22105,6 +22309,7 @@
           <w:rFonts w:eastAsiaTheme="minorEastAsia"/>
           <w:lang w:val="en-US"/>
         </w:rPr>
+        <w:lastRenderedPageBreak/>
         <w:t>Lặp đi lặp lại cho đến khi điểm xuất phát và dừng lại trùng nhau</w:t>
       </w:r>
     </w:p>
@@ -22574,7 +22779,6 @@
           <w:rFonts w:eastAsiaTheme="minorEastAsia"/>
           <w:lang w:val="en-US"/>
         </w:rPr>
-        <w:lastRenderedPageBreak/>
         <w:t>Bước 1, hoán vị phần tử thứ 2 với thứ nhất nếu không đúng thứ tự</w:t>
       </w:r>
     </w:p>
@@ -23572,6 +23776,7 @@
           <w:rFonts w:eastAsiaTheme="minorEastAsia"/>
           <w:lang w:val="en-US"/>
         </w:rPr>
+        <w:lastRenderedPageBreak/>
         <w:t>Đầ</w:t>
       </w:r>
       <w:r>
@@ -23924,7 +24129,6 @@
           <w:rFonts w:eastAsiaTheme="minorEastAsia"/>
           <w:lang w:val="en-US"/>
         </w:rPr>
-        <w:lastRenderedPageBreak/>
         <w:t>Bước 1, chọn trụ cột là 1 phần tử tùy ý có thể là phần tử chính giữa, cuối, đầu hay cái đéo gì cũng được</w:t>
       </w:r>
     </w:p>
@@ -24329,63 +24533,7 @@
                 <w:rFonts w:eastAsiaTheme="minorEastAsia"/>
                 <w:lang w:val="en-US"/>
               </w:rPr>
-              <w:t>[</w:t>
-            </w:r>
-            <w:r>
-              <w:rPr>
-                <w:rFonts w:eastAsiaTheme="minorEastAsia"/>
-                <w:lang w:val="en-US"/>
-              </w:rPr>
-              <w:t>1</w:t>
-            </w:r>
-            <w:r>
-              <w:rPr>
-                <w:rFonts w:eastAsiaTheme="minorEastAsia"/>
-                <w:lang w:val="en-US"/>
-              </w:rPr>
-              <w:t xml:space="preserve">, 8, 7, 4, </w:t>
-            </w:r>
-            <w:r>
-              <w:rPr>
-                <w:rFonts w:eastAsiaTheme="minorEastAsia"/>
-                <w:lang w:val="en-US"/>
-              </w:rPr>
-              <w:t>5</w:t>
-            </w:r>
-            <w:r>
-              <w:rPr>
-                <w:rFonts w:eastAsiaTheme="minorEastAsia"/>
-                <w:lang w:val="en-US"/>
-              </w:rPr>
-              <w:t>, 9</w:t>
-            </w:r>
-            <w:r>
-              <w:rPr>
-                <w:rFonts w:eastAsiaTheme="minorEastAsia"/>
-                <w:lang w:val="en-US"/>
-              </w:rPr>
-              <w:t>, 10</w:t>
-            </w:r>
-            <w:r>
-              <w:rPr>
-                <w:rFonts w:eastAsiaTheme="minorEastAsia"/>
-                <w:lang w:val="en-US"/>
-              </w:rPr>
-              <w:t xml:space="preserve">, </w:t>
-            </w:r>
-            <w:r>
-              <w:rPr>
-                <w:rFonts w:eastAsiaTheme="minorEastAsia"/>
-                <w:lang w:val="en-US"/>
-              </w:rPr>
-              <w:t>15</w:t>
-            </w:r>
-            <w:r>
-              <w:rPr>
-                <w:rFonts w:eastAsiaTheme="minorEastAsia"/>
-                <w:lang w:val="en-US"/>
-              </w:rPr>
-              <w:t>]</w:t>
+              <w:t>[1, 8, 7, 4, 5, 9, 10, 15]</w:t>
             </w:r>
           </w:p>
         </w:tc>
@@ -24435,35 +24583,7 @@
                 <w:rFonts w:eastAsiaTheme="minorEastAsia"/>
                 <w:lang w:val="en-US"/>
               </w:rPr>
-              <w:t>[1</w:t>
-            </w:r>
-            <w:r>
-              <w:rPr>
-                <w:rFonts w:eastAsiaTheme="minorEastAsia"/>
-                <w:lang w:val="en-US"/>
-              </w:rPr>
-              <w:t>, 4, 5, 8</w:t>
-            </w:r>
-            <w:r>
-              <w:rPr>
-                <w:rFonts w:eastAsiaTheme="minorEastAsia"/>
-                <w:lang w:val="en-US"/>
-              </w:rPr>
-              <w:t xml:space="preserve">, </w:t>
-            </w:r>
-            <w:r>
-              <w:rPr>
-                <w:rFonts w:eastAsiaTheme="minorEastAsia"/>
-                <w:lang w:val="en-US"/>
-              </w:rPr>
-              <w:t>7</w:t>
-            </w:r>
-            <w:r>
-              <w:rPr>
-                <w:rFonts w:eastAsiaTheme="minorEastAsia"/>
-                <w:lang w:val="en-US"/>
-              </w:rPr>
-              <w:t>, 9, 10, 15]</w:t>
+              <w:t>[1, 4, 5, 8, 7, 9, 10, 15]</w:t>
             </w:r>
           </w:p>
         </w:tc>
@@ -24513,35 +24633,7 @@
                 <w:rFonts w:eastAsiaTheme="minorEastAsia"/>
                 <w:lang w:val="en-US"/>
               </w:rPr>
-              <w:t xml:space="preserve">[1, 4, 5, </w:t>
-            </w:r>
-            <w:r>
-              <w:rPr>
-                <w:rFonts w:eastAsiaTheme="minorEastAsia"/>
-                <w:lang w:val="en-US"/>
-              </w:rPr>
-              <w:t>7</w:t>
-            </w:r>
-            <w:r>
-              <w:rPr>
-                <w:rFonts w:eastAsiaTheme="minorEastAsia"/>
-                <w:lang w:val="en-US"/>
-              </w:rPr>
-              <w:t xml:space="preserve">, </w:t>
-            </w:r>
-            <w:r>
-              <w:rPr>
-                <w:rFonts w:eastAsiaTheme="minorEastAsia"/>
-                <w:lang w:val="en-US"/>
-              </w:rPr>
-              <w:t>8</w:t>
-            </w:r>
-            <w:r>
-              <w:rPr>
-                <w:rFonts w:eastAsiaTheme="minorEastAsia"/>
-                <w:lang w:val="en-US"/>
-              </w:rPr>
-              <w:t>, 9, 10, 15]</w:t>
+              <w:t>[1, 4, 5, 7, 8, 9, 10, 15]</w:t>
             </w:r>
           </w:p>
         </w:tc>
@@ -24817,6 +24909,7 @@
                 <w:rFonts w:eastAsiaTheme="minorEastAsia"/>
                 <w:lang w:val="en-US"/>
               </w:rPr>
+              <w:lastRenderedPageBreak/>
               <w:t>Chưa sắp xếp</w:t>
             </w:r>
           </w:p>
@@ -24841,105 +24934,7 @@
                 <w:rFonts w:eastAsiaTheme="minorEastAsia"/>
                 <w:lang w:val="en-US"/>
               </w:rPr>
-              <w:t>[</w:t>
-            </w:r>
-            <w:r>
-              <w:rPr>
-                <w:rFonts w:eastAsiaTheme="minorEastAsia"/>
-                <w:lang w:val="en-US"/>
-              </w:rPr>
-              <w:t>89</w:t>
-            </w:r>
-            <w:r>
-              <w:rPr>
-                <w:rFonts w:eastAsiaTheme="minorEastAsia"/>
-                <w:lang w:val="en-US"/>
-              </w:rPr>
-              <w:t xml:space="preserve">9, </w:t>
-            </w:r>
-            <w:r>
-              <w:rPr>
-                <w:rFonts w:eastAsiaTheme="minorEastAsia"/>
-                <w:lang w:val="en-US"/>
-              </w:rPr>
-              <w:t>1</w:t>
-            </w:r>
-            <w:r>
-              <w:rPr>
-                <w:rFonts w:eastAsiaTheme="minorEastAsia"/>
-                <w:lang w:val="en-US"/>
-              </w:rPr>
-              <w:t xml:space="preserve">8, </w:t>
-            </w:r>
-            <w:r>
-              <w:rPr>
-                <w:rFonts w:eastAsiaTheme="minorEastAsia"/>
-                <w:lang w:val="en-US"/>
-              </w:rPr>
-              <w:t>2</w:t>
-            </w:r>
-            <w:r>
-              <w:rPr>
-                <w:rFonts w:eastAsiaTheme="minorEastAsia"/>
-                <w:lang w:val="en-US"/>
-              </w:rPr>
-              <w:t>7, 4</w:t>
-            </w:r>
-            <w:r>
-              <w:rPr>
-                <w:rFonts w:eastAsiaTheme="minorEastAsia"/>
-                <w:lang w:val="en-US"/>
-              </w:rPr>
-              <w:t>2</w:t>
-            </w:r>
-            <w:r>
-              <w:rPr>
-                <w:rFonts w:eastAsiaTheme="minorEastAsia"/>
-                <w:lang w:val="en-US"/>
-              </w:rPr>
-              <w:t xml:space="preserve">, 1, </w:t>
-            </w:r>
-            <w:r>
-              <w:rPr>
-                <w:rFonts w:eastAsiaTheme="minorEastAsia"/>
-                <w:lang w:val="en-US"/>
-              </w:rPr>
-              <w:t>93</w:t>
-            </w:r>
-            <w:r>
-              <w:rPr>
-                <w:rFonts w:eastAsiaTheme="minorEastAsia"/>
-                <w:lang w:val="en-US"/>
-              </w:rPr>
-              <w:t>, 1</w:t>
-            </w:r>
-            <w:r>
-              <w:rPr>
-                <w:rFonts w:eastAsiaTheme="minorEastAsia"/>
-                <w:lang w:val="en-US"/>
-              </w:rPr>
-              <w:t>4</w:t>
-            </w:r>
-            <w:r>
-              <w:rPr>
-                <w:rFonts w:eastAsiaTheme="minorEastAsia"/>
-                <w:lang w:val="en-US"/>
-              </w:rPr>
-              <w:t>5, 1</w:t>
-            </w:r>
-            <w:r>
-              <w:rPr>
-                <w:rFonts w:eastAsiaTheme="minorEastAsia"/>
-                <w:lang w:val="en-US"/>
-              </w:rPr>
-              <w:t>0</w:t>
-            </w:r>
-            <w:r>
-              <w:rPr>
-                <w:rFonts w:eastAsiaTheme="minorEastAsia"/>
-                <w:lang w:val="en-US"/>
-              </w:rPr>
-              <w:t>0]</w:t>
+              <w:t>[899, 18, 27, 42, 1, 93, 145, 100]</w:t>
             </w:r>
           </w:p>
         </w:tc>
@@ -24989,49 +24984,7 @@
                 <w:rFonts w:eastAsiaTheme="minorEastAsia"/>
                 <w:lang w:val="en-US"/>
               </w:rPr>
-              <w:t>[</w:t>
-            </w:r>
-            <w:r>
-              <w:rPr>
-                <w:rFonts w:eastAsiaTheme="minorEastAsia"/>
-                <w:lang w:val="en-US"/>
-              </w:rPr>
-              <w:t>100</w:t>
-            </w:r>
-            <w:r>
-              <w:rPr>
-                <w:rFonts w:eastAsiaTheme="minorEastAsia"/>
-                <w:lang w:val="en-US"/>
-              </w:rPr>
-              <w:t xml:space="preserve">, 1, </w:t>
-            </w:r>
-            <w:r>
-              <w:rPr>
-                <w:rFonts w:eastAsiaTheme="minorEastAsia"/>
-                <w:lang w:val="en-US"/>
-              </w:rPr>
-              <w:t>42, 93, 145</w:t>
-            </w:r>
-            <w:r>
-              <w:rPr>
-                <w:rFonts w:eastAsiaTheme="minorEastAsia"/>
-                <w:lang w:val="en-US"/>
-              </w:rPr>
-              <w:t xml:space="preserve">, </w:t>
-            </w:r>
-            <w:r>
-              <w:rPr>
-                <w:rFonts w:eastAsiaTheme="minorEastAsia"/>
-                <w:lang w:val="en-US"/>
-              </w:rPr>
-              <w:t>27, 18, 899</w:t>
-            </w:r>
-            <w:r>
-              <w:rPr>
-                <w:rFonts w:eastAsiaTheme="minorEastAsia"/>
-                <w:lang w:val="en-US"/>
-              </w:rPr>
-              <w:t>]</w:t>
+              <w:t>[100, 1, 42, 93, 145, 27, 18, 899]</w:t>
             </w:r>
           </w:p>
         </w:tc>
@@ -25081,49 +25034,7 @@
                 <w:rFonts w:eastAsiaTheme="minorEastAsia"/>
                 <w:lang w:val="en-US"/>
               </w:rPr>
-              <w:t>[100, 1,</w:t>
-            </w:r>
-            <w:r>
-              <w:rPr>
-                <w:rFonts w:eastAsiaTheme="minorEastAsia"/>
-                <w:lang w:val="en-US"/>
-              </w:rPr>
-              <w:t xml:space="preserve"> 18, </w:t>
-            </w:r>
-            <w:r>
-              <w:rPr>
-                <w:rFonts w:eastAsiaTheme="minorEastAsia"/>
-                <w:lang w:val="en-US"/>
-              </w:rPr>
-              <w:t>27</w:t>
-            </w:r>
-            <w:r>
-              <w:rPr>
-                <w:rFonts w:eastAsiaTheme="minorEastAsia"/>
-                <w:lang w:val="en-US"/>
-              </w:rPr>
-              <w:t>,</w:t>
-            </w:r>
-            <w:r>
-              <w:rPr>
-                <w:rFonts w:eastAsiaTheme="minorEastAsia"/>
-                <w:lang w:val="en-US"/>
-              </w:rPr>
-              <w:t xml:space="preserve"> 42</w:t>
-            </w:r>
-            <w:r>
-              <w:rPr>
-                <w:rFonts w:eastAsiaTheme="minorEastAsia"/>
-                <w:lang w:val="en-US"/>
-              </w:rPr>
-              <w:t>, 145, 93</w:t>
-            </w:r>
-            <w:r>
-              <w:rPr>
-                <w:rFonts w:eastAsiaTheme="minorEastAsia"/>
-                <w:lang w:val="en-US"/>
-              </w:rPr>
-              <w:t>, 899]</w:t>
+              <w:t>[100, 1, 18, 27, 42, 145, 93, 899]</w:t>
             </w:r>
           </w:p>
         </w:tc>
@@ -25173,7 +25084,488 @@
                 <w:rFonts w:eastAsiaTheme="minorEastAsia"/>
                 <w:lang w:val="en-US"/>
               </w:rPr>
-              <w:t>[1, 18, 27, 42,</w:t>
+              <w:t>[1, 18, 27, 42, 93, 100, 145, 899]</w:t>
+            </w:r>
+          </w:p>
+        </w:tc>
+      </w:tr>
+    </w:tbl>
+    <w:p>
+      <w:pPr>
+        <w:pStyle w:val="ListParagraph"/>
+        <w:numPr>
+          <w:ilvl w:val="0"/>
+          <w:numId w:val="6"/>
+        </w:numPr>
+        <w:rPr>
+          <w:rFonts w:eastAsiaTheme="minorEastAsia"/>
+          <w:lang w:val="en-US"/>
+        </w:rPr>
+      </w:pPr>
+      <w:r>
+        <w:rPr>
+          <w:rFonts w:eastAsiaTheme="minorEastAsia"/>
+          <w:lang w:val="en-US"/>
+        </w:rPr>
+        <w:t xml:space="preserve">Dễ thấy Radix Sort có thời gian thực thi là O(d(n + b)) với d là số </w:t>
+      </w:r>
+      <w:r>
+        <w:rPr>
+          <w:rFonts w:eastAsiaTheme="minorEastAsia"/>
+          <w:lang w:val="en-US"/>
+        </w:rPr>
+        <w:t>chữ số thập phân, ví dụ đến hàng trăm thì d = 3, n là kích thước mảng, b là số hộp, ở đây là 10, do ta tính cả thời gian tạo hộp</w:t>
+      </w:r>
+    </w:p>
+    <w:p>
+      <w:pPr>
+        <w:pStyle w:val="ListParagraph"/>
+        <w:numPr>
+          <w:ilvl w:val="0"/>
+          <w:numId w:val="26"/>
+        </w:numPr>
+        <w:rPr>
+          <w:rFonts w:eastAsiaTheme="minorEastAsia"/>
+          <w:lang w:val="en-US"/>
+        </w:rPr>
+      </w:pPr>
+      <w:r>
+        <w:rPr>
+          <w:rFonts w:eastAsiaTheme="minorEastAsia"/>
+          <w:lang w:val="en-US"/>
+        </w:rPr>
+        <w:t>Bogo Sort?</w:t>
+      </w:r>
+    </w:p>
+    <w:p>
+      <w:pPr>
+        <w:pStyle w:val="ListParagraph"/>
+        <w:numPr>
+          <w:ilvl w:val="0"/>
+          <w:numId w:val="6"/>
+        </w:numPr>
+        <w:rPr>
+          <w:rFonts w:eastAsiaTheme="minorEastAsia"/>
+          <w:lang w:val="en-US"/>
+        </w:rPr>
+      </w:pPr>
+      <w:r>
+        <w:rPr>
+          <w:rFonts w:eastAsiaTheme="minorEastAsia"/>
+          <w:lang w:val="en-US"/>
+        </w:rPr>
+        <w:t>Joke, sắp xếp ngẫu nhiên mảng liên tục cho đến khi nó sắp xếp đúng</w:t>
+      </w:r>
+    </w:p>
+    <w:p>
+      <w:pPr>
+        <w:pStyle w:val="ListParagraph"/>
+        <w:numPr>
+          <w:ilvl w:val="0"/>
+          <w:numId w:val="26"/>
+        </w:numPr>
+        <w:rPr>
+          <w:rFonts w:eastAsiaTheme="minorEastAsia"/>
+          <w:lang w:val="en-US"/>
+        </w:rPr>
+      </w:pPr>
+      <w:r>
+        <w:rPr>
+          <w:rFonts w:eastAsiaTheme="minorEastAsia"/>
+          <w:lang w:val="en-US"/>
+        </w:rPr>
+        <w:t>Heap Sort?</w:t>
+      </w:r>
+    </w:p>
+    <w:p>
+      <w:pPr>
+        <w:pStyle w:val="ListParagraph"/>
+        <w:numPr>
+          <w:ilvl w:val="0"/>
+          <w:numId w:val="6"/>
+        </w:numPr>
+        <w:rPr>
+          <w:rFonts w:eastAsiaTheme="minorEastAsia"/>
+          <w:lang w:val="en-US"/>
+        </w:rPr>
+      </w:pPr>
+      <w:r>
+        <w:rPr>
+          <w:rFonts w:eastAsiaTheme="minorEastAsia"/>
+          <w:lang w:val="en-US"/>
+        </w:rPr>
+        <w:t>Sắp xếp = cấu trúc Heap</w:t>
+      </w:r>
+    </w:p>
+    <w:p>
+      <w:pPr>
+        <w:pStyle w:val="ListParagraph"/>
+        <w:numPr>
+          <w:ilvl w:val="0"/>
+          <w:numId w:val="6"/>
+        </w:numPr>
+        <w:rPr>
+          <w:rFonts w:eastAsiaTheme="minorEastAsia"/>
+          <w:lang w:val="en-US"/>
+        </w:rPr>
+      </w:pPr>
+      <w:r>
+        <w:rPr>
+          <w:rFonts w:eastAsiaTheme="minorEastAsia"/>
+          <w:lang w:val="en-US"/>
+        </w:rPr>
+        <w:t>Bước 1, từ mảng ban đầu tạo Max Heap tương ứng = cách chèn từng phần tử vào Heap</w:t>
+      </w:r>
+    </w:p>
+    <w:p>
+      <w:pPr>
+        <w:pStyle w:val="ListParagraph"/>
+        <w:numPr>
+          <w:ilvl w:val="0"/>
+          <w:numId w:val="6"/>
+        </w:numPr>
+        <w:rPr>
+          <w:rFonts w:eastAsiaTheme="minorEastAsia"/>
+          <w:lang w:val="en-US"/>
+        </w:rPr>
+      </w:pPr>
+      <w:r>
+        <w:rPr>
+          <w:rFonts w:eastAsiaTheme="minorEastAsia"/>
+          <w:lang w:val="en-US"/>
+        </w:rPr>
+        <w:t>Bước 2, xóa Node gốc của Heap được Heap mới, đưa Node vừa xóa vào cuối Heap mới và kệ mẹ nó</w:t>
+      </w:r>
+    </w:p>
+    <w:p>
+      <w:pPr>
+        <w:pStyle w:val="ListParagraph"/>
+        <w:numPr>
+          <w:ilvl w:val="0"/>
+          <w:numId w:val="6"/>
+        </w:numPr>
+        <w:rPr>
+          <w:rFonts w:eastAsiaTheme="minorEastAsia"/>
+          <w:lang w:val="en-US"/>
+        </w:rPr>
+      </w:pPr>
+      <w:r>
+        <w:rPr>
+          <w:rFonts w:eastAsiaTheme="minorEastAsia"/>
+          <w:lang w:val="en-US"/>
+        </w:rPr>
+        <w:t>Bước 3, xóa Node gốc của Heap mới được Heap mới hơn, đưa Node vừa xóa vào cuối Heap mới hơn và kệ mẹ nó</w:t>
+      </w:r>
+    </w:p>
+    <w:p>
+      <w:pPr>
+        <w:pStyle w:val="ListParagraph"/>
+        <w:numPr>
+          <w:ilvl w:val="0"/>
+          <w:numId w:val="6"/>
+        </w:numPr>
+        <w:rPr>
+          <w:rFonts w:eastAsiaTheme="minorEastAsia"/>
+          <w:lang w:val="en-US"/>
+        </w:rPr>
+      </w:pPr>
+      <w:r>
+        <w:rPr>
+          <w:rFonts w:eastAsiaTheme="minorEastAsia"/>
+          <w:lang w:val="en-US"/>
+        </w:rPr>
+        <w:t>Bước 4, …</w:t>
+      </w:r>
+    </w:p>
+    <w:p>
+      <w:pPr>
+        <w:pStyle w:val="ListParagraph"/>
+        <w:numPr>
+          <w:ilvl w:val="0"/>
+          <w:numId w:val="6"/>
+        </w:numPr>
+        <w:rPr>
+          <w:rFonts w:eastAsiaTheme="minorEastAsia"/>
+          <w:lang w:val="en-US"/>
+        </w:rPr>
+      </w:pPr>
+      <w:r>
+        <w:rPr>
+          <w:rFonts w:eastAsiaTheme="minorEastAsia"/>
+          <w:lang w:val="en-US"/>
+        </w:rPr>
+        <w:t>Lặp đi lặp lại cho đến khi xóa hết Node</w:t>
+      </w:r>
+    </w:p>
+    <w:p>
+      <w:pPr>
+        <w:pStyle w:val="ListParagraph"/>
+        <w:numPr>
+          <w:ilvl w:val="0"/>
+          <w:numId w:val="6"/>
+        </w:numPr>
+        <w:rPr>
+          <w:rFonts w:eastAsiaTheme="minorEastAsia"/>
+          <w:lang w:val="en-US"/>
+        </w:rPr>
+      </w:pPr>
+      <w:r>
+        <w:rPr>
+          <w:rFonts w:eastAsiaTheme="minorEastAsia"/>
+          <w:lang w:val="en-US"/>
+        </w:rPr>
+        <w:t>Ví dụ</w:t>
+      </w:r>
+    </w:p>
+    <w:tbl>
+      <w:tblPr>
+        <w:tblStyle w:val="TableGrid"/>
+        <w:tblW w:w="0" w:type="auto"/>
+        <w:tblInd w:w="1080" w:type="dxa"/>
+        <w:tblLook w:val="04A0" w:firstRow="1" w:lastRow="0" w:firstColumn="1" w:lastColumn="0" w:noHBand="0" w:noVBand="1"/>
+      </w:tblPr>
+      <w:tblGrid>
+        <w:gridCol w:w="4089"/>
+        <w:gridCol w:w="4073"/>
+      </w:tblGrid>
+      <w:tr>
+        <w:tc>
+          <w:tcPr>
+            <w:tcW w:w="4089" w:type="dxa"/>
+            <w:vAlign w:val="center"/>
+          </w:tcPr>
+          <w:p>
+            <w:pPr>
+              <w:pStyle w:val="ListParagraph"/>
+              <w:ind w:left="0"/>
+              <w:jc w:val="center"/>
+              <w:rPr>
+                <w:rFonts w:eastAsiaTheme="minorEastAsia"/>
+                <w:lang w:val="en-US"/>
+              </w:rPr>
+            </w:pPr>
+            <w:r>
+              <w:rPr>
+                <w:rFonts w:eastAsiaTheme="minorEastAsia"/>
+                <w:lang w:val="en-US"/>
+              </w:rPr>
+              <w:t>Mảng ban đầu</w:t>
+            </w:r>
+          </w:p>
+        </w:tc>
+        <w:tc>
+          <w:tcPr>
+            <w:tcW w:w="4073" w:type="dxa"/>
+            <w:vAlign w:val="center"/>
+          </w:tcPr>
+          <w:p>
+            <w:pPr>
+              <w:pStyle w:val="ListParagraph"/>
+              <w:ind w:left="0"/>
+              <w:jc w:val="center"/>
+              <w:rPr>
+                <w:rFonts w:eastAsiaTheme="minorEastAsia"/>
+                <w:lang w:val="en-US"/>
+              </w:rPr>
+            </w:pPr>
+            <w:r>
+              <w:rPr>
+                <w:rFonts w:eastAsiaTheme="minorEastAsia"/>
+                <w:lang w:val="en-US"/>
+              </w:rPr>
+              <w:t>[899, 18, 27, 42, 1, 93, 145, 100]</w:t>
+            </w:r>
+          </w:p>
+        </w:tc>
+      </w:tr>
+      <w:tr>
+        <w:tc>
+          <w:tcPr>
+            <w:tcW w:w="4089" w:type="dxa"/>
+            <w:vAlign w:val="center"/>
+          </w:tcPr>
+          <w:p>
+            <w:pPr>
+              <w:pStyle w:val="ListParagraph"/>
+              <w:ind w:left="0"/>
+              <w:jc w:val="center"/>
+              <w:rPr>
+                <w:rFonts w:eastAsiaTheme="minorEastAsia"/>
+                <w:lang w:val="en-US"/>
+              </w:rPr>
+            </w:pPr>
+            <w:r>
+              <w:rPr>
+                <w:rFonts w:eastAsiaTheme="minorEastAsia"/>
+                <w:lang w:val="en-US"/>
+              </w:rPr>
+              <w:t>Max Heap</w:t>
+            </w:r>
+          </w:p>
+        </w:tc>
+        <w:tc>
+          <w:tcPr>
+            <w:tcW w:w="4073" w:type="dxa"/>
+            <w:vAlign w:val="center"/>
+          </w:tcPr>
+          <w:p>
+            <w:pPr>
+              <w:pStyle w:val="ListParagraph"/>
+              <w:ind w:left="0"/>
+              <w:jc w:val="center"/>
+              <w:rPr>
+                <w:rFonts w:eastAsiaTheme="minorEastAsia"/>
+                <w:lang w:val="en-US"/>
+              </w:rPr>
+            </w:pPr>
+            <w:r>
+              <w:rPr>
+                <w:rFonts w:eastAsiaTheme="minorEastAsia"/>
+                <w:lang w:val="en-US"/>
+              </w:rPr>
+              <w:t>[</w:t>
+            </w:r>
+            <w:r>
+              <w:rPr>
+                <w:rFonts w:eastAsiaTheme="minorEastAsia"/>
+                <w:lang w:val="en-US"/>
+              </w:rPr>
+              <w:t>899, 100, 145, 42, 1, 27, 93, 18</w:t>
+            </w:r>
+            <w:r>
+              <w:rPr>
+                <w:rFonts w:eastAsiaTheme="minorEastAsia"/>
+                <w:lang w:val="en-US"/>
+              </w:rPr>
+              <w:t>]</w:t>
+            </w:r>
+          </w:p>
+        </w:tc>
+      </w:tr>
+      <w:tr>
+        <w:tc>
+          <w:tcPr>
+            <w:tcW w:w="4089" w:type="dxa"/>
+            <w:vAlign w:val="center"/>
+          </w:tcPr>
+          <w:p>
+            <w:pPr>
+              <w:pStyle w:val="ListParagraph"/>
+              <w:ind w:left="0"/>
+              <w:jc w:val="center"/>
+              <w:rPr>
+                <w:rFonts w:eastAsiaTheme="minorEastAsia"/>
+                <w:lang w:val="en-US"/>
+              </w:rPr>
+            </w:pPr>
+            <w:r>
+              <w:rPr>
+                <w:rFonts w:eastAsiaTheme="minorEastAsia"/>
+                <w:lang w:val="en-US"/>
+              </w:rPr>
+              <w:t>Lần xóa 1</w:t>
+            </w:r>
+          </w:p>
+        </w:tc>
+        <w:tc>
+          <w:tcPr>
+            <w:tcW w:w="4073" w:type="dxa"/>
+            <w:vAlign w:val="center"/>
+          </w:tcPr>
+          <w:p>
+            <w:pPr>
+              <w:pStyle w:val="ListParagraph"/>
+              <w:ind w:left="0"/>
+              <w:jc w:val="center"/>
+              <w:rPr>
+                <w:rFonts w:eastAsiaTheme="minorEastAsia"/>
+                <w:lang w:val="en-US"/>
+              </w:rPr>
+            </w:pPr>
+            <w:r>
+              <w:rPr>
+                <w:rFonts w:eastAsiaTheme="minorEastAsia"/>
+                <w:lang w:val="en-US"/>
+              </w:rPr>
+              <w:t>[</w:t>
+            </w:r>
+            <w:r>
+              <w:rPr>
+                <w:rFonts w:eastAsiaTheme="minorEastAsia"/>
+                <w:lang w:val="en-US"/>
+              </w:rPr>
+              <w:t>145, 100, 93, 42, 1, 27, 18, 899</w:t>
+            </w:r>
+            <w:r>
+              <w:rPr>
+                <w:rFonts w:eastAsiaTheme="minorEastAsia"/>
+                <w:lang w:val="en-US"/>
+              </w:rPr>
+              <w:t>]</w:t>
+            </w:r>
+          </w:p>
+        </w:tc>
+      </w:tr>
+      <w:tr>
+        <w:tc>
+          <w:tcPr>
+            <w:tcW w:w="4089" w:type="dxa"/>
+            <w:vAlign w:val="center"/>
+          </w:tcPr>
+          <w:p>
+            <w:pPr>
+              <w:pStyle w:val="ListParagraph"/>
+              <w:ind w:left="0"/>
+              <w:jc w:val="center"/>
+              <w:rPr>
+                <w:rFonts w:eastAsiaTheme="minorEastAsia"/>
+                <w:lang w:val="en-US"/>
+              </w:rPr>
+            </w:pPr>
+            <w:r>
+              <w:rPr>
+                <w:rFonts w:eastAsiaTheme="minorEastAsia"/>
+                <w:lang w:val="en-US"/>
+              </w:rPr>
+              <w:t>Lầ</w:t>
+            </w:r>
+            <w:r>
+              <w:rPr>
+                <w:rFonts w:eastAsiaTheme="minorEastAsia"/>
+                <w:lang w:val="en-US"/>
+              </w:rPr>
+              <w:t>n xóa 2</w:t>
+            </w:r>
+          </w:p>
+        </w:tc>
+        <w:tc>
+          <w:tcPr>
+            <w:tcW w:w="4073" w:type="dxa"/>
+            <w:vAlign w:val="center"/>
+          </w:tcPr>
+          <w:p>
+            <w:pPr>
+              <w:pStyle w:val="ListParagraph"/>
+              <w:ind w:left="0"/>
+              <w:jc w:val="center"/>
+              <w:rPr>
+                <w:rFonts w:eastAsiaTheme="minorEastAsia"/>
+                <w:lang w:val="en-US"/>
+              </w:rPr>
+            </w:pPr>
+            <w:r>
+              <w:rPr>
+                <w:rFonts w:eastAsiaTheme="minorEastAsia"/>
+                <w:lang w:val="en-US"/>
+              </w:rPr>
+              <w:t>[</w:t>
+            </w:r>
+            <w:r>
+              <w:rPr>
+                <w:rFonts w:eastAsiaTheme="minorEastAsia"/>
+                <w:lang w:val="en-US"/>
+              </w:rPr>
+              <w:t>100,</w:t>
             </w:r>
             <w:r>
               <w:rPr>
@@ -25187,7 +25579,198 @@
                 <w:rFonts w:eastAsiaTheme="minorEastAsia"/>
                 <w:lang w:val="en-US"/>
               </w:rPr>
+              <w:t>42</w:t>
+            </w:r>
+            <w:r>
+              <w:rPr>
+                <w:rFonts w:eastAsiaTheme="minorEastAsia"/>
+                <w:lang w:val="en-US"/>
+              </w:rPr>
+              <w:t>, 93</w:t>
+            </w:r>
+            <w:r>
+              <w:rPr>
+                <w:rFonts w:eastAsiaTheme="minorEastAsia"/>
+                <w:lang w:val="en-US"/>
+              </w:rPr>
+              <w:t>, 18</w:t>
+            </w:r>
+            <w:r>
+              <w:rPr>
+                <w:rFonts w:eastAsiaTheme="minorEastAsia"/>
+                <w:lang w:val="en-US"/>
+              </w:rPr>
+              <w:t xml:space="preserve">, 1, 27, </w:t>
+            </w:r>
+            <w:r>
+              <w:rPr>
+                <w:rFonts w:eastAsiaTheme="minorEastAsia"/>
+                <w:lang w:val="en-US"/>
+              </w:rPr>
+              <w:t xml:space="preserve">145, </w:t>
+            </w:r>
+            <w:r>
+              <w:rPr>
+                <w:rFonts w:eastAsiaTheme="minorEastAsia"/>
+                <w:lang w:val="en-US"/>
+              </w:rPr>
+              <w:t>899]</w:t>
+            </w:r>
+          </w:p>
+        </w:tc>
+      </w:tr>
+      <w:tr>
+        <w:tc>
+          <w:tcPr>
+            <w:tcW w:w="4089" w:type="dxa"/>
+            <w:vAlign w:val="center"/>
+          </w:tcPr>
+          <w:p>
+            <w:pPr>
+              <w:pStyle w:val="ListParagraph"/>
+              <w:ind w:left="0"/>
+              <w:jc w:val="center"/>
+              <w:rPr>
+                <w:rFonts w:eastAsiaTheme="minorEastAsia"/>
+                <w:lang w:val="en-US"/>
+              </w:rPr>
+            </w:pPr>
+            <w:r>
+              <w:rPr>
+                <w:rFonts w:eastAsiaTheme="minorEastAsia"/>
+                <w:lang w:val="en-US"/>
+              </w:rPr>
+              <w:t>Lần xóa 3</w:t>
+            </w:r>
+          </w:p>
+        </w:tc>
+        <w:tc>
+          <w:tcPr>
+            <w:tcW w:w="4073" w:type="dxa"/>
+            <w:vAlign w:val="center"/>
+          </w:tcPr>
+          <w:p>
+            <w:pPr>
+              <w:pStyle w:val="ListParagraph"/>
+              <w:ind w:left="0"/>
+              <w:jc w:val="center"/>
+              <w:rPr>
+                <w:rFonts w:eastAsiaTheme="minorEastAsia"/>
+                <w:lang w:val="en-US"/>
+              </w:rPr>
+            </w:pPr>
+            <w:r>
+              <w:rPr>
+                <w:rFonts w:eastAsiaTheme="minorEastAsia"/>
+                <w:lang w:val="en-US"/>
+              </w:rPr>
+              <w:t>[</w:t>
+            </w:r>
+            <w:r>
+              <w:rPr>
+                <w:rFonts w:eastAsiaTheme="minorEastAsia"/>
+                <w:lang w:val="en-US"/>
+              </w:rPr>
               <w:t>93</w:t>
+            </w:r>
+            <w:r>
+              <w:rPr>
+                <w:rFonts w:eastAsiaTheme="minorEastAsia"/>
+                <w:lang w:val="en-US"/>
+              </w:rPr>
+              <w:t>, 42</w:t>
+            </w:r>
+            <w:r>
+              <w:rPr>
+                <w:rFonts w:eastAsiaTheme="minorEastAsia"/>
+                <w:lang w:val="en-US"/>
+              </w:rPr>
+              <w:t>, 27</w:t>
+            </w:r>
+            <w:r>
+              <w:rPr>
+                <w:rFonts w:eastAsiaTheme="minorEastAsia"/>
+                <w:lang w:val="en-US"/>
+              </w:rPr>
+              <w:t>, 18</w:t>
+            </w:r>
+            <w:r>
+              <w:rPr>
+                <w:rFonts w:eastAsiaTheme="minorEastAsia"/>
+                <w:lang w:val="en-US"/>
+              </w:rPr>
+              <w:t>, 1, 100</w:t>
+            </w:r>
+            <w:r>
+              <w:rPr>
+                <w:rFonts w:eastAsiaTheme="minorEastAsia"/>
+                <w:lang w:val="en-US"/>
+              </w:rPr>
+              <w:t>, 145, 899]</w:t>
+            </w:r>
+          </w:p>
+        </w:tc>
+      </w:tr>
+      <w:tr>
+        <w:tc>
+          <w:tcPr>
+            <w:tcW w:w="4089" w:type="dxa"/>
+            <w:vAlign w:val="center"/>
+          </w:tcPr>
+          <w:p>
+            <w:pPr>
+              <w:pStyle w:val="ListParagraph"/>
+              <w:ind w:left="0"/>
+              <w:jc w:val="center"/>
+              <w:rPr>
+                <w:rFonts w:eastAsiaTheme="minorEastAsia"/>
+                <w:lang w:val="en-US"/>
+              </w:rPr>
+            </w:pPr>
+            <w:r>
+              <w:rPr>
+                <w:rFonts w:eastAsiaTheme="minorEastAsia"/>
+                <w:lang w:val="en-US"/>
+              </w:rPr>
+              <w:t>Lần</w:t>
+            </w:r>
+            <w:r>
+              <w:rPr>
+                <w:rFonts w:eastAsiaTheme="minorEastAsia"/>
+                <w:lang w:val="en-US"/>
+              </w:rPr>
+              <w:t xml:space="preserve"> xóa 4</w:t>
+            </w:r>
+          </w:p>
+        </w:tc>
+        <w:tc>
+          <w:tcPr>
+            <w:tcW w:w="4073" w:type="dxa"/>
+            <w:vAlign w:val="center"/>
+          </w:tcPr>
+          <w:p>
+            <w:pPr>
+              <w:pStyle w:val="ListParagraph"/>
+              <w:ind w:left="0"/>
+              <w:jc w:val="center"/>
+              <w:rPr>
+                <w:rFonts w:eastAsiaTheme="minorEastAsia"/>
+                <w:lang w:val="en-US"/>
+              </w:rPr>
+            </w:pPr>
+            <w:r>
+              <w:rPr>
+                <w:rFonts w:eastAsiaTheme="minorEastAsia"/>
+                <w:lang w:val="en-US"/>
+              </w:rPr>
+              <w:t>[</w:t>
+            </w:r>
+            <w:r>
+              <w:rPr>
+                <w:rFonts w:eastAsiaTheme="minorEastAsia"/>
+                <w:lang w:val="en-US"/>
+              </w:rPr>
+              <w:t>42</w:t>
             </w:r>
             <w:r>
               <w:rPr>
@@ -25201,21 +25784,283 @@
                 <w:rFonts w:eastAsiaTheme="minorEastAsia"/>
                 <w:lang w:val="en-US"/>
               </w:rPr>
-              <w:t>100</w:t>
+              <w:t>18</w:t>
             </w:r>
             <w:r>
               <w:rPr>
                 <w:rFonts w:eastAsiaTheme="minorEastAsia"/>
                 <w:lang w:val="en-US"/>
               </w:rPr>
-              <w:t>,</w:t>
+              <w:t>, 27</w:t>
             </w:r>
             <w:r>
               <w:rPr>
                 <w:rFonts w:eastAsiaTheme="minorEastAsia"/>
                 <w:lang w:val="en-US"/>
               </w:rPr>
-              <w:t xml:space="preserve"> 145, 899]</w:t>
+              <w:t>, 1, 93</w:t>
+            </w:r>
+            <w:r>
+              <w:rPr>
+                <w:rFonts w:eastAsiaTheme="minorEastAsia"/>
+                <w:lang w:val="en-US"/>
+              </w:rPr>
+              <w:t>, 100, 145, 899]</w:t>
+            </w:r>
+          </w:p>
+        </w:tc>
+      </w:tr>
+      <w:tr>
+        <w:tc>
+          <w:tcPr>
+            <w:tcW w:w="4089" w:type="dxa"/>
+            <w:vAlign w:val="center"/>
+          </w:tcPr>
+          <w:p>
+            <w:pPr>
+              <w:pStyle w:val="ListParagraph"/>
+              <w:ind w:left="0"/>
+              <w:jc w:val="center"/>
+              <w:rPr>
+                <w:rFonts w:eastAsiaTheme="minorEastAsia"/>
+                <w:lang w:val="en-US"/>
+              </w:rPr>
+            </w:pPr>
+            <w:r>
+              <w:rPr>
+                <w:rFonts w:eastAsiaTheme="minorEastAsia"/>
+                <w:lang w:val="en-US"/>
+              </w:rPr>
+              <w:t>Lần</w:t>
+            </w:r>
+            <w:r>
+              <w:rPr>
+                <w:rFonts w:eastAsiaTheme="minorEastAsia"/>
+                <w:lang w:val="en-US"/>
+              </w:rPr>
+              <w:t xml:space="preserve"> xóa 5</w:t>
+            </w:r>
+          </w:p>
+        </w:tc>
+        <w:tc>
+          <w:tcPr>
+            <w:tcW w:w="4073" w:type="dxa"/>
+            <w:vAlign w:val="center"/>
+          </w:tcPr>
+          <w:p>
+            <w:pPr>
+              <w:pStyle w:val="ListParagraph"/>
+              <w:ind w:left="0"/>
+              <w:jc w:val="center"/>
+              <w:rPr>
+                <w:rFonts w:eastAsiaTheme="minorEastAsia"/>
+                <w:lang w:val="en-US"/>
+              </w:rPr>
+            </w:pPr>
+            <w:r>
+              <w:rPr>
+                <w:rFonts w:eastAsiaTheme="minorEastAsia"/>
+                <w:lang w:val="en-US"/>
+              </w:rPr>
+              <w:t>[</w:t>
+            </w:r>
+            <w:r>
+              <w:rPr>
+                <w:rFonts w:eastAsiaTheme="minorEastAsia"/>
+                <w:lang w:val="en-US"/>
+              </w:rPr>
+              <w:t>27</w:t>
+            </w:r>
+            <w:r>
+              <w:rPr>
+                <w:rFonts w:eastAsiaTheme="minorEastAsia"/>
+                <w:lang w:val="en-US"/>
+              </w:rPr>
+              <w:t>, 18</w:t>
+            </w:r>
+            <w:r>
+              <w:rPr>
+                <w:rFonts w:eastAsiaTheme="minorEastAsia"/>
+                <w:lang w:val="en-US"/>
+              </w:rPr>
+              <w:t>, 1, 42</w:t>
+            </w:r>
+            <w:r>
+              <w:rPr>
+                <w:rFonts w:eastAsiaTheme="minorEastAsia"/>
+                <w:lang w:val="en-US"/>
+              </w:rPr>
+              <w:t>, 93, 100, 145, 899]</w:t>
+            </w:r>
+          </w:p>
+        </w:tc>
+      </w:tr>
+      <w:tr>
+        <w:tc>
+          <w:tcPr>
+            <w:tcW w:w="4089" w:type="dxa"/>
+            <w:vAlign w:val="center"/>
+          </w:tcPr>
+          <w:p>
+            <w:pPr>
+              <w:pStyle w:val="ListParagraph"/>
+              <w:ind w:left="0"/>
+              <w:jc w:val="center"/>
+              <w:rPr>
+                <w:rFonts w:eastAsiaTheme="minorEastAsia"/>
+                <w:lang w:val="en-US"/>
+              </w:rPr>
+            </w:pPr>
+            <w:r>
+              <w:rPr>
+                <w:rFonts w:eastAsiaTheme="minorEastAsia"/>
+                <w:lang w:val="en-US"/>
+              </w:rPr>
+              <w:t>Lần</w:t>
+            </w:r>
+            <w:r>
+              <w:rPr>
+                <w:rFonts w:eastAsiaTheme="minorEastAsia"/>
+                <w:lang w:val="en-US"/>
+              </w:rPr>
+              <w:t xml:space="preserve"> xóa 6</w:t>
+            </w:r>
+          </w:p>
+        </w:tc>
+        <w:tc>
+          <w:tcPr>
+            <w:tcW w:w="4073" w:type="dxa"/>
+            <w:vAlign w:val="center"/>
+          </w:tcPr>
+          <w:p>
+            <w:pPr>
+              <w:pStyle w:val="ListParagraph"/>
+              <w:ind w:left="0"/>
+              <w:jc w:val="center"/>
+              <w:rPr>
+                <w:rFonts w:eastAsiaTheme="minorEastAsia"/>
+                <w:lang w:val="en-US"/>
+              </w:rPr>
+            </w:pPr>
+            <w:r>
+              <w:rPr>
+                <w:rFonts w:eastAsiaTheme="minorEastAsia"/>
+                <w:lang w:val="en-US"/>
+              </w:rPr>
+              <w:t>[</w:t>
+            </w:r>
+            <w:r>
+              <w:rPr>
+                <w:rFonts w:eastAsiaTheme="minorEastAsia"/>
+                <w:lang w:val="en-US"/>
+              </w:rPr>
+              <w:t>18</w:t>
+            </w:r>
+            <w:r>
+              <w:rPr>
+                <w:rFonts w:eastAsiaTheme="minorEastAsia"/>
+                <w:lang w:val="en-US"/>
+              </w:rPr>
+              <w:t xml:space="preserve">, </w:t>
+            </w:r>
+            <w:r>
+              <w:rPr>
+                <w:rFonts w:eastAsiaTheme="minorEastAsia"/>
+                <w:lang w:val="en-US"/>
+              </w:rPr>
+              <w:t>1, 27</w:t>
+            </w:r>
+            <w:r>
+              <w:rPr>
+                <w:rFonts w:eastAsiaTheme="minorEastAsia"/>
+                <w:lang w:val="en-US"/>
+              </w:rPr>
+              <w:t>, 42, 93, 100, 145, 899]</w:t>
+            </w:r>
+          </w:p>
+        </w:tc>
+      </w:tr>
+      <w:tr>
+        <w:tc>
+          <w:tcPr>
+            <w:tcW w:w="4089" w:type="dxa"/>
+            <w:vAlign w:val="center"/>
+          </w:tcPr>
+          <w:p>
+            <w:pPr>
+              <w:pStyle w:val="ListParagraph"/>
+              <w:ind w:left="0"/>
+              <w:jc w:val="center"/>
+              <w:rPr>
+                <w:rFonts w:eastAsiaTheme="minorEastAsia"/>
+                <w:lang w:val="en-US"/>
+              </w:rPr>
+            </w:pPr>
+            <w:r>
+              <w:rPr>
+                <w:rFonts w:eastAsiaTheme="minorEastAsia"/>
+                <w:lang w:val="en-US"/>
+              </w:rPr>
+              <w:t>Lần</w:t>
+            </w:r>
+            <w:r>
+              <w:rPr>
+                <w:rFonts w:eastAsiaTheme="minorEastAsia"/>
+                <w:lang w:val="en-US"/>
+              </w:rPr>
+              <w:t xml:space="preserve"> xóa 7</w:t>
+            </w:r>
+          </w:p>
+        </w:tc>
+        <w:tc>
+          <w:tcPr>
+            <w:tcW w:w="4073" w:type="dxa"/>
+            <w:vAlign w:val="center"/>
+          </w:tcPr>
+          <w:p>
+            <w:pPr>
+              <w:pStyle w:val="ListParagraph"/>
+              <w:ind w:left="0"/>
+              <w:jc w:val="center"/>
+              <w:rPr>
+                <w:rFonts w:eastAsiaTheme="minorEastAsia"/>
+                <w:lang w:val="en-US"/>
+              </w:rPr>
+            </w:pPr>
+            <w:r>
+              <w:rPr>
+                <w:rFonts w:eastAsiaTheme="minorEastAsia"/>
+                <w:lang w:val="en-US"/>
+              </w:rPr>
+              <w:t>[</w:t>
+            </w:r>
+            <w:r>
+              <w:rPr>
+                <w:rFonts w:eastAsiaTheme="minorEastAsia"/>
+                <w:lang w:val="en-US"/>
+              </w:rPr>
+              <w:t>1</w:t>
+            </w:r>
+            <w:r>
+              <w:rPr>
+                <w:rFonts w:eastAsiaTheme="minorEastAsia"/>
+                <w:lang w:val="en-US"/>
+              </w:rPr>
+              <w:t>, 1</w:t>
+            </w:r>
+            <w:r>
+              <w:rPr>
+                <w:rFonts w:eastAsiaTheme="minorEastAsia"/>
+                <w:lang w:val="en-US"/>
+              </w:rPr>
+              <w:t>8</w:t>
+            </w:r>
+            <w:r>
+              <w:rPr>
+                <w:rFonts w:eastAsiaTheme="minorEastAsia"/>
+                <w:lang w:val="en-US"/>
+              </w:rPr>
+              <w:t>, 27, 42, 93, 100, 145, 899]</w:t>
             </w:r>
           </w:p>
         </w:tc>
@@ -25238,77 +26083,7 @@
           <w:rFonts w:eastAsiaTheme="minorEastAsia"/>
           <w:lang w:val="en-US"/>
         </w:rPr>
-        <w:t xml:space="preserve">Dễ thấy Radix Sort có thời gian thực thi là O(d(n + b)) với d là số </w:t>
-      </w:r>
-      <w:r>
-        <w:rPr>
-          <w:rFonts w:eastAsiaTheme="minorEastAsia"/>
-          <w:lang w:val="en-US"/>
-        </w:rPr>
-        <w:t>chữ số thập phân, ví dụ đến hàng trăm thì d = 3, n là kích thước mảng, b là số hộp, ở đây là 10, do ta tính cả thời gian tạo hộp</w:t>
-      </w:r>
-    </w:p>
-    <w:p>
-      <w:pPr>
-        <w:pStyle w:val="ListParagraph"/>
-        <w:numPr>
-          <w:ilvl w:val="0"/>
-          <w:numId w:val="26"/>
-        </w:numPr>
-        <w:rPr>
-          <w:rFonts w:eastAsiaTheme="minorEastAsia"/>
-          <w:lang w:val="en-US"/>
-        </w:rPr>
-      </w:pPr>
-      <w:r>
-        <w:rPr>
-          <w:rFonts w:eastAsiaTheme="minorEastAsia"/>
-          <w:lang w:val="en-US"/>
-        </w:rPr>
-        <w:t>Bogo Sort?</w:t>
-      </w:r>
-    </w:p>
-    <w:p>
-      <w:pPr>
-        <w:pStyle w:val="ListParagraph"/>
-        <w:numPr>
-          <w:ilvl w:val="0"/>
-          <w:numId w:val="6"/>
-        </w:numPr>
-        <w:rPr>
-          <w:rFonts w:eastAsiaTheme="minorEastAsia"/>
-          <w:lang w:val="en-US"/>
-        </w:rPr>
-      </w:pPr>
-      <w:r>
-        <w:rPr>
-          <w:rFonts w:eastAsiaTheme="minorEastAsia"/>
-          <w:lang w:val="en-US"/>
-        </w:rPr>
-        <w:t>Joke, sắp xếp ngẫu nhiên mảng liên tục cho đến khi nó sắp xếp đúng</w:t>
-      </w:r>
-    </w:p>
-    <w:p>
-      <w:pPr>
-        <w:rPr>
-          <w:rFonts w:ascii="Cambria Math" w:hAnsi="Cambria Math"/>
-          <w:lang w:val="en-US"/>
-          <w:oMath/>
-        </w:rPr>
-      </w:pPr>
-    </w:p>
-    <w:p>
-      <w:pPr>
-        <w:rPr>
-          <w:lang w:val="en-US"/>
-        </w:rPr>
-      </w:pPr>
-      <w:r>
-        <w:rPr>
-          <w:lang w:val="en-US"/>
-        </w:rPr>
-        <w:lastRenderedPageBreak/>
-        <w:t>Turing Machine:</w:t>
+        <w:t>Dễ thấy Heap Sort có thời gian thực thi là O(nlog(n))</w:t>
       </w:r>
       <w:bookmarkStart w:id="0" w:name="_GoBack"/>
       <w:bookmarkEnd w:id="0"/>
@@ -25316,6 +26091,28 @@
     <w:p>
       <w:pPr>
         <w:rPr>
+          <w:rFonts w:ascii="Cambria Math" w:hAnsi="Cambria Math"/>
+          <w:lang w:val="en-US"/>
+          <w:oMath/>
+        </w:rPr>
+      </w:pPr>
+    </w:p>
+    <w:p>
+      <w:pPr>
+        <w:rPr>
+          <w:lang w:val="en-US"/>
+        </w:rPr>
+      </w:pPr>
+      <w:r>
+        <w:rPr>
+          <w:lang w:val="en-US"/>
+        </w:rPr>
+        <w:t>Turing Machine:</w:t>
+      </w:r>
+    </w:p>
+    <w:p>
+      <w:pPr>
+        <w:rPr>
           <w:lang w:val="en-US"/>
         </w:rPr>
       </w:pPr>
@@ -25466,6 +26263,7 @@
         <w:rPr>
           <w:lang w:val="en-US"/>
         </w:rPr>
+        <w:lastRenderedPageBreak/>
         <w:tab/>
       </w:r>
       <w:r>
@@ -25757,7 +26555,6 @@
         <w:rPr>
           <w:lang w:val="en-US"/>
         </w:rPr>
-        <w:lastRenderedPageBreak/>
         <w:tab/>
       </w:r>
       <w:r>
@@ -25925,6 +26722,7 @@
         <w:rPr>
           <w:lang w:val="en-US"/>
         </w:rPr>
+        <w:lastRenderedPageBreak/>
         <w:tab/>
         <w:t xml:space="preserve">Formula: </w:t>
       </w:r>
@@ -26442,7 +27240,6 @@
         <w:rPr>
           <w:lang w:val="en-US"/>
         </w:rPr>
-        <w:lastRenderedPageBreak/>
         <w:t>Policy Based:</w:t>
       </w:r>
     </w:p>
@@ -26734,6 +27531,7 @@
         <w:rPr>
           <w:lang w:val="en-US"/>
         </w:rPr>
+        <w:lastRenderedPageBreak/>
         <w:tab/>
         <w:t>Formula:</w:t>
       </w:r>
@@ -28109,7 +28907,6 @@
           <w:rFonts w:eastAsiaTheme="minorEastAsia"/>
           <w:lang w:val="en-US"/>
         </w:rPr>
-        <w:lastRenderedPageBreak/>
         <w:t>Multivariate Normal Distribution: Normal Distribution đa biến</w:t>
       </w:r>
     </w:p>
@@ -29044,6 +29841,7 @@
           <w:rFonts w:eastAsiaTheme="minorEastAsia" w:cstheme="minorHAnsi"/>
           <w:lang w:val="en-US"/>
         </w:rPr>
+        <w:lastRenderedPageBreak/>
         <w:tab/>
       </w:r>
       <w:r>
@@ -30525,7 +31323,6 @@
         <w:rPr>
           <w:lang w:val="en-US"/>
         </w:rPr>
-        <w:lastRenderedPageBreak/>
         <w:tab/>
       </w:r>
       <w:r>
@@ -30735,6 +31532,7 @@
         <w:rPr>
           <w:lang w:val="en-US"/>
         </w:rPr>
+        <w:lastRenderedPageBreak/>
         <w:tab/>
         <w:t>Formula: H[i</w:t>
       </w:r>
@@ -33302,7 +34100,6 @@
         <w:rPr>
           <w:lang w:val="en-US"/>
         </w:rPr>
-        <w:lastRenderedPageBreak/>
         <w:t>Stationary Distribution:</w:t>
       </w:r>
     </w:p>
@@ -33965,6 +34762,7 @@
         <w:rPr>
           <w:lang w:val="en-US"/>
         </w:rPr>
+        <w:lastRenderedPageBreak/>
         <w:tab/>
         <w:t>Def:</w:t>
       </w:r>
@@ -34272,7 +35070,6 @@
         <w:rPr>
           <w:lang w:val="en-US"/>
         </w:rPr>
-        <w:lastRenderedPageBreak/>
         <w:t>nhưng không biết Sample</w:t>
       </w:r>
       <w:r>
@@ -34800,6 +35597,7 @@
           <w:rFonts w:eastAsiaTheme="minorEastAsia"/>
           <w:lang w:val="en-US"/>
         </w:rPr>
+        <w:lastRenderedPageBreak/>
         <w:t>như nào nhưng có thể liên lạc để biết nó vui hay buồn</w:t>
       </w:r>
     </w:p>
@@ -35138,7 +35936,6 @@
         <w:rPr>
           <w:lang w:val="en-US"/>
         </w:rPr>
-        <w:lastRenderedPageBreak/>
         <w:t>Bayes’ theorem: Tỉ lệ giả thuyết khi cho trước một điều kiện (liên tưởng diện tích hcn)</w:t>
       </w:r>
     </w:p>
@@ -35307,6 +36104,7 @@
         <w:rPr>
           <w:lang w:val="en-US"/>
         </w:rPr>
+        <w:lastRenderedPageBreak/>
         <w:tab/>
       </w:r>
       <w:r>
@@ -36524,7 +37322,6 @@
             <w:rFonts w:ascii="Cambria Math" w:eastAsiaTheme="minorEastAsia" w:hAnsi="Cambria Math"/>
             <w:lang w:val="en-US"/>
           </w:rPr>
-          <w:lastRenderedPageBreak/>
           <m:t>MatB←</m:t>
         </m:r>
         <m:d>
@@ -37204,6 +38001,7 @@
           <w:rFonts w:eastAsiaTheme="minorEastAsia"/>
           <w:lang w:val="en-US"/>
         </w:rPr>
+        <w:lastRenderedPageBreak/>
         <w:tab/>
       </w:r>
       <w:r>
@@ -37660,7 +38458,6 @@
         <w:rPr>
           <w:lang w:val="en-US"/>
         </w:rPr>
-        <w:lastRenderedPageBreak/>
         <w:tab/>
         <w:t xml:space="preserve">        x</w:t>
       </w:r>
@@ -38833,6 +39630,7 @@
         <w:rPr>
           <w:lang w:val="en-US"/>
         </w:rPr>
+        <w:lastRenderedPageBreak/>
         <w:t xml:space="preserve">        d</w:t>
       </w:r>
       <w:r>
@@ -40322,7 +41120,6 @@
           <w:bCs/>
           <w:lang w:val="en"/>
         </w:rPr>
-        <w:lastRenderedPageBreak/>
         <w:tab/>
       </w:r>
       <w:r>
@@ -41996,7 +42793,6 @@
         <w:rPr>
           <w:lang w:val="en-US"/>
         </w:rPr>
-        <w:lastRenderedPageBreak/>
         <w:t xml:space="preserve">          Graph</w:t>
       </w:r>
       <w:r>
@@ -42124,6 +42920,7 @@
         <w:rPr>
           <w:lang w:val="en-US"/>
         </w:rPr>
+        <w:lastRenderedPageBreak/>
         <w:tab/>
         <w:t xml:space="preserve">         Node hiện tại = node trong unvisited có giá trị nhỏ nhất</w:t>
       </w:r>
@@ -42429,7 +43226,6 @@
         <w:rPr>
           <w:lang w:val="en-US"/>
         </w:rPr>
-        <w:lastRenderedPageBreak/>
         <w:t>Ornstein-Uhlenbeck Process: R</w:t>
       </w:r>
       <w:r>
@@ -42551,6 +43347,7 @@
         <w:rPr>
           <w:lang w:val="en-US"/>
         </w:rPr>
+        <w:lastRenderedPageBreak/>
         <w:t xml:space="preserve">         1/n**0.5</w:t>
       </w:r>
     </w:p>
@@ -42935,7 +43732,6 @@
         <w:rPr>
           <w:lang w:val="en-US"/>
         </w:rPr>
-        <w:lastRenderedPageBreak/>
         <w:t>sqrt(fan_out), = 0.003 cho layer cuối</w:t>
       </w:r>
     </w:p>
@@ -43031,6 +43827,7 @@
         <w:rPr>
           <w:lang w:val="en-US"/>
         </w:rPr>
+        <w:lastRenderedPageBreak/>
         <w:tab/>
         <w:t>Algo: Một net actor, output mean và std, action được tính bằng mean và std</w:t>
       </w:r>
@@ -43373,7 +44170,6 @@
         <w:rPr>
           <w:lang w:val="en-US"/>
         </w:rPr>
-        <w:lastRenderedPageBreak/>
         <w:t xml:space="preserve">         Value loss = mse(target_value, q_value)</w:t>
       </w:r>
     </w:p>
@@ -43477,6 +44273,7 @@
         <w:rPr>
           <w:lang w:val="en-US"/>
         </w:rPr>
+        <w:lastRenderedPageBreak/>
         <w:t>DDPG</w:t>
       </w:r>
     </w:p>
@@ -44461,7 +45258,6 @@
         <w:rPr>
           <w:lang w:val="en-US"/>
         </w:rPr>
-        <w:lastRenderedPageBreak/>
         <w:t>State = New State</w:t>
       </w:r>
     </w:p>
@@ -44570,6 +45366,7 @@
         <w:rPr>
           <w:lang w:val="en-US"/>
         </w:rPr>
+        <w:lastRenderedPageBreak/>
         <w:t>Goal là State đó thì chúng ta đã Win</w:t>
       </w:r>
     </w:p>
@@ -45071,7 +45868,6 @@
         <w:rPr>
           <w:lang w:val="en-US"/>
         </w:rPr>
-        <w:lastRenderedPageBreak/>
         <w:t>Sample Batch từ Experience Replay rồi học</w:t>
       </w:r>
     </w:p>

--- a/algorithm.docx
+++ b/algorithm.docx
@@ -21847,7 +21847,21 @@
           <w:rFonts w:eastAsiaTheme="minorEastAsia"/>
           <w:lang w:val="en-US"/>
         </w:rPr>
-        <w:t>Heap?</w:t>
+        <w:t>Heap</w:t>
+      </w:r>
+      <w:r>
+        <w:rPr>
+          <w:rFonts w:eastAsiaTheme="minorEastAsia"/>
+          <w:lang w:val="en-US"/>
+        </w:rPr>
+        <w:t xml:space="preserve"> (Đống)</w:t>
+      </w:r>
+      <w:r>
+        <w:rPr>
+          <w:rFonts w:eastAsiaTheme="minorEastAsia"/>
+          <w:lang w:val="en-US"/>
+        </w:rPr>
+        <w:t>?</w:t>
       </w:r>
     </w:p>
     <w:p>
@@ -22111,7 +22125,7 @@
           <w:rFonts w:eastAsiaTheme="minorEastAsia"/>
           <w:lang w:val="en-US"/>
         </w:rPr>
-        <w:t>Graph?</w:t>
+        <w:t>Heapify (Vun Đống)?</w:t>
       </w:r>
     </w:p>
     <w:p>
@@ -22131,6 +22145,667 @@
           <w:rFonts w:eastAsiaTheme="minorEastAsia"/>
           <w:lang w:val="en-US"/>
         </w:rPr>
+        <w:t>Là việc bạn biến 1 Binary Tree hoàn chỉnh thành 1 Heap</w:t>
+      </w:r>
+    </w:p>
+    <w:p>
+      <w:pPr>
+        <w:pStyle w:val="ListParagraph"/>
+        <w:numPr>
+          <w:ilvl w:val="0"/>
+          <w:numId w:val="6"/>
+        </w:numPr>
+        <w:rPr>
+          <w:rFonts w:eastAsiaTheme="minorEastAsia"/>
+          <w:lang w:val="en-US"/>
+        </w:rPr>
+      </w:pPr>
+      <w:r>
+        <w:rPr>
+          <w:rFonts w:eastAsiaTheme="minorEastAsia"/>
+          <w:lang w:val="en-US"/>
+        </w:rPr>
+        <w:t>Ở đây ta tạo Max Heap, Min Heap tương tự</w:t>
+      </w:r>
+    </w:p>
+    <w:p>
+      <w:pPr>
+        <w:pStyle w:val="ListParagraph"/>
+        <w:numPr>
+          <w:ilvl w:val="0"/>
+          <w:numId w:val="6"/>
+        </w:numPr>
+        <w:rPr>
+          <w:rFonts w:eastAsiaTheme="minorEastAsia"/>
+          <w:lang w:val="en-US"/>
+        </w:rPr>
+      </w:pPr>
+      <w:r>
+        <w:rPr>
+          <w:rFonts w:eastAsiaTheme="minorEastAsia"/>
+          <w:lang w:val="en-US"/>
+        </w:rPr>
+        <w:t>Gọi biểu diễn mảng của Binary Tree hoàn chỉnh đó là A, bắt đầu từ Node cuối cùng của A chạy ngược về Node đầu, nói cách khác từ Leaf Node cuối cùng đến Node gốc của Binary Tree, đi đến Node nào thì xác định nhánh ứng với Node đó, đưa Node này xuống dưới y chang như khi bạn xóa Node gốc khỏi Heap, sau đó nhánh này chắc chắn sẽ trở thành 1 Heap</w:t>
+      </w:r>
+    </w:p>
+    <w:p>
+      <w:pPr>
+        <w:pStyle w:val="ListParagraph"/>
+        <w:numPr>
+          <w:ilvl w:val="0"/>
+          <w:numId w:val="6"/>
+        </w:numPr>
+        <w:rPr>
+          <w:rFonts w:eastAsiaTheme="minorEastAsia"/>
+          <w:lang w:val="en-US"/>
+        </w:rPr>
+      </w:pPr>
+      <w:r>
+        <w:rPr>
+          <w:rFonts w:eastAsiaTheme="minorEastAsia"/>
+          <w:lang w:val="en-US"/>
+        </w:rPr>
+        <w:t>Cuối cùng bạn sẽ thu được Max Heap</w:t>
+      </w:r>
+    </w:p>
+    <w:p>
+      <w:pPr>
+        <w:pStyle w:val="ListParagraph"/>
+        <w:numPr>
+          <w:ilvl w:val="0"/>
+          <w:numId w:val="6"/>
+        </w:numPr>
+        <w:rPr>
+          <w:rFonts w:eastAsiaTheme="minorEastAsia"/>
+          <w:lang w:val="en-US"/>
+        </w:rPr>
+      </w:pPr>
+      <w:r>
+        <w:rPr>
+          <w:rFonts w:eastAsiaTheme="minorEastAsia"/>
+          <w:lang w:val="en-US"/>
+        </w:rPr>
+        <w:t>Thời gian thực thi của Heapify là O(n)</w:t>
+      </w:r>
+    </w:p>
+    <w:p>
+      <w:pPr>
+        <w:pStyle w:val="ListParagraph"/>
+        <w:numPr>
+          <w:ilvl w:val="0"/>
+          <w:numId w:val="6"/>
+        </w:numPr>
+        <w:rPr>
+          <w:rFonts w:eastAsiaTheme="minorEastAsia"/>
+          <w:lang w:val="en-US"/>
+        </w:rPr>
+      </w:pPr>
+      <w:r>
+        <w:rPr>
+          <w:rFonts w:eastAsiaTheme="minorEastAsia"/>
+          <w:lang w:val="en-US"/>
+        </w:rPr>
+        <w:t>Chứng minh</w:t>
+      </w:r>
+    </w:p>
+    <w:p>
+      <w:pPr>
+        <w:pStyle w:val="ListParagraph"/>
+        <w:numPr>
+          <w:ilvl w:val="0"/>
+          <w:numId w:val="6"/>
+        </w:numPr>
+        <w:rPr>
+          <w:rFonts w:eastAsiaTheme="minorEastAsia"/>
+          <w:lang w:val="en-US"/>
+        </w:rPr>
+      </w:pPr>
+      <w:r>
+        <w:rPr>
+          <w:rFonts w:eastAsiaTheme="minorEastAsia"/>
+          <w:lang w:val="en-US"/>
+        </w:rPr>
+        <w:t>Gọi tổng số Node là n</w:t>
+      </w:r>
+    </w:p>
+    <w:p>
+      <w:pPr>
+        <w:pStyle w:val="ListParagraph"/>
+        <w:numPr>
+          <w:ilvl w:val="0"/>
+          <w:numId w:val="6"/>
+        </w:numPr>
+        <w:rPr>
+          <w:rFonts w:eastAsiaTheme="minorEastAsia"/>
+          <w:lang w:val="en-US"/>
+        </w:rPr>
+      </w:pPr>
+      <w:r>
+        <w:rPr>
+          <w:rFonts w:eastAsiaTheme="minorEastAsia"/>
+          <w:lang w:val="en-US"/>
+        </w:rPr>
+        <w:t>Dễ thấy, mỗi Leaf Node bản chất là 1 Heap nên ta có thể bỏ qua</w:t>
+      </w:r>
+    </w:p>
+    <w:p>
+      <w:pPr>
+        <w:pStyle w:val="ListParagraph"/>
+        <w:numPr>
+          <w:ilvl w:val="0"/>
+          <w:numId w:val="6"/>
+        </w:numPr>
+        <w:rPr>
+          <w:rFonts w:eastAsiaTheme="minorEastAsia"/>
+          <w:lang w:val="en-US"/>
+        </w:rPr>
+      </w:pPr>
+      <w:r>
+        <w:rPr>
+          <w:rFonts w:eastAsiaTheme="minorEastAsia"/>
+          <w:lang w:val="en-US"/>
+        </w:rPr>
+        <w:lastRenderedPageBreak/>
+        <w:t>Số Node ở hàng phía trên Leaf Node = n / 4, quãng đường di chuyển xuống = 1 Node</w:t>
+      </w:r>
+    </w:p>
+    <w:p>
+      <w:pPr>
+        <w:pStyle w:val="ListParagraph"/>
+        <w:numPr>
+          <w:ilvl w:val="0"/>
+          <w:numId w:val="6"/>
+        </w:numPr>
+        <w:rPr>
+          <w:rFonts w:eastAsiaTheme="minorEastAsia"/>
+          <w:lang w:val="en-US"/>
+        </w:rPr>
+      </w:pPr>
+      <w:r>
+        <w:rPr>
+          <w:rFonts w:eastAsiaTheme="minorEastAsia"/>
+          <w:lang w:val="en-US"/>
+        </w:rPr>
+        <w:t>Số Node ở hàng phía trên nữa = n / 8, quãng đường di chuyển xuống = 2 Node</w:t>
+      </w:r>
+    </w:p>
+    <w:p>
+      <w:pPr>
+        <w:pStyle w:val="ListParagraph"/>
+        <w:numPr>
+          <w:ilvl w:val="0"/>
+          <w:numId w:val="6"/>
+        </w:numPr>
+        <w:rPr>
+          <w:rFonts w:eastAsiaTheme="minorEastAsia"/>
+          <w:lang w:val="en-US"/>
+        </w:rPr>
+      </w:pPr>
+      <w:r>
+        <w:rPr>
+          <w:rFonts w:eastAsiaTheme="minorEastAsia"/>
+          <w:lang w:val="en-US"/>
+        </w:rPr>
+        <w:t>Số Node ở hàng phía trên nữa = n / 16, quãng đường di chuyển xuống = 3 Node</w:t>
+      </w:r>
+    </w:p>
+    <w:p>
+      <w:pPr>
+        <w:pStyle w:val="ListParagraph"/>
+        <w:numPr>
+          <w:ilvl w:val="0"/>
+          <w:numId w:val="6"/>
+        </w:numPr>
+        <w:rPr>
+          <w:rFonts w:eastAsiaTheme="minorEastAsia"/>
+          <w:lang w:val="en-US"/>
+        </w:rPr>
+      </w:pPr>
+      <w:r>
+        <w:rPr>
+          <w:rFonts w:eastAsiaTheme="minorEastAsia"/>
+          <w:lang w:val="en-US"/>
+        </w:rPr>
+        <w:t>…</w:t>
+      </w:r>
+    </w:p>
+    <w:p>
+      <w:pPr>
+        <w:pStyle w:val="ListParagraph"/>
+        <w:numPr>
+          <w:ilvl w:val="0"/>
+          <w:numId w:val="6"/>
+        </w:numPr>
+        <w:rPr>
+          <w:rFonts w:eastAsiaTheme="minorEastAsia"/>
+          <w:lang w:val="en-US"/>
+        </w:rPr>
+      </w:pPr>
+      <w:r>
+        <w:rPr>
+          <w:rFonts w:eastAsiaTheme="minorEastAsia"/>
+          <w:lang w:val="en-US"/>
+        </w:rPr>
+        <w:t>Dễ thấy, tổng quãng đường đi là</w:t>
+      </w:r>
+    </w:p>
+    <w:p>
+      <w:pPr>
+        <w:pStyle w:val="ListParagraph"/>
+        <w:pBdr>
+          <w:top w:val="single" w:sz="4" w:space="1" w:color="auto"/>
+          <w:left w:val="single" w:sz="4" w:space="4" w:color="auto"/>
+          <w:bottom w:val="single" w:sz="4" w:space="1" w:color="auto"/>
+          <w:right w:val="single" w:sz="4" w:space="4" w:color="auto"/>
+        </w:pBdr>
+        <w:ind w:left="1080"/>
+        <w:rPr>
+          <w:rFonts w:eastAsiaTheme="minorEastAsia"/>
+          <w:lang w:val="en-US"/>
+        </w:rPr>
+      </w:pPr>
+      <m:oMathPara>
+        <m:oMathParaPr>
+          <m:jc m:val="left"/>
+        </m:oMathParaPr>
+        <m:oMath>
+          <m:f>
+            <m:fPr>
+              <m:ctrlPr>
+                <w:rPr>
+                  <w:rFonts w:ascii="Cambria Math" w:eastAsiaTheme="minorEastAsia" w:hAnsi="Cambria Math"/>
+                  <w:i/>
+                  <w:lang w:val="en-US"/>
+                </w:rPr>
+              </m:ctrlPr>
+            </m:fPr>
+            <m:num>
+              <m:r>
+                <w:rPr>
+                  <w:rFonts w:ascii="Cambria Math" w:eastAsiaTheme="minorEastAsia" w:hAnsi="Cambria Math"/>
+                  <w:lang w:val="en-US"/>
+                </w:rPr>
+                <m:t>n</m:t>
+              </m:r>
+            </m:num>
+            <m:den>
+              <m:r>
+                <w:rPr>
+                  <w:rFonts w:ascii="Cambria Math" w:eastAsiaTheme="minorEastAsia" w:hAnsi="Cambria Math"/>
+                  <w:lang w:val="en-US"/>
+                </w:rPr>
+                <m:t>4</m:t>
+              </m:r>
+            </m:den>
+          </m:f>
+          <m:r>
+            <w:rPr>
+              <w:rFonts w:ascii="Cambria Math" w:eastAsiaTheme="minorEastAsia" w:hAnsi="Cambria Math"/>
+              <w:lang w:val="en-US"/>
+            </w:rPr>
+            <m:t>+2*</m:t>
+          </m:r>
+          <m:f>
+            <m:fPr>
+              <m:ctrlPr>
+                <w:rPr>
+                  <w:rFonts w:ascii="Cambria Math" w:eastAsiaTheme="minorEastAsia" w:hAnsi="Cambria Math"/>
+                  <w:i/>
+                  <w:lang w:val="en-US"/>
+                </w:rPr>
+              </m:ctrlPr>
+            </m:fPr>
+            <m:num>
+              <m:r>
+                <w:rPr>
+                  <w:rFonts w:ascii="Cambria Math" w:eastAsiaTheme="minorEastAsia" w:hAnsi="Cambria Math"/>
+                  <w:lang w:val="en-US"/>
+                </w:rPr>
+                <m:t>n</m:t>
+              </m:r>
+            </m:num>
+            <m:den>
+              <m:r>
+                <w:rPr>
+                  <w:rFonts w:ascii="Cambria Math" w:eastAsiaTheme="minorEastAsia" w:hAnsi="Cambria Math"/>
+                  <w:lang w:val="en-US"/>
+                </w:rPr>
+                <m:t>8</m:t>
+              </m:r>
+            </m:den>
+          </m:f>
+          <m:r>
+            <w:rPr>
+              <w:rFonts w:ascii="Cambria Math" w:eastAsiaTheme="minorEastAsia" w:hAnsi="Cambria Math"/>
+              <w:lang w:val="en-US"/>
+            </w:rPr>
+            <m:t>+</m:t>
+          </m:r>
+          <m:r>
+            <w:rPr>
+              <w:rFonts w:ascii="Cambria Math" w:eastAsiaTheme="minorEastAsia" w:hAnsi="Cambria Math"/>
+              <w:lang w:val="en-US"/>
+            </w:rPr>
+            <m:t>3</m:t>
+          </m:r>
+          <m:r>
+            <w:rPr>
+              <w:rFonts w:ascii="Cambria Math" w:eastAsiaTheme="minorEastAsia" w:hAnsi="Cambria Math"/>
+              <w:lang w:val="en-US"/>
+            </w:rPr>
+            <m:t>*</m:t>
+          </m:r>
+          <m:f>
+            <m:fPr>
+              <m:ctrlPr>
+                <w:rPr>
+                  <w:rFonts w:ascii="Cambria Math" w:eastAsiaTheme="minorEastAsia" w:hAnsi="Cambria Math"/>
+                  <w:i/>
+                  <w:lang w:val="en-US"/>
+                </w:rPr>
+              </m:ctrlPr>
+            </m:fPr>
+            <m:num>
+              <m:r>
+                <w:rPr>
+                  <w:rFonts w:ascii="Cambria Math" w:eastAsiaTheme="minorEastAsia" w:hAnsi="Cambria Math"/>
+                  <w:lang w:val="en-US"/>
+                </w:rPr>
+                <m:t>n</m:t>
+              </m:r>
+            </m:num>
+            <m:den>
+              <m:r>
+                <w:rPr>
+                  <w:rFonts w:ascii="Cambria Math" w:eastAsiaTheme="minorEastAsia" w:hAnsi="Cambria Math"/>
+                  <w:lang w:val="en-US"/>
+                </w:rPr>
+                <m:t>16</m:t>
+              </m:r>
+            </m:den>
+          </m:f>
+          <m:r>
+            <w:rPr>
+              <w:rFonts w:ascii="Cambria Math" w:eastAsiaTheme="minorEastAsia" w:hAnsi="Cambria Math"/>
+              <w:lang w:val="en-US"/>
+            </w:rPr>
+            <m:t>+4</m:t>
+          </m:r>
+          <m:r>
+            <w:rPr>
+              <w:rFonts w:ascii="Cambria Math" w:eastAsiaTheme="minorEastAsia" w:hAnsi="Cambria Math"/>
+              <w:lang w:val="en-US"/>
+            </w:rPr>
+            <m:t>*</m:t>
+          </m:r>
+          <m:f>
+            <m:fPr>
+              <m:ctrlPr>
+                <w:rPr>
+                  <w:rFonts w:ascii="Cambria Math" w:eastAsiaTheme="minorEastAsia" w:hAnsi="Cambria Math"/>
+                  <w:i/>
+                  <w:lang w:val="en-US"/>
+                </w:rPr>
+              </m:ctrlPr>
+            </m:fPr>
+            <m:num>
+              <m:r>
+                <w:rPr>
+                  <w:rFonts w:ascii="Cambria Math" w:eastAsiaTheme="minorEastAsia" w:hAnsi="Cambria Math"/>
+                  <w:lang w:val="en-US"/>
+                </w:rPr>
+                <m:t>n</m:t>
+              </m:r>
+            </m:num>
+            <m:den>
+              <m:r>
+                <w:rPr>
+                  <w:rFonts w:ascii="Cambria Math" w:eastAsiaTheme="minorEastAsia" w:hAnsi="Cambria Math"/>
+                  <w:lang w:val="en-US"/>
+                </w:rPr>
+                <m:t>32</m:t>
+              </m:r>
+            </m:den>
+          </m:f>
+          <m:r>
+            <w:rPr>
+              <w:rFonts w:ascii="Cambria Math" w:eastAsiaTheme="minorEastAsia" w:hAnsi="Cambria Math"/>
+              <w:lang w:val="en-US"/>
+            </w:rPr>
+            <m:t>+…=</m:t>
+          </m:r>
+          <m:f>
+            <m:fPr>
+              <m:ctrlPr>
+                <w:rPr>
+                  <w:rFonts w:ascii="Cambria Math" w:eastAsiaTheme="minorEastAsia" w:hAnsi="Cambria Math"/>
+                  <w:i/>
+                  <w:lang w:val="en-US"/>
+                </w:rPr>
+              </m:ctrlPr>
+            </m:fPr>
+            <m:num>
+              <m:r>
+                <w:rPr>
+                  <w:rFonts w:ascii="Cambria Math" w:eastAsiaTheme="minorEastAsia" w:hAnsi="Cambria Math"/>
+                  <w:lang w:val="en-US"/>
+                </w:rPr>
+                <m:t>1</m:t>
+              </m:r>
+            </m:num>
+            <m:den>
+              <m:r>
+                <w:rPr>
+                  <w:rFonts w:ascii="Cambria Math" w:eastAsiaTheme="minorEastAsia" w:hAnsi="Cambria Math"/>
+                  <w:lang w:val="en-US"/>
+                </w:rPr>
+                <m:t>2</m:t>
+              </m:r>
+            </m:den>
+          </m:f>
+          <m:r>
+            <w:rPr>
+              <w:rFonts w:ascii="Cambria Math" w:eastAsiaTheme="minorEastAsia" w:hAnsi="Cambria Math"/>
+              <w:lang w:val="en-US"/>
+            </w:rPr>
+            <m:t>n</m:t>
+          </m:r>
+          <m:nary>
+            <m:naryPr>
+              <m:chr m:val="∑"/>
+              <m:limLoc m:val="undOvr"/>
+              <m:ctrlPr>
+                <w:rPr>
+                  <w:rFonts w:ascii="Cambria Math" w:eastAsiaTheme="minorEastAsia" w:hAnsi="Cambria Math"/>
+                  <w:i/>
+                  <w:lang w:val="en-US"/>
+                </w:rPr>
+              </m:ctrlPr>
+            </m:naryPr>
+            <m:sub>
+              <m:r>
+                <w:rPr>
+                  <w:rFonts w:ascii="Cambria Math" w:eastAsiaTheme="minorEastAsia" w:hAnsi="Cambria Math"/>
+                  <w:lang w:val="en-US"/>
+                </w:rPr>
+                <m:t>i=1</m:t>
+              </m:r>
+            </m:sub>
+            <m:sup>
+              <m:r>
+                <w:rPr>
+                  <w:rFonts w:ascii="Cambria Math" w:eastAsiaTheme="minorEastAsia" w:hAnsi="Cambria Math"/>
+                  <w:lang w:val="en-US"/>
+                </w:rPr>
+                <m:t>∞</m:t>
+              </m:r>
+            </m:sup>
+            <m:e>
+              <m:f>
+                <m:fPr>
+                  <m:ctrlPr>
+                    <w:rPr>
+                      <w:rFonts w:ascii="Cambria Math" w:eastAsiaTheme="minorEastAsia" w:hAnsi="Cambria Math"/>
+                      <w:i/>
+                      <w:lang w:val="en-US"/>
+                    </w:rPr>
+                  </m:ctrlPr>
+                </m:fPr>
+                <m:num>
+                  <m:r>
+                    <w:rPr>
+                      <w:rFonts w:ascii="Cambria Math" w:eastAsiaTheme="minorEastAsia" w:hAnsi="Cambria Math"/>
+                      <w:lang w:val="en-US"/>
+                    </w:rPr>
+                    <m:t>i</m:t>
+                  </m:r>
+                </m:num>
+                <m:den>
+                  <m:sSup>
+                    <m:sSupPr>
+                      <m:ctrlPr>
+                        <w:rPr>
+                          <w:rFonts w:ascii="Cambria Math" w:eastAsiaTheme="minorEastAsia" w:hAnsi="Cambria Math"/>
+                          <w:i/>
+                          <w:lang w:val="en-US"/>
+                        </w:rPr>
+                      </m:ctrlPr>
+                    </m:sSupPr>
+                    <m:e>
+                      <m:r>
+                        <w:rPr>
+                          <w:rFonts w:ascii="Cambria Math" w:eastAsiaTheme="minorEastAsia" w:hAnsi="Cambria Math"/>
+                          <w:lang w:val="en-US"/>
+                        </w:rPr>
+                        <m:t>2</m:t>
+                      </m:r>
+                    </m:e>
+                    <m:sup>
+                      <m:r>
+                        <w:rPr>
+                          <w:rFonts w:ascii="Cambria Math" w:eastAsiaTheme="minorEastAsia" w:hAnsi="Cambria Math"/>
+                          <w:lang w:val="en-US"/>
+                        </w:rPr>
+                        <m:t>i</m:t>
+                      </m:r>
+                    </m:sup>
+                  </m:sSup>
+                </m:den>
+              </m:f>
+            </m:e>
+          </m:nary>
+          <m:r>
+            <w:rPr>
+              <w:rFonts w:ascii="Cambria Math" w:eastAsiaTheme="minorEastAsia" w:hAnsi="Cambria Math"/>
+              <w:lang w:val="en-US"/>
+            </w:rPr>
+            <m:t>=</m:t>
+          </m:r>
+          <m:f>
+            <m:fPr>
+              <m:ctrlPr>
+                <w:rPr>
+                  <w:rFonts w:ascii="Cambria Math" w:eastAsiaTheme="minorEastAsia" w:hAnsi="Cambria Math"/>
+                  <w:i/>
+                  <w:lang w:val="en-US"/>
+                </w:rPr>
+              </m:ctrlPr>
+            </m:fPr>
+            <m:num>
+              <m:r>
+                <w:rPr>
+                  <w:rFonts w:ascii="Cambria Math" w:eastAsiaTheme="minorEastAsia" w:hAnsi="Cambria Math"/>
+                  <w:lang w:val="en-US"/>
+                </w:rPr>
+                <m:t>1</m:t>
+              </m:r>
+            </m:num>
+            <m:den>
+              <m:r>
+                <w:rPr>
+                  <w:rFonts w:ascii="Cambria Math" w:eastAsiaTheme="minorEastAsia" w:hAnsi="Cambria Math"/>
+                  <w:lang w:val="en-US"/>
+                </w:rPr>
+                <m:t>2</m:t>
+              </m:r>
+            </m:den>
+          </m:f>
+          <m:r>
+            <w:rPr>
+              <w:rFonts w:ascii="Cambria Math" w:eastAsiaTheme="minorEastAsia" w:hAnsi="Cambria Math"/>
+              <w:lang w:val="en-US"/>
+            </w:rPr>
+            <m:t>n</m:t>
+          </m:r>
+          <m:r>
+            <w:rPr>
+              <w:rFonts w:ascii="Cambria Math" w:eastAsiaTheme="minorEastAsia" w:hAnsi="Cambria Math"/>
+              <w:lang w:val="en-US"/>
+            </w:rPr>
+            <m:t>*2=n</m:t>
+          </m:r>
+        </m:oMath>
+      </m:oMathPara>
+    </w:p>
+    <w:p>
+      <w:pPr>
+        <w:pStyle w:val="ListParagraph"/>
+        <w:numPr>
+          <w:ilvl w:val="0"/>
+          <w:numId w:val="6"/>
+        </w:numPr>
+        <w:rPr>
+          <w:rFonts w:eastAsiaTheme="minorEastAsia"/>
+          <w:lang w:val="en-US"/>
+        </w:rPr>
+      </w:pPr>
+      <w:r>
+        <w:rPr>
+          <w:rFonts w:eastAsiaTheme="minorEastAsia"/>
+          <w:lang w:val="en-US"/>
+        </w:rPr>
+        <w:t>Vậy thời gian thực thi là O(n)</w:t>
+      </w:r>
+      <w:bookmarkStart w:id="0" w:name="_GoBack"/>
+      <w:bookmarkEnd w:id="0"/>
+    </w:p>
+    <w:p>
+      <w:pPr>
+        <w:pStyle w:val="ListParagraph"/>
+        <w:numPr>
+          <w:ilvl w:val="0"/>
+          <w:numId w:val="25"/>
+        </w:numPr>
+        <w:rPr>
+          <w:rFonts w:eastAsiaTheme="minorEastAsia"/>
+          <w:lang w:val="en-US"/>
+        </w:rPr>
+      </w:pPr>
+      <w:r>
+        <w:rPr>
+          <w:rFonts w:eastAsiaTheme="minorEastAsia"/>
+          <w:lang w:val="en-US"/>
+        </w:rPr>
+        <w:t>Graph?</w:t>
+      </w:r>
+    </w:p>
+    <w:p>
+      <w:pPr>
+        <w:pStyle w:val="ListParagraph"/>
+        <w:numPr>
+          <w:ilvl w:val="0"/>
+          <w:numId w:val="6"/>
+        </w:numPr>
+        <w:rPr>
+          <w:rFonts w:eastAsiaTheme="minorEastAsia"/>
+          <w:lang w:val="en-US"/>
+        </w:rPr>
+      </w:pPr>
+      <w:r>
+        <w:rPr>
+          <w:rFonts w:eastAsiaTheme="minorEastAsia"/>
+          <w:lang w:val="en-US"/>
+        </w:rPr>
         <w:t>Bao gồm các đỉnh và cạ</w:t>
       </w:r>
       <w:r>
@@ -22309,7 +22984,6 @@
           <w:rFonts w:eastAsiaTheme="minorEastAsia"/>
           <w:lang w:val="en-US"/>
         </w:rPr>
-        <w:lastRenderedPageBreak/>
         <w:t>Lặp đi lặp lại cho đến khi điểm xuất phát và dừng lại trùng nhau</w:t>
       </w:r>
     </w:p>
@@ -23164,6 +23838,7 @@
           <w:rFonts w:eastAsiaTheme="minorEastAsia"/>
           <w:lang w:val="en-US"/>
         </w:rPr>
+        <w:lastRenderedPageBreak/>
         <w:t>Là kiểu sắp xếp mà mỗi lần lặp, ta tìm Min của dãy còn lại rồi hoán vị nó với phần tử đầu tiên</w:t>
       </w:r>
     </w:p>
@@ -23776,7 +24451,6 @@
           <w:rFonts w:eastAsiaTheme="minorEastAsia"/>
           <w:lang w:val="en-US"/>
         </w:rPr>
-        <w:lastRenderedPageBreak/>
         <w:t>Đầ</w:t>
       </w:r>
       <w:r>
@@ -24238,6 +24912,7 @@
                 <w:rFonts w:eastAsiaTheme="minorEastAsia"/>
                 <w:lang w:val="en-US"/>
               </w:rPr>
+              <w:lastRenderedPageBreak/>
               <w:t>Lần hoán vị</w:t>
             </w:r>
           </w:p>
@@ -24909,7 +25584,6 @@
                 <w:rFonts w:eastAsiaTheme="minorEastAsia"/>
                 <w:lang w:val="en-US"/>
               </w:rPr>
-              <w:lastRenderedPageBreak/>
               <w:t>Chưa sắp xếp</w:t>
             </w:r>
           </w:p>
@@ -25423,21 +26097,7 @@
                 <w:rFonts w:eastAsiaTheme="minorEastAsia"/>
                 <w:lang w:val="en-US"/>
               </w:rPr>
-              <w:t>[</w:t>
-            </w:r>
-            <w:r>
-              <w:rPr>
-                <w:rFonts w:eastAsiaTheme="minorEastAsia"/>
-                <w:lang w:val="en-US"/>
-              </w:rPr>
-              <w:t>899, 100, 145, 42, 1, 27, 93, 18</w:t>
-            </w:r>
-            <w:r>
-              <w:rPr>
-                <w:rFonts w:eastAsiaTheme="minorEastAsia"/>
-                <w:lang w:val="en-US"/>
-              </w:rPr>
-              <w:t>]</w:t>
+              <w:t>[899, 100, 145, 42, 1, 27, 93, 18]</w:t>
             </w:r>
           </w:p>
         </w:tc>
@@ -25487,21 +26147,7 @@
                 <w:rFonts w:eastAsiaTheme="minorEastAsia"/>
                 <w:lang w:val="en-US"/>
               </w:rPr>
-              <w:t>[</w:t>
-            </w:r>
-            <w:r>
-              <w:rPr>
-                <w:rFonts w:eastAsiaTheme="minorEastAsia"/>
-                <w:lang w:val="en-US"/>
-              </w:rPr>
-              <w:t>145, 100, 93, 42, 1, 27, 18, 899</w:t>
-            </w:r>
-            <w:r>
-              <w:rPr>
-                <w:rFonts w:eastAsiaTheme="minorEastAsia"/>
-                <w:lang w:val="en-US"/>
-              </w:rPr>
-              <w:t>]</w:t>
+              <w:t>[145, 100, 93, 42, 1, 27, 18, 899]</w:t>
             </w:r>
           </w:p>
         </w:tc>
@@ -25527,14 +26173,7 @@
                 <w:rFonts w:eastAsiaTheme="minorEastAsia"/>
                 <w:lang w:val="en-US"/>
               </w:rPr>
-              <w:t>Lầ</w:t>
-            </w:r>
-            <w:r>
-              <w:rPr>
-                <w:rFonts w:eastAsiaTheme="minorEastAsia"/>
-                <w:lang w:val="en-US"/>
-              </w:rPr>
-              <w:t>n xóa 2</w:t>
+              <w:t>Lần xóa 2</w:t>
             </w:r>
           </w:p>
         </w:tc>
@@ -25558,63 +26197,7 @@
                 <w:rFonts w:eastAsiaTheme="minorEastAsia"/>
                 <w:lang w:val="en-US"/>
               </w:rPr>
-              <w:t>[</w:t>
-            </w:r>
-            <w:r>
-              <w:rPr>
-                <w:rFonts w:eastAsiaTheme="minorEastAsia"/>
-                <w:lang w:val="en-US"/>
-              </w:rPr>
-              <w:t>100,</w:t>
-            </w:r>
-            <w:r>
-              <w:rPr>
-                <w:rFonts w:eastAsiaTheme="minorEastAsia"/>
-                <w:lang w:val="en-US"/>
-              </w:rPr>
-              <w:t xml:space="preserve"> </w:t>
-            </w:r>
-            <w:r>
-              <w:rPr>
-                <w:rFonts w:eastAsiaTheme="minorEastAsia"/>
-                <w:lang w:val="en-US"/>
-              </w:rPr>
-              <w:t>42</w:t>
-            </w:r>
-            <w:r>
-              <w:rPr>
-                <w:rFonts w:eastAsiaTheme="minorEastAsia"/>
-                <w:lang w:val="en-US"/>
-              </w:rPr>
-              <w:t>, 93</w:t>
-            </w:r>
-            <w:r>
-              <w:rPr>
-                <w:rFonts w:eastAsiaTheme="minorEastAsia"/>
-                <w:lang w:val="en-US"/>
-              </w:rPr>
-              <w:t>, 18</w:t>
-            </w:r>
-            <w:r>
-              <w:rPr>
-                <w:rFonts w:eastAsiaTheme="minorEastAsia"/>
-                <w:lang w:val="en-US"/>
-              </w:rPr>
-              <w:t xml:space="preserve">, 1, 27, </w:t>
-            </w:r>
-            <w:r>
-              <w:rPr>
-                <w:rFonts w:eastAsiaTheme="minorEastAsia"/>
-                <w:lang w:val="en-US"/>
-              </w:rPr>
-              <w:t xml:space="preserve">145, </w:t>
-            </w:r>
-            <w:r>
-              <w:rPr>
-                <w:rFonts w:eastAsiaTheme="minorEastAsia"/>
-                <w:lang w:val="en-US"/>
-              </w:rPr>
-              <w:t>899]</w:t>
+              <w:t>[100, 42, 93, 18, 1, 27, 145, 899]</w:t>
             </w:r>
           </w:p>
         </w:tc>
@@ -25732,14 +26315,8 @@
                 <w:rFonts w:eastAsiaTheme="minorEastAsia"/>
                 <w:lang w:val="en-US"/>
               </w:rPr>
-              <w:t>Lần</w:t>
-            </w:r>
-            <w:r>
-              <w:rPr>
-                <w:rFonts w:eastAsiaTheme="minorEastAsia"/>
-                <w:lang w:val="en-US"/>
-              </w:rPr>
-              <w:t xml:space="preserve"> xóa 4</w:t>
+              <w:lastRenderedPageBreak/>
+              <w:t>Lần xóa 4</w:t>
             </w:r>
           </w:p>
         </w:tc>
@@ -25763,49 +26340,7 @@
                 <w:rFonts w:eastAsiaTheme="minorEastAsia"/>
                 <w:lang w:val="en-US"/>
               </w:rPr>
-              <w:t>[</w:t>
-            </w:r>
-            <w:r>
-              <w:rPr>
-                <w:rFonts w:eastAsiaTheme="minorEastAsia"/>
-                <w:lang w:val="en-US"/>
-              </w:rPr>
-              <w:t>42</w:t>
-            </w:r>
-            <w:r>
-              <w:rPr>
-                <w:rFonts w:eastAsiaTheme="minorEastAsia"/>
-                <w:lang w:val="en-US"/>
-              </w:rPr>
-              <w:t xml:space="preserve">, </w:t>
-            </w:r>
-            <w:r>
-              <w:rPr>
-                <w:rFonts w:eastAsiaTheme="minorEastAsia"/>
-                <w:lang w:val="en-US"/>
-              </w:rPr>
-              <w:t>18</w:t>
-            </w:r>
-            <w:r>
-              <w:rPr>
-                <w:rFonts w:eastAsiaTheme="minorEastAsia"/>
-                <w:lang w:val="en-US"/>
-              </w:rPr>
-              <w:t>, 27</w:t>
-            </w:r>
-            <w:r>
-              <w:rPr>
-                <w:rFonts w:eastAsiaTheme="minorEastAsia"/>
-                <w:lang w:val="en-US"/>
-              </w:rPr>
-              <w:t>, 1, 93</w:t>
-            </w:r>
-            <w:r>
-              <w:rPr>
-                <w:rFonts w:eastAsiaTheme="minorEastAsia"/>
-                <w:lang w:val="en-US"/>
-              </w:rPr>
-              <w:t>, 100, 145, 899]</w:t>
+              <w:t>[42, 18, 27, 1, 93, 100, 145, 899]</w:t>
             </w:r>
           </w:p>
         </w:tc>
@@ -25831,14 +26366,7 @@
                 <w:rFonts w:eastAsiaTheme="minorEastAsia"/>
                 <w:lang w:val="en-US"/>
               </w:rPr>
-              <w:t>Lần</w:t>
-            </w:r>
-            <w:r>
-              <w:rPr>
-                <w:rFonts w:eastAsiaTheme="minorEastAsia"/>
-                <w:lang w:val="en-US"/>
-              </w:rPr>
-              <w:t xml:space="preserve"> xóa 5</w:t>
+              <w:t>Lần xóa 5</w:t>
             </w:r>
           </w:p>
         </w:tc>
@@ -25862,35 +26390,7 @@
                 <w:rFonts w:eastAsiaTheme="minorEastAsia"/>
                 <w:lang w:val="en-US"/>
               </w:rPr>
-              <w:t>[</w:t>
-            </w:r>
-            <w:r>
-              <w:rPr>
-                <w:rFonts w:eastAsiaTheme="minorEastAsia"/>
-                <w:lang w:val="en-US"/>
-              </w:rPr>
-              <w:t>27</w:t>
-            </w:r>
-            <w:r>
-              <w:rPr>
-                <w:rFonts w:eastAsiaTheme="minorEastAsia"/>
-                <w:lang w:val="en-US"/>
-              </w:rPr>
-              <w:t>, 18</w:t>
-            </w:r>
-            <w:r>
-              <w:rPr>
-                <w:rFonts w:eastAsiaTheme="minorEastAsia"/>
-                <w:lang w:val="en-US"/>
-              </w:rPr>
-              <w:t>, 1, 42</w:t>
-            </w:r>
-            <w:r>
-              <w:rPr>
-                <w:rFonts w:eastAsiaTheme="minorEastAsia"/>
-                <w:lang w:val="en-US"/>
-              </w:rPr>
-              <w:t>, 93, 100, 145, 899]</w:t>
+              <w:t>[27, 18, 1, 42, 93, 100, 145, 899]</w:t>
             </w:r>
           </w:p>
         </w:tc>
@@ -25916,14 +26416,7 @@
                 <w:rFonts w:eastAsiaTheme="minorEastAsia"/>
                 <w:lang w:val="en-US"/>
               </w:rPr>
-              <w:t>Lần</w:t>
-            </w:r>
-            <w:r>
-              <w:rPr>
-                <w:rFonts w:eastAsiaTheme="minorEastAsia"/>
-                <w:lang w:val="en-US"/>
-              </w:rPr>
-              <w:t xml:space="preserve"> xóa 6</w:t>
+              <w:t>Lần xóa 6</w:t>
             </w:r>
           </w:p>
         </w:tc>
@@ -25947,35 +26440,7 @@
                 <w:rFonts w:eastAsiaTheme="minorEastAsia"/>
                 <w:lang w:val="en-US"/>
               </w:rPr>
-              <w:t>[</w:t>
-            </w:r>
-            <w:r>
-              <w:rPr>
-                <w:rFonts w:eastAsiaTheme="minorEastAsia"/>
-                <w:lang w:val="en-US"/>
-              </w:rPr>
-              <w:t>18</w:t>
-            </w:r>
-            <w:r>
-              <w:rPr>
-                <w:rFonts w:eastAsiaTheme="minorEastAsia"/>
-                <w:lang w:val="en-US"/>
-              </w:rPr>
-              <w:t xml:space="preserve">, </w:t>
-            </w:r>
-            <w:r>
-              <w:rPr>
-                <w:rFonts w:eastAsiaTheme="minorEastAsia"/>
-                <w:lang w:val="en-US"/>
-              </w:rPr>
-              <w:t>1, 27</w:t>
-            </w:r>
-            <w:r>
-              <w:rPr>
-                <w:rFonts w:eastAsiaTheme="minorEastAsia"/>
-                <w:lang w:val="en-US"/>
-              </w:rPr>
-              <w:t>, 42, 93, 100, 145, 899]</w:t>
+              <w:t>[18, 1, 27, 42, 93, 100, 145, 899]</w:t>
             </w:r>
           </w:p>
         </w:tc>
@@ -26001,14 +26466,7 @@
                 <w:rFonts w:eastAsiaTheme="minorEastAsia"/>
                 <w:lang w:val="en-US"/>
               </w:rPr>
-              <w:t>Lần</w:t>
-            </w:r>
-            <w:r>
-              <w:rPr>
-                <w:rFonts w:eastAsiaTheme="minorEastAsia"/>
-                <w:lang w:val="en-US"/>
-              </w:rPr>
-              <w:t xml:space="preserve"> xóa 7</w:t>
+              <w:t>Lần xóa 7</w:t>
             </w:r>
           </w:p>
         </w:tc>
@@ -26032,35 +26490,7 @@
                 <w:rFonts w:eastAsiaTheme="minorEastAsia"/>
                 <w:lang w:val="en-US"/>
               </w:rPr>
-              <w:t>[</w:t>
-            </w:r>
-            <w:r>
-              <w:rPr>
-                <w:rFonts w:eastAsiaTheme="minorEastAsia"/>
-                <w:lang w:val="en-US"/>
-              </w:rPr>
-              <w:t>1</w:t>
-            </w:r>
-            <w:r>
-              <w:rPr>
-                <w:rFonts w:eastAsiaTheme="minorEastAsia"/>
-                <w:lang w:val="en-US"/>
-              </w:rPr>
-              <w:t>, 1</w:t>
-            </w:r>
-            <w:r>
-              <w:rPr>
-                <w:rFonts w:eastAsiaTheme="minorEastAsia"/>
-                <w:lang w:val="en-US"/>
-              </w:rPr>
-              <w:t>8</w:t>
-            </w:r>
-            <w:r>
-              <w:rPr>
-                <w:rFonts w:eastAsiaTheme="minorEastAsia"/>
-                <w:lang w:val="en-US"/>
-              </w:rPr>
-              <w:t>, 27, 42, 93, 100, 145, 899]</w:t>
+              <w:t>[1, 18, 27, 42, 93, 100, 145, 899]</w:t>
             </w:r>
           </w:p>
         </w:tc>
@@ -26085,8 +26515,6 @@
         </w:rPr>
         <w:t>Dễ thấy Heap Sort có thời gian thực thi là O(nlog(n))</w:t>
       </w:r>
-      <w:bookmarkStart w:id="0" w:name="_GoBack"/>
-      <w:bookmarkEnd w:id="0"/>
     </w:p>
     <w:p>
       <w:pPr>
@@ -26263,6 +26691,230 @@
         <w:rPr>
           <w:lang w:val="en-US"/>
         </w:rPr>
+        <w:tab/>
+      </w:r>
+      <w:r>
+        <w:rPr>
+          <w:lang w:val="en-US"/>
+        </w:rPr>
+        <w:tab/>
+        <w:t xml:space="preserve">Không có máy tính nào có thể kiểm tra một chương trình sẽ dừng lại hay </w:t>
+      </w:r>
+    </w:p>
+    <w:p>
+      <w:pPr>
+        <w:ind w:left="720" w:firstLine="720"/>
+        <w:rPr>
+          <w:lang w:val="en-US"/>
+        </w:rPr>
+      </w:pPr>
+      <w:r>
+        <w:rPr>
+          <w:lang w:val="en-US"/>
+        </w:rPr>
+        <w:t>chạy mãi mãi</w:t>
+      </w:r>
+    </w:p>
+    <w:p>
+      <w:pPr>
+        <w:rPr>
+          <w:lang w:val="en-US"/>
+        </w:rPr>
+      </w:pPr>
+      <w:r>
+        <w:rPr>
+          <w:lang w:val="en-US"/>
+        </w:rPr>
+        <w:tab/>
+        <w:t>Proof:</w:t>
+      </w:r>
+    </w:p>
+    <w:p>
+      <w:pPr>
+        <w:rPr>
+          <w:lang w:val="en-US"/>
+        </w:rPr>
+      </w:pPr>
+      <w:r>
+        <w:rPr>
+          <w:lang w:val="en-US"/>
+        </w:rPr>
+        <w:tab/>
+      </w:r>
+      <w:r>
+        <w:rPr>
+          <w:lang w:val="en-US"/>
+        </w:rPr>
+        <w:tab/>
+        <w:t>Giả sử tồn tạ</w:t>
+      </w:r>
+      <w:r>
+        <w:rPr>
+          <w:lang w:val="en-US"/>
+        </w:rPr>
+        <w:t xml:space="preserve">i máy 1 có thể cho biết một chương trình sẽ dừng lại hay chạy </w:t>
+      </w:r>
+    </w:p>
+    <w:p>
+      <w:pPr>
+        <w:ind w:left="720" w:firstLine="720"/>
+        <w:rPr>
+          <w:lang w:val="en-US"/>
+        </w:rPr>
+      </w:pPr>
+      <w:r>
+        <w:rPr>
+          <w:lang w:val="en-US"/>
+        </w:rPr>
+        <w:t>mãi mãi</w:t>
+      </w:r>
+    </w:p>
+    <w:p>
+      <w:pPr>
+        <w:ind w:left="720" w:firstLine="720"/>
+        <w:rPr>
+          <w:lang w:val="en-US"/>
+        </w:rPr>
+      </w:pPr>
+      <w:r>
+        <w:rPr>
+          <w:lang w:val="en-US"/>
+        </w:rPr>
+        <w:t>Gọi máy 2 cho kết quả ngược lại máy 1</w:t>
+      </w:r>
+    </w:p>
+    <w:p>
+      <w:pPr>
+        <w:rPr>
+          <w:lang w:val="en-US"/>
+        </w:rPr>
+      </w:pPr>
+      <w:r>
+        <w:rPr>
+          <w:lang w:val="en-US"/>
+        </w:rPr>
+        <w:tab/>
+      </w:r>
+      <w:r>
+        <w:rPr>
+          <w:lang w:val="en-US"/>
+        </w:rPr>
+        <w:tab/>
+        <w:t xml:space="preserve">Giả sử máy 1 cho rằng chương trình sẽ dừng lại, thì máy 2 sẽ chạy liên tục, </w:t>
+      </w:r>
+    </w:p>
+    <w:p>
+      <w:pPr>
+        <w:ind w:left="720" w:firstLine="720"/>
+        <w:rPr>
+          <w:lang w:val="en-US"/>
+        </w:rPr>
+      </w:pPr>
+      <w:r>
+        <w:rPr>
+          <w:lang w:val="en-US"/>
+        </w:rPr>
+        <w:t xml:space="preserve">lấy máy 2 làm Input cho máy 1, máy 1 sẽ chạy liên tục, nên máy 2 dừng lại, </w:t>
+      </w:r>
+    </w:p>
+    <w:p>
+      <w:pPr>
+        <w:ind w:left="720" w:firstLine="720"/>
+        <w:rPr>
+          <w:lang w:val="en-US"/>
+        </w:rPr>
+      </w:pPr>
+      <w:r>
+        <w:rPr>
+          <w:lang w:val="en-US"/>
+        </w:rPr>
+        <w:t>mẫu thuẫn</w:t>
+      </w:r>
+    </w:p>
+    <w:p>
+      <w:pPr>
+        <w:rPr>
+          <w:lang w:val="en-US"/>
+        </w:rPr>
+      </w:pPr>
+      <w:r>
+        <w:rPr>
+          <w:lang w:val="en-US"/>
+        </w:rPr>
+        <w:t>Morse Code:</w:t>
+      </w:r>
+    </w:p>
+    <w:p>
+      <w:pPr>
+        <w:rPr>
+          <w:lang w:val="en-US"/>
+        </w:rPr>
+      </w:pPr>
+      <w:r>
+        <w:rPr>
+          <w:lang w:val="en-US"/>
+        </w:rPr>
+        <w:tab/>
+        <w:t>Def:</w:t>
+      </w:r>
+    </w:p>
+    <w:p>
+      <w:pPr>
+        <w:rPr>
+          <w:lang w:val="en-US"/>
+        </w:rPr>
+      </w:pPr>
+      <w:r>
+        <w:rPr>
+          <w:lang w:val="en-US"/>
+        </w:rPr>
+        <w:tab/>
+      </w:r>
+      <w:r>
+        <w:rPr>
+          <w:lang w:val="en-US"/>
+        </w:rPr>
+        <w:tab/>
+        <w:t>Mã hóa kí tự thành các chuỗi tín hiệu dài ngắn ngắt quãng khác nhau</w:t>
+      </w:r>
+    </w:p>
+    <w:p>
+      <w:pPr>
+        <w:rPr>
+          <w:lang w:val="en-US"/>
+        </w:rPr>
+      </w:pPr>
+      <w:r>
+        <w:rPr>
+          <w:lang w:val="en-US"/>
+        </w:rPr>
+        <w:t>Enigma Machine:</w:t>
+      </w:r>
+    </w:p>
+    <w:p>
+      <w:pPr>
+        <w:rPr>
+          <w:lang w:val="en-US"/>
+        </w:rPr>
+      </w:pPr>
+      <w:r>
+        <w:rPr>
+          <w:lang w:val="en-US"/>
+        </w:rPr>
+        <w:tab/>
+        <w:t>Def:</w:t>
+      </w:r>
+    </w:p>
+    <w:p>
+      <w:pPr>
+        <w:rPr>
+          <w:lang w:val="en-US"/>
+        </w:rPr>
+      </w:pPr>
+      <w:r>
+        <w:rPr>
+          <w:lang w:val="en-US"/>
+        </w:rPr>
         <w:lastRenderedPageBreak/>
         <w:tab/>
       </w:r>
@@ -26271,21 +26923,7 @@
           <w:lang w:val="en-US"/>
         </w:rPr>
         <w:tab/>
-        <w:t xml:space="preserve">Không có máy tính nào có thể kiểm tra một chương trình sẽ dừng lại hay </w:t>
-      </w:r>
-    </w:p>
-    <w:p>
-      <w:pPr>
-        <w:ind w:left="720" w:firstLine="720"/>
-        <w:rPr>
-          <w:lang w:val="en-US"/>
-        </w:rPr>
-      </w:pPr>
-      <w:r>
-        <w:rPr>
-          <w:lang w:val="en-US"/>
-        </w:rPr>
-        <w:t>chạy mãi mãi</w:t>
+        <w:t>Máy mã hóa tin nhắn thành chuỗi văn bản khác</w:t>
       </w:r>
     </w:p>
     <w:p>
@@ -26299,122 +26937,26 @@
           <w:lang w:val="en-US"/>
         </w:rPr>
         <w:tab/>
-        <w:t>Proof:</w:t>
-      </w:r>
-    </w:p>
-    <w:p>
-      <w:pPr>
-        <w:rPr>
-          <w:lang w:val="en-US"/>
-        </w:rPr>
-      </w:pPr>
+      </w:r>
       <w:r>
         <w:rPr>
           <w:lang w:val="en-US"/>
         </w:rPr>
         <w:tab/>
-      </w:r>
-      <w:r>
-        <w:rPr>
-          <w:lang w:val="en-US"/>
-        </w:rPr>
-        <w:tab/>
-        <w:t>Giả sử tồn tạ</w:t>
-      </w:r>
-      <w:r>
-        <w:rPr>
-          <w:lang w:val="en-US"/>
-        </w:rPr>
-        <w:t xml:space="preserve">i máy 1 có thể cho biết một chương trình sẽ dừng lại hay chạy </w:t>
-      </w:r>
-    </w:p>
-    <w:p>
-      <w:pPr>
-        <w:ind w:left="720" w:firstLine="720"/>
-        <w:rPr>
-          <w:lang w:val="en-US"/>
-        </w:rPr>
-      </w:pPr>
-      <w:r>
-        <w:rPr>
-          <w:lang w:val="en-US"/>
-        </w:rPr>
-        <w:t>mãi mãi</w:t>
-      </w:r>
-    </w:p>
-    <w:p>
-      <w:pPr>
-        <w:ind w:left="720" w:firstLine="720"/>
-        <w:rPr>
-          <w:lang w:val="en-US"/>
-        </w:rPr>
-      </w:pPr>
-      <w:r>
-        <w:rPr>
-          <w:lang w:val="en-US"/>
-        </w:rPr>
-        <w:t>Gọi máy 2 cho kết quả ngược lại máy 1</w:t>
-      </w:r>
-    </w:p>
-    <w:p>
-      <w:pPr>
-        <w:rPr>
-          <w:lang w:val="en-US"/>
-        </w:rPr>
-      </w:pPr>
-      <w:r>
-        <w:rPr>
-          <w:lang w:val="en-US"/>
-        </w:rPr>
-        <w:tab/>
-      </w:r>
-      <w:r>
-        <w:rPr>
-          <w:lang w:val="en-US"/>
-        </w:rPr>
-        <w:tab/>
-        <w:t xml:space="preserve">Giả sử máy 1 cho rằng chương trình sẽ dừng lại, thì máy 2 sẽ chạy liên tục, </w:t>
-      </w:r>
-    </w:p>
-    <w:p>
-      <w:pPr>
-        <w:ind w:left="720" w:firstLine="720"/>
-        <w:rPr>
-          <w:lang w:val="en-US"/>
-        </w:rPr>
-      </w:pPr>
-      <w:r>
-        <w:rPr>
-          <w:lang w:val="en-US"/>
-        </w:rPr>
-        <w:t xml:space="preserve">lấy máy 2 làm Input cho máy 1, máy 1 sẽ chạy liên tục, nên máy 2 dừng lại, </w:t>
-      </w:r>
-    </w:p>
-    <w:p>
-      <w:pPr>
-        <w:ind w:left="720" w:firstLine="720"/>
-        <w:rPr>
-          <w:lang w:val="en-US"/>
-        </w:rPr>
-      </w:pPr>
-      <w:r>
-        <w:rPr>
-          <w:lang w:val="en-US"/>
-        </w:rPr>
-        <w:t>mẫu thuẫn</w:t>
-      </w:r>
-    </w:p>
-    <w:p>
-      <w:pPr>
-        <w:rPr>
-          <w:lang w:val="en-US"/>
-        </w:rPr>
-      </w:pPr>
-      <w:r>
-        <w:rPr>
-          <w:lang w:val="en-US"/>
-        </w:rPr>
-        <w:t>Morse Code:</w:t>
+        <w:t>Kí tự giống nhau có thể cho ra kí tự khác nhau nên cực khó để giải mã</w:t>
+      </w:r>
+    </w:p>
+    <w:p>
+      <w:pPr>
+        <w:rPr>
+          <w:lang w:val="en-US"/>
+        </w:rPr>
+      </w:pPr>
+      <w:r>
+        <w:rPr>
+          <w:lang w:val="en-US"/>
+        </w:rPr>
+        <w:t>Bombe:</w:t>
       </w:r>
     </w:p>
     <w:p>
@@ -26448,20 +26990,34 @@
           <w:lang w:val="en-US"/>
         </w:rPr>
         <w:tab/>
-        <w:t>Mã hóa kí tự thành các chuỗi tín hiệu dài ngắn ngắt quãng khác nhau</w:t>
-      </w:r>
-    </w:p>
-    <w:p>
-      <w:pPr>
-        <w:rPr>
-          <w:lang w:val="en-US"/>
-        </w:rPr>
-      </w:pPr>
-      <w:r>
-        <w:rPr>
-          <w:lang w:val="en-US"/>
-        </w:rPr>
-        <w:t>Enigma Machine:</w:t>
+        <w:t xml:space="preserve">Máy giải mã Enigma bằng Brute Force nhưng tận dụng những yếu tố như </w:t>
+      </w:r>
+    </w:p>
+    <w:p>
+      <w:pPr>
+        <w:ind w:left="720" w:firstLine="720"/>
+        <w:rPr>
+          <w:lang w:val="en-US"/>
+        </w:rPr>
+      </w:pPr>
+      <w:r>
+        <w:rPr>
+          <w:lang w:val="en-US"/>
+        </w:rPr>
+        <w:t>việc một kí tự không thể cho ra chính nó</w:t>
+      </w:r>
+    </w:p>
+    <w:p>
+      <w:pPr>
+        <w:rPr>
+          <w:lang w:val="en-US"/>
+        </w:rPr>
+      </w:pPr>
+      <w:r>
+        <w:rPr>
+          <w:lang w:val="en-US"/>
+        </w:rPr>
+        <w:t>Monte Carlo:</w:t>
       </w:r>
     </w:p>
     <w:p>
@@ -26495,40 +27051,34 @@
           <w:lang w:val="en-US"/>
         </w:rPr>
         <w:tab/>
-        <w:t>Máy mã hóa tin nhắn thành chuỗi văn bản khác</w:t>
-      </w:r>
-    </w:p>
-    <w:p>
-      <w:pPr>
-        <w:rPr>
-          <w:lang w:val="en-US"/>
-        </w:rPr>
-      </w:pPr>
-      <w:r>
-        <w:rPr>
-          <w:lang w:val="en-US"/>
-        </w:rPr>
-        <w:tab/>
-      </w:r>
-      <w:r>
-        <w:rPr>
-          <w:lang w:val="en-US"/>
-        </w:rPr>
-        <w:tab/>
-        <w:t>Kí tự giống nhau có thể cho ra kí tự khác nhau nên cực khó để giải mã</w:t>
-      </w:r>
-    </w:p>
-    <w:p>
-      <w:pPr>
-        <w:rPr>
-          <w:lang w:val="en-US"/>
-        </w:rPr>
-      </w:pPr>
-      <w:r>
-        <w:rPr>
-          <w:lang w:val="en-US"/>
-        </w:rPr>
-        <w:t>Bombe:</w:t>
+        <w:t xml:space="preserve">Cho chạy Simulation Random, khi hết Game thì tổng hợp nước đi rồi </w:t>
+      </w:r>
+    </w:p>
+    <w:p>
+      <w:pPr>
+        <w:ind w:left="720" w:firstLine="720"/>
+        <w:rPr>
+          <w:lang w:val="en-US"/>
+        </w:rPr>
+      </w:pPr>
+      <w:r>
+        <w:rPr>
+          <w:lang w:val="en-US"/>
+        </w:rPr>
+        <w:t>Optimize</w:t>
+      </w:r>
+    </w:p>
+    <w:p>
+      <w:pPr>
+        <w:rPr>
+          <w:lang w:val="en-US"/>
+        </w:rPr>
+      </w:pPr>
+      <w:r>
+        <w:rPr>
+          <w:lang w:val="en-US"/>
+        </w:rPr>
+        <w:t>Partial Observable:</w:t>
       </w:r>
     </w:p>
     <w:p>
@@ -26562,135 +27112,13 @@
           <w:lang w:val="en-US"/>
         </w:rPr>
         <w:tab/>
-        <w:t xml:space="preserve">Máy giải mã Enigma bằng Brute Force nhưng tận dụng những yếu tố như </w:t>
-      </w:r>
-    </w:p>
-    <w:p>
-      <w:pPr>
-        <w:ind w:left="720" w:firstLine="720"/>
-        <w:rPr>
-          <w:lang w:val="en-US"/>
-        </w:rPr>
-      </w:pPr>
-      <w:r>
-        <w:rPr>
-          <w:lang w:val="en-US"/>
-        </w:rPr>
-        <w:t>việc một kí tự không thể cho ra chính nó</w:t>
-      </w:r>
-    </w:p>
-    <w:p>
-      <w:pPr>
-        <w:rPr>
-          <w:lang w:val="en-US"/>
-        </w:rPr>
-      </w:pPr>
-      <w:r>
-        <w:rPr>
-          <w:lang w:val="en-US"/>
-        </w:rPr>
-        <w:t>Monte Carlo:</w:t>
-      </w:r>
-    </w:p>
-    <w:p>
-      <w:pPr>
-        <w:rPr>
-          <w:lang w:val="en-US"/>
-        </w:rPr>
-      </w:pPr>
+        <w:t>State còn thiếu một số thuộc tính của môi trường</w:t>
+      </w:r>
       <w:r>
         <w:rPr>
           <w:lang w:val="en-US"/>
         </w:rPr>
         <w:tab/>
-        <w:t>Def:</w:t>
-      </w:r>
-    </w:p>
-    <w:p>
-      <w:pPr>
-        <w:rPr>
-          <w:lang w:val="en-US"/>
-        </w:rPr>
-      </w:pPr>
-      <w:r>
-        <w:rPr>
-          <w:lang w:val="en-US"/>
-        </w:rPr>
-        <w:tab/>
-      </w:r>
-      <w:r>
-        <w:rPr>
-          <w:lang w:val="en-US"/>
-        </w:rPr>
-        <w:tab/>
-        <w:t xml:space="preserve">Cho chạy Simulation Random, khi hết Game thì tổng hợp nước đi rồi </w:t>
-      </w:r>
-    </w:p>
-    <w:p>
-      <w:pPr>
-        <w:ind w:left="720" w:firstLine="720"/>
-        <w:rPr>
-          <w:lang w:val="en-US"/>
-        </w:rPr>
-      </w:pPr>
-      <w:r>
-        <w:rPr>
-          <w:lang w:val="en-US"/>
-        </w:rPr>
-        <w:t>Optimize</w:t>
-      </w:r>
-    </w:p>
-    <w:p>
-      <w:pPr>
-        <w:rPr>
-          <w:lang w:val="en-US"/>
-        </w:rPr>
-      </w:pPr>
-      <w:r>
-        <w:rPr>
-          <w:lang w:val="en-US"/>
-        </w:rPr>
-        <w:t>Partial Observable:</w:t>
-      </w:r>
-    </w:p>
-    <w:p>
-      <w:pPr>
-        <w:rPr>
-          <w:lang w:val="en-US"/>
-        </w:rPr>
-      </w:pPr>
-      <w:r>
-        <w:rPr>
-          <w:lang w:val="en-US"/>
-        </w:rPr>
-        <w:tab/>
-        <w:t>Def:</w:t>
-      </w:r>
-    </w:p>
-    <w:p>
-      <w:pPr>
-        <w:rPr>
-          <w:lang w:val="en-US"/>
-        </w:rPr>
-      </w:pPr>
-      <w:r>
-        <w:rPr>
-          <w:lang w:val="en-US"/>
-        </w:rPr>
-        <w:tab/>
-      </w:r>
-      <w:r>
-        <w:rPr>
-          <w:lang w:val="en-US"/>
-        </w:rPr>
-        <w:tab/>
-        <w:t>State còn thiếu một số thuộc tính của môi trường</w:t>
-      </w:r>
-      <w:r>
-        <w:rPr>
-          <w:lang w:val="en-US"/>
-        </w:rPr>
-        <w:tab/>
       </w:r>
     </w:p>
     <w:p>
@@ -26722,7 +27150,6 @@
         <w:rPr>
           <w:lang w:val="en-US"/>
         </w:rPr>
-        <w:lastRenderedPageBreak/>
         <w:tab/>
         <w:t xml:space="preserve">Formula: </w:t>
       </w:r>
@@ -27186,6 +27613,7 @@
         <w:rPr>
           <w:lang w:val="en-US"/>
         </w:rPr>
+        <w:lastRenderedPageBreak/>
         <w:t>Stochastic Policy: Policy mà tại state s bất kì, action sẽ được chọn theo tỉ lệ</w:t>
       </w:r>
     </w:p>
@@ -27531,7 +27959,6 @@
         <w:rPr>
           <w:lang w:val="en-US"/>
         </w:rPr>
-        <w:lastRenderedPageBreak/>
         <w:tab/>
         <w:t>Formula:</w:t>
       </w:r>
@@ -28739,6 +29166,7 @@
           <w:rFonts w:eastAsiaTheme="minorEastAsia"/>
           <w:lang w:val="en-US"/>
         </w:rPr>
+        <w:lastRenderedPageBreak/>
         <w:t>Covariance Matrix:</w:t>
       </w:r>
       <w:r>
@@ -29841,7 +30269,6 @@
           <w:rFonts w:eastAsiaTheme="minorEastAsia" w:cstheme="minorHAnsi"/>
           <w:lang w:val="en-US"/>
         </w:rPr>
-        <w:lastRenderedPageBreak/>
         <w:tab/>
       </w:r>
       <w:r>
@@ -31220,6 +31647,7 @@
         <w:rPr>
           <w:lang w:val="en-US"/>
         </w:rPr>
+        <w:lastRenderedPageBreak/>
         <w:tab/>
         <w:t>Algo: tỉ lệ xuất hiện sequence này củ</w:t>
       </w:r>
@@ -31532,7 +31960,6 @@
         <w:rPr>
           <w:lang w:val="en-US"/>
         </w:rPr>
-        <w:lastRenderedPageBreak/>
         <w:tab/>
         <w:t>Formula: H[i</w:t>
       </w:r>
@@ -33050,6 +33477,7 @@
         <w:rPr>
           <w:lang w:val="en-US"/>
         </w:rPr>
+        <w:lastRenderedPageBreak/>
         <w:tab/>
         <w:t>Formula:</w:t>
       </w:r>
@@ -34762,7 +35190,6 @@
         <w:rPr>
           <w:lang w:val="en-US"/>
         </w:rPr>
-        <w:lastRenderedPageBreak/>
         <w:tab/>
         <w:t>Def:</w:t>
       </w:r>
@@ -35022,6 +35449,7 @@
         <w:rPr>
           <w:lang w:val="en-US"/>
         </w:rPr>
+        <w:lastRenderedPageBreak/>
         <w:t>Hidden Markov Model:</w:t>
       </w:r>
     </w:p>
@@ -35597,7 +36025,6 @@
           <w:rFonts w:eastAsiaTheme="minorEastAsia"/>
           <w:lang w:val="en-US"/>
         </w:rPr>
-        <w:lastRenderedPageBreak/>
         <w:t>như nào nhưng có thể liên lạc để biết nó vui hay buồn</w:t>
       </w:r>
     </w:p>
@@ -35856,6 +36283,7 @@
         <w:rPr>
           <w:lang w:val="en-US"/>
         </w:rPr>
+        <w:lastRenderedPageBreak/>
         <w:t>GAE(General Advantage Estimator): Thay cummulative rewards bằng advantages</w:t>
       </w:r>
     </w:p>
@@ -36104,7 +36532,6 @@
         <w:rPr>
           <w:lang w:val="en-US"/>
         </w:rPr>
-        <w:lastRenderedPageBreak/>
         <w:tab/>
       </w:r>
       <w:r>
@@ -37216,6 +37643,7 @@
           <w:rFonts w:eastAsiaTheme="minorEastAsia"/>
           <w:lang w:val="en-US"/>
         </w:rPr>
+        <w:lastRenderedPageBreak/>
         <w:tab/>
       </w:r>
       <w:r>
@@ -38001,7 +38429,6 @@
           <w:rFonts w:eastAsiaTheme="minorEastAsia"/>
           <w:lang w:val="en-US"/>
         </w:rPr>
-        <w:lastRenderedPageBreak/>
         <w:tab/>
       </w:r>
       <w:r>
@@ -38341,6 +38768,7 @@
         <w:rPr>
           <w:lang w:val="en-US"/>
         </w:rPr>
+        <w:lastRenderedPageBreak/>
         <w:tab/>
         <w:t xml:space="preserve">        </w:t>
       </w:r>
@@ -39630,7 +40058,6 @@
         <w:rPr>
           <w:lang w:val="en-US"/>
         </w:rPr>
-        <w:lastRenderedPageBreak/>
         <w:t xml:space="preserve">        d</w:t>
       </w:r>
       <w:r>
@@ -41071,6 +41498,7 @@
           <w:bCs/>
           <w:lang w:val="en"/>
         </w:rPr>
+        <w:lastRenderedPageBreak/>
         <w:tab/>
       </w:r>
       <w:r>
@@ -42765,6 +43193,7 @@
         <w:rPr>
           <w:lang w:val="en-US"/>
         </w:rPr>
+        <w:lastRenderedPageBreak/>
         <w:tab/>
         <w:t xml:space="preserve">          Update nhiều lần liên tiếp cho tới khi kl giữa new và old distribution &gt; delta</w:t>
       </w:r>
@@ -42920,7 +43349,6 @@
         <w:rPr>
           <w:lang w:val="en-US"/>
         </w:rPr>
-        <w:lastRenderedPageBreak/>
         <w:tab/>
         <w:t xml:space="preserve">         Node hiện tại = node trong unvisited có giá trị nhỏ nhất</w:t>
       </w:r>
@@ -43194,6 +43622,7 @@
         <w:rPr>
           <w:lang w:val="en-US"/>
         </w:rPr>
+        <w:lastRenderedPageBreak/>
         <w:t xml:space="preserve">   </w:t>
       </w:r>
       <w:r>
@@ -43347,7 +43776,6 @@
         <w:rPr>
           <w:lang w:val="en-US"/>
         </w:rPr>
-        <w:lastRenderedPageBreak/>
         <w:t xml:space="preserve">         1/n**0.5</w:t>
       </w:r>
     </w:p>
@@ -43698,6 +44126,7 @@
         <w:rPr>
           <w:lang w:val="en-US"/>
         </w:rPr>
+        <w:lastRenderedPageBreak/>
         <w:t xml:space="preserve">td error, ban đầu 2 network giống nhau, sau mỗi lần học, update target </w:t>
       </w:r>
     </w:p>
@@ -43827,7 +44256,6 @@
         <w:rPr>
           <w:lang w:val="en-US"/>
         </w:rPr>
-        <w:lastRenderedPageBreak/>
         <w:tab/>
         <w:t>Algo: Một net actor, output mean và std, action được tính bằng mean và std</w:t>
       </w:r>
@@ -44136,6 +44564,7 @@
         <w:rPr>
           <w:lang w:val="en-US"/>
         </w:rPr>
+        <w:lastRenderedPageBreak/>
         <w:t xml:space="preserve">         Target value = </w:t>
       </w:r>
       <w:r>
@@ -44273,7 +44702,6 @@
         <w:rPr>
           <w:lang w:val="en-US"/>
         </w:rPr>
-        <w:lastRenderedPageBreak/>
         <w:t>DDPG</w:t>
       </w:r>
     </w:p>
@@ -45218,6 +45646,7 @@
         <w:rPr>
           <w:lang w:val="en-US"/>
         </w:rPr>
+        <w:lastRenderedPageBreak/>
         <w:t xml:space="preserve">Update Priorities </w:t>
       </w:r>
       <w:r>
@@ -45366,7 +45795,6 @@
         <w:rPr>
           <w:lang w:val="en-US"/>
         </w:rPr>
-        <w:lastRenderedPageBreak/>
         <w:t>Goal là State đó thì chúng ta đã Win</w:t>
       </w:r>
     </w:p>
@@ -45821,6 +46249,7 @@
         <w:rPr>
           <w:lang w:val="en-US"/>
         </w:rPr>
+        <w:lastRenderedPageBreak/>
         <w:tab/>
       </w:r>
       <w:r>

--- a/algorithm.docx
+++ b/algorithm.docx
@@ -22479,21 +22479,7 @@
               <w:rFonts w:ascii="Cambria Math" w:eastAsiaTheme="minorEastAsia" w:hAnsi="Cambria Math"/>
               <w:lang w:val="en-US"/>
             </w:rPr>
-            <m:t>+</m:t>
-          </m:r>
-          <m:r>
-            <w:rPr>
-              <w:rFonts w:ascii="Cambria Math" w:eastAsiaTheme="minorEastAsia" w:hAnsi="Cambria Math"/>
-              <w:lang w:val="en-US"/>
-            </w:rPr>
-            <m:t>3</m:t>
-          </m:r>
-          <m:r>
-            <w:rPr>
-              <w:rFonts w:ascii="Cambria Math" w:eastAsiaTheme="minorEastAsia" w:hAnsi="Cambria Math"/>
-              <w:lang w:val="en-US"/>
-            </w:rPr>
-            <m:t>*</m:t>
+            <m:t>+3*</m:t>
           </m:r>
           <m:f>
             <m:fPr>
@@ -22529,14 +22515,7 @@
               <w:rFonts w:ascii="Cambria Math" w:eastAsiaTheme="minorEastAsia" w:hAnsi="Cambria Math"/>
               <w:lang w:val="en-US"/>
             </w:rPr>
-            <m:t>+4</m:t>
-          </m:r>
-          <m:r>
-            <w:rPr>
-              <w:rFonts w:ascii="Cambria Math" w:eastAsiaTheme="minorEastAsia" w:hAnsi="Cambria Math"/>
-              <w:lang w:val="en-US"/>
-            </w:rPr>
-            <m:t>*</m:t>
+            <m:t>+4*</m:t>
           </m:r>
           <m:f>
             <m:fPr>
@@ -22735,14 +22714,7 @@
               <w:rFonts w:ascii="Cambria Math" w:eastAsiaTheme="minorEastAsia" w:hAnsi="Cambria Math"/>
               <w:lang w:val="en-US"/>
             </w:rPr>
-            <m:t>n</m:t>
-          </m:r>
-          <m:r>
-            <w:rPr>
-              <w:rFonts w:ascii="Cambria Math" w:eastAsiaTheme="minorEastAsia" w:hAnsi="Cambria Math"/>
-              <w:lang w:val="en-US"/>
-            </w:rPr>
-            <m:t>*2=n</m:t>
+            <m:t>n*2=n</m:t>
           </m:r>
         </m:oMath>
       </m:oMathPara>
@@ -22766,8 +22738,6 @@
         </w:rPr>
         <w:t>Vậy thời gian thực thi là O(n)</w:t>
       </w:r>
-      <w:bookmarkStart w:id="0" w:name="_GoBack"/>
-      <w:bookmarkEnd w:id="0"/>
     </w:p>
     <w:p>
       <w:pPr>
@@ -22813,7 +22783,380 @@
           <w:rFonts w:eastAsiaTheme="minorEastAsia"/>
           <w:lang w:val="en-US"/>
         </w:rPr>
-        <w:t>nh, từ 1 đỉnh bất kì, ta đều có thể di chuyển đến 1 đỉnh bất kì khác thông qua cạnh</w:t>
+        <w:t xml:space="preserve">nh, </w:t>
+      </w:r>
+      <w:r>
+        <w:rPr>
+          <w:rFonts w:eastAsiaTheme="minorEastAsia"/>
+          <w:lang w:val="en-US"/>
+        </w:rPr>
+        <w:t>đỉnh là Node, cạnh có thể là kết nối 1 chiều hay 2 chiều giữa 2 Node</w:t>
+      </w:r>
+    </w:p>
+    <w:p>
+      <w:pPr>
+        <w:pStyle w:val="ListParagraph"/>
+        <w:numPr>
+          <w:ilvl w:val="0"/>
+          <w:numId w:val="6"/>
+        </w:numPr>
+        <w:rPr>
+          <w:rFonts w:eastAsiaTheme="minorEastAsia"/>
+          <w:lang w:val="en-US"/>
+        </w:rPr>
+      </w:pPr>
+      <w:r>
+        <w:rPr>
+          <w:rFonts w:eastAsiaTheme="minorEastAsia"/>
+          <w:lang w:val="en-US"/>
+        </w:rPr>
+        <w:t>Nếu tất cả các cạnh là kết nối 1 chiều thì gọi là Directed Graph</w:t>
+      </w:r>
+    </w:p>
+    <w:p>
+      <w:pPr>
+        <w:pStyle w:val="ListParagraph"/>
+        <w:numPr>
+          <w:ilvl w:val="0"/>
+          <w:numId w:val="6"/>
+        </w:numPr>
+        <w:rPr>
+          <w:rFonts w:eastAsiaTheme="minorEastAsia"/>
+          <w:lang w:val="en-US"/>
+        </w:rPr>
+      </w:pPr>
+      <w:r>
+        <w:rPr>
+          <w:rFonts w:eastAsiaTheme="minorEastAsia"/>
+          <w:lang w:val="en-US"/>
+        </w:rPr>
+        <w:t>Nếu tất cả các cạnh là kết nối 2 chiều thì gọi là Undirected Graph</w:t>
+      </w:r>
+    </w:p>
+    <w:p>
+      <w:pPr>
+        <w:pStyle w:val="ListParagraph"/>
+        <w:numPr>
+          <w:ilvl w:val="0"/>
+          <w:numId w:val="6"/>
+        </w:numPr>
+        <w:rPr>
+          <w:rFonts w:eastAsiaTheme="minorEastAsia"/>
+          <w:lang w:val="en-US"/>
+        </w:rPr>
+      </w:pPr>
+      <w:r>
+        <w:rPr>
+          <w:rFonts w:eastAsiaTheme="minorEastAsia"/>
+          <w:lang w:val="en-US"/>
+        </w:rPr>
+        <w:t xml:space="preserve">Để biểu diễn 1 Graph, ta dùng Adjaceny List, giống như Dictionary, mỗi Key là 1 Node, Value là những Node có thể đi tới </w:t>
+      </w:r>
+      <w:r>
+        <w:rPr>
+          <w:rFonts w:eastAsiaTheme="minorEastAsia"/>
+          <w:lang w:val="en-US"/>
+        </w:rPr>
+        <w:t xml:space="preserve">trực tiếp </w:t>
+      </w:r>
+      <w:r>
+        <w:rPr>
+          <w:rFonts w:eastAsiaTheme="minorEastAsia"/>
+          <w:lang w:val="en-US"/>
+        </w:rPr>
+        <w:t>từ Node này</w:t>
+      </w:r>
+      <w:bookmarkStart w:id="0" w:name="_GoBack"/>
+      <w:bookmarkEnd w:id="0"/>
+    </w:p>
+    <w:p>
+      <w:pPr>
+        <w:rPr>
+          <w:rFonts w:eastAsiaTheme="minorEastAsia"/>
+          <w:lang w:val="en-US"/>
+        </w:rPr>
+      </w:pPr>
+    </w:p>
+    <w:p>
+      <w:pPr>
+        <w:rPr>
+          <w:rFonts w:eastAsiaTheme="minorEastAsia"/>
+          <w:lang w:val="en-US"/>
+        </w:rPr>
+      </w:pPr>
+      <w:r>
+        <w:rPr>
+          <w:rFonts w:eastAsiaTheme="minorEastAsia"/>
+          <w:lang w:val="en-US"/>
+        </w:rPr>
+        <w:t>Traversal – Duyệt Cây:</w:t>
+      </w:r>
+    </w:p>
+    <w:p>
+      <w:pPr>
+        <w:pStyle w:val="ListParagraph"/>
+        <w:numPr>
+          <w:ilvl w:val="0"/>
+          <w:numId w:val="27"/>
+        </w:numPr>
+        <w:rPr>
+          <w:rFonts w:eastAsiaTheme="minorEastAsia"/>
+          <w:lang w:val="en-US"/>
+        </w:rPr>
+      </w:pPr>
+      <w:r>
+        <w:rPr>
+          <w:rFonts w:eastAsiaTheme="minorEastAsia"/>
+          <w:lang w:val="en-US"/>
+        </w:rPr>
+        <w:t>DFS (Depth First Search, Tìm Kiếm Theo Chiều Sâu)?</w:t>
+      </w:r>
+    </w:p>
+    <w:p>
+      <w:pPr>
+        <w:pStyle w:val="ListParagraph"/>
+        <w:numPr>
+          <w:ilvl w:val="0"/>
+          <w:numId w:val="6"/>
+        </w:numPr>
+        <w:rPr>
+          <w:rFonts w:eastAsiaTheme="minorEastAsia"/>
+          <w:lang w:val="en-US"/>
+        </w:rPr>
+      </w:pPr>
+      <w:r>
+        <w:rPr>
+          <w:rFonts w:eastAsiaTheme="minorEastAsia"/>
+          <w:lang w:val="en-US"/>
+        </w:rPr>
+        <w:t>Là cách duyệt 1 Tree theo kiểu tràn nước lũ, nói cách khác là đệ quy</w:t>
+      </w:r>
+    </w:p>
+    <w:p>
+      <w:pPr>
+        <w:pStyle w:val="ListParagraph"/>
+        <w:numPr>
+          <w:ilvl w:val="0"/>
+          <w:numId w:val="27"/>
+        </w:numPr>
+        <w:rPr>
+          <w:rFonts w:eastAsiaTheme="minorEastAsia"/>
+          <w:lang w:val="en-US"/>
+        </w:rPr>
+      </w:pPr>
+      <w:r>
+        <w:rPr>
+          <w:rFonts w:eastAsiaTheme="minorEastAsia"/>
+          <w:lang w:val="en-US"/>
+        </w:rPr>
+        <w:t>Inorder Traversal (Duyệt Trung Thứ Tự)?</w:t>
+      </w:r>
+    </w:p>
+    <w:p>
+      <w:pPr>
+        <w:pStyle w:val="ListParagraph"/>
+        <w:numPr>
+          <w:ilvl w:val="0"/>
+          <w:numId w:val="6"/>
+        </w:numPr>
+        <w:rPr>
+          <w:rFonts w:eastAsiaTheme="minorEastAsia"/>
+          <w:lang w:val="en-US"/>
+        </w:rPr>
+      </w:pPr>
+      <w:r>
+        <w:rPr>
+          <w:rFonts w:eastAsiaTheme="minorEastAsia"/>
+          <w:lang w:val="en-US"/>
+        </w:rPr>
+        <w:t>Là 1 dạng của DFS</w:t>
+      </w:r>
+    </w:p>
+    <w:p>
+      <w:pPr>
+        <w:pStyle w:val="ListParagraph"/>
+        <w:numPr>
+          <w:ilvl w:val="0"/>
+          <w:numId w:val="6"/>
+        </w:numPr>
+        <w:rPr>
+          <w:rFonts w:eastAsiaTheme="minorEastAsia"/>
+          <w:lang w:val="en-US"/>
+        </w:rPr>
+      </w:pPr>
+      <w:r>
+        <w:rPr>
+          <w:rFonts w:eastAsiaTheme="minorEastAsia"/>
+          <w:lang w:val="en-US"/>
+        </w:rPr>
+        <w:t xml:space="preserve">Chèn giá trị của Node vào mảng theo </w:t>
+      </w:r>
+      <w:r>
+        <w:rPr>
+          <w:rFonts w:eastAsiaTheme="minorEastAsia"/>
+          <w:lang w:val="en-US"/>
+        </w:rPr>
+        <w:t>chiều từ trái qua phải của Tree</w:t>
+      </w:r>
+    </w:p>
+    <w:p>
+      <w:pPr>
+        <w:pStyle w:val="ListParagraph"/>
+        <w:numPr>
+          <w:ilvl w:val="0"/>
+          <w:numId w:val="27"/>
+        </w:numPr>
+        <w:rPr>
+          <w:rFonts w:eastAsiaTheme="minorEastAsia"/>
+          <w:lang w:val="en-US"/>
+        </w:rPr>
+      </w:pPr>
+      <w:r>
+        <w:rPr>
+          <w:rFonts w:eastAsiaTheme="minorEastAsia"/>
+          <w:lang w:val="en-US"/>
+        </w:rPr>
+        <w:t>Preorder Traversal (Duyệt Tiền Thứ Tự)?</w:t>
+      </w:r>
+    </w:p>
+    <w:p>
+      <w:pPr>
+        <w:pStyle w:val="ListParagraph"/>
+        <w:numPr>
+          <w:ilvl w:val="0"/>
+          <w:numId w:val="6"/>
+        </w:numPr>
+        <w:rPr>
+          <w:rFonts w:eastAsiaTheme="minorEastAsia"/>
+          <w:lang w:val="en-US"/>
+        </w:rPr>
+      </w:pPr>
+      <w:r>
+        <w:rPr>
+          <w:rFonts w:eastAsiaTheme="minorEastAsia"/>
+          <w:lang w:val="en-US"/>
+        </w:rPr>
+        <w:t>Là 1 dạng của DFS</w:t>
+      </w:r>
+    </w:p>
+    <w:p>
+      <w:pPr>
+        <w:pStyle w:val="ListParagraph"/>
+        <w:numPr>
+          <w:ilvl w:val="0"/>
+          <w:numId w:val="6"/>
+        </w:numPr>
+        <w:rPr>
+          <w:rFonts w:eastAsiaTheme="minorEastAsia"/>
+          <w:lang w:val="en-US"/>
+        </w:rPr>
+      </w:pPr>
+      <w:r>
+        <w:rPr>
+          <w:rFonts w:eastAsiaTheme="minorEastAsia"/>
+          <w:lang w:val="en-US"/>
+        </w:rPr>
+        <w:t>Duyệt qua Node nào là đưa nó vào mảng luôn</w:t>
+      </w:r>
+    </w:p>
+    <w:p>
+      <w:pPr>
+        <w:pStyle w:val="ListParagraph"/>
+        <w:numPr>
+          <w:ilvl w:val="0"/>
+          <w:numId w:val="27"/>
+        </w:numPr>
+        <w:rPr>
+          <w:rFonts w:eastAsiaTheme="minorEastAsia"/>
+          <w:lang w:val="en-US"/>
+        </w:rPr>
+      </w:pPr>
+      <w:r>
+        <w:rPr>
+          <w:rFonts w:eastAsiaTheme="minorEastAsia"/>
+          <w:lang w:val="en-US"/>
+        </w:rPr>
+        <w:t>Postorder Traversal (duyệt hậu thứ tự)?</w:t>
+      </w:r>
+    </w:p>
+    <w:p>
+      <w:pPr>
+        <w:pStyle w:val="ListParagraph"/>
+        <w:numPr>
+          <w:ilvl w:val="0"/>
+          <w:numId w:val="6"/>
+        </w:numPr>
+        <w:rPr>
+          <w:rFonts w:eastAsiaTheme="minorEastAsia"/>
+          <w:lang w:val="en-US"/>
+        </w:rPr>
+      </w:pPr>
+      <w:r>
+        <w:rPr>
+          <w:rFonts w:eastAsiaTheme="minorEastAsia"/>
+          <w:lang w:val="en-US"/>
+        </w:rPr>
+        <w:t>Là 1 dạng của DFS</w:t>
+      </w:r>
+    </w:p>
+    <w:p>
+      <w:pPr>
+        <w:pStyle w:val="ListParagraph"/>
+        <w:numPr>
+          <w:ilvl w:val="0"/>
+          <w:numId w:val="6"/>
+        </w:numPr>
+        <w:rPr>
+          <w:rFonts w:eastAsiaTheme="minorEastAsia"/>
+          <w:lang w:val="en-US"/>
+        </w:rPr>
+      </w:pPr>
+      <w:r>
+        <w:rPr>
+          <w:rFonts w:eastAsiaTheme="minorEastAsia"/>
+          <w:lang w:val="en-US"/>
+        </w:rPr>
+        <w:t>Chèn hết Node con vào mảng rồi mới tới Node cha</w:t>
+      </w:r>
+    </w:p>
+    <w:p>
+      <w:pPr>
+        <w:pStyle w:val="ListParagraph"/>
+        <w:numPr>
+          <w:ilvl w:val="0"/>
+          <w:numId w:val="27"/>
+        </w:numPr>
+        <w:rPr>
+          <w:rFonts w:eastAsiaTheme="minorEastAsia"/>
+          <w:lang w:val="en-US"/>
+        </w:rPr>
+      </w:pPr>
+      <w:r>
+        <w:rPr>
+          <w:rFonts w:eastAsiaTheme="minorEastAsia"/>
+          <w:lang w:val="en-US"/>
+        </w:rPr>
+        <w:t>BFS (Breadth First Search, Tìm Kiếm Theo Chiều Rộng)?</w:t>
+      </w:r>
+    </w:p>
+    <w:p>
+      <w:pPr>
+        <w:pStyle w:val="ListParagraph"/>
+        <w:numPr>
+          <w:ilvl w:val="0"/>
+          <w:numId w:val="6"/>
+        </w:numPr>
+        <w:rPr>
+          <w:rFonts w:eastAsiaTheme="minorEastAsia"/>
+          <w:lang w:val="en-US"/>
+        </w:rPr>
+      </w:pPr>
+      <w:r>
+        <w:rPr>
+          <w:rFonts w:eastAsiaTheme="minorEastAsia"/>
+          <w:lang w:val="en-US"/>
+        </w:rPr>
+        <w:t>Là cách duyệt 1 Tree từ trên xuống dưới, từ trái sang phải, bắt đầu từ Node gốc, theo đúng nghĩa đen</w:t>
       </w:r>
     </w:p>
     <w:p>
@@ -23038,6 +23381,7 @@
                 <w:rFonts w:eastAsiaTheme="minorEastAsia"/>
                 <w:lang w:val="en-US"/>
               </w:rPr>
+              <w:lastRenderedPageBreak/>
               <w:t>Lần hoán vị</w:t>
             </w:r>
           </w:p>
@@ -23838,7 +24182,6 @@
           <w:rFonts w:eastAsiaTheme="minorEastAsia"/>
           <w:lang w:val="en-US"/>
         </w:rPr>
-        <w:lastRenderedPageBreak/>
         <w:t>Là kiểu sắp xếp mà mỗi lần lặp, ta tìm Min của dãy còn lại rồi hoán vị nó với phần tử đầu tiên</w:t>
       </w:r>
     </w:p>
@@ -24478,6 +24821,7 @@
           <w:rFonts w:eastAsiaTheme="minorEastAsia"/>
           <w:lang w:val="en-US"/>
         </w:rPr>
+        <w:lastRenderedPageBreak/>
         <w:t>Ví dụ Full Merge Sort</w:t>
       </w:r>
     </w:p>
@@ -24912,7 +25256,6 @@
                 <w:rFonts w:eastAsiaTheme="minorEastAsia"/>
                 <w:lang w:val="en-US"/>
               </w:rPr>
-              <w:lastRenderedPageBreak/>
               <w:t>Lần hoán vị</w:t>
             </w:r>
           </w:p>
@@ -25734,6 +26077,7 @@
                 <w:rFonts w:eastAsiaTheme="minorEastAsia"/>
                 <w:lang w:val="en-US"/>
               </w:rPr>
+              <w:lastRenderedPageBreak/>
               <w:t>Hàng trăm</w:t>
             </w:r>
           </w:p>
@@ -26315,7 +26659,6 @@
                 <w:rFonts w:eastAsiaTheme="minorEastAsia"/>
                 <w:lang w:val="en-US"/>
               </w:rPr>
-              <w:lastRenderedPageBreak/>
               <w:t>Lần xóa 4</w:t>
             </w:r>
           </w:p>
@@ -26725,6 +27068,7 @@
         <w:rPr>
           <w:lang w:val="en-US"/>
         </w:rPr>
+        <w:lastRenderedPageBreak/>
         <w:tab/>
         <w:t>Proof:</w:t>
       </w:r>
@@ -26915,7 +27259,6 @@
         <w:rPr>
           <w:lang w:val="en-US"/>
         </w:rPr>
-        <w:lastRenderedPageBreak/>
         <w:tab/>
       </w:r>
       <w:r>
@@ -27312,6 +27655,7 @@
         <w:rPr>
           <w:lang w:val="en-US"/>
         </w:rPr>
+        <w:lastRenderedPageBreak/>
         <w:t xml:space="preserve">       backprop cho mu và sigma vì random sample không backprop </w:t>
       </w:r>
     </w:p>
@@ -27613,7 +27957,6 @@
         <w:rPr>
           <w:lang w:val="en-US"/>
         </w:rPr>
-        <w:lastRenderedPageBreak/>
         <w:t>Stochastic Policy: Policy mà tại state s bất kì, action sẽ được chọn theo tỉ lệ</w:t>
       </w:r>
     </w:p>
@@ -28404,6 +28747,7 @@
           <w:rFonts w:eastAsiaTheme="minorEastAsia"/>
           <w:lang w:val="en-US"/>
         </w:rPr>
+        <w:lastRenderedPageBreak/>
         <w:tab/>
       </w:r>
       <w:r>
@@ -29166,7 +29510,6 @@
           <w:rFonts w:eastAsiaTheme="minorEastAsia"/>
           <w:lang w:val="en-US"/>
         </w:rPr>
-        <w:lastRenderedPageBreak/>
         <w:t>Covariance Matrix:</w:t>
       </w:r>
       <w:r>
@@ -30468,6 +30811,7 @@
           <w:rFonts w:eastAsiaTheme="minorEastAsia" w:cstheme="minorHAnsi"/>
           <w:lang w:val="en-US"/>
         </w:rPr>
+        <w:lastRenderedPageBreak/>
         <w:t>Đặt</w:t>
       </w:r>
       <w:r>
@@ -31647,7 +31991,6 @@
         <w:rPr>
           <w:lang w:val="en-US"/>
         </w:rPr>
-        <w:lastRenderedPageBreak/>
         <w:tab/>
         <w:t>Algo: tỉ lệ xuất hiện sequence này củ</w:t>
       </w:r>
@@ -32092,6 +32435,7 @@
         <w:rPr>
           <w:lang w:val="en-US"/>
         </w:rPr>
+        <w:lastRenderedPageBreak/>
         <w:t>Markov Property – Markovian:</w:t>
       </w:r>
     </w:p>
@@ -33477,7 +33821,6 @@
         <w:rPr>
           <w:lang w:val="en-US"/>
         </w:rPr>
-        <w:lastRenderedPageBreak/>
         <w:tab/>
         <w:t>Formula:</w:t>
       </w:r>
@@ -35237,6 +35580,7 @@
         <w:rPr>
           <w:lang w:val="en-US"/>
         </w:rPr>
+        <w:lastRenderedPageBreak/>
         <w:tab/>
       </w:r>
       <w:r>
@@ -35449,7 +35793,6 @@
         <w:rPr>
           <w:lang w:val="en-US"/>
         </w:rPr>
-        <w:lastRenderedPageBreak/>
         <w:t>Hidden Markov Model:</w:t>
       </w:r>
     </w:p>
@@ -36068,6 +36411,7 @@
         <w:rPr>
           <w:lang w:val="en-US"/>
         </w:rPr>
+        <w:lastRenderedPageBreak/>
         <w:tab/>
         <w:t>Formula: sigma(t)y</w:t>
       </w:r>
@@ -36283,7 +36627,6 @@
         <w:rPr>
           <w:lang w:val="en-US"/>
         </w:rPr>
-        <w:lastRenderedPageBreak/>
         <w:t>GAE(General Advantage Estimator): Thay cummulative rewards bằng advantages</w:t>
       </w:r>
     </w:p>
@@ -36656,6 +36999,7 @@
           <w:rFonts w:eastAsiaTheme="minorEastAsia"/>
           <w:lang w:val="en-US"/>
         </w:rPr>
+        <w:lastRenderedPageBreak/>
         <w:t>Matrix</w:t>
       </w:r>
       <w:r>
@@ -37643,7 +37987,6 @@
           <w:rFonts w:eastAsiaTheme="minorEastAsia"/>
           <w:lang w:val="en-US"/>
         </w:rPr>
-        <w:lastRenderedPageBreak/>
         <w:tab/>
       </w:r>
       <w:r>
@@ -38429,6 +38772,7 @@
           <w:rFonts w:eastAsiaTheme="minorEastAsia"/>
           <w:lang w:val="en-US"/>
         </w:rPr>
+        <w:lastRenderedPageBreak/>
         <w:tab/>
       </w:r>
       <w:r>
@@ -38768,7 +39112,6 @@
         <w:rPr>
           <w:lang w:val="en-US"/>
         </w:rPr>
-        <w:lastRenderedPageBreak/>
         <w:tab/>
         <w:t xml:space="preserve">        </w:t>
       </w:r>
@@ -40058,6 +40401,7 @@
         <w:rPr>
           <w:lang w:val="en-US"/>
         </w:rPr>
+        <w:lastRenderedPageBreak/>
         <w:t xml:space="preserve">        d</w:t>
       </w:r>
       <w:r>
@@ -41498,7 +41842,6 @@
           <w:bCs/>
           <w:lang w:val="en"/>
         </w:rPr>
-        <w:lastRenderedPageBreak/>
         <w:tab/>
       </w:r>
       <w:r>
@@ -43193,163 +43536,163 @@
         <w:rPr>
           <w:lang w:val="en-US"/>
         </w:rPr>
+        <w:tab/>
+        <w:t xml:space="preserve">          Update nhiều lần liên tiếp cho tới khi kl giữa new và old distribution &gt; delta</w:t>
+      </w:r>
+    </w:p>
+    <w:p>
+      <w:pPr>
+        <w:rPr>
+          <w:lang w:val="en-US"/>
+        </w:rPr>
+      </w:pPr>
+      <w:r>
+        <w:rPr>
+          <w:lang w:val="en-US"/>
+        </w:rPr>
+        <w:t xml:space="preserve">Dijkstra’s Algorithm: Thuật toán tìm đường đi ngắn nhất từ một node đến node bất kì trong </w:t>
+      </w:r>
+    </w:p>
+    <w:p>
+      <w:pPr>
+        <w:ind w:left="720" w:firstLine="720"/>
+        <w:rPr>
+          <w:lang w:val="en-US"/>
+        </w:rPr>
+      </w:pPr>
+      <w:r>
+        <w:rPr>
+          <w:lang w:val="en-US"/>
+        </w:rPr>
+        <w:t xml:space="preserve">          Graph</w:t>
+      </w:r>
+      <w:r>
+        <w:rPr>
+          <w:lang w:val="en-US"/>
+        </w:rPr>
+        <w:t>(tưởng tượng cơn lũ)</w:t>
+      </w:r>
+    </w:p>
+    <w:p>
+      <w:pPr>
+        <w:rPr>
+          <w:lang w:val="en-US"/>
+        </w:rPr>
+      </w:pPr>
+      <w:r>
+        <w:rPr>
+          <w:lang w:val="en-US"/>
+        </w:rPr>
+        <w:tab/>
+        <w:t>Algo: Init node hiện tại</w:t>
+      </w:r>
+      <w:r>
+        <w:rPr>
+          <w:lang w:val="en-US"/>
+        </w:rPr>
+        <w:t>, tạo list unvisited node gồm full node, list visited node empty</w:t>
+      </w:r>
+    </w:p>
+    <w:p>
+      <w:pPr>
+        <w:rPr>
+          <w:lang w:val="en-US"/>
+        </w:rPr>
+      </w:pPr>
+      <w:r>
+        <w:rPr>
+          <w:lang w:val="en-US"/>
+        </w:rPr>
+        <w:tab/>
+        <w:t xml:space="preserve">         Init bảng cột 1 node, cột 2 giá trị ít nhất để đi đến node đó</w:t>
+      </w:r>
+      <w:r>
+        <w:rPr>
+          <w:lang w:val="en-US"/>
+        </w:rPr>
+        <w:t xml:space="preserve"> (inf)</w:t>
+      </w:r>
+      <w:r>
+        <w:rPr>
+          <w:lang w:val="en-US"/>
+        </w:rPr>
+        <w:t>,cột 3 prev_node</w:t>
+      </w:r>
+    </w:p>
+    <w:p>
+      <w:pPr>
+        <w:rPr>
+          <w:lang w:val="en-US"/>
+        </w:rPr>
+      </w:pPr>
+      <w:r>
+        <w:rPr>
+          <w:lang w:val="en-US"/>
+        </w:rPr>
+        <w:tab/>
+        <w:t xml:space="preserve">         </w:t>
+      </w:r>
+      <w:r>
+        <w:rPr>
+          <w:lang w:val="en-US"/>
+        </w:rPr>
+        <w:t>Từ node hiện tại, check full neighbor node nếu nó không nằm trong visited,</w:t>
+      </w:r>
+    </w:p>
+    <w:p>
+      <w:pPr>
+        <w:rPr>
+          <w:lang w:val="en-US"/>
+        </w:rPr>
+      </w:pPr>
+      <w:r>
+        <w:rPr>
+          <w:lang w:val="en-US"/>
+        </w:rPr>
+        <w:tab/>
+        <w:t xml:space="preserve">         Tính giá trị của neighbor node = giá trị node hiện tại + weight neighbor node</w:t>
+      </w:r>
+    </w:p>
+    <w:p>
+      <w:pPr>
+        <w:rPr>
+          <w:lang w:val="en-US"/>
+        </w:rPr>
+      </w:pPr>
+      <w:r>
+        <w:rPr>
+          <w:lang w:val="en-US"/>
+        </w:rPr>
+        <w:tab/>
+        <w:t xml:space="preserve">         Nếu giá trị &lt; giá trị cũ thì update bảng neighbor node, giá trị và prev_node</w:t>
+      </w:r>
+    </w:p>
+    <w:p>
+      <w:pPr>
+        <w:rPr>
+          <w:lang w:val="en-US"/>
+        </w:rPr>
+      </w:pPr>
+      <w:r>
+        <w:rPr>
+          <w:lang w:val="en-US"/>
+        </w:rPr>
+        <w:tab/>
+        <w:t xml:space="preserve">         Delete node hiện tại khỏi unvisited cho vào visited</w:t>
+      </w:r>
+    </w:p>
+    <w:p>
+      <w:pPr>
+        <w:rPr>
+          <w:lang w:val="en-US"/>
+        </w:rPr>
+      </w:pPr>
+      <w:r>
+        <w:rPr>
+          <w:lang w:val="en-US"/>
+        </w:rPr>
         <w:lastRenderedPageBreak/>
         <w:tab/>
-        <w:t xml:space="preserve">          Update nhiều lần liên tiếp cho tới khi kl giữa new và old distribution &gt; delta</w:t>
-      </w:r>
-    </w:p>
-    <w:p>
-      <w:pPr>
-        <w:rPr>
-          <w:lang w:val="en-US"/>
-        </w:rPr>
-      </w:pPr>
-      <w:r>
-        <w:rPr>
-          <w:lang w:val="en-US"/>
-        </w:rPr>
-        <w:t xml:space="preserve">Dijkstra’s Algorithm: Thuật toán tìm đường đi ngắn nhất từ một node đến node bất kì trong </w:t>
-      </w:r>
-    </w:p>
-    <w:p>
-      <w:pPr>
-        <w:ind w:left="720" w:firstLine="720"/>
-        <w:rPr>
-          <w:lang w:val="en-US"/>
-        </w:rPr>
-      </w:pPr>
-      <w:r>
-        <w:rPr>
-          <w:lang w:val="en-US"/>
-        </w:rPr>
-        <w:t xml:space="preserve">          Graph</w:t>
-      </w:r>
-      <w:r>
-        <w:rPr>
-          <w:lang w:val="en-US"/>
-        </w:rPr>
-        <w:t>(tưởng tượng cơn lũ)</w:t>
-      </w:r>
-    </w:p>
-    <w:p>
-      <w:pPr>
-        <w:rPr>
-          <w:lang w:val="en-US"/>
-        </w:rPr>
-      </w:pPr>
-      <w:r>
-        <w:rPr>
-          <w:lang w:val="en-US"/>
-        </w:rPr>
-        <w:tab/>
-        <w:t>Algo: Init node hiện tại</w:t>
-      </w:r>
-      <w:r>
-        <w:rPr>
-          <w:lang w:val="en-US"/>
-        </w:rPr>
-        <w:t>, tạo list unvisited node gồm full node, list visited node empty</w:t>
-      </w:r>
-    </w:p>
-    <w:p>
-      <w:pPr>
-        <w:rPr>
-          <w:lang w:val="en-US"/>
-        </w:rPr>
-      </w:pPr>
-      <w:r>
-        <w:rPr>
-          <w:lang w:val="en-US"/>
-        </w:rPr>
-        <w:tab/>
-        <w:t xml:space="preserve">         Init bảng cột 1 node, cột 2 giá trị ít nhất để đi đến node đó</w:t>
-      </w:r>
-      <w:r>
-        <w:rPr>
-          <w:lang w:val="en-US"/>
-        </w:rPr>
-        <w:t xml:space="preserve"> (inf)</w:t>
-      </w:r>
-      <w:r>
-        <w:rPr>
-          <w:lang w:val="en-US"/>
-        </w:rPr>
-        <w:t>,cột 3 prev_node</w:t>
-      </w:r>
-    </w:p>
-    <w:p>
-      <w:pPr>
-        <w:rPr>
-          <w:lang w:val="en-US"/>
-        </w:rPr>
-      </w:pPr>
-      <w:r>
-        <w:rPr>
-          <w:lang w:val="en-US"/>
-        </w:rPr>
-        <w:tab/>
-        <w:t xml:space="preserve">         </w:t>
-      </w:r>
-      <w:r>
-        <w:rPr>
-          <w:lang w:val="en-US"/>
-        </w:rPr>
-        <w:t>Từ node hiện tại, check full neighbor node nếu nó không nằm trong visited,</w:t>
-      </w:r>
-    </w:p>
-    <w:p>
-      <w:pPr>
-        <w:rPr>
-          <w:lang w:val="en-US"/>
-        </w:rPr>
-      </w:pPr>
-      <w:r>
-        <w:rPr>
-          <w:lang w:val="en-US"/>
-        </w:rPr>
-        <w:tab/>
-        <w:t xml:space="preserve">         Tính giá trị của neighbor node = giá trị node hiện tại + weight neighbor node</w:t>
-      </w:r>
-    </w:p>
-    <w:p>
-      <w:pPr>
-        <w:rPr>
-          <w:lang w:val="en-US"/>
-        </w:rPr>
-      </w:pPr>
-      <w:r>
-        <w:rPr>
-          <w:lang w:val="en-US"/>
-        </w:rPr>
-        <w:tab/>
-        <w:t xml:space="preserve">         Nếu giá trị &lt; giá trị cũ thì update bảng neighbor node, giá trị và prev_node</w:t>
-      </w:r>
-    </w:p>
-    <w:p>
-      <w:pPr>
-        <w:rPr>
-          <w:lang w:val="en-US"/>
-        </w:rPr>
-      </w:pPr>
-      <w:r>
-        <w:rPr>
-          <w:lang w:val="en-US"/>
-        </w:rPr>
-        <w:tab/>
-        <w:t xml:space="preserve">         Delete node hiện tại khỏi unvisited cho vào visited</w:t>
-      </w:r>
-    </w:p>
-    <w:p>
-      <w:pPr>
-        <w:rPr>
-          <w:lang w:val="en-US"/>
-        </w:rPr>
-      </w:pPr>
-      <w:r>
-        <w:rPr>
-          <w:lang w:val="en-US"/>
-        </w:rPr>
-        <w:tab/>
         <w:t xml:space="preserve">         Node hiện tại = node trong unvisited có giá trị nhỏ nhất</w:t>
       </w:r>
     </w:p>
@@ -43622,7 +43965,6 @@
         <w:rPr>
           <w:lang w:val="en-US"/>
         </w:rPr>
-        <w:lastRenderedPageBreak/>
         <w:t xml:space="preserve">   </w:t>
       </w:r>
       <w:r>
@@ -43776,6 +44118,7 @@
         <w:rPr>
           <w:lang w:val="en-US"/>
         </w:rPr>
+        <w:lastRenderedPageBreak/>
         <w:t xml:space="preserve">         1/n**0.5</w:t>
       </w:r>
     </w:p>
@@ -44126,7 +44469,6 @@
         <w:rPr>
           <w:lang w:val="en-US"/>
         </w:rPr>
-        <w:lastRenderedPageBreak/>
         <w:t xml:space="preserve">td error, ban đầu 2 network giống nhau, sau mỗi lần học, update target </w:t>
       </w:r>
     </w:p>
@@ -44256,6 +44598,7 @@
         <w:rPr>
           <w:lang w:val="en-US"/>
         </w:rPr>
+        <w:lastRenderedPageBreak/>
         <w:tab/>
         <w:t>Algo: Một net actor, output mean và std, action được tính bằng mean và std</w:t>
       </w:r>
@@ -44564,7 +44907,6 @@
         <w:rPr>
           <w:lang w:val="en-US"/>
         </w:rPr>
-        <w:lastRenderedPageBreak/>
         <w:t xml:space="preserve">         Target value = </w:t>
       </w:r>
       <w:r>
@@ -44702,6 +45044,7 @@
         <w:rPr>
           <w:lang w:val="en-US"/>
         </w:rPr>
+        <w:lastRenderedPageBreak/>
         <w:t>DDPG</w:t>
       </w:r>
     </w:p>
@@ -45646,7 +45989,6 @@
         <w:rPr>
           <w:lang w:val="en-US"/>
         </w:rPr>
-        <w:lastRenderedPageBreak/>
         <w:t xml:space="preserve">Update Priorities </w:t>
       </w:r>
       <w:r>
@@ -45795,6 +46137,7 @@
         <w:rPr>
           <w:lang w:val="en-US"/>
         </w:rPr>
+        <w:lastRenderedPageBreak/>
         <w:t>Goal là State đó thì chúng ta đã Win</w:t>
       </w:r>
     </w:p>
@@ -46249,7 +46592,6 @@
         <w:rPr>
           <w:lang w:val="en-US"/>
         </w:rPr>
-        <w:lastRenderedPageBreak/>
         <w:tab/>
       </w:r>
       <w:r>
@@ -48489,10 +48831,10 @@
     </w:lvl>
   </w:abstractNum>
   <w:abstractNum w:abstractNumId="23">
-    <w:nsid w:val="72E05CC5"/>
+    <w:nsid w:val="72A61D53"/>
     <w:multiLevelType w:val="hybridMultilevel"/>
-    <w:tmpl w:val="7270C802"/>
-    <w:lvl w:ilvl="0" w:tplc="736698B8">
+    <w:tmpl w:val="4D3A2B82"/>
+    <w:lvl w:ilvl="0" w:tplc="FF422BE4">
       <w:start w:val="1"/>
       <w:numFmt w:val="decimal"/>
       <w:lvlText w:val="%1."/>
@@ -48578,10 +48920,10 @@
     </w:lvl>
   </w:abstractNum>
   <w:abstractNum w:abstractNumId="24">
-    <w:nsid w:val="7B3442C9"/>
+    <w:nsid w:val="72E05CC5"/>
     <w:multiLevelType w:val="hybridMultilevel"/>
-    <w:tmpl w:val="F4F29318"/>
-    <w:lvl w:ilvl="0" w:tplc="003AF05E">
+    <w:tmpl w:val="7270C802"/>
+    <w:lvl w:ilvl="0" w:tplc="736698B8">
       <w:start w:val="1"/>
       <w:numFmt w:val="decimal"/>
       <w:lvlText w:val="%1."/>
@@ -48667,6 +49009,95 @@
     </w:lvl>
   </w:abstractNum>
   <w:abstractNum w:abstractNumId="25">
+    <w:nsid w:val="7B3442C9"/>
+    <w:multiLevelType w:val="hybridMultilevel"/>
+    <w:tmpl w:val="F4F29318"/>
+    <w:lvl w:ilvl="0" w:tplc="003AF05E">
+      <w:start w:val="1"/>
+      <w:numFmt w:val="decimal"/>
+      <w:lvlText w:val="%1."/>
+      <w:lvlJc w:val="left"/>
+      <w:pPr>
+        <w:ind w:left="1080" w:hanging="360"/>
+      </w:pPr>
+      <w:rPr>
+        <w:rFonts w:hint="default"/>
+      </w:rPr>
+    </w:lvl>
+    <w:lvl w:ilvl="1" w:tplc="042A0019" w:tentative="1">
+      <w:start w:val="1"/>
+      <w:numFmt w:val="lowerLetter"/>
+      <w:lvlText w:val="%2."/>
+      <w:lvlJc w:val="left"/>
+      <w:pPr>
+        <w:ind w:left="1800" w:hanging="360"/>
+      </w:pPr>
+    </w:lvl>
+    <w:lvl w:ilvl="2" w:tplc="042A001B" w:tentative="1">
+      <w:start w:val="1"/>
+      <w:numFmt w:val="lowerRoman"/>
+      <w:lvlText w:val="%3."/>
+      <w:lvlJc w:val="right"/>
+      <w:pPr>
+        <w:ind w:left="2520" w:hanging="180"/>
+      </w:pPr>
+    </w:lvl>
+    <w:lvl w:ilvl="3" w:tplc="042A000F" w:tentative="1">
+      <w:start w:val="1"/>
+      <w:numFmt w:val="decimal"/>
+      <w:lvlText w:val="%4."/>
+      <w:lvlJc w:val="left"/>
+      <w:pPr>
+        <w:ind w:left="3240" w:hanging="360"/>
+      </w:pPr>
+    </w:lvl>
+    <w:lvl w:ilvl="4" w:tplc="042A0019" w:tentative="1">
+      <w:start w:val="1"/>
+      <w:numFmt w:val="lowerLetter"/>
+      <w:lvlText w:val="%5."/>
+      <w:lvlJc w:val="left"/>
+      <w:pPr>
+        <w:ind w:left="3960" w:hanging="360"/>
+      </w:pPr>
+    </w:lvl>
+    <w:lvl w:ilvl="5" w:tplc="042A001B" w:tentative="1">
+      <w:start w:val="1"/>
+      <w:numFmt w:val="lowerRoman"/>
+      <w:lvlText w:val="%6."/>
+      <w:lvlJc w:val="right"/>
+      <w:pPr>
+        <w:ind w:left="4680" w:hanging="180"/>
+      </w:pPr>
+    </w:lvl>
+    <w:lvl w:ilvl="6" w:tplc="042A000F" w:tentative="1">
+      <w:start w:val="1"/>
+      <w:numFmt w:val="decimal"/>
+      <w:lvlText w:val="%7."/>
+      <w:lvlJc w:val="left"/>
+      <w:pPr>
+        <w:ind w:left="5400" w:hanging="360"/>
+      </w:pPr>
+    </w:lvl>
+    <w:lvl w:ilvl="7" w:tplc="042A0019" w:tentative="1">
+      <w:start w:val="1"/>
+      <w:numFmt w:val="lowerLetter"/>
+      <w:lvlText w:val="%8."/>
+      <w:lvlJc w:val="left"/>
+      <w:pPr>
+        <w:ind w:left="6120" w:hanging="360"/>
+      </w:pPr>
+    </w:lvl>
+    <w:lvl w:ilvl="8" w:tplc="042A001B" w:tentative="1">
+      <w:start w:val="1"/>
+      <w:numFmt w:val="lowerRoman"/>
+      <w:lvlText w:val="%9."/>
+      <w:lvlJc w:val="right"/>
+      <w:pPr>
+        <w:ind w:left="6840" w:hanging="180"/>
+      </w:pPr>
+    </w:lvl>
+  </w:abstractNum>
+  <w:abstractNum w:abstractNumId="26">
     <w:nsid w:val="7E78030C"/>
     <w:multiLevelType w:val="hybridMultilevel"/>
     <w:tmpl w:val="4BC8D0D6"/>
@@ -48782,7 +49213,7 @@
     <w:abstractNumId w:val="12"/>
   </w:num>
   <w:num w:numId="2">
-    <w:abstractNumId w:val="25"/>
+    <w:abstractNumId w:val="26"/>
   </w:num>
   <w:num w:numId="3">
     <w:abstractNumId w:val="9"/>
@@ -48809,7 +49240,7 @@
     <w:abstractNumId w:val="21"/>
   </w:num>
   <w:num w:numId="11">
-    <w:abstractNumId w:val="23"/>
+    <w:abstractNumId w:val="24"/>
   </w:num>
   <w:num w:numId="12">
     <w:abstractNumId w:val="1"/>
@@ -48833,7 +49264,7 @@
     <w:abstractNumId w:val="4"/>
   </w:num>
   <w:num w:numId="19">
-    <w:abstractNumId w:val="24"/>
+    <w:abstractNumId w:val="25"/>
   </w:num>
   <w:num w:numId="20">
     <w:abstractNumId w:val="0"/>
@@ -48855,6 +49286,9 @@
   </w:num>
   <w:num w:numId="26">
     <w:abstractNumId w:val="2"/>
+  </w:num>
+  <w:num w:numId="27">
+    <w:abstractNumId w:val="23"/>
   </w:num>
 </w:numbering>
 </file>

--- a/algorithm.docx
+++ b/algorithm.docx
@@ -22850,24 +22850,44 @@
           <w:rFonts w:eastAsiaTheme="minorEastAsia"/>
           <w:lang w:val="en-US"/>
         </w:rPr>
-        <w:t xml:space="preserve">Để biểu diễn 1 Graph, ta dùng Adjaceny List, giống như Dictionary, mỗi Key là 1 Node, Value là những Node có thể đi tới </w:t>
-      </w:r>
-      <w:r>
-        <w:rPr>
-          <w:rFonts w:eastAsiaTheme="minorEastAsia"/>
-          <w:lang w:val="en-US"/>
-        </w:rPr>
-        <w:t xml:space="preserve">trực tiếp </w:t>
-      </w:r>
-      <w:r>
-        <w:rPr>
-          <w:rFonts w:eastAsiaTheme="minorEastAsia"/>
-          <w:lang w:val="en-US"/>
-        </w:rPr>
-        <w:t>từ Node này</w:t>
+        <w:t>Nếu tất cả các cạnh được gán với 1 trọng số thì gọi là Weighted Graph</w:t>
       </w:r>
       <w:bookmarkStart w:id="0" w:name="_GoBack"/>
       <w:bookmarkEnd w:id="0"/>
+    </w:p>
+    <w:p>
+      <w:pPr>
+        <w:pStyle w:val="ListParagraph"/>
+        <w:numPr>
+          <w:ilvl w:val="0"/>
+          <w:numId w:val="6"/>
+        </w:numPr>
+        <w:rPr>
+          <w:rFonts w:eastAsiaTheme="minorEastAsia"/>
+          <w:lang w:val="en-US"/>
+        </w:rPr>
+      </w:pPr>
+      <w:r>
+        <w:rPr>
+          <w:rFonts w:eastAsiaTheme="minorEastAsia"/>
+          <w:lang w:val="en-US"/>
+        </w:rPr>
+        <w:t xml:space="preserve">Để biểu diễn 1 Graph, ta dùng Adjaceny List, giống như Dictionary, mỗi Key là 1 Node, Value là những Node có thể đi tới </w:t>
+      </w:r>
+      <w:r>
+        <w:rPr>
+          <w:rFonts w:eastAsiaTheme="minorEastAsia"/>
+          <w:lang w:val="en-US"/>
+        </w:rPr>
+        <w:t xml:space="preserve">trực tiếp </w:t>
+      </w:r>
+      <w:r>
+        <w:rPr>
+          <w:rFonts w:eastAsiaTheme="minorEastAsia"/>
+          <w:lang w:val="en-US"/>
+        </w:rPr>
+        <w:t>từ Node này</w:t>
+      </w:r>
     </w:p>
     <w:p>
       <w:pPr>
@@ -23347,6 +23367,7 @@
           <w:rFonts w:eastAsiaTheme="minorEastAsia"/>
           <w:lang w:val="en-US"/>
         </w:rPr>
+        <w:lastRenderedPageBreak/>
         <w:t>Ví dụ</w:t>
       </w:r>
     </w:p>
@@ -23381,7 +23402,6 @@
                 <w:rFonts w:eastAsiaTheme="minorEastAsia"/>
                 <w:lang w:val="en-US"/>
               </w:rPr>
-              <w:lastRenderedPageBreak/>
               <w:t>Lần hoán vị</w:t>
             </w:r>
           </w:p>
@@ -24794,6 +24814,7 @@
           <w:rFonts w:eastAsiaTheme="minorEastAsia"/>
           <w:lang w:val="en-US"/>
         </w:rPr>
+        <w:lastRenderedPageBreak/>
         <w:t>Đầ</w:t>
       </w:r>
       <w:r>
@@ -24821,7 +24842,6 @@
           <w:rFonts w:eastAsiaTheme="minorEastAsia"/>
           <w:lang w:val="en-US"/>
         </w:rPr>
-        <w:lastRenderedPageBreak/>
         <w:t>Ví dụ Full Merge Sort</w:t>
       </w:r>
     </w:p>
@@ -25927,6 +25947,7 @@
                 <w:rFonts w:eastAsiaTheme="minorEastAsia"/>
                 <w:lang w:val="en-US"/>
               </w:rPr>
+              <w:lastRenderedPageBreak/>
               <w:t>Chưa sắp xếp</w:t>
             </w:r>
           </w:p>
@@ -26077,7 +26098,6 @@
                 <w:rFonts w:eastAsiaTheme="minorEastAsia"/>
                 <w:lang w:val="en-US"/>
               </w:rPr>
-              <w:lastRenderedPageBreak/>
               <w:t>Hàng trăm</w:t>
             </w:r>
           </w:p>
@@ -27034,6 +27054,7 @@
         <w:rPr>
           <w:lang w:val="en-US"/>
         </w:rPr>
+        <w:lastRenderedPageBreak/>
         <w:tab/>
       </w:r>
       <w:r>
@@ -27068,7 +27089,6 @@
         <w:rPr>
           <w:lang w:val="en-US"/>
         </w:rPr>
-        <w:lastRenderedPageBreak/>
         <w:tab/>
         <w:t>Proof:</w:t>
       </w:r>
@@ -27493,6 +27513,7 @@
         <w:rPr>
           <w:lang w:val="en-US"/>
         </w:rPr>
+        <w:lastRenderedPageBreak/>
         <w:tab/>
         <w:t xml:space="preserve">Formula: </w:t>
       </w:r>
@@ -27655,7 +27676,6 @@
         <w:rPr>
           <w:lang w:val="en-US"/>
         </w:rPr>
-        <w:lastRenderedPageBreak/>
         <w:t xml:space="preserve">       backprop cho mu và sigma vì random sample không backprop </w:t>
       </w:r>
     </w:p>
@@ -28302,6 +28322,7 @@
         <w:rPr>
           <w:lang w:val="en-US"/>
         </w:rPr>
+        <w:lastRenderedPageBreak/>
         <w:tab/>
         <w:t>Formula:</w:t>
       </w:r>
@@ -28747,7 +28768,6 @@
           <w:rFonts w:eastAsiaTheme="minorEastAsia"/>
           <w:lang w:val="en-US"/>
         </w:rPr>
-        <w:lastRenderedPageBreak/>
         <w:tab/>
       </w:r>
       <w:r>
@@ -30612,6 +30632,7 @@
           <w:rFonts w:eastAsiaTheme="minorEastAsia" w:cstheme="minorHAnsi"/>
           <w:lang w:val="en-US"/>
         </w:rPr>
+        <w:lastRenderedPageBreak/>
         <w:tab/>
       </w:r>
       <w:r>
@@ -30811,7 +30832,6 @@
           <w:rFonts w:eastAsiaTheme="minorEastAsia" w:cstheme="minorHAnsi"/>
           <w:lang w:val="en-US"/>
         </w:rPr>
-        <w:lastRenderedPageBreak/>
         <w:t>Đặt</w:t>
       </w:r>
       <w:r>
@@ -32303,6 +32323,7 @@
         <w:rPr>
           <w:lang w:val="en-US"/>
         </w:rPr>
+        <w:lastRenderedPageBreak/>
         <w:tab/>
         <w:t>Formula: H[i</w:t>
       </w:r>
@@ -32435,7 +32456,6 @@
         <w:rPr>
           <w:lang w:val="en-US"/>
         </w:rPr>
-        <w:lastRenderedPageBreak/>
         <w:t>Markov Property – Markovian:</w:t>
       </w:r>
     </w:p>
@@ -35533,6 +35553,7 @@
         <w:rPr>
           <w:lang w:val="en-US"/>
         </w:rPr>
+        <w:lastRenderedPageBreak/>
         <w:tab/>
         <w:t>Def:</w:t>
       </w:r>
@@ -35580,7 +35601,6 @@
         <w:rPr>
           <w:lang w:val="en-US"/>
         </w:rPr>
-        <w:lastRenderedPageBreak/>
         <w:tab/>
       </w:r>
       <w:r>
@@ -36368,6 +36388,7 @@
           <w:rFonts w:eastAsiaTheme="minorEastAsia"/>
           <w:lang w:val="en-US"/>
         </w:rPr>
+        <w:lastRenderedPageBreak/>
         <w:t>như nào nhưng có thể liên lạc để biết nó vui hay buồn</w:t>
       </w:r>
     </w:p>
@@ -36411,7 +36432,6 @@
         <w:rPr>
           <w:lang w:val="en-US"/>
         </w:rPr>
-        <w:lastRenderedPageBreak/>
         <w:tab/>
         <w:t>Formula: sigma(t)y</w:t>
       </w:r>
@@ -36875,6 +36895,7 @@
         <w:rPr>
           <w:lang w:val="en-US"/>
         </w:rPr>
+        <w:lastRenderedPageBreak/>
         <w:tab/>
       </w:r>
       <w:r>
@@ -36999,7 +37020,6 @@
           <w:rFonts w:eastAsiaTheme="minorEastAsia"/>
           <w:lang w:val="en-US"/>
         </w:rPr>
-        <w:lastRenderedPageBreak/>
         <w:t>Matrix</w:t>
       </w:r>
       <w:r>

--- a/algorithm.docx
+++ b/algorithm.docx
@@ -22852,8 +22852,6 @@
         </w:rPr>
         <w:t>Nếu tất cả các cạnh được gán với 1 trọng số thì gọi là Weighted Graph</w:t>
       </w:r>
-      <w:bookmarkStart w:id="0" w:name="_GoBack"/>
-      <w:bookmarkEnd w:id="0"/>
     </w:p>
     <w:p>
       <w:pPr>
@@ -23199,6 +23197,499 @@
           <w:rFonts w:eastAsiaTheme="minorEastAsia"/>
           <w:lang w:val="en-US"/>
         </w:rPr>
+        <w:t>Path Finding – Tìm Đường:</w:t>
+      </w:r>
+    </w:p>
+    <w:p>
+      <w:pPr>
+        <w:pStyle w:val="ListParagraph"/>
+        <w:numPr>
+          <w:ilvl w:val="0"/>
+          <w:numId w:val="28"/>
+        </w:numPr>
+        <w:rPr>
+          <w:rFonts w:eastAsiaTheme="minorEastAsia"/>
+          <w:lang w:val="en-US"/>
+        </w:rPr>
+      </w:pPr>
+      <w:r>
+        <w:rPr>
+          <w:rFonts w:eastAsiaTheme="minorEastAsia"/>
+          <w:lang w:val="en-US"/>
+        </w:rPr>
+        <w:t>Tìm Đường Đi Ngắn Nhất = Thuật Toán Dijkstra?</w:t>
+      </w:r>
+    </w:p>
+    <w:p>
+      <w:pPr>
+        <w:pStyle w:val="ListParagraph"/>
+        <w:numPr>
+          <w:ilvl w:val="0"/>
+          <w:numId w:val="6"/>
+        </w:numPr>
+        <w:rPr>
+          <w:rFonts w:eastAsiaTheme="minorEastAsia"/>
+          <w:lang w:val="en-US"/>
+        </w:rPr>
+      </w:pPr>
+      <w:r>
+        <w:rPr>
+          <w:rFonts w:eastAsiaTheme="minorEastAsia"/>
+          <w:lang w:val="en-US"/>
+        </w:rPr>
+        <w:t>Cho Weighted Graph G và ta muốn tìm đường đi ngắn nhất tới tất cả các Node trong G từ Node A</w:t>
+      </w:r>
+    </w:p>
+    <w:p>
+      <w:pPr>
+        <w:pStyle w:val="ListParagraph"/>
+        <w:numPr>
+          <w:ilvl w:val="0"/>
+          <w:numId w:val="6"/>
+        </w:numPr>
+        <w:rPr>
+          <w:rFonts w:eastAsiaTheme="minorEastAsia"/>
+          <w:lang w:val="en-US"/>
+        </w:rPr>
+      </w:pPr>
+      <w:r>
+        <w:rPr>
+          <w:rFonts w:eastAsiaTheme="minorEastAsia"/>
+          <w:lang w:val="en-US"/>
+        </w:rPr>
+        <w:t xml:space="preserve">Bước 1, đi tới từng Node, kí hiệu </w:t>
+      </w:r>
+      <w:r>
+        <w:rPr>
+          <w:rFonts w:eastAsiaTheme="minorEastAsia"/>
+          <w:lang w:val="en-US"/>
+        </w:rPr>
+        <w:sym w:font="Symbol" w:char="F0A5"/>
+      </w:r>
+      <w:r>
+        <w:rPr>
+          <w:rFonts w:eastAsiaTheme="minorEastAsia"/>
+          <w:lang w:val="en-US"/>
+        </w:rPr>
+        <w:t xml:space="preserve"> lên đầu chúng, giá trị này gọi là Value</w:t>
+      </w:r>
+    </w:p>
+    <w:p>
+      <w:pPr>
+        <w:pStyle w:val="ListParagraph"/>
+        <w:numPr>
+          <w:ilvl w:val="0"/>
+          <w:numId w:val="6"/>
+        </w:numPr>
+        <w:rPr>
+          <w:rFonts w:eastAsiaTheme="minorEastAsia"/>
+          <w:lang w:val="en-US"/>
+        </w:rPr>
+      </w:pPr>
+      <w:r>
+        <w:rPr>
+          <w:rFonts w:eastAsiaTheme="minorEastAsia"/>
+          <w:lang w:val="en-US"/>
+        </w:rPr>
+        <w:t>Bước 2, đưa con trỏ trỏ vào Node A, thay Value của A thành 0</w:t>
+      </w:r>
+      <w:r>
+        <w:rPr>
+          <w:rFonts w:eastAsiaTheme="minorEastAsia"/>
+          <w:vertAlign w:val="subscript"/>
+          <w:lang w:val="en-US"/>
+        </w:rPr>
+        <w:t>A</w:t>
+      </w:r>
+      <w:r>
+        <w:rPr>
+          <w:rFonts w:eastAsiaTheme="minorEastAsia"/>
+          <w:lang w:val="en-US"/>
+        </w:rPr>
+        <w:t>, đánh dấu A, thay Value của các Node hàng xóm của A thành d</w:t>
+      </w:r>
+      <w:r>
+        <w:rPr>
+          <w:rFonts w:eastAsiaTheme="minorEastAsia"/>
+          <w:vertAlign w:val="subscript"/>
+          <w:lang w:val="en-US"/>
+        </w:rPr>
+        <w:t>A</w:t>
+      </w:r>
+      <w:r>
+        <w:rPr>
+          <w:rFonts w:eastAsiaTheme="minorEastAsia"/>
+          <w:lang w:val="en-US"/>
+        </w:rPr>
+        <w:t xml:space="preserve"> = khoảng cách giữa A và chúng</w:t>
+      </w:r>
+    </w:p>
+    <w:p>
+      <w:pPr>
+        <w:pStyle w:val="ListParagraph"/>
+        <w:numPr>
+          <w:ilvl w:val="0"/>
+          <w:numId w:val="6"/>
+        </w:numPr>
+        <w:rPr>
+          <w:rFonts w:eastAsiaTheme="minorEastAsia"/>
+          <w:lang w:val="en-US"/>
+        </w:rPr>
+      </w:pPr>
+      <w:r>
+        <w:rPr>
+          <w:rFonts w:eastAsiaTheme="minorEastAsia"/>
+          <w:lang w:val="en-US"/>
+        </w:rPr>
+        <w:lastRenderedPageBreak/>
+        <w:t>Bước 3, duyệt qua toàn bộ các Node không được đánh dấu, đưa con trỏ trỏ vào Node có Value nhỏ nhất, gọi Node này là B, đánh dấu B</w:t>
+      </w:r>
+    </w:p>
+    <w:p>
+      <w:pPr>
+        <w:pStyle w:val="ListParagraph"/>
+        <w:numPr>
+          <w:ilvl w:val="0"/>
+          <w:numId w:val="6"/>
+        </w:numPr>
+        <w:rPr>
+          <w:rFonts w:eastAsiaTheme="minorEastAsia"/>
+          <w:lang w:val="en-US"/>
+        </w:rPr>
+      </w:pPr>
+      <w:r>
+        <w:rPr>
+          <w:rFonts w:eastAsiaTheme="minorEastAsia"/>
+          <w:lang w:val="en-US"/>
+        </w:rPr>
+        <w:t>Bước 4, thay Value của các Node hàng xóm</w:t>
+      </w:r>
+      <w:r>
+        <w:rPr>
+          <w:rFonts w:eastAsiaTheme="minorEastAsia"/>
+          <w:lang w:val="en-US"/>
+        </w:rPr>
+        <w:t xml:space="preserve"> chưa được đánh dấu</w:t>
+      </w:r>
+      <w:r>
+        <w:rPr>
+          <w:rFonts w:eastAsiaTheme="minorEastAsia"/>
+          <w:lang w:val="en-US"/>
+        </w:rPr>
+        <w:t xml:space="preserve"> của B thành </w:t>
+      </w:r>
+      <w:r>
+        <w:rPr>
+          <w:rFonts w:eastAsiaTheme="minorEastAsia"/>
+          <w:lang w:val="en-US"/>
+        </w:rPr>
+        <w:t>d</w:t>
+      </w:r>
+      <w:r>
+        <w:rPr>
+          <w:rFonts w:eastAsiaTheme="minorEastAsia"/>
+          <w:vertAlign w:val="subscript"/>
+          <w:lang w:val="en-US"/>
+        </w:rPr>
+        <w:t>B</w:t>
+      </w:r>
+      <w:r>
+        <w:rPr>
+          <w:rFonts w:eastAsiaTheme="minorEastAsia"/>
+          <w:lang w:val="en-US"/>
+        </w:rPr>
+        <w:t xml:space="preserve"> = Value của B + </w:t>
+      </w:r>
+      <w:r>
+        <w:rPr>
+          <w:rFonts w:eastAsiaTheme="minorEastAsia"/>
+          <w:lang w:val="en-US"/>
+        </w:rPr>
+        <w:t>khoảng cách giữa B và chúng</w:t>
+      </w:r>
+      <w:r>
+        <w:rPr>
+          <w:rFonts w:eastAsiaTheme="minorEastAsia"/>
+          <w:lang w:val="en-US"/>
+        </w:rPr>
+        <w:t xml:space="preserve">, </w:t>
+      </w:r>
+      <w:r>
+        <w:rPr>
+          <w:rFonts w:eastAsiaTheme="minorEastAsia"/>
+          <w:lang w:val="en-US"/>
+        </w:rPr>
+        <w:t xml:space="preserve">hoặc không thay nếu </w:t>
+      </w:r>
+      <w:r>
+        <w:rPr>
+          <w:rFonts w:eastAsiaTheme="minorEastAsia"/>
+          <w:lang w:val="en-US"/>
+        </w:rPr>
+        <w:t>d</w:t>
+      </w:r>
+      <w:r>
+        <w:rPr>
+          <w:rFonts w:eastAsiaTheme="minorEastAsia"/>
+          <w:vertAlign w:val="subscript"/>
+          <w:lang w:val="en-US"/>
+        </w:rPr>
+        <w:t>B</w:t>
+      </w:r>
+      <w:r>
+        <w:rPr>
+          <w:rFonts w:eastAsiaTheme="minorEastAsia"/>
+          <w:lang w:val="en-US"/>
+        </w:rPr>
+        <w:t xml:space="preserve"> </w:t>
+      </w:r>
+      <w:r>
+        <w:rPr>
+          <w:rFonts w:eastAsiaTheme="minorEastAsia"/>
+          <w:lang w:val="en-US"/>
+        </w:rPr>
+        <w:t xml:space="preserve">&gt; Value </w:t>
+      </w:r>
+      <w:r>
+        <w:rPr>
+          <w:rFonts w:eastAsiaTheme="minorEastAsia"/>
+          <w:lang w:val="en-US"/>
+        </w:rPr>
+        <w:t>hiện tại của chúng</w:t>
+      </w:r>
+    </w:p>
+    <w:p>
+      <w:pPr>
+        <w:pStyle w:val="ListParagraph"/>
+        <w:numPr>
+          <w:ilvl w:val="0"/>
+          <w:numId w:val="6"/>
+        </w:numPr>
+        <w:rPr>
+          <w:rFonts w:eastAsiaTheme="minorEastAsia"/>
+          <w:lang w:val="en-US"/>
+        </w:rPr>
+      </w:pPr>
+      <w:r>
+        <w:rPr>
+          <w:rFonts w:eastAsiaTheme="minorEastAsia"/>
+          <w:lang w:val="en-US"/>
+        </w:rPr>
+        <w:t>Bước 5, bắt đầu lại từ bước 3</w:t>
+      </w:r>
+    </w:p>
+    <w:p>
+      <w:pPr>
+        <w:pStyle w:val="ListParagraph"/>
+        <w:numPr>
+          <w:ilvl w:val="0"/>
+          <w:numId w:val="6"/>
+        </w:numPr>
+        <w:rPr>
+          <w:rFonts w:eastAsiaTheme="minorEastAsia"/>
+          <w:lang w:val="en-US"/>
+        </w:rPr>
+      </w:pPr>
+      <w:r>
+        <w:rPr>
+          <w:rFonts w:eastAsiaTheme="minorEastAsia"/>
+          <w:lang w:val="en-US"/>
+        </w:rPr>
+        <w:t>Lặp đi lặp lại cho đến khi tất cả Node đều được đánh dấu, khi đó Value d</w:t>
+      </w:r>
+      <w:r>
+        <w:rPr>
+          <w:rFonts w:eastAsiaTheme="minorEastAsia"/>
+          <w:vertAlign w:val="subscript"/>
+          <w:lang w:val="en-US"/>
+        </w:rPr>
+        <w:t>X</w:t>
+      </w:r>
+      <w:r>
+        <w:rPr>
+          <w:rFonts w:eastAsiaTheme="minorEastAsia"/>
+          <w:lang w:val="en-US"/>
+        </w:rPr>
+        <w:t xml:space="preserve"> của mỗi Node chính là độ dài quãng đường ngắn nhất từ Node A tới Node đó, xét đường đi từ Node A tới Node đó, thì X là Node ngay trước Node đó</w:t>
+      </w:r>
+    </w:p>
+    <w:p>
+      <w:pPr>
+        <w:pStyle w:val="ListParagraph"/>
+        <w:numPr>
+          <w:ilvl w:val="0"/>
+          <w:numId w:val="6"/>
+        </w:numPr>
+        <w:rPr>
+          <w:rFonts w:eastAsiaTheme="minorEastAsia"/>
+          <w:lang w:val="en-US"/>
+        </w:rPr>
+      </w:pPr>
+      <w:r>
+        <w:rPr>
+          <w:rFonts w:eastAsiaTheme="minorEastAsia"/>
+          <w:lang w:val="en-US"/>
+        </w:rPr>
+        <w:t>Dễ thấy, gọi số Node là V, gọi số kết nối hay cạnh là E, do ta đi qua tất cả V Node, mỗi lần đi qua, ta lại phải tìm Node có giá trị nhỏ nhất trong V Node, đồng thời từ Node hiện tại, ta phải cập nhật Value của các Node hàng xóm thông qua các cạnh</w:t>
+      </w:r>
+      <w:r>
+        <w:rPr>
+          <w:rFonts w:eastAsiaTheme="minorEastAsia"/>
+          <w:lang w:val="en-US"/>
+        </w:rPr>
+        <w:t>, nên thời gian thực thi của thuật toán này là O(V</w:t>
+      </w:r>
+      <w:r>
+        <w:rPr>
+          <w:rFonts w:eastAsiaTheme="minorEastAsia"/>
+          <w:vertAlign w:val="superscript"/>
+          <w:lang w:val="en-US"/>
+        </w:rPr>
+        <w:t>2</w:t>
+      </w:r>
+      <w:r>
+        <w:rPr>
+          <w:rFonts w:eastAsiaTheme="minorEastAsia"/>
+          <w:lang w:val="en-US"/>
+        </w:rPr>
+        <w:t xml:space="preserve"> + E), nhưng E rất nhỏ so với V</w:t>
+      </w:r>
+      <w:r>
+        <w:rPr>
+          <w:rFonts w:eastAsiaTheme="minorEastAsia"/>
+          <w:vertAlign w:val="superscript"/>
+          <w:lang w:val="en-US"/>
+        </w:rPr>
+        <w:t>2</w:t>
+      </w:r>
+      <w:r>
+        <w:rPr>
+          <w:rFonts w:eastAsiaTheme="minorEastAsia"/>
+          <w:lang w:val="en-US"/>
+        </w:rPr>
+        <w:t xml:space="preserve"> nên thời gian thực thi là O(V</w:t>
+      </w:r>
+      <w:r>
+        <w:rPr>
+          <w:rFonts w:eastAsiaTheme="minorEastAsia"/>
+          <w:vertAlign w:val="superscript"/>
+          <w:lang w:val="en-US"/>
+        </w:rPr>
+        <w:t>2</w:t>
+      </w:r>
+      <w:r>
+        <w:rPr>
+          <w:rFonts w:eastAsiaTheme="minorEastAsia"/>
+          <w:lang w:val="en-US"/>
+        </w:rPr>
+        <w:t>)</w:t>
+      </w:r>
+    </w:p>
+    <w:p>
+      <w:pPr>
+        <w:pStyle w:val="ListParagraph"/>
+        <w:numPr>
+          <w:ilvl w:val="0"/>
+          <w:numId w:val="6"/>
+        </w:numPr>
+        <w:rPr>
+          <w:rFonts w:eastAsiaTheme="minorEastAsia"/>
+          <w:lang w:val="en-US"/>
+        </w:rPr>
+      </w:pPr>
+      <w:r>
+        <w:rPr>
+          <w:rFonts w:eastAsiaTheme="minorEastAsia"/>
+          <w:lang w:val="en-US"/>
+        </w:rPr>
+        <w:t>Cơ chế</w:t>
+      </w:r>
+    </w:p>
+    <w:p>
+      <w:pPr>
+        <w:pStyle w:val="ListParagraph"/>
+        <w:numPr>
+          <w:ilvl w:val="0"/>
+          <w:numId w:val="6"/>
+        </w:numPr>
+        <w:rPr>
+          <w:rFonts w:eastAsiaTheme="minorEastAsia"/>
+          <w:lang w:val="en-US"/>
+        </w:rPr>
+      </w:pPr>
+      <w:r>
+        <w:rPr>
+          <w:rFonts w:eastAsiaTheme="minorEastAsia"/>
+          <w:lang w:val="en-US"/>
+        </w:rPr>
+        <w:t>Giữ trong đầu định lí sau, xét 1 đường đi nào đó từ A đến D, đường đi này được coi là ngắn nhất rồi, chọn điểm B và C trên đường đi này, thì đoạn đường từ B đến C trên đường đi này cũng chính là đường đi ngắn nhất từ B đến C</w:t>
+      </w:r>
+    </w:p>
+    <w:p>
+      <w:pPr>
+        <w:pStyle w:val="ListParagraph"/>
+        <w:numPr>
+          <w:ilvl w:val="0"/>
+          <w:numId w:val="6"/>
+        </w:numPr>
+        <w:rPr>
+          <w:rFonts w:eastAsiaTheme="minorEastAsia"/>
+          <w:lang w:val="en-US"/>
+        </w:rPr>
+      </w:pPr>
+      <w:r>
+        <w:rPr>
+          <w:rFonts w:eastAsiaTheme="minorEastAsia"/>
+          <w:lang w:val="en-US"/>
+        </w:rPr>
+        <w:t>Minh họa</w:t>
+      </w:r>
+    </w:p>
+    <w:p>
+      <w:pPr>
+        <w:pStyle w:val="ListParagraph"/>
+        <w:numPr>
+          <w:ilvl w:val="0"/>
+          <w:numId w:val="6"/>
+        </w:numPr>
+        <w:rPr>
+          <w:rFonts w:eastAsiaTheme="minorEastAsia"/>
+          <w:lang w:val="en-US"/>
+        </w:rPr>
+      </w:pPr>
+      <w:hyperlink r:id="rId9" w:history="1">
+        <w:r>
+          <w:rPr>
+            <w:rStyle w:val="Hyperlink"/>
+            <w:rFonts w:eastAsiaTheme="minorEastAsia"/>
+            <w:lang w:val="en-US"/>
+          </w:rPr>
+          <w:t>https://drive.google.com/file/d/1RzyUTcYoiOYRGpDRSj4s0iVZ5e0mr_s9/view?usp=sharing</w:t>
+        </w:r>
+      </w:hyperlink>
+      <w:bookmarkStart w:id="0" w:name="_GoBack"/>
+      <w:bookmarkEnd w:id="0"/>
+    </w:p>
+    <w:p>
+      <w:pPr>
+        <w:rPr>
+          <w:rFonts w:eastAsiaTheme="minorEastAsia"/>
+          <w:lang w:val="en-US"/>
+        </w:rPr>
+      </w:pPr>
+    </w:p>
+    <w:p>
+      <w:pPr>
+        <w:rPr>
+          <w:rFonts w:eastAsiaTheme="minorEastAsia"/>
+          <w:lang w:val="en-US"/>
+        </w:rPr>
+      </w:pPr>
+      <w:r>
+        <w:rPr>
+          <w:rFonts w:eastAsiaTheme="minorEastAsia"/>
+          <w:lang w:val="en-US"/>
+        </w:rPr>
         <w:t>Sorting – Sắp Xếp:</w:t>
       </w:r>
     </w:p>
@@ -23367,7 +23858,6 @@
           <w:rFonts w:eastAsiaTheme="minorEastAsia"/>
           <w:lang w:val="en-US"/>
         </w:rPr>
-        <w:lastRenderedPageBreak/>
         <w:t>Ví dụ</w:t>
       </w:r>
     </w:p>
@@ -23897,6 +24387,7 @@
           <w:rFonts w:eastAsiaTheme="minorEastAsia"/>
           <w:lang w:val="en-US"/>
         </w:rPr>
+        <w:lastRenderedPageBreak/>
         <w:t>Lặp đi lặp lại cho đến khi chèn phần tử cuối cùng</w:t>
       </w:r>
     </w:p>
@@ -24814,7 +25305,6 @@
           <w:rFonts w:eastAsiaTheme="minorEastAsia"/>
           <w:lang w:val="en-US"/>
         </w:rPr>
-        <w:lastRenderedPageBreak/>
         <w:t>Đầ</w:t>
       </w:r>
       <w:r>
@@ -25201,7 +25691,15 @@
           <w:rFonts w:eastAsiaTheme="minorEastAsia"/>
           <w:lang w:val="en-US"/>
         </w:rPr>
-        <w:t>, xét dãy con từ phần tử đầu tiên đến kế cuối, đặt 1 con trỏ bên trái, dò từ bên trái sang cho đến khi gặp phần tử &gt; trụ cột, đặt 1 con trỏ bên phải, dò từ bên phải sang cho đến khi gặp phần tử &lt; trụ cột, hoán vị 2 phần tử này, rồi tiếp tục dò tiếp cho đến khi con trỏ bên trái đứng bên phải con trỏ bên phải thì dừng, rồi hoán vị con trỏ bên trái với trụ cột, khi này dễ thấy bên phải trụ cột toàn là phần tử lớn hơn nó, còn bên trái toàn phần tử nhỏ hơn nó, nói cách khác, trụ cột đã ở đúng vị trí, nghĩa là đây cũng là vị trí cuối cùng của nó</w:t>
+        <w:t xml:space="preserve">, xét dãy con từ phần tử đầu tiên đến kế cuối, đặt 1 con trỏ bên trái, dò từ bên trái sang cho đến khi gặp phần tử &gt; trụ cột, đặt 1 con trỏ bên phải, dò từ bên phải sang cho đến khi gặp phần tử &lt; trụ </w:t>
+      </w:r>
+      <w:r>
+        <w:rPr>
+          <w:rFonts w:eastAsiaTheme="minorEastAsia"/>
+          <w:lang w:val="en-US"/>
+        </w:rPr>
+        <w:lastRenderedPageBreak/>
+        <w:t>cột, hoán vị 2 phần tử này, rồi tiếp tục dò tiếp cho đến khi con trỏ bên trái đứng bên phải con trỏ bên phải thì dừng, rồi hoán vị con trỏ bên trái với trụ cột, khi này dễ thấy bên phải trụ cột toàn là phần tử lớn hơn nó, còn bên trái toàn phần tử nhỏ hơn nó, nói cách khác, trụ cột đã ở đúng vị trí, nghĩa là đây cũng là vị trí cuối cùng của nó</w:t>
       </w:r>
     </w:p>
     <w:p>
@@ -25947,7 +26445,6 @@
                 <w:rFonts w:eastAsiaTheme="minorEastAsia"/>
                 <w:lang w:val="en-US"/>
               </w:rPr>
-              <w:lastRenderedPageBreak/>
               <w:t>Chưa sắp xếp</w:t>
             </w:r>
           </w:p>
@@ -26312,6 +26809,7 @@
           <w:rFonts w:eastAsiaTheme="minorEastAsia"/>
           <w:lang w:val="en-US"/>
         </w:rPr>
+        <w:lastRenderedPageBreak/>
         <w:t>Bước 4, …</w:t>
       </w:r>
     </w:p>
@@ -27054,158 +27552,205 @@
         <w:rPr>
           <w:lang w:val="en-US"/>
         </w:rPr>
+        <w:tab/>
+      </w:r>
+      <w:r>
+        <w:rPr>
+          <w:lang w:val="en-US"/>
+        </w:rPr>
+        <w:tab/>
+        <w:t xml:space="preserve">Không có máy tính nào có thể kiểm tra một chương trình sẽ dừng lại hay </w:t>
+      </w:r>
+    </w:p>
+    <w:p>
+      <w:pPr>
+        <w:ind w:left="720" w:firstLine="720"/>
+        <w:rPr>
+          <w:lang w:val="en-US"/>
+        </w:rPr>
+      </w:pPr>
+      <w:r>
+        <w:rPr>
+          <w:lang w:val="en-US"/>
+        </w:rPr>
+        <w:t>chạy mãi mãi</w:t>
+      </w:r>
+    </w:p>
+    <w:p>
+      <w:pPr>
+        <w:rPr>
+          <w:lang w:val="en-US"/>
+        </w:rPr>
+      </w:pPr>
+      <w:r>
+        <w:rPr>
+          <w:lang w:val="en-US"/>
+        </w:rPr>
+        <w:tab/>
+        <w:t>Proof:</w:t>
+      </w:r>
+    </w:p>
+    <w:p>
+      <w:pPr>
+        <w:rPr>
+          <w:lang w:val="en-US"/>
+        </w:rPr>
+      </w:pPr>
+      <w:r>
+        <w:rPr>
+          <w:lang w:val="en-US"/>
+        </w:rPr>
+        <w:tab/>
+      </w:r>
+      <w:r>
+        <w:rPr>
+          <w:lang w:val="en-US"/>
+        </w:rPr>
+        <w:tab/>
+        <w:t>Giả sử tồn tạ</w:t>
+      </w:r>
+      <w:r>
+        <w:rPr>
+          <w:lang w:val="en-US"/>
+        </w:rPr>
+        <w:t xml:space="preserve">i máy 1 có thể cho biết một chương trình sẽ dừng lại hay chạy </w:t>
+      </w:r>
+    </w:p>
+    <w:p>
+      <w:pPr>
+        <w:ind w:left="720" w:firstLine="720"/>
+        <w:rPr>
+          <w:lang w:val="en-US"/>
+        </w:rPr>
+      </w:pPr>
+      <w:r>
+        <w:rPr>
+          <w:lang w:val="en-US"/>
+        </w:rPr>
+        <w:t>mãi mãi</w:t>
+      </w:r>
+    </w:p>
+    <w:p>
+      <w:pPr>
+        <w:ind w:left="720" w:firstLine="720"/>
+        <w:rPr>
+          <w:lang w:val="en-US"/>
+        </w:rPr>
+      </w:pPr>
+      <w:r>
+        <w:rPr>
+          <w:lang w:val="en-US"/>
+        </w:rPr>
+        <w:t>Gọi máy 2 cho kết quả ngược lại máy 1</w:t>
+      </w:r>
+    </w:p>
+    <w:p>
+      <w:pPr>
+        <w:rPr>
+          <w:lang w:val="en-US"/>
+        </w:rPr>
+      </w:pPr>
+      <w:r>
+        <w:rPr>
+          <w:lang w:val="en-US"/>
+        </w:rPr>
+        <w:tab/>
+      </w:r>
+      <w:r>
+        <w:rPr>
+          <w:lang w:val="en-US"/>
+        </w:rPr>
+        <w:tab/>
+        <w:t xml:space="preserve">Giả sử máy 1 cho rằng chương trình sẽ dừng lại, thì máy 2 sẽ chạy liên tục, </w:t>
+      </w:r>
+    </w:p>
+    <w:p>
+      <w:pPr>
+        <w:ind w:left="720" w:firstLine="720"/>
+        <w:rPr>
+          <w:lang w:val="en-US"/>
+        </w:rPr>
+      </w:pPr>
+      <w:r>
+        <w:rPr>
+          <w:lang w:val="en-US"/>
+        </w:rPr>
+        <w:t xml:space="preserve">lấy máy 2 làm Input cho máy 1, máy 1 sẽ chạy liên tục, nên máy 2 dừng lại, </w:t>
+      </w:r>
+    </w:p>
+    <w:p>
+      <w:pPr>
+        <w:ind w:left="720" w:firstLine="720"/>
+        <w:rPr>
+          <w:lang w:val="en-US"/>
+        </w:rPr>
+      </w:pPr>
+      <w:r>
+        <w:rPr>
+          <w:lang w:val="en-US"/>
+        </w:rPr>
+        <w:t>mẫu thuẫn</w:t>
+      </w:r>
+    </w:p>
+    <w:p>
+      <w:pPr>
+        <w:rPr>
+          <w:lang w:val="en-US"/>
+        </w:rPr>
+      </w:pPr>
+      <w:r>
+        <w:rPr>
+          <w:lang w:val="en-US"/>
+        </w:rPr>
+        <w:t>Morse Code:</w:t>
+      </w:r>
+    </w:p>
+    <w:p>
+      <w:pPr>
+        <w:rPr>
+          <w:lang w:val="en-US"/>
+        </w:rPr>
+      </w:pPr>
+      <w:r>
+        <w:rPr>
+          <w:lang w:val="en-US"/>
+        </w:rPr>
         <w:lastRenderedPageBreak/>
         <w:tab/>
-      </w:r>
+        <w:t>Def:</w:t>
+      </w:r>
+    </w:p>
+    <w:p>
+      <w:pPr>
+        <w:rPr>
+          <w:lang w:val="en-US"/>
+        </w:rPr>
+      </w:pPr>
       <w:r>
         <w:rPr>
           <w:lang w:val="en-US"/>
         </w:rPr>
         <w:tab/>
-        <w:t xml:space="preserve">Không có máy tính nào có thể kiểm tra một chương trình sẽ dừng lại hay </w:t>
-      </w:r>
-    </w:p>
-    <w:p>
-      <w:pPr>
-        <w:ind w:left="720" w:firstLine="720"/>
-        <w:rPr>
-          <w:lang w:val="en-US"/>
-        </w:rPr>
-      </w:pPr>
-      <w:r>
-        <w:rPr>
-          <w:lang w:val="en-US"/>
-        </w:rPr>
-        <w:t>chạy mãi mãi</w:t>
-      </w:r>
-    </w:p>
-    <w:p>
-      <w:pPr>
-        <w:rPr>
-          <w:lang w:val="en-US"/>
-        </w:rPr>
-      </w:pPr>
+      </w:r>
       <w:r>
         <w:rPr>
           <w:lang w:val="en-US"/>
         </w:rPr>
         <w:tab/>
-        <w:t>Proof:</w:t>
-      </w:r>
-    </w:p>
-    <w:p>
-      <w:pPr>
-        <w:rPr>
-          <w:lang w:val="en-US"/>
-        </w:rPr>
-      </w:pPr>
-      <w:r>
-        <w:rPr>
-          <w:lang w:val="en-US"/>
-        </w:rPr>
-        <w:tab/>
-      </w:r>
-      <w:r>
-        <w:rPr>
-          <w:lang w:val="en-US"/>
-        </w:rPr>
-        <w:tab/>
-        <w:t>Giả sử tồn tạ</w:t>
-      </w:r>
-      <w:r>
-        <w:rPr>
-          <w:lang w:val="en-US"/>
-        </w:rPr>
-        <w:t xml:space="preserve">i máy 1 có thể cho biết một chương trình sẽ dừng lại hay chạy </w:t>
-      </w:r>
-    </w:p>
-    <w:p>
-      <w:pPr>
-        <w:ind w:left="720" w:firstLine="720"/>
-        <w:rPr>
-          <w:lang w:val="en-US"/>
-        </w:rPr>
-      </w:pPr>
-      <w:r>
-        <w:rPr>
-          <w:lang w:val="en-US"/>
-        </w:rPr>
-        <w:t>mãi mãi</w:t>
-      </w:r>
-    </w:p>
-    <w:p>
-      <w:pPr>
-        <w:ind w:left="720" w:firstLine="720"/>
-        <w:rPr>
-          <w:lang w:val="en-US"/>
-        </w:rPr>
-      </w:pPr>
-      <w:r>
-        <w:rPr>
-          <w:lang w:val="en-US"/>
-        </w:rPr>
-        <w:t>Gọi máy 2 cho kết quả ngược lại máy 1</w:t>
-      </w:r>
-    </w:p>
-    <w:p>
-      <w:pPr>
-        <w:rPr>
-          <w:lang w:val="en-US"/>
-        </w:rPr>
-      </w:pPr>
-      <w:r>
-        <w:rPr>
-          <w:lang w:val="en-US"/>
-        </w:rPr>
-        <w:tab/>
-      </w:r>
-      <w:r>
-        <w:rPr>
-          <w:lang w:val="en-US"/>
-        </w:rPr>
-        <w:tab/>
-        <w:t xml:space="preserve">Giả sử máy 1 cho rằng chương trình sẽ dừng lại, thì máy 2 sẽ chạy liên tục, </w:t>
-      </w:r>
-    </w:p>
-    <w:p>
-      <w:pPr>
-        <w:ind w:left="720" w:firstLine="720"/>
-        <w:rPr>
-          <w:lang w:val="en-US"/>
-        </w:rPr>
-      </w:pPr>
-      <w:r>
-        <w:rPr>
-          <w:lang w:val="en-US"/>
-        </w:rPr>
-        <w:t xml:space="preserve">lấy máy 2 làm Input cho máy 1, máy 1 sẽ chạy liên tục, nên máy 2 dừng lại, </w:t>
-      </w:r>
-    </w:p>
-    <w:p>
-      <w:pPr>
-        <w:ind w:left="720" w:firstLine="720"/>
-        <w:rPr>
-          <w:lang w:val="en-US"/>
-        </w:rPr>
-      </w:pPr>
-      <w:r>
-        <w:rPr>
-          <w:lang w:val="en-US"/>
-        </w:rPr>
-        <w:t>mẫu thuẫn</w:t>
-      </w:r>
-    </w:p>
-    <w:p>
-      <w:pPr>
-        <w:rPr>
-          <w:lang w:val="en-US"/>
-        </w:rPr>
-      </w:pPr>
-      <w:r>
-        <w:rPr>
-          <w:lang w:val="en-US"/>
-        </w:rPr>
-        <w:t>Morse Code:</w:t>
+        <w:t>Mã hóa kí tự thành các chuỗi tín hiệu dài ngắn ngắt quãng khác nhau</w:t>
+      </w:r>
+    </w:p>
+    <w:p>
+      <w:pPr>
+        <w:rPr>
+          <w:lang w:val="en-US"/>
+        </w:rPr>
+      </w:pPr>
+      <w:r>
+        <w:rPr>
+          <w:lang w:val="en-US"/>
+        </w:rPr>
+        <w:t>Enigma Machine:</w:t>
       </w:r>
     </w:p>
     <w:p>
@@ -27239,20 +27784,40 @@
           <w:lang w:val="en-US"/>
         </w:rPr>
         <w:tab/>
-        <w:t>Mã hóa kí tự thành các chuỗi tín hiệu dài ngắn ngắt quãng khác nhau</w:t>
-      </w:r>
-    </w:p>
-    <w:p>
-      <w:pPr>
-        <w:rPr>
-          <w:lang w:val="en-US"/>
-        </w:rPr>
-      </w:pPr>
-      <w:r>
-        <w:rPr>
-          <w:lang w:val="en-US"/>
-        </w:rPr>
-        <w:t>Enigma Machine:</w:t>
+        <w:t>Máy mã hóa tin nhắn thành chuỗi văn bản khác</w:t>
+      </w:r>
+    </w:p>
+    <w:p>
+      <w:pPr>
+        <w:rPr>
+          <w:lang w:val="en-US"/>
+        </w:rPr>
+      </w:pPr>
+      <w:r>
+        <w:rPr>
+          <w:lang w:val="en-US"/>
+        </w:rPr>
+        <w:tab/>
+      </w:r>
+      <w:r>
+        <w:rPr>
+          <w:lang w:val="en-US"/>
+        </w:rPr>
+        <w:tab/>
+        <w:t>Kí tự giống nhau có thể cho ra kí tự khác nhau nên cực khó để giải mã</w:t>
+      </w:r>
+    </w:p>
+    <w:p>
+      <w:pPr>
+        <w:rPr>
+          <w:lang w:val="en-US"/>
+        </w:rPr>
+      </w:pPr>
+      <w:r>
+        <w:rPr>
+          <w:lang w:val="en-US"/>
+        </w:rPr>
+        <w:t>Bombe:</w:t>
       </w:r>
     </w:p>
     <w:p>
@@ -27286,40 +27851,34 @@
           <w:lang w:val="en-US"/>
         </w:rPr>
         <w:tab/>
-        <w:t>Máy mã hóa tin nhắn thành chuỗi văn bản khác</w:t>
-      </w:r>
-    </w:p>
-    <w:p>
-      <w:pPr>
-        <w:rPr>
-          <w:lang w:val="en-US"/>
-        </w:rPr>
-      </w:pPr>
-      <w:r>
-        <w:rPr>
-          <w:lang w:val="en-US"/>
-        </w:rPr>
-        <w:tab/>
-      </w:r>
-      <w:r>
-        <w:rPr>
-          <w:lang w:val="en-US"/>
-        </w:rPr>
-        <w:tab/>
-        <w:t>Kí tự giống nhau có thể cho ra kí tự khác nhau nên cực khó để giải mã</w:t>
-      </w:r>
-    </w:p>
-    <w:p>
-      <w:pPr>
-        <w:rPr>
-          <w:lang w:val="en-US"/>
-        </w:rPr>
-      </w:pPr>
-      <w:r>
-        <w:rPr>
-          <w:lang w:val="en-US"/>
-        </w:rPr>
-        <w:t>Bombe:</w:t>
+        <w:t xml:space="preserve">Máy giải mã Enigma bằng Brute Force nhưng tận dụng những yếu tố như </w:t>
+      </w:r>
+    </w:p>
+    <w:p>
+      <w:pPr>
+        <w:ind w:left="720" w:firstLine="720"/>
+        <w:rPr>
+          <w:lang w:val="en-US"/>
+        </w:rPr>
+      </w:pPr>
+      <w:r>
+        <w:rPr>
+          <w:lang w:val="en-US"/>
+        </w:rPr>
+        <w:t>việc một kí tự không thể cho ra chính nó</w:t>
+      </w:r>
+    </w:p>
+    <w:p>
+      <w:pPr>
+        <w:rPr>
+          <w:lang w:val="en-US"/>
+        </w:rPr>
+      </w:pPr>
+      <w:r>
+        <w:rPr>
+          <w:lang w:val="en-US"/>
+        </w:rPr>
+        <w:t>Monte Carlo:</w:t>
       </w:r>
     </w:p>
     <w:p>
@@ -27353,7 +27912,7 @@
           <w:lang w:val="en-US"/>
         </w:rPr>
         <w:tab/>
-        <w:t xml:space="preserve">Máy giải mã Enigma bằng Brute Force nhưng tận dụng những yếu tố như </w:t>
+        <w:t xml:space="preserve">Cho chạy Simulation Random, khi hết Game thì tổng hợp nước đi rồi </w:t>
       </w:r>
     </w:p>
     <w:p>
@@ -27367,20 +27926,20 @@
         <w:rPr>
           <w:lang w:val="en-US"/>
         </w:rPr>
-        <w:t>việc một kí tự không thể cho ra chính nó</w:t>
-      </w:r>
-    </w:p>
-    <w:p>
-      <w:pPr>
-        <w:rPr>
-          <w:lang w:val="en-US"/>
-        </w:rPr>
-      </w:pPr>
-      <w:r>
-        <w:rPr>
-          <w:lang w:val="en-US"/>
-        </w:rPr>
-        <w:t>Monte Carlo:</w:t>
+        <w:t>Optimize</w:t>
+      </w:r>
+    </w:p>
+    <w:p>
+      <w:pPr>
+        <w:rPr>
+          <w:lang w:val="en-US"/>
+        </w:rPr>
+      </w:pPr>
+      <w:r>
+        <w:rPr>
+          <w:lang w:val="en-US"/>
+        </w:rPr>
+        <w:t>Partial Observable:</w:t>
       </w:r>
     </w:p>
     <w:p>
@@ -27414,74 +27973,13 @@
           <w:lang w:val="en-US"/>
         </w:rPr>
         <w:tab/>
-        <w:t xml:space="preserve">Cho chạy Simulation Random, khi hết Game thì tổng hợp nước đi rồi </w:t>
-      </w:r>
-    </w:p>
-    <w:p>
-      <w:pPr>
-        <w:ind w:left="720" w:firstLine="720"/>
-        <w:rPr>
-          <w:lang w:val="en-US"/>
-        </w:rPr>
-      </w:pPr>
-      <w:r>
-        <w:rPr>
-          <w:lang w:val="en-US"/>
-        </w:rPr>
-        <w:t>Optimize</w:t>
-      </w:r>
-    </w:p>
-    <w:p>
-      <w:pPr>
-        <w:rPr>
-          <w:lang w:val="en-US"/>
-        </w:rPr>
-      </w:pPr>
-      <w:r>
-        <w:rPr>
-          <w:lang w:val="en-US"/>
-        </w:rPr>
-        <w:t>Partial Observable:</w:t>
-      </w:r>
-    </w:p>
-    <w:p>
-      <w:pPr>
-        <w:rPr>
-          <w:lang w:val="en-US"/>
-        </w:rPr>
-      </w:pPr>
+        <w:t>State còn thiếu một số thuộc tính của môi trường</w:t>
+      </w:r>
       <w:r>
         <w:rPr>
           <w:lang w:val="en-US"/>
         </w:rPr>
         <w:tab/>
-        <w:t>Def:</w:t>
-      </w:r>
-    </w:p>
-    <w:p>
-      <w:pPr>
-        <w:rPr>
-          <w:lang w:val="en-US"/>
-        </w:rPr>
-      </w:pPr>
-      <w:r>
-        <w:rPr>
-          <w:lang w:val="en-US"/>
-        </w:rPr>
-        <w:tab/>
-      </w:r>
-      <w:r>
-        <w:rPr>
-          <w:lang w:val="en-US"/>
-        </w:rPr>
-        <w:tab/>
-        <w:t>State còn thiếu một số thuộc tính của môi trường</w:t>
-      </w:r>
-      <w:r>
-        <w:rPr>
-          <w:lang w:val="en-US"/>
-        </w:rPr>
-        <w:tab/>
       </w:r>
     </w:p>
     <w:p>
@@ -27513,7 +28011,6 @@
         <w:rPr>
           <w:lang w:val="en-US"/>
         </w:rPr>
-        <w:lastRenderedPageBreak/>
         <w:tab/>
         <w:t xml:space="preserve">Formula: </w:t>
       </w:r>
@@ -27888,6 +28385,7 @@
         <w:rPr>
           <w:lang w:val="en-US"/>
         </w:rPr>
+        <w:lastRenderedPageBreak/>
         <w:t>On-Policy: Hành động</w:t>
       </w:r>
       <w:r>
@@ -28322,7 +28820,6 @@
         <w:rPr>
           <w:lang w:val="en-US"/>
         </w:rPr>
-        <w:lastRenderedPageBreak/>
         <w:tab/>
         <w:t>Formula:</w:t>
       </w:r>
@@ -29459,6 +29956,7 @@
           <w:rFonts w:eastAsiaTheme="minorEastAsia"/>
           <w:lang w:val="en-US"/>
         </w:rPr>
+        <w:lastRenderedPageBreak/>
         <w:tab/>
         <w:t xml:space="preserve">Meaning: </w:t>
       </w:r>
@@ -30632,7 +31130,6 @@
           <w:rFonts w:eastAsiaTheme="minorEastAsia" w:cstheme="minorHAnsi"/>
           <w:lang w:val="en-US"/>
         </w:rPr>
-        <w:lastRenderedPageBreak/>
         <w:tab/>
       </w:r>
       <w:r>
@@ -31909,6 +32406,7 @@
         <w:rPr>
           <w:lang w:val="en-US"/>
         </w:rPr>
+        <w:lastRenderedPageBreak/>
         <w:t>Fisher Information:</w:t>
       </w:r>
       <w:r>
@@ -32323,7 +32821,6 @@
         <w:rPr>
           <w:lang w:val="en-US"/>
         </w:rPr>
-        <w:lastRenderedPageBreak/>
         <w:tab/>
         <w:t>Formula: H[i</w:t>
       </w:r>
@@ -33568,6 +34065,7 @@
           <w:rFonts w:eastAsiaTheme="minorEastAsia"/>
           <w:lang w:val="en-US"/>
         </w:rPr>
+        <w:lastRenderedPageBreak/>
         <w:tab/>
       </w:r>
       <w:r>
@@ -35553,7 +36051,6 @@
         <w:rPr>
           <w:lang w:val="en-US"/>
         </w:rPr>
-        <w:lastRenderedPageBreak/>
         <w:tab/>
         <w:t>Def:</w:t>
       </w:r>
@@ -35734,6 +36231,7 @@
         <w:rPr>
           <w:lang w:val="en-US"/>
         </w:rPr>
+        <w:lastRenderedPageBreak/>
         <w:tab/>
       </w:r>
       <w:r>
@@ -36388,7 +36886,6 @@
           <w:rFonts w:eastAsiaTheme="minorEastAsia"/>
           <w:lang w:val="en-US"/>
         </w:rPr>
-        <w:lastRenderedPageBreak/>
         <w:t>như nào nhưng có thể liên lạc để biết nó vui hay buồn</w:t>
       </w:r>
     </w:p>
@@ -36581,6 +37078,7 @@
         <w:rPr>
           <w:lang w:val="en-US"/>
         </w:rPr>
+        <w:lastRenderedPageBreak/>
         <w:t>A3C(</w:t>
       </w:r>
       <w:r>
@@ -36895,7 +37393,6 @@
         <w:rPr>
           <w:lang w:val="en-US"/>
         </w:rPr>
-        <w:lastRenderedPageBreak/>
         <w:tab/>
       </w:r>
       <w:r>
@@ -37784,6 +38281,7 @@
           <w:rFonts w:eastAsiaTheme="minorEastAsia"/>
           <w:lang w:val="en-US"/>
         </w:rPr>
+        <w:lastRenderedPageBreak/>
         <w:tab/>
       </w:r>
       <w:r>
@@ -38792,7 +39290,6 @@
           <w:rFonts w:eastAsiaTheme="minorEastAsia"/>
           <w:lang w:val="en-US"/>
         </w:rPr>
-        <w:lastRenderedPageBreak/>
         <w:tab/>
       </w:r>
       <w:r>
@@ -38824,7 +39321,7 @@
                     <pic:cNvPicPr/>
                   </pic:nvPicPr>
                   <pic:blipFill>
-                    <a:blip r:embed="rId9">
+                    <a:blip r:embed="rId10">
                       <a:extLst>
                         <a:ext uri="{28A0092B-C50C-407E-A947-70E740481C1C}">
                           <a14:useLocalDpi xmlns:a14="http://schemas.microsoft.com/office/drawing/2010/main" val="0"/>
@@ -38951,6 +39448,7 @@
         <w:rPr>
           <w:lang w:val="en-US"/>
         </w:rPr>
+        <w:lastRenderedPageBreak/>
         <w:tab/>
         <w:t>Formula: x = x – Hessian(c)</w:t>
       </w:r>
@@ -40421,7 +40919,6 @@
         <w:rPr>
           <w:lang w:val="en-US"/>
         </w:rPr>
-        <w:lastRenderedPageBreak/>
         <w:t xml:space="preserve">        d</w:t>
       </w:r>
       <w:r>
@@ -41745,6 +42242,7 @@
           <w:bCs/>
           <w:lang w:val="en"/>
         </w:rPr>
+        <w:lastRenderedPageBreak/>
         <w:tab/>
         <w:t xml:space="preserve">      x</w:t>
       </w:r>
@@ -43495,6 +43993,7 @@
         <w:rPr>
           <w:lang w:val="en-US"/>
         </w:rPr>
+        <w:lastRenderedPageBreak/>
         <w:t xml:space="preserve">PPO(Proximal Policy Optimization): </w:t>
       </w:r>
       <w:r>
@@ -43711,213 +44210,213 @@
         <w:rPr>
           <w:lang w:val="en-US"/>
         </w:rPr>
+        <w:tab/>
+        <w:t xml:space="preserve">         Node hiện tại = node trong unvisited có giá trị nhỏ nhất</w:t>
+      </w:r>
+    </w:p>
+    <w:p>
+      <w:pPr>
+        <w:rPr>
+          <w:lang w:val="en-US"/>
+        </w:rPr>
+      </w:pPr>
+      <w:r>
+        <w:rPr>
+          <w:lang w:val="en-US"/>
+        </w:rPr>
+        <w:tab/>
+        <w:t xml:space="preserve">         Lặp lại cho đến khi visit all node</w:t>
+      </w:r>
+    </w:p>
+    <w:p>
+      <w:pPr>
+        <w:rPr>
+          <w:lang w:val="en-US"/>
+        </w:rPr>
+      </w:pPr>
+      <w:r>
+        <w:rPr>
+          <w:lang w:val="en-US"/>
+        </w:rPr>
+        <w:tab/>
+        <w:t xml:space="preserve">         Dò path = prev_node</w:t>
+      </w:r>
+    </w:p>
+    <w:p>
+      <w:pPr>
+        <w:rPr>
+          <w:lang w:val="en-US"/>
+        </w:rPr>
+      </w:pPr>
+      <w:r>
+        <w:rPr>
+          <w:lang w:val="en-US"/>
+        </w:rPr>
+        <w:t xml:space="preserve">A* Search Algorithm: Giống Dijkstra’s Algorithm nhưng tìm kiếm kết quả không tối ưu trong </w:t>
+      </w:r>
+    </w:p>
+    <w:p>
+      <w:pPr>
+        <w:ind w:left="2160"/>
+        <w:rPr>
+          <w:lang w:val="en-US"/>
+        </w:rPr>
+      </w:pPr>
+      <w:r>
+        <w:rPr>
+          <w:lang w:val="en-US"/>
+        </w:rPr>
+        <w:t>thời gian ngắn</w:t>
+      </w:r>
+    </w:p>
+    <w:p>
+      <w:pPr>
+        <w:rPr>
+          <w:lang w:val="en-US"/>
+        </w:rPr>
+      </w:pPr>
+      <w:r>
+        <w:rPr>
+          <w:lang w:val="en-US"/>
+        </w:rPr>
+        <w:tab/>
+        <w:t>Algo: Giống Dijkstra, nhưng node hiện tại = node có giá trị value + heuristic nhỏ nhất</w:t>
+      </w:r>
+    </w:p>
+    <w:p>
+      <w:pPr>
+        <w:rPr>
+          <w:lang w:val="en-US"/>
+        </w:rPr>
+      </w:pPr>
+      <w:r>
+        <w:rPr>
+          <w:lang w:val="en-US"/>
+        </w:rPr>
+        <w:tab/>
+        <w:t xml:space="preserve">         Heuristic = khoảng cách của node đến điểm đích (hoặc model khác)</w:t>
+      </w:r>
+    </w:p>
+    <w:p>
+      <w:pPr>
+        <w:rPr>
+          <w:lang w:val="en-US"/>
+        </w:rPr>
+      </w:pPr>
+      <w:r>
+        <w:rPr>
+          <w:lang w:val="en-US"/>
+        </w:rPr>
+        <w:tab/>
+        <w:t xml:space="preserve">         Dừng khi tìm được đích</w:t>
+      </w:r>
+    </w:p>
+    <w:p>
+      <w:pPr>
+        <w:rPr>
+          <w:lang w:val="en-US"/>
+        </w:rPr>
+      </w:pPr>
+      <w:r>
+        <w:rPr>
+          <w:lang w:val="en-US"/>
+        </w:rPr>
+        <w:t>Hemiltonian Cycle: Loop đi qua tất cả vertices của graph một lần duy nhất</w:t>
+      </w:r>
+    </w:p>
+    <w:p>
+      <w:pPr>
+        <w:rPr>
+          <w:lang w:val="en-US"/>
+        </w:rPr>
+      </w:pPr>
+      <w:r>
+        <w:rPr>
+          <w:lang w:val="en-US"/>
+        </w:rPr>
+        <w:t>Prim’s Algorithm: Thuật toán spanning tree với weight nhỏ nhất</w:t>
+      </w:r>
+    </w:p>
+    <w:p>
+      <w:pPr>
+        <w:rPr>
+          <w:lang w:val="en-US"/>
+        </w:rPr>
+      </w:pPr>
+      <w:r>
+        <w:rPr>
+          <w:lang w:val="en-US"/>
+        </w:rPr>
+        <w:t xml:space="preserve">Union-Find: Thuật toán dung hợp 2 graph cho trước 2 element thuộc 2 graph, tìm graph của </w:t>
+      </w:r>
+    </w:p>
+    <w:p>
+      <w:pPr>
+        <w:ind w:firstLine="720"/>
+        <w:rPr>
+          <w:lang w:val="en-US"/>
+        </w:rPr>
+      </w:pPr>
+      <w:r>
+        <w:rPr>
+          <w:lang w:val="en-US"/>
+        </w:rPr>
+        <w:t xml:space="preserve">        Element dựa vào node đại diện</w:t>
+      </w:r>
+    </w:p>
+    <w:p>
+      <w:pPr>
+        <w:rPr>
+          <w:lang w:val="en-US"/>
+        </w:rPr>
+      </w:pPr>
+      <w:r>
+        <w:rPr>
+          <w:lang w:val="en-US"/>
+        </w:rPr>
+        <w:t>Genetic Algorithm: Thuật toán gen di truyền dựa vào chọn lọc tiến hóa</w:t>
+      </w:r>
+    </w:p>
+    <w:p>
+      <w:pPr>
+        <w:rPr>
+          <w:lang w:val="en-US"/>
+        </w:rPr>
+      </w:pPr>
+      <w:r>
+        <w:rPr>
+          <w:lang w:val="en-US"/>
+        </w:rPr>
+        <w:tab/>
+        <w:t>Algo: Init đời đầu population với size = n, tạo hàm fitness đo chất lượng của cá thể</w:t>
+      </w:r>
+    </w:p>
+    <w:p>
+      <w:pPr>
+        <w:rPr>
+          <w:lang w:val="en-US"/>
+        </w:rPr>
+      </w:pPr>
+      <w:r>
+        <w:rPr>
+          <w:lang w:val="en-US"/>
+        </w:rPr>
+        <w:tab/>
+        <w:t xml:space="preserve">         Chọn ra các cá thể với fitness lớn nhất  cho thẳng vào đời sau</w:t>
+      </w:r>
+    </w:p>
+    <w:p>
+      <w:pPr>
+        <w:rPr>
+          <w:lang w:val="en-US"/>
+        </w:rPr>
+      </w:pPr>
+      <w:r>
+        <w:rPr>
+          <w:lang w:val="en-US"/>
+        </w:rPr>
         <w:lastRenderedPageBreak/>
         <w:tab/>
-        <w:t xml:space="preserve">         Node hiện tại = node trong unvisited có giá trị nhỏ nhất</w:t>
-      </w:r>
-    </w:p>
-    <w:p>
-      <w:pPr>
-        <w:rPr>
-          <w:lang w:val="en-US"/>
-        </w:rPr>
-      </w:pPr>
-      <w:r>
-        <w:rPr>
-          <w:lang w:val="en-US"/>
-        </w:rPr>
-        <w:tab/>
-        <w:t xml:space="preserve">         Lặp lại cho đến khi visit all node</w:t>
-      </w:r>
-    </w:p>
-    <w:p>
-      <w:pPr>
-        <w:rPr>
-          <w:lang w:val="en-US"/>
-        </w:rPr>
-      </w:pPr>
-      <w:r>
-        <w:rPr>
-          <w:lang w:val="en-US"/>
-        </w:rPr>
-        <w:tab/>
-        <w:t xml:space="preserve">         Dò path = prev_node</w:t>
-      </w:r>
-    </w:p>
-    <w:p>
-      <w:pPr>
-        <w:rPr>
-          <w:lang w:val="en-US"/>
-        </w:rPr>
-      </w:pPr>
-      <w:r>
-        <w:rPr>
-          <w:lang w:val="en-US"/>
-        </w:rPr>
-        <w:t xml:space="preserve">A* Search Algorithm: Giống Dijkstra’s Algorithm nhưng tìm kiếm kết quả không tối ưu trong </w:t>
-      </w:r>
-    </w:p>
-    <w:p>
-      <w:pPr>
-        <w:ind w:left="2160"/>
-        <w:rPr>
-          <w:lang w:val="en-US"/>
-        </w:rPr>
-      </w:pPr>
-      <w:r>
-        <w:rPr>
-          <w:lang w:val="en-US"/>
-        </w:rPr>
-        <w:t>thời gian ngắn</w:t>
-      </w:r>
-    </w:p>
-    <w:p>
-      <w:pPr>
-        <w:rPr>
-          <w:lang w:val="en-US"/>
-        </w:rPr>
-      </w:pPr>
-      <w:r>
-        <w:rPr>
-          <w:lang w:val="en-US"/>
-        </w:rPr>
-        <w:tab/>
-        <w:t>Algo: Giống Dijkstra, nhưng node hiện tại = node có giá trị value + heuristic nhỏ nhất</w:t>
-      </w:r>
-    </w:p>
-    <w:p>
-      <w:pPr>
-        <w:rPr>
-          <w:lang w:val="en-US"/>
-        </w:rPr>
-      </w:pPr>
-      <w:r>
-        <w:rPr>
-          <w:lang w:val="en-US"/>
-        </w:rPr>
-        <w:tab/>
-        <w:t xml:space="preserve">         Heuristic = khoảng cách của node đến điểm đích (hoặc model khác)</w:t>
-      </w:r>
-    </w:p>
-    <w:p>
-      <w:pPr>
-        <w:rPr>
-          <w:lang w:val="en-US"/>
-        </w:rPr>
-      </w:pPr>
-      <w:r>
-        <w:rPr>
-          <w:lang w:val="en-US"/>
-        </w:rPr>
-        <w:tab/>
-        <w:t xml:space="preserve">         Dừng khi tìm được đích</w:t>
-      </w:r>
-    </w:p>
-    <w:p>
-      <w:pPr>
-        <w:rPr>
-          <w:lang w:val="en-US"/>
-        </w:rPr>
-      </w:pPr>
-      <w:r>
-        <w:rPr>
-          <w:lang w:val="en-US"/>
-        </w:rPr>
-        <w:t>Hemiltonian Cycle: Loop đi qua tất cả vertices của graph một lần duy nhất</w:t>
-      </w:r>
-    </w:p>
-    <w:p>
-      <w:pPr>
-        <w:rPr>
-          <w:lang w:val="en-US"/>
-        </w:rPr>
-      </w:pPr>
-      <w:r>
-        <w:rPr>
-          <w:lang w:val="en-US"/>
-        </w:rPr>
-        <w:t>Prim’s Algorithm: Thuật toán spanning tree với weight nhỏ nhất</w:t>
-      </w:r>
-    </w:p>
-    <w:p>
-      <w:pPr>
-        <w:rPr>
-          <w:lang w:val="en-US"/>
-        </w:rPr>
-      </w:pPr>
-      <w:r>
-        <w:rPr>
-          <w:lang w:val="en-US"/>
-        </w:rPr>
-        <w:t xml:space="preserve">Union-Find: Thuật toán dung hợp 2 graph cho trước 2 element thuộc 2 graph, tìm graph của </w:t>
-      </w:r>
-    </w:p>
-    <w:p>
-      <w:pPr>
-        <w:ind w:firstLine="720"/>
-        <w:rPr>
-          <w:lang w:val="en-US"/>
-        </w:rPr>
-      </w:pPr>
-      <w:r>
-        <w:rPr>
-          <w:lang w:val="en-US"/>
-        </w:rPr>
-        <w:t xml:space="preserve">        Element dựa vào node đại diện</w:t>
-      </w:r>
-    </w:p>
-    <w:p>
-      <w:pPr>
-        <w:rPr>
-          <w:lang w:val="en-US"/>
-        </w:rPr>
-      </w:pPr>
-      <w:r>
-        <w:rPr>
-          <w:lang w:val="en-US"/>
-        </w:rPr>
-        <w:t>Genetic Algorithm: Thuật toán gen di truyền dựa vào chọn lọc tiến hóa</w:t>
-      </w:r>
-    </w:p>
-    <w:p>
-      <w:pPr>
-        <w:rPr>
-          <w:lang w:val="en-US"/>
-        </w:rPr>
-      </w:pPr>
-      <w:r>
-        <w:rPr>
-          <w:lang w:val="en-US"/>
-        </w:rPr>
-        <w:tab/>
-        <w:t>Algo: Init đời đầu population với size = n, tạo hàm fitness đo chất lượng của cá thể</w:t>
-      </w:r>
-    </w:p>
-    <w:p>
-      <w:pPr>
-        <w:rPr>
-          <w:lang w:val="en-US"/>
-        </w:rPr>
-      </w:pPr>
-      <w:r>
-        <w:rPr>
-          <w:lang w:val="en-US"/>
-        </w:rPr>
-        <w:tab/>
-        <w:t xml:space="preserve">         Chọn ra các cá thể với fitness lớn nhất  cho thẳng vào đời sau</w:t>
-      </w:r>
-    </w:p>
-    <w:p>
-      <w:pPr>
-        <w:rPr>
-          <w:lang w:val="en-US"/>
-        </w:rPr>
-      </w:pPr>
-      <w:r>
-        <w:rPr>
-          <w:lang w:val="en-US"/>
-        </w:rPr>
-        <w:tab/>
         <w:t xml:space="preserve">         Tạo tiếp các cá thể tiếp theo cho đủ bằng cách hoán đổi các đoạn gen của 2 cá </w:t>
       </w:r>
     </w:p>
@@ -44138,7 +44637,6 @@
         <w:rPr>
           <w:lang w:val="en-US"/>
         </w:rPr>
-        <w:lastRenderedPageBreak/>
         <w:t xml:space="preserve">         1/n**0.5</w:t>
       </w:r>
     </w:p>
@@ -44385,6 +44883,7 @@
         <w:rPr>
           <w:lang w:val="en-US"/>
         </w:rPr>
+        <w:lastRenderedPageBreak/>
         <w:t xml:space="preserve">         target_net.actor(next_state), net.critic(state))</w:t>
       </w:r>
     </w:p>
@@ -44618,235 +45117,235 @@
         <w:rPr>
           <w:lang w:val="en-US"/>
         </w:rPr>
+        <w:tab/>
+        <w:t>Algo: Một net actor, output mean và std, action được tính bằng mean và std</w:t>
+      </w:r>
+    </w:p>
+    <w:p>
+      <w:pPr>
+        <w:rPr>
+          <w:lang w:val="en-US"/>
+        </w:rPr>
+      </w:pPr>
+      <w:r>
+        <w:rPr>
+          <w:lang w:val="en-US"/>
+        </w:rPr>
+        <w:tab/>
+        <w:t xml:space="preserve">         Hai net critic double q learning, Một net value giống critic và một target value </w:t>
+      </w:r>
+    </w:p>
+    <w:p>
+      <w:pPr>
+        <w:ind w:left="720"/>
+        <w:rPr>
+          <w:lang w:val="en-US"/>
+        </w:rPr>
+      </w:pPr>
+      <w:r>
+        <w:rPr>
+          <w:lang w:val="en-US"/>
+        </w:rPr>
+        <w:t xml:space="preserve">         update một phần mỗi lần</w:t>
+      </w:r>
+    </w:p>
+    <w:p>
+      <w:pPr>
+        <w:ind w:left="720"/>
+        <w:rPr>
+          <w:lang w:val="en-US"/>
+        </w:rPr>
+      </w:pPr>
+      <w:r>
+        <w:rPr>
+          <w:lang w:val="en-US"/>
+        </w:rPr>
+        <w:t xml:space="preserve">         Khởi đầu random uniform action, tích experience replay</w:t>
+      </w:r>
+    </w:p>
+    <w:p>
+      <w:pPr>
+        <w:ind w:left="720"/>
+        <w:rPr>
+          <w:lang w:val="en-US"/>
+        </w:rPr>
+      </w:pPr>
+      <w:r>
+        <w:rPr>
+          <w:lang w:val="en-US"/>
+        </w:rPr>
+        <w:t xml:space="preserve">         Sau đó sample batch, lấy actions và bonus rewards từ actor</w:t>
+      </w:r>
+    </w:p>
+    <w:p>
+      <w:pPr>
+        <w:ind w:left="720"/>
+        <w:rPr>
+          <w:lang w:val="en-US"/>
+        </w:rPr>
+      </w:pPr>
+      <w:r>
+        <w:rPr>
+          <w:lang w:val="en-US"/>
+        </w:rPr>
+        <w:t xml:space="preserve">         Actions dùng reparameterization trick để có thể backprop</w:t>
+      </w:r>
+    </w:p>
+    <w:p>
+      <w:pPr>
+        <w:ind w:left="720"/>
+        <w:rPr>
+          <w:lang w:val="en-US"/>
+        </w:rPr>
+      </w:pPr>
+      <w:r>
+        <w:rPr>
+          <w:lang w:val="en-US"/>
+        </w:rPr>
+        <w:t xml:space="preserve">         Bonus reward = -log(actions) | entropy + log(1 – tanh actions ** 2 + eps) | </w:t>
+      </w:r>
+    </w:p>
+    <w:p>
+      <w:pPr>
+        <w:ind w:left="720"/>
+        <w:rPr>
+          <w:lang w:val="en-US"/>
+        </w:rPr>
+      </w:pPr>
+      <w:r>
+        <w:rPr>
+          <w:lang w:val="en-US"/>
+        </w:rPr>
+        <w:t xml:space="preserve">         bound actions</w:t>
+      </w:r>
+    </w:p>
+    <w:p>
+      <w:pPr>
+        <w:ind w:left="720"/>
+        <w:rPr>
+          <w:lang w:val="en-US"/>
+        </w:rPr>
+      </w:pPr>
+      <w:r>
+        <w:rPr>
+          <w:lang w:val="en-US"/>
+        </w:rPr>
+        <w:t xml:space="preserve">         Value(s) = Critic(s) + a * bonus reward</w:t>
+      </w:r>
+      <w:r>
+        <w:rPr>
+          <w:lang w:val="en-US"/>
+        </w:rPr>
+        <w:t>, là tổng giá trị state và bonus từ hiện tại</w:t>
+      </w:r>
+    </w:p>
+    <w:p>
+      <w:pPr>
+        <w:ind w:left="720"/>
+        <w:rPr>
+          <w:lang w:val="en-US"/>
+        </w:rPr>
+      </w:pPr>
+      <w:r>
+        <w:rPr>
+          <w:lang w:val="en-US"/>
+        </w:rPr>
+        <w:t xml:space="preserve">         Target value = min(2 critic với state và actors) + a * bonus reward, lấy loss mse</w:t>
+      </w:r>
+    </w:p>
+    <w:p>
+      <w:pPr>
+        <w:ind w:left="720"/>
+        <w:rPr>
+          <w:lang w:val="en-US"/>
+        </w:rPr>
+      </w:pPr>
+      <w:r>
+        <w:rPr>
+          <w:lang w:val="en-US"/>
+        </w:rPr>
+        <w:t xml:space="preserve">         Actor loss = mean -target value</w:t>
+      </w:r>
+    </w:p>
+    <w:p>
+      <w:pPr>
+        <w:ind w:left="720"/>
+        <w:rPr>
+          <w:lang w:val="en-US"/>
+        </w:rPr>
+      </w:pPr>
+      <w:r>
+        <w:rPr>
+          <w:lang w:val="en-US"/>
+        </w:rPr>
+        <w:t xml:space="preserve">         Critic loss = td error reward + gamma * target value net(next state) * (1 - done)</w:t>
+      </w:r>
+      <w:r>
+        <w:rPr>
+          <w:lang w:val="en-US"/>
+        </w:rPr>
+        <w:t xml:space="preserve">, </w:t>
+      </w:r>
+    </w:p>
+    <w:p>
+      <w:pPr>
+        <w:ind w:left="720"/>
+        <w:rPr>
+          <w:lang w:val="en-US"/>
+        </w:rPr>
+      </w:pPr>
+      <w:r>
+        <w:rPr>
+          <w:lang w:val="en-US"/>
+        </w:rPr>
+        <w:t xml:space="preserve">         update 2 critic</w:t>
+      </w:r>
+    </w:p>
+    <w:p>
+      <w:pPr>
+        <w:ind w:left="720"/>
+        <w:rPr>
+          <w:lang w:val="en-US"/>
+        </w:rPr>
+      </w:pPr>
+      <w:r>
+        <w:rPr>
+          <w:lang w:val="en-US"/>
+        </w:rPr>
+        <w:t xml:space="preserve">         Update target value net</w:t>
+      </w:r>
+      <w:r>
+        <w:rPr>
+          <w:lang w:val="en-US"/>
+        </w:rPr>
+        <w:t xml:space="preserve"> một phần</w:t>
+      </w:r>
+    </w:p>
+    <w:p>
+      <w:pPr>
+        <w:rPr>
+          <w:lang w:val="en-US"/>
+        </w:rPr>
+      </w:pPr>
+      <w:r>
+        <w:rPr>
+          <w:lang w:val="en-US"/>
+        </w:rPr>
+        <w:t>NAF(Normalized Advantage Function):  Dùng quadratic advantage, continuous action space</w:t>
+      </w:r>
+    </w:p>
+    <w:p>
+      <w:pPr>
+        <w:rPr>
+          <w:lang w:val="en-US"/>
+        </w:rPr>
+      </w:pPr>
+      <w:r>
+        <w:rPr>
+          <w:lang w:val="en-US"/>
+        </w:rPr>
         <w:lastRenderedPageBreak/>
         <w:tab/>
-        <w:t>Algo: Một net actor, output mean và std, action được tính bằng mean và std</w:t>
-      </w:r>
-    </w:p>
-    <w:p>
-      <w:pPr>
-        <w:rPr>
-          <w:lang w:val="en-US"/>
-        </w:rPr>
-      </w:pPr>
-      <w:r>
-        <w:rPr>
-          <w:lang w:val="en-US"/>
-        </w:rPr>
-        <w:tab/>
-        <w:t xml:space="preserve">         Hai net critic double q learning, Một net value giống critic và một target value </w:t>
-      </w:r>
-    </w:p>
-    <w:p>
-      <w:pPr>
-        <w:ind w:left="720"/>
-        <w:rPr>
-          <w:lang w:val="en-US"/>
-        </w:rPr>
-      </w:pPr>
-      <w:r>
-        <w:rPr>
-          <w:lang w:val="en-US"/>
-        </w:rPr>
-        <w:t xml:space="preserve">         update một phần mỗi lần</w:t>
-      </w:r>
-    </w:p>
-    <w:p>
-      <w:pPr>
-        <w:ind w:left="720"/>
-        <w:rPr>
-          <w:lang w:val="en-US"/>
-        </w:rPr>
-      </w:pPr>
-      <w:r>
-        <w:rPr>
-          <w:lang w:val="en-US"/>
-        </w:rPr>
-        <w:t xml:space="preserve">         Khởi đầu random uniform action, tích experience replay</w:t>
-      </w:r>
-    </w:p>
-    <w:p>
-      <w:pPr>
-        <w:ind w:left="720"/>
-        <w:rPr>
-          <w:lang w:val="en-US"/>
-        </w:rPr>
-      </w:pPr>
-      <w:r>
-        <w:rPr>
-          <w:lang w:val="en-US"/>
-        </w:rPr>
-        <w:t xml:space="preserve">         Sau đó sample batch, lấy actions và bonus rewards từ actor</w:t>
-      </w:r>
-    </w:p>
-    <w:p>
-      <w:pPr>
-        <w:ind w:left="720"/>
-        <w:rPr>
-          <w:lang w:val="en-US"/>
-        </w:rPr>
-      </w:pPr>
-      <w:r>
-        <w:rPr>
-          <w:lang w:val="en-US"/>
-        </w:rPr>
-        <w:t xml:space="preserve">         Actions dùng reparameterization trick để có thể backprop</w:t>
-      </w:r>
-    </w:p>
-    <w:p>
-      <w:pPr>
-        <w:ind w:left="720"/>
-        <w:rPr>
-          <w:lang w:val="en-US"/>
-        </w:rPr>
-      </w:pPr>
-      <w:r>
-        <w:rPr>
-          <w:lang w:val="en-US"/>
-        </w:rPr>
-        <w:t xml:space="preserve">         Bonus reward = -log(actions) | entropy + log(1 – tanh actions ** 2 + eps) | </w:t>
-      </w:r>
-    </w:p>
-    <w:p>
-      <w:pPr>
-        <w:ind w:left="720"/>
-        <w:rPr>
-          <w:lang w:val="en-US"/>
-        </w:rPr>
-      </w:pPr>
-      <w:r>
-        <w:rPr>
-          <w:lang w:val="en-US"/>
-        </w:rPr>
-        <w:t xml:space="preserve">         bound actions</w:t>
-      </w:r>
-    </w:p>
-    <w:p>
-      <w:pPr>
-        <w:ind w:left="720"/>
-        <w:rPr>
-          <w:lang w:val="en-US"/>
-        </w:rPr>
-      </w:pPr>
-      <w:r>
-        <w:rPr>
-          <w:lang w:val="en-US"/>
-        </w:rPr>
-        <w:t xml:space="preserve">         Value(s) = Critic(s) + a * bonus reward</w:t>
-      </w:r>
-      <w:r>
-        <w:rPr>
-          <w:lang w:val="en-US"/>
-        </w:rPr>
-        <w:t>, là tổng giá trị state và bonus từ hiện tại</w:t>
-      </w:r>
-    </w:p>
-    <w:p>
-      <w:pPr>
-        <w:ind w:left="720"/>
-        <w:rPr>
-          <w:lang w:val="en-US"/>
-        </w:rPr>
-      </w:pPr>
-      <w:r>
-        <w:rPr>
-          <w:lang w:val="en-US"/>
-        </w:rPr>
-        <w:t xml:space="preserve">         Target value = min(2 critic với state và actors) + a * bonus reward, lấy loss mse</w:t>
-      </w:r>
-    </w:p>
-    <w:p>
-      <w:pPr>
-        <w:ind w:left="720"/>
-        <w:rPr>
-          <w:lang w:val="en-US"/>
-        </w:rPr>
-      </w:pPr>
-      <w:r>
-        <w:rPr>
-          <w:lang w:val="en-US"/>
-        </w:rPr>
-        <w:t xml:space="preserve">         Actor loss = mean -target value</w:t>
-      </w:r>
-    </w:p>
-    <w:p>
-      <w:pPr>
-        <w:ind w:left="720"/>
-        <w:rPr>
-          <w:lang w:val="en-US"/>
-        </w:rPr>
-      </w:pPr>
-      <w:r>
-        <w:rPr>
-          <w:lang w:val="en-US"/>
-        </w:rPr>
-        <w:t xml:space="preserve">         Critic loss = td error reward + gamma * target value net(next state) * (1 - done)</w:t>
-      </w:r>
-      <w:r>
-        <w:rPr>
-          <w:lang w:val="en-US"/>
-        </w:rPr>
-        <w:t xml:space="preserve">, </w:t>
-      </w:r>
-    </w:p>
-    <w:p>
-      <w:pPr>
-        <w:ind w:left="720"/>
-        <w:rPr>
-          <w:lang w:val="en-US"/>
-        </w:rPr>
-      </w:pPr>
-      <w:r>
-        <w:rPr>
-          <w:lang w:val="en-US"/>
-        </w:rPr>
-        <w:t xml:space="preserve">         update 2 critic</w:t>
-      </w:r>
-    </w:p>
-    <w:p>
-      <w:pPr>
-        <w:ind w:left="720"/>
-        <w:rPr>
-          <w:lang w:val="en-US"/>
-        </w:rPr>
-      </w:pPr>
-      <w:r>
-        <w:rPr>
-          <w:lang w:val="en-US"/>
-        </w:rPr>
-        <w:t xml:space="preserve">         Update target value net</w:t>
-      </w:r>
-      <w:r>
-        <w:rPr>
-          <w:lang w:val="en-US"/>
-        </w:rPr>
-        <w:t xml:space="preserve"> một phần</w:t>
-      </w:r>
-    </w:p>
-    <w:p>
-      <w:pPr>
-        <w:rPr>
-          <w:lang w:val="en-US"/>
-        </w:rPr>
-      </w:pPr>
-      <w:r>
-        <w:rPr>
-          <w:lang w:val="en-US"/>
-        </w:rPr>
-        <w:t>NAF(Normalized Advantage Function):  Dùng quadratic advantage, continuous action space</w:t>
-      </w:r>
-    </w:p>
-    <w:p>
-      <w:pPr>
-        <w:rPr>
-          <w:lang w:val="en-US"/>
-        </w:rPr>
-      </w:pPr>
-      <w:r>
-        <w:rPr>
-          <w:lang w:val="en-US"/>
-        </w:rPr>
-        <w:tab/>
         <w:t xml:space="preserve">Algo: </w:t>
       </w:r>
       <w:r>
@@ -45064,7 +45563,6 @@
         <w:rPr>
           <w:lang w:val="en-US"/>
         </w:rPr>
-        <w:lastRenderedPageBreak/>
         <w:t>DDPG</w:t>
       </w:r>
     </w:p>
@@ -45795,6 +46293,7 @@
           <w:szCs w:val="24"/>
           <w:lang w:val="en-US"/>
         </w:rPr>
+        <w:lastRenderedPageBreak/>
         <w:t>Experience Replay hiện tại)</w:t>
       </w:r>
     </w:p>
@@ -46157,7 +46656,6 @@
         <w:rPr>
           <w:lang w:val="en-US"/>
         </w:rPr>
-        <w:lastRenderedPageBreak/>
         <w:t>Goal là State đó thì chúng ta đã Win</w:t>
       </w:r>
     </w:p>
@@ -46503,6 +47001,7 @@
         <w:rPr>
           <w:lang w:val="en-US"/>
         </w:rPr>
+        <w:lastRenderedPageBreak/>
         <w:t>State = New State</w:t>
       </w:r>
     </w:p>
@@ -47687,6 +48186,95 @@
     </w:lvl>
   </w:abstractNum>
   <w:abstractNum w:abstractNumId="11">
+    <w:nsid w:val="340F55F1"/>
+    <w:multiLevelType w:val="hybridMultilevel"/>
+    <w:tmpl w:val="E174A10E"/>
+    <w:lvl w:ilvl="0" w:tplc="D6866A78">
+      <w:start w:val="1"/>
+      <w:numFmt w:val="decimal"/>
+      <w:lvlText w:val="%1."/>
+      <w:lvlJc w:val="left"/>
+      <w:pPr>
+        <w:ind w:left="1080" w:hanging="360"/>
+      </w:pPr>
+      <w:rPr>
+        <w:rFonts w:hint="default"/>
+      </w:rPr>
+    </w:lvl>
+    <w:lvl w:ilvl="1" w:tplc="042A0019" w:tentative="1">
+      <w:start w:val="1"/>
+      <w:numFmt w:val="lowerLetter"/>
+      <w:lvlText w:val="%2."/>
+      <w:lvlJc w:val="left"/>
+      <w:pPr>
+        <w:ind w:left="1800" w:hanging="360"/>
+      </w:pPr>
+    </w:lvl>
+    <w:lvl w:ilvl="2" w:tplc="042A001B" w:tentative="1">
+      <w:start w:val="1"/>
+      <w:numFmt w:val="lowerRoman"/>
+      <w:lvlText w:val="%3."/>
+      <w:lvlJc w:val="right"/>
+      <w:pPr>
+        <w:ind w:left="2520" w:hanging="180"/>
+      </w:pPr>
+    </w:lvl>
+    <w:lvl w:ilvl="3" w:tplc="042A000F" w:tentative="1">
+      <w:start w:val="1"/>
+      <w:numFmt w:val="decimal"/>
+      <w:lvlText w:val="%4."/>
+      <w:lvlJc w:val="left"/>
+      <w:pPr>
+        <w:ind w:left="3240" w:hanging="360"/>
+      </w:pPr>
+    </w:lvl>
+    <w:lvl w:ilvl="4" w:tplc="042A0019" w:tentative="1">
+      <w:start w:val="1"/>
+      <w:numFmt w:val="lowerLetter"/>
+      <w:lvlText w:val="%5."/>
+      <w:lvlJc w:val="left"/>
+      <w:pPr>
+        <w:ind w:left="3960" w:hanging="360"/>
+      </w:pPr>
+    </w:lvl>
+    <w:lvl w:ilvl="5" w:tplc="042A001B" w:tentative="1">
+      <w:start w:val="1"/>
+      <w:numFmt w:val="lowerRoman"/>
+      <w:lvlText w:val="%6."/>
+      <w:lvlJc w:val="right"/>
+      <w:pPr>
+        <w:ind w:left="4680" w:hanging="180"/>
+      </w:pPr>
+    </w:lvl>
+    <w:lvl w:ilvl="6" w:tplc="042A000F" w:tentative="1">
+      <w:start w:val="1"/>
+      <w:numFmt w:val="decimal"/>
+      <w:lvlText w:val="%7."/>
+      <w:lvlJc w:val="left"/>
+      <w:pPr>
+        <w:ind w:left="5400" w:hanging="360"/>
+      </w:pPr>
+    </w:lvl>
+    <w:lvl w:ilvl="7" w:tplc="042A0019" w:tentative="1">
+      <w:start w:val="1"/>
+      <w:numFmt w:val="lowerLetter"/>
+      <w:lvlText w:val="%8."/>
+      <w:lvlJc w:val="left"/>
+      <w:pPr>
+        <w:ind w:left="6120" w:hanging="360"/>
+      </w:pPr>
+    </w:lvl>
+    <w:lvl w:ilvl="8" w:tplc="042A001B" w:tentative="1">
+      <w:start w:val="1"/>
+      <w:numFmt w:val="lowerRoman"/>
+      <w:lvlText w:val="%9."/>
+      <w:lvlJc w:val="right"/>
+      <w:pPr>
+        <w:ind w:left="6840" w:hanging="180"/>
+      </w:pPr>
+    </w:lvl>
+  </w:abstractNum>
+  <w:abstractNum w:abstractNumId="12">
     <w:nsid w:val="34C77095"/>
     <w:multiLevelType w:val="hybridMultilevel"/>
     <w:tmpl w:val="ADCE2B90"/>
@@ -47799,7 +48387,7 @@
       </w:rPr>
     </w:lvl>
   </w:abstractNum>
-  <w:abstractNum w:abstractNumId="12">
+  <w:abstractNum w:abstractNumId="13">
     <w:nsid w:val="393A351C"/>
     <w:multiLevelType w:val="hybridMultilevel"/>
     <w:tmpl w:val="1D080682"/>
@@ -47911,7 +48499,7 @@
       </w:rPr>
     </w:lvl>
   </w:abstractNum>
-  <w:abstractNum w:abstractNumId="13">
+  <w:abstractNum w:abstractNumId="14">
     <w:nsid w:val="46934615"/>
     <w:multiLevelType w:val="hybridMultilevel"/>
     <w:tmpl w:val="3F249182"/>
@@ -48023,7 +48611,7 @@
       </w:rPr>
     </w:lvl>
   </w:abstractNum>
-  <w:abstractNum w:abstractNumId="14">
+  <w:abstractNum w:abstractNumId="15">
     <w:nsid w:val="48B167BD"/>
     <w:multiLevelType w:val="hybridMultilevel"/>
     <w:tmpl w:val="516E4FBE"/>
@@ -48112,7 +48700,7 @@
       </w:pPr>
     </w:lvl>
   </w:abstractNum>
-  <w:abstractNum w:abstractNumId="15">
+  <w:abstractNum w:abstractNumId="16">
     <w:nsid w:val="526B29F8"/>
     <w:multiLevelType w:val="hybridMultilevel"/>
     <w:tmpl w:val="D26E4FD0"/>
@@ -48201,7 +48789,7 @@
       </w:pPr>
     </w:lvl>
   </w:abstractNum>
-  <w:abstractNum w:abstractNumId="16">
+  <w:abstractNum w:abstractNumId="17">
     <w:nsid w:val="527C35A0"/>
     <w:multiLevelType w:val="hybridMultilevel"/>
     <w:tmpl w:val="EAEE52C4"/>
@@ -48290,7 +48878,7 @@
       </w:pPr>
     </w:lvl>
   </w:abstractNum>
-  <w:abstractNum w:abstractNumId="17">
+  <w:abstractNum w:abstractNumId="18">
     <w:nsid w:val="53650867"/>
     <w:multiLevelType w:val="hybridMultilevel"/>
     <w:tmpl w:val="312267D0"/>
@@ -48379,7 +48967,7 @@
       </w:pPr>
     </w:lvl>
   </w:abstractNum>
-  <w:abstractNum w:abstractNumId="18">
+  <w:abstractNum w:abstractNumId="19">
     <w:nsid w:val="5A844503"/>
     <w:multiLevelType w:val="hybridMultilevel"/>
     <w:tmpl w:val="848C76C6"/>
@@ -48468,7 +49056,7 @@
       </w:pPr>
     </w:lvl>
   </w:abstractNum>
-  <w:abstractNum w:abstractNumId="19">
+  <w:abstractNum w:abstractNumId="20">
     <w:nsid w:val="5CFE4F0E"/>
     <w:multiLevelType w:val="hybridMultilevel"/>
     <w:tmpl w:val="4B161642"/>
@@ -48558,7 +49146,7 @@
       </w:pPr>
     </w:lvl>
   </w:abstractNum>
-  <w:abstractNum w:abstractNumId="20">
+  <w:abstractNum w:abstractNumId="21">
     <w:nsid w:val="5EAF3AFE"/>
     <w:multiLevelType w:val="hybridMultilevel"/>
     <w:tmpl w:val="A4303A0C"/>
@@ -48647,7 +49235,7 @@
       </w:pPr>
     </w:lvl>
   </w:abstractNum>
-  <w:abstractNum w:abstractNumId="21">
+  <w:abstractNum w:abstractNumId="22">
     <w:nsid w:val="65C1615C"/>
     <w:multiLevelType w:val="hybridMultilevel"/>
     <w:tmpl w:val="9F9CB978"/>
@@ -48736,7 +49324,7 @@
       </w:pPr>
     </w:lvl>
   </w:abstractNum>
-  <w:abstractNum w:abstractNumId="22">
+  <w:abstractNum w:abstractNumId="23">
     <w:nsid w:val="70361C3F"/>
     <w:multiLevelType w:val="hybridMultilevel"/>
     <w:tmpl w:val="1CF40154"/>
@@ -48850,7 +49438,7 @@
       </w:rPr>
     </w:lvl>
   </w:abstractNum>
-  <w:abstractNum w:abstractNumId="23">
+  <w:abstractNum w:abstractNumId="24">
     <w:nsid w:val="72A61D53"/>
     <w:multiLevelType w:val="hybridMultilevel"/>
     <w:tmpl w:val="4D3A2B82"/>
@@ -48939,7 +49527,7 @@
       </w:pPr>
     </w:lvl>
   </w:abstractNum>
-  <w:abstractNum w:abstractNumId="24">
+  <w:abstractNum w:abstractNumId="25">
     <w:nsid w:val="72E05CC5"/>
     <w:multiLevelType w:val="hybridMultilevel"/>
     <w:tmpl w:val="7270C802"/>
@@ -49028,7 +49616,7 @@
       </w:pPr>
     </w:lvl>
   </w:abstractNum>
-  <w:abstractNum w:abstractNumId="25">
+  <w:abstractNum w:abstractNumId="26">
     <w:nsid w:val="7B3442C9"/>
     <w:multiLevelType w:val="hybridMultilevel"/>
     <w:tmpl w:val="F4F29318"/>
@@ -49117,7 +49705,7 @@
       </w:pPr>
     </w:lvl>
   </w:abstractNum>
-  <w:abstractNum w:abstractNumId="26">
+  <w:abstractNum w:abstractNumId="27">
     <w:nsid w:val="7E78030C"/>
     <w:multiLevelType w:val="hybridMultilevel"/>
     <w:tmpl w:val="4BC8D0D6"/>
@@ -49230,43 +49818,43 @@
     </w:lvl>
   </w:abstractNum>
   <w:num w:numId="1">
-    <w:abstractNumId w:val="12"/>
+    <w:abstractNumId w:val="13"/>
   </w:num>
   <w:num w:numId="2">
-    <w:abstractNumId w:val="26"/>
+    <w:abstractNumId w:val="27"/>
   </w:num>
   <w:num w:numId="3">
     <w:abstractNumId w:val="9"/>
   </w:num>
   <w:num w:numId="4">
-    <w:abstractNumId w:val="13"/>
+    <w:abstractNumId w:val="14"/>
   </w:num>
   <w:num w:numId="5">
     <w:abstractNumId w:val="7"/>
   </w:num>
   <w:num w:numId="6">
-    <w:abstractNumId w:val="11"/>
+    <w:abstractNumId w:val="12"/>
   </w:num>
   <w:num w:numId="7">
-    <w:abstractNumId w:val="16"/>
+    <w:abstractNumId w:val="17"/>
   </w:num>
   <w:num w:numId="8">
+    <w:abstractNumId w:val="23"/>
+  </w:num>
+  <w:num w:numId="9">
+    <w:abstractNumId w:val="18"/>
+  </w:num>
+  <w:num w:numId="10">
     <w:abstractNumId w:val="22"/>
   </w:num>
-  <w:num w:numId="9">
-    <w:abstractNumId w:val="17"/>
-  </w:num>
-  <w:num w:numId="10">
-    <w:abstractNumId w:val="21"/>
-  </w:num>
   <w:num w:numId="11">
-    <w:abstractNumId w:val="24"/>
+    <w:abstractNumId w:val="25"/>
   </w:num>
   <w:num w:numId="12">
     <w:abstractNumId w:val="1"/>
   </w:num>
   <w:num w:numId="13">
-    <w:abstractNumId w:val="20"/>
+    <w:abstractNumId w:val="21"/>
   </w:num>
   <w:num w:numId="14">
     <w:abstractNumId w:val="6"/>
@@ -49275,7 +49863,7 @@
     <w:abstractNumId w:val="3"/>
   </w:num>
   <w:num w:numId="16">
-    <w:abstractNumId w:val="15"/>
+    <w:abstractNumId w:val="16"/>
   </w:num>
   <w:num w:numId="17">
     <w:abstractNumId w:val="10"/>
@@ -49284,7 +49872,7 @@
     <w:abstractNumId w:val="4"/>
   </w:num>
   <w:num w:numId="19">
-    <w:abstractNumId w:val="25"/>
+    <w:abstractNumId w:val="26"/>
   </w:num>
   <w:num w:numId="20">
     <w:abstractNumId w:val="0"/>
@@ -49296,19 +49884,22 @@
     <w:abstractNumId w:val="8"/>
   </w:num>
   <w:num w:numId="23">
-    <w:abstractNumId w:val="19"/>
+    <w:abstractNumId w:val="20"/>
   </w:num>
   <w:num w:numId="24">
-    <w:abstractNumId w:val="14"/>
+    <w:abstractNumId w:val="15"/>
   </w:num>
   <w:num w:numId="25">
-    <w:abstractNumId w:val="18"/>
+    <w:abstractNumId w:val="19"/>
   </w:num>
   <w:num w:numId="26">
     <w:abstractNumId w:val="2"/>
   </w:num>
   <w:num w:numId="27">
-    <w:abstractNumId w:val="23"/>
+    <w:abstractNumId w:val="24"/>
+  </w:num>
+  <w:num w:numId="28">
+    <w:abstractNumId w:val="11"/>
   </w:num>
 </w:numbering>
 </file>
@@ -49582,6 +50173,17 @@
       </w:tblCellMar>
     </w:tblPr>
   </w:style>
+  <w:style w:type="character" w:styleId="Hyperlink">
+    <w:name w:val="Hyperlink"/>
+    <w:basedOn w:val="DefaultParagraphFont"/>
+    <w:uiPriority w:val="99"/>
+    <w:unhideWhenUsed/>
+    <w:rsid w:val="00E8741D"/>
+    <w:rPr>
+      <w:color w:val="0000FF" w:themeColor="hyperlink"/>
+      <w:u w:val="single"/>
+    </w:rPr>
+  </w:style>
 </w:styles>
 </file>
 
@@ -49853,6 +50455,17 @@
         <w:right w:w="108" w:type="dxa"/>
       </w:tblCellMar>
     </w:tblPr>
+  </w:style>
+  <w:style w:type="character" w:styleId="Hyperlink">
+    <w:name w:val="Hyperlink"/>
+    <w:basedOn w:val="DefaultParagraphFont"/>
+    <w:uiPriority w:val="99"/>
+    <w:unhideWhenUsed/>
+    <w:rsid w:val="00E8741D"/>
+    <w:rPr>
+      <w:color w:val="0000FF" w:themeColor="hyperlink"/>
+      <w:u w:val="single"/>
+    </w:rPr>
   </w:style>
 </w:styles>
 </file>

--- a/algorithm.docx
+++ b/algorithm.docx
@@ -23602,6 +23602,77 @@
           <w:rFonts w:eastAsiaTheme="minorEastAsia"/>
           <w:lang w:val="en-US"/>
         </w:rPr>
+        <w:t>Nếu tìm Min Value = cách sử dụng Min Heap, thì cứ mỗi lần cập nhật Value của Node hàng xóm, ta lại xóa và chèn vào Heap,</w:t>
+      </w:r>
+      <w:r>
+        <w:rPr>
+          <w:rFonts w:eastAsiaTheme="minorEastAsia"/>
+          <w:lang w:val="en-US"/>
+        </w:rPr>
+        <w:t xml:space="preserve"> dễ thấy tổng thời gian thực thi điều này là O(Elog(V)),</w:t>
+      </w:r>
+      <w:r>
+        <w:rPr>
+          <w:rFonts w:eastAsiaTheme="minorEastAsia"/>
+          <w:lang w:val="en-US"/>
+        </w:rPr>
+        <w:t xml:space="preserve"> </w:t>
+      </w:r>
+      <w:r>
+        <w:rPr>
+          <w:rFonts w:eastAsiaTheme="minorEastAsia"/>
+          <w:lang w:val="en-US"/>
+        </w:rPr>
+        <w:t>mỗi lần tìm Min Value, ta xóa gốc của Heap, tổng thời gian thực thi điều này là O(Vlog(V)), như vậy</w:t>
+      </w:r>
+      <w:r>
+        <w:rPr>
+          <w:rFonts w:eastAsiaTheme="minorEastAsia"/>
+          <w:lang w:val="en-US"/>
+        </w:rPr>
+        <w:t xml:space="preserve"> </w:t>
+      </w:r>
+      <w:r>
+        <w:rPr>
+          <w:rFonts w:eastAsiaTheme="minorEastAsia"/>
+          <w:lang w:val="en-US"/>
+        </w:rPr>
+        <w:t xml:space="preserve">toàn bộ </w:t>
+      </w:r>
+      <w:r>
+        <w:rPr>
+          <w:rFonts w:eastAsiaTheme="minorEastAsia"/>
+          <w:lang w:val="en-US"/>
+        </w:rPr>
+        <w:t>thời gian thự</w:t>
+      </w:r>
+      <w:r>
+        <w:rPr>
+          <w:rFonts w:eastAsiaTheme="minorEastAsia"/>
+          <w:lang w:val="en-US"/>
+        </w:rPr>
+        <w:t>c thi nếu sử dụng Heap là O((V + E)log(V))</w:t>
+      </w:r>
+      <w:bookmarkStart w:id="0" w:name="_GoBack"/>
+      <w:bookmarkEnd w:id="0"/>
+    </w:p>
+    <w:p>
+      <w:pPr>
+        <w:pStyle w:val="ListParagraph"/>
+        <w:numPr>
+          <w:ilvl w:val="0"/>
+          <w:numId w:val="6"/>
+        </w:numPr>
+        <w:rPr>
+          <w:rFonts w:eastAsiaTheme="minorEastAsia"/>
+          <w:lang w:val="en-US"/>
+        </w:rPr>
+      </w:pPr>
+      <w:r>
+        <w:rPr>
+          <w:rFonts w:eastAsiaTheme="minorEastAsia"/>
+          <w:lang w:val="en-US"/>
+        </w:rPr>
         <w:t>Cơ chế</w:t>
       </w:r>
     </w:p>
@@ -23667,8 +23738,146 @@
           <w:t>https://drive.google.com/file/d/1RzyUTcYoiOYRGpDRSj4s0iVZ5e0mr_s9/view?usp=sharing</w:t>
         </w:r>
       </w:hyperlink>
-      <w:bookmarkStart w:id="0" w:name="_GoBack"/>
-      <w:bookmarkEnd w:id="0"/>
+    </w:p>
+    <w:p>
+      <w:pPr>
+        <w:pStyle w:val="ListParagraph"/>
+        <w:numPr>
+          <w:ilvl w:val="0"/>
+          <w:numId w:val="28"/>
+        </w:numPr>
+        <w:rPr>
+          <w:rFonts w:eastAsiaTheme="minorEastAsia"/>
+          <w:lang w:val="en-US"/>
+        </w:rPr>
+      </w:pPr>
+      <w:r>
+        <w:rPr>
+          <w:rFonts w:eastAsiaTheme="minorEastAsia"/>
+          <w:lang w:val="en-US"/>
+        </w:rPr>
+        <w:t>Tìm Đường Nhanh = Thuật Toán A* (A Star)?</w:t>
+      </w:r>
+    </w:p>
+    <w:p>
+      <w:pPr>
+        <w:pStyle w:val="ListParagraph"/>
+        <w:numPr>
+          <w:ilvl w:val="0"/>
+          <w:numId w:val="6"/>
+        </w:numPr>
+        <w:rPr>
+          <w:rFonts w:eastAsiaTheme="minorEastAsia"/>
+          <w:lang w:val="en-US"/>
+        </w:rPr>
+      </w:pPr>
+      <w:r>
+        <w:rPr>
+          <w:rFonts w:eastAsiaTheme="minorEastAsia"/>
+          <w:lang w:val="en-US"/>
+        </w:rPr>
+        <w:t>Đéo khác gì Dijkstra, chỉ có những sự khác biệt sau</w:t>
+      </w:r>
+    </w:p>
+    <w:p>
+      <w:pPr>
+        <w:pStyle w:val="ListParagraph"/>
+        <w:numPr>
+          <w:ilvl w:val="0"/>
+          <w:numId w:val="6"/>
+        </w:numPr>
+        <w:rPr>
+          <w:rFonts w:eastAsiaTheme="minorEastAsia"/>
+          <w:lang w:val="en-US"/>
+        </w:rPr>
+      </w:pPr>
+      <w:r>
+        <w:rPr>
+          <w:rFonts w:eastAsiaTheme="minorEastAsia"/>
+          <w:lang w:val="en-US"/>
+        </w:rPr>
+        <w:t>Mục tiêu là tìm nhanh đường đi từ 1 Node A đến Node B nào đó, đường đi này càng ngắn càng tốt, ngắn nhất thì tuyệt vời</w:t>
+      </w:r>
+    </w:p>
+    <w:p>
+      <w:pPr>
+        <w:pStyle w:val="ListParagraph"/>
+        <w:numPr>
+          <w:ilvl w:val="0"/>
+          <w:numId w:val="6"/>
+        </w:numPr>
+        <w:rPr>
+          <w:rFonts w:eastAsiaTheme="minorEastAsia"/>
+          <w:lang w:val="en-US"/>
+        </w:rPr>
+      </w:pPr>
+      <w:r>
+        <w:rPr>
+          <w:rFonts w:eastAsiaTheme="minorEastAsia"/>
+          <w:lang w:val="en-US"/>
+        </w:rPr>
+        <w:t>Thuật toán dừng lại khi đến Node B</w:t>
+      </w:r>
+    </w:p>
+    <w:p>
+      <w:pPr>
+        <w:pStyle w:val="ListParagraph"/>
+        <w:numPr>
+          <w:ilvl w:val="0"/>
+          <w:numId w:val="6"/>
+        </w:numPr>
+        <w:rPr>
+          <w:rFonts w:eastAsiaTheme="minorEastAsia"/>
+          <w:lang w:val="en-US"/>
+        </w:rPr>
+      </w:pPr>
+      <w:r>
+        <w:rPr>
+          <w:rFonts w:eastAsiaTheme="minorEastAsia"/>
+          <w:lang w:val="en-US"/>
+        </w:rPr>
+        <w:t>Để làm được điều này, mỗi Node sẽ được gán thêm 1 giá trị Heuristic do chúng ta quy định, khi quyết định ta sẽ đưa con trỏ tới Node nào tiếp theo, thì không phải dựa vào Value của Node nào có giá trị nhỏ nhất, mà dựa vào giá trị Value + Heuristic của Node nào nhỏ nhất</w:t>
+      </w:r>
+    </w:p>
+    <w:p>
+      <w:pPr>
+        <w:pStyle w:val="ListParagraph"/>
+        <w:numPr>
+          <w:ilvl w:val="0"/>
+          <w:numId w:val="6"/>
+        </w:numPr>
+        <w:rPr>
+          <w:rFonts w:eastAsiaTheme="minorEastAsia"/>
+          <w:lang w:val="en-US"/>
+        </w:rPr>
+      </w:pPr>
+      <w:r>
+        <w:rPr>
+          <w:rFonts w:eastAsiaTheme="minorEastAsia"/>
+          <w:lang w:val="en-US"/>
+        </w:rPr>
+        <w:t>Thông thường giá trị Heuristic sẽ được tính = khoảng cách vật lí từ 1 Node đến Node đích</w:t>
+      </w:r>
+    </w:p>
+    <w:p>
+      <w:pPr>
+        <w:pStyle w:val="ListParagraph"/>
+        <w:numPr>
+          <w:ilvl w:val="0"/>
+          <w:numId w:val="6"/>
+        </w:numPr>
+        <w:rPr>
+          <w:rFonts w:eastAsiaTheme="minorEastAsia"/>
+          <w:lang w:val="en-US"/>
+        </w:rPr>
+      </w:pPr>
+      <w:r>
+        <w:rPr>
+          <w:rFonts w:eastAsiaTheme="minorEastAsia"/>
+          <w:lang w:val="en-US"/>
+        </w:rPr>
+        <w:t>Nếu giá trị Heuristic hợp lí, thì thuật toán đảm bảo tìm được đường đi ngắn nhất từ A đến B, nhưng nếu giá trị Heuristic như cặc, thì không chắc</w:t>
+      </w:r>
     </w:p>
     <w:p>
       <w:pPr>
@@ -23798,6 +24007,7 @@
           <w:rFonts w:eastAsiaTheme="minorEastAsia"/>
           <w:lang w:val="en-US"/>
         </w:rPr>
+        <w:lastRenderedPageBreak/>
         <w:t>Bước 2, chạy từ đầu đến kế cuối, 2 phần tử kề nhau không đúng thứ tự thì hoán vị</w:t>
       </w:r>
     </w:p>
@@ -24387,7 +24597,6 @@
           <w:rFonts w:eastAsiaTheme="minorEastAsia"/>
           <w:lang w:val="en-US"/>
         </w:rPr>
-        <w:lastRenderedPageBreak/>
         <w:t>Lặp đi lặp lại cho đến khi chèn phần tử cuối cùng</w:t>
       </w:r>
     </w:p>
@@ -25218,6 +25427,7 @@
           <w:rFonts w:eastAsiaTheme="minorEastAsia"/>
           <w:lang w:val="en-US"/>
         </w:rPr>
+        <w:lastRenderedPageBreak/>
         <w:t>Việc sắp xếp lại cho đúng thứ tự diễn ra khá đơn giản, xét trường hợp 8 phần tử một sắp xếp lại cho đúng thứ tự, thì ta đang nói đến 2 mảng liên tục có 4 phần tử, 2 mảng này đã được sắp xếp theo đúng thứ tự trước đó, ví dụ 2 mảng đó là</w:t>
       </w:r>
     </w:p>
@@ -25691,15 +25901,7 @@
           <w:rFonts w:eastAsiaTheme="minorEastAsia"/>
           <w:lang w:val="en-US"/>
         </w:rPr>
-        <w:t xml:space="preserve">, xét dãy con từ phần tử đầu tiên đến kế cuối, đặt 1 con trỏ bên trái, dò từ bên trái sang cho đến khi gặp phần tử &gt; trụ cột, đặt 1 con trỏ bên phải, dò từ bên phải sang cho đến khi gặp phần tử &lt; trụ </w:t>
-      </w:r>
-      <w:r>
-        <w:rPr>
-          <w:rFonts w:eastAsiaTheme="minorEastAsia"/>
-          <w:lang w:val="en-US"/>
-        </w:rPr>
-        <w:lastRenderedPageBreak/>
-        <w:t>cột, hoán vị 2 phần tử này, rồi tiếp tục dò tiếp cho đến khi con trỏ bên trái đứng bên phải con trỏ bên phải thì dừng, rồi hoán vị con trỏ bên trái với trụ cột, khi này dễ thấy bên phải trụ cột toàn là phần tử lớn hơn nó, còn bên trái toàn phần tử nhỏ hơn nó, nói cách khác, trụ cột đã ở đúng vị trí, nghĩa là đây cũng là vị trí cuối cùng của nó</w:t>
+        <w:t>, xét dãy con từ phần tử đầu tiên đến kế cuối, đặt 1 con trỏ bên trái, dò từ bên trái sang cho đến khi gặp phần tử &gt; trụ cột, đặt 1 con trỏ bên phải, dò từ bên phải sang cho đến khi gặp phần tử &lt; trụ cột, hoán vị 2 phần tử này, rồi tiếp tục dò tiếp cho đến khi con trỏ bên trái đứng bên phải con trỏ bên phải thì dừng, rồi hoán vị con trỏ bên trái với trụ cột, khi này dễ thấy bên phải trụ cột toàn là phần tử lớn hơn nó, còn bên trái toàn phần tử nhỏ hơn nó, nói cách khác, trụ cột đã ở đúng vị trí, nghĩa là đây cũng là vị trí cuối cùng của nó</w:t>
       </w:r>
     </w:p>
     <w:p>
@@ -26327,6 +26529,7 @@
           <w:rFonts w:eastAsiaTheme="minorEastAsia"/>
           <w:lang w:val="en-US"/>
         </w:rPr>
+        <w:lastRenderedPageBreak/>
         <w:t>Bước 4, …</w:t>
       </w:r>
     </w:p>
@@ -26809,7 +27012,6 @@
           <w:rFonts w:eastAsiaTheme="minorEastAsia"/>
           <w:lang w:val="en-US"/>
         </w:rPr>
-        <w:lastRenderedPageBreak/>
         <w:t>Bước 4, …</w:t>
       </w:r>
     </w:p>
@@ -27525,6 +27727,7 @@
         <w:rPr>
           <w:lang w:val="en-US"/>
         </w:rPr>
+        <w:lastRenderedPageBreak/>
         <w:t>Halting Problem:</w:t>
       </w:r>
     </w:p>
@@ -27715,7 +27918,6 @@
         <w:rPr>
           <w:lang w:val="en-US"/>
         </w:rPr>
-        <w:lastRenderedPageBreak/>
         <w:tab/>
         <w:t>Def:</w:t>
       </w:r>
@@ -27966,6 +28168,7 @@
         <w:rPr>
           <w:lang w:val="en-US"/>
         </w:rPr>
+        <w:lastRenderedPageBreak/>
         <w:tab/>
       </w:r>
       <w:r>
@@ -28385,7 +28588,6 @@
         <w:rPr>
           <w:lang w:val="en-US"/>
         </w:rPr>
-        <w:lastRenderedPageBreak/>
         <w:t>On-Policy: Hành động</w:t>
       </w:r>
       <w:r>
@@ -28786,6 +28988,7 @@
           <w:rFonts w:eastAsiaTheme="minorEastAsia"/>
           <w:lang w:val="en-US"/>
         </w:rPr>
+        <w:lastRenderedPageBreak/>
         <w:tab/>
       </w:r>
       <w:r>
@@ -29956,7 +30159,6 @@
           <w:rFonts w:eastAsiaTheme="minorEastAsia"/>
           <w:lang w:val="en-US"/>
         </w:rPr>
-        <w:lastRenderedPageBreak/>
         <w:tab/>
         <w:t xml:space="preserve">Meaning: </w:t>
       </w:r>
@@ -30740,6 +30942,7 @@
           <w:rFonts w:eastAsiaTheme="minorEastAsia" w:cstheme="minorHAnsi"/>
           <w:lang w:val="en-US"/>
         </w:rPr>
+        <w:lastRenderedPageBreak/>
         <w:tab/>
       </w:r>
       <w:r>
@@ -32406,7 +32609,6 @@
         <w:rPr>
           <w:lang w:val="en-US"/>
         </w:rPr>
-        <w:lastRenderedPageBreak/>
         <w:t>Fisher Information:</w:t>
       </w:r>
       <w:r>
@@ -32807,6 +33009,7 @@
         <w:rPr>
           <w:lang w:val="en-US"/>
         </w:rPr>
+        <w:lastRenderedPageBreak/>
         <w:t>Hessian Matrix: Ma trận second derivative của multivariables function</w:t>
       </w:r>
     </w:p>
@@ -34065,7 +34268,6 @@
           <w:rFonts w:eastAsiaTheme="minorEastAsia"/>
           <w:lang w:val="en-US"/>
         </w:rPr>
-        <w:lastRenderedPageBreak/>
         <w:tab/>
       </w:r>
       <w:r>
@@ -36032,6 +36234,7 @@
         <w:rPr>
           <w:lang w:val="en-US"/>
         </w:rPr>
+        <w:lastRenderedPageBreak/>
         <w:t>K O</w:t>
       </w:r>
       <w:r>
@@ -36231,7 +36434,6 @@
         <w:rPr>
           <w:lang w:val="en-US"/>
         </w:rPr>
-        <w:lastRenderedPageBreak/>
         <w:tab/>
       </w:r>
       <w:r>
@@ -36862,6 +37064,7 @@
           <w:rFonts w:eastAsiaTheme="minorEastAsia"/>
           <w:lang w:val="en-US"/>
         </w:rPr>
+        <w:lastRenderedPageBreak/>
         <w:tab/>
       </w:r>
       <w:r>
@@ -37078,7 +37281,6 @@
         <w:rPr>
           <w:lang w:val="en-US"/>
         </w:rPr>
-        <w:lastRenderedPageBreak/>
         <w:t>A3C(</w:t>
       </w:r>
       <w:r>
@@ -37379,6 +37581,7 @@
         <w:rPr>
           <w:lang w:val="en-US"/>
         </w:rPr>
+        <w:lastRenderedPageBreak/>
         <w:tab/>
         <w:t>Algorithm:</w:t>
       </w:r>
@@ -38281,7 +38484,6 @@
           <w:rFonts w:eastAsiaTheme="minorEastAsia"/>
           <w:lang w:val="en-US"/>
         </w:rPr>
-        <w:lastRenderedPageBreak/>
         <w:tab/>
       </w:r>
       <w:r>
@@ -39290,6 +39492,7 @@
           <w:rFonts w:eastAsiaTheme="minorEastAsia"/>
           <w:lang w:val="en-US"/>
         </w:rPr>
+        <w:lastRenderedPageBreak/>
         <w:tab/>
       </w:r>
       <w:r>
@@ -39448,7 +39651,6 @@
         <w:rPr>
           <w:lang w:val="en-US"/>
         </w:rPr>
-        <w:lastRenderedPageBreak/>
         <w:tab/>
         <w:t>Formula: x = x – Hessian(c)</w:t>
       </w:r>
@@ -40919,6 +41121,7 @@
         <w:rPr>
           <w:lang w:val="en-US"/>
         </w:rPr>
+        <w:lastRenderedPageBreak/>
         <w:t xml:space="preserve">        d</w:t>
       </w:r>
       <w:r>
@@ -42242,7 +42445,6 @@
           <w:bCs/>
           <w:lang w:val="en"/>
         </w:rPr>
-        <w:lastRenderedPageBreak/>
         <w:tab/>
         <w:t xml:space="preserve">      x</w:t>
       </w:r>
@@ -43993,7 +44195,6 @@
         <w:rPr>
           <w:lang w:val="en-US"/>
         </w:rPr>
-        <w:lastRenderedPageBreak/>
         <w:t xml:space="preserve">PPO(Proximal Policy Optimization): </w:t>
       </w:r>
       <w:r>
@@ -44069,189 +44270,6 @@
         <w:rPr>
           <w:lang w:val="en-US"/>
         </w:rPr>
-        <w:t xml:space="preserve">Dijkstra’s Algorithm: Thuật toán tìm đường đi ngắn nhất từ một node đến node bất kì trong </w:t>
-      </w:r>
-    </w:p>
-    <w:p>
-      <w:pPr>
-        <w:ind w:left="720" w:firstLine="720"/>
-        <w:rPr>
-          <w:lang w:val="en-US"/>
-        </w:rPr>
-      </w:pPr>
-      <w:r>
-        <w:rPr>
-          <w:lang w:val="en-US"/>
-        </w:rPr>
-        <w:t xml:space="preserve">          Graph</w:t>
-      </w:r>
-      <w:r>
-        <w:rPr>
-          <w:lang w:val="en-US"/>
-        </w:rPr>
-        <w:t>(tưởng tượng cơn lũ)</w:t>
-      </w:r>
-    </w:p>
-    <w:p>
-      <w:pPr>
-        <w:rPr>
-          <w:lang w:val="en-US"/>
-        </w:rPr>
-      </w:pPr>
-      <w:r>
-        <w:rPr>
-          <w:lang w:val="en-US"/>
-        </w:rPr>
-        <w:tab/>
-        <w:t>Algo: Init node hiện tại</w:t>
-      </w:r>
-      <w:r>
-        <w:rPr>
-          <w:lang w:val="en-US"/>
-        </w:rPr>
-        <w:t>, tạo list unvisited node gồm full node, list visited node empty</w:t>
-      </w:r>
-    </w:p>
-    <w:p>
-      <w:pPr>
-        <w:rPr>
-          <w:lang w:val="en-US"/>
-        </w:rPr>
-      </w:pPr>
-      <w:r>
-        <w:rPr>
-          <w:lang w:val="en-US"/>
-        </w:rPr>
-        <w:tab/>
-        <w:t xml:space="preserve">         Init bảng cột 1 node, cột 2 giá trị ít nhất để đi đến node đó</w:t>
-      </w:r>
-      <w:r>
-        <w:rPr>
-          <w:lang w:val="en-US"/>
-        </w:rPr>
-        <w:t xml:space="preserve"> (inf)</w:t>
-      </w:r>
-      <w:r>
-        <w:rPr>
-          <w:lang w:val="en-US"/>
-        </w:rPr>
-        <w:t>,cột 3 prev_node</w:t>
-      </w:r>
-    </w:p>
-    <w:p>
-      <w:pPr>
-        <w:rPr>
-          <w:lang w:val="en-US"/>
-        </w:rPr>
-      </w:pPr>
-      <w:r>
-        <w:rPr>
-          <w:lang w:val="en-US"/>
-        </w:rPr>
-        <w:tab/>
-        <w:t xml:space="preserve">         </w:t>
-      </w:r>
-      <w:r>
-        <w:rPr>
-          <w:lang w:val="en-US"/>
-        </w:rPr>
-        <w:t>Từ node hiện tại, check full neighbor node nếu nó không nằm trong visited,</w:t>
-      </w:r>
-    </w:p>
-    <w:p>
-      <w:pPr>
-        <w:rPr>
-          <w:lang w:val="en-US"/>
-        </w:rPr>
-      </w:pPr>
-      <w:r>
-        <w:rPr>
-          <w:lang w:val="en-US"/>
-        </w:rPr>
-        <w:tab/>
-        <w:t xml:space="preserve">         Tính giá trị của neighbor node = giá trị node hiện tại + weight neighbor node</w:t>
-      </w:r>
-    </w:p>
-    <w:p>
-      <w:pPr>
-        <w:rPr>
-          <w:lang w:val="en-US"/>
-        </w:rPr>
-      </w:pPr>
-      <w:r>
-        <w:rPr>
-          <w:lang w:val="en-US"/>
-        </w:rPr>
-        <w:tab/>
-        <w:t xml:space="preserve">         Nếu giá trị &lt; giá trị cũ thì update bảng neighbor node, giá trị và prev_node</w:t>
-      </w:r>
-    </w:p>
-    <w:p>
-      <w:pPr>
-        <w:rPr>
-          <w:lang w:val="en-US"/>
-        </w:rPr>
-      </w:pPr>
-      <w:r>
-        <w:rPr>
-          <w:lang w:val="en-US"/>
-        </w:rPr>
-        <w:tab/>
-        <w:t xml:space="preserve">         Delete node hiện tại khỏi unvisited cho vào visited</w:t>
-      </w:r>
-    </w:p>
-    <w:p>
-      <w:pPr>
-        <w:rPr>
-          <w:lang w:val="en-US"/>
-        </w:rPr>
-      </w:pPr>
-      <w:r>
-        <w:rPr>
-          <w:lang w:val="en-US"/>
-        </w:rPr>
-        <w:tab/>
-        <w:t xml:space="preserve">         Node hiện tại = node trong unvisited có giá trị nhỏ nhất</w:t>
-      </w:r>
-    </w:p>
-    <w:p>
-      <w:pPr>
-        <w:rPr>
-          <w:lang w:val="en-US"/>
-        </w:rPr>
-      </w:pPr>
-      <w:r>
-        <w:rPr>
-          <w:lang w:val="en-US"/>
-        </w:rPr>
-        <w:tab/>
-        <w:t xml:space="preserve">         Lặp lại cho đến khi visit all node</w:t>
-      </w:r>
-    </w:p>
-    <w:p>
-      <w:pPr>
-        <w:rPr>
-          <w:lang w:val="en-US"/>
-        </w:rPr>
-      </w:pPr>
-      <w:r>
-        <w:rPr>
-          <w:lang w:val="en-US"/>
-        </w:rPr>
-        <w:tab/>
-        <w:t xml:space="preserve">         Dò path = prev_node</w:t>
-      </w:r>
-    </w:p>
-    <w:p>
-      <w:pPr>
-        <w:rPr>
-          <w:lang w:val="en-US"/>
-        </w:rPr>
-      </w:pPr>
-      <w:r>
-        <w:rPr>
-          <w:lang w:val="en-US"/>
-        </w:rPr>
         <w:t xml:space="preserve">A* Search Algorithm: Giống Dijkstra’s Algorithm nhưng tìm kiếm kết quả không tối ưu trong </w:t>
       </w:r>
     </w:p>
@@ -44361,6 +44379,7 @@
         <w:rPr>
           <w:lang w:val="en-US"/>
         </w:rPr>
+        <w:lastRenderedPageBreak/>
         <w:t xml:space="preserve">        Element dựa vào node đại diện</w:t>
       </w:r>
     </w:p>
@@ -44415,400 +44434,400 @@
         <w:rPr>
           <w:lang w:val="en-US"/>
         </w:rPr>
+        <w:tab/>
+        <w:t xml:space="preserve">         Tạo tiếp các cá thể tiếp theo cho đủ bằng cách hoán đổi các đoạn gen của 2 cá </w:t>
+      </w:r>
+    </w:p>
+    <w:p>
+      <w:pPr>
+        <w:ind w:firstLine="720"/>
+        <w:rPr>
+          <w:lang w:val="en-US"/>
+        </w:rPr>
+      </w:pPr>
+      <w:r>
+        <w:rPr>
+          <w:lang w:val="en-US"/>
+        </w:rPr>
+        <w:t xml:space="preserve">         thể bố mẹ tốt bất kì, gây đột biến gen với tần suất thấp</w:t>
+      </w:r>
+    </w:p>
+    <w:p>
+      <w:pPr>
+        <w:ind w:firstLine="720"/>
+        <w:rPr>
+          <w:lang w:val="en-US"/>
+        </w:rPr>
+      </w:pPr>
+      <w:r>
+        <w:rPr>
+          <w:lang w:val="en-US"/>
+        </w:rPr>
+        <w:t xml:space="preserve">         Loop cho đến đời đạt yêu cầu</w:t>
+      </w:r>
+    </w:p>
+    <w:p>
+      <w:pPr>
+        <w:rPr>
+          <w:lang w:val="en-US"/>
+        </w:rPr>
+      </w:pPr>
+      <w:r>
+        <w:rPr>
+          <w:lang w:val="en-US"/>
+        </w:rPr>
+        <w:t xml:space="preserve">Steady State Selection: Chọn bố mẹ là con tốt nhất, thay thế </w:t>
+      </w:r>
+      <w:r>
+        <w:rPr>
+          <w:lang w:val="en-US"/>
+        </w:rPr>
+        <w:t xml:space="preserve">vài </w:t>
+      </w:r>
+      <w:r>
+        <w:rPr>
+          <w:lang w:val="en-US"/>
+        </w:rPr>
+        <w:t xml:space="preserve">con yếu bằng con của bố </w:t>
+      </w:r>
+    </w:p>
+    <w:p>
+      <w:pPr>
+        <w:ind w:left="1440" w:firstLine="720"/>
+        <w:rPr>
+          <w:lang w:val="en-US"/>
+        </w:rPr>
+      </w:pPr>
+      <w:r>
+        <w:rPr>
+          <w:lang w:val="en-US"/>
+        </w:rPr>
+        <w:t xml:space="preserve">   </w:t>
+      </w:r>
+      <w:r>
+        <w:rPr>
+          <w:lang w:val="en-US"/>
+        </w:rPr>
+        <w:t>mẹ, phần còn lại giữ nguyên</w:t>
+      </w:r>
+    </w:p>
+    <w:p>
+      <w:pPr>
+        <w:rPr>
+          <w:lang w:val="en-US"/>
+        </w:rPr>
+      </w:pPr>
+      <w:r>
+        <w:rPr>
+          <w:lang w:val="en-US"/>
+        </w:rPr>
+        <w:t>Single Point Crossover: Chọn điểm đánh dấu, tráo gen từ điểm đó cho nhau</w:t>
+      </w:r>
+    </w:p>
+    <w:p>
+      <w:pPr>
+        <w:rPr>
+          <w:lang w:val="en-US"/>
+        </w:rPr>
+      </w:pPr>
+      <w:r>
+        <w:rPr>
+          <w:lang w:val="en-US"/>
+        </w:rPr>
+        <w:t>Ornstein-Uhlenbeck Process: R</w:t>
+      </w:r>
+      <w:r>
+        <w:rPr>
+          <w:lang w:val="en-US"/>
+        </w:rPr>
+        <w:t xml:space="preserve">andom walk process tạo brownian noise tương quan với thời </w:t>
+      </w:r>
+    </w:p>
+    <w:p>
+      <w:pPr>
+        <w:ind w:left="2160" w:firstLine="720"/>
+        <w:rPr>
+          <w:lang w:val="en-US"/>
+        </w:rPr>
+      </w:pPr>
+      <w:r>
+        <w:rPr>
+          <w:lang w:val="en-US"/>
+        </w:rPr>
+        <w:t>g</w:t>
+      </w:r>
+      <w:r>
+        <w:rPr>
+          <w:lang w:val="en-US"/>
+        </w:rPr>
+        <w:t>ian</w:t>
+      </w:r>
+    </w:p>
+    <w:p>
+      <w:pPr>
+        <w:rPr>
+          <w:lang w:val="en-US"/>
+        </w:rPr>
+      </w:pPr>
+      <w:r>
+        <w:rPr>
+          <w:lang w:val="en-US"/>
+        </w:rPr>
+        <w:tab/>
+        <w:t>Formula: x_new = x_old + theta * (mean – x_old) * dt + normal(0, std) * dt ** 0.5</w:t>
+      </w:r>
+    </w:p>
+    <w:p>
+      <w:pPr>
+        <w:rPr>
+          <w:lang w:val="en-US"/>
+        </w:rPr>
+      </w:pPr>
+      <w:r>
+        <w:rPr>
+          <w:lang w:val="en-US"/>
+        </w:rPr>
+        <w:tab/>
+      </w:r>
+      <w:r>
+        <w:rPr>
+          <w:lang w:val="en-US"/>
+        </w:rPr>
+        <w:tab/>
+        <w:t xml:space="preserve">   x_new = x_old</w:t>
+      </w:r>
+    </w:p>
+    <w:p>
+      <w:pPr>
+        <w:rPr>
+          <w:lang w:val="en-US"/>
+        </w:rPr>
+      </w:pPr>
+      <w:r>
+        <w:rPr>
+          <w:lang w:val="en-US"/>
+        </w:rPr>
+        <w:tab/>
+      </w:r>
+      <w:r>
+        <w:rPr>
+          <w:lang w:val="en-US"/>
+        </w:rPr>
+        <w:tab/>
+        <w:t xml:space="preserve">   theta giữ cho x around mean, dt càng nhỏ càng tương đồng x_old</w:t>
+      </w:r>
+    </w:p>
+    <w:p>
+      <w:pPr>
+        <w:rPr>
+          <w:lang w:val="en-US"/>
+        </w:rPr>
+      </w:pPr>
+      <w:r>
+        <w:rPr>
+          <w:lang w:val="en-US"/>
+        </w:rPr>
+        <w:t>Xavier Initialization: Khởi tạo weight sao cho variance = 1, tránh vanishing gradient</w:t>
+      </w:r>
+    </w:p>
+    <w:p>
+      <w:pPr>
+        <w:rPr>
+          <w:lang w:val="en-US"/>
+        </w:rPr>
+      </w:pPr>
+      <w:r>
+        <w:rPr>
+          <w:lang w:val="en-US"/>
+        </w:rPr>
+        <w:tab/>
+        <w:t xml:space="preserve">Algo: Số neuron layer 1 * variance = 1 =&gt; variance của weight = 1/n =&gt; std scale </w:t>
+      </w:r>
+    </w:p>
+    <w:p>
+      <w:pPr>
+        <w:ind w:firstLine="720"/>
+        <w:rPr>
+          <w:lang w:val="en-US"/>
+        </w:rPr>
+      </w:pPr>
+      <w:r>
+        <w:rPr>
+          <w:lang w:val="en-US"/>
+        </w:rPr>
+        <w:t xml:space="preserve">         1/n**0.5</w:t>
+      </w:r>
+    </w:p>
+    <w:p>
+      <w:pPr>
+        <w:rPr>
+          <w:lang w:val="en-US"/>
+        </w:rPr>
+      </w:pPr>
+      <w:r>
+        <w:rPr>
+          <w:lang w:val="en-US"/>
+        </w:rPr>
+        <w:t>Random Walk: Một loạt các hành động ngẫu nhiên</w:t>
+      </w:r>
+      <w:r>
+        <w:rPr>
+          <w:lang w:val="en-US"/>
+        </w:rPr>
+        <w:t xml:space="preserve">, 2d chắc chắn về vị trí xuất phát, 3d </w:t>
+      </w:r>
+    </w:p>
+    <w:p>
+      <w:pPr>
+        <w:ind w:left="720" w:firstLine="720"/>
+        <w:rPr>
+          <w:lang w:val="en-US"/>
+        </w:rPr>
+      </w:pPr>
+      <w:r>
+        <w:rPr>
+          <w:lang w:val="en-US"/>
+        </w:rPr>
+        <w:t xml:space="preserve"> chưa chắc về vị trí xuất phát</w:t>
+      </w:r>
+    </w:p>
+    <w:p>
+      <w:pPr>
+        <w:rPr>
+          <w:lang w:val="en-US"/>
+        </w:rPr>
+      </w:pPr>
+      <w:r>
+        <w:rPr>
+          <w:lang w:val="en-US"/>
+        </w:rPr>
+        <w:tab/>
+        <w:t xml:space="preserve">Ex: Trên trục số bắt đầu tại 0, 50% sang phải 1 đơn vị, 50% sang trái 1 đơn vị, sau 2 </w:t>
+      </w:r>
+    </w:p>
+    <w:p>
+      <w:pPr>
+        <w:ind w:firstLine="720"/>
+        <w:rPr>
+          <w:lang w:val="en-US"/>
+        </w:rPr>
+      </w:pPr>
+      <w:r>
+        <w:rPr>
+          <w:lang w:val="en-US"/>
+        </w:rPr>
+        <w:t xml:space="preserve">      bước, tỉ lệ về 0 là 50%, sang 2 là 25%, sang -2 là 25%, …</w:t>
+      </w:r>
+    </w:p>
+    <w:p>
+      <w:pPr>
+        <w:rPr>
+          <w:lang w:val="en-US"/>
+        </w:rPr>
+      </w:pPr>
+      <w:r>
+        <w:rPr>
+          <w:lang w:val="en-US"/>
+        </w:rPr>
+        <w:t>Brownian Motion: Chuyển động ngẫu nhiên của bụi trong fluid, là random walk với step nhỏ</w:t>
+      </w:r>
+    </w:p>
+    <w:p>
+      <w:pPr>
+        <w:rPr>
+          <w:lang w:val="en-US"/>
+        </w:rPr>
+      </w:pPr>
+      <w:r>
+        <w:rPr>
+          <w:lang w:val="en-US"/>
+        </w:rPr>
+        <w:t>Fixed Q-Network: Dùng target network trễ để tính giá trị max action</w:t>
+      </w:r>
+    </w:p>
+    <w:p>
+      <w:pPr>
+        <w:rPr>
+          <w:lang w:val="en-US"/>
+        </w:rPr>
+      </w:pPr>
+      <w:r>
+        <w:rPr>
+          <w:lang w:val="en-US"/>
+        </w:rPr>
+        <w:t>Double DQN: Chọn max action = network original, dùng target network tính value</w:t>
+      </w:r>
+    </w:p>
+    <w:p>
+      <w:pPr>
+        <w:rPr>
+          <w:lang w:val="en-US"/>
+        </w:rPr>
+      </w:pPr>
+      <w:r>
+        <w:rPr>
+          <w:lang w:val="en-US"/>
+        </w:rPr>
+        <w:t>Dueling DQN: Tách q value thành state value và advantage, sau combine V + A –</w:t>
+      </w:r>
+      <w:r>
+        <w:rPr>
+          <w:lang w:val="en-US"/>
+        </w:rPr>
+        <w:t xml:space="preserve"> mean A</w:t>
+      </w:r>
+    </w:p>
+    <w:p>
+      <w:pPr>
+        <w:rPr>
+          <w:lang w:val="en-US"/>
+        </w:rPr>
+      </w:pPr>
+      <w:r>
+        <w:rPr>
+          <w:lang w:val="en-US"/>
+        </w:rPr>
+        <w:t>DDPG(Deep Deterministic Policy Gradient): Actor Critic với Continous Action Space</w:t>
+      </w:r>
+      <w:r>
+        <w:rPr>
+          <w:lang w:val="en-US"/>
+        </w:rPr>
+        <w:t xml:space="preserve">, </w:t>
+      </w:r>
+      <w:r>
+        <w:rPr>
+          <w:lang w:val="en-US"/>
+        </w:rPr>
+        <w:t xml:space="preserve">lấy </w:t>
+      </w:r>
+    </w:p>
+    <w:p>
+      <w:pPr>
+        <w:ind w:left="3600" w:firstLine="720"/>
+        <w:rPr>
+          <w:lang w:val="en-US"/>
+        </w:rPr>
+      </w:pPr>
+      <w:r>
+        <w:rPr>
+          <w:lang w:val="en-US"/>
+        </w:rPr>
+        <w:t>gradient của action</w:t>
+      </w:r>
+    </w:p>
+    <w:p>
+      <w:pPr>
+        <w:rPr>
+          <w:lang w:val="en-US"/>
+        </w:rPr>
+      </w:pPr>
+      <w:r>
+        <w:rPr>
+          <w:lang w:val="en-US"/>
+        </w:rPr>
         <w:lastRenderedPageBreak/>
         <w:tab/>
-        <w:t xml:space="preserve">         Tạo tiếp các cá thể tiếp theo cho đủ bằng cách hoán đổi các đoạn gen của 2 cá </w:t>
-      </w:r>
-    </w:p>
-    <w:p>
-      <w:pPr>
-        <w:ind w:firstLine="720"/>
-        <w:rPr>
-          <w:lang w:val="en-US"/>
-        </w:rPr>
-      </w:pPr>
-      <w:r>
-        <w:rPr>
-          <w:lang w:val="en-US"/>
-        </w:rPr>
-        <w:t xml:space="preserve">         thể bố mẹ tốt bất kì, gây đột biến gen với tần suất thấp</w:t>
-      </w:r>
-    </w:p>
-    <w:p>
-      <w:pPr>
-        <w:ind w:firstLine="720"/>
-        <w:rPr>
-          <w:lang w:val="en-US"/>
-        </w:rPr>
-      </w:pPr>
-      <w:r>
-        <w:rPr>
-          <w:lang w:val="en-US"/>
-        </w:rPr>
-        <w:t xml:space="preserve">         Loop cho đến đời đạt yêu cầu</w:t>
-      </w:r>
-    </w:p>
-    <w:p>
-      <w:pPr>
-        <w:rPr>
-          <w:lang w:val="en-US"/>
-        </w:rPr>
-      </w:pPr>
-      <w:r>
-        <w:rPr>
-          <w:lang w:val="en-US"/>
-        </w:rPr>
-        <w:t xml:space="preserve">Steady State Selection: Chọn bố mẹ là con tốt nhất, thay thế </w:t>
-      </w:r>
-      <w:r>
-        <w:rPr>
-          <w:lang w:val="en-US"/>
-        </w:rPr>
-        <w:t xml:space="preserve">vài </w:t>
-      </w:r>
-      <w:r>
-        <w:rPr>
-          <w:lang w:val="en-US"/>
-        </w:rPr>
-        <w:t xml:space="preserve">con yếu bằng con của bố </w:t>
-      </w:r>
-    </w:p>
-    <w:p>
-      <w:pPr>
-        <w:ind w:left="1440" w:firstLine="720"/>
-        <w:rPr>
-          <w:lang w:val="en-US"/>
-        </w:rPr>
-      </w:pPr>
-      <w:r>
-        <w:rPr>
-          <w:lang w:val="en-US"/>
-        </w:rPr>
-        <w:t xml:space="preserve">   </w:t>
-      </w:r>
-      <w:r>
-        <w:rPr>
-          <w:lang w:val="en-US"/>
-        </w:rPr>
-        <w:t>mẹ, phần còn lại giữ nguyên</w:t>
-      </w:r>
-    </w:p>
-    <w:p>
-      <w:pPr>
-        <w:rPr>
-          <w:lang w:val="en-US"/>
-        </w:rPr>
-      </w:pPr>
-      <w:r>
-        <w:rPr>
-          <w:lang w:val="en-US"/>
-        </w:rPr>
-        <w:t>Single Point Crossover: Chọn điểm đánh dấu, tráo gen từ điểm đó cho nhau</w:t>
-      </w:r>
-    </w:p>
-    <w:p>
-      <w:pPr>
-        <w:rPr>
-          <w:lang w:val="en-US"/>
-        </w:rPr>
-      </w:pPr>
-      <w:r>
-        <w:rPr>
-          <w:lang w:val="en-US"/>
-        </w:rPr>
-        <w:t>Ornstein-Uhlenbeck Process: R</w:t>
-      </w:r>
-      <w:r>
-        <w:rPr>
-          <w:lang w:val="en-US"/>
-        </w:rPr>
-        <w:t xml:space="preserve">andom walk process tạo brownian noise tương quan với thời </w:t>
-      </w:r>
-    </w:p>
-    <w:p>
-      <w:pPr>
-        <w:ind w:left="2160" w:firstLine="720"/>
-        <w:rPr>
-          <w:lang w:val="en-US"/>
-        </w:rPr>
-      </w:pPr>
-      <w:r>
-        <w:rPr>
-          <w:lang w:val="en-US"/>
-        </w:rPr>
-        <w:t>g</w:t>
-      </w:r>
-      <w:r>
-        <w:rPr>
-          <w:lang w:val="en-US"/>
-        </w:rPr>
-        <w:t>ian</w:t>
-      </w:r>
-    </w:p>
-    <w:p>
-      <w:pPr>
-        <w:rPr>
-          <w:lang w:val="en-US"/>
-        </w:rPr>
-      </w:pPr>
-      <w:r>
-        <w:rPr>
-          <w:lang w:val="en-US"/>
-        </w:rPr>
-        <w:tab/>
-        <w:t>Formula: x_new = x_old + theta * (mean – x_old) * dt + normal(0, std) * dt ** 0.5</w:t>
-      </w:r>
-    </w:p>
-    <w:p>
-      <w:pPr>
-        <w:rPr>
-          <w:lang w:val="en-US"/>
-        </w:rPr>
-      </w:pPr>
-      <w:r>
-        <w:rPr>
-          <w:lang w:val="en-US"/>
-        </w:rPr>
-        <w:tab/>
-      </w:r>
-      <w:r>
-        <w:rPr>
-          <w:lang w:val="en-US"/>
-        </w:rPr>
-        <w:tab/>
-        <w:t xml:space="preserve">   x_new = x_old</w:t>
-      </w:r>
-    </w:p>
-    <w:p>
-      <w:pPr>
-        <w:rPr>
-          <w:lang w:val="en-US"/>
-        </w:rPr>
-      </w:pPr>
-      <w:r>
-        <w:rPr>
-          <w:lang w:val="en-US"/>
-        </w:rPr>
-        <w:tab/>
-      </w:r>
-      <w:r>
-        <w:rPr>
-          <w:lang w:val="en-US"/>
-        </w:rPr>
-        <w:tab/>
-        <w:t xml:space="preserve">   theta giữ cho x around mean, dt càng nhỏ càng tương đồng x_old</w:t>
-      </w:r>
-    </w:p>
-    <w:p>
-      <w:pPr>
-        <w:rPr>
-          <w:lang w:val="en-US"/>
-        </w:rPr>
-      </w:pPr>
-      <w:r>
-        <w:rPr>
-          <w:lang w:val="en-US"/>
-        </w:rPr>
-        <w:t>Xavier Initialization: Khởi tạo weight sao cho variance = 1, tránh vanishing gradient</w:t>
-      </w:r>
-    </w:p>
-    <w:p>
-      <w:pPr>
-        <w:rPr>
-          <w:lang w:val="en-US"/>
-        </w:rPr>
-      </w:pPr>
-      <w:r>
-        <w:rPr>
-          <w:lang w:val="en-US"/>
-        </w:rPr>
-        <w:tab/>
-        <w:t xml:space="preserve">Algo: Số neuron layer 1 * variance = 1 =&gt; variance của weight = 1/n =&gt; std scale </w:t>
-      </w:r>
-    </w:p>
-    <w:p>
-      <w:pPr>
-        <w:ind w:firstLine="720"/>
-        <w:rPr>
-          <w:lang w:val="en-US"/>
-        </w:rPr>
-      </w:pPr>
-      <w:r>
-        <w:rPr>
-          <w:lang w:val="en-US"/>
-        </w:rPr>
-        <w:t xml:space="preserve">         1/n**0.5</w:t>
-      </w:r>
-    </w:p>
-    <w:p>
-      <w:pPr>
-        <w:rPr>
-          <w:lang w:val="en-US"/>
-        </w:rPr>
-      </w:pPr>
-      <w:r>
-        <w:rPr>
-          <w:lang w:val="en-US"/>
-        </w:rPr>
-        <w:t>Random Walk: Một loạt các hành động ngẫu nhiên</w:t>
-      </w:r>
-      <w:r>
-        <w:rPr>
-          <w:lang w:val="en-US"/>
-        </w:rPr>
-        <w:t xml:space="preserve">, 2d chắc chắn về vị trí xuất phát, 3d </w:t>
-      </w:r>
-    </w:p>
-    <w:p>
-      <w:pPr>
-        <w:ind w:left="720" w:firstLine="720"/>
-        <w:rPr>
-          <w:lang w:val="en-US"/>
-        </w:rPr>
-      </w:pPr>
-      <w:r>
-        <w:rPr>
-          <w:lang w:val="en-US"/>
-        </w:rPr>
-        <w:t xml:space="preserve"> chưa chắc về vị trí xuất phát</w:t>
-      </w:r>
-    </w:p>
-    <w:p>
-      <w:pPr>
-        <w:rPr>
-          <w:lang w:val="en-US"/>
-        </w:rPr>
-      </w:pPr>
-      <w:r>
-        <w:rPr>
-          <w:lang w:val="en-US"/>
-        </w:rPr>
-        <w:tab/>
-        <w:t xml:space="preserve">Ex: Trên trục số bắt đầu tại 0, 50% sang phải 1 đơn vị, 50% sang trái 1 đơn vị, sau 2 </w:t>
-      </w:r>
-    </w:p>
-    <w:p>
-      <w:pPr>
-        <w:ind w:firstLine="720"/>
-        <w:rPr>
-          <w:lang w:val="en-US"/>
-        </w:rPr>
-      </w:pPr>
-      <w:r>
-        <w:rPr>
-          <w:lang w:val="en-US"/>
-        </w:rPr>
-        <w:t xml:space="preserve">      bước, tỉ lệ về 0 là 50%, sang 2 là 25%, sang -2 là 25%, …</w:t>
-      </w:r>
-    </w:p>
-    <w:p>
-      <w:pPr>
-        <w:rPr>
-          <w:lang w:val="en-US"/>
-        </w:rPr>
-      </w:pPr>
-      <w:r>
-        <w:rPr>
-          <w:lang w:val="en-US"/>
-        </w:rPr>
-        <w:t>Brownian Motion: Chuyển động ngẫu nhiên của bụi trong fluid, là random walk với step nhỏ</w:t>
-      </w:r>
-    </w:p>
-    <w:p>
-      <w:pPr>
-        <w:rPr>
-          <w:lang w:val="en-US"/>
-        </w:rPr>
-      </w:pPr>
-      <w:r>
-        <w:rPr>
-          <w:lang w:val="en-US"/>
-        </w:rPr>
-        <w:t>Fixed Q-Network: Dùng target network trễ để tính giá trị max action</w:t>
-      </w:r>
-    </w:p>
-    <w:p>
-      <w:pPr>
-        <w:rPr>
-          <w:lang w:val="en-US"/>
-        </w:rPr>
-      </w:pPr>
-      <w:r>
-        <w:rPr>
-          <w:lang w:val="en-US"/>
-        </w:rPr>
-        <w:t>Double DQN: Chọn max action = network original, dùng target network tính value</w:t>
-      </w:r>
-    </w:p>
-    <w:p>
-      <w:pPr>
-        <w:rPr>
-          <w:lang w:val="en-US"/>
-        </w:rPr>
-      </w:pPr>
-      <w:r>
-        <w:rPr>
-          <w:lang w:val="en-US"/>
-        </w:rPr>
-        <w:t>Dueling DQN: Tách q value thành state value và advantage, sau combine V + A –</w:t>
-      </w:r>
-      <w:r>
-        <w:rPr>
-          <w:lang w:val="en-US"/>
-        </w:rPr>
-        <w:t xml:space="preserve"> mean A</w:t>
-      </w:r>
-    </w:p>
-    <w:p>
-      <w:pPr>
-        <w:rPr>
-          <w:lang w:val="en-US"/>
-        </w:rPr>
-      </w:pPr>
-      <w:r>
-        <w:rPr>
-          <w:lang w:val="en-US"/>
-        </w:rPr>
-        <w:t>DDPG(Deep Deterministic Policy Gradient): Actor Critic với Continous Action Space</w:t>
-      </w:r>
-      <w:r>
-        <w:rPr>
-          <w:lang w:val="en-US"/>
-        </w:rPr>
-        <w:t xml:space="preserve">, </w:t>
-      </w:r>
-      <w:r>
-        <w:rPr>
-          <w:lang w:val="en-US"/>
-        </w:rPr>
-        <w:t xml:space="preserve">lấy </w:t>
-      </w:r>
-    </w:p>
-    <w:p>
-      <w:pPr>
-        <w:ind w:left="3600" w:firstLine="720"/>
-        <w:rPr>
-          <w:lang w:val="en-US"/>
-        </w:rPr>
-      </w:pPr>
-      <w:r>
-        <w:rPr>
-          <w:lang w:val="en-US"/>
-        </w:rPr>
-        <w:t>gradient của action</w:t>
-      </w:r>
-    </w:p>
-    <w:p>
-      <w:pPr>
-        <w:rPr>
-          <w:lang w:val="en-US"/>
-        </w:rPr>
-      </w:pPr>
-      <w:r>
-        <w:rPr>
-          <w:lang w:val="en-US"/>
-        </w:rPr>
-        <w:tab/>
         <w:t>Algo:</w:t>
       </w:r>
       <w:r>
@@ -44883,7 +44902,6 @@
         <w:rPr>
           <w:lang w:val="en-US"/>
         </w:rPr>
-        <w:lastRenderedPageBreak/>
         <w:t xml:space="preserve">         target_net.actor(next_state), net.critic(state))</w:t>
       </w:r>
     </w:p>
@@ -45278,6 +45296,7 @@
         <w:rPr>
           <w:lang w:val="en-US"/>
         </w:rPr>
+        <w:lastRenderedPageBreak/>
         <w:t xml:space="preserve">         Critic loss = td error reward + gamma * target value net(next state) * (1 - done)</w:t>
       </w:r>
       <w:r>
@@ -45344,7 +45363,6 @@
         <w:rPr>
           <w:lang w:val="en-US"/>
         </w:rPr>
-        <w:lastRenderedPageBreak/>
         <w:tab/>
         <w:t xml:space="preserve">Algo: </w:t>
       </w:r>
@@ -45840,6 +45858,7 @@
         <w:rPr>
           <w:lang w:val="en-US"/>
         </w:rPr>
+        <w:lastRenderedPageBreak/>
         <w:t>Sample Batch từ</w:t>
       </w:r>
       <w:r>
@@ -46293,7 +46312,6 @@
           <w:szCs w:val="24"/>
           <w:lang w:val="en-US"/>
         </w:rPr>
-        <w:lastRenderedPageBreak/>
         <w:t>Experience Replay hiện tại)</w:t>
       </w:r>
     </w:p>
@@ -46945,6 +46963,7 @@
         <w:rPr>
           <w:lang w:val="en-US"/>
         </w:rPr>
+        <w:lastRenderedPageBreak/>
         <w:t xml:space="preserve">Lưu State, Goal, New State, Action, Reward, Done vào </w:t>
       </w:r>
     </w:p>
@@ -47001,7 +47020,6 @@
         <w:rPr>
           <w:lang w:val="en-US"/>
         </w:rPr>
-        <w:lastRenderedPageBreak/>
         <w:t>State = New State</w:t>
       </w:r>
     </w:p>

--- a/algorithm.docx
+++ b/algorithm.docx
@@ -22792,6 +22792,13 @@
         </w:rPr>
         <w:t>đỉnh là Node, cạnh có thể là kết nối 1 chiều hay 2 chiều giữa 2 Node</w:t>
       </w:r>
+      <w:r>
+        <w:rPr>
+          <w:rFonts w:eastAsiaTheme="minorEastAsia"/>
+          <w:lang w:val="en-US"/>
+        </w:rPr>
+        <w:t>, giữa 2 Node có thể có nhiều cạnh</w:t>
+      </w:r>
     </w:p>
     <w:p>
       <w:pPr>
@@ -23653,8 +23660,6 @@
         </w:rPr>
         <w:t>c thi nếu sử dụng Heap là O((V + E)log(V))</w:t>
       </w:r>
-      <w:bookmarkStart w:id="0" w:name="_GoBack"/>
-      <w:bookmarkEnd w:id="0"/>
     </w:p>
     <w:p>
       <w:pPr>
@@ -23724,7 +23729,10 @@
           <w:numId w:val="6"/>
         </w:numPr>
         <w:rPr>
-          <w:rFonts w:eastAsiaTheme="minorEastAsia"/>
+          <w:rStyle w:val="Hyperlink"/>
+          <w:rFonts w:eastAsiaTheme="minorEastAsia"/>
+          <w:color w:val="auto"/>
+          <w:u w:val="none"/>
           <w:lang w:val="en-US"/>
         </w:rPr>
       </w:pPr>
@@ -23744,7 +23752,7 @@
         <w:pStyle w:val="ListParagraph"/>
         <w:numPr>
           <w:ilvl w:val="0"/>
-          <w:numId w:val="28"/>
+          <w:numId w:val="6"/>
         </w:numPr>
         <w:rPr>
           <w:rFonts w:eastAsiaTheme="minorEastAsia"/>
@@ -23756,7 +23764,7 @@
           <w:rFonts w:eastAsiaTheme="minorEastAsia"/>
           <w:lang w:val="en-US"/>
         </w:rPr>
-        <w:t>Tìm Đường Nhanh = Thuật Toán A* (A Star)?</w:t>
+        <w:t>Nhược điểm</w:t>
       </w:r>
     </w:p>
     <w:p>
@@ -23776,7 +23784,27 @@
           <w:rFonts w:eastAsiaTheme="minorEastAsia"/>
           <w:lang w:val="en-US"/>
         </w:rPr>
-        <w:t>Đéo khác gì Dijkstra, chỉ có những sự khác biệt sau</w:t>
+        <w:t>Dễ thấy không hoạt động nếu trong Graph có trọng số âm, vẽ 1 vài Graph bạn sẽ thấy vấn đề</w:t>
+      </w:r>
+    </w:p>
+    <w:p>
+      <w:pPr>
+        <w:pStyle w:val="ListParagraph"/>
+        <w:numPr>
+          <w:ilvl w:val="0"/>
+          <w:numId w:val="28"/>
+        </w:numPr>
+        <w:rPr>
+          <w:rFonts w:eastAsiaTheme="minorEastAsia"/>
+          <w:lang w:val="en-US"/>
+        </w:rPr>
+      </w:pPr>
+      <w:r>
+        <w:rPr>
+          <w:rFonts w:eastAsiaTheme="minorEastAsia"/>
+          <w:lang w:val="en-US"/>
+        </w:rPr>
+        <w:t>Tìm Đường Nhanh = Thuật Toán A* (A Star)?</w:t>
       </w:r>
     </w:p>
     <w:p>
@@ -23796,7 +23824,7 @@
           <w:rFonts w:eastAsiaTheme="minorEastAsia"/>
           <w:lang w:val="en-US"/>
         </w:rPr>
-        <w:t>Mục tiêu là tìm nhanh đường đi từ 1 Node A đến Node B nào đó, đường đi này càng ngắn càng tốt, ngắn nhất thì tuyệt vời</w:t>
+        <w:t>Đéo khác gì Dijkstra, chỉ có những sự khác biệt sau</w:t>
       </w:r>
     </w:p>
     <w:p>
@@ -23816,7 +23844,7 @@
           <w:rFonts w:eastAsiaTheme="minorEastAsia"/>
           <w:lang w:val="en-US"/>
         </w:rPr>
-        <w:t>Thuật toán dừng lại khi đến Node B</w:t>
+        <w:t>Mục tiêu là tìm nhanh đường đi từ 1 Node A đến Node B nào đó, đường đi này càng ngắn càng tốt, ngắn nhất thì tuyệt vời</w:t>
       </w:r>
     </w:p>
     <w:p>
@@ -23836,7 +23864,7 @@
           <w:rFonts w:eastAsiaTheme="minorEastAsia"/>
           <w:lang w:val="en-US"/>
         </w:rPr>
-        <w:t>Để làm được điều này, mỗi Node sẽ được gán thêm 1 giá trị Heuristic do chúng ta quy định, khi quyết định ta sẽ đưa con trỏ tới Node nào tiếp theo, thì không phải dựa vào Value của Node nào có giá trị nhỏ nhất, mà dựa vào giá trị Value + Heuristic của Node nào nhỏ nhất</w:t>
+        <w:t>Thuật toán dừng lại khi đến Node B</w:t>
       </w:r>
     </w:p>
     <w:p>
@@ -23856,7 +23884,7 @@
           <w:rFonts w:eastAsiaTheme="minorEastAsia"/>
           <w:lang w:val="en-US"/>
         </w:rPr>
-        <w:t>Thông thường giá trị Heuristic sẽ được tính = khoảng cách vật lí từ 1 Node đến Node đích</w:t>
+        <w:t>Để làm được điều này, mỗi Node sẽ được gán thêm 1 giá trị Heuristic do chúng ta quy định, khi quyết định ta sẽ đưa con trỏ tới Node nào tiếp theo, thì không phải dựa vào Value của Node nào có giá trị nhỏ nhất, mà dựa vào giá trị Value + Heuristic của Node nào nhỏ nhất</w:t>
       </w:r>
     </w:p>
     <w:p>
@@ -23876,16 +23904,508 @@
           <w:rFonts w:eastAsiaTheme="minorEastAsia"/>
           <w:lang w:val="en-US"/>
         </w:rPr>
+        <w:t>Thông thường giá trị Heuristic sẽ được tính = khoảng cách vật lí từ 1 Node đến Node đích</w:t>
+      </w:r>
+    </w:p>
+    <w:p>
+      <w:pPr>
+        <w:pStyle w:val="ListParagraph"/>
+        <w:numPr>
+          <w:ilvl w:val="0"/>
+          <w:numId w:val="6"/>
+        </w:numPr>
+        <w:rPr>
+          <w:rFonts w:eastAsiaTheme="minorEastAsia"/>
+          <w:lang w:val="en-US"/>
+        </w:rPr>
+      </w:pPr>
+      <w:r>
+        <w:rPr>
+          <w:rFonts w:eastAsiaTheme="minorEastAsia"/>
+          <w:lang w:val="en-US"/>
+        </w:rPr>
         <w:t>Nếu giá trị Heuristic hợp lí, thì thuật toán đảm bảo tìm được đường đi ngắn nhất từ A đến B, nhưng nếu giá trị Heuristic như cặc, thì không chắc</w:t>
       </w:r>
     </w:p>
     <w:p>
       <w:pPr>
-        <w:rPr>
-          <w:rFonts w:eastAsiaTheme="minorEastAsia"/>
-          <w:lang w:val="en-US"/>
-        </w:rPr>
-      </w:pPr>
+        <w:pStyle w:val="ListParagraph"/>
+        <w:numPr>
+          <w:ilvl w:val="0"/>
+          <w:numId w:val="28"/>
+        </w:numPr>
+        <w:rPr>
+          <w:rFonts w:eastAsiaTheme="minorEastAsia"/>
+          <w:lang w:val="en-US"/>
+        </w:rPr>
+      </w:pPr>
+      <w:r>
+        <w:rPr>
+          <w:rFonts w:eastAsiaTheme="minorEastAsia"/>
+          <w:lang w:val="en-US"/>
+        </w:rPr>
+        <w:t>Tìm Đường Đi Ngắn Nhất = Thuật Toán Bellman Ford Cho Graph Có Trọng Số Âm?</w:t>
+      </w:r>
+    </w:p>
+    <w:p>
+      <w:pPr>
+        <w:pStyle w:val="ListParagraph"/>
+        <w:numPr>
+          <w:ilvl w:val="0"/>
+          <w:numId w:val="6"/>
+        </w:numPr>
+        <w:rPr>
+          <w:rFonts w:eastAsiaTheme="minorEastAsia"/>
+          <w:lang w:val="en-US"/>
+        </w:rPr>
+      </w:pPr>
+      <w:r>
+        <w:rPr>
+          <w:rFonts w:eastAsiaTheme="minorEastAsia"/>
+          <w:lang w:val="en-US"/>
+        </w:rPr>
+        <w:t>Cơ bản là khắc phục nhược điểm của Dijkstra khi không hoạt động khi có trọng số âm, bù lại thời gian thực thi lâu hơn</w:t>
+      </w:r>
+    </w:p>
+    <w:p>
+      <w:pPr>
+        <w:pStyle w:val="ListParagraph"/>
+        <w:numPr>
+          <w:ilvl w:val="0"/>
+          <w:numId w:val="6"/>
+        </w:numPr>
+        <w:rPr>
+          <w:rFonts w:eastAsiaTheme="minorEastAsia"/>
+          <w:lang w:val="en-US"/>
+        </w:rPr>
+      </w:pPr>
+      <w:r>
+        <w:rPr>
+          <w:rFonts w:eastAsiaTheme="minorEastAsia"/>
+          <w:lang w:val="en-US"/>
+        </w:rPr>
+        <w:lastRenderedPageBreak/>
+        <w:t>Xét trường hợp Graph tồn tại Loop âm, Loop âm là Loop mà khi bạn di chuyển dọc theo nó nhiều lần, thì giá trị của bạn sẽ giảm liên tục đến –</w:t>
+      </w:r>
+      <w:r>
+        <w:rPr>
+          <w:rFonts w:eastAsiaTheme="minorEastAsia"/>
+          <w:lang w:val="en-US"/>
+        </w:rPr>
+        <w:sym w:font="Symbol" w:char="F0A5"/>
+      </w:r>
+      <w:r>
+        <w:rPr>
+          <w:rFonts w:eastAsiaTheme="minorEastAsia"/>
+          <w:lang w:val="en-US"/>
+        </w:rPr>
+        <w:t xml:space="preserve">, như vậy, mọi Node </w:t>
+      </w:r>
+      <w:r>
+        <w:rPr>
+          <w:rFonts w:eastAsiaTheme="minorEastAsia"/>
+          <w:lang w:val="en-US"/>
+        </w:rPr>
+        <w:t>bị</w:t>
+      </w:r>
+      <w:r>
+        <w:rPr>
+          <w:rFonts w:eastAsiaTheme="minorEastAsia"/>
+          <w:lang w:val="en-US"/>
+        </w:rPr>
+        <w:t xml:space="preserve"> Loop âm </w:t>
+      </w:r>
+      <w:r>
+        <w:rPr>
+          <w:rFonts w:eastAsiaTheme="minorEastAsia"/>
+          <w:lang w:val="en-US"/>
+        </w:rPr>
+        <w:t xml:space="preserve">chĩa vào </w:t>
+      </w:r>
+      <w:r>
+        <w:rPr>
+          <w:rFonts w:eastAsiaTheme="minorEastAsia"/>
+          <w:lang w:val="en-US"/>
+        </w:rPr>
+        <w:t>sẽ không có đường đi ngắn nhất tới nó</w:t>
+      </w:r>
+    </w:p>
+    <w:p>
+      <w:pPr>
+        <w:pStyle w:val="ListParagraph"/>
+        <w:numPr>
+          <w:ilvl w:val="0"/>
+          <w:numId w:val="6"/>
+        </w:numPr>
+        <w:rPr>
+          <w:rFonts w:eastAsiaTheme="minorEastAsia"/>
+          <w:lang w:val="en-US"/>
+        </w:rPr>
+      </w:pPr>
+      <w:r>
+        <w:rPr>
+          <w:rFonts w:eastAsiaTheme="minorEastAsia"/>
+          <w:lang w:val="en-US"/>
+        </w:rPr>
+        <w:t>Thuật toán Bellman Ford vừa giúp tìm đường đường đi ngắn nhất từ 1 Node đến tất cả các Node còn lại, vừa xác định những Node không có đường đi ngắn nhất tới nó</w:t>
+      </w:r>
+    </w:p>
+    <w:p>
+      <w:pPr>
+        <w:pStyle w:val="ListParagraph"/>
+        <w:numPr>
+          <w:ilvl w:val="0"/>
+          <w:numId w:val="6"/>
+        </w:numPr>
+        <w:rPr>
+          <w:rFonts w:eastAsiaTheme="minorEastAsia"/>
+          <w:lang w:val="en-US"/>
+        </w:rPr>
+      </w:pPr>
+      <w:r>
+        <w:rPr>
+          <w:rFonts w:eastAsiaTheme="minorEastAsia"/>
+          <w:lang w:val="en-US"/>
+        </w:rPr>
+        <w:t>Giả sử ta muốn tìm đường đi ngắn nhất từ Node A đến tất cả các Node còn lại, cho tằng Graph không có Loop âm</w:t>
+      </w:r>
+    </w:p>
+    <w:p>
+      <w:pPr>
+        <w:pStyle w:val="ListParagraph"/>
+        <w:numPr>
+          <w:ilvl w:val="0"/>
+          <w:numId w:val="6"/>
+        </w:numPr>
+        <w:rPr>
+          <w:rFonts w:eastAsiaTheme="minorEastAsia"/>
+          <w:lang w:val="en-US"/>
+        </w:rPr>
+      </w:pPr>
+      <w:r>
+        <w:rPr>
+          <w:rFonts w:eastAsiaTheme="minorEastAsia"/>
+          <w:lang w:val="en-US"/>
+        </w:rPr>
+        <w:t xml:space="preserve">Bước 1, </w:t>
+      </w:r>
+      <w:r>
+        <w:rPr>
+          <w:rFonts w:eastAsiaTheme="minorEastAsia"/>
+          <w:lang w:val="en-US"/>
+        </w:rPr>
+        <w:t xml:space="preserve">đi tới từng Node, kí hiệu </w:t>
+      </w:r>
+      <w:r>
+        <w:rPr>
+          <w:rFonts w:eastAsiaTheme="minorEastAsia"/>
+          <w:lang w:val="en-US"/>
+        </w:rPr>
+        <w:sym w:font="Symbol" w:char="F0A5"/>
+      </w:r>
+      <w:r>
+        <w:rPr>
+          <w:rFonts w:eastAsiaTheme="minorEastAsia"/>
+          <w:lang w:val="en-US"/>
+        </w:rPr>
+        <w:t xml:space="preserve"> lên đầu chúng, giá trị này gọi là Value</w:t>
+      </w:r>
+      <w:r>
+        <w:rPr>
+          <w:rFonts w:eastAsiaTheme="minorEastAsia"/>
+          <w:lang w:val="en-US"/>
+        </w:rPr>
+        <w:t>, riêng Node A thì Value = 0</w:t>
+      </w:r>
+      <w:r>
+        <w:rPr>
+          <w:rFonts w:eastAsiaTheme="minorEastAsia"/>
+          <w:vertAlign w:val="subscript"/>
+          <w:lang w:val="en-US"/>
+        </w:rPr>
+        <w:t>A</w:t>
+      </w:r>
+    </w:p>
+    <w:p>
+      <w:pPr>
+        <w:pStyle w:val="ListParagraph"/>
+        <w:numPr>
+          <w:ilvl w:val="0"/>
+          <w:numId w:val="6"/>
+        </w:numPr>
+        <w:rPr>
+          <w:rFonts w:eastAsiaTheme="minorEastAsia"/>
+          <w:lang w:val="en-US"/>
+        </w:rPr>
+      </w:pPr>
+      <w:r>
+        <w:rPr>
+          <w:rFonts w:eastAsiaTheme="minorEastAsia"/>
+          <w:lang w:val="en-US"/>
+        </w:rPr>
+        <w:t xml:space="preserve">Bước 2, lần lượt lặp qua tất cả các Node, thứ tự bất kì, tại mỗi Node, cập nhật </w:t>
+      </w:r>
+      <w:r>
+        <w:rPr>
+          <w:rFonts w:eastAsiaTheme="minorEastAsia"/>
+          <w:lang w:val="en-US"/>
+        </w:rPr>
+        <w:t>Value</w:t>
+      </w:r>
+      <w:r>
+        <w:rPr>
+          <w:rFonts w:eastAsiaTheme="minorEastAsia"/>
+          <w:lang w:val="en-US"/>
+        </w:rPr>
+        <w:t xml:space="preserve"> của tất cả các Node hàng xóm giống như ở Dijkstra, lặp lại bước này đúng V – 1 lần, V là số Node</w:t>
+      </w:r>
+    </w:p>
+    <w:p>
+      <w:pPr>
+        <w:pStyle w:val="ListParagraph"/>
+        <w:numPr>
+          <w:ilvl w:val="0"/>
+          <w:numId w:val="6"/>
+        </w:numPr>
+        <w:rPr>
+          <w:rFonts w:eastAsiaTheme="minorEastAsia"/>
+          <w:lang w:val="en-US"/>
+        </w:rPr>
+      </w:pPr>
+      <w:r>
+        <w:rPr>
+          <w:rFonts w:eastAsiaTheme="minorEastAsia"/>
+          <w:lang w:val="en-US"/>
+        </w:rPr>
+        <w:t>Bây giờ, ta sẽ chứng minh tại sao phải lặp V – 1 lần</w:t>
+      </w:r>
+    </w:p>
+    <w:p>
+      <w:pPr>
+        <w:pStyle w:val="ListParagraph"/>
+        <w:numPr>
+          <w:ilvl w:val="0"/>
+          <w:numId w:val="6"/>
+        </w:numPr>
+        <w:rPr>
+          <w:rFonts w:eastAsiaTheme="minorEastAsia"/>
+          <w:lang w:val="en-US"/>
+        </w:rPr>
+      </w:pPr>
+      <w:r>
+        <w:rPr>
+          <w:rFonts w:eastAsiaTheme="minorEastAsia"/>
+          <w:lang w:val="en-US"/>
+        </w:rPr>
+        <w:t xml:space="preserve">Tưởng tượng giống chiêu E của Ryze, mỗi lần lặp, giá trị khác </w:t>
+      </w:r>
+      <w:r>
+        <w:rPr>
+          <w:rFonts w:eastAsiaTheme="minorEastAsia"/>
+          <w:lang w:val="en-US"/>
+        </w:rPr>
+        <w:sym w:font="Symbol" w:char="F0A5"/>
+      </w:r>
+      <w:r>
+        <w:rPr>
+          <w:rFonts w:eastAsiaTheme="minorEastAsia"/>
+          <w:lang w:val="en-US"/>
+        </w:rPr>
+        <w:t xml:space="preserve"> sẽ dần được mở rộng, gọi đường đi ngắn nhất từ A đến Node Z nào đó là P, P có k cạnh, rõ ràng k </w:t>
+      </w:r>
+      <w:r>
+        <w:rPr>
+          <w:rFonts w:eastAsiaTheme="minorEastAsia"/>
+          <w:lang w:val="en-US"/>
+        </w:rPr>
+        <w:sym w:font="Symbol" w:char="F0A3"/>
+      </w:r>
+      <w:r>
+        <w:rPr>
+          <w:rFonts w:eastAsiaTheme="minorEastAsia"/>
+          <w:lang w:val="en-US"/>
+        </w:rPr>
+        <w:t xml:space="preserve"> V – 1, ta có các Node dọc theo P theo thứ tự là A, B, C, …, Z, theo định lí được nêu ở thuật toán Dijkstra, thì đường đi A, B cũng là đường đi ngắn nhất từ A đến B, đường đi A, B, C cũng là đường đi ngắn nhất từ A đến C, …, do đó, dễ thấy sau lần lặp 1, ta xác định được chính xác ngay Value của B, sau lần lặp 2, ta xác định được chính xác ngay Value của C, …, và lần lặp thứ k, ta xác định được chính xác ngay Value của Z,</w:t>
+      </w:r>
+      <w:r>
+        <w:rPr>
+          <w:rFonts w:eastAsiaTheme="minorEastAsia"/>
+          <w:lang w:val="en-US"/>
+        </w:rPr>
+        <w:t xml:space="preserve"> điều này là do các Node này có Value nhỏ nhất, nên </w:t>
+      </w:r>
+      <w:r>
+        <w:rPr>
+          <w:rFonts w:eastAsiaTheme="minorEastAsia"/>
+          <w:lang w:val="en-US"/>
+        </w:rPr>
+        <w:t xml:space="preserve">Value của chúng </w:t>
+      </w:r>
+      <w:r>
+        <w:rPr>
+          <w:rFonts w:eastAsiaTheme="minorEastAsia"/>
+          <w:lang w:val="en-US"/>
+        </w:rPr>
+        <w:t xml:space="preserve">không thể bị thay thế khi những Node xung quanh cập nhật </w:t>
+      </w:r>
+      <w:r>
+        <w:rPr>
+          <w:rFonts w:eastAsiaTheme="minorEastAsia"/>
+          <w:lang w:val="en-US"/>
+        </w:rPr>
+        <w:t>Value</w:t>
+      </w:r>
+      <w:r>
+        <w:rPr>
+          <w:rFonts w:eastAsiaTheme="minorEastAsia"/>
+          <w:lang w:val="en-US"/>
+        </w:rPr>
+        <w:t xml:space="preserve"> của Node hàng xóm,</w:t>
+      </w:r>
+      <w:r>
+        <w:rPr>
+          <w:rFonts w:eastAsiaTheme="minorEastAsia"/>
+          <w:lang w:val="en-US"/>
+        </w:rPr>
+        <w:t xml:space="preserve"> mà như đã nói, k có Max = </w:t>
+      </w:r>
+      <w:r>
+        <w:rPr>
+          <w:rFonts w:eastAsiaTheme="minorEastAsia"/>
+          <w:lang w:val="en-US"/>
+        </w:rPr>
+        <w:t>V – 1</w:t>
+      </w:r>
+      <w:r>
+        <w:rPr>
+          <w:rFonts w:eastAsiaTheme="minorEastAsia"/>
+          <w:lang w:val="en-US"/>
+        </w:rPr>
+        <w:t>, nên ta phải lặp V – 1 lần mới đảm bảo</w:t>
+      </w:r>
+    </w:p>
+    <w:p>
+      <w:pPr>
+        <w:pStyle w:val="ListParagraph"/>
+        <w:numPr>
+          <w:ilvl w:val="0"/>
+          <w:numId w:val="6"/>
+        </w:numPr>
+        <w:rPr>
+          <w:rFonts w:eastAsiaTheme="minorEastAsia"/>
+          <w:lang w:val="en-US"/>
+        </w:rPr>
+      </w:pPr>
+      <w:r>
+        <w:rPr>
+          <w:rFonts w:eastAsiaTheme="minorEastAsia"/>
+          <w:lang w:val="en-US"/>
+        </w:rPr>
+        <w:t>Nếu muốn xác định</w:t>
+      </w:r>
+      <w:r>
+        <w:rPr>
+          <w:rFonts w:eastAsiaTheme="minorEastAsia"/>
+          <w:lang w:val="en-US"/>
+        </w:rPr>
+        <w:t xml:space="preserve"> các Node không có đường đi ngắn nhất tới nó</w:t>
+      </w:r>
+      <w:r>
+        <w:rPr>
+          <w:rFonts w:eastAsiaTheme="minorEastAsia"/>
+          <w:lang w:val="en-US"/>
+        </w:rPr>
+        <w:t>, thì đơn giản ta chỉ cầ</w:t>
+      </w:r>
+      <w:r>
+        <w:rPr>
+          <w:rFonts w:eastAsiaTheme="minorEastAsia"/>
+          <w:lang w:val="en-US"/>
+        </w:rPr>
+        <w:t>n tiếp tục thực hiện lại</w:t>
+      </w:r>
+      <w:r>
+        <w:rPr>
+          <w:rFonts w:eastAsiaTheme="minorEastAsia"/>
+          <w:lang w:val="en-US"/>
+        </w:rPr>
+        <w:t xml:space="preserve"> bước 2</w:t>
+      </w:r>
+      <w:r>
+        <w:rPr>
+          <w:rFonts w:eastAsiaTheme="minorEastAsia"/>
+          <w:lang w:val="en-US"/>
+        </w:rPr>
+        <w:t>, chỉ thay đổi là nếu Value của 1 Node bị cập nhật thì Value của nó ngay lập tức trở thành –</w:t>
+      </w:r>
+      <w:r>
+        <w:rPr>
+          <w:lang w:val="en-US"/>
+        </w:rPr>
+        <w:sym w:font="Symbol" w:char="F0A5"/>
+      </w:r>
+      <w:r>
+        <w:rPr>
+          <w:lang w:val="en-US"/>
+        </w:rPr>
+        <w:t xml:space="preserve">, đến cuối cùng, những Node có Value là </w:t>
+      </w:r>
+      <w:r>
+        <w:rPr>
+          <w:rFonts w:eastAsiaTheme="minorEastAsia"/>
+          <w:lang w:val="en-US"/>
+        </w:rPr>
+        <w:t>–</w:t>
+      </w:r>
+      <w:r>
+        <w:rPr>
+          <w:lang w:val="en-US"/>
+        </w:rPr>
+        <w:sym w:font="Symbol" w:char="F0A5"/>
+      </w:r>
+      <w:r>
+        <w:rPr>
+          <w:lang w:val="en-US"/>
+        </w:rPr>
+        <w:t xml:space="preserve"> chính là những </w:t>
+      </w:r>
+      <w:r>
+        <w:rPr>
+          <w:rFonts w:eastAsiaTheme="minorEastAsia"/>
+          <w:lang w:val="en-US"/>
+        </w:rPr>
+        <w:t>Node cần tìm</w:t>
+      </w:r>
+    </w:p>
+    <w:p>
+      <w:pPr>
+        <w:pStyle w:val="ListParagraph"/>
+        <w:numPr>
+          <w:ilvl w:val="0"/>
+          <w:numId w:val="6"/>
+        </w:numPr>
+        <w:rPr>
+          <w:rFonts w:eastAsiaTheme="minorEastAsia"/>
+          <w:lang w:val="en-US"/>
+        </w:rPr>
+      </w:pPr>
+      <w:r>
+        <w:rPr>
+          <w:rFonts w:eastAsiaTheme="minorEastAsia"/>
+          <w:lang w:val="en-US"/>
+        </w:rPr>
+        <w:t>Dễ thấy thời gian thực thi của thuật toán này là O(EV), E là số cạnh của Graph</w:t>
+      </w:r>
+    </w:p>
+    <w:p>
+      <w:pPr>
+        <w:rPr>
+          <w:rFonts w:eastAsiaTheme="minorEastAsia"/>
+          <w:lang w:val="en-US"/>
+        </w:rPr>
+      </w:pPr>
+      <w:bookmarkStart w:id="0" w:name="_GoBack"/>
+      <w:bookmarkEnd w:id="0"/>
     </w:p>
     <w:p>
       <w:pPr>
@@ -24007,7 +24527,6 @@
           <w:rFonts w:eastAsiaTheme="minorEastAsia"/>
           <w:lang w:val="en-US"/>
         </w:rPr>
-        <w:lastRenderedPageBreak/>
         <w:t>Bước 2, chạy từ đầu đến kế cuối, 2 phần tử kề nhau không đúng thứ tự thì hoán vị</w:t>
       </w:r>
     </w:p>
@@ -24287,6 +24806,7 @@
                 <w:rFonts w:eastAsiaTheme="minorEastAsia"/>
                 <w:lang w:val="en-US"/>
               </w:rPr>
+              <w:lastRenderedPageBreak/>
               <w:t>4</w:t>
             </w:r>
           </w:p>
@@ -25427,7 +25947,6 @@
           <w:rFonts w:eastAsiaTheme="minorEastAsia"/>
           <w:lang w:val="en-US"/>
         </w:rPr>
-        <w:lastRenderedPageBreak/>
         <w:t>Việc sắp xếp lại cho đúng thứ tự diễn ra khá đơn giản, xét trường hợp 8 phần tử một sắp xếp lại cho đúng thứ tự, thì ta đang nói đến 2 mảng liên tục có 4 phần tử, 2 mảng này đã được sắp xếp theo đúng thứ tự trước đó, ví dụ 2 mảng đó là</w:t>
       </w:r>
     </w:p>
@@ -25713,6 +26232,7 @@
                 <w:rFonts w:eastAsiaTheme="minorEastAsia"/>
                 <w:lang w:val="en-US"/>
               </w:rPr>
+              <w:lastRenderedPageBreak/>
               <w:t>3</w:t>
             </w:r>
           </w:p>
@@ -26529,7 +27049,6 @@
           <w:rFonts w:eastAsiaTheme="minorEastAsia"/>
           <w:lang w:val="en-US"/>
         </w:rPr>
-        <w:lastRenderedPageBreak/>
         <w:t>Bước 4, …</w:t>
       </w:r>
     </w:p>
@@ -26872,6 +27391,7 @@
           <w:rFonts w:eastAsiaTheme="minorEastAsia"/>
           <w:lang w:val="en-US"/>
         </w:rPr>
+        <w:lastRenderedPageBreak/>
         <w:t>Bogo Sort?</w:t>
       </w:r>
     </w:p>
@@ -27727,7 +28247,6 @@
         <w:rPr>
           <w:lang w:val="en-US"/>
         </w:rPr>
-        <w:lastRenderedPageBreak/>
         <w:t>Halting Problem:</w:t>
       </w:r>
     </w:p>
@@ -27830,6 +28349,7 @@
         <w:rPr>
           <w:lang w:val="en-US"/>
         </w:rPr>
+        <w:lastRenderedPageBreak/>
         <w:t>mãi mãi</w:t>
       </w:r>
     </w:p>
@@ -28168,7 +28688,6 @@
         <w:rPr>
           <w:lang w:val="en-US"/>
         </w:rPr>
-        <w:lastRenderedPageBreak/>
         <w:tab/>
       </w:r>
       <w:r>
@@ -28403,6 +28922,7 @@
         <w:rPr>
           <w:lang w:val="en-US"/>
         </w:rPr>
+        <w:lastRenderedPageBreak/>
         <w:t xml:space="preserve">Off-Policy: Hành động theo </w:t>
       </w:r>
       <w:r>
@@ -28988,7 +29508,6 @@
           <w:rFonts w:eastAsiaTheme="minorEastAsia"/>
           <w:lang w:val="en-US"/>
         </w:rPr>
-        <w:lastRenderedPageBreak/>
         <w:tab/>
       </w:r>
       <w:r>
@@ -29704,6 +30223,7 @@
           <w:rFonts w:eastAsiaTheme="minorEastAsia"/>
           <w:lang w:val="en-US"/>
         </w:rPr>
+        <w:lastRenderedPageBreak/>
         <w:t xml:space="preserve">    biến ngẫu nhiên và công thức trên tính variance của mean</w:t>
       </w:r>
     </w:p>
@@ -30942,7 +31462,6 @@
           <w:rFonts w:eastAsiaTheme="minorEastAsia" w:cstheme="minorHAnsi"/>
           <w:lang w:val="en-US"/>
         </w:rPr>
-        <w:lastRenderedPageBreak/>
         <w:tab/>
       </w:r>
       <w:r>
@@ -33009,7 +33528,6 @@
         <w:rPr>
           <w:lang w:val="en-US"/>
         </w:rPr>
-        <w:lastRenderedPageBreak/>
         <w:t>Hessian Matrix: Ma trận second derivative của multivariables function</w:t>
       </w:r>
     </w:p>
@@ -33183,6 +33701,7 @@
         <w:rPr>
           <w:lang w:val="en-US"/>
         </w:rPr>
+        <w:lastRenderedPageBreak/>
         <w:tab/>
       </w:r>
       <w:r>
@@ -36234,7 +36753,6 @@
         <w:rPr>
           <w:lang w:val="en-US"/>
         </w:rPr>
-        <w:lastRenderedPageBreak/>
         <w:t>K O</w:t>
       </w:r>
       <w:r>
@@ -36340,6 +36858,7 @@
         <w:rPr>
           <w:lang w:val="en-US"/>
         </w:rPr>
+        <w:lastRenderedPageBreak/>
         <w:tab/>
       </w:r>
       <w:r>
@@ -37064,7 +37583,6 @@
           <w:rFonts w:eastAsiaTheme="minorEastAsia"/>
           <w:lang w:val="en-US"/>
         </w:rPr>
-        <w:lastRenderedPageBreak/>
         <w:tab/>
       </w:r>
       <w:r>
@@ -37198,6 +37716,7 @@
         <w:rPr>
           <w:lang w:val="en-US"/>
         </w:rPr>
+        <w:lastRenderedPageBreak/>
         <w:t>Actor Critic: 2 network, 1 net actor đưa ra action, 1 net critic đánh giá định hướng</w:t>
       </w:r>
     </w:p>
@@ -37581,7 +38100,6 @@
         <w:rPr>
           <w:lang w:val="en-US"/>
         </w:rPr>
-        <w:lastRenderedPageBreak/>
         <w:tab/>
         <w:t>Algorithm:</w:t>
       </w:r>
@@ -37949,6 +38467,7 @@
           <w:rFonts w:eastAsiaTheme="minorEastAsia"/>
           <w:lang w:val="en-US"/>
         </w:rPr>
+        <w:lastRenderedPageBreak/>
         <w:tab/>
       </w:r>
       <w:r>

--- a/algorithm.docx
+++ b/algorithm.docx
@@ -22797,7 +22797,14 @@
           <w:rFonts w:eastAsiaTheme="minorEastAsia"/>
           <w:lang w:val="en-US"/>
         </w:rPr>
-        <w:t>, giữa 2 Node có thể có nhiều cạnh</w:t>
+        <w:t>, giữa 2</w:t>
+      </w:r>
+      <w:r>
+        <w:rPr>
+          <w:rFonts w:eastAsiaTheme="minorEastAsia"/>
+          <w:lang w:val="en-US"/>
+        </w:rPr>
+        <w:t xml:space="preserve"> Node có 1 đến 2 cạnh</w:t>
       </w:r>
     </w:p>
     <w:p>
@@ -22837,7 +22844,21 @@
           <w:rFonts w:eastAsiaTheme="minorEastAsia"/>
           <w:lang w:val="en-US"/>
         </w:rPr>
-        <w:t>Nếu tất cả các cạnh là kết nối 2 chiều thì gọi là Undirected Graph</w:t>
+        <w:t>Nếu tất cả các cạnh là kết nối 2 chiều</w:t>
+      </w:r>
+      <w:r>
+        <w:rPr>
+          <w:rFonts w:eastAsiaTheme="minorEastAsia"/>
+          <w:lang w:val="en-US"/>
+        </w:rPr>
+        <w:t xml:space="preserve"> và giữa 2 Node chỉ có tối đa 1 cạnh</w:t>
+      </w:r>
+      <w:r>
+        <w:rPr>
+          <w:rFonts w:eastAsiaTheme="minorEastAsia"/>
+          <w:lang w:val="en-US"/>
+        </w:rPr>
+        <w:t xml:space="preserve"> thì gọi là Undirected Graph</w:t>
       </w:r>
     </w:p>
     <w:p>
@@ -22857,7 +22878,7 @@
           <w:rFonts w:eastAsiaTheme="minorEastAsia"/>
           <w:lang w:val="en-US"/>
         </w:rPr>
-        <w:t>Nếu tất cả các cạnh được gán với 1 trọng số thì gọi là Weighted Graph</w:t>
+        <w:t>Undirected Graph mà 2 Node bất kì đều kết nối với nhau gọi là Complete Graph</w:t>
       </w:r>
     </w:p>
     <w:p>
@@ -22877,6 +22898,26 @@
           <w:rFonts w:eastAsiaTheme="minorEastAsia"/>
           <w:lang w:val="en-US"/>
         </w:rPr>
+        <w:t>Nếu tất cả các cạnh được gán với 1 trọng số thì gọi là Weighted Graph</w:t>
+      </w:r>
+    </w:p>
+    <w:p>
+      <w:pPr>
+        <w:pStyle w:val="ListParagraph"/>
+        <w:numPr>
+          <w:ilvl w:val="0"/>
+          <w:numId w:val="6"/>
+        </w:numPr>
+        <w:rPr>
+          <w:rFonts w:eastAsiaTheme="minorEastAsia"/>
+          <w:lang w:val="en-US"/>
+        </w:rPr>
+      </w:pPr>
+      <w:r>
+        <w:rPr>
+          <w:rFonts w:eastAsiaTheme="minorEastAsia"/>
+          <w:lang w:val="en-US"/>
+        </w:rPr>
         <w:t xml:space="preserve">Để biểu diễn 1 Graph, ta dùng Adjaceny List, giống như Dictionary, mỗi Key là 1 Node, Value là những Node có thể đi tới </w:t>
       </w:r>
       <w:r>
@@ -23298,6 +23339,7 @@
           <w:rFonts w:eastAsiaTheme="minorEastAsia"/>
           <w:lang w:val="en-US"/>
         </w:rPr>
+        <w:lastRenderedPageBreak/>
         <w:t>Bước 2, đưa con trỏ trỏ vào Node A, thay Value của A thành 0</w:t>
       </w:r>
       <w:r>
@@ -23348,7 +23390,6 @@
           <w:rFonts w:eastAsiaTheme="minorEastAsia"/>
           <w:lang w:val="en-US"/>
         </w:rPr>
-        <w:lastRenderedPageBreak/>
         <w:t>Bước 3, duyệt qua toàn bộ các Node không được đánh dấu, đưa con trỏ trỏ vào Node có Value nhỏ nhất, gọi Node này là B, đánh dấu B</w:t>
       </w:r>
     </w:p>
@@ -23964,6 +24005,7 @@
           <w:rFonts w:eastAsiaTheme="minorEastAsia"/>
           <w:lang w:val="en-US"/>
         </w:rPr>
+        <w:lastRenderedPageBreak/>
         <w:t>Cơ bản là khắc phục nhược điểm của Dijkstra khi không hoạt động khi có trọng số âm, bù lại thời gian thực thi lâu hơn</w:t>
       </w:r>
     </w:p>
@@ -23984,7 +24026,6 @@
           <w:rFonts w:eastAsiaTheme="minorEastAsia"/>
           <w:lang w:val="en-US"/>
         </w:rPr>
-        <w:lastRenderedPageBreak/>
         <w:t>Xét trường hợp Graph tồn tại Loop âm, Loop âm là Loop mà khi bạn di chuyển dọc theo nó nhiều lần, thì giá trị của bạn sẽ giảm liên tục đến –</w:t>
       </w:r>
       <w:r>
@@ -24087,14 +24128,7 @@
           <w:rFonts w:eastAsiaTheme="minorEastAsia"/>
           <w:lang w:val="en-US"/>
         </w:rPr>
-        <w:t xml:space="preserve">Bước 1, </w:t>
-      </w:r>
-      <w:r>
-        <w:rPr>
-          <w:rFonts w:eastAsiaTheme="minorEastAsia"/>
-          <w:lang w:val="en-US"/>
-        </w:rPr>
-        <w:t xml:space="preserve">đi tới từng Node, kí hiệu </w:t>
+        <w:t xml:space="preserve">Bước 1, đi tới từng Node, kí hiệu </w:t>
       </w:r>
       <w:r>
         <w:rPr>
@@ -24108,14 +24142,7 @@
           <w:rFonts w:eastAsiaTheme="minorEastAsia"/>
           <w:lang w:val="en-US"/>
         </w:rPr>
-        <w:t xml:space="preserve"> lên đầu chúng, giá trị này gọi là Value</w:t>
-      </w:r>
-      <w:r>
-        <w:rPr>
-          <w:rFonts w:eastAsiaTheme="minorEastAsia"/>
-          <w:lang w:val="en-US"/>
-        </w:rPr>
-        <w:t>, riêng Node A thì Value = 0</w:t>
+        <w:t xml:space="preserve"> lên đầu chúng, giá trị này gọi là Value, riêng Node A thì Value = 0</w:t>
       </w:r>
       <w:r>
         <w:rPr>
@@ -24267,21 +24294,7 @@
           <w:rFonts w:eastAsiaTheme="minorEastAsia"/>
           <w:lang w:val="en-US"/>
         </w:rPr>
-        <w:t xml:space="preserve"> mà như đã nói, k có Max = </w:t>
-      </w:r>
-      <w:r>
-        <w:rPr>
-          <w:rFonts w:eastAsiaTheme="minorEastAsia"/>
-          <w:lang w:val="en-US"/>
-        </w:rPr>
-        <w:t>V – 1</w:t>
-      </w:r>
-      <w:r>
-        <w:rPr>
-          <w:rFonts w:eastAsiaTheme="minorEastAsia"/>
-          <w:lang w:val="en-US"/>
-        </w:rPr>
-        <w:t>, nên ta phải lặp V – 1 lần mới đảm bảo</w:t>
+        <w:t xml:space="preserve"> mà như đã nói, k có Max = V – 1, nên ta phải lặp V – 1 lần mới đảm bảo</w:t>
       </w:r>
     </w:p>
     <w:p>
@@ -24399,13 +24412,450 @@
     </w:p>
     <w:p>
       <w:pPr>
-        <w:rPr>
-          <w:rFonts w:eastAsiaTheme="minorEastAsia"/>
-          <w:lang w:val="en-US"/>
-        </w:rPr>
-      </w:pPr>
+        <w:pStyle w:val="ListParagraph"/>
+        <w:numPr>
+          <w:ilvl w:val="0"/>
+          <w:numId w:val="6"/>
+        </w:numPr>
+        <w:rPr>
+          <w:rFonts w:eastAsiaTheme="minorEastAsia"/>
+          <w:lang w:val="en-US"/>
+        </w:rPr>
+      </w:pPr>
+      <w:r>
+        <w:rPr>
+          <w:rFonts w:eastAsiaTheme="minorEastAsia"/>
+          <w:lang w:val="en-US"/>
+        </w:rPr>
+        <w:t>Nhược điểm</w:t>
+      </w:r>
+    </w:p>
+    <w:p>
+      <w:pPr>
+        <w:pStyle w:val="ListParagraph"/>
+        <w:numPr>
+          <w:ilvl w:val="0"/>
+          <w:numId w:val="6"/>
+        </w:numPr>
+        <w:rPr>
+          <w:rFonts w:eastAsiaTheme="minorEastAsia"/>
+          <w:lang w:val="en-US"/>
+        </w:rPr>
+      </w:pPr>
+      <w:r>
+        <w:rPr>
+          <w:rFonts w:eastAsiaTheme="minorEastAsia"/>
+          <w:lang w:val="en-US"/>
+        </w:rPr>
+        <w:t>Dễ thấy ta hoàn toàn có thể dùng Bellman Ford để tìm độ dài quãng đường ngắn nhất giữa 2 Node bất kì, = cách chọn từng Node làm gốc rồi thực hiện Bellman Ford, thời gian thực thi là O(EV</w:t>
+      </w:r>
+      <w:r>
+        <w:rPr>
+          <w:rFonts w:eastAsiaTheme="minorEastAsia"/>
+          <w:vertAlign w:val="superscript"/>
+          <w:lang w:val="en-US"/>
+        </w:rPr>
+        <w:t>2</w:t>
+      </w:r>
+      <w:r>
+        <w:rPr>
+          <w:rFonts w:eastAsiaTheme="minorEastAsia"/>
+          <w:lang w:val="en-US"/>
+        </w:rPr>
+        <w:t>), tuy nhiên, với trường hợp Complete Graph, dễ thấy thời gian thực thi lên tới O(V</w:t>
+      </w:r>
+      <w:r>
+        <w:rPr>
+          <w:rFonts w:eastAsiaTheme="minorEastAsia"/>
+          <w:vertAlign w:val="superscript"/>
+          <w:lang w:val="en-US"/>
+        </w:rPr>
+        <w:t>4</w:t>
+      </w:r>
+      <w:r>
+        <w:rPr>
+          <w:rFonts w:eastAsiaTheme="minorEastAsia"/>
+          <w:lang w:val="en-US"/>
+        </w:rPr>
+        <w:t>)</w:t>
+      </w:r>
+    </w:p>
+    <w:p>
+      <w:pPr>
+        <w:pStyle w:val="ListParagraph"/>
+        <w:numPr>
+          <w:ilvl w:val="0"/>
+          <w:numId w:val="28"/>
+        </w:numPr>
+        <w:rPr>
+          <w:rFonts w:eastAsiaTheme="minorEastAsia"/>
+          <w:lang w:val="en-US"/>
+        </w:rPr>
+      </w:pPr>
+      <w:r>
+        <w:rPr>
+          <w:rFonts w:eastAsiaTheme="minorEastAsia"/>
+          <w:lang w:val="en-US"/>
+        </w:rPr>
+        <w:t>Tìm Độ Dài Đường Đi Ngắn Nhất Giữa Tất Cả Các Cặp Node = Thuật Toán Floyd Warshall Cho Graph Có Trọng Số Âm?</w:t>
+      </w:r>
+    </w:p>
+    <w:p>
+      <w:pPr>
+        <w:pStyle w:val="ListParagraph"/>
+        <w:numPr>
+          <w:ilvl w:val="0"/>
+          <w:numId w:val="6"/>
+        </w:numPr>
+        <w:rPr>
+          <w:rFonts w:eastAsiaTheme="minorEastAsia"/>
+          <w:lang w:val="en-US"/>
+        </w:rPr>
+      </w:pPr>
+      <w:r>
+        <w:rPr>
+          <w:rFonts w:eastAsiaTheme="minorEastAsia"/>
+          <w:lang w:val="en-US"/>
+        </w:rPr>
+        <w:t>Cơ bản khắc phục nhược điểm thời gian thực thi lâu vãi đái của Bellman Ford</w:t>
+      </w:r>
+    </w:p>
+    <w:p>
+      <w:pPr>
+        <w:pStyle w:val="ListParagraph"/>
+        <w:numPr>
+          <w:ilvl w:val="0"/>
+          <w:numId w:val="6"/>
+        </w:numPr>
+        <w:rPr>
+          <w:rFonts w:eastAsiaTheme="minorEastAsia"/>
+          <w:lang w:val="en-US"/>
+        </w:rPr>
+      </w:pPr>
+      <w:r>
+        <w:rPr>
+          <w:rFonts w:eastAsiaTheme="minorEastAsia"/>
+          <w:lang w:val="en-US"/>
+        </w:rPr>
+        <w:t xml:space="preserve">Bước 1, tạo 1 ma trận M kích thước V x V, V là số Node, mục đích của ta là hàng I cột J của M phải chứa độ dài đường đi ngắn nhất từ Node </w:t>
+      </w:r>
+      <w:r>
+        <w:rPr>
+          <w:rFonts w:eastAsiaTheme="minorEastAsia"/>
+          <w:lang w:val="en-US"/>
+        </w:rPr>
+        <w:t>thứ I</w:t>
+      </w:r>
+      <w:r>
+        <w:rPr>
+          <w:rFonts w:eastAsiaTheme="minorEastAsia"/>
+          <w:lang w:val="en-US"/>
+        </w:rPr>
+        <w:t xml:space="preserve"> đến Node </w:t>
+      </w:r>
+      <w:r>
+        <w:rPr>
+          <w:rFonts w:eastAsiaTheme="minorEastAsia"/>
+          <w:lang w:val="en-US"/>
+        </w:rPr>
+        <w:t xml:space="preserve">thứ </w:t>
+      </w:r>
+      <w:r>
+        <w:rPr>
+          <w:rFonts w:eastAsiaTheme="minorEastAsia"/>
+          <w:lang w:val="en-US"/>
+        </w:rPr>
+        <w:t>J</w:t>
+      </w:r>
+    </w:p>
+    <w:p>
+      <w:pPr>
+        <w:pStyle w:val="ListParagraph"/>
+        <w:numPr>
+          <w:ilvl w:val="0"/>
+          <w:numId w:val="6"/>
+        </w:numPr>
+        <w:rPr>
+          <w:rFonts w:eastAsiaTheme="minorEastAsia"/>
+          <w:lang w:val="en-US"/>
+        </w:rPr>
+      </w:pPr>
+      <w:r>
+        <w:rPr>
+          <w:rFonts w:eastAsiaTheme="minorEastAsia"/>
+          <w:lang w:val="en-US"/>
+        </w:rPr>
+        <w:t xml:space="preserve">Bước 1, Fill M với giá trị là độ dài cạnh IJ tương ứng với hàng I cột J, nếu không tồn tại cạnh thì để </w:t>
+      </w:r>
+      <w:r>
+        <w:rPr>
+          <w:rFonts w:eastAsiaTheme="minorEastAsia"/>
+          <w:lang w:val="en-US"/>
+        </w:rPr>
+        <w:sym w:font="Symbol" w:char="F0A5"/>
+      </w:r>
+    </w:p>
+    <w:p>
+      <w:pPr>
+        <w:pStyle w:val="ListParagraph"/>
+        <w:numPr>
+          <w:ilvl w:val="0"/>
+          <w:numId w:val="6"/>
+        </w:numPr>
+        <w:rPr>
+          <w:rFonts w:eastAsiaTheme="minorEastAsia"/>
+          <w:lang w:val="en-US"/>
+        </w:rPr>
+      </w:pPr>
+      <w:r>
+        <w:rPr>
+          <w:rFonts w:eastAsiaTheme="minorEastAsia"/>
+          <w:lang w:val="en-US"/>
+        </w:rPr>
+        <w:t>Bước 2, chọn Node thứ 1 làm trung gian, so sánh giá trị hiện tại trong từng ô ở hàng I cột J với tổng độ dài cạnh I1 + cạnh 1J, nếu tổng này bé hơn thì thay nó vào ô</w:t>
+      </w:r>
+    </w:p>
+    <w:p>
+      <w:pPr>
+        <w:pStyle w:val="ListParagraph"/>
+        <w:numPr>
+          <w:ilvl w:val="0"/>
+          <w:numId w:val="6"/>
+        </w:numPr>
+        <w:rPr>
+          <w:rFonts w:eastAsiaTheme="minorEastAsia"/>
+          <w:lang w:val="en-US"/>
+        </w:rPr>
+      </w:pPr>
+      <w:r>
+        <w:rPr>
+          <w:rFonts w:eastAsiaTheme="minorEastAsia"/>
+          <w:lang w:val="en-US"/>
+        </w:rPr>
+        <w:lastRenderedPageBreak/>
+        <w:t>Bước 3, chọn Node thứ 2 làm trung gian, so sánh giá trị hiện tại trong từng ô ở hàng I cột J với tổng độ dài cạnh I2 + cạnh 2J, nếu tổng này bé hơn thì thay nó vào ô</w:t>
+      </w:r>
+    </w:p>
+    <w:p>
+      <w:pPr>
+        <w:pStyle w:val="ListParagraph"/>
+        <w:numPr>
+          <w:ilvl w:val="0"/>
+          <w:numId w:val="6"/>
+        </w:numPr>
+        <w:rPr>
+          <w:rFonts w:eastAsiaTheme="minorEastAsia"/>
+          <w:lang w:val="en-US"/>
+        </w:rPr>
+      </w:pPr>
+      <w:r>
+        <w:rPr>
+          <w:rFonts w:eastAsiaTheme="minorEastAsia"/>
+          <w:lang w:val="en-US"/>
+        </w:rPr>
+        <w:t>Bước 4, …</w:t>
+      </w:r>
+    </w:p>
+    <w:p>
+      <w:pPr>
+        <w:pStyle w:val="ListParagraph"/>
+        <w:numPr>
+          <w:ilvl w:val="0"/>
+          <w:numId w:val="6"/>
+        </w:numPr>
+        <w:rPr>
+          <w:rFonts w:eastAsiaTheme="minorEastAsia"/>
+          <w:lang w:val="en-US"/>
+        </w:rPr>
+      </w:pPr>
+      <w:r>
+        <w:rPr>
+          <w:rFonts w:eastAsiaTheme="minorEastAsia"/>
+          <w:lang w:val="en-US"/>
+        </w:rPr>
+        <w:t>Lặp đi lặp lại cho đến hết Node ta được ma trận cần tìm</w:t>
+      </w:r>
+    </w:p>
+    <w:p>
+      <w:pPr>
+        <w:pStyle w:val="ListParagraph"/>
+        <w:numPr>
+          <w:ilvl w:val="0"/>
+          <w:numId w:val="6"/>
+        </w:numPr>
+        <w:rPr>
+          <w:rFonts w:eastAsiaTheme="minorEastAsia"/>
+          <w:lang w:val="en-US"/>
+        </w:rPr>
+      </w:pPr>
+      <w:r>
+        <w:rPr>
+          <w:rFonts w:eastAsiaTheme="minorEastAsia"/>
+          <w:lang w:val="en-US"/>
+        </w:rPr>
+        <w:t>Cơ chế</w:t>
+      </w:r>
+    </w:p>
+    <w:p>
+      <w:pPr>
+        <w:pStyle w:val="ListParagraph"/>
+        <w:numPr>
+          <w:ilvl w:val="0"/>
+          <w:numId w:val="6"/>
+        </w:numPr>
+        <w:rPr>
+          <w:rFonts w:eastAsiaTheme="minorEastAsia"/>
+          <w:lang w:val="en-US"/>
+        </w:rPr>
+      </w:pPr>
+      <w:r>
+        <w:rPr>
+          <w:rFonts w:eastAsiaTheme="minorEastAsia"/>
+          <w:lang w:val="en-US"/>
+        </w:rPr>
+        <w:t>Dễ thấy b</w:t>
+      </w:r>
+      <w:r>
+        <w:rPr>
+          <w:rFonts w:eastAsiaTheme="minorEastAsia"/>
+          <w:lang w:val="en-US"/>
+        </w:rPr>
+        <w:t xml:space="preserve">ản chất ở cuối vòng lặp, xét tất cả các đường đi </w:t>
+      </w:r>
+      <w:r>
+        <w:rPr>
+          <w:rFonts w:eastAsiaTheme="minorEastAsia"/>
+          <w:lang w:val="en-US"/>
+        </w:rPr>
+        <w:t xml:space="preserve">được cấu thành từ các Node thứ </w:t>
+      </w:r>
+      <w:r>
+        <w:rPr>
+          <w:rFonts w:eastAsiaTheme="minorEastAsia"/>
+          <w:lang w:val="en-US"/>
+        </w:rPr>
+        <w:t>I, 1, 2, 3, …</w:t>
+      </w:r>
+      <w:r>
+        <w:rPr>
+          <w:rFonts w:eastAsiaTheme="minorEastAsia"/>
+          <w:lang w:val="en-US"/>
+        </w:rPr>
+        <w:t>, V, J</w:t>
+      </w:r>
+      <w:r>
+        <w:rPr>
+          <w:rFonts w:eastAsiaTheme="minorEastAsia"/>
+          <w:lang w:val="en-US"/>
+        </w:rPr>
+        <w:t>,</w:t>
+      </w:r>
+      <w:r>
+        <w:rPr>
+          <w:rFonts w:eastAsiaTheme="minorEastAsia"/>
+          <w:lang w:val="en-US"/>
+        </w:rPr>
+        <w:t xml:space="preserve"> với</w:t>
+      </w:r>
+      <w:r>
+        <w:rPr>
+          <w:rFonts w:eastAsiaTheme="minorEastAsia"/>
+          <w:lang w:val="en-US"/>
+        </w:rPr>
+        <w:t xml:space="preserve"> V là số Node, Node thứ I và Node thứ J lần lượt là đầu và đuôi của đườ</w:t>
+      </w:r>
+      <w:r>
+        <w:rPr>
+          <w:rFonts w:eastAsiaTheme="minorEastAsia"/>
+          <w:lang w:val="en-US"/>
+        </w:rPr>
+        <w:t>ng đi, ví dụ I, 1, 3, J, hay I, 5, 2, 1, J, …, khi đó ô hàng I cột J là độ dài đường đi nhỏ nhất trong những đường đi này</w:t>
+      </w:r>
+    </w:p>
+    <w:p>
+      <w:pPr>
+        <w:pStyle w:val="ListParagraph"/>
+        <w:numPr>
+          <w:ilvl w:val="0"/>
+          <w:numId w:val="6"/>
+        </w:numPr>
+        <w:rPr>
+          <w:rFonts w:eastAsiaTheme="minorEastAsia"/>
+          <w:lang w:val="en-US"/>
+        </w:rPr>
+      </w:pPr>
+      <w:r>
+        <w:rPr>
+          <w:rFonts w:eastAsiaTheme="minorEastAsia"/>
+          <w:lang w:val="en-US"/>
+        </w:rPr>
+        <w:t>Dễ thấy thời gian thực thi thuật toán này là O(V</w:t>
+      </w:r>
+      <w:r>
+        <w:rPr>
+          <w:rFonts w:eastAsiaTheme="minorEastAsia"/>
+          <w:vertAlign w:val="superscript"/>
+          <w:lang w:val="en-US"/>
+        </w:rPr>
+        <w:t>3</w:t>
+      </w:r>
+      <w:r>
+        <w:rPr>
+          <w:rFonts w:eastAsiaTheme="minorEastAsia"/>
+          <w:lang w:val="en-US"/>
+        </w:rPr>
+        <w:t>), nhanh hơn Bellman Ford</w:t>
+      </w:r>
+    </w:p>
+    <w:p>
+      <w:pPr>
+        <w:pStyle w:val="ListParagraph"/>
+        <w:numPr>
+          <w:ilvl w:val="0"/>
+          <w:numId w:val="6"/>
+        </w:numPr>
+        <w:rPr>
+          <w:rFonts w:eastAsiaTheme="minorEastAsia"/>
+          <w:lang w:val="en-US"/>
+        </w:rPr>
+      </w:pPr>
+      <w:r>
+        <w:rPr>
+          <w:rFonts w:eastAsiaTheme="minorEastAsia"/>
+          <w:lang w:val="en-US"/>
+        </w:rPr>
+        <w:t>Nhược điểm</w:t>
+      </w:r>
+    </w:p>
+    <w:p>
+      <w:pPr>
+        <w:pStyle w:val="ListParagraph"/>
+        <w:numPr>
+          <w:ilvl w:val="0"/>
+          <w:numId w:val="6"/>
+        </w:numPr>
+        <w:rPr>
+          <w:rFonts w:eastAsiaTheme="minorEastAsia"/>
+          <w:lang w:val="en-US"/>
+        </w:rPr>
+      </w:pPr>
+      <w:r>
+        <w:rPr>
+          <w:rFonts w:eastAsiaTheme="minorEastAsia"/>
+          <w:lang w:val="en-US"/>
+        </w:rPr>
+        <w:t>Dễ thấy Floyd Warshall không hoạt động nếu Graph có Loop âm</w:t>
+      </w:r>
       <w:bookmarkStart w:id="0" w:name="_GoBack"/>
       <w:bookmarkEnd w:id="0"/>
+    </w:p>
+    <w:p>
+      <w:pPr>
+        <w:rPr>
+          <w:rFonts w:eastAsiaTheme="minorEastAsia"/>
+          <w:lang w:val="en-US"/>
+        </w:rPr>
+      </w:pPr>
     </w:p>
     <w:p>
       <w:pPr>
@@ -24806,7 +25256,6 @@
                 <w:rFonts w:eastAsiaTheme="minorEastAsia"/>
                 <w:lang w:val="en-US"/>
               </w:rPr>
-              <w:lastRenderedPageBreak/>
               <w:t>4</w:t>
             </w:r>
           </w:p>
@@ -25422,6 +25871,7 @@
           <w:rFonts w:eastAsiaTheme="minorEastAsia"/>
           <w:lang w:val="en-US"/>
         </w:rPr>
+        <w:lastRenderedPageBreak/>
         <w:t>Là kiểu sắp xếp mà mỗi lần lặp, ta tìm Min của dãy còn lại rồi hoán vị nó với phần tử đầu tiên</w:t>
       </w:r>
     </w:p>
@@ -26232,7 +26682,6 @@
                 <w:rFonts w:eastAsiaTheme="minorEastAsia"/>
                 <w:lang w:val="en-US"/>
               </w:rPr>
-              <w:lastRenderedPageBreak/>
               <w:t>3</w:t>
             </w:r>
           </w:p>
@@ -26496,6 +26945,7 @@
                 <w:rFonts w:eastAsiaTheme="minorEastAsia"/>
                 <w:lang w:val="en-US"/>
               </w:rPr>
+              <w:lastRenderedPageBreak/>
               <w:t>Lần hoán vị</w:t>
             </w:r>
           </w:p>
@@ -27391,7 +27841,6 @@
           <w:rFonts w:eastAsiaTheme="minorEastAsia"/>
           <w:lang w:val="en-US"/>
         </w:rPr>
-        <w:lastRenderedPageBreak/>
         <w:t>Bogo Sort?</w:t>
       </w:r>
     </w:p>
@@ -27899,6 +28348,7 @@
                 <w:rFonts w:eastAsiaTheme="minorEastAsia"/>
                 <w:lang w:val="en-US"/>
               </w:rPr>
+              <w:lastRenderedPageBreak/>
               <w:t>Lần xóa 4</w:t>
             </w:r>
           </w:p>
@@ -28349,7 +28799,6 @@
         <w:rPr>
           <w:lang w:val="en-US"/>
         </w:rPr>
-        <w:lastRenderedPageBreak/>
         <w:t>mãi mãi</w:t>
       </w:r>
     </w:p>
@@ -28499,6 +28948,7 @@
         <w:rPr>
           <w:lang w:val="en-US"/>
         </w:rPr>
+        <w:lastRenderedPageBreak/>
         <w:tab/>
       </w:r>
       <w:r>
@@ -28922,7 +29372,6 @@
         <w:rPr>
           <w:lang w:val="en-US"/>
         </w:rPr>
-        <w:lastRenderedPageBreak/>
         <w:t xml:space="preserve">Off-Policy: Hành động theo </w:t>
       </w:r>
       <w:r>
@@ -29197,6 +29646,7 @@
         <w:rPr>
           <w:lang w:val="en-US"/>
         </w:rPr>
+        <w:lastRenderedPageBreak/>
         <w:t>Stochastic Policy: Policy mà tại state s bất kì, action sẽ được chọn theo tỉ lệ</w:t>
       </w:r>
     </w:p>
@@ -30223,7 +30673,6 @@
           <w:rFonts w:eastAsiaTheme="minorEastAsia"/>
           <w:lang w:val="en-US"/>
         </w:rPr>
-        <w:lastRenderedPageBreak/>
         <w:t xml:space="preserve">    biến ngẫu nhiên và công thức trên tính variance của mean</w:t>
       </w:r>
     </w:p>
@@ -30750,6 +31199,7 @@
           <w:rFonts w:eastAsiaTheme="minorEastAsia"/>
           <w:lang w:val="en-US"/>
         </w:rPr>
+        <w:lastRenderedPageBreak/>
         <w:t>Covariance Matrix:</w:t>
       </w:r>
       <w:r>
@@ -33230,6 +33680,7 @@
         <w:rPr>
           <w:lang w:val="en-US"/>
         </w:rPr>
+        <w:lastRenderedPageBreak/>
         <w:tab/>
         <w:t>Algo: tỉ lệ xuất hiện sequence này củ</w:t>
       </w:r>
@@ -33701,7 +34152,6 @@
         <w:rPr>
           <w:lang w:val="en-US"/>
         </w:rPr>
-        <w:lastRenderedPageBreak/>
         <w:tab/>
       </w:r>
       <w:r>
@@ -35060,6 +35510,7 @@
         <w:rPr>
           <w:lang w:val="en-US"/>
         </w:rPr>
+        <w:lastRenderedPageBreak/>
         <w:tab/>
         <w:t>Formula:</w:t>
       </w:r>
@@ -36858,7 +37309,6 @@
         <w:rPr>
           <w:lang w:val="en-US"/>
         </w:rPr>
-        <w:lastRenderedPageBreak/>
         <w:tab/>
       </w:r>
       <w:r>
@@ -37032,6 +37482,7 @@
         <w:rPr>
           <w:lang w:val="en-US"/>
         </w:rPr>
+        <w:lastRenderedPageBreak/>
         <w:t>Hidden Markov Model:</w:t>
       </w:r>
     </w:p>
@@ -37716,7 +38167,6 @@
         <w:rPr>
           <w:lang w:val="en-US"/>
         </w:rPr>
-        <w:lastRenderedPageBreak/>
         <w:t>Actor Critic: 2 network, 1 net actor đưa ra action, 1 net critic đánh giá định hướng</w:t>
       </w:r>
     </w:p>
@@ -37866,6 +38316,7 @@
         <w:rPr>
           <w:lang w:val="en-US"/>
         </w:rPr>
+        <w:lastRenderedPageBreak/>
         <w:t>GAE(General Advantage Estimator): Thay cummulative rewards bằng advantages</w:t>
       </w:r>
     </w:p>
@@ -38467,7 +38918,6 @@
           <w:rFonts w:eastAsiaTheme="minorEastAsia"/>
           <w:lang w:val="en-US"/>
         </w:rPr>
-        <w:lastRenderedPageBreak/>
         <w:tab/>
       </w:r>
       <w:r>
@@ -39226,6 +39676,7 @@
           <w:rFonts w:eastAsiaTheme="minorEastAsia"/>
           <w:lang w:val="en-US"/>
         </w:rPr>
+        <w:lastRenderedPageBreak/>
         <w:tab/>
       </w:r>
       <w:r>
@@ -40011,7 +40462,6 @@
           <w:rFonts w:eastAsiaTheme="minorEastAsia"/>
           <w:lang w:val="en-US"/>
         </w:rPr>
-        <w:lastRenderedPageBreak/>
         <w:tab/>
       </w:r>
       <w:r>
@@ -40351,6 +40801,7 @@
         <w:rPr>
           <w:lang w:val="en-US"/>
         </w:rPr>
+        <w:lastRenderedPageBreak/>
         <w:tab/>
         <w:t xml:space="preserve">        </w:t>
       </w:r>
@@ -41640,7 +42091,6 @@
         <w:rPr>
           <w:lang w:val="en-US"/>
         </w:rPr>
-        <w:lastRenderedPageBreak/>
         <w:t xml:space="preserve">        d</w:t>
       </w:r>
       <w:r>
@@ -43081,6 +43531,7 @@
           <w:bCs/>
           <w:lang w:val="en"/>
         </w:rPr>
+        <w:lastRenderedPageBreak/>
         <w:tab/>
       </w:r>
       <w:r>
@@ -44775,6 +45226,7 @@
         <w:rPr>
           <w:lang w:val="en-US"/>
         </w:rPr>
+        <w:lastRenderedPageBreak/>
         <w:tab/>
         <w:t xml:space="preserve">          Update nhiều lần liên tiếp cho tới khi kl giữa new và old distribution &gt; delta</w:t>
       </w:r>
@@ -44898,7 +45350,6 @@
         <w:rPr>
           <w:lang w:val="en-US"/>
         </w:rPr>
-        <w:lastRenderedPageBreak/>
         <w:t xml:space="preserve">        Element dựa vào node đại diện</w:t>
       </w:r>
     </w:p>
@@ -45207,6 +45658,7 @@
         <w:rPr>
           <w:lang w:val="en-US"/>
         </w:rPr>
+        <w:lastRenderedPageBreak/>
         <w:t xml:space="preserve"> chưa chắc về vị trí xuất phát</w:t>
       </w:r>
     </w:p>
@@ -45345,7 +45797,6 @@
         <w:rPr>
           <w:lang w:val="en-US"/>
         </w:rPr>
-        <w:lastRenderedPageBreak/>
         <w:tab/>
         <w:t>Algo:</w:t>
       </w:r>
@@ -45683,6 +46134,7 @@
         <w:rPr>
           <w:lang w:val="en-US"/>
         </w:rPr>
+        <w:lastRenderedPageBreak/>
         <w:t xml:space="preserve">         update một phần mỗi lần</w:t>
       </w:r>
     </w:p>
@@ -45815,7 +46267,6 @@
         <w:rPr>
           <w:lang w:val="en-US"/>
         </w:rPr>
-        <w:lastRenderedPageBreak/>
         <w:t xml:space="preserve">         Critic loss = td error reward + gamma * target value net(next state) * (1 - done)</w:t>
       </w:r>
       <w:r>
@@ -46127,6 +46578,7 @@
         <w:rPr>
           <w:lang w:val="en-US"/>
         </w:rPr>
+        <w:lastRenderedPageBreak/>
         <w:tab/>
       </w:r>
       <w:r>
@@ -46377,7 +46829,6 @@
         <w:rPr>
           <w:lang w:val="en-US"/>
         </w:rPr>
-        <w:lastRenderedPageBreak/>
         <w:t>Sample Batch từ</w:t>
       </w:r>
       <w:r>
@@ -47221,6 +47672,7 @@
         <w:rPr>
           <w:lang w:val="en-US"/>
         </w:rPr>
+        <w:lastRenderedPageBreak/>
         <w:t xml:space="preserve">Kết hợp với các Off-Policy Algorithm sử dụng Experience Replay như DQN, </w:t>
       </w:r>
     </w:p>
@@ -47482,7 +47934,6 @@
         <w:rPr>
           <w:lang w:val="en-US"/>
         </w:rPr>
-        <w:lastRenderedPageBreak/>
         <w:t xml:space="preserve">Lưu State, Goal, New State, Action, Reward, Done vào </w:t>
       </w:r>
     </w:p>

--- a/algorithm.docx
+++ b/algorithm.docx
@@ -23003,6 +23003,33 @@
         <w:pStyle w:val="ListParagraph"/>
         <w:numPr>
           <w:ilvl w:val="0"/>
+          <w:numId w:val="6"/>
+        </w:numPr>
+        <w:rPr>
+          <w:rFonts w:eastAsiaTheme="minorEastAsia"/>
+          <w:lang w:val="en-US"/>
+        </w:rPr>
+      </w:pPr>
+      <w:r>
+        <w:rPr>
+          <w:rFonts w:eastAsiaTheme="minorEastAsia"/>
+          <w:lang w:val="en-US"/>
+        </w:rPr>
+        <w:t xml:space="preserve">Có thời gian thực thi là </w:t>
+      </w:r>
+      <w:r>
+        <w:rPr>
+          <w:rFonts w:eastAsiaTheme="minorEastAsia"/>
+          <w:lang w:val="en-US"/>
+        </w:rPr>
+        <w:t>O(V + E), do đi qua toàn bộ V Node và xem xét E cạnh</w:t>
+      </w:r>
+    </w:p>
+    <w:p>
+      <w:pPr>
+        <w:pStyle w:val="ListParagraph"/>
+        <w:numPr>
+          <w:ilvl w:val="0"/>
           <w:numId w:val="27"/>
         </w:numPr>
         <w:rPr>
@@ -24846,6 +24873,447 @@
         </w:rPr>
         <w:t>Dễ thấy Floyd Warshall không hoạt động nếu Graph có Loop âm</w:t>
       </w:r>
+    </w:p>
+    <w:p>
+      <w:pPr>
+        <w:rPr>
+          <w:rFonts w:eastAsiaTheme="minorEastAsia"/>
+          <w:lang w:val="en-US"/>
+        </w:rPr>
+      </w:pPr>
+    </w:p>
+    <w:p>
+      <w:pPr>
+        <w:rPr>
+          <w:rFonts w:eastAsiaTheme="minorEastAsia"/>
+          <w:lang w:val="en-US"/>
+        </w:rPr>
+      </w:pPr>
+      <w:r>
+        <w:rPr>
+          <w:rFonts w:eastAsiaTheme="minorEastAsia"/>
+          <w:lang w:val="en-US"/>
+        </w:rPr>
+        <w:t xml:space="preserve">SCC – </w:t>
+      </w:r>
+      <w:r>
+        <w:rPr>
+          <w:rFonts w:eastAsiaTheme="minorEastAsia"/>
+          <w:lang w:val="en-US"/>
+        </w:rPr>
+        <w:t>Strongly Connected Component – Thành Phần Liên Thông Mạnh:</w:t>
+      </w:r>
+    </w:p>
+    <w:p>
+      <w:pPr>
+        <w:pStyle w:val="ListParagraph"/>
+        <w:numPr>
+          <w:ilvl w:val="0"/>
+          <w:numId w:val="29"/>
+        </w:numPr>
+        <w:rPr>
+          <w:rFonts w:eastAsiaTheme="minorEastAsia"/>
+          <w:lang w:val="en-US"/>
+        </w:rPr>
+      </w:pPr>
+      <w:r>
+        <w:rPr>
+          <w:rFonts w:eastAsiaTheme="minorEastAsia"/>
+          <w:lang w:val="en-US"/>
+        </w:rPr>
+        <w:t>Thành Phần Liên Thông Mạnh?</w:t>
+      </w:r>
+    </w:p>
+    <w:p>
+      <w:pPr>
+        <w:pStyle w:val="ListParagraph"/>
+        <w:numPr>
+          <w:ilvl w:val="0"/>
+          <w:numId w:val="6"/>
+        </w:numPr>
+        <w:rPr>
+          <w:rFonts w:eastAsiaTheme="minorEastAsia"/>
+          <w:lang w:val="en-US"/>
+        </w:rPr>
+      </w:pPr>
+      <w:r>
+        <w:rPr>
+          <w:rFonts w:eastAsiaTheme="minorEastAsia"/>
+          <w:lang w:val="en-US"/>
+        </w:rPr>
+        <w:t>Là 1 phần của Graph, sao cho tồn tại ít nhất 1 đường đi từ 1 Node đến 1 Node khác trong phần này</w:t>
+      </w:r>
+    </w:p>
+    <w:p>
+      <w:pPr>
+        <w:pStyle w:val="ListParagraph"/>
+        <w:numPr>
+          <w:ilvl w:val="0"/>
+          <w:numId w:val="6"/>
+        </w:numPr>
+        <w:rPr>
+          <w:rFonts w:eastAsiaTheme="minorEastAsia"/>
+          <w:lang w:val="en-US"/>
+        </w:rPr>
+      </w:pPr>
+      <w:r>
+        <w:rPr>
+          <w:rFonts w:eastAsiaTheme="minorEastAsia"/>
+          <w:lang w:val="en-US"/>
+        </w:rPr>
+        <w:t>Bản chất, 1 thành phần liên thông mạnh có thể được coi là 1 Node, ta có thể biểu diễn Graph chỉ = tất cả thành phần liên thông mạnh của nó</w:t>
+      </w:r>
+    </w:p>
+    <w:p>
+      <w:pPr>
+        <w:pStyle w:val="ListParagraph"/>
+        <w:numPr>
+          <w:ilvl w:val="0"/>
+          <w:numId w:val="29"/>
+        </w:numPr>
+        <w:rPr>
+          <w:rFonts w:eastAsiaTheme="minorEastAsia"/>
+          <w:lang w:val="en-US"/>
+        </w:rPr>
+      </w:pPr>
+      <w:r>
+        <w:rPr>
+          <w:rFonts w:eastAsiaTheme="minorEastAsia"/>
+          <w:lang w:val="en-US"/>
+        </w:rPr>
+        <w:t>Tìm Thành Phần Liên Thông Mạnh = Thuật Toán Kosaraju?</w:t>
+      </w:r>
+    </w:p>
+    <w:p>
+      <w:pPr>
+        <w:pStyle w:val="ListParagraph"/>
+        <w:numPr>
+          <w:ilvl w:val="0"/>
+          <w:numId w:val="6"/>
+        </w:numPr>
+        <w:rPr>
+          <w:rFonts w:eastAsiaTheme="minorEastAsia"/>
+          <w:lang w:val="en-US"/>
+        </w:rPr>
+      </w:pPr>
+      <w:r>
+        <w:rPr>
+          <w:rFonts w:eastAsiaTheme="minorEastAsia"/>
+          <w:lang w:val="en-US"/>
+        </w:rPr>
+        <w:t>Mục đích là từ 1 Graph, ta muốn liệt kê tất cả thành phần liên thông mạnh của nó, mỗi thành phần liên thông mạnh ta cần biết những Node nào nằm trong đó</w:t>
+      </w:r>
+    </w:p>
+    <w:p>
+      <w:pPr>
+        <w:pStyle w:val="ListParagraph"/>
+        <w:numPr>
+          <w:ilvl w:val="0"/>
+          <w:numId w:val="6"/>
+        </w:numPr>
+        <w:rPr>
+          <w:rFonts w:eastAsiaTheme="minorEastAsia"/>
+          <w:lang w:val="en-US"/>
+        </w:rPr>
+      </w:pPr>
+      <w:r>
+        <w:rPr>
+          <w:rFonts w:eastAsiaTheme="minorEastAsia"/>
+          <w:lang w:val="en-US"/>
+        </w:rPr>
+        <w:t xml:space="preserve">Bước 1, tạo Stack, chọn 1 Node </w:t>
+      </w:r>
+      <w:r>
+        <w:rPr>
+          <w:rFonts w:eastAsiaTheme="minorEastAsia"/>
+          <w:lang w:val="en-US"/>
+        </w:rPr>
+        <w:t xml:space="preserve">chưa đi qua </w:t>
+      </w:r>
+      <w:r>
+        <w:rPr>
+          <w:rFonts w:eastAsiaTheme="minorEastAsia"/>
+          <w:lang w:val="en-US"/>
+        </w:rPr>
+        <w:t>làm điểm xuất phát, tiến hành DFS từ Node đó, mỗi lần hoàn tất DFS trên 1 Node thì đưa Node đó vào Stack</w:t>
+      </w:r>
+    </w:p>
+    <w:p>
+      <w:pPr>
+        <w:pStyle w:val="ListParagraph"/>
+        <w:numPr>
+          <w:ilvl w:val="0"/>
+          <w:numId w:val="6"/>
+        </w:numPr>
+        <w:rPr>
+          <w:rFonts w:eastAsiaTheme="minorEastAsia"/>
+          <w:lang w:val="en-US"/>
+        </w:rPr>
+      </w:pPr>
+      <w:r>
+        <w:rPr>
+          <w:rFonts w:eastAsiaTheme="minorEastAsia"/>
+          <w:lang w:val="en-US"/>
+        </w:rPr>
+        <w:t>Bướ</w:t>
+      </w:r>
+      <w:r>
+        <w:rPr>
+          <w:rFonts w:eastAsiaTheme="minorEastAsia"/>
+          <w:lang w:val="en-US"/>
+        </w:rPr>
+        <w:t>c 2, lặp lại bước 1 cho đến khi tất cả các Node đều được đi qua, lưu ý không đi qua Node đã đi qua rồi</w:t>
+      </w:r>
+    </w:p>
+    <w:p>
+      <w:pPr>
+        <w:pStyle w:val="ListParagraph"/>
+        <w:numPr>
+          <w:ilvl w:val="0"/>
+          <w:numId w:val="6"/>
+        </w:numPr>
+        <w:rPr>
+          <w:rFonts w:eastAsiaTheme="minorEastAsia"/>
+          <w:lang w:val="en-US"/>
+        </w:rPr>
+      </w:pPr>
+      <w:r>
+        <w:rPr>
+          <w:rFonts w:eastAsiaTheme="minorEastAsia"/>
+          <w:lang w:val="en-US"/>
+        </w:rPr>
+        <w:t>Bước 3, đảo chiều tất cả các cạnh của Graph</w:t>
+      </w:r>
+    </w:p>
+    <w:p>
+      <w:pPr>
+        <w:pStyle w:val="ListParagraph"/>
+        <w:numPr>
+          <w:ilvl w:val="0"/>
+          <w:numId w:val="6"/>
+        </w:numPr>
+        <w:rPr>
+          <w:rFonts w:eastAsiaTheme="minorEastAsia"/>
+          <w:lang w:val="en-US"/>
+        </w:rPr>
+      </w:pPr>
+      <w:r>
+        <w:rPr>
+          <w:rFonts w:eastAsiaTheme="minorEastAsia"/>
+          <w:lang w:val="en-US"/>
+        </w:rPr>
+        <w:t>Bước 4, Pop Node trên cùng của Stack, tiến hành DFS từ Node đó trên Graph đã bị đổi chiều, tất cả những Node bị đi qua được gôm chung thành 1 thành phần liên thông mạnh,</w:t>
+      </w:r>
+    </w:p>
+    <w:p>
+      <w:pPr>
+        <w:pStyle w:val="ListParagraph"/>
+        <w:numPr>
+          <w:ilvl w:val="0"/>
+          <w:numId w:val="6"/>
+        </w:numPr>
+        <w:rPr>
+          <w:rFonts w:eastAsiaTheme="minorEastAsia"/>
+          <w:lang w:val="en-US"/>
+        </w:rPr>
+      </w:pPr>
+      <w:r>
+        <w:rPr>
+          <w:rFonts w:eastAsiaTheme="minorEastAsia"/>
+          <w:lang w:val="en-US"/>
+        </w:rPr>
+        <w:t>Bước 5, lặp lại bước 4 cho tới khi Stack trố</w:t>
+      </w:r>
+      <w:r>
+        <w:rPr>
+          <w:rFonts w:eastAsiaTheme="minorEastAsia"/>
+          <w:lang w:val="en-US"/>
+        </w:rPr>
+        <w:t>ng, lưu ý, không DFS trên những Node đã đi qua rồi</w:t>
+      </w:r>
+    </w:p>
+    <w:p>
+      <w:pPr>
+        <w:pStyle w:val="ListParagraph"/>
+        <w:numPr>
+          <w:ilvl w:val="0"/>
+          <w:numId w:val="6"/>
+        </w:numPr>
+        <w:rPr>
+          <w:rFonts w:eastAsiaTheme="minorEastAsia"/>
+          <w:lang w:val="en-US"/>
+        </w:rPr>
+      </w:pPr>
+      <w:r>
+        <w:rPr>
+          <w:rFonts w:eastAsiaTheme="minorEastAsia"/>
+          <w:lang w:val="en-US"/>
+        </w:rPr>
+        <w:t>Bản chất thuật toán này dựa vào tính chất thành phần liên thông mạnh dù có đổi chiều tất cả các cạnh thì vẫn là thành phần liên thông mạnh</w:t>
+      </w:r>
+    </w:p>
+    <w:p>
+      <w:pPr>
+        <w:pStyle w:val="ListParagraph"/>
+        <w:numPr>
+          <w:ilvl w:val="0"/>
+          <w:numId w:val="6"/>
+        </w:numPr>
+        <w:rPr>
+          <w:rFonts w:eastAsiaTheme="minorEastAsia"/>
+          <w:lang w:val="en-US"/>
+        </w:rPr>
+      </w:pPr>
+      <w:r>
+        <w:rPr>
+          <w:rFonts w:eastAsiaTheme="minorEastAsia"/>
+          <w:lang w:val="en-US"/>
+        </w:rPr>
+        <w:t>Minh họa</w:t>
+      </w:r>
+    </w:p>
+    <w:p>
+      <w:pPr>
+        <w:pStyle w:val="ListParagraph"/>
+        <w:numPr>
+          <w:ilvl w:val="0"/>
+          <w:numId w:val="6"/>
+        </w:numPr>
+        <w:rPr>
+          <w:rFonts w:eastAsiaTheme="minorEastAsia"/>
+          <w:lang w:val="en-US"/>
+        </w:rPr>
+      </w:pPr>
+      <w:hyperlink r:id="rId10" w:history="1">
+        <w:r>
+          <w:rPr>
+            <w:rStyle w:val="Hyperlink"/>
+            <w:rFonts w:eastAsiaTheme="minorEastAsia"/>
+            <w:lang w:val="en-US"/>
+          </w:rPr>
+          <w:t>https://drive.google.com/file/d/1rg4Xn4bRbASv5aRuqPwfT2bAIgTfC40z/view?usp=sharing</w:t>
+        </w:r>
+      </w:hyperlink>
+    </w:p>
+    <w:p>
+      <w:pPr>
+        <w:pStyle w:val="ListParagraph"/>
+        <w:numPr>
+          <w:ilvl w:val="0"/>
+          <w:numId w:val="6"/>
+        </w:numPr>
+        <w:rPr>
+          <w:rFonts w:eastAsiaTheme="minorEastAsia"/>
+          <w:lang w:val="en-US"/>
+        </w:rPr>
+      </w:pPr>
+      <w:r>
+        <w:rPr>
+          <w:rFonts w:eastAsiaTheme="minorEastAsia"/>
+          <w:lang w:val="en-US"/>
+        </w:rPr>
+        <w:t>Do toàn bộ là DFS nên thời gian thực thi thuật toán này là O(V + E)</w:t>
+      </w:r>
+    </w:p>
+    <w:p>
+      <w:pPr>
+        <w:pStyle w:val="ListParagraph"/>
+        <w:numPr>
+          <w:ilvl w:val="0"/>
+          <w:numId w:val="6"/>
+        </w:numPr>
+        <w:rPr>
+          <w:rFonts w:eastAsiaTheme="minorEastAsia"/>
+          <w:lang w:val="en-US"/>
+        </w:rPr>
+      </w:pPr>
+      <w:r>
+        <w:rPr>
+          <w:rFonts w:eastAsiaTheme="minorEastAsia"/>
+          <w:lang w:val="en-US"/>
+        </w:rPr>
+        <w:t>Nhược điểm</w:t>
+      </w:r>
+    </w:p>
+    <w:p>
+      <w:pPr>
+        <w:pStyle w:val="ListParagraph"/>
+        <w:numPr>
+          <w:ilvl w:val="0"/>
+          <w:numId w:val="6"/>
+        </w:numPr>
+        <w:rPr>
+          <w:rFonts w:eastAsiaTheme="minorEastAsia"/>
+          <w:lang w:val="en-US"/>
+        </w:rPr>
+      </w:pPr>
+      <w:r>
+        <w:rPr>
+          <w:rFonts w:eastAsiaTheme="minorEastAsia"/>
+          <w:lang w:val="en-US"/>
+        </w:rPr>
+        <w:t>Phải thực hiện DFS tới 2 lần</w:t>
+      </w:r>
+    </w:p>
+    <w:p>
+      <w:pPr>
+        <w:pStyle w:val="ListParagraph"/>
+        <w:numPr>
+          <w:ilvl w:val="0"/>
+          <w:numId w:val="29"/>
+        </w:numPr>
+        <w:rPr>
+          <w:rFonts w:eastAsiaTheme="minorEastAsia"/>
+          <w:lang w:val="en-US"/>
+        </w:rPr>
+      </w:pPr>
+      <w:r>
+        <w:rPr>
+          <w:rFonts w:eastAsiaTheme="minorEastAsia"/>
+          <w:lang w:val="en-US"/>
+        </w:rPr>
+        <w:t>Tìm Thành Phần Liên Thông Mạnh = Thuậ</w:t>
+      </w:r>
+      <w:r>
+        <w:rPr>
+          <w:rFonts w:eastAsiaTheme="minorEastAsia"/>
+          <w:lang w:val="en-US"/>
+        </w:rPr>
+        <w:t>t Toán Tarjan?</w:t>
+      </w:r>
+    </w:p>
+    <w:p>
+      <w:pPr>
+        <w:pStyle w:val="ListParagraph"/>
+        <w:numPr>
+          <w:ilvl w:val="0"/>
+          <w:numId w:val="6"/>
+        </w:numPr>
+        <w:rPr>
+          <w:rFonts w:eastAsiaTheme="minorEastAsia"/>
+          <w:lang w:val="en-US"/>
+        </w:rPr>
+      </w:pPr>
+      <w:r>
+        <w:rPr>
+          <w:rFonts w:eastAsiaTheme="minorEastAsia"/>
+          <w:lang w:val="en-US"/>
+        </w:rPr>
+        <w:t>Cơ bản khắc phục việc phải tiến hành 2 lần DFS của Kosaraju</w:t>
+      </w:r>
+    </w:p>
+    <w:p>
+      <w:pPr>
+        <w:pStyle w:val="ListParagraph"/>
+        <w:numPr>
+          <w:ilvl w:val="0"/>
+          <w:numId w:val="6"/>
+        </w:numPr>
+        <w:rPr>
+          <w:rFonts w:eastAsiaTheme="minorEastAsia"/>
+          <w:lang w:val="en-US"/>
+        </w:rPr>
+      </w:pPr>
       <w:bookmarkStart w:id="0" w:name="_GoBack"/>
       <w:bookmarkEnd w:id="0"/>
     </w:p>
@@ -24869,6 +25337,7 @@
           <w:rFonts w:eastAsiaTheme="minorEastAsia"/>
           <w:lang w:val="en-US"/>
         </w:rPr>
+        <w:lastRenderedPageBreak/>
         <w:t>Sorting – Sắp Xếp:</w:t>
       </w:r>
     </w:p>
@@ -25871,7 +26340,6 @@
           <w:rFonts w:eastAsiaTheme="minorEastAsia"/>
           <w:lang w:val="en-US"/>
         </w:rPr>
-        <w:lastRenderedPageBreak/>
         <w:t>Là kiểu sắp xếp mà mỗi lần lặp, ta tìm Min của dãy còn lại rồi hoán vị nó với phần tử đầu tiên</w:t>
       </w:r>
     </w:p>
@@ -26337,6 +26805,7 @@
           <w:rFonts w:eastAsiaTheme="minorEastAsia"/>
           <w:lang w:val="en-US"/>
         </w:rPr>
+        <w:lastRenderedPageBreak/>
         <w:t>Bước 3, cứ 8 phần tử một sắp xếp lại cho đúng thứ tự</w:t>
       </w:r>
     </w:p>
@@ -26945,7 +27414,6 @@
                 <w:rFonts w:eastAsiaTheme="minorEastAsia"/>
                 <w:lang w:val="en-US"/>
               </w:rPr>
-              <w:lastRenderedPageBreak/>
               <w:t>Lần hoán vị</w:t>
             </w:r>
           </w:p>
@@ -27459,6 +27927,7 @@
           <w:rFonts w:eastAsiaTheme="minorEastAsia"/>
           <w:lang w:val="en-US"/>
         </w:rPr>
+        <w:lastRenderedPageBreak/>
         <w:t>Bước 2, nối 10 hộp lại, được mảng mới, tiếp tục lặp lại bước 1 nhưng với chữ số hàng chục</w:t>
       </w:r>
     </w:p>
@@ -28348,7 +28817,6 @@
                 <w:rFonts w:eastAsiaTheme="minorEastAsia"/>
                 <w:lang w:val="en-US"/>
               </w:rPr>
-              <w:lastRenderedPageBreak/>
               <w:t>Lần xóa 4</w:t>
             </w:r>
           </w:p>
@@ -28670,6 +29138,7 @@
         <w:rPr>
           <w:lang w:val="en-US"/>
         </w:rPr>
+        <w:lastRenderedPageBreak/>
         <w:t>Khi tiến tới State nào đó sẽ dừng lại và xuất Output</w:t>
       </w:r>
     </w:p>
@@ -28948,7 +29417,6 @@
         <w:rPr>
           <w:lang w:val="en-US"/>
         </w:rPr>
-        <w:lastRenderedPageBreak/>
         <w:tab/>
       </w:r>
       <w:r>
@@ -29111,6 +29579,7 @@
         <w:rPr>
           <w:lang w:val="en-US"/>
         </w:rPr>
+        <w:lastRenderedPageBreak/>
         <w:t>Partial Observable:</w:t>
       </w:r>
     </w:p>
@@ -29646,7 +30115,6 @@
         <w:rPr>
           <w:lang w:val="en-US"/>
         </w:rPr>
-        <w:lastRenderedPageBreak/>
         <w:t>Stochastic Policy: Policy mà tại state s bất kì, action sẽ được chọn theo tỉ lệ</w:t>
       </w:r>
     </w:p>
@@ -29920,6 +30388,7 @@
           <w:rFonts w:eastAsiaTheme="minorEastAsia"/>
           <w:lang w:val="en-US"/>
         </w:rPr>
+        <w:lastRenderedPageBreak/>
         <w:tab/>
         <w:t>Def:</w:t>
       </w:r>
@@ -31199,7 +31668,6 @@
           <w:rFonts w:eastAsiaTheme="minorEastAsia"/>
           <w:lang w:val="en-US"/>
         </w:rPr>
-        <w:lastRenderedPageBreak/>
         <w:t>Covariance Matrix:</w:t>
       </w:r>
       <w:r>
@@ -31822,6 +32290,7 @@
           <w:rFonts w:eastAsiaTheme="minorEastAsia" w:cstheme="minorHAnsi"/>
           <w:lang w:val="en-US"/>
         </w:rPr>
+        <w:lastRenderedPageBreak/>
         <w:tab/>
       </w:r>
       <w:r>
@@ -33680,7 +34149,6 @@
         <w:rPr>
           <w:lang w:val="en-US"/>
         </w:rPr>
-        <w:lastRenderedPageBreak/>
         <w:tab/>
         <w:t>Algo: tỉ lệ xuất hiện sequence này củ</w:t>
       </w:r>
@@ -33934,6 +34402,7 @@
         <w:rPr>
           <w:lang w:val="en-US"/>
         </w:rPr>
+        <w:lastRenderedPageBreak/>
         <w:tab/>
         <w:t xml:space="preserve">         Lấy log cho dễ lấy đạ</w:t>
       </w:r>
@@ -35510,7 +35979,6 @@
         <w:rPr>
           <w:lang w:val="en-US"/>
         </w:rPr>
-        <w:lastRenderedPageBreak/>
         <w:tab/>
         <w:t>Formula:</w:t>
       </w:r>
@@ -36789,6 +37257,7 @@
         <w:rPr>
           <w:lang w:val="en-US"/>
         </w:rPr>
+        <w:lastRenderedPageBreak/>
         <w:tab/>
       </w:r>
       <w:r>
@@ -37482,7 +37951,6 @@
         <w:rPr>
           <w:lang w:val="en-US"/>
         </w:rPr>
-        <w:lastRenderedPageBreak/>
         <w:t>Hidden Markov Model:</w:t>
       </w:r>
     </w:p>
@@ -37898,6 +38366,7 @@
           <w:rFonts w:eastAsiaTheme="minorEastAsia"/>
           <w:lang w:val="en-US"/>
         </w:rPr>
+        <w:lastRenderedPageBreak/>
         <w:tab/>
       </w:r>
       <w:r>
@@ -38316,7 +38785,6 @@
         <w:rPr>
           <w:lang w:val="en-US"/>
         </w:rPr>
-        <w:lastRenderedPageBreak/>
         <w:t>GAE(General Advantage Estimator): Thay cummulative rewards bằng advantages</w:t>
       </w:r>
     </w:p>
@@ -38517,6 +38985,7 @@
         <w:rPr>
           <w:lang w:val="en-US"/>
         </w:rPr>
+        <w:lastRenderedPageBreak/>
         <w:tab/>
         <w:t>Def:</w:t>
       </w:r>
@@ -39676,7 +40145,6 @@
           <w:rFonts w:eastAsiaTheme="minorEastAsia"/>
           <w:lang w:val="en-US"/>
         </w:rPr>
-        <w:lastRenderedPageBreak/>
         <w:tab/>
       </w:r>
       <w:r>
@@ -40462,6 +40930,7 @@
           <w:rFonts w:eastAsiaTheme="minorEastAsia"/>
           <w:lang w:val="en-US"/>
         </w:rPr>
+        <w:lastRenderedPageBreak/>
         <w:tab/>
       </w:r>
       <w:r>
@@ -40493,7 +40962,7 @@
                     <pic:cNvPicPr/>
                   </pic:nvPicPr>
                   <pic:blipFill>
-                    <a:blip r:embed="rId10">
+                    <a:blip r:embed="rId11">
                       <a:extLst>
                         <a:ext uri="{28A0092B-C50C-407E-A947-70E740481C1C}">
                           <a14:useLocalDpi xmlns:a14="http://schemas.microsoft.com/office/drawing/2010/main" val="0"/>
@@ -40801,7 +41270,6 @@
         <w:rPr>
           <w:lang w:val="en-US"/>
         </w:rPr>
-        <w:lastRenderedPageBreak/>
         <w:tab/>
         <w:t xml:space="preserve">        </w:t>
       </w:r>
@@ -42091,6 +42559,7 @@
         <w:rPr>
           <w:lang w:val="en-US"/>
         </w:rPr>
+        <w:lastRenderedPageBreak/>
         <w:t xml:space="preserve">        d</w:t>
       </w:r>
       <w:r>
@@ -43531,7 +44000,6 @@
           <w:bCs/>
           <w:lang w:val="en"/>
         </w:rPr>
-        <w:lastRenderedPageBreak/>
         <w:tab/>
       </w:r>
       <w:r>
@@ -45226,36 +45694,804 @@
         <w:rPr>
           <w:lang w:val="en-US"/>
         </w:rPr>
+        <w:tab/>
+        <w:t xml:space="preserve">          Update nhiều lần liên tiếp cho tới khi kl giữa new và old distribution &gt; delta</w:t>
+      </w:r>
+    </w:p>
+    <w:p>
+      <w:pPr>
+        <w:rPr>
+          <w:lang w:val="en-US"/>
+        </w:rPr>
+      </w:pPr>
+      <w:r>
+        <w:rPr>
+          <w:lang w:val="en-US"/>
+        </w:rPr>
+        <w:t xml:space="preserve">A* Search Algorithm: Giống Dijkstra’s Algorithm nhưng tìm kiếm kết quả không tối ưu trong </w:t>
+      </w:r>
+    </w:p>
+    <w:p>
+      <w:pPr>
+        <w:ind w:left="2160"/>
+        <w:rPr>
+          <w:lang w:val="en-US"/>
+        </w:rPr>
+      </w:pPr>
+      <w:r>
+        <w:rPr>
+          <w:lang w:val="en-US"/>
+        </w:rPr>
+        <w:t>thời gian ngắn</w:t>
+      </w:r>
+    </w:p>
+    <w:p>
+      <w:pPr>
+        <w:rPr>
+          <w:lang w:val="en-US"/>
+        </w:rPr>
+      </w:pPr>
+      <w:r>
+        <w:rPr>
+          <w:lang w:val="en-US"/>
+        </w:rPr>
+        <w:tab/>
+        <w:t>Algo: Giống Dijkstra, nhưng node hiện tại = node có giá trị value + heuristic nhỏ nhất</w:t>
+      </w:r>
+    </w:p>
+    <w:p>
+      <w:pPr>
+        <w:rPr>
+          <w:lang w:val="en-US"/>
+        </w:rPr>
+      </w:pPr>
+      <w:r>
+        <w:rPr>
+          <w:lang w:val="en-US"/>
+        </w:rPr>
+        <w:tab/>
+        <w:t xml:space="preserve">         Heuristic = khoảng cách của node đến điểm đích (hoặc model khác)</w:t>
+      </w:r>
+    </w:p>
+    <w:p>
+      <w:pPr>
+        <w:rPr>
+          <w:lang w:val="en-US"/>
+        </w:rPr>
+      </w:pPr>
+      <w:r>
+        <w:rPr>
+          <w:lang w:val="en-US"/>
+        </w:rPr>
+        <w:tab/>
+        <w:t xml:space="preserve">         Dừng khi tìm được đích</w:t>
+      </w:r>
+    </w:p>
+    <w:p>
+      <w:pPr>
+        <w:rPr>
+          <w:lang w:val="en-US"/>
+        </w:rPr>
+      </w:pPr>
+      <w:r>
+        <w:rPr>
+          <w:lang w:val="en-US"/>
+        </w:rPr>
+        <w:t>Hemiltonian Cycle: Loop đi qua tất cả vertices của graph một lần duy nhất</w:t>
+      </w:r>
+    </w:p>
+    <w:p>
+      <w:pPr>
+        <w:rPr>
+          <w:lang w:val="en-US"/>
+        </w:rPr>
+      </w:pPr>
+      <w:r>
+        <w:rPr>
+          <w:lang w:val="en-US"/>
+        </w:rPr>
+        <w:t>Prim’s Algorithm: Thuật toán spanning tree với weight nhỏ nhất</w:t>
+      </w:r>
+    </w:p>
+    <w:p>
+      <w:pPr>
+        <w:rPr>
+          <w:lang w:val="en-US"/>
+        </w:rPr>
+      </w:pPr>
+      <w:r>
+        <w:rPr>
+          <w:lang w:val="en-US"/>
+        </w:rPr>
+        <w:t xml:space="preserve">Union-Find: Thuật toán dung hợp 2 graph cho trước 2 element thuộc 2 graph, tìm graph của </w:t>
+      </w:r>
+    </w:p>
+    <w:p>
+      <w:pPr>
+        <w:ind w:firstLine="720"/>
+        <w:rPr>
+          <w:lang w:val="en-US"/>
+        </w:rPr>
+      </w:pPr>
+      <w:r>
+        <w:rPr>
+          <w:lang w:val="en-US"/>
+        </w:rPr>
+        <w:lastRenderedPageBreak/>
+        <w:t xml:space="preserve">        Element dựa vào node đại diện</w:t>
+      </w:r>
+    </w:p>
+    <w:p>
+      <w:pPr>
+        <w:rPr>
+          <w:lang w:val="en-US"/>
+        </w:rPr>
+      </w:pPr>
+      <w:r>
+        <w:rPr>
+          <w:lang w:val="en-US"/>
+        </w:rPr>
+        <w:t>Genetic Algorithm: Thuật toán gen di truyền dựa vào chọn lọc tiến hóa</w:t>
+      </w:r>
+    </w:p>
+    <w:p>
+      <w:pPr>
+        <w:rPr>
+          <w:lang w:val="en-US"/>
+        </w:rPr>
+      </w:pPr>
+      <w:r>
+        <w:rPr>
+          <w:lang w:val="en-US"/>
+        </w:rPr>
+        <w:tab/>
+        <w:t>Algo: Init đời đầu population với size = n, tạo hàm fitness đo chất lượng của cá thể</w:t>
+      </w:r>
+    </w:p>
+    <w:p>
+      <w:pPr>
+        <w:rPr>
+          <w:lang w:val="en-US"/>
+        </w:rPr>
+      </w:pPr>
+      <w:r>
+        <w:rPr>
+          <w:lang w:val="en-US"/>
+        </w:rPr>
+        <w:tab/>
+        <w:t xml:space="preserve">         Chọn ra các cá thể với fitness lớn nhất  cho thẳng vào đời sau</w:t>
+      </w:r>
+    </w:p>
+    <w:p>
+      <w:pPr>
+        <w:rPr>
+          <w:lang w:val="en-US"/>
+        </w:rPr>
+      </w:pPr>
+      <w:r>
+        <w:rPr>
+          <w:lang w:val="en-US"/>
+        </w:rPr>
+        <w:tab/>
+        <w:t xml:space="preserve">         Tạo tiếp các cá thể tiếp theo cho đủ bằng cách hoán đổi các đoạn gen của 2 cá </w:t>
+      </w:r>
+    </w:p>
+    <w:p>
+      <w:pPr>
+        <w:ind w:firstLine="720"/>
+        <w:rPr>
+          <w:lang w:val="en-US"/>
+        </w:rPr>
+      </w:pPr>
+      <w:r>
+        <w:rPr>
+          <w:lang w:val="en-US"/>
+        </w:rPr>
+        <w:t xml:space="preserve">         thể bố mẹ tốt bất kì, gây đột biến gen với tần suất thấp</w:t>
+      </w:r>
+    </w:p>
+    <w:p>
+      <w:pPr>
+        <w:ind w:firstLine="720"/>
+        <w:rPr>
+          <w:lang w:val="en-US"/>
+        </w:rPr>
+      </w:pPr>
+      <w:r>
+        <w:rPr>
+          <w:lang w:val="en-US"/>
+        </w:rPr>
+        <w:t xml:space="preserve">         Loop cho đến đời đạt yêu cầu</w:t>
+      </w:r>
+    </w:p>
+    <w:p>
+      <w:pPr>
+        <w:rPr>
+          <w:lang w:val="en-US"/>
+        </w:rPr>
+      </w:pPr>
+      <w:r>
+        <w:rPr>
+          <w:lang w:val="en-US"/>
+        </w:rPr>
+        <w:t xml:space="preserve">Steady State Selection: Chọn bố mẹ là con tốt nhất, thay thế </w:t>
+      </w:r>
+      <w:r>
+        <w:rPr>
+          <w:lang w:val="en-US"/>
+        </w:rPr>
+        <w:t xml:space="preserve">vài </w:t>
+      </w:r>
+      <w:r>
+        <w:rPr>
+          <w:lang w:val="en-US"/>
+        </w:rPr>
+        <w:t xml:space="preserve">con yếu bằng con của bố </w:t>
+      </w:r>
+    </w:p>
+    <w:p>
+      <w:pPr>
+        <w:ind w:left="1440" w:firstLine="720"/>
+        <w:rPr>
+          <w:lang w:val="en-US"/>
+        </w:rPr>
+      </w:pPr>
+      <w:r>
+        <w:rPr>
+          <w:lang w:val="en-US"/>
+        </w:rPr>
+        <w:t xml:space="preserve">   </w:t>
+      </w:r>
+      <w:r>
+        <w:rPr>
+          <w:lang w:val="en-US"/>
+        </w:rPr>
+        <w:t>mẹ, phần còn lại giữ nguyên</w:t>
+      </w:r>
+    </w:p>
+    <w:p>
+      <w:pPr>
+        <w:rPr>
+          <w:lang w:val="en-US"/>
+        </w:rPr>
+      </w:pPr>
+      <w:r>
+        <w:rPr>
+          <w:lang w:val="en-US"/>
+        </w:rPr>
+        <w:t>Single Point Crossover: Chọn điểm đánh dấu, tráo gen từ điểm đó cho nhau</w:t>
+      </w:r>
+    </w:p>
+    <w:p>
+      <w:pPr>
+        <w:rPr>
+          <w:lang w:val="en-US"/>
+        </w:rPr>
+      </w:pPr>
+      <w:r>
+        <w:rPr>
+          <w:lang w:val="en-US"/>
+        </w:rPr>
+        <w:t>Ornstein-Uhlenbeck Process: R</w:t>
+      </w:r>
+      <w:r>
+        <w:rPr>
+          <w:lang w:val="en-US"/>
+        </w:rPr>
+        <w:t xml:space="preserve">andom walk process tạo brownian noise tương quan với thời </w:t>
+      </w:r>
+    </w:p>
+    <w:p>
+      <w:pPr>
+        <w:ind w:left="2160" w:firstLine="720"/>
+        <w:rPr>
+          <w:lang w:val="en-US"/>
+        </w:rPr>
+      </w:pPr>
+      <w:r>
+        <w:rPr>
+          <w:lang w:val="en-US"/>
+        </w:rPr>
+        <w:t>g</w:t>
+      </w:r>
+      <w:r>
+        <w:rPr>
+          <w:lang w:val="en-US"/>
+        </w:rPr>
+        <w:t>ian</w:t>
+      </w:r>
+    </w:p>
+    <w:p>
+      <w:pPr>
+        <w:rPr>
+          <w:lang w:val="en-US"/>
+        </w:rPr>
+      </w:pPr>
+      <w:r>
+        <w:rPr>
+          <w:lang w:val="en-US"/>
+        </w:rPr>
+        <w:tab/>
+        <w:t>Formula: x_new = x_old + theta * (mean – x_old) * dt + normal(0, std) * dt ** 0.5</w:t>
+      </w:r>
+    </w:p>
+    <w:p>
+      <w:pPr>
+        <w:rPr>
+          <w:lang w:val="en-US"/>
+        </w:rPr>
+      </w:pPr>
+      <w:r>
+        <w:rPr>
+          <w:lang w:val="en-US"/>
+        </w:rPr>
+        <w:tab/>
+      </w:r>
+      <w:r>
+        <w:rPr>
+          <w:lang w:val="en-US"/>
+        </w:rPr>
+        <w:tab/>
+        <w:t xml:space="preserve">   x_new = x_old</w:t>
+      </w:r>
+    </w:p>
+    <w:p>
+      <w:pPr>
+        <w:rPr>
+          <w:lang w:val="en-US"/>
+        </w:rPr>
+      </w:pPr>
+      <w:r>
+        <w:rPr>
+          <w:lang w:val="en-US"/>
+        </w:rPr>
+        <w:tab/>
+      </w:r>
+      <w:r>
+        <w:rPr>
+          <w:lang w:val="en-US"/>
+        </w:rPr>
+        <w:tab/>
+        <w:t xml:space="preserve">   theta giữ cho x around mean, dt càng nhỏ càng tương đồng x_old</w:t>
+      </w:r>
+    </w:p>
+    <w:p>
+      <w:pPr>
+        <w:rPr>
+          <w:lang w:val="en-US"/>
+        </w:rPr>
+      </w:pPr>
+      <w:r>
+        <w:rPr>
+          <w:lang w:val="en-US"/>
+        </w:rPr>
+        <w:t>Xavier Initialization: Khởi tạo weight sao cho variance = 1, tránh vanishing gradient</w:t>
+      </w:r>
+    </w:p>
+    <w:p>
+      <w:pPr>
+        <w:rPr>
+          <w:lang w:val="en-US"/>
+        </w:rPr>
+      </w:pPr>
+      <w:r>
+        <w:rPr>
+          <w:lang w:val="en-US"/>
+        </w:rPr>
+        <w:tab/>
+        <w:t xml:space="preserve">Algo: Số neuron layer 1 * variance = 1 =&gt; variance của weight = 1/n =&gt; std scale </w:t>
+      </w:r>
+    </w:p>
+    <w:p>
+      <w:pPr>
+        <w:ind w:firstLine="720"/>
+        <w:rPr>
+          <w:lang w:val="en-US"/>
+        </w:rPr>
+      </w:pPr>
+      <w:r>
+        <w:rPr>
+          <w:lang w:val="en-US"/>
+        </w:rPr>
+        <w:t xml:space="preserve">         1/n**0.5</w:t>
+      </w:r>
+    </w:p>
+    <w:p>
+      <w:pPr>
+        <w:rPr>
+          <w:lang w:val="en-US"/>
+        </w:rPr>
+      </w:pPr>
+      <w:r>
+        <w:rPr>
+          <w:lang w:val="en-US"/>
+        </w:rPr>
+        <w:t>Random Walk: Một loạt các hành động ngẫu nhiên</w:t>
+      </w:r>
+      <w:r>
+        <w:rPr>
+          <w:lang w:val="en-US"/>
+        </w:rPr>
+        <w:t xml:space="preserve">, 2d chắc chắn về vị trí xuất phát, 3d </w:t>
+      </w:r>
+    </w:p>
+    <w:p>
+      <w:pPr>
+        <w:ind w:left="720" w:firstLine="720"/>
+        <w:rPr>
+          <w:lang w:val="en-US"/>
+        </w:rPr>
+      </w:pPr>
+      <w:r>
+        <w:rPr>
+          <w:lang w:val="en-US"/>
+        </w:rPr>
+        <w:t xml:space="preserve"> chưa chắc về vị trí xuất phát</w:t>
+      </w:r>
+    </w:p>
+    <w:p>
+      <w:pPr>
+        <w:rPr>
+          <w:lang w:val="en-US"/>
+        </w:rPr>
+      </w:pPr>
+      <w:r>
+        <w:rPr>
+          <w:lang w:val="en-US"/>
+        </w:rPr>
+        <w:tab/>
+        <w:t xml:space="preserve">Ex: Trên trục số bắt đầu tại 0, 50% sang phải 1 đơn vị, 50% sang trái 1 đơn vị, sau 2 </w:t>
+      </w:r>
+    </w:p>
+    <w:p>
+      <w:pPr>
+        <w:ind w:firstLine="720"/>
+        <w:rPr>
+          <w:lang w:val="en-US"/>
+        </w:rPr>
+      </w:pPr>
+      <w:r>
+        <w:rPr>
+          <w:lang w:val="en-US"/>
+        </w:rPr>
+        <w:t xml:space="preserve">      bước, tỉ lệ về 0 là 50%, sang 2 là 25%, sang -2 là 25%, …</w:t>
+      </w:r>
+    </w:p>
+    <w:p>
+      <w:pPr>
+        <w:rPr>
+          <w:lang w:val="en-US"/>
+        </w:rPr>
+      </w:pPr>
+      <w:r>
+        <w:rPr>
+          <w:lang w:val="en-US"/>
+        </w:rPr>
+        <w:t>Brownian Motion: Chuyển động ngẫu nhiên của bụi trong fluid, là random walk với step nhỏ</w:t>
+      </w:r>
+    </w:p>
+    <w:p>
+      <w:pPr>
+        <w:rPr>
+          <w:lang w:val="en-US"/>
+        </w:rPr>
+      </w:pPr>
+      <w:r>
+        <w:rPr>
+          <w:lang w:val="en-US"/>
+        </w:rPr>
+        <w:t>Fixed Q-Network: Dùng target network trễ để tính giá trị max action</w:t>
+      </w:r>
+    </w:p>
+    <w:p>
+      <w:pPr>
+        <w:rPr>
+          <w:lang w:val="en-US"/>
+        </w:rPr>
+      </w:pPr>
+      <w:r>
+        <w:rPr>
+          <w:lang w:val="en-US"/>
+        </w:rPr>
+        <w:t>Double DQN: Chọn max action = network original, dùng target network tính value</w:t>
+      </w:r>
+    </w:p>
+    <w:p>
+      <w:pPr>
+        <w:rPr>
+          <w:lang w:val="en-US"/>
+        </w:rPr>
+      </w:pPr>
+      <w:r>
+        <w:rPr>
+          <w:lang w:val="en-US"/>
+        </w:rPr>
+        <w:t>Dueling DQN: Tách q value thành state value và advantage, sau combine V + A –</w:t>
+      </w:r>
+      <w:r>
+        <w:rPr>
+          <w:lang w:val="en-US"/>
+        </w:rPr>
+        <w:t xml:space="preserve"> mean A</w:t>
+      </w:r>
+    </w:p>
+    <w:p>
+      <w:pPr>
+        <w:rPr>
+          <w:lang w:val="en-US"/>
+        </w:rPr>
+      </w:pPr>
+      <w:r>
+        <w:rPr>
+          <w:lang w:val="en-US"/>
+        </w:rPr>
+        <w:t>DDPG(Deep Deterministic Policy Gradient): Actor Critic với Continous Action Space</w:t>
+      </w:r>
+      <w:r>
+        <w:rPr>
+          <w:lang w:val="en-US"/>
+        </w:rPr>
+        <w:t xml:space="preserve">, </w:t>
+      </w:r>
+      <w:r>
+        <w:rPr>
+          <w:lang w:val="en-US"/>
+        </w:rPr>
+        <w:t xml:space="preserve">lấy </w:t>
+      </w:r>
+    </w:p>
+    <w:p>
+      <w:pPr>
+        <w:ind w:left="3600" w:firstLine="720"/>
+        <w:rPr>
+          <w:lang w:val="en-US"/>
+        </w:rPr>
+      </w:pPr>
+      <w:r>
+        <w:rPr>
+          <w:lang w:val="en-US"/>
+        </w:rPr>
+        <w:t>gradient của action</w:t>
+      </w:r>
+    </w:p>
+    <w:p>
+      <w:pPr>
+        <w:rPr>
+          <w:lang w:val="en-US"/>
+        </w:rPr>
+      </w:pPr>
+      <w:r>
+        <w:rPr>
+          <w:lang w:val="en-US"/>
+        </w:rPr>
         <w:lastRenderedPageBreak/>
         <w:tab/>
-        <w:t xml:space="preserve">          Update nhiều lần liên tiếp cho tới khi kl giữa new và old distribution &gt; delta</w:t>
-      </w:r>
-    </w:p>
-    <w:p>
-      <w:pPr>
-        <w:rPr>
-          <w:lang w:val="en-US"/>
-        </w:rPr>
-      </w:pPr>
-      <w:r>
-        <w:rPr>
-          <w:lang w:val="en-US"/>
-        </w:rPr>
-        <w:t xml:space="preserve">A* Search Algorithm: Giống Dijkstra’s Algorithm nhưng tìm kiếm kết quả không tối ưu trong </w:t>
-      </w:r>
-    </w:p>
-    <w:p>
-      <w:pPr>
-        <w:ind w:left="2160"/>
-        <w:rPr>
-          <w:lang w:val="en-US"/>
-        </w:rPr>
-      </w:pPr>
-      <w:r>
-        <w:rPr>
-          <w:lang w:val="en-US"/>
-        </w:rPr>
-        <w:t>thời gian ngắn</w:t>
+        <w:t>Algo:</w:t>
+      </w:r>
+      <w:r>
+        <w:rPr>
+          <w:lang w:val="en-US"/>
+        </w:rPr>
+        <w:t xml:space="preserve"> Cho 2 network, 1 Actor lấy state ra action ví dụ [1.23, 4.5]</w:t>
+      </w:r>
+      <w:r>
+        <w:rPr>
+          <w:lang w:val="en-US"/>
+        </w:rPr>
+        <w:t xml:space="preserve">, action mang giá trị </w:t>
+      </w:r>
+    </w:p>
+    <w:p>
+      <w:pPr>
+        <w:ind w:left="720"/>
+        <w:rPr>
+          <w:lang w:val="en-US"/>
+        </w:rPr>
+      </w:pPr>
+      <w:r>
+        <w:rPr>
+          <w:lang w:val="en-US"/>
+        </w:rPr>
+        <w:t xml:space="preserve">         thực</w:t>
+      </w:r>
+      <w:r>
+        <w:rPr>
+          <w:lang w:val="en-US"/>
+        </w:rPr>
+        <w:t xml:space="preserve">, 1 Critic lấy state ra state value, state value concat với action ouput ra giá </w:t>
+      </w:r>
+    </w:p>
+    <w:p>
+      <w:pPr>
+        <w:ind w:left="720"/>
+        <w:rPr>
+          <w:lang w:val="en-US"/>
+        </w:rPr>
+      </w:pPr>
+      <w:r>
+        <w:rPr>
+          <w:lang w:val="en-US"/>
+        </w:rPr>
+        <w:t xml:space="preserve">         trị của state và action đó</w:t>
+      </w:r>
+    </w:p>
+    <w:p>
+      <w:pPr>
+        <w:ind w:left="720"/>
+        <w:rPr>
+          <w:lang w:val="en-US"/>
+        </w:rPr>
+      </w:pPr>
+      <w:r>
+        <w:rPr>
+          <w:lang w:val="en-US"/>
+        </w:rPr>
+        <w:t xml:space="preserve">         Critic Loss = mse(reward + gamma * (1 - done) * target_net.critic(next state, </w:t>
+      </w:r>
+    </w:p>
+    <w:p>
+      <w:pPr>
+        <w:ind w:left="720"/>
+        <w:rPr>
+          <w:lang w:val="en-US"/>
+        </w:rPr>
+      </w:pPr>
+      <w:r>
+        <w:rPr>
+          <w:lang w:val="en-US"/>
+        </w:rPr>
+        <w:t xml:space="preserve">         target_net.actor(next_state), net.critic(state))</w:t>
+      </w:r>
+    </w:p>
+    <w:p>
+      <w:pPr>
+        <w:ind w:left="720"/>
+        <w:rPr>
+          <w:lang w:val="en-US"/>
+        </w:rPr>
+      </w:pPr>
+      <w:r>
+        <w:rPr>
+          <w:lang w:val="en-US"/>
+        </w:rPr>
+        <w:t xml:space="preserve">         Actor Loss = -model.critic(</w:t>
+      </w:r>
+      <w:r>
+        <w:rPr>
+          <w:lang w:val="en-US"/>
+        </w:rPr>
+        <w:t>state</w:t>
+      </w:r>
+      <w:r>
+        <w:rPr>
+          <w:lang w:val="en-US"/>
+        </w:rPr>
+        <w:t xml:space="preserve">, </w:t>
+      </w:r>
+      <w:r>
+        <w:rPr>
+          <w:lang w:val="en-US"/>
+        </w:rPr>
+        <w:t>model.actor(state)</w:t>
+      </w:r>
+      <w:r>
+        <w:rPr>
+          <w:lang w:val="en-US"/>
+        </w:rPr>
+        <w:t>)</w:t>
+      </w:r>
+      <w:r>
+        <w:rPr>
+          <w:lang w:val="en-US"/>
+        </w:rPr>
+        <w:t xml:space="preserve"> =&gt; maximize giá trị q value</w:t>
+      </w:r>
+    </w:p>
+    <w:p>
+      <w:pPr>
+        <w:ind w:left="720"/>
+        <w:rPr>
+          <w:lang w:val="en-US"/>
+        </w:rPr>
+      </w:pPr>
+      <w:r>
+        <w:rPr>
+          <w:lang w:val="en-US"/>
+        </w:rPr>
+        <w:t xml:space="preserve">Model: Dùng experience replay, mới đầu explore bằng random action từ uniform </w:t>
+      </w:r>
+    </w:p>
+    <w:p>
+      <w:pPr>
+        <w:ind w:left="720" w:firstLine="720"/>
+        <w:rPr>
+          <w:lang w:val="en-US"/>
+        </w:rPr>
+      </w:pPr>
+      <w:r>
+        <w:rPr>
+          <w:lang w:val="en-US"/>
+        </w:rPr>
+        <w:t xml:space="preserve">distribution, sau đó random = </w:t>
+      </w:r>
+      <w:r>
+        <w:rPr>
+          <w:lang w:val="en-US"/>
+        </w:rPr>
+        <w:t>ou_</w:t>
+      </w:r>
+      <w:r>
+        <w:rPr>
+          <w:lang w:val="en-US"/>
+        </w:rPr>
+        <w:t>noise giảm dần,</w:t>
+      </w:r>
+      <w:r>
+        <w:rPr>
+          <w:lang w:val="en-US"/>
+        </w:rPr>
+        <w:t xml:space="preserve"> dùng target network để tính </w:t>
+      </w:r>
+    </w:p>
+    <w:p>
+      <w:pPr>
+        <w:ind w:left="720" w:firstLine="720"/>
+        <w:rPr>
+          <w:lang w:val="en-US"/>
+        </w:rPr>
+      </w:pPr>
+      <w:r>
+        <w:rPr>
+          <w:lang w:val="en-US"/>
+        </w:rPr>
+        <w:t xml:space="preserve">td error, ban đầu 2 network giống nhau, sau mỗi lần học, update target </w:t>
+      </w:r>
+    </w:p>
+    <w:p>
+      <w:pPr>
+        <w:ind w:left="720" w:firstLine="720"/>
+        <w:rPr>
+          <w:lang w:val="en-US"/>
+        </w:rPr>
+      </w:pPr>
+      <w:r>
+        <w:rPr>
+          <w:lang w:val="en-US"/>
+        </w:rPr>
+        <w:t xml:space="preserve">network bằng original network với một số lượng nhỏ, </w:t>
+      </w:r>
+      <w:r>
+        <w:rPr>
+          <w:lang w:val="en-US"/>
+        </w:rPr>
+        <w:t xml:space="preserve">init weight = 1 / </w:t>
+      </w:r>
+    </w:p>
+    <w:p>
+      <w:pPr>
+        <w:ind w:left="720" w:firstLine="720"/>
+        <w:rPr>
+          <w:lang w:val="en-US"/>
+        </w:rPr>
+      </w:pPr>
+      <w:r>
+        <w:rPr>
+          <w:lang w:val="en-US"/>
+        </w:rPr>
+        <w:t>sqrt(fan_out), = 0.003 cho layer cuối</w:t>
+      </w:r>
+    </w:p>
+    <w:p>
+      <w:pPr>
+        <w:rPr>
+          <w:lang w:val="en-US"/>
+        </w:rPr>
+      </w:pPr>
+      <w:r>
+        <w:rPr>
+          <w:lang w:val="en-US"/>
+        </w:rPr>
+        <w:t>TD3(Twin Delayed DDPG): Tránh overestimate Q value</w:t>
       </w:r>
     </w:p>
     <w:p>
@@ -45269,7 +46505,7 @@
           <w:lang w:val="en-US"/>
         </w:rPr>
         <w:tab/>
-        <w:t>Algo: Giống Dijkstra, nhưng node hiện tại = node có giá trị value + heuristic nhỏ nhất</w:t>
+        <w:t>Algo: Dùng DDPG, nhưng critic sử dụng 2 network train biệt lập</w:t>
       </w:r>
     </w:p>
     <w:p>
@@ -45283,7 +46519,7 @@
           <w:lang w:val="en-US"/>
         </w:rPr>
         <w:tab/>
-        <w:t xml:space="preserve">         Heuristic = khoảng cách của node đến điểm đích (hoặc model khác)</w:t>
+        <w:t xml:space="preserve">         Normal clip noise đơn giá trị được cộng vào target actor để tính loss</w:t>
       </w:r>
     </w:p>
     <w:p>
@@ -45297,73 +46533,7 @@
           <w:lang w:val="en-US"/>
         </w:rPr>
         <w:tab/>
-        <w:t xml:space="preserve">         Dừng khi tìm được đích</w:t>
-      </w:r>
-    </w:p>
-    <w:p>
-      <w:pPr>
-        <w:rPr>
-          <w:lang w:val="en-US"/>
-        </w:rPr>
-      </w:pPr>
-      <w:r>
-        <w:rPr>
-          <w:lang w:val="en-US"/>
-        </w:rPr>
-        <w:t>Hemiltonian Cycle: Loop đi qua tất cả vertices của graph một lần duy nhất</w:t>
-      </w:r>
-    </w:p>
-    <w:p>
-      <w:pPr>
-        <w:rPr>
-          <w:lang w:val="en-US"/>
-        </w:rPr>
-      </w:pPr>
-      <w:r>
-        <w:rPr>
-          <w:lang w:val="en-US"/>
-        </w:rPr>
-        <w:t>Prim’s Algorithm: Thuật toán spanning tree với weight nhỏ nhất</w:t>
-      </w:r>
-    </w:p>
-    <w:p>
-      <w:pPr>
-        <w:rPr>
-          <w:lang w:val="en-US"/>
-        </w:rPr>
-      </w:pPr>
-      <w:r>
-        <w:rPr>
-          <w:lang w:val="en-US"/>
-        </w:rPr>
-        <w:t xml:space="preserve">Union-Find: Thuật toán dung hợp 2 graph cho trước 2 element thuộc 2 graph, tìm graph của </w:t>
-      </w:r>
-    </w:p>
-    <w:p>
-      <w:pPr>
-        <w:ind w:firstLine="720"/>
-        <w:rPr>
-          <w:lang w:val="en-US"/>
-        </w:rPr>
-      </w:pPr>
-      <w:r>
-        <w:rPr>
-          <w:lang w:val="en-US"/>
-        </w:rPr>
-        <w:t xml:space="preserve">        Element dựa vào node đại diện</w:t>
-      </w:r>
-    </w:p>
-    <w:p>
-      <w:pPr>
-        <w:rPr>
-          <w:lang w:val="en-US"/>
-        </w:rPr>
-      </w:pPr>
-      <w:r>
-        <w:rPr>
-          <w:lang w:val="en-US"/>
-        </w:rPr>
-        <w:t>Genetic Algorithm: Thuật toán gen di truyền dựa vào chọn lọc tiến hóa</w:t>
+        <w:t xml:space="preserve">         Chọn min critic trong 2 network để tính critic loss</w:t>
       </w:r>
     </w:p>
     <w:p>
@@ -45377,7 +46547,20 @@
           <w:lang w:val="en-US"/>
         </w:rPr>
         <w:tab/>
-        <w:t>Algo: Init đời đầu population với size = n, tạo hàm fitness đo chất lượng của cá thể</w:t>
+        <w:t xml:space="preserve">         Actor loss tính bằng critic 1, sau một vài step mới update actor</w:t>
+      </w:r>
+    </w:p>
+    <w:p>
+      <w:pPr>
+        <w:rPr>
+          <w:lang w:val="en-US"/>
+        </w:rPr>
+      </w:pPr>
+      <w:r>
+        <w:rPr>
+          <w:lang w:val="en-US"/>
+        </w:rPr>
+        <w:t>SAC(Soft Actor Critic): Dùng Stochastic policy, đồng thời maximize entropy =&gt; explore tốt</w:t>
       </w:r>
     </w:p>
     <w:p>
@@ -45391,7 +46574,7 @@
           <w:lang w:val="en-US"/>
         </w:rPr>
         <w:tab/>
-        <w:t xml:space="preserve">         Chọn ra các cá thể với fitness lớn nhất  cho thẳng vào đời sau</w:t>
+        <w:t>Algo: Một net actor, output mean và std, action được tính bằng mean và std</w:t>
       </w:r>
     </w:p>
     <w:p>
@@ -45405,132 +46588,207 @@
           <w:lang w:val="en-US"/>
         </w:rPr>
         <w:tab/>
-        <w:t xml:space="preserve">         Tạo tiếp các cá thể tiếp theo cho đủ bằng cách hoán đổi các đoạn gen của 2 cá </w:t>
-      </w:r>
-    </w:p>
-    <w:p>
-      <w:pPr>
-        <w:ind w:firstLine="720"/>
-        <w:rPr>
-          <w:lang w:val="en-US"/>
-        </w:rPr>
-      </w:pPr>
-      <w:r>
-        <w:rPr>
-          <w:lang w:val="en-US"/>
-        </w:rPr>
-        <w:t xml:space="preserve">         thể bố mẹ tốt bất kì, gây đột biến gen với tần suất thấp</w:t>
-      </w:r>
-    </w:p>
-    <w:p>
-      <w:pPr>
-        <w:ind w:firstLine="720"/>
-        <w:rPr>
-          <w:lang w:val="en-US"/>
-        </w:rPr>
-      </w:pPr>
-      <w:r>
-        <w:rPr>
-          <w:lang w:val="en-US"/>
-        </w:rPr>
-        <w:t xml:space="preserve">         Loop cho đến đời đạt yêu cầu</w:t>
-      </w:r>
-    </w:p>
-    <w:p>
-      <w:pPr>
-        <w:rPr>
-          <w:lang w:val="en-US"/>
-        </w:rPr>
-      </w:pPr>
-      <w:r>
-        <w:rPr>
-          <w:lang w:val="en-US"/>
-        </w:rPr>
-        <w:t xml:space="preserve">Steady State Selection: Chọn bố mẹ là con tốt nhất, thay thế </w:t>
-      </w:r>
-      <w:r>
-        <w:rPr>
-          <w:lang w:val="en-US"/>
-        </w:rPr>
-        <w:t xml:space="preserve">vài </w:t>
-      </w:r>
-      <w:r>
-        <w:rPr>
-          <w:lang w:val="en-US"/>
-        </w:rPr>
-        <w:t xml:space="preserve">con yếu bằng con của bố </w:t>
-      </w:r>
-    </w:p>
-    <w:p>
-      <w:pPr>
-        <w:ind w:left="1440" w:firstLine="720"/>
-        <w:rPr>
-          <w:lang w:val="en-US"/>
-        </w:rPr>
-      </w:pPr>
-      <w:r>
-        <w:rPr>
-          <w:lang w:val="en-US"/>
-        </w:rPr>
-        <w:t xml:space="preserve">   </w:t>
-      </w:r>
-      <w:r>
-        <w:rPr>
-          <w:lang w:val="en-US"/>
-        </w:rPr>
-        <w:t>mẹ, phần còn lại giữ nguyên</w:t>
-      </w:r>
-    </w:p>
-    <w:p>
-      <w:pPr>
-        <w:rPr>
-          <w:lang w:val="en-US"/>
-        </w:rPr>
-      </w:pPr>
-      <w:r>
-        <w:rPr>
-          <w:lang w:val="en-US"/>
-        </w:rPr>
-        <w:t>Single Point Crossover: Chọn điểm đánh dấu, tráo gen từ điểm đó cho nhau</w:t>
-      </w:r>
-    </w:p>
-    <w:p>
-      <w:pPr>
-        <w:rPr>
-          <w:lang w:val="en-US"/>
-        </w:rPr>
-      </w:pPr>
-      <w:r>
-        <w:rPr>
-          <w:lang w:val="en-US"/>
-        </w:rPr>
-        <w:t>Ornstein-Uhlenbeck Process: R</w:t>
-      </w:r>
-      <w:r>
-        <w:rPr>
-          <w:lang w:val="en-US"/>
-        </w:rPr>
-        <w:t xml:space="preserve">andom walk process tạo brownian noise tương quan với thời </w:t>
-      </w:r>
-    </w:p>
-    <w:p>
-      <w:pPr>
-        <w:ind w:left="2160" w:firstLine="720"/>
-        <w:rPr>
-          <w:lang w:val="en-US"/>
-        </w:rPr>
-      </w:pPr>
-      <w:r>
-        <w:rPr>
-          <w:lang w:val="en-US"/>
-        </w:rPr>
-        <w:t>g</w:t>
-      </w:r>
-      <w:r>
-        <w:rPr>
-          <w:lang w:val="en-US"/>
-        </w:rPr>
-        <w:t>ian</w:t>
+        <w:t xml:space="preserve">         Hai net critic double q learning, Một net value giống critic và một target value </w:t>
+      </w:r>
+    </w:p>
+    <w:p>
+      <w:pPr>
+        <w:ind w:left="720"/>
+        <w:rPr>
+          <w:lang w:val="en-US"/>
+        </w:rPr>
+      </w:pPr>
+      <w:r>
+        <w:rPr>
+          <w:lang w:val="en-US"/>
+        </w:rPr>
+        <w:t xml:space="preserve">         update một phần mỗi lần</w:t>
+      </w:r>
+    </w:p>
+    <w:p>
+      <w:pPr>
+        <w:ind w:left="720"/>
+        <w:rPr>
+          <w:lang w:val="en-US"/>
+        </w:rPr>
+      </w:pPr>
+      <w:r>
+        <w:rPr>
+          <w:lang w:val="en-US"/>
+        </w:rPr>
+        <w:t xml:space="preserve">         Khởi đầu random uniform action, tích experience replay</w:t>
+      </w:r>
+    </w:p>
+    <w:p>
+      <w:pPr>
+        <w:ind w:left="720"/>
+        <w:rPr>
+          <w:lang w:val="en-US"/>
+        </w:rPr>
+      </w:pPr>
+      <w:r>
+        <w:rPr>
+          <w:lang w:val="en-US"/>
+        </w:rPr>
+        <w:t xml:space="preserve">         Sau đó sample batch, lấy actions và bonus rewards từ actor</w:t>
+      </w:r>
+    </w:p>
+    <w:p>
+      <w:pPr>
+        <w:ind w:left="720"/>
+        <w:rPr>
+          <w:lang w:val="en-US"/>
+        </w:rPr>
+      </w:pPr>
+      <w:r>
+        <w:rPr>
+          <w:lang w:val="en-US"/>
+        </w:rPr>
+        <w:t xml:space="preserve">         Actions dùng reparameterization trick để có thể backprop</w:t>
+      </w:r>
+    </w:p>
+    <w:p>
+      <w:pPr>
+        <w:ind w:left="720"/>
+        <w:rPr>
+          <w:lang w:val="en-US"/>
+        </w:rPr>
+      </w:pPr>
+      <w:r>
+        <w:rPr>
+          <w:lang w:val="en-US"/>
+        </w:rPr>
+        <w:t xml:space="preserve">         Bonus reward = -log(actions) | entropy + log(1 – tanh actions ** 2 + eps) | </w:t>
+      </w:r>
+    </w:p>
+    <w:p>
+      <w:pPr>
+        <w:ind w:left="720"/>
+        <w:rPr>
+          <w:lang w:val="en-US"/>
+        </w:rPr>
+      </w:pPr>
+      <w:r>
+        <w:rPr>
+          <w:lang w:val="en-US"/>
+        </w:rPr>
+        <w:t xml:space="preserve">         bound actions</w:t>
+      </w:r>
+    </w:p>
+    <w:p>
+      <w:pPr>
+        <w:ind w:left="720"/>
+        <w:rPr>
+          <w:lang w:val="en-US"/>
+        </w:rPr>
+      </w:pPr>
+      <w:r>
+        <w:rPr>
+          <w:lang w:val="en-US"/>
+        </w:rPr>
+        <w:t xml:space="preserve">         Value(s) = Critic(s) + a * bonus reward</w:t>
+      </w:r>
+      <w:r>
+        <w:rPr>
+          <w:lang w:val="en-US"/>
+        </w:rPr>
+        <w:t>, là tổng giá trị state và bonus từ hiện tại</w:t>
+      </w:r>
+    </w:p>
+    <w:p>
+      <w:pPr>
+        <w:ind w:left="720"/>
+        <w:rPr>
+          <w:lang w:val="en-US"/>
+        </w:rPr>
+      </w:pPr>
+      <w:r>
+        <w:rPr>
+          <w:lang w:val="en-US"/>
+        </w:rPr>
+        <w:t xml:space="preserve">         Target value = min(2 critic với state và actors) + a * bonus reward, lấy loss mse</w:t>
+      </w:r>
+    </w:p>
+    <w:p>
+      <w:pPr>
+        <w:ind w:left="720"/>
+        <w:rPr>
+          <w:lang w:val="en-US"/>
+        </w:rPr>
+      </w:pPr>
+      <w:r>
+        <w:rPr>
+          <w:lang w:val="en-US"/>
+        </w:rPr>
+        <w:t xml:space="preserve">         Actor loss = mean -target value</w:t>
+      </w:r>
+    </w:p>
+    <w:p>
+      <w:pPr>
+        <w:ind w:left="720"/>
+        <w:rPr>
+          <w:lang w:val="en-US"/>
+        </w:rPr>
+      </w:pPr>
+      <w:r>
+        <w:rPr>
+          <w:lang w:val="en-US"/>
+        </w:rPr>
+        <w:lastRenderedPageBreak/>
+        <w:t xml:space="preserve">         Critic loss = td error reward + gamma * target value net(next state) * (1 - done)</w:t>
+      </w:r>
+      <w:r>
+        <w:rPr>
+          <w:lang w:val="en-US"/>
+        </w:rPr>
+        <w:t xml:space="preserve">, </w:t>
+      </w:r>
+    </w:p>
+    <w:p>
+      <w:pPr>
+        <w:ind w:left="720"/>
+        <w:rPr>
+          <w:lang w:val="en-US"/>
+        </w:rPr>
+      </w:pPr>
+      <w:r>
+        <w:rPr>
+          <w:lang w:val="en-US"/>
+        </w:rPr>
+        <w:t xml:space="preserve">         update 2 critic</w:t>
+      </w:r>
+    </w:p>
+    <w:p>
+      <w:pPr>
+        <w:ind w:left="720"/>
+        <w:rPr>
+          <w:lang w:val="en-US"/>
+        </w:rPr>
+      </w:pPr>
+      <w:r>
+        <w:rPr>
+          <w:lang w:val="en-US"/>
+        </w:rPr>
+        <w:t xml:space="preserve">         Update target value net</w:t>
+      </w:r>
+      <w:r>
+        <w:rPr>
+          <w:lang w:val="en-US"/>
+        </w:rPr>
+        <w:t xml:space="preserve"> một phần</w:t>
+      </w:r>
+    </w:p>
+    <w:p>
+      <w:pPr>
+        <w:rPr>
+          <w:lang w:val="en-US"/>
+        </w:rPr>
+      </w:pPr>
+      <w:r>
+        <w:rPr>
+          <w:lang w:val="en-US"/>
+        </w:rPr>
+        <w:t>NAF(Normalized Advantage Function):  Dùng quadratic advantage, continuous action space</w:t>
       </w:r>
     </w:p>
     <w:p>
@@ -45544,7 +46802,148 @@
           <w:lang w:val="en-US"/>
         </w:rPr>
         <w:tab/>
-        <w:t>Formula: x_new = x_old + theta * (mean – x_old) * dt + normal(0, std) * dt ** 0.5</w:t>
+        <w:t xml:space="preserve">Algo: </w:t>
+      </w:r>
+      <w:r>
+        <w:rPr>
+          <w:lang w:val="en-US"/>
+        </w:rPr>
+        <w:t>Một net mean action, một net std action, một net value</w:t>
+      </w:r>
+      <w:r>
+        <w:rPr>
+          <w:lang w:val="en-US"/>
+        </w:rPr>
+        <w:t>, một target value</w:t>
+      </w:r>
+    </w:p>
+    <w:p>
+      <w:pPr>
+        <w:ind w:left="720"/>
+        <w:rPr>
+          <w:lang w:val="en-US"/>
+        </w:rPr>
+      </w:pPr>
+      <w:r>
+        <w:rPr>
+          <w:lang w:val="en-US"/>
+        </w:rPr>
+        <w:t xml:space="preserve">         Khởi đầu random uniform action, tích experience replay</w:t>
+      </w:r>
+    </w:p>
+    <w:p>
+      <w:pPr>
+        <w:ind w:left="720"/>
+        <w:rPr>
+          <w:lang w:val="en-US"/>
+        </w:rPr>
+      </w:pPr>
+      <w:r>
+        <w:rPr>
+          <w:lang w:val="en-US"/>
+        </w:rPr>
+        <w:t xml:space="preserve">         Sau đó sample action từ</w:t>
+      </w:r>
+      <w:r>
+        <w:rPr>
+          <w:lang w:val="en-US"/>
+        </w:rPr>
+        <w:t xml:space="preserve"> mean và std (đã exp để positive),</w:t>
+      </w:r>
+    </w:p>
+    <w:p>
+      <w:pPr>
+        <w:ind w:left="720"/>
+        <w:rPr>
+          <w:lang w:val="en-US"/>
+        </w:rPr>
+      </w:pPr>
+      <w:r>
+        <w:rPr>
+          <w:lang w:val="en-US"/>
+        </w:rPr>
+        <w:t xml:space="preserve">         Sample batch</w:t>
+      </w:r>
+      <w:r>
+        <w:rPr>
+          <w:lang w:val="en-US"/>
+        </w:rPr>
+        <w:t xml:space="preserve"> state, action, reward, new_state, done</w:t>
+      </w:r>
+    </w:p>
+    <w:p>
+      <w:pPr>
+        <w:ind w:left="720"/>
+        <w:rPr>
+          <w:lang w:val="en-US"/>
+        </w:rPr>
+      </w:pPr>
+      <w:r>
+        <w:rPr>
+          <w:lang w:val="en-US"/>
+        </w:rPr>
+        <w:t xml:space="preserve">         Target value = </w:t>
+      </w:r>
+      <w:r>
+        <w:rPr>
+          <w:lang w:val="en-US"/>
+        </w:rPr>
+        <w:t>reward + gamma * (1 - done) * target_value(new_state)</w:t>
+      </w:r>
+    </w:p>
+    <w:p>
+      <w:pPr>
+        <w:ind w:left="720"/>
+        <w:rPr>
+          <w:lang w:val="en-US"/>
+        </w:rPr>
+      </w:pPr>
+      <w:r>
+        <w:rPr>
+          <w:lang w:val="en-US"/>
+        </w:rPr>
+        <w:t xml:space="preserve">         Q_value = value(state) – 0.5 * ((action – mean_action) ** 2) dot std ** -2</w:t>
+      </w:r>
+    </w:p>
+    <w:p>
+      <w:pPr>
+        <w:ind w:left="720"/>
+        <w:rPr>
+          <w:lang w:val="en-US"/>
+        </w:rPr>
+      </w:pPr>
+      <w:r>
+        <w:rPr>
+          <w:lang w:val="en-US"/>
+        </w:rPr>
+        <w:t xml:space="preserve">         Value loss = mse(target_value, q_value)</w:t>
+      </w:r>
+    </w:p>
+    <w:p>
+      <w:pPr>
+        <w:ind w:left="720"/>
+        <w:rPr>
+          <w:lang w:val="en-US"/>
+        </w:rPr>
+      </w:pPr>
+      <w:r>
+        <w:rPr>
+          <w:lang w:val="en-US"/>
+        </w:rPr>
+        <w:t xml:space="preserve">         Update net, target value một phần</w:t>
+      </w:r>
+    </w:p>
+    <w:p>
+      <w:pPr>
+        <w:rPr>
+          <w:lang w:val="en-US"/>
+        </w:rPr>
+      </w:pPr>
+      <w:r>
+        <w:rPr>
+          <w:lang w:val="en-US"/>
+        </w:rPr>
+        <w:t>PER – Prioritized Experience Replay:</w:t>
       </w:r>
     </w:p>
     <w:p>
@@ -45558,93 +46957,27 @@
           <w:lang w:val="en-US"/>
         </w:rPr>
         <w:tab/>
-      </w:r>
+        <w:t>Def:</w:t>
+      </w:r>
+    </w:p>
+    <w:p>
+      <w:pPr>
+        <w:rPr>
+          <w:lang w:val="en-US"/>
+        </w:rPr>
+      </w:pPr>
       <w:r>
         <w:rPr>
           <w:lang w:val="en-US"/>
         </w:rPr>
         <w:tab/>
-        <w:t xml:space="preserve">   x_new = x_old</w:t>
-      </w:r>
-    </w:p>
-    <w:p>
-      <w:pPr>
-        <w:rPr>
-          <w:lang w:val="en-US"/>
-        </w:rPr>
-      </w:pPr>
+      </w:r>
       <w:r>
         <w:rPr>
           <w:lang w:val="en-US"/>
         </w:rPr>
         <w:tab/>
-      </w:r>
-      <w:r>
-        <w:rPr>
-          <w:lang w:val="en-US"/>
-        </w:rPr>
-        <w:tab/>
-        <w:t xml:space="preserve">   theta giữ cho x around mean, dt càng nhỏ càng tương đồng x_old</w:t>
-      </w:r>
-    </w:p>
-    <w:p>
-      <w:pPr>
-        <w:rPr>
-          <w:lang w:val="en-US"/>
-        </w:rPr>
-      </w:pPr>
-      <w:r>
-        <w:rPr>
-          <w:lang w:val="en-US"/>
-        </w:rPr>
-        <w:t>Xavier Initialization: Khởi tạo weight sao cho variance = 1, tránh vanishing gradient</w:t>
-      </w:r>
-    </w:p>
-    <w:p>
-      <w:pPr>
-        <w:rPr>
-          <w:lang w:val="en-US"/>
-        </w:rPr>
-      </w:pPr>
-      <w:r>
-        <w:rPr>
-          <w:lang w:val="en-US"/>
-        </w:rPr>
-        <w:tab/>
-        <w:t xml:space="preserve">Algo: Số neuron layer 1 * variance = 1 =&gt; variance của weight = 1/n =&gt; std scale </w:t>
-      </w:r>
-    </w:p>
-    <w:p>
-      <w:pPr>
-        <w:ind w:firstLine="720"/>
-        <w:rPr>
-          <w:lang w:val="en-US"/>
-        </w:rPr>
-      </w:pPr>
-      <w:r>
-        <w:rPr>
-          <w:lang w:val="en-US"/>
-        </w:rPr>
-        <w:t xml:space="preserve">         1/n**0.5</w:t>
-      </w:r>
-    </w:p>
-    <w:p>
-      <w:pPr>
-        <w:rPr>
-          <w:lang w:val="en-US"/>
-        </w:rPr>
-      </w:pPr>
-      <w:r>
-        <w:rPr>
-          <w:lang w:val="en-US"/>
-        </w:rPr>
-        <w:t>Random Walk: Một loạt các hành động ngẫu nhiên</w:t>
-      </w:r>
-      <w:r>
-        <w:rPr>
-          <w:lang w:val="en-US"/>
-        </w:rPr>
-        <w:t xml:space="preserve">, 2d chắc chắn về vị trí xuất phát, 3d </w:t>
+        <w:t xml:space="preserve">Ưu tiên lựa chọn học những nước đi sai lầm nhất dựa vào Temporal </w:t>
       </w:r>
     </w:p>
     <w:p>
@@ -45658,133 +46991,35 @@
         <w:rPr>
           <w:lang w:val="en-US"/>
         </w:rPr>
-        <w:lastRenderedPageBreak/>
-        <w:t xml:space="preserve"> chưa chắc về vị trí xuất phát</w:t>
-      </w:r>
-    </w:p>
-    <w:p>
-      <w:pPr>
-        <w:rPr>
-          <w:lang w:val="en-US"/>
-        </w:rPr>
-      </w:pPr>
-      <w:r>
-        <w:rPr>
-          <w:lang w:val="en-US"/>
-        </w:rPr>
-        <w:tab/>
-        <w:t xml:space="preserve">Ex: Trên trục số bắt đầu tại 0, 50% sang phải 1 đơn vị, 50% sang trái 1 đơn vị, sau 2 </w:t>
-      </w:r>
-    </w:p>
-    <w:p>
-      <w:pPr>
-        <w:ind w:firstLine="720"/>
-        <w:rPr>
-          <w:lang w:val="en-US"/>
-        </w:rPr>
-      </w:pPr>
-      <w:r>
-        <w:rPr>
-          <w:lang w:val="en-US"/>
-        </w:rPr>
-        <w:t xml:space="preserve">      bước, tỉ lệ về 0 là 50%, sang 2 là 25%, sang -2 là 25%, …</w:t>
-      </w:r>
-    </w:p>
-    <w:p>
-      <w:pPr>
-        <w:rPr>
-          <w:lang w:val="en-US"/>
-        </w:rPr>
-      </w:pPr>
-      <w:r>
-        <w:rPr>
-          <w:lang w:val="en-US"/>
-        </w:rPr>
-        <w:t>Brownian Motion: Chuyển động ngẫu nhiên của bụi trong fluid, là random walk với step nhỏ</w:t>
-      </w:r>
-    </w:p>
-    <w:p>
-      <w:pPr>
-        <w:rPr>
-          <w:lang w:val="en-US"/>
-        </w:rPr>
-      </w:pPr>
-      <w:r>
-        <w:rPr>
-          <w:lang w:val="en-US"/>
-        </w:rPr>
-        <w:t>Fixed Q-Network: Dùng target network trễ để tính giá trị max action</w:t>
-      </w:r>
-    </w:p>
-    <w:p>
-      <w:pPr>
-        <w:rPr>
-          <w:lang w:val="en-US"/>
-        </w:rPr>
-      </w:pPr>
-      <w:r>
-        <w:rPr>
-          <w:lang w:val="en-US"/>
-        </w:rPr>
-        <w:t>Double DQN: Chọn max action = network original, dùng target network tính value</w:t>
-      </w:r>
-    </w:p>
-    <w:p>
-      <w:pPr>
-        <w:rPr>
-          <w:lang w:val="en-US"/>
-        </w:rPr>
-      </w:pPr>
-      <w:r>
-        <w:rPr>
-          <w:lang w:val="en-US"/>
-        </w:rPr>
-        <w:t>Dueling DQN: Tách q value thành state value và advantage, sau combine V + A –</w:t>
-      </w:r>
-      <w:r>
-        <w:rPr>
-          <w:lang w:val="en-US"/>
-        </w:rPr>
-        <w:t xml:space="preserve"> mean A</w:t>
-      </w:r>
-    </w:p>
-    <w:p>
-      <w:pPr>
-        <w:rPr>
-          <w:lang w:val="en-US"/>
-        </w:rPr>
-      </w:pPr>
-      <w:r>
-        <w:rPr>
-          <w:lang w:val="en-US"/>
-        </w:rPr>
-        <w:t>DDPG(Deep Deterministic Policy Gradient): Actor Critic với Continous Action Space</w:t>
-      </w:r>
-      <w:r>
-        <w:rPr>
-          <w:lang w:val="en-US"/>
-        </w:rPr>
-        <w:t xml:space="preserve">, </w:t>
-      </w:r>
-      <w:r>
-        <w:rPr>
-          <w:lang w:val="en-US"/>
-        </w:rPr>
-        <w:t xml:space="preserve">lấy </w:t>
-      </w:r>
-    </w:p>
-    <w:p>
-      <w:pPr>
-        <w:ind w:left="3600" w:firstLine="720"/>
-        <w:rPr>
-          <w:lang w:val="en-US"/>
-        </w:rPr>
-      </w:pPr>
-      <w:r>
-        <w:rPr>
-          <w:lang w:val="en-US"/>
-        </w:rPr>
-        <w:t>gradient của action</w:t>
+        <w:t>Difference Error</w:t>
+      </w:r>
+    </w:p>
+    <w:p>
+      <w:pPr>
+        <w:ind w:left="720" w:firstLine="720"/>
+        <w:rPr>
+          <w:lang w:val="en-US"/>
+        </w:rPr>
+      </w:pPr>
+      <w:r>
+        <w:rPr>
+          <w:lang w:val="en-US"/>
+        </w:rPr>
+        <w:t xml:space="preserve">Kết hợp với các Off-Policy Algorithm sử dụng Experience Replay như DQN, </w:t>
+      </w:r>
+    </w:p>
+    <w:p>
+      <w:pPr>
+        <w:ind w:left="720" w:firstLine="720"/>
+        <w:rPr>
+          <w:lang w:val="en-US"/>
+        </w:rPr>
+      </w:pPr>
+      <w:r>
+        <w:rPr>
+          <w:lang w:val="en-US"/>
+        </w:rPr>
+        <w:t>DDPG</w:t>
       </w:r>
     </w:p>
     <w:p>
@@ -45800,785 +47035,17 @@
         <w:tab/>
         <w:t>Algo:</w:t>
       </w:r>
-      <w:r>
-        <w:rPr>
-          <w:lang w:val="en-US"/>
-        </w:rPr>
-        <w:t xml:space="preserve"> Cho 2 network, 1 Actor lấy state ra action ví dụ [1.23, 4.5]</w:t>
-      </w:r>
-      <w:r>
-        <w:rPr>
-          <w:lang w:val="en-US"/>
-        </w:rPr>
-        <w:t xml:space="preserve">, action mang giá trị </w:t>
-      </w:r>
-    </w:p>
-    <w:p>
-      <w:pPr>
-        <w:ind w:left="720"/>
-        <w:rPr>
-          <w:lang w:val="en-US"/>
-        </w:rPr>
-      </w:pPr>
-      <w:r>
-        <w:rPr>
-          <w:lang w:val="en-US"/>
-        </w:rPr>
-        <w:t xml:space="preserve">         thực</w:t>
-      </w:r>
-      <w:r>
-        <w:rPr>
-          <w:lang w:val="en-US"/>
-        </w:rPr>
-        <w:t xml:space="preserve">, 1 Critic lấy state ra state value, state value concat với action ouput ra giá </w:t>
-      </w:r>
-    </w:p>
-    <w:p>
-      <w:pPr>
-        <w:ind w:left="720"/>
-        <w:rPr>
-          <w:lang w:val="en-US"/>
-        </w:rPr>
-      </w:pPr>
-      <w:r>
-        <w:rPr>
-          <w:lang w:val="en-US"/>
-        </w:rPr>
-        <w:t xml:space="preserve">         trị của state và action đó</w:t>
-      </w:r>
-    </w:p>
-    <w:p>
-      <w:pPr>
-        <w:ind w:left="720"/>
-        <w:rPr>
-          <w:lang w:val="en-US"/>
-        </w:rPr>
-      </w:pPr>
-      <w:r>
-        <w:rPr>
-          <w:lang w:val="en-US"/>
-        </w:rPr>
-        <w:t xml:space="preserve">         Critic Loss = mse(reward + gamma * (1 - done) * target_net.critic(next state, </w:t>
-      </w:r>
-    </w:p>
-    <w:p>
-      <w:pPr>
-        <w:ind w:left="720"/>
-        <w:rPr>
-          <w:lang w:val="en-US"/>
-        </w:rPr>
-      </w:pPr>
-      <w:r>
-        <w:rPr>
-          <w:lang w:val="en-US"/>
-        </w:rPr>
-        <w:t xml:space="preserve">         target_net.actor(next_state), net.critic(state))</w:t>
-      </w:r>
-    </w:p>
-    <w:p>
-      <w:pPr>
-        <w:ind w:left="720"/>
-        <w:rPr>
-          <w:lang w:val="en-US"/>
-        </w:rPr>
-      </w:pPr>
-      <w:r>
-        <w:rPr>
-          <w:lang w:val="en-US"/>
-        </w:rPr>
-        <w:t xml:space="preserve">         Actor Loss = -model.critic(</w:t>
-      </w:r>
-      <w:r>
-        <w:rPr>
-          <w:lang w:val="en-US"/>
-        </w:rPr>
-        <w:t>state</w:t>
-      </w:r>
-      <w:r>
-        <w:rPr>
-          <w:lang w:val="en-US"/>
-        </w:rPr>
-        <w:t xml:space="preserve">, </w:t>
-      </w:r>
-      <w:r>
-        <w:rPr>
-          <w:lang w:val="en-US"/>
-        </w:rPr>
-        <w:t>model.actor(state)</w:t>
-      </w:r>
-      <w:r>
-        <w:rPr>
-          <w:lang w:val="en-US"/>
-        </w:rPr>
-        <w:t>)</w:t>
-      </w:r>
-      <w:r>
-        <w:rPr>
-          <w:lang w:val="en-US"/>
-        </w:rPr>
-        <w:t xml:space="preserve"> =&gt; maximize giá trị q value</w:t>
-      </w:r>
-    </w:p>
-    <w:p>
-      <w:pPr>
-        <w:ind w:left="720"/>
-        <w:rPr>
-          <w:lang w:val="en-US"/>
-        </w:rPr>
-      </w:pPr>
-      <w:r>
-        <w:rPr>
-          <w:lang w:val="en-US"/>
-        </w:rPr>
-        <w:t xml:space="preserve">Model: Dùng experience replay, mới đầu explore bằng random action từ uniform </w:t>
-      </w:r>
-    </w:p>
-    <w:p>
-      <w:pPr>
-        <w:ind w:left="720" w:firstLine="720"/>
-        <w:rPr>
-          <w:lang w:val="en-US"/>
-        </w:rPr>
-      </w:pPr>
-      <w:r>
-        <w:rPr>
-          <w:lang w:val="en-US"/>
-        </w:rPr>
-        <w:t xml:space="preserve">distribution, sau đó random = </w:t>
-      </w:r>
-      <w:r>
-        <w:rPr>
-          <w:lang w:val="en-US"/>
-        </w:rPr>
-        <w:t>ou_</w:t>
-      </w:r>
-      <w:r>
-        <w:rPr>
-          <w:lang w:val="en-US"/>
-        </w:rPr>
-        <w:t>noise giảm dần,</w:t>
-      </w:r>
-      <w:r>
-        <w:rPr>
-          <w:lang w:val="en-US"/>
-        </w:rPr>
-        <w:t xml:space="preserve"> dùng target network để tính </w:t>
-      </w:r>
-    </w:p>
-    <w:p>
-      <w:pPr>
-        <w:ind w:left="720" w:firstLine="720"/>
-        <w:rPr>
-          <w:lang w:val="en-US"/>
-        </w:rPr>
-      </w:pPr>
-      <w:r>
-        <w:rPr>
-          <w:lang w:val="en-US"/>
-        </w:rPr>
-        <w:t xml:space="preserve">td error, ban đầu 2 network giống nhau, sau mỗi lần học, update target </w:t>
-      </w:r>
-    </w:p>
-    <w:p>
-      <w:pPr>
-        <w:ind w:left="720" w:firstLine="720"/>
-        <w:rPr>
-          <w:lang w:val="en-US"/>
-        </w:rPr>
-      </w:pPr>
-      <w:r>
-        <w:rPr>
-          <w:lang w:val="en-US"/>
-        </w:rPr>
-        <w:t xml:space="preserve">network bằng original network với một số lượng nhỏ, </w:t>
-      </w:r>
-      <w:r>
-        <w:rPr>
-          <w:lang w:val="en-US"/>
-        </w:rPr>
-        <w:t xml:space="preserve">init weight = 1 / </w:t>
-      </w:r>
-    </w:p>
-    <w:p>
-      <w:pPr>
-        <w:ind w:left="720" w:firstLine="720"/>
-        <w:rPr>
-          <w:lang w:val="en-US"/>
-        </w:rPr>
-      </w:pPr>
-      <w:r>
-        <w:rPr>
-          <w:lang w:val="en-US"/>
-        </w:rPr>
-        <w:t>sqrt(fan_out), = 0.003 cho layer cuối</w:t>
-      </w:r>
-    </w:p>
-    <w:p>
-      <w:pPr>
-        <w:rPr>
-          <w:lang w:val="en-US"/>
-        </w:rPr>
-      </w:pPr>
-      <w:r>
-        <w:rPr>
-          <w:lang w:val="en-US"/>
-        </w:rPr>
-        <w:t>TD3(Twin Delayed DDPG): Tránh overestimate Q value</w:t>
-      </w:r>
-    </w:p>
-    <w:p>
-      <w:pPr>
-        <w:rPr>
-          <w:lang w:val="en-US"/>
-        </w:rPr>
-      </w:pPr>
-      <w:r>
-        <w:rPr>
-          <w:lang w:val="en-US"/>
-        </w:rPr>
-        <w:tab/>
-        <w:t>Algo: Dùng DDPG, nhưng critic sử dụng 2 network train biệt lập</w:t>
-      </w:r>
-    </w:p>
-    <w:p>
-      <w:pPr>
-        <w:rPr>
-          <w:lang w:val="en-US"/>
-        </w:rPr>
-      </w:pPr>
-      <w:r>
-        <w:rPr>
-          <w:lang w:val="en-US"/>
-        </w:rPr>
-        <w:tab/>
-        <w:t xml:space="preserve">         Normal clip noise đơn giá trị được cộng vào target actor để tính loss</w:t>
-      </w:r>
-    </w:p>
-    <w:p>
-      <w:pPr>
-        <w:rPr>
-          <w:lang w:val="en-US"/>
-        </w:rPr>
-      </w:pPr>
-      <w:r>
-        <w:rPr>
-          <w:lang w:val="en-US"/>
-        </w:rPr>
-        <w:tab/>
-        <w:t xml:space="preserve">         Chọn min critic trong 2 network để tính critic loss</w:t>
-      </w:r>
-    </w:p>
-    <w:p>
-      <w:pPr>
-        <w:rPr>
-          <w:lang w:val="en-US"/>
-        </w:rPr>
-      </w:pPr>
-      <w:r>
-        <w:rPr>
-          <w:lang w:val="en-US"/>
-        </w:rPr>
-        <w:tab/>
-        <w:t xml:space="preserve">         Actor loss tính bằng critic 1, sau một vài step mới update actor</w:t>
-      </w:r>
-    </w:p>
-    <w:p>
-      <w:pPr>
-        <w:rPr>
-          <w:lang w:val="en-US"/>
-        </w:rPr>
-      </w:pPr>
-      <w:r>
-        <w:rPr>
-          <w:lang w:val="en-US"/>
-        </w:rPr>
-        <w:t>SAC(Soft Actor Critic): Dùng Stochastic policy, đồng thời maximize entropy =&gt; explore tốt</w:t>
-      </w:r>
-    </w:p>
-    <w:p>
-      <w:pPr>
-        <w:rPr>
-          <w:lang w:val="en-US"/>
-        </w:rPr>
-      </w:pPr>
-      <w:r>
-        <w:rPr>
-          <w:lang w:val="en-US"/>
-        </w:rPr>
-        <w:tab/>
-        <w:t>Algo: Một net actor, output mean và std, action được tính bằng mean và std</w:t>
-      </w:r>
-    </w:p>
-    <w:p>
-      <w:pPr>
-        <w:rPr>
-          <w:lang w:val="en-US"/>
-        </w:rPr>
-      </w:pPr>
-      <w:r>
-        <w:rPr>
-          <w:lang w:val="en-US"/>
-        </w:rPr>
-        <w:tab/>
-        <w:t xml:space="preserve">         Hai net critic double q learning, Một net value giống critic và một target value </w:t>
-      </w:r>
-    </w:p>
-    <w:p>
-      <w:pPr>
-        <w:ind w:left="720"/>
-        <w:rPr>
-          <w:lang w:val="en-US"/>
-        </w:rPr>
-      </w:pPr>
-      <w:r>
-        <w:rPr>
-          <w:lang w:val="en-US"/>
-        </w:rPr>
-        <w:lastRenderedPageBreak/>
-        <w:t xml:space="preserve">         update một phần mỗi lần</w:t>
-      </w:r>
-    </w:p>
-    <w:p>
-      <w:pPr>
-        <w:ind w:left="720"/>
-        <w:rPr>
-          <w:lang w:val="en-US"/>
-        </w:rPr>
-      </w:pPr>
-      <w:r>
-        <w:rPr>
-          <w:lang w:val="en-US"/>
-        </w:rPr>
-        <w:t xml:space="preserve">         Khởi đầu random uniform action, tích experience replay</w:t>
-      </w:r>
-    </w:p>
-    <w:p>
-      <w:pPr>
-        <w:ind w:left="720"/>
-        <w:rPr>
-          <w:lang w:val="en-US"/>
-        </w:rPr>
-      </w:pPr>
-      <w:r>
-        <w:rPr>
-          <w:lang w:val="en-US"/>
-        </w:rPr>
-        <w:t xml:space="preserve">         Sau đó sample batch, lấy actions và bonus rewards từ actor</w:t>
-      </w:r>
-    </w:p>
-    <w:p>
-      <w:pPr>
-        <w:ind w:left="720"/>
-        <w:rPr>
-          <w:lang w:val="en-US"/>
-        </w:rPr>
-      </w:pPr>
-      <w:r>
-        <w:rPr>
-          <w:lang w:val="en-US"/>
-        </w:rPr>
-        <w:t xml:space="preserve">         Actions dùng reparameterization trick để có thể backprop</w:t>
-      </w:r>
-    </w:p>
-    <w:p>
-      <w:pPr>
-        <w:ind w:left="720"/>
-        <w:rPr>
-          <w:lang w:val="en-US"/>
-        </w:rPr>
-      </w:pPr>
-      <w:r>
-        <w:rPr>
-          <w:lang w:val="en-US"/>
-        </w:rPr>
-        <w:t xml:space="preserve">         Bonus reward = -log(actions) | entropy + log(1 – tanh actions ** 2 + eps) | </w:t>
-      </w:r>
-    </w:p>
-    <w:p>
-      <w:pPr>
-        <w:ind w:left="720"/>
-        <w:rPr>
-          <w:lang w:val="en-US"/>
-        </w:rPr>
-      </w:pPr>
-      <w:r>
-        <w:rPr>
-          <w:lang w:val="en-US"/>
-        </w:rPr>
-        <w:t xml:space="preserve">         bound actions</w:t>
-      </w:r>
-    </w:p>
-    <w:p>
-      <w:pPr>
-        <w:ind w:left="720"/>
-        <w:rPr>
-          <w:lang w:val="en-US"/>
-        </w:rPr>
-      </w:pPr>
-      <w:r>
-        <w:rPr>
-          <w:lang w:val="en-US"/>
-        </w:rPr>
-        <w:t xml:space="preserve">         Value(s) = Critic(s) + a * bonus reward</w:t>
-      </w:r>
-      <w:r>
-        <w:rPr>
-          <w:lang w:val="en-US"/>
-        </w:rPr>
-        <w:t>, là tổng giá trị state và bonus từ hiện tại</w:t>
-      </w:r>
-    </w:p>
-    <w:p>
-      <w:pPr>
-        <w:ind w:left="720"/>
-        <w:rPr>
-          <w:lang w:val="en-US"/>
-        </w:rPr>
-      </w:pPr>
-      <w:r>
-        <w:rPr>
-          <w:lang w:val="en-US"/>
-        </w:rPr>
-        <w:t xml:space="preserve">         Target value = min(2 critic với state và actors) + a * bonus reward, lấy loss mse</w:t>
-      </w:r>
-    </w:p>
-    <w:p>
-      <w:pPr>
-        <w:ind w:left="720"/>
-        <w:rPr>
-          <w:lang w:val="en-US"/>
-        </w:rPr>
-      </w:pPr>
-      <w:r>
-        <w:rPr>
-          <w:lang w:val="en-US"/>
-        </w:rPr>
-        <w:t xml:space="preserve">         Actor loss = mean -target value</w:t>
-      </w:r>
-    </w:p>
-    <w:p>
-      <w:pPr>
-        <w:ind w:left="720"/>
-        <w:rPr>
-          <w:lang w:val="en-US"/>
-        </w:rPr>
-      </w:pPr>
-      <w:r>
-        <w:rPr>
-          <w:lang w:val="en-US"/>
-        </w:rPr>
-        <w:t xml:space="preserve">         Critic loss = td error reward + gamma * target value net(next state) * (1 - done)</w:t>
-      </w:r>
-      <w:r>
-        <w:rPr>
-          <w:lang w:val="en-US"/>
-        </w:rPr>
-        <w:t xml:space="preserve">, </w:t>
-      </w:r>
-    </w:p>
-    <w:p>
-      <w:pPr>
-        <w:ind w:left="720"/>
-        <w:rPr>
-          <w:lang w:val="en-US"/>
-        </w:rPr>
-      </w:pPr>
-      <w:r>
-        <w:rPr>
-          <w:lang w:val="en-US"/>
-        </w:rPr>
-        <w:t xml:space="preserve">         update 2 critic</w:t>
-      </w:r>
-    </w:p>
-    <w:p>
-      <w:pPr>
-        <w:ind w:left="720"/>
-        <w:rPr>
-          <w:lang w:val="en-US"/>
-        </w:rPr>
-      </w:pPr>
-      <w:r>
-        <w:rPr>
-          <w:lang w:val="en-US"/>
-        </w:rPr>
-        <w:t xml:space="preserve">         Update target value net</w:t>
-      </w:r>
-      <w:r>
-        <w:rPr>
-          <w:lang w:val="en-US"/>
-        </w:rPr>
-        <w:t xml:space="preserve"> một phần</w:t>
-      </w:r>
-    </w:p>
-    <w:p>
-      <w:pPr>
-        <w:rPr>
-          <w:lang w:val="en-US"/>
-        </w:rPr>
-      </w:pPr>
-      <w:r>
-        <w:rPr>
-          <w:lang w:val="en-US"/>
-        </w:rPr>
-        <w:t>NAF(Normalized Advantage Function):  Dùng quadratic advantage, continuous action space</w:t>
-      </w:r>
-    </w:p>
-    <w:p>
-      <w:pPr>
-        <w:rPr>
-          <w:lang w:val="en-US"/>
-        </w:rPr>
-      </w:pPr>
-      <w:r>
-        <w:rPr>
-          <w:lang w:val="en-US"/>
-        </w:rPr>
-        <w:tab/>
-        <w:t xml:space="preserve">Algo: </w:t>
-      </w:r>
-      <w:r>
-        <w:rPr>
-          <w:lang w:val="en-US"/>
-        </w:rPr>
-        <w:t>Một net mean action, một net std action, một net value</w:t>
-      </w:r>
-      <w:r>
-        <w:rPr>
-          <w:lang w:val="en-US"/>
-        </w:rPr>
-        <w:t>, một target value</w:t>
-      </w:r>
-    </w:p>
-    <w:p>
-      <w:pPr>
-        <w:ind w:left="720"/>
-        <w:rPr>
-          <w:lang w:val="en-US"/>
-        </w:rPr>
-      </w:pPr>
-      <w:r>
-        <w:rPr>
-          <w:lang w:val="en-US"/>
-        </w:rPr>
-        <w:t xml:space="preserve">         Khởi đầu random uniform action, tích experience replay</w:t>
-      </w:r>
-    </w:p>
-    <w:p>
-      <w:pPr>
-        <w:ind w:left="720"/>
-        <w:rPr>
-          <w:lang w:val="en-US"/>
-        </w:rPr>
-      </w:pPr>
-      <w:r>
-        <w:rPr>
-          <w:lang w:val="en-US"/>
-        </w:rPr>
-        <w:t xml:space="preserve">         Sau đó sample action từ</w:t>
-      </w:r>
-      <w:r>
-        <w:rPr>
-          <w:lang w:val="en-US"/>
-        </w:rPr>
-        <w:t xml:space="preserve"> mean và std (đã exp để positive),</w:t>
-      </w:r>
-    </w:p>
-    <w:p>
-      <w:pPr>
-        <w:ind w:left="720"/>
-        <w:rPr>
-          <w:lang w:val="en-US"/>
-        </w:rPr>
-      </w:pPr>
-      <w:r>
-        <w:rPr>
-          <w:lang w:val="en-US"/>
-        </w:rPr>
-        <w:t xml:space="preserve">         Sample batch</w:t>
-      </w:r>
-      <w:r>
-        <w:rPr>
-          <w:lang w:val="en-US"/>
-        </w:rPr>
-        <w:t xml:space="preserve"> state, action, reward, new_state, done</w:t>
-      </w:r>
-    </w:p>
-    <w:p>
-      <w:pPr>
-        <w:ind w:left="720"/>
-        <w:rPr>
-          <w:lang w:val="en-US"/>
-        </w:rPr>
-      </w:pPr>
-      <w:r>
-        <w:rPr>
-          <w:lang w:val="en-US"/>
-        </w:rPr>
-        <w:t xml:space="preserve">         Target value = </w:t>
-      </w:r>
-      <w:r>
-        <w:rPr>
-          <w:lang w:val="en-US"/>
-        </w:rPr>
-        <w:t>reward + gamma * (1 - done) * target_value(new_state)</w:t>
-      </w:r>
-    </w:p>
-    <w:p>
-      <w:pPr>
-        <w:ind w:left="720"/>
-        <w:rPr>
-          <w:lang w:val="en-US"/>
-        </w:rPr>
-      </w:pPr>
-      <w:r>
-        <w:rPr>
-          <w:lang w:val="en-US"/>
-        </w:rPr>
-        <w:t xml:space="preserve">         Q_value = value(state) – 0.5 * ((action – mean_action) ** 2) dot std ** -2</w:t>
-      </w:r>
-    </w:p>
-    <w:p>
-      <w:pPr>
-        <w:ind w:left="720"/>
-        <w:rPr>
-          <w:lang w:val="en-US"/>
-        </w:rPr>
-      </w:pPr>
-      <w:r>
-        <w:rPr>
-          <w:lang w:val="en-US"/>
-        </w:rPr>
-        <w:t xml:space="preserve">         Value loss = mse(target_value, q_value)</w:t>
-      </w:r>
-    </w:p>
-    <w:p>
-      <w:pPr>
-        <w:ind w:left="720"/>
-        <w:rPr>
-          <w:lang w:val="en-US"/>
-        </w:rPr>
-      </w:pPr>
-      <w:r>
-        <w:rPr>
-          <w:lang w:val="en-US"/>
-        </w:rPr>
-        <w:t xml:space="preserve">         Update net, target value một phần</w:t>
-      </w:r>
-    </w:p>
-    <w:p>
-      <w:pPr>
-        <w:rPr>
-          <w:lang w:val="en-US"/>
-        </w:rPr>
-      </w:pPr>
-      <w:r>
-        <w:rPr>
-          <w:lang w:val="en-US"/>
-        </w:rPr>
-        <w:t>PER – Prioritized Experience Replay:</w:t>
-      </w:r>
-    </w:p>
-    <w:p>
-      <w:pPr>
-        <w:rPr>
-          <w:lang w:val="en-US"/>
-        </w:rPr>
-      </w:pPr>
-      <w:r>
-        <w:rPr>
-          <w:lang w:val="en-US"/>
-        </w:rPr>
-        <w:tab/>
-        <w:t>Def:</w:t>
-      </w:r>
-    </w:p>
-    <w:p>
-      <w:pPr>
-        <w:rPr>
-          <w:lang w:val="en-US"/>
-        </w:rPr>
-      </w:pPr>
-      <w:r>
-        <w:rPr>
-          <w:lang w:val="en-US"/>
-        </w:rPr>
-        <w:tab/>
-      </w:r>
-      <w:r>
-        <w:rPr>
-          <w:lang w:val="en-US"/>
-        </w:rPr>
-        <w:tab/>
-        <w:t xml:space="preserve">Ưu tiên lựa chọn học những nước đi sai lầm nhất dựa vào Temporal </w:t>
-      </w:r>
-    </w:p>
-    <w:p>
-      <w:pPr>
-        <w:ind w:left="720" w:firstLine="720"/>
-        <w:rPr>
-          <w:lang w:val="en-US"/>
-        </w:rPr>
-      </w:pPr>
-      <w:r>
-        <w:rPr>
-          <w:lang w:val="en-US"/>
-        </w:rPr>
-        <w:t>Difference Error</w:t>
-      </w:r>
-    </w:p>
-    <w:p>
-      <w:pPr>
-        <w:ind w:left="720" w:firstLine="720"/>
-        <w:rPr>
-          <w:lang w:val="en-US"/>
-        </w:rPr>
-      </w:pPr>
-      <w:r>
-        <w:rPr>
-          <w:lang w:val="en-US"/>
-        </w:rPr>
-        <w:t xml:space="preserve">Kết hợp với các Off-Policy Algorithm sử dụng Experience Replay như DQN, </w:t>
-      </w:r>
-    </w:p>
-    <w:p>
-      <w:pPr>
-        <w:ind w:left="720" w:firstLine="720"/>
-        <w:rPr>
-          <w:lang w:val="en-US"/>
-        </w:rPr>
-      </w:pPr>
-      <w:r>
-        <w:rPr>
-          <w:lang w:val="en-US"/>
-        </w:rPr>
-        <w:t>DDPG</w:t>
-      </w:r>
-    </w:p>
-    <w:p>
-      <w:pPr>
-        <w:rPr>
-          <w:lang w:val="en-US"/>
-        </w:rPr>
-      </w:pPr>
-      <w:r>
-        <w:rPr>
-          <w:lang w:val="en-US"/>
-        </w:rPr>
-        <w:tab/>
-        <w:t>Algo:</w:t>
-      </w:r>
-    </w:p>
-    <w:p>
-      <w:pPr>
-        <w:rPr>
-          <w:lang w:val="en-US"/>
-        </w:rPr>
-      </w:pPr>
-      <w:r>
-        <w:rPr>
-          <w:lang w:val="en-US"/>
-        </w:rPr>
-        <w:lastRenderedPageBreak/>
+    </w:p>
+    <w:p>
+      <w:pPr>
+        <w:rPr>
+          <w:lang w:val="en-US"/>
+        </w:rPr>
+      </w:pPr>
+      <w:r>
+        <w:rPr>
+          <w:lang w:val="en-US"/>
+        </w:rPr>
         <w:tab/>
       </w:r>
       <w:r>
@@ -46829,6 +47296,7 @@
         <w:rPr>
           <w:lang w:val="en-US"/>
         </w:rPr>
+        <w:lastRenderedPageBreak/>
         <w:t>Sample Batch từ</w:t>
       </w:r>
       <w:r>
@@ -47672,7 +48140,6 @@
         <w:rPr>
           <w:lang w:val="en-US"/>
         </w:rPr>
-        <w:lastRenderedPageBreak/>
         <w:t xml:space="preserve">Kết hợp với các Off-Policy Algorithm sử dụng Experience Replay như DQN, </w:t>
       </w:r>
     </w:p>
@@ -47934,6 +48401,7 @@
         <w:rPr>
           <w:lang w:val="en-US"/>
         </w:rPr>
+        <w:lastRenderedPageBreak/>
         <w:t xml:space="preserve">Lưu State, Goal, New State, Action, Reward, Done vào </w:t>
       </w:r>
     </w:p>
@@ -49488,6 +49956,95 @@
     </w:lvl>
   </w:abstractNum>
   <w:abstractNum w:abstractNumId="14">
+    <w:nsid w:val="46445A78"/>
+    <w:multiLevelType w:val="hybridMultilevel"/>
+    <w:tmpl w:val="6E5C6330"/>
+    <w:lvl w:ilvl="0" w:tplc="FA262E44">
+      <w:start w:val="1"/>
+      <w:numFmt w:val="decimal"/>
+      <w:lvlText w:val="%1."/>
+      <w:lvlJc w:val="left"/>
+      <w:pPr>
+        <w:ind w:left="1080" w:hanging="360"/>
+      </w:pPr>
+      <w:rPr>
+        <w:rFonts w:hint="default"/>
+      </w:rPr>
+    </w:lvl>
+    <w:lvl w:ilvl="1" w:tplc="042A0019" w:tentative="1">
+      <w:start w:val="1"/>
+      <w:numFmt w:val="lowerLetter"/>
+      <w:lvlText w:val="%2."/>
+      <w:lvlJc w:val="left"/>
+      <w:pPr>
+        <w:ind w:left="1800" w:hanging="360"/>
+      </w:pPr>
+    </w:lvl>
+    <w:lvl w:ilvl="2" w:tplc="042A001B" w:tentative="1">
+      <w:start w:val="1"/>
+      <w:numFmt w:val="lowerRoman"/>
+      <w:lvlText w:val="%3."/>
+      <w:lvlJc w:val="right"/>
+      <w:pPr>
+        <w:ind w:left="2520" w:hanging="180"/>
+      </w:pPr>
+    </w:lvl>
+    <w:lvl w:ilvl="3" w:tplc="042A000F" w:tentative="1">
+      <w:start w:val="1"/>
+      <w:numFmt w:val="decimal"/>
+      <w:lvlText w:val="%4."/>
+      <w:lvlJc w:val="left"/>
+      <w:pPr>
+        <w:ind w:left="3240" w:hanging="360"/>
+      </w:pPr>
+    </w:lvl>
+    <w:lvl w:ilvl="4" w:tplc="042A0019" w:tentative="1">
+      <w:start w:val="1"/>
+      <w:numFmt w:val="lowerLetter"/>
+      <w:lvlText w:val="%5."/>
+      <w:lvlJc w:val="left"/>
+      <w:pPr>
+        <w:ind w:left="3960" w:hanging="360"/>
+      </w:pPr>
+    </w:lvl>
+    <w:lvl w:ilvl="5" w:tplc="042A001B" w:tentative="1">
+      <w:start w:val="1"/>
+      <w:numFmt w:val="lowerRoman"/>
+      <w:lvlText w:val="%6."/>
+      <w:lvlJc w:val="right"/>
+      <w:pPr>
+        <w:ind w:left="4680" w:hanging="180"/>
+      </w:pPr>
+    </w:lvl>
+    <w:lvl w:ilvl="6" w:tplc="042A000F" w:tentative="1">
+      <w:start w:val="1"/>
+      <w:numFmt w:val="decimal"/>
+      <w:lvlText w:val="%7."/>
+      <w:lvlJc w:val="left"/>
+      <w:pPr>
+        <w:ind w:left="5400" w:hanging="360"/>
+      </w:pPr>
+    </w:lvl>
+    <w:lvl w:ilvl="7" w:tplc="042A0019" w:tentative="1">
+      <w:start w:val="1"/>
+      <w:numFmt w:val="lowerLetter"/>
+      <w:lvlText w:val="%8."/>
+      <w:lvlJc w:val="left"/>
+      <w:pPr>
+        <w:ind w:left="6120" w:hanging="360"/>
+      </w:pPr>
+    </w:lvl>
+    <w:lvl w:ilvl="8" w:tplc="042A001B" w:tentative="1">
+      <w:start w:val="1"/>
+      <w:numFmt w:val="lowerRoman"/>
+      <w:lvlText w:val="%9."/>
+      <w:lvlJc w:val="right"/>
+      <w:pPr>
+        <w:ind w:left="6840" w:hanging="180"/>
+      </w:pPr>
+    </w:lvl>
+  </w:abstractNum>
+  <w:abstractNum w:abstractNumId="15">
     <w:nsid w:val="46934615"/>
     <w:multiLevelType w:val="hybridMultilevel"/>
     <w:tmpl w:val="3F249182"/>
@@ -49599,7 +50156,7 @@
       </w:rPr>
     </w:lvl>
   </w:abstractNum>
-  <w:abstractNum w:abstractNumId="15">
+  <w:abstractNum w:abstractNumId="16">
     <w:nsid w:val="48B167BD"/>
     <w:multiLevelType w:val="hybridMultilevel"/>
     <w:tmpl w:val="516E4FBE"/>
@@ -49688,7 +50245,7 @@
       </w:pPr>
     </w:lvl>
   </w:abstractNum>
-  <w:abstractNum w:abstractNumId="16">
+  <w:abstractNum w:abstractNumId="17">
     <w:nsid w:val="526B29F8"/>
     <w:multiLevelType w:val="hybridMultilevel"/>
     <w:tmpl w:val="D26E4FD0"/>
@@ -49777,7 +50334,7 @@
       </w:pPr>
     </w:lvl>
   </w:abstractNum>
-  <w:abstractNum w:abstractNumId="17">
+  <w:abstractNum w:abstractNumId="18">
     <w:nsid w:val="527C35A0"/>
     <w:multiLevelType w:val="hybridMultilevel"/>
     <w:tmpl w:val="EAEE52C4"/>
@@ -49866,7 +50423,7 @@
       </w:pPr>
     </w:lvl>
   </w:abstractNum>
-  <w:abstractNum w:abstractNumId="18">
+  <w:abstractNum w:abstractNumId="19">
     <w:nsid w:val="53650867"/>
     <w:multiLevelType w:val="hybridMultilevel"/>
     <w:tmpl w:val="312267D0"/>
@@ -49955,7 +50512,7 @@
       </w:pPr>
     </w:lvl>
   </w:abstractNum>
-  <w:abstractNum w:abstractNumId="19">
+  <w:abstractNum w:abstractNumId="20">
     <w:nsid w:val="5A844503"/>
     <w:multiLevelType w:val="hybridMultilevel"/>
     <w:tmpl w:val="848C76C6"/>
@@ -50044,7 +50601,7 @@
       </w:pPr>
     </w:lvl>
   </w:abstractNum>
-  <w:abstractNum w:abstractNumId="20">
+  <w:abstractNum w:abstractNumId="21">
     <w:nsid w:val="5CFE4F0E"/>
     <w:multiLevelType w:val="hybridMultilevel"/>
     <w:tmpl w:val="4B161642"/>
@@ -50134,7 +50691,7 @@
       </w:pPr>
     </w:lvl>
   </w:abstractNum>
-  <w:abstractNum w:abstractNumId="21">
+  <w:abstractNum w:abstractNumId="22">
     <w:nsid w:val="5EAF3AFE"/>
     <w:multiLevelType w:val="hybridMultilevel"/>
     <w:tmpl w:val="A4303A0C"/>
@@ -50223,7 +50780,7 @@
       </w:pPr>
     </w:lvl>
   </w:abstractNum>
-  <w:abstractNum w:abstractNumId="22">
+  <w:abstractNum w:abstractNumId="23">
     <w:nsid w:val="65C1615C"/>
     <w:multiLevelType w:val="hybridMultilevel"/>
     <w:tmpl w:val="9F9CB978"/>
@@ -50312,7 +50869,7 @@
       </w:pPr>
     </w:lvl>
   </w:abstractNum>
-  <w:abstractNum w:abstractNumId="23">
+  <w:abstractNum w:abstractNumId="24">
     <w:nsid w:val="70361C3F"/>
     <w:multiLevelType w:val="hybridMultilevel"/>
     <w:tmpl w:val="1CF40154"/>
@@ -50426,7 +50983,7 @@
       </w:rPr>
     </w:lvl>
   </w:abstractNum>
-  <w:abstractNum w:abstractNumId="24">
+  <w:abstractNum w:abstractNumId="25">
     <w:nsid w:val="72A61D53"/>
     <w:multiLevelType w:val="hybridMultilevel"/>
     <w:tmpl w:val="4D3A2B82"/>
@@ -50515,7 +51072,7 @@
       </w:pPr>
     </w:lvl>
   </w:abstractNum>
-  <w:abstractNum w:abstractNumId="25">
+  <w:abstractNum w:abstractNumId="26">
     <w:nsid w:val="72E05CC5"/>
     <w:multiLevelType w:val="hybridMultilevel"/>
     <w:tmpl w:val="7270C802"/>
@@ -50604,7 +51161,7 @@
       </w:pPr>
     </w:lvl>
   </w:abstractNum>
-  <w:abstractNum w:abstractNumId="26">
+  <w:abstractNum w:abstractNumId="27">
     <w:nsid w:val="7B3442C9"/>
     <w:multiLevelType w:val="hybridMultilevel"/>
     <w:tmpl w:val="F4F29318"/>
@@ -50693,7 +51250,7 @@
       </w:pPr>
     </w:lvl>
   </w:abstractNum>
-  <w:abstractNum w:abstractNumId="27">
+  <w:abstractNum w:abstractNumId="28">
     <w:nsid w:val="7E78030C"/>
     <w:multiLevelType w:val="hybridMultilevel"/>
     <w:tmpl w:val="4BC8D0D6"/>
@@ -50809,13 +51366,13 @@
     <w:abstractNumId w:val="13"/>
   </w:num>
   <w:num w:numId="2">
-    <w:abstractNumId w:val="27"/>
+    <w:abstractNumId w:val="28"/>
   </w:num>
   <w:num w:numId="3">
     <w:abstractNumId w:val="9"/>
   </w:num>
   <w:num w:numId="4">
-    <w:abstractNumId w:val="14"/>
+    <w:abstractNumId w:val="15"/>
   </w:num>
   <w:num w:numId="5">
     <w:abstractNumId w:val="7"/>
@@ -50824,25 +51381,25 @@
     <w:abstractNumId w:val="12"/>
   </w:num>
   <w:num w:numId="7">
-    <w:abstractNumId w:val="17"/>
+    <w:abstractNumId w:val="18"/>
   </w:num>
   <w:num w:numId="8">
+    <w:abstractNumId w:val="24"/>
+  </w:num>
+  <w:num w:numId="9">
+    <w:abstractNumId w:val="19"/>
+  </w:num>
+  <w:num w:numId="10">
     <w:abstractNumId w:val="23"/>
   </w:num>
-  <w:num w:numId="9">
-    <w:abstractNumId w:val="18"/>
-  </w:num>
-  <w:num w:numId="10">
-    <w:abstractNumId w:val="22"/>
-  </w:num>
   <w:num w:numId="11">
-    <w:abstractNumId w:val="25"/>
+    <w:abstractNumId w:val="26"/>
   </w:num>
   <w:num w:numId="12">
     <w:abstractNumId w:val="1"/>
   </w:num>
   <w:num w:numId="13">
-    <w:abstractNumId w:val="21"/>
+    <w:abstractNumId w:val="22"/>
   </w:num>
   <w:num w:numId="14">
     <w:abstractNumId w:val="6"/>
@@ -50851,7 +51408,7 @@
     <w:abstractNumId w:val="3"/>
   </w:num>
   <w:num w:numId="16">
-    <w:abstractNumId w:val="16"/>
+    <w:abstractNumId w:val="17"/>
   </w:num>
   <w:num w:numId="17">
     <w:abstractNumId w:val="10"/>
@@ -50860,7 +51417,7 @@
     <w:abstractNumId w:val="4"/>
   </w:num>
   <w:num w:numId="19">
-    <w:abstractNumId w:val="26"/>
+    <w:abstractNumId w:val="27"/>
   </w:num>
   <w:num w:numId="20">
     <w:abstractNumId w:val="0"/>
@@ -50872,22 +51429,25 @@
     <w:abstractNumId w:val="8"/>
   </w:num>
   <w:num w:numId="23">
-    <w:abstractNumId w:val="20"/>
+    <w:abstractNumId w:val="21"/>
   </w:num>
   <w:num w:numId="24">
-    <w:abstractNumId w:val="15"/>
+    <w:abstractNumId w:val="16"/>
   </w:num>
   <w:num w:numId="25">
-    <w:abstractNumId w:val="19"/>
+    <w:abstractNumId w:val="20"/>
   </w:num>
   <w:num w:numId="26">
     <w:abstractNumId w:val="2"/>
   </w:num>
   <w:num w:numId="27">
-    <w:abstractNumId w:val="24"/>
+    <w:abstractNumId w:val="25"/>
   </w:num>
   <w:num w:numId="28">
     <w:abstractNumId w:val="11"/>
+  </w:num>
+  <w:num w:numId="29">
+    <w:abstractNumId w:val="14"/>
   </w:num>
 </w:numbering>
 </file>

--- a/algorithm.docx
+++ b/algorithm.docx
@@ -25272,14 +25272,7 @@
           <w:rFonts w:eastAsiaTheme="minorEastAsia"/>
           <w:lang w:val="en-US"/>
         </w:rPr>
-        <w:t>Tìm Thành Phần Liên Thông Mạnh = Thuậ</w:t>
-      </w:r>
-      <w:r>
-        <w:rPr>
-          <w:rFonts w:eastAsiaTheme="minorEastAsia"/>
-          <w:lang w:val="en-US"/>
-        </w:rPr>
-        <w:t>t Toán Tarjan?</w:t>
+        <w:t>Tìm Thành Phần Liên Thông Mạnh = Thuật Toán Tarjan?</w:t>
       </w:r>
     </w:p>
     <w:p>
@@ -25314,30 +25307,165 @@
           <w:lang w:val="en-US"/>
         </w:rPr>
       </w:pPr>
+      <w:r>
+        <w:rPr>
+          <w:rFonts w:eastAsiaTheme="minorEastAsia"/>
+          <w:lang w:val="en-US"/>
+        </w:rPr>
+        <w:t xml:space="preserve">Bước 1, chọn 1 Node chưa đi qua làm điểm xuất phát, tiến hành DFS từ Node đó, </w:t>
+      </w:r>
+      <w:r>
+        <w:rPr>
+          <w:rFonts w:eastAsiaTheme="minorEastAsia"/>
+          <w:lang w:val="en-US"/>
+        </w:rPr>
+        <w:t xml:space="preserve">đặt Index cho mỗi Node đi qua, đồng thời cũng đặt Value = Index, </w:t>
+      </w:r>
+      <w:r>
+        <w:rPr>
+          <w:rFonts w:eastAsiaTheme="minorEastAsia"/>
+          <w:lang w:val="en-US"/>
+        </w:rPr>
+        <w:t xml:space="preserve">Index tăng dần, nếu va chạm lại đường đi, nói cách khác tưởng tượng Game rắn săn mồi </w:t>
+      </w:r>
+      <w:r>
+        <w:rPr>
+          <w:rFonts w:eastAsiaTheme="minorEastAsia"/>
+          <w:lang w:val="en-US"/>
+        </w:rPr>
+        <w:lastRenderedPageBreak/>
+        <w:t>đầu con rắn cắn vào thân nó, thì cập nhật Value của đầu rắn = Index chỗ nó cắn nếu Index đó &lt; Value hiện tại, khi lan truyền ngược, cập nhật Value của các Node thành Value của Node nó chĩa vào, nếu Value của Node nó chĩa vào &lt; Value hiện tại của nó</w:t>
+      </w:r>
+      <w:r>
+        <w:rPr>
+          <w:rFonts w:eastAsiaTheme="minorEastAsia"/>
+          <w:lang w:val="en-US"/>
+        </w:rPr>
+        <w:t>, nếu khi lan truyền ngược, bắt gặp 1 Node có Value = Index của nó, thì cắt nhánh tương ứng với Node đó, nhánh đó chính là 1 SCC</w:t>
+      </w:r>
+    </w:p>
+    <w:p>
+      <w:pPr>
+        <w:pStyle w:val="ListParagraph"/>
+        <w:numPr>
+          <w:ilvl w:val="0"/>
+          <w:numId w:val="6"/>
+        </w:numPr>
+        <w:rPr>
+          <w:rFonts w:eastAsiaTheme="minorEastAsia"/>
+          <w:lang w:val="en-US"/>
+        </w:rPr>
+      </w:pPr>
+      <w:r>
+        <w:rPr>
+          <w:rFonts w:eastAsiaTheme="minorEastAsia"/>
+          <w:lang w:val="en-US"/>
+        </w:rPr>
+        <w:t>Bước 2, lặp lại bước 1 tại Node xuất phát khác chưa đi qua cho đến khi tất cả các Node đều được đi qua, không đi lại các DFS trước</w:t>
+      </w:r>
+    </w:p>
+    <w:p>
+      <w:pPr>
+        <w:pStyle w:val="ListParagraph"/>
+        <w:numPr>
+          <w:ilvl w:val="0"/>
+          <w:numId w:val="6"/>
+        </w:numPr>
+        <w:rPr>
+          <w:rFonts w:eastAsiaTheme="minorEastAsia"/>
+          <w:lang w:val="en-US"/>
+        </w:rPr>
+      </w:pPr>
+      <w:r>
+        <w:rPr>
+          <w:rFonts w:eastAsiaTheme="minorEastAsia"/>
+          <w:lang w:val="en-US"/>
+        </w:rPr>
+        <w:t>Bản chất là lợi dụng tính chấ</w:t>
+      </w:r>
+      <w:r>
+        <w:rPr>
+          <w:rFonts w:eastAsiaTheme="minorEastAsia"/>
+          <w:lang w:val="en-US"/>
+        </w:rPr>
+        <w:t>t 1 DFS nếu chứa 1 Node của 1 SCC thì nó chứa nguyên SCC đó</w:t>
+      </w:r>
+    </w:p>
+    <w:p>
+      <w:pPr>
+        <w:pStyle w:val="ListParagraph"/>
+        <w:numPr>
+          <w:ilvl w:val="0"/>
+          <w:numId w:val="6"/>
+        </w:numPr>
+        <w:rPr>
+          <w:rFonts w:eastAsiaTheme="minorEastAsia"/>
+          <w:lang w:val="en-US"/>
+        </w:rPr>
+      </w:pPr>
+      <w:r>
+        <w:rPr>
+          <w:rFonts w:eastAsiaTheme="minorEastAsia"/>
+          <w:lang w:val="en-US"/>
+        </w:rPr>
+        <w:t>Minh họa</w:t>
+      </w:r>
+    </w:p>
+    <w:p>
+      <w:pPr>
+        <w:pStyle w:val="ListParagraph"/>
+        <w:numPr>
+          <w:ilvl w:val="0"/>
+          <w:numId w:val="6"/>
+        </w:numPr>
+        <w:rPr>
+          <w:rFonts w:eastAsiaTheme="minorEastAsia"/>
+          <w:lang w:val="en-US"/>
+        </w:rPr>
+      </w:pPr>
       <w:bookmarkStart w:id="0" w:name="_GoBack"/>
       <w:bookmarkEnd w:id="0"/>
     </w:p>
     <w:p>
       <w:pPr>
-        <w:rPr>
-          <w:rFonts w:eastAsiaTheme="minorEastAsia"/>
-          <w:lang w:val="en-US"/>
-        </w:rPr>
-      </w:pPr>
-    </w:p>
-    <w:p>
-      <w:pPr>
-        <w:rPr>
-          <w:rFonts w:eastAsiaTheme="minorEastAsia"/>
-          <w:lang w:val="en-US"/>
-        </w:rPr>
-      </w:pPr>
-      <w:r>
-        <w:rPr>
-          <w:rFonts w:eastAsiaTheme="minorEastAsia"/>
-          <w:lang w:val="en-US"/>
-        </w:rPr>
-        <w:lastRenderedPageBreak/>
+        <w:pStyle w:val="ListParagraph"/>
+        <w:numPr>
+          <w:ilvl w:val="0"/>
+          <w:numId w:val="6"/>
+        </w:numPr>
+        <w:rPr>
+          <w:rFonts w:eastAsiaTheme="minorEastAsia"/>
+          <w:lang w:val="en-US"/>
+        </w:rPr>
+      </w:pPr>
+      <w:r>
+        <w:rPr>
+          <w:rFonts w:eastAsiaTheme="minorEastAsia"/>
+          <w:lang w:val="en-US"/>
+        </w:rPr>
+        <w:t>Dễ thấy do sử dụng DFS nên thời gian thực thi của thuật toán này là O(V + E), V là số Node, E là số cạnh, và ta chỉ cần thực hiện 1 lần DFS trên toàn bộ Graph</w:t>
+      </w:r>
+    </w:p>
+    <w:p>
+      <w:pPr>
+        <w:rPr>
+          <w:rFonts w:eastAsiaTheme="minorEastAsia"/>
+          <w:lang w:val="en-US"/>
+        </w:rPr>
+      </w:pPr>
+    </w:p>
+    <w:p>
+      <w:pPr>
+        <w:rPr>
+          <w:rFonts w:eastAsiaTheme="minorEastAsia"/>
+          <w:lang w:val="en-US"/>
+        </w:rPr>
+      </w:pPr>
+      <w:r>
+        <w:rPr>
+          <w:rFonts w:eastAsiaTheme="minorEastAsia"/>
+          <w:lang w:val="en-US"/>
+        </w:rPr>
         <w:t>Sorting – Sắp Xếp:</w:t>
       </w:r>
     </w:p>
@@ -26340,6 +26468,7 @@
           <w:rFonts w:eastAsiaTheme="minorEastAsia"/>
           <w:lang w:val="en-US"/>
         </w:rPr>
+        <w:lastRenderedPageBreak/>
         <w:t>Là kiểu sắp xếp mà mỗi lần lặp, ta tìm Min của dãy còn lại rồi hoán vị nó với phần tử đầu tiên</w:t>
       </w:r>
     </w:p>
@@ -26805,7 +26934,6 @@
           <w:rFonts w:eastAsiaTheme="minorEastAsia"/>
           <w:lang w:val="en-US"/>
         </w:rPr>
-        <w:lastRenderedPageBreak/>
         <w:t>Bước 3, cứ 8 phần tử một sắp xếp lại cho đúng thứ tự</w:t>
       </w:r>
     </w:p>
@@ -27414,6 +27542,7 @@
                 <w:rFonts w:eastAsiaTheme="minorEastAsia"/>
                 <w:lang w:val="en-US"/>
               </w:rPr>
+              <w:lastRenderedPageBreak/>
               <w:t>Lần hoán vị</w:t>
             </w:r>
           </w:p>
@@ -27927,7 +28056,6 @@
           <w:rFonts w:eastAsiaTheme="minorEastAsia"/>
           <w:lang w:val="en-US"/>
         </w:rPr>
-        <w:lastRenderedPageBreak/>
         <w:t>Bước 2, nối 10 hộp lại, được mảng mới, tiếp tục lặp lại bước 1 nhưng với chữ số hàng chục</w:t>
       </w:r>
     </w:p>
@@ -28817,6 +28945,7 @@
                 <w:rFonts w:eastAsiaTheme="minorEastAsia"/>
                 <w:lang w:val="en-US"/>
               </w:rPr>
+              <w:lastRenderedPageBreak/>
               <w:t>Lần xóa 4</w:t>
             </w:r>
           </w:p>
@@ -29138,7 +29267,6 @@
         <w:rPr>
           <w:lang w:val="en-US"/>
         </w:rPr>
-        <w:lastRenderedPageBreak/>
         <w:t>Khi tiến tới State nào đó sẽ dừng lại và xuất Output</w:t>
       </w:r>
     </w:p>
@@ -29417,6 +29545,7 @@
         <w:rPr>
           <w:lang w:val="en-US"/>
         </w:rPr>
+        <w:lastRenderedPageBreak/>
         <w:tab/>
       </w:r>
       <w:r>
@@ -29579,7 +29708,6 @@
         <w:rPr>
           <w:lang w:val="en-US"/>
         </w:rPr>
-        <w:lastRenderedPageBreak/>
         <w:t>Partial Observable:</w:t>
       </w:r>
     </w:p>
@@ -30115,6 +30243,7 @@
         <w:rPr>
           <w:lang w:val="en-US"/>
         </w:rPr>
+        <w:lastRenderedPageBreak/>
         <w:t>Stochastic Policy: Policy mà tại state s bất kì, action sẽ được chọn theo tỉ lệ</w:t>
       </w:r>
     </w:p>
@@ -30388,7 +30517,6 @@
           <w:rFonts w:eastAsiaTheme="minorEastAsia"/>
           <w:lang w:val="en-US"/>
         </w:rPr>
-        <w:lastRenderedPageBreak/>
         <w:tab/>
         <w:t>Def:</w:t>
       </w:r>
@@ -31668,6 +31796,7 @@
           <w:rFonts w:eastAsiaTheme="minorEastAsia"/>
           <w:lang w:val="en-US"/>
         </w:rPr>
+        <w:lastRenderedPageBreak/>
         <w:t>Covariance Matrix:</w:t>
       </w:r>
       <w:r>
@@ -32290,7 +32419,6 @@
           <w:rFonts w:eastAsiaTheme="minorEastAsia" w:cstheme="minorHAnsi"/>
           <w:lang w:val="en-US"/>
         </w:rPr>
-        <w:lastRenderedPageBreak/>
         <w:tab/>
       </w:r>
       <w:r>
@@ -34149,6 +34277,7 @@
         <w:rPr>
           <w:lang w:val="en-US"/>
         </w:rPr>
+        <w:lastRenderedPageBreak/>
         <w:tab/>
         <w:t>Algo: tỉ lệ xuất hiện sequence này củ</w:t>
       </w:r>
@@ -34402,7 +34531,6 @@
         <w:rPr>
           <w:lang w:val="en-US"/>
         </w:rPr>
-        <w:lastRenderedPageBreak/>
         <w:tab/>
         <w:t xml:space="preserve">         Lấy log cho dễ lấy đạ</w:t>
       </w:r>
@@ -35979,6 +36107,7 @@
         <w:rPr>
           <w:lang w:val="en-US"/>
         </w:rPr>
+        <w:lastRenderedPageBreak/>
         <w:tab/>
         <w:t>Formula:</w:t>
       </w:r>
@@ -37257,7 +37386,6 @@
         <w:rPr>
           <w:lang w:val="en-US"/>
         </w:rPr>
-        <w:lastRenderedPageBreak/>
         <w:tab/>
       </w:r>
       <w:r>
@@ -37951,6 +38079,7 @@
         <w:rPr>
           <w:lang w:val="en-US"/>
         </w:rPr>
+        <w:lastRenderedPageBreak/>
         <w:t>Hidden Markov Model:</w:t>
       </w:r>
     </w:p>
@@ -38366,7 +38495,6 @@
           <w:rFonts w:eastAsiaTheme="minorEastAsia"/>
           <w:lang w:val="en-US"/>
         </w:rPr>
-        <w:lastRenderedPageBreak/>
         <w:tab/>
       </w:r>
       <w:r>
@@ -38785,6 +38913,7 @@
         <w:rPr>
           <w:lang w:val="en-US"/>
         </w:rPr>
+        <w:lastRenderedPageBreak/>
         <w:t>GAE(General Advantage Estimator): Thay cummulative rewards bằng advantages</w:t>
       </w:r>
     </w:p>
@@ -38985,7 +39114,6 @@
         <w:rPr>
           <w:lang w:val="en-US"/>
         </w:rPr>
-        <w:lastRenderedPageBreak/>
         <w:tab/>
         <w:t>Def:</w:t>
       </w:r>
@@ -40145,6 +40273,7 @@
           <w:rFonts w:eastAsiaTheme="minorEastAsia"/>
           <w:lang w:val="en-US"/>
         </w:rPr>
+        <w:lastRenderedPageBreak/>
         <w:tab/>
       </w:r>
       <w:r>
@@ -40930,7 +41059,6 @@
           <w:rFonts w:eastAsiaTheme="minorEastAsia"/>
           <w:lang w:val="en-US"/>
         </w:rPr>
-        <w:lastRenderedPageBreak/>
         <w:tab/>
       </w:r>
       <w:r>
@@ -41270,6 +41398,7 @@
         <w:rPr>
           <w:lang w:val="en-US"/>
         </w:rPr>
+        <w:lastRenderedPageBreak/>
         <w:tab/>
         <w:t xml:space="preserve">        </w:t>
       </w:r>
@@ -42559,7 +42688,6 @@
         <w:rPr>
           <w:lang w:val="en-US"/>
         </w:rPr>
-        <w:lastRenderedPageBreak/>
         <w:t xml:space="preserve">        d</w:t>
       </w:r>
       <w:r>
@@ -44000,6 +44128,7 @@
           <w:bCs/>
           <w:lang w:val="en"/>
         </w:rPr>
+        <w:lastRenderedPageBreak/>
         <w:tab/>
       </w:r>
       <w:r>
@@ -45694,6 +45823,7 @@
         <w:rPr>
           <w:lang w:val="en-US"/>
         </w:rPr>
+        <w:lastRenderedPageBreak/>
         <w:tab/>
         <w:t xml:space="preserve">          Update nhiều lần liên tiếp cho tới khi kl giữa new và old distribution &gt; delta</w:t>
       </w:r>
@@ -45817,7 +45947,6 @@
         <w:rPr>
           <w:lang w:val="en-US"/>
         </w:rPr>
-        <w:lastRenderedPageBreak/>
         <w:t xml:space="preserve">        Element dựa vào node đại diện</w:t>
       </w:r>
     </w:p>
@@ -46126,6 +46255,7 @@
         <w:rPr>
           <w:lang w:val="en-US"/>
         </w:rPr>
+        <w:lastRenderedPageBreak/>
         <w:t xml:space="preserve"> chưa chắc về vị trí xuất phát</w:t>
       </w:r>
     </w:p>
@@ -46264,7 +46394,6 @@
         <w:rPr>
           <w:lang w:val="en-US"/>
         </w:rPr>
-        <w:lastRenderedPageBreak/>
         <w:tab/>
         <w:t>Algo:</w:t>
       </w:r>
@@ -46602,6 +46731,7 @@
         <w:rPr>
           <w:lang w:val="en-US"/>
         </w:rPr>
+        <w:lastRenderedPageBreak/>
         <w:t xml:space="preserve">         update một phần mỗi lần</w:t>
       </w:r>
     </w:p>
@@ -46734,7 +46864,6 @@
         <w:rPr>
           <w:lang w:val="en-US"/>
         </w:rPr>
-        <w:lastRenderedPageBreak/>
         <w:t xml:space="preserve">         Critic loss = td error reward + gamma * target value net(next state) * (1 - done)</w:t>
       </w:r>
       <w:r>
@@ -47046,6 +47175,7 @@
         <w:rPr>
           <w:lang w:val="en-US"/>
         </w:rPr>
+        <w:lastRenderedPageBreak/>
         <w:tab/>
       </w:r>
       <w:r>
@@ -47296,7 +47426,6 @@
         <w:rPr>
           <w:lang w:val="en-US"/>
         </w:rPr>
-        <w:lastRenderedPageBreak/>
         <w:t>Sample Batch từ</w:t>
       </w:r>
       <w:r>
@@ -48140,6 +48269,7 @@
         <w:rPr>
           <w:lang w:val="en-US"/>
         </w:rPr>
+        <w:lastRenderedPageBreak/>
         <w:t xml:space="preserve">Kết hợp với các Off-Policy Algorithm sử dụng Experience Replay như DQN, </w:t>
       </w:r>
     </w:p>
@@ -48401,7 +48531,6 @@
         <w:rPr>
           <w:lang w:val="en-US"/>
         </w:rPr>
-        <w:lastRenderedPageBreak/>
         <w:t xml:space="preserve">Lưu State, Goal, New State, Action, Reward, Done vào </w:t>
       </w:r>
     </w:p>

--- a/algorithm.docx
+++ b/algorithm.docx
@@ -25423,8 +25423,16 @@
           <w:lang w:val="en-US"/>
         </w:rPr>
       </w:pPr>
-      <w:bookmarkStart w:id="0" w:name="_GoBack"/>
-      <w:bookmarkEnd w:id="0"/>
+      <w:hyperlink r:id="rId11" w:history="1">
+        <w:r>
+          <w:rPr>
+            <w:rStyle w:val="Hyperlink"/>
+            <w:rFonts w:eastAsiaTheme="minorEastAsia"/>
+            <w:lang w:val="en-US"/>
+          </w:rPr>
+          <w:t>https://drive.google.com/file/d/14OTR9eE4TPdTgaIsBhvC3uyd2ecb0OMI/view?usp=drive_link</w:t>
+        </w:r>
+      </w:hyperlink>
     </w:p>
     <w:p>
       <w:pPr>
@@ -25453,6 +25461,8 @@
           <w:lang w:val="en-US"/>
         </w:rPr>
       </w:pPr>
+      <w:bookmarkStart w:id="0" w:name="_GoBack"/>
+      <w:bookmarkEnd w:id="0"/>
     </w:p>
     <w:p>
       <w:pPr>
@@ -41090,7 +41100,7 @@
                     <pic:cNvPicPr/>
                   </pic:nvPicPr>
                   <pic:blipFill>
-                    <a:blip r:embed="rId11">
+                    <a:blip r:embed="rId12">
                       <a:extLst>
                         <a:ext uri="{28A0092B-C50C-407E-A947-70E740481C1C}">
                           <a14:useLocalDpi xmlns:a14="http://schemas.microsoft.com/office/drawing/2010/main" val="0"/>

--- a/algorithm.docx
+++ b/algorithm.docx
@@ -22844,21 +22844,28 @@
           <w:rFonts w:eastAsiaTheme="minorEastAsia"/>
           <w:lang w:val="en-US"/>
         </w:rPr>
-        <w:t>Nếu tất cả các cạnh là kết nối 2 chiều</w:t>
-      </w:r>
-      <w:r>
-        <w:rPr>
-          <w:rFonts w:eastAsiaTheme="minorEastAsia"/>
-          <w:lang w:val="en-US"/>
-        </w:rPr>
-        <w:t xml:space="preserve"> và giữa 2 Node chỉ có tối đa 1 cạnh</w:t>
-      </w:r>
-      <w:r>
-        <w:rPr>
-          <w:rFonts w:eastAsiaTheme="minorEastAsia"/>
-          <w:lang w:val="en-US"/>
-        </w:rPr>
-        <w:t xml:space="preserve"> thì gọi là Undirected Graph</w:t>
+        <w:t xml:space="preserve">Directed Graph mà trong đó, không có SCC nào chứa &gt; 1 Node, gọi là </w:t>
+      </w:r>
+      <w:r>
+        <w:rPr>
+          <w:rFonts w:eastAsiaTheme="minorEastAsia"/>
+          <w:lang w:val="en-US"/>
+        </w:rPr>
+        <w:t>DAG (</w:t>
+      </w:r>
+      <w:r>
+        <w:rPr>
+          <w:rFonts w:eastAsiaTheme="minorEastAsia"/>
+          <w:lang w:val="en-US"/>
+        </w:rPr>
+        <w:t>Directed Acyclic Graph</w:t>
+      </w:r>
+      <w:r>
+        <w:rPr>
+          <w:rFonts w:eastAsiaTheme="minorEastAsia"/>
+          <w:lang w:val="en-US"/>
+        </w:rPr>
+        <w:t>)</w:t>
       </w:r>
     </w:p>
     <w:p>
@@ -22878,7 +22885,21 @@
           <w:rFonts w:eastAsiaTheme="minorEastAsia"/>
           <w:lang w:val="en-US"/>
         </w:rPr>
-        <w:t>Undirected Graph mà 2 Node bất kì đều kết nối với nhau gọi là Complete Graph</w:t>
+        <w:t>Nếu tất cả các cạnh là kết nối 2 chiều</w:t>
+      </w:r>
+      <w:r>
+        <w:rPr>
+          <w:rFonts w:eastAsiaTheme="minorEastAsia"/>
+          <w:lang w:val="en-US"/>
+        </w:rPr>
+        <w:t xml:space="preserve"> và giữa 2 Node chỉ có tối đa 1 cạnh</w:t>
+      </w:r>
+      <w:r>
+        <w:rPr>
+          <w:rFonts w:eastAsiaTheme="minorEastAsia"/>
+          <w:lang w:val="en-US"/>
+        </w:rPr>
+        <w:t xml:space="preserve"> thì gọi là Undirected Graph</w:t>
       </w:r>
     </w:p>
     <w:p>
@@ -22898,7 +22919,7 @@
           <w:rFonts w:eastAsiaTheme="minorEastAsia"/>
           <w:lang w:val="en-US"/>
         </w:rPr>
-        <w:t>Nếu tất cả các cạnh được gán với 1 trọng số thì gọi là Weighted Graph</w:t>
+        <w:t>Undirected Graph mà 2 Node bất kì đều kết nối với nhau gọi là Complete Graph</w:t>
       </w:r>
     </w:p>
     <w:p>
@@ -22918,6 +22939,26 @@
           <w:rFonts w:eastAsiaTheme="minorEastAsia"/>
           <w:lang w:val="en-US"/>
         </w:rPr>
+        <w:t>Nếu tất cả các cạnh được gán với 1 trọng số thì gọi là Weighted Graph</w:t>
+      </w:r>
+    </w:p>
+    <w:p>
+      <w:pPr>
+        <w:pStyle w:val="ListParagraph"/>
+        <w:numPr>
+          <w:ilvl w:val="0"/>
+          <w:numId w:val="6"/>
+        </w:numPr>
+        <w:rPr>
+          <w:rFonts w:eastAsiaTheme="minorEastAsia"/>
+          <w:lang w:val="en-US"/>
+        </w:rPr>
+      </w:pPr>
+      <w:r>
+        <w:rPr>
+          <w:rFonts w:eastAsiaTheme="minorEastAsia"/>
+          <w:lang w:val="en-US"/>
+        </w:rPr>
         <w:t xml:space="preserve">Để biểu diễn 1 Graph, ta dùng Adjaceny List, giống như Dictionary, mỗi Key là 1 Node, Value là những Node có thể đi tới </w:t>
       </w:r>
       <w:r>
@@ -23332,6 +23373,7 @@
           <w:rFonts w:eastAsiaTheme="minorEastAsia"/>
           <w:lang w:val="en-US"/>
         </w:rPr>
+        <w:lastRenderedPageBreak/>
         <w:t xml:space="preserve">Bước 1, đi tới từng Node, kí hiệu </w:t>
       </w:r>
       <w:r>
@@ -23366,7 +23408,6 @@
           <w:rFonts w:eastAsiaTheme="minorEastAsia"/>
           <w:lang w:val="en-US"/>
         </w:rPr>
-        <w:lastRenderedPageBreak/>
         <w:t>Bước 2, đưa con trỏ trỏ vào Node A, thay Value của A thành 0</w:t>
       </w:r>
       <w:r>
@@ -25461,8 +25502,6 @@
           <w:lang w:val="en-US"/>
         </w:rPr>
       </w:pPr>
-      <w:bookmarkStart w:id="0" w:name="_GoBack"/>
-      <w:bookmarkEnd w:id="0"/>
     </w:p>
     <w:p>
       <w:pPr>
@@ -29158,6 +29197,162 @@
     </w:p>
     <w:p>
       <w:pPr>
+        <w:pStyle w:val="ListParagraph"/>
+        <w:numPr>
+          <w:ilvl w:val="0"/>
+          <w:numId w:val="26"/>
+        </w:numPr>
+        <w:rPr>
+          <w:rFonts w:eastAsiaTheme="minorEastAsia"/>
+          <w:lang w:val="en-US"/>
+        </w:rPr>
+      </w:pPr>
+      <w:r>
+        <w:rPr>
+          <w:rFonts w:eastAsiaTheme="minorEastAsia"/>
+          <w:lang w:val="en-US"/>
+        </w:rPr>
+        <w:t>Topological Sort?</w:t>
+      </w:r>
+    </w:p>
+    <w:p>
+      <w:pPr>
+        <w:pStyle w:val="ListParagraph"/>
+        <w:numPr>
+          <w:ilvl w:val="0"/>
+          <w:numId w:val="6"/>
+        </w:numPr>
+        <w:rPr>
+          <w:rFonts w:eastAsiaTheme="minorEastAsia"/>
+          <w:lang w:val="en-US"/>
+        </w:rPr>
+      </w:pPr>
+      <w:r>
+        <w:rPr>
+          <w:rFonts w:eastAsiaTheme="minorEastAsia"/>
+          <w:lang w:val="en-US"/>
+        </w:rPr>
+        <w:t>Cho 1 DAG, bài toán đặt ra là tạo ra 1 mảng chứa tất cả các Node trong DAG này sao cho Node cha phải nằm phía bên trái Node con</w:t>
+      </w:r>
+    </w:p>
+    <w:p>
+      <w:pPr>
+        <w:pStyle w:val="ListParagraph"/>
+        <w:numPr>
+          <w:ilvl w:val="0"/>
+          <w:numId w:val="6"/>
+        </w:numPr>
+        <w:rPr>
+          <w:rFonts w:eastAsiaTheme="minorEastAsia"/>
+          <w:lang w:val="en-US"/>
+        </w:rPr>
+      </w:pPr>
+      <w:r>
+        <w:rPr>
+          <w:rFonts w:eastAsiaTheme="minorEastAsia"/>
+          <w:lang w:val="en-US"/>
+        </w:rPr>
+        <w:t>Tưởng tượng để học được 1 môn, ta cần kiến thức từ những môn khác, để học những môn khác đó lại phải cần học môn khác nữa, …, Topological Sort sẽ giúp ta vạch ra lộ trình học</w:t>
+      </w:r>
+    </w:p>
+    <w:p>
+      <w:pPr>
+        <w:pStyle w:val="ListParagraph"/>
+        <w:numPr>
+          <w:ilvl w:val="0"/>
+          <w:numId w:val="6"/>
+        </w:numPr>
+        <w:rPr>
+          <w:rFonts w:eastAsiaTheme="minorEastAsia"/>
+          <w:lang w:val="en-US"/>
+        </w:rPr>
+      </w:pPr>
+      <w:r>
+        <w:rPr>
+          <w:rFonts w:eastAsiaTheme="minorEastAsia"/>
+          <w:lang w:val="en-US"/>
+        </w:rPr>
+        <w:t>Bước 1, tạo mảng kích thước V, V là số Node</w:t>
+      </w:r>
+    </w:p>
+    <w:p>
+      <w:pPr>
+        <w:pStyle w:val="ListParagraph"/>
+        <w:numPr>
+          <w:ilvl w:val="0"/>
+          <w:numId w:val="6"/>
+        </w:numPr>
+        <w:rPr>
+          <w:rFonts w:eastAsiaTheme="minorEastAsia"/>
+          <w:lang w:val="en-US"/>
+        </w:rPr>
+      </w:pPr>
+      <w:r>
+        <w:rPr>
+          <w:rFonts w:eastAsiaTheme="minorEastAsia"/>
+          <w:lang w:val="en-US"/>
+        </w:rPr>
+        <w:t>Bước 2, thực hiện DFS từ 1 Node bất kì chưa đi qua, sau khi hoàn tất DFS tại 1 Node thì đưa Node đó vào cuối mảng, nghĩa là ở vị trí xa nhất chưa bị chiếm</w:t>
+      </w:r>
+    </w:p>
+    <w:p>
+      <w:pPr>
+        <w:pStyle w:val="ListParagraph"/>
+        <w:numPr>
+          <w:ilvl w:val="0"/>
+          <w:numId w:val="6"/>
+        </w:numPr>
+        <w:rPr>
+          <w:rFonts w:eastAsiaTheme="minorEastAsia"/>
+          <w:lang w:val="en-US"/>
+        </w:rPr>
+      </w:pPr>
+      <w:r>
+        <w:rPr>
+          <w:rFonts w:eastAsiaTheme="minorEastAsia"/>
+          <w:lang w:val="en-US"/>
+        </w:rPr>
+        <w:t>Bước 3, lặp lại bước 2 cho đến khi hết Node</w:t>
+      </w:r>
+    </w:p>
+    <w:p>
+      <w:pPr>
+        <w:pStyle w:val="ListParagraph"/>
+        <w:numPr>
+          <w:ilvl w:val="0"/>
+          <w:numId w:val="6"/>
+        </w:numPr>
+        <w:rPr>
+          <w:rFonts w:eastAsiaTheme="minorEastAsia"/>
+          <w:lang w:val="en-US"/>
+        </w:rPr>
+      </w:pPr>
+      <w:r>
+        <w:rPr>
+          <w:rFonts w:eastAsiaTheme="minorEastAsia"/>
+          <w:lang w:val="en-US"/>
+        </w:rPr>
+        <w:t>Ta cũng có thể sử dụng BFS để Topological Sort, nhưng sẽ tốn</w:t>
+      </w:r>
+      <w:r>
+        <w:rPr>
+          <w:rFonts w:eastAsiaTheme="minorEastAsia"/>
+          <w:lang w:val="en-US"/>
+        </w:rPr>
+        <w:t xml:space="preserve"> thêm</w:t>
+      </w:r>
+      <w:bookmarkStart w:id="0" w:name="_GoBack"/>
+      <w:bookmarkEnd w:id="0"/>
+      <w:r>
+        <w:rPr>
+          <w:rFonts w:eastAsiaTheme="minorEastAsia"/>
+          <w:lang w:val="en-US"/>
+        </w:rPr>
+        <w:t xml:space="preserve"> bộ nhớ</w:t>
+      </w:r>
+    </w:p>
+    <w:p>
+      <w:pPr>
         <w:rPr>
           <w:rFonts w:ascii="Cambria Math" w:hAnsi="Cambria Math"/>
           <w:lang w:val="en-US"/>
@@ -29468,6 +29663,7 @@
         <w:rPr>
           <w:lang w:val="en-US"/>
         </w:rPr>
+        <w:lastRenderedPageBreak/>
         <w:t>mẫu thuẫn</w:t>
       </w:r>
     </w:p>
@@ -29555,7 +29751,6 @@
         <w:rPr>
           <w:lang w:val="en-US"/>
         </w:rPr>
-        <w:lastRenderedPageBreak/>
         <w:tab/>
       </w:r>
       <w:r>
@@ -30137,6 +30332,7 @@
         <w:rPr>
           <w:lang w:val="en-US"/>
         </w:rPr>
+        <w:lastRenderedPageBreak/>
         <w:t xml:space="preserve">DDPG hành động theo Policy hiện tại nhưng học theo những Policy trước đó </w:t>
       </w:r>
     </w:p>
@@ -30253,7 +30449,6 @@
         <w:rPr>
           <w:lang w:val="en-US"/>
         </w:rPr>
-        <w:lastRenderedPageBreak/>
         <w:t>Stochastic Policy: Policy mà tại state s bất kì, action sẽ được chọn theo tỉ lệ</w:t>
       </w:r>
     </w:p>
@@ -31502,6 +31697,7 @@
         <w:rPr>
           <w:lang w:val="en-US"/>
         </w:rPr>
+        <w:lastRenderedPageBreak/>
         <w:t>Covariance: Hiệp phương sai</w:t>
       </w:r>
     </w:p>
@@ -31806,7 +32002,6 @@
           <w:rFonts w:eastAsiaTheme="minorEastAsia"/>
           <w:lang w:val="en-US"/>
         </w:rPr>
-        <w:lastRenderedPageBreak/>
         <w:t>Covariance Matrix:</w:t>
       </w:r>
       <w:r>
@@ -34152,6 +34347,7 @@
         <w:rPr>
           <w:lang w:val="en-US"/>
         </w:rPr>
+        <w:lastRenderedPageBreak/>
         <w:t>Expected Value: Giá trị trung bình nhận được khi thực hiện hành động nào đó</w:t>
       </w:r>
     </w:p>
@@ -34287,7 +34483,6 @@
         <w:rPr>
           <w:lang w:val="en-US"/>
         </w:rPr>
-        <w:lastRenderedPageBreak/>
         <w:tab/>
         <w:t>Algo: tỉ lệ xuất hiện sequence này củ</w:t>
       </w:r>
@@ -34807,6 +35002,7 @@
         <w:rPr>
           <w:lang w:val="en-US"/>
         </w:rPr>
+        <w:lastRenderedPageBreak/>
         <w:tab/>
       </w:r>
       <w:r>
@@ -36117,7 +36313,6 @@
         <w:rPr>
           <w:lang w:val="en-US"/>
         </w:rPr>
-        <w:lastRenderedPageBreak/>
         <w:tab/>
         <w:t>Formula:</w:t>
       </w:r>
@@ -37963,6 +38158,7 @@
         <w:rPr>
           <w:lang w:val="en-US"/>
         </w:rPr>
+        <w:lastRenderedPageBreak/>
         <w:tab/>
       </w:r>
       <w:r>
@@ -38089,7 +38285,6 @@
         <w:rPr>
           <w:lang w:val="en-US"/>
         </w:rPr>
-        <w:lastRenderedPageBreak/>
         <w:t>Hidden Markov Model:</w:t>
       </w:r>
     </w:p>
@@ -38815,6 +39010,7 @@
         <w:rPr>
           <w:lang w:val="en-US"/>
         </w:rPr>
+        <w:lastRenderedPageBreak/>
         <w:tab/>
         <w:t xml:space="preserve">         actor_loss = -log(actor_old_state[action]) * td_error</w:t>
       </w:r>
@@ -38923,7 +39119,6 @@
         <w:rPr>
           <w:lang w:val="en-US"/>
         </w:rPr>
-        <w:lastRenderedPageBreak/>
         <w:t>GAE(General Advantage Estimator): Thay cummulative rewards bằng advantages</w:t>
       </w:r>
     </w:p>
@@ -39941,6 +40136,7 @@
           <w:rFonts w:eastAsiaTheme="minorEastAsia"/>
           <w:lang w:val="en-US"/>
         </w:rPr>
+        <w:lastRenderedPageBreak/>
         <w:tab/>
         <w:t>Casio:</w:t>
       </w:r>
@@ -40283,7 +40479,6 @@
           <w:rFonts w:eastAsiaTheme="minorEastAsia"/>
           <w:lang w:val="en-US"/>
         </w:rPr>
-        <w:lastRenderedPageBreak/>
         <w:tab/>
       </w:r>
       <w:r>
@@ -41137,6 +41332,7 @@
         <w:rPr>
           <w:lang w:val="en-US"/>
         </w:rPr>
+        <w:lastRenderedPageBreak/>
         <w:tab/>
         <w:t>Cũ:</w:t>
       </w:r>
@@ -41408,7 +41604,6 @@
         <w:rPr>
           <w:lang w:val="en-US"/>
         </w:rPr>
-        <w:lastRenderedPageBreak/>
         <w:tab/>
         <w:t xml:space="preserve">        </w:t>
       </w:r>
@@ -43853,6 +44048,7 @@
           <w:bCs/>
           <w:lang w:val="en"/>
         </w:rPr>
+        <w:lastRenderedPageBreak/>
         <w:t>Ex: Tìm max f(x) = x</w:t>
       </w:r>
       <w:r>
@@ -44138,7 +44334,6 @@
           <w:bCs/>
           <w:lang w:val="en"/>
         </w:rPr>
-        <w:lastRenderedPageBreak/>
         <w:tab/>
       </w:r>
       <w:r>
@@ -45656,6 +45851,7 @@
           <w:bCs/>
           <w:lang w:val="en"/>
         </w:rPr>
+        <w:lastRenderedPageBreak/>
         <w:t xml:space="preserve">          Dùng linear search để kiểm tra lần nữa, giảm dần step cho đế</w:t>
       </w:r>
       <w:r>
@@ -45833,324 +46029,324 @@
         <w:rPr>
           <w:lang w:val="en-US"/>
         </w:rPr>
+        <w:tab/>
+        <w:t xml:space="preserve">          Update nhiều lần liên tiếp cho tới khi kl giữa new và old distribution &gt; delta</w:t>
+      </w:r>
+    </w:p>
+    <w:p>
+      <w:pPr>
+        <w:rPr>
+          <w:lang w:val="en-US"/>
+        </w:rPr>
+      </w:pPr>
+      <w:r>
+        <w:rPr>
+          <w:lang w:val="en-US"/>
+        </w:rPr>
+        <w:t xml:space="preserve">A* Search Algorithm: Giống Dijkstra’s Algorithm nhưng tìm kiếm kết quả không tối ưu trong </w:t>
+      </w:r>
+    </w:p>
+    <w:p>
+      <w:pPr>
+        <w:ind w:left="2160"/>
+        <w:rPr>
+          <w:lang w:val="en-US"/>
+        </w:rPr>
+      </w:pPr>
+      <w:r>
+        <w:rPr>
+          <w:lang w:val="en-US"/>
+        </w:rPr>
+        <w:t>thời gian ngắn</w:t>
+      </w:r>
+    </w:p>
+    <w:p>
+      <w:pPr>
+        <w:rPr>
+          <w:lang w:val="en-US"/>
+        </w:rPr>
+      </w:pPr>
+      <w:r>
+        <w:rPr>
+          <w:lang w:val="en-US"/>
+        </w:rPr>
+        <w:tab/>
+        <w:t>Algo: Giống Dijkstra, nhưng node hiện tại = node có giá trị value + heuristic nhỏ nhất</w:t>
+      </w:r>
+    </w:p>
+    <w:p>
+      <w:pPr>
+        <w:rPr>
+          <w:lang w:val="en-US"/>
+        </w:rPr>
+      </w:pPr>
+      <w:r>
+        <w:rPr>
+          <w:lang w:val="en-US"/>
+        </w:rPr>
+        <w:tab/>
+        <w:t xml:space="preserve">         Heuristic = khoảng cách của node đến điểm đích (hoặc model khác)</w:t>
+      </w:r>
+    </w:p>
+    <w:p>
+      <w:pPr>
+        <w:rPr>
+          <w:lang w:val="en-US"/>
+        </w:rPr>
+      </w:pPr>
+      <w:r>
+        <w:rPr>
+          <w:lang w:val="en-US"/>
+        </w:rPr>
+        <w:tab/>
+        <w:t xml:space="preserve">         Dừng khi tìm được đích</w:t>
+      </w:r>
+    </w:p>
+    <w:p>
+      <w:pPr>
+        <w:rPr>
+          <w:lang w:val="en-US"/>
+        </w:rPr>
+      </w:pPr>
+      <w:r>
+        <w:rPr>
+          <w:lang w:val="en-US"/>
+        </w:rPr>
+        <w:t>Hemiltonian Cycle: Loop đi qua tất cả vertices của graph một lần duy nhất</w:t>
+      </w:r>
+    </w:p>
+    <w:p>
+      <w:pPr>
+        <w:rPr>
+          <w:lang w:val="en-US"/>
+        </w:rPr>
+      </w:pPr>
+      <w:r>
+        <w:rPr>
+          <w:lang w:val="en-US"/>
+        </w:rPr>
+        <w:t>Prim’s Algorithm: Thuật toán spanning tree với weight nhỏ nhất</w:t>
+      </w:r>
+    </w:p>
+    <w:p>
+      <w:pPr>
+        <w:rPr>
+          <w:lang w:val="en-US"/>
+        </w:rPr>
+      </w:pPr>
+      <w:r>
+        <w:rPr>
+          <w:lang w:val="en-US"/>
+        </w:rPr>
+        <w:t xml:space="preserve">Union-Find: Thuật toán dung hợp 2 graph cho trước 2 element thuộc 2 graph, tìm graph của </w:t>
+      </w:r>
+    </w:p>
+    <w:p>
+      <w:pPr>
+        <w:ind w:firstLine="720"/>
+        <w:rPr>
+          <w:lang w:val="en-US"/>
+        </w:rPr>
+      </w:pPr>
+      <w:r>
+        <w:rPr>
+          <w:lang w:val="en-US"/>
+        </w:rPr>
+        <w:t xml:space="preserve">        Element dựa vào node đại diện</w:t>
+      </w:r>
+    </w:p>
+    <w:p>
+      <w:pPr>
+        <w:rPr>
+          <w:lang w:val="en-US"/>
+        </w:rPr>
+      </w:pPr>
+      <w:r>
+        <w:rPr>
+          <w:lang w:val="en-US"/>
+        </w:rPr>
+        <w:t>Genetic Algorithm: Thuật toán gen di truyền dựa vào chọn lọc tiến hóa</w:t>
+      </w:r>
+    </w:p>
+    <w:p>
+      <w:pPr>
+        <w:rPr>
+          <w:lang w:val="en-US"/>
+        </w:rPr>
+      </w:pPr>
+      <w:r>
+        <w:rPr>
+          <w:lang w:val="en-US"/>
+        </w:rPr>
+        <w:tab/>
+        <w:t>Algo: Init đời đầu population với size = n, tạo hàm fitness đo chất lượng của cá thể</w:t>
+      </w:r>
+    </w:p>
+    <w:p>
+      <w:pPr>
+        <w:rPr>
+          <w:lang w:val="en-US"/>
+        </w:rPr>
+      </w:pPr>
+      <w:r>
+        <w:rPr>
+          <w:lang w:val="en-US"/>
+        </w:rPr>
+        <w:tab/>
+        <w:t xml:space="preserve">         Chọn ra các cá thể với fitness lớn nhất  cho thẳng vào đời sau</w:t>
+      </w:r>
+    </w:p>
+    <w:p>
+      <w:pPr>
+        <w:rPr>
+          <w:lang w:val="en-US"/>
+        </w:rPr>
+      </w:pPr>
+      <w:r>
+        <w:rPr>
+          <w:lang w:val="en-US"/>
+        </w:rPr>
+        <w:tab/>
+        <w:t xml:space="preserve">         Tạo tiếp các cá thể tiếp theo cho đủ bằng cách hoán đổi các đoạn gen của 2 cá </w:t>
+      </w:r>
+    </w:p>
+    <w:p>
+      <w:pPr>
+        <w:ind w:firstLine="720"/>
+        <w:rPr>
+          <w:lang w:val="en-US"/>
+        </w:rPr>
+      </w:pPr>
+      <w:r>
+        <w:rPr>
+          <w:lang w:val="en-US"/>
+        </w:rPr>
+        <w:t xml:space="preserve">         thể bố mẹ tốt bất kì, gây đột biến gen với tần suất thấp</w:t>
+      </w:r>
+    </w:p>
+    <w:p>
+      <w:pPr>
+        <w:ind w:firstLine="720"/>
+        <w:rPr>
+          <w:lang w:val="en-US"/>
+        </w:rPr>
+      </w:pPr>
+      <w:r>
+        <w:rPr>
+          <w:lang w:val="en-US"/>
+        </w:rPr>
+        <w:t xml:space="preserve">         Loop cho đến đời đạt yêu cầu</w:t>
+      </w:r>
+    </w:p>
+    <w:p>
+      <w:pPr>
+        <w:rPr>
+          <w:lang w:val="en-US"/>
+        </w:rPr>
+      </w:pPr>
+      <w:r>
+        <w:rPr>
+          <w:lang w:val="en-US"/>
+        </w:rPr>
+        <w:t xml:space="preserve">Steady State Selection: Chọn bố mẹ là con tốt nhất, thay thế </w:t>
+      </w:r>
+      <w:r>
+        <w:rPr>
+          <w:lang w:val="en-US"/>
+        </w:rPr>
+        <w:t xml:space="preserve">vài </w:t>
+      </w:r>
+      <w:r>
+        <w:rPr>
+          <w:lang w:val="en-US"/>
+        </w:rPr>
+        <w:t xml:space="preserve">con yếu bằng con của bố </w:t>
+      </w:r>
+    </w:p>
+    <w:p>
+      <w:pPr>
+        <w:ind w:left="1440" w:firstLine="720"/>
+        <w:rPr>
+          <w:lang w:val="en-US"/>
+        </w:rPr>
+      </w:pPr>
+      <w:r>
+        <w:rPr>
+          <w:lang w:val="en-US"/>
+        </w:rPr>
+        <w:t xml:space="preserve">   </w:t>
+      </w:r>
+      <w:r>
+        <w:rPr>
+          <w:lang w:val="en-US"/>
+        </w:rPr>
+        <w:t>mẹ, phần còn lại giữ nguyên</w:t>
+      </w:r>
+    </w:p>
+    <w:p>
+      <w:pPr>
+        <w:rPr>
+          <w:lang w:val="en-US"/>
+        </w:rPr>
+      </w:pPr>
+      <w:r>
+        <w:rPr>
+          <w:lang w:val="en-US"/>
+        </w:rPr>
+        <w:t>Single Point Crossover: Chọn điểm đánh dấu, tráo gen từ điểm đó cho nhau</w:t>
+      </w:r>
+    </w:p>
+    <w:p>
+      <w:pPr>
+        <w:rPr>
+          <w:lang w:val="en-US"/>
+        </w:rPr>
+      </w:pPr>
+      <w:r>
+        <w:rPr>
+          <w:lang w:val="en-US"/>
+        </w:rPr>
+        <w:t>Ornstein-Uhlenbeck Process: R</w:t>
+      </w:r>
+      <w:r>
+        <w:rPr>
+          <w:lang w:val="en-US"/>
+        </w:rPr>
+        <w:t xml:space="preserve">andom walk process tạo brownian noise tương quan với thời </w:t>
+      </w:r>
+    </w:p>
+    <w:p>
+      <w:pPr>
+        <w:ind w:left="2160" w:firstLine="720"/>
+        <w:rPr>
+          <w:lang w:val="en-US"/>
+        </w:rPr>
+      </w:pPr>
+      <w:r>
+        <w:rPr>
+          <w:lang w:val="en-US"/>
+        </w:rPr>
+        <w:t>g</w:t>
+      </w:r>
+      <w:r>
+        <w:rPr>
+          <w:lang w:val="en-US"/>
+        </w:rPr>
+        <w:t>ian</w:t>
+      </w:r>
+    </w:p>
+    <w:p>
+      <w:pPr>
+        <w:rPr>
+          <w:lang w:val="en-US"/>
+        </w:rPr>
+      </w:pPr>
+      <w:r>
+        <w:rPr>
+          <w:lang w:val="en-US"/>
+        </w:rPr>
         <w:lastRenderedPageBreak/>
         <w:tab/>
-        <w:t xml:space="preserve">          Update nhiều lần liên tiếp cho tới khi kl giữa new và old distribution &gt; delta</w:t>
-      </w:r>
-    </w:p>
-    <w:p>
-      <w:pPr>
-        <w:rPr>
-          <w:lang w:val="en-US"/>
-        </w:rPr>
-      </w:pPr>
-      <w:r>
-        <w:rPr>
-          <w:lang w:val="en-US"/>
-        </w:rPr>
-        <w:t xml:space="preserve">A* Search Algorithm: Giống Dijkstra’s Algorithm nhưng tìm kiếm kết quả không tối ưu trong </w:t>
-      </w:r>
-    </w:p>
-    <w:p>
-      <w:pPr>
-        <w:ind w:left="2160"/>
-        <w:rPr>
-          <w:lang w:val="en-US"/>
-        </w:rPr>
-      </w:pPr>
-      <w:r>
-        <w:rPr>
-          <w:lang w:val="en-US"/>
-        </w:rPr>
-        <w:t>thời gian ngắn</w:t>
-      </w:r>
-    </w:p>
-    <w:p>
-      <w:pPr>
-        <w:rPr>
-          <w:lang w:val="en-US"/>
-        </w:rPr>
-      </w:pPr>
-      <w:r>
-        <w:rPr>
-          <w:lang w:val="en-US"/>
-        </w:rPr>
-        <w:tab/>
-        <w:t>Algo: Giống Dijkstra, nhưng node hiện tại = node có giá trị value + heuristic nhỏ nhất</w:t>
-      </w:r>
-    </w:p>
-    <w:p>
-      <w:pPr>
-        <w:rPr>
-          <w:lang w:val="en-US"/>
-        </w:rPr>
-      </w:pPr>
-      <w:r>
-        <w:rPr>
-          <w:lang w:val="en-US"/>
-        </w:rPr>
-        <w:tab/>
-        <w:t xml:space="preserve">         Heuristic = khoảng cách của node đến điểm đích (hoặc model khác)</w:t>
-      </w:r>
-    </w:p>
-    <w:p>
-      <w:pPr>
-        <w:rPr>
-          <w:lang w:val="en-US"/>
-        </w:rPr>
-      </w:pPr>
-      <w:r>
-        <w:rPr>
-          <w:lang w:val="en-US"/>
-        </w:rPr>
-        <w:tab/>
-        <w:t xml:space="preserve">         Dừng khi tìm được đích</w:t>
-      </w:r>
-    </w:p>
-    <w:p>
-      <w:pPr>
-        <w:rPr>
-          <w:lang w:val="en-US"/>
-        </w:rPr>
-      </w:pPr>
-      <w:r>
-        <w:rPr>
-          <w:lang w:val="en-US"/>
-        </w:rPr>
-        <w:t>Hemiltonian Cycle: Loop đi qua tất cả vertices của graph một lần duy nhất</w:t>
-      </w:r>
-    </w:p>
-    <w:p>
-      <w:pPr>
-        <w:rPr>
-          <w:lang w:val="en-US"/>
-        </w:rPr>
-      </w:pPr>
-      <w:r>
-        <w:rPr>
-          <w:lang w:val="en-US"/>
-        </w:rPr>
-        <w:t>Prim’s Algorithm: Thuật toán spanning tree với weight nhỏ nhất</w:t>
-      </w:r>
-    </w:p>
-    <w:p>
-      <w:pPr>
-        <w:rPr>
-          <w:lang w:val="en-US"/>
-        </w:rPr>
-      </w:pPr>
-      <w:r>
-        <w:rPr>
-          <w:lang w:val="en-US"/>
-        </w:rPr>
-        <w:t xml:space="preserve">Union-Find: Thuật toán dung hợp 2 graph cho trước 2 element thuộc 2 graph, tìm graph của </w:t>
-      </w:r>
-    </w:p>
-    <w:p>
-      <w:pPr>
-        <w:ind w:firstLine="720"/>
-        <w:rPr>
-          <w:lang w:val="en-US"/>
-        </w:rPr>
-      </w:pPr>
-      <w:r>
-        <w:rPr>
-          <w:lang w:val="en-US"/>
-        </w:rPr>
-        <w:t xml:space="preserve">        Element dựa vào node đại diện</w:t>
-      </w:r>
-    </w:p>
-    <w:p>
-      <w:pPr>
-        <w:rPr>
-          <w:lang w:val="en-US"/>
-        </w:rPr>
-      </w:pPr>
-      <w:r>
-        <w:rPr>
-          <w:lang w:val="en-US"/>
-        </w:rPr>
-        <w:t>Genetic Algorithm: Thuật toán gen di truyền dựa vào chọn lọc tiến hóa</w:t>
-      </w:r>
-    </w:p>
-    <w:p>
-      <w:pPr>
-        <w:rPr>
-          <w:lang w:val="en-US"/>
-        </w:rPr>
-      </w:pPr>
-      <w:r>
-        <w:rPr>
-          <w:lang w:val="en-US"/>
-        </w:rPr>
-        <w:tab/>
-        <w:t>Algo: Init đời đầu population với size = n, tạo hàm fitness đo chất lượng của cá thể</w:t>
-      </w:r>
-    </w:p>
-    <w:p>
-      <w:pPr>
-        <w:rPr>
-          <w:lang w:val="en-US"/>
-        </w:rPr>
-      </w:pPr>
-      <w:r>
-        <w:rPr>
-          <w:lang w:val="en-US"/>
-        </w:rPr>
-        <w:tab/>
-        <w:t xml:space="preserve">         Chọn ra các cá thể với fitness lớn nhất  cho thẳng vào đời sau</w:t>
-      </w:r>
-    </w:p>
-    <w:p>
-      <w:pPr>
-        <w:rPr>
-          <w:lang w:val="en-US"/>
-        </w:rPr>
-      </w:pPr>
-      <w:r>
-        <w:rPr>
-          <w:lang w:val="en-US"/>
-        </w:rPr>
-        <w:tab/>
-        <w:t xml:space="preserve">         Tạo tiếp các cá thể tiếp theo cho đủ bằng cách hoán đổi các đoạn gen của 2 cá </w:t>
-      </w:r>
-    </w:p>
-    <w:p>
-      <w:pPr>
-        <w:ind w:firstLine="720"/>
-        <w:rPr>
-          <w:lang w:val="en-US"/>
-        </w:rPr>
-      </w:pPr>
-      <w:r>
-        <w:rPr>
-          <w:lang w:val="en-US"/>
-        </w:rPr>
-        <w:t xml:space="preserve">         thể bố mẹ tốt bất kì, gây đột biến gen với tần suất thấp</w:t>
-      </w:r>
-    </w:p>
-    <w:p>
-      <w:pPr>
-        <w:ind w:firstLine="720"/>
-        <w:rPr>
-          <w:lang w:val="en-US"/>
-        </w:rPr>
-      </w:pPr>
-      <w:r>
-        <w:rPr>
-          <w:lang w:val="en-US"/>
-        </w:rPr>
-        <w:t xml:space="preserve">         Loop cho đến đời đạt yêu cầu</w:t>
-      </w:r>
-    </w:p>
-    <w:p>
-      <w:pPr>
-        <w:rPr>
-          <w:lang w:val="en-US"/>
-        </w:rPr>
-      </w:pPr>
-      <w:r>
-        <w:rPr>
-          <w:lang w:val="en-US"/>
-        </w:rPr>
-        <w:t xml:space="preserve">Steady State Selection: Chọn bố mẹ là con tốt nhất, thay thế </w:t>
-      </w:r>
-      <w:r>
-        <w:rPr>
-          <w:lang w:val="en-US"/>
-        </w:rPr>
-        <w:t xml:space="preserve">vài </w:t>
-      </w:r>
-      <w:r>
-        <w:rPr>
-          <w:lang w:val="en-US"/>
-        </w:rPr>
-        <w:t xml:space="preserve">con yếu bằng con của bố </w:t>
-      </w:r>
-    </w:p>
-    <w:p>
-      <w:pPr>
-        <w:ind w:left="1440" w:firstLine="720"/>
-        <w:rPr>
-          <w:lang w:val="en-US"/>
-        </w:rPr>
-      </w:pPr>
-      <w:r>
-        <w:rPr>
-          <w:lang w:val="en-US"/>
-        </w:rPr>
-        <w:t xml:space="preserve">   </w:t>
-      </w:r>
-      <w:r>
-        <w:rPr>
-          <w:lang w:val="en-US"/>
-        </w:rPr>
-        <w:t>mẹ, phần còn lại giữ nguyên</w:t>
-      </w:r>
-    </w:p>
-    <w:p>
-      <w:pPr>
-        <w:rPr>
-          <w:lang w:val="en-US"/>
-        </w:rPr>
-      </w:pPr>
-      <w:r>
-        <w:rPr>
-          <w:lang w:val="en-US"/>
-        </w:rPr>
-        <w:t>Single Point Crossover: Chọn điểm đánh dấu, tráo gen từ điểm đó cho nhau</w:t>
-      </w:r>
-    </w:p>
-    <w:p>
-      <w:pPr>
-        <w:rPr>
-          <w:lang w:val="en-US"/>
-        </w:rPr>
-      </w:pPr>
-      <w:r>
-        <w:rPr>
-          <w:lang w:val="en-US"/>
-        </w:rPr>
-        <w:t>Ornstein-Uhlenbeck Process: R</w:t>
-      </w:r>
-      <w:r>
-        <w:rPr>
-          <w:lang w:val="en-US"/>
-        </w:rPr>
-        <w:t xml:space="preserve">andom walk process tạo brownian noise tương quan với thời </w:t>
-      </w:r>
-    </w:p>
-    <w:p>
-      <w:pPr>
-        <w:ind w:left="2160" w:firstLine="720"/>
-        <w:rPr>
-          <w:lang w:val="en-US"/>
-        </w:rPr>
-      </w:pPr>
-      <w:r>
-        <w:rPr>
-          <w:lang w:val="en-US"/>
-        </w:rPr>
-        <w:t>g</w:t>
-      </w:r>
-      <w:r>
-        <w:rPr>
-          <w:lang w:val="en-US"/>
-        </w:rPr>
-        <w:t>ian</w:t>
-      </w:r>
-    </w:p>
-    <w:p>
-      <w:pPr>
-        <w:rPr>
-          <w:lang w:val="en-US"/>
-        </w:rPr>
-      </w:pPr>
-      <w:r>
-        <w:rPr>
-          <w:lang w:val="en-US"/>
-        </w:rPr>
-        <w:tab/>
         <w:t>Formula: x_new = x_old + theta * (mean – x_old) * dt + normal(0, std) * dt ** 0.5</w:t>
       </w:r>
     </w:p>
@@ -46265,7 +46461,6 @@
         <w:rPr>
           <w:lang w:val="en-US"/>
         </w:rPr>
-        <w:lastRenderedPageBreak/>
         <w:t xml:space="preserve"> chưa chắc về vị trí xuất phát</w:t>
       </w:r>
     </w:p>
@@ -46643,6 +46838,7 @@
         <w:rPr>
           <w:lang w:val="en-US"/>
         </w:rPr>
+        <w:lastRenderedPageBreak/>
         <w:tab/>
         <w:t>Algo: Dùng DDPG, nhưng critic sử dụng 2 network train biệt lập</w:t>
       </w:r>
@@ -46741,7 +46937,6 @@
         <w:rPr>
           <w:lang w:val="en-US"/>
         </w:rPr>
-        <w:lastRenderedPageBreak/>
         <w:t xml:space="preserve">         update một phần mỗi lần</w:t>
       </w:r>
     </w:p>
@@ -47082,6 +47277,7 @@
         <w:rPr>
           <w:lang w:val="en-US"/>
         </w:rPr>
+        <w:lastRenderedPageBreak/>
         <w:t>PER – Prioritized Experience Replay:</w:t>
       </w:r>
     </w:p>
@@ -47185,7 +47381,6 @@
         <w:rPr>
           <w:lang w:val="en-US"/>
         </w:rPr>
-        <w:lastRenderedPageBreak/>
         <w:tab/>
       </w:r>
       <w:r>
@@ -48181,6 +48376,7 @@
         <w:rPr>
           <w:lang w:val="en-US"/>
         </w:rPr>
+        <w:lastRenderedPageBreak/>
         <w:t>HER – Hindsight Experience Replay:</w:t>
       </w:r>
     </w:p>
@@ -48279,7 +48475,6 @@
         <w:rPr>
           <w:lang w:val="en-US"/>
         </w:rPr>
-        <w:lastRenderedPageBreak/>
         <w:t xml:space="preserve">Kết hợp với các Off-Policy Algorithm sử dụng Experience Replay như DQN, </w:t>
       </w:r>
     </w:p>

--- a/algorithm.docx
+++ b/algorithm.docx
@@ -22978,6 +22978,68 @@
     </w:p>
     <w:p>
       <w:pPr>
+        <w:pStyle w:val="ListParagraph"/>
+        <w:numPr>
+          <w:ilvl w:val="0"/>
+          <w:numId w:val="25"/>
+        </w:numPr>
+        <w:rPr>
+          <w:rFonts w:eastAsiaTheme="minorEastAsia"/>
+          <w:lang w:val="en-US"/>
+        </w:rPr>
+      </w:pPr>
+      <w:r>
+        <w:rPr>
+          <w:rFonts w:eastAsiaTheme="minorEastAsia"/>
+          <w:lang w:val="en-US"/>
+        </w:rPr>
+        <w:t>Union Find?</w:t>
+      </w:r>
+    </w:p>
+    <w:p>
+      <w:pPr>
+        <w:pStyle w:val="ListParagraph"/>
+        <w:numPr>
+          <w:ilvl w:val="0"/>
+          <w:numId w:val="6"/>
+        </w:numPr>
+        <w:rPr>
+          <w:rFonts w:eastAsiaTheme="minorEastAsia"/>
+          <w:lang w:val="en-US"/>
+        </w:rPr>
+      </w:pPr>
+      <w:r>
+        <w:rPr>
+          <w:rFonts w:eastAsiaTheme="minorEastAsia"/>
+          <w:lang w:val="en-US"/>
+        </w:rPr>
+        <w:t>Là 1 Graph gồm nhiều Undirected Graph rời rạc</w:t>
+      </w:r>
+    </w:p>
+    <w:p>
+      <w:pPr>
+        <w:pStyle w:val="ListParagraph"/>
+        <w:numPr>
+          <w:ilvl w:val="0"/>
+          <w:numId w:val="6"/>
+        </w:numPr>
+        <w:rPr>
+          <w:rFonts w:eastAsiaTheme="minorEastAsia"/>
+          <w:lang w:val="en-US"/>
+        </w:rPr>
+      </w:pPr>
+      <w:r>
+        <w:rPr>
+          <w:rFonts w:eastAsiaTheme="minorEastAsia"/>
+          <w:lang w:val="en-US"/>
+        </w:rPr>
+        <w:t>Để hợp 2 Undirected Graph lại, thì chỉ cần biến 1 Node bất kì trong Undirected Graph này thành con của 1 Node khác trong Undirected Graph kia</w:t>
+      </w:r>
+      <w:bookmarkStart w:id="0" w:name="_GoBack"/>
+      <w:bookmarkEnd w:id="0"/>
+    </w:p>
+    <w:p>
+      <w:pPr>
         <w:rPr>
           <w:rFonts w:eastAsiaTheme="minorEastAsia"/>
           <w:lang w:val="en-US"/>
@@ -23313,6 +23375,7 @@
           <w:rFonts w:eastAsiaTheme="minorEastAsia"/>
           <w:lang w:val="en-US"/>
         </w:rPr>
+        <w:lastRenderedPageBreak/>
         <w:t>Path Finding – Tìm Đường:</w:t>
       </w:r>
     </w:p>
@@ -23373,7 +23436,6 @@
           <w:rFonts w:eastAsiaTheme="minorEastAsia"/>
           <w:lang w:val="en-US"/>
         </w:rPr>
-        <w:lastRenderedPageBreak/>
         <w:t xml:space="preserve">Bước 1, đi tới từng Node, kí hiệu </w:t>
       </w:r>
       <w:r>
@@ -24013,6 +24075,7 @@
           <w:rFonts w:eastAsiaTheme="minorEastAsia"/>
           <w:lang w:val="en-US"/>
         </w:rPr>
+        <w:lastRenderedPageBreak/>
         <w:t>Thông thường giá trị Heuristic sẽ được tính = khoảng cách vật lí từ 1 Node đến Node đích</w:t>
       </w:r>
     </w:p>
@@ -24073,7 +24136,6 @@
           <w:rFonts w:eastAsiaTheme="minorEastAsia"/>
           <w:lang w:val="en-US"/>
         </w:rPr>
-        <w:lastRenderedPageBreak/>
         <w:t>Cơ bản là khắc phục nhược điểm của Dijkstra khi không hoạt động khi có trọng số âm, bù lại thời gian thực thi lâu hơn</w:t>
       </w:r>
     </w:p>
@@ -24605,6 +24667,7 @@
           <w:rFonts w:eastAsiaTheme="minorEastAsia"/>
           <w:lang w:val="en-US"/>
         </w:rPr>
+        <w:lastRenderedPageBreak/>
         <w:t xml:space="preserve">Bước 1, tạo 1 ma trận M kích thước V x V, V là số Node, mục đích của ta là hàng I cột J của M phải chứa độ dài đường đi ngắn nhất từ Node </w:t>
       </w:r>
       <w:r>
@@ -24700,7 +24763,6 @@
           <w:rFonts w:eastAsiaTheme="minorEastAsia"/>
           <w:lang w:val="en-US"/>
         </w:rPr>
-        <w:lastRenderedPageBreak/>
         <w:t>Bước 3, chọn Node thứ 2 làm trung gian, so sánh giá trị hiện tại trong từng ô ở hàng I cột J với tổng độ dài cạnh I2 + cạnh 2J, nếu tổng này bé hơn thì thay nó vào ô</w:t>
       </w:r>
     </w:p>
@@ -25253,6 +25315,7 @@
           <w:rFonts w:eastAsiaTheme="minorEastAsia"/>
           <w:lang w:val="en-US"/>
         </w:rPr>
+        <w:lastRenderedPageBreak/>
         <w:t>Do toàn bộ là DFS nên thời gian thực thi thuật toán này là O(V + E)</w:t>
       </w:r>
     </w:p>
@@ -25367,15 +25430,7 @@
           <w:rFonts w:eastAsiaTheme="minorEastAsia"/>
           <w:lang w:val="en-US"/>
         </w:rPr>
-        <w:t xml:space="preserve">Index tăng dần, nếu va chạm lại đường đi, nói cách khác tưởng tượng Game rắn săn mồi </w:t>
-      </w:r>
-      <w:r>
-        <w:rPr>
-          <w:rFonts w:eastAsiaTheme="minorEastAsia"/>
-          <w:lang w:val="en-US"/>
-        </w:rPr>
-        <w:lastRenderedPageBreak/>
-        <w:t>đầu con rắn cắn vào thân nó, thì cập nhật Value của đầu rắn = Index chỗ nó cắn nếu Index đó &lt; Value hiện tại, khi lan truyền ngược, cập nhật Value của các Node thành Value của Node nó chĩa vào, nếu Value của Node nó chĩa vào &lt; Value hiện tại của nó</w:t>
+        <w:t>Index tăng dần, nếu va chạm lại đường đi, nói cách khác tưởng tượng Game rắn săn mồi đầu con rắn cắn vào thân nó, thì cập nhật Value của đầu rắn = Index chỗ nó cắn nếu Index đó &lt; Value hiện tại, khi lan truyền ngược, cập nhật Value của các Node thành Value của Node nó chĩa vào, nếu Value của Node nó chĩa vào &lt; Value hiện tại của nó</w:t>
       </w:r>
       <w:r>
         <w:rPr>
@@ -26192,6 +26247,7 @@
           <w:rFonts w:eastAsiaTheme="minorEastAsia"/>
           <w:lang w:val="en-US"/>
         </w:rPr>
+        <w:lastRenderedPageBreak/>
         <w:t>Bước 4, …</w:t>
       </w:r>
     </w:p>
@@ -26517,7 +26573,6 @@
           <w:rFonts w:eastAsiaTheme="minorEastAsia"/>
           <w:lang w:val="en-US"/>
         </w:rPr>
-        <w:lastRenderedPageBreak/>
         <w:t>Là kiểu sắp xếp mà mỗi lần lặp, ta tìm Min của dãy còn lại rồi hoán vị nó với phần tử đầu tiên</w:t>
       </w:r>
     </w:p>
@@ -27516,7 +27571,15 @@
           <w:rFonts w:eastAsiaTheme="minorEastAsia"/>
           <w:lang w:val="en-US"/>
         </w:rPr>
-        <w:t>, xét dãy con từ phần tử đầu tiên đến kế cuối, đặt 1 con trỏ bên trái, dò từ bên trái sang cho đến khi gặp phần tử &gt; trụ cột, đặt 1 con trỏ bên phải, dò từ bên phải sang cho đến khi gặp phần tử &lt; trụ cột, hoán vị 2 phần tử này, rồi tiếp tục dò tiếp cho đến khi con trỏ bên trái đứng bên phải con trỏ bên phải thì dừng, rồi hoán vị con trỏ bên trái với trụ cột, khi này dễ thấy bên phải trụ cột toàn là phần tử lớn hơn nó, còn bên trái toàn phần tử nhỏ hơn nó, nói cách khác, trụ cột đã ở đúng vị trí, nghĩa là đây cũng là vị trí cuối cùng của nó</w:t>
+        <w:t xml:space="preserve">, xét dãy con từ phần tử đầu tiên đến kế cuối, đặt 1 con trỏ bên trái, dò từ bên trái sang cho đến khi gặp phần tử &gt; </w:t>
+      </w:r>
+      <w:r>
+        <w:rPr>
+          <w:rFonts w:eastAsiaTheme="minorEastAsia"/>
+          <w:lang w:val="en-US"/>
+        </w:rPr>
+        <w:lastRenderedPageBreak/>
+        <w:t>trụ cột, đặt 1 con trỏ bên phải, dò từ bên phải sang cho đến khi gặp phần tử &lt; trụ cột, hoán vị 2 phần tử này, rồi tiếp tục dò tiếp cho đến khi con trỏ bên trái đứng bên phải con trỏ bên phải thì dừng, rồi hoán vị con trỏ bên trái với trụ cột, khi này dễ thấy bên phải trụ cột toàn là phần tử lớn hơn nó, còn bên trái toàn phần tử nhỏ hơn nó, nói cách khác, trụ cột đã ở đúng vị trí, nghĩa là đây cũng là vị trí cuối cùng của nó</w:t>
       </w:r>
     </w:p>
     <w:p>
@@ -27591,7 +27654,6 @@
                 <w:rFonts w:eastAsiaTheme="minorEastAsia"/>
                 <w:lang w:val="en-US"/>
               </w:rPr>
-              <w:lastRenderedPageBreak/>
               <w:t>Lần hoán vị</w:t>
             </w:r>
           </w:p>
@@ -28607,6 +28669,7 @@
           <w:rFonts w:eastAsiaTheme="minorEastAsia"/>
           <w:lang w:val="en-US"/>
         </w:rPr>
+        <w:lastRenderedPageBreak/>
         <w:t>Bước 3, xóa Node gốc của Heap mới được Heap mới hơn, đưa Node vừa xóa vào cuối Heap mới hơn và kệ mẹ nó</w:t>
       </w:r>
     </w:p>
@@ -28994,7 +29057,6 @@
                 <w:rFonts w:eastAsiaTheme="minorEastAsia"/>
                 <w:lang w:val="en-US"/>
               </w:rPr>
-              <w:lastRenderedPageBreak/>
               <w:t>Lần xóa 4</w:t>
             </w:r>
           </w:p>
@@ -29341,8 +29403,6 @@
         </w:rPr>
         <w:t xml:space="preserve"> thêm</w:t>
       </w:r>
-      <w:bookmarkStart w:id="0" w:name="_GoBack"/>
-      <w:bookmarkEnd w:id="0"/>
       <w:r>
         <w:rPr>
           <w:rFonts w:eastAsiaTheme="minorEastAsia"/>
@@ -29560,6 +29620,7 @@
         <w:rPr>
           <w:lang w:val="en-US"/>
         </w:rPr>
+        <w:lastRenderedPageBreak/>
         <w:tab/>
         <w:t>Proof:</w:t>
       </w:r>
@@ -29663,7 +29724,6 @@
         <w:rPr>
           <w:lang w:val="en-US"/>
         </w:rPr>
-        <w:lastRenderedPageBreak/>
         <w:t>mẫu thuẫn</w:t>
       </w:r>
     </w:p>
@@ -30147,6 +30207,7 @@
         <w:rPr>
           <w:lang w:val="en-US"/>
         </w:rPr>
+        <w:lastRenderedPageBreak/>
         <w:t xml:space="preserve">       backprop cho mu và sigma vì random sample không backprop </w:t>
       </w:r>
     </w:p>
@@ -30332,7 +30393,6 @@
         <w:rPr>
           <w:lang w:val="en-US"/>
         </w:rPr>
-        <w:lastRenderedPageBreak/>
         <w:t xml:space="preserve">DDPG hành động theo Policy hiện tại nhưng học theo những Policy trước đó </w:t>
       </w:r>
     </w:p>
@@ -31239,6 +31299,7 @@
           <w:rFonts w:eastAsiaTheme="minorEastAsia"/>
           <w:lang w:val="en-US"/>
         </w:rPr>
+        <w:lastRenderedPageBreak/>
         <w:tab/>
       </w:r>
       <w:r>
@@ -31697,7 +31758,6 @@
         <w:rPr>
           <w:lang w:val="en-US"/>
         </w:rPr>
-        <w:lastRenderedPageBreak/>
         <w:t>Covariance: Hiệp phương sai</w:t>
       </w:r>
     </w:p>
@@ -33303,6 +33363,7 @@
           <w:rFonts w:eastAsiaTheme="minorEastAsia" w:cstheme="minorHAnsi"/>
           <w:lang w:val="en-US"/>
         </w:rPr>
+        <w:lastRenderedPageBreak/>
         <w:t>Đặt</w:t>
       </w:r>
       <w:r>
@@ -34347,7 +34408,6 @@
         <w:rPr>
           <w:lang w:val="en-US"/>
         </w:rPr>
-        <w:lastRenderedPageBreak/>
         <w:t>Expected Value: Giá trị trung bình nhận được khi thực hiện hành động nào đó</w:t>
       </w:r>
     </w:p>
@@ -34927,6 +34987,7 @@
         <w:rPr>
           <w:lang w:val="en-US"/>
         </w:rPr>
+        <w:lastRenderedPageBreak/>
         <w:t>Markov Property – Markovian:</w:t>
       </w:r>
     </w:p>
@@ -35002,7 +35063,6 @@
         <w:rPr>
           <w:lang w:val="en-US"/>
         </w:rPr>
-        <w:lastRenderedPageBreak/>
         <w:tab/>
       </w:r>
       <w:r>
@@ -38072,6 +38132,7 @@
         <w:rPr>
           <w:lang w:val="en-US"/>
         </w:rPr>
+        <w:lastRenderedPageBreak/>
         <w:tab/>
       </w:r>
       <w:r>
@@ -38158,7 +38219,6 @@
         <w:rPr>
           <w:lang w:val="en-US"/>
         </w:rPr>
-        <w:lastRenderedPageBreak/>
         <w:tab/>
       </w:r>
       <w:r>
@@ -38903,6 +38963,7 @@
         <w:rPr>
           <w:lang w:val="en-US"/>
         </w:rPr>
+        <w:lastRenderedPageBreak/>
         <w:tab/>
         <w:t>Formula: sigma(t)y</w:t>
       </w:r>
@@ -39010,7 +39071,6 @@
         <w:rPr>
           <w:lang w:val="en-US"/>
         </w:rPr>
-        <w:lastRenderedPageBreak/>
         <w:tab/>
         <w:t xml:space="preserve">         actor_loss = -log(actor_old_state[action]) * td_error</w:t>
       </w:r>
@@ -39491,6 +39551,7 @@
           <w:rFonts w:eastAsiaTheme="minorEastAsia"/>
           <w:lang w:val="en-US"/>
         </w:rPr>
+        <w:lastRenderedPageBreak/>
         <w:t>Matrix</w:t>
       </w:r>
       <w:r>
@@ -40136,7 +40197,6 @@
           <w:rFonts w:eastAsiaTheme="minorEastAsia"/>
           <w:lang w:val="en-US"/>
         </w:rPr>
-        <w:lastRenderedPageBreak/>
         <w:tab/>
         <w:t>Casio:</w:t>
       </w:r>
@@ -41264,6 +41324,7 @@
           <w:rFonts w:eastAsiaTheme="minorEastAsia"/>
           <w:lang w:val="en-US"/>
         </w:rPr>
+        <w:lastRenderedPageBreak/>
         <w:tab/>
       </w:r>
       <w:r>
@@ -41332,7 +41393,6 @@
         <w:rPr>
           <w:lang w:val="en-US"/>
         </w:rPr>
-        <w:lastRenderedPageBreak/>
         <w:tab/>
         <w:t>Cũ:</w:t>
       </w:r>
@@ -42893,6 +42953,7 @@
         <w:rPr>
           <w:lang w:val="en-US"/>
         </w:rPr>
+        <w:lastRenderedPageBreak/>
         <w:t xml:space="preserve">        d</w:t>
       </w:r>
       <w:r>
@@ -44048,7 +44109,6 @@
           <w:bCs/>
           <w:lang w:val="en"/>
         </w:rPr>
-        <w:lastRenderedPageBreak/>
         <w:t>Ex: Tìm max f(x) = x</w:t>
       </w:r>
       <w:r>
@@ -45851,7 +45911,6 @@
           <w:bCs/>
           <w:lang w:val="en"/>
         </w:rPr>
-        <w:lastRenderedPageBreak/>
         <w:t xml:space="preserve">          Dùng linear search để kiểm tra lần nữa, giảm dần step cho đế</w:t>
       </w:r>
       <w:r>
@@ -46152,6 +46211,7 @@
         <w:rPr>
           <w:lang w:val="en-US"/>
         </w:rPr>
+        <w:lastRenderedPageBreak/>
         <w:t xml:space="preserve">        Element dựa vào node đại diện</w:t>
       </w:r>
     </w:p>
@@ -46345,109 +46405,394 @@
         <w:rPr>
           <w:lang w:val="en-US"/>
         </w:rPr>
+        <w:tab/>
+        <w:t>Formula: x_new = x_old + theta * (mean – x_old) * dt + normal(0, std) * dt ** 0.5</w:t>
+      </w:r>
+    </w:p>
+    <w:p>
+      <w:pPr>
+        <w:rPr>
+          <w:lang w:val="en-US"/>
+        </w:rPr>
+      </w:pPr>
+      <w:r>
+        <w:rPr>
+          <w:lang w:val="en-US"/>
+        </w:rPr>
+        <w:tab/>
+      </w:r>
+      <w:r>
+        <w:rPr>
+          <w:lang w:val="en-US"/>
+        </w:rPr>
+        <w:tab/>
+        <w:t xml:space="preserve">   x_new = x_old</w:t>
+      </w:r>
+    </w:p>
+    <w:p>
+      <w:pPr>
+        <w:rPr>
+          <w:lang w:val="en-US"/>
+        </w:rPr>
+      </w:pPr>
+      <w:r>
+        <w:rPr>
+          <w:lang w:val="en-US"/>
+        </w:rPr>
+        <w:tab/>
+      </w:r>
+      <w:r>
+        <w:rPr>
+          <w:lang w:val="en-US"/>
+        </w:rPr>
+        <w:tab/>
+        <w:t xml:space="preserve">   theta giữ cho x around mean, dt càng nhỏ càng tương đồng x_old</w:t>
+      </w:r>
+    </w:p>
+    <w:p>
+      <w:pPr>
+        <w:rPr>
+          <w:lang w:val="en-US"/>
+        </w:rPr>
+      </w:pPr>
+      <w:r>
+        <w:rPr>
+          <w:lang w:val="en-US"/>
+        </w:rPr>
+        <w:t>Xavier Initialization: Khởi tạo weight sao cho variance = 1, tránh vanishing gradient</w:t>
+      </w:r>
+    </w:p>
+    <w:p>
+      <w:pPr>
+        <w:rPr>
+          <w:lang w:val="en-US"/>
+        </w:rPr>
+      </w:pPr>
+      <w:r>
+        <w:rPr>
+          <w:lang w:val="en-US"/>
+        </w:rPr>
+        <w:tab/>
+        <w:t xml:space="preserve">Algo: Số neuron layer 1 * variance = 1 =&gt; variance của weight = 1/n =&gt; std scale </w:t>
+      </w:r>
+    </w:p>
+    <w:p>
+      <w:pPr>
+        <w:ind w:firstLine="720"/>
+        <w:rPr>
+          <w:lang w:val="en-US"/>
+        </w:rPr>
+      </w:pPr>
+      <w:r>
+        <w:rPr>
+          <w:lang w:val="en-US"/>
+        </w:rPr>
+        <w:t xml:space="preserve">         1/n**0.5</w:t>
+      </w:r>
+    </w:p>
+    <w:p>
+      <w:pPr>
+        <w:rPr>
+          <w:lang w:val="en-US"/>
+        </w:rPr>
+      </w:pPr>
+      <w:r>
+        <w:rPr>
+          <w:lang w:val="en-US"/>
+        </w:rPr>
+        <w:t>Random Walk: Một loạt các hành động ngẫu nhiên</w:t>
+      </w:r>
+      <w:r>
+        <w:rPr>
+          <w:lang w:val="en-US"/>
+        </w:rPr>
+        <w:t xml:space="preserve">, 2d chắc chắn về vị trí xuất phát, 3d </w:t>
+      </w:r>
+    </w:p>
+    <w:p>
+      <w:pPr>
+        <w:ind w:left="720" w:firstLine="720"/>
+        <w:rPr>
+          <w:lang w:val="en-US"/>
+        </w:rPr>
+      </w:pPr>
+      <w:r>
+        <w:rPr>
+          <w:lang w:val="en-US"/>
+        </w:rPr>
+        <w:t xml:space="preserve"> chưa chắc về vị trí xuất phát</w:t>
+      </w:r>
+    </w:p>
+    <w:p>
+      <w:pPr>
+        <w:rPr>
+          <w:lang w:val="en-US"/>
+        </w:rPr>
+      </w:pPr>
+      <w:r>
+        <w:rPr>
+          <w:lang w:val="en-US"/>
+        </w:rPr>
+        <w:tab/>
+        <w:t xml:space="preserve">Ex: Trên trục số bắt đầu tại 0, 50% sang phải 1 đơn vị, 50% sang trái 1 đơn vị, sau 2 </w:t>
+      </w:r>
+    </w:p>
+    <w:p>
+      <w:pPr>
+        <w:ind w:firstLine="720"/>
+        <w:rPr>
+          <w:lang w:val="en-US"/>
+        </w:rPr>
+      </w:pPr>
+      <w:r>
+        <w:rPr>
+          <w:lang w:val="en-US"/>
+        </w:rPr>
+        <w:t xml:space="preserve">      bước, tỉ lệ về 0 là 50%, sang 2 là 25%, sang -2 là 25%, …</w:t>
+      </w:r>
+    </w:p>
+    <w:p>
+      <w:pPr>
+        <w:rPr>
+          <w:lang w:val="en-US"/>
+        </w:rPr>
+      </w:pPr>
+      <w:r>
+        <w:rPr>
+          <w:lang w:val="en-US"/>
+        </w:rPr>
+        <w:t>Brownian Motion: Chuyển động ngẫu nhiên của bụi trong fluid, là random walk với step nhỏ</w:t>
+      </w:r>
+    </w:p>
+    <w:p>
+      <w:pPr>
+        <w:rPr>
+          <w:lang w:val="en-US"/>
+        </w:rPr>
+      </w:pPr>
+      <w:r>
+        <w:rPr>
+          <w:lang w:val="en-US"/>
+        </w:rPr>
+        <w:t>Fixed Q-Network: Dùng target network trễ để tính giá trị max action</w:t>
+      </w:r>
+    </w:p>
+    <w:p>
+      <w:pPr>
+        <w:rPr>
+          <w:lang w:val="en-US"/>
+        </w:rPr>
+      </w:pPr>
+      <w:r>
+        <w:rPr>
+          <w:lang w:val="en-US"/>
+        </w:rPr>
+        <w:t>Double DQN: Chọn max action = network original, dùng target network tính value</w:t>
+      </w:r>
+    </w:p>
+    <w:p>
+      <w:pPr>
+        <w:rPr>
+          <w:lang w:val="en-US"/>
+        </w:rPr>
+      </w:pPr>
+      <w:r>
+        <w:rPr>
+          <w:lang w:val="en-US"/>
+        </w:rPr>
+        <w:t>Dueling DQN: Tách q value thành state value và advantage, sau combine V + A –</w:t>
+      </w:r>
+      <w:r>
+        <w:rPr>
+          <w:lang w:val="en-US"/>
+        </w:rPr>
+        <w:t xml:space="preserve"> mean A</w:t>
+      </w:r>
+    </w:p>
+    <w:p>
+      <w:pPr>
+        <w:rPr>
+          <w:lang w:val="en-US"/>
+        </w:rPr>
+      </w:pPr>
+      <w:r>
+        <w:rPr>
+          <w:lang w:val="en-US"/>
+        </w:rPr>
+        <w:t>DDPG(Deep Deterministic Policy Gradient): Actor Critic với Continous Action Space</w:t>
+      </w:r>
+      <w:r>
+        <w:rPr>
+          <w:lang w:val="en-US"/>
+        </w:rPr>
+        <w:t xml:space="preserve">, </w:t>
+      </w:r>
+      <w:r>
+        <w:rPr>
+          <w:lang w:val="en-US"/>
+        </w:rPr>
+        <w:t xml:space="preserve">lấy </w:t>
+      </w:r>
+    </w:p>
+    <w:p>
+      <w:pPr>
+        <w:ind w:left="3600" w:firstLine="720"/>
+        <w:rPr>
+          <w:lang w:val="en-US"/>
+        </w:rPr>
+      </w:pPr>
+      <w:r>
+        <w:rPr>
+          <w:lang w:val="en-US"/>
+        </w:rPr>
+        <w:t>gradient của action</w:t>
+      </w:r>
+    </w:p>
+    <w:p>
+      <w:pPr>
+        <w:rPr>
+          <w:lang w:val="en-US"/>
+        </w:rPr>
+      </w:pPr>
+      <w:r>
+        <w:rPr>
+          <w:lang w:val="en-US"/>
+        </w:rPr>
         <w:lastRenderedPageBreak/>
         <w:tab/>
-        <w:t>Formula: x_new = x_old + theta * (mean – x_old) * dt + normal(0, std) * dt ** 0.5</w:t>
-      </w:r>
-    </w:p>
-    <w:p>
-      <w:pPr>
-        <w:rPr>
-          <w:lang w:val="en-US"/>
-        </w:rPr>
-      </w:pPr>
-      <w:r>
-        <w:rPr>
-          <w:lang w:val="en-US"/>
-        </w:rPr>
-        <w:tab/>
-      </w:r>
-      <w:r>
-        <w:rPr>
-          <w:lang w:val="en-US"/>
-        </w:rPr>
-        <w:tab/>
-        <w:t xml:space="preserve">   x_new = x_old</w:t>
-      </w:r>
-    </w:p>
-    <w:p>
-      <w:pPr>
-        <w:rPr>
-          <w:lang w:val="en-US"/>
-        </w:rPr>
-      </w:pPr>
-      <w:r>
-        <w:rPr>
-          <w:lang w:val="en-US"/>
-        </w:rPr>
-        <w:tab/>
-      </w:r>
-      <w:r>
-        <w:rPr>
-          <w:lang w:val="en-US"/>
-        </w:rPr>
-        <w:tab/>
-        <w:t xml:space="preserve">   theta giữ cho x around mean, dt càng nhỏ càng tương đồng x_old</w:t>
-      </w:r>
-    </w:p>
-    <w:p>
-      <w:pPr>
-        <w:rPr>
-          <w:lang w:val="en-US"/>
-        </w:rPr>
-      </w:pPr>
-      <w:r>
-        <w:rPr>
-          <w:lang w:val="en-US"/>
-        </w:rPr>
-        <w:t>Xavier Initialization: Khởi tạo weight sao cho variance = 1, tránh vanishing gradient</w:t>
-      </w:r>
-    </w:p>
-    <w:p>
-      <w:pPr>
-        <w:rPr>
-          <w:lang w:val="en-US"/>
-        </w:rPr>
-      </w:pPr>
-      <w:r>
-        <w:rPr>
-          <w:lang w:val="en-US"/>
-        </w:rPr>
-        <w:tab/>
-        <w:t xml:space="preserve">Algo: Số neuron layer 1 * variance = 1 =&gt; variance của weight = 1/n =&gt; std scale </w:t>
-      </w:r>
-    </w:p>
-    <w:p>
-      <w:pPr>
-        <w:ind w:firstLine="720"/>
-        <w:rPr>
-          <w:lang w:val="en-US"/>
-        </w:rPr>
-      </w:pPr>
-      <w:r>
-        <w:rPr>
-          <w:lang w:val="en-US"/>
-        </w:rPr>
-        <w:t xml:space="preserve">         1/n**0.5</w:t>
-      </w:r>
-    </w:p>
-    <w:p>
-      <w:pPr>
-        <w:rPr>
-          <w:lang w:val="en-US"/>
-        </w:rPr>
-      </w:pPr>
-      <w:r>
-        <w:rPr>
-          <w:lang w:val="en-US"/>
-        </w:rPr>
-        <w:t>Random Walk: Một loạt các hành động ngẫu nhiên</w:t>
-      </w:r>
-      <w:r>
-        <w:rPr>
-          <w:lang w:val="en-US"/>
-        </w:rPr>
-        <w:t xml:space="preserve">, 2d chắc chắn về vị trí xuất phát, 3d </w:t>
+        <w:t>Algo:</w:t>
+      </w:r>
+      <w:r>
+        <w:rPr>
+          <w:lang w:val="en-US"/>
+        </w:rPr>
+        <w:t xml:space="preserve"> Cho 2 network, 1 Actor lấy state ra action ví dụ [1.23, 4.5]</w:t>
+      </w:r>
+      <w:r>
+        <w:rPr>
+          <w:lang w:val="en-US"/>
+        </w:rPr>
+        <w:t xml:space="preserve">, action mang giá trị </w:t>
+      </w:r>
+    </w:p>
+    <w:p>
+      <w:pPr>
+        <w:ind w:left="720"/>
+        <w:rPr>
+          <w:lang w:val="en-US"/>
+        </w:rPr>
+      </w:pPr>
+      <w:r>
+        <w:rPr>
+          <w:lang w:val="en-US"/>
+        </w:rPr>
+        <w:t xml:space="preserve">         thực</w:t>
+      </w:r>
+      <w:r>
+        <w:rPr>
+          <w:lang w:val="en-US"/>
+        </w:rPr>
+        <w:t xml:space="preserve">, 1 Critic lấy state ra state value, state value concat với action ouput ra giá </w:t>
+      </w:r>
+    </w:p>
+    <w:p>
+      <w:pPr>
+        <w:ind w:left="720"/>
+        <w:rPr>
+          <w:lang w:val="en-US"/>
+        </w:rPr>
+      </w:pPr>
+      <w:r>
+        <w:rPr>
+          <w:lang w:val="en-US"/>
+        </w:rPr>
+        <w:t xml:space="preserve">         trị của state và action đó</w:t>
+      </w:r>
+    </w:p>
+    <w:p>
+      <w:pPr>
+        <w:ind w:left="720"/>
+        <w:rPr>
+          <w:lang w:val="en-US"/>
+        </w:rPr>
+      </w:pPr>
+      <w:r>
+        <w:rPr>
+          <w:lang w:val="en-US"/>
+        </w:rPr>
+        <w:t xml:space="preserve">         Critic Loss = mse(reward + gamma * (1 - done) * target_net.critic(next state, </w:t>
+      </w:r>
+    </w:p>
+    <w:p>
+      <w:pPr>
+        <w:ind w:left="720"/>
+        <w:rPr>
+          <w:lang w:val="en-US"/>
+        </w:rPr>
+      </w:pPr>
+      <w:r>
+        <w:rPr>
+          <w:lang w:val="en-US"/>
+        </w:rPr>
+        <w:t xml:space="preserve">         target_net.actor(next_state), net.critic(state))</w:t>
+      </w:r>
+    </w:p>
+    <w:p>
+      <w:pPr>
+        <w:ind w:left="720"/>
+        <w:rPr>
+          <w:lang w:val="en-US"/>
+        </w:rPr>
+      </w:pPr>
+      <w:r>
+        <w:rPr>
+          <w:lang w:val="en-US"/>
+        </w:rPr>
+        <w:t xml:space="preserve">         Actor Loss = -model.critic(</w:t>
+      </w:r>
+      <w:r>
+        <w:rPr>
+          <w:lang w:val="en-US"/>
+        </w:rPr>
+        <w:t>state</w:t>
+      </w:r>
+      <w:r>
+        <w:rPr>
+          <w:lang w:val="en-US"/>
+        </w:rPr>
+        <w:t xml:space="preserve">, </w:t>
+      </w:r>
+      <w:r>
+        <w:rPr>
+          <w:lang w:val="en-US"/>
+        </w:rPr>
+        <w:t>model.actor(state)</w:t>
+      </w:r>
+      <w:r>
+        <w:rPr>
+          <w:lang w:val="en-US"/>
+        </w:rPr>
+        <w:t>)</w:t>
+      </w:r>
+      <w:r>
+        <w:rPr>
+          <w:lang w:val="en-US"/>
+        </w:rPr>
+        <w:t xml:space="preserve"> =&gt; maximize giá trị q value</w:t>
+      </w:r>
+    </w:p>
+    <w:p>
+      <w:pPr>
+        <w:ind w:left="720"/>
+        <w:rPr>
+          <w:lang w:val="en-US"/>
+        </w:rPr>
+      </w:pPr>
+      <w:r>
+        <w:rPr>
+          <w:lang w:val="en-US"/>
+        </w:rPr>
+        <w:t xml:space="preserve">Model: Dùng experience replay, mới đầu explore bằng random action từ uniform </w:t>
       </w:r>
     </w:p>
     <w:p>
@@ -46461,278 +46806,25 @@
         <w:rPr>
           <w:lang w:val="en-US"/>
         </w:rPr>
-        <w:t xml:space="preserve"> chưa chắc về vị trí xuất phát</w:t>
-      </w:r>
-    </w:p>
-    <w:p>
-      <w:pPr>
-        <w:rPr>
-          <w:lang w:val="en-US"/>
-        </w:rPr>
-      </w:pPr>
-      <w:r>
-        <w:rPr>
-          <w:lang w:val="en-US"/>
-        </w:rPr>
-        <w:tab/>
-        <w:t xml:space="preserve">Ex: Trên trục số bắt đầu tại 0, 50% sang phải 1 đơn vị, 50% sang trái 1 đơn vị, sau 2 </w:t>
-      </w:r>
-    </w:p>
-    <w:p>
-      <w:pPr>
-        <w:ind w:firstLine="720"/>
-        <w:rPr>
-          <w:lang w:val="en-US"/>
-        </w:rPr>
-      </w:pPr>
-      <w:r>
-        <w:rPr>
-          <w:lang w:val="en-US"/>
-        </w:rPr>
-        <w:t xml:space="preserve">      bước, tỉ lệ về 0 là 50%, sang 2 là 25%, sang -2 là 25%, …</w:t>
-      </w:r>
-    </w:p>
-    <w:p>
-      <w:pPr>
-        <w:rPr>
-          <w:lang w:val="en-US"/>
-        </w:rPr>
-      </w:pPr>
-      <w:r>
-        <w:rPr>
-          <w:lang w:val="en-US"/>
-        </w:rPr>
-        <w:t>Brownian Motion: Chuyển động ngẫu nhiên của bụi trong fluid, là random walk với step nhỏ</w:t>
-      </w:r>
-    </w:p>
-    <w:p>
-      <w:pPr>
-        <w:rPr>
-          <w:lang w:val="en-US"/>
-        </w:rPr>
-      </w:pPr>
-      <w:r>
-        <w:rPr>
-          <w:lang w:val="en-US"/>
-        </w:rPr>
-        <w:t>Fixed Q-Network: Dùng target network trễ để tính giá trị max action</w:t>
-      </w:r>
-    </w:p>
-    <w:p>
-      <w:pPr>
-        <w:rPr>
-          <w:lang w:val="en-US"/>
-        </w:rPr>
-      </w:pPr>
-      <w:r>
-        <w:rPr>
-          <w:lang w:val="en-US"/>
-        </w:rPr>
-        <w:t>Double DQN: Chọn max action = network original, dùng target network tính value</w:t>
-      </w:r>
-    </w:p>
-    <w:p>
-      <w:pPr>
-        <w:rPr>
-          <w:lang w:val="en-US"/>
-        </w:rPr>
-      </w:pPr>
-      <w:r>
-        <w:rPr>
-          <w:lang w:val="en-US"/>
-        </w:rPr>
-        <w:t>Dueling DQN: Tách q value thành state value và advantage, sau combine V + A –</w:t>
-      </w:r>
-      <w:r>
-        <w:rPr>
-          <w:lang w:val="en-US"/>
-        </w:rPr>
-        <w:t xml:space="preserve"> mean A</w:t>
-      </w:r>
-    </w:p>
-    <w:p>
-      <w:pPr>
-        <w:rPr>
-          <w:lang w:val="en-US"/>
-        </w:rPr>
-      </w:pPr>
-      <w:r>
-        <w:rPr>
-          <w:lang w:val="en-US"/>
-        </w:rPr>
-        <w:t>DDPG(Deep Deterministic Policy Gradient): Actor Critic với Continous Action Space</w:t>
-      </w:r>
-      <w:r>
-        <w:rPr>
-          <w:lang w:val="en-US"/>
-        </w:rPr>
-        <w:t xml:space="preserve">, </w:t>
-      </w:r>
-      <w:r>
-        <w:rPr>
-          <w:lang w:val="en-US"/>
-        </w:rPr>
-        <w:t xml:space="preserve">lấy </w:t>
-      </w:r>
-    </w:p>
-    <w:p>
-      <w:pPr>
-        <w:ind w:left="3600" w:firstLine="720"/>
-        <w:rPr>
-          <w:lang w:val="en-US"/>
-        </w:rPr>
-      </w:pPr>
-      <w:r>
-        <w:rPr>
-          <w:lang w:val="en-US"/>
-        </w:rPr>
-        <w:t>gradient của action</w:t>
-      </w:r>
-    </w:p>
-    <w:p>
-      <w:pPr>
-        <w:rPr>
-          <w:lang w:val="en-US"/>
-        </w:rPr>
-      </w:pPr>
-      <w:r>
-        <w:rPr>
-          <w:lang w:val="en-US"/>
-        </w:rPr>
-        <w:tab/>
-        <w:t>Algo:</w:t>
-      </w:r>
-      <w:r>
-        <w:rPr>
-          <w:lang w:val="en-US"/>
-        </w:rPr>
-        <w:t xml:space="preserve"> Cho 2 network, 1 Actor lấy state ra action ví dụ [1.23, 4.5]</w:t>
-      </w:r>
-      <w:r>
-        <w:rPr>
-          <w:lang w:val="en-US"/>
-        </w:rPr>
-        <w:t xml:space="preserve">, action mang giá trị </w:t>
-      </w:r>
-    </w:p>
-    <w:p>
-      <w:pPr>
-        <w:ind w:left="720"/>
-        <w:rPr>
-          <w:lang w:val="en-US"/>
-        </w:rPr>
-      </w:pPr>
-      <w:r>
-        <w:rPr>
-          <w:lang w:val="en-US"/>
-        </w:rPr>
-        <w:t xml:space="preserve">         thực</w:t>
-      </w:r>
-      <w:r>
-        <w:rPr>
-          <w:lang w:val="en-US"/>
-        </w:rPr>
-        <w:t xml:space="preserve">, 1 Critic lấy state ra state value, state value concat với action ouput ra giá </w:t>
-      </w:r>
-    </w:p>
-    <w:p>
-      <w:pPr>
-        <w:ind w:left="720"/>
-        <w:rPr>
-          <w:lang w:val="en-US"/>
-        </w:rPr>
-      </w:pPr>
-      <w:r>
-        <w:rPr>
-          <w:lang w:val="en-US"/>
-        </w:rPr>
-        <w:t xml:space="preserve">         trị của state và action đó</w:t>
-      </w:r>
-    </w:p>
-    <w:p>
-      <w:pPr>
-        <w:ind w:left="720"/>
-        <w:rPr>
-          <w:lang w:val="en-US"/>
-        </w:rPr>
-      </w:pPr>
-      <w:r>
-        <w:rPr>
-          <w:lang w:val="en-US"/>
-        </w:rPr>
-        <w:t xml:space="preserve">         Critic Loss = mse(reward + gamma * (1 - done) * target_net.critic(next state, </w:t>
-      </w:r>
-    </w:p>
-    <w:p>
-      <w:pPr>
-        <w:ind w:left="720"/>
-        <w:rPr>
-          <w:lang w:val="en-US"/>
-        </w:rPr>
-      </w:pPr>
-      <w:r>
-        <w:rPr>
-          <w:lang w:val="en-US"/>
-        </w:rPr>
-        <w:t xml:space="preserve">         target_net.actor(next_state), net.critic(state))</w:t>
-      </w:r>
-    </w:p>
-    <w:p>
-      <w:pPr>
-        <w:ind w:left="720"/>
-        <w:rPr>
-          <w:lang w:val="en-US"/>
-        </w:rPr>
-      </w:pPr>
-      <w:r>
-        <w:rPr>
-          <w:lang w:val="en-US"/>
-        </w:rPr>
-        <w:t xml:space="preserve">         Actor Loss = -model.critic(</w:t>
-      </w:r>
-      <w:r>
-        <w:rPr>
-          <w:lang w:val="en-US"/>
-        </w:rPr>
-        <w:t>state</w:t>
-      </w:r>
-      <w:r>
-        <w:rPr>
-          <w:lang w:val="en-US"/>
-        </w:rPr>
-        <w:t xml:space="preserve">, </w:t>
-      </w:r>
-      <w:r>
-        <w:rPr>
-          <w:lang w:val="en-US"/>
-        </w:rPr>
-        <w:t>model.actor(state)</w:t>
-      </w:r>
-      <w:r>
-        <w:rPr>
-          <w:lang w:val="en-US"/>
-        </w:rPr>
-        <w:t>)</w:t>
-      </w:r>
-      <w:r>
-        <w:rPr>
-          <w:lang w:val="en-US"/>
-        </w:rPr>
-        <w:t xml:space="preserve"> =&gt; maximize giá trị q value</w:t>
-      </w:r>
-    </w:p>
-    <w:p>
-      <w:pPr>
-        <w:ind w:left="720"/>
-        <w:rPr>
-          <w:lang w:val="en-US"/>
-        </w:rPr>
-      </w:pPr>
-      <w:r>
-        <w:rPr>
-          <w:lang w:val="en-US"/>
-        </w:rPr>
-        <w:t xml:space="preserve">Model: Dùng experience replay, mới đầu explore bằng random action từ uniform </w:t>
+        <w:t xml:space="preserve">distribution, sau đó random = </w:t>
+      </w:r>
+      <w:r>
+        <w:rPr>
+          <w:lang w:val="en-US"/>
+        </w:rPr>
+        <w:t>ou_</w:t>
+      </w:r>
+      <w:r>
+        <w:rPr>
+          <w:lang w:val="en-US"/>
+        </w:rPr>
+        <w:t>noise giảm dần,</w:t>
+      </w:r>
+      <w:r>
+        <w:rPr>
+          <w:lang w:val="en-US"/>
+        </w:rPr>
+        <w:t xml:space="preserve"> dùng target network để tính </w:t>
       </w:r>
     </w:p>
     <w:p>
@@ -46746,25 +46838,7 @@
         <w:rPr>
           <w:lang w:val="en-US"/>
         </w:rPr>
-        <w:t xml:space="preserve">distribution, sau đó random = </w:t>
-      </w:r>
-      <w:r>
-        <w:rPr>
-          <w:lang w:val="en-US"/>
-        </w:rPr>
-        <w:t>ou_</w:t>
-      </w:r>
-      <w:r>
-        <w:rPr>
-          <w:lang w:val="en-US"/>
-        </w:rPr>
-        <w:t>noise giảm dần,</w:t>
-      </w:r>
-      <w:r>
-        <w:rPr>
-          <w:lang w:val="en-US"/>
-        </w:rPr>
-        <w:t xml:space="preserve"> dùng target network để tính </w:t>
+        <w:t xml:space="preserve">td error, ban đầu 2 network giống nhau, sau mỗi lần học, update target </w:t>
       </w:r>
     </w:p>
     <w:p>
@@ -46778,7 +46852,13 @@
         <w:rPr>
           <w:lang w:val="en-US"/>
         </w:rPr>
-        <w:t xml:space="preserve">td error, ban đầu 2 network giống nhau, sau mỗi lần học, update target </w:t>
+        <w:t xml:space="preserve">network bằng original network với một số lượng nhỏ, </w:t>
+      </w:r>
+      <w:r>
+        <w:rPr>
+          <w:lang w:val="en-US"/>
+        </w:rPr>
+        <w:t xml:space="preserve">init weight = 1 / </w:t>
       </w:r>
     </w:p>
     <w:p>
@@ -46792,26 +46872,6 @@
         <w:rPr>
           <w:lang w:val="en-US"/>
         </w:rPr>
-        <w:t xml:space="preserve">network bằng original network với một số lượng nhỏ, </w:t>
-      </w:r>
-      <w:r>
-        <w:rPr>
-          <w:lang w:val="en-US"/>
-        </w:rPr>
-        <w:t xml:space="preserve">init weight = 1 / </w:t>
-      </w:r>
-    </w:p>
-    <w:p>
-      <w:pPr>
-        <w:ind w:left="720" w:firstLine="720"/>
-        <w:rPr>
-          <w:lang w:val="en-US"/>
-        </w:rPr>
-      </w:pPr>
-      <w:r>
-        <w:rPr>
-          <w:lang w:val="en-US"/>
-        </w:rPr>
         <w:t>sqrt(fan_out), = 0.003 cho layer cuối</w:t>
       </w:r>
     </w:p>
@@ -46838,7 +46898,6 @@
         <w:rPr>
           <w:lang w:val="en-US"/>
         </w:rPr>
-        <w:lastRenderedPageBreak/>
         <w:tab/>
         <w:t>Algo: Dùng DDPG, nhưng critic sử dụng 2 network train biệt lập</w:t>
       </w:r>
@@ -47069,6 +47128,7 @@
         <w:rPr>
           <w:lang w:val="en-US"/>
         </w:rPr>
+        <w:lastRenderedPageBreak/>
         <w:t xml:space="preserve">         Critic loss = td error reward + gamma * target value net(next state) * (1 - done)</w:t>
       </w:r>
       <w:r>
@@ -47277,7 +47337,6 @@
         <w:rPr>
           <w:lang w:val="en-US"/>
         </w:rPr>
-        <w:lastRenderedPageBreak/>
         <w:t>PER – Prioritized Experience Replay:</w:t>
       </w:r>
     </w:p>
@@ -47631,6 +47690,7 @@
         <w:rPr>
           <w:lang w:val="en-US"/>
         </w:rPr>
+        <w:lastRenderedPageBreak/>
         <w:t>Sample Batch từ</w:t>
       </w:r>
       <w:r>
@@ -48376,7 +48436,6 @@
         <w:rPr>
           <w:lang w:val="en-US"/>
         </w:rPr>
-        <w:lastRenderedPageBreak/>
         <w:t>HER – Hindsight Experience Replay:</w:t>
       </w:r>
     </w:p>
@@ -48736,6 +48795,7 @@
         <w:rPr>
           <w:lang w:val="en-US"/>
         </w:rPr>
+        <w:lastRenderedPageBreak/>
         <w:t xml:space="preserve">Lưu State, Goal, New State, Action, Reward, Done vào </w:t>
       </w:r>
     </w:p>

--- a/algorithm.docx
+++ b/algorithm.docx
@@ -11110,6 +11110,44 @@
     </w:p>
     <w:p>
       <w:pPr>
+        <w:pStyle w:val="ListParagraph"/>
+        <w:numPr>
+          <w:ilvl w:val="0"/>
+          <w:numId w:val="20"/>
+        </w:numPr>
+        <w:rPr>
+          <w:lang w:val="en-US"/>
+        </w:rPr>
+      </w:pPr>
+      <w:r>
+        <w:rPr>
+          <w:lang w:val="en-US"/>
+        </w:rPr>
+        <w:t>Bản Chất Toán Tử Convolution?</w:t>
+      </w:r>
+    </w:p>
+    <w:p>
+      <w:pPr>
+        <w:pStyle w:val="ListParagraph"/>
+        <w:numPr>
+          <w:ilvl w:val="0"/>
+          <w:numId w:val="6"/>
+        </w:numPr>
+        <w:rPr>
+          <w:lang w:val="en-US"/>
+        </w:rPr>
+      </w:pPr>
+      <w:r>
+        <w:rPr>
+          <w:lang w:val="en-US"/>
+        </w:rPr>
+        <w:t>1 lớp Convolution tương đương 1 lớp Fully Connected với đa số Weight = 0</w:t>
+      </w:r>
+      <w:bookmarkStart w:id="0" w:name="_GoBack"/>
+      <w:bookmarkEnd w:id="0"/>
+    </w:p>
+    <w:p>
+      <w:pPr>
         <w:rPr>
           <w:lang w:val="en-US"/>
         </w:rPr>
@@ -11199,7 +11237,6 @@
         <w:rPr>
           <w:lang w:val="en-US"/>
         </w:rPr>
-        <w:lastRenderedPageBreak/>
         <w:t>Neural ODE – Neural Differential Equation:</w:t>
       </w:r>
     </w:p>
@@ -23035,8 +23072,6 @@
         </w:rPr>
         <w:t>Để hợp 2 Undirected Graph lại, thì chỉ cần biến 1 Node bất kì trong Undirected Graph này thành con của 1 Node khác trong Undirected Graph kia</w:t>
       </w:r>
-      <w:bookmarkStart w:id="0" w:name="_GoBack"/>
-      <w:bookmarkEnd w:id="0"/>
     </w:p>
     <w:p>
       <w:pPr>

--- a/algorithm.docx
+++ b/algorithm.docx
@@ -11143,8 +11143,6 @@
         </w:rPr>
         <w:t>1 lớp Convolution tương đương 1 lớp Fully Connected với đa số Weight = 0</w:t>
       </w:r>
-      <w:bookmarkStart w:id="0" w:name="_GoBack"/>
-      <w:bookmarkEnd w:id="0"/>
     </w:p>
     <w:p>
       <w:pPr>
@@ -18809,7 +18807,14 @@
                         <w:rFonts w:ascii="Cambria Math" w:eastAsiaTheme="minorEastAsia" w:hAnsi="Cambria Math"/>
                         <w:lang w:val="en-US"/>
                       </w:rPr>
-                      <m:t>cos</m:t>
+                      <m:t>c</m:t>
+                    </m:r>
+                    <m:r>
+                      <w:rPr>
+                        <w:rFonts w:ascii="Cambria Math" w:eastAsiaTheme="minorEastAsia" w:hAnsi="Cambria Math"/>
+                        <w:lang w:val="en-US"/>
+                      </w:rPr>
+                      <m:t>os</m:t>
                     </m:r>
                     <m:d>
                       <m:dPr>
@@ -20815,6 +20820,287 @@
           <w:rFonts w:eastAsiaTheme="minorEastAsia"/>
           <w:lang w:val="en-US"/>
         </w:rPr>
+        <w:t>Clustering – Phân Cụm:</w:t>
+      </w:r>
+    </w:p>
+    <w:p>
+      <w:pPr>
+        <w:pStyle w:val="ListParagraph"/>
+        <w:numPr>
+          <w:ilvl w:val="0"/>
+          <w:numId w:val="30"/>
+        </w:numPr>
+        <w:rPr>
+          <w:rFonts w:eastAsiaTheme="minorEastAsia"/>
+          <w:lang w:val="en-US"/>
+        </w:rPr>
+      </w:pPr>
+      <w:r>
+        <w:rPr>
+          <w:rFonts w:eastAsiaTheme="minorEastAsia"/>
+          <w:lang w:val="en-US"/>
+        </w:rPr>
+        <w:t>K Means Clustering (Phân Cụm K Means)?</w:t>
+      </w:r>
+    </w:p>
+    <w:p>
+      <w:pPr>
+        <w:pStyle w:val="ListParagraph"/>
+        <w:numPr>
+          <w:ilvl w:val="0"/>
+          <w:numId w:val="6"/>
+        </w:numPr>
+        <w:rPr>
+          <w:rFonts w:eastAsiaTheme="minorEastAsia"/>
+          <w:lang w:val="en-US"/>
+        </w:rPr>
+      </w:pPr>
+      <w:r>
+        <w:rPr>
+          <w:rFonts w:eastAsiaTheme="minorEastAsia"/>
+          <w:lang w:val="en-US"/>
+        </w:rPr>
+        <w:t>Cho tập hợp S gồm 1 số điểm trong không gian, và số nguyên dương K cho trước, ta muốn phân chia S thành K cụm</w:t>
+      </w:r>
+    </w:p>
+    <w:p>
+      <w:pPr>
+        <w:pStyle w:val="ListParagraph"/>
+        <w:numPr>
+          <w:ilvl w:val="0"/>
+          <w:numId w:val="6"/>
+        </w:numPr>
+        <w:rPr>
+          <w:rFonts w:eastAsiaTheme="minorEastAsia"/>
+          <w:lang w:val="en-US"/>
+        </w:rPr>
+      </w:pPr>
+      <w:r>
+        <w:rPr>
+          <w:rFonts w:eastAsiaTheme="minorEastAsia"/>
+          <w:lang w:val="en-US"/>
+        </w:rPr>
+        <w:t>Bước 1, chọn K điểm  ngẫu nhiên trong S, vẽ sơ đồ Voronoi với K điểm này làm các điểm trung tâm</w:t>
+      </w:r>
+    </w:p>
+    <w:p>
+      <w:pPr>
+        <w:pStyle w:val="ListParagraph"/>
+        <w:numPr>
+          <w:ilvl w:val="0"/>
+          <w:numId w:val="6"/>
+        </w:numPr>
+        <w:rPr>
+          <w:rFonts w:eastAsiaTheme="minorEastAsia"/>
+          <w:lang w:val="en-US"/>
+        </w:rPr>
+      </w:pPr>
+      <w:r>
+        <w:rPr>
+          <w:rFonts w:eastAsiaTheme="minorEastAsia"/>
+          <w:lang w:val="en-US"/>
+        </w:rPr>
+        <w:t>Bướ</w:t>
+      </w:r>
+      <w:r>
+        <w:rPr>
+          <w:rFonts w:eastAsiaTheme="minorEastAsia"/>
+          <w:lang w:val="en-US"/>
+        </w:rPr>
+        <w:t>c 2</w:t>
+      </w:r>
+      <w:r>
+        <w:rPr>
+          <w:rFonts w:eastAsiaTheme="minorEastAsia"/>
+          <w:lang w:val="en-US"/>
+        </w:rPr>
+        <w:t xml:space="preserve">, </w:t>
+      </w:r>
+      <w:r>
+        <w:rPr>
+          <w:rFonts w:eastAsiaTheme="minorEastAsia"/>
+          <w:lang w:val="en-US"/>
+        </w:rPr>
+        <w:t>mỗi điểm trung tâm sẽ di chuyển tới vị trí mới, vị trí mới là trung bình tọa độ tất cả các điểm của S nằm trong tế bào Voronoi tương ứng</w:t>
+      </w:r>
+      <w:r>
+        <w:rPr>
+          <w:rFonts w:eastAsiaTheme="minorEastAsia"/>
+          <w:lang w:val="en-US"/>
+        </w:rPr>
+        <w:t xml:space="preserve">, vẽ lại sơ đồ </w:t>
+      </w:r>
+      <w:r>
+        <w:rPr>
+          <w:rFonts w:eastAsiaTheme="minorEastAsia"/>
+          <w:lang w:val="en-US"/>
+        </w:rPr>
+        <w:lastRenderedPageBreak/>
+        <w:t>Voronoi, lặp đi lặp lại bước này cho tới khi không còn điểm nào trong S di cư sang tế bào Voronoi khác</w:t>
+      </w:r>
+    </w:p>
+    <w:p>
+      <w:pPr>
+        <w:pStyle w:val="ListParagraph"/>
+        <w:numPr>
+          <w:ilvl w:val="0"/>
+          <w:numId w:val="6"/>
+        </w:numPr>
+        <w:rPr>
+          <w:rFonts w:eastAsiaTheme="minorEastAsia"/>
+          <w:lang w:val="en-US"/>
+        </w:rPr>
+      </w:pPr>
+      <w:r>
+        <w:rPr>
+          <w:rFonts w:eastAsiaTheme="minorEastAsia"/>
+          <w:lang w:val="en-US"/>
+        </w:rPr>
+        <w:t>Sơ đồ Voronoi cuối cùng chính là cách phân cụm hợp lí nhất cục bộ, để tìm cách phân cụm hợp lí nhất toàn cục, thì phải chạy thuật toán này nhiều lần, với K điểm trung tâm ban đầu ở vị trí khác nhau, sau đó chọn sơ đồ nào có WCSS nhỏ nhất</w:t>
+      </w:r>
+    </w:p>
+    <w:p>
+      <w:pPr>
+        <w:pStyle w:val="ListParagraph"/>
+        <w:numPr>
+          <w:ilvl w:val="0"/>
+          <w:numId w:val="6"/>
+        </w:numPr>
+        <w:rPr>
+          <w:rFonts w:eastAsiaTheme="minorEastAsia"/>
+          <w:lang w:val="en-US"/>
+        </w:rPr>
+      </w:pPr>
+      <w:r>
+        <w:rPr>
+          <w:rFonts w:eastAsiaTheme="minorEastAsia"/>
+          <w:lang w:val="en-US"/>
+        </w:rPr>
+        <w:t>WCSS (Within Cluster Sum Of Squares) được tính như sau</w:t>
+      </w:r>
+    </w:p>
+    <w:p>
+      <w:pPr>
+        <w:pStyle w:val="ListParagraph"/>
+        <w:numPr>
+          <w:ilvl w:val="0"/>
+          <w:numId w:val="6"/>
+        </w:numPr>
+        <w:rPr>
+          <w:rFonts w:eastAsiaTheme="minorEastAsia"/>
+          <w:lang w:val="en-US"/>
+        </w:rPr>
+      </w:pPr>
+      <w:r>
+        <w:rPr>
+          <w:rFonts w:eastAsiaTheme="minorEastAsia"/>
+          <w:lang w:val="en-US"/>
+        </w:rPr>
+        <w:t>Bước 1, gán cho mỗi điểm trong S 1 giá trị V = bình phương khoảng cách từ nó tới điểm trung tâm tương ứng</w:t>
+      </w:r>
+    </w:p>
+    <w:p>
+      <w:pPr>
+        <w:pStyle w:val="ListParagraph"/>
+        <w:numPr>
+          <w:ilvl w:val="0"/>
+          <w:numId w:val="6"/>
+        </w:numPr>
+        <w:rPr>
+          <w:rFonts w:eastAsiaTheme="minorEastAsia"/>
+          <w:lang w:val="en-US"/>
+        </w:rPr>
+      </w:pPr>
+      <w:r>
+        <w:rPr>
+          <w:rFonts w:eastAsiaTheme="minorEastAsia"/>
+          <w:lang w:val="en-US"/>
+        </w:rPr>
+        <w:t>Bước 2, WCSS = tổng giá trị V của tất cả các điểm trong S</w:t>
+      </w:r>
+    </w:p>
+    <w:p>
+      <w:pPr>
+        <w:pStyle w:val="ListParagraph"/>
+        <w:numPr>
+          <w:ilvl w:val="0"/>
+          <w:numId w:val="30"/>
+        </w:numPr>
+        <w:rPr>
+          <w:rFonts w:eastAsiaTheme="minorEastAsia"/>
+          <w:lang w:val="en-US"/>
+        </w:rPr>
+      </w:pPr>
+      <w:r>
+        <w:rPr>
+          <w:rFonts w:eastAsiaTheme="minorEastAsia"/>
+          <w:lang w:val="en-US"/>
+        </w:rPr>
+        <w:t>Elbow Method (Phương Pháp Cùi Chỏ)?</w:t>
+      </w:r>
+    </w:p>
+    <w:p>
+      <w:pPr>
+        <w:pStyle w:val="ListParagraph"/>
+        <w:numPr>
+          <w:ilvl w:val="0"/>
+          <w:numId w:val="6"/>
+        </w:numPr>
+        <w:rPr>
+          <w:rFonts w:eastAsiaTheme="minorEastAsia"/>
+          <w:lang w:val="en-US"/>
+        </w:rPr>
+      </w:pPr>
+      <w:r>
+        <w:rPr>
+          <w:rFonts w:eastAsiaTheme="minorEastAsia"/>
+          <w:lang w:val="en-US"/>
+        </w:rPr>
+        <w:t>Để xác định số K tối ưu nhất trong K Means Clustering, ta vẽ đồ thị WCSS tối ưu nhất của từng K, đồ thị sẽ có dạng đi xuống khi K tăng dần, giống chữ L</w:t>
+      </w:r>
+    </w:p>
+    <w:p>
+      <w:pPr>
+        <w:pStyle w:val="ListParagraph"/>
+        <w:numPr>
+          <w:ilvl w:val="0"/>
+          <w:numId w:val="6"/>
+        </w:numPr>
+        <w:rPr>
+          <w:rFonts w:eastAsiaTheme="minorEastAsia"/>
+          <w:lang w:val="en-US"/>
+        </w:rPr>
+      </w:pPr>
+      <w:r>
+        <w:rPr>
+          <w:rFonts w:eastAsiaTheme="minorEastAsia"/>
+          <w:lang w:val="en-US"/>
+        </w:rPr>
+        <w:t>K tối ưu nhất sẽ do ta chọn dựa theo cảm tính, là điểm mà ta thấy giống cái đầu gối tay hay cùi chỏ nhất</w:t>
+      </w:r>
+      <w:bookmarkStart w:id="0" w:name="_GoBack"/>
+      <w:bookmarkEnd w:id="0"/>
+    </w:p>
+    <w:p>
+      <w:pPr>
+        <w:rPr>
+          <w:rFonts w:eastAsiaTheme="minorEastAsia"/>
+          <w:lang w:val="en-US"/>
+        </w:rPr>
+      </w:pPr>
+    </w:p>
+    <w:p>
+      <w:pPr>
+        <w:rPr>
+          <w:rFonts w:eastAsiaTheme="minorEastAsia"/>
+          <w:lang w:val="en-US"/>
+        </w:rPr>
+      </w:pPr>
+      <w:r>
+        <w:rPr>
+          <w:rFonts w:eastAsiaTheme="minorEastAsia"/>
+          <w:lang w:val="en-US"/>
+        </w:rPr>
         <w:t>Data Structure – Cấu Trúc Dữ Liệu</w:t>
       </w:r>
       <w:r>
@@ -20900,7 +21186,6 @@
           <w:noProof/>
           <w:lang w:eastAsia="vi-VN"/>
         </w:rPr>
-        <w:lastRenderedPageBreak/>
         <w:drawing>
           <wp:inline distT="0" distB="0" distL="0" distR="0">
             <wp:extent cx="3021002" cy="2517613"/>
@@ -21066,6 +21351,7 @@
           <w:noProof/>
           <w:lang w:eastAsia="vi-VN"/>
         </w:rPr>
+        <w:lastRenderedPageBreak/>
         <w:drawing>
           <wp:inline distT="0" distB="0" distL="0" distR="0" wp14:anchorId="12FEBA11" wp14:editId="5134CD9B">
             <wp:extent cx="3021002" cy="2517613"/>
@@ -21184,7 +21470,6 @@
           <w:noProof/>
           <w:lang w:eastAsia="vi-VN"/>
         </w:rPr>
-        <w:lastRenderedPageBreak/>
         <w:drawing>
           <wp:inline distT="0" distB="0" distL="0" distR="0" wp14:anchorId="4C4A5DF0" wp14:editId="5C02ABB5">
             <wp:extent cx="3510951" cy="2925922"/>
@@ -21475,6 +21760,7 @@
           <w:noProof/>
           <w:lang w:eastAsia="vi-VN"/>
         </w:rPr>
+        <w:lastRenderedPageBreak/>
         <w:drawing>
           <wp:inline distT="0" distB="0" distL="0" distR="0" wp14:anchorId="6057E156" wp14:editId="266C86E5">
             <wp:extent cx="2825889" cy="2355012"/>
@@ -21682,7 +21968,6 @@
           <w:rFonts w:eastAsiaTheme="minorEastAsia"/>
           <w:lang w:val="en-US"/>
         </w:rPr>
-        <w:lastRenderedPageBreak/>
         <w:t>Ban đầu, xóa như khi xóa với BST, nghĩa là sẽ thế Node bị xóa = Node nhỏ nhất lớn hơn nó, nếu không có thì Node lớn nhất nhỏ hơn nó, gọi Node này là W</w:t>
       </w:r>
     </w:p>
@@ -22033,6 +22318,7 @@
           <w:rFonts w:eastAsiaTheme="minorEastAsia"/>
           <w:lang w:val="en-US"/>
         </w:rPr>
+        <w:lastRenderedPageBreak/>
         <w:t>Ban đầu, chèn Node như chèn vào Binary Tree hoàn chỉnh, sau đó, so sánh Node được chèn với Node cha của nó, xem thằng nào lớn hơn, nếu Node được chèn lớn hơn, thì hoán vị nó với Node cha, tiếp tục làm như vậy cho tới khi Node được chèn trở thành gốc hoặc Node cha &gt; Node được chèn</w:t>
       </w:r>
     </w:p>
@@ -22342,7 +22628,6 @@
           <w:rFonts w:eastAsiaTheme="minorEastAsia"/>
           <w:lang w:val="en-US"/>
         </w:rPr>
-        <w:lastRenderedPageBreak/>
         <w:t>Số Node ở hàng phía trên Leaf Node = n / 4, quãng đường di chuyển xuống = 1 Node</w:t>
       </w:r>
     </w:p>
@@ -23070,6 +23355,7 @@
           <w:rFonts w:eastAsiaTheme="minorEastAsia"/>
           <w:lang w:val="en-US"/>
         </w:rPr>
+        <w:lastRenderedPageBreak/>
         <w:t>Để hợp 2 Undirected Graph lại, thì chỉ cần biến 1 Node bất kì trong Undirected Graph này thành con của 1 Node khác trong Undirected Graph kia</w:t>
       </w:r>
     </w:p>
@@ -23410,7 +23696,6 @@
           <w:rFonts w:eastAsiaTheme="minorEastAsia"/>
           <w:lang w:val="en-US"/>
         </w:rPr>
-        <w:lastRenderedPageBreak/>
         <w:t>Path Finding – Tìm Đường:</w:t>
       </w:r>
     </w:p>
@@ -23815,6 +24100,7 @@
           <w:rFonts w:eastAsiaTheme="minorEastAsia"/>
           <w:lang w:val="en-US"/>
         </w:rPr>
+        <w:lastRenderedPageBreak/>
         <w:t>Nếu tìm Min Value = cách sử dụng Min Heap, thì cứ mỗi lần cập nhật Value của Node hàng xóm, ta lại xóa và chèn vào Heap,</w:t>
       </w:r>
       <w:r>
@@ -24110,7 +24396,6 @@
           <w:rFonts w:eastAsiaTheme="minorEastAsia"/>
           <w:lang w:val="en-US"/>
         </w:rPr>
-        <w:lastRenderedPageBreak/>
         <w:t>Thông thường giá trị Heuristic sẽ được tính = khoảng cách vật lí từ 1 Node đến Node đích</w:t>
       </w:r>
     </w:p>
@@ -24389,6 +24674,7 @@
           <w:rFonts w:eastAsiaTheme="minorEastAsia"/>
           <w:lang w:val="en-US"/>
         </w:rPr>
+        <w:lastRenderedPageBreak/>
         <w:t xml:space="preserve">Tưởng tượng giống chiêu E của Ryze, mỗi lần lặp, giá trị khác </w:t>
       </w:r>
       <w:r>
@@ -24702,7 +24988,6 @@
           <w:rFonts w:eastAsiaTheme="minorEastAsia"/>
           <w:lang w:val="en-US"/>
         </w:rPr>
-        <w:lastRenderedPageBreak/>
         <w:t xml:space="preserve">Bước 1, tạo 1 ma trận M kích thước V x V, V là số Node, mục đích của ta là hàng I cột J của M phải chứa độ dài đường đi ngắn nhất từ Node </w:t>
       </w:r>
       <w:r>
@@ -25059,6 +25344,7 @@
           <w:rFonts w:eastAsiaTheme="minorEastAsia"/>
           <w:lang w:val="en-US"/>
         </w:rPr>
+        <w:lastRenderedPageBreak/>
         <w:t>Thành Phần Liên Thông Mạnh?</w:t>
       </w:r>
     </w:p>
@@ -25350,7 +25636,6 @@
           <w:rFonts w:eastAsiaTheme="minorEastAsia"/>
           <w:lang w:val="en-US"/>
         </w:rPr>
-        <w:lastRenderedPageBreak/>
         <w:t>Do toàn bộ là DFS nên thời gian thực thi thuật toán này là O(V + E)</w:t>
       </w:r>
     </w:p>
@@ -25605,6 +25890,7 @@
           <w:rFonts w:eastAsiaTheme="minorEastAsia"/>
           <w:lang w:val="en-US"/>
         </w:rPr>
+        <w:lastRenderedPageBreak/>
         <w:t>Sorting – Sắp Xếp:</w:t>
       </w:r>
     </w:p>
@@ -26282,7 +26568,6 @@
           <w:rFonts w:eastAsiaTheme="minorEastAsia"/>
           <w:lang w:val="en-US"/>
         </w:rPr>
-        <w:lastRenderedPageBreak/>
         <w:t>Bước 4, …</w:t>
       </w:r>
     </w:p>
@@ -27073,6 +27358,7 @@
           <w:rFonts w:eastAsiaTheme="minorEastAsia"/>
           <w:lang w:val="en-US"/>
         </w:rPr>
+        <w:lastRenderedPageBreak/>
         <w:t>Bước 3, cứ 8 phần tử một sắp xếp lại cho đúng thứ tự</w:t>
       </w:r>
     </w:p>
@@ -27606,15 +27892,7 @@
           <w:rFonts w:eastAsiaTheme="minorEastAsia"/>
           <w:lang w:val="en-US"/>
         </w:rPr>
-        <w:t xml:space="preserve">, xét dãy con từ phần tử đầu tiên đến kế cuối, đặt 1 con trỏ bên trái, dò từ bên trái sang cho đến khi gặp phần tử &gt; </w:t>
-      </w:r>
-      <w:r>
-        <w:rPr>
-          <w:rFonts w:eastAsiaTheme="minorEastAsia"/>
-          <w:lang w:val="en-US"/>
-        </w:rPr>
-        <w:lastRenderedPageBreak/>
-        <w:t>trụ cột, đặt 1 con trỏ bên phải, dò từ bên phải sang cho đến khi gặp phần tử &lt; trụ cột, hoán vị 2 phần tử này, rồi tiếp tục dò tiếp cho đến khi con trỏ bên trái đứng bên phải con trỏ bên phải thì dừng, rồi hoán vị con trỏ bên trái với trụ cột, khi này dễ thấy bên phải trụ cột toàn là phần tử lớn hơn nó, còn bên trái toàn phần tử nhỏ hơn nó, nói cách khác, trụ cột đã ở đúng vị trí, nghĩa là đây cũng là vị trí cuối cùng của nó</w:t>
+        <w:t>, xét dãy con từ phần tử đầu tiên đến kế cuối, đặt 1 con trỏ bên trái, dò từ bên trái sang cho đến khi gặp phần tử &gt; trụ cột, đặt 1 con trỏ bên phải, dò từ bên phải sang cho đến khi gặp phần tử &lt; trụ cột, hoán vị 2 phần tử này, rồi tiếp tục dò tiếp cho đến khi con trỏ bên trái đứng bên phải con trỏ bên phải thì dừng, rồi hoán vị con trỏ bên trái với trụ cột, khi này dễ thấy bên phải trụ cột toàn là phần tử lớn hơn nó, còn bên trái toàn phần tử nhỏ hơn nó, nói cách khác, trụ cột đã ở đúng vị trí, nghĩa là đây cũng là vị trí cuối cùng của nó</w:t>
       </w:r>
     </w:p>
     <w:p>
@@ -28202,6 +28480,7 @@
           <w:rFonts w:eastAsiaTheme="minorEastAsia"/>
           <w:lang w:val="en-US"/>
         </w:rPr>
+        <w:lastRenderedPageBreak/>
         <w:t>Bước 2, nối 10 hộp lại, được mảng mới, tiếp tục lặp lại bước 1 nhưng với chữ số hàng chục</w:t>
       </w:r>
     </w:p>
@@ -28704,7 +28983,6 @@
           <w:rFonts w:eastAsiaTheme="minorEastAsia"/>
           <w:lang w:val="en-US"/>
         </w:rPr>
-        <w:lastRenderedPageBreak/>
         <w:t>Bước 3, xóa Node gốc của Heap mới được Heap mới hơn, đưa Node vừa xóa vào cuối Heap mới hơn và kệ mẹ nó</w:t>
       </w:r>
     </w:p>
@@ -29655,7 +29933,6 @@
         <w:rPr>
           <w:lang w:val="en-US"/>
         </w:rPr>
-        <w:lastRenderedPageBreak/>
         <w:tab/>
         <w:t>Proof:</w:t>
       </w:r>
@@ -29899,6 +30176,7 @@
         <w:rPr>
           <w:lang w:val="en-US"/>
         </w:rPr>
+        <w:lastRenderedPageBreak/>
         <w:tab/>
         <w:t>Def:</w:t>
       </w:r>
@@ -30242,7 +30520,6 @@
         <w:rPr>
           <w:lang w:val="en-US"/>
         </w:rPr>
-        <w:lastRenderedPageBreak/>
         <w:t xml:space="preserve">       backprop cho mu và sigma vì random sample không backprop </w:t>
       </w:r>
     </w:p>
@@ -30584,6 +30861,7 @@
         <w:rPr>
           <w:lang w:val="en-US"/>
         </w:rPr>
+        <w:lastRenderedPageBreak/>
         <w:tab/>
         <w:t>Ex: Tại state s, 100% sang phải</w:t>
       </w:r>
@@ -31334,7 +31612,6 @@
           <w:rFonts w:eastAsiaTheme="minorEastAsia"/>
           <w:lang w:val="en-US"/>
         </w:rPr>
-        <w:lastRenderedPageBreak/>
         <w:tab/>
       </w:r>
       <w:r>
@@ -32135,6 +32412,7 @@
           <w:rFonts w:eastAsiaTheme="minorEastAsia"/>
           <w:lang w:val="en-US"/>
         </w:rPr>
+        <w:lastRenderedPageBreak/>
         <w:tab/>
       </w:r>
       <w:r>
@@ -33398,7 +33676,6 @@
           <w:rFonts w:eastAsiaTheme="minorEastAsia" w:cstheme="minorHAnsi"/>
           <w:lang w:val="en-US"/>
         </w:rPr>
-        <w:lastRenderedPageBreak/>
         <w:t>Đặt</w:t>
       </w:r>
       <w:r>
@@ -34653,6 +34930,7 @@
         <w:rPr>
           <w:lang w:val="en-US"/>
         </w:rPr>
+        <w:lastRenderedPageBreak/>
         <w:tab/>
         <w:t>Formula: p1*log(p1/q1) + p2*log(p2/q2) + . + pn*log(pn/qn)</w:t>
       </w:r>
@@ -35022,7 +35300,6 @@
         <w:rPr>
           <w:lang w:val="en-US"/>
         </w:rPr>
-        <w:lastRenderedPageBreak/>
         <w:t>Markov Property – Markovian:</w:t>
       </w:r>
     </w:p>
@@ -36423,6 +36700,7 @@
         <w:rPr>
           <w:lang w:val="en-US"/>
         </w:rPr>
+        <w:lastRenderedPageBreak/>
         <w:tab/>
       </w:r>
       <w:r>
@@ -38167,7 +38445,6 @@
         <w:rPr>
           <w:lang w:val="en-US"/>
         </w:rPr>
-        <w:lastRenderedPageBreak/>
         <w:tab/>
       </w:r>
       <w:r>
@@ -38393,6 +38670,7 @@
         <w:rPr>
           <w:lang w:val="en-US"/>
         </w:rPr>
+        <w:lastRenderedPageBreak/>
         <w:tab/>
         <w:t>Def:</w:t>
       </w:r>
@@ -38998,7 +39276,6 @@
         <w:rPr>
           <w:lang w:val="en-US"/>
         </w:rPr>
-        <w:lastRenderedPageBreak/>
         <w:tab/>
         <w:t>Formula: sigma(t)y</w:t>
       </w:r>
@@ -39227,6 +39504,7 @@
         <w:rPr>
           <w:lang w:val="en-US"/>
         </w:rPr>
+        <w:lastRenderedPageBreak/>
         <w:tab/>
         <w:t xml:space="preserve">Algo: delta(t) = </w:t>
       </w:r>
@@ -39586,7 +39864,6 @@
           <w:rFonts w:eastAsiaTheme="minorEastAsia"/>
           <w:lang w:val="en-US"/>
         </w:rPr>
-        <w:lastRenderedPageBreak/>
         <w:t>Matrix</w:t>
       </w:r>
       <w:r>
@@ -40599,6 +40876,7 @@
             <w:rFonts w:ascii="Cambria Math" w:eastAsiaTheme="minorEastAsia" w:hAnsi="Cambria Math"/>
             <w:lang w:val="en-US"/>
           </w:rPr>
+          <w:lastRenderedPageBreak/>
           <m:t>MatA←</m:t>
         </m:r>
         <m:d>
@@ -41359,7 +41637,6 @@
           <w:rFonts w:eastAsiaTheme="minorEastAsia"/>
           <w:lang w:val="en-US"/>
         </w:rPr>
-        <w:lastRenderedPageBreak/>
         <w:tab/>
       </w:r>
       <w:r>
@@ -41745,6 +42022,7 @@
         <w:rPr>
           <w:lang w:val="en-US"/>
         </w:rPr>
+        <w:lastRenderedPageBreak/>
         <w:tab/>
         <w:t xml:space="preserve">        Init r</w:t>
       </w:r>
@@ -42988,7 +43266,6 @@
         <w:rPr>
           <w:lang w:val="en-US"/>
         </w:rPr>
-        <w:lastRenderedPageBreak/>
         <w:t xml:space="preserve">        d</w:t>
       </w:r>
       <w:r>
@@ -44458,6 +44735,7 @@
           <w:bCs/>
           <w:lang w:val="en"/>
         </w:rPr>
+        <w:lastRenderedPageBreak/>
         <w:tab/>
         <w:t>Formula:</w:t>
       </w:r>
@@ -46137,6 +46415,7 @@
         <w:rPr>
           <w:lang w:val="en-US"/>
         </w:rPr>
+        <w:lastRenderedPageBreak/>
         <w:t xml:space="preserve">A* Search Algorithm: Giống Dijkstra’s Algorithm nhưng tìm kiếm kết quả không tối ưu trong </w:t>
       </w:r>
     </w:p>
@@ -46246,7 +46525,6 @@
         <w:rPr>
           <w:lang w:val="en-US"/>
         </w:rPr>
-        <w:lastRenderedPageBreak/>
         <w:t xml:space="preserve">        Element dựa vào node đại diện</w:t>
       </w:r>
     </w:p>
@@ -46568,6 +46846,7 @@
         <w:rPr>
           <w:lang w:val="en-US"/>
         </w:rPr>
+        <w:lastRenderedPageBreak/>
         <w:tab/>
         <w:t xml:space="preserve">Ex: Trên trục số bắt đầu tại 0, 50% sang phải 1 đơn vị, 50% sang trái 1 đơn vị, sau 2 </w:t>
       </w:r>
@@ -46693,7 +46972,6 @@
         <w:rPr>
           <w:lang w:val="en-US"/>
         </w:rPr>
-        <w:lastRenderedPageBreak/>
         <w:tab/>
         <w:t>Algo:</w:t>
       </w:r>
@@ -47045,6 +47323,7 @@
         <w:rPr>
           <w:lang w:val="en-US"/>
         </w:rPr>
+        <w:lastRenderedPageBreak/>
         <w:t xml:space="preserve">         Khởi đầu random uniform action, tích experience replay</w:t>
       </w:r>
     </w:p>
@@ -47163,7 +47442,6 @@
         <w:rPr>
           <w:lang w:val="en-US"/>
         </w:rPr>
-        <w:lastRenderedPageBreak/>
         <w:t xml:space="preserve">         Critic loss = td error reward + gamma * target value net(next state) * (1 - done)</w:t>
       </w:r>
       <w:r>
@@ -47503,6 +47781,7 @@
         <w:rPr>
           <w:lang w:val="en-US"/>
         </w:rPr>
+        <w:lastRenderedPageBreak/>
         <w:t xml:space="preserve">Priority Rate </w:t>
       </w:r>
       <m:oMath>
@@ -47725,7 +48004,6 @@
         <w:rPr>
           <w:lang w:val="en-US"/>
         </w:rPr>
-        <w:lastRenderedPageBreak/>
         <w:t>Sample Batch từ</w:t>
       </w:r>
       <w:r>
@@ -48583,6 +48861,7 @@
         <w:rPr>
           <w:lang w:val="en-US"/>
         </w:rPr>
+        <w:lastRenderedPageBreak/>
         <w:t>DDPG</w:t>
       </w:r>
     </w:p>
@@ -48830,7 +49109,6 @@
         <w:rPr>
           <w:lang w:val="en-US"/>
         </w:rPr>
-        <w:lastRenderedPageBreak/>
         <w:t xml:space="preserve">Lưu State, Goal, New State, Action, Reward, Done vào </w:t>
       </w:r>
     </w:p>
@@ -50273,6 +50551,95 @@
     </w:lvl>
   </w:abstractNum>
   <w:abstractNum w:abstractNumId="13">
+    <w:nsid w:val="34FE2D50"/>
+    <w:multiLevelType w:val="hybridMultilevel"/>
+    <w:tmpl w:val="CC9AC6C4"/>
+    <w:lvl w:ilvl="0" w:tplc="3CE81CD0">
+      <w:start w:val="1"/>
+      <w:numFmt w:val="decimal"/>
+      <w:lvlText w:val="%1."/>
+      <w:lvlJc w:val="left"/>
+      <w:pPr>
+        <w:ind w:left="1080" w:hanging="360"/>
+      </w:pPr>
+      <w:rPr>
+        <w:rFonts w:hint="default"/>
+      </w:rPr>
+    </w:lvl>
+    <w:lvl w:ilvl="1" w:tplc="042A0019" w:tentative="1">
+      <w:start w:val="1"/>
+      <w:numFmt w:val="lowerLetter"/>
+      <w:lvlText w:val="%2."/>
+      <w:lvlJc w:val="left"/>
+      <w:pPr>
+        <w:ind w:left="1800" w:hanging="360"/>
+      </w:pPr>
+    </w:lvl>
+    <w:lvl w:ilvl="2" w:tplc="042A001B" w:tentative="1">
+      <w:start w:val="1"/>
+      <w:numFmt w:val="lowerRoman"/>
+      <w:lvlText w:val="%3."/>
+      <w:lvlJc w:val="right"/>
+      <w:pPr>
+        <w:ind w:left="2520" w:hanging="180"/>
+      </w:pPr>
+    </w:lvl>
+    <w:lvl w:ilvl="3" w:tplc="042A000F" w:tentative="1">
+      <w:start w:val="1"/>
+      <w:numFmt w:val="decimal"/>
+      <w:lvlText w:val="%4."/>
+      <w:lvlJc w:val="left"/>
+      <w:pPr>
+        <w:ind w:left="3240" w:hanging="360"/>
+      </w:pPr>
+    </w:lvl>
+    <w:lvl w:ilvl="4" w:tplc="042A0019" w:tentative="1">
+      <w:start w:val="1"/>
+      <w:numFmt w:val="lowerLetter"/>
+      <w:lvlText w:val="%5."/>
+      <w:lvlJc w:val="left"/>
+      <w:pPr>
+        <w:ind w:left="3960" w:hanging="360"/>
+      </w:pPr>
+    </w:lvl>
+    <w:lvl w:ilvl="5" w:tplc="042A001B" w:tentative="1">
+      <w:start w:val="1"/>
+      <w:numFmt w:val="lowerRoman"/>
+      <w:lvlText w:val="%6."/>
+      <w:lvlJc w:val="right"/>
+      <w:pPr>
+        <w:ind w:left="4680" w:hanging="180"/>
+      </w:pPr>
+    </w:lvl>
+    <w:lvl w:ilvl="6" w:tplc="042A000F" w:tentative="1">
+      <w:start w:val="1"/>
+      <w:numFmt w:val="decimal"/>
+      <w:lvlText w:val="%7."/>
+      <w:lvlJc w:val="left"/>
+      <w:pPr>
+        <w:ind w:left="5400" w:hanging="360"/>
+      </w:pPr>
+    </w:lvl>
+    <w:lvl w:ilvl="7" w:tplc="042A0019" w:tentative="1">
+      <w:start w:val="1"/>
+      <w:numFmt w:val="lowerLetter"/>
+      <w:lvlText w:val="%8."/>
+      <w:lvlJc w:val="left"/>
+      <w:pPr>
+        <w:ind w:left="6120" w:hanging="360"/>
+      </w:pPr>
+    </w:lvl>
+    <w:lvl w:ilvl="8" w:tplc="042A001B" w:tentative="1">
+      <w:start w:val="1"/>
+      <w:numFmt w:val="lowerRoman"/>
+      <w:lvlText w:val="%9."/>
+      <w:lvlJc w:val="right"/>
+      <w:pPr>
+        <w:ind w:left="6840" w:hanging="180"/>
+      </w:pPr>
+    </w:lvl>
+  </w:abstractNum>
+  <w:abstractNum w:abstractNumId="14">
     <w:nsid w:val="393A351C"/>
     <w:multiLevelType w:val="hybridMultilevel"/>
     <w:tmpl w:val="1D080682"/>
@@ -50384,7 +50751,7 @@
       </w:rPr>
     </w:lvl>
   </w:abstractNum>
-  <w:abstractNum w:abstractNumId="14">
+  <w:abstractNum w:abstractNumId="15">
     <w:nsid w:val="46445A78"/>
     <w:multiLevelType w:val="hybridMultilevel"/>
     <w:tmpl w:val="6E5C6330"/>
@@ -50473,7 +50840,7 @@
       </w:pPr>
     </w:lvl>
   </w:abstractNum>
-  <w:abstractNum w:abstractNumId="15">
+  <w:abstractNum w:abstractNumId="16">
     <w:nsid w:val="46934615"/>
     <w:multiLevelType w:val="hybridMultilevel"/>
     <w:tmpl w:val="3F249182"/>
@@ -50585,7 +50952,7 @@
       </w:rPr>
     </w:lvl>
   </w:abstractNum>
-  <w:abstractNum w:abstractNumId="16">
+  <w:abstractNum w:abstractNumId="17">
     <w:nsid w:val="48B167BD"/>
     <w:multiLevelType w:val="hybridMultilevel"/>
     <w:tmpl w:val="516E4FBE"/>
@@ -50674,7 +51041,7 @@
       </w:pPr>
     </w:lvl>
   </w:abstractNum>
-  <w:abstractNum w:abstractNumId="17">
+  <w:abstractNum w:abstractNumId="18">
     <w:nsid w:val="526B29F8"/>
     <w:multiLevelType w:val="hybridMultilevel"/>
     <w:tmpl w:val="D26E4FD0"/>
@@ -50763,7 +51130,7 @@
       </w:pPr>
     </w:lvl>
   </w:abstractNum>
-  <w:abstractNum w:abstractNumId="18">
+  <w:abstractNum w:abstractNumId="19">
     <w:nsid w:val="527C35A0"/>
     <w:multiLevelType w:val="hybridMultilevel"/>
     <w:tmpl w:val="EAEE52C4"/>
@@ -50852,7 +51219,7 @@
       </w:pPr>
     </w:lvl>
   </w:abstractNum>
-  <w:abstractNum w:abstractNumId="19">
+  <w:abstractNum w:abstractNumId="20">
     <w:nsid w:val="53650867"/>
     <w:multiLevelType w:val="hybridMultilevel"/>
     <w:tmpl w:val="312267D0"/>
@@ -50941,7 +51308,7 @@
       </w:pPr>
     </w:lvl>
   </w:abstractNum>
-  <w:abstractNum w:abstractNumId="20">
+  <w:abstractNum w:abstractNumId="21">
     <w:nsid w:val="5A844503"/>
     <w:multiLevelType w:val="hybridMultilevel"/>
     <w:tmpl w:val="848C76C6"/>
@@ -51030,7 +51397,7 @@
       </w:pPr>
     </w:lvl>
   </w:abstractNum>
-  <w:abstractNum w:abstractNumId="21">
+  <w:abstractNum w:abstractNumId="22">
     <w:nsid w:val="5CFE4F0E"/>
     <w:multiLevelType w:val="hybridMultilevel"/>
     <w:tmpl w:val="4B161642"/>
@@ -51120,7 +51487,7 @@
       </w:pPr>
     </w:lvl>
   </w:abstractNum>
-  <w:abstractNum w:abstractNumId="22">
+  <w:abstractNum w:abstractNumId="23">
     <w:nsid w:val="5EAF3AFE"/>
     <w:multiLevelType w:val="hybridMultilevel"/>
     <w:tmpl w:val="A4303A0C"/>
@@ -51209,7 +51576,7 @@
       </w:pPr>
     </w:lvl>
   </w:abstractNum>
-  <w:abstractNum w:abstractNumId="23">
+  <w:abstractNum w:abstractNumId="24">
     <w:nsid w:val="65C1615C"/>
     <w:multiLevelType w:val="hybridMultilevel"/>
     <w:tmpl w:val="9F9CB978"/>
@@ -51298,7 +51665,7 @@
       </w:pPr>
     </w:lvl>
   </w:abstractNum>
-  <w:abstractNum w:abstractNumId="24">
+  <w:abstractNum w:abstractNumId="25">
     <w:nsid w:val="70361C3F"/>
     <w:multiLevelType w:val="hybridMultilevel"/>
     <w:tmpl w:val="1CF40154"/>
@@ -51412,7 +51779,7 @@
       </w:rPr>
     </w:lvl>
   </w:abstractNum>
-  <w:abstractNum w:abstractNumId="25">
+  <w:abstractNum w:abstractNumId="26">
     <w:nsid w:val="72A61D53"/>
     <w:multiLevelType w:val="hybridMultilevel"/>
     <w:tmpl w:val="4D3A2B82"/>
@@ -51501,7 +51868,7 @@
       </w:pPr>
     </w:lvl>
   </w:abstractNum>
-  <w:abstractNum w:abstractNumId="26">
+  <w:abstractNum w:abstractNumId="27">
     <w:nsid w:val="72E05CC5"/>
     <w:multiLevelType w:val="hybridMultilevel"/>
     <w:tmpl w:val="7270C802"/>
@@ -51590,7 +51957,7 @@
       </w:pPr>
     </w:lvl>
   </w:abstractNum>
-  <w:abstractNum w:abstractNumId="27">
+  <w:abstractNum w:abstractNumId="28">
     <w:nsid w:val="7B3442C9"/>
     <w:multiLevelType w:val="hybridMultilevel"/>
     <w:tmpl w:val="F4F29318"/>
@@ -51679,7 +52046,7 @@
       </w:pPr>
     </w:lvl>
   </w:abstractNum>
-  <w:abstractNum w:abstractNumId="28">
+  <w:abstractNum w:abstractNumId="29">
     <w:nsid w:val="7E78030C"/>
     <w:multiLevelType w:val="hybridMultilevel"/>
     <w:tmpl w:val="4BC8D0D6"/>
@@ -51792,16 +52159,16 @@
     </w:lvl>
   </w:abstractNum>
   <w:num w:numId="1">
-    <w:abstractNumId w:val="13"/>
+    <w:abstractNumId w:val="14"/>
   </w:num>
   <w:num w:numId="2">
-    <w:abstractNumId w:val="28"/>
+    <w:abstractNumId w:val="29"/>
   </w:num>
   <w:num w:numId="3">
     <w:abstractNumId w:val="9"/>
   </w:num>
   <w:num w:numId="4">
-    <w:abstractNumId w:val="15"/>
+    <w:abstractNumId w:val="16"/>
   </w:num>
   <w:num w:numId="5">
     <w:abstractNumId w:val="7"/>
@@ -51810,25 +52177,25 @@
     <w:abstractNumId w:val="12"/>
   </w:num>
   <w:num w:numId="7">
-    <w:abstractNumId w:val="18"/>
+    <w:abstractNumId w:val="19"/>
   </w:num>
   <w:num w:numId="8">
+    <w:abstractNumId w:val="25"/>
+  </w:num>
+  <w:num w:numId="9">
+    <w:abstractNumId w:val="20"/>
+  </w:num>
+  <w:num w:numId="10">
     <w:abstractNumId w:val="24"/>
   </w:num>
-  <w:num w:numId="9">
-    <w:abstractNumId w:val="19"/>
-  </w:num>
-  <w:num w:numId="10">
-    <w:abstractNumId w:val="23"/>
-  </w:num>
   <w:num w:numId="11">
-    <w:abstractNumId w:val="26"/>
+    <w:abstractNumId w:val="27"/>
   </w:num>
   <w:num w:numId="12">
     <w:abstractNumId w:val="1"/>
   </w:num>
   <w:num w:numId="13">
-    <w:abstractNumId w:val="22"/>
+    <w:abstractNumId w:val="23"/>
   </w:num>
   <w:num w:numId="14">
     <w:abstractNumId w:val="6"/>
@@ -51837,7 +52204,7 @@
     <w:abstractNumId w:val="3"/>
   </w:num>
   <w:num w:numId="16">
-    <w:abstractNumId w:val="17"/>
+    <w:abstractNumId w:val="18"/>
   </w:num>
   <w:num w:numId="17">
     <w:abstractNumId w:val="10"/>
@@ -51846,7 +52213,7 @@
     <w:abstractNumId w:val="4"/>
   </w:num>
   <w:num w:numId="19">
-    <w:abstractNumId w:val="27"/>
+    <w:abstractNumId w:val="28"/>
   </w:num>
   <w:num w:numId="20">
     <w:abstractNumId w:val="0"/>
@@ -51858,25 +52225,28 @@
     <w:abstractNumId w:val="8"/>
   </w:num>
   <w:num w:numId="23">
-    <w:abstractNumId w:val="21"/>
+    <w:abstractNumId w:val="22"/>
   </w:num>
   <w:num w:numId="24">
-    <w:abstractNumId w:val="16"/>
+    <w:abstractNumId w:val="17"/>
   </w:num>
   <w:num w:numId="25">
-    <w:abstractNumId w:val="20"/>
+    <w:abstractNumId w:val="21"/>
   </w:num>
   <w:num w:numId="26">
     <w:abstractNumId w:val="2"/>
   </w:num>
   <w:num w:numId="27">
-    <w:abstractNumId w:val="25"/>
+    <w:abstractNumId w:val="26"/>
   </w:num>
   <w:num w:numId="28">
     <w:abstractNumId w:val="11"/>
   </w:num>
   <w:num w:numId="29">
-    <w:abstractNumId w:val="14"/>
+    <w:abstractNumId w:val="15"/>
+  </w:num>
+  <w:num w:numId="30">
+    <w:abstractNumId w:val="13"/>
   </w:num>
 </w:numbering>
 </file>

--- a/algorithm.docx
+++ b/algorithm.docx
@@ -1,6 +1,6 @@
 
 <file path=word/document.xml><?xml version="1.0" encoding="utf-8"?>
-<w:document xmlns:wpc="http://schemas.microsoft.com/office/word/2010/wordprocessingCanvas" xmlns:mc="http://schemas.openxmlformats.org/markup-compatibility/2006" xmlns:o="urn:schemas-microsoft-com:office:office" xmlns:r="http://schemas.openxmlformats.org/officeDocument/2006/relationships" xmlns:m="http://schemas.openxmlformats.org/officeDocument/2006/math" xmlns:v="urn:schemas-microsoft-com:vml" xmlns:wp14="http://schemas.microsoft.com/office/word/2010/wordprocessingDrawing" xmlns:wp="http://schemas.openxmlformats.org/drawingml/2006/wordprocessingDrawing" xmlns:w10="urn:schemas-microsoft-com:office:word" xmlns:w="http://schemas.openxmlformats.org/wordprocessingml/2006/main" xmlns:w14="http://schemas.microsoft.com/office/word/2010/wordml" xmlns:wpg="http://schemas.microsoft.com/office/word/2010/wordprocessingGroup" xmlns:wpi="http://schemas.microsoft.com/office/word/2010/wordprocessingInk" xmlns:wne="http://schemas.microsoft.com/office/word/2006/wordml" xmlns:wps="http://schemas.microsoft.com/office/word/2010/wordprocessingShape" mc:Ignorable="w14 wp14">
+<w:document xmlns:wpc="http://schemas.microsoft.com/office/word/2010/wordprocessingCanvas" xmlns:cx="http://schemas.microsoft.com/office/drawing/2014/chartex" xmlns:cx1="http://schemas.microsoft.com/office/drawing/2015/9/8/chartex" xmlns:cx2="http://schemas.microsoft.com/office/drawing/2015/10/21/chartex" xmlns:cx3="http://schemas.microsoft.com/office/drawing/2016/5/9/chartex" xmlns:cx4="http://schemas.microsoft.com/office/drawing/2016/5/10/chartex" xmlns:cx5="http://schemas.microsoft.com/office/drawing/2016/5/11/chartex" xmlns:cx6="http://schemas.microsoft.com/office/drawing/2016/5/12/chartex" xmlns:cx7="http://schemas.microsoft.com/office/drawing/2016/5/13/chartex" xmlns:cx8="http://schemas.microsoft.com/office/drawing/2016/5/14/chartex" xmlns:mc="http://schemas.openxmlformats.org/markup-compatibility/2006" xmlns:aink="http://schemas.microsoft.com/office/drawing/2016/ink" xmlns:am3d="http://schemas.microsoft.com/office/drawing/2017/model3d" xmlns:o="urn:schemas-microsoft-com:office:office" xmlns:oel="http://schemas.microsoft.com/office/2019/extlst" xmlns:r="http://schemas.openxmlformats.org/officeDocument/2006/relationships" xmlns:m="http://schemas.openxmlformats.org/officeDocument/2006/math" xmlns:v="urn:schemas-microsoft-com:vml" xmlns:wp14="http://schemas.microsoft.com/office/word/2010/wordprocessingDrawing" xmlns:wp="http://schemas.openxmlformats.org/drawingml/2006/wordprocessingDrawing" xmlns:w10="urn:schemas-microsoft-com:office:word" xmlns:w="http://schemas.openxmlformats.org/wordprocessingml/2006/main" xmlns:w14="http://schemas.microsoft.com/office/word/2010/wordml" xmlns:w15="http://schemas.microsoft.com/office/word/2012/wordml" xmlns:w16cex="http://schemas.microsoft.com/office/word/2018/wordml/cex" xmlns:w16cid="http://schemas.microsoft.com/office/word/2016/wordml/cid" xmlns:w16="http://schemas.microsoft.com/office/word/2018/wordml" xmlns:w16sdtdh="http://schemas.microsoft.com/office/word/2020/wordml/sdtdatahash" xmlns:w16se="http://schemas.microsoft.com/office/word/2015/wordml/symex" xmlns:wpg="http://schemas.microsoft.com/office/word/2010/wordprocessingGroup" xmlns:wpi="http://schemas.microsoft.com/office/word/2010/wordprocessingInk" xmlns:wne="http://schemas.microsoft.com/office/word/2006/wordml" xmlns:wps="http://schemas.microsoft.com/office/word/2010/wordprocessingShape" mc:Ignorable="w14 w15 w16se w16cid w16 w16cex w16sdtdh wp14">
   <w:body>
     <w:p>
       <w:pPr>
@@ -702,56 +702,566 @@
           <w:oMath/>
         </w:rPr>
       </w:pPr>
-      <m:oMathPara>
-        <m:oMathParaPr>
-          <m:jc m:val="left"/>
-        </m:oMathParaPr>
-        <m:oMath>
-          <m:r>
-            <w:rPr>
-              <w:rFonts w:ascii="Cambria Math" w:hAnsi="Cambria Math"/>
-              <w:lang w:val="en-US"/>
-            </w:rPr>
-            <m:t>8.6e+02=8.6×</m:t>
-          </m:r>
-          <m:sSup>
-            <m:sSupPr>
-              <m:ctrlPr>
-                <w:rPr>
-                  <w:rFonts w:ascii="Cambria Math" w:hAnsi="Cambria Math"/>
-                  <w:i/>
-                  <w:lang w:val="en-US"/>
-                </w:rPr>
-              </m:ctrlPr>
-            </m:sSupPr>
-            <m:e>
-              <m:r>
-                <w:rPr>
-                  <w:rFonts w:ascii="Cambria Math" w:hAnsi="Cambria Math"/>
-                  <w:lang w:val="en-US"/>
-                </w:rPr>
-                <m:t>10</m:t>
-              </m:r>
-            </m:e>
-            <m:sup>
-              <m:r>
-                <w:rPr>
-                  <w:rFonts w:ascii="Cambria Math" w:hAnsi="Cambria Math"/>
-                  <w:lang w:val="en-US"/>
-                </w:rPr>
-                <m:t>2</m:t>
-              </m:r>
-            </m:sup>
-          </m:sSup>
-          <m:r>
-            <w:rPr>
-              <w:rFonts w:ascii="Cambria Math" w:hAnsi="Cambria Math"/>
-              <w:lang w:val="en-US"/>
-            </w:rPr>
-            <m:t>=860</m:t>
-          </m:r>
-        </m:oMath>
-      </m:oMathPara>
+      <m:oMath>
+        <m:r>
+          <w:rPr>
+            <w:rFonts w:ascii="Cambria Math" w:hAnsi="Cambria Math"/>
+            <w:lang w:val="en-US"/>
+          </w:rPr>
+          <m:t>8.6e+02=8.6×</m:t>
+        </m:r>
+        <m:sSup>
+          <m:sSupPr>
+            <m:ctrlPr>
+              <w:rPr>
+                <w:rFonts w:ascii="Cambria Math" w:hAnsi="Cambria Math"/>
+                <w:i/>
+                <w:lang w:val="en-US"/>
+              </w:rPr>
+            </m:ctrlPr>
+          </m:sSupPr>
+          <m:e>
+            <m:r>
+              <w:rPr>
+                <w:rFonts w:ascii="Cambria Math" w:hAnsi="Cambria Math"/>
+                <w:lang w:val="en-US"/>
+              </w:rPr>
+              <m:t>10</m:t>
+            </m:r>
+          </m:e>
+          <m:sup>
+            <m:r>
+              <w:rPr>
+                <w:rFonts w:ascii="Cambria Math" w:hAnsi="Cambria Math"/>
+                <w:lang w:val="en-US"/>
+              </w:rPr>
+              <m:t>2</m:t>
+            </m:r>
+          </m:sup>
+        </m:sSup>
+        <m:r>
+          <w:rPr>
+            <w:rFonts w:ascii="Cambria Math" w:hAnsi="Cambria Math"/>
+            <w:lang w:val="en-US"/>
+          </w:rPr>
+          <m:t>=860</m:t>
+        </m:r>
+      </m:oMath>
+      <w:r>
+        <w:rPr>
+          <w:rFonts w:eastAsiaTheme="minorEastAsia"/>
+          <w:lang w:val="en-US"/>
+        </w:rPr>
+        <w:t xml:space="preserve"> </w:t>
+      </w:r>
+    </w:p>
+    <w:p>
+      <w:pPr>
+        <w:pStyle w:val="ListParagraph"/>
+        <w:numPr>
+          <w:ilvl w:val="0"/>
+          <w:numId w:val="9"/>
+        </w:numPr>
+        <w:rPr>
+          <w:lang w:val="en-US"/>
+        </w:rPr>
+      </w:pPr>
+      <w:r>
+        <w:rPr>
+          <w:lang w:val="en-US"/>
+        </w:rPr>
+        <w:t>LSB (Least Significant Bit) Và MSB (Most Significant Bit)?</w:t>
+      </w:r>
+    </w:p>
+    <w:p>
+      <w:pPr>
+        <w:pStyle w:val="ListParagraph"/>
+        <w:ind w:left="1080"/>
+        <w:rPr>
+          <w:lang w:val="en-US"/>
+        </w:rPr>
+      </w:pPr>
+      <w:r>
+        <w:rPr>
+          <w:noProof/>
+          <w:lang w:val="en-US"/>
+        </w:rPr>
+        <w:drawing>
+          <wp:inline distT="0" distB="0" distL="0" distR="0" wp14:anchorId="6C41D9FD" wp14:editId="3AA3AC2B">
+            <wp:extent cx="2194463" cy="1828800"/>
+            <wp:effectExtent l="0" t="0" r="0" b="0"/>
+            <wp:docPr id="1236089607" name="Picture 1"/>
+            <wp:cNvGraphicFramePr>
+              <a:graphicFrameLocks xmlns:a="http://schemas.openxmlformats.org/drawingml/2006/main" noChangeAspect="1"/>
+            </wp:cNvGraphicFramePr>
+            <a:graphic xmlns:a="http://schemas.openxmlformats.org/drawingml/2006/main">
+              <a:graphicData uri="http://schemas.openxmlformats.org/drawingml/2006/picture">
+                <pic:pic xmlns:pic="http://schemas.openxmlformats.org/drawingml/2006/picture">
+                  <pic:nvPicPr>
+                    <pic:cNvPr id="1236089607" name="Picture 1236089607"/>
+                    <pic:cNvPicPr/>
+                  </pic:nvPicPr>
+                  <pic:blipFill>
+                    <a:blip r:embed="rId5" cstate="print">
+                      <a:extLst>
+                        <a:ext uri="{28A0092B-C50C-407E-A947-70E740481C1C}">
+                          <a14:useLocalDpi xmlns:a14="http://schemas.microsoft.com/office/drawing/2010/main" val="0"/>
+                        </a:ext>
+                      </a:extLst>
+                    </a:blip>
+                    <a:stretch>
+                      <a:fillRect/>
+                    </a:stretch>
+                  </pic:blipFill>
+                  <pic:spPr>
+                    <a:xfrm>
+                      <a:off x="0" y="0"/>
+                      <a:ext cx="2208264" cy="1840302"/>
+                    </a:xfrm>
+                    <a:prstGeom prst="rect">
+                      <a:avLst/>
+                    </a:prstGeom>
+                  </pic:spPr>
+                </pic:pic>
+              </a:graphicData>
+            </a:graphic>
+          </wp:inline>
+        </w:drawing>
+      </w:r>
+    </w:p>
+    <w:p>
+      <w:pPr>
+        <w:pStyle w:val="ListParagraph"/>
+        <w:numPr>
+          <w:ilvl w:val="0"/>
+          <w:numId w:val="9"/>
+        </w:numPr>
+        <w:rPr>
+          <w:lang w:val="en-US"/>
+        </w:rPr>
+      </w:pPr>
+      <w:r>
+        <w:rPr>
+          <w:lang w:val="en-US"/>
+        </w:rPr>
+        <w:t xml:space="preserve">Biểu </w:t>
+      </w:r>
+      <w:r>
+        <w:rPr>
+          <w:lang w:val="en-US"/>
+        </w:rPr>
+        <w:t>Diễn Số Âm = Nhị Phân?</w:t>
+      </w:r>
+    </w:p>
+    <w:p>
+      <w:pPr>
+        <w:pStyle w:val="ListParagraph"/>
+        <w:numPr>
+          <w:ilvl w:val="0"/>
+          <w:numId w:val="8"/>
+        </w:numPr>
+        <w:rPr>
+          <w:lang w:val="en-US"/>
+        </w:rPr>
+      </w:pPr>
+      <w:r>
+        <w:rPr>
+          <w:lang w:val="en-US"/>
+        </w:rPr>
+        <w:t xml:space="preserve">Giả sử ta khai báo biến X có kiểu dữ liệu nguyên có dấu </w:t>
+      </w:r>
+      <w:r>
+        <w:rPr>
+          <w:lang w:val="en-US"/>
+        </w:rPr>
+        <w:t>4</w:t>
+      </w:r>
+      <w:r>
+        <w:rPr>
+          <w:lang w:val="en-US"/>
+        </w:rPr>
+        <w:t xml:space="preserve"> Bit, thì Bit đầu tiên sẽ được chọn để chỉ định dấu,  quy ước 0 là + và 1 là –</w:t>
+      </w:r>
+    </w:p>
+    <w:p>
+      <w:pPr>
+        <w:pStyle w:val="ListParagraph"/>
+        <w:numPr>
+          <w:ilvl w:val="0"/>
+          <w:numId w:val="8"/>
+        </w:numPr>
+        <w:rPr>
+          <w:lang w:val="en-US"/>
+        </w:rPr>
+      </w:pPr>
+      <w:r>
+        <w:rPr>
+          <w:lang w:val="en-US"/>
+        </w:rPr>
+        <w:t>Số + thì không có gì để nói, còn số – thì có chút thay đổi</w:t>
+      </w:r>
+    </w:p>
+    <w:p>
+      <w:pPr>
+        <w:pStyle w:val="ListParagraph"/>
+        <w:numPr>
+          <w:ilvl w:val="0"/>
+          <w:numId w:val="8"/>
+        </w:numPr>
+        <w:rPr>
+          <w:lang w:val="en-US"/>
+        </w:rPr>
+      </w:pPr>
+      <w:r>
+        <w:rPr>
+          <w:lang w:val="en-US"/>
+        </w:rPr>
+        <w:t>Ví dụ</w:t>
+      </w:r>
+    </w:p>
+    <w:p>
+      <w:pPr>
+        <w:pStyle w:val="ListParagraph"/>
+        <w:numPr>
+          <w:ilvl w:val="0"/>
+          <w:numId w:val="8"/>
+        </w:numPr>
+        <w:rPr>
+          <w:lang w:val="en-US"/>
+        </w:rPr>
+      </w:pPr>
+      <w:r>
+        <w:rPr>
+          <w:lang w:val="en-US"/>
+        </w:rPr>
+        <w:t>1001 sẽ không phải là –1 mà là –7</w:t>
+      </w:r>
+    </w:p>
+    <w:p>
+      <w:pPr>
+        <w:pStyle w:val="ListParagraph"/>
+        <w:numPr>
+          <w:ilvl w:val="0"/>
+          <w:numId w:val="8"/>
+        </w:numPr>
+        <w:rPr>
+          <w:lang w:val="en-US"/>
+        </w:rPr>
+      </w:pPr>
+      <w:r>
+        <w:rPr>
+          <w:lang w:val="en-US"/>
+        </w:rPr>
+        <w:t>Quy tắc</w:t>
+      </w:r>
+    </w:p>
+    <w:p>
+      <w:pPr>
+        <w:pStyle w:val="ListParagraph"/>
+        <w:numPr>
+          <w:ilvl w:val="0"/>
+          <w:numId w:val="8"/>
+        </w:numPr>
+        <w:rPr>
+          <w:lang w:val="en-US"/>
+        </w:rPr>
+      </w:pPr>
+      <w:r>
+        <w:rPr>
+          <w:lang w:val="en-US"/>
+        </w:rPr>
+        <w:t>Ban đầu, tính bù 1, 1001 ứng với 0110</w:t>
+      </w:r>
+    </w:p>
+    <w:p>
+      <w:pPr>
+        <w:pStyle w:val="ListParagraph"/>
+        <w:numPr>
+          <w:ilvl w:val="0"/>
+          <w:numId w:val="8"/>
+        </w:numPr>
+        <w:rPr>
+          <w:lang w:val="en-US"/>
+        </w:rPr>
+      </w:pPr>
+      <w:r>
+        <w:rPr>
+          <w:lang w:val="en-US"/>
+        </w:rPr>
+        <w:t>Tiếp theo, + 1 vào bù 1, 0110 + 1 = 0111</w:t>
+      </w:r>
+    </w:p>
+    <w:p>
+      <w:pPr>
+        <w:pStyle w:val="ListParagraph"/>
+        <w:numPr>
+          <w:ilvl w:val="0"/>
+          <w:numId w:val="8"/>
+        </w:numPr>
+        <w:rPr>
+          <w:lang w:val="en-US"/>
+        </w:rPr>
+      </w:pPr>
+      <w:r>
+        <w:rPr>
+          <w:lang w:val="en-US"/>
+        </w:rPr>
+        <w:t>Cuối cùng, chuyển sang thập phân, 0111 thành 7, đặt dấu thành –7</w:t>
+      </w:r>
+    </w:p>
+    <w:p>
+      <w:pPr>
+        <w:pStyle w:val="ListParagraph"/>
+        <w:numPr>
+          <w:ilvl w:val="0"/>
+          <w:numId w:val="8"/>
+        </w:numPr>
+        <w:rPr>
+          <w:lang w:val="en-US"/>
+        </w:rPr>
+      </w:pPr>
+      <w:r>
+        <w:rPr>
+          <w:lang w:val="en-US"/>
+        </w:rPr>
+        <w:t>Lí do phải làm như trên là vì khi ta cộng 2 số nhị phân có kiểu này thì sẽ ra kết quả đúng</w:t>
+      </w:r>
+    </w:p>
+    <w:p>
+      <w:pPr>
+        <w:pStyle w:val="ListParagraph"/>
+        <w:numPr>
+          <w:ilvl w:val="0"/>
+          <w:numId w:val="8"/>
+        </w:numPr>
+        <w:rPr>
+          <w:lang w:val="en-US"/>
+        </w:rPr>
+      </w:pPr>
+      <w:r>
+        <w:rPr>
+          <w:lang w:val="en-US"/>
+        </w:rPr>
+        <w:t>Ví dụ</w:t>
+      </w:r>
+    </w:p>
+    <w:p>
+      <w:pPr>
+        <w:pStyle w:val="ListParagraph"/>
+        <w:numPr>
+          <w:ilvl w:val="0"/>
+          <w:numId w:val="8"/>
+        </w:numPr>
+        <w:rPr>
+          <w:lang w:val="en-US"/>
+        </w:rPr>
+      </w:pPr>
+      <w:r>
+        <w:rPr>
+          <w:lang w:val="en-US"/>
+        </w:rPr>
+        <w:t>Ta muốn 2 + –5 phải = –3, ta có</w:t>
+      </w:r>
+    </w:p>
+    <w:p>
+      <w:pPr>
+        <w:pStyle w:val="ListParagraph"/>
+        <w:numPr>
+          <w:ilvl w:val="0"/>
+          <w:numId w:val="8"/>
+        </w:numPr>
+        <w:rPr>
+          <w:lang w:val="en-US"/>
+        </w:rPr>
+      </w:pPr>
+      <w:r>
+        <w:rPr>
+          <w:lang w:val="en-US"/>
+        </w:rPr>
+        <w:t xml:space="preserve">2 ứng với 0010, </w:t>
+      </w:r>
+      <w:r>
+        <w:rPr>
+          <w:lang w:val="en-US"/>
+        </w:rPr>
+        <w:t>–5</w:t>
+      </w:r>
+      <w:r>
+        <w:rPr>
+          <w:lang